--- a/THE-GROUND-Edwin-Boston-III.docx
+++ b/THE-GROUND-Edwin-Boston-III.docx
@@ -156,7 +156,7 @@
     <w:sdt>
       <w:sdtPr>
         <w:alias w:val="Contents"/>
-        <w:id w:val="-1415318220"/>
+        <w:id w:val="-433515729"/>
       </w:sdtPr>
       <w:sdtEndPr/>
       <w:sdtContent>
@@ -184,7 +184,7 @@
           <w:r>
             <w:fldChar w:fldCharType="separate"/>
           </w:r>
-          <w:hyperlink w:anchor="_Toc244117588" w:history="1">
+          <w:hyperlink w:anchor="_Toc244120685" w:history="1">
             <w:r>
               <w:rPr>
                 <w:rStyle w:val="Hyperlink"/>
@@ -208,7 +208,7 @@
               <w:rPr>
                 <w:noProof/>
               </w:rPr>
-              <w:instrText xml:space="preserve"> PAGEREF _Toc244117588 \h </w:instrText>
+              <w:instrText xml:space="preserve"> PAGEREF _Toc244120685 \h </w:instrText>
             </w:r>
             <w:r>
               <w:rPr>
@@ -250,7 +250,7 @@
               <w14:ligatures w14:val="standardContextual"/>
             </w:rPr>
           </w:pPr>
-          <w:hyperlink w:anchor="_Toc244117589" w:history="1">
+          <w:hyperlink w:anchor="_Toc244120686" w:history="1">
             <w:r>
               <w:rPr>
                 <w:rStyle w:val="Hyperlink"/>
@@ -274,7 +274,7 @@
               <w:rPr>
                 <w:noProof/>
               </w:rPr>
-              <w:instrText xml:space="preserve"> PAGEREF _Toc244117589 \h </w:instrText>
+              <w:instrText xml:space="preserve"> PAGEREF _Toc244120686 \h </w:instrText>
             </w:r>
             <w:r>
               <w:rPr>
@@ -316,7 +316,7 @@
               <w14:ligatures w14:val="standardContextual"/>
             </w:rPr>
           </w:pPr>
-          <w:hyperlink w:anchor="_Toc244117590" w:history="1">
+          <w:hyperlink w:anchor="_Toc244120687" w:history="1">
             <w:r>
               <w:rPr>
                 <w:rStyle w:val="Hyperlink"/>
@@ -340,7 +340,7 @@
               <w:rPr>
                 <w:noProof/>
               </w:rPr>
-              <w:instrText xml:space="preserve"> PAGEREF _Toc244117590 \h </w:instrText>
+              <w:instrText xml:space="preserve"> PAGEREF _Toc244120687 \h </w:instrText>
             </w:r>
             <w:r>
               <w:rPr>
@@ -382,7 +382,7 @@
               <w14:ligatures w14:val="standardContextual"/>
             </w:rPr>
           </w:pPr>
-          <w:hyperlink w:anchor="_Toc244117591" w:history="1">
+          <w:hyperlink w:anchor="_Toc244120688" w:history="1">
             <w:r>
               <w:rPr>
                 <w:rStyle w:val="Hyperlink"/>
@@ -406,7 +406,7 @@
               <w:rPr>
                 <w:noProof/>
               </w:rPr>
-              <w:instrText xml:space="preserve"> PAGEREF _Toc244117591 \h </w:instrText>
+              <w:instrText xml:space="preserve"> PAGEREF _Toc244120688 \h </w:instrText>
             </w:r>
             <w:r>
               <w:rPr>
@@ -448,7 +448,7 @@
               <w14:ligatures w14:val="standardContextual"/>
             </w:rPr>
           </w:pPr>
-          <w:hyperlink w:anchor="_Toc244117592" w:history="1">
+          <w:hyperlink w:anchor="_Toc244120689" w:history="1">
             <w:r>
               <w:rPr>
                 <w:rStyle w:val="Hyperlink"/>
@@ -472,7 +472,7 @@
               <w:rPr>
                 <w:noProof/>
               </w:rPr>
-              <w:instrText xml:space="preserve"> PAGEREF _Toc244117592 \h </w:instrText>
+              <w:instrText xml:space="preserve"> PAGEREF _Toc244120689 \h </w:instrText>
             </w:r>
             <w:r>
               <w:rPr>
@@ -514,7 +514,7 @@
               <w14:ligatures w14:val="standardContextual"/>
             </w:rPr>
           </w:pPr>
-          <w:hyperlink w:anchor="_Toc244117593" w:history="1">
+          <w:hyperlink w:anchor="_Toc244120690" w:history="1">
             <w:r>
               <w:rPr>
                 <w:rStyle w:val="Hyperlink"/>
@@ -538,7 +538,7 @@
               <w:rPr>
                 <w:noProof/>
               </w:rPr>
-              <w:instrText xml:space="preserve"> PAGEREF _Toc244117593 \h </w:instrText>
+              <w:instrText xml:space="preserve"> PAGEREF _Toc244120690 \h </w:instrText>
             </w:r>
             <w:r>
               <w:rPr>
@@ -580,7 +580,7 @@
               <w14:ligatures w14:val="standardContextual"/>
             </w:rPr>
           </w:pPr>
-          <w:hyperlink w:anchor="_Toc244117594" w:history="1">
+          <w:hyperlink w:anchor="_Toc244120691" w:history="1">
             <w:r>
               <w:rPr>
                 <w:rStyle w:val="Hyperlink"/>
@@ -604,7 +604,7 @@
               <w:rPr>
                 <w:noProof/>
               </w:rPr>
-              <w:instrText xml:space="preserve"> PAGEREF _Toc244117594 \h </w:instrText>
+              <w:instrText xml:space="preserve"> PAGEREF _Toc244120691 \h </w:instrText>
             </w:r>
             <w:r>
               <w:rPr>
@@ -646,7 +646,7 @@
               <w14:ligatures w14:val="standardContextual"/>
             </w:rPr>
           </w:pPr>
-          <w:hyperlink w:anchor="_Toc244117595" w:history="1">
+          <w:hyperlink w:anchor="_Toc244120692" w:history="1">
             <w:r>
               <w:rPr>
                 <w:rStyle w:val="Hyperlink"/>
@@ -670,7 +670,7 @@
               <w:rPr>
                 <w:noProof/>
               </w:rPr>
-              <w:instrText xml:space="preserve"> PAGEREF _Toc244117595 \h </w:instrText>
+              <w:instrText xml:space="preserve"> PAGEREF _Toc244120692 \h </w:instrText>
             </w:r>
             <w:r>
               <w:rPr>
@@ -712,7 +712,7 @@
               <w14:ligatures w14:val="standardContextual"/>
             </w:rPr>
           </w:pPr>
-          <w:hyperlink w:anchor="_Toc244117596" w:history="1">
+          <w:hyperlink w:anchor="_Toc244120693" w:history="1">
             <w:r>
               <w:rPr>
                 <w:rStyle w:val="Hyperlink"/>
@@ -736,7 +736,7 @@
               <w:rPr>
                 <w:noProof/>
               </w:rPr>
-              <w:instrText xml:space="preserve"> PAGEREF _Toc244117596 \h </w:instrText>
+              <w:instrText xml:space="preserve"> PAGEREF _Toc244120693 \h </w:instrText>
             </w:r>
             <w:r>
               <w:rPr>
@@ -778,7 +778,7 @@
               <w14:ligatures w14:val="standardContextual"/>
             </w:rPr>
           </w:pPr>
-          <w:hyperlink w:anchor="_Toc244117597" w:history="1">
+          <w:hyperlink w:anchor="_Toc244120694" w:history="1">
             <w:r>
               <w:rPr>
                 <w:rStyle w:val="Hyperlink"/>
@@ -802,7 +802,7 @@
               <w:rPr>
                 <w:noProof/>
               </w:rPr>
-              <w:instrText xml:space="preserve"> PAGEREF _Toc244117597 \h </w:instrText>
+              <w:instrText xml:space="preserve"> PAGEREF _Toc244120694 \h </w:instrText>
             </w:r>
             <w:r>
               <w:rPr>
@@ -844,7 +844,7 @@
               <w14:ligatures w14:val="standardContextual"/>
             </w:rPr>
           </w:pPr>
-          <w:hyperlink w:anchor="_Toc244117598" w:history="1">
+          <w:hyperlink w:anchor="_Toc244120695" w:history="1">
             <w:r>
               <w:rPr>
                 <w:rStyle w:val="Hyperlink"/>
@@ -868,7 +868,7 @@
               <w:rPr>
                 <w:noProof/>
               </w:rPr>
-              <w:instrText xml:space="preserve"> PAGEREF _Toc244117598 \h </w:instrText>
+              <w:instrText xml:space="preserve"> PAGEREF _Toc244120695 \h </w:instrText>
             </w:r>
             <w:r>
               <w:rPr>
@@ -910,7 +910,7 @@
               <w14:ligatures w14:val="standardContextual"/>
             </w:rPr>
           </w:pPr>
-          <w:hyperlink w:anchor="_Toc244117599" w:history="1">
+          <w:hyperlink w:anchor="_Toc244120696" w:history="1">
             <w:r>
               <w:rPr>
                 <w:rStyle w:val="Hyperlink"/>
@@ -934,7 +934,7 @@
               <w:rPr>
                 <w:noProof/>
               </w:rPr>
-              <w:instrText xml:space="preserve"> PAGEREF _Toc244117599 \h </w:instrText>
+              <w:instrText xml:space="preserve"> PAGEREF _Toc244120696 \h </w:instrText>
             </w:r>
             <w:r>
               <w:rPr>
@@ -976,7 +976,7 @@
               <w14:ligatures w14:val="standardContextual"/>
             </w:rPr>
           </w:pPr>
-          <w:hyperlink w:anchor="_Toc244117600" w:history="1">
+          <w:hyperlink w:anchor="_Toc244120697" w:history="1">
             <w:r>
               <w:rPr>
                 <w:rStyle w:val="Hyperlink"/>
@@ -1000,7 +1000,7 @@
               <w:rPr>
                 <w:noProof/>
               </w:rPr>
-              <w:instrText xml:space="preserve"> PAGEREF _Toc244117600 \h </w:instrText>
+              <w:instrText xml:space="preserve"> PAGEREF _Toc244120697 \h </w:instrText>
             </w:r>
             <w:r>
               <w:rPr>
@@ -1042,7 +1042,7 @@
               <w14:ligatures w14:val="standardContextual"/>
             </w:rPr>
           </w:pPr>
-          <w:hyperlink w:anchor="_Toc244117601" w:history="1">
+          <w:hyperlink w:anchor="_Toc244120698" w:history="1">
             <w:r>
               <w:rPr>
                 <w:rStyle w:val="Hyperlink"/>
@@ -1066,7 +1066,7 @@
               <w:rPr>
                 <w:noProof/>
               </w:rPr>
-              <w:instrText xml:space="preserve"> PAGEREF _Toc244117601 \h </w:instrText>
+              <w:instrText xml:space="preserve"> PAGEREF _Toc244120698 \h </w:instrText>
             </w:r>
             <w:r>
               <w:rPr>
@@ -1108,7 +1108,7 @@
               <w14:ligatures w14:val="standardContextual"/>
             </w:rPr>
           </w:pPr>
-          <w:hyperlink w:anchor="_Toc244117602" w:history="1">
+          <w:hyperlink w:anchor="_Toc244120699" w:history="1">
             <w:r>
               <w:rPr>
                 <w:rStyle w:val="Hyperlink"/>
@@ -1132,7 +1132,7 @@
               <w:rPr>
                 <w:noProof/>
               </w:rPr>
-              <w:instrText xml:space="preserve"> PAGEREF _Toc244117602 \h </w:instrText>
+              <w:instrText xml:space="preserve"> PAGEREF _Toc244120699 \h </w:instrText>
             </w:r>
             <w:r>
               <w:rPr>
@@ -1174,7 +1174,7 @@
               <w14:ligatures w14:val="standardContextual"/>
             </w:rPr>
           </w:pPr>
-          <w:hyperlink w:anchor="_Toc244117603" w:history="1">
+          <w:hyperlink w:anchor="_Toc244120700" w:history="1">
             <w:r>
               <w:rPr>
                 <w:rStyle w:val="Hyperlink"/>
@@ -1198,7 +1198,7 @@
               <w:rPr>
                 <w:noProof/>
               </w:rPr>
-              <w:instrText xml:space="preserve"> PAGEREF _Toc244117603 \h </w:instrText>
+              <w:instrText xml:space="preserve"> PAGEREF _Toc244120700 \h </w:instrText>
             </w:r>
             <w:r>
               <w:rPr>
@@ -1240,7 +1240,7 @@
               <w14:ligatures w14:val="standardContextual"/>
             </w:rPr>
           </w:pPr>
-          <w:hyperlink w:anchor="_Toc244117604" w:history="1">
+          <w:hyperlink w:anchor="_Toc244120701" w:history="1">
             <w:r>
               <w:rPr>
                 <w:rStyle w:val="Hyperlink"/>
@@ -1264,7 +1264,7 @@
               <w:rPr>
                 <w:noProof/>
               </w:rPr>
-              <w:instrText xml:space="preserve"> PAGEREF _Toc244117604 \h </w:instrText>
+              <w:instrText xml:space="preserve"> PAGEREF _Toc244120701 \h </w:instrText>
             </w:r>
             <w:r>
               <w:rPr>
@@ -1306,7 +1306,7 @@
               <w14:ligatures w14:val="standardContextual"/>
             </w:rPr>
           </w:pPr>
-          <w:hyperlink w:anchor="_Toc244117605" w:history="1">
+          <w:hyperlink w:anchor="_Toc244120702" w:history="1">
             <w:r>
               <w:rPr>
                 <w:rStyle w:val="Hyperlink"/>
@@ -1330,7 +1330,7 @@
               <w:rPr>
                 <w:noProof/>
               </w:rPr>
-              <w:instrText xml:space="preserve"> PAGEREF _Toc244117605 \h </w:instrText>
+              <w:instrText xml:space="preserve"> PAGEREF _Toc244120702 \h </w:instrText>
             </w:r>
             <w:r>
               <w:rPr>
@@ -1372,7 +1372,7 @@
               <w14:ligatures w14:val="standardContextual"/>
             </w:rPr>
           </w:pPr>
-          <w:hyperlink w:anchor="_Toc244117606" w:history="1">
+          <w:hyperlink w:anchor="_Toc244120703" w:history="1">
             <w:r>
               <w:rPr>
                 <w:rStyle w:val="Hyperlink"/>
@@ -1396,7 +1396,7 @@
               <w:rPr>
                 <w:noProof/>
               </w:rPr>
-              <w:instrText xml:space="preserve"> PAGEREF _Toc244117606 \h </w:instrText>
+              <w:instrText xml:space="preserve"> PAGEREF _Toc244120703 \h </w:instrText>
             </w:r>
             <w:r>
               <w:rPr>
@@ -1438,7 +1438,7 @@
               <w14:ligatures w14:val="standardContextual"/>
             </w:rPr>
           </w:pPr>
-          <w:hyperlink w:anchor="_Toc244117607" w:history="1">
+          <w:hyperlink w:anchor="_Toc244120704" w:history="1">
             <w:r>
               <w:rPr>
                 <w:rStyle w:val="Hyperlink"/>
@@ -1462,7 +1462,7 @@
               <w:rPr>
                 <w:noProof/>
               </w:rPr>
-              <w:instrText xml:space="preserve"> PAGEREF _Toc244117607 \h </w:instrText>
+              <w:instrText xml:space="preserve"> PAGEREF _Toc244120704 \h </w:instrText>
             </w:r>
             <w:r>
               <w:rPr>
@@ -1504,7 +1504,7 @@
               <w14:ligatures w14:val="standardContextual"/>
             </w:rPr>
           </w:pPr>
-          <w:hyperlink w:anchor="_Toc244117608" w:history="1">
+          <w:hyperlink w:anchor="_Toc244120705" w:history="1">
             <w:r>
               <w:rPr>
                 <w:rStyle w:val="Hyperlink"/>
@@ -1528,7 +1528,7 @@
               <w:rPr>
                 <w:noProof/>
               </w:rPr>
-              <w:instrText xml:space="preserve"> PAGEREF _Toc244117608 \h </w:instrText>
+              <w:instrText xml:space="preserve"> PAGEREF _Toc244120705 \h </w:instrText>
             </w:r>
             <w:r>
               <w:rPr>
@@ -1570,7 +1570,7 @@
               <w14:ligatures w14:val="standardContextual"/>
             </w:rPr>
           </w:pPr>
-          <w:hyperlink w:anchor="_Toc244117609" w:history="1">
+          <w:hyperlink w:anchor="_Toc244120706" w:history="1">
             <w:r>
               <w:rPr>
                 <w:rStyle w:val="Hyperlink"/>
@@ -1594,7 +1594,7 @@
               <w:rPr>
                 <w:noProof/>
               </w:rPr>
-              <w:instrText xml:space="preserve"> PAGEREF _Toc244117609 \h </w:instrText>
+              <w:instrText xml:space="preserve"> PAGEREF _Toc244120706 \h </w:instrText>
             </w:r>
             <w:r>
               <w:rPr>
@@ -1636,7 +1636,7 @@
               <w14:ligatures w14:val="standardContextual"/>
             </w:rPr>
           </w:pPr>
-          <w:hyperlink w:anchor="_Toc244117610" w:history="1">
+          <w:hyperlink w:anchor="_Toc244120707" w:history="1">
             <w:r>
               <w:rPr>
                 <w:rStyle w:val="Hyperlink"/>
@@ -1660,7 +1660,7 @@
               <w:rPr>
                 <w:noProof/>
               </w:rPr>
-              <w:instrText xml:space="preserve"> PAGEREF _Toc244117610 \h </w:instrText>
+              <w:instrText xml:space="preserve"> PAGEREF _Toc244120707 \h </w:instrText>
             </w:r>
             <w:r>
               <w:rPr>
@@ -1702,7 +1702,7 @@
               <w14:ligatures w14:val="standardContextual"/>
             </w:rPr>
           </w:pPr>
-          <w:hyperlink w:anchor="_Toc244117611" w:history="1">
+          <w:hyperlink w:anchor="_Toc244120708" w:history="1">
             <w:r>
               <w:rPr>
                 <w:rStyle w:val="Hyperlink"/>
@@ -1726,7 +1726,7 @@
               <w:rPr>
                 <w:noProof/>
               </w:rPr>
-              <w:instrText xml:space="preserve"> PAGEREF _Toc244117611 \h </w:instrText>
+              <w:instrText xml:space="preserve"> PAGEREF _Toc244120708 \h </w:instrText>
             </w:r>
             <w:r>
               <w:rPr>
@@ -1768,7 +1768,7 @@
               <w14:ligatures w14:val="standardContextual"/>
             </w:rPr>
           </w:pPr>
-          <w:hyperlink w:anchor="_Toc244117612" w:history="1">
+          <w:hyperlink w:anchor="_Toc244120709" w:history="1">
             <w:r>
               <w:rPr>
                 <w:rStyle w:val="Hyperlink"/>
@@ -1792,7 +1792,7 @@
               <w:rPr>
                 <w:noProof/>
               </w:rPr>
-              <w:instrText xml:space="preserve"> PAGEREF _Toc244117612 \h </w:instrText>
+              <w:instrText xml:space="preserve"> PAGEREF _Toc244120709 \h </w:instrText>
             </w:r>
             <w:r>
               <w:rPr>
@@ -1834,7 +1834,7 @@
               <w14:ligatures w14:val="standardContextual"/>
             </w:rPr>
           </w:pPr>
-          <w:hyperlink w:anchor="_Toc244117613" w:history="1">
+          <w:hyperlink w:anchor="_Toc244120710" w:history="1">
             <w:r>
               <w:rPr>
                 <w:rStyle w:val="Hyperlink"/>
@@ -1858,7 +1858,7 @@
               <w:rPr>
                 <w:noProof/>
               </w:rPr>
-              <w:instrText xml:space="preserve"> PAGEREF _Toc244117613 \h </w:instrText>
+              <w:instrText xml:space="preserve"> PAGEREF _Toc244120710 \h </w:instrText>
             </w:r>
             <w:r>
               <w:rPr>
@@ -1900,7 +1900,7 @@
               <w14:ligatures w14:val="standardContextual"/>
             </w:rPr>
           </w:pPr>
-          <w:hyperlink w:anchor="_Toc244117614" w:history="1">
+          <w:hyperlink w:anchor="_Toc244120711" w:history="1">
             <w:r>
               <w:rPr>
                 <w:rStyle w:val="Hyperlink"/>
@@ -1924,7 +1924,7 @@
               <w:rPr>
                 <w:noProof/>
               </w:rPr>
-              <w:instrText xml:space="preserve"> PAGEREF _Toc244117614 \h </w:instrText>
+              <w:instrText xml:space="preserve"> PAGEREF _Toc244120711 \h </w:instrText>
             </w:r>
             <w:r>
               <w:rPr>
@@ -1966,7 +1966,7 @@
               <w14:ligatures w14:val="standardContextual"/>
             </w:rPr>
           </w:pPr>
-          <w:hyperlink w:anchor="_Toc244117615" w:history="1">
+          <w:hyperlink w:anchor="_Toc244120712" w:history="1">
             <w:r>
               <w:rPr>
                 <w:rStyle w:val="Hyperlink"/>
@@ -1990,7 +1990,7 @@
               <w:rPr>
                 <w:noProof/>
               </w:rPr>
-              <w:instrText xml:space="preserve"> PAGEREF _Toc244117615 \h </w:instrText>
+              <w:instrText xml:space="preserve"> PAGEREF _Toc244120712 \h </w:instrText>
             </w:r>
             <w:r>
               <w:rPr>
@@ -2032,7 +2032,7 @@
               <w14:ligatures w14:val="standardContextual"/>
             </w:rPr>
           </w:pPr>
-          <w:hyperlink w:anchor="_Toc244117616" w:history="1">
+          <w:hyperlink w:anchor="_Toc244120713" w:history="1">
             <w:r>
               <w:rPr>
                 <w:rStyle w:val="Hyperlink"/>
@@ -2056,7 +2056,7 @@
               <w:rPr>
                 <w:noProof/>
               </w:rPr>
-              <w:instrText xml:space="preserve"> PAGEREF _Toc244117616 \h </w:instrText>
+              <w:instrText xml:space="preserve"> PAGEREF _Toc244120713 \h </w:instrText>
             </w:r>
             <w:r>
               <w:rPr>
@@ -2098,7 +2098,7 @@
               <w14:ligatures w14:val="standardContextual"/>
             </w:rPr>
           </w:pPr>
-          <w:hyperlink w:anchor="_Toc244117617" w:history="1">
+          <w:hyperlink w:anchor="_Toc244120714" w:history="1">
             <w:r>
               <w:rPr>
                 <w:rStyle w:val="Hyperlink"/>
@@ -2122,7 +2122,7 @@
               <w:rPr>
                 <w:noProof/>
               </w:rPr>
-              <w:instrText xml:space="preserve"> PAGEREF _Toc244117617 \h </w:instrText>
+              <w:instrText xml:space="preserve"> PAGEREF _Toc244120714 \h </w:instrText>
             </w:r>
             <w:r>
               <w:rPr>
@@ -2164,7 +2164,7 @@
               <w14:ligatures w14:val="standardContextual"/>
             </w:rPr>
           </w:pPr>
-          <w:hyperlink w:anchor="_Toc244117618" w:history="1">
+          <w:hyperlink w:anchor="_Toc244120715" w:history="1">
             <w:r>
               <w:rPr>
                 <w:rStyle w:val="Hyperlink"/>
@@ -2188,7 +2188,7 @@
               <w:rPr>
                 <w:noProof/>
               </w:rPr>
-              <w:instrText xml:space="preserve"> PAGEREF _Toc244117618 \h </w:instrText>
+              <w:instrText xml:space="preserve"> PAGEREF _Toc244120715 \h </w:instrText>
             </w:r>
             <w:r>
               <w:rPr>
@@ -2230,7 +2230,7 @@
               <w14:ligatures w14:val="standardContextual"/>
             </w:rPr>
           </w:pPr>
-          <w:hyperlink w:anchor="_Toc244117619" w:history="1">
+          <w:hyperlink w:anchor="_Toc244120716" w:history="1">
             <w:r>
               <w:rPr>
                 <w:rStyle w:val="Hyperlink"/>
@@ -2254,7 +2254,7 @@
               <w:rPr>
                 <w:noProof/>
               </w:rPr>
-              <w:instrText xml:space="preserve"> PAGEREF _Toc244117619 \h </w:instrText>
+              <w:instrText xml:space="preserve"> PAGEREF _Toc244120716 \h </w:instrText>
             </w:r>
             <w:r>
               <w:rPr>
@@ -2296,7 +2296,7 @@
               <w14:ligatures w14:val="standardContextual"/>
             </w:rPr>
           </w:pPr>
-          <w:hyperlink w:anchor="_Toc244117620" w:history="1">
+          <w:hyperlink w:anchor="_Toc244120717" w:history="1">
             <w:r>
               <w:rPr>
                 <w:rStyle w:val="Hyperlink"/>
@@ -2320,7 +2320,7 @@
               <w:rPr>
                 <w:noProof/>
               </w:rPr>
-              <w:instrText xml:space="preserve"> PAGEREF _Toc244117620 \h </w:instrText>
+              <w:instrText xml:space="preserve"> PAGEREF _Toc244120717 \h </w:instrText>
             </w:r>
             <w:r>
               <w:rPr>
@@ -2362,7 +2362,7 @@
               <w14:ligatures w14:val="standardContextual"/>
             </w:rPr>
           </w:pPr>
-          <w:hyperlink w:anchor="_Toc244117621" w:history="1">
+          <w:hyperlink w:anchor="_Toc244120718" w:history="1">
             <w:r>
               <w:rPr>
                 <w:rStyle w:val="Hyperlink"/>
@@ -2386,7 +2386,7 @@
               <w:rPr>
                 <w:noProof/>
               </w:rPr>
-              <w:instrText xml:space="preserve"> PAGEREF _Toc244117621 \h </w:instrText>
+              <w:instrText xml:space="preserve"> PAGEREF _Toc244120718 \h </w:instrText>
             </w:r>
             <w:r>
               <w:rPr>
@@ -2428,7 +2428,7 @@
               <w14:ligatures w14:val="standardContextual"/>
             </w:rPr>
           </w:pPr>
-          <w:hyperlink w:anchor="_Toc244117622" w:history="1">
+          <w:hyperlink w:anchor="_Toc244120719" w:history="1">
             <w:r>
               <w:rPr>
                 <w:rStyle w:val="Hyperlink"/>
@@ -2452,7 +2452,7 @@
               <w:rPr>
                 <w:noProof/>
               </w:rPr>
-              <w:instrText xml:space="preserve"> PAGEREF _Toc244117622 \h </w:instrText>
+              <w:instrText xml:space="preserve"> PAGEREF _Toc244120719 \h </w:instrText>
             </w:r>
             <w:r>
               <w:rPr>
@@ -2493,7 +2493,7 @@
         <w:pageBreakBefore/>
         <w:spacing w:before="0"/>
       </w:pPr>
-      <w:bookmarkStart w:id="0" w:name="_Toc244117588"/>
+      <w:bookmarkStart w:id="0" w:name="_Toc244120685"/>
       <w:r>
         <w:t>1.  Introduction</w:t>
       </w:r>
@@ -2629,7 +2629,7 @@
         <w:pStyle w:val="Heading1"/>
         <w:keepNext/>
       </w:pPr>
-      <w:bookmarkStart w:id="1" w:name="_Toc244117589"/>
+      <w:bookmarkStart w:id="1" w:name="_Toc244120686"/>
       <w:r>
         <w:t>2.  The Ground Theorem</w:t>
       </w:r>
@@ -2890,7 +2890,7 @@
         <w:pStyle w:val="Heading1"/>
         <w:keepNext/>
       </w:pPr>
-      <w:bookmarkStart w:id="2" w:name="_Toc244117590"/>
+      <w:bookmarkStart w:id="2" w:name="_Toc244120687"/>
       <w:r>
         <w:t>3.  What the Problem Demands</w:t>
       </w:r>
@@ -2901,7 +2901,7 @@
         <w:pStyle w:val="Heading2"/>
         <w:keepNext/>
       </w:pPr>
-      <w:bookmarkStart w:id="3" w:name="_Toc244117591"/>
+      <w:bookmarkStart w:id="3" w:name="_Toc244120688"/>
       <w:r>
         <w:t>3.1  Euclidean fields and the axioms of Osterwalder and Schrader</w:t>
       </w:r>
@@ -4031,7 +4031,7 @@
         <w:pStyle w:val="Heading2"/>
         <w:keepNext/>
       </w:pPr>
-      <w:bookmarkStart w:id="4" w:name="_Toc244117592"/>
+      <w:bookmarkStart w:id="4" w:name="_Toc244120689"/>
       <w:r>
         <w:t>3.2  The mass gap</w:t>
       </w:r>
@@ -4103,7 +4103,7 @@
         <w:pStyle w:val="Heading2"/>
         <w:keepNext/>
       </w:pPr>
-      <w:bookmarkStart w:id="5" w:name="_Toc244117593"/>
+      <w:bookmarkStart w:id="5" w:name="_Toc244120690"/>
       <w:r>
         <w:t>3.3  Non-triviality</w:t>
       </w:r>
@@ -4182,7 +4182,7 @@
         <w:pStyle w:val="Heading2"/>
         <w:keepNext/>
       </w:pPr>
-      <w:bookmarkStart w:id="6" w:name="_Toc244117594"/>
+      <w:bookmarkStart w:id="6" w:name="_Toc244120691"/>
       <w:r>
         <w:t>3.4  Limits obtained by compactness</w:t>
       </w:r>
@@ -4261,7 +4261,7 @@
         <w:pStyle w:val="Heading1"/>
         <w:keepNext/>
       </w:pPr>
-      <w:bookmarkStart w:id="7" w:name="_Toc244117595"/>
+      <w:bookmarkStart w:id="7" w:name="_Toc244120692"/>
       <w:r>
         <w:t>4.  The Lattice, Its Positivity and Its Gap</w:t>
       </w:r>
@@ -4272,7 +4272,7 @@
         <w:pStyle w:val="Heading2"/>
         <w:keepNext/>
       </w:pPr>
-      <w:bookmarkStart w:id="8" w:name="_Toc244117596"/>
+      <w:bookmarkStart w:id="8" w:name="_Toc244120693"/>
       <w:r>
         <w:t>4.1  Wilson's theory</w:t>
       </w:r>
@@ -4894,7 +4894,7 @@
         <w:pStyle w:val="Heading2"/>
         <w:keepNext/>
       </w:pPr>
-      <w:bookmarkStart w:id="9" w:name="_Toc244117597"/>
+      <w:bookmarkStart w:id="9" w:name="_Toc244120694"/>
       <w:r>
         <w:t>4.2  Reflection positivity and the transfer matrix</w:t>
       </w:r>
@@ -5930,7 +5930,7 @@
         <w:pStyle w:val="Heading2"/>
         <w:keepNext/>
       </w:pPr>
-      <w:bookmarkStart w:id="10" w:name="_Toc244117598"/>
+      <w:bookmarkStart w:id="10" w:name="_Toc244120695"/>
       <w:r>
         <w:t>4.3  The renormalisation group of Bałaban</w:t>
       </w:r>
@@ -5971,7 +5971,7 @@
         <w:pStyle w:val="Heading1"/>
         <w:keepNext/>
       </w:pPr>
-      <w:bookmarkStart w:id="11" w:name="_Toc244117599"/>
+      <w:bookmarkStart w:id="11" w:name="_Toc244120696"/>
       <w:r>
         <w:t>5.  The Three-Dimensional Manuscripts</w:t>
       </w:r>
@@ -5995,7 +5995,7 @@
         <w:pStyle w:val="Heading2"/>
         <w:keepNext/>
       </w:pPr>
-      <w:bookmarkStart w:id="12" w:name="_Toc244117600"/>
+      <w:bookmarkStart w:id="12" w:name="_Toc244120697"/>
       <w:r>
         <w:t>5.1  The documents</w:t>
       </w:r>
@@ -6042,7 +6042,7 @@
         <w:pStyle w:val="Heading2"/>
         <w:keepNext/>
       </w:pPr>
-      <w:bookmarkStart w:id="13" w:name="_Toc244117601"/>
+      <w:bookmarkStart w:id="13" w:name="_Toc244120698"/>
       <w:r>
         <w:t>5.2  The observable</w:t>
       </w:r>
@@ -6446,7 +6446,7 @@
         <w:pStyle w:val="Heading2"/>
         <w:keepNext/>
       </w:pPr>
-      <w:bookmarkStart w:id="14" w:name="_Toc244117602"/>
+      <w:bookmarkStart w:id="14" w:name="_Toc244120699"/>
       <w:r>
         <w:t>5.3  The torus, the infinite volume and the components</w:t>
       </w:r>
@@ -6977,7 +6977,7 @@
         <w:pStyle w:val="Heading2"/>
         <w:keepNext/>
       </w:pPr>
-      <w:bookmarkStart w:id="15" w:name="_Toc244117603"/>
+      <w:bookmarkStart w:id="15" w:name="_Toc244120700"/>
       <w:r>
         <w:t>5.4  The axioms and the reconstruction</w:t>
       </w:r>
@@ -7207,7 +7207,7 @@
         <w:pStyle w:val="Heading2"/>
         <w:keepNext/>
       </w:pPr>
-      <w:bookmarkStart w:id="16" w:name="_Toc244117604"/>
+      <w:bookmarkStart w:id="16" w:name="_Toc244120701"/>
       <w:r>
         <w:t>5.5  Non-triviality</w:t>
       </w:r>
@@ -7748,7 +7748,7 @@
         <w:pStyle w:val="Heading2"/>
         <w:keepNext/>
       </w:pPr>
-      <w:bookmarkStart w:id="17" w:name="_Toc244117605"/>
+      <w:bookmarkStart w:id="17" w:name="_Toc244120702"/>
       <w:r>
         <w:t>5.6  What the manuscript does not assert</w:t>
       </w:r>
@@ -7796,7 +7796,7 @@
         <w:pStyle w:val="Heading1"/>
         <w:keepNext/>
       </w:pPr>
-      <w:bookmarkStart w:id="18" w:name="_Toc244117606"/>
+      <w:bookmarkStart w:id="18" w:name="_Toc244120703"/>
       <w:r>
         <w:t>6.  The Four-Dimensional Draft and the Standing of the Corpus</w:t>
       </w:r>
@@ -7820,7 +7820,7 @@
         <w:pStyle w:val="Heading2"/>
         <w:keepNext/>
       </w:pPr>
-      <w:bookmarkStart w:id="19" w:name="_Toc244117607"/>
+      <w:bookmarkStart w:id="19" w:name="_Toc244120704"/>
       <w:r>
         <w:t>6.1  The authors' account</w:t>
       </w:r>
@@ -7884,7 +7884,7 @@
         <w:pStyle w:val="Heading2"/>
         <w:keepNext/>
       </w:pPr>
-      <w:bookmarkStart w:id="20" w:name="_Toc244117608"/>
+      <w:bookmarkStart w:id="20" w:name="_Toc244120705"/>
       <w:r>
         <w:t>6.2  The conditional theorem</w:t>
       </w:r>
@@ -8087,7 +8087,7 @@
         <w:pStyle w:val="Heading2"/>
         <w:keepNext/>
       </w:pPr>
-      <w:bookmarkStart w:id="21" w:name="_Toc244117609"/>
+      <w:bookmarkStart w:id="21" w:name="_Toc244120706"/>
       <w:r>
         <w:t>6.3  What the draft does not claim</w:t>
       </w:r>
@@ -8165,7 +8165,7 @@
         <w:pStyle w:val="Heading2"/>
         <w:keepNext/>
       </w:pPr>
-      <w:bookmarkStart w:id="22" w:name="_Toc244117610"/>
+      <w:bookmarkStart w:id="22" w:name="_Toc244120707"/>
       <w:r>
         <w:t>6.4  The standing of the corpus</w:t>
       </w:r>
@@ -8226,7 +8226,7 @@
         <w:pStyle w:val="Heading2"/>
         <w:keepNext/>
       </w:pPr>
-      <w:bookmarkStart w:id="23" w:name="_Toc244117611"/>
+      <w:bookmarkStart w:id="23" w:name="_Toc244120708"/>
       <w:r>
         <w:t>6.5  The public reading</w:t>
       </w:r>
@@ -8294,7 +8294,7 @@
         <w:pStyle w:val="Heading1"/>
         <w:keepNext/>
       </w:pPr>
-      <w:bookmarkStart w:id="24" w:name="_Toc244117612"/>
+      <w:bookmarkStart w:id="24" w:name="_Toc244120709"/>
       <w:r>
         <w:t>7.  The Residue and Its Completion</w:t>
       </w:r>
@@ -8318,7 +8318,7 @@
         <w:pStyle w:val="Heading2"/>
         <w:keepNext/>
       </w:pPr>
-      <w:bookmarkStart w:id="25" w:name="_Toc244117613"/>
+      <w:bookmarkStart w:id="25" w:name="_Toc244120710"/>
       <w:r>
         <w:t>7.1  The residue</w:t>
       </w:r>
@@ -8349,7 +8349,7 @@
           <w:left w:w="10" w:type="dxa"/>
           <w:right w:w="10" w:type="dxa"/>
         </w:tblCellMar>
-        <w:tblLook w:val="04A0" w:firstRow="1" w:lastRow="0" w:firstColumn="1" w:lastColumn="0" w:noHBand="0" w:noVBand="1"/>
+        <w:tblLook w:val="0000" w:firstRow="0" w:lastRow="0" w:firstColumn="0" w:lastColumn="0" w:noHBand="0" w:noVBand="0"/>
       </w:tblPr>
       <w:tblGrid>
         <w:gridCol w:w="2700"/>
@@ -9512,7 +9512,7 @@
         <w:pStyle w:val="Heading2"/>
         <w:keepNext/>
       </w:pPr>
-      <w:bookmarkStart w:id="26" w:name="_Toc244117614"/>
+      <w:bookmarkStart w:id="26" w:name="_Toc244120711"/>
       <w:r>
         <w:t>7.2  The gap is exponential clustering</w:t>
       </w:r>
@@ -11286,7 +11286,22 @@
           <w:i/>
           <w:iCs/>
         </w:rPr>
-        <w:t>‖. If S also satisfies (E0)–(E3), the cluster property (E4) holds.</w:t>
+        <w:t>‖. If S also satisfies (E0)–(E3), the cluster property (E4) holds, and the same bound holds with τ</w:t>
+      </w:r>
+      <w:r>
+        <w:rPr>
+          <w:i/>
+          <w:iCs/>
+          <w:vertAlign w:val="subscript"/>
+        </w:rPr>
+        <w:t>t</w:t>
+      </w:r>
+      <w:r>
+        <w:rPr>
+          <w:i/>
+          <w:iCs/>
+        </w:rPr>
+        <w:t xml:space="preserve"> replaced by the translation by t in any direction.</w:t>
       </w:r>
     </w:p>
     <w:p>
@@ -11404,7 +11419,26 @@
         <w:t>⊥</w:t>
       </w:r>
       <w:r>
-        <w:t>. Under (E0)–(E3) the vacuum is unique by Theorem 7.1, and Theorem 3.1 gives (E4).</w:t>
+        <w:t>. Under (E0)–(E3) the vacuum is unique by Theorem 7.1, and Theorem 3.1 gives (E4). A translation in another direction is conjugate to τ</w:t>
+      </w:r>
+      <w:r>
+        <w:rPr>
+          <w:vertAlign w:val="subscript"/>
+        </w:rPr>
+        <w:t>t</w:t>
+      </w:r>
+      <w:r>
+        <w:t xml:space="preserve"> by a Euclidean rotation, under which </w:t>
+      </w:r>
+      <w:r>
+        <w:rPr>
+          <w:i/>
+          <w:iCs/>
+        </w:rPr>
+        <w:t>S</w:t>
+      </w:r>
+      <w:r>
+        <w:t xml:space="preserve"> is invariant by (E1), and the reflection Hilbert space built across the rotated hyperplane carries the same Hamiltonian spectrum, since the Schwinger functions it is built from are the same functions.</w:t>
       </w:r>
       <w:r>
         <w:t> ∎</w:t>
@@ -11424,7 +11458,7 @@
         <w:pStyle w:val="Heading2"/>
         <w:keepNext/>
       </w:pPr>
-      <w:bookmarkStart w:id="27" w:name="_Toc244117615"/>
+      <w:bookmarkStart w:id="27" w:name="_Toc244120712"/>
       <w:r>
         <w:t>7.3  From the lattice to the limit</w:t>
       </w:r>
@@ -12604,7 +12638,7 @@
         <w:pStyle w:val="Heading2"/>
         <w:keepNext/>
       </w:pPr>
-      <w:bookmarkStart w:id="28" w:name="_Toc244117616"/>
+      <w:bookmarkStart w:id="28" w:name="_Toc244120713"/>
       <w:r>
         <w:t>7.4  The collapse of the components</w:t>
       </w:r>
@@ -12720,7 +12754,7 @@
         <w:pStyle w:val="Heading1"/>
         <w:keepNext/>
       </w:pPr>
-      <w:bookmarkStart w:id="29" w:name="_Toc244117617"/>
+      <w:bookmarkStart w:id="29" w:name="_Toc244120714"/>
       <w:r>
         <w:t>8.  The Ground Handed Over</w:t>
       </w:r>
@@ -12731,7 +12765,7 @@
         <w:pStyle w:val="Heading2"/>
         <w:keepNext/>
       </w:pPr>
-      <w:bookmarkStart w:id="30" w:name="_Toc244117618"/>
+      <w:bookmarkStart w:id="30" w:name="_Toc244120715"/>
       <w:r>
         <w:t>8.1  The object that remains</w:t>
       </w:r>
@@ -12845,7 +12879,7 @@
         <w:pStyle w:val="Heading2"/>
         <w:keepNext/>
       </w:pPr>
-      <w:bookmarkStart w:id="31" w:name="_Toc244117619"/>
+      <w:bookmarkStart w:id="31" w:name="_Toc244120716"/>
       <w:r>
         <w:t>8.2  The instruments in hand</w:t>
       </w:r>
@@ -16124,7 +16158,7 @@
         <w:t>s</w:t>
       </w:r>
       <w:r>
-        <w:t xml:space="preserve"> ≤ 1, the first inequality of (8.2) follows. The matrix </w:t>
+        <w:t xml:space="preserve"> ≤ 1, the first inequality of (8.2) follows. The entries of </w:t>
       </w:r>
       <w:r>
         <w:rPr>
@@ -16140,7 +16174,63 @@
         <w:t>k</w:t>
       </w:r>
       <w:r>
-        <w:t xml:space="preserve"> is non-negative, and applying </w:t>
+        <w:t xml:space="preserve"> are non-negative, so the componentwise bounds (</w:t>
+      </w:r>
+      <w:r>
+        <w:rPr>
+          <w:i/>
+          <w:iCs/>
+        </w:rPr>
+        <w:t>a</w:t>
+      </w:r>
+      <w:r>
+        <w:t xml:space="preserve">′, </w:t>
+      </w:r>
+      <w:r>
+        <w:rPr>
+          <w:i/>
+          <w:iCs/>
+        </w:rPr>
+        <w:t>s</w:t>
+      </w:r>
+      <w:r>
+        <w:t xml:space="preserve">′) ≤ </w:t>
+      </w:r>
+      <w:r>
+        <w:rPr>
+          <w:i/>
+          <w:iCs/>
+        </w:rPr>
+        <w:t>M</w:t>
+      </w:r>
+      <w:r>
+        <w:rPr>
+          <w:vertAlign w:val="subscript"/>
+        </w:rPr>
+        <w:t>k</w:t>
+      </w:r>
+      <w:r>
+        <w:t>(</w:t>
+      </w:r>
+      <w:r>
+        <w:rPr>
+          <w:i/>
+          <w:iCs/>
+        </w:rPr>
+        <w:t>a</w:t>
+      </w:r>
+      <w:r>
+        <w:t xml:space="preserve">, </w:t>
+      </w:r>
+      <w:r>
+        <w:rPr>
+          <w:i/>
+          <w:iCs/>
+        </w:rPr>
+        <w:t>s</w:t>
+      </w:r>
+      <w:r>
+        <w:t xml:space="preserve">) chain: applying </w:t>
       </w:r>
       <w:r>
         <w:rPr>
@@ -16176,7 +16266,17 @@
         <w:t>k</w:t>
       </w:r>
       <w:r>
-        <w:t xml:space="preserve"> at every step, so that the rung quantities are fixed, gives osc(</w:t>
+        <w:t xml:space="preserve"> at every step, against the same </w:t>
+      </w:r>
+      <w:r>
+        <w:rPr>
+          <w:i/>
+          <w:iCs/>
+        </w:rPr>
+        <w:t>Q</w:t>
+      </w:r>
+      <w:r>
+        <w:t>, so that the rung quantities are fixed, gives osc(</w:t>
       </w:r>
       <w:r>
         <w:rPr>
@@ -16240,7 +16340,7 @@
         <w:t>g</w:t>
       </w:r>
       <w:r>
-        <w:t xml:space="preserve">) ≤ 1; Proposition 8.1 applied to </w:t>
+        <w:t xml:space="preserve">) ≤ 1. Proposition 8.1 applied to </w:t>
       </w:r>
       <w:r>
         <w:rPr>
@@ -16256,7 +16356,32 @@
         <w:t>2kj</w:t>
       </w:r>
       <w:r>
-        <w:t xml:space="preserve">, with Gelfand's formula for </w:t>
+        <w:t xml:space="preserve"> then gives (λ₁/λ₀)</w:t>
+      </w:r>
+      <w:r>
+        <w:rPr>
+          <w:vertAlign w:val="superscript"/>
+        </w:rPr>
+        <w:t>2kj</w:t>
+      </w:r>
+      <w:r>
+        <w:t xml:space="preserve"> ≤ δ(</w:t>
+      </w:r>
+      <w:r>
+        <w:rPr>
+          <w:i/>
+          <w:iCs/>
+        </w:rPr>
+        <w:t>P</w:t>
+      </w:r>
+      <w:r>
+        <w:rPr>
+          <w:vertAlign w:val="superscript"/>
+        </w:rPr>
+        <w:t>2kj</w:t>
+      </w:r>
+      <w:r>
+        <w:t xml:space="preserve">) ≤ (1, 2) </w:t>
       </w:r>
       <w:r>
         <w:rPr>
@@ -16272,13 +16397,19 @@
         <w:t>k</w:t>
       </w:r>
       <w:r>
-        <w:t>, gives (λ₁/λ₀)</w:t>
-      </w:r>
-      <w:r>
         <w:rPr>
           <w:vertAlign w:val="superscript"/>
         </w:rPr>
-        <w:t>2kj</w:t>
+        <w:t>j</w:t>
+      </w:r>
+      <w:r>
+        <w:t xml:space="preserve"> (1, 1)</w:t>
+      </w:r>
+      <w:r>
+        <w:rPr>
+          <w:vertAlign w:val="superscript"/>
+        </w:rPr>
+        <w:t>T</w:t>
       </w:r>
       <w:r>
         <w:t xml:space="preserve"> ≤ </w:t>
@@ -16291,13 +16422,52 @@
         <w:t>C</w:t>
       </w:r>
       <w:r>
+        <w:t>·</w:t>
+      </w:r>
+      <w:r>
+        <w:rPr>
+          <w:i/>
+          <w:iCs/>
+        </w:rPr>
+        <w:t>j</w:t>
+      </w:r>
+      <w:r>
+        <w:t>·ρ(</w:t>
+      </w:r>
+      <w:r>
+        <w:rPr>
+          <w:i/>
+          <w:iCs/>
+        </w:rPr>
+        <w:t>M</w:t>
+      </w:r>
+      <w:r>
         <w:rPr>
           <w:vertAlign w:val="subscript"/>
         </w:rPr>
-        <w:t>ε</w:t>
-      </w:r>
-      <w:r>
-        <w:t>(ρ(</w:t>
+        <w:t>k</w:t>
+      </w:r>
+      <w:r>
+        <w:t>)</w:t>
+      </w:r>
+      <w:r>
+        <w:rPr>
+          <w:vertAlign w:val="superscript"/>
+        </w:rPr>
+        <w:t>j</w:t>
+      </w:r>
+      <w:r>
+        <w:t xml:space="preserve">, the factor </w:t>
+      </w:r>
+      <w:r>
+        <w:rPr>
+          <w:i/>
+          <w:iCs/>
+        </w:rPr>
+        <w:t>j</w:t>
+      </w:r>
+      <w:r>
+        <w:t xml:space="preserve"> present only where </w:t>
       </w:r>
       <w:r>
         <w:rPr>
@@ -16313,36 +16483,17 @@
         <w:t>k</w:t>
       </w:r>
       <w:r>
-        <w:t>) + ε)</w:t>
-      </w:r>
-      <w:r>
-        <w:rPr>
-          <w:vertAlign w:val="superscript"/>
+        <w:t xml:space="preserve"> is not diagonalisable, and the </w:t>
+      </w:r>
+      <w:r>
+        <w:rPr>
+          <w:i/>
+          <w:iCs/>
         </w:rPr>
         <w:t>j</w:t>
       </w:r>
       <w:r>
-        <w:t xml:space="preserve"> for every ε &gt; 0 and every </w:t>
-      </w:r>
-      <w:r>
-        <w:rPr>
-          <w:i/>
-          <w:iCs/>
-        </w:rPr>
-        <w:t>j</w:t>
-      </w:r>
-      <w:r>
-        <w:t xml:space="preserve">, and taking </w:t>
-      </w:r>
-      <w:r>
-        <w:rPr>
-          <w:i/>
-          <w:iCs/>
-        </w:rPr>
-        <w:t>j</w:t>
-      </w:r>
-      <w:r>
-        <w:t>-th roots gives the second inequality, of which the third is the logarithm.</w:t>
+        <w:t>-th root removes it: this is the second inequality, of which the third is the logarithm.</w:t>
       </w:r>
       <w:r>
         <w:t> ∎</w:t>
@@ -16411,7 +16562,49 @@
         <w:t>n−m</w:t>
       </w:r>
       <w:r>
-        <w:t xml:space="preserve"> &lt; 1. The instrument is therefore finite: it reaches a gap through finitely many certified levels, and the continuum end of the sequence lies beyond it, with the renormalised trajectory of §8.1. Read in double precision on the decimation of the Z₂ transfer matrix of the 2×4 cross-section to 2×2, the lemma gives </w:t>
+        <w:t xml:space="preserve"> &lt; 1. The instrument is therefore finite: it reaches a gap through finitely many certified levels, and the continuum end of the sequence lies beyond it, with the renormalised trajectory of §8.1. Its place in Theorem 7.4 is exact: the inequality m</w:t>
+      </w:r>
+      <w:r>
+        <w:rPr>
+          <w:vertAlign w:val="subscript"/>
+        </w:rPr>
+        <w:t>lat</w:t>
+      </w:r>
+      <w:r>
+        <w:t>(j) ≥ m a</w:t>
+      </w:r>
+      <w:r>
+        <w:rPr>
+          <w:vertAlign w:val="subscript"/>
+        </w:rPr>
+        <w:t>j</w:t>
+      </w:r>
+      <w:r>
+        <w:t xml:space="preserve"> at rung j holds as soon as one k and one block map certify ρ(M</w:t>
+      </w:r>
+      <w:r>
+        <w:rPr>
+          <w:vertAlign w:val="subscript"/>
+        </w:rPr>
+        <w:t>k</w:t>
+      </w:r>
+      <w:r>
+        <w:t>) ≤ e</w:t>
+      </w:r>
+      <w:r>
+        <w:rPr>
+          <w:vertAlign w:val="superscript"/>
+        </w:rPr>
+        <w:t>−</w:t>
+      </w:r>
+      <w:r>
+        <w:rPr>
+          <w:vertAlign w:val="superscript"/>
+        </w:rPr>
+        <w:t>2k m aⱼ</w:t>
+      </w:r>
+      <w:r>
+        <w:t xml:space="preserve"> there. Read in double precision on the decimation of the Z₂ transfer matrix of the 2×4 cross-section to 2×2, the lemma gives </w:t>
       </w:r>
       <w:r>
         <w:rPr>
@@ -17821,7 +18014,7 @@
           <w:left w:w="10" w:type="dxa"/>
           <w:right w:w="10" w:type="dxa"/>
         </w:tblCellMar>
-        <w:tblLook w:val="04A0" w:firstRow="1" w:lastRow="0" w:firstColumn="1" w:lastColumn="0" w:noHBand="0" w:noVBand="1"/>
+        <w:tblLook w:val="0000" w:firstRow="0" w:lastRow="0" w:firstColumn="0" w:lastColumn="0" w:noHBand="0" w:noVBand="0"/>
       </w:tblPr>
       <w:tblGrid>
         <w:gridCol w:w="1200"/>
@@ -19627,7 +19820,7 @@
         <w:pStyle w:val="Heading2"/>
         <w:keepNext/>
       </w:pPr>
-      <w:bookmarkStart w:id="32" w:name="_Toc244117620"/>
+      <w:bookmarkStart w:id="32" w:name="_Toc244120717"/>
       <w:r>
         <w:t>8.3  Coda</w:t>
       </w:r>
@@ -19652,7 +19845,7 @@
         <w:pageBreakBefore/>
         <w:spacing w:before="0"/>
       </w:pPr>
-      <w:bookmarkStart w:id="33" w:name="_Toc244117621"/>
+      <w:bookmarkStart w:id="33" w:name="_Toc244120718"/>
       <w:r>
         <w:t>Sources</w:t>
       </w:r>
@@ -20447,7 +20640,7 @@
         <w:pStyle w:val="Heading2"/>
         <w:keepNext/>
       </w:pPr>
-      <w:bookmarkStart w:id="34" w:name="_Toc244117622"/>
+      <w:bookmarkStart w:id="34" w:name="_Toc244120719"/>
       <w:r>
         <w:t>Records of the computations of Edwin Boston III</w:t>
       </w:r>
@@ -22675,10 +22868,10 @@
 <file path=word/numbering.xml><?xml version="1.0" encoding="utf-8"?>
 <w:numbering xmlns:wpc="http://schemas.microsoft.com/office/word/2010/wordprocessingCanvas" xmlns:cx="http://schemas.microsoft.com/office/drawing/2014/chartex" xmlns:cx1="http://schemas.microsoft.com/office/drawing/2015/9/8/chartex" xmlns:cx2="http://schemas.microsoft.com/office/drawing/2015/10/21/chartex" xmlns:cx3="http://schemas.microsoft.com/office/drawing/2016/5/9/chartex" xmlns:cx4="http://schemas.microsoft.com/office/drawing/2016/5/10/chartex" xmlns:cx5="http://schemas.microsoft.com/office/drawing/2016/5/11/chartex" xmlns:cx6="http://schemas.microsoft.com/office/drawing/2016/5/12/chartex" xmlns:cx7="http://schemas.microsoft.com/office/drawing/2016/5/13/chartex" xmlns:cx8="http://schemas.microsoft.com/office/drawing/2016/5/14/chartex" xmlns:mc="http://schemas.openxmlformats.org/markup-compatibility/2006" xmlns:aink="http://schemas.microsoft.com/office/drawing/2016/ink" xmlns:am3d="http://schemas.microsoft.com/office/drawing/2017/model3d" xmlns:o="urn:schemas-microsoft-com:office:office" xmlns:oel="http://schemas.microsoft.com/office/2019/extlst" xmlns:r="http://schemas.openxmlformats.org/officeDocument/2006/relationships" xmlns:m="http://schemas.openxmlformats.org/officeDocument/2006/math" xmlns:v="urn:schemas-microsoft-com:vml" xmlns:wp14="http://schemas.microsoft.com/office/word/2010/wordprocessingDrawing" xmlns:wp="http://schemas.openxmlformats.org/drawingml/2006/wordprocessingDrawing" xmlns:w10="urn:schemas-microsoft-com:office:word" xmlns:w="http://schemas.openxmlformats.org/wordprocessingml/2006/main" xmlns:w14="http://schemas.microsoft.com/office/word/2010/wordml" xmlns:w15="http://schemas.microsoft.com/office/word/2012/wordml" xmlns:w16cex="http://schemas.microsoft.com/office/word/2018/wordml/cex" xmlns:w16cid="http://schemas.microsoft.com/office/word/2016/wordml/cid" xmlns:w16="http://schemas.microsoft.com/office/word/2018/wordml" xmlns:w16du="http://schemas.microsoft.com/office/word/2023/wordml/word16du" xmlns:w16sdtdh="http://schemas.microsoft.com/office/word/2020/wordml/sdtdatahash" xmlns:w16sdtfl="http://schemas.microsoft.com/office/word/2024/wordml/sdtformatlock" xmlns:w16se="http://schemas.microsoft.com/office/word/2015/wordml/symex" xmlns:wpg="http://schemas.microsoft.com/office/word/2010/wordprocessingGroup" xmlns:wpi="http://schemas.microsoft.com/office/word/2010/wordprocessingInk" xmlns:wne="http://schemas.microsoft.com/office/word/2006/wordml" xmlns:wps="http://schemas.microsoft.com/office/word/2010/wordprocessingShape" mc:Ignorable="w14 w15 w16se w16cid w16 w16cex w16sdtdh w16sdtfl w16du wp14">
   <w:abstractNum w:abstractNumId="0" w15:restartNumberingAfterBreak="0">
-    <w:nsid w:val="4D9A5361"/>
+    <w:nsid w:val="51DA6732"/>
     <w:multiLevelType w:val="hybridMultilevel"/>
-    <w:tmpl w:val="08F28D4C"/>
-    <w:lvl w:ilvl="0" w:tplc="0F1C0A76">
+    <w:tmpl w:val="59F4572E"/>
+    <w:lvl w:ilvl="0" w:tplc="15D63222">
       <w:start w:val="1"/>
       <w:numFmt w:val="bullet"/>
       <w:lvlText w:val="●"/>
@@ -22687,7 +22880,7 @@
         <w:ind w:left="720" w:hanging="360"/>
       </w:pPr>
     </w:lvl>
-    <w:lvl w:ilvl="1" w:tplc="A43C19D0">
+    <w:lvl w:ilvl="1" w:tplc="B26C7890">
       <w:start w:val="1"/>
       <w:numFmt w:val="bullet"/>
       <w:lvlText w:val="○"/>
@@ -22696,7 +22889,7 @@
         <w:ind w:left="1440" w:hanging="360"/>
       </w:pPr>
     </w:lvl>
-    <w:lvl w:ilvl="2" w:tplc="988C9BF4">
+    <w:lvl w:ilvl="2" w:tplc="B798F62E">
       <w:start w:val="1"/>
       <w:numFmt w:val="bullet"/>
       <w:lvlText w:val="■"/>
@@ -22705,7 +22898,7 @@
         <w:ind w:left="2160" w:hanging="360"/>
       </w:pPr>
     </w:lvl>
-    <w:lvl w:ilvl="3" w:tplc="54F4AA34">
+    <w:lvl w:ilvl="3" w:tplc="FF68029A">
       <w:start w:val="1"/>
       <w:numFmt w:val="bullet"/>
       <w:lvlText w:val="●"/>
@@ -22714,7 +22907,7 @@
         <w:ind w:left="2880" w:hanging="360"/>
       </w:pPr>
     </w:lvl>
-    <w:lvl w:ilvl="4" w:tplc="1E121B86">
+    <w:lvl w:ilvl="4" w:tplc="0B2CD37A">
       <w:start w:val="1"/>
       <w:numFmt w:val="bullet"/>
       <w:lvlText w:val="○"/>
@@ -22723,7 +22916,7 @@
         <w:ind w:left="3600" w:hanging="360"/>
       </w:pPr>
     </w:lvl>
-    <w:lvl w:ilvl="5" w:tplc="51C6988C">
+    <w:lvl w:ilvl="5" w:tplc="A1082A20">
       <w:start w:val="1"/>
       <w:numFmt w:val="bullet"/>
       <w:lvlText w:val="■"/>
@@ -22732,7 +22925,7 @@
         <w:ind w:left="4320" w:hanging="360"/>
       </w:pPr>
     </w:lvl>
-    <w:lvl w:ilvl="6" w:tplc="B5B8E1CA">
+    <w:lvl w:ilvl="6" w:tplc="6B46C402">
       <w:start w:val="1"/>
       <w:numFmt w:val="bullet"/>
       <w:lvlText w:val="●"/>
@@ -22741,7 +22934,7 @@
         <w:ind w:left="5040" w:hanging="360"/>
       </w:pPr>
     </w:lvl>
-    <w:lvl w:ilvl="7" w:tplc="BD68CD96">
+    <w:lvl w:ilvl="7" w:tplc="2AC8B5E0">
       <w:start w:val="1"/>
       <w:numFmt w:val="bullet"/>
       <w:lvlText w:val="●"/>
@@ -22750,7 +22943,7 @@
         <w:ind w:left="5760" w:hanging="360"/>
       </w:pPr>
     </w:lvl>
-    <w:lvl w:ilvl="8" w:tplc="8C0C13F4">
+    <w:lvl w:ilvl="8" w:tplc="021C3EBE">
       <w:start w:val="1"/>
       <w:numFmt w:val="bullet"/>
       <w:lvlText w:val="●"/>
@@ -22760,7 +22953,7 @@
       </w:pPr>
     </w:lvl>
   </w:abstractNum>
-  <w:num w:numId="1" w16cid:durableId="545877139">
+  <w:num w:numId="1" w16cid:durableId="1976713600">
     <w:abstractNumId w:val="0"/>
     <w:lvlOverride w:ilvl="0">
       <w:startOverride w:val="1"/>
@@ -23357,7 +23550,7 @@
     <w:autoRedefine/>
     <w:uiPriority w:val="39"/>
     <w:unhideWhenUsed/>
-    <w:rsid w:val="00E1378E"/>
+    <w:rsid w:val="00F949A5"/>
     <w:pPr>
       <w:spacing w:after="100"/>
     </w:pPr>
@@ -23369,7 +23562,7 @@
     <w:autoRedefine/>
     <w:uiPriority w:val="39"/>
     <w:unhideWhenUsed/>
-    <w:rsid w:val="00E1378E"/>
+    <w:rsid w:val="00F949A5"/>
     <w:pPr>
       <w:spacing w:after="100"/>
       <w:ind w:left="220"/>

--- a/THE-GROUND-Edwin-Boston-III.docx
+++ b/THE-GROUND-Edwin-Boston-III.docx
@@ -156,7 +156,7 @@
     <w:sdt>
       <w:sdtPr>
         <w:alias w:val="Contents"/>
-        <w:id w:val="-433515729"/>
+        <w:id w:val="-836846405"/>
       </w:sdtPr>
       <w:sdtEndPr/>
       <w:sdtContent>
@@ -184,7 +184,7 @@
           <w:r>
             <w:fldChar w:fldCharType="separate"/>
           </w:r>
-          <w:hyperlink w:anchor="_Toc244120685" w:history="1">
+          <w:hyperlink w:anchor="_Toc244120796" w:history="1">
             <w:r>
               <w:rPr>
                 <w:rStyle w:val="Hyperlink"/>
@@ -208,7 +208,7 @@
               <w:rPr>
                 <w:noProof/>
               </w:rPr>
-              <w:instrText xml:space="preserve"> PAGEREF _Toc244120685 \h </w:instrText>
+              <w:instrText xml:space="preserve"> PAGEREF _Toc244120796 \h </w:instrText>
             </w:r>
             <w:r>
               <w:rPr>
@@ -250,7 +250,7 @@
               <w14:ligatures w14:val="standardContextual"/>
             </w:rPr>
           </w:pPr>
-          <w:hyperlink w:anchor="_Toc244120686" w:history="1">
+          <w:hyperlink w:anchor="_Toc244120797" w:history="1">
             <w:r>
               <w:rPr>
                 <w:rStyle w:val="Hyperlink"/>
@@ -274,7 +274,7 @@
               <w:rPr>
                 <w:noProof/>
               </w:rPr>
-              <w:instrText xml:space="preserve"> PAGEREF _Toc244120686 \h </w:instrText>
+              <w:instrText xml:space="preserve"> PAGEREF _Toc244120797 \h </w:instrText>
             </w:r>
             <w:r>
               <w:rPr>
@@ -316,7 +316,7 @@
               <w14:ligatures w14:val="standardContextual"/>
             </w:rPr>
           </w:pPr>
-          <w:hyperlink w:anchor="_Toc244120687" w:history="1">
+          <w:hyperlink w:anchor="_Toc244120798" w:history="1">
             <w:r>
               <w:rPr>
                 <w:rStyle w:val="Hyperlink"/>
@@ -340,7 +340,7 @@
               <w:rPr>
                 <w:noProof/>
               </w:rPr>
-              <w:instrText xml:space="preserve"> PAGEREF _Toc244120687 \h </w:instrText>
+              <w:instrText xml:space="preserve"> PAGEREF _Toc244120798 \h </w:instrText>
             </w:r>
             <w:r>
               <w:rPr>
@@ -382,7 +382,7 @@
               <w14:ligatures w14:val="standardContextual"/>
             </w:rPr>
           </w:pPr>
-          <w:hyperlink w:anchor="_Toc244120688" w:history="1">
+          <w:hyperlink w:anchor="_Toc244120799" w:history="1">
             <w:r>
               <w:rPr>
                 <w:rStyle w:val="Hyperlink"/>
@@ -406,7 +406,7 @@
               <w:rPr>
                 <w:noProof/>
               </w:rPr>
-              <w:instrText xml:space="preserve"> PAGEREF _Toc244120688 \h </w:instrText>
+              <w:instrText xml:space="preserve"> PAGEREF _Toc244120799 \h </w:instrText>
             </w:r>
             <w:r>
               <w:rPr>
@@ -448,7 +448,7 @@
               <w14:ligatures w14:val="standardContextual"/>
             </w:rPr>
           </w:pPr>
-          <w:hyperlink w:anchor="_Toc244120689" w:history="1">
+          <w:hyperlink w:anchor="_Toc244120800" w:history="1">
             <w:r>
               <w:rPr>
                 <w:rStyle w:val="Hyperlink"/>
@@ -472,7 +472,7 @@
               <w:rPr>
                 <w:noProof/>
               </w:rPr>
-              <w:instrText xml:space="preserve"> PAGEREF _Toc244120689 \h </w:instrText>
+              <w:instrText xml:space="preserve"> PAGEREF _Toc244120800 \h </w:instrText>
             </w:r>
             <w:r>
               <w:rPr>
@@ -514,7 +514,7 @@
               <w14:ligatures w14:val="standardContextual"/>
             </w:rPr>
           </w:pPr>
-          <w:hyperlink w:anchor="_Toc244120690" w:history="1">
+          <w:hyperlink w:anchor="_Toc244120801" w:history="1">
             <w:r>
               <w:rPr>
                 <w:rStyle w:val="Hyperlink"/>
@@ -538,7 +538,7 @@
               <w:rPr>
                 <w:noProof/>
               </w:rPr>
-              <w:instrText xml:space="preserve"> PAGEREF _Toc244120690 \h </w:instrText>
+              <w:instrText xml:space="preserve"> PAGEREF _Toc244120801 \h </w:instrText>
             </w:r>
             <w:r>
               <w:rPr>
@@ -580,7 +580,7 @@
               <w14:ligatures w14:val="standardContextual"/>
             </w:rPr>
           </w:pPr>
-          <w:hyperlink w:anchor="_Toc244120691" w:history="1">
+          <w:hyperlink w:anchor="_Toc244120802" w:history="1">
             <w:r>
               <w:rPr>
                 <w:rStyle w:val="Hyperlink"/>
@@ -604,7 +604,7 @@
               <w:rPr>
                 <w:noProof/>
               </w:rPr>
-              <w:instrText xml:space="preserve"> PAGEREF _Toc244120691 \h </w:instrText>
+              <w:instrText xml:space="preserve"> PAGEREF _Toc244120802 \h </w:instrText>
             </w:r>
             <w:r>
               <w:rPr>
@@ -646,7 +646,7 @@
               <w14:ligatures w14:val="standardContextual"/>
             </w:rPr>
           </w:pPr>
-          <w:hyperlink w:anchor="_Toc244120692" w:history="1">
+          <w:hyperlink w:anchor="_Toc244120803" w:history="1">
             <w:r>
               <w:rPr>
                 <w:rStyle w:val="Hyperlink"/>
@@ -670,7 +670,7 @@
               <w:rPr>
                 <w:noProof/>
               </w:rPr>
-              <w:instrText xml:space="preserve"> PAGEREF _Toc244120692 \h </w:instrText>
+              <w:instrText xml:space="preserve"> PAGEREF _Toc244120803 \h </w:instrText>
             </w:r>
             <w:r>
               <w:rPr>
@@ -712,7 +712,7 @@
               <w14:ligatures w14:val="standardContextual"/>
             </w:rPr>
           </w:pPr>
-          <w:hyperlink w:anchor="_Toc244120693" w:history="1">
+          <w:hyperlink w:anchor="_Toc244120804" w:history="1">
             <w:r>
               <w:rPr>
                 <w:rStyle w:val="Hyperlink"/>
@@ -736,7 +736,7 @@
               <w:rPr>
                 <w:noProof/>
               </w:rPr>
-              <w:instrText xml:space="preserve"> PAGEREF _Toc244120693 \h </w:instrText>
+              <w:instrText xml:space="preserve"> PAGEREF _Toc244120804 \h </w:instrText>
             </w:r>
             <w:r>
               <w:rPr>
@@ -778,7 +778,7 @@
               <w14:ligatures w14:val="standardContextual"/>
             </w:rPr>
           </w:pPr>
-          <w:hyperlink w:anchor="_Toc244120694" w:history="1">
+          <w:hyperlink w:anchor="_Toc244120805" w:history="1">
             <w:r>
               <w:rPr>
                 <w:rStyle w:val="Hyperlink"/>
@@ -802,7 +802,7 @@
               <w:rPr>
                 <w:noProof/>
               </w:rPr>
-              <w:instrText xml:space="preserve"> PAGEREF _Toc244120694 \h </w:instrText>
+              <w:instrText xml:space="preserve"> PAGEREF _Toc244120805 \h </w:instrText>
             </w:r>
             <w:r>
               <w:rPr>
@@ -844,7 +844,7 @@
               <w14:ligatures w14:val="standardContextual"/>
             </w:rPr>
           </w:pPr>
-          <w:hyperlink w:anchor="_Toc244120695" w:history="1">
+          <w:hyperlink w:anchor="_Toc244120806" w:history="1">
             <w:r>
               <w:rPr>
                 <w:rStyle w:val="Hyperlink"/>
@@ -868,7 +868,7 @@
               <w:rPr>
                 <w:noProof/>
               </w:rPr>
-              <w:instrText xml:space="preserve"> PAGEREF _Toc244120695 \h </w:instrText>
+              <w:instrText xml:space="preserve"> PAGEREF _Toc244120806 \h </w:instrText>
             </w:r>
             <w:r>
               <w:rPr>
@@ -910,7 +910,7 @@
               <w14:ligatures w14:val="standardContextual"/>
             </w:rPr>
           </w:pPr>
-          <w:hyperlink w:anchor="_Toc244120696" w:history="1">
+          <w:hyperlink w:anchor="_Toc244120807" w:history="1">
             <w:r>
               <w:rPr>
                 <w:rStyle w:val="Hyperlink"/>
@@ -934,7 +934,7 @@
               <w:rPr>
                 <w:noProof/>
               </w:rPr>
-              <w:instrText xml:space="preserve"> PAGEREF _Toc244120696 \h </w:instrText>
+              <w:instrText xml:space="preserve"> PAGEREF _Toc244120807 \h </w:instrText>
             </w:r>
             <w:r>
               <w:rPr>
@@ -976,7 +976,7 @@
               <w14:ligatures w14:val="standardContextual"/>
             </w:rPr>
           </w:pPr>
-          <w:hyperlink w:anchor="_Toc244120697" w:history="1">
+          <w:hyperlink w:anchor="_Toc244120808" w:history="1">
             <w:r>
               <w:rPr>
                 <w:rStyle w:val="Hyperlink"/>
@@ -1000,7 +1000,7 @@
               <w:rPr>
                 <w:noProof/>
               </w:rPr>
-              <w:instrText xml:space="preserve"> PAGEREF _Toc244120697 \h </w:instrText>
+              <w:instrText xml:space="preserve"> PAGEREF _Toc244120808 \h </w:instrText>
             </w:r>
             <w:r>
               <w:rPr>
@@ -1042,7 +1042,7 @@
               <w14:ligatures w14:val="standardContextual"/>
             </w:rPr>
           </w:pPr>
-          <w:hyperlink w:anchor="_Toc244120698" w:history="1">
+          <w:hyperlink w:anchor="_Toc244120809" w:history="1">
             <w:r>
               <w:rPr>
                 <w:rStyle w:val="Hyperlink"/>
@@ -1066,7 +1066,7 @@
               <w:rPr>
                 <w:noProof/>
               </w:rPr>
-              <w:instrText xml:space="preserve"> PAGEREF _Toc244120698 \h </w:instrText>
+              <w:instrText xml:space="preserve"> PAGEREF _Toc244120809 \h </w:instrText>
             </w:r>
             <w:r>
               <w:rPr>
@@ -1108,7 +1108,7 @@
               <w14:ligatures w14:val="standardContextual"/>
             </w:rPr>
           </w:pPr>
-          <w:hyperlink w:anchor="_Toc244120699" w:history="1">
+          <w:hyperlink w:anchor="_Toc244120810" w:history="1">
             <w:r>
               <w:rPr>
                 <w:rStyle w:val="Hyperlink"/>
@@ -1132,7 +1132,7 @@
               <w:rPr>
                 <w:noProof/>
               </w:rPr>
-              <w:instrText xml:space="preserve"> PAGEREF _Toc244120699 \h </w:instrText>
+              <w:instrText xml:space="preserve"> PAGEREF _Toc244120810 \h </w:instrText>
             </w:r>
             <w:r>
               <w:rPr>
@@ -1174,7 +1174,7 @@
               <w14:ligatures w14:val="standardContextual"/>
             </w:rPr>
           </w:pPr>
-          <w:hyperlink w:anchor="_Toc244120700" w:history="1">
+          <w:hyperlink w:anchor="_Toc244120811" w:history="1">
             <w:r>
               <w:rPr>
                 <w:rStyle w:val="Hyperlink"/>
@@ -1198,7 +1198,7 @@
               <w:rPr>
                 <w:noProof/>
               </w:rPr>
-              <w:instrText xml:space="preserve"> PAGEREF _Toc244120700 \h </w:instrText>
+              <w:instrText xml:space="preserve"> PAGEREF _Toc244120811 \h </w:instrText>
             </w:r>
             <w:r>
               <w:rPr>
@@ -1240,7 +1240,7 @@
               <w14:ligatures w14:val="standardContextual"/>
             </w:rPr>
           </w:pPr>
-          <w:hyperlink w:anchor="_Toc244120701" w:history="1">
+          <w:hyperlink w:anchor="_Toc244120812" w:history="1">
             <w:r>
               <w:rPr>
                 <w:rStyle w:val="Hyperlink"/>
@@ -1264,7 +1264,7 @@
               <w:rPr>
                 <w:noProof/>
               </w:rPr>
-              <w:instrText xml:space="preserve"> PAGEREF _Toc244120701 \h </w:instrText>
+              <w:instrText xml:space="preserve"> PAGEREF _Toc244120812 \h </w:instrText>
             </w:r>
             <w:r>
               <w:rPr>
@@ -1306,7 +1306,7 @@
               <w14:ligatures w14:val="standardContextual"/>
             </w:rPr>
           </w:pPr>
-          <w:hyperlink w:anchor="_Toc244120702" w:history="1">
+          <w:hyperlink w:anchor="_Toc244120813" w:history="1">
             <w:r>
               <w:rPr>
                 <w:rStyle w:val="Hyperlink"/>
@@ -1330,7 +1330,7 @@
               <w:rPr>
                 <w:noProof/>
               </w:rPr>
-              <w:instrText xml:space="preserve"> PAGEREF _Toc244120702 \h </w:instrText>
+              <w:instrText xml:space="preserve"> PAGEREF _Toc244120813 \h </w:instrText>
             </w:r>
             <w:r>
               <w:rPr>
@@ -1372,7 +1372,7 @@
               <w14:ligatures w14:val="standardContextual"/>
             </w:rPr>
           </w:pPr>
-          <w:hyperlink w:anchor="_Toc244120703" w:history="1">
+          <w:hyperlink w:anchor="_Toc244120814" w:history="1">
             <w:r>
               <w:rPr>
                 <w:rStyle w:val="Hyperlink"/>
@@ -1396,7 +1396,7 @@
               <w:rPr>
                 <w:noProof/>
               </w:rPr>
-              <w:instrText xml:space="preserve"> PAGEREF _Toc244120703 \h </w:instrText>
+              <w:instrText xml:space="preserve"> PAGEREF _Toc244120814 \h </w:instrText>
             </w:r>
             <w:r>
               <w:rPr>
@@ -1438,7 +1438,7 @@
               <w14:ligatures w14:val="standardContextual"/>
             </w:rPr>
           </w:pPr>
-          <w:hyperlink w:anchor="_Toc244120704" w:history="1">
+          <w:hyperlink w:anchor="_Toc244120815" w:history="1">
             <w:r>
               <w:rPr>
                 <w:rStyle w:val="Hyperlink"/>
@@ -1462,7 +1462,7 @@
               <w:rPr>
                 <w:noProof/>
               </w:rPr>
-              <w:instrText xml:space="preserve"> PAGEREF _Toc244120704 \h </w:instrText>
+              <w:instrText xml:space="preserve"> PAGEREF _Toc244120815 \h </w:instrText>
             </w:r>
             <w:r>
               <w:rPr>
@@ -1504,7 +1504,7 @@
               <w14:ligatures w14:val="standardContextual"/>
             </w:rPr>
           </w:pPr>
-          <w:hyperlink w:anchor="_Toc244120705" w:history="1">
+          <w:hyperlink w:anchor="_Toc244120816" w:history="1">
             <w:r>
               <w:rPr>
                 <w:rStyle w:val="Hyperlink"/>
@@ -1528,7 +1528,7 @@
               <w:rPr>
                 <w:noProof/>
               </w:rPr>
-              <w:instrText xml:space="preserve"> PAGEREF _Toc244120705 \h </w:instrText>
+              <w:instrText xml:space="preserve"> PAGEREF _Toc244120816 \h </w:instrText>
             </w:r>
             <w:r>
               <w:rPr>
@@ -1570,7 +1570,7 @@
               <w14:ligatures w14:val="standardContextual"/>
             </w:rPr>
           </w:pPr>
-          <w:hyperlink w:anchor="_Toc244120706" w:history="1">
+          <w:hyperlink w:anchor="_Toc244120817" w:history="1">
             <w:r>
               <w:rPr>
                 <w:rStyle w:val="Hyperlink"/>
@@ -1594,7 +1594,7 @@
               <w:rPr>
                 <w:noProof/>
               </w:rPr>
-              <w:instrText xml:space="preserve"> PAGEREF _Toc244120706 \h </w:instrText>
+              <w:instrText xml:space="preserve"> PAGEREF _Toc244120817 \h </w:instrText>
             </w:r>
             <w:r>
               <w:rPr>
@@ -1636,7 +1636,7 @@
               <w14:ligatures w14:val="standardContextual"/>
             </w:rPr>
           </w:pPr>
-          <w:hyperlink w:anchor="_Toc244120707" w:history="1">
+          <w:hyperlink w:anchor="_Toc244120818" w:history="1">
             <w:r>
               <w:rPr>
                 <w:rStyle w:val="Hyperlink"/>
@@ -1660,7 +1660,7 @@
               <w:rPr>
                 <w:noProof/>
               </w:rPr>
-              <w:instrText xml:space="preserve"> PAGEREF _Toc244120707 \h </w:instrText>
+              <w:instrText xml:space="preserve"> PAGEREF _Toc244120818 \h </w:instrText>
             </w:r>
             <w:r>
               <w:rPr>
@@ -1702,7 +1702,7 @@
               <w14:ligatures w14:val="standardContextual"/>
             </w:rPr>
           </w:pPr>
-          <w:hyperlink w:anchor="_Toc244120708" w:history="1">
+          <w:hyperlink w:anchor="_Toc244120819" w:history="1">
             <w:r>
               <w:rPr>
                 <w:rStyle w:val="Hyperlink"/>
@@ -1726,7 +1726,7 @@
               <w:rPr>
                 <w:noProof/>
               </w:rPr>
-              <w:instrText xml:space="preserve"> PAGEREF _Toc244120708 \h </w:instrText>
+              <w:instrText xml:space="preserve"> PAGEREF _Toc244120819 \h </w:instrText>
             </w:r>
             <w:r>
               <w:rPr>
@@ -1768,7 +1768,7 @@
               <w14:ligatures w14:val="standardContextual"/>
             </w:rPr>
           </w:pPr>
-          <w:hyperlink w:anchor="_Toc244120709" w:history="1">
+          <w:hyperlink w:anchor="_Toc244120820" w:history="1">
             <w:r>
               <w:rPr>
                 <w:rStyle w:val="Hyperlink"/>
@@ -1792,7 +1792,7 @@
               <w:rPr>
                 <w:noProof/>
               </w:rPr>
-              <w:instrText xml:space="preserve"> PAGEREF _Toc244120709 \h </w:instrText>
+              <w:instrText xml:space="preserve"> PAGEREF _Toc244120820 \h </w:instrText>
             </w:r>
             <w:r>
               <w:rPr>
@@ -1834,7 +1834,7 @@
               <w14:ligatures w14:val="standardContextual"/>
             </w:rPr>
           </w:pPr>
-          <w:hyperlink w:anchor="_Toc244120710" w:history="1">
+          <w:hyperlink w:anchor="_Toc244120821" w:history="1">
             <w:r>
               <w:rPr>
                 <w:rStyle w:val="Hyperlink"/>
@@ -1858,7 +1858,7 @@
               <w:rPr>
                 <w:noProof/>
               </w:rPr>
-              <w:instrText xml:space="preserve"> PAGEREF _Toc244120710 \h </w:instrText>
+              <w:instrText xml:space="preserve"> PAGEREF _Toc244120821 \h </w:instrText>
             </w:r>
             <w:r>
               <w:rPr>
@@ -1900,7 +1900,7 @@
               <w14:ligatures w14:val="standardContextual"/>
             </w:rPr>
           </w:pPr>
-          <w:hyperlink w:anchor="_Toc244120711" w:history="1">
+          <w:hyperlink w:anchor="_Toc244120822" w:history="1">
             <w:r>
               <w:rPr>
                 <w:rStyle w:val="Hyperlink"/>
@@ -1924,7 +1924,7 @@
               <w:rPr>
                 <w:noProof/>
               </w:rPr>
-              <w:instrText xml:space="preserve"> PAGEREF _Toc244120711 \h </w:instrText>
+              <w:instrText xml:space="preserve"> PAGEREF _Toc244120822 \h </w:instrText>
             </w:r>
             <w:r>
               <w:rPr>
@@ -1966,7 +1966,7 @@
               <w14:ligatures w14:val="standardContextual"/>
             </w:rPr>
           </w:pPr>
-          <w:hyperlink w:anchor="_Toc244120712" w:history="1">
+          <w:hyperlink w:anchor="_Toc244120823" w:history="1">
             <w:r>
               <w:rPr>
                 <w:rStyle w:val="Hyperlink"/>
@@ -1990,7 +1990,7 @@
               <w:rPr>
                 <w:noProof/>
               </w:rPr>
-              <w:instrText xml:space="preserve"> PAGEREF _Toc244120712 \h </w:instrText>
+              <w:instrText xml:space="preserve"> PAGEREF _Toc244120823 \h </w:instrText>
             </w:r>
             <w:r>
               <w:rPr>
@@ -2032,7 +2032,7 @@
               <w14:ligatures w14:val="standardContextual"/>
             </w:rPr>
           </w:pPr>
-          <w:hyperlink w:anchor="_Toc244120713" w:history="1">
+          <w:hyperlink w:anchor="_Toc244120824" w:history="1">
             <w:r>
               <w:rPr>
                 <w:rStyle w:val="Hyperlink"/>
@@ -2056,7 +2056,7 @@
               <w:rPr>
                 <w:noProof/>
               </w:rPr>
-              <w:instrText xml:space="preserve"> PAGEREF _Toc244120713 \h </w:instrText>
+              <w:instrText xml:space="preserve"> PAGEREF _Toc244120824 \h </w:instrText>
             </w:r>
             <w:r>
               <w:rPr>
@@ -2098,7 +2098,7 @@
               <w14:ligatures w14:val="standardContextual"/>
             </w:rPr>
           </w:pPr>
-          <w:hyperlink w:anchor="_Toc244120714" w:history="1">
+          <w:hyperlink w:anchor="_Toc244120825" w:history="1">
             <w:r>
               <w:rPr>
                 <w:rStyle w:val="Hyperlink"/>
@@ -2122,7 +2122,7 @@
               <w:rPr>
                 <w:noProof/>
               </w:rPr>
-              <w:instrText xml:space="preserve"> PAGEREF _Toc244120714 \h </w:instrText>
+              <w:instrText xml:space="preserve"> PAGEREF _Toc244120825 \h </w:instrText>
             </w:r>
             <w:r>
               <w:rPr>
@@ -2164,7 +2164,7 @@
               <w14:ligatures w14:val="standardContextual"/>
             </w:rPr>
           </w:pPr>
-          <w:hyperlink w:anchor="_Toc244120715" w:history="1">
+          <w:hyperlink w:anchor="_Toc244120826" w:history="1">
             <w:r>
               <w:rPr>
                 <w:rStyle w:val="Hyperlink"/>
@@ -2188,7 +2188,7 @@
               <w:rPr>
                 <w:noProof/>
               </w:rPr>
-              <w:instrText xml:space="preserve"> PAGEREF _Toc244120715 \h </w:instrText>
+              <w:instrText xml:space="preserve"> PAGEREF _Toc244120826 \h </w:instrText>
             </w:r>
             <w:r>
               <w:rPr>
@@ -2230,7 +2230,7 @@
               <w14:ligatures w14:val="standardContextual"/>
             </w:rPr>
           </w:pPr>
-          <w:hyperlink w:anchor="_Toc244120716" w:history="1">
+          <w:hyperlink w:anchor="_Toc244120827" w:history="1">
             <w:r>
               <w:rPr>
                 <w:rStyle w:val="Hyperlink"/>
@@ -2254,7 +2254,7 @@
               <w:rPr>
                 <w:noProof/>
               </w:rPr>
-              <w:instrText xml:space="preserve"> PAGEREF _Toc244120716 \h </w:instrText>
+              <w:instrText xml:space="preserve"> PAGEREF _Toc244120827 \h </w:instrText>
             </w:r>
             <w:r>
               <w:rPr>
@@ -2271,7 +2271,7 @@
               <w:rPr>
                 <w:noProof/>
               </w:rPr>
-              <w:t>20</w:t>
+              <w:t>21</w:t>
             </w:r>
             <w:r>
               <w:rPr>
@@ -2296,7 +2296,7 @@
               <w14:ligatures w14:val="standardContextual"/>
             </w:rPr>
           </w:pPr>
-          <w:hyperlink w:anchor="_Toc244120717" w:history="1">
+          <w:hyperlink w:anchor="_Toc244120828" w:history="1">
             <w:r>
               <w:rPr>
                 <w:rStyle w:val="Hyperlink"/>
@@ -2320,7 +2320,7 @@
               <w:rPr>
                 <w:noProof/>
               </w:rPr>
-              <w:instrText xml:space="preserve"> PAGEREF _Toc244120717 \h </w:instrText>
+              <w:instrText xml:space="preserve"> PAGEREF _Toc244120828 \h </w:instrText>
             </w:r>
             <w:r>
               <w:rPr>
@@ -2362,7 +2362,7 @@
               <w14:ligatures w14:val="standardContextual"/>
             </w:rPr>
           </w:pPr>
-          <w:hyperlink w:anchor="_Toc244120718" w:history="1">
+          <w:hyperlink w:anchor="_Toc244120829" w:history="1">
             <w:r>
               <w:rPr>
                 <w:rStyle w:val="Hyperlink"/>
@@ -2386,7 +2386,7 @@
               <w:rPr>
                 <w:noProof/>
               </w:rPr>
-              <w:instrText xml:space="preserve"> PAGEREF _Toc244120718 \h </w:instrText>
+              <w:instrText xml:space="preserve"> PAGEREF _Toc244120829 \h </w:instrText>
             </w:r>
             <w:r>
               <w:rPr>
@@ -2428,7 +2428,7 @@
               <w14:ligatures w14:val="standardContextual"/>
             </w:rPr>
           </w:pPr>
-          <w:hyperlink w:anchor="_Toc244120719" w:history="1">
+          <w:hyperlink w:anchor="_Toc244120830" w:history="1">
             <w:r>
               <w:rPr>
                 <w:rStyle w:val="Hyperlink"/>
@@ -2452,7 +2452,7 @@
               <w:rPr>
                 <w:noProof/>
               </w:rPr>
-              <w:instrText xml:space="preserve"> PAGEREF _Toc244120719 \h </w:instrText>
+              <w:instrText xml:space="preserve"> PAGEREF _Toc244120830 \h </w:instrText>
             </w:r>
             <w:r>
               <w:rPr>
@@ -2493,7 +2493,7 @@
         <w:pageBreakBefore/>
         <w:spacing w:before="0"/>
       </w:pPr>
-      <w:bookmarkStart w:id="0" w:name="_Toc244120685"/>
+      <w:bookmarkStart w:id="0" w:name="_Toc244120796"/>
       <w:r>
         <w:t>1.  Introduction</w:t>
       </w:r>
@@ -2629,7 +2629,7 @@
         <w:pStyle w:val="Heading1"/>
         <w:keepNext/>
       </w:pPr>
-      <w:bookmarkStart w:id="1" w:name="_Toc244120686"/>
+      <w:bookmarkStart w:id="1" w:name="_Toc244120797"/>
       <w:r>
         <w:t>2.  The Ground Theorem</w:t>
       </w:r>
@@ -2890,7 +2890,7 @@
         <w:pStyle w:val="Heading1"/>
         <w:keepNext/>
       </w:pPr>
-      <w:bookmarkStart w:id="2" w:name="_Toc244120687"/>
+      <w:bookmarkStart w:id="2" w:name="_Toc244120798"/>
       <w:r>
         <w:t>3.  What the Problem Demands</w:t>
       </w:r>
@@ -2901,7 +2901,7 @@
         <w:pStyle w:val="Heading2"/>
         <w:keepNext/>
       </w:pPr>
-      <w:bookmarkStart w:id="3" w:name="_Toc244120688"/>
+      <w:bookmarkStart w:id="3" w:name="_Toc244120799"/>
       <w:r>
         <w:t>3.1  Euclidean fields and the axioms of Osterwalder and Schrader</w:t>
       </w:r>
@@ -4031,7 +4031,7 @@
         <w:pStyle w:val="Heading2"/>
         <w:keepNext/>
       </w:pPr>
-      <w:bookmarkStart w:id="4" w:name="_Toc244120689"/>
+      <w:bookmarkStart w:id="4" w:name="_Toc244120800"/>
       <w:r>
         <w:t>3.2  The mass gap</w:t>
       </w:r>
@@ -4103,7 +4103,7 @@
         <w:pStyle w:val="Heading2"/>
         <w:keepNext/>
       </w:pPr>
-      <w:bookmarkStart w:id="5" w:name="_Toc244120690"/>
+      <w:bookmarkStart w:id="5" w:name="_Toc244120801"/>
       <w:r>
         <w:t>3.3  Non-triviality</w:t>
       </w:r>
@@ -4182,7 +4182,7 @@
         <w:pStyle w:val="Heading2"/>
         <w:keepNext/>
       </w:pPr>
-      <w:bookmarkStart w:id="6" w:name="_Toc244120691"/>
+      <w:bookmarkStart w:id="6" w:name="_Toc244120802"/>
       <w:r>
         <w:t>3.4  Limits obtained by compactness</w:t>
       </w:r>
@@ -4261,7 +4261,7 @@
         <w:pStyle w:val="Heading1"/>
         <w:keepNext/>
       </w:pPr>
-      <w:bookmarkStart w:id="7" w:name="_Toc244120692"/>
+      <w:bookmarkStart w:id="7" w:name="_Toc244120803"/>
       <w:r>
         <w:t>4.  The Lattice, Its Positivity and Its Gap</w:t>
       </w:r>
@@ -4272,7 +4272,7 @@
         <w:pStyle w:val="Heading2"/>
         <w:keepNext/>
       </w:pPr>
-      <w:bookmarkStart w:id="8" w:name="_Toc244120693"/>
+      <w:bookmarkStart w:id="8" w:name="_Toc244120804"/>
       <w:r>
         <w:t>4.1  Wilson's theory</w:t>
       </w:r>
@@ -4894,7 +4894,7 @@
         <w:pStyle w:val="Heading2"/>
         <w:keepNext/>
       </w:pPr>
-      <w:bookmarkStart w:id="9" w:name="_Toc244120694"/>
+      <w:bookmarkStart w:id="9" w:name="_Toc244120805"/>
       <w:r>
         <w:t>4.2  Reflection positivity and the transfer matrix</w:t>
       </w:r>
@@ -5930,7 +5930,7 @@
         <w:pStyle w:val="Heading2"/>
         <w:keepNext/>
       </w:pPr>
-      <w:bookmarkStart w:id="10" w:name="_Toc244120695"/>
+      <w:bookmarkStart w:id="10" w:name="_Toc244120806"/>
       <w:r>
         <w:t>4.3  The renormalisation group of Bałaban</w:t>
       </w:r>
@@ -5971,7 +5971,7 @@
         <w:pStyle w:val="Heading1"/>
         <w:keepNext/>
       </w:pPr>
-      <w:bookmarkStart w:id="11" w:name="_Toc244120696"/>
+      <w:bookmarkStart w:id="11" w:name="_Toc244120807"/>
       <w:r>
         <w:t>5.  The Three-Dimensional Manuscripts</w:t>
       </w:r>
@@ -5995,7 +5995,7 @@
         <w:pStyle w:val="Heading2"/>
         <w:keepNext/>
       </w:pPr>
-      <w:bookmarkStart w:id="12" w:name="_Toc244120697"/>
+      <w:bookmarkStart w:id="12" w:name="_Toc244120808"/>
       <w:r>
         <w:t>5.1  The documents</w:t>
       </w:r>
@@ -6042,7 +6042,7 @@
         <w:pStyle w:val="Heading2"/>
         <w:keepNext/>
       </w:pPr>
-      <w:bookmarkStart w:id="13" w:name="_Toc244120698"/>
+      <w:bookmarkStart w:id="13" w:name="_Toc244120809"/>
       <w:r>
         <w:t>5.2  The observable</w:t>
       </w:r>
@@ -6446,7 +6446,7 @@
         <w:pStyle w:val="Heading2"/>
         <w:keepNext/>
       </w:pPr>
-      <w:bookmarkStart w:id="14" w:name="_Toc244120699"/>
+      <w:bookmarkStart w:id="14" w:name="_Toc244120810"/>
       <w:r>
         <w:t>5.3  The torus, the infinite volume and the components</w:t>
       </w:r>
@@ -6977,7 +6977,7 @@
         <w:pStyle w:val="Heading2"/>
         <w:keepNext/>
       </w:pPr>
-      <w:bookmarkStart w:id="15" w:name="_Toc244120700"/>
+      <w:bookmarkStart w:id="15" w:name="_Toc244120811"/>
       <w:r>
         <w:t>5.4  The axioms and the reconstruction</w:t>
       </w:r>
@@ -7207,7 +7207,7 @@
         <w:pStyle w:val="Heading2"/>
         <w:keepNext/>
       </w:pPr>
-      <w:bookmarkStart w:id="16" w:name="_Toc244120701"/>
+      <w:bookmarkStart w:id="16" w:name="_Toc244120812"/>
       <w:r>
         <w:t>5.5  Non-triviality</w:t>
       </w:r>
@@ -7748,7 +7748,7 @@
         <w:pStyle w:val="Heading2"/>
         <w:keepNext/>
       </w:pPr>
-      <w:bookmarkStart w:id="17" w:name="_Toc244120702"/>
+      <w:bookmarkStart w:id="17" w:name="_Toc244120813"/>
       <w:r>
         <w:t>5.6  What the manuscript does not assert</w:t>
       </w:r>
@@ -7796,7 +7796,7 @@
         <w:pStyle w:val="Heading1"/>
         <w:keepNext/>
       </w:pPr>
-      <w:bookmarkStart w:id="18" w:name="_Toc244120703"/>
+      <w:bookmarkStart w:id="18" w:name="_Toc244120814"/>
       <w:r>
         <w:t>6.  The Four-Dimensional Draft and the Standing of the Corpus</w:t>
       </w:r>
@@ -7820,7 +7820,7 @@
         <w:pStyle w:val="Heading2"/>
         <w:keepNext/>
       </w:pPr>
-      <w:bookmarkStart w:id="19" w:name="_Toc244120704"/>
+      <w:bookmarkStart w:id="19" w:name="_Toc244120815"/>
       <w:r>
         <w:t>6.1  The authors' account</w:t>
       </w:r>
@@ -7884,7 +7884,7 @@
         <w:pStyle w:val="Heading2"/>
         <w:keepNext/>
       </w:pPr>
-      <w:bookmarkStart w:id="20" w:name="_Toc244120705"/>
+      <w:bookmarkStart w:id="20" w:name="_Toc244120816"/>
       <w:r>
         <w:t>6.2  The conditional theorem</w:t>
       </w:r>
@@ -8087,7 +8087,7 @@
         <w:pStyle w:val="Heading2"/>
         <w:keepNext/>
       </w:pPr>
-      <w:bookmarkStart w:id="21" w:name="_Toc244120706"/>
+      <w:bookmarkStart w:id="21" w:name="_Toc244120817"/>
       <w:r>
         <w:t>6.3  What the draft does not claim</w:t>
       </w:r>
@@ -8165,7 +8165,7 @@
         <w:pStyle w:val="Heading2"/>
         <w:keepNext/>
       </w:pPr>
-      <w:bookmarkStart w:id="22" w:name="_Toc244120707"/>
+      <w:bookmarkStart w:id="22" w:name="_Toc244120818"/>
       <w:r>
         <w:t>6.4  The standing of the corpus</w:t>
       </w:r>
@@ -8226,7 +8226,7 @@
         <w:pStyle w:val="Heading2"/>
         <w:keepNext/>
       </w:pPr>
-      <w:bookmarkStart w:id="23" w:name="_Toc244120708"/>
+      <w:bookmarkStart w:id="23" w:name="_Toc244120819"/>
       <w:r>
         <w:t>6.5  The public reading</w:t>
       </w:r>
@@ -8294,7 +8294,7 @@
         <w:pStyle w:val="Heading1"/>
         <w:keepNext/>
       </w:pPr>
-      <w:bookmarkStart w:id="24" w:name="_Toc244120709"/>
+      <w:bookmarkStart w:id="24" w:name="_Toc244120820"/>
       <w:r>
         <w:t>7.  The Residue and Its Completion</w:t>
       </w:r>
@@ -8318,7 +8318,7 @@
         <w:pStyle w:val="Heading2"/>
         <w:keepNext/>
       </w:pPr>
-      <w:bookmarkStart w:id="25" w:name="_Toc244120710"/>
+      <w:bookmarkStart w:id="25" w:name="_Toc244120821"/>
       <w:r>
         <w:t>7.1  The residue</w:t>
       </w:r>
@@ -9512,7 +9512,7 @@
         <w:pStyle w:val="Heading2"/>
         <w:keepNext/>
       </w:pPr>
-      <w:bookmarkStart w:id="26" w:name="_Toc244120711"/>
+      <w:bookmarkStart w:id="26" w:name="_Toc244120822"/>
       <w:r>
         <w:t>7.2  The gap is exponential clustering</w:t>
       </w:r>
@@ -11458,7 +11458,7 @@
         <w:pStyle w:val="Heading2"/>
         <w:keepNext/>
       </w:pPr>
-      <w:bookmarkStart w:id="27" w:name="_Toc244120712"/>
+      <w:bookmarkStart w:id="27" w:name="_Toc244120823"/>
       <w:r>
         <w:t>7.3  From the lattice to the limit</w:t>
       </w:r>
@@ -12638,7 +12638,7 @@
         <w:pStyle w:val="Heading2"/>
         <w:keepNext/>
       </w:pPr>
-      <w:bookmarkStart w:id="28" w:name="_Toc244120713"/>
+      <w:bookmarkStart w:id="28" w:name="_Toc244120824"/>
       <w:r>
         <w:t>7.4  The collapse of the components</w:t>
       </w:r>
@@ -12754,7 +12754,7 @@
         <w:pStyle w:val="Heading1"/>
         <w:keepNext/>
       </w:pPr>
-      <w:bookmarkStart w:id="29" w:name="_Toc244120714"/>
+      <w:bookmarkStart w:id="29" w:name="_Toc244120825"/>
       <w:r>
         <w:t>8.  The Ground Handed Over</w:t>
       </w:r>
@@ -12765,7 +12765,7 @@
         <w:pStyle w:val="Heading2"/>
         <w:keepNext/>
       </w:pPr>
-      <w:bookmarkStart w:id="30" w:name="_Toc244120715"/>
+      <w:bookmarkStart w:id="30" w:name="_Toc244120826"/>
       <w:r>
         <w:t>8.1  The object that remains</w:t>
       </w:r>
@@ -12865,13 +12865,16 @@
         <w:jc w:val="both"/>
       </w:pPr>
       <w:r>
-        <w:t>The second is its carrier. The carrier is the renormalisation group itself: a chain of blocking steps from a fixed physical scale, at which the effective coupling is small and Bałaban's estimates hold, down to the scale of the gap, with the error of every step certified. Two theorems compose this carrier. The first is the convergence of the blocked effective theory at a fixed physical scale as the spacing tends to zero; in four dimensions this is the conditional content of the zeroth draft, resting on the i</w:t>
-      </w:r>
-      <w:r>
-        <w:t>nputs it declares. The second is a certified contraction of the blocked interaction along the chain, on the non-abelian fibre of SU(2), with the fibres controlled at every step, down to the scale of confinement, where a mixing coefficient below one, read through Propositions 8.1 and 8.2 below, gives the gap. Neither theorem is yet proved; they are the route by which the proof that follows reaches the object. The remaining entries of Table 1, namely every compact simple gauge group, the full algebra of curva</w:t>
-      </w:r>
-      <w:r>
-        <w:t>ture observables and the unconditional invariance under O(4), stand beside it as the rest of the existence that the problem demands.</w:t>
+        <w:t>The second is its carrier. The carrier is the renormalisation group itself: a chain of blocking steps from a fixed physical scale, at which the effective coupling is small and Bałaban's estimates hold, down to the scale of the gap, with the error of every step certified. Two theorems compose this carrier. The first is the renormalised trajectory: the convergence of the blocked effective theory at a fixed physical scale as the spacing tends to zero, continued from the end of ultraviolet stability to the cros</w:t>
+      </w:r>
+      <w:r>
+        <w:t>sover scale at which the effective coupling ceases to be small; in four dimensions its first part is the conditional content of the zeroth draft, resting on the inputs it declares, and its continuation is the infrared part of Bałaban's programme. The second is a single bound at the crossover scale. Along the Gaussian scales above it the mixing coefficient of a fibre is exactly one, that of a massless Gaussian, so no contraction is to be certified there; the content lies at the crossover scale alone, and the</w:t>
+      </w:r>
+      <w:r>
+        <w:t xml:space="preserve"> object there is the influence functional of the blocked action: the covariance of a boundary-adjacent link's projection with every plaquette of the block under the worst boundary datum, equivalently the mixed second differences of the non-Wilson part of the renormalised action. Once that bound is in hand, Dobrushin's comparison theorem and the chain lemma, read through Propositions 8.1 and 8.2 below, give the gap. Neither theorem is yet proved; they are the route by which the proof that follows reaches the</w:t>
+      </w:r>
+      <w:r>
+        <w:t xml:space="preserve"> object. The remaining entries of Table 1, namely every compact simple gauge group, the full algebra of curvature observables and the unconditional invariance under O(4), stand beside it as the rest of the existence that the problem demands.</w:t>
       </w:r>
     </w:p>
     <w:p>
@@ -12879,7 +12882,7 @@
         <w:pStyle w:val="Heading2"/>
         <w:keepNext/>
       </w:pPr>
-      <w:bookmarkStart w:id="31" w:name="_Toc244120716"/>
+      <w:bookmarkStart w:id="31" w:name="_Toc244120827"/>
       <w:r>
         <w:t>8.2  The instruments in hand</w:t>
       </w:r>
@@ -19820,7 +19823,7 @@
         <w:pStyle w:val="Heading2"/>
         <w:keepNext/>
       </w:pPr>
-      <w:bookmarkStart w:id="32" w:name="_Toc244120717"/>
+      <w:bookmarkStart w:id="32" w:name="_Toc244120828"/>
       <w:r>
         <w:t>8.3  Coda</w:t>
       </w:r>
@@ -19845,7 +19848,7 @@
         <w:pageBreakBefore/>
         <w:spacing w:before="0"/>
       </w:pPr>
-      <w:bookmarkStart w:id="33" w:name="_Toc244120718"/>
+      <w:bookmarkStart w:id="33" w:name="_Toc244120829"/>
       <w:r>
         <w:t>Sources</w:t>
       </w:r>
@@ -20640,7 +20643,7 @@
         <w:pStyle w:val="Heading2"/>
         <w:keepNext/>
       </w:pPr>
-      <w:bookmarkStart w:id="34" w:name="_Toc244120719"/>
+      <w:bookmarkStart w:id="34" w:name="_Toc244120830"/>
       <w:r>
         <w:t>Records of the computations of Edwin Boston III</w:t>
       </w:r>
@@ -22868,10 +22871,10 @@
 <file path=word/numbering.xml><?xml version="1.0" encoding="utf-8"?>
 <w:numbering xmlns:wpc="http://schemas.microsoft.com/office/word/2010/wordprocessingCanvas" xmlns:cx="http://schemas.microsoft.com/office/drawing/2014/chartex" xmlns:cx1="http://schemas.microsoft.com/office/drawing/2015/9/8/chartex" xmlns:cx2="http://schemas.microsoft.com/office/drawing/2015/10/21/chartex" xmlns:cx3="http://schemas.microsoft.com/office/drawing/2016/5/9/chartex" xmlns:cx4="http://schemas.microsoft.com/office/drawing/2016/5/10/chartex" xmlns:cx5="http://schemas.microsoft.com/office/drawing/2016/5/11/chartex" xmlns:cx6="http://schemas.microsoft.com/office/drawing/2016/5/12/chartex" xmlns:cx7="http://schemas.microsoft.com/office/drawing/2016/5/13/chartex" xmlns:cx8="http://schemas.microsoft.com/office/drawing/2016/5/14/chartex" xmlns:mc="http://schemas.openxmlformats.org/markup-compatibility/2006" xmlns:aink="http://schemas.microsoft.com/office/drawing/2016/ink" xmlns:am3d="http://schemas.microsoft.com/office/drawing/2017/model3d" xmlns:o="urn:schemas-microsoft-com:office:office" xmlns:oel="http://schemas.microsoft.com/office/2019/extlst" xmlns:r="http://schemas.openxmlformats.org/officeDocument/2006/relationships" xmlns:m="http://schemas.openxmlformats.org/officeDocument/2006/math" xmlns:v="urn:schemas-microsoft-com:vml" xmlns:wp14="http://schemas.microsoft.com/office/word/2010/wordprocessingDrawing" xmlns:wp="http://schemas.openxmlformats.org/drawingml/2006/wordprocessingDrawing" xmlns:w10="urn:schemas-microsoft-com:office:word" xmlns:w="http://schemas.openxmlformats.org/wordprocessingml/2006/main" xmlns:w14="http://schemas.microsoft.com/office/word/2010/wordml" xmlns:w15="http://schemas.microsoft.com/office/word/2012/wordml" xmlns:w16cex="http://schemas.microsoft.com/office/word/2018/wordml/cex" xmlns:w16cid="http://schemas.microsoft.com/office/word/2016/wordml/cid" xmlns:w16="http://schemas.microsoft.com/office/word/2018/wordml" xmlns:w16du="http://schemas.microsoft.com/office/word/2023/wordml/word16du" xmlns:w16sdtdh="http://schemas.microsoft.com/office/word/2020/wordml/sdtdatahash" xmlns:w16sdtfl="http://schemas.microsoft.com/office/word/2024/wordml/sdtformatlock" xmlns:w16se="http://schemas.microsoft.com/office/word/2015/wordml/symex" xmlns:wpg="http://schemas.microsoft.com/office/word/2010/wordprocessingGroup" xmlns:wpi="http://schemas.microsoft.com/office/word/2010/wordprocessingInk" xmlns:wne="http://schemas.microsoft.com/office/word/2006/wordml" xmlns:wps="http://schemas.microsoft.com/office/word/2010/wordprocessingShape" mc:Ignorable="w14 w15 w16se w16cid w16 w16cex w16sdtdh w16sdtfl w16du wp14">
   <w:abstractNum w:abstractNumId="0" w15:restartNumberingAfterBreak="0">
-    <w:nsid w:val="51DA6732"/>
+    <w:nsid w:val="471D6B9B"/>
     <w:multiLevelType w:val="hybridMultilevel"/>
-    <w:tmpl w:val="59F4572E"/>
-    <w:lvl w:ilvl="0" w:tplc="15D63222">
+    <w:tmpl w:val="2DB00A66"/>
+    <w:lvl w:ilvl="0" w:tplc="6E7A9F9A">
       <w:start w:val="1"/>
       <w:numFmt w:val="bullet"/>
       <w:lvlText w:val="●"/>
@@ -22880,7 +22883,7 @@
         <w:ind w:left="720" w:hanging="360"/>
       </w:pPr>
     </w:lvl>
-    <w:lvl w:ilvl="1" w:tplc="B26C7890">
+    <w:lvl w:ilvl="1" w:tplc="43F69E5A">
       <w:start w:val="1"/>
       <w:numFmt w:val="bullet"/>
       <w:lvlText w:val="○"/>
@@ -22889,7 +22892,7 @@
         <w:ind w:left="1440" w:hanging="360"/>
       </w:pPr>
     </w:lvl>
-    <w:lvl w:ilvl="2" w:tplc="B798F62E">
+    <w:lvl w:ilvl="2" w:tplc="86145230">
       <w:start w:val="1"/>
       <w:numFmt w:val="bullet"/>
       <w:lvlText w:val="■"/>
@@ -22898,7 +22901,7 @@
         <w:ind w:left="2160" w:hanging="360"/>
       </w:pPr>
     </w:lvl>
-    <w:lvl w:ilvl="3" w:tplc="FF68029A">
+    <w:lvl w:ilvl="3" w:tplc="63342818">
       <w:start w:val="1"/>
       <w:numFmt w:val="bullet"/>
       <w:lvlText w:val="●"/>
@@ -22907,7 +22910,7 @@
         <w:ind w:left="2880" w:hanging="360"/>
       </w:pPr>
     </w:lvl>
-    <w:lvl w:ilvl="4" w:tplc="0B2CD37A">
+    <w:lvl w:ilvl="4" w:tplc="9A36A10A">
       <w:start w:val="1"/>
       <w:numFmt w:val="bullet"/>
       <w:lvlText w:val="○"/>
@@ -22916,7 +22919,7 @@
         <w:ind w:left="3600" w:hanging="360"/>
       </w:pPr>
     </w:lvl>
-    <w:lvl w:ilvl="5" w:tplc="A1082A20">
+    <w:lvl w:ilvl="5" w:tplc="91B40CA8">
       <w:start w:val="1"/>
       <w:numFmt w:val="bullet"/>
       <w:lvlText w:val="■"/>
@@ -22925,7 +22928,7 @@
         <w:ind w:left="4320" w:hanging="360"/>
       </w:pPr>
     </w:lvl>
-    <w:lvl w:ilvl="6" w:tplc="6B46C402">
+    <w:lvl w:ilvl="6" w:tplc="D878EF40">
       <w:start w:val="1"/>
       <w:numFmt w:val="bullet"/>
       <w:lvlText w:val="●"/>
@@ -22934,7 +22937,7 @@
         <w:ind w:left="5040" w:hanging="360"/>
       </w:pPr>
     </w:lvl>
-    <w:lvl w:ilvl="7" w:tplc="2AC8B5E0">
+    <w:lvl w:ilvl="7" w:tplc="0B64817C">
       <w:start w:val="1"/>
       <w:numFmt w:val="bullet"/>
       <w:lvlText w:val="●"/>
@@ -22943,7 +22946,7 @@
         <w:ind w:left="5760" w:hanging="360"/>
       </w:pPr>
     </w:lvl>
-    <w:lvl w:ilvl="8" w:tplc="021C3EBE">
+    <w:lvl w:ilvl="8" w:tplc="176AB3BA">
       <w:start w:val="1"/>
       <w:numFmt w:val="bullet"/>
       <w:lvlText w:val="●"/>
@@ -22953,7 +22956,7 @@
       </w:pPr>
     </w:lvl>
   </w:abstractNum>
-  <w:num w:numId="1" w16cid:durableId="1976713600">
+  <w:num w:numId="1" w16cid:durableId="1560551836">
     <w:abstractNumId w:val="0"/>
     <w:lvlOverride w:ilvl="0">
       <w:startOverride w:val="1"/>
@@ -23550,7 +23553,7 @@
     <w:autoRedefine/>
     <w:uiPriority w:val="39"/>
     <w:unhideWhenUsed/>
-    <w:rsid w:val="00F949A5"/>
+    <w:rsid w:val="009A3EB6"/>
     <w:pPr>
       <w:spacing w:after="100"/>
     </w:pPr>
@@ -23562,7 +23565,7 @@
     <w:autoRedefine/>
     <w:uiPriority w:val="39"/>
     <w:unhideWhenUsed/>
-    <w:rsid w:val="00F949A5"/>
+    <w:rsid w:val="009A3EB6"/>
     <w:pPr>
       <w:spacing w:after="100"/>
       <w:ind w:left="220"/>

--- a/THE-GROUND-Edwin-Boston-III.docx
+++ b/THE-GROUND-Edwin-Boston-III.docx
@@ -156,7 +156,7 @@
     <w:sdt>
       <w:sdtPr>
         <w:alias w:val="Contents"/>
-        <w:id w:val="-836846405"/>
+        <w:id w:val="531461489"/>
       </w:sdtPr>
       <w:sdtEndPr/>
       <w:sdtContent>
@@ -184,7 +184,7 @@
           <w:r>
             <w:fldChar w:fldCharType="separate"/>
           </w:r>
-          <w:hyperlink w:anchor="_Toc244120796" w:history="1">
+          <w:hyperlink w:anchor="_Toc244121032" w:history="1">
             <w:r>
               <w:rPr>
                 <w:rStyle w:val="Hyperlink"/>
@@ -208,7 +208,7 @@
               <w:rPr>
                 <w:noProof/>
               </w:rPr>
-              <w:instrText xml:space="preserve"> PAGEREF _Toc244120796 \h </w:instrText>
+              <w:instrText xml:space="preserve"> PAGEREF _Toc244121032 \h </w:instrText>
             </w:r>
             <w:r>
               <w:rPr>
@@ -250,7 +250,7 @@
               <w14:ligatures w14:val="standardContextual"/>
             </w:rPr>
           </w:pPr>
-          <w:hyperlink w:anchor="_Toc244120797" w:history="1">
+          <w:hyperlink w:anchor="_Toc244121033" w:history="1">
             <w:r>
               <w:rPr>
                 <w:rStyle w:val="Hyperlink"/>
@@ -274,7 +274,7 @@
               <w:rPr>
                 <w:noProof/>
               </w:rPr>
-              <w:instrText xml:space="preserve"> PAGEREF _Toc244120797 \h </w:instrText>
+              <w:instrText xml:space="preserve"> PAGEREF _Toc244121033 \h </w:instrText>
             </w:r>
             <w:r>
               <w:rPr>
@@ -316,7 +316,7 @@
               <w14:ligatures w14:val="standardContextual"/>
             </w:rPr>
           </w:pPr>
-          <w:hyperlink w:anchor="_Toc244120798" w:history="1">
+          <w:hyperlink w:anchor="_Toc244121034" w:history="1">
             <w:r>
               <w:rPr>
                 <w:rStyle w:val="Hyperlink"/>
@@ -340,7 +340,7 @@
               <w:rPr>
                 <w:noProof/>
               </w:rPr>
-              <w:instrText xml:space="preserve"> PAGEREF _Toc244120798 \h </w:instrText>
+              <w:instrText xml:space="preserve"> PAGEREF _Toc244121034 \h </w:instrText>
             </w:r>
             <w:r>
               <w:rPr>
@@ -382,7 +382,7 @@
               <w14:ligatures w14:val="standardContextual"/>
             </w:rPr>
           </w:pPr>
-          <w:hyperlink w:anchor="_Toc244120799" w:history="1">
+          <w:hyperlink w:anchor="_Toc244121035" w:history="1">
             <w:r>
               <w:rPr>
                 <w:rStyle w:val="Hyperlink"/>
@@ -406,7 +406,7 @@
               <w:rPr>
                 <w:noProof/>
               </w:rPr>
-              <w:instrText xml:space="preserve"> PAGEREF _Toc244120799 \h </w:instrText>
+              <w:instrText xml:space="preserve"> PAGEREF _Toc244121035 \h </w:instrText>
             </w:r>
             <w:r>
               <w:rPr>
@@ -448,7 +448,7 @@
               <w14:ligatures w14:val="standardContextual"/>
             </w:rPr>
           </w:pPr>
-          <w:hyperlink w:anchor="_Toc244120800" w:history="1">
+          <w:hyperlink w:anchor="_Toc244121036" w:history="1">
             <w:r>
               <w:rPr>
                 <w:rStyle w:val="Hyperlink"/>
@@ -472,7 +472,7 @@
               <w:rPr>
                 <w:noProof/>
               </w:rPr>
-              <w:instrText xml:space="preserve"> PAGEREF _Toc244120800 \h </w:instrText>
+              <w:instrText xml:space="preserve"> PAGEREF _Toc244121036 \h </w:instrText>
             </w:r>
             <w:r>
               <w:rPr>
@@ -514,7 +514,7 @@
               <w14:ligatures w14:val="standardContextual"/>
             </w:rPr>
           </w:pPr>
-          <w:hyperlink w:anchor="_Toc244120801" w:history="1">
+          <w:hyperlink w:anchor="_Toc244121037" w:history="1">
             <w:r>
               <w:rPr>
                 <w:rStyle w:val="Hyperlink"/>
@@ -538,7 +538,7 @@
               <w:rPr>
                 <w:noProof/>
               </w:rPr>
-              <w:instrText xml:space="preserve"> PAGEREF _Toc244120801 \h </w:instrText>
+              <w:instrText xml:space="preserve"> PAGEREF _Toc244121037 \h </w:instrText>
             </w:r>
             <w:r>
               <w:rPr>
@@ -580,7 +580,7 @@
               <w14:ligatures w14:val="standardContextual"/>
             </w:rPr>
           </w:pPr>
-          <w:hyperlink w:anchor="_Toc244120802" w:history="1">
+          <w:hyperlink w:anchor="_Toc244121038" w:history="1">
             <w:r>
               <w:rPr>
                 <w:rStyle w:val="Hyperlink"/>
@@ -604,7 +604,7 @@
               <w:rPr>
                 <w:noProof/>
               </w:rPr>
-              <w:instrText xml:space="preserve"> PAGEREF _Toc244120802 \h </w:instrText>
+              <w:instrText xml:space="preserve"> PAGEREF _Toc244121038 \h </w:instrText>
             </w:r>
             <w:r>
               <w:rPr>
@@ -646,7 +646,7 @@
               <w14:ligatures w14:val="standardContextual"/>
             </w:rPr>
           </w:pPr>
-          <w:hyperlink w:anchor="_Toc244120803" w:history="1">
+          <w:hyperlink w:anchor="_Toc244121039" w:history="1">
             <w:r>
               <w:rPr>
                 <w:rStyle w:val="Hyperlink"/>
@@ -670,7 +670,7 @@
               <w:rPr>
                 <w:noProof/>
               </w:rPr>
-              <w:instrText xml:space="preserve"> PAGEREF _Toc244120803 \h </w:instrText>
+              <w:instrText xml:space="preserve"> PAGEREF _Toc244121039 \h </w:instrText>
             </w:r>
             <w:r>
               <w:rPr>
@@ -712,7 +712,7 @@
               <w14:ligatures w14:val="standardContextual"/>
             </w:rPr>
           </w:pPr>
-          <w:hyperlink w:anchor="_Toc244120804" w:history="1">
+          <w:hyperlink w:anchor="_Toc244121040" w:history="1">
             <w:r>
               <w:rPr>
                 <w:rStyle w:val="Hyperlink"/>
@@ -736,7 +736,7 @@
               <w:rPr>
                 <w:noProof/>
               </w:rPr>
-              <w:instrText xml:space="preserve"> PAGEREF _Toc244120804 \h </w:instrText>
+              <w:instrText xml:space="preserve"> PAGEREF _Toc244121040 \h </w:instrText>
             </w:r>
             <w:r>
               <w:rPr>
@@ -778,7 +778,7 @@
               <w14:ligatures w14:val="standardContextual"/>
             </w:rPr>
           </w:pPr>
-          <w:hyperlink w:anchor="_Toc244120805" w:history="1">
+          <w:hyperlink w:anchor="_Toc244121041" w:history="1">
             <w:r>
               <w:rPr>
                 <w:rStyle w:val="Hyperlink"/>
@@ -802,7 +802,7 @@
               <w:rPr>
                 <w:noProof/>
               </w:rPr>
-              <w:instrText xml:space="preserve"> PAGEREF _Toc244120805 \h </w:instrText>
+              <w:instrText xml:space="preserve"> PAGEREF _Toc244121041 \h </w:instrText>
             </w:r>
             <w:r>
               <w:rPr>
@@ -844,7 +844,7 @@
               <w14:ligatures w14:val="standardContextual"/>
             </w:rPr>
           </w:pPr>
-          <w:hyperlink w:anchor="_Toc244120806" w:history="1">
+          <w:hyperlink w:anchor="_Toc244121042" w:history="1">
             <w:r>
               <w:rPr>
                 <w:rStyle w:val="Hyperlink"/>
@@ -868,7 +868,7 @@
               <w:rPr>
                 <w:noProof/>
               </w:rPr>
-              <w:instrText xml:space="preserve"> PAGEREF _Toc244120806 \h </w:instrText>
+              <w:instrText xml:space="preserve"> PAGEREF _Toc244121042 \h </w:instrText>
             </w:r>
             <w:r>
               <w:rPr>
@@ -910,7 +910,7 @@
               <w14:ligatures w14:val="standardContextual"/>
             </w:rPr>
           </w:pPr>
-          <w:hyperlink w:anchor="_Toc244120807" w:history="1">
+          <w:hyperlink w:anchor="_Toc244121043" w:history="1">
             <w:r>
               <w:rPr>
                 <w:rStyle w:val="Hyperlink"/>
@@ -934,7 +934,7 @@
               <w:rPr>
                 <w:noProof/>
               </w:rPr>
-              <w:instrText xml:space="preserve"> PAGEREF _Toc244120807 \h </w:instrText>
+              <w:instrText xml:space="preserve"> PAGEREF _Toc244121043 \h </w:instrText>
             </w:r>
             <w:r>
               <w:rPr>
@@ -976,7 +976,7 @@
               <w14:ligatures w14:val="standardContextual"/>
             </w:rPr>
           </w:pPr>
-          <w:hyperlink w:anchor="_Toc244120808" w:history="1">
+          <w:hyperlink w:anchor="_Toc244121044" w:history="1">
             <w:r>
               <w:rPr>
                 <w:rStyle w:val="Hyperlink"/>
@@ -1000,7 +1000,7 @@
               <w:rPr>
                 <w:noProof/>
               </w:rPr>
-              <w:instrText xml:space="preserve"> PAGEREF _Toc244120808 \h </w:instrText>
+              <w:instrText xml:space="preserve"> PAGEREF _Toc244121044 \h </w:instrText>
             </w:r>
             <w:r>
               <w:rPr>
@@ -1042,7 +1042,7 @@
               <w14:ligatures w14:val="standardContextual"/>
             </w:rPr>
           </w:pPr>
-          <w:hyperlink w:anchor="_Toc244120809" w:history="1">
+          <w:hyperlink w:anchor="_Toc244121045" w:history="1">
             <w:r>
               <w:rPr>
                 <w:rStyle w:val="Hyperlink"/>
@@ -1066,7 +1066,7 @@
               <w:rPr>
                 <w:noProof/>
               </w:rPr>
-              <w:instrText xml:space="preserve"> PAGEREF _Toc244120809 \h </w:instrText>
+              <w:instrText xml:space="preserve"> PAGEREF _Toc244121045 \h </w:instrText>
             </w:r>
             <w:r>
               <w:rPr>
@@ -1108,7 +1108,7 @@
               <w14:ligatures w14:val="standardContextual"/>
             </w:rPr>
           </w:pPr>
-          <w:hyperlink w:anchor="_Toc244120810" w:history="1">
+          <w:hyperlink w:anchor="_Toc244121046" w:history="1">
             <w:r>
               <w:rPr>
                 <w:rStyle w:val="Hyperlink"/>
@@ -1132,7 +1132,7 @@
               <w:rPr>
                 <w:noProof/>
               </w:rPr>
-              <w:instrText xml:space="preserve"> PAGEREF _Toc244120810 \h </w:instrText>
+              <w:instrText xml:space="preserve"> PAGEREF _Toc244121046 \h </w:instrText>
             </w:r>
             <w:r>
               <w:rPr>
@@ -1174,7 +1174,7 @@
               <w14:ligatures w14:val="standardContextual"/>
             </w:rPr>
           </w:pPr>
-          <w:hyperlink w:anchor="_Toc244120811" w:history="1">
+          <w:hyperlink w:anchor="_Toc244121047" w:history="1">
             <w:r>
               <w:rPr>
                 <w:rStyle w:val="Hyperlink"/>
@@ -1198,7 +1198,7 @@
               <w:rPr>
                 <w:noProof/>
               </w:rPr>
-              <w:instrText xml:space="preserve"> PAGEREF _Toc244120811 \h </w:instrText>
+              <w:instrText xml:space="preserve"> PAGEREF _Toc244121047 \h </w:instrText>
             </w:r>
             <w:r>
               <w:rPr>
@@ -1240,7 +1240,7 @@
               <w14:ligatures w14:val="standardContextual"/>
             </w:rPr>
           </w:pPr>
-          <w:hyperlink w:anchor="_Toc244120812" w:history="1">
+          <w:hyperlink w:anchor="_Toc244121048" w:history="1">
             <w:r>
               <w:rPr>
                 <w:rStyle w:val="Hyperlink"/>
@@ -1264,7 +1264,7 @@
               <w:rPr>
                 <w:noProof/>
               </w:rPr>
-              <w:instrText xml:space="preserve"> PAGEREF _Toc244120812 \h </w:instrText>
+              <w:instrText xml:space="preserve"> PAGEREF _Toc244121048 \h </w:instrText>
             </w:r>
             <w:r>
               <w:rPr>
@@ -1306,7 +1306,7 @@
               <w14:ligatures w14:val="standardContextual"/>
             </w:rPr>
           </w:pPr>
-          <w:hyperlink w:anchor="_Toc244120813" w:history="1">
+          <w:hyperlink w:anchor="_Toc244121049" w:history="1">
             <w:r>
               <w:rPr>
                 <w:rStyle w:val="Hyperlink"/>
@@ -1330,7 +1330,7 @@
               <w:rPr>
                 <w:noProof/>
               </w:rPr>
-              <w:instrText xml:space="preserve"> PAGEREF _Toc244120813 \h </w:instrText>
+              <w:instrText xml:space="preserve"> PAGEREF _Toc244121049 \h </w:instrText>
             </w:r>
             <w:r>
               <w:rPr>
@@ -1372,7 +1372,7 @@
               <w14:ligatures w14:val="standardContextual"/>
             </w:rPr>
           </w:pPr>
-          <w:hyperlink w:anchor="_Toc244120814" w:history="1">
+          <w:hyperlink w:anchor="_Toc244121050" w:history="1">
             <w:r>
               <w:rPr>
                 <w:rStyle w:val="Hyperlink"/>
@@ -1396,7 +1396,7 @@
               <w:rPr>
                 <w:noProof/>
               </w:rPr>
-              <w:instrText xml:space="preserve"> PAGEREF _Toc244120814 \h </w:instrText>
+              <w:instrText xml:space="preserve"> PAGEREF _Toc244121050 \h </w:instrText>
             </w:r>
             <w:r>
               <w:rPr>
@@ -1438,7 +1438,7 @@
               <w14:ligatures w14:val="standardContextual"/>
             </w:rPr>
           </w:pPr>
-          <w:hyperlink w:anchor="_Toc244120815" w:history="1">
+          <w:hyperlink w:anchor="_Toc244121051" w:history="1">
             <w:r>
               <w:rPr>
                 <w:rStyle w:val="Hyperlink"/>
@@ -1462,7 +1462,7 @@
               <w:rPr>
                 <w:noProof/>
               </w:rPr>
-              <w:instrText xml:space="preserve"> PAGEREF _Toc244120815 \h </w:instrText>
+              <w:instrText xml:space="preserve"> PAGEREF _Toc244121051 \h </w:instrText>
             </w:r>
             <w:r>
               <w:rPr>
@@ -1504,7 +1504,7 @@
               <w14:ligatures w14:val="standardContextual"/>
             </w:rPr>
           </w:pPr>
-          <w:hyperlink w:anchor="_Toc244120816" w:history="1">
+          <w:hyperlink w:anchor="_Toc244121052" w:history="1">
             <w:r>
               <w:rPr>
                 <w:rStyle w:val="Hyperlink"/>
@@ -1528,7 +1528,7 @@
               <w:rPr>
                 <w:noProof/>
               </w:rPr>
-              <w:instrText xml:space="preserve"> PAGEREF _Toc244120816 \h </w:instrText>
+              <w:instrText xml:space="preserve"> PAGEREF _Toc244121052 \h </w:instrText>
             </w:r>
             <w:r>
               <w:rPr>
@@ -1570,7 +1570,7 @@
               <w14:ligatures w14:val="standardContextual"/>
             </w:rPr>
           </w:pPr>
-          <w:hyperlink w:anchor="_Toc244120817" w:history="1">
+          <w:hyperlink w:anchor="_Toc244121053" w:history="1">
             <w:r>
               <w:rPr>
                 <w:rStyle w:val="Hyperlink"/>
@@ -1594,7 +1594,7 @@
               <w:rPr>
                 <w:noProof/>
               </w:rPr>
-              <w:instrText xml:space="preserve"> PAGEREF _Toc244120817 \h </w:instrText>
+              <w:instrText xml:space="preserve"> PAGEREF _Toc244121053 \h </w:instrText>
             </w:r>
             <w:r>
               <w:rPr>
@@ -1636,7 +1636,7 @@
               <w14:ligatures w14:val="standardContextual"/>
             </w:rPr>
           </w:pPr>
-          <w:hyperlink w:anchor="_Toc244120818" w:history="1">
+          <w:hyperlink w:anchor="_Toc244121054" w:history="1">
             <w:r>
               <w:rPr>
                 <w:rStyle w:val="Hyperlink"/>
@@ -1660,7 +1660,7 @@
               <w:rPr>
                 <w:noProof/>
               </w:rPr>
-              <w:instrText xml:space="preserve"> PAGEREF _Toc244120818 \h </w:instrText>
+              <w:instrText xml:space="preserve"> PAGEREF _Toc244121054 \h </w:instrText>
             </w:r>
             <w:r>
               <w:rPr>
@@ -1702,7 +1702,7 @@
               <w14:ligatures w14:val="standardContextual"/>
             </w:rPr>
           </w:pPr>
-          <w:hyperlink w:anchor="_Toc244120819" w:history="1">
+          <w:hyperlink w:anchor="_Toc244121055" w:history="1">
             <w:r>
               <w:rPr>
                 <w:rStyle w:val="Hyperlink"/>
@@ -1726,7 +1726,7 @@
               <w:rPr>
                 <w:noProof/>
               </w:rPr>
-              <w:instrText xml:space="preserve"> PAGEREF _Toc244120819 \h </w:instrText>
+              <w:instrText xml:space="preserve"> PAGEREF _Toc244121055 \h </w:instrText>
             </w:r>
             <w:r>
               <w:rPr>
@@ -1768,7 +1768,7 @@
               <w14:ligatures w14:val="standardContextual"/>
             </w:rPr>
           </w:pPr>
-          <w:hyperlink w:anchor="_Toc244120820" w:history="1">
+          <w:hyperlink w:anchor="_Toc244121056" w:history="1">
             <w:r>
               <w:rPr>
                 <w:rStyle w:val="Hyperlink"/>
@@ -1792,7 +1792,7 @@
               <w:rPr>
                 <w:noProof/>
               </w:rPr>
-              <w:instrText xml:space="preserve"> PAGEREF _Toc244120820 \h </w:instrText>
+              <w:instrText xml:space="preserve"> PAGEREF _Toc244121056 \h </w:instrText>
             </w:r>
             <w:r>
               <w:rPr>
@@ -1834,7 +1834,7 @@
               <w14:ligatures w14:val="standardContextual"/>
             </w:rPr>
           </w:pPr>
-          <w:hyperlink w:anchor="_Toc244120821" w:history="1">
+          <w:hyperlink w:anchor="_Toc244121057" w:history="1">
             <w:r>
               <w:rPr>
                 <w:rStyle w:val="Hyperlink"/>
@@ -1858,7 +1858,7 @@
               <w:rPr>
                 <w:noProof/>
               </w:rPr>
-              <w:instrText xml:space="preserve"> PAGEREF _Toc244120821 \h </w:instrText>
+              <w:instrText xml:space="preserve"> PAGEREF _Toc244121057 \h </w:instrText>
             </w:r>
             <w:r>
               <w:rPr>
@@ -1900,7 +1900,7 @@
               <w14:ligatures w14:val="standardContextual"/>
             </w:rPr>
           </w:pPr>
-          <w:hyperlink w:anchor="_Toc244120822" w:history="1">
+          <w:hyperlink w:anchor="_Toc244121058" w:history="1">
             <w:r>
               <w:rPr>
                 <w:rStyle w:val="Hyperlink"/>
@@ -1924,7 +1924,7 @@
               <w:rPr>
                 <w:noProof/>
               </w:rPr>
-              <w:instrText xml:space="preserve"> PAGEREF _Toc244120822 \h </w:instrText>
+              <w:instrText xml:space="preserve"> PAGEREF _Toc244121058 \h </w:instrText>
             </w:r>
             <w:r>
               <w:rPr>
@@ -1966,7 +1966,7 @@
               <w14:ligatures w14:val="standardContextual"/>
             </w:rPr>
           </w:pPr>
-          <w:hyperlink w:anchor="_Toc244120823" w:history="1">
+          <w:hyperlink w:anchor="_Toc244121059" w:history="1">
             <w:r>
               <w:rPr>
                 <w:rStyle w:val="Hyperlink"/>
@@ -1990,7 +1990,7 @@
               <w:rPr>
                 <w:noProof/>
               </w:rPr>
-              <w:instrText xml:space="preserve"> PAGEREF _Toc244120823 \h </w:instrText>
+              <w:instrText xml:space="preserve"> PAGEREF _Toc244121059 \h </w:instrText>
             </w:r>
             <w:r>
               <w:rPr>
@@ -2032,7 +2032,7 @@
               <w14:ligatures w14:val="standardContextual"/>
             </w:rPr>
           </w:pPr>
-          <w:hyperlink w:anchor="_Toc244120824" w:history="1">
+          <w:hyperlink w:anchor="_Toc244121060" w:history="1">
             <w:r>
               <w:rPr>
                 <w:rStyle w:val="Hyperlink"/>
@@ -2056,7 +2056,7 @@
               <w:rPr>
                 <w:noProof/>
               </w:rPr>
-              <w:instrText xml:space="preserve"> PAGEREF _Toc244120824 \h </w:instrText>
+              <w:instrText xml:space="preserve"> PAGEREF _Toc244121060 \h </w:instrText>
             </w:r>
             <w:r>
               <w:rPr>
@@ -2098,7 +2098,7 @@
               <w14:ligatures w14:val="standardContextual"/>
             </w:rPr>
           </w:pPr>
-          <w:hyperlink w:anchor="_Toc244120825" w:history="1">
+          <w:hyperlink w:anchor="_Toc244121061" w:history="1">
             <w:r>
               <w:rPr>
                 <w:rStyle w:val="Hyperlink"/>
@@ -2122,7 +2122,7 @@
               <w:rPr>
                 <w:noProof/>
               </w:rPr>
-              <w:instrText xml:space="preserve"> PAGEREF _Toc244120825 \h </w:instrText>
+              <w:instrText xml:space="preserve"> PAGEREF _Toc244121061 \h </w:instrText>
             </w:r>
             <w:r>
               <w:rPr>
@@ -2164,7 +2164,7 @@
               <w14:ligatures w14:val="standardContextual"/>
             </w:rPr>
           </w:pPr>
-          <w:hyperlink w:anchor="_Toc244120826" w:history="1">
+          <w:hyperlink w:anchor="_Toc244121062" w:history="1">
             <w:r>
               <w:rPr>
                 <w:rStyle w:val="Hyperlink"/>
@@ -2188,7 +2188,7 @@
               <w:rPr>
                 <w:noProof/>
               </w:rPr>
-              <w:instrText xml:space="preserve"> PAGEREF _Toc244120826 \h </w:instrText>
+              <w:instrText xml:space="preserve"> PAGEREF _Toc244121062 \h </w:instrText>
             </w:r>
             <w:r>
               <w:rPr>
@@ -2230,7 +2230,7 @@
               <w14:ligatures w14:val="standardContextual"/>
             </w:rPr>
           </w:pPr>
-          <w:hyperlink w:anchor="_Toc244120827" w:history="1">
+          <w:hyperlink w:anchor="_Toc244121063" w:history="1">
             <w:r>
               <w:rPr>
                 <w:rStyle w:val="Hyperlink"/>
@@ -2254,7 +2254,7 @@
               <w:rPr>
                 <w:noProof/>
               </w:rPr>
-              <w:instrText xml:space="preserve"> PAGEREF _Toc244120827 \h </w:instrText>
+              <w:instrText xml:space="preserve"> PAGEREF _Toc244121063 \h </w:instrText>
             </w:r>
             <w:r>
               <w:rPr>
@@ -2296,7 +2296,7 @@
               <w14:ligatures w14:val="standardContextual"/>
             </w:rPr>
           </w:pPr>
-          <w:hyperlink w:anchor="_Toc244120828" w:history="1">
+          <w:hyperlink w:anchor="_Toc244121064" w:history="1">
             <w:r>
               <w:rPr>
                 <w:rStyle w:val="Hyperlink"/>
@@ -2320,7 +2320,7 @@
               <w:rPr>
                 <w:noProof/>
               </w:rPr>
-              <w:instrText xml:space="preserve"> PAGEREF _Toc244120828 \h </w:instrText>
+              <w:instrText xml:space="preserve"> PAGEREF _Toc244121064 \h </w:instrText>
             </w:r>
             <w:r>
               <w:rPr>
@@ -2362,7 +2362,7 @@
               <w14:ligatures w14:val="standardContextual"/>
             </w:rPr>
           </w:pPr>
-          <w:hyperlink w:anchor="_Toc244120829" w:history="1">
+          <w:hyperlink w:anchor="_Toc244121065" w:history="1">
             <w:r>
               <w:rPr>
                 <w:rStyle w:val="Hyperlink"/>
@@ -2386,7 +2386,7 @@
               <w:rPr>
                 <w:noProof/>
               </w:rPr>
-              <w:instrText xml:space="preserve"> PAGEREF _Toc244120829 \h </w:instrText>
+              <w:instrText xml:space="preserve"> PAGEREF _Toc244121065 \h </w:instrText>
             </w:r>
             <w:r>
               <w:rPr>
@@ -2428,7 +2428,7 @@
               <w14:ligatures w14:val="standardContextual"/>
             </w:rPr>
           </w:pPr>
-          <w:hyperlink w:anchor="_Toc244120830" w:history="1">
+          <w:hyperlink w:anchor="_Toc244121066" w:history="1">
             <w:r>
               <w:rPr>
                 <w:rStyle w:val="Hyperlink"/>
@@ -2452,7 +2452,7 @@
               <w:rPr>
                 <w:noProof/>
               </w:rPr>
-              <w:instrText xml:space="preserve"> PAGEREF _Toc244120830 \h </w:instrText>
+              <w:instrText xml:space="preserve"> PAGEREF _Toc244121066 \h </w:instrText>
             </w:r>
             <w:r>
               <w:rPr>
@@ -2493,7 +2493,7 @@
         <w:pageBreakBefore/>
         <w:spacing w:before="0"/>
       </w:pPr>
-      <w:bookmarkStart w:id="0" w:name="_Toc244120796"/>
+      <w:bookmarkStart w:id="0" w:name="_Toc244121032"/>
       <w:r>
         <w:t>1.  Introduction</w:t>
       </w:r>
@@ -2629,7 +2629,7 @@
         <w:pStyle w:val="Heading1"/>
         <w:keepNext/>
       </w:pPr>
-      <w:bookmarkStart w:id="1" w:name="_Toc244120797"/>
+      <w:bookmarkStart w:id="1" w:name="_Toc244121033"/>
       <w:r>
         <w:t>2.  The Ground Theorem</w:t>
       </w:r>
@@ -2890,7 +2890,7 @@
         <w:pStyle w:val="Heading1"/>
         <w:keepNext/>
       </w:pPr>
-      <w:bookmarkStart w:id="2" w:name="_Toc244120798"/>
+      <w:bookmarkStart w:id="2" w:name="_Toc244121034"/>
       <w:r>
         <w:t>3.  What the Problem Demands</w:t>
       </w:r>
@@ -2901,7 +2901,7 @@
         <w:pStyle w:val="Heading2"/>
         <w:keepNext/>
       </w:pPr>
-      <w:bookmarkStart w:id="3" w:name="_Toc244120799"/>
+      <w:bookmarkStart w:id="3" w:name="_Toc244121035"/>
       <w:r>
         <w:t>3.1  Euclidean fields and the axioms of Osterwalder and Schrader</w:t>
       </w:r>
@@ -4031,7 +4031,7 @@
         <w:pStyle w:val="Heading2"/>
         <w:keepNext/>
       </w:pPr>
-      <w:bookmarkStart w:id="4" w:name="_Toc244120800"/>
+      <w:bookmarkStart w:id="4" w:name="_Toc244121036"/>
       <w:r>
         <w:t>3.2  The mass gap</w:t>
       </w:r>
@@ -4103,7 +4103,7 @@
         <w:pStyle w:val="Heading2"/>
         <w:keepNext/>
       </w:pPr>
-      <w:bookmarkStart w:id="5" w:name="_Toc244120801"/>
+      <w:bookmarkStart w:id="5" w:name="_Toc244121037"/>
       <w:r>
         <w:t>3.3  Non-triviality</w:t>
       </w:r>
@@ -4182,7 +4182,7 @@
         <w:pStyle w:val="Heading2"/>
         <w:keepNext/>
       </w:pPr>
-      <w:bookmarkStart w:id="6" w:name="_Toc244120802"/>
+      <w:bookmarkStart w:id="6" w:name="_Toc244121038"/>
       <w:r>
         <w:t>3.4  Limits obtained by compactness</w:t>
       </w:r>
@@ -4261,7 +4261,7 @@
         <w:pStyle w:val="Heading1"/>
         <w:keepNext/>
       </w:pPr>
-      <w:bookmarkStart w:id="7" w:name="_Toc244120803"/>
+      <w:bookmarkStart w:id="7" w:name="_Toc244121039"/>
       <w:r>
         <w:t>4.  The Lattice, Its Positivity and Its Gap</w:t>
       </w:r>
@@ -4272,7 +4272,7 @@
         <w:pStyle w:val="Heading2"/>
         <w:keepNext/>
       </w:pPr>
-      <w:bookmarkStart w:id="8" w:name="_Toc244120804"/>
+      <w:bookmarkStart w:id="8" w:name="_Toc244121040"/>
       <w:r>
         <w:t>4.1  Wilson's theory</w:t>
       </w:r>
@@ -4894,7 +4894,7 @@
         <w:pStyle w:val="Heading2"/>
         <w:keepNext/>
       </w:pPr>
-      <w:bookmarkStart w:id="9" w:name="_Toc244120805"/>
+      <w:bookmarkStart w:id="9" w:name="_Toc244121041"/>
       <w:r>
         <w:t>4.2  Reflection positivity and the transfer matrix</w:t>
       </w:r>
@@ -5930,7 +5930,7 @@
         <w:pStyle w:val="Heading2"/>
         <w:keepNext/>
       </w:pPr>
-      <w:bookmarkStart w:id="10" w:name="_Toc244120806"/>
+      <w:bookmarkStart w:id="10" w:name="_Toc244121042"/>
       <w:r>
         <w:t>4.3  The renormalisation group of Bałaban</w:t>
       </w:r>
@@ -5971,7 +5971,7 @@
         <w:pStyle w:val="Heading1"/>
         <w:keepNext/>
       </w:pPr>
-      <w:bookmarkStart w:id="11" w:name="_Toc244120807"/>
+      <w:bookmarkStart w:id="11" w:name="_Toc244121043"/>
       <w:r>
         <w:t>5.  The Three-Dimensional Manuscripts</w:t>
       </w:r>
@@ -5995,7 +5995,7 @@
         <w:pStyle w:val="Heading2"/>
         <w:keepNext/>
       </w:pPr>
-      <w:bookmarkStart w:id="12" w:name="_Toc244120808"/>
+      <w:bookmarkStart w:id="12" w:name="_Toc244121044"/>
       <w:r>
         <w:t>5.1  The documents</w:t>
       </w:r>
@@ -6042,7 +6042,7 @@
         <w:pStyle w:val="Heading2"/>
         <w:keepNext/>
       </w:pPr>
-      <w:bookmarkStart w:id="13" w:name="_Toc244120809"/>
+      <w:bookmarkStart w:id="13" w:name="_Toc244121045"/>
       <w:r>
         <w:t>5.2  The observable</w:t>
       </w:r>
@@ -6446,7 +6446,7 @@
         <w:pStyle w:val="Heading2"/>
         <w:keepNext/>
       </w:pPr>
-      <w:bookmarkStart w:id="14" w:name="_Toc244120810"/>
+      <w:bookmarkStart w:id="14" w:name="_Toc244121046"/>
       <w:r>
         <w:t>5.3  The torus, the infinite volume and the components</w:t>
       </w:r>
@@ -6977,7 +6977,7 @@
         <w:pStyle w:val="Heading2"/>
         <w:keepNext/>
       </w:pPr>
-      <w:bookmarkStart w:id="15" w:name="_Toc244120811"/>
+      <w:bookmarkStart w:id="15" w:name="_Toc244121047"/>
       <w:r>
         <w:t>5.4  The axioms and the reconstruction</w:t>
       </w:r>
@@ -7207,7 +7207,7 @@
         <w:pStyle w:val="Heading2"/>
         <w:keepNext/>
       </w:pPr>
-      <w:bookmarkStart w:id="16" w:name="_Toc244120812"/>
+      <w:bookmarkStart w:id="16" w:name="_Toc244121048"/>
       <w:r>
         <w:t>5.5  Non-triviality</w:t>
       </w:r>
@@ -7748,7 +7748,7 @@
         <w:pStyle w:val="Heading2"/>
         <w:keepNext/>
       </w:pPr>
-      <w:bookmarkStart w:id="17" w:name="_Toc244120813"/>
+      <w:bookmarkStart w:id="17" w:name="_Toc244121049"/>
       <w:r>
         <w:t>5.6  What the manuscript does not assert</w:t>
       </w:r>
@@ -7796,7 +7796,7 @@
         <w:pStyle w:val="Heading1"/>
         <w:keepNext/>
       </w:pPr>
-      <w:bookmarkStart w:id="18" w:name="_Toc244120814"/>
+      <w:bookmarkStart w:id="18" w:name="_Toc244121050"/>
       <w:r>
         <w:t>6.  The Four-Dimensional Draft and the Standing of the Corpus</w:t>
       </w:r>
@@ -7820,7 +7820,7 @@
         <w:pStyle w:val="Heading2"/>
         <w:keepNext/>
       </w:pPr>
-      <w:bookmarkStart w:id="19" w:name="_Toc244120815"/>
+      <w:bookmarkStart w:id="19" w:name="_Toc244121051"/>
       <w:r>
         <w:t>6.1  The authors' account</w:t>
       </w:r>
@@ -7884,7 +7884,7 @@
         <w:pStyle w:val="Heading2"/>
         <w:keepNext/>
       </w:pPr>
-      <w:bookmarkStart w:id="20" w:name="_Toc244120816"/>
+      <w:bookmarkStart w:id="20" w:name="_Toc244121052"/>
       <w:r>
         <w:t>6.2  The conditional theorem</w:t>
       </w:r>
@@ -8087,7 +8087,7 @@
         <w:pStyle w:val="Heading2"/>
         <w:keepNext/>
       </w:pPr>
-      <w:bookmarkStart w:id="21" w:name="_Toc244120817"/>
+      <w:bookmarkStart w:id="21" w:name="_Toc244121053"/>
       <w:r>
         <w:t>6.3  What the draft does not claim</w:t>
       </w:r>
@@ -8165,7 +8165,7 @@
         <w:pStyle w:val="Heading2"/>
         <w:keepNext/>
       </w:pPr>
-      <w:bookmarkStart w:id="22" w:name="_Toc244120818"/>
+      <w:bookmarkStart w:id="22" w:name="_Toc244121054"/>
       <w:r>
         <w:t>6.4  The standing of the corpus</w:t>
       </w:r>
@@ -8226,7 +8226,7 @@
         <w:pStyle w:val="Heading2"/>
         <w:keepNext/>
       </w:pPr>
-      <w:bookmarkStart w:id="23" w:name="_Toc244120819"/>
+      <w:bookmarkStart w:id="23" w:name="_Toc244121055"/>
       <w:r>
         <w:t>6.5  The public reading</w:t>
       </w:r>
@@ -8294,7 +8294,7 @@
         <w:pStyle w:val="Heading1"/>
         <w:keepNext/>
       </w:pPr>
-      <w:bookmarkStart w:id="24" w:name="_Toc244120820"/>
+      <w:bookmarkStart w:id="24" w:name="_Toc244121056"/>
       <w:r>
         <w:t>7.  The Residue and Its Completion</w:t>
       </w:r>
@@ -8318,7 +8318,7 @@
         <w:pStyle w:val="Heading2"/>
         <w:keepNext/>
       </w:pPr>
-      <w:bookmarkStart w:id="25" w:name="_Toc244120821"/>
+      <w:bookmarkStart w:id="25" w:name="_Toc244121057"/>
       <w:r>
         <w:t>7.1  The residue</w:t>
       </w:r>
@@ -8349,7 +8349,7 @@
           <w:left w:w="10" w:type="dxa"/>
           <w:right w:w="10" w:type="dxa"/>
         </w:tblCellMar>
-        <w:tblLook w:val="0000" w:firstRow="0" w:lastRow="0" w:firstColumn="0" w:lastColumn="0" w:noHBand="0" w:noVBand="0"/>
+        <w:tblLook w:val="04A0" w:firstRow="1" w:lastRow="0" w:firstColumn="1" w:lastColumn="0" w:noHBand="0" w:noVBand="1"/>
       </w:tblPr>
       <w:tblGrid>
         <w:gridCol w:w="2700"/>
@@ -9512,7 +9512,7 @@
         <w:pStyle w:val="Heading2"/>
         <w:keepNext/>
       </w:pPr>
-      <w:bookmarkStart w:id="26" w:name="_Toc244120822"/>
+      <w:bookmarkStart w:id="26" w:name="_Toc244121058"/>
       <w:r>
         <w:t>7.2  The gap is exponential clustering</w:t>
       </w:r>
@@ -11458,7 +11458,7 @@
         <w:pStyle w:val="Heading2"/>
         <w:keepNext/>
       </w:pPr>
-      <w:bookmarkStart w:id="27" w:name="_Toc244120823"/>
+      <w:bookmarkStart w:id="27" w:name="_Toc244121059"/>
       <w:r>
         <w:t>7.3  From the lattice to the limit</w:t>
       </w:r>
@@ -12638,7 +12638,7 @@
         <w:pStyle w:val="Heading2"/>
         <w:keepNext/>
       </w:pPr>
-      <w:bookmarkStart w:id="28" w:name="_Toc244120824"/>
+      <w:bookmarkStart w:id="28" w:name="_Toc244121060"/>
       <w:r>
         <w:t>7.4  The collapse of the components</w:t>
       </w:r>
@@ -12754,7 +12754,7 @@
         <w:pStyle w:val="Heading1"/>
         <w:keepNext/>
       </w:pPr>
-      <w:bookmarkStart w:id="29" w:name="_Toc244120825"/>
+      <w:bookmarkStart w:id="29" w:name="_Toc244121061"/>
       <w:r>
         <w:t>8.  The Ground Handed Over</w:t>
       </w:r>
@@ -12765,7 +12765,7 @@
         <w:pStyle w:val="Heading2"/>
         <w:keepNext/>
       </w:pPr>
-      <w:bookmarkStart w:id="30" w:name="_Toc244120826"/>
+      <w:bookmarkStart w:id="30" w:name="_Toc244121062"/>
       <w:r>
         <w:t>8.1  The object that remains</w:t>
       </w:r>
@@ -12855,7 +12855,16 @@
         <w:t>j</w:t>
       </w:r>
       <w:r>
-        <w:t>, so it cannot be read at a single coupling. The lattice gaps that are proved directly hold at strong coupling, where the transfer matrix mixes rapidly; the construction's sequence runs into the scaling window of weak bare coupling, where asymptotic freedom ties the bare coupling to the spacing. The inequality must be carried from the one end of the sequence to the other.</w:t>
+        <w:t>, so it cannot be read at a single coupling. The lattice gaps that are proved directly hold at strong coupling, where the transfer matrix mixes rapidly: for SU(2) this is the theorem of Osterwalder and Seiler, and for every finite gauge group it is among the theorems checked by machine in §8.2.</w:t>
+      </w:r>
+      <w:r>
+        <w:rPr>
+          <w:rStyle w:val="FootnoteReference"/>
+        </w:rPr>
+        <w:footnoteReference w:id="52"/>
+      </w:r>
+      <w:r>
+        <w:t xml:space="preserve"> The construction's sequence runs into the scaling window of weak bare coupling, where asymptotic freedom ties the bare coupling to the spacing. The inequality must be carried from the one end of the sequence to the other.</w:t>
       </w:r>
     </w:p>
     <w:p>
@@ -12882,7 +12891,7 @@
         <w:pStyle w:val="Heading2"/>
         <w:keepNext/>
       </w:pPr>
-      <w:bookmarkStart w:id="31" w:name="_Toc244120827"/>
+      <w:bookmarkStart w:id="31" w:name="_Toc244121063"/>
       <w:r>
         <w:t>8.2  The instruments in hand</w:t>
       </w:r>
@@ -13650,7 +13659,7 @@
         <w:rPr>
           <w:rStyle w:val="FootnoteReference"/>
         </w:rPr>
-        <w:footnoteReference w:id="52"/>
+        <w:footnoteReference w:id="53"/>
       </w:r>
       <w:r>
         <w:t xml:space="preserve"> Proposition 8.1 turns the gap of Theorem 7.4 into a statement about mixing: a certified bound δ(</w:t>
@@ -16665,7 +16674,7 @@
         <w:rPr>
           <w:rStyle w:val="FootnoteReference"/>
         </w:rPr>
-        <w:footnoteReference w:id="53"/>
+        <w:footnoteReference w:id="54"/>
       </w:r>
     </w:p>
     <w:p>
@@ -17999,7 +18008,7 @@
         <w:rPr>
           <w:rStyle w:val="FootnoteReference"/>
         </w:rPr>
-        <w:footnoteReference w:id="54"/>
+        <w:footnoteReference w:id="55"/>
       </w:r>
     </w:p>
     <w:tbl>
@@ -18017,7 +18026,7 @@
           <w:left w:w="10" w:type="dxa"/>
           <w:right w:w="10" w:type="dxa"/>
         </w:tblCellMar>
-        <w:tblLook w:val="0000" w:firstRow="0" w:lastRow="0" w:firstColumn="0" w:lastColumn="0" w:noHBand="0" w:noVBand="0"/>
+        <w:tblLook w:val="04A0" w:firstRow="1" w:lastRow="0" w:firstColumn="1" w:lastColumn="0" w:noHBand="0" w:noVBand="1"/>
       </w:tblPr>
       <w:tblGrid>
         <w:gridCol w:w="1200"/>
@@ -19123,7 +19132,7 @@
         <w:rPr>
           <w:rStyle w:val="FootnoteReference"/>
         </w:rPr>
-        <w:footnoteReference w:id="55"/>
+        <w:footnoteReference w:id="56"/>
       </w:r>
       <w:r>
         <w:t xml:space="preserve"> At all fourteen cells the brackets contain the eigenvalues computed to forty-five digits by a second engine that shares no computation with the first, and they meet a third, independently certified set of intervals. On the 3×3 cross-section at </w:t>
@@ -19213,7 +19222,7 @@
         <w:rPr>
           <w:rStyle w:val="FootnoteReference"/>
         </w:rPr>
-        <w:footnoteReference w:id="56"/>
+        <w:footnoteReference w:id="57"/>
       </w:r>
       <w:r>
         <w:t xml:space="preserve"> Edwin Boston III reads the first two coefficients of the strong-coupling expansion of the gap exactly on the 3×3 cross-section, meets through them the first three coefficients of the low-temperature series of the Ising correlation length published by Arisue and Tabata, and, solving that published relation for the coefficients that no cross-section of side at most four can read, obtains the expansion on the infinite lattice</w:t>
@@ -19222,7 +19231,7 @@
         <w:rPr>
           <w:rStyle w:val="FootnoteReference"/>
         </w:rPr>
-        <w:footnoteReference w:id="57"/>
+        <w:footnoteReference w:id="58"/>
       </w:r>
     </w:p>
     <w:p>
@@ -19730,7 +19739,7 @@
         <w:rPr>
           <w:rStyle w:val="FootnoteReference"/>
         </w:rPr>
-        <w:footnoteReference w:id="58"/>
+        <w:footnoteReference w:id="59"/>
       </w:r>
       <w:r>
         <w:t xml:space="preserve"> For the transfer matrix of every finite-group lattice theory: every even-time quadratic form is non-negative; the spectral sum holds; the dominant root is simple and strictly dominant, with its residual law; the string energy is the exact limit of two Perron roots; and there is a mass gap on every finite cross-section, at every coupling. For every finite group acting faithfully by a real orthogonal representation, on every finite cross-section, the static potential of a Wilson loop is at least the mass gap</w:t>
@@ -19823,7 +19832,7 @@
         <w:pStyle w:val="Heading2"/>
         <w:keepNext/>
       </w:pPr>
-      <w:bookmarkStart w:id="32" w:name="_Toc244120828"/>
+      <w:bookmarkStart w:id="32" w:name="_Toc244121064"/>
       <w:r>
         <w:t>8.3  Coda</w:t>
       </w:r>
@@ -19848,7 +19857,7 @@
         <w:pageBreakBefore/>
         <w:spacing w:before="0"/>
       </w:pPr>
-      <w:bookmarkStart w:id="33" w:name="_Toc244120829"/>
+      <w:bookmarkStart w:id="33" w:name="_Toc244121065"/>
       <w:r>
         <w:t>Sources</w:t>
       </w:r>
@@ -20643,7 +20652,7 @@
         <w:pStyle w:val="Heading2"/>
         <w:keepNext/>
       </w:pPr>
-      <w:bookmarkStart w:id="34" w:name="_Toc244120830"/>
+      <w:bookmarkStart w:id="34" w:name="_Toc244121066"/>
       <w:r>
         <w:t>Records of the computations of Edwin Boston III</w:t>
       </w:r>
@@ -22636,7 +22645,7 @@
           <w:sz w:val="17"/>
           <w:szCs w:val="17"/>
         </w:rPr>
-        <w:t xml:space="preserve">R. L. Dobrushin, "Central limit theorem for nonstationary Markov chains. I, II", </w:t>
+        <w:t xml:space="preserve">Osterwalder and Seiler, </w:t>
       </w:r>
       <w:r>
         <w:rPr>
@@ -22645,50 +22654,66 @@
           <w:sz w:val="17"/>
           <w:szCs w:val="17"/>
         </w:rPr>
-        <w:t>Theory Probab. Appl.</w:t>
+        <w:t>op. cit.</w:t>
       </w:r>
       <w:r>
         <w:rPr>
           <w:sz w:val="17"/>
           <w:szCs w:val="17"/>
         </w:rPr>
-        <w:t xml:space="preserve"> 1 (1956), 65–80 and 329–383; I. Gelfand, "Normierte Ringe", </w:t>
-      </w:r>
-      <w:r>
-        <w:rPr>
-          <w:i/>
-          <w:iCs/>
+        <w:t>, for the strong-coupling gap of the Wilson theory with a compact gauge group; the finite-group form with its explicit coefficients is Edwin Boston III's, listed in the Records.</w:t>
+      </w:r>
+    </w:p>
+  </w:footnote>
+  <w:footnote w:id="53">
+    <w:p>
+      <w:pPr>
+        <w:spacing w:after="40" w:line="240" w:lineRule="auto"/>
+      </w:pPr>
+      <w:r>
+        <w:rPr>
+          <w:rStyle w:val="FootnoteReference"/>
+        </w:rPr>
+        <w:footnoteRef/>
+      </w:r>
+      <w:r>
+        <w:rPr>
           <w:sz w:val="17"/>
           <w:szCs w:val="17"/>
         </w:rPr>
-        <w:t>Mat. Sbornik</w:t>
-      </w:r>
-      <w:r>
-        <w:rPr>
+        <w:t xml:space="preserve">R. L. Dobrushin, "Central limit theorem for nonstationary Markov chains. I, II", </w:t>
+      </w:r>
+      <w:r>
+        <w:rPr>
+          <w:i/>
+          <w:iCs/>
           <w:sz w:val="17"/>
           <w:szCs w:val="17"/>
         </w:rPr>
-        <w:t xml:space="preserve"> 9 (51) (1941), 3–24.</w:t>
-      </w:r>
-    </w:p>
-  </w:footnote>
-  <w:footnote w:id="53">
-    <w:p>
-      <w:pPr>
-        <w:spacing w:after="40" w:line="240" w:lineRule="auto"/>
-      </w:pPr>
-      <w:r>
-        <w:rPr>
-          <w:rStyle w:val="FootnoteReference"/>
-        </w:rPr>
-        <w:footnoteRef/>
+        <w:t>Theory Probab. Appl.</w:t>
       </w:r>
       <w:r>
         <w:rPr>
           <w:sz w:val="17"/>
           <w:szCs w:val="17"/>
         </w:rPr>
-        <w:t>Edwin Boston III, the chain lemma; its record and run of record are listed in the Records.</w:t>
+        <w:t xml:space="preserve"> 1 (1956), 65–80 and 329–383; I. Gelfand, "Normierte Ringe", </w:t>
+      </w:r>
+      <w:r>
+        <w:rPr>
+          <w:i/>
+          <w:iCs/>
+          <w:sz w:val="17"/>
+          <w:szCs w:val="17"/>
+        </w:rPr>
+        <w:t>Mat. Sbornik</w:t>
+      </w:r>
+      <w:r>
+        <w:rPr>
+          <w:sz w:val="17"/>
+          <w:szCs w:val="17"/>
+        </w:rPr>
+        <w:t xml:space="preserve"> 9 (51) (1941), 3–24.</w:t>
       </w:r>
     </w:p>
   </w:footnote>
@@ -22708,7 +22733,7 @@
           <w:sz w:val="17"/>
           <w:szCs w:val="17"/>
         </w:rPr>
-        <w:t>Edwin Boston III, the shadow ladder; the record and its run of record are listed in the Records at the end of this paper.</w:t>
+        <w:t>Edwin Boston III, the chain lemma; its record and run of record are listed in the Records.</w:t>
       </w:r>
     </w:p>
   </w:footnote>
@@ -22728,99 +22753,119 @@
           <w:sz w:val="17"/>
           <w:szCs w:val="17"/>
         </w:rPr>
-        <w:t xml:space="preserve">J. J. Sylvester, "A demonstration of the theorem that every homogeneous quadratic polynomial is reducible by real orthogonal substitutions to the form of a sum of positive and negative squares", </w:t>
-      </w:r>
-      <w:r>
-        <w:rPr>
-          <w:i/>
-          <w:iCs/>
+        <w:t>Edwin Boston III, the shadow ladder; the record and its run of record are listed in the Records at the end of this paper.</w:t>
+      </w:r>
+    </w:p>
+  </w:footnote>
+  <w:footnote w:id="56">
+    <w:p>
+      <w:pPr>
+        <w:spacing w:after="40" w:line="240" w:lineRule="auto"/>
+      </w:pPr>
+      <w:r>
+        <w:rPr>
+          <w:rStyle w:val="FootnoteReference"/>
+        </w:rPr>
+        <w:footnoteRef/>
+      </w:r>
+      <w:r>
+        <w:rPr>
           <w:sz w:val="17"/>
           <w:szCs w:val="17"/>
         </w:rPr>
-        <w:t>Philosophical Magazine</w:t>
-      </w:r>
-      <w:r>
-        <w:rPr>
+        <w:t xml:space="preserve">J. J. Sylvester, "A demonstration of the theorem that every homogeneous quadratic polynomial is reducible by real orthogonal substitutions to the form of a sum of positive and negative squares", </w:t>
+      </w:r>
+      <w:r>
+        <w:rPr>
+          <w:i/>
+          <w:iCs/>
           <w:sz w:val="17"/>
           <w:szCs w:val="17"/>
         </w:rPr>
-        <w:t xml:space="preserve"> 4 (1852), 138–142. The computation is Edwin Boston III's; its record is listed in the Records.</w:t>
-      </w:r>
-    </w:p>
-  </w:footnote>
-  <w:footnote w:id="56">
-    <w:p>
-      <w:pPr>
-        <w:spacing w:after="40" w:line="240" w:lineRule="auto"/>
-      </w:pPr>
-      <w:r>
-        <w:rPr>
-          <w:rStyle w:val="FootnoteReference"/>
-        </w:rPr>
-        <w:footnoteRef/>
+        <w:t>Philosophical Magazine</w:t>
       </w:r>
       <w:r>
         <w:rPr>
           <w:sz w:val="17"/>
           <w:szCs w:val="17"/>
         </w:rPr>
-        <w:t xml:space="preserve">F. J. Wegner, "Duality in generalized Ising models and phase transitions without local order parameters", </w:t>
-      </w:r>
-      <w:r>
-        <w:rPr>
-          <w:i/>
-          <w:iCs/>
+        <w:t xml:space="preserve"> 4 (1852), 138–142. The computation is Edwin Boston III's; its record is listed in the Records.</w:t>
+      </w:r>
+    </w:p>
+  </w:footnote>
+  <w:footnote w:id="57">
+    <w:p>
+      <w:pPr>
+        <w:spacing w:after="40" w:line="240" w:lineRule="auto"/>
+      </w:pPr>
+      <w:r>
+        <w:rPr>
+          <w:rStyle w:val="FootnoteReference"/>
+        </w:rPr>
+        <w:footnoteRef/>
+      </w:r>
+      <w:r>
+        <w:rPr>
           <w:sz w:val="17"/>
           <w:szCs w:val="17"/>
         </w:rPr>
-        <w:t>J. Math. Phys.</w:t>
-      </w:r>
-      <w:r>
-        <w:rPr>
+        <w:t xml:space="preserve">F. J. Wegner, "Duality in generalized Ising models and phase transitions without local order parameters", </w:t>
+      </w:r>
+      <w:r>
+        <w:rPr>
+          <w:i/>
+          <w:iCs/>
           <w:sz w:val="17"/>
           <w:szCs w:val="17"/>
         </w:rPr>
-        <w:t xml:space="preserve"> 12 (1971), 2259–2272.</w:t>
-      </w:r>
-    </w:p>
-  </w:footnote>
-  <w:footnote w:id="57">
-    <w:p>
-      <w:pPr>
-        <w:spacing w:after="40" w:line="240" w:lineRule="auto"/>
-      </w:pPr>
-      <w:r>
-        <w:rPr>
-          <w:rStyle w:val="FootnoteReference"/>
-        </w:rPr>
-        <w:footnoteRef/>
+        <w:t>J. Math. Phys.</w:t>
       </w:r>
       <w:r>
         <w:rPr>
           <w:sz w:val="17"/>
           <w:szCs w:val="17"/>
         </w:rPr>
-        <w:t xml:space="preserve">H. Arisue and K. Tabata, "Low-temperature series for the correlation length in d = 3 Ising model", </w:t>
-      </w:r>
-      <w:r>
-        <w:rPr>
-          <w:i/>
-          <w:iCs/>
+        <w:t xml:space="preserve"> 12 (1971), 2259–2272.</w:t>
+      </w:r>
+    </w:p>
+  </w:footnote>
+  <w:footnote w:id="58">
+    <w:p>
+      <w:pPr>
+        <w:spacing w:after="40" w:line="240" w:lineRule="auto"/>
+      </w:pPr>
+      <w:r>
+        <w:rPr>
+          <w:rStyle w:val="FootnoteReference"/>
+        </w:rPr>
+        <w:footnoteRef/>
+      </w:r>
+      <w:r>
+        <w:rPr>
           <w:sz w:val="17"/>
           <w:szCs w:val="17"/>
         </w:rPr>
-        <w:t>Nucl. Phys.</w:t>
-      </w:r>
-      <w:r>
-        <w:rPr>
+        <w:t xml:space="preserve">H. Arisue and K. Tabata, "Low-temperature series for the correlation length in d = 3 Ising model", </w:t>
+      </w:r>
+      <w:r>
+        <w:rPr>
+          <w:i/>
+          <w:iCs/>
           <w:sz w:val="17"/>
           <w:szCs w:val="17"/>
         </w:rPr>
+        <w:t>Nucl. Phys.</w:t>
+      </w:r>
+      <w:r>
+        <w:rPr>
+          <w:sz w:val="17"/>
+          <w:szCs w:val="17"/>
+        </w:rPr>
         <w:t xml:space="preserve"> B435 (1995), 555–566. The reading is Edwin Boston III's; its record is listed in the Records.</w:t>
       </w:r>
     </w:p>
   </w:footnote>
-  <w:footnote w:id="58">
+  <w:footnote w:id="59">
     <w:p>
       <w:pPr>
         <w:spacing w:after="40" w:line="240" w:lineRule="auto"/>
@@ -22871,10 +22916,10 @@
 <file path=word/numbering.xml><?xml version="1.0" encoding="utf-8"?>
 <w:numbering xmlns:wpc="http://schemas.microsoft.com/office/word/2010/wordprocessingCanvas" xmlns:cx="http://schemas.microsoft.com/office/drawing/2014/chartex" xmlns:cx1="http://schemas.microsoft.com/office/drawing/2015/9/8/chartex" xmlns:cx2="http://schemas.microsoft.com/office/drawing/2015/10/21/chartex" xmlns:cx3="http://schemas.microsoft.com/office/drawing/2016/5/9/chartex" xmlns:cx4="http://schemas.microsoft.com/office/drawing/2016/5/10/chartex" xmlns:cx5="http://schemas.microsoft.com/office/drawing/2016/5/11/chartex" xmlns:cx6="http://schemas.microsoft.com/office/drawing/2016/5/12/chartex" xmlns:cx7="http://schemas.microsoft.com/office/drawing/2016/5/13/chartex" xmlns:cx8="http://schemas.microsoft.com/office/drawing/2016/5/14/chartex" xmlns:mc="http://schemas.openxmlformats.org/markup-compatibility/2006" xmlns:aink="http://schemas.microsoft.com/office/drawing/2016/ink" xmlns:am3d="http://schemas.microsoft.com/office/drawing/2017/model3d" xmlns:o="urn:schemas-microsoft-com:office:office" xmlns:oel="http://schemas.microsoft.com/office/2019/extlst" xmlns:r="http://schemas.openxmlformats.org/officeDocument/2006/relationships" xmlns:m="http://schemas.openxmlformats.org/officeDocument/2006/math" xmlns:v="urn:schemas-microsoft-com:vml" xmlns:wp14="http://schemas.microsoft.com/office/word/2010/wordprocessingDrawing" xmlns:wp="http://schemas.openxmlformats.org/drawingml/2006/wordprocessingDrawing" xmlns:w10="urn:schemas-microsoft-com:office:word" xmlns:w="http://schemas.openxmlformats.org/wordprocessingml/2006/main" xmlns:w14="http://schemas.microsoft.com/office/word/2010/wordml" xmlns:w15="http://schemas.microsoft.com/office/word/2012/wordml" xmlns:w16cex="http://schemas.microsoft.com/office/word/2018/wordml/cex" xmlns:w16cid="http://schemas.microsoft.com/office/word/2016/wordml/cid" xmlns:w16="http://schemas.microsoft.com/office/word/2018/wordml" xmlns:w16du="http://schemas.microsoft.com/office/word/2023/wordml/word16du" xmlns:w16sdtdh="http://schemas.microsoft.com/office/word/2020/wordml/sdtdatahash" xmlns:w16sdtfl="http://schemas.microsoft.com/office/word/2024/wordml/sdtformatlock" xmlns:w16se="http://schemas.microsoft.com/office/word/2015/wordml/symex" xmlns:wpg="http://schemas.microsoft.com/office/word/2010/wordprocessingGroup" xmlns:wpi="http://schemas.microsoft.com/office/word/2010/wordprocessingInk" xmlns:wne="http://schemas.microsoft.com/office/word/2006/wordml" xmlns:wps="http://schemas.microsoft.com/office/word/2010/wordprocessingShape" mc:Ignorable="w14 w15 w16se w16cid w16 w16cex w16sdtdh w16sdtfl w16du wp14">
   <w:abstractNum w:abstractNumId="0" w15:restartNumberingAfterBreak="0">
-    <w:nsid w:val="471D6B9B"/>
+    <w:nsid w:val="5C114F2E"/>
     <w:multiLevelType w:val="hybridMultilevel"/>
-    <w:tmpl w:val="2DB00A66"/>
-    <w:lvl w:ilvl="0" w:tplc="6E7A9F9A">
+    <w:tmpl w:val="6DB66BC0"/>
+    <w:lvl w:ilvl="0" w:tplc="0D06E74E">
       <w:start w:val="1"/>
       <w:numFmt w:val="bullet"/>
       <w:lvlText w:val="●"/>
@@ -22883,7 +22928,7 @@
         <w:ind w:left="720" w:hanging="360"/>
       </w:pPr>
     </w:lvl>
-    <w:lvl w:ilvl="1" w:tplc="43F69E5A">
+    <w:lvl w:ilvl="1" w:tplc="608A1C44">
       <w:start w:val="1"/>
       <w:numFmt w:val="bullet"/>
       <w:lvlText w:val="○"/>
@@ -22892,7 +22937,7 @@
         <w:ind w:left="1440" w:hanging="360"/>
       </w:pPr>
     </w:lvl>
-    <w:lvl w:ilvl="2" w:tplc="86145230">
+    <w:lvl w:ilvl="2" w:tplc="ABDC892A">
       <w:start w:val="1"/>
       <w:numFmt w:val="bullet"/>
       <w:lvlText w:val="■"/>
@@ -22901,7 +22946,7 @@
         <w:ind w:left="2160" w:hanging="360"/>
       </w:pPr>
     </w:lvl>
-    <w:lvl w:ilvl="3" w:tplc="63342818">
+    <w:lvl w:ilvl="3" w:tplc="88F000EE">
       <w:start w:val="1"/>
       <w:numFmt w:val="bullet"/>
       <w:lvlText w:val="●"/>
@@ -22910,7 +22955,7 @@
         <w:ind w:left="2880" w:hanging="360"/>
       </w:pPr>
     </w:lvl>
-    <w:lvl w:ilvl="4" w:tplc="9A36A10A">
+    <w:lvl w:ilvl="4" w:tplc="2466E57E">
       <w:start w:val="1"/>
       <w:numFmt w:val="bullet"/>
       <w:lvlText w:val="○"/>
@@ -22919,7 +22964,7 @@
         <w:ind w:left="3600" w:hanging="360"/>
       </w:pPr>
     </w:lvl>
-    <w:lvl w:ilvl="5" w:tplc="91B40CA8">
+    <w:lvl w:ilvl="5" w:tplc="AE00E83E">
       <w:start w:val="1"/>
       <w:numFmt w:val="bullet"/>
       <w:lvlText w:val="■"/>
@@ -22928,7 +22973,7 @@
         <w:ind w:left="4320" w:hanging="360"/>
       </w:pPr>
     </w:lvl>
-    <w:lvl w:ilvl="6" w:tplc="D878EF40">
+    <w:lvl w:ilvl="6" w:tplc="1362FBEA">
       <w:start w:val="1"/>
       <w:numFmt w:val="bullet"/>
       <w:lvlText w:val="●"/>
@@ -22937,7 +22982,7 @@
         <w:ind w:left="5040" w:hanging="360"/>
       </w:pPr>
     </w:lvl>
-    <w:lvl w:ilvl="7" w:tplc="0B64817C">
+    <w:lvl w:ilvl="7" w:tplc="06124B2A">
       <w:start w:val="1"/>
       <w:numFmt w:val="bullet"/>
       <w:lvlText w:val="●"/>
@@ -22946,7 +22991,7 @@
         <w:ind w:left="5760" w:hanging="360"/>
       </w:pPr>
     </w:lvl>
-    <w:lvl w:ilvl="8" w:tplc="176AB3BA">
+    <w:lvl w:ilvl="8" w:tplc="F18AEF0A">
       <w:start w:val="1"/>
       <w:numFmt w:val="bullet"/>
       <w:lvlText w:val="●"/>
@@ -22956,7 +23001,7 @@
       </w:pPr>
     </w:lvl>
   </w:abstractNum>
-  <w:num w:numId="1" w16cid:durableId="1560551836">
+  <w:num w:numId="1" w16cid:durableId="1069036788">
     <w:abstractNumId w:val="0"/>
     <w:lvlOverride w:ilvl="0">
       <w:startOverride w:val="1"/>
@@ -23553,7 +23598,7 @@
     <w:autoRedefine/>
     <w:uiPriority w:val="39"/>
     <w:unhideWhenUsed/>
-    <w:rsid w:val="009A3EB6"/>
+    <w:rsid w:val="00795E44"/>
     <w:pPr>
       <w:spacing w:after="100"/>
     </w:pPr>
@@ -23565,7 +23610,7 @@
     <w:autoRedefine/>
     <w:uiPriority w:val="39"/>
     <w:unhideWhenUsed/>
-    <w:rsid w:val="009A3EB6"/>
+    <w:rsid w:val="00795E44"/>
     <w:pPr>
       <w:spacing w:after="100"/>
       <w:ind w:left="220"/>

--- a/THE-GROUND-Edwin-Boston-III.docx
+++ b/THE-GROUND-Edwin-Boston-III.docx
@@ -156,7 +156,7 @@
     <w:sdt>
       <w:sdtPr>
         <w:alias w:val="Contents"/>
-        <w:id w:val="531461489"/>
+        <w:id w:val="606235632"/>
       </w:sdtPr>
       <w:sdtEndPr/>
       <w:sdtContent>
@@ -184,7 +184,7 @@
           <w:r>
             <w:fldChar w:fldCharType="separate"/>
           </w:r>
-          <w:hyperlink w:anchor="_Toc244121032" w:history="1">
+          <w:hyperlink w:anchor="_Toc244122269" w:history="1">
             <w:r>
               <w:rPr>
                 <w:rStyle w:val="Hyperlink"/>
@@ -208,7 +208,7 @@
               <w:rPr>
                 <w:noProof/>
               </w:rPr>
-              <w:instrText xml:space="preserve"> PAGEREF _Toc244121032 \h </w:instrText>
+              <w:instrText xml:space="preserve"> PAGEREF _Toc244122269 \h </w:instrText>
             </w:r>
             <w:r>
               <w:rPr>
@@ -250,7 +250,7 @@
               <w14:ligatures w14:val="standardContextual"/>
             </w:rPr>
           </w:pPr>
-          <w:hyperlink w:anchor="_Toc244121033" w:history="1">
+          <w:hyperlink w:anchor="_Toc244122270" w:history="1">
             <w:r>
               <w:rPr>
                 <w:rStyle w:val="Hyperlink"/>
@@ -274,7 +274,7 @@
               <w:rPr>
                 <w:noProof/>
               </w:rPr>
-              <w:instrText xml:space="preserve"> PAGEREF _Toc244121033 \h </w:instrText>
+              <w:instrText xml:space="preserve"> PAGEREF _Toc244122270 \h </w:instrText>
             </w:r>
             <w:r>
               <w:rPr>
@@ -316,7 +316,7 @@
               <w14:ligatures w14:val="standardContextual"/>
             </w:rPr>
           </w:pPr>
-          <w:hyperlink w:anchor="_Toc244121034" w:history="1">
+          <w:hyperlink w:anchor="_Toc244122271" w:history="1">
             <w:r>
               <w:rPr>
                 <w:rStyle w:val="Hyperlink"/>
@@ -340,7 +340,7 @@
               <w:rPr>
                 <w:noProof/>
               </w:rPr>
-              <w:instrText xml:space="preserve"> PAGEREF _Toc244121034 \h </w:instrText>
+              <w:instrText xml:space="preserve"> PAGEREF _Toc244122271 \h </w:instrText>
             </w:r>
             <w:r>
               <w:rPr>
@@ -382,7 +382,7 @@
               <w14:ligatures w14:val="standardContextual"/>
             </w:rPr>
           </w:pPr>
-          <w:hyperlink w:anchor="_Toc244121035" w:history="1">
+          <w:hyperlink w:anchor="_Toc244122272" w:history="1">
             <w:r>
               <w:rPr>
                 <w:rStyle w:val="Hyperlink"/>
@@ -406,7 +406,7 @@
               <w:rPr>
                 <w:noProof/>
               </w:rPr>
-              <w:instrText xml:space="preserve"> PAGEREF _Toc244121035 \h </w:instrText>
+              <w:instrText xml:space="preserve"> PAGEREF _Toc244122272 \h </w:instrText>
             </w:r>
             <w:r>
               <w:rPr>
@@ -448,7 +448,7 @@
               <w14:ligatures w14:val="standardContextual"/>
             </w:rPr>
           </w:pPr>
-          <w:hyperlink w:anchor="_Toc244121036" w:history="1">
+          <w:hyperlink w:anchor="_Toc244122273" w:history="1">
             <w:r>
               <w:rPr>
                 <w:rStyle w:val="Hyperlink"/>
@@ -472,7 +472,7 @@
               <w:rPr>
                 <w:noProof/>
               </w:rPr>
-              <w:instrText xml:space="preserve"> PAGEREF _Toc244121036 \h </w:instrText>
+              <w:instrText xml:space="preserve"> PAGEREF _Toc244122273 \h </w:instrText>
             </w:r>
             <w:r>
               <w:rPr>
@@ -514,7 +514,7 @@
               <w14:ligatures w14:val="standardContextual"/>
             </w:rPr>
           </w:pPr>
-          <w:hyperlink w:anchor="_Toc244121037" w:history="1">
+          <w:hyperlink w:anchor="_Toc244122274" w:history="1">
             <w:r>
               <w:rPr>
                 <w:rStyle w:val="Hyperlink"/>
@@ -538,7 +538,7 @@
               <w:rPr>
                 <w:noProof/>
               </w:rPr>
-              <w:instrText xml:space="preserve"> PAGEREF _Toc244121037 \h </w:instrText>
+              <w:instrText xml:space="preserve"> PAGEREF _Toc244122274 \h </w:instrText>
             </w:r>
             <w:r>
               <w:rPr>
@@ -580,7 +580,7 @@
               <w14:ligatures w14:val="standardContextual"/>
             </w:rPr>
           </w:pPr>
-          <w:hyperlink w:anchor="_Toc244121038" w:history="1">
+          <w:hyperlink w:anchor="_Toc244122275" w:history="1">
             <w:r>
               <w:rPr>
                 <w:rStyle w:val="Hyperlink"/>
@@ -604,7 +604,7 @@
               <w:rPr>
                 <w:noProof/>
               </w:rPr>
-              <w:instrText xml:space="preserve"> PAGEREF _Toc244121038 \h </w:instrText>
+              <w:instrText xml:space="preserve"> PAGEREF _Toc244122275 \h </w:instrText>
             </w:r>
             <w:r>
               <w:rPr>
@@ -646,7 +646,7 @@
               <w14:ligatures w14:val="standardContextual"/>
             </w:rPr>
           </w:pPr>
-          <w:hyperlink w:anchor="_Toc244121039" w:history="1">
+          <w:hyperlink w:anchor="_Toc244122276" w:history="1">
             <w:r>
               <w:rPr>
                 <w:rStyle w:val="Hyperlink"/>
@@ -670,7 +670,7 @@
               <w:rPr>
                 <w:noProof/>
               </w:rPr>
-              <w:instrText xml:space="preserve"> PAGEREF _Toc244121039 \h </w:instrText>
+              <w:instrText xml:space="preserve"> PAGEREF _Toc244122276 \h </w:instrText>
             </w:r>
             <w:r>
               <w:rPr>
@@ -712,7 +712,7 @@
               <w14:ligatures w14:val="standardContextual"/>
             </w:rPr>
           </w:pPr>
-          <w:hyperlink w:anchor="_Toc244121040" w:history="1">
+          <w:hyperlink w:anchor="_Toc244122277" w:history="1">
             <w:r>
               <w:rPr>
                 <w:rStyle w:val="Hyperlink"/>
@@ -736,7 +736,7 @@
               <w:rPr>
                 <w:noProof/>
               </w:rPr>
-              <w:instrText xml:space="preserve"> PAGEREF _Toc244121040 \h </w:instrText>
+              <w:instrText xml:space="preserve"> PAGEREF _Toc244122277 \h </w:instrText>
             </w:r>
             <w:r>
               <w:rPr>
@@ -778,7 +778,7 @@
               <w14:ligatures w14:val="standardContextual"/>
             </w:rPr>
           </w:pPr>
-          <w:hyperlink w:anchor="_Toc244121041" w:history="1">
+          <w:hyperlink w:anchor="_Toc244122278" w:history="1">
             <w:r>
               <w:rPr>
                 <w:rStyle w:val="Hyperlink"/>
@@ -802,7 +802,7 @@
               <w:rPr>
                 <w:noProof/>
               </w:rPr>
-              <w:instrText xml:space="preserve"> PAGEREF _Toc244121041 \h </w:instrText>
+              <w:instrText xml:space="preserve"> PAGEREF _Toc244122278 \h </w:instrText>
             </w:r>
             <w:r>
               <w:rPr>
@@ -844,7 +844,7 @@
               <w14:ligatures w14:val="standardContextual"/>
             </w:rPr>
           </w:pPr>
-          <w:hyperlink w:anchor="_Toc244121042" w:history="1">
+          <w:hyperlink w:anchor="_Toc244122279" w:history="1">
             <w:r>
               <w:rPr>
                 <w:rStyle w:val="Hyperlink"/>
@@ -868,7 +868,7 @@
               <w:rPr>
                 <w:noProof/>
               </w:rPr>
-              <w:instrText xml:space="preserve"> PAGEREF _Toc244121042 \h </w:instrText>
+              <w:instrText xml:space="preserve"> PAGEREF _Toc244122279 \h </w:instrText>
             </w:r>
             <w:r>
               <w:rPr>
@@ -910,7 +910,7 @@
               <w14:ligatures w14:val="standardContextual"/>
             </w:rPr>
           </w:pPr>
-          <w:hyperlink w:anchor="_Toc244121043" w:history="1">
+          <w:hyperlink w:anchor="_Toc244122280" w:history="1">
             <w:r>
               <w:rPr>
                 <w:rStyle w:val="Hyperlink"/>
@@ -934,7 +934,7 @@
               <w:rPr>
                 <w:noProof/>
               </w:rPr>
-              <w:instrText xml:space="preserve"> PAGEREF _Toc244121043 \h </w:instrText>
+              <w:instrText xml:space="preserve"> PAGEREF _Toc244122280 \h </w:instrText>
             </w:r>
             <w:r>
               <w:rPr>
@@ -976,7 +976,7 @@
               <w14:ligatures w14:val="standardContextual"/>
             </w:rPr>
           </w:pPr>
-          <w:hyperlink w:anchor="_Toc244121044" w:history="1">
+          <w:hyperlink w:anchor="_Toc244122281" w:history="1">
             <w:r>
               <w:rPr>
                 <w:rStyle w:val="Hyperlink"/>
@@ -1000,7 +1000,7 @@
               <w:rPr>
                 <w:noProof/>
               </w:rPr>
-              <w:instrText xml:space="preserve"> PAGEREF _Toc244121044 \h </w:instrText>
+              <w:instrText xml:space="preserve"> PAGEREF _Toc244122281 \h </w:instrText>
             </w:r>
             <w:r>
               <w:rPr>
@@ -1042,7 +1042,7 @@
               <w14:ligatures w14:val="standardContextual"/>
             </w:rPr>
           </w:pPr>
-          <w:hyperlink w:anchor="_Toc244121045" w:history="1">
+          <w:hyperlink w:anchor="_Toc244122282" w:history="1">
             <w:r>
               <w:rPr>
                 <w:rStyle w:val="Hyperlink"/>
@@ -1066,7 +1066,7 @@
               <w:rPr>
                 <w:noProof/>
               </w:rPr>
-              <w:instrText xml:space="preserve"> PAGEREF _Toc244121045 \h </w:instrText>
+              <w:instrText xml:space="preserve"> PAGEREF _Toc244122282 \h </w:instrText>
             </w:r>
             <w:r>
               <w:rPr>
@@ -1108,7 +1108,7 @@
               <w14:ligatures w14:val="standardContextual"/>
             </w:rPr>
           </w:pPr>
-          <w:hyperlink w:anchor="_Toc244121046" w:history="1">
+          <w:hyperlink w:anchor="_Toc244122283" w:history="1">
             <w:r>
               <w:rPr>
                 <w:rStyle w:val="Hyperlink"/>
@@ -1132,7 +1132,7 @@
               <w:rPr>
                 <w:noProof/>
               </w:rPr>
-              <w:instrText xml:space="preserve"> PAGEREF _Toc244121046 \h </w:instrText>
+              <w:instrText xml:space="preserve"> PAGEREF _Toc244122283 \h </w:instrText>
             </w:r>
             <w:r>
               <w:rPr>
@@ -1174,7 +1174,7 @@
               <w14:ligatures w14:val="standardContextual"/>
             </w:rPr>
           </w:pPr>
-          <w:hyperlink w:anchor="_Toc244121047" w:history="1">
+          <w:hyperlink w:anchor="_Toc244122284" w:history="1">
             <w:r>
               <w:rPr>
                 <w:rStyle w:val="Hyperlink"/>
@@ -1198,7 +1198,7 @@
               <w:rPr>
                 <w:noProof/>
               </w:rPr>
-              <w:instrText xml:space="preserve"> PAGEREF _Toc244121047 \h </w:instrText>
+              <w:instrText xml:space="preserve"> PAGEREF _Toc244122284 \h </w:instrText>
             </w:r>
             <w:r>
               <w:rPr>
@@ -1240,7 +1240,7 @@
               <w14:ligatures w14:val="standardContextual"/>
             </w:rPr>
           </w:pPr>
-          <w:hyperlink w:anchor="_Toc244121048" w:history="1">
+          <w:hyperlink w:anchor="_Toc244122285" w:history="1">
             <w:r>
               <w:rPr>
                 <w:rStyle w:val="Hyperlink"/>
@@ -1264,7 +1264,7 @@
               <w:rPr>
                 <w:noProof/>
               </w:rPr>
-              <w:instrText xml:space="preserve"> PAGEREF _Toc244121048 \h </w:instrText>
+              <w:instrText xml:space="preserve"> PAGEREF _Toc244122285 \h </w:instrText>
             </w:r>
             <w:r>
               <w:rPr>
@@ -1306,7 +1306,7 @@
               <w14:ligatures w14:val="standardContextual"/>
             </w:rPr>
           </w:pPr>
-          <w:hyperlink w:anchor="_Toc244121049" w:history="1">
+          <w:hyperlink w:anchor="_Toc244122286" w:history="1">
             <w:r>
               <w:rPr>
                 <w:rStyle w:val="Hyperlink"/>
@@ -1330,7 +1330,7 @@
               <w:rPr>
                 <w:noProof/>
               </w:rPr>
-              <w:instrText xml:space="preserve"> PAGEREF _Toc244121049 \h </w:instrText>
+              <w:instrText xml:space="preserve"> PAGEREF _Toc244122286 \h </w:instrText>
             </w:r>
             <w:r>
               <w:rPr>
@@ -1372,7 +1372,7 @@
               <w14:ligatures w14:val="standardContextual"/>
             </w:rPr>
           </w:pPr>
-          <w:hyperlink w:anchor="_Toc244121050" w:history="1">
+          <w:hyperlink w:anchor="_Toc244122287" w:history="1">
             <w:r>
               <w:rPr>
                 <w:rStyle w:val="Hyperlink"/>
@@ -1396,7 +1396,7 @@
               <w:rPr>
                 <w:noProof/>
               </w:rPr>
-              <w:instrText xml:space="preserve"> PAGEREF _Toc244121050 \h </w:instrText>
+              <w:instrText xml:space="preserve"> PAGEREF _Toc244122287 \h </w:instrText>
             </w:r>
             <w:r>
               <w:rPr>
@@ -1438,7 +1438,7 @@
               <w14:ligatures w14:val="standardContextual"/>
             </w:rPr>
           </w:pPr>
-          <w:hyperlink w:anchor="_Toc244121051" w:history="1">
+          <w:hyperlink w:anchor="_Toc244122288" w:history="1">
             <w:r>
               <w:rPr>
                 <w:rStyle w:val="Hyperlink"/>
@@ -1462,7 +1462,7 @@
               <w:rPr>
                 <w:noProof/>
               </w:rPr>
-              <w:instrText xml:space="preserve"> PAGEREF _Toc244121051 \h </w:instrText>
+              <w:instrText xml:space="preserve"> PAGEREF _Toc244122288 \h </w:instrText>
             </w:r>
             <w:r>
               <w:rPr>
@@ -1504,7 +1504,7 @@
               <w14:ligatures w14:val="standardContextual"/>
             </w:rPr>
           </w:pPr>
-          <w:hyperlink w:anchor="_Toc244121052" w:history="1">
+          <w:hyperlink w:anchor="_Toc244122289" w:history="1">
             <w:r>
               <w:rPr>
                 <w:rStyle w:val="Hyperlink"/>
@@ -1528,7 +1528,7 @@
               <w:rPr>
                 <w:noProof/>
               </w:rPr>
-              <w:instrText xml:space="preserve"> PAGEREF _Toc244121052 \h </w:instrText>
+              <w:instrText xml:space="preserve"> PAGEREF _Toc244122289 \h </w:instrText>
             </w:r>
             <w:r>
               <w:rPr>
@@ -1570,7 +1570,7 @@
               <w14:ligatures w14:val="standardContextual"/>
             </w:rPr>
           </w:pPr>
-          <w:hyperlink w:anchor="_Toc244121053" w:history="1">
+          <w:hyperlink w:anchor="_Toc244122290" w:history="1">
             <w:r>
               <w:rPr>
                 <w:rStyle w:val="Hyperlink"/>
@@ -1594,7 +1594,7 @@
               <w:rPr>
                 <w:noProof/>
               </w:rPr>
-              <w:instrText xml:space="preserve"> PAGEREF _Toc244121053 \h </w:instrText>
+              <w:instrText xml:space="preserve"> PAGEREF _Toc244122290 \h </w:instrText>
             </w:r>
             <w:r>
               <w:rPr>
@@ -1636,7 +1636,7 @@
               <w14:ligatures w14:val="standardContextual"/>
             </w:rPr>
           </w:pPr>
-          <w:hyperlink w:anchor="_Toc244121054" w:history="1">
+          <w:hyperlink w:anchor="_Toc244122291" w:history="1">
             <w:r>
               <w:rPr>
                 <w:rStyle w:val="Hyperlink"/>
@@ -1660,7 +1660,7 @@
               <w:rPr>
                 <w:noProof/>
               </w:rPr>
-              <w:instrText xml:space="preserve"> PAGEREF _Toc244121054 \h </w:instrText>
+              <w:instrText xml:space="preserve"> PAGEREF _Toc244122291 \h </w:instrText>
             </w:r>
             <w:r>
               <w:rPr>
@@ -1702,7 +1702,7 @@
               <w14:ligatures w14:val="standardContextual"/>
             </w:rPr>
           </w:pPr>
-          <w:hyperlink w:anchor="_Toc244121055" w:history="1">
+          <w:hyperlink w:anchor="_Toc244122292" w:history="1">
             <w:r>
               <w:rPr>
                 <w:rStyle w:val="Hyperlink"/>
@@ -1726,7 +1726,7 @@
               <w:rPr>
                 <w:noProof/>
               </w:rPr>
-              <w:instrText xml:space="preserve"> PAGEREF _Toc244121055 \h </w:instrText>
+              <w:instrText xml:space="preserve"> PAGEREF _Toc244122292 \h </w:instrText>
             </w:r>
             <w:r>
               <w:rPr>
@@ -1768,7 +1768,7 @@
               <w14:ligatures w14:val="standardContextual"/>
             </w:rPr>
           </w:pPr>
-          <w:hyperlink w:anchor="_Toc244121056" w:history="1">
+          <w:hyperlink w:anchor="_Toc244122293" w:history="1">
             <w:r>
               <w:rPr>
                 <w:rStyle w:val="Hyperlink"/>
@@ -1792,7 +1792,7 @@
               <w:rPr>
                 <w:noProof/>
               </w:rPr>
-              <w:instrText xml:space="preserve"> PAGEREF _Toc244121056 \h </w:instrText>
+              <w:instrText xml:space="preserve"> PAGEREF _Toc244122293 \h </w:instrText>
             </w:r>
             <w:r>
               <w:rPr>
@@ -1834,7 +1834,7 @@
               <w14:ligatures w14:val="standardContextual"/>
             </w:rPr>
           </w:pPr>
-          <w:hyperlink w:anchor="_Toc244121057" w:history="1">
+          <w:hyperlink w:anchor="_Toc244122294" w:history="1">
             <w:r>
               <w:rPr>
                 <w:rStyle w:val="Hyperlink"/>
@@ -1858,7 +1858,7 @@
               <w:rPr>
                 <w:noProof/>
               </w:rPr>
-              <w:instrText xml:space="preserve"> PAGEREF _Toc244121057 \h </w:instrText>
+              <w:instrText xml:space="preserve"> PAGEREF _Toc244122294 \h </w:instrText>
             </w:r>
             <w:r>
               <w:rPr>
@@ -1900,7 +1900,7 @@
               <w14:ligatures w14:val="standardContextual"/>
             </w:rPr>
           </w:pPr>
-          <w:hyperlink w:anchor="_Toc244121058" w:history="1">
+          <w:hyperlink w:anchor="_Toc244122295" w:history="1">
             <w:r>
               <w:rPr>
                 <w:rStyle w:val="Hyperlink"/>
@@ -1924,7 +1924,7 @@
               <w:rPr>
                 <w:noProof/>
               </w:rPr>
-              <w:instrText xml:space="preserve"> PAGEREF _Toc244121058 \h </w:instrText>
+              <w:instrText xml:space="preserve"> PAGEREF _Toc244122295 \h </w:instrText>
             </w:r>
             <w:r>
               <w:rPr>
@@ -1966,7 +1966,7 @@
               <w14:ligatures w14:val="standardContextual"/>
             </w:rPr>
           </w:pPr>
-          <w:hyperlink w:anchor="_Toc244121059" w:history="1">
+          <w:hyperlink w:anchor="_Toc244122296" w:history="1">
             <w:r>
               <w:rPr>
                 <w:rStyle w:val="Hyperlink"/>
@@ -1990,7 +1990,7 @@
               <w:rPr>
                 <w:noProof/>
               </w:rPr>
-              <w:instrText xml:space="preserve"> PAGEREF _Toc244121059 \h </w:instrText>
+              <w:instrText xml:space="preserve"> PAGEREF _Toc244122296 \h </w:instrText>
             </w:r>
             <w:r>
               <w:rPr>
@@ -2032,7 +2032,7 @@
               <w14:ligatures w14:val="standardContextual"/>
             </w:rPr>
           </w:pPr>
-          <w:hyperlink w:anchor="_Toc244121060" w:history="1">
+          <w:hyperlink w:anchor="_Toc244122297" w:history="1">
             <w:r>
               <w:rPr>
                 <w:rStyle w:val="Hyperlink"/>
@@ -2056,7 +2056,7 @@
               <w:rPr>
                 <w:noProof/>
               </w:rPr>
-              <w:instrText xml:space="preserve"> PAGEREF _Toc244121060 \h </w:instrText>
+              <w:instrText xml:space="preserve"> PAGEREF _Toc244122297 \h </w:instrText>
             </w:r>
             <w:r>
               <w:rPr>
@@ -2098,7 +2098,7 @@
               <w14:ligatures w14:val="standardContextual"/>
             </w:rPr>
           </w:pPr>
-          <w:hyperlink w:anchor="_Toc244121061" w:history="1">
+          <w:hyperlink w:anchor="_Toc244122298" w:history="1">
             <w:r>
               <w:rPr>
                 <w:rStyle w:val="Hyperlink"/>
@@ -2122,7 +2122,7 @@
               <w:rPr>
                 <w:noProof/>
               </w:rPr>
-              <w:instrText xml:space="preserve"> PAGEREF _Toc244121061 \h </w:instrText>
+              <w:instrText xml:space="preserve"> PAGEREF _Toc244122298 \h </w:instrText>
             </w:r>
             <w:r>
               <w:rPr>
@@ -2164,7 +2164,7 @@
               <w14:ligatures w14:val="standardContextual"/>
             </w:rPr>
           </w:pPr>
-          <w:hyperlink w:anchor="_Toc244121062" w:history="1">
+          <w:hyperlink w:anchor="_Toc244122299" w:history="1">
             <w:r>
               <w:rPr>
                 <w:rStyle w:val="Hyperlink"/>
@@ -2188,7 +2188,7 @@
               <w:rPr>
                 <w:noProof/>
               </w:rPr>
-              <w:instrText xml:space="preserve"> PAGEREF _Toc244121062 \h </w:instrText>
+              <w:instrText xml:space="preserve"> PAGEREF _Toc244122299 \h </w:instrText>
             </w:r>
             <w:r>
               <w:rPr>
@@ -2230,7 +2230,7 @@
               <w14:ligatures w14:val="standardContextual"/>
             </w:rPr>
           </w:pPr>
-          <w:hyperlink w:anchor="_Toc244121063" w:history="1">
+          <w:hyperlink w:anchor="_Toc244122300" w:history="1">
             <w:r>
               <w:rPr>
                 <w:rStyle w:val="Hyperlink"/>
@@ -2254,7 +2254,7 @@
               <w:rPr>
                 <w:noProof/>
               </w:rPr>
-              <w:instrText xml:space="preserve"> PAGEREF _Toc244121063 \h </w:instrText>
+              <w:instrText xml:space="preserve"> PAGEREF _Toc244122300 \h </w:instrText>
             </w:r>
             <w:r>
               <w:rPr>
@@ -2296,7 +2296,7 @@
               <w14:ligatures w14:val="standardContextual"/>
             </w:rPr>
           </w:pPr>
-          <w:hyperlink w:anchor="_Toc244121064" w:history="1">
+          <w:hyperlink w:anchor="_Toc244122301" w:history="1">
             <w:r>
               <w:rPr>
                 <w:rStyle w:val="Hyperlink"/>
@@ -2320,7 +2320,7 @@
               <w:rPr>
                 <w:noProof/>
               </w:rPr>
-              <w:instrText xml:space="preserve"> PAGEREF _Toc244121064 \h </w:instrText>
+              <w:instrText xml:space="preserve"> PAGEREF _Toc244122301 \h </w:instrText>
             </w:r>
             <w:r>
               <w:rPr>
@@ -2362,7 +2362,7 @@
               <w14:ligatures w14:val="standardContextual"/>
             </w:rPr>
           </w:pPr>
-          <w:hyperlink w:anchor="_Toc244121065" w:history="1">
+          <w:hyperlink w:anchor="_Toc244122302" w:history="1">
             <w:r>
               <w:rPr>
                 <w:rStyle w:val="Hyperlink"/>
@@ -2386,7 +2386,7 @@
               <w:rPr>
                 <w:noProof/>
               </w:rPr>
-              <w:instrText xml:space="preserve"> PAGEREF _Toc244121065 \h </w:instrText>
+              <w:instrText xml:space="preserve"> PAGEREF _Toc244122302 \h </w:instrText>
             </w:r>
             <w:r>
               <w:rPr>
@@ -2428,7 +2428,7 @@
               <w14:ligatures w14:val="standardContextual"/>
             </w:rPr>
           </w:pPr>
-          <w:hyperlink w:anchor="_Toc244121066" w:history="1">
+          <w:hyperlink w:anchor="_Toc244122303" w:history="1">
             <w:r>
               <w:rPr>
                 <w:rStyle w:val="Hyperlink"/>
@@ -2452,7 +2452,7 @@
               <w:rPr>
                 <w:noProof/>
               </w:rPr>
-              <w:instrText xml:space="preserve"> PAGEREF _Toc244121066 \h </w:instrText>
+              <w:instrText xml:space="preserve"> PAGEREF _Toc244122303 \h </w:instrText>
             </w:r>
             <w:r>
               <w:rPr>
@@ -2493,7 +2493,7 @@
         <w:pageBreakBefore/>
         <w:spacing w:before="0"/>
       </w:pPr>
-      <w:bookmarkStart w:id="0" w:name="_Toc244121032"/>
+      <w:bookmarkStart w:id="0" w:name="_Toc244122269"/>
       <w:r>
         <w:t>1.  Introduction</w:t>
       </w:r>
@@ -2629,7 +2629,7 @@
         <w:pStyle w:val="Heading1"/>
         <w:keepNext/>
       </w:pPr>
-      <w:bookmarkStart w:id="1" w:name="_Toc244121033"/>
+      <w:bookmarkStart w:id="1" w:name="_Toc244122270"/>
       <w:r>
         <w:t>2.  The Ground Theorem</w:t>
       </w:r>
@@ -2890,7 +2890,7 @@
         <w:pStyle w:val="Heading1"/>
         <w:keepNext/>
       </w:pPr>
-      <w:bookmarkStart w:id="2" w:name="_Toc244121034"/>
+      <w:bookmarkStart w:id="2" w:name="_Toc244122271"/>
       <w:r>
         <w:t>3.  What the Problem Demands</w:t>
       </w:r>
@@ -2901,7 +2901,7 @@
         <w:pStyle w:val="Heading2"/>
         <w:keepNext/>
       </w:pPr>
-      <w:bookmarkStart w:id="3" w:name="_Toc244121035"/>
+      <w:bookmarkStart w:id="3" w:name="_Toc244122272"/>
       <w:r>
         <w:t>3.1  Euclidean fields and the axioms of Osterwalder and Schrader</w:t>
       </w:r>
@@ -4031,7 +4031,7 @@
         <w:pStyle w:val="Heading2"/>
         <w:keepNext/>
       </w:pPr>
-      <w:bookmarkStart w:id="4" w:name="_Toc244121036"/>
+      <w:bookmarkStart w:id="4" w:name="_Toc244122273"/>
       <w:r>
         <w:t>3.2  The mass gap</w:t>
       </w:r>
@@ -4103,7 +4103,7 @@
         <w:pStyle w:val="Heading2"/>
         <w:keepNext/>
       </w:pPr>
-      <w:bookmarkStart w:id="5" w:name="_Toc244121037"/>
+      <w:bookmarkStart w:id="5" w:name="_Toc244122274"/>
       <w:r>
         <w:t>3.3  Non-triviality</w:t>
       </w:r>
@@ -4182,7 +4182,7 @@
         <w:pStyle w:val="Heading2"/>
         <w:keepNext/>
       </w:pPr>
-      <w:bookmarkStart w:id="6" w:name="_Toc244121038"/>
+      <w:bookmarkStart w:id="6" w:name="_Toc244122275"/>
       <w:r>
         <w:t>3.4  Limits obtained by compactness</w:t>
       </w:r>
@@ -4261,7 +4261,7 @@
         <w:pStyle w:val="Heading1"/>
         <w:keepNext/>
       </w:pPr>
-      <w:bookmarkStart w:id="7" w:name="_Toc244121039"/>
+      <w:bookmarkStart w:id="7" w:name="_Toc244122276"/>
       <w:r>
         <w:t>4.  The Lattice, Its Positivity and Its Gap</w:t>
       </w:r>
@@ -4272,7 +4272,7 @@
         <w:pStyle w:val="Heading2"/>
         <w:keepNext/>
       </w:pPr>
-      <w:bookmarkStart w:id="8" w:name="_Toc244121040"/>
+      <w:bookmarkStart w:id="8" w:name="_Toc244122277"/>
       <w:r>
         <w:t>4.1  Wilson's theory</w:t>
       </w:r>
@@ -4894,7 +4894,7 @@
         <w:pStyle w:val="Heading2"/>
         <w:keepNext/>
       </w:pPr>
-      <w:bookmarkStart w:id="9" w:name="_Toc244121041"/>
+      <w:bookmarkStart w:id="9" w:name="_Toc244122278"/>
       <w:r>
         <w:t>4.2  Reflection positivity and the transfer matrix</w:t>
       </w:r>
@@ -5930,7 +5930,7 @@
         <w:pStyle w:val="Heading2"/>
         <w:keepNext/>
       </w:pPr>
-      <w:bookmarkStart w:id="10" w:name="_Toc244121042"/>
+      <w:bookmarkStart w:id="10" w:name="_Toc244122279"/>
       <w:r>
         <w:t>4.3  The renormalisation group of Bałaban</w:t>
       </w:r>
@@ -5971,7 +5971,7 @@
         <w:pStyle w:val="Heading1"/>
         <w:keepNext/>
       </w:pPr>
-      <w:bookmarkStart w:id="11" w:name="_Toc244121043"/>
+      <w:bookmarkStart w:id="11" w:name="_Toc244122280"/>
       <w:r>
         <w:t>5.  The Three-Dimensional Manuscripts</w:t>
       </w:r>
@@ -5995,7 +5995,7 @@
         <w:pStyle w:val="Heading2"/>
         <w:keepNext/>
       </w:pPr>
-      <w:bookmarkStart w:id="12" w:name="_Toc244121044"/>
+      <w:bookmarkStart w:id="12" w:name="_Toc244122281"/>
       <w:r>
         <w:t>5.1  The documents</w:t>
       </w:r>
@@ -6042,7 +6042,7 @@
         <w:pStyle w:val="Heading2"/>
         <w:keepNext/>
       </w:pPr>
-      <w:bookmarkStart w:id="13" w:name="_Toc244121045"/>
+      <w:bookmarkStart w:id="13" w:name="_Toc244122282"/>
       <w:r>
         <w:t>5.2  The observable</w:t>
       </w:r>
@@ -6446,7 +6446,7 @@
         <w:pStyle w:val="Heading2"/>
         <w:keepNext/>
       </w:pPr>
-      <w:bookmarkStart w:id="14" w:name="_Toc244121046"/>
+      <w:bookmarkStart w:id="14" w:name="_Toc244122283"/>
       <w:r>
         <w:t>5.3  The torus, the infinite volume and the components</w:t>
       </w:r>
@@ -6977,7 +6977,7 @@
         <w:pStyle w:val="Heading2"/>
         <w:keepNext/>
       </w:pPr>
-      <w:bookmarkStart w:id="15" w:name="_Toc244121047"/>
+      <w:bookmarkStart w:id="15" w:name="_Toc244122284"/>
       <w:r>
         <w:t>5.4  The axioms and the reconstruction</w:t>
       </w:r>
@@ -7207,7 +7207,7 @@
         <w:pStyle w:val="Heading2"/>
         <w:keepNext/>
       </w:pPr>
-      <w:bookmarkStart w:id="16" w:name="_Toc244121048"/>
+      <w:bookmarkStart w:id="16" w:name="_Toc244122285"/>
       <w:r>
         <w:t>5.5  Non-triviality</w:t>
       </w:r>
@@ -7748,7 +7748,7 @@
         <w:pStyle w:val="Heading2"/>
         <w:keepNext/>
       </w:pPr>
-      <w:bookmarkStart w:id="17" w:name="_Toc244121049"/>
+      <w:bookmarkStart w:id="17" w:name="_Toc244122286"/>
       <w:r>
         <w:t>5.6  What the manuscript does not assert</w:t>
       </w:r>
@@ -7796,7 +7796,7 @@
         <w:pStyle w:val="Heading1"/>
         <w:keepNext/>
       </w:pPr>
-      <w:bookmarkStart w:id="18" w:name="_Toc244121050"/>
+      <w:bookmarkStart w:id="18" w:name="_Toc244122287"/>
       <w:r>
         <w:t>6.  The Four-Dimensional Draft and the Standing of the Corpus</w:t>
       </w:r>
@@ -7820,7 +7820,7 @@
         <w:pStyle w:val="Heading2"/>
         <w:keepNext/>
       </w:pPr>
-      <w:bookmarkStart w:id="19" w:name="_Toc244121051"/>
+      <w:bookmarkStart w:id="19" w:name="_Toc244122288"/>
       <w:r>
         <w:t>6.1  The authors' account</w:t>
       </w:r>
@@ -7884,7 +7884,7 @@
         <w:pStyle w:val="Heading2"/>
         <w:keepNext/>
       </w:pPr>
-      <w:bookmarkStart w:id="20" w:name="_Toc244121052"/>
+      <w:bookmarkStart w:id="20" w:name="_Toc244122289"/>
       <w:r>
         <w:t>6.2  The conditional theorem</w:t>
       </w:r>
@@ -8087,7 +8087,7 @@
         <w:pStyle w:val="Heading2"/>
         <w:keepNext/>
       </w:pPr>
-      <w:bookmarkStart w:id="21" w:name="_Toc244121053"/>
+      <w:bookmarkStart w:id="21" w:name="_Toc244122290"/>
       <w:r>
         <w:t>6.3  What the draft does not claim</w:t>
       </w:r>
@@ -8165,7 +8165,7 @@
         <w:pStyle w:val="Heading2"/>
         <w:keepNext/>
       </w:pPr>
-      <w:bookmarkStart w:id="22" w:name="_Toc244121054"/>
+      <w:bookmarkStart w:id="22" w:name="_Toc244122291"/>
       <w:r>
         <w:t>6.4  The standing of the corpus</w:t>
       </w:r>
@@ -8226,7 +8226,7 @@
         <w:pStyle w:val="Heading2"/>
         <w:keepNext/>
       </w:pPr>
-      <w:bookmarkStart w:id="23" w:name="_Toc244121055"/>
+      <w:bookmarkStart w:id="23" w:name="_Toc244122292"/>
       <w:r>
         <w:t>6.5  The public reading</w:t>
       </w:r>
@@ -8294,7 +8294,7 @@
         <w:pStyle w:val="Heading1"/>
         <w:keepNext/>
       </w:pPr>
-      <w:bookmarkStart w:id="24" w:name="_Toc244121056"/>
+      <w:bookmarkStart w:id="24" w:name="_Toc244122293"/>
       <w:r>
         <w:t>7.  The Residue and Its Completion</w:t>
       </w:r>
@@ -8318,7 +8318,7 @@
         <w:pStyle w:val="Heading2"/>
         <w:keepNext/>
       </w:pPr>
-      <w:bookmarkStart w:id="25" w:name="_Toc244121057"/>
+      <w:bookmarkStart w:id="25" w:name="_Toc244122294"/>
       <w:r>
         <w:t>7.1  The residue</w:t>
       </w:r>
@@ -9512,7 +9512,7 @@
         <w:pStyle w:val="Heading2"/>
         <w:keepNext/>
       </w:pPr>
-      <w:bookmarkStart w:id="26" w:name="_Toc244121058"/>
+      <w:bookmarkStart w:id="26" w:name="_Toc244122295"/>
       <w:r>
         <w:t>7.2  The gap is exponential clustering</w:t>
       </w:r>
@@ -11458,7 +11458,7 @@
         <w:pStyle w:val="Heading2"/>
         <w:keepNext/>
       </w:pPr>
-      <w:bookmarkStart w:id="27" w:name="_Toc244121059"/>
+      <w:bookmarkStart w:id="27" w:name="_Toc244122296"/>
       <w:r>
         <w:t>7.3  From the lattice to the limit</w:t>
       </w:r>
@@ -12638,7 +12638,7 @@
         <w:pStyle w:val="Heading2"/>
         <w:keepNext/>
       </w:pPr>
-      <w:bookmarkStart w:id="28" w:name="_Toc244121060"/>
+      <w:bookmarkStart w:id="28" w:name="_Toc244122297"/>
       <w:r>
         <w:t>7.4  The collapse of the components</w:t>
       </w:r>
@@ -12754,7 +12754,7 @@
         <w:pStyle w:val="Heading1"/>
         <w:keepNext/>
       </w:pPr>
-      <w:bookmarkStart w:id="29" w:name="_Toc244121061"/>
+      <w:bookmarkStart w:id="29" w:name="_Toc244122298"/>
       <w:r>
         <w:t>8.  The Ground Handed Over</w:t>
       </w:r>
@@ -12765,7 +12765,7 @@
         <w:pStyle w:val="Heading2"/>
         <w:keepNext/>
       </w:pPr>
-      <w:bookmarkStart w:id="30" w:name="_Toc244121062"/>
+      <w:bookmarkStart w:id="30" w:name="_Toc244122299"/>
       <w:r>
         <w:t>8.1  The object that remains</w:t>
       </w:r>
@@ -12874,16 +12874,22 @@
         <w:jc w:val="both"/>
       </w:pPr>
       <w:r>
-        <w:t>The second is its carrier. The carrier is the renormalisation group itself: a chain of blocking steps from a fixed physical scale, at which the effective coupling is small and Bałaban's estimates hold, down to the scale of the gap, with the error of every step certified. Two theorems compose this carrier. The first is the renormalised trajectory: the convergence of the blocked effective theory at a fixed physical scale as the spacing tends to zero, continued from the end of ultraviolet stability to the cros</w:t>
-      </w:r>
-      <w:r>
-        <w:t>sover scale at which the effective coupling ceases to be small; in four dimensions its first part is the conditional content of the zeroth draft, resting on the inputs it declares, and its continuation is the infrared part of Bałaban's programme. The second is a single bound at the crossover scale. Along the Gaussian scales above it the mixing coefficient of a fibre is exactly one, that of a massless Gaussian, so no contraction is to be certified there; the content lies at the crossover scale alone, and the</w:t>
-      </w:r>
-      <w:r>
-        <w:t xml:space="preserve"> object there is the influence functional of the blocked action: the covariance of a boundary-adjacent link's projection with every plaquette of the block under the worst boundary datum, equivalently the mixed second differences of the non-Wilson part of the renormalised action. Once that bound is in hand, Dobrushin's comparison theorem and the chain lemma, read through Propositions 8.1 and 8.2 below, give the gap. Neither theorem is yet proved; they are the route by which the proof that follows reaches the</w:t>
-      </w:r>
-      <w:r>
-        <w:t xml:space="preserve"> object. The remaining entries of Table 1, namely every compact simple gauge group, the full algebra of curvature observables and the unconditional invariance under O(4), stand beside it as the rest of the existence that the problem demands.</w:t>
+        <w:t>The second is its carrier. The carrier is the renormalisation group itself: a chain of blocking steps from a fixed physical scale, at which the effective coupling is small and Bałaban's estimates hold, down to the scale of the gap, with the error of every step certified. Five links compose this carrier, and each has its status. The first is the ultraviolet half: the blocking steps from the cutoff to a fixed physical scale at which the effective coupling is still small, with the effective action held near Wi</w:t>
+      </w:r>
+      <w:r>
+        <w:t>lson's uniformly in the number of steps. This is Bałaban's theorem, and what the carrier needs of it beyond his published estimates is stated as an interface: the convergence of the correlation functions of the effective theory at that scale as the cutoff is removed, and the Euclidean invariance of the limit, the two pieces the zeroth draft deduces conditionally and names among its inputs. The second is a single bound at the crossover scale, where the effective coupling ceases to be small. Along the Gaussia</w:t>
+      </w:r>
+      <w:r>
+        <w:t>n scales above it the mixing coefficient of a fibre is exactly one, that of a massless Gaussian, so no contraction is to be certified there; the content lies at the crossover scale alone, and the object there is the influence functional of the blocked action: the covariance of a boundary-adjacent link's projection with every plaquette of the block under the worst boundary datum, equivalently the mixed second differences of the non-Wilson part of the renormalised action. This bound is the open mathematics of</w:t>
+      </w:r>
+      <w:r>
+        <w:t xml:space="preserve"> the route. The third is the infrared half, the gap of the blocked theory inside the strong-coupling disk, which is the theorem of Osterwalder and Seiler for SU(2) and a theorem checked by machine for every finite gauge group. The fourth is the uniformity of the second link's bound in the cutoff: the effective actions at the fixed scale differ across the sequence by tilts of small oscillation, and a bound stable under such tilts makes the decay rate and range of the third link independent of the cutoff, whi</w:t>
+      </w:r>
+      <w:r>
+        <w:t>ch is the inequality of Theorem 7.4 with one constant. The fifth is the assembly, Theorem 7.4 itself. Once the second link is in hand, Dobrushin's comparison theorem and the chain lemma, read through Propositions 8.1 and 8.2 below, carry the bound through the third and fourth links to the gap. The remaining entries of Table 1, namely every compact simple gauge group, the full algebra of curvature observables and the unconditional invariance under O(4), stand beside it as the rest of the existence that the p</w:t>
+      </w:r>
+      <w:r>
+        <w:t>roblem demands.</w:t>
       </w:r>
     </w:p>
     <w:p>
@@ -12891,7 +12897,7 @@
         <w:pStyle w:val="Heading2"/>
         <w:keepNext/>
       </w:pPr>
-      <w:bookmarkStart w:id="31" w:name="_Toc244121063"/>
+      <w:bookmarkStart w:id="31" w:name="_Toc244122300"/>
       <w:r>
         <w:t>8.2  The instruments in hand</w:t>
       </w:r>
@@ -19832,7 +19838,7 @@
         <w:pStyle w:val="Heading2"/>
         <w:keepNext/>
       </w:pPr>
-      <w:bookmarkStart w:id="32" w:name="_Toc244121064"/>
+      <w:bookmarkStart w:id="32" w:name="_Toc244122301"/>
       <w:r>
         <w:t>8.3  Coda</w:t>
       </w:r>
@@ -19857,7 +19863,7 @@
         <w:pageBreakBefore/>
         <w:spacing w:before="0"/>
       </w:pPr>
-      <w:bookmarkStart w:id="33" w:name="_Toc244121065"/>
+      <w:bookmarkStart w:id="33" w:name="_Toc244122302"/>
       <w:r>
         <w:t>Sources</w:t>
       </w:r>
@@ -20652,7 +20658,7 @@
         <w:pStyle w:val="Heading2"/>
         <w:keepNext/>
       </w:pPr>
-      <w:bookmarkStart w:id="34" w:name="_Toc244121066"/>
+      <w:bookmarkStart w:id="34" w:name="_Toc244122303"/>
       <w:r>
         <w:t>Records of the computations of Edwin Boston III</w:t>
       </w:r>
@@ -22916,10 +22922,10 @@
 <file path=word/numbering.xml><?xml version="1.0" encoding="utf-8"?>
 <w:numbering xmlns:wpc="http://schemas.microsoft.com/office/word/2010/wordprocessingCanvas" xmlns:cx="http://schemas.microsoft.com/office/drawing/2014/chartex" xmlns:cx1="http://schemas.microsoft.com/office/drawing/2015/9/8/chartex" xmlns:cx2="http://schemas.microsoft.com/office/drawing/2015/10/21/chartex" xmlns:cx3="http://schemas.microsoft.com/office/drawing/2016/5/9/chartex" xmlns:cx4="http://schemas.microsoft.com/office/drawing/2016/5/10/chartex" xmlns:cx5="http://schemas.microsoft.com/office/drawing/2016/5/11/chartex" xmlns:cx6="http://schemas.microsoft.com/office/drawing/2016/5/12/chartex" xmlns:cx7="http://schemas.microsoft.com/office/drawing/2016/5/13/chartex" xmlns:cx8="http://schemas.microsoft.com/office/drawing/2016/5/14/chartex" xmlns:mc="http://schemas.openxmlformats.org/markup-compatibility/2006" xmlns:aink="http://schemas.microsoft.com/office/drawing/2016/ink" xmlns:am3d="http://schemas.microsoft.com/office/drawing/2017/model3d" xmlns:o="urn:schemas-microsoft-com:office:office" xmlns:oel="http://schemas.microsoft.com/office/2019/extlst" xmlns:r="http://schemas.openxmlformats.org/officeDocument/2006/relationships" xmlns:m="http://schemas.openxmlformats.org/officeDocument/2006/math" xmlns:v="urn:schemas-microsoft-com:vml" xmlns:wp14="http://schemas.microsoft.com/office/word/2010/wordprocessingDrawing" xmlns:wp="http://schemas.openxmlformats.org/drawingml/2006/wordprocessingDrawing" xmlns:w10="urn:schemas-microsoft-com:office:word" xmlns:w="http://schemas.openxmlformats.org/wordprocessingml/2006/main" xmlns:w14="http://schemas.microsoft.com/office/word/2010/wordml" xmlns:w15="http://schemas.microsoft.com/office/word/2012/wordml" xmlns:w16cex="http://schemas.microsoft.com/office/word/2018/wordml/cex" xmlns:w16cid="http://schemas.microsoft.com/office/word/2016/wordml/cid" xmlns:w16="http://schemas.microsoft.com/office/word/2018/wordml" xmlns:w16du="http://schemas.microsoft.com/office/word/2023/wordml/word16du" xmlns:w16sdtdh="http://schemas.microsoft.com/office/word/2020/wordml/sdtdatahash" xmlns:w16sdtfl="http://schemas.microsoft.com/office/word/2024/wordml/sdtformatlock" xmlns:w16se="http://schemas.microsoft.com/office/word/2015/wordml/symex" xmlns:wpg="http://schemas.microsoft.com/office/word/2010/wordprocessingGroup" xmlns:wpi="http://schemas.microsoft.com/office/word/2010/wordprocessingInk" xmlns:wne="http://schemas.microsoft.com/office/word/2006/wordml" xmlns:wps="http://schemas.microsoft.com/office/word/2010/wordprocessingShape" mc:Ignorable="w14 w15 w16se w16cid w16 w16cex w16sdtdh w16sdtfl w16du wp14">
   <w:abstractNum w:abstractNumId="0" w15:restartNumberingAfterBreak="0">
-    <w:nsid w:val="5C114F2E"/>
+    <w:nsid w:val="6B404FCD"/>
     <w:multiLevelType w:val="hybridMultilevel"/>
-    <w:tmpl w:val="6DB66BC0"/>
-    <w:lvl w:ilvl="0" w:tplc="0D06E74E">
+    <w:tmpl w:val="5F441FD2"/>
+    <w:lvl w:ilvl="0" w:tplc="18D651D6">
       <w:start w:val="1"/>
       <w:numFmt w:val="bullet"/>
       <w:lvlText w:val="●"/>
@@ -22928,7 +22934,7 @@
         <w:ind w:left="720" w:hanging="360"/>
       </w:pPr>
     </w:lvl>
-    <w:lvl w:ilvl="1" w:tplc="608A1C44">
+    <w:lvl w:ilvl="1" w:tplc="1248C8C8">
       <w:start w:val="1"/>
       <w:numFmt w:val="bullet"/>
       <w:lvlText w:val="○"/>
@@ -22937,7 +22943,7 @@
         <w:ind w:left="1440" w:hanging="360"/>
       </w:pPr>
     </w:lvl>
-    <w:lvl w:ilvl="2" w:tplc="ABDC892A">
+    <w:lvl w:ilvl="2" w:tplc="277C4544">
       <w:start w:val="1"/>
       <w:numFmt w:val="bullet"/>
       <w:lvlText w:val="■"/>
@@ -22946,7 +22952,7 @@
         <w:ind w:left="2160" w:hanging="360"/>
       </w:pPr>
     </w:lvl>
-    <w:lvl w:ilvl="3" w:tplc="88F000EE">
+    <w:lvl w:ilvl="3" w:tplc="A7A04EE0">
       <w:start w:val="1"/>
       <w:numFmt w:val="bullet"/>
       <w:lvlText w:val="●"/>
@@ -22955,7 +22961,7 @@
         <w:ind w:left="2880" w:hanging="360"/>
       </w:pPr>
     </w:lvl>
-    <w:lvl w:ilvl="4" w:tplc="2466E57E">
+    <w:lvl w:ilvl="4" w:tplc="3F88B8E0">
       <w:start w:val="1"/>
       <w:numFmt w:val="bullet"/>
       <w:lvlText w:val="○"/>
@@ -22964,7 +22970,7 @@
         <w:ind w:left="3600" w:hanging="360"/>
       </w:pPr>
     </w:lvl>
-    <w:lvl w:ilvl="5" w:tplc="AE00E83E">
+    <w:lvl w:ilvl="5" w:tplc="19EE37BC">
       <w:start w:val="1"/>
       <w:numFmt w:val="bullet"/>
       <w:lvlText w:val="■"/>
@@ -22973,7 +22979,7 @@
         <w:ind w:left="4320" w:hanging="360"/>
       </w:pPr>
     </w:lvl>
-    <w:lvl w:ilvl="6" w:tplc="1362FBEA">
+    <w:lvl w:ilvl="6" w:tplc="8D3EF1B6">
       <w:start w:val="1"/>
       <w:numFmt w:val="bullet"/>
       <w:lvlText w:val="●"/>
@@ -22982,7 +22988,7 @@
         <w:ind w:left="5040" w:hanging="360"/>
       </w:pPr>
     </w:lvl>
-    <w:lvl w:ilvl="7" w:tplc="06124B2A">
+    <w:lvl w:ilvl="7" w:tplc="9796BAC2">
       <w:start w:val="1"/>
       <w:numFmt w:val="bullet"/>
       <w:lvlText w:val="●"/>
@@ -22991,7 +22997,7 @@
         <w:ind w:left="5760" w:hanging="360"/>
       </w:pPr>
     </w:lvl>
-    <w:lvl w:ilvl="8" w:tplc="F18AEF0A">
+    <w:lvl w:ilvl="8" w:tplc="267CD82A">
       <w:start w:val="1"/>
       <w:numFmt w:val="bullet"/>
       <w:lvlText w:val="●"/>
@@ -23001,7 +23007,7 @@
       </w:pPr>
     </w:lvl>
   </w:abstractNum>
-  <w:num w:numId="1" w16cid:durableId="1069036788">
+  <w:num w:numId="1" w16cid:durableId="2075011118">
     <w:abstractNumId w:val="0"/>
     <w:lvlOverride w:ilvl="0">
       <w:startOverride w:val="1"/>
@@ -23598,7 +23604,7 @@
     <w:autoRedefine/>
     <w:uiPriority w:val="39"/>
     <w:unhideWhenUsed/>
-    <w:rsid w:val="00795E44"/>
+    <w:rsid w:val="002F1CCC"/>
     <w:pPr>
       <w:spacing w:after="100"/>
     </w:pPr>
@@ -23610,7 +23616,7 @@
     <w:autoRedefine/>
     <w:uiPriority w:val="39"/>
     <w:unhideWhenUsed/>
-    <w:rsid w:val="00795E44"/>
+    <w:rsid w:val="002F1CCC"/>
     <w:pPr>
       <w:spacing w:after="100"/>
       <w:ind w:left="220"/>

--- a/THE-GROUND-Edwin-Boston-III.docx
+++ b/THE-GROUND-Edwin-Boston-III.docx
@@ -135,14 +135,14 @@
           <w:szCs w:val="20"/>
         </w:rPr>
         <w:lastRenderedPageBreak/>
-        <w:t>then reduces that bound to one finite statement: if, at a fixed physical scale, the conditional law of a block of links given all the others depends on them with Dobrushin's total influence below one, uniformly in the cutoff, then every limit point has a unique vacuum and a mass gap of at least log(1/α)/a_c; the open mathemati</w:t>
+        <w:t xml:space="preserve">then reduces that bound to two finite statements: if, at a fixed physical scale, the blocked measure satisfies Dobrushin's condition with an exponential weight and the field inside the blocks clusters at the block scale, both uniformly in the cutoff, then every limit point has a unique vacuum and a mass gap of at least min(κ, </w:t>
       </w:r>
       <w:r>
         <w:rPr>
           <w:sz w:val="20"/>
           <w:szCs w:val="20"/>
         </w:rPr>
-        <w:t>cs of the problem is thereby a single statement about one block at the crossover scale, and the paper states it both in the block form and in the blocked form that the renormalisation group delivers. This identifies the object on which the proof that follows must stand.</w:t>
+        <w:t>log(1/ρ′))/a_c; the open mathematics of the problem is thereby two statements about one block at the crossover scale, stated in the form that is uniform in the cutoff, and the paper says why the form on the fine measure's blocks is not. This identifies the object on which the proof that follows must stand.</w:t>
       </w:r>
     </w:p>
     <w:p>
@@ -163,7 +163,7 @@
     <w:sdt>
       <w:sdtPr>
         <w:alias w:val="Contents"/>
-        <w:id w:val="719099945"/>
+        <w:id w:val="1238440986"/>
       </w:sdtPr>
       <w:sdtEndPr/>
       <w:sdtContent>
@@ -191,7 +191,7 @@
           <w:r>
             <w:fldChar w:fldCharType="separate"/>
           </w:r>
-          <w:hyperlink w:anchor="_Toc244128191" w:history="1">
+          <w:hyperlink w:anchor="_Toc244129449" w:history="1">
             <w:r>
               <w:rPr>
                 <w:rStyle w:val="Hyperlink"/>
@@ -215,7 +215,7 @@
               <w:rPr>
                 <w:noProof/>
               </w:rPr>
-              <w:instrText xml:space="preserve"> PAGEREF _Toc244128191 \h </w:instrText>
+              <w:instrText xml:space="preserve"> PAGEREF _Toc244129449 \h </w:instrText>
             </w:r>
             <w:r>
               <w:rPr>
@@ -257,7 +257,7 @@
               <w14:ligatures w14:val="standardContextual"/>
             </w:rPr>
           </w:pPr>
-          <w:hyperlink w:anchor="_Toc244128192" w:history="1">
+          <w:hyperlink w:anchor="_Toc244129450" w:history="1">
             <w:r>
               <w:rPr>
                 <w:rStyle w:val="Hyperlink"/>
@@ -281,7 +281,7 @@
               <w:rPr>
                 <w:noProof/>
               </w:rPr>
-              <w:instrText xml:space="preserve"> PAGEREF _Toc244128192 \h </w:instrText>
+              <w:instrText xml:space="preserve"> PAGEREF _Toc244129450 \h </w:instrText>
             </w:r>
             <w:r>
               <w:rPr>
@@ -323,7 +323,7 @@
               <w14:ligatures w14:val="standardContextual"/>
             </w:rPr>
           </w:pPr>
-          <w:hyperlink w:anchor="_Toc244128193" w:history="1">
+          <w:hyperlink w:anchor="_Toc244129451" w:history="1">
             <w:r>
               <w:rPr>
                 <w:rStyle w:val="Hyperlink"/>
@@ -347,7 +347,7 @@
               <w:rPr>
                 <w:noProof/>
               </w:rPr>
-              <w:instrText xml:space="preserve"> PAGEREF _Toc244128193 \h </w:instrText>
+              <w:instrText xml:space="preserve"> PAGEREF _Toc244129451 \h </w:instrText>
             </w:r>
             <w:r>
               <w:rPr>
@@ -389,7 +389,7 @@
               <w14:ligatures w14:val="standardContextual"/>
             </w:rPr>
           </w:pPr>
-          <w:hyperlink w:anchor="_Toc244128194" w:history="1">
+          <w:hyperlink w:anchor="_Toc244129452" w:history="1">
             <w:r>
               <w:rPr>
                 <w:rStyle w:val="Hyperlink"/>
@@ -413,7 +413,7 @@
               <w:rPr>
                 <w:noProof/>
               </w:rPr>
-              <w:instrText xml:space="preserve"> PAGEREF _Toc244128194 \h </w:instrText>
+              <w:instrText xml:space="preserve"> PAGEREF _Toc244129452 \h </w:instrText>
             </w:r>
             <w:r>
               <w:rPr>
@@ -455,7 +455,7 @@
               <w14:ligatures w14:val="standardContextual"/>
             </w:rPr>
           </w:pPr>
-          <w:hyperlink w:anchor="_Toc244128195" w:history="1">
+          <w:hyperlink w:anchor="_Toc244129453" w:history="1">
             <w:r>
               <w:rPr>
                 <w:rStyle w:val="Hyperlink"/>
@@ -479,7 +479,7 @@
               <w:rPr>
                 <w:noProof/>
               </w:rPr>
-              <w:instrText xml:space="preserve"> PAGEREF _Toc244128195 \h </w:instrText>
+              <w:instrText xml:space="preserve"> PAGEREF _Toc244129453 \h </w:instrText>
             </w:r>
             <w:r>
               <w:rPr>
@@ -521,7 +521,7 @@
               <w14:ligatures w14:val="standardContextual"/>
             </w:rPr>
           </w:pPr>
-          <w:hyperlink w:anchor="_Toc244128196" w:history="1">
+          <w:hyperlink w:anchor="_Toc244129454" w:history="1">
             <w:r>
               <w:rPr>
                 <w:rStyle w:val="Hyperlink"/>
@@ -545,7 +545,7 @@
               <w:rPr>
                 <w:noProof/>
               </w:rPr>
-              <w:instrText xml:space="preserve"> PAGEREF _Toc244128196 \h </w:instrText>
+              <w:instrText xml:space="preserve"> PAGEREF _Toc244129454 \h </w:instrText>
             </w:r>
             <w:r>
               <w:rPr>
@@ -587,7 +587,7 @@
               <w14:ligatures w14:val="standardContextual"/>
             </w:rPr>
           </w:pPr>
-          <w:hyperlink w:anchor="_Toc244128197" w:history="1">
+          <w:hyperlink w:anchor="_Toc244129455" w:history="1">
             <w:r>
               <w:rPr>
                 <w:rStyle w:val="Hyperlink"/>
@@ -611,7 +611,7 @@
               <w:rPr>
                 <w:noProof/>
               </w:rPr>
-              <w:instrText xml:space="preserve"> PAGEREF _Toc244128197 \h </w:instrText>
+              <w:instrText xml:space="preserve"> PAGEREF _Toc244129455 \h </w:instrText>
             </w:r>
             <w:r>
               <w:rPr>
@@ -653,7 +653,7 @@
               <w14:ligatures w14:val="standardContextual"/>
             </w:rPr>
           </w:pPr>
-          <w:hyperlink w:anchor="_Toc244128198" w:history="1">
+          <w:hyperlink w:anchor="_Toc244129456" w:history="1">
             <w:r>
               <w:rPr>
                 <w:rStyle w:val="Hyperlink"/>
@@ -677,7 +677,7 @@
               <w:rPr>
                 <w:noProof/>
               </w:rPr>
-              <w:instrText xml:space="preserve"> PAGEREF _Toc244128198 \h </w:instrText>
+              <w:instrText xml:space="preserve"> PAGEREF _Toc244129456 \h </w:instrText>
             </w:r>
             <w:r>
               <w:rPr>
@@ -719,7 +719,7 @@
               <w14:ligatures w14:val="standardContextual"/>
             </w:rPr>
           </w:pPr>
-          <w:hyperlink w:anchor="_Toc244128199" w:history="1">
+          <w:hyperlink w:anchor="_Toc244129457" w:history="1">
             <w:r>
               <w:rPr>
                 <w:rStyle w:val="Hyperlink"/>
@@ -743,7 +743,7 @@
               <w:rPr>
                 <w:noProof/>
               </w:rPr>
-              <w:instrText xml:space="preserve"> PAGEREF _Toc244128199 \h </w:instrText>
+              <w:instrText xml:space="preserve"> PAGEREF _Toc244129457 \h </w:instrText>
             </w:r>
             <w:r>
               <w:rPr>
@@ -785,7 +785,7 @@
               <w14:ligatures w14:val="standardContextual"/>
             </w:rPr>
           </w:pPr>
-          <w:hyperlink w:anchor="_Toc244128200" w:history="1">
+          <w:hyperlink w:anchor="_Toc244129458" w:history="1">
             <w:r>
               <w:rPr>
                 <w:rStyle w:val="Hyperlink"/>
@@ -809,7 +809,7 @@
               <w:rPr>
                 <w:noProof/>
               </w:rPr>
-              <w:instrText xml:space="preserve"> PAGEREF _Toc244128200 \h </w:instrText>
+              <w:instrText xml:space="preserve"> PAGEREF _Toc244129458 \h </w:instrText>
             </w:r>
             <w:r>
               <w:rPr>
@@ -851,7 +851,7 @@
               <w14:ligatures w14:val="standardContextual"/>
             </w:rPr>
           </w:pPr>
-          <w:hyperlink w:anchor="_Toc244128201" w:history="1">
+          <w:hyperlink w:anchor="_Toc244129459" w:history="1">
             <w:r>
               <w:rPr>
                 <w:rStyle w:val="Hyperlink"/>
@@ -875,7 +875,7 @@
               <w:rPr>
                 <w:noProof/>
               </w:rPr>
-              <w:instrText xml:space="preserve"> PAGEREF _Toc244128201 \h </w:instrText>
+              <w:instrText xml:space="preserve"> PAGEREF _Toc244129459 \h </w:instrText>
             </w:r>
             <w:r>
               <w:rPr>
@@ -917,7 +917,7 @@
               <w14:ligatures w14:val="standardContextual"/>
             </w:rPr>
           </w:pPr>
-          <w:hyperlink w:anchor="_Toc244128202" w:history="1">
+          <w:hyperlink w:anchor="_Toc244129460" w:history="1">
             <w:r>
               <w:rPr>
                 <w:rStyle w:val="Hyperlink"/>
@@ -941,7 +941,7 @@
               <w:rPr>
                 <w:noProof/>
               </w:rPr>
-              <w:instrText xml:space="preserve"> PAGEREF _Toc244128202 \h </w:instrText>
+              <w:instrText xml:space="preserve"> PAGEREF _Toc244129460 \h </w:instrText>
             </w:r>
             <w:r>
               <w:rPr>
@@ -983,7 +983,7 @@
               <w14:ligatures w14:val="standardContextual"/>
             </w:rPr>
           </w:pPr>
-          <w:hyperlink w:anchor="_Toc244128203" w:history="1">
+          <w:hyperlink w:anchor="_Toc244129461" w:history="1">
             <w:r>
               <w:rPr>
                 <w:rStyle w:val="Hyperlink"/>
@@ -1007,7 +1007,7 @@
               <w:rPr>
                 <w:noProof/>
               </w:rPr>
-              <w:instrText xml:space="preserve"> PAGEREF _Toc244128203 \h </w:instrText>
+              <w:instrText xml:space="preserve"> PAGEREF _Toc244129461 \h </w:instrText>
             </w:r>
             <w:r>
               <w:rPr>
@@ -1049,7 +1049,7 @@
               <w14:ligatures w14:val="standardContextual"/>
             </w:rPr>
           </w:pPr>
-          <w:hyperlink w:anchor="_Toc244128204" w:history="1">
+          <w:hyperlink w:anchor="_Toc244129462" w:history="1">
             <w:r>
               <w:rPr>
                 <w:rStyle w:val="Hyperlink"/>
@@ -1073,7 +1073,7 @@
               <w:rPr>
                 <w:noProof/>
               </w:rPr>
-              <w:instrText xml:space="preserve"> PAGEREF _Toc244128204 \h </w:instrText>
+              <w:instrText xml:space="preserve"> PAGEREF _Toc244129462 \h </w:instrText>
             </w:r>
             <w:r>
               <w:rPr>
@@ -1115,7 +1115,7 @@
               <w14:ligatures w14:val="standardContextual"/>
             </w:rPr>
           </w:pPr>
-          <w:hyperlink w:anchor="_Toc244128205" w:history="1">
+          <w:hyperlink w:anchor="_Toc244129463" w:history="1">
             <w:r>
               <w:rPr>
                 <w:rStyle w:val="Hyperlink"/>
@@ -1139,7 +1139,7 @@
               <w:rPr>
                 <w:noProof/>
               </w:rPr>
-              <w:instrText xml:space="preserve"> PAGEREF _Toc244128205 \h </w:instrText>
+              <w:instrText xml:space="preserve"> PAGEREF _Toc244129463 \h </w:instrText>
             </w:r>
             <w:r>
               <w:rPr>
@@ -1181,7 +1181,7 @@
               <w14:ligatures w14:val="standardContextual"/>
             </w:rPr>
           </w:pPr>
-          <w:hyperlink w:anchor="_Toc244128206" w:history="1">
+          <w:hyperlink w:anchor="_Toc244129464" w:history="1">
             <w:r>
               <w:rPr>
                 <w:rStyle w:val="Hyperlink"/>
@@ -1205,7 +1205,7 @@
               <w:rPr>
                 <w:noProof/>
               </w:rPr>
-              <w:instrText xml:space="preserve"> PAGEREF _Toc244128206 \h </w:instrText>
+              <w:instrText xml:space="preserve"> PAGEREF _Toc244129464 \h </w:instrText>
             </w:r>
             <w:r>
               <w:rPr>
@@ -1247,7 +1247,7 @@
               <w14:ligatures w14:val="standardContextual"/>
             </w:rPr>
           </w:pPr>
-          <w:hyperlink w:anchor="_Toc244128207" w:history="1">
+          <w:hyperlink w:anchor="_Toc244129465" w:history="1">
             <w:r>
               <w:rPr>
                 <w:rStyle w:val="Hyperlink"/>
@@ -1271,7 +1271,7 @@
               <w:rPr>
                 <w:noProof/>
               </w:rPr>
-              <w:instrText xml:space="preserve"> PAGEREF _Toc244128207 \h </w:instrText>
+              <w:instrText xml:space="preserve"> PAGEREF _Toc244129465 \h </w:instrText>
             </w:r>
             <w:r>
               <w:rPr>
@@ -1313,7 +1313,7 @@
               <w14:ligatures w14:val="standardContextual"/>
             </w:rPr>
           </w:pPr>
-          <w:hyperlink w:anchor="_Toc244128208" w:history="1">
+          <w:hyperlink w:anchor="_Toc244129466" w:history="1">
             <w:r>
               <w:rPr>
                 <w:rStyle w:val="Hyperlink"/>
@@ -1337,7 +1337,7 @@
               <w:rPr>
                 <w:noProof/>
               </w:rPr>
-              <w:instrText xml:space="preserve"> PAGEREF _Toc244128208 \h </w:instrText>
+              <w:instrText xml:space="preserve"> PAGEREF _Toc244129466 \h </w:instrText>
             </w:r>
             <w:r>
               <w:rPr>
@@ -1379,7 +1379,7 @@
               <w14:ligatures w14:val="standardContextual"/>
             </w:rPr>
           </w:pPr>
-          <w:hyperlink w:anchor="_Toc244128209" w:history="1">
+          <w:hyperlink w:anchor="_Toc244129467" w:history="1">
             <w:r>
               <w:rPr>
                 <w:rStyle w:val="Hyperlink"/>
@@ -1403,7 +1403,7 @@
               <w:rPr>
                 <w:noProof/>
               </w:rPr>
-              <w:instrText xml:space="preserve"> PAGEREF _Toc244128209 \h </w:instrText>
+              <w:instrText xml:space="preserve"> PAGEREF _Toc244129467 \h </w:instrText>
             </w:r>
             <w:r>
               <w:rPr>
@@ -1445,7 +1445,7 @@
               <w14:ligatures w14:val="standardContextual"/>
             </w:rPr>
           </w:pPr>
-          <w:hyperlink w:anchor="_Toc244128210" w:history="1">
+          <w:hyperlink w:anchor="_Toc244129468" w:history="1">
             <w:r>
               <w:rPr>
                 <w:rStyle w:val="Hyperlink"/>
@@ -1469,7 +1469,7 @@
               <w:rPr>
                 <w:noProof/>
               </w:rPr>
-              <w:instrText xml:space="preserve"> PAGEREF _Toc244128210 \h </w:instrText>
+              <w:instrText xml:space="preserve"> PAGEREF _Toc244129468 \h </w:instrText>
             </w:r>
             <w:r>
               <w:rPr>
@@ -1511,7 +1511,7 @@
               <w14:ligatures w14:val="standardContextual"/>
             </w:rPr>
           </w:pPr>
-          <w:hyperlink w:anchor="_Toc244128211" w:history="1">
+          <w:hyperlink w:anchor="_Toc244129469" w:history="1">
             <w:r>
               <w:rPr>
                 <w:rStyle w:val="Hyperlink"/>
@@ -1535,7 +1535,7 @@
               <w:rPr>
                 <w:noProof/>
               </w:rPr>
-              <w:instrText xml:space="preserve"> PAGEREF _Toc244128211 \h </w:instrText>
+              <w:instrText xml:space="preserve"> PAGEREF _Toc244129469 \h </w:instrText>
             </w:r>
             <w:r>
               <w:rPr>
@@ -1577,7 +1577,7 @@
               <w14:ligatures w14:val="standardContextual"/>
             </w:rPr>
           </w:pPr>
-          <w:hyperlink w:anchor="_Toc244128212" w:history="1">
+          <w:hyperlink w:anchor="_Toc244129470" w:history="1">
             <w:r>
               <w:rPr>
                 <w:rStyle w:val="Hyperlink"/>
@@ -1601,7 +1601,7 @@
               <w:rPr>
                 <w:noProof/>
               </w:rPr>
-              <w:instrText xml:space="preserve"> PAGEREF _Toc244128212 \h </w:instrText>
+              <w:instrText xml:space="preserve"> PAGEREF _Toc244129470 \h </w:instrText>
             </w:r>
             <w:r>
               <w:rPr>
@@ -1643,7 +1643,7 @@
               <w14:ligatures w14:val="standardContextual"/>
             </w:rPr>
           </w:pPr>
-          <w:hyperlink w:anchor="_Toc244128213" w:history="1">
+          <w:hyperlink w:anchor="_Toc244129471" w:history="1">
             <w:r>
               <w:rPr>
                 <w:rStyle w:val="Hyperlink"/>
@@ -1667,7 +1667,7 @@
               <w:rPr>
                 <w:noProof/>
               </w:rPr>
-              <w:instrText xml:space="preserve"> PAGEREF _Toc244128213 \h </w:instrText>
+              <w:instrText xml:space="preserve"> PAGEREF _Toc244129471 \h </w:instrText>
             </w:r>
             <w:r>
               <w:rPr>
@@ -1709,7 +1709,7 @@
               <w14:ligatures w14:val="standardContextual"/>
             </w:rPr>
           </w:pPr>
-          <w:hyperlink w:anchor="_Toc244128214" w:history="1">
+          <w:hyperlink w:anchor="_Toc244129472" w:history="1">
             <w:r>
               <w:rPr>
                 <w:rStyle w:val="Hyperlink"/>
@@ -1733,7 +1733,7 @@
               <w:rPr>
                 <w:noProof/>
               </w:rPr>
-              <w:instrText xml:space="preserve"> PAGEREF _Toc244128214 \h </w:instrText>
+              <w:instrText xml:space="preserve"> PAGEREF _Toc244129472 \h </w:instrText>
             </w:r>
             <w:r>
               <w:rPr>
@@ -1775,7 +1775,7 @@
               <w14:ligatures w14:val="standardContextual"/>
             </w:rPr>
           </w:pPr>
-          <w:hyperlink w:anchor="_Toc244128215" w:history="1">
+          <w:hyperlink w:anchor="_Toc244129473" w:history="1">
             <w:r>
               <w:rPr>
                 <w:rStyle w:val="Hyperlink"/>
@@ -1799,7 +1799,7 @@
               <w:rPr>
                 <w:noProof/>
               </w:rPr>
-              <w:instrText xml:space="preserve"> PAGEREF _Toc244128215 \h </w:instrText>
+              <w:instrText xml:space="preserve"> PAGEREF _Toc244129473 \h </w:instrText>
             </w:r>
             <w:r>
               <w:rPr>
@@ -1841,7 +1841,7 @@
               <w14:ligatures w14:val="standardContextual"/>
             </w:rPr>
           </w:pPr>
-          <w:hyperlink w:anchor="_Toc244128216" w:history="1">
+          <w:hyperlink w:anchor="_Toc244129474" w:history="1">
             <w:r>
               <w:rPr>
                 <w:rStyle w:val="Hyperlink"/>
@@ -1865,7 +1865,7 @@
               <w:rPr>
                 <w:noProof/>
               </w:rPr>
-              <w:instrText xml:space="preserve"> PAGEREF _Toc244128216 \h </w:instrText>
+              <w:instrText xml:space="preserve"> PAGEREF _Toc244129474 \h </w:instrText>
             </w:r>
             <w:r>
               <w:rPr>
@@ -1907,7 +1907,7 @@
               <w14:ligatures w14:val="standardContextual"/>
             </w:rPr>
           </w:pPr>
-          <w:hyperlink w:anchor="_Toc244128217" w:history="1">
+          <w:hyperlink w:anchor="_Toc244129475" w:history="1">
             <w:r>
               <w:rPr>
                 <w:rStyle w:val="Hyperlink"/>
@@ -1931,7 +1931,7 @@
               <w:rPr>
                 <w:noProof/>
               </w:rPr>
-              <w:instrText xml:space="preserve"> PAGEREF _Toc244128217 \h </w:instrText>
+              <w:instrText xml:space="preserve"> PAGEREF _Toc244129475 \h </w:instrText>
             </w:r>
             <w:r>
               <w:rPr>
@@ -1973,7 +1973,7 @@
               <w14:ligatures w14:val="standardContextual"/>
             </w:rPr>
           </w:pPr>
-          <w:hyperlink w:anchor="_Toc244128218" w:history="1">
+          <w:hyperlink w:anchor="_Toc244129476" w:history="1">
             <w:r>
               <w:rPr>
                 <w:rStyle w:val="Hyperlink"/>
@@ -1997,7 +1997,7 @@
               <w:rPr>
                 <w:noProof/>
               </w:rPr>
-              <w:instrText xml:space="preserve"> PAGEREF _Toc244128218 \h </w:instrText>
+              <w:instrText xml:space="preserve"> PAGEREF _Toc244129476 \h </w:instrText>
             </w:r>
             <w:r>
               <w:rPr>
@@ -2039,7 +2039,7 @@
               <w14:ligatures w14:val="standardContextual"/>
             </w:rPr>
           </w:pPr>
-          <w:hyperlink w:anchor="_Toc244128219" w:history="1">
+          <w:hyperlink w:anchor="_Toc244129477" w:history="1">
             <w:r>
               <w:rPr>
                 <w:rStyle w:val="Hyperlink"/>
@@ -2063,7 +2063,7 @@
               <w:rPr>
                 <w:noProof/>
               </w:rPr>
-              <w:instrText xml:space="preserve"> PAGEREF _Toc244128219 \h </w:instrText>
+              <w:instrText xml:space="preserve"> PAGEREF _Toc244129477 \h </w:instrText>
             </w:r>
             <w:r>
               <w:rPr>
@@ -2105,7 +2105,7 @@
               <w14:ligatures w14:val="standardContextual"/>
             </w:rPr>
           </w:pPr>
-          <w:hyperlink w:anchor="_Toc244128220" w:history="1">
+          <w:hyperlink w:anchor="_Toc244129478" w:history="1">
             <w:r>
               <w:rPr>
                 <w:rStyle w:val="Hyperlink"/>
@@ -2129,7 +2129,7 @@
               <w:rPr>
                 <w:noProof/>
               </w:rPr>
-              <w:instrText xml:space="preserve"> PAGEREF _Toc244128220 \h </w:instrText>
+              <w:instrText xml:space="preserve"> PAGEREF _Toc244129478 \h </w:instrText>
             </w:r>
             <w:r>
               <w:rPr>
@@ -2171,7 +2171,7 @@
               <w14:ligatures w14:val="standardContextual"/>
             </w:rPr>
           </w:pPr>
-          <w:hyperlink w:anchor="_Toc244128221" w:history="1">
+          <w:hyperlink w:anchor="_Toc244129479" w:history="1">
             <w:r>
               <w:rPr>
                 <w:rStyle w:val="Hyperlink"/>
@@ -2195,7 +2195,7 @@
               <w:rPr>
                 <w:noProof/>
               </w:rPr>
-              <w:instrText xml:space="preserve"> PAGEREF _Toc244128221 \h </w:instrText>
+              <w:instrText xml:space="preserve"> PAGEREF _Toc244129479 \h </w:instrText>
             </w:r>
             <w:r>
               <w:rPr>
@@ -2237,7 +2237,7 @@
               <w14:ligatures w14:val="standardContextual"/>
             </w:rPr>
           </w:pPr>
-          <w:hyperlink w:anchor="_Toc244128222" w:history="1">
+          <w:hyperlink w:anchor="_Toc244129480" w:history="1">
             <w:r>
               <w:rPr>
                 <w:rStyle w:val="Hyperlink"/>
@@ -2261,7 +2261,7 @@
               <w:rPr>
                 <w:noProof/>
               </w:rPr>
-              <w:instrText xml:space="preserve"> PAGEREF _Toc244128222 \h </w:instrText>
+              <w:instrText xml:space="preserve"> PAGEREF _Toc244129480 \h </w:instrText>
             </w:r>
             <w:r>
               <w:rPr>
@@ -2303,7 +2303,7 @@
               <w14:ligatures w14:val="standardContextual"/>
             </w:rPr>
           </w:pPr>
-          <w:hyperlink w:anchor="_Toc244128223" w:history="1">
+          <w:hyperlink w:anchor="_Toc244129481" w:history="1">
             <w:r>
               <w:rPr>
                 <w:rStyle w:val="Hyperlink"/>
@@ -2327,7 +2327,7 @@
               <w:rPr>
                 <w:noProof/>
               </w:rPr>
-              <w:instrText xml:space="preserve"> PAGEREF _Toc244128223 \h </w:instrText>
+              <w:instrText xml:space="preserve"> PAGEREF _Toc244129481 \h </w:instrText>
             </w:r>
             <w:r>
               <w:rPr>
@@ -2369,7 +2369,7 @@
               <w14:ligatures w14:val="standardContextual"/>
             </w:rPr>
           </w:pPr>
-          <w:hyperlink w:anchor="_Toc244128224" w:history="1">
+          <w:hyperlink w:anchor="_Toc244129482" w:history="1">
             <w:r>
               <w:rPr>
                 <w:rStyle w:val="Hyperlink"/>
@@ -2393,7 +2393,7 @@
               <w:rPr>
                 <w:noProof/>
               </w:rPr>
-              <w:instrText xml:space="preserve"> PAGEREF _Toc244128224 \h </w:instrText>
+              <w:instrText xml:space="preserve"> PAGEREF _Toc244129482 \h </w:instrText>
             </w:r>
             <w:r>
               <w:rPr>
@@ -2410,7 +2410,7 @@
               <w:rPr>
                 <w:noProof/>
               </w:rPr>
-              <w:t>29</w:t>
+              <w:t>28</w:t>
             </w:r>
             <w:r>
               <w:rPr>
@@ -2435,7 +2435,7 @@
               <w14:ligatures w14:val="standardContextual"/>
             </w:rPr>
           </w:pPr>
-          <w:hyperlink w:anchor="_Toc244128225" w:history="1">
+          <w:hyperlink w:anchor="_Toc244129483" w:history="1">
             <w:r>
               <w:rPr>
                 <w:rStyle w:val="Hyperlink"/>
@@ -2459,7 +2459,7 @@
               <w:rPr>
                 <w:noProof/>
               </w:rPr>
-              <w:instrText xml:space="preserve"> PAGEREF _Toc244128225 \h </w:instrText>
+              <w:instrText xml:space="preserve"> PAGEREF _Toc244129483 \h </w:instrText>
             </w:r>
             <w:r>
               <w:rPr>
@@ -2476,7 +2476,7 @@
               <w:rPr>
                 <w:noProof/>
               </w:rPr>
-              <w:t>30</w:t>
+              <w:t>29</w:t>
             </w:r>
             <w:r>
               <w:rPr>
@@ -2501,7 +2501,7 @@
               <w14:ligatures w14:val="standardContextual"/>
             </w:rPr>
           </w:pPr>
-          <w:hyperlink w:anchor="_Toc244128226" w:history="1">
+          <w:hyperlink w:anchor="_Toc244129484" w:history="1">
             <w:r>
               <w:rPr>
                 <w:rStyle w:val="Hyperlink"/>
@@ -2525,7 +2525,7 @@
               <w:rPr>
                 <w:noProof/>
               </w:rPr>
-              <w:instrText xml:space="preserve"> PAGEREF _Toc244128226 \h </w:instrText>
+              <w:instrText xml:space="preserve"> PAGEREF _Toc244129484 \h </w:instrText>
             </w:r>
             <w:r>
               <w:rPr>
@@ -2542,7 +2542,7 @@
               <w:rPr>
                 <w:noProof/>
               </w:rPr>
-              <w:t>31</w:t>
+              <w:t>30</w:t>
             </w:r>
             <w:r>
               <w:rPr>
@@ -2566,7 +2566,7 @@
         <w:pageBreakBefore/>
         <w:spacing w:before="0"/>
       </w:pPr>
-      <w:bookmarkStart w:id="0" w:name="_Toc244128191"/>
+      <w:bookmarkStart w:id="0" w:name="_Toc244129449"/>
       <w:r>
         <w:t>1.  Introduction</w:t>
       </w:r>
@@ -2702,7 +2702,7 @@
         <w:pStyle w:val="Heading1"/>
         <w:keepNext/>
       </w:pPr>
-      <w:bookmarkStart w:id="1" w:name="_Toc244128192"/>
+      <w:bookmarkStart w:id="1" w:name="_Toc244129450"/>
       <w:r>
         <w:t>2.  The Ground Theorem</w:t>
       </w:r>
@@ -2955,7 +2955,7 @@
         <w:jc w:val="both"/>
       </w:pPr>
       <w:r>
-        <w:t>The rest of the paper is the proof. Sections 3 and 4 set down the definitions on which every clause depends. Section 5 proves part (i), Section 6 proves parts (ii) and (iii), and Section 7 proves part (iv). Section 8 states the object that remains, the instruments with which the proof that follows will meet it, and the reduction of that object to a single statement about one block of links at a fixed physical scale, Theorems 8.4 and 8.6.</w:t>
+        <w:t>The rest of the paper is the proof. Sections 3 and 4 set down the definitions on which every clause depends. Section 5 proves part (i), Section 6 proves parts (ii) and (iii), and Section 7 proves part (iv). Section 8 states the object that remains, the instruments with which the proof that follows will meet it, and the reduction of that object to two statements about one block at a fixed physical scale, Theorem 8.5.</w:t>
       </w:r>
     </w:p>
     <w:p>
@@ -2963,7 +2963,7 @@
         <w:pStyle w:val="Heading1"/>
         <w:keepNext/>
       </w:pPr>
-      <w:bookmarkStart w:id="2" w:name="_Toc244128193"/>
+      <w:bookmarkStart w:id="2" w:name="_Toc244129451"/>
       <w:r>
         <w:t>3.  What the Problem Demands</w:t>
       </w:r>
@@ -2974,7 +2974,7 @@
         <w:pStyle w:val="Heading2"/>
         <w:keepNext/>
       </w:pPr>
-      <w:bookmarkStart w:id="3" w:name="_Toc244128194"/>
+      <w:bookmarkStart w:id="3" w:name="_Toc244129452"/>
       <w:r>
         <w:t>3.1  Euclidean fields and the axioms of Osterwalder and Schrader</w:t>
       </w:r>
@@ -4104,7 +4104,7 @@
         <w:pStyle w:val="Heading2"/>
         <w:keepNext/>
       </w:pPr>
-      <w:bookmarkStart w:id="4" w:name="_Toc244128195"/>
+      <w:bookmarkStart w:id="4" w:name="_Toc244129453"/>
       <w:r>
         <w:t>3.2  The mass gap</w:t>
       </w:r>
@@ -4176,7 +4176,7 @@
         <w:pStyle w:val="Heading2"/>
         <w:keepNext/>
       </w:pPr>
-      <w:bookmarkStart w:id="5" w:name="_Toc244128196"/>
+      <w:bookmarkStart w:id="5" w:name="_Toc244129454"/>
       <w:r>
         <w:t>3.3  Non-triviality</w:t>
       </w:r>
@@ -4255,7 +4255,7 @@
         <w:pStyle w:val="Heading2"/>
         <w:keepNext/>
       </w:pPr>
-      <w:bookmarkStart w:id="6" w:name="_Toc244128197"/>
+      <w:bookmarkStart w:id="6" w:name="_Toc244129455"/>
       <w:r>
         <w:t>3.4  Limits obtained by compactness</w:t>
       </w:r>
@@ -4334,7 +4334,7 @@
         <w:pStyle w:val="Heading1"/>
         <w:keepNext/>
       </w:pPr>
-      <w:bookmarkStart w:id="7" w:name="_Toc244128198"/>
+      <w:bookmarkStart w:id="7" w:name="_Toc244129456"/>
       <w:r>
         <w:t>4.  The Lattice, Its Positivity and Its Gap</w:t>
       </w:r>
@@ -4345,7 +4345,7 @@
         <w:pStyle w:val="Heading2"/>
         <w:keepNext/>
       </w:pPr>
-      <w:bookmarkStart w:id="8" w:name="_Toc244128199"/>
+      <w:bookmarkStart w:id="8" w:name="_Toc244129457"/>
       <w:r>
         <w:t>4.1  Wilson's theory</w:t>
       </w:r>
@@ -4967,7 +4967,7 @@
         <w:pStyle w:val="Heading2"/>
         <w:keepNext/>
       </w:pPr>
-      <w:bookmarkStart w:id="9" w:name="_Toc244128200"/>
+      <w:bookmarkStart w:id="9" w:name="_Toc244129458"/>
       <w:r>
         <w:t>4.2  Reflection positivity and the transfer matrix</w:t>
       </w:r>
@@ -6003,7 +6003,7 @@
         <w:pStyle w:val="Heading2"/>
         <w:keepNext/>
       </w:pPr>
-      <w:bookmarkStart w:id="10" w:name="_Toc244128201"/>
+      <w:bookmarkStart w:id="10" w:name="_Toc244129459"/>
       <w:r>
         <w:t>4.3  The renormalisation group of Bałaban</w:t>
       </w:r>
@@ -6044,7 +6044,7 @@
         <w:pStyle w:val="Heading1"/>
         <w:keepNext/>
       </w:pPr>
-      <w:bookmarkStart w:id="11" w:name="_Toc244128202"/>
+      <w:bookmarkStart w:id="11" w:name="_Toc244129460"/>
       <w:r>
         <w:t>5.  The Three-Dimensional Manuscripts</w:t>
       </w:r>
@@ -6068,7 +6068,7 @@
         <w:pStyle w:val="Heading2"/>
         <w:keepNext/>
       </w:pPr>
-      <w:bookmarkStart w:id="12" w:name="_Toc244128203"/>
+      <w:bookmarkStart w:id="12" w:name="_Toc244129461"/>
       <w:r>
         <w:t>5.1  The documents</w:t>
       </w:r>
@@ -6115,7 +6115,7 @@
         <w:pStyle w:val="Heading2"/>
         <w:keepNext/>
       </w:pPr>
-      <w:bookmarkStart w:id="13" w:name="_Toc244128204"/>
+      <w:bookmarkStart w:id="13" w:name="_Toc244129462"/>
       <w:r>
         <w:t>5.2  The observable</w:t>
       </w:r>
@@ -6519,7 +6519,7 @@
         <w:pStyle w:val="Heading2"/>
         <w:keepNext/>
       </w:pPr>
-      <w:bookmarkStart w:id="14" w:name="_Toc244128205"/>
+      <w:bookmarkStart w:id="14" w:name="_Toc244129463"/>
       <w:r>
         <w:t>5.3  The torus, the infinite volume and the components</w:t>
       </w:r>
@@ -7050,7 +7050,7 @@
         <w:pStyle w:val="Heading2"/>
         <w:keepNext/>
       </w:pPr>
-      <w:bookmarkStart w:id="15" w:name="_Toc244128206"/>
+      <w:bookmarkStart w:id="15" w:name="_Toc244129464"/>
       <w:r>
         <w:t>5.4  The axioms and the reconstruction</w:t>
       </w:r>
@@ -7280,7 +7280,7 @@
         <w:pStyle w:val="Heading2"/>
         <w:keepNext/>
       </w:pPr>
-      <w:bookmarkStart w:id="16" w:name="_Toc244128207"/>
+      <w:bookmarkStart w:id="16" w:name="_Toc244129465"/>
       <w:r>
         <w:t>5.5  Non-triviality</w:t>
       </w:r>
@@ -7821,7 +7821,7 @@
         <w:pStyle w:val="Heading2"/>
         <w:keepNext/>
       </w:pPr>
-      <w:bookmarkStart w:id="17" w:name="_Toc244128208"/>
+      <w:bookmarkStart w:id="17" w:name="_Toc244129466"/>
       <w:r>
         <w:t>5.6  What the manuscript does not assert</w:t>
       </w:r>
@@ -7869,7 +7869,7 @@
         <w:pStyle w:val="Heading1"/>
         <w:keepNext/>
       </w:pPr>
-      <w:bookmarkStart w:id="18" w:name="_Toc244128209"/>
+      <w:bookmarkStart w:id="18" w:name="_Toc244129467"/>
       <w:r>
         <w:t>6.  The Four-Dimensional Draft and the Standing of the Corpus</w:t>
       </w:r>
@@ -7893,7 +7893,7 @@
         <w:pStyle w:val="Heading2"/>
         <w:keepNext/>
       </w:pPr>
-      <w:bookmarkStart w:id="19" w:name="_Toc244128210"/>
+      <w:bookmarkStart w:id="19" w:name="_Toc244129468"/>
       <w:r>
         <w:t>6.1  The authors' account</w:t>
       </w:r>
@@ -7957,7 +7957,7 @@
         <w:pStyle w:val="Heading2"/>
         <w:keepNext/>
       </w:pPr>
-      <w:bookmarkStart w:id="20" w:name="_Toc244128211"/>
+      <w:bookmarkStart w:id="20" w:name="_Toc244129469"/>
       <w:r>
         <w:t>6.2  The conditional theorem</w:t>
       </w:r>
@@ -8160,7 +8160,7 @@
         <w:pStyle w:val="Heading2"/>
         <w:keepNext/>
       </w:pPr>
-      <w:bookmarkStart w:id="21" w:name="_Toc244128212"/>
+      <w:bookmarkStart w:id="21" w:name="_Toc244129470"/>
       <w:r>
         <w:t>6.3  What the draft does not claim</w:t>
       </w:r>
@@ -8238,7 +8238,7 @@
         <w:pStyle w:val="Heading2"/>
         <w:keepNext/>
       </w:pPr>
-      <w:bookmarkStart w:id="22" w:name="_Toc244128213"/>
+      <w:bookmarkStart w:id="22" w:name="_Toc244129471"/>
       <w:r>
         <w:t>6.4  The standing of the corpus</w:t>
       </w:r>
@@ -8299,7 +8299,7 @@
         <w:pStyle w:val="Heading2"/>
         <w:keepNext/>
       </w:pPr>
-      <w:bookmarkStart w:id="23" w:name="_Toc244128214"/>
+      <w:bookmarkStart w:id="23" w:name="_Toc244129472"/>
       <w:r>
         <w:t>6.5  The public reading</w:t>
       </w:r>
@@ -8367,7 +8367,7 @@
         <w:pStyle w:val="Heading1"/>
         <w:keepNext/>
       </w:pPr>
-      <w:bookmarkStart w:id="24" w:name="_Toc244128215"/>
+      <w:bookmarkStart w:id="24" w:name="_Toc244129473"/>
       <w:r>
         <w:t>7.  The Residue and Its Completion</w:t>
       </w:r>
@@ -8391,7 +8391,7 @@
         <w:pStyle w:val="Heading2"/>
         <w:keepNext/>
       </w:pPr>
-      <w:bookmarkStart w:id="25" w:name="_Toc244128216"/>
+      <w:bookmarkStart w:id="25" w:name="_Toc244129474"/>
       <w:r>
         <w:t>7.1  The residue</w:t>
       </w:r>
@@ -9585,7 +9585,7 @@
         <w:pStyle w:val="Heading2"/>
         <w:keepNext/>
       </w:pPr>
-      <w:bookmarkStart w:id="26" w:name="_Toc244128217"/>
+      <w:bookmarkStart w:id="26" w:name="_Toc244129475"/>
       <w:r>
         <w:t>7.2  The gap is exponential clustering</w:t>
       </w:r>
@@ -11531,7 +11531,7 @@
         <w:pStyle w:val="Heading2"/>
         <w:keepNext/>
       </w:pPr>
-      <w:bookmarkStart w:id="27" w:name="_Toc244128218"/>
+      <w:bookmarkStart w:id="27" w:name="_Toc244129476"/>
       <w:r>
         <w:t>7.3  From the lattice to the limit</w:t>
       </w:r>
@@ -12711,7 +12711,7 @@
         <w:pStyle w:val="Heading2"/>
         <w:keepNext/>
       </w:pPr>
-      <w:bookmarkStart w:id="28" w:name="_Toc244128219"/>
+      <w:bookmarkStart w:id="28" w:name="_Toc244129477"/>
       <w:r>
         <w:t>7.4  The collapse of the components</w:t>
       </w:r>
@@ -12827,7 +12827,7 @@
         <w:pStyle w:val="Heading1"/>
         <w:keepNext/>
       </w:pPr>
-      <w:bookmarkStart w:id="29" w:name="_Toc244128220"/>
+      <w:bookmarkStart w:id="29" w:name="_Toc244129478"/>
       <w:r>
         <w:t>8.  The Ground Handed Over</w:t>
       </w:r>
@@ -12838,7 +12838,7 @@
         <w:pStyle w:val="Heading2"/>
         <w:keepNext/>
       </w:pPr>
-      <w:bookmarkStart w:id="30" w:name="_Toc244128221"/>
+      <w:bookmarkStart w:id="30" w:name="_Toc244129479"/>
       <w:r>
         <w:t>8.1  The object that remains</w:t>
       </w:r>
@@ -12959,10 +12959,10 @@
         <w:t xml:space="preserve"> the route. The third is the infrared half, the gap of the blocked theory inside the strong-coupling disk, which is the theorem of Osterwalder and Seiler for SU(2) and a theorem checked by machine for every finite gauge group. The fourth is the uniformity of the second link's bound in the cutoff: the effective actions at the fixed scale differ across the sequence by tilts of small oscillation, and a bound stable under such tilts makes the decay rate and range of the third link independent of the cutoff, whi</w:t>
       </w:r>
       <w:r>
-        <w:t>ch is the inequality of Theorem 7.4 with one constant. The fifth is the assembly, Theorem 7.4 itself. Once the second link is in hand, two roads carry it to the gap: the transfer-matrix road of Propositions 8.1 and 8.2 below, and the Gibbs road of §8.3, where Theorems 8.4 and 8.6 state the passage from a Dobrushin bound at one fixed physical scale to the gap of every limit point, with the third and fourth links among their hypotheses and Proposition 8.5 as the fourth link's exact form. The remaining entries</w:t>
-      </w:r>
-      <w:r>
-        <w:t xml:space="preserve"> of Table 1, namely every compact simple gauge group, the full algebra of curvature observables and the unconditional invariance under O(4), stand beside it as the rest of the existence that the problem demands.</w:t>
+        <w:t>ch is the inequality of Theorem 7.4 with one constant. The fifth is the assembly, Theorem 7.4 itself. Once the second link is in hand, two roads carry it to the gap: the transfer-matrix road of Propositions 8.1 and 8.2 below, and the Gibbs road of §8.3, where Theorem 8.5 states the passage from a Dobrushin bound on the blocked measure at one fixed physical scale, with the field inside the blocks clustering at that scale, to the gap of every limit point, the third and fourth links among its hypotheses and Pr</w:t>
+      </w:r>
+      <w:r>
+        <w:t>oposition 8.4 the fourth link's exact form. The remaining entries of Table 1, namely every compact simple gauge group, the full algebra of curvature observables and the unconditional invariance under O(4), stand beside it as the rest of the existence that the problem demands.</w:t>
       </w:r>
     </w:p>
     <w:p>
@@ -12970,7 +12970,7 @@
         <w:pStyle w:val="Heading2"/>
         <w:keepNext/>
       </w:pPr>
-      <w:bookmarkStart w:id="31" w:name="_Toc244128222"/>
+      <w:bookmarkStart w:id="31" w:name="_Toc244129480"/>
       <w:r>
         <w:t>8.2  The instruments in hand</w:t>
       </w:r>
@@ -19911,7 +19911,7 @@
         <w:pStyle w:val="Heading2"/>
         <w:keepNext/>
       </w:pPr>
-      <w:bookmarkStart w:id="32" w:name="_Toc244128223"/>
+      <w:bookmarkStart w:id="32" w:name="_Toc244129481"/>
       <w:r>
         <w:t>8.3  The reduction</w:t>
       </w:r>
@@ -19923,7 +19923,7 @@
         <w:jc w:val="both"/>
       </w:pPr>
       <w:r>
-        <w:t xml:space="preserve">The passage from the second link to the gap is itself a theorem, and this section proves it in two forms, each at the strength of its hypotheses. Fix a physical length </w:t>
+        <w:t xml:space="preserve">The passage from the second link to the gap is itself a theorem, and this section proves it at the strength of its hypotheses. Fix a physical length </w:t>
       </w:r>
       <w:r>
         <w:rPr>
@@ -20071,7 +20071,39 @@
         <w:t>c</w:t>
       </w:r>
       <w:r>
-        <w:t xml:space="preserve">, and the lattice of rung </w:t>
+        <w:t xml:space="preserve">; the half-open cubes of side </w:t>
+      </w:r>
+      <w:r>
+        <w:rPr>
+          <w:i/>
+          <w:iCs/>
+        </w:rPr>
+        <w:t>a</w:t>
+      </w:r>
+      <w:r>
+        <w:rPr>
+          <w:vertAlign w:val="subscript"/>
+        </w:rPr>
+        <w:t>c</w:t>
+      </w:r>
+      <w:r>
+        <w:t xml:space="preserve"> with corners on the coarse lattice ℤ⁴ of spacing </w:t>
+      </w:r>
+      <w:r>
+        <w:rPr>
+          <w:i/>
+          <w:iCs/>
+        </w:rPr>
+        <w:t>a</w:t>
+      </w:r>
+      <w:r>
+        <w:rPr>
+          <w:vertAlign w:val="subscript"/>
+        </w:rPr>
+        <w:t>c</w:t>
+      </w:r>
+      <w:r>
+        <w:t xml:space="preserve">, reduced modulo the sides, partition the lattice of rung </w:t>
       </w:r>
       <w:r>
         <w:rPr>
@@ -20081,49 +20113,196 @@
         <w:t>j</w:t>
       </w:r>
       <w:r>
-        <w:t xml:space="preserve"> is partitioned into hypercubic blocks of side </w:t>
-      </w:r>
-      <w:r>
-        <w:rPr>
-          <w:i/>
-          <w:iCs/>
-        </w:rPr>
-        <w:t>a</w:t>
-      </w:r>
-      <w:r>
-        <w:rPr>
-          <w:vertAlign w:val="subscript"/>
-        </w:rPr>
-        <w:t>c</w:t>
-      </w:r>
-      <w:r>
-        <w:t xml:space="preserve">, indexed by the points </w:t>
-      </w:r>
-      <w:r>
-        <w:rPr>
-          <w:i/>
-          <w:iCs/>
+        <w:t xml:space="preserve"> into blocks, each link assigned to the block containing its midpoint. Write </w:t>
+      </w:r>
+      <w:r>
+        <w:rPr>
+          <w:i/>
+          <w:iCs/>
+        </w:rPr>
+        <w:t>B</w:t>
+      </w:r>
+      <w:r>
+        <w:rPr>
+          <w:vertAlign w:val="subscript"/>
         </w:rPr>
         <w:t>y</w:t>
       </w:r>
       <w:r>
-        <w:t xml:space="preserve"> of the coarse lattice ℤ⁴ of spacing </w:t>
-      </w:r>
-      <w:r>
-        <w:rPr>
-          <w:i/>
-          <w:iCs/>
-        </w:rPr>
-        <w:t>a</w:t>
-      </w:r>
-      <w:r>
-        <w:rPr>
-          <w:vertAlign w:val="subscript"/>
-        </w:rPr>
-        <w:t>c</w:t>
-      </w:r>
-      <w:r>
-        <w:t xml:space="preserve">, reduced modulo the sides. Write </w:t>
+        <w:t xml:space="preserve"> for the block at the coarse point </w:t>
+      </w:r>
+      <w:r>
+        <w:rPr>
+          <w:i/>
+          <w:iCs/>
+        </w:rPr>
+        <w:t>y</w:t>
+      </w:r>
+      <w:r>
+        <w:t xml:space="preserve"> and |</w:t>
+      </w:r>
+      <w:r>
+        <w:rPr>
+          <w:i/>
+          <w:iCs/>
+        </w:rPr>
+        <w:t>y</w:t>
+      </w:r>
+      <w:r>
+        <w:t xml:space="preserve"> − </w:t>
+      </w:r>
+      <w:r>
+        <w:rPr>
+          <w:i/>
+          <w:iCs/>
+        </w:rPr>
+        <w:t>y</w:t>
+      </w:r>
+      <w:r>
+        <w:t>′| = max</w:t>
+      </w:r>
+      <w:r>
+        <w:rPr>
+          <w:vertAlign w:val="subscript"/>
+        </w:rPr>
+        <w:t>ν</w:t>
+      </w:r>
+      <w:r>
+        <w:t xml:space="preserve"> |</w:t>
+      </w:r>
+      <w:r>
+        <w:rPr>
+          <w:i/>
+          <w:iCs/>
+        </w:rPr>
+        <w:t>y</w:t>
+      </w:r>
+      <w:r>
+        <w:rPr>
+          <w:vertAlign w:val="subscript"/>
+        </w:rPr>
+        <w:t>ν</w:t>
+      </w:r>
+      <w:r>
+        <w:t xml:space="preserve"> − </w:t>
+      </w:r>
+      <w:r>
+        <w:rPr>
+          <w:i/>
+          <w:iCs/>
+        </w:rPr>
+        <w:t>y</w:t>
+      </w:r>
+      <w:r>
+        <w:t>′</w:t>
+      </w:r>
+      <w:r>
+        <w:rPr>
+          <w:vertAlign w:val="subscript"/>
+        </w:rPr>
+        <w:t>ν</w:t>
+      </w:r>
+      <w:r>
+        <w:t xml:space="preserve">| for the distance on the coarse lattice; the four links of a plaquette lie in blocks at mutual distance at most one. For a bounded observable </w:t>
+      </w:r>
+      <w:r>
+        <w:rPr>
+          <w:i/>
+          <w:iCs/>
+        </w:rPr>
+        <w:t>f</w:t>
+      </w:r>
+      <w:r>
+        <w:t xml:space="preserve">, a function of the links, let </w:t>
+      </w:r>
+      <w:r>
+        <w:rPr>
+          <w:i/>
+          <w:iCs/>
+        </w:rPr>
+        <w:t>S</w:t>
+      </w:r>
+      <w:r>
+        <w:t>(</w:t>
+      </w:r>
+      <w:r>
+        <w:rPr>
+          <w:i/>
+          <w:iCs/>
+        </w:rPr>
+        <w:t>f</w:t>
+      </w:r>
+      <w:r>
+        <w:t xml:space="preserve">) be the set of blocks containing a link on which </w:t>
+      </w:r>
+      <w:r>
+        <w:rPr>
+          <w:i/>
+          <w:iCs/>
+        </w:rPr>
+        <w:t>f</w:t>
+      </w:r>
+      <w:r>
+        <w:t xml:space="preserve"> depends, </w:t>
+      </w:r>
+      <w:r>
+        <w:rPr>
+          <w:i/>
+          <w:iCs/>
+        </w:rPr>
+        <w:t>N</w:t>
+      </w:r>
+      <w:r>
+        <w:t>(</w:t>
+      </w:r>
+      <w:r>
+        <w:rPr>
+          <w:i/>
+          <w:iCs/>
+        </w:rPr>
+        <w:t>f</w:t>
+      </w:r>
+      <w:r>
+        <w:t>) its cardinality, ‖</w:t>
+      </w:r>
+      <w:r>
+        <w:rPr>
+          <w:i/>
+          <w:iCs/>
+        </w:rPr>
+        <w:t>f</w:t>
+      </w:r>
+      <w:r>
+        <w:t>‖ its supremum norm, and δ</w:t>
+      </w:r>
+      <w:r>
+        <w:rPr>
+          <w:vertAlign w:val="subscript"/>
+        </w:rPr>
+        <w:t>y</w:t>
+      </w:r>
+      <w:r>
+        <w:t>(</w:t>
+      </w:r>
+      <w:r>
+        <w:rPr>
+          <w:i/>
+          <w:iCs/>
+        </w:rPr>
+        <w:t>f</w:t>
+      </w:r>
+      <w:r>
+        <w:t xml:space="preserve">) the oscillation of </w:t>
+      </w:r>
+      <w:r>
+        <w:rPr>
+          <w:i/>
+          <w:iCs/>
+        </w:rPr>
+        <w:t>f</w:t>
+      </w:r>
+      <w:r>
+        <w:t xml:space="preserve"> under changes of the links of </w:t>
       </w:r>
       <w:r>
         <w:rPr>
@@ -20139,26 +20318,15 @@
         <w:t>y</w:t>
       </w:r>
       <w:r>
-        <w:t xml:space="preserve"> for the block at </w:t>
-      </w:r>
-      <w:r>
-        <w:rPr>
-          <w:i/>
-          <w:iCs/>
+        <w:t xml:space="preserve"> alone, so that δ</w:t>
+      </w:r>
+      <w:r>
+        <w:rPr>
+          <w:vertAlign w:val="subscript"/>
         </w:rPr>
         <w:t>y</w:t>
       </w:r>
       <w:r>
-        <w:t xml:space="preserve">, </w:t>
-      </w:r>
-      <w:r>
-        <w:rPr>
-          <w:i/>
-          <w:iCs/>
-        </w:rPr>
-        <w:t>E</w:t>
-      </w:r>
-      <w:r>
         <w:t>(</w:t>
       </w:r>
       <w:r>
@@ -20166,74 +20334,242 @@
           <w:i/>
           <w:iCs/>
         </w:rPr>
+        <w:t>f</w:t>
+      </w:r>
+      <w:r>
+        <w:t>) ≤ 2‖</w:t>
+      </w:r>
+      <w:r>
+        <w:rPr>
+          <w:i/>
+          <w:iCs/>
+        </w:rPr>
+        <w:t>f</w:t>
+      </w:r>
+      <w:r>
+        <w:t>‖ and δ</w:t>
+      </w:r>
+      <w:r>
+        <w:rPr>
+          <w:vertAlign w:val="subscript"/>
+        </w:rPr>
         <w:t>y</w:t>
       </w:r>
       <w:r>
-        <w:t>) for its set of links, and |</w:t>
-      </w:r>
-      <w:r>
-        <w:rPr>
-          <w:i/>
-          <w:iCs/>
+        <w:t>(</w:t>
+      </w:r>
+      <w:r>
+        <w:rPr>
+          <w:i/>
+          <w:iCs/>
+        </w:rPr>
+        <w:t>f</w:t>
+      </w:r>
+      <w:r>
+        <w:t xml:space="preserve">) = 0 off </w:t>
+      </w:r>
+      <w:r>
+        <w:rPr>
+          <w:i/>
+          <w:iCs/>
+        </w:rPr>
+        <w:t>S</w:t>
+      </w:r>
+      <w:r>
+        <w:t>(</w:t>
+      </w:r>
+      <w:r>
+        <w:rPr>
+          <w:i/>
+          <w:iCs/>
+        </w:rPr>
+        <w:t>f</w:t>
+      </w:r>
+      <w:r>
+        <w:t xml:space="preserve">); the distance between two sets of blocks is the least distance between their members. For a smeared Wilson loop, for a polynomial in such loops, and for every observable whose support and bound are fixed in physical units, </w:t>
+      </w:r>
+      <w:r>
+        <w:rPr>
+          <w:i/>
+          <w:iCs/>
+        </w:rPr>
+        <w:t>N</w:t>
+      </w:r>
+      <w:r>
+        <w:t>(</w:t>
+      </w:r>
+      <w:r>
+        <w:rPr>
+          <w:i/>
+          <w:iCs/>
+        </w:rPr>
+        <w:t>f</w:t>
+      </w:r>
+      <w:r>
+        <w:t>) and ‖</w:t>
+      </w:r>
+      <w:r>
+        <w:rPr>
+          <w:i/>
+          <w:iCs/>
+        </w:rPr>
+        <w:t>f</w:t>
+      </w:r>
+      <w:r>
+        <w:t xml:space="preserve">‖ are bounded uniformly in </w:t>
+      </w:r>
+      <w:r>
+        <w:rPr>
+          <w:i/>
+          <w:iCs/>
+        </w:rPr>
+        <w:t>j</w:t>
+      </w:r>
+      <w:r>
+        <w:t>.</w:t>
+      </w:r>
+    </w:p>
+    <w:p>
+      <w:pPr>
+        <w:spacing w:after="120"/>
+        <w:ind w:firstLine="360"/>
+        <w:jc w:val="both"/>
+      </w:pPr>
+      <w:r>
+        <w:t xml:space="preserve">A block map is a measurable bijection of the configurations of a block onto a product </w:t>
+      </w:r>
+      <w:r>
+        <w:rPr>
+          <w:i/>
+          <w:iCs/>
+        </w:rPr>
+        <w:t>V</w:t>
+      </w:r>
+      <w:r>
+        <w:t xml:space="preserve"> × Φ</w:t>
+      </w:r>
+      <w:r>
+        <w:rPr>
+          <w:vertAlign w:val="subscript"/>
+        </w:rPr>
+        <w:t>j</w:t>
+      </w:r>
+      <w:r>
+        <w:t xml:space="preserve">, with measurable inverse, the same for every block, in which </w:t>
+      </w:r>
+      <w:r>
+        <w:rPr>
+          <w:i/>
+          <w:iCs/>
+        </w:rPr>
+        <w:t>V</w:t>
+      </w:r>
+      <w:r>
+        <w:t xml:space="preserve"> is a fixed compact space, the space of the coarse variables, and Φ</w:t>
+      </w:r>
+      <w:r>
+        <w:rPr>
+          <w:vertAlign w:val="subscript"/>
+        </w:rPr>
+        <w:t>j</w:t>
+      </w:r>
+      <w:r>
+        <w:t xml:space="preserve"> is compact; one SU(2) element per coarse link, the holonomy of the block along a fixed path, with the remaining links in a fixed gauge, is such a map. Write </w:t>
+      </w:r>
+      <w:r>
+        <w:rPr>
+          <w:i/>
+          <w:iCs/>
+        </w:rPr>
+        <w:t>v</w:t>
+      </w:r>
+      <w:r>
+        <w:rPr>
+          <w:vertAlign w:val="subscript"/>
         </w:rPr>
         <w:t>y</w:t>
       </w:r>
       <w:r>
-        <w:t xml:space="preserve"> − </w:t>
-      </w:r>
-      <w:r>
-        <w:rPr>
-          <w:i/>
-          <w:iCs/>
+        <w:t xml:space="preserve"> ∈ </w:t>
+      </w:r>
+      <w:r>
+        <w:rPr>
+          <w:i/>
+          <w:iCs/>
+        </w:rPr>
+        <w:t>V</w:t>
+      </w:r>
+      <w:r>
+        <w:t xml:space="preserve"> and φ</w:t>
+      </w:r>
+      <w:r>
+        <w:rPr>
+          <w:vertAlign w:val="subscript"/>
         </w:rPr>
         <w:t>y</w:t>
       </w:r>
       <w:r>
-        <w:t>′| = max</w:t>
-      </w:r>
-      <w:r>
-        <w:rPr>
-          <w:vertAlign w:val="subscript"/>
-        </w:rPr>
-        <w:t>ν</w:t>
-      </w:r>
-      <w:r>
-        <w:t xml:space="preserve"> |</w:t>
-      </w:r>
-      <w:r>
-        <w:rPr>
-          <w:i/>
-          <w:iCs/>
+        <w:t xml:space="preserve"> ∈ Φ</w:t>
+      </w:r>
+      <w:r>
+        <w:rPr>
+          <w:vertAlign w:val="subscript"/>
+        </w:rPr>
+        <w:t>j</w:t>
+      </w:r>
+      <w:r>
+        <w:t xml:space="preserve"> for the coordinates of the links of </w:t>
+      </w:r>
+      <w:r>
+        <w:rPr>
+          <w:i/>
+          <w:iCs/>
+        </w:rPr>
+        <w:t>B</w:t>
+      </w:r>
+      <w:r>
+        <w:rPr>
+          <w:vertAlign w:val="subscript"/>
         </w:rPr>
         <w:t>y</w:t>
       </w:r>
       <w:r>
-        <w:rPr>
-          <w:vertAlign w:val="subscript"/>
-        </w:rPr>
-        <w:t>ν</w:t>
-      </w:r>
-      <w:r>
-        <w:t xml:space="preserve"> − </w:t>
-      </w:r>
-      <w:r>
-        <w:rPr>
-          <w:i/>
-          <w:iCs/>
+        <w:t>. The blocked measure λ</w:t>
+      </w:r>
+      <w:r>
+        <w:rPr>
+          <w:vertAlign w:val="subscript"/>
+        </w:rPr>
+        <w:t>j</w:t>
+      </w:r>
+      <w:r>
+        <w:t xml:space="preserve"> is the law of the coarse configuration </w:t>
+      </w:r>
+      <w:r>
+        <w:rPr>
+          <w:i/>
+          <w:iCs/>
+        </w:rPr>
+        <w:t>v</w:t>
+      </w:r>
+      <w:r>
+        <w:t xml:space="preserve"> = (</w:t>
+      </w:r>
+      <w:r>
+        <w:rPr>
+          <w:i/>
+          <w:iCs/>
+        </w:rPr>
+        <w:t>v</w:t>
+      </w:r>
+      <w:r>
+        <w:rPr>
+          <w:vertAlign w:val="subscript"/>
         </w:rPr>
         <w:t>y</w:t>
       </w:r>
       <w:r>
-        <w:t>′</w:t>
-      </w:r>
-      <w:r>
-        <w:rPr>
-          <w:vertAlign w:val="subscript"/>
-        </w:rPr>
-        <w:t>ν</w:t>
-      </w:r>
-      <w:r>
-        <w:t>| for the distance on the coarse lattice. The Wilson measure μ</w:t>
+        <w:t>) under the Wilson measure μ</w:t>
       </w:r>
       <w:r>
         <w:rPr>
@@ -20242,26 +20578,55 @@
         <w:t>j</w:t>
       </w:r>
       <w:r>
-        <w:t xml:space="preserve"> is then a Gibbs measure on the coarse lattice whose variable at </w:t>
-      </w:r>
-      <w:r>
-        <w:rPr>
-          <w:i/>
-          <w:iCs/>
+        <w:t>, and the fibre measure ν</w:t>
+      </w:r>
+      <w:r>
+        <w:rPr>
+          <w:vertAlign w:val="subscript"/>
+        </w:rPr>
+        <w:t>j</w:t>
+      </w:r>
+      <w:r>
+        <w:t xml:space="preserve">(· | </w:t>
+      </w:r>
+      <w:r>
+        <w:rPr>
+          <w:i/>
+          <w:iCs/>
+        </w:rPr>
+        <w:t>v</w:t>
+      </w:r>
+      <w:r>
+        <w:t>) is the conditional law of the fine coordinates φ = (φ</w:t>
+      </w:r>
+      <w:r>
+        <w:rPr>
+          <w:vertAlign w:val="subscript"/>
         </w:rPr>
         <w:t>y</w:t>
       </w:r>
       <w:r>
-        <w:t xml:space="preserve"> takes its values in the compact group SU(2)</w:t>
-      </w:r>
-      <w:r>
-        <w:rPr>
-          <w:vertAlign w:val="superscript"/>
-        </w:rPr>
-        <w:t>E(y)</w:t>
-      </w:r>
-      <w:r>
-        <w:t>: the four links of a plaquette lie in blocks at mutual distance at most one, so the conditional law μ</w:t>
+        <w:t xml:space="preserve">) given </w:t>
+      </w:r>
+      <w:r>
+        <w:rPr>
+          <w:i/>
+          <w:iCs/>
+        </w:rPr>
+        <w:t>v</w:t>
+      </w:r>
+      <w:r>
+        <w:t xml:space="preserve">: the Gibbs measure on the fibres whose conditional at a block is the Wilson conditional of that block restricted to its fibre, defined for every </w:t>
+      </w:r>
+      <w:r>
+        <w:rPr>
+          <w:i/>
+          <w:iCs/>
+        </w:rPr>
+        <w:t>v</w:t>
+      </w:r>
+      <w:r>
+        <w:t>. The blocked measure has conditional laws λ</w:t>
       </w:r>
       <w:r>
         <w:rPr>
@@ -20270,14 +20635,14 @@
         <w:t>j</w:t>
       </w:r>
       <w:r>
-        <w:t xml:space="preserve">(· | ω) of the links of </w:t>
-      </w:r>
-      <w:r>
-        <w:rPr>
-          <w:i/>
-          <w:iCs/>
-        </w:rPr>
-        <w:t>B</w:t>
+        <w:t>(</w:t>
+      </w:r>
+      <w:r>
+        <w:rPr>
+          <w:i/>
+          <w:iCs/>
+        </w:rPr>
+        <w:t>dv</w:t>
       </w:r>
       <w:r>
         <w:rPr>
@@ -20286,23 +20651,17 @@
         <w:t>y</w:t>
       </w:r>
       <w:r>
-        <w:t xml:space="preserve">, given the configuration ω of all the other links, depends only on the links of the eighty blocks adjacent to </w:t>
-      </w:r>
-      <w:r>
-        <w:rPr>
-          <w:i/>
-          <w:iCs/>
-        </w:rPr>
-        <w:t>B</w:t>
-      </w:r>
-      <w:r>
-        <w:rPr>
-          <w:vertAlign w:val="subscript"/>
-        </w:rPr>
-        <w:t>y</w:t>
-      </w:r>
-      <w:r>
-        <w:t>. Dobrushin's interdependence matrix of this Gibbs measure is</w:t>
+        <w:t xml:space="preserve"> | </w:t>
+      </w:r>
+      <w:r>
+        <w:rPr>
+          <w:i/>
+          <w:iCs/>
+        </w:rPr>
+        <w:t>v</w:t>
+      </w:r>
+      <w:r>
+        <w:t>) given the other coarse variables, and Dobrushin's interdependence matrix of the blocked measure is</w:t>
       </w:r>
     </w:p>
     <w:p>
@@ -20317,31 +20676,50 @@
         <w:tab/>
       </w:r>
       <m:oMath>
-        <m:sSub>
-          <m:sSubPr>
+        <m:sSup>
+          <m:sSupPr>
             <m:ctrlPr>
               <w:rPr>
                 <w:rFonts w:ascii="Cambria Math" w:hAnsi="Cambria Math"/>
               </w:rPr>
             </m:ctrlPr>
-          </m:sSubPr>
+          </m:sSupPr>
           <m:e>
+            <m:sSub>
+              <m:sSubPr>
+                <m:ctrlPr>
+                  <w:rPr>
+                    <w:rFonts w:ascii="Cambria Math" w:hAnsi="Cambria Math"/>
+                  </w:rPr>
+                </m:ctrlPr>
+              </m:sSubPr>
+              <m:e>
+                <m:r>
+                  <w:rPr>
+                    <w:rFonts w:ascii="Cambria Math" w:hAnsi="Cambria Math"/>
+                  </w:rPr>
+                  <m:t>C</m:t>
+                </m:r>
+              </m:e>
+              <m:sub>
+                <m:r>
+                  <w:rPr>
+                    <w:rFonts w:ascii="Cambria Math" w:hAnsi="Cambria Math"/>
+                  </w:rPr>
+                  <m:t>j</m:t>
+                </m:r>
+              </m:sub>
+            </m:sSub>
+          </m:e>
+          <m:sup>
             <m:r>
               <w:rPr>
                 <w:rFonts w:ascii="Cambria Math" w:hAnsi="Cambria Math"/>
               </w:rPr>
-              <m:t>C</m:t>
+              <m:t>λ</m:t>
             </m:r>
-          </m:e>
-          <m:sub>
-            <m:r>
-              <w:rPr>
-                <w:rFonts w:ascii="Cambria Math" w:hAnsi="Cambria Math"/>
-              </w:rPr>
-              <m:t>j</m:t>
-            </m:r>
-          </m:sub>
-        </m:sSub>
+          </m:sup>
+        </m:sSup>
         <m:r>
           <w:rPr>
             <w:rFonts w:ascii="Cambria Math" w:hAnsi="Cambria Math"/>
@@ -20397,7 +20775,7 @@
               <w:rPr>
                 <w:rFonts w:ascii="Cambria Math" w:hAnsi="Cambria Math"/>
               </w:rPr>
-              <m:t>μ</m:t>
+              <m:t>λ</m:t>
             </m:r>
           </m:e>
           <m:sub>
@@ -20419,7 +20797,7 @@
           <w:rPr>
             <w:rFonts w:ascii="Cambria Math" w:hAnsi="Cambria Math"/>
           </w:rPr>
-          <m:t>ω</m:t>
+          <m:t>v</m:t>
         </m:r>
         <m:r>
           <w:rPr>
@@ -20440,7 +20818,7 @@
               <w:rPr>
                 <w:rFonts w:ascii="Cambria Math" w:hAnsi="Cambria Math"/>
               </w:rPr>
-              <m:t>μ</m:t>
+              <m:t>λ</m:t>
             </m:r>
           </m:e>
           <m:sub>
@@ -20462,7 +20840,7 @@
           <w:rPr>
             <w:rFonts w:ascii="Cambria Math" w:hAnsi="Cambria Math"/>
           </w:rPr>
-          <m:t>ω</m:t>
+          <m:t>v</m:t>
         </m:r>
         <m:r>
           <w:rPr>
@@ -20513,23 +20891,37 @@
         <w:jc w:val="both"/>
       </w:pPr>
       <w:r>
-        <w:t xml:space="preserve">the supremum over pairs ω, ω′ of outside configurations that differ only on the links of </w:t>
-      </w:r>
-      <w:r>
-        <w:rPr>
-          <w:i/>
-          <w:iCs/>
-        </w:rPr>
-        <w:t>B</w:t>
-      </w:r>
-      <w:r>
-        <w:rPr>
-          <w:vertAlign w:val="subscript"/>
-        </w:rPr>
-        <w:t>y′</w:t>
-      </w:r>
-      <w:r>
-        <w:t>, and ‖·‖</w:t>
+        <w:t xml:space="preserve">the supremum over pairs </w:t>
+      </w:r>
+      <w:r>
+        <w:rPr>
+          <w:i/>
+          <w:iCs/>
+        </w:rPr>
+        <w:t>v</w:t>
+      </w:r>
+      <w:r>
+        <w:t xml:space="preserve">, </w:t>
+      </w:r>
+      <w:r>
+        <w:rPr>
+          <w:i/>
+          <w:iCs/>
+        </w:rPr>
+        <w:t>v</w:t>
+      </w:r>
+      <w:r>
+        <w:t xml:space="preserve">′ of coarse configurations that differ only at </w:t>
+      </w:r>
+      <w:r>
+        <w:rPr>
+          <w:i/>
+          <w:iCs/>
+        </w:rPr>
+        <w:t>y</w:t>
+      </w:r>
+      <w:r>
+        <w:t>′, and ‖·‖</w:t>
       </w:r>
       <w:r>
         <w:rPr>
@@ -20538,14 +20930,14 @@
         <w:t>TV</w:t>
       </w:r>
       <w:r>
-        <w:t xml:space="preserve"> the total variation distance of the two conditional laws of the links of </w:t>
-      </w:r>
-      <w:r>
-        <w:rPr>
-          <w:i/>
-          <w:iCs/>
-        </w:rPr>
-        <w:t>B</w:t>
+        <w:t xml:space="preserve"> the total variation distance of the two conditional laws of </w:t>
+      </w:r>
+      <w:r>
+        <w:rPr>
+          <w:i/>
+          <w:iCs/>
+        </w:rPr>
+        <w:t>v</w:t>
       </w:r>
       <w:r>
         <w:rPr>
@@ -20554,240 +20946,7 @@
         <w:t>y</w:t>
       </w:r>
       <w:r>
-        <w:t>; it vanishes unless |</w:t>
-      </w:r>
-      <w:r>
-        <w:rPr>
-          <w:i/>
-          <w:iCs/>
-        </w:rPr>
-        <w:t>y</w:t>
-      </w:r>
-      <w:r>
-        <w:t xml:space="preserve"> − </w:t>
-      </w:r>
-      <w:r>
-        <w:rPr>
-          <w:i/>
-          <w:iCs/>
-        </w:rPr>
-        <w:t>y</w:t>
-      </w:r>
-      <w:r>
-        <w:t xml:space="preserve">′| = 1. For a bounded observable </w:t>
-      </w:r>
-      <w:r>
-        <w:rPr>
-          <w:i/>
-          <w:iCs/>
-        </w:rPr>
-        <w:t>f</w:t>
-      </w:r>
-      <w:r>
-        <w:t xml:space="preserve">, a function of the links, let </w:t>
-      </w:r>
-      <w:r>
-        <w:rPr>
-          <w:i/>
-          <w:iCs/>
-        </w:rPr>
-        <w:t>S</w:t>
-      </w:r>
-      <w:r>
-        <w:t>(</w:t>
-      </w:r>
-      <w:r>
-        <w:rPr>
-          <w:i/>
-          <w:iCs/>
-        </w:rPr>
-        <w:t>f</w:t>
-      </w:r>
-      <w:r>
-        <w:t xml:space="preserve">) be the set of blocks containing a link on which </w:t>
-      </w:r>
-      <w:r>
-        <w:rPr>
-          <w:i/>
-          <w:iCs/>
-        </w:rPr>
-        <w:t>f</w:t>
-      </w:r>
-      <w:r>
-        <w:t xml:space="preserve"> depends, </w:t>
-      </w:r>
-      <w:r>
-        <w:rPr>
-          <w:i/>
-          <w:iCs/>
-        </w:rPr>
-        <w:t>N</w:t>
-      </w:r>
-      <w:r>
-        <w:t>(</w:t>
-      </w:r>
-      <w:r>
-        <w:rPr>
-          <w:i/>
-          <w:iCs/>
-        </w:rPr>
-        <w:t>f</w:t>
-      </w:r>
-      <w:r>
-        <w:t>) its cardinality, and δ</w:t>
-      </w:r>
-      <w:r>
-        <w:rPr>
-          <w:vertAlign w:val="subscript"/>
-        </w:rPr>
-        <w:t>y</w:t>
-      </w:r>
-      <w:r>
-        <w:t>(</w:t>
-      </w:r>
-      <w:r>
-        <w:rPr>
-          <w:i/>
-          <w:iCs/>
-        </w:rPr>
-        <w:t>f</w:t>
-      </w:r>
-      <w:r>
-        <w:t xml:space="preserve">) the oscillation of </w:t>
-      </w:r>
-      <w:r>
-        <w:rPr>
-          <w:i/>
-          <w:iCs/>
-        </w:rPr>
-        <w:t>f</w:t>
-      </w:r>
-      <w:r>
-        <w:t xml:space="preserve"> under changes of the links of </w:t>
-      </w:r>
-      <w:r>
-        <w:rPr>
-          <w:i/>
-          <w:iCs/>
-        </w:rPr>
-        <w:t>B</w:t>
-      </w:r>
-      <w:r>
-        <w:rPr>
-          <w:vertAlign w:val="subscript"/>
-        </w:rPr>
-        <w:t>y</w:t>
-      </w:r>
-      <w:r>
-        <w:t xml:space="preserve"> alone, so that δ</w:t>
-      </w:r>
-      <w:r>
-        <w:rPr>
-          <w:vertAlign w:val="subscript"/>
-        </w:rPr>
-        <w:t>y</w:t>
-      </w:r>
-      <w:r>
-        <w:t>(</w:t>
-      </w:r>
-      <w:r>
-        <w:rPr>
-          <w:i/>
-          <w:iCs/>
-        </w:rPr>
-        <w:t>f</w:t>
-      </w:r>
-      <w:r>
-        <w:t>) ≤ 2‖</w:t>
-      </w:r>
-      <w:r>
-        <w:rPr>
-          <w:i/>
-          <w:iCs/>
-        </w:rPr>
-        <w:t>f</w:t>
-      </w:r>
-      <w:r>
-        <w:t>‖ and δ</w:t>
-      </w:r>
-      <w:r>
-        <w:rPr>
-          <w:vertAlign w:val="subscript"/>
-        </w:rPr>
-        <w:t>y</w:t>
-      </w:r>
-      <w:r>
-        <w:t>(</w:t>
-      </w:r>
-      <w:r>
-        <w:rPr>
-          <w:i/>
-          <w:iCs/>
-        </w:rPr>
-        <w:t>f</w:t>
-      </w:r>
-      <w:r>
-        <w:t xml:space="preserve">) = 0 off </w:t>
-      </w:r>
-      <w:r>
-        <w:rPr>
-          <w:i/>
-          <w:iCs/>
-        </w:rPr>
-        <w:t>S</w:t>
-      </w:r>
-      <w:r>
-        <w:t>(</w:t>
-      </w:r>
-      <w:r>
-        <w:rPr>
-          <w:i/>
-          <w:iCs/>
-        </w:rPr>
-        <w:t>f</w:t>
-      </w:r>
-      <w:r>
-        <w:t>), where ‖</w:t>
-      </w:r>
-      <w:r>
-        <w:rPr>
-          <w:i/>
-          <w:iCs/>
-        </w:rPr>
-        <w:t>f</w:t>
-      </w:r>
-      <w:r>
-        <w:t xml:space="preserve">‖ is the supremum norm. The distance between two sets of blocks is the least distance between their members. For a smeared Wilson loop, for a polynomial in such loops, and for every observable whose support and bound are fixed in physical units, </w:t>
-      </w:r>
-      <w:r>
-        <w:rPr>
-          <w:i/>
-          <w:iCs/>
-        </w:rPr>
-        <w:t>N</w:t>
-      </w:r>
-      <w:r>
-        <w:t>(</w:t>
-      </w:r>
-      <w:r>
-        <w:rPr>
-          <w:i/>
-          <w:iCs/>
-        </w:rPr>
-        <w:t>f</w:t>
-      </w:r>
-      <w:r>
-        <w:t>) and ‖</w:t>
-      </w:r>
-      <w:r>
-        <w:rPr>
-          <w:i/>
-          <w:iCs/>
-        </w:rPr>
-        <w:t>f</w:t>
-      </w:r>
-      <w:r>
-        <w:t xml:space="preserve">‖ are bounded uniformly in </w:t>
+        <w:t xml:space="preserve">. The coarse variables are of one type at every rung, so the total variation in (8.5) is taken on one fixed space for every </w:t>
       </w:r>
       <w:r>
         <w:rPr>
@@ -20810,1953 +20969,7 @@
           <w:b/>
           <w:bCs/>
         </w:rPr>
-        <w:t xml:space="preserve">Hypothesis I (The block bound). </w:t>
-      </w:r>
-      <w:r>
-        <w:rPr>
-          <w:i/>
-          <w:iCs/>
-        </w:rPr>
-        <w:t>There are a number α &lt; 1 and a rung j₀ such that at every rung j ≥ j₀, on every lattice of the construction, Σ</w:t>
-      </w:r>
-      <w:r>
-        <w:rPr>
-          <w:i/>
-          <w:iCs/>
-          <w:vertAlign w:val="subscript"/>
-        </w:rPr>
-        <w:t>y′</w:t>
-      </w:r>
-      <w:r>
-        <w:rPr>
-          <w:i/>
-          <w:iCs/>
-        </w:rPr>
-        <w:t xml:space="preserve"> C</w:t>
-      </w:r>
-      <w:r>
-        <w:rPr>
-          <w:i/>
-          <w:iCs/>
-          <w:vertAlign w:val="subscript"/>
-        </w:rPr>
-        <w:t>j</w:t>
-      </w:r>
-      <w:r>
-        <w:rPr>
-          <w:i/>
-          <w:iCs/>
-        </w:rPr>
-        <w:t>(y, y′) ≤ α for every block y.</w:t>
-      </w:r>
-    </w:p>
-    <w:p>
-      <w:pPr>
-        <w:spacing w:before="60" w:after="120"/>
-        <w:jc w:val="both"/>
-      </w:pPr>
-      <w:r>
-        <w:t xml:space="preserve">Hypothesis I is a statement about the conditional law of one block at one fixed physical scale: the theory, looked at through blocks of side </w:t>
-      </w:r>
-      <w:r>
-        <w:rPr>
-          <w:i/>
-          <w:iCs/>
-        </w:rPr>
-        <w:t>a</w:t>
-      </w:r>
-      <w:r>
-        <w:rPr>
-          <w:vertAlign w:val="subscript"/>
-        </w:rPr>
-        <w:t>c</w:t>
-      </w:r>
-      <w:r>
-        <w:t xml:space="preserve">, lies in Dobrushin's uniqueness regime, with a constant independent of the cutoff and of the volume. It is the second link of §8.1 in its finite form, and the fourth link is its uniformity in </w:t>
-      </w:r>
-      <w:r>
-        <w:rPr>
-          <w:i/>
-          <w:iCs/>
-        </w:rPr>
-        <w:t>j</w:t>
-      </w:r>
-      <w:r>
-        <w:t>. Its consequence is the gap.</w:t>
-      </w:r>
-    </w:p>
-    <w:p>
-      <w:pPr>
-        <w:spacing w:before="160" w:after="80"/>
-        <w:jc w:val="both"/>
-      </w:pPr>
-      <w:r>
-        <w:rPr>
-          <w:b/>
-          <w:bCs/>
-        </w:rPr>
-        <w:t xml:space="preserve">Theorem 8.4 (The reduction of the gap to the block bound). </w:t>
-      </w:r>
-      <w:r>
-        <w:rPr>
-          <w:i/>
-          <w:iCs/>
-        </w:rPr>
-        <w:t>Let a construction be as in Theorem 7.4 with L = 2, blocked at the coarse scale a</w:t>
-      </w:r>
-      <w:r>
-        <w:rPr>
-          <w:i/>
-          <w:iCs/>
-          <w:vertAlign w:val="subscript"/>
-        </w:rPr>
-        <w:t>c</w:t>
-      </w:r>
-      <w:r>
-        <w:rPr>
-          <w:i/>
-          <w:iCs/>
-        </w:rPr>
-        <w:t xml:space="preserve"> = 2</w:t>
-      </w:r>
-      <w:r>
-        <w:rPr>
-          <w:i/>
-          <w:iCs/>
-          <w:vertAlign w:val="superscript"/>
-        </w:rPr>
-        <w:t>k₀</w:t>
-      </w:r>
-      <w:r>
-        <w:rPr>
-          <w:i/>
-          <w:iCs/>
-        </w:rPr>
-        <w:t>a₀ as above, and suppose Hypothesis I. Then at every rung j ≥ j₀, on every lattice of the construction, for all bounded observables f and g, with d the distance between S(f) and S(g),</w:t>
-      </w:r>
-    </w:p>
-    <w:p>
-      <w:pPr>
-        <w:tabs>
-          <w:tab w:val="center" w:pos="4680"/>
-          <w:tab w:val="right" w:pos="9360"/>
-        </w:tabs>
-        <w:spacing w:before="100" w:after="140"/>
-      </w:pPr>
-      <w:r>
-        <w:tab/>
-      </w:r>
-      <m:oMath>
-        <m:r>
-          <w:rPr>
-            <w:rFonts w:ascii="Cambria Math" w:hAnsi="Cambria Math"/>
-          </w:rPr>
-          <m:t xml:space="preserve">| </m:t>
-        </m:r>
-        <m:sSub>
-          <m:sSubPr>
-            <m:ctrlPr>
-              <w:rPr>
-                <w:rFonts w:ascii="Cambria Math" w:hAnsi="Cambria Math"/>
-              </w:rPr>
-            </m:ctrlPr>
-          </m:sSubPr>
-          <m:e>
-            <m:r>
-              <w:rPr>
-                <w:rFonts w:ascii="Cambria Math" w:hAnsi="Cambria Math"/>
-              </w:rPr>
-              <m:t>S</m:t>
-            </m:r>
-          </m:e>
-          <m:sub>
-            <m:r>
-              <w:rPr>
-                <w:rFonts w:ascii="Cambria Math" w:hAnsi="Cambria Math"/>
-              </w:rPr>
-              <m:t>j</m:t>
-            </m:r>
-          </m:sub>
-        </m:sSub>
-        <m:r>
-          <w:rPr>
-            <w:rFonts w:ascii="Cambria Math" w:hAnsi="Cambria Math"/>
-          </w:rPr>
-          <m:t>(</m:t>
-        </m:r>
-        <m:r>
-          <w:rPr>
-            <w:rFonts w:ascii="Cambria Math" w:hAnsi="Cambria Math"/>
-          </w:rPr>
-          <m:t>fg</m:t>
-        </m:r>
-        <m:r>
-          <w:rPr>
-            <w:rFonts w:ascii="Cambria Math" w:hAnsi="Cambria Math"/>
-          </w:rPr>
-          <m:t xml:space="preserve">) - </m:t>
-        </m:r>
-        <m:sSub>
-          <m:sSubPr>
-            <m:ctrlPr>
-              <w:rPr>
-                <w:rFonts w:ascii="Cambria Math" w:hAnsi="Cambria Math"/>
-              </w:rPr>
-            </m:ctrlPr>
-          </m:sSubPr>
-          <m:e>
-            <m:r>
-              <w:rPr>
-                <w:rFonts w:ascii="Cambria Math" w:hAnsi="Cambria Math"/>
-              </w:rPr>
-              <m:t>S</m:t>
-            </m:r>
-          </m:e>
-          <m:sub>
-            <m:r>
-              <w:rPr>
-                <w:rFonts w:ascii="Cambria Math" w:hAnsi="Cambria Math"/>
-              </w:rPr>
-              <m:t>j</m:t>
-            </m:r>
-          </m:sub>
-        </m:sSub>
-        <m:r>
-          <w:rPr>
-            <w:rFonts w:ascii="Cambria Math" w:hAnsi="Cambria Math"/>
-          </w:rPr>
-          <m:t>(</m:t>
-        </m:r>
-        <m:r>
-          <w:rPr>
-            <w:rFonts w:ascii="Cambria Math" w:hAnsi="Cambria Math"/>
-          </w:rPr>
-          <m:t>f</m:t>
-        </m:r>
-        <m:r>
-          <w:rPr>
-            <w:rFonts w:ascii="Cambria Math" w:hAnsi="Cambria Math"/>
-          </w:rPr>
-          <m:t xml:space="preserve">) </m:t>
-        </m:r>
-        <m:sSub>
-          <m:sSubPr>
-            <m:ctrlPr>
-              <w:rPr>
-                <w:rFonts w:ascii="Cambria Math" w:hAnsi="Cambria Math"/>
-              </w:rPr>
-            </m:ctrlPr>
-          </m:sSubPr>
-          <m:e>
-            <m:r>
-              <w:rPr>
-                <w:rFonts w:ascii="Cambria Math" w:hAnsi="Cambria Math"/>
-              </w:rPr>
-              <m:t>S</m:t>
-            </m:r>
-          </m:e>
-          <m:sub>
-            <m:r>
-              <w:rPr>
-                <w:rFonts w:ascii="Cambria Math" w:hAnsi="Cambria Math"/>
-              </w:rPr>
-              <m:t>j</m:t>
-            </m:r>
-          </m:sub>
-        </m:sSub>
-        <m:r>
-          <w:rPr>
-            <w:rFonts w:ascii="Cambria Math" w:hAnsi="Cambria Math"/>
-          </w:rPr>
-          <m:t>(</m:t>
-        </m:r>
-        <m:r>
-          <w:rPr>
-            <w:rFonts w:ascii="Cambria Math" w:hAnsi="Cambria Math"/>
-          </w:rPr>
-          <m:t>g</m:t>
-        </m:r>
-        <m:r>
-          <w:rPr>
-            <w:rFonts w:ascii="Cambria Math" w:hAnsi="Cambria Math"/>
-          </w:rPr>
-          <m:t xml:space="preserve">) | ≤ </m:t>
-        </m:r>
-        <m:f>
-          <m:fPr>
-            <m:ctrlPr>
-              <w:rPr>
-                <w:rFonts w:ascii="Cambria Math" w:hAnsi="Cambria Math"/>
-              </w:rPr>
-            </m:ctrlPr>
-          </m:fPr>
-          <m:num>
-            <m:r>
-              <w:rPr>
-                <w:rFonts w:ascii="Cambria Math" w:hAnsi="Cambria Math"/>
-              </w:rPr>
-              <m:t xml:space="preserve">6 </m:t>
-            </m:r>
-            <m:r>
-              <w:rPr>
-                <w:rFonts w:ascii="Cambria Math" w:hAnsi="Cambria Math"/>
-              </w:rPr>
-              <m:t>N</m:t>
-            </m:r>
-            <m:r>
-              <w:rPr>
-                <w:rFonts w:ascii="Cambria Math" w:hAnsi="Cambria Math"/>
-              </w:rPr>
-              <m:t>(</m:t>
-            </m:r>
-            <m:r>
-              <w:rPr>
-                <w:rFonts w:ascii="Cambria Math" w:hAnsi="Cambria Math"/>
-              </w:rPr>
-              <m:t>f</m:t>
-            </m:r>
-            <m:r>
-              <w:rPr>
-                <w:rFonts w:ascii="Cambria Math" w:hAnsi="Cambria Math"/>
-              </w:rPr>
-              <m:t>) ‖</m:t>
-            </m:r>
-            <m:r>
-              <w:rPr>
-                <w:rFonts w:ascii="Cambria Math" w:hAnsi="Cambria Math"/>
-              </w:rPr>
-              <m:t>f</m:t>
-            </m:r>
-            <m:r>
-              <w:rPr>
-                <w:rFonts w:ascii="Cambria Math" w:hAnsi="Cambria Math"/>
-              </w:rPr>
-              <m:t>‖ ‖</m:t>
-            </m:r>
-            <m:r>
-              <w:rPr>
-                <w:rFonts w:ascii="Cambria Math" w:hAnsi="Cambria Math"/>
-              </w:rPr>
-              <m:t>g</m:t>
-            </m:r>
-            <m:r>
-              <w:rPr>
-                <w:rFonts w:ascii="Cambria Math" w:hAnsi="Cambria Math"/>
-              </w:rPr>
-              <m:t>‖</m:t>
-            </m:r>
-          </m:num>
-          <m:den>
-            <m:r>
-              <w:rPr>
-                <w:rFonts w:ascii="Cambria Math" w:hAnsi="Cambria Math"/>
-              </w:rPr>
-              <m:t xml:space="preserve">1 - </m:t>
-            </m:r>
-            <m:r>
-              <w:rPr>
-                <w:rFonts w:ascii="Cambria Math" w:hAnsi="Cambria Math"/>
-              </w:rPr>
-              <m:t>α</m:t>
-            </m:r>
-          </m:den>
-        </m:f>
-        <m:r>
-          <w:rPr>
-            <w:rFonts w:ascii="Cambria Math" w:hAnsi="Cambria Math"/>
-          </w:rPr>
-          <m:t xml:space="preserve"> </m:t>
-        </m:r>
-        <m:sSup>
-          <m:sSupPr>
-            <m:ctrlPr>
-              <w:rPr>
-                <w:rFonts w:ascii="Cambria Math" w:hAnsi="Cambria Math"/>
-              </w:rPr>
-            </m:ctrlPr>
-          </m:sSupPr>
-          <m:e>
-            <m:r>
-              <w:rPr>
-                <w:rFonts w:ascii="Cambria Math" w:hAnsi="Cambria Math"/>
-              </w:rPr>
-              <m:t>α</m:t>
-            </m:r>
-          </m:e>
-          <m:sup>
-            <m:r>
-              <w:rPr>
-                <w:rFonts w:ascii="Cambria Math" w:hAnsi="Cambria Math"/>
-              </w:rPr>
-              <m:t>d</m:t>
-            </m:r>
-          </m:sup>
-        </m:sSup>
-        <m:r>
-          <w:rPr>
-            <w:rFonts w:ascii="Cambria Math" w:hAnsi="Cambria Math"/>
-          </w:rPr>
-          <m:t>,</m:t>
-        </m:r>
-      </m:oMath>
-      <w:r>
-        <w:tab/>
-        <w:t>(8.6)</w:t>
-      </w:r>
-    </w:p>
-    <w:p>
-      <w:pPr>
-        <w:spacing w:after="120"/>
-        <w:jc w:val="both"/>
-      </w:pPr>
-      <w:r>
-        <w:rPr>
-          <w:i/>
-          <w:iCs/>
-        </w:rPr>
-        <w:t>and every limit point S of the construction's Schwinger functions, on the sector generated by the observables that are bounded uniformly in j, has a unique vacuum and a Hamiltonian with no spectrum in</w:t>
-      </w:r>
-      <w:r>
-        <w:t xml:space="preserve"> (0, </w:t>
-      </w:r>
-      <w:r>
-        <w:rPr>
-          <w:i/>
-          <w:iCs/>
-        </w:rPr>
-        <w:t>m</w:t>
-      </w:r>
-      <w:r>
-        <w:t xml:space="preserve">), </w:t>
-      </w:r>
-      <w:r>
-        <w:rPr>
-          <w:i/>
-          <w:iCs/>
-        </w:rPr>
-        <w:t>where</w:t>
-      </w:r>
-    </w:p>
-    <w:p>
-      <w:pPr>
-        <w:tabs>
-          <w:tab w:val="center" w:pos="4680"/>
-          <w:tab w:val="right" w:pos="9360"/>
-        </w:tabs>
-        <w:spacing w:before="100" w:after="140"/>
-      </w:pPr>
-      <w:r>
-        <w:tab/>
-      </w:r>
-      <m:oMath>
-        <m:r>
-          <w:rPr>
-            <w:rFonts w:ascii="Cambria Math" w:hAnsi="Cambria Math"/>
-          </w:rPr>
-          <m:t>m</m:t>
-        </m:r>
-        <m:r>
-          <w:rPr>
-            <w:rFonts w:ascii="Cambria Math" w:hAnsi="Cambria Math"/>
-          </w:rPr>
-          <m:t xml:space="preserve"> = </m:t>
-        </m:r>
-        <m:f>
-          <m:fPr>
-            <m:ctrlPr>
-              <w:rPr>
-                <w:rFonts w:ascii="Cambria Math" w:hAnsi="Cambria Math"/>
-              </w:rPr>
-            </m:ctrlPr>
-          </m:fPr>
-          <m:num>
-            <m:r>
-              <w:rPr>
-                <w:rFonts w:ascii="Cambria Math" w:hAnsi="Cambria Math"/>
-              </w:rPr>
-              <m:t>1</m:t>
-            </m:r>
-          </m:num>
-          <m:den>
-            <m:sSub>
-              <m:sSubPr>
-                <m:ctrlPr>
-                  <w:rPr>
-                    <w:rFonts w:ascii="Cambria Math" w:hAnsi="Cambria Math"/>
-                  </w:rPr>
-                </m:ctrlPr>
-              </m:sSubPr>
-              <m:e>
-                <m:r>
-                  <w:rPr>
-                    <w:rFonts w:ascii="Cambria Math" w:hAnsi="Cambria Math"/>
-                  </w:rPr>
-                  <m:t>a</m:t>
-                </m:r>
-              </m:e>
-              <m:sub>
-                <m:r>
-                  <w:rPr>
-                    <w:rFonts w:ascii="Cambria Math" w:hAnsi="Cambria Math"/>
-                  </w:rPr>
-                  <m:t>c</m:t>
-                </m:r>
-              </m:sub>
-            </m:sSub>
-          </m:den>
-        </m:f>
-        <m:r>
-          <w:rPr>
-            <w:rFonts w:ascii="Cambria Math" w:hAnsi="Cambria Math"/>
-          </w:rPr>
-          <m:t xml:space="preserve"> </m:t>
-        </m:r>
-        <m:r>
-          <w:rPr>
-            <w:rFonts w:ascii="Cambria Math" w:hAnsi="Cambria Math"/>
-          </w:rPr>
-          <m:t>log</m:t>
-        </m:r>
-        <m:r>
-          <w:rPr>
-            <w:rFonts w:ascii="Cambria Math" w:hAnsi="Cambria Math"/>
-          </w:rPr>
-          <m:t xml:space="preserve"> </m:t>
-        </m:r>
-        <m:f>
-          <m:fPr>
-            <m:ctrlPr>
-              <w:rPr>
-                <w:rFonts w:ascii="Cambria Math" w:hAnsi="Cambria Math"/>
-              </w:rPr>
-            </m:ctrlPr>
-          </m:fPr>
-          <m:num>
-            <m:r>
-              <w:rPr>
-                <w:rFonts w:ascii="Cambria Math" w:hAnsi="Cambria Math"/>
-              </w:rPr>
-              <m:t>1</m:t>
-            </m:r>
-          </m:num>
-          <m:den>
-            <m:r>
-              <w:rPr>
-                <w:rFonts w:ascii="Cambria Math" w:hAnsi="Cambria Math"/>
-              </w:rPr>
-              <m:t>α</m:t>
-            </m:r>
-          </m:den>
-        </m:f>
-        <m:r>
-          <w:rPr>
-            <w:rFonts w:ascii="Cambria Math" w:hAnsi="Cambria Math"/>
-          </w:rPr>
-          <m:t>.</m:t>
-        </m:r>
-      </m:oMath>
-      <w:r>
-        <w:tab/>
-        <w:t>(8.7)</w:t>
-      </w:r>
-    </w:p>
-    <w:p>
-      <w:pPr>
-        <w:spacing w:after="120"/>
-        <w:jc w:val="both"/>
-      </w:pPr>
-      <w:r>
-        <w:rPr>
-          <w:i/>
-          <w:iCs/>
-        </w:rPr>
-        <w:t xml:space="preserve">Proof. </w:t>
-      </w:r>
-      <w:r>
-        <w:t xml:space="preserve">Fix a rung </w:t>
-      </w:r>
-      <w:r>
-        <w:rPr>
-          <w:i/>
-          <w:iCs/>
-        </w:rPr>
-        <w:t>j</w:t>
-      </w:r>
-      <w:r>
-        <w:t xml:space="preserve"> ≥ </w:t>
-      </w:r>
-      <w:r>
-        <w:rPr>
-          <w:i/>
-          <w:iCs/>
-        </w:rPr>
-        <w:t>j</w:t>
-      </w:r>
-      <w:r>
-        <w:t>₀</w:t>
-      </w:r>
-      <w:r>
-        <w:t xml:space="preserve"> and a lattice of the construction. It has finitely many blocks, and μ</w:t>
-      </w:r>
-      <w:r>
-        <w:rPr>
-          <w:vertAlign w:val="subscript"/>
-        </w:rPr>
-        <w:t>j</w:t>
-      </w:r>
-      <w:r>
-        <w:t xml:space="preserve"> is the unique probability measure on the links with the block conditionals of the Wilson action, so Dobrushin's comparison theorem applies to it in its finite form.</w:t>
-      </w:r>
-      <w:r>
-        <w:rPr>
-          <w:rStyle w:val="FootnoteReference"/>
-        </w:rPr>
-        <w:footnoteReference w:id="60"/>
-      </w:r>
-      <w:r>
-        <w:t xml:space="preserve"> The theorem says: if μ′ is a second probability measure on the same links whose block conditional at </w:t>
-      </w:r>
-      <w:r>
-        <w:rPr>
-          <w:i/>
-          <w:iCs/>
-        </w:rPr>
-        <w:t>y</w:t>
-      </w:r>
-      <w:r>
-        <w:t xml:space="preserve"> differs from that of μ</w:t>
-      </w:r>
-      <w:r>
-        <w:rPr>
-          <w:vertAlign w:val="subscript"/>
-        </w:rPr>
-        <w:t>j</w:t>
-      </w:r>
-      <w:r>
-        <w:t xml:space="preserve"> by at most </w:t>
-      </w:r>
-      <w:r>
-        <w:rPr>
-          <w:i/>
-          <w:iCs/>
-        </w:rPr>
-        <w:t>b</w:t>
-      </w:r>
-      <w:r>
-        <w:rPr>
-          <w:vertAlign w:val="subscript"/>
-        </w:rPr>
-        <w:t>y</w:t>
-      </w:r>
-      <w:r>
-        <w:t xml:space="preserve"> in total variation, for every outside configuration, then for every bounded observable </w:t>
-      </w:r>
-      <w:r>
-        <w:rPr>
-          <w:i/>
-          <w:iCs/>
-        </w:rPr>
-        <w:t>f</w:t>
-      </w:r>
-      <w:r>
-        <w:t>, |μ′(</w:t>
-      </w:r>
-      <w:r>
-        <w:rPr>
-          <w:i/>
-          <w:iCs/>
-        </w:rPr>
-        <w:t>f</w:t>
-      </w:r>
-      <w:r>
-        <w:t>) − μ</w:t>
-      </w:r>
-      <w:r>
-        <w:rPr>
-          <w:vertAlign w:val="subscript"/>
-        </w:rPr>
-        <w:t>j</w:t>
-      </w:r>
-      <w:r>
-        <w:t>(</w:t>
-      </w:r>
-      <w:r>
-        <w:rPr>
-          <w:i/>
-          <w:iCs/>
-        </w:rPr>
-        <w:t>f</w:t>
-      </w:r>
-      <w:r>
-        <w:t>)| ≤ Σ</w:t>
-      </w:r>
-      <w:r>
-        <w:rPr>
-          <w:vertAlign w:val="subscript"/>
-        </w:rPr>
-        <w:t>y,y′</w:t>
-      </w:r>
-      <w:r>
-        <w:t xml:space="preserve"> δ</w:t>
-      </w:r>
-      <w:r>
-        <w:rPr>
-          <w:vertAlign w:val="subscript"/>
-        </w:rPr>
-        <w:t>y</w:t>
-      </w:r>
-      <w:r>
-        <w:t>(</w:t>
-      </w:r>
-      <w:r>
-        <w:rPr>
-          <w:i/>
-          <w:iCs/>
-        </w:rPr>
-        <w:t>f</w:t>
-      </w:r>
-      <w:r>
-        <w:t xml:space="preserve">) </w:t>
-      </w:r>
-      <w:r>
-        <w:rPr>
-          <w:i/>
-          <w:iCs/>
-        </w:rPr>
-        <w:t>D</w:t>
-      </w:r>
-      <w:r>
-        <w:t>(</w:t>
-      </w:r>
-      <w:r>
-        <w:rPr>
-          <w:i/>
-          <w:iCs/>
-        </w:rPr>
-        <w:t>y</w:t>
-      </w:r>
-      <w:r>
-        <w:t xml:space="preserve">, </w:t>
-      </w:r>
-      <w:r>
-        <w:rPr>
-          <w:i/>
-          <w:iCs/>
-        </w:rPr>
-        <w:t>y</w:t>
-      </w:r>
-      <w:r>
-        <w:t xml:space="preserve">′) </w:t>
-      </w:r>
-      <w:r>
-        <w:rPr>
-          <w:i/>
-          <w:iCs/>
-        </w:rPr>
-        <w:t>b</w:t>
-      </w:r>
-      <w:r>
-        <w:rPr>
-          <w:vertAlign w:val="subscript"/>
-        </w:rPr>
-        <w:t>y′</w:t>
-      </w:r>
-      <w:r>
-        <w:t xml:space="preserve">, where </w:t>
-      </w:r>
-      <w:r>
-        <w:rPr>
-          <w:i/>
-          <w:iCs/>
-        </w:rPr>
-        <w:t>D</w:t>
-      </w:r>
-      <w:r>
-        <w:t xml:space="preserve"> = Σ</w:t>
-      </w:r>
-      <w:r>
-        <w:rPr>
-          <w:vertAlign w:val="subscript"/>
-        </w:rPr>
-        <w:t>n≥0</w:t>
-      </w:r>
-      <w:r>
-        <w:t xml:space="preserve"> </w:t>
-      </w:r>
-      <w:r>
-        <w:rPr>
-          <w:i/>
-          <w:iCs/>
-        </w:rPr>
-        <w:t>C</w:t>
-      </w:r>
-      <w:r>
-        <w:rPr>
-          <w:vertAlign w:val="subscript"/>
-        </w:rPr>
-        <w:t>j</w:t>
-      </w:r>
-      <w:r>
-        <w:rPr>
-          <w:vertAlign w:val="superscript"/>
-        </w:rPr>
-        <w:t>n</w:t>
-      </w:r>
-      <w:r>
-        <w:t xml:space="preserve">. Since </w:t>
-      </w:r>
-      <w:r>
-        <w:rPr>
-          <w:i/>
-          <w:iCs/>
-        </w:rPr>
-        <w:t>C</w:t>
-      </w:r>
-      <w:r>
-        <w:rPr>
-          <w:vertAlign w:val="subscript"/>
-        </w:rPr>
-        <w:t>j</w:t>
-      </w:r>
-      <w:r>
-        <w:t xml:space="preserve"> has row sums at most α and vanishes at distance greater than one, </w:t>
-      </w:r>
-      <w:r>
-        <w:rPr>
-          <w:i/>
-          <w:iCs/>
-        </w:rPr>
-        <w:t>C</w:t>
-      </w:r>
-      <w:r>
-        <w:rPr>
-          <w:vertAlign w:val="subscript"/>
-        </w:rPr>
-        <w:t>j</w:t>
-      </w:r>
-      <w:r>
-        <w:rPr>
-          <w:vertAlign w:val="superscript"/>
-        </w:rPr>
-        <w:t>n</w:t>
-      </w:r>
-      <w:r>
-        <w:t xml:space="preserve"> has row sums at most α</w:t>
-      </w:r>
-      <w:r>
-        <w:rPr>
-          <w:vertAlign w:val="superscript"/>
-        </w:rPr>
-        <w:t>n</w:t>
-      </w:r>
-      <w:r>
-        <w:t xml:space="preserve"> and vanishes at distance greater than </w:t>
-      </w:r>
-      <w:r>
-        <w:rPr>
-          <w:i/>
-          <w:iCs/>
-        </w:rPr>
-        <w:t>n</w:t>
-      </w:r>
-      <w:r>
-        <w:t xml:space="preserve">; hence the sum of </w:t>
-      </w:r>
-      <w:r>
-        <w:rPr>
-          <w:i/>
-          <w:iCs/>
-        </w:rPr>
-        <w:t>D</w:t>
-      </w:r>
-      <w:r>
-        <w:t>(</w:t>
-      </w:r>
-      <w:r>
-        <w:rPr>
-          <w:i/>
-          <w:iCs/>
-        </w:rPr>
-        <w:t>y</w:t>
-      </w:r>
-      <w:r>
-        <w:t xml:space="preserve">, </w:t>
-      </w:r>
-      <w:r>
-        <w:rPr>
-          <w:i/>
-          <w:iCs/>
-        </w:rPr>
-        <w:t>y</w:t>
-      </w:r>
-      <w:r>
-        <w:t xml:space="preserve">′) over the </w:t>
-      </w:r>
-      <w:r>
-        <w:rPr>
-          <w:i/>
-          <w:iCs/>
-        </w:rPr>
-        <w:t>y</w:t>
-      </w:r>
-      <w:r>
-        <w:t xml:space="preserve">′ at distance at least </w:t>
-      </w:r>
-      <w:r>
-        <w:rPr>
-          <w:i/>
-          <w:iCs/>
-        </w:rPr>
-        <w:t>r</w:t>
-      </w:r>
-      <w:r>
-        <w:t xml:space="preserve"> from </w:t>
-      </w:r>
-      <w:r>
-        <w:rPr>
-          <w:i/>
-          <w:iCs/>
-        </w:rPr>
-        <w:t>y</w:t>
-      </w:r>
-      <w:r>
-        <w:t xml:space="preserve"> is at most α</w:t>
-      </w:r>
-      <w:r>
-        <w:rPr>
-          <w:vertAlign w:val="superscript"/>
-        </w:rPr>
-        <w:t>r</w:t>
-      </w:r>
-      <w:r>
-        <w:t xml:space="preserve">/(1 − α), for every </w:t>
-      </w:r>
-      <w:r>
-        <w:rPr>
-          <w:i/>
-          <w:iCs/>
-        </w:rPr>
-        <w:t>y</w:t>
-      </w:r>
-      <w:r>
-        <w:t xml:space="preserve"> and every </w:t>
-      </w:r>
-      <w:r>
-        <w:rPr>
-          <w:i/>
-          <w:iCs/>
-        </w:rPr>
-        <w:t>r</w:t>
-      </w:r>
-      <w:r>
-        <w:t>.</w:t>
-      </w:r>
-    </w:p>
-    <w:p>
-      <w:pPr>
-        <w:spacing w:after="120"/>
-        <w:ind w:firstLine="360"/>
-        <w:jc w:val="both"/>
-      </w:pPr>
-      <w:r>
-        <w:t xml:space="preserve">Let </w:t>
-      </w:r>
-      <w:r>
-        <w:rPr>
-          <w:i/>
-          <w:iCs/>
-        </w:rPr>
-        <w:t>g</w:t>
-      </w:r>
-      <w:r>
-        <w:t xml:space="preserve"> be a bounded observable and put </w:t>
-      </w:r>
-      <w:r>
-        <w:rPr>
-          <w:i/>
-          <w:iCs/>
-        </w:rPr>
-        <w:t>g</w:t>
-      </w:r>
-      <w:r>
-        <w:t xml:space="preserve">′ = </w:t>
-      </w:r>
-      <w:r>
-        <w:rPr>
-          <w:i/>
-          <w:iCs/>
-        </w:rPr>
-        <w:t>g</w:t>
-      </w:r>
-      <w:r>
-        <w:t xml:space="preserve"> + 2‖</w:t>
-      </w:r>
-      <w:r>
-        <w:rPr>
-          <w:i/>
-          <w:iCs/>
-        </w:rPr>
-        <w:t>g</w:t>
-      </w:r>
-      <w:r>
-        <w:t>‖, a positive function with values between ‖</w:t>
-      </w:r>
-      <w:r>
-        <w:rPr>
-          <w:i/>
-          <w:iCs/>
-        </w:rPr>
-        <w:t>g</w:t>
-      </w:r>
-      <w:r>
-        <w:t>‖ and 3‖</w:t>
-      </w:r>
-      <w:r>
-        <w:rPr>
-          <w:i/>
-          <w:iCs/>
-        </w:rPr>
-        <w:t>g</w:t>
-      </w:r>
-      <w:r>
-        <w:t xml:space="preserve">‖, whose covariance with </w:t>
-      </w:r>
-      <w:r>
-        <w:rPr>
-          <w:i/>
-          <w:iCs/>
-        </w:rPr>
-        <w:t>f</w:t>
-      </w:r>
-      <w:r>
-        <w:t xml:space="preserve"> is that of </w:t>
-      </w:r>
-      <w:r>
-        <w:rPr>
-          <w:i/>
-          <w:iCs/>
-        </w:rPr>
-        <w:t>g</w:t>
-      </w:r>
-      <w:r>
-        <w:t xml:space="preserve">. The measure μ′ = </w:t>
-      </w:r>
-      <w:r>
-        <w:rPr>
-          <w:i/>
-          <w:iCs/>
-        </w:rPr>
-        <w:t>g</w:t>
-      </w:r>
-      <w:r>
-        <w:t>′μ</w:t>
-      </w:r>
-      <w:r>
-        <w:rPr>
-          <w:vertAlign w:val="subscript"/>
-        </w:rPr>
-        <w:t>j</w:t>
-      </w:r>
-      <w:r>
-        <w:t>/μ</w:t>
-      </w:r>
-      <w:r>
-        <w:rPr>
-          <w:vertAlign w:val="subscript"/>
-        </w:rPr>
-        <w:t>j</w:t>
-      </w:r>
-      <w:r>
-        <w:t>(</w:t>
-      </w:r>
-      <w:r>
-        <w:rPr>
-          <w:i/>
-          <w:iCs/>
-        </w:rPr>
-        <w:t>g</w:t>
-      </w:r>
-      <w:r>
-        <w:t>′) has the same block conditional as μ</w:t>
-      </w:r>
-      <w:r>
-        <w:rPr>
-          <w:vertAlign w:val="subscript"/>
-        </w:rPr>
-        <w:t>j</w:t>
-      </w:r>
-      <w:r>
-        <w:t xml:space="preserve"> at every block outside </w:t>
-      </w:r>
-      <w:r>
-        <w:rPr>
-          <w:i/>
-          <w:iCs/>
-        </w:rPr>
-        <w:t>S</w:t>
-      </w:r>
-      <w:r>
-        <w:t>(</w:t>
-      </w:r>
-      <w:r>
-        <w:rPr>
-          <w:i/>
-          <w:iCs/>
-        </w:rPr>
-        <w:t>g</w:t>
-      </w:r>
-      <w:r>
-        <w:t xml:space="preserve">), since there </w:t>
-      </w:r>
-      <w:r>
-        <w:rPr>
-          <w:i/>
-          <w:iCs/>
-        </w:rPr>
-        <w:t>g</w:t>
-      </w:r>
-      <w:r>
-        <w:t xml:space="preserve">′ is a function of the outside configuration alone and cancels from the conditional law, and at the blocks of </w:t>
-      </w:r>
-      <w:r>
-        <w:rPr>
-          <w:i/>
-          <w:iCs/>
-        </w:rPr>
-        <w:t>S</w:t>
-      </w:r>
-      <w:r>
-        <w:t>(</w:t>
-      </w:r>
-      <w:r>
-        <w:rPr>
-          <w:i/>
-          <w:iCs/>
-        </w:rPr>
-        <w:t>g</w:t>
-      </w:r>
-      <w:r>
-        <w:t>) its conditional is that of μ</w:t>
-      </w:r>
-      <w:r>
-        <w:rPr>
-          <w:vertAlign w:val="subscript"/>
-        </w:rPr>
-        <w:t>j</w:t>
-      </w:r>
-      <w:r>
-        <w:t xml:space="preserve"> tilted by the positive function </w:t>
-      </w:r>
-      <w:r>
-        <w:rPr>
-          <w:i/>
-          <w:iCs/>
-        </w:rPr>
-        <w:t>g</w:t>
-      </w:r>
-      <w:r>
-        <w:t xml:space="preserve">′; so </w:t>
-      </w:r>
-      <w:r>
-        <w:rPr>
-          <w:i/>
-          <w:iCs/>
-        </w:rPr>
-        <w:t>b</w:t>
-      </w:r>
-      <w:r>
-        <w:rPr>
-          <w:vertAlign w:val="subscript"/>
-        </w:rPr>
-        <w:t>y</w:t>
-      </w:r>
-      <w:r>
-        <w:t xml:space="preserve"> = 0 off </w:t>
-      </w:r>
-      <w:r>
-        <w:rPr>
-          <w:i/>
-          <w:iCs/>
-        </w:rPr>
-        <w:t>S</w:t>
-      </w:r>
-      <w:r>
-        <w:t>(</w:t>
-      </w:r>
-      <w:r>
-        <w:rPr>
-          <w:i/>
-          <w:iCs/>
-        </w:rPr>
-        <w:t>g</w:t>
-      </w:r>
-      <w:r>
-        <w:t xml:space="preserve">) and </w:t>
-      </w:r>
-      <w:r>
-        <w:rPr>
-          <w:i/>
-          <w:iCs/>
-        </w:rPr>
-        <w:t>b</w:t>
-      </w:r>
-      <w:r>
-        <w:rPr>
-          <w:vertAlign w:val="subscript"/>
-        </w:rPr>
-        <w:t>y</w:t>
-      </w:r>
-      <w:r>
-        <w:t xml:space="preserve"> ≤ 1 on it. Moreover μ</w:t>
-      </w:r>
-      <w:r>
-        <w:rPr>
-          <w:vertAlign w:val="subscript"/>
-        </w:rPr>
-        <w:t>j</w:t>
-      </w:r>
-      <w:r>
-        <w:t>(</w:t>
-      </w:r>
-      <w:r>
-        <w:rPr>
-          <w:i/>
-          <w:iCs/>
-        </w:rPr>
-        <w:t>fg</w:t>
-      </w:r>
-      <w:r>
-        <w:t>) − μ</w:t>
-      </w:r>
-      <w:r>
-        <w:rPr>
-          <w:vertAlign w:val="subscript"/>
-        </w:rPr>
-        <w:t>j</w:t>
-      </w:r>
-      <w:r>
-        <w:t>(</w:t>
-      </w:r>
-      <w:r>
-        <w:rPr>
-          <w:i/>
-          <w:iCs/>
-        </w:rPr>
-        <w:t>f</w:t>
-      </w:r>
-      <w:r>
-        <w:t>)μ</w:t>
-      </w:r>
-      <w:r>
-        <w:rPr>
-          <w:vertAlign w:val="subscript"/>
-        </w:rPr>
-        <w:t>j</w:t>
-      </w:r>
-      <w:r>
-        <w:t>(</w:t>
-      </w:r>
-      <w:r>
-        <w:rPr>
-          <w:i/>
-          <w:iCs/>
-        </w:rPr>
-        <w:t>g</w:t>
-      </w:r>
-      <w:r>
-        <w:t>) = μ</w:t>
-      </w:r>
-      <w:r>
-        <w:rPr>
-          <w:vertAlign w:val="subscript"/>
-        </w:rPr>
-        <w:t>j</w:t>
-      </w:r>
-      <w:r>
-        <w:t>(</w:t>
-      </w:r>
-      <w:r>
-        <w:rPr>
-          <w:i/>
-          <w:iCs/>
-        </w:rPr>
-        <w:t>g</w:t>
-      </w:r>
-      <w:r>
-        <w:t>′)(μ′(</w:t>
-      </w:r>
-      <w:r>
-        <w:rPr>
-          <w:i/>
-          <w:iCs/>
-        </w:rPr>
-        <w:t>f</w:t>
-      </w:r>
-      <w:r>
-        <w:t>) − μ</w:t>
-      </w:r>
-      <w:r>
-        <w:rPr>
-          <w:vertAlign w:val="subscript"/>
-        </w:rPr>
-        <w:t>j</w:t>
-      </w:r>
-      <w:r>
-        <w:t>(</w:t>
-      </w:r>
-      <w:r>
-        <w:rPr>
-          <w:i/>
-          <w:iCs/>
-        </w:rPr>
-        <w:t>f</w:t>
-      </w:r>
-      <w:r>
-        <w:t xml:space="preserve">)). In the comparison theorem's sum only the </w:t>
-      </w:r>
-      <w:r>
-        <w:rPr>
-          <w:i/>
-          <w:iCs/>
-        </w:rPr>
-        <w:t>y</w:t>
-      </w:r>
-      <w:r>
-        <w:t xml:space="preserve"> in </w:t>
-      </w:r>
-      <w:r>
-        <w:rPr>
-          <w:i/>
-          <w:iCs/>
-        </w:rPr>
-        <w:t>S</w:t>
-      </w:r>
-      <w:r>
-        <w:t>(</w:t>
-      </w:r>
-      <w:r>
-        <w:rPr>
-          <w:i/>
-          <w:iCs/>
-        </w:rPr>
-        <w:t>f</w:t>
-      </w:r>
-      <w:r>
-        <w:t xml:space="preserve">) and the </w:t>
-      </w:r>
-      <w:r>
-        <w:rPr>
-          <w:i/>
-          <w:iCs/>
-        </w:rPr>
-        <w:t>y</w:t>
-      </w:r>
-      <w:r>
-        <w:t xml:space="preserve">′ in </w:t>
-      </w:r>
-      <w:r>
-        <w:rPr>
-          <w:i/>
-          <w:iCs/>
-        </w:rPr>
-        <w:t>S</w:t>
-      </w:r>
-      <w:r>
-        <w:t>(</w:t>
-      </w:r>
-      <w:r>
-        <w:rPr>
-          <w:i/>
-          <w:iCs/>
-        </w:rPr>
-        <w:t>g</w:t>
-      </w:r>
-      <w:r>
-        <w:t xml:space="preserve">) contribute, at distance at least </w:t>
-      </w:r>
-      <w:r>
-        <w:rPr>
-          <w:i/>
-          <w:iCs/>
-        </w:rPr>
-        <w:t>d</w:t>
-      </w:r>
-      <w:r>
-        <w:t xml:space="preserve"> from one another, so |μ′(</w:t>
-      </w:r>
-      <w:r>
-        <w:rPr>
-          <w:i/>
-          <w:iCs/>
-        </w:rPr>
-        <w:t>f</w:t>
-      </w:r>
-      <w:r>
-        <w:t>) − μ</w:t>
-      </w:r>
-      <w:r>
-        <w:rPr>
-          <w:vertAlign w:val="subscript"/>
-        </w:rPr>
-        <w:t>j</w:t>
-      </w:r>
-      <w:r>
-        <w:t>(</w:t>
-      </w:r>
-      <w:r>
-        <w:rPr>
-          <w:i/>
-          <w:iCs/>
-        </w:rPr>
-        <w:t>f</w:t>
-      </w:r>
-      <w:r>
-        <w:t xml:space="preserve">)| ≤ </w:t>
-      </w:r>
-      <w:r>
-        <w:rPr>
-          <w:i/>
-          <w:iCs/>
-        </w:rPr>
-        <w:t>N</w:t>
-      </w:r>
-      <w:r>
-        <w:t>(</w:t>
-      </w:r>
-      <w:r>
-        <w:rPr>
-          <w:i/>
-          <w:iCs/>
-        </w:rPr>
-        <w:t>f</w:t>
-      </w:r>
-      <w:r>
-        <w:t>) · 2‖</w:t>
-      </w:r>
-      <w:r>
-        <w:rPr>
-          <w:i/>
-          <w:iCs/>
-        </w:rPr>
-        <w:t>f</w:t>
-      </w:r>
-      <w:r>
-        <w:t>‖ · α</w:t>
-      </w:r>
-      <w:r>
-        <w:rPr>
-          <w:vertAlign w:val="superscript"/>
-        </w:rPr>
-        <w:t>d</w:t>
-      </w:r>
-      <w:r>
-        <w:t>/(1 − α), and with μ</w:t>
-      </w:r>
-      <w:r>
-        <w:rPr>
-          <w:vertAlign w:val="subscript"/>
-        </w:rPr>
-        <w:t>j</w:t>
-      </w:r>
-      <w:r>
-        <w:t>(</w:t>
-      </w:r>
-      <w:r>
-        <w:rPr>
-          <w:i/>
-          <w:iCs/>
-        </w:rPr>
-        <w:t>g</w:t>
-      </w:r>
-      <w:r>
-        <w:t>′) ≤ 3‖</w:t>
-      </w:r>
-      <w:r>
-        <w:rPr>
-          <w:i/>
-          <w:iCs/>
-        </w:rPr>
-        <w:t>g</w:t>
-      </w:r>
-      <w:r>
-        <w:t>‖ this is (8.6).</w:t>
-      </w:r>
-    </w:p>
-    <w:p>
-      <w:pPr>
-        <w:spacing w:after="120"/>
-        <w:ind w:firstLine="360"/>
-        <w:jc w:val="both"/>
-      </w:pPr>
-      <w:r>
-        <w:t xml:space="preserve">For the gap, let </w:t>
-      </w:r>
-      <w:r>
-        <w:rPr>
-          <w:i/>
-          <w:iCs/>
-        </w:rPr>
-        <w:t>f</w:t>
-      </w:r>
-      <w:r>
-        <w:t xml:space="preserve"> be an observable, bounded uniformly in </w:t>
-      </w:r>
-      <w:r>
-        <w:rPr>
-          <w:i/>
-          <w:iCs/>
-        </w:rPr>
-        <w:t>j</w:t>
-      </w:r>
-      <w:r>
-        <w:t xml:space="preserve">, whose links lie in the time interval [0, </w:t>
-      </w:r>
-      <w:r>
-        <w:rPr>
-          <w:i/>
-          <w:iCs/>
-        </w:rPr>
-        <w:t>w</w:t>
-      </w:r>
-      <w:r>
-        <w:t>]. The links of θ</w:t>
-      </w:r>
-      <w:r>
-        <w:rPr>
-          <w:i/>
-          <w:iCs/>
-        </w:rPr>
-        <w:t>f̄</w:t>
-      </w:r>
-      <w:r>
-        <w:t xml:space="preserve"> lie in [−</w:t>
-      </w:r>
-      <w:r>
-        <w:rPr>
-          <w:i/>
-          <w:iCs/>
-        </w:rPr>
-        <w:t>w</w:t>
-      </w:r>
-      <w:r>
-        <w:t>, 0] and those of τ</w:t>
-      </w:r>
-      <w:r>
-        <w:rPr>
-          <w:vertAlign w:val="subscript"/>
-        </w:rPr>
-        <w:t>t</w:t>
-      </w:r>
-      <w:r>
-        <w:rPr>
-          <w:i/>
-          <w:iCs/>
-        </w:rPr>
-        <w:t>f</w:t>
-      </w:r>
-      <w:r>
-        <w:t xml:space="preserve"> in [</w:t>
-      </w:r>
-      <w:r>
-        <w:rPr>
-          <w:i/>
-          <w:iCs/>
-        </w:rPr>
-        <w:t>t</w:t>
-      </w:r>
-      <w:r>
-        <w:t xml:space="preserve">, </w:t>
-      </w:r>
-      <w:r>
-        <w:rPr>
-          <w:i/>
-          <w:iCs/>
-        </w:rPr>
-        <w:t>t</w:t>
-      </w:r>
-      <w:r>
-        <w:t xml:space="preserve"> + </w:t>
-      </w:r>
-      <w:r>
-        <w:rPr>
-          <w:i/>
-          <w:iCs/>
-        </w:rPr>
-        <w:t>w</w:t>
-      </w:r>
-      <w:r>
-        <w:t xml:space="preserve">], and the block boundaries in time are the multiples of </w:t>
-      </w:r>
-      <w:r>
-        <w:rPr>
-          <w:i/>
-          <w:iCs/>
-        </w:rPr>
-        <w:t>a</w:t>
-      </w:r>
-      <w:r>
-        <w:rPr>
-          <w:vertAlign w:val="subscript"/>
-        </w:rPr>
-        <w:t>c</w:t>
-      </w:r>
-      <w:r>
-        <w:t xml:space="preserve">, so the distance between </w:t>
-      </w:r>
-      <w:r>
-        <w:rPr>
-          <w:i/>
-          <w:iCs/>
-        </w:rPr>
-        <w:t>S</w:t>
-      </w:r>
-      <w:r>
-        <w:t>(θ</w:t>
-      </w:r>
-      <w:r>
-        <w:rPr>
-          <w:i/>
-          <w:iCs/>
-        </w:rPr>
-        <w:t>f̄</w:t>
-      </w:r>
-      <w:r>
-        <w:t xml:space="preserve">) and </w:t>
-      </w:r>
-      <w:r>
-        <w:rPr>
-          <w:i/>
-          <w:iCs/>
-        </w:rPr>
-        <w:t>S</w:t>
-      </w:r>
-      <w:r>
-        <w:t>(τ</w:t>
-      </w:r>
-      <w:r>
-        <w:rPr>
-          <w:vertAlign w:val="subscript"/>
-        </w:rPr>
-        <w:t>t</w:t>
-      </w:r>
-      <w:r>
-        <w:rPr>
-          <w:i/>
-          <w:iCs/>
-        </w:rPr>
-        <w:t>f</w:t>
-      </w:r>
-      <w:r>
-        <w:t>) is at least ⌊</w:t>
-      </w:r>
-      <w:r>
-        <w:rPr>
-          <w:i/>
-          <w:iCs/>
-        </w:rPr>
-        <w:t>t</w:t>
-      </w:r>
-      <w:r>
-        <w:t>/</w:t>
-      </w:r>
-      <w:r>
-        <w:rPr>
-          <w:i/>
-          <w:iCs/>
-        </w:rPr>
-        <w:t>a</w:t>
-      </w:r>
-      <w:r>
-        <w:rPr>
-          <w:vertAlign w:val="subscript"/>
-        </w:rPr>
-        <w:t>c</w:t>
-      </w:r>
-      <w:r>
-        <w:t>⌋</w:t>
-      </w:r>
-      <w:r>
-        <w:t xml:space="preserve"> ≥ </w:t>
-      </w:r>
-      <w:r>
-        <w:rPr>
-          <w:i/>
-          <w:iCs/>
-        </w:rPr>
-        <w:t>t</w:t>
-      </w:r>
-      <w:r>
-        <w:t>/</w:t>
-      </w:r>
-      <w:r>
-        <w:rPr>
-          <w:i/>
-          <w:iCs/>
-        </w:rPr>
-        <w:t>a</w:t>
-      </w:r>
-      <w:r>
-        <w:rPr>
-          <w:vertAlign w:val="subscript"/>
-        </w:rPr>
-        <w:t>c</w:t>
-      </w:r>
-      <w:r>
-        <w:t xml:space="preserve"> − 1. By (8.6), </w:t>
-      </w:r>
-      <w:r>
-        <w:rPr>
-          <w:i/>
-          <w:iCs/>
-        </w:rPr>
-        <w:t>S</w:t>
-      </w:r>
-      <w:r>
-        <w:rPr>
-          <w:vertAlign w:val="subscript"/>
-        </w:rPr>
-        <w:t>j</w:t>
-      </w:r>
-      <w:r>
-        <w:t>(θ</w:t>
-      </w:r>
-      <w:r>
-        <w:rPr>
-          <w:i/>
-          <w:iCs/>
-        </w:rPr>
-        <w:t>f̄</w:t>
-      </w:r>
-      <w:r>
-        <w:t xml:space="preserve"> · τ</w:t>
-      </w:r>
-      <w:r>
-        <w:rPr>
-          <w:vertAlign w:val="subscript"/>
-        </w:rPr>
-        <w:t>t</w:t>
-      </w:r>
-      <w:r>
-        <w:rPr>
-          <w:i/>
-          <w:iCs/>
-        </w:rPr>
-        <w:t>f</w:t>
-      </w:r>
-      <w:r>
-        <w:t>) − |</w:t>
-      </w:r>
-      <w:r>
-        <w:rPr>
-          <w:i/>
-          <w:iCs/>
-        </w:rPr>
-        <w:t>S</w:t>
-      </w:r>
-      <w:r>
-        <w:rPr>
-          <w:vertAlign w:val="subscript"/>
-        </w:rPr>
-        <w:t>j</w:t>
-      </w:r>
-      <w:r>
-        <w:t>(</w:t>
-      </w:r>
-      <w:r>
-        <w:rPr>
-          <w:i/>
-          <w:iCs/>
-        </w:rPr>
-        <w:t>f</w:t>
-      </w:r>
-      <w:r>
-        <w:t xml:space="preserve">)|² ≤ </w:t>
-      </w:r>
-      <w:r>
-        <w:rPr>
-          <w:i/>
-          <w:iCs/>
-        </w:rPr>
-        <w:t>C</w:t>
-      </w:r>
-      <w:r>
-        <w:rPr>
-          <w:vertAlign w:val="subscript"/>
-        </w:rPr>
-        <w:t>f</w:t>
-      </w:r>
-      <w:r>
-        <w:t xml:space="preserve"> </w:t>
-      </w:r>
-      <w:r>
-        <w:rPr>
-          <w:i/>
-          <w:iCs/>
-        </w:rPr>
-        <w:t>e</w:t>
-      </w:r>
-      <w:r>
-        <w:rPr>
-          <w:vertAlign w:val="superscript"/>
-        </w:rPr>
-        <w:t>−</w:t>
-      </w:r>
-      <w:r>
-        <w:rPr>
-          <w:vertAlign w:val="superscript"/>
-        </w:rPr>
-        <w:t>mt</w:t>
-      </w:r>
-      <w:r>
-        <w:t xml:space="preserve"> with </w:t>
-      </w:r>
-      <w:r>
-        <w:rPr>
-          <w:i/>
-          <w:iCs/>
-        </w:rPr>
-        <w:t>m</w:t>
-      </w:r>
-      <w:r>
-        <w:t xml:space="preserve"> as in (8.7) and </w:t>
-      </w:r>
-      <w:r>
-        <w:rPr>
-          <w:i/>
-          <w:iCs/>
-        </w:rPr>
-        <w:t>C</w:t>
-      </w:r>
-      <w:r>
-        <w:rPr>
-          <w:vertAlign w:val="subscript"/>
-        </w:rPr>
-        <w:t>f</w:t>
-      </w:r>
-      <w:r>
-        <w:t xml:space="preserve"> = 6</w:t>
-      </w:r>
-      <w:r>
-        <w:rPr>
-          <w:i/>
-          <w:iCs/>
-        </w:rPr>
-        <w:t>N</w:t>
-      </w:r>
-      <w:r>
-        <w:t>(</w:t>
-      </w:r>
-      <w:r>
-        <w:rPr>
-          <w:i/>
-          <w:iCs/>
-        </w:rPr>
-        <w:t>f</w:t>
-      </w:r>
-      <w:r>
-        <w:t>)‖</w:t>
-      </w:r>
-      <w:r>
-        <w:rPr>
-          <w:i/>
-          <w:iCs/>
-        </w:rPr>
-        <w:t>f</w:t>
-      </w:r>
-      <w:r>
-        <w:t xml:space="preserve">‖²/(α(1 − α)), a constant independent of </w:t>
-      </w:r>
-      <w:r>
-        <w:rPr>
-          <w:i/>
-          <w:iCs/>
-        </w:rPr>
-        <w:t>j</w:t>
-      </w:r>
-      <w:r>
-        <w:t xml:space="preserve"> and of the lattice because </w:t>
-      </w:r>
-      <w:r>
-        <w:rPr>
-          <w:i/>
-          <w:iCs/>
-        </w:rPr>
-        <w:t>N</w:t>
-      </w:r>
-      <w:r>
-        <w:t>(</w:t>
-      </w:r>
-      <w:r>
-        <w:rPr>
-          <w:i/>
-          <w:iCs/>
-        </w:rPr>
-        <w:t>f</w:t>
-      </w:r>
-      <w:r>
-        <w:t>) and ‖</w:t>
-      </w:r>
-      <w:r>
-        <w:rPr>
-          <w:i/>
-          <w:iCs/>
-        </w:rPr>
-        <w:t>f</w:t>
-      </w:r>
-      <w:r>
-        <w:t xml:space="preserve">‖ are. This is the hypothesis of Theorem 7.4 with </w:t>
-      </w:r>
-      <w:r>
-        <w:rPr>
-          <w:i/>
-          <w:iCs/>
-        </w:rPr>
-        <w:t>r</w:t>
-      </w:r>
-      <w:r>
-        <w:rPr>
-          <w:vertAlign w:val="subscript"/>
-        </w:rPr>
-        <w:t>j</w:t>
-      </w:r>
-      <w:r>
-        <w:t xml:space="preserve"> = 0 at every </w:t>
-      </w:r>
-      <w:r>
-        <w:rPr>
-          <w:i/>
-          <w:iCs/>
-        </w:rPr>
-        <w:t>t</w:t>
-      </w:r>
-      <w:r>
-        <w:t xml:space="preserve"> ∈ </w:t>
-      </w:r>
-      <w:r>
-        <w:rPr>
-          <w:i/>
-          <w:iCs/>
-        </w:rPr>
-        <w:t>D</w:t>
-      </w:r>
-      <w:r>
-        <w:t>, and Theorem 7.4 gives the conclusion.</w:t>
-      </w:r>
-      <w:r>
-        <w:t> ∎</w:t>
-      </w:r>
-    </w:p>
-    <w:p>
-      <w:pPr>
-        <w:spacing w:before="160" w:after="80"/>
-        <w:jc w:val="both"/>
-      </w:pPr>
-      <w:r>
-        <w:rPr>
-          <w:b/>
-          <w:bCs/>
-        </w:rPr>
-        <w:t xml:space="preserve">Proposition 8.5 (The tilt lemmas). </w:t>
+        <w:t xml:space="preserve">Proposition 8.4 (The tilt lemmas). </w:t>
       </w:r>
       <w:r>
         <w:rPr>
@@ -23158,7 +21371,7 @@
       </m:oMath>
       <w:r>
         <w:tab/>
-        <w:t>(8.8)</w:t>
+        <w:t>(8.6)</w:t>
       </w:r>
     </w:p>
     <w:p>
@@ -23171,7 +21384,7 @@
           <w:i/>
           <w:iCs/>
         </w:rPr>
-        <w:t>Consequently, let W be a positive weight on the links of a blocked lattice with interdependence matrix C, and δ a bounded function of the links; let o</w:t>
+        <w:t>Consequently, let W be a positive weight on the configurations of finitely many sites with compact spin spaces, with interdependence matrix C, and δ a bounded function of the configuration; let o</w:t>
       </w:r>
       <w:r>
         <w:rPr>
@@ -23187,7 +21400,7 @@
           <w:i/>
           <w:iCs/>
         </w:rPr>
-        <w:t>be the supremum, over outside configurations, of the oscillation of</w:t>
+        <w:t>be the supremum, over configurations, of the oscillation of</w:t>
       </w:r>
       <w:r>
         <w:t xml:space="preserve"> δ </w:t>
@@ -23197,23 +21410,7 @@
           <w:i/>
           <w:iCs/>
         </w:rPr>
-        <w:t>along the links of B</w:t>
-      </w:r>
-      <w:r>
-        <w:rPr>
-          <w:vertAlign w:val="subscript"/>
-        </w:rPr>
-        <w:t>y</w:t>
-      </w:r>
-      <w:r>
-        <w:t xml:space="preserve">, </w:t>
-      </w:r>
-      <w:r>
-        <w:rPr>
-          <w:i/>
-          <w:iCs/>
-        </w:rPr>
-        <w:t>and</w:t>
+        <w:t>in the variable at y, and</w:t>
       </w:r>
       <w:r>
         <w:t xml:space="preserve"> Δ</w:t>
@@ -23232,39 +21429,17 @@
           <w:i/>
           <w:iCs/>
         </w:rPr>
-        <w:t>the supremum, over pairs of outside configurations differing only on B</w:t>
-      </w:r>
-      <w:r>
-        <w:rPr>
-          <w:vertAlign w:val="subscript"/>
-        </w:rPr>
-        <w:t>y′</w:t>
-      </w:r>
-      <w:r>
-        <w:t xml:space="preserve">, </w:t>
-      </w:r>
-      <w:r>
-        <w:rPr>
-          <w:i/>
-          <w:iCs/>
-        </w:rPr>
-        <w:t>of the oscillation along B</w:t>
-      </w:r>
-      <w:r>
-        <w:rPr>
-          <w:vertAlign w:val="subscript"/>
-        </w:rPr>
-        <w:t>y</w:t>
-      </w:r>
-      <w:r>
-        <w:t xml:space="preserve"> </w:t>
-      </w:r>
-      <w:r>
-        <w:rPr>
-          <w:i/>
-          <w:iCs/>
-        </w:rPr>
-        <w:t>of the difference of the two restrictions of</w:t>
+        <w:t>the supremum, over pairs of configurations differing only at y</w:t>
+      </w:r>
+      <w:r>
+        <w:t xml:space="preserve">′, </w:t>
+      </w:r>
+      <w:r>
+        <w:rPr>
+          <w:i/>
+          <w:iCs/>
+        </w:rPr>
+        <w:t>of the oscillation in the variable at y of the difference of the two restrictions of</w:t>
       </w:r>
       <w:r>
         <w:t xml:space="preserve"> δ. </w:t>
@@ -23492,7 +21667,7 @@
       </m:oMath>
       <w:r>
         <w:tab/>
-        <w:t>(8.9)</w:t>
+        <w:t>(8.7)</w:t>
       </w:r>
     </w:p>
     <w:p>
@@ -24838,7 +23013,7 @@
         <w:t>B</w:t>
       </w:r>
       <w:r>
-        <w:t xml:space="preserve">, which is the second inequality. For the last assertion, fix a block </w:t>
+        <w:t xml:space="preserve">, which is the second inequality. For the last assertion, fix a site </w:t>
       </w:r>
       <w:r>
         <w:rPr>
@@ -24848,7 +23023,7 @@
         <w:t>y</w:t>
       </w:r>
       <w:r>
-        <w:t xml:space="preserve"> and an outside configuration ω, and let </w:t>
+        <w:t xml:space="preserve"> and a configuration ω of the other sites, and let </w:t>
       </w:r>
       <w:r>
         <w:rPr>
@@ -24864,18 +23039,12 @@
         <w:t>ω</w:t>
       </w:r>
       <w:r>
-        <w:t xml:space="preserve"> be the conditional law of the links of </w:t>
-      </w:r>
-      <w:r>
-        <w:rPr>
-          <w:i/>
-          <w:iCs/>
-        </w:rPr>
-        <w:t>B</w:t>
-      </w:r>
-      <w:r>
-        <w:rPr>
-          <w:vertAlign w:val="subscript"/>
+        <w:t xml:space="preserve"> be the conditional law of the variable at </w:t>
+      </w:r>
+      <w:r>
+        <w:rPr>
+          <w:i/>
+          <w:iCs/>
         </w:rPr>
         <w:t>y</w:t>
       </w:r>
@@ -24935,18 +23104,12 @@
         <w:t>ω</w:t>
       </w:r>
       <w:r>
-        <w:t xml:space="preserve"> with ρ the restriction of δ to the links of </w:t>
-      </w:r>
-      <w:r>
-        <w:rPr>
-          <w:i/>
-          <w:iCs/>
-        </w:rPr>
-        <w:t>B</w:t>
-      </w:r>
-      <w:r>
-        <w:rPr>
-          <w:vertAlign w:val="subscript"/>
+        <w:t xml:space="preserve"> with ρ the restriction of δ to the variable at </w:t>
+      </w:r>
+      <w:r>
+        <w:rPr>
+          <w:i/>
+          <w:iCs/>
         </w:rPr>
         <w:t>y</w:t>
       </w:r>
@@ -24967,23 +23130,17 @@
         <w:t>y</w:t>
       </w:r>
       <w:r>
-        <w:t xml:space="preserve">(δ). If ω′ differs from ω only on </w:t>
-      </w:r>
-      <w:r>
-        <w:rPr>
-          <w:i/>
-          <w:iCs/>
-        </w:rPr>
-        <w:t>B</w:t>
-      </w:r>
-      <w:r>
-        <w:rPr>
-          <w:vertAlign w:val="subscript"/>
-        </w:rPr>
-        <w:t>y′</w:t>
-      </w:r>
-      <w:r>
-        <w:t xml:space="preserve">, with restriction ρ′, then </w:t>
+        <w:t xml:space="preserve">(δ). If ω′ differs from ω only at </w:t>
+      </w:r>
+      <w:r>
+        <w:rPr>
+          <w:i/>
+          <w:iCs/>
+        </w:rPr>
+        <w:t>y</w:t>
+      </w:r>
+      <w:r>
+        <w:t xml:space="preserve">′, with restriction ρ′, then </w:t>
       </w:r>
       <w:r>
         <w:rPr>
@@ -25308,376 +23465,80 @@
     </w:p>
     <w:p>
       <w:pPr>
-        <w:spacing w:before="120" w:after="120"/>
-        <w:ind w:firstLine="360"/>
+        <w:spacing w:before="160" w:after="80"/>
         <w:jc w:val="both"/>
       </w:pPr>
       <w:r>
-        <w:t>The second form of the reduction is the one the route of §8.1 attacks: a bound on the blocked measure at the crossover scale, together with a bound on the field inside the blocks. A block map is a measurable bijection of SU(2)</w:t>
-      </w:r>
-      <w:r>
-        <w:rPr>
+        <w:rPr>
+          <w:b/>
+          <w:bCs/>
+        </w:rPr>
+        <w:t xml:space="preserve">Hypothesis I (The blocked bound). </w:t>
+      </w:r>
+      <w:r>
+        <w:rPr>
+          <w:i/>
+          <w:iCs/>
+        </w:rPr>
+        <w:t>There are numbers κ &gt; 0 and α &lt; 1 and a rung j₀ such that at every rung j ≥ j₀, on every lattice of the construction, Σ</w:t>
+      </w:r>
+      <w:r>
+        <w:rPr>
+          <w:i/>
+          <w:iCs/>
+          <w:vertAlign w:val="subscript"/>
+        </w:rPr>
+        <w:t>y′</w:t>
+      </w:r>
+      <w:r>
+        <w:rPr>
+          <w:i/>
+          <w:iCs/>
+        </w:rPr>
+        <w:t xml:space="preserve"> C</w:t>
+      </w:r>
+      <w:r>
+        <w:rPr>
+          <w:i/>
+          <w:iCs/>
           <w:vertAlign w:val="superscript"/>
         </w:rPr>
-        <w:t>E(y)</w:t>
-      </w:r>
-      <w:r>
-        <w:t xml:space="preserve"> onto a product </w:t>
-      </w:r>
-      <w:r>
-        <w:rPr>
-          <w:i/>
-          <w:iCs/>
-        </w:rPr>
-        <w:t>V</w:t>
-      </w:r>
-      <w:r>
-        <w:t xml:space="preserve"> × Φ</w:t>
-      </w:r>
-      <w:r>
-        <w:rPr>
+        <w:t>λ</w:t>
+      </w:r>
+      <w:r>
+        <w:rPr>
+          <w:i/>
+          <w:iCs/>
           <w:vertAlign w:val="subscript"/>
         </w:rPr>
         <w:t>j</w:t>
       </w:r>
       <w:r>
-        <w:t xml:space="preserve">, with measurable inverse, the same for every block, in which </w:t>
-      </w:r>
-      <w:r>
-        <w:rPr>
-          <w:i/>
-          <w:iCs/>
-        </w:rPr>
-        <w:t>V</w:t>
-      </w:r>
-      <w:r>
-        <w:t xml:space="preserve"> is a fixed compact space, the space of the coarse variables, and Φ</w:t>
-      </w:r>
-      <w:r>
-        <w:rPr>
-          <w:vertAlign w:val="subscript"/>
-        </w:rPr>
-        <w:t>j</w:t>
-      </w:r>
-      <w:r>
-        <w:t xml:space="preserve"> is compact; the holonomies of a block along a fixed set of its paths, with the remaining links in a fixed gauge, are such a map. Write </w:t>
-      </w:r>
-      <w:r>
-        <w:rPr>
-          <w:i/>
-          <w:iCs/>
-        </w:rPr>
-        <w:t>v</w:t>
-      </w:r>
-      <w:r>
-        <w:rPr>
-          <w:vertAlign w:val="subscript"/>
-        </w:rPr>
-        <w:t>y</w:t>
-      </w:r>
-      <w:r>
-        <w:t xml:space="preserve"> ∈ </w:t>
-      </w:r>
-      <w:r>
-        <w:rPr>
-          <w:i/>
-          <w:iCs/>
-        </w:rPr>
-        <w:t>V</w:t>
-      </w:r>
-      <w:r>
-        <w:t xml:space="preserve"> and φ</w:t>
-      </w:r>
-      <w:r>
-        <w:rPr>
-          <w:vertAlign w:val="subscript"/>
-        </w:rPr>
-        <w:t>y</w:t>
-      </w:r>
-      <w:r>
-        <w:t xml:space="preserve"> ∈ Φ</w:t>
-      </w:r>
-      <w:r>
-        <w:rPr>
-          <w:vertAlign w:val="subscript"/>
-        </w:rPr>
-        <w:t>j</w:t>
-      </w:r>
-      <w:r>
-        <w:t xml:space="preserve"> for the coordinates of the links of </w:t>
-      </w:r>
-      <w:r>
-        <w:rPr>
-          <w:i/>
-          <w:iCs/>
-        </w:rPr>
-        <w:t>B</w:t>
-      </w:r>
-      <w:r>
-        <w:rPr>
-          <w:vertAlign w:val="subscript"/>
-        </w:rPr>
-        <w:t>y</w:t>
-      </w:r>
-      <w:r>
-        <w:t>. The blocked measure λ</w:t>
-      </w:r>
-      <w:r>
-        <w:rPr>
-          <w:vertAlign w:val="subscript"/>
-        </w:rPr>
-        <w:t>j</w:t>
-      </w:r>
-      <w:r>
-        <w:t xml:space="preserve"> is the law of the coarse configuration </w:t>
-      </w:r>
-      <w:r>
-        <w:rPr>
-          <w:i/>
-          <w:iCs/>
-        </w:rPr>
-        <w:t>v</w:t>
-      </w:r>
-      <w:r>
-        <w:t xml:space="preserve"> = (</w:t>
-      </w:r>
-      <w:r>
-        <w:rPr>
-          <w:i/>
-          <w:iCs/>
-        </w:rPr>
-        <w:t>v</w:t>
-      </w:r>
-      <w:r>
-        <w:rPr>
-          <w:vertAlign w:val="subscript"/>
-        </w:rPr>
-        <w:t>y</w:t>
-      </w:r>
-      <w:r>
-        <w:t>) under μ</w:t>
-      </w:r>
-      <w:r>
-        <w:rPr>
-          <w:vertAlign w:val="subscript"/>
-        </w:rPr>
-        <w:t>j</w:t>
-      </w:r>
-      <w:r>
-        <w:t>, and the fibre measure ν</w:t>
-      </w:r>
-      <w:r>
-        <w:rPr>
-          <w:vertAlign w:val="subscript"/>
-        </w:rPr>
-        <w:t>j</w:t>
-      </w:r>
-      <w:r>
-        <w:t xml:space="preserve">(· | </w:t>
-      </w:r>
-      <w:r>
-        <w:rPr>
-          <w:i/>
-          <w:iCs/>
-        </w:rPr>
-        <w:t>v</w:t>
-      </w:r>
-      <w:r>
-        <w:t>) is a regular conditional law of the fine coordinates φ = (φ</w:t>
-      </w:r>
-      <w:r>
-        <w:rPr>
-          <w:vertAlign w:val="subscript"/>
-        </w:rPr>
-        <w:t>y</w:t>
-      </w:r>
-      <w:r>
-        <w:t xml:space="preserve">) given </w:t>
-      </w:r>
-      <w:r>
-        <w:rPr>
-          <w:i/>
-          <w:iCs/>
-        </w:rPr>
-        <w:t>v</w:t>
-      </w:r>
-      <w:r>
-        <w:t>. The blocked measure has conditional laws λ</w:t>
-      </w:r>
-      <w:r>
-        <w:rPr>
-          <w:vertAlign w:val="subscript"/>
-        </w:rPr>
-        <w:t>j</w:t>
-      </w:r>
-      <w:r>
-        <w:t>(</w:t>
-      </w:r>
-      <w:r>
-        <w:rPr>
-          <w:i/>
-          <w:iCs/>
-        </w:rPr>
-        <w:t>dv</w:t>
-      </w:r>
-      <w:r>
-        <w:rPr>
-          <w:vertAlign w:val="subscript"/>
-        </w:rPr>
-        <w:t>y</w:t>
-      </w:r>
-      <w:r>
-        <w:t xml:space="preserve"> | </w:t>
-      </w:r>
-      <w:r>
-        <w:rPr>
-          <w:i/>
-          <w:iCs/>
-        </w:rPr>
-        <w:t>v</w:t>
-      </w:r>
-      <w:r>
-        <w:t xml:space="preserve">) given the other coarse variables, with no restriction on their range, and an interdependence matrix </w:t>
-      </w:r>
-      <w:r>
-        <w:rPr>
-          <w:i/>
-          <w:iCs/>
-        </w:rPr>
-        <w:t>C</w:t>
-      </w:r>
-      <w:r>
-        <w:rPr>
+        <w:rPr>
+          <w:i/>
+          <w:iCs/>
+        </w:rPr>
+        <w:t>(y, y′) e</w:t>
+      </w:r>
+      <w:r>
+        <w:rPr>
+          <w:i/>
+          <w:iCs/>
           <w:vertAlign w:val="superscript"/>
         </w:rPr>
-        <w:t>λ</w:t>
-      </w:r>
-      <w:r>
-        <w:rPr>
-          <w:vertAlign w:val="subscript"/>
-        </w:rPr>
-        <w:t>j</w:t>
-      </w:r>
-      <w:r>
-        <w:t>(</w:t>
-      </w:r>
-      <w:r>
-        <w:rPr>
-          <w:i/>
-          <w:iCs/>
-        </w:rPr>
-        <w:t>y</w:t>
-      </w:r>
-      <w:r>
-        <w:t xml:space="preserve">, </w:t>
-      </w:r>
-      <w:r>
-        <w:rPr>
-          <w:i/>
-          <w:iCs/>
-        </w:rPr>
-        <w:t>y</w:t>
-      </w:r>
-      <w:r>
-        <w:t xml:space="preserve">′) formed from them as in (8.5). For each </w:t>
-      </w:r>
-      <w:r>
-        <w:rPr>
-          <w:i/>
-          <w:iCs/>
-        </w:rPr>
-        <w:t>v</w:t>
-      </w:r>
-      <w:r>
-        <w:t xml:space="preserve">, the fibre measure is a Gibbs measure on the blocks whose conditional at </w:t>
-      </w:r>
-      <w:r>
-        <w:rPr>
-          <w:i/>
-          <w:iCs/>
-        </w:rPr>
-        <w:t>y</w:t>
-      </w:r>
-      <w:r>
-        <w:t>, given the fine coordinates of the other blocks, is the block conditional of μ</w:t>
-      </w:r>
-      <w:r>
-        <w:rPr>
-          <w:vertAlign w:val="subscript"/>
-        </w:rPr>
-        <w:t>j</w:t>
-      </w:r>
-      <w:r>
-        <w:t xml:space="preserve"> restricted to the fibre over </w:t>
-      </w:r>
-      <w:r>
-        <w:rPr>
-          <w:i/>
-          <w:iCs/>
-        </w:rPr>
-        <w:t>v</w:t>
-      </w:r>
-      <w:r>
-        <w:rPr>
-          <w:vertAlign w:val="subscript"/>
-        </w:rPr>
-        <w:t>y</w:t>
-      </w:r>
-      <w:r>
-        <w:t xml:space="preserve">; it depends only on the adjacent blocks, and its interdependence matrix is written </w:t>
-      </w:r>
-      <w:r>
-        <w:rPr>
-          <w:i/>
-          <w:iCs/>
-        </w:rPr>
-        <w:t>C</w:t>
-      </w:r>
-      <w:r>
-        <w:t>′</w:t>
-      </w:r>
-      <w:r>
-        <w:rPr>
-          <w:vertAlign w:val="subscript"/>
-        </w:rPr>
-        <w:t>j</w:t>
-      </w:r>
-      <w:r>
-        <w:t>(</w:t>
-      </w:r>
-      <w:r>
-        <w:rPr>
-          <w:i/>
-          <w:iCs/>
-        </w:rPr>
-        <w:t>y</w:t>
-      </w:r>
-      <w:r>
-        <w:t xml:space="preserve">, </w:t>
-      </w:r>
-      <w:r>
-        <w:rPr>
-          <w:i/>
-          <w:iCs/>
-        </w:rPr>
-        <w:t>y</w:t>
-      </w:r>
-      <w:r>
-        <w:t xml:space="preserve">′; </w:t>
-      </w:r>
-      <w:r>
-        <w:rPr>
-          <w:i/>
-          <w:iCs/>
-        </w:rPr>
-        <w:t>v</w:t>
-      </w:r>
-      <w:r>
-        <w:t>).</w:t>
+        <w:t>κ|y−y′|</w:t>
+      </w:r>
+      <w:r>
+        <w:rPr>
+          <w:i/>
+          <w:iCs/>
+        </w:rPr>
+        <w:t xml:space="preserve"> ≤ α for every coarse point y.</w:t>
       </w:r>
     </w:p>
     <w:p>
       <w:pPr>
+        <w:keepNext/>
         <w:spacing w:before="160" w:after="80"/>
         <w:jc w:val="both"/>
       </w:pPr>
@@ -25686,71 +23547,177 @@
           <w:b/>
           <w:bCs/>
         </w:rPr>
-        <w:t xml:space="preserve">Hypothesis II (The blocked bound). </w:t>
-      </w:r>
-      <w:r>
-        <w:rPr>
-          <w:i/>
-          <w:iCs/>
-        </w:rPr>
-        <w:t>There are numbers κ &gt; 0 and α &lt; 1 and a rung j₀ such that at every rung j ≥ j₀, on every lattice of the construction, Σ</w:t>
-      </w:r>
-      <w:r>
-        <w:rPr>
-          <w:i/>
-          <w:iCs/>
-          <w:vertAlign w:val="subscript"/>
-        </w:rPr>
-        <w:t>y′</w:t>
-      </w:r>
-      <w:r>
-        <w:rPr>
-          <w:i/>
-          <w:iCs/>
-        </w:rPr>
-        <w:t xml:space="preserve"> C</w:t>
-      </w:r>
-      <w:r>
-        <w:rPr>
-          <w:i/>
-          <w:iCs/>
-          <w:vertAlign w:val="superscript"/>
-        </w:rPr>
-        <w:t>λ</w:t>
-      </w:r>
-      <w:r>
-        <w:rPr>
-          <w:i/>
-          <w:iCs/>
-          <w:vertAlign w:val="subscript"/>
-        </w:rPr>
-        <w:t>j</w:t>
-      </w:r>
-      <w:r>
-        <w:rPr>
-          <w:i/>
-          <w:iCs/>
-        </w:rPr>
-        <w:t>(y, y′) e</w:t>
-      </w:r>
-      <w:r>
-        <w:rPr>
-          <w:i/>
-          <w:iCs/>
-          <w:vertAlign w:val="superscript"/>
-        </w:rPr>
-        <w:t>κ|y−y′|</w:t>
-      </w:r>
-      <w:r>
-        <w:rPr>
-          <w:i/>
-          <w:iCs/>
-        </w:rPr>
-        <w:t xml:space="preserve"> ≤ α for every block y.</w:t>
+        <w:t xml:space="preserve">Hypothesis II (The fibre clustering). </w:t>
+      </w:r>
+      <w:r>
+        <w:rPr>
+          <w:i/>
+          <w:iCs/>
+        </w:rPr>
+        <w:t>There are a number ρ′ &lt; 1, a constant K′ and a rung j₀ such that at every rung j ≥ j₀, on every lattice of the construction, for every coarse configuration v and all bounded observables f and g, with d the distance between S(f) and S(g):</w:t>
       </w:r>
     </w:p>
     <w:p>
       <w:pPr>
+        <w:keepNext/>
+        <w:spacing w:before="40" w:after="80"/>
+        <w:ind w:left="360"/>
+        <w:jc w:val="both"/>
+      </w:pPr>
+      <w:r>
+        <w:rPr>
+          <w:i/>
+          <w:iCs/>
+        </w:rPr>
+        <w:t>(a) |ν</w:t>
+      </w:r>
+      <w:r>
+        <w:rPr>
+          <w:i/>
+          <w:iCs/>
+          <w:vertAlign w:val="subscript"/>
+        </w:rPr>
+        <w:t>j</w:t>
+      </w:r>
+      <w:r>
+        <w:rPr>
+          <w:i/>
+          <w:iCs/>
+        </w:rPr>
+        <w:t>(fg | v) − ν</w:t>
+      </w:r>
+      <w:r>
+        <w:rPr>
+          <w:i/>
+          <w:iCs/>
+          <w:vertAlign w:val="subscript"/>
+        </w:rPr>
+        <w:t>j</w:t>
+      </w:r>
+      <w:r>
+        <w:rPr>
+          <w:i/>
+          <w:iCs/>
+        </w:rPr>
+        <w:t>(f | v) ν</w:t>
+      </w:r>
+      <w:r>
+        <w:rPr>
+          <w:i/>
+          <w:iCs/>
+          <w:vertAlign w:val="subscript"/>
+        </w:rPr>
+        <w:t>j</w:t>
+      </w:r>
+      <w:r>
+        <w:rPr>
+          <w:i/>
+          <w:iCs/>
+        </w:rPr>
+        <w:t>(g | v)| ≤ K′ N(f) ‖f‖ ‖g‖ ρ′</w:t>
+      </w:r>
+      <w:r>
+        <w:rPr>
+          <w:i/>
+          <w:iCs/>
+          <w:vertAlign w:val="superscript"/>
+        </w:rPr>
+        <w:t>d</w:t>
+      </w:r>
+      <w:r>
+        <w:rPr>
+          <w:i/>
+          <w:iCs/>
+        </w:rPr>
+        <w:t>;</w:t>
+      </w:r>
+    </w:p>
+    <w:p>
+      <w:pPr>
+        <w:spacing w:before="40" w:after="80"/>
+        <w:ind w:left="360"/>
+        <w:jc w:val="both"/>
+      </w:pPr>
+      <w:r>
+        <w:rPr>
+          <w:i/>
+          <w:iCs/>
+        </w:rPr>
+        <w:t>(b) the fibre mean F(v) = ν</w:t>
+      </w:r>
+      <w:r>
+        <w:rPr>
+          <w:i/>
+          <w:iCs/>
+          <w:vertAlign w:val="subscript"/>
+        </w:rPr>
+        <w:t>j</w:t>
+      </w:r>
+      <w:r>
+        <w:rPr>
+          <w:i/>
+          <w:iCs/>
+        </w:rPr>
+        <w:t>(f | v), as a function of the coarse configuration, satisfies δ</w:t>
+      </w:r>
+      <w:r>
+        <w:rPr>
+          <w:i/>
+          <w:iCs/>
+          <w:vertAlign w:val="subscript"/>
+        </w:rPr>
+        <w:t>y</w:t>
+      </w:r>
+      <w:r>
+        <w:rPr>
+          <w:i/>
+          <w:iCs/>
+        </w:rPr>
+        <w:t>(F) ≤ K′ N(f) ‖f‖ ρ′</w:t>
+      </w:r>
+      <w:r>
+        <w:rPr>
+          <w:i/>
+          <w:iCs/>
+          <w:vertAlign w:val="superscript"/>
+        </w:rPr>
+        <w:t>r</w:t>
+      </w:r>
+      <w:r>
+        <w:rPr>
+          <w:i/>
+          <w:iCs/>
+        </w:rPr>
+        <w:t xml:space="preserve"> for every coarse point y, where r is the distance from y to S(f).</w:t>
+      </w:r>
+    </w:p>
+    <w:p>
+      <w:pPr>
+        <w:spacing w:before="60" w:after="120"/>
+        <w:jc w:val="both"/>
+      </w:pPr>
+      <w:r>
+        <w:t xml:space="preserve">Hypothesis I is the second link of §8.1 in its finite form: a statement about the conditional law of one coarse variable at one fixed physical scale, with the exponential weight that fixes the range, and with constants independent of the cutoff and of the volume. Hypothesis II is the ultraviolet half of the chain at the scales below </w:t>
+      </w:r>
+      <w:r>
+        <w:rPr>
+          <w:i/>
+          <w:iCs/>
+        </w:rPr>
+        <w:t>a</w:t>
+      </w:r>
+      <w:r>
+        <w:rPr>
+          <w:vertAlign w:val="subscript"/>
+        </w:rPr>
+        <w:t>c</w:t>
+      </w:r>
+      <w:r>
+        <w:t>: with the coarse variables held fixed, the field inside the blocks clusters at the block scale, and its means depend on distant coarse variables only through an exponentially small tail. Neither hypothesis refers to a limit. Their consequence is the gap.</w:t>
+      </w:r>
+    </w:p>
+    <w:p>
+      <w:pPr>
         <w:spacing w:before="160" w:after="80"/>
         <w:jc w:val="both"/>
       </w:pPr>
@@ -25759,29 +23726,52 @@
           <w:b/>
           <w:bCs/>
         </w:rPr>
-        <w:t xml:space="preserve">Hypothesis III (The fibre bound). </w:t>
-      </w:r>
-      <w:r>
-        <w:rPr>
-          <w:i/>
-          <w:iCs/>
-        </w:rPr>
-        <w:t>There are a number α′ &lt; 1 and a rung j₀ such that at every rung j ≥ j₀, on every lattice of the construction, Σ</w:t>
-      </w:r>
-      <w:r>
-        <w:rPr>
-          <w:i/>
-          <w:iCs/>
-          <w:vertAlign w:val="subscript"/>
-        </w:rPr>
-        <w:t>y′</w:t>
-      </w:r>
-      <w:r>
-        <w:rPr>
-          <w:i/>
-          <w:iCs/>
-        </w:rPr>
-        <w:t xml:space="preserve"> C′</w:t>
+        <w:t xml:space="preserve">Theorem 8.5 (The reduction of the gap to the blocked bound). </w:t>
+      </w:r>
+      <w:r>
+        <w:rPr>
+          <w:i/>
+          <w:iCs/>
+        </w:rPr>
+        <w:t>Let a construction be as in Theorem 7.4 with L = 2, blocked at the coarse scale a</w:t>
+      </w:r>
+      <w:r>
+        <w:rPr>
+          <w:i/>
+          <w:iCs/>
+          <w:vertAlign w:val="subscript"/>
+        </w:rPr>
+        <w:t>c</w:t>
+      </w:r>
+      <w:r>
+        <w:rPr>
+          <w:i/>
+          <w:iCs/>
+        </w:rPr>
+        <w:t xml:space="preserve"> with a block map as above, and suppose Hypotheses I and II. Put ρ = max(e</w:t>
+      </w:r>
+      <w:r>
+        <w:rPr>
+          <w:i/>
+          <w:iCs/>
+          <w:vertAlign w:val="superscript"/>
+        </w:rPr>
+        <w:t>−</w:t>
+      </w:r>
+      <w:r>
+        <w:rPr>
+          <w:i/>
+          <w:iCs/>
+          <w:vertAlign w:val="superscript"/>
+        </w:rPr>
+        <w:t>κ</w:t>
+      </w:r>
+      <w:r>
+        <w:rPr>
+          <w:i/>
+          <w:iCs/>
+        </w:rPr>
+        <w:t>, ρ′). Then for every ρ₁ with ρ &lt; ρ₁ &lt; 1 there is a constant K, depending on ρ, ρ₁, α, K′, N(f), N(g), ‖f‖ and ‖g‖ and on nothing else, such that at every rung j ≥ j₀, on every lattice of the construction, for all bounded observables f and g, |S</w:t>
       </w:r>
       <w:r>
         <w:rPr>
@@ -25796,7 +23786,7 @@
           <w:i/>
           <w:iCs/>
         </w:rPr>
-        <w:t>(y, y′; v) ≤ α′ for every block y and λ</w:t>
+        <w:t>(fg) − S</w:t>
       </w:r>
       <w:r>
         <w:rPr>
@@ -25811,95 +23801,7 @@
           <w:i/>
           <w:iCs/>
         </w:rPr>
-        <w:t>-almost every v.</w:t>
-      </w:r>
-    </w:p>
-    <w:p>
-      <w:pPr>
-        <w:spacing w:before="160" w:after="80"/>
-        <w:jc w:val="both"/>
-      </w:pPr>
-      <w:r>
-        <w:rPr>
-          <w:b/>
-          <w:bCs/>
-        </w:rPr>
-        <w:t xml:space="preserve">Theorem 8.6 (The reduction in the blocked form). </w:t>
-      </w:r>
-      <w:r>
-        <w:rPr>
-          <w:i/>
-          <w:iCs/>
-        </w:rPr>
-        <w:t>Let a construction be as in Theorem 7.4 with L = 2, blocked at the coarse scale a</w:t>
-      </w:r>
-      <w:r>
-        <w:rPr>
-          <w:i/>
-          <w:iCs/>
-          <w:vertAlign w:val="subscript"/>
-        </w:rPr>
-        <w:t>c</w:t>
-      </w:r>
-      <w:r>
-        <w:rPr>
-          <w:i/>
-          <w:iCs/>
-        </w:rPr>
-        <w:t xml:space="preserve"> with a block map as above, and suppose Hypotheses II and III. Put ρ = max(e</w:t>
-      </w:r>
-      <w:r>
-        <w:rPr>
-          <w:i/>
-          <w:iCs/>
-          <w:vertAlign w:val="superscript"/>
-        </w:rPr>
-        <w:t>−</w:t>
-      </w:r>
-      <w:r>
-        <w:rPr>
-          <w:i/>
-          <w:iCs/>
-          <w:vertAlign w:val="superscript"/>
-        </w:rPr>
-        <w:t>κ</w:t>
-      </w:r>
-      <w:r>
-        <w:rPr>
-          <w:i/>
-          <w:iCs/>
-        </w:rPr>
-        <w:t>, α′). Then for every ρ₁ with ρ &lt; ρ₁ &lt; 1 there is a constant K, depending on ρ, ρ₁, α, α′, N(f), N(g), ‖f‖ and ‖g‖ and on nothing else, such that at every rung j ≥ j₀, on every lattice of the construction, |S</w:t>
-      </w:r>
-      <w:r>
-        <w:rPr>
-          <w:i/>
-          <w:iCs/>
-          <w:vertAlign w:val="subscript"/>
-        </w:rPr>
-        <w:t>j</w:t>
-      </w:r>
-      <w:r>
-        <w:rPr>
-          <w:i/>
-          <w:iCs/>
-        </w:rPr>
-        <w:t>(fg) − S</w:t>
-      </w:r>
-      <w:r>
-        <w:rPr>
-          <w:i/>
-          <w:iCs/>
-          <w:vertAlign w:val="subscript"/>
-        </w:rPr>
-        <w:t>j</w:t>
-      </w:r>
-      <w:r>
-        <w:rPr>
-          <w:i/>
-          <w:iCs/>
-        </w:rPr>
-        <w:t>(f)S</w:t>
+        <w:t>(f) S</w:t>
       </w:r>
       <w:r>
         <w:rPr>
@@ -26063,7 +23965,7 @@
               <w:rPr>
                 <w:rFonts w:ascii="Cambria Math" w:hAnsi="Cambria Math"/>
               </w:rPr>
-              <m:t>α</m:t>
+              <m:t>ρ</m:t>
             </m:r>
             <m:r>
               <w:rPr>
@@ -26082,7 +23984,7 @@
       </m:oMath>
       <w:r>
         <w:tab/>
-        <w:t>(8.10)</w:t>
+        <w:t>(8.8)</w:t>
       </w:r>
     </w:p>
     <w:p>
@@ -26440,23 +24342,24 @@
         <w:t>g</w:t>
       </w:r>
       <w:r>
-        <w:t xml:space="preserve"> under the fibre measure, and for each </w:t>
-      </w:r>
-      <w:r>
-        <w:rPr>
-          <w:i/>
-          <w:iCs/>
-        </w:rPr>
-        <w:t>v</w:t>
-      </w:r>
-      <w:r>
-        <w:t xml:space="preserve"> that measure is a finite system of blocks with compact coordinates, with a conditional structure of range one and, by Hypothesis III, interdependence row sums at most α′; the argument of Theorem 8.4 applies to it word for word and gives |ν</w:t>
-      </w:r>
-      <w:r>
-        <w:rPr>
-          <w:vertAlign w:val="subscript"/>
-        </w:rPr>
-        <w:t>j</w:t>
+        <w:t xml:space="preserve"> under the fibre measure, at most </w:t>
+      </w:r>
+      <w:r>
+        <w:rPr>
+          <w:i/>
+          <w:iCs/>
+        </w:rPr>
+        <w:t>K</w:t>
+      </w:r>
+      <w:r>
+        <w:t>′</w:t>
+      </w:r>
+      <w:r>
+        <w:rPr>
+          <w:i/>
+          <w:iCs/>
+        </w:rPr>
+        <w:t>N</w:t>
       </w:r>
       <w:r>
         <w:t>(</w:t>
@@ -26466,76 +24369,6 @@
           <w:i/>
           <w:iCs/>
         </w:rPr>
-        <w:t>fg</w:t>
-      </w:r>
-      <w:r>
-        <w:t xml:space="preserve"> | </w:t>
-      </w:r>
-      <w:r>
-        <w:rPr>
-          <w:i/>
-          <w:iCs/>
-        </w:rPr>
-        <w:t>v</w:t>
-      </w:r>
-      <w:r>
-        <w:t xml:space="preserve">) − </w:t>
-      </w:r>
-      <w:r>
-        <w:rPr>
-          <w:i/>
-          <w:iCs/>
-        </w:rPr>
-        <w:t>F</w:t>
-      </w:r>
-      <w:r>
-        <w:t>(</w:t>
-      </w:r>
-      <w:r>
-        <w:rPr>
-          <w:i/>
-          <w:iCs/>
-        </w:rPr>
-        <w:t>v</w:t>
-      </w:r>
-      <w:r>
-        <w:t>)</w:t>
-      </w:r>
-      <w:r>
-        <w:rPr>
-          <w:i/>
-          <w:iCs/>
-        </w:rPr>
-        <w:t>G</w:t>
-      </w:r>
-      <w:r>
-        <w:t>(</w:t>
-      </w:r>
-      <w:r>
-        <w:rPr>
-          <w:i/>
-          <w:iCs/>
-        </w:rPr>
-        <w:t>v</w:t>
-      </w:r>
-      <w:r>
-        <w:t>)| ≤ 6</w:t>
-      </w:r>
-      <w:r>
-        <w:rPr>
-          <w:i/>
-          <w:iCs/>
-        </w:rPr>
-        <w:t>N</w:t>
-      </w:r>
-      <w:r>
-        <w:t>(</w:t>
-      </w:r>
-      <w:r>
-        <w:rPr>
-          <w:i/>
-          <w:iCs/>
-        </w:rPr>
         <w:t>f</w:t>
       </w:r>
       <w:r>
@@ -26559,7 +24392,7 @@
         <w:t>g</w:t>
       </w:r>
       <w:r>
-        <w:t>‖α′</w:t>
+        <w:t>‖ρ′</w:t>
       </w:r>
       <w:r>
         <w:rPr>
@@ -26568,7 +24401,7 @@
         <w:t>d</w:t>
       </w:r>
       <w:r>
-        <w:t>/(1 − α′).</w:t>
+        <w:t xml:space="preserve"> by Hypothesis II(a).</w:t>
       </w:r>
     </w:p>
     <w:p>
@@ -26578,7 +24411,331 @@
         <w:jc w:val="both"/>
       </w:pPr>
       <w:r>
-        <w:t xml:space="preserve">The fibre means are nearly local in the coarse variables. Let </w:t>
+        <w:t xml:space="preserve">For the first term put </w:t>
+      </w:r>
+      <w:r>
+        <w:rPr>
+          <w:i/>
+          <w:iCs/>
+        </w:rPr>
+        <w:t>G</w:t>
+      </w:r>
+      <w:r>
+        <w:t xml:space="preserve">′ = </w:t>
+      </w:r>
+      <w:r>
+        <w:rPr>
+          <w:i/>
+          <w:iCs/>
+        </w:rPr>
+        <w:t>G</w:t>
+      </w:r>
+      <w:r>
+        <w:t xml:space="preserve"> + 2‖</w:t>
+      </w:r>
+      <w:r>
+        <w:rPr>
+          <w:i/>
+          <w:iCs/>
+        </w:rPr>
+        <w:t>g</w:t>
+      </w:r>
+      <w:r>
+        <w:t>‖, with values between ‖</w:t>
+      </w:r>
+      <w:r>
+        <w:rPr>
+          <w:i/>
+          <w:iCs/>
+        </w:rPr>
+        <w:t>g</w:t>
+      </w:r>
+      <w:r>
+        <w:t>‖ and 3‖</w:t>
+      </w:r>
+      <w:r>
+        <w:rPr>
+          <w:i/>
+          <w:iCs/>
+        </w:rPr>
+        <w:t>g</w:t>
+      </w:r>
+      <w:r>
+        <w:t xml:space="preserve">‖, and λ′ = </w:t>
+      </w:r>
+      <w:r>
+        <w:rPr>
+          <w:i/>
+          <w:iCs/>
+        </w:rPr>
+        <w:t>G</w:t>
+      </w:r>
+      <w:r>
+        <w:t>′λ</w:t>
+      </w:r>
+      <w:r>
+        <w:rPr>
+          <w:vertAlign w:val="subscript"/>
+        </w:rPr>
+        <w:t>j</w:t>
+      </w:r>
+      <w:r>
+        <w:t>/λ</w:t>
+      </w:r>
+      <w:r>
+        <w:rPr>
+          <w:vertAlign w:val="subscript"/>
+        </w:rPr>
+        <w:t>j</w:t>
+      </w:r>
+      <w:r>
+        <w:t>(</w:t>
+      </w:r>
+      <w:r>
+        <w:rPr>
+          <w:i/>
+          <w:iCs/>
+        </w:rPr>
+        <w:t>G</w:t>
+      </w:r>
+      <w:r>
+        <w:t>′). The blocked measure is a finite system of coarse variables with compact values, and Dobrushin's comparison theorem applies to it:</w:t>
+      </w:r>
+      <w:r>
+        <w:rPr>
+          <w:rStyle w:val="FootnoteReference"/>
+        </w:rPr>
+        <w:footnoteReference w:id="60"/>
+      </w:r>
+      <w:r>
+        <w:t xml:space="preserve"> if λ′ has conditional laws that differ from those of λ</w:t>
+      </w:r>
+      <w:r>
+        <w:rPr>
+          <w:vertAlign w:val="subscript"/>
+        </w:rPr>
+        <w:t>j</w:t>
+      </w:r>
+      <w:r>
+        <w:t xml:space="preserve"> at </w:t>
+      </w:r>
+      <w:r>
+        <w:rPr>
+          <w:i/>
+          <w:iCs/>
+        </w:rPr>
+        <w:t>y</w:t>
+      </w:r>
+      <w:r>
+        <w:t xml:space="preserve"> by at most </w:t>
+      </w:r>
+      <w:r>
+        <w:rPr>
+          <w:i/>
+          <w:iCs/>
+        </w:rPr>
+        <w:t>b</w:t>
+      </w:r>
+      <w:r>
+        <w:rPr>
+          <w:vertAlign w:val="subscript"/>
+        </w:rPr>
+        <w:t>y</w:t>
+      </w:r>
+      <w:r>
+        <w:t xml:space="preserve"> in total variation, for every conditioning, then for every bounded function </w:t>
+      </w:r>
+      <w:r>
+        <w:rPr>
+          <w:i/>
+          <w:iCs/>
+        </w:rPr>
+        <w:t>F</w:t>
+      </w:r>
+      <w:r>
+        <w:t xml:space="preserve"> of the coarse configuration, |λ′(</w:t>
+      </w:r>
+      <w:r>
+        <w:rPr>
+          <w:i/>
+          <w:iCs/>
+        </w:rPr>
+        <w:t>F</w:t>
+      </w:r>
+      <w:r>
+        <w:t>) − λ</w:t>
+      </w:r>
+      <w:r>
+        <w:rPr>
+          <w:vertAlign w:val="subscript"/>
+        </w:rPr>
+        <w:t>j</w:t>
+      </w:r>
+      <w:r>
+        <w:t>(</w:t>
+      </w:r>
+      <w:r>
+        <w:rPr>
+          <w:i/>
+          <w:iCs/>
+        </w:rPr>
+        <w:t>F</w:t>
+      </w:r>
+      <w:r>
+        <w:t>)| ≤ Σ</w:t>
+      </w:r>
+      <w:r>
+        <w:rPr>
+          <w:vertAlign w:val="subscript"/>
+        </w:rPr>
+        <w:t>i,y</w:t>
+      </w:r>
+      <w:r>
+        <w:t xml:space="preserve"> δ</w:t>
+      </w:r>
+      <w:r>
+        <w:rPr>
+          <w:vertAlign w:val="subscript"/>
+        </w:rPr>
+        <w:t>i</w:t>
+      </w:r>
+      <w:r>
+        <w:t>(</w:t>
+      </w:r>
+      <w:r>
+        <w:rPr>
+          <w:i/>
+          <w:iCs/>
+        </w:rPr>
+        <w:t>F</w:t>
+      </w:r>
+      <w:r>
+        <w:t xml:space="preserve">) </w:t>
+      </w:r>
+      <w:r>
+        <w:rPr>
+          <w:i/>
+          <w:iCs/>
+        </w:rPr>
+        <w:t>D</w:t>
+      </w:r>
+      <w:r>
+        <w:t>(</w:t>
+      </w:r>
+      <w:r>
+        <w:rPr>
+          <w:i/>
+          <w:iCs/>
+        </w:rPr>
+        <w:t>i</w:t>
+      </w:r>
+      <w:r>
+        <w:t xml:space="preserve">, </w:t>
+      </w:r>
+      <w:r>
+        <w:rPr>
+          <w:i/>
+          <w:iCs/>
+        </w:rPr>
+        <w:t>y</w:t>
+      </w:r>
+      <w:r>
+        <w:t xml:space="preserve">) </w:t>
+      </w:r>
+      <w:r>
+        <w:rPr>
+          <w:i/>
+          <w:iCs/>
+        </w:rPr>
+        <w:t>b</w:t>
+      </w:r>
+      <w:r>
+        <w:rPr>
+          <w:vertAlign w:val="subscript"/>
+        </w:rPr>
+        <w:t>y</w:t>
+      </w:r>
+      <w:r>
+        <w:t xml:space="preserve">, where </w:t>
+      </w:r>
+      <w:r>
+        <w:rPr>
+          <w:i/>
+          <w:iCs/>
+        </w:rPr>
+        <w:t>D</w:t>
+      </w:r>
+      <w:r>
+        <w:t xml:space="preserve"> = Σ</w:t>
+      </w:r>
+      <w:r>
+        <w:rPr>
+          <w:vertAlign w:val="subscript"/>
+        </w:rPr>
+        <w:t>n≥0</w:t>
+      </w:r>
+      <w:r>
+        <w:t xml:space="preserve"> (</w:t>
+      </w:r>
+      <w:r>
+        <w:rPr>
+          <w:i/>
+          <w:iCs/>
+        </w:rPr>
+        <w:t>C</w:t>
+      </w:r>
+      <w:r>
+        <w:rPr>
+          <w:vertAlign w:val="superscript"/>
+        </w:rPr>
+        <w:t>λ</w:t>
+      </w:r>
+      <w:r>
+        <w:rPr>
+          <w:vertAlign w:val="subscript"/>
+        </w:rPr>
+        <w:t>j</w:t>
+      </w:r>
+      <w:r>
+        <w:t>)</w:t>
+      </w:r>
+      <w:r>
+        <w:rPr>
+          <w:vertAlign w:val="superscript"/>
+        </w:rPr>
+        <w:t>n</w:t>
+      </w:r>
+      <w:r>
+        <w:t xml:space="preserve">. The conditional law of λ′ at </w:t>
+      </w:r>
+      <w:r>
+        <w:rPr>
+          <w:i/>
+          <w:iCs/>
+        </w:rPr>
+        <w:t>y</w:t>
+      </w:r>
+      <w:r>
+        <w:t xml:space="preserve"> is that of λ</w:t>
+      </w:r>
+      <w:r>
+        <w:rPr>
+          <w:vertAlign w:val="subscript"/>
+        </w:rPr>
+        <w:t>j</w:t>
+      </w:r>
+      <w:r>
+        <w:t xml:space="preserve"> tilted by log </w:t>
+      </w:r>
+      <w:r>
+        <w:rPr>
+          <w:i/>
+          <w:iCs/>
+        </w:rPr>
+        <w:t>G</w:t>
+      </w:r>
+      <w:r>
+        <w:t xml:space="preserve">′ as a function of </w:t>
       </w:r>
       <w:r>
         <w:rPr>
@@ -26588,6 +24745,173 @@
         <w:t>v</w:t>
       </w:r>
       <w:r>
+        <w:rPr>
+          <w:vertAlign w:val="subscript"/>
+        </w:rPr>
+        <w:t>y</w:t>
+      </w:r>
+      <w:r>
+        <w:t xml:space="preserve">, so by the first inequality of Proposition 8.4 the two differ by at most </w:t>
+      </w:r>
+      <w:r>
+        <w:rPr>
+          <w:i/>
+          <w:iCs/>
+        </w:rPr>
+        <w:t>b</w:t>
+      </w:r>
+      <w:r>
+        <w:rPr>
+          <w:vertAlign w:val="subscript"/>
+        </w:rPr>
+        <w:t>y</w:t>
+      </w:r>
+      <w:r>
+        <w:t xml:space="preserve"> = 1 − </w:t>
+      </w:r>
+      <w:r>
+        <w:rPr>
+          <w:i/>
+          <w:iCs/>
+        </w:rPr>
+        <w:t>e</w:t>
+      </w:r>
+      <w:r>
+        <w:rPr>
+          <w:vertAlign w:val="superscript"/>
+        </w:rPr>
+        <w:t>−</w:t>
+      </w:r>
+      <w:r>
+        <w:rPr>
+          <w:vertAlign w:val="superscript"/>
+        </w:rPr>
+        <w:t>osc</w:t>
+      </w:r>
+      <w:r>
+        <w:t xml:space="preserve"> ≤ osc ≤ δ</w:t>
+      </w:r>
+      <w:r>
+        <w:rPr>
+          <w:vertAlign w:val="subscript"/>
+        </w:rPr>
+        <w:t>y</w:t>
+      </w:r>
+      <w:r>
+        <w:t>(</w:t>
+      </w:r>
+      <w:r>
+        <w:rPr>
+          <w:i/>
+          <w:iCs/>
+        </w:rPr>
+        <w:t>G</w:t>
+      </w:r>
+      <w:r>
+        <w:t xml:space="preserve">′)/inf </w:t>
+      </w:r>
+      <w:r>
+        <w:rPr>
+          <w:i/>
+          <w:iCs/>
+        </w:rPr>
+        <w:t>G</w:t>
+      </w:r>
+      <w:r>
+        <w:t>′ ≤ δ</w:t>
+      </w:r>
+      <w:r>
+        <w:rPr>
+          <w:vertAlign w:val="subscript"/>
+        </w:rPr>
+        <w:t>y</w:t>
+      </w:r>
+      <w:r>
+        <w:t>(</w:t>
+      </w:r>
+      <w:r>
+        <w:rPr>
+          <w:i/>
+          <w:iCs/>
+        </w:rPr>
+        <w:t>G</w:t>
+      </w:r>
+      <w:r>
+        <w:t>)/‖</w:t>
+      </w:r>
+      <w:r>
+        <w:rPr>
+          <w:i/>
+          <w:iCs/>
+        </w:rPr>
+        <w:t>g</w:t>
+      </w:r>
+      <w:r>
+        <w:t xml:space="preserve">‖ ≤ </w:t>
+      </w:r>
+      <w:r>
+        <w:rPr>
+          <w:i/>
+          <w:iCs/>
+        </w:rPr>
+        <w:t>K</w:t>
+      </w:r>
+      <w:r>
+        <w:t>′</w:t>
+      </w:r>
+      <w:r>
+        <w:rPr>
+          <w:i/>
+          <w:iCs/>
+        </w:rPr>
+        <w:t>N</w:t>
+      </w:r>
+      <w:r>
+        <w:t>(</w:t>
+      </w:r>
+      <w:r>
+        <w:rPr>
+          <w:i/>
+          <w:iCs/>
+        </w:rPr>
+        <w:t>g</w:t>
+      </w:r>
+      <w:r>
+        <w:t>) ρ′</w:t>
+      </w:r>
+      <w:r>
+        <w:rPr>
+          <w:vertAlign w:val="superscript"/>
+        </w:rPr>
+        <w:t>r′</w:t>
+      </w:r>
+      <w:r>
+        <w:t xml:space="preserve">, where osc is the oscillation of log </w:t>
+      </w:r>
+      <w:r>
+        <w:rPr>
+          <w:i/>
+          <w:iCs/>
+        </w:rPr>
+        <w:t>G</w:t>
+      </w:r>
+      <w:r>
+        <w:t xml:space="preserve">′ in </w:t>
+      </w:r>
+      <w:r>
+        <w:rPr>
+          <w:i/>
+          <w:iCs/>
+        </w:rPr>
+        <w:t>v</w:t>
+      </w:r>
+      <w:r>
+        <w:rPr>
+          <w:vertAlign w:val="subscript"/>
+        </w:rPr>
+        <w:t>y</w:t>
+      </w:r>
+      <w:r>
         <w:t xml:space="preserve"> and </w:t>
       </w:r>
       <w:r>
@@ -26595,10 +24919,10 @@
           <w:i/>
           <w:iCs/>
         </w:rPr>
-        <w:t>v</w:t>
-      </w:r>
-      <w:r>
-        <w:t xml:space="preserve">′ differ only at the block </w:t>
+        <w:t>r</w:t>
+      </w:r>
+      <w:r>
+        <w:t xml:space="preserve">′ the distance from </w:t>
       </w:r>
       <w:r>
         <w:rPr>
@@ -26608,24 +24932,434 @@
         <w:t>y</w:t>
       </w:r>
       <w:r>
-        <w:t xml:space="preserve">, and let </w:t>
-      </w:r>
-      <w:r>
-        <w:rPr>
-          <w:i/>
-          <w:iCs/>
+        <w:t xml:space="preserve"> to </w:t>
+      </w:r>
+      <w:r>
+        <w:rPr>
+          <w:i/>
+          <w:iCs/>
+        </w:rPr>
+        <w:t>S</w:t>
+      </w:r>
+      <w:r>
+        <w:t>(</w:t>
+      </w:r>
+      <w:r>
+        <w:rPr>
+          <w:i/>
+          <w:iCs/>
+        </w:rPr>
+        <w:t>g</w:t>
+      </w:r>
+      <w:r>
+        <w:t xml:space="preserve">), by Hypothesis II(b). Under Hypothesis I the weighted matrix </w:t>
+      </w:r>
+      <w:r>
+        <w:rPr>
+          <w:i/>
+          <w:iCs/>
+        </w:rPr>
+        <w:t>C̃</w:t>
+      </w:r>
+      <w:r>
+        <w:t>(</w:t>
+      </w:r>
+      <w:r>
+        <w:rPr>
+          <w:i/>
+          <w:iCs/>
+        </w:rPr>
+        <w:t>y</w:t>
+      </w:r>
+      <w:r>
+        <w:t xml:space="preserve">, </w:t>
+      </w:r>
+      <w:r>
+        <w:rPr>
+          <w:i/>
+          <w:iCs/>
+        </w:rPr>
+        <w:t>y</w:t>
+      </w:r>
+      <w:r>
+        <w:t xml:space="preserve">′) = </w:t>
+      </w:r>
+      <w:r>
+        <w:rPr>
+          <w:i/>
+          <w:iCs/>
+        </w:rPr>
+        <w:t>C</w:t>
+      </w:r>
+      <w:r>
+        <w:rPr>
+          <w:vertAlign w:val="superscript"/>
+        </w:rPr>
+        <w:t>λ</w:t>
+      </w:r>
+      <w:r>
+        <w:rPr>
+          <w:vertAlign w:val="subscript"/>
+        </w:rPr>
+        <w:t>j</w:t>
+      </w:r>
+      <w:r>
+        <w:t>(</w:t>
+      </w:r>
+      <w:r>
+        <w:rPr>
+          <w:i/>
+          <w:iCs/>
+        </w:rPr>
+        <w:t>y</w:t>
+      </w:r>
+      <w:r>
+        <w:t xml:space="preserve">, </w:t>
+      </w:r>
+      <w:r>
+        <w:rPr>
+          <w:i/>
+          <w:iCs/>
+        </w:rPr>
+        <w:t>y</w:t>
+      </w:r>
+      <w:r>
+        <w:t xml:space="preserve">′) </w:t>
+      </w:r>
+      <w:r>
+        <w:rPr>
+          <w:i/>
+          <w:iCs/>
+        </w:rPr>
+        <w:t>e</w:t>
+      </w:r>
+      <w:r>
+        <w:rPr>
+          <w:vertAlign w:val="superscript"/>
+        </w:rPr>
+        <w:t>κ|y−y′|</w:t>
+      </w:r>
+      <w:r>
+        <w:t xml:space="preserve"> has row sums at most α, and since |</w:t>
+      </w:r>
+      <w:r>
+        <w:rPr>
+          <w:i/>
+          <w:iCs/>
+        </w:rPr>
+        <w:t>y</w:t>
+      </w:r>
+      <w:r>
+        <w:t xml:space="preserve"> − </w:t>
+      </w:r>
+      <w:r>
+        <w:rPr>
+          <w:i/>
+          <w:iCs/>
+        </w:rPr>
+        <w:t>y</w:t>
+      </w:r>
+      <w:r>
+        <w:t>″| ≤ |</w:t>
+      </w:r>
+      <w:r>
+        <w:rPr>
+          <w:i/>
+          <w:iCs/>
+        </w:rPr>
+        <w:t>y</w:t>
+      </w:r>
+      <w:r>
+        <w:t xml:space="preserve"> − </w:t>
+      </w:r>
+      <w:r>
+        <w:rPr>
+          <w:i/>
+          <w:iCs/>
+        </w:rPr>
+        <w:t>y</w:t>
+      </w:r>
+      <w:r>
+        <w:t>′| + |</w:t>
+      </w:r>
+      <w:r>
+        <w:rPr>
+          <w:i/>
+          <w:iCs/>
+        </w:rPr>
+        <w:t>y</w:t>
+      </w:r>
+      <w:r>
+        <w:t xml:space="preserve">′ − </w:t>
+      </w:r>
+      <w:r>
+        <w:rPr>
+          <w:i/>
+          <w:iCs/>
+        </w:rPr>
+        <w:t>y</w:t>
+      </w:r>
+      <w:r>
+        <w:t xml:space="preserve">″|, induction on </w:t>
+      </w:r>
+      <w:r>
+        <w:rPr>
+          <w:i/>
+          <w:iCs/>
+        </w:rPr>
+        <w:t>n</w:t>
+      </w:r>
+      <w:r>
+        <w:t xml:space="preserve"> gives (</w:t>
+      </w:r>
+      <w:r>
+        <w:rPr>
+          <w:i/>
+          <w:iCs/>
+        </w:rPr>
+        <w:t>C</w:t>
+      </w:r>
+      <w:r>
+        <w:rPr>
+          <w:vertAlign w:val="superscript"/>
+        </w:rPr>
+        <w:t>λ</w:t>
+      </w:r>
+      <w:r>
+        <w:rPr>
+          <w:vertAlign w:val="subscript"/>
+        </w:rPr>
+        <w:t>j</w:t>
+      </w:r>
+      <w:r>
+        <w:t>)</w:t>
+      </w:r>
+      <w:r>
+        <w:rPr>
+          <w:vertAlign w:val="superscript"/>
+        </w:rPr>
+        <w:t>n</w:t>
+      </w:r>
+      <w:r>
+        <w:t>(</w:t>
+      </w:r>
+      <w:r>
+        <w:rPr>
+          <w:i/>
+          <w:iCs/>
+        </w:rPr>
+        <w:t>y</w:t>
+      </w:r>
+      <w:r>
+        <w:t xml:space="preserve">, </w:t>
+      </w:r>
+      <w:r>
+        <w:rPr>
+          <w:i/>
+          <w:iCs/>
+        </w:rPr>
+        <w:t>y</w:t>
+      </w:r>
+      <w:r>
+        <w:t xml:space="preserve">′) </w:t>
+      </w:r>
+      <w:r>
+        <w:rPr>
+          <w:i/>
+          <w:iCs/>
+        </w:rPr>
+        <w:t>e</w:t>
+      </w:r>
+      <w:r>
+        <w:rPr>
+          <w:vertAlign w:val="superscript"/>
+        </w:rPr>
+        <w:t>κ|y−y′|</w:t>
+      </w:r>
+      <w:r>
+        <w:t xml:space="preserve"> ≤ </w:t>
+      </w:r>
+      <w:r>
+        <w:rPr>
+          <w:i/>
+          <w:iCs/>
+        </w:rPr>
+        <w:t>C̃</w:t>
+      </w:r>
+      <w:r>
+        <w:rPr>
+          <w:vertAlign w:val="superscript"/>
+        </w:rPr>
+        <w:t>n</w:t>
+      </w:r>
+      <w:r>
+        <w:t>(</w:t>
+      </w:r>
+      <w:r>
+        <w:rPr>
+          <w:i/>
+          <w:iCs/>
+        </w:rPr>
+        <w:t>y</w:t>
+      </w:r>
+      <w:r>
+        <w:t xml:space="preserve">, </w:t>
+      </w:r>
+      <w:r>
+        <w:rPr>
+          <w:i/>
+          <w:iCs/>
+        </w:rPr>
+        <w:t>y</w:t>
+      </w:r>
+      <w:r>
+        <w:t>′) ≤ α</w:t>
+      </w:r>
+      <w:r>
+        <w:rPr>
+          <w:vertAlign w:val="superscript"/>
+        </w:rPr>
+        <w:t>n</w:t>
+      </w:r>
+      <w:r>
+        <w:t xml:space="preserve">; so </w:t>
+      </w:r>
+      <w:r>
+        <w:rPr>
+          <w:i/>
+          <w:iCs/>
+        </w:rPr>
+        <w:t>D</w:t>
+      </w:r>
+      <w:r>
+        <w:t>(</w:t>
+      </w:r>
+      <w:r>
+        <w:rPr>
+          <w:i/>
+          <w:iCs/>
+        </w:rPr>
+        <w:t>y</w:t>
+      </w:r>
+      <w:r>
+        <w:t xml:space="preserve">, </w:t>
+      </w:r>
+      <w:r>
+        <w:rPr>
+          <w:i/>
+          <w:iCs/>
+        </w:rPr>
+        <w:t>y</w:t>
+      </w:r>
+      <w:r>
+        <w:t xml:space="preserve">′) ≤ </w:t>
+      </w:r>
+      <w:r>
+        <w:rPr>
+          <w:i/>
+          <w:iCs/>
+        </w:rPr>
+        <w:t>e</w:t>
+      </w:r>
+      <w:r>
+        <w:rPr>
+          <w:vertAlign w:val="superscript"/>
+        </w:rPr>
+        <w:t>−</w:t>
+      </w:r>
+      <w:r>
+        <w:rPr>
+          <w:vertAlign w:val="superscript"/>
+        </w:rPr>
+        <w:t>κ|y−y′|</w:t>
+      </w:r>
+      <w:r>
+        <w:t>/(1 − α). With δ</w:t>
+      </w:r>
+      <w:r>
+        <w:rPr>
+          <w:vertAlign w:val="subscript"/>
+        </w:rPr>
+        <w:t>i</w:t>
+      </w:r>
+      <w:r>
+        <w:t>(</w:t>
+      </w:r>
+      <w:r>
+        <w:rPr>
+          <w:i/>
+          <w:iCs/>
+        </w:rPr>
+        <w:t>F</w:t>
+      </w:r>
+      <w:r>
+        <w:t xml:space="preserve">) ≤ </w:t>
+      </w:r>
+      <w:r>
+        <w:rPr>
+          <w:i/>
+          <w:iCs/>
+        </w:rPr>
+        <w:t>K</w:t>
+      </w:r>
+      <w:r>
+        <w:t>′</w:t>
+      </w:r>
+      <w:r>
+        <w:rPr>
+          <w:i/>
+          <w:iCs/>
+        </w:rPr>
+        <w:t>N</w:t>
+      </w:r>
+      <w:r>
+        <w:t>(</w:t>
+      </w:r>
+      <w:r>
+        <w:rPr>
+          <w:i/>
+          <w:iCs/>
+        </w:rPr>
+        <w:t>f</w:t>
+      </w:r>
+      <w:r>
+        <w:t>)‖</w:t>
+      </w:r>
+      <w:r>
+        <w:rPr>
+          <w:i/>
+          <w:iCs/>
+        </w:rPr>
+        <w:t>f</w:t>
+      </w:r>
+      <w:r>
+        <w:t>‖ρ′</w:t>
+      </w:r>
+      <w:r>
+        <w:rPr>
+          <w:vertAlign w:val="superscript"/>
         </w:rPr>
         <w:t>r</w:t>
       </w:r>
       <w:r>
-        <w:t xml:space="preserve"> be the distance from </w:t>
-      </w:r>
-      <w:r>
-        <w:rPr>
-          <w:i/>
-          <w:iCs/>
-        </w:rPr>
-        <w:t>y</w:t>
+        <w:t xml:space="preserve"> by Hypothesis II(b), </w:t>
+      </w:r>
+      <w:r>
+        <w:rPr>
+          <w:i/>
+          <w:iCs/>
+        </w:rPr>
+        <w:t>r</w:t>
+      </w:r>
+      <w:r>
+        <w:t xml:space="preserve"> the distance from </w:t>
+      </w:r>
+      <w:r>
+        <w:rPr>
+          <w:i/>
+          <w:iCs/>
+        </w:rPr>
+        <w:t>i</w:t>
       </w:r>
       <w:r>
         <w:t xml:space="preserve"> to </w:t>
@@ -26648,1235 +25382,7 @@
         <w:t>f</w:t>
       </w:r>
       <w:r>
-        <w:t>). The fibre measures ν</w:t>
-      </w:r>
-      <w:r>
-        <w:rPr>
-          <w:vertAlign w:val="subscript"/>
-        </w:rPr>
-        <w:t>j</w:t>
-      </w:r>
-      <w:r>
-        <w:t xml:space="preserve">(· | </w:t>
-      </w:r>
-      <w:r>
-        <w:rPr>
-          <w:i/>
-          <w:iCs/>
-        </w:rPr>
-        <w:t>v</w:t>
-      </w:r>
-      <w:r>
-        <w:t>) and ν</w:t>
-      </w:r>
-      <w:r>
-        <w:rPr>
-          <w:vertAlign w:val="subscript"/>
-        </w:rPr>
-        <w:t>j</w:t>
-      </w:r>
-      <w:r>
-        <w:t xml:space="preserve">(· | </w:t>
-      </w:r>
-      <w:r>
-        <w:rPr>
-          <w:i/>
-          <w:iCs/>
-        </w:rPr>
-        <w:t>v</w:t>
-      </w:r>
-      <w:r>
-        <w:t xml:space="preserve">′) live on the same space, and their conditionals differ only at </w:t>
-      </w:r>
-      <w:r>
-        <w:rPr>
-          <w:i/>
-          <w:iCs/>
-        </w:rPr>
-        <w:t>y</w:t>
-      </w:r>
-      <w:r>
-        <w:t xml:space="preserve"> and at the blocks adjacent to </w:t>
-      </w:r>
-      <w:r>
-        <w:rPr>
-          <w:i/>
-          <w:iCs/>
-        </w:rPr>
-        <w:t>y</w:t>
-      </w:r>
-      <w:r>
-        <w:t xml:space="preserve">, which read </w:t>
-      </w:r>
-      <w:r>
-        <w:rPr>
-          <w:i/>
-          <w:iCs/>
-        </w:rPr>
-        <w:t>v</w:t>
-      </w:r>
-      <w:r>
-        <w:rPr>
-          <w:vertAlign w:val="subscript"/>
-        </w:rPr>
-        <w:t>y</w:t>
-      </w:r>
-      <w:r>
-        <w:t xml:space="preserve"> through the plaquettes straddling their boundary with </w:t>
-      </w:r>
-      <w:r>
-        <w:rPr>
-          <w:i/>
-          <w:iCs/>
-        </w:rPr>
-        <w:t>B</w:t>
-      </w:r>
-      <w:r>
-        <w:rPr>
-          <w:vertAlign w:val="subscript"/>
-        </w:rPr>
-        <w:t>y</w:t>
-      </w:r>
-      <w:r>
-        <w:t xml:space="preserve">; so, in the comparison theorem applied to them, </w:t>
-      </w:r>
-      <w:r>
-        <w:rPr>
-          <w:i/>
-          <w:iCs/>
-        </w:rPr>
-        <w:t>b</w:t>
-      </w:r>
-      <w:r>
-        <w:rPr>
-          <w:vertAlign w:val="subscript"/>
-        </w:rPr>
-        <w:t>z</w:t>
-      </w:r>
-      <w:r>
-        <w:t xml:space="preserve"> ≤ 1 at the eighty-one blocks within distance one of </w:t>
-      </w:r>
-      <w:r>
-        <w:rPr>
-          <w:i/>
-          <w:iCs/>
-        </w:rPr>
-        <w:t>y</w:t>
-      </w:r>
-      <w:r>
-        <w:t xml:space="preserve"> and </w:t>
-      </w:r>
-      <w:r>
-        <w:rPr>
-          <w:i/>
-          <w:iCs/>
-        </w:rPr>
-        <w:t>b</w:t>
-      </w:r>
-      <w:r>
-        <w:rPr>
-          <w:vertAlign w:val="subscript"/>
-        </w:rPr>
-        <w:t>z</w:t>
-      </w:r>
-      <w:r>
-        <w:t xml:space="preserve"> = 0 elsewhere. With </w:t>
-      </w:r>
-      <w:r>
-        <w:rPr>
-          <w:i/>
-          <w:iCs/>
-        </w:rPr>
-        <w:t>D</w:t>
-      </w:r>
-      <w:r>
-        <w:t xml:space="preserve">′ = Σ </w:t>
-      </w:r>
-      <w:r>
-        <w:rPr>
-          <w:i/>
-          <w:iCs/>
-        </w:rPr>
-        <w:t>C</w:t>
-      </w:r>
-      <w:r>
-        <w:t>′</w:t>
-      </w:r>
-      <w:r>
-        <w:rPr>
-          <w:vertAlign w:val="subscript"/>
-        </w:rPr>
-        <w:t>j</w:t>
-      </w:r>
-      <w:r>
-        <w:rPr>
-          <w:vertAlign w:val="superscript"/>
-        </w:rPr>
-        <w:t>n</w:t>
-      </w:r>
-      <w:r>
-        <w:t xml:space="preserve">, whose entries at distance </w:t>
-      </w:r>
-      <w:r>
-        <w:rPr>
-          <w:i/>
-          <w:iCs/>
-        </w:rPr>
-        <w:t>s</w:t>
-      </w:r>
-      <w:r>
-        <w:t xml:space="preserve"> are at most α′</w:t>
-      </w:r>
-      <w:r>
-        <w:rPr>
-          <w:vertAlign w:val="superscript"/>
-        </w:rPr>
-        <w:t>s</w:t>
-      </w:r>
-      <w:r>
-        <w:t>/(1 − α′) by Hypothesis III, |</w:t>
-      </w:r>
-      <w:r>
-        <w:rPr>
-          <w:i/>
-          <w:iCs/>
-        </w:rPr>
-        <w:t>F</w:t>
-      </w:r>
-      <w:r>
-        <w:t>(</w:t>
-      </w:r>
-      <w:r>
-        <w:rPr>
-          <w:i/>
-          <w:iCs/>
-        </w:rPr>
-        <w:t>v</w:t>
-      </w:r>
-      <w:r>
-        <w:t xml:space="preserve">) − </w:t>
-      </w:r>
-      <w:r>
-        <w:rPr>
-          <w:i/>
-          <w:iCs/>
-        </w:rPr>
-        <w:t>F</w:t>
-      </w:r>
-      <w:r>
-        <w:t>(</w:t>
-      </w:r>
-      <w:r>
-        <w:rPr>
-          <w:i/>
-          <w:iCs/>
-        </w:rPr>
-        <w:t>v</w:t>
-      </w:r>
-      <w:r>
-        <w:t>′)| ≤ Σ</w:t>
-      </w:r>
-      <w:r>
-        <w:rPr>
-          <w:vertAlign w:val="subscript"/>
-        </w:rPr>
-        <w:t>i∈S(f)</w:t>
-      </w:r>
-      <w:r>
-        <w:t xml:space="preserve"> δ</w:t>
-      </w:r>
-      <w:r>
-        <w:rPr>
-          <w:vertAlign w:val="subscript"/>
-        </w:rPr>
-        <w:t>i</w:t>
-      </w:r>
-      <w:r>
-        <w:t>(</w:t>
-      </w:r>
-      <w:r>
-        <w:rPr>
-          <w:i/>
-          <w:iCs/>
-        </w:rPr>
-        <w:t>f</w:t>
-      </w:r>
-      <w:r>
-        <w:t>) Σ</w:t>
-      </w:r>
-      <w:r>
-        <w:rPr>
-          <w:vertAlign w:val="subscript"/>
-        </w:rPr>
-        <w:t>|z−y|≤1</w:t>
-      </w:r>
-      <w:r>
-        <w:t xml:space="preserve"> </w:t>
-      </w:r>
-      <w:r>
-        <w:rPr>
-          <w:i/>
-          <w:iCs/>
-        </w:rPr>
-        <w:t>D</w:t>
-      </w:r>
-      <w:r>
-        <w:t>′(</w:t>
-      </w:r>
-      <w:r>
-        <w:rPr>
-          <w:i/>
-          <w:iCs/>
-        </w:rPr>
-        <w:t>i</w:t>
-      </w:r>
-      <w:r>
-        <w:t xml:space="preserve">, </w:t>
-      </w:r>
-      <w:r>
-        <w:rPr>
-          <w:i/>
-          <w:iCs/>
-        </w:rPr>
-        <w:t>z</w:t>
-      </w:r>
-      <w:r>
-        <w:t>) ≤ 2‖</w:t>
-      </w:r>
-      <w:r>
-        <w:rPr>
-          <w:i/>
-          <w:iCs/>
-        </w:rPr>
-        <w:t>f</w:t>
-      </w:r>
-      <w:r>
-        <w:t>‖</w:t>
-      </w:r>
-      <w:r>
-        <w:rPr>
-          <w:i/>
-          <w:iCs/>
-        </w:rPr>
-        <w:t>N</w:t>
-      </w:r>
-      <w:r>
-        <w:t>(</w:t>
-      </w:r>
-      <w:r>
-        <w:rPr>
-          <w:i/>
-          <w:iCs/>
-        </w:rPr>
-        <w:t>f</w:t>
-      </w:r>
-      <w:r>
-        <w:t>) · 81 α′</w:t>
-      </w:r>
-      <w:r>
-        <w:rPr>
-          <w:vertAlign w:val="superscript"/>
-        </w:rPr>
-        <w:t>r−1</w:t>
-      </w:r>
-      <w:r>
-        <w:t xml:space="preserve">/(1 − α′) when </w:t>
-      </w:r>
-      <w:r>
-        <w:rPr>
-          <w:i/>
-          <w:iCs/>
-        </w:rPr>
-        <w:t>r</w:t>
-      </w:r>
-      <w:r>
-        <w:t xml:space="preserve"> ≥ 1, and |</w:t>
-      </w:r>
-      <w:r>
-        <w:rPr>
-          <w:i/>
-          <w:iCs/>
-        </w:rPr>
-        <w:t>F</w:t>
-      </w:r>
-      <w:r>
-        <w:t>(</w:t>
-      </w:r>
-      <w:r>
-        <w:rPr>
-          <w:i/>
-          <w:iCs/>
-        </w:rPr>
-        <w:t>v</w:t>
-      </w:r>
-      <w:r>
-        <w:t xml:space="preserve">) − </w:t>
-      </w:r>
-      <w:r>
-        <w:rPr>
-          <w:i/>
-          <w:iCs/>
-        </w:rPr>
-        <w:t>F</w:t>
-      </w:r>
-      <w:r>
-        <w:t>(</w:t>
-      </w:r>
-      <w:r>
-        <w:rPr>
-          <w:i/>
-          <w:iCs/>
-        </w:rPr>
-        <w:t>v</w:t>
-      </w:r>
-      <w:r>
-        <w:t>′)| ≤ 2‖</w:t>
-      </w:r>
-      <w:r>
-        <w:rPr>
-          <w:i/>
-          <w:iCs/>
-        </w:rPr>
-        <w:t>f</w:t>
-      </w:r>
-      <w:r>
-        <w:t>‖ in any case. Hence δ</w:t>
-      </w:r>
-      <w:r>
-        <w:rPr>
-          <w:vertAlign w:val="subscript"/>
-        </w:rPr>
-        <w:t>y</w:t>
-      </w:r>
-      <w:r>
-        <w:t>(</w:t>
-      </w:r>
-      <w:r>
-        <w:rPr>
-          <w:i/>
-          <w:iCs/>
-        </w:rPr>
-        <w:t>F</w:t>
-      </w:r>
-      <w:r>
-        <w:t xml:space="preserve">) ≤ </w:t>
-      </w:r>
-      <w:r>
-        <w:rPr>
-          <w:i/>
-          <w:iCs/>
-        </w:rPr>
-        <w:t>A</w:t>
-      </w:r>
-      <w:r>
-        <w:t>(</w:t>
-      </w:r>
-      <w:r>
-        <w:rPr>
-          <w:i/>
-          <w:iCs/>
-        </w:rPr>
-        <w:t>f</w:t>
-      </w:r>
-      <w:r>
-        <w:t>) α′</w:t>
-      </w:r>
-      <w:r>
-        <w:rPr>
-          <w:vertAlign w:val="superscript"/>
-        </w:rPr>
-        <w:t>(r−1)⁺</w:t>
-      </w:r>
-      <w:r>
-        <w:t xml:space="preserve"> with </w:t>
-      </w:r>
-      <w:r>
-        <w:rPr>
-          <w:i/>
-          <w:iCs/>
-        </w:rPr>
-        <w:t>A</w:t>
-      </w:r>
-      <w:r>
-        <w:t>(</w:t>
-      </w:r>
-      <w:r>
-        <w:rPr>
-          <w:i/>
-          <w:iCs/>
-        </w:rPr>
-        <w:t>f</w:t>
-      </w:r>
-      <w:r>
-        <w:t>) = 162</w:t>
-      </w:r>
-      <w:r>
-        <w:rPr>
-          <w:i/>
-          <w:iCs/>
-        </w:rPr>
-        <w:t>N</w:t>
-      </w:r>
-      <w:r>
-        <w:t>(</w:t>
-      </w:r>
-      <w:r>
-        <w:rPr>
-          <w:i/>
-          <w:iCs/>
-        </w:rPr>
-        <w:t>f</w:t>
-      </w:r>
-      <w:r>
-        <w:t>)‖</w:t>
-      </w:r>
-      <w:r>
-        <w:rPr>
-          <w:i/>
-          <w:iCs/>
-        </w:rPr>
-        <w:t>f</w:t>
-      </w:r>
-      <w:r>
-        <w:t xml:space="preserve">‖/(1 − α′), and likewise for </w:t>
-      </w:r>
-      <w:r>
-        <w:rPr>
-          <w:i/>
-          <w:iCs/>
-        </w:rPr>
-        <w:t>G</w:t>
-      </w:r>
-      <w:r>
-        <w:t>.</w:t>
-      </w:r>
-    </w:p>
-    <w:p>
-      <w:pPr>
-        <w:spacing w:after="120"/>
-        <w:ind w:firstLine="360"/>
-        <w:jc w:val="both"/>
-      </w:pPr>
-      <w:r>
-        <w:t xml:space="preserve">For the first term, put </w:t>
-      </w:r>
-      <w:r>
-        <w:rPr>
-          <w:i/>
-          <w:iCs/>
-        </w:rPr>
-        <w:t>G</w:t>
-      </w:r>
-      <w:r>
-        <w:t xml:space="preserve">′ = </w:t>
-      </w:r>
-      <w:r>
-        <w:rPr>
-          <w:i/>
-          <w:iCs/>
-        </w:rPr>
-        <w:t>G</w:t>
-      </w:r>
-      <w:r>
-        <w:t xml:space="preserve"> + 2‖</w:t>
-      </w:r>
-      <w:r>
-        <w:rPr>
-          <w:i/>
-          <w:iCs/>
-        </w:rPr>
-        <w:t>g</w:t>
-      </w:r>
-      <w:r>
-        <w:t>‖, with values between ‖</w:t>
-      </w:r>
-      <w:r>
-        <w:rPr>
-          <w:i/>
-          <w:iCs/>
-        </w:rPr>
-        <w:t>g</w:t>
-      </w:r>
-      <w:r>
-        <w:t>‖ and 3‖</w:t>
-      </w:r>
-      <w:r>
-        <w:rPr>
-          <w:i/>
-          <w:iCs/>
-        </w:rPr>
-        <w:t>g</w:t>
-      </w:r>
-      <w:r>
-        <w:t xml:space="preserve">‖, and λ′ = </w:t>
-      </w:r>
-      <w:r>
-        <w:rPr>
-          <w:i/>
-          <w:iCs/>
-        </w:rPr>
-        <w:t>G</w:t>
-      </w:r>
-      <w:r>
-        <w:t>′λ</w:t>
-      </w:r>
-      <w:r>
-        <w:rPr>
-          <w:vertAlign w:val="subscript"/>
-        </w:rPr>
-        <w:t>j</w:t>
-      </w:r>
-      <w:r>
-        <w:t>/λ</w:t>
-      </w:r>
-      <w:r>
-        <w:rPr>
-          <w:vertAlign w:val="subscript"/>
-        </w:rPr>
-        <w:t>j</w:t>
-      </w:r>
-      <w:r>
-        <w:t>(</w:t>
-      </w:r>
-      <w:r>
-        <w:rPr>
-          <w:i/>
-          <w:iCs/>
-        </w:rPr>
-        <w:t>G</w:t>
-      </w:r>
-      <w:r>
-        <w:t xml:space="preserve">′). The conditional law of λ′ at </w:t>
-      </w:r>
-      <w:r>
-        <w:rPr>
-          <w:i/>
-          <w:iCs/>
-        </w:rPr>
-        <w:t>y</w:t>
-      </w:r>
-      <w:r>
-        <w:t xml:space="preserve"> is that of λ</w:t>
-      </w:r>
-      <w:r>
-        <w:rPr>
-          <w:vertAlign w:val="subscript"/>
-        </w:rPr>
-        <w:t>j</w:t>
-      </w:r>
-      <w:r>
-        <w:t xml:space="preserve"> tilted by log </w:t>
-      </w:r>
-      <w:r>
-        <w:rPr>
-          <w:i/>
-          <w:iCs/>
-        </w:rPr>
-        <w:t>G</w:t>
-      </w:r>
-      <w:r>
-        <w:t xml:space="preserve">′ as a function of </w:t>
-      </w:r>
-      <w:r>
-        <w:rPr>
-          <w:i/>
-          <w:iCs/>
-        </w:rPr>
-        <w:t>v</w:t>
-      </w:r>
-      <w:r>
-        <w:rPr>
-          <w:vertAlign w:val="subscript"/>
-        </w:rPr>
-        <w:t>y</w:t>
-      </w:r>
-      <w:r>
-        <w:t xml:space="preserve">, so by the first inequality of Proposition 8.5 the two conditionals differ by at most </w:t>
-      </w:r>
-      <w:r>
-        <w:rPr>
-          <w:i/>
-          <w:iCs/>
-        </w:rPr>
-        <w:t>b</w:t>
-      </w:r>
-      <w:r>
-        <w:rPr>
-          <w:vertAlign w:val="subscript"/>
-        </w:rPr>
-        <w:t>y</w:t>
-      </w:r>
-      <w:r>
-        <w:t xml:space="preserve"> = 1 − </w:t>
-      </w:r>
-      <w:r>
-        <w:rPr>
-          <w:i/>
-          <w:iCs/>
-        </w:rPr>
-        <w:t>e</w:t>
-      </w:r>
-      <w:r>
-        <w:rPr>
-          <w:vertAlign w:val="superscript"/>
-        </w:rPr>
-        <w:t>−</w:t>
-      </w:r>
-      <w:r>
-        <w:rPr>
-          <w:vertAlign w:val="superscript"/>
-        </w:rPr>
-        <w:t>osc</w:t>
-      </w:r>
-      <w:r>
-        <w:t xml:space="preserve"> ≤ osc ≤ δ</w:t>
-      </w:r>
-      <w:r>
-        <w:rPr>
-          <w:vertAlign w:val="subscript"/>
-        </w:rPr>
-        <w:t>y</w:t>
-      </w:r>
-      <w:r>
-        <w:t>(</w:t>
-      </w:r>
-      <w:r>
-        <w:rPr>
-          <w:i/>
-          <w:iCs/>
-        </w:rPr>
-        <w:t>G</w:t>
-      </w:r>
-      <w:r>
-        <w:t xml:space="preserve">′)/inf </w:t>
-      </w:r>
-      <w:r>
-        <w:rPr>
-          <w:i/>
-          <w:iCs/>
-        </w:rPr>
-        <w:t>G</w:t>
-      </w:r>
-      <w:r>
-        <w:t>′ ≤ δ</w:t>
-      </w:r>
-      <w:r>
-        <w:rPr>
-          <w:vertAlign w:val="subscript"/>
-        </w:rPr>
-        <w:t>y</w:t>
-      </w:r>
-      <w:r>
-        <w:t>(</w:t>
-      </w:r>
-      <w:r>
-        <w:rPr>
-          <w:i/>
-          <w:iCs/>
-        </w:rPr>
-        <w:t>G</w:t>
-      </w:r>
-      <w:r>
-        <w:t>)/‖</w:t>
-      </w:r>
-      <w:r>
-        <w:rPr>
-          <w:i/>
-          <w:iCs/>
-        </w:rPr>
-        <w:t>g</w:t>
-      </w:r>
-      <w:r>
-        <w:t xml:space="preserve">‖ ≤ </w:t>
-      </w:r>
-      <w:r>
-        <w:rPr>
-          <w:i/>
-          <w:iCs/>
-        </w:rPr>
-        <w:t>A</w:t>
-      </w:r>
-      <w:r>
-        <w:t>(</w:t>
-      </w:r>
-      <w:r>
-        <w:rPr>
-          <w:i/>
-          <w:iCs/>
-        </w:rPr>
-        <w:t>g</w:t>
-      </w:r>
-      <w:r>
-        <w:t>) α′</w:t>
-      </w:r>
-      <w:r>
-        <w:rPr>
-          <w:vertAlign w:val="superscript"/>
-        </w:rPr>
-        <w:t>(r′−1)⁺</w:t>
-      </w:r>
-      <w:r>
-        <w:t>/‖</w:t>
-      </w:r>
-      <w:r>
-        <w:rPr>
-          <w:i/>
-          <w:iCs/>
-        </w:rPr>
-        <w:t>g</w:t>
-      </w:r>
-      <w:r>
-        <w:t xml:space="preserve">‖, where osc is the oscillation of log </w:t>
-      </w:r>
-      <w:r>
-        <w:rPr>
-          <w:i/>
-          <w:iCs/>
-        </w:rPr>
-        <w:t>G</w:t>
-      </w:r>
-      <w:r>
-        <w:t xml:space="preserve">′ in </w:t>
-      </w:r>
-      <w:r>
-        <w:rPr>
-          <w:i/>
-          <w:iCs/>
-        </w:rPr>
-        <w:t>v</w:t>
-      </w:r>
-      <w:r>
-        <w:rPr>
-          <w:vertAlign w:val="subscript"/>
-        </w:rPr>
-        <w:t>y</w:t>
-      </w:r>
-      <w:r>
-        <w:t xml:space="preserve"> and </w:t>
-      </w:r>
-      <w:r>
-        <w:rPr>
-          <w:i/>
-          <w:iCs/>
-        </w:rPr>
-        <w:t>r</w:t>
-      </w:r>
-      <w:r>
-        <w:t xml:space="preserve">′ the distance from </w:t>
-      </w:r>
-      <w:r>
-        <w:rPr>
-          <w:i/>
-          <w:iCs/>
-        </w:rPr>
-        <w:t>y</w:t>
-      </w:r>
-      <w:r>
-        <w:t xml:space="preserve"> to </w:t>
-      </w:r>
-      <w:r>
-        <w:rPr>
-          <w:i/>
-          <w:iCs/>
-        </w:rPr>
-        <w:t>S</w:t>
-      </w:r>
-      <w:r>
-        <w:t>(</w:t>
-      </w:r>
-      <w:r>
-        <w:rPr>
-          <w:i/>
-          <w:iCs/>
-        </w:rPr>
-        <w:t>g</w:t>
-      </w:r>
-      <w:r>
-        <w:t xml:space="preserve">). Under Hypothesis II the weighted matrix </w:t>
-      </w:r>
-      <w:r>
-        <w:rPr>
-          <w:i/>
-          <w:iCs/>
-        </w:rPr>
-        <w:t>C̃</w:t>
-      </w:r>
-      <w:r>
-        <w:t>(</w:t>
-      </w:r>
-      <w:r>
-        <w:rPr>
-          <w:i/>
-          <w:iCs/>
-        </w:rPr>
-        <w:t>y</w:t>
-      </w:r>
-      <w:r>
-        <w:t xml:space="preserve">, </w:t>
-      </w:r>
-      <w:r>
-        <w:rPr>
-          <w:i/>
-          <w:iCs/>
-        </w:rPr>
-        <w:t>y</w:t>
-      </w:r>
-      <w:r>
-        <w:t xml:space="preserve">′) = </w:t>
-      </w:r>
-      <w:r>
-        <w:rPr>
-          <w:i/>
-          <w:iCs/>
-        </w:rPr>
-        <w:t>C</w:t>
-      </w:r>
-      <w:r>
-        <w:rPr>
-          <w:vertAlign w:val="superscript"/>
-        </w:rPr>
-        <w:t>λ</w:t>
-      </w:r>
-      <w:r>
-        <w:rPr>
-          <w:vertAlign w:val="subscript"/>
-        </w:rPr>
-        <w:t>j</w:t>
-      </w:r>
-      <w:r>
-        <w:t>(</w:t>
-      </w:r>
-      <w:r>
-        <w:rPr>
-          <w:i/>
-          <w:iCs/>
-        </w:rPr>
-        <w:t>y</w:t>
-      </w:r>
-      <w:r>
-        <w:t xml:space="preserve">, </w:t>
-      </w:r>
-      <w:r>
-        <w:rPr>
-          <w:i/>
-          <w:iCs/>
-        </w:rPr>
-        <w:t>y</w:t>
-      </w:r>
-      <w:r>
-        <w:t xml:space="preserve">′) </w:t>
-      </w:r>
-      <w:r>
-        <w:rPr>
-          <w:i/>
-          <w:iCs/>
-        </w:rPr>
-        <w:t>e</w:t>
-      </w:r>
-      <w:r>
-        <w:rPr>
-          <w:vertAlign w:val="superscript"/>
-        </w:rPr>
-        <w:t>κ|y−y′|</w:t>
-      </w:r>
-      <w:r>
-        <w:t xml:space="preserve"> has row sums at most α, and since |</w:t>
-      </w:r>
-      <w:r>
-        <w:rPr>
-          <w:i/>
-          <w:iCs/>
-        </w:rPr>
-        <w:t>y</w:t>
-      </w:r>
-      <w:r>
-        <w:t xml:space="preserve"> − </w:t>
-      </w:r>
-      <w:r>
-        <w:rPr>
-          <w:i/>
-          <w:iCs/>
-        </w:rPr>
-        <w:t>y</w:t>
-      </w:r>
-      <w:r>
-        <w:t>″| ≤ |</w:t>
-      </w:r>
-      <w:r>
-        <w:rPr>
-          <w:i/>
-          <w:iCs/>
-        </w:rPr>
-        <w:t>y</w:t>
-      </w:r>
-      <w:r>
-        <w:t xml:space="preserve"> − </w:t>
-      </w:r>
-      <w:r>
-        <w:rPr>
-          <w:i/>
-          <w:iCs/>
-        </w:rPr>
-        <w:t>y</w:t>
-      </w:r>
-      <w:r>
-        <w:t>′| + |</w:t>
-      </w:r>
-      <w:r>
-        <w:rPr>
-          <w:i/>
-          <w:iCs/>
-        </w:rPr>
-        <w:t>y</w:t>
-      </w:r>
-      <w:r>
-        <w:t xml:space="preserve">′ − </w:t>
-      </w:r>
-      <w:r>
-        <w:rPr>
-          <w:i/>
-          <w:iCs/>
-        </w:rPr>
-        <w:t>y</w:t>
-      </w:r>
-      <w:r>
-        <w:t xml:space="preserve">″|, induction on </w:t>
-      </w:r>
-      <w:r>
-        <w:rPr>
-          <w:i/>
-          <w:iCs/>
-        </w:rPr>
-        <w:t>n</w:t>
-      </w:r>
-      <w:r>
-        <w:t xml:space="preserve"> gives (</w:t>
-      </w:r>
-      <w:r>
-        <w:rPr>
-          <w:i/>
-          <w:iCs/>
-        </w:rPr>
-        <w:t>C</w:t>
-      </w:r>
-      <w:r>
-        <w:rPr>
-          <w:vertAlign w:val="superscript"/>
-        </w:rPr>
-        <w:t>λ</w:t>
-      </w:r>
-      <w:r>
-        <w:rPr>
-          <w:vertAlign w:val="subscript"/>
-        </w:rPr>
-        <w:t>j</w:t>
-      </w:r>
-      <w:r>
-        <w:t>)</w:t>
-      </w:r>
-      <w:r>
-        <w:rPr>
-          <w:vertAlign w:val="superscript"/>
-        </w:rPr>
-        <w:t>n</w:t>
-      </w:r>
-      <w:r>
-        <w:t>(</w:t>
-      </w:r>
-      <w:r>
-        <w:rPr>
-          <w:i/>
-          <w:iCs/>
-        </w:rPr>
-        <w:t>y</w:t>
-      </w:r>
-      <w:r>
-        <w:t xml:space="preserve">, </w:t>
-      </w:r>
-      <w:r>
-        <w:rPr>
-          <w:i/>
-          <w:iCs/>
-        </w:rPr>
-        <w:t>y</w:t>
-      </w:r>
-      <w:r>
-        <w:t xml:space="preserve">′) </w:t>
-      </w:r>
-      <w:r>
-        <w:rPr>
-          <w:i/>
-          <w:iCs/>
-        </w:rPr>
-        <w:t>e</w:t>
-      </w:r>
-      <w:r>
-        <w:rPr>
-          <w:vertAlign w:val="superscript"/>
-        </w:rPr>
-        <w:t>κ|y−y′|</w:t>
-      </w:r>
-      <w:r>
-        <w:t xml:space="preserve"> ≤ </w:t>
-      </w:r>
-      <w:r>
-        <w:rPr>
-          <w:i/>
-          <w:iCs/>
-        </w:rPr>
-        <w:t>C̃</w:t>
-      </w:r>
-      <w:r>
-        <w:rPr>
-          <w:vertAlign w:val="superscript"/>
-        </w:rPr>
-        <w:t>n</w:t>
-      </w:r>
-      <w:r>
-        <w:t>(</w:t>
-      </w:r>
-      <w:r>
-        <w:rPr>
-          <w:i/>
-          <w:iCs/>
-        </w:rPr>
-        <w:t>y</w:t>
-      </w:r>
-      <w:r>
-        <w:t xml:space="preserve">, </w:t>
-      </w:r>
-      <w:r>
-        <w:rPr>
-          <w:i/>
-          <w:iCs/>
-        </w:rPr>
-        <w:t>y</w:t>
-      </w:r>
-      <w:r>
-        <w:t>′) ≤ α</w:t>
-      </w:r>
-      <w:r>
-        <w:rPr>
-          <w:vertAlign w:val="superscript"/>
-        </w:rPr>
-        <w:t>n</w:t>
-      </w:r>
-      <w:r>
-        <w:t xml:space="preserve">; so the entries of </w:t>
-      </w:r>
-      <w:r>
-        <w:rPr>
-          <w:i/>
-          <w:iCs/>
-        </w:rPr>
-        <w:t>D</w:t>
-      </w:r>
-      <w:r>
-        <w:rPr>
-          <w:vertAlign w:val="superscript"/>
-        </w:rPr>
-        <w:t>λ</w:t>
-      </w:r>
-      <w:r>
-        <w:t xml:space="preserve"> = Σ (</w:t>
-      </w:r>
-      <w:r>
-        <w:rPr>
-          <w:i/>
-          <w:iCs/>
-        </w:rPr>
-        <w:t>C</w:t>
-      </w:r>
-      <w:r>
-        <w:rPr>
-          <w:vertAlign w:val="superscript"/>
-        </w:rPr>
-        <w:t>λ</w:t>
-      </w:r>
-      <w:r>
-        <w:rPr>
-          <w:vertAlign w:val="subscript"/>
-        </w:rPr>
-        <w:t>j</w:t>
-      </w:r>
-      <w:r>
-        <w:t>)</w:t>
-      </w:r>
-      <w:r>
-        <w:rPr>
-          <w:vertAlign w:val="superscript"/>
-        </w:rPr>
-        <w:t>n</w:t>
-      </w:r>
-      <w:r>
-        <w:t xml:space="preserve"> satisfy </w:t>
-      </w:r>
-      <w:r>
-        <w:rPr>
-          <w:i/>
-          <w:iCs/>
-        </w:rPr>
-        <w:t>D</w:t>
-      </w:r>
-      <w:r>
-        <w:rPr>
-          <w:vertAlign w:val="superscript"/>
-        </w:rPr>
-        <w:t>λ</w:t>
-      </w:r>
-      <w:r>
-        <w:t>(</w:t>
-      </w:r>
-      <w:r>
-        <w:rPr>
-          <w:i/>
-          <w:iCs/>
-        </w:rPr>
-        <w:t>y</w:t>
-      </w:r>
-      <w:r>
-        <w:t xml:space="preserve">, </w:t>
-      </w:r>
-      <w:r>
-        <w:rPr>
-          <w:i/>
-          <w:iCs/>
-        </w:rPr>
-        <w:t>y</w:t>
-      </w:r>
-      <w:r>
-        <w:t xml:space="preserve">′) ≤ </w:t>
-      </w:r>
-      <w:r>
-        <w:rPr>
-          <w:i/>
-          <w:iCs/>
-        </w:rPr>
-        <w:t>e</w:t>
-      </w:r>
-      <w:r>
-        <w:rPr>
-          <w:vertAlign w:val="superscript"/>
-        </w:rPr>
-        <w:t>−</w:t>
-      </w:r>
-      <w:r>
-        <w:rPr>
-          <w:vertAlign w:val="superscript"/>
-        </w:rPr>
-        <w:t>κ|y−y′|</w:t>
-      </w:r>
-      <w:r>
-        <w:t>/(1 − α). The comparison theorem, applied to λ</w:t>
-      </w:r>
-      <w:r>
-        <w:rPr>
-          <w:vertAlign w:val="subscript"/>
-        </w:rPr>
-        <w:t>j</w:t>
-      </w:r>
-      <w:r>
-        <w:t xml:space="preserve"> and λ′, then gives</w:t>
+        <w:t>), the comparison theorem gives</w:t>
       </w:r>
     </w:p>
     <w:p>
@@ -28050,31 +25556,12 @@
           </w:rPr>
           <m:t xml:space="preserve">) </m:t>
         </m:r>
-        <m:sSup>
-          <m:sSupPr>
-            <m:ctrlPr>
-              <w:rPr>
-                <w:rFonts w:ascii="Cambria Math" w:hAnsi="Cambria Math"/>
-              </w:rPr>
-            </m:ctrlPr>
-          </m:sSupPr>
-          <m:e>
-            <m:r>
-              <w:rPr>
-                <w:rFonts w:ascii="Cambria Math" w:hAnsi="Cambria Math"/>
-              </w:rPr>
-              <m:t>D</m:t>
-            </m:r>
-          </m:e>
-          <m:sup>
-            <m:r>
-              <w:rPr>
-                <w:rFonts w:ascii="Cambria Math" w:hAnsi="Cambria Math"/>
-              </w:rPr>
-              <m:t>λ</m:t>
-            </m:r>
-          </m:sup>
-        </m:sSup>
+        <m:r>
+          <w:rPr>
+            <w:rFonts w:ascii="Cambria Math" w:hAnsi="Cambria Math"/>
+          </w:rPr>
+          <m:t>D</m:t>
+        </m:r>
         <m:r>
           <w:rPr>
             <w:rFonts w:ascii="Cambria Math" w:hAnsi="Cambria Math"/>
@@ -28149,7 +25636,19 @@
               <w:rPr>
                 <w:rFonts w:ascii="Cambria Math" w:hAnsi="Cambria Math"/>
               </w:rPr>
-              <m:t>A</m:t>
+              <m:t>K</m:t>
+            </m:r>
+            <m:r>
+              <w:rPr>
+                <w:rFonts w:ascii="Cambria Math" w:hAnsi="Cambria Math"/>
+              </w:rPr>
+              <m:t xml:space="preserve">'² </m:t>
+            </m:r>
+            <m:r>
+              <w:rPr>
+                <w:rFonts w:ascii="Cambria Math" w:hAnsi="Cambria Math"/>
+              </w:rPr>
+              <m:t>N</m:t>
             </m:r>
             <m:r>
               <w:rPr>
@@ -28173,7 +25672,7 @@
               <w:rPr>
                 <w:rFonts w:ascii="Cambria Math" w:hAnsi="Cambria Math"/>
               </w:rPr>
-              <m:t>A</m:t>
+              <m:t>N</m:t>
             </m:r>
             <m:r>
               <w:rPr>
@@ -28191,7 +25690,19 @@
               <w:rPr>
                 <w:rFonts w:ascii="Cambria Math" w:hAnsi="Cambria Math"/>
               </w:rPr>
-              <m:t>)</m:t>
+              <m:t>) ‖</m:t>
+            </m:r>
+            <m:r>
+              <w:rPr>
+                <w:rFonts w:ascii="Cambria Math" w:hAnsi="Cambria Math"/>
+              </w:rPr>
+              <m:t>f</m:t>
+            </m:r>
+            <m:r>
+              <w:rPr>
+                <w:rFonts w:ascii="Cambria Math" w:hAnsi="Cambria Math"/>
+              </w:rPr>
+              <m:t>‖</m:t>
             </m:r>
           </m:num>
           <m:den>
@@ -28199,31 +25710,13 @@
               <w:rPr>
                 <w:rFonts w:ascii="Cambria Math" w:hAnsi="Cambria Math"/>
               </w:rPr>
-              <m:t xml:space="preserve">(1 - </m:t>
+              <m:t xml:space="preserve">1 - </m:t>
             </m:r>
             <m:r>
               <w:rPr>
                 <w:rFonts w:ascii="Cambria Math" w:hAnsi="Cambria Math"/>
               </w:rPr>
               <m:t>α</m:t>
-            </m:r>
-            <m:r>
-              <w:rPr>
-                <w:rFonts w:ascii="Cambria Math" w:hAnsi="Cambria Math"/>
-              </w:rPr>
-              <m:t>) ‖</m:t>
-            </m:r>
-            <m:r>
-              <w:rPr>
-                <w:rFonts w:ascii="Cambria Math" w:hAnsi="Cambria Math"/>
-              </w:rPr>
-              <m:t>g</m:t>
-            </m:r>
-            <m:r>
-              <w:rPr>
-                <w:rFonts w:ascii="Cambria Math" w:hAnsi="Cambria Math"/>
-              </w:rPr>
-              <m:t>‖</m:t>
             </m:r>
           </m:den>
         </m:f>
@@ -28375,7 +25868,7 @@
         <w:t>y</w:t>
       </w:r>
       <w:r>
-        <w:t>) = (</w:t>
+        <w:t xml:space="preserve">) = </w:t>
       </w:r>
       <w:r>
         <w:rPr>
@@ -28391,7 +25884,7 @@
         <w:t>i</w:t>
       </w:r>
       <w:r>
-        <w:t xml:space="preserve"> − 1)⁺ + |</w:t>
+        <w:t xml:space="preserve"> + |</w:t>
       </w:r>
       <w:r>
         <w:rPr>
@@ -28411,7 +25904,7 @@
         <w:t>y</w:t>
       </w:r>
       <w:r>
-        <w:t>| + (</w:t>
+        <w:t xml:space="preserve">| + </w:t>
       </w:r>
       <w:r>
         <w:rPr>
@@ -28430,7 +25923,7 @@
         <w:t>y</w:t>
       </w:r>
       <w:r>
-        <w:t xml:space="preserve"> − 1)⁺, with </w:t>
+        <w:t xml:space="preserve">, with </w:t>
       </w:r>
       <w:r>
         <w:rPr>
@@ -28525,7 +26018,7 @@
         <w:t>g</w:t>
       </w:r>
       <w:r>
-        <w:t>), and where ρ = max(</w:t>
+        <w:t>), and ρ = max(</w:t>
       </w:r>
       <w:r>
         <w:rPr>
@@ -28547,7 +26040,7 @@
         <w:t>κ</w:t>
       </w:r>
       <w:r>
-        <w:t xml:space="preserve">, α′) bounds the base of each of the three factors. By the triangle inequality </w:t>
+        <w:t xml:space="preserve">, ρ′) bounds the base of each of the three factors. By the triangle inequality </w:t>
       </w:r>
       <w:r>
         <w:rPr>
@@ -28587,7 +26080,7 @@
         <w:t>d</w:t>
       </w:r>
       <w:r>
-        <w:t xml:space="preserve"> − 2, and the number of pairs (</w:t>
+        <w:t>, and the number of pairs (</w:t>
       </w:r>
       <w:r>
         <w:rPr>
@@ -28697,7 +26190,7 @@
         <w:t>n</w:t>
       </w:r>
       <w:r>
-        <w:t xml:space="preserve"> + 3)</w:t>
+        <w:t xml:space="preserve"> + 1)</w:t>
       </w:r>
       <w:r>
         <w:rPr>
@@ -28726,7 +26219,7 @@
         <w:t>n</w:t>
       </w:r>
       <w:r>
-        <w:t xml:space="preserve"> + 1 of </w:t>
+        <w:t xml:space="preserve"> of </w:t>
       </w:r>
       <w:r>
         <w:rPr>
@@ -28766,7 +26259,7 @@
         <w:t>n</w:t>
       </w:r>
       <w:r>
-        <w:t xml:space="preserve"> + 1 of </w:t>
+        <w:t xml:space="preserve"> of </w:t>
       </w:r>
       <w:r>
         <w:rPr>
@@ -28832,7 +26325,7 @@
         <w:rPr>
           <w:vertAlign w:val="subscript"/>
         </w:rPr>
-        <w:t>n≥d−2</w:t>
+        <w:t>n≥d</w:t>
       </w:r>
       <w:r>
         <w:t xml:space="preserve"> (2</w:t>
@@ -28845,7 +26338,7 @@
         <w:t>n</w:t>
       </w:r>
       <w:r>
-        <w:t xml:space="preserve"> + 3)</w:t>
+        <w:t xml:space="preserve"> + 1)</w:t>
       </w:r>
       <w:r>
         <w:rPr>
@@ -29092,7 +26585,17 @@
           <w:i/>
           <w:iCs/>
         </w:rPr>
-        <w:t>A</w:t>
+        <w:t>K</w:t>
+      </w:r>
+      <w:r>
+        <w:t>′²</w:t>
+      </w:r>
+      <w:r>
+        <w:rPr>
+          <w:i/>
+          <w:iCs/>
+        </w:rPr>
+        <w:t>N</w:t>
       </w:r>
       <w:r>
         <w:t>(</w:t>
@@ -29112,7 +26615,7 @@
           <w:i/>
           <w:iCs/>
         </w:rPr>
-        <w:t>A</w:t>
+        <w:t>N</w:t>
       </w:r>
       <w:r>
         <w:t>(</w:t>
@@ -29125,6 +26628,85 @@
         <w:t>g</w:t>
       </w:r>
       <w:r>
+        <w:t>)‖</w:t>
+      </w:r>
+      <w:r>
+        <w:rPr>
+          <w:i/>
+          <w:iCs/>
+        </w:rPr>
+        <w:t>f</w:t>
+      </w:r>
+      <w:r>
+        <w:t>‖‖</w:t>
+      </w:r>
+      <w:r>
+        <w:rPr>
+          <w:i/>
+          <w:iCs/>
+        </w:rPr>
+        <w:t>g</w:t>
+      </w:r>
+      <w:r>
+        <w:t>‖</w:t>
+      </w:r>
+      <w:r>
+        <w:rPr>
+          <w:i/>
+          <w:iCs/>
+        </w:rPr>
+        <w:t>K</w:t>
+      </w:r>
+      <w:r>
+        <w:t>₁ρ₁</w:t>
+      </w:r>
+      <w:r>
+        <w:rPr>
+          <w:vertAlign w:val="superscript"/>
+        </w:rPr>
+        <w:t>d</w:t>
+      </w:r>
+      <w:r>
+        <w:t xml:space="preserve">/(1 − α). Adding the second term gives the covariance inequality, with </w:t>
+      </w:r>
+      <w:r>
+        <w:rPr>
+          <w:i/>
+          <w:iCs/>
+        </w:rPr>
+        <w:t>K</w:t>
+      </w:r>
+      <w:r>
+        <w:t xml:space="preserve"> = 3</w:t>
+      </w:r>
+      <w:r>
+        <w:rPr>
+          <w:i/>
+          <w:iCs/>
+        </w:rPr>
+        <w:t>K</w:t>
+      </w:r>
+      <w:r>
+        <w:t>′²</w:t>
+      </w:r>
+      <w:r>
+        <w:rPr>
+          <w:i/>
+          <w:iCs/>
+        </w:rPr>
+        <w:t>N</w:t>
+      </w:r>
+      <w:r>
+        <w:t>(</w:t>
+      </w:r>
+      <w:r>
+        <w:rPr>
+          <w:i/>
+          <w:iCs/>
+        </w:rPr>
+        <w:t>f</w:t>
+      </w:r>
+      <w:r>
         <w:t>)</w:t>
       </w:r>
       <w:r>
@@ -29132,36 +26714,466 @@
           <w:i/>
           <w:iCs/>
         </w:rPr>
+        <w:t>N</w:t>
+      </w:r>
+      <w:r>
+        <w:t>(</w:t>
+      </w:r>
+      <w:r>
+        <w:rPr>
+          <w:i/>
+          <w:iCs/>
+        </w:rPr>
+        <w:t>g</w:t>
+      </w:r>
+      <w:r>
+        <w:t>)‖</w:t>
+      </w:r>
+      <w:r>
+        <w:rPr>
+          <w:i/>
+          <w:iCs/>
+        </w:rPr>
+        <w:t>f</w:t>
+      </w:r>
+      <w:r>
+        <w:t>‖‖</w:t>
+      </w:r>
+      <w:r>
+        <w:rPr>
+          <w:i/>
+          <w:iCs/>
+        </w:rPr>
+        <w:t>g</w:t>
+      </w:r>
+      <w:r>
+        <w:t>‖</w:t>
+      </w:r>
+      <w:r>
+        <w:rPr>
+          <w:i/>
+          <w:iCs/>
+        </w:rPr>
         <w:t>K</w:t>
       </w:r>
       <w:r>
-        <w:t>₁ρ₁</w:t>
+        <w:t xml:space="preserve">₁/(1 − α) + </w:t>
+      </w:r>
+      <w:r>
+        <w:rPr>
+          <w:i/>
+          <w:iCs/>
+        </w:rPr>
+        <w:t>K</w:t>
+      </w:r>
+      <w:r>
+        <w:t>′</w:t>
+      </w:r>
+      <w:r>
+        <w:rPr>
+          <w:i/>
+          <w:iCs/>
+        </w:rPr>
+        <w:t>N</w:t>
+      </w:r>
+      <w:r>
+        <w:t>(</w:t>
+      </w:r>
+      <w:r>
+        <w:rPr>
+          <w:i/>
+          <w:iCs/>
+        </w:rPr>
+        <w:t>f</w:t>
+      </w:r>
+      <w:r>
+        <w:t>)‖</w:t>
+      </w:r>
+      <w:r>
+        <w:rPr>
+          <w:i/>
+          <w:iCs/>
+        </w:rPr>
+        <w:t>f</w:t>
+      </w:r>
+      <w:r>
+        <w:t>‖‖</w:t>
+      </w:r>
+      <w:r>
+        <w:rPr>
+          <w:i/>
+          <w:iCs/>
+        </w:rPr>
+        <w:t>g</w:t>
+      </w:r>
+      <w:r>
+        <w:t>‖.</w:t>
+      </w:r>
+    </w:p>
+    <w:p>
+      <w:pPr>
+        <w:spacing w:after="120"/>
+        <w:ind w:firstLine="360"/>
+        <w:jc w:val="both"/>
+      </w:pPr>
+      <w:r>
+        <w:t xml:space="preserve">For the gap, let </w:t>
+      </w:r>
+      <w:r>
+        <w:rPr>
+          <w:i/>
+          <w:iCs/>
+        </w:rPr>
+        <w:t>f</w:t>
+      </w:r>
+      <w:r>
+        <w:t xml:space="preserve"> be an observable, bounded uniformly in </w:t>
+      </w:r>
+      <w:r>
+        <w:rPr>
+          <w:i/>
+          <w:iCs/>
+        </w:rPr>
+        <w:t>j</w:t>
+      </w:r>
+      <w:r>
+        <w:t xml:space="preserve">, whose links lie in the time interval [0, </w:t>
+      </w:r>
+      <w:r>
+        <w:rPr>
+          <w:i/>
+          <w:iCs/>
+        </w:rPr>
+        <w:t>w</w:t>
+      </w:r>
+      <w:r>
+        <w:t>]. The links of θ</w:t>
+      </w:r>
+      <w:r>
+        <w:rPr>
+          <w:i/>
+          <w:iCs/>
+        </w:rPr>
+        <w:t>f̄</w:t>
+      </w:r>
+      <w:r>
+        <w:t xml:space="preserve"> lie in [−</w:t>
+      </w:r>
+      <w:r>
+        <w:rPr>
+          <w:i/>
+          <w:iCs/>
+        </w:rPr>
+        <w:t>w</w:t>
+      </w:r>
+      <w:r>
+        <w:t>, 0] and those of τ</w:t>
+      </w:r>
+      <w:r>
+        <w:rPr>
+          <w:vertAlign w:val="subscript"/>
+        </w:rPr>
+        <w:t>t</w:t>
+      </w:r>
+      <w:r>
+        <w:rPr>
+          <w:i/>
+          <w:iCs/>
+        </w:rPr>
+        <w:t>f</w:t>
+      </w:r>
+      <w:r>
+        <w:t xml:space="preserve"> in [</w:t>
+      </w:r>
+      <w:r>
+        <w:rPr>
+          <w:i/>
+          <w:iCs/>
+        </w:rPr>
+        <w:t>t</w:t>
+      </w:r>
+      <w:r>
+        <w:t xml:space="preserve">, </w:t>
+      </w:r>
+      <w:r>
+        <w:rPr>
+          <w:i/>
+          <w:iCs/>
+        </w:rPr>
+        <w:t>t</w:t>
+      </w:r>
+      <w:r>
+        <w:t xml:space="preserve"> + </w:t>
+      </w:r>
+      <w:r>
+        <w:rPr>
+          <w:i/>
+          <w:iCs/>
+        </w:rPr>
+        <w:t>w</w:t>
+      </w:r>
+      <w:r>
+        <w:t xml:space="preserve">], and the block boundaries in time are the multiples of </w:t>
+      </w:r>
+      <w:r>
+        <w:rPr>
+          <w:i/>
+          <w:iCs/>
+        </w:rPr>
+        <w:t>a</w:t>
+      </w:r>
+      <w:r>
+        <w:rPr>
+          <w:vertAlign w:val="subscript"/>
+        </w:rPr>
+        <w:t>c</w:t>
+      </w:r>
+      <w:r>
+        <w:t xml:space="preserve">, so the distance between </w:t>
+      </w:r>
+      <w:r>
+        <w:rPr>
+          <w:i/>
+          <w:iCs/>
+        </w:rPr>
+        <w:t>S</w:t>
+      </w:r>
+      <w:r>
+        <w:t>(θ</w:t>
+      </w:r>
+      <w:r>
+        <w:rPr>
+          <w:i/>
+          <w:iCs/>
+        </w:rPr>
+        <w:t>f̄</w:t>
+      </w:r>
+      <w:r>
+        <w:t xml:space="preserve">) and </w:t>
+      </w:r>
+      <w:r>
+        <w:rPr>
+          <w:i/>
+          <w:iCs/>
+        </w:rPr>
+        <w:t>S</w:t>
+      </w:r>
+      <w:r>
+        <w:t>(τ</w:t>
+      </w:r>
+      <w:r>
+        <w:rPr>
+          <w:vertAlign w:val="subscript"/>
+        </w:rPr>
+        <w:t>t</w:t>
+      </w:r>
+      <w:r>
+        <w:rPr>
+          <w:i/>
+          <w:iCs/>
+        </w:rPr>
+        <w:t>f</w:t>
+      </w:r>
+      <w:r>
+        <w:t>) is at least ⌊</w:t>
+      </w:r>
+      <w:r>
+        <w:rPr>
+          <w:i/>
+          <w:iCs/>
+        </w:rPr>
+        <w:t>t</w:t>
+      </w:r>
+      <w:r>
+        <w:t>/</w:t>
+      </w:r>
+      <w:r>
+        <w:rPr>
+          <w:i/>
+          <w:iCs/>
+        </w:rPr>
+        <w:t>a</w:t>
+      </w:r>
+      <w:r>
+        <w:rPr>
+          <w:vertAlign w:val="subscript"/>
+        </w:rPr>
+        <w:t>c</w:t>
+      </w:r>
+      <w:r>
+        <w:t>⌋</w:t>
+      </w:r>
+      <w:r>
+        <w:t xml:space="preserve"> ≥ </w:t>
+      </w:r>
+      <w:r>
+        <w:rPr>
+          <w:i/>
+          <w:iCs/>
+        </w:rPr>
+        <w:t>t</w:t>
+      </w:r>
+      <w:r>
+        <w:t>/</w:t>
+      </w:r>
+      <w:r>
+        <w:rPr>
+          <w:i/>
+          <w:iCs/>
+        </w:rPr>
+        <w:t>a</w:t>
+      </w:r>
+      <w:r>
+        <w:rPr>
+          <w:vertAlign w:val="subscript"/>
+        </w:rPr>
+        <w:t>c</w:t>
+      </w:r>
+      <w:r>
+        <w:t xml:space="preserve"> − 1. The covariance inequality gives </w:t>
+      </w:r>
+      <w:r>
+        <w:rPr>
+          <w:i/>
+          <w:iCs/>
+        </w:rPr>
+        <w:t>S</w:t>
+      </w:r>
+      <w:r>
+        <w:rPr>
+          <w:vertAlign w:val="subscript"/>
+        </w:rPr>
+        <w:t>j</w:t>
+      </w:r>
+      <w:r>
+        <w:t>(θ</w:t>
+      </w:r>
+      <w:r>
+        <w:rPr>
+          <w:i/>
+          <w:iCs/>
+        </w:rPr>
+        <w:t>f̄</w:t>
+      </w:r>
+      <w:r>
+        <w:t xml:space="preserve"> · τ</w:t>
+      </w:r>
+      <w:r>
+        <w:rPr>
+          <w:vertAlign w:val="subscript"/>
+        </w:rPr>
+        <w:t>t</w:t>
+      </w:r>
+      <w:r>
+        <w:rPr>
+          <w:i/>
+          <w:iCs/>
+        </w:rPr>
+        <w:t>f</w:t>
+      </w:r>
+      <w:r>
+        <w:t>) − |</w:t>
+      </w:r>
+      <w:r>
+        <w:rPr>
+          <w:i/>
+          <w:iCs/>
+        </w:rPr>
+        <w:t>S</w:t>
+      </w:r>
+      <w:r>
+        <w:rPr>
+          <w:vertAlign w:val="subscript"/>
+        </w:rPr>
+        <w:t>j</w:t>
+      </w:r>
+      <w:r>
+        <w:t>(</w:t>
+      </w:r>
+      <w:r>
+        <w:rPr>
+          <w:i/>
+          <w:iCs/>
+        </w:rPr>
+        <w:t>f</w:t>
+      </w:r>
+      <w:r>
+        <w:t>)|² ≤ (</w:t>
+      </w:r>
+      <w:r>
+        <w:rPr>
+          <w:i/>
+          <w:iCs/>
+        </w:rPr>
+        <w:t>K</w:t>
+      </w:r>
+      <w:r>
+        <w:t xml:space="preserve">/ρ₁) </w:t>
+      </w:r>
+      <w:r>
+        <w:rPr>
+          <w:i/>
+          <w:iCs/>
+        </w:rPr>
+        <w:t>e</w:t>
       </w:r>
       <w:r>
         <w:rPr>
           <w:vertAlign w:val="superscript"/>
         </w:rPr>
-        <w:t>d</w:t>
-      </w:r>
-      <w:r>
-        <w:t xml:space="preserve">/(1 − α). Adding the bound on the second term gives the covariance inequality, with </w:t>
-      </w:r>
-      <w:r>
-        <w:rPr>
-          <w:i/>
-          <w:iCs/>
-        </w:rPr>
-        <w:t>K</w:t>
-      </w:r>
-      <w:r>
-        <w:t xml:space="preserve"> = 3</w:t>
-      </w:r>
-      <w:r>
-        <w:rPr>
-          <w:i/>
-          <w:iCs/>
-        </w:rPr>
-        <w:t>A</w:t>
+        <w:t>−</w:t>
+      </w:r>
+      <w:r>
+        <w:rPr>
+          <w:vertAlign w:val="superscript"/>
+        </w:rPr>
+        <w:t>m₁t</w:t>
+      </w:r>
+      <w:r>
+        <w:t xml:space="preserve"> with </w:t>
+      </w:r>
+      <w:r>
+        <w:rPr>
+          <w:i/>
+          <w:iCs/>
+        </w:rPr>
+        <w:t>m</w:t>
+      </w:r>
+      <w:r>
+        <w:t>₁ = log(1/ρ₁)/</w:t>
+      </w:r>
+      <w:r>
+        <w:rPr>
+          <w:i/>
+          <w:iCs/>
+        </w:rPr>
+        <w:t>a</w:t>
+      </w:r>
+      <w:r>
+        <w:rPr>
+          <w:vertAlign w:val="subscript"/>
+        </w:rPr>
+        <w:t>c</w:t>
+      </w:r>
+      <w:r>
+        <w:t xml:space="preserve">, the constant independent of </w:t>
+      </w:r>
+      <w:r>
+        <w:rPr>
+          <w:i/>
+          <w:iCs/>
+        </w:rPr>
+        <w:t>j</w:t>
+      </w:r>
+      <w:r>
+        <w:t xml:space="preserve"> and of the lattice because </w:t>
+      </w:r>
+      <w:r>
+        <w:rPr>
+          <w:i/>
+          <w:iCs/>
+        </w:rPr>
+        <w:t>N</w:t>
       </w:r>
       <w:r>
         <w:t>(</w:t>
@@ -29174,47 +27186,7 @@
         <w:t>f</w:t>
       </w:r>
       <w:r>
-        <w:t>)</w:t>
-      </w:r>
-      <w:r>
-        <w:rPr>
-          <w:i/>
-          <w:iCs/>
-        </w:rPr>
-        <w:t>A</w:t>
-      </w:r>
-      <w:r>
-        <w:t>(</w:t>
-      </w:r>
-      <w:r>
-        <w:rPr>
-          <w:i/>
-          <w:iCs/>
-        </w:rPr>
-        <w:t>g</w:t>
-      </w:r>
-      <w:r>
-        <w:t>)</w:t>
-      </w:r>
-      <w:r>
-        <w:rPr>
-          <w:i/>
-          <w:iCs/>
-        </w:rPr>
-        <w:t>K</w:t>
-      </w:r>
-      <w:r>
-        <w:t>₁/(1 − α) + 6</w:t>
-      </w:r>
-      <w:r>
-        <w:rPr>
-          <w:i/>
-          <w:iCs/>
-        </w:rPr>
-        <w:t>N</w:t>
-      </w:r>
-      <w:r>
-        <w:t>(</w:t>
+        <w:t>) and ‖</w:t>
       </w:r>
       <w:r>
         <w:rPr>
@@ -29224,27 +27196,73 @@
         <w:t>f</w:t>
       </w:r>
       <w:r>
-        <w:t>)‖</w:t>
-      </w:r>
-      <w:r>
-        <w:rPr>
-          <w:i/>
-          <w:iCs/>
-        </w:rPr>
-        <w:t>f</w:t>
-      </w:r>
-      <w:r>
-        <w:t>‖‖</w:t>
-      </w:r>
-      <w:r>
-        <w:rPr>
-          <w:i/>
-          <w:iCs/>
-        </w:rPr>
-        <w:t>g</w:t>
-      </w:r>
-      <w:r>
-        <w:t>‖/(1 − α′). For the gap, the last paragraph of the proof of Theorem 8.4, with ρ₁ in place of α, gives the hypothesis of Theorem 7.4 at the rate log(1/ρ₁)/</w:t>
+        <w:t xml:space="preserve">‖ are. This is the hypothesis of Theorem 7.4 with </w:t>
+      </w:r>
+      <w:r>
+        <w:rPr>
+          <w:i/>
+          <w:iCs/>
+        </w:rPr>
+        <w:t>r</w:t>
+      </w:r>
+      <w:r>
+        <w:rPr>
+          <w:vertAlign w:val="subscript"/>
+        </w:rPr>
+        <w:t>j</w:t>
+      </w:r>
+      <w:r>
+        <w:t xml:space="preserve"> = 0 at every </w:t>
+      </w:r>
+      <w:r>
+        <w:rPr>
+          <w:i/>
+          <w:iCs/>
+        </w:rPr>
+        <w:t>t</w:t>
+      </w:r>
+      <w:r>
+        <w:t xml:space="preserve"> ∈ </w:t>
+      </w:r>
+      <w:r>
+        <w:rPr>
+          <w:i/>
+          <w:iCs/>
+        </w:rPr>
+        <w:t>D</w:t>
+      </w:r>
+      <w:r>
+        <w:t xml:space="preserve">, so Theorem 7.4 leaves no spectrum in (0, </w:t>
+      </w:r>
+      <w:r>
+        <w:rPr>
+          <w:i/>
+          <w:iCs/>
+        </w:rPr>
+        <w:t>m</w:t>
+      </w:r>
+      <w:r>
+        <w:t xml:space="preserve">₁) for every ρ₁ ∈ (ρ, 1), hence none in (0, </w:t>
+      </w:r>
+      <w:r>
+        <w:rPr>
+          <w:i/>
+          <w:iCs/>
+        </w:rPr>
+        <w:t>m</w:t>
+      </w:r>
+      <w:r>
+        <w:t xml:space="preserve">) with </w:t>
+      </w:r>
+      <w:r>
+        <w:rPr>
+          <w:i/>
+          <w:iCs/>
+        </w:rPr>
+        <w:t>m</w:t>
+      </w:r>
+      <w:r>
+        <w:t xml:space="preserve"> = log(1/ρ)/</w:t>
       </w:r>
       <w:r>
         <w:rPr>
@@ -29260,59 +27278,7 @@
         <w:t>c</w:t>
       </w:r>
       <w:r>
-        <w:t xml:space="preserve"> for every ρ₁ ∈ (ρ, 1); Theorem 7.4 then leaves no spectrum in (0, log(1/ρ₁)/</w:t>
-      </w:r>
-      <w:r>
-        <w:rPr>
-          <w:i/>
-          <w:iCs/>
-        </w:rPr>
-        <w:t>a</w:t>
-      </w:r>
-      <w:r>
-        <w:rPr>
-          <w:vertAlign w:val="subscript"/>
-        </w:rPr>
-        <w:t>c</w:t>
-      </w:r>
-      <w:r>
-        <w:t xml:space="preserve">) for every such ρ₁, hence none in (0, </w:t>
-      </w:r>
-      <w:r>
-        <w:rPr>
-          <w:i/>
-          <w:iCs/>
-        </w:rPr>
-        <w:t>m</w:t>
-      </w:r>
-      <w:r>
-        <w:t xml:space="preserve">) with </w:t>
-      </w:r>
-      <w:r>
-        <w:rPr>
-          <w:i/>
-          <w:iCs/>
-        </w:rPr>
-        <w:t>m</w:t>
-      </w:r>
-      <w:r>
-        <w:t xml:space="preserve"> = log(1/ρ)/</w:t>
-      </w:r>
-      <w:r>
-        <w:rPr>
-          <w:i/>
-          <w:iCs/>
-        </w:rPr>
-        <w:t>a</w:t>
-      </w:r>
-      <w:r>
-        <w:rPr>
-          <w:vertAlign w:val="subscript"/>
-        </w:rPr>
-        <w:t>c</w:t>
-      </w:r>
-      <w:r>
-        <w:t>, which is (8.10). ∎</w:t>
+        <w:t>, which is (8.8). ∎</w:t>
       </w:r>
     </w:p>
     <w:p>
@@ -29322,111 +27288,10 @@
         <w:jc w:val="both"/>
       </w:pPr>
       <w:r>
-        <w:t>Theorem 8.6 is the second link in the form the route attacks it. Hypothesis II is a bound on the blocked measure at the coarse scale, the object named in §8.1 as the influence functional of the blocked action: a statement about the conditional law of one coarse variable, with the exponential weight that fixes the range. Hypothesis III is the statement that the field inside the blocks, with the coarse variables held fixed, is itself in Dobrushin's regime at the block scale; for the Z₂ theory in the strong-co</w:t>
-      </w:r>
-      <w:r>
-        <w:t>upling region it is the slab theorem of §8.2, and for the gauge group SU(2) the literature states nothing in this form, so it stands beside Hypothesis II as the second half of what the crossover must deliver. Proposition 8.5 is the fourth link in its exact form. The blocked measures λ</w:t>
-      </w:r>
-      <w:r>
-        <w:rPr>
-          <w:vertAlign w:val="subscript"/>
-        </w:rPr>
-        <w:t>j</w:t>
-      </w:r>
-      <w:r>
-        <w:t xml:space="preserve"> have variables of one type at every rung, so it is meaningful to say that their conditional laws at the coarse scale are tilts of those of one rung </w:t>
-      </w:r>
-      <w:r>
-        <w:rPr>
-          <w:i/>
-          <w:iCs/>
-        </w:rPr>
-        <w:t>j</w:t>
-      </w:r>
-      <w:r>
-        <w:t>₁ by functions δ</w:t>
-      </w:r>
-      <w:r>
-        <w:rPr>
-          <w:vertAlign w:val="subscript"/>
-        </w:rPr>
-        <w:t>j</w:t>
-      </w:r>
-      <w:r>
-        <w:t xml:space="preserve"> whose oscillations </w:t>
-      </w:r>
-      <w:r>
-        <w:rPr>
-          <w:i/>
-          <w:iCs/>
-        </w:rPr>
-        <w:t>o</w:t>
-      </w:r>
-      <w:r>
-        <w:rPr>
-          <w:vertAlign w:val="subscript"/>
-        </w:rPr>
-        <w:t>j</w:t>
-      </w:r>
-      <w:r>
-        <w:t xml:space="preserve"> and weighted mixed differences Σ</w:t>
-      </w:r>
-      <w:r>
-        <w:rPr>
-          <w:vertAlign w:val="subscript"/>
-        </w:rPr>
-        <w:t>y′</w:t>
-      </w:r>
-      <w:r>
-        <w:t xml:space="preserve">(1 − </w:t>
-      </w:r>
-      <w:r>
-        <w:rPr>
-          <w:i/>
-          <w:iCs/>
-        </w:rPr>
-        <w:t>e</w:t>
-      </w:r>
-      <w:r>
-        <w:rPr>
-          <w:vertAlign w:val="superscript"/>
-        </w:rPr>
-        <w:t>−</w:t>
-      </w:r>
-      <w:r>
-        <w:rPr>
-          <w:vertAlign w:val="superscript"/>
-        </w:rPr>
-        <w:t>Δ</w:t>
-      </w:r>
-      <w:r>
-        <w:t>)</w:t>
-      </w:r>
-      <w:r>
-        <w:rPr>
-          <w:i/>
-          <w:iCs/>
-        </w:rPr>
-        <w:t>e</w:t>
-      </w:r>
-      <w:r>
-        <w:rPr>
-          <w:vertAlign w:val="superscript"/>
-        </w:rPr>
-        <w:t>κ|y−y′|</w:t>
-      </w:r>
-      <w:r>
-        <w:t xml:space="preserve"> tend to zero; when they are, Hypothesis II at the rung </w:t>
-      </w:r>
-      <w:r>
-        <w:rPr>
-          <w:i/>
-          <w:iCs/>
-        </w:rPr>
-        <w:t>j</w:t>
-      </w:r>
-      <w:r>
-        <w:t>₁ with the constant α₁ implies it at every later rung with any α ∈ (α₁, 1), by (8.9). That the measures stand in this relation is the ultraviolet interface of §8.1, and it is the place at which Bałaban's theorem, with its two unpublished pieces, enters the chain.</w:t>
+        <w:t>One might wish to state the hypothesis on the fine measure directly, taking the blocks as the sites of a Gibbs measure and the whole configuration of a block as its variable, so that Dobrushin's condition for that measure would give every local observable's decay at once, with no fibre clause. That form is not uniform in the cutoff. Its interdependence coefficient between adjacent blocks is the total variation between two laws of all the links of a block under outside data that differ on a whole neighbourin</w:t>
+      </w:r>
+      <w:r>
+        <w:t>g face; as the spacing tends to zero that face carries ever more links, the two laws become distinguishable almost surely by an average over the face, and the coefficient tends to one at every coupling, so that the row sums tend to at least one. Whole-block total variation is the one norm that does not survive large blocks, and the hypothesis of the reduction is therefore stated on the coarse variables, whose type is fixed, with the field inside the blocks entering through its clustering alone.</w:t>
       </w:r>
     </w:p>
     <w:p>
@@ -29436,18 +27301,132 @@
         <w:jc w:val="both"/>
       </w:pPr>
       <w:r>
-        <w:t>The two theorems place the four-dimensional gap at one remove from a finite statement. Hypothesis I, or the pair II and III, concerns the conditional law of one block at a fixed physical scale, with a constant uniform in the cutoff, and nothing in it refers to a limit; its consequence, by Theorems 8.4 and 8.6, is the unique vacuum, the cluster property and the mass gap of every limit point, with the gap's value in (8.7) and (8.10). The proof that follows this paper is the proof of that statement, and its me</w:t>
-      </w:r>
-      <w:r>
-        <w:t>asure of progress is a number: the distance, in blocking steps, between the scale at which the ultraviolet half delivers its interface and the scale at which the block bound is read.</w:t>
+        <w:t>Theorem 8.5 is the second link in the form the route attacks it. Hypothesis I is a bound on the blocked measure at the coarse scale, the object named in §8.1 as the influence functional of the blocked action. Hypothesis II is what the ultraviolet half must deliver below that scale; for the gauge group SU(2) the literature states nothing in this form, so it stands beside Hypothesis I as the second half of what the crossover must supply, and it is named as such. Proposition 8.4 is the fourth link in its exact</w:t>
+      </w:r>
+      <w:r>
+        <w:t xml:space="preserve"> form. The blocked measures λ</w:t>
+      </w:r>
+      <w:r>
+        <w:rPr>
+          <w:vertAlign w:val="subscript"/>
+        </w:rPr>
+        <w:t>j</w:t>
+      </w:r>
+      <w:r>
+        <w:t xml:space="preserve"> have variables of one type at every rung, so it is meaningful to say that their conditional laws at the coarse scale are tilts of those of one rung </w:t>
+      </w:r>
+      <w:r>
+        <w:rPr>
+          <w:i/>
+          <w:iCs/>
+        </w:rPr>
+        <w:t>j</w:t>
+      </w:r>
+      <w:r>
+        <w:t>₁ by functions δ</w:t>
+      </w:r>
+      <w:r>
+        <w:rPr>
+          <w:vertAlign w:val="subscript"/>
+        </w:rPr>
+        <w:t>j</w:t>
+      </w:r>
+      <w:r>
+        <w:t xml:space="preserve"> whose oscillations </w:t>
+      </w:r>
+      <w:r>
+        <w:rPr>
+          <w:i/>
+          <w:iCs/>
+        </w:rPr>
+        <w:t>o</w:t>
+      </w:r>
+      <w:r>
+        <w:rPr>
+          <w:vertAlign w:val="subscript"/>
+        </w:rPr>
+        <w:t>j</w:t>
+      </w:r>
+      <w:r>
+        <w:t xml:space="preserve"> and weighted mixed differences Σ</w:t>
+      </w:r>
+      <w:r>
+        <w:rPr>
+          <w:vertAlign w:val="subscript"/>
+        </w:rPr>
+        <w:t>y′</w:t>
+      </w:r>
+      <w:r>
+        <w:t xml:space="preserve">(1 − </w:t>
+      </w:r>
+      <w:r>
+        <w:rPr>
+          <w:i/>
+          <w:iCs/>
+        </w:rPr>
+        <w:t>e</w:t>
+      </w:r>
+      <w:r>
+        <w:rPr>
+          <w:vertAlign w:val="superscript"/>
+        </w:rPr>
+        <w:t>−</w:t>
+      </w:r>
+      <w:r>
+        <w:rPr>
+          <w:vertAlign w:val="superscript"/>
+        </w:rPr>
+        <w:t>Δ</w:t>
+      </w:r>
+      <w:r>
+        <w:t>)</w:t>
+      </w:r>
+      <w:r>
+        <w:rPr>
+          <w:i/>
+          <w:iCs/>
+        </w:rPr>
+        <w:t>e</w:t>
+      </w:r>
+      <w:r>
+        <w:rPr>
+          <w:vertAlign w:val="superscript"/>
+        </w:rPr>
+        <w:t>κ|y−y′|</w:t>
+      </w:r>
+      <w:r>
+        <w:t xml:space="preserve"> tend to zero; when they are, Hypothesis I at the rung </w:t>
+      </w:r>
+      <w:r>
+        <w:rPr>
+          <w:i/>
+          <w:iCs/>
+        </w:rPr>
+        <w:t>j</w:t>
+      </w:r>
+      <w:r>
+        <w:t>₁ with the constant α₁ implies it at every later rung with any α ∈ (α₁, 1), by (8.7). That the measures stand in this relation is the ultraviolet interface of §8.1, and it is the place at which Bałaban's theorem, with its two unpublished pieces, enters the chain.</w:t>
       </w:r>
     </w:p>
     <w:p>
       <w:pPr>
+        <w:spacing w:after="120"/>
+        <w:ind w:firstLine="360"/>
+        <w:jc w:val="both"/>
+      </w:pPr>
+      <w:r>
+        <w:t>The theorem places the four-dimensional gap at one remove from a finite statement. Hypotheses I and II concern the conditional law of one coarse variable and the field inside one block, at a fixed physical scale, with constants uniform in the cutoff, and nothing in them refers to a limit; their consequence, by Theorem 8.5, is the unique vacuum, the cluster property and the mass gap of every limit point, with the gap's value in (8.8). The proof that follows this paper is the proof of those two statements, an</w:t>
+      </w:r>
+      <w:r>
+        <w:t>d its measure of progress is a number: the distance, in blocking steps, between the scale at which the ultraviolet half delivers its interface and the scale at which the blocked bound is read.</w:t>
+      </w:r>
+    </w:p>
+    <w:p>
+      <w:pPr>
         <w:pStyle w:val="Heading2"/>
         <w:keepNext/>
       </w:pPr>
-      <w:bookmarkStart w:id="33" w:name="_Toc244128224"/>
+      <w:bookmarkStart w:id="33" w:name="_Toc244129482"/>
       <w:r>
         <w:t>8.4  Coda</w:t>
       </w:r>
@@ -29472,7 +27451,7 @@
         <w:pageBreakBefore/>
         <w:spacing w:before="0"/>
       </w:pPr>
-      <w:bookmarkStart w:id="34" w:name="_Toc244128225"/>
+      <w:bookmarkStart w:id="34" w:name="_Toc244129483"/>
       <w:r>
         <w:t>Sources</w:t>
       </w:r>
@@ -30353,7 +28332,7 @@
         <w:pStyle w:val="Heading2"/>
         <w:keepNext/>
       </w:pPr>
-      <w:bookmarkStart w:id="35" w:name="_Toc244128226"/>
+      <w:bookmarkStart w:id="35" w:name="_Toc244129484"/>
       <w:r>
         <w:t>Records of the computations of Edwin Boston III</w:t>
       </w:r>
@@ -32669,10 +30648,10 @@
 <file path=word/numbering.xml><?xml version="1.0" encoding="utf-8"?>
 <w:numbering xmlns:wpc="http://schemas.microsoft.com/office/word/2010/wordprocessingCanvas" xmlns:cx="http://schemas.microsoft.com/office/drawing/2014/chartex" xmlns:cx1="http://schemas.microsoft.com/office/drawing/2015/9/8/chartex" xmlns:cx2="http://schemas.microsoft.com/office/drawing/2015/10/21/chartex" xmlns:cx3="http://schemas.microsoft.com/office/drawing/2016/5/9/chartex" xmlns:cx4="http://schemas.microsoft.com/office/drawing/2016/5/10/chartex" xmlns:cx5="http://schemas.microsoft.com/office/drawing/2016/5/11/chartex" xmlns:cx6="http://schemas.microsoft.com/office/drawing/2016/5/12/chartex" xmlns:cx7="http://schemas.microsoft.com/office/drawing/2016/5/13/chartex" xmlns:cx8="http://schemas.microsoft.com/office/drawing/2016/5/14/chartex" xmlns:mc="http://schemas.openxmlformats.org/markup-compatibility/2006" xmlns:aink="http://schemas.microsoft.com/office/drawing/2016/ink" xmlns:am3d="http://schemas.microsoft.com/office/drawing/2017/model3d" xmlns:o="urn:schemas-microsoft-com:office:office" xmlns:oel="http://schemas.microsoft.com/office/2019/extlst" xmlns:r="http://schemas.openxmlformats.org/officeDocument/2006/relationships" xmlns:m="http://schemas.openxmlformats.org/officeDocument/2006/math" xmlns:v="urn:schemas-microsoft-com:vml" xmlns:wp14="http://schemas.microsoft.com/office/word/2010/wordprocessingDrawing" xmlns:wp="http://schemas.openxmlformats.org/drawingml/2006/wordprocessingDrawing" xmlns:w10="urn:schemas-microsoft-com:office:word" xmlns:w="http://schemas.openxmlformats.org/wordprocessingml/2006/main" xmlns:w14="http://schemas.microsoft.com/office/word/2010/wordml" xmlns:w15="http://schemas.microsoft.com/office/word/2012/wordml" xmlns:w16cex="http://schemas.microsoft.com/office/word/2018/wordml/cex" xmlns:w16cid="http://schemas.microsoft.com/office/word/2016/wordml/cid" xmlns:w16="http://schemas.microsoft.com/office/word/2018/wordml" xmlns:w16du="http://schemas.microsoft.com/office/word/2023/wordml/word16du" xmlns:w16sdtdh="http://schemas.microsoft.com/office/word/2020/wordml/sdtdatahash" xmlns:w16sdtfl="http://schemas.microsoft.com/office/word/2024/wordml/sdtformatlock" xmlns:w16se="http://schemas.microsoft.com/office/word/2015/wordml/symex" xmlns:wpg="http://schemas.microsoft.com/office/word/2010/wordprocessingGroup" xmlns:wpi="http://schemas.microsoft.com/office/word/2010/wordprocessingInk" xmlns:wne="http://schemas.microsoft.com/office/word/2006/wordml" xmlns:wps="http://schemas.microsoft.com/office/word/2010/wordprocessingShape" mc:Ignorable="w14 w15 w16se w16cid w16 w16cex w16sdtdh w16sdtfl w16du wp14">
   <w:abstractNum w:abstractNumId="0" w15:restartNumberingAfterBreak="0">
-    <w:nsid w:val="0D633CB4"/>
+    <w:nsid w:val="0C0F554C"/>
     <w:multiLevelType w:val="hybridMultilevel"/>
-    <w:tmpl w:val="07E429EC"/>
-    <w:lvl w:ilvl="0" w:tplc="9FB21638">
+    <w:tmpl w:val="B958F0B6"/>
+    <w:lvl w:ilvl="0" w:tplc="2E4C98AA">
       <w:start w:val="1"/>
       <w:numFmt w:val="bullet"/>
       <w:lvlText w:val="●"/>
@@ -32681,7 +30660,7 @@
         <w:ind w:left="720" w:hanging="360"/>
       </w:pPr>
     </w:lvl>
-    <w:lvl w:ilvl="1" w:tplc="A0B0EBCC">
+    <w:lvl w:ilvl="1" w:tplc="2CE6F3B8">
       <w:start w:val="1"/>
       <w:numFmt w:val="bullet"/>
       <w:lvlText w:val="○"/>
@@ -32690,7 +30669,7 @@
         <w:ind w:left="1440" w:hanging="360"/>
       </w:pPr>
     </w:lvl>
-    <w:lvl w:ilvl="2" w:tplc="8F0ADEB0">
+    <w:lvl w:ilvl="2" w:tplc="6C1612D2">
       <w:start w:val="1"/>
       <w:numFmt w:val="bullet"/>
       <w:lvlText w:val="■"/>
@@ -32699,7 +30678,7 @@
         <w:ind w:left="2160" w:hanging="360"/>
       </w:pPr>
     </w:lvl>
-    <w:lvl w:ilvl="3" w:tplc="B2B65D6C">
+    <w:lvl w:ilvl="3" w:tplc="80C80078">
       <w:start w:val="1"/>
       <w:numFmt w:val="bullet"/>
       <w:lvlText w:val="●"/>
@@ -32708,7 +30687,7 @@
         <w:ind w:left="2880" w:hanging="360"/>
       </w:pPr>
     </w:lvl>
-    <w:lvl w:ilvl="4" w:tplc="5E7E6F7A">
+    <w:lvl w:ilvl="4" w:tplc="7124081E">
       <w:start w:val="1"/>
       <w:numFmt w:val="bullet"/>
       <w:lvlText w:val="○"/>
@@ -32717,7 +30696,7 @@
         <w:ind w:left="3600" w:hanging="360"/>
       </w:pPr>
     </w:lvl>
-    <w:lvl w:ilvl="5" w:tplc="24CC33E4">
+    <w:lvl w:ilvl="5" w:tplc="C504D72E">
       <w:start w:val="1"/>
       <w:numFmt w:val="bullet"/>
       <w:lvlText w:val="■"/>
@@ -32726,7 +30705,7 @@
         <w:ind w:left="4320" w:hanging="360"/>
       </w:pPr>
     </w:lvl>
-    <w:lvl w:ilvl="6" w:tplc="437A3218">
+    <w:lvl w:ilvl="6" w:tplc="84287C10">
       <w:start w:val="1"/>
       <w:numFmt w:val="bullet"/>
       <w:lvlText w:val="●"/>
@@ -32735,7 +30714,7 @@
         <w:ind w:left="5040" w:hanging="360"/>
       </w:pPr>
     </w:lvl>
-    <w:lvl w:ilvl="7" w:tplc="1A94F07A">
+    <w:lvl w:ilvl="7" w:tplc="E794D728">
       <w:start w:val="1"/>
       <w:numFmt w:val="bullet"/>
       <w:lvlText w:val="●"/>
@@ -32744,7 +30723,7 @@
         <w:ind w:left="5760" w:hanging="360"/>
       </w:pPr>
     </w:lvl>
-    <w:lvl w:ilvl="8" w:tplc="3D60F45E">
+    <w:lvl w:ilvl="8" w:tplc="C5782098">
       <w:start w:val="1"/>
       <w:numFmt w:val="bullet"/>
       <w:lvlText w:val="●"/>
@@ -32754,7 +30733,7 @@
       </w:pPr>
     </w:lvl>
   </w:abstractNum>
-  <w:num w:numId="1" w16cid:durableId="108205557">
+  <w:num w:numId="1" w16cid:durableId="1489898764">
     <w:abstractNumId w:val="0"/>
     <w:lvlOverride w:ilvl="0">
       <w:startOverride w:val="1"/>
@@ -33351,7 +31330,7 @@
     <w:autoRedefine/>
     <w:uiPriority w:val="39"/>
     <w:unhideWhenUsed/>
-    <w:rsid w:val="005B4892"/>
+    <w:rsid w:val="00F512CF"/>
     <w:pPr>
       <w:spacing w:after="100"/>
     </w:pPr>
@@ -33363,7 +31342,7 @@
     <w:autoRedefine/>
     <w:uiPriority w:val="39"/>
     <w:unhideWhenUsed/>
-    <w:rsid w:val="005B4892"/>
+    <w:rsid w:val="00F512CF"/>
     <w:pPr>
       <w:spacing w:after="100"/>
       <w:ind w:left="220"/>

--- a/THE-GROUND-Edwin-Boston-III.docx
+++ b/THE-GROUND-Edwin-Boston-III.docx
@@ -163,7 +163,7 @@
     <w:sdt>
       <w:sdtPr>
         <w:alias w:val="Contents"/>
-        <w:id w:val="1238440986"/>
+        <w:id w:val="1415055831"/>
       </w:sdtPr>
       <w:sdtEndPr/>
       <w:sdtContent>
@@ -191,7 +191,7 @@
           <w:r>
             <w:fldChar w:fldCharType="separate"/>
           </w:r>
-          <w:hyperlink w:anchor="_Toc244129449" w:history="1">
+          <w:hyperlink w:anchor="_Toc244129907" w:history="1">
             <w:r>
               <w:rPr>
                 <w:rStyle w:val="Hyperlink"/>
@@ -215,7 +215,7 @@
               <w:rPr>
                 <w:noProof/>
               </w:rPr>
-              <w:instrText xml:space="preserve"> PAGEREF _Toc244129449 \h </w:instrText>
+              <w:instrText xml:space="preserve"> PAGEREF _Toc244129907 \h </w:instrText>
             </w:r>
             <w:r>
               <w:rPr>
@@ -257,7 +257,7 @@
               <w14:ligatures w14:val="standardContextual"/>
             </w:rPr>
           </w:pPr>
-          <w:hyperlink w:anchor="_Toc244129450" w:history="1">
+          <w:hyperlink w:anchor="_Toc244129908" w:history="1">
             <w:r>
               <w:rPr>
                 <w:rStyle w:val="Hyperlink"/>
@@ -281,7 +281,7 @@
               <w:rPr>
                 <w:noProof/>
               </w:rPr>
-              <w:instrText xml:space="preserve"> PAGEREF _Toc244129450 \h </w:instrText>
+              <w:instrText xml:space="preserve"> PAGEREF _Toc244129908 \h </w:instrText>
             </w:r>
             <w:r>
               <w:rPr>
@@ -323,7 +323,7 @@
               <w14:ligatures w14:val="standardContextual"/>
             </w:rPr>
           </w:pPr>
-          <w:hyperlink w:anchor="_Toc244129451" w:history="1">
+          <w:hyperlink w:anchor="_Toc244129909" w:history="1">
             <w:r>
               <w:rPr>
                 <w:rStyle w:val="Hyperlink"/>
@@ -347,7 +347,7 @@
               <w:rPr>
                 <w:noProof/>
               </w:rPr>
-              <w:instrText xml:space="preserve"> PAGEREF _Toc244129451 \h </w:instrText>
+              <w:instrText xml:space="preserve"> PAGEREF _Toc244129909 \h </w:instrText>
             </w:r>
             <w:r>
               <w:rPr>
@@ -389,7 +389,7 @@
               <w14:ligatures w14:val="standardContextual"/>
             </w:rPr>
           </w:pPr>
-          <w:hyperlink w:anchor="_Toc244129452" w:history="1">
+          <w:hyperlink w:anchor="_Toc244129910" w:history="1">
             <w:r>
               <w:rPr>
                 <w:rStyle w:val="Hyperlink"/>
@@ -413,7 +413,7 @@
               <w:rPr>
                 <w:noProof/>
               </w:rPr>
-              <w:instrText xml:space="preserve"> PAGEREF _Toc244129452 \h </w:instrText>
+              <w:instrText xml:space="preserve"> PAGEREF _Toc244129910 \h </w:instrText>
             </w:r>
             <w:r>
               <w:rPr>
@@ -455,7 +455,7 @@
               <w14:ligatures w14:val="standardContextual"/>
             </w:rPr>
           </w:pPr>
-          <w:hyperlink w:anchor="_Toc244129453" w:history="1">
+          <w:hyperlink w:anchor="_Toc244129911" w:history="1">
             <w:r>
               <w:rPr>
                 <w:rStyle w:val="Hyperlink"/>
@@ -479,7 +479,7 @@
               <w:rPr>
                 <w:noProof/>
               </w:rPr>
-              <w:instrText xml:space="preserve"> PAGEREF _Toc244129453 \h </w:instrText>
+              <w:instrText xml:space="preserve"> PAGEREF _Toc244129911 \h </w:instrText>
             </w:r>
             <w:r>
               <w:rPr>
@@ -521,7 +521,7 @@
               <w14:ligatures w14:val="standardContextual"/>
             </w:rPr>
           </w:pPr>
-          <w:hyperlink w:anchor="_Toc244129454" w:history="1">
+          <w:hyperlink w:anchor="_Toc244129912" w:history="1">
             <w:r>
               <w:rPr>
                 <w:rStyle w:val="Hyperlink"/>
@@ -545,7 +545,7 @@
               <w:rPr>
                 <w:noProof/>
               </w:rPr>
-              <w:instrText xml:space="preserve"> PAGEREF _Toc244129454 \h </w:instrText>
+              <w:instrText xml:space="preserve"> PAGEREF _Toc244129912 \h </w:instrText>
             </w:r>
             <w:r>
               <w:rPr>
@@ -587,7 +587,7 @@
               <w14:ligatures w14:val="standardContextual"/>
             </w:rPr>
           </w:pPr>
-          <w:hyperlink w:anchor="_Toc244129455" w:history="1">
+          <w:hyperlink w:anchor="_Toc244129913" w:history="1">
             <w:r>
               <w:rPr>
                 <w:rStyle w:val="Hyperlink"/>
@@ -611,7 +611,7 @@
               <w:rPr>
                 <w:noProof/>
               </w:rPr>
-              <w:instrText xml:space="preserve"> PAGEREF _Toc244129455 \h </w:instrText>
+              <w:instrText xml:space="preserve"> PAGEREF _Toc244129913 \h </w:instrText>
             </w:r>
             <w:r>
               <w:rPr>
@@ -653,7 +653,7 @@
               <w14:ligatures w14:val="standardContextual"/>
             </w:rPr>
           </w:pPr>
-          <w:hyperlink w:anchor="_Toc244129456" w:history="1">
+          <w:hyperlink w:anchor="_Toc244129914" w:history="1">
             <w:r>
               <w:rPr>
                 <w:rStyle w:val="Hyperlink"/>
@@ -677,7 +677,7 @@
               <w:rPr>
                 <w:noProof/>
               </w:rPr>
-              <w:instrText xml:space="preserve"> PAGEREF _Toc244129456 \h </w:instrText>
+              <w:instrText xml:space="preserve"> PAGEREF _Toc244129914 \h </w:instrText>
             </w:r>
             <w:r>
               <w:rPr>
@@ -719,7 +719,7 @@
               <w14:ligatures w14:val="standardContextual"/>
             </w:rPr>
           </w:pPr>
-          <w:hyperlink w:anchor="_Toc244129457" w:history="1">
+          <w:hyperlink w:anchor="_Toc244129915" w:history="1">
             <w:r>
               <w:rPr>
                 <w:rStyle w:val="Hyperlink"/>
@@ -743,7 +743,7 @@
               <w:rPr>
                 <w:noProof/>
               </w:rPr>
-              <w:instrText xml:space="preserve"> PAGEREF _Toc244129457 \h </w:instrText>
+              <w:instrText xml:space="preserve"> PAGEREF _Toc244129915 \h </w:instrText>
             </w:r>
             <w:r>
               <w:rPr>
@@ -785,7 +785,7 @@
               <w14:ligatures w14:val="standardContextual"/>
             </w:rPr>
           </w:pPr>
-          <w:hyperlink w:anchor="_Toc244129458" w:history="1">
+          <w:hyperlink w:anchor="_Toc244129916" w:history="1">
             <w:r>
               <w:rPr>
                 <w:rStyle w:val="Hyperlink"/>
@@ -809,7 +809,7 @@
               <w:rPr>
                 <w:noProof/>
               </w:rPr>
-              <w:instrText xml:space="preserve"> PAGEREF _Toc244129458 \h </w:instrText>
+              <w:instrText xml:space="preserve"> PAGEREF _Toc244129916 \h </w:instrText>
             </w:r>
             <w:r>
               <w:rPr>
@@ -851,7 +851,7 @@
               <w14:ligatures w14:val="standardContextual"/>
             </w:rPr>
           </w:pPr>
-          <w:hyperlink w:anchor="_Toc244129459" w:history="1">
+          <w:hyperlink w:anchor="_Toc244129917" w:history="1">
             <w:r>
               <w:rPr>
                 <w:rStyle w:val="Hyperlink"/>
@@ -875,7 +875,7 @@
               <w:rPr>
                 <w:noProof/>
               </w:rPr>
-              <w:instrText xml:space="preserve"> PAGEREF _Toc244129459 \h </w:instrText>
+              <w:instrText xml:space="preserve"> PAGEREF _Toc244129917 \h </w:instrText>
             </w:r>
             <w:r>
               <w:rPr>
@@ -917,7 +917,7 @@
               <w14:ligatures w14:val="standardContextual"/>
             </w:rPr>
           </w:pPr>
-          <w:hyperlink w:anchor="_Toc244129460" w:history="1">
+          <w:hyperlink w:anchor="_Toc244129918" w:history="1">
             <w:r>
               <w:rPr>
                 <w:rStyle w:val="Hyperlink"/>
@@ -941,7 +941,7 @@
               <w:rPr>
                 <w:noProof/>
               </w:rPr>
-              <w:instrText xml:space="preserve"> PAGEREF _Toc244129460 \h </w:instrText>
+              <w:instrText xml:space="preserve"> PAGEREF _Toc244129918 \h </w:instrText>
             </w:r>
             <w:r>
               <w:rPr>
@@ -983,7 +983,7 @@
               <w14:ligatures w14:val="standardContextual"/>
             </w:rPr>
           </w:pPr>
-          <w:hyperlink w:anchor="_Toc244129461" w:history="1">
+          <w:hyperlink w:anchor="_Toc244129919" w:history="1">
             <w:r>
               <w:rPr>
                 <w:rStyle w:val="Hyperlink"/>
@@ -1007,7 +1007,7 @@
               <w:rPr>
                 <w:noProof/>
               </w:rPr>
-              <w:instrText xml:space="preserve"> PAGEREF _Toc244129461 \h </w:instrText>
+              <w:instrText xml:space="preserve"> PAGEREF _Toc244129919 \h </w:instrText>
             </w:r>
             <w:r>
               <w:rPr>
@@ -1049,7 +1049,7 @@
               <w14:ligatures w14:val="standardContextual"/>
             </w:rPr>
           </w:pPr>
-          <w:hyperlink w:anchor="_Toc244129462" w:history="1">
+          <w:hyperlink w:anchor="_Toc244129920" w:history="1">
             <w:r>
               <w:rPr>
                 <w:rStyle w:val="Hyperlink"/>
@@ -1073,7 +1073,7 @@
               <w:rPr>
                 <w:noProof/>
               </w:rPr>
-              <w:instrText xml:space="preserve"> PAGEREF _Toc244129462 \h </w:instrText>
+              <w:instrText xml:space="preserve"> PAGEREF _Toc244129920 \h </w:instrText>
             </w:r>
             <w:r>
               <w:rPr>
@@ -1115,7 +1115,7 @@
               <w14:ligatures w14:val="standardContextual"/>
             </w:rPr>
           </w:pPr>
-          <w:hyperlink w:anchor="_Toc244129463" w:history="1">
+          <w:hyperlink w:anchor="_Toc244129921" w:history="1">
             <w:r>
               <w:rPr>
                 <w:rStyle w:val="Hyperlink"/>
@@ -1139,7 +1139,7 @@
               <w:rPr>
                 <w:noProof/>
               </w:rPr>
-              <w:instrText xml:space="preserve"> PAGEREF _Toc244129463 \h </w:instrText>
+              <w:instrText xml:space="preserve"> PAGEREF _Toc244129921 \h </w:instrText>
             </w:r>
             <w:r>
               <w:rPr>
@@ -1181,7 +1181,7 @@
               <w14:ligatures w14:val="standardContextual"/>
             </w:rPr>
           </w:pPr>
-          <w:hyperlink w:anchor="_Toc244129464" w:history="1">
+          <w:hyperlink w:anchor="_Toc244129922" w:history="1">
             <w:r>
               <w:rPr>
                 <w:rStyle w:val="Hyperlink"/>
@@ -1205,7 +1205,7 @@
               <w:rPr>
                 <w:noProof/>
               </w:rPr>
-              <w:instrText xml:space="preserve"> PAGEREF _Toc244129464 \h </w:instrText>
+              <w:instrText xml:space="preserve"> PAGEREF _Toc244129922 \h </w:instrText>
             </w:r>
             <w:r>
               <w:rPr>
@@ -1247,7 +1247,7 @@
               <w14:ligatures w14:val="standardContextual"/>
             </w:rPr>
           </w:pPr>
-          <w:hyperlink w:anchor="_Toc244129465" w:history="1">
+          <w:hyperlink w:anchor="_Toc244129923" w:history="1">
             <w:r>
               <w:rPr>
                 <w:rStyle w:val="Hyperlink"/>
@@ -1271,7 +1271,7 @@
               <w:rPr>
                 <w:noProof/>
               </w:rPr>
-              <w:instrText xml:space="preserve"> PAGEREF _Toc244129465 \h </w:instrText>
+              <w:instrText xml:space="preserve"> PAGEREF _Toc244129923 \h </w:instrText>
             </w:r>
             <w:r>
               <w:rPr>
@@ -1313,7 +1313,7 @@
               <w14:ligatures w14:val="standardContextual"/>
             </w:rPr>
           </w:pPr>
-          <w:hyperlink w:anchor="_Toc244129466" w:history="1">
+          <w:hyperlink w:anchor="_Toc244129924" w:history="1">
             <w:r>
               <w:rPr>
                 <w:rStyle w:val="Hyperlink"/>
@@ -1337,7 +1337,7 @@
               <w:rPr>
                 <w:noProof/>
               </w:rPr>
-              <w:instrText xml:space="preserve"> PAGEREF _Toc244129466 \h </w:instrText>
+              <w:instrText xml:space="preserve"> PAGEREF _Toc244129924 \h </w:instrText>
             </w:r>
             <w:r>
               <w:rPr>
@@ -1379,7 +1379,7 @@
               <w14:ligatures w14:val="standardContextual"/>
             </w:rPr>
           </w:pPr>
-          <w:hyperlink w:anchor="_Toc244129467" w:history="1">
+          <w:hyperlink w:anchor="_Toc244129925" w:history="1">
             <w:r>
               <w:rPr>
                 <w:rStyle w:val="Hyperlink"/>
@@ -1403,7 +1403,7 @@
               <w:rPr>
                 <w:noProof/>
               </w:rPr>
-              <w:instrText xml:space="preserve"> PAGEREF _Toc244129467 \h </w:instrText>
+              <w:instrText xml:space="preserve"> PAGEREF _Toc244129925 \h </w:instrText>
             </w:r>
             <w:r>
               <w:rPr>
@@ -1445,7 +1445,7 @@
               <w14:ligatures w14:val="standardContextual"/>
             </w:rPr>
           </w:pPr>
-          <w:hyperlink w:anchor="_Toc244129468" w:history="1">
+          <w:hyperlink w:anchor="_Toc244129926" w:history="1">
             <w:r>
               <w:rPr>
                 <w:rStyle w:val="Hyperlink"/>
@@ -1469,7 +1469,7 @@
               <w:rPr>
                 <w:noProof/>
               </w:rPr>
-              <w:instrText xml:space="preserve"> PAGEREF _Toc244129468 \h </w:instrText>
+              <w:instrText xml:space="preserve"> PAGEREF _Toc244129926 \h </w:instrText>
             </w:r>
             <w:r>
               <w:rPr>
@@ -1511,7 +1511,7 @@
               <w14:ligatures w14:val="standardContextual"/>
             </w:rPr>
           </w:pPr>
-          <w:hyperlink w:anchor="_Toc244129469" w:history="1">
+          <w:hyperlink w:anchor="_Toc244129927" w:history="1">
             <w:r>
               <w:rPr>
                 <w:rStyle w:val="Hyperlink"/>
@@ -1535,7 +1535,7 @@
               <w:rPr>
                 <w:noProof/>
               </w:rPr>
-              <w:instrText xml:space="preserve"> PAGEREF _Toc244129469 \h </w:instrText>
+              <w:instrText xml:space="preserve"> PAGEREF _Toc244129927 \h </w:instrText>
             </w:r>
             <w:r>
               <w:rPr>
@@ -1577,7 +1577,7 @@
               <w14:ligatures w14:val="standardContextual"/>
             </w:rPr>
           </w:pPr>
-          <w:hyperlink w:anchor="_Toc244129470" w:history="1">
+          <w:hyperlink w:anchor="_Toc244129928" w:history="1">
             <w:r>
               <w:rPr>
                 <w:rStyle w:val="Hyperlink"/>
@@ -1601,7 +1601,7 @@
               <w:rPr>
                 <w:noProof/>
               </w:rPr>
-              <w:instrText xml:space="preserve"> PAGEREF _Toc244129470 \h </w:instrText>
+              <w:instrText xml:space="preserve"> PAGEREF _Toc244129928 \h </w:instrText>
             </w:r>
             <w:r>
               <w:rPr>
@@ -1643,7 +1643,7 @@
               <w14:ligatures w14:val="standardContextual"/>
             </w:rPr>
           </w:pPr>
-          <w:hyperlink w:anchor="_Toc244129471" w:history="1">
+          <w:hyperlink w:anchor="_Toc244129929" w:history="1">
             <w:r>
               <w:rPr>
                 <w:rStyle w:val="Hyperlink"/>
@@ -1667,7 +1667,7 @@
               <w:rPr>
                 <w:noProof/>
               </w:rPr>
-              <w:instrText xml:space="preserve"> PAGEREF _Toc244129471 \h </w:instrText>
+              <w:instrText xml:space="preserve"> PAGEREF _Toc244129929 \h </w:instrText>
             </w:r>
             <w:r>
               <w:rPr>
@@ -1709,7 +1709,7 @@
               <w14:ligatures w14:val="standardContextual"/>
             </w:rPr>
           </w:pPr>
-          <w:hyperlink w:anchor="_Toc244129472" w:history="1">
+          <w:hyperlink w:anchor="_Toc244129930" w:history="1">
             <w:r>
               <w:rPr>
                 <w:rStyle w:val="Hyperlink"/>
@@ -1733,7 +1733,7 @@
               <w:rPr>
                 <w:noProof/>
               </w:rPr>
-              <w:instrText xml:space="preserve"> PAGEREF _Toc244129472 \h </w:instrText>
+              <w:instrText xml:space="preserve"> PAGEREF _Toc244129930 \h </w:instrText>
             </w:r>
             <w:r>
               <w:rPr>
@@ -1775,7 +1775,7 @@
               <w14:ligatures w14:val="standardContextual"/>
             </w:rPr>
           </w:pPr>
-          <w:hyperlink w:anchor="_Toc244129473" w:history="1">
+          <w:hyperlink w:anchor="_Toc244129931" w:history="1">
             <w:r>
               <w:rPr>
                 <w:rStyle w:val="Hyperlink"/>
@@ -1799,7 +1799,7 @@
               <w:rPr>
                 <w:noProof/>
               </w:rPr>
-              <w:instrText xml:space="preserve"> PAGEREF _Toc244129473 \h </w:instrText>
+              <w:instrText xml:space="preserve"> PAGEREF _Toc244129931 \h </w:instrText>
             </w:r>
             <w:r>
               <w:rPr>
@@ -1841,7 +1841,7 @@
               <w14:ligatures w14:val="standardContextual"/>
             </w:rPr>
           </w:pPr>
-          <w:hyperlink w:anchor="_Toc244129474" w:history="1">
+          <w:hyperlink w:anchor="_Toc244129932" w:history="1">
             <w:r>
               <w:rPr>
                 <w:rStyle w:val="Hyperlink"/>
@@ -1865,7 +1865,7 @@
               <w:rPr>
                 <w:noProof/>
               </w:rPr>
-              <w:instrText xml:space="preserve"> PAGEREF _Toc244129474 \h </w:instrText>
+              <w:instrText xml:space="preserve"> PAGEREF _Toc244129932 \h </w:instrText>
             </w:r>
             <w:r>
               <w:rPr>
@@ -1907,7 +1907,7 @@
               <w14:ligatures w14:val="standardContextual"/>
             </w:rPr>
           </w:pPr>
-          <w:hyperlink w:anchor="_Toc244129475" w:history="1">
+          <w:hyperlink w:anchor="_Toc244129933" w:history="1">
             <w:r>
               <w:rPr>
                 <w:rStyle w:val="Hyperlink"/>
@@ -1931,7 +1931,7 @@
               <w:rPr>
                 <w:noProof/>
               </w:rPr>
-              <w:instrText xml:space="preserve"> PAGEREF _Toc244129475 \h </w:instrText>
+              <w:instrText xml:space="preserve"> PAGEREF _Toc244129933 \h </w:instrText>
             </w:r>
             <w:r>
               <w:rPr>
@@ -1973,7 +1973,7 @@
               <w14:ligatures w14:val="standardContextual"/>
             </w:rPr>
           </w:pPr>
-          <w:hyperlink w:anchor="_Toc244129476" w:history="1">
+          <w:hyperlink w:anchor="_Toc244129934" w:history="1">
             <w:r>
               <w:rPr>
                 <w:rStyle w:val="Hyperlink"/>
@@ -1997,7 +1997,7 @@
               <w:rPr>
                 <w:noProof/>
               </w:rPr>
-              <w:instrText xml:space="preserve"> PAGEREF _Toc244129476 \h </w:instrText>
+              <w:instrText xml:space="preserve"> PAGEREF _Toc244129934 \h </w:instrText>
             </w:r>
             <w:r>
               <w:rPr>
@@ -2039,7 +2039,7 @@
               <w14:ligatures w14:val="standardContextual"/>
             </w:rPr>
           </w:pPr>
-          <w:hyperlink w:anchor="_Toc244129477" w:history="1">
+          <w:hyperlink w:anchor="_Toc244129935" w:history="1">
             <w:r>
               <w:rPr>
                 <w:rStyle w:val="Hyperlink"/>
@@ -2063,7 +2063,7 @@
               <w:rPr>
                 <w:noProof/>
               </w:rPr>
-              <w:instrText xml:space="preserve"> PAGEREF _Toc244129477 \h </w:instrText>
+              <w:instrText xml:space="preserve"> PAGEREF _Toc244129935 \h </w:instrText>
             </w:r>
             <w:r>
               <w:rPr>
@@ -2105,7 +2105,7 @@
               <w14:ligatures w14:val="standardContextual"/>
             </w:rPr>
           </w:pPr>
-          <w:hyperlink w:anchor="_Toc244129478" w:history="1">
+          <w:hyperlink w:anchor="_Toc244129936" w:history="1">
             <w:r>
               <w:rPr>
                 <w:rStyle w:val="Hyperlink"/>
@@ -2129,7 +2129,7 @@
               <w:rPr>
                 <w:noProof/>
               </w:rPr>
-              <w:instrText xml:space="preserve"> PAGEREF _Toc244129478 \h </w:instrText>
+              <w:instrText xml:space="preserve"> PAGEREF _Toc244129936 \h </w:instrText>
             </w:r>
             <w:r>
               <w:rPr>
@@ -2171,7 +2171,7 @@
               <w14:ligatures w14:val="standardContextual"/>
             </w:rPr>
           </w:pPr>
-          <w:hyperlink w:anchor="_Toc244129479" w:history="1">
+          <w:hyperlink w:anchor="_Toc244129937" w:history="1">
             <w:r>
               <w:rPr>
                 <w:rStyle w:val="Hyperlink"/>
@@ -2195,7 +2195,7 @@
               <w:rPr>
                 <w:noProof/>
               </w:rPr>
-              <w:instrText xml:space="preserve"> PAGEREF _Toc244129479 \h </w:instrText>
+              <w:instrText xml:space="preserve"> PAGEREF _Toc244129937 \h </w:instrText>
             </w:r>
             <w:r>
               <w:rPr>
@@ -2237,7 +2237,7 @@
               <w14:ligatures w14:val="standardContextual"/>
             </w:rPr>
           </w:pPr>
-          <w:hyperlink w:anchor="_Toc244129480" w:history="1">
+          <w:hyperlink w:anchor="_Toc244129938" w:history="1">
             <w:r>
               <w:rPr>
                 <w:rStyle w:val="Hyperlink"/>
@@ -2261,7 +2261,7 @@
               <w:rPr>
                 <w:noProof/>
               </w:rPr>
-              <w:instrText xml:space="preserve"> PAGEREF _Toc244129480 \h </w:instrText>
+              <w:instrText xml:space="preserve"> PAGEREF _Toc244129938 \h </w:instrText>
             </w:r>
             <w:r>
               <w:rPr>
@@ -2303,7 +2303,7 @@
               <w14:ligatures w14:val="standardContextual"/>
             </w:rPr>
           </w:pPr>
-          <w:hyperlink w:anchor="_Toc244129481" w:history="1">
+          <w:hyperlink w:anchor="_Toc244129939" w:history="1">
             <w:r>
               <w:rPr>
                 <w:rStyle w:val="Hyperlink"/>
@@ -2327,7 +2327,7 @@
               <w:rPr>
                 <w:noProof/>
               </w:rPr>
-              <w:instrText xml:space="preserve"> PAGEREF _Toc244129481 \h </w:instrText>
+              <w:instrText xml:space="preserve"> PAGEREF _Toc244129939 \h </w:instrText>
             </w:r>
             <w:r>
               <w:rPr>
@@ -2369,7 +2369,7 @@
               <w14:ligatures w14:val="standardContextual"/>
             </w:rPr>
           </w:pPr>
-          <w:hyperlink w:anchor="_Toc244129482" w:history="1">
+          <w:hyperlink w:anchor="_Toc244129940" w:history="1">
             <w:r>
               <w:rPr>
                 <w:rStyle w:val="Hyperlink"/>
@@ -2393,7 +2393,7 @@
               <w:rPr>
                 <w:noProof/>
               </w:rPr>
-              <w:instrText xml:space="preserve"> PAGEREF _Toc244129482 \h </w:instrText>
+              <w:instrText xml:space="preserve"> PAGEREF _Toc244129940 \h </w:instrText>
             </w:r>
             <w:r>
               <w:rPr>
@@ -2410,7 +2410,7 @@
               <w:rPr>
                 <w:noProof/>
               </w:rPr>
-              <w:t>28</w:t>
+              <w:t>29</w:t>
             </w:r>
             <w:r>
               <w:rPr>
@@ -2435,7 +2435,7 @@
               <w14:ligatures w14:val="standardContextual"/>
             </w:rPr>
           </w:pPr>
-          <w:hyperlink w:anchor="_Toc244129483" w:history="1">
+          <w:hyperlink w:anchor="_Toc244129941" w:history="1">
             <w:r>
               <w:rPr>
                 <w:rStyle w:val="Hyperlink"/>
@@ -2459,7 +2459,7 @@
               <w:rPr>
                 <w:noProof/>
               </w:rPr>
-              <w:instrText xml:space="preserve"> PAGEREF _Toc244129483 \h </w:instrText>
+              <w:instrText xml:space="preserve"> PAGEREF _Toc244129941 \h </w:instrText>
             </w:r>
             <w:r>
               <w:rPr>
@@ -2476,7 +2476,7 @@
               <w:rPr>
                 <w:noProof/>
               </w:rPr>
-              <w:t>29</w:t>
+              <w:t>30</w:t>
             </w:r>
             <w:r>
               <w:rPr>
@@ -2501,7 +2501,7 @@
               <w14:ligatures w14:val="standardContextual"/>
             </w:rPr>
           </w:pPr>
-          <w:hyperlink w:anchor="_Toc244129484" w:history="1">
+          <w:hyperlink w:anchor="_Toc244129942" w:history="1">
             <w:r>
               <w:rPr>
                 <w:rStyle w:val="Hyperlink"/>
@@ -2525,7 +2525,7 @@
               <w:rPr>
                 <w:noProof/>
               </w:rPr>
-              <w:instrText xml:space="preserve"> PAGEREF _Toc244129484 \h </w:instrText>
+              <w:instrText xml:space="preserve"> PAGEREF _Toc244129942 \h </w:instrText>
             </w:r>
             <w:r>
               <w:rPr>
@@ -2542,7 +2542,7 @@
               <w:rPr>
                 <w:noProof/>
               </w:rPr>
-              <w:t>30</w:t>
+              <w:t>31</w:t>
             </w:r>
             <w:r>
               <w:rPr>
@@ -2566,7 +2566,7 @@
         <w:pageBreakBefore/>
         <w:spacing w:before="0"/>
       </w:pPr>
-      <w:bookmarkStart w:id="0" w:name="_Toc244129449"/>
+      <w:bookmarkStart w:id="0" w:name="_Toc244129907"/>
       <w:r>
         <w:t>1.  Introduction</w:t>
       </w:r>
@@ -2702,7 +2702,7 @@
         <w:pStyle w:val="Heading1"/>
         <w:keepNext/>
       </w:pPr>
-      <w:bookmarkStart w:id="1" w:name="_Toc244129450"/>
+      <w:bookmarkStart w:id="1" w:name="_Toc244129908"/>
       <w:r>
         <w:t>2.  The Ground Theorem</w:t>
       </w:r>
@@ -2963,7 +2963,7 @@
         <w:pStyle w:val="Heading1"/>
         <w:keepNext/>
       </w:pPr>
-      <w:bookmarkStart w:id="2" w:name="_Toc244129451"/>
+      <w:bookmarkStart w:id="2" w:name="_Toc244129909"/>
       <w:r>
         <w:t>3.  What the Problem Demands</w:t>
       </w:r>
@@ -2974,7 +2974,7 @@
         <w:pStyle w:val="Heading2"/>
         <w:keepNext/>
       </w:pPr>
-      <w:bookmarkStart w:id="3" w:name="_Toc244129452"/>
+      <w:bookmarkStart w:id="3" w:name="_Toc244129910"/>
       <w:r>
         <w:t>3.1  Euclidean fields and the axioms of Osterwalder and Schrader</w:t>
       </w:r>
@@ -4104,7 +4104,7 @@
         <w:pStyle w:val="Heading2"/>
         <w:keepNext/>
       </w:pPr>
-      <w:bookmarkStart w:id="4" w:name="_Toc244129453"/>
+      <w:bookmarkStart w:id="4" w:name="_Toc244129911"/>
       <w:r>
         <w:t>3.2  The mass gap</w:t>
       </w:r>
@@ -4176,7 +4176,7 @@
         <w:pStyle w:val="Heading2"/>
         <w:keepNext/>
       </w:pPr>
-      <w:bookmarkStart w:id="5" w:name="_Toc244129454"/>
+      <w:bookmarkStart w:id="5" w:name="_Toc244129912"/>
       <w:r>
         <w:t>3.3  Non-triviality</w:t>
       </w:r>
@@ -4255,7 +4255,7 @@
         <w:pStyle w:val="Heading2"/>
         <w:keepNext/>
       </w:pPr>
-      <w:bookmarkStart w:id="6" w:name="_Toc244129455"/>
+      <w:bookmarkStart w:id="6" w:name="_Toc244129913"/>
       <w:r>
         <w:t>3.4  Limits obtained by compactness</w:t>
       </w:r>
@@ -4334,7 +4334,7 @@
         <w:pStyle w:val="Heading1"/>
         <w:keepNext/>
       </w:pPr>
-      <w:bookmarkStart w:id="7" w:name="_Toc244129456"/>
+      <w:bookmarkStart w:id="7" w:name="_Toc244129914"/>
       <w:r>
         <w:t>4.  The Lattice, Its Positivity and Its Gap</w:t>
       </w:r>
@@ -4345,7 +4345,7 @@
         <w:pStyle w:val="Heading2"/>
         <w:keepNext/>
       </w:pPr>
-      <w:bookmarkStart w:id="8" w:name="_Toc244129457"/>
+      <w:bookmarkStart w:id="8" w:name="_Toc244129915"/>
       <w:r>
         <w:t>4.1  Wilson's theory</w:t>
       </w:r>
@@ -4967,7 +4967,7 @@
         <w:pStyle w:val="Heading2"/>
         <w:keepNext/>
       </w:pPr>
-      <w:bookmarkStart w:id="9" w:name="_Toc244129458"/>
+      <w:bookmarkStart w:id="9" w:name="_Toc244129916"/>
       <w:r>
         <w:t>4.2  Reflection positivity and the transfer matrix</w:t>
       </w:r>
@@ -6003,7 +6003,7 @@
         <w:pStyle w:val="Heading2"/>
         <w:keepNext/>
       </w:pPr>
-      <w:bookmarkStart w:id="10" w:name="_Toc244129459"/>
+      <w:bookmarkStart w:id="10" w:name="_Toc244129917"/>
       <w:r>
         <w:t>4.3  The renormalisation group of Bałaban</w:t>
       </w:r>
@@ -6044,7 +6044,7 @@
         <w:pStyle w:val="Heading1"/>
         <w:keepNext/>
       </w:pPr>
-      <w:bookmarkStart w:id="11" w:name="_Toc244129460"/>
+      <w:bookmarkStart w:id="11" w:name="_Toc244129918"/>
       <w:r>
         <w:t>5.  The Three-Dimensional Manuscripts</w:t>
       </w:r>
@@ -6068,7 +6068,7 @@
         <w:pStyle w:val="Heading2"/>
         <w:keepNext/>
       </w:pPr>
-      <w:bookmarkStart w:id="12" w:name="_Toc244129461"/>
+      <w:bookmarkStart w:id="12" w:name="_Toc244129919"/>
       <w:r>
         <w:t>5.1  The documents</w:t>
       </w:r>
@@ -6115,7 +6115,7 @@
         <w:pStyle w:val="Heading2"/>
         <w:keepNext/>
       </w:pPr>
-      <w:bookmarkStart w:id="13" w:name="_Toc244129462"/>
+      <w:bookmarkStart w:id="13" w:name="_Toc244129920"/>
       <w:r>
         <w:t>5.2  The observable</w:t>
       </w:r>
@@ -6519,7 +6519,7 @@
         <w:pStyle w:val="Heading2"/>
         <w:keepNext/>
       </w:pPr>
-      <w:bookmarkStart w:id="14" w:name="_Toc244129463"/>
+      <w:bookmarkStart w:id="14" w:name="_Toc244129921"/>
       <w:r>
         <w:t>5.3  The torus, the infinite volume and the components</w:t>
       </w:r>
@@ -7050,7 +7050,7 @@
         <w:pStyle w:val="Heading2"/>
         <w:keepNext/>
       </w:pPr>
-      <w:bookmarkStart w:id="15" w:name="_Toc244129464"/>
+      <w:bookmarkStart w:id="15" w:name="_Toc244129922"/>
       <w:r>
         <w:t>5.4  The axioms and the reconstruction</w:t>
       </w:r>
@@ -7280,7 +7280,7 @@
         <w:pStyle w:val="Heading2"/>
         <w:keepNext/>
       </w:pPr>
-      <w:bookmarkStart w:id="16" w:name="_Toc244129465"/>
+      <w:bookmarkStart w:id="16" w:name="_Toc244129923"/>
       <w:r>
         <w:t>5.5  Non-triviality</w:t>
       </w:r>
@@ -7821,7 +7821,7 @@
         <w:pStyle w:val="Heading2"/>
         <w:keepNext/>
       </w:pPr>
-      <w:bookmarkStart w:id="17" w:name="_Toc244129466"/>
+      <w:bookmarkStart w:id="17" w:name="_Toc244129924"/>
       <w:r>
         <w:t>5.6  What the manuscript does not assert</w:t>
       </w:r>
@@ -7869,7 +7869,7 @@
         <w:pStyle w:val="Heading1"/>
         <w:keepNext/>
       </w:pPr>
-      <w:bookmarkStart w:id="18" w:name="_Toc244129467"/>
+      <w:bookmarkStart w:id="18" w:name="_Toc244129925"/>
       <w:r>
         <w:t>6.  The Four-Dimensional Draft and the Standing of the Corpus</w:t>
       </w:r>
@@ -7893,7 +7893,7 @@
         <w:pStyle w:val="Heading2"/>
         <w:keepNext/>
       </w:pPr>
-      <w:bookmarkStart w:id="19" w:name="_Toc244129468"/>
+      <w:bookmarkStart w:id="19" w:name="_Toc244129926"/>
       <w:r>
         <w:t>6.1  The authors' account</w:t>
       </w:r>
@@ -7957,7 +7957,7 @@
         <w:pStyle w:val="Heading2"/>
         <w:keepNext/>
       </w:pPr>
-      <w:bookmarkStart w:id="20" w:name="_Toc244129469"/>
+      <w:bookmarkStart w:id="20" w:name="_Toc244129927"/>
       <w:r>
         <w:t>6.2  The conditional theorem</w:t>
       </w:r>
@@ -8160,7 +8160,7 @@
         <w:pStyle w:val="Heading2"/>
         <w:keepNext/>
       </w:pPr>
-      <w:bookmarkStart w:id="21" w:name="_Toc244129470"/>
+      <w:bookmarkStart w:id="21" w:name="_Toc244129928"/>
       <w:r>
         <w:t>6.3  What the draft does not claim</w:t>
       </w:r>
@@ -8238,7 +8238,7 @@
         <w:pStyle w:val="Heading2"/>
         <w:keepNext/>
       </w:pPr>
-      <w:bookmarkStart w:id="22" w:name="_Toc244129471"/>
+      <w:bookmarkStart w:id="22" w:name="_Toc244129929"/>
       <w:r>
         <w:t>6.4  The standing of the corpus</w:t>
       </w:r>
@@ -8299,7 +8299,7 @@
         <w:pStyle w:val="Heading2"/>
         <w:keepNext/>
       </w:pPr>
-      <w:bookmarkStart w:id="23" w:name="_Toc244129472"/>
+      <w:bookmarkStart w:id="23" w:name="_Toc244129930"/>
       <w:r>
         <w:t>6.5  The public reading</w:t>
       </w:r>
@@ -8367,7 +8367,7 @@
         <w:pStyle w:val="Heading1"/>
         <w:keepNext/>
       </w:pPr>
-      <w:bookmarkStart w:id="24" w:name="_Toc244129473"/>
+      <w:bookmarkStart w:id="24" w:name="_Toc244129931"/>
       <w:r>
         <w:t>7.  The Residue and Its Completion</w:t>
       </w:r>
@@ -8391,7 +8391,7 @@
         <w:pStyle w:val="Heading2"/>
         <w:keepNext/>
       </w:pPr>
-      <w:bookmarkStart w:id="25" w:name="_Toc244129474"/>
+      <w:bookmarkStart w:id="25" w:name="_Toc244129932"/>
       <w:r>
         <w:t>7.1  The residue</w:t>
       </w:r>
@@ -9585,7 +9585,7 @@
         <w:pStyle w:val="Heading2"/>
         <w:keepNext/>
       </w:pPr>
-      <w:bookmarkStart w:id="26" w:name="_Toc244129475"/>
+      <w:bookmarkStart w:id="26" w:name="_Toc244129933"/>
       <w:r>
         <w:t>7.2  The gap is exponential clustering</w:t>
       </w:r>
@@ -11531,7 +11531,7 @@
         <w:pStyle w:val="Heading2"/>
         <w:keepNext/>
       </w:pPr>
-      <w:bookmarkStart w:id="27" w:name="_Toc244129476"/>
+      <w:bookmarkStart w:id="27" w:name="_Toc244129934"/>
       <w:r>
         <w:t>7.3  From the lattice to the limit</w:t>
       </w:r>
@@ -12711,7 +12711,7 @@
         <w:pStyle w:val="Heading2"/>
         <w:keepNext/>
       </w:pPr>
-      <w:bookmarkStart w:id="28" w:name="_Toc244129477"/>
+      <w:bookmarkStart w:id="28" w:name="_Toc244129935"/>
       <w:r>
         <w:t>7.4  The collapse of the components</w:t>
       </w:r>
@@ -12827,7 +12827,7 @@
         <w:pStyle w:val="Heading1"/>
         <w:keepNext/>
       </w:pPr>
-      <w:bookmarkStart w:id="29" w:name="_Toc244129478"/>
+      <w:bookmarkStart w:id="29" w:name="_Toc244129936"/>
       <w:r>
         <w:t>8.  The Ground Handed Over</w:t>
       </w:r>
@@ -12838,7 +12838,7 @@
         <w:pStyle w:val="Heading2"/>
         <w:keepNext/>
       </w:pPr>
-      <w:bookmarkStart w:id="30" w:name="_Toc244129479"/>
+      <w:bookmarkStart w:id="30" w:name="_Toc244129937"/>
       <w:r>
         <w:t>8.1  The object that remains</w:t>
       </w:r>
@@ -12970,7 +12970,7 @@
         <w:pStyle w:val="Heading2"/>
         <w:keepNext/>
       </w:pPr>
-      <w:bookmarkStart w:id="31" w:name="_Toc244129480"/>
+      <w:bookmarkStart w:id="31" w:name="_Toc244129938"/>
       <w:r>
         <w:t>8.2  The instruments in hand</w:t>
       </w:r>
@@ -19911,7 +19911,7 @@
         <w:pStyle w:val="Heading2"/>
         <w:keepNext/>
       </w:pPr>
-      <w:bookmarkStart w:id="32" w:name="_Toc244129481"/>
+      <w:bookmarkStart w:id="32" w:name="_Toc244129939"/>
       <w:r>
         <w:t>8.3  The reduction</w:t>
       </w:r>
@@ -20534,7 +20534,7 @@
         <w:t>y</w:t>
       </w:r>
       <w:r>
-        <w:t>. The blocked measure λ</w:t>
+        <w:t>. The coarse coordinate of a block is a function of that block's links alone, and a change of it at fixed fine coordinates changes the links of that block alone; so a change of one coarse variable alters the Wilson conditionals at that block and at the blocks adjacent to it, and nowhere else. The blocked measure λ</w:t>
       </w:r>
       <w:r>
         <w:rPr>
@@ -23713,7 +23713,10 @@
         <w:t>c</w:t>
       </w:r>
       <w:r>
-        <w:t>: with the coarse variables held fixed, the field inside the blocks clusters at the block scale, and its means depend on distant coarse variables only through an exponentially small tail. Neither hypothesis refers to a limit. Their consequence is the gap.</w:t>
+        <w:t>: with the coarse variables held fixed, the field inside the blocks clusters at the block scale, and its means depend on distant coarse variables only through an exponentially small tail. It is demanded for every coarse configuration, the adversarial ones included, because a single-site criterion conditions on the worst case; this is where it exceeds the small-field expansions, which control the fluctuation field in typical backgrounds and the large fields by their probability, and it is named here as the d</w:t>
+      </w:r>
+      <w:r>
+        <w:t>emand it is. Neither hypothesis refers to a limit. Their consequence is the gap.</w:t>
       </w:r>
     </w:p>
     <w:p>
@@ -27288,6 +27291,254 @@
         <w:jc w:val="both"/>
       </w:pPr>
       <w:r>
+        <w:t>Hypothesis I is read on the effective action of the coarse variables. Write the blocked measure as λ</w:t>
+      </w:r>
+      <w:r>
+        <w:rPr>
+          <w:vertAlign w:val="subscript"/>
+        </w:rPr>
+        <w:t>j</w:t>
+      </w:r>
+      <w:r>
+        <w:t>(</w:t>
+      </w:r>
+      <w:r>
+        <w:rPr>
+          <w:i/>
+          <w:iCs/>
+        </w:rPr>
+        <w:t>dv</w:t>
+      </w:r>
+      <w:r>
+        <w:t xml:space="preserve">) = </w:t>
+      </w:r>
+      <w:r>
+        <w:rPr>
+          <w:i/>
+          <w:iCs/>
+        </w:rPr>
+        <w:t>e</w:t>
+      </w:r>
+      <w:r>
+        <w:rPr>
+          <w:vertAlign w:val="superscript"/>
+        </w:rPr>
+        <w:t>−</w:t>
+      </w:r>
+      <w:r>
+        <w:rPr>
+          <w:vertAlign w:val="superscript"/>
+        </w:rPr>
+        <w:t>A</w:t>
+      </w:r>
+      <w:r>
+        <w:rPr>
+          <w:i/>
+          <w:iCs/>
+        </w:rPr>
+        <w:t>dv</w:t>
+      </w:r>
+      <w:r>
+        <w:t xml:space="preserve"> with respect to the product over the blocks of a fixed reference measure on </w:t>
+      </w:r>
+      <w:r>
+        <w:rPr>
+          <w:i/>
+          <w:iCs/>
+        </w:rPr>
+        <w:t>V</w:t>
+      </w:r>
+      <w:r>
+        <w:t xml:space="preserve">, so that </w:t>
+      </w:r>
+      <w:r>
+        <w:rPr>
+          <w:i/>
+          <w:iCs/>
+        </w:rPr>
+        <w:t>A</w:t>
+      </w:r>
+      <w:r>
+        <w:t xml:space="preserve"> = </w:t>
+      </w:r>
+      <w:r>
+        <w:rPr>
+          <w:i/>
+          <w:iCs/>
+        </w:rPr>
+        <w:t>A</w:t>
+      </w:r>
+      <w:r>
+        <w:rPr>
+          <w:vertAlign w:val="subscript"/>
+        </w:rPr>
+        <w:t>j</w:t>
+      </w:r>
+      <w:r>
+        <w:t>(</w:t>
+      </w:r>
+      <w:r>
+        <w:rPr>
+          <w:i/>
+          <w:iCs/>
+        </w:rPr>
+        <w:t>v</w:t>
+      </w:r>
+      <w:r>
+        <w:t>) is the effective action at the coarse scale, and let Δ</w:t>
+      </w:r>
+      <w:r>
+        <w:rPr>
+          <w:vertAlign w:val="subscript"/>
+        </w:rPr>
+        <w:t>yy′</w:t>
+      </w:r>
+      <w:r>
+        <w:t>(</w:t>
+      </w:r>
+      <w:r>
+        <w:rPr>
+          <w:i/>
+          <w:iCs/>
+        </w:rPr>
+        <w:t>A</w:t>
+      </w:r>
+      <w:r>
+        <w:t xml:space="preserve">) be its mixed second difference in the sense of Proposition 8.4: the supremum, over coarse configurations differing only at </w:t>
+      </w:r>
+      <w:r>
+        <w:rPr>
+          <w:i/>
+          <w:iCs/>
+        </w:rPr>
+        <w:t>y</w:t>
+      </w:r>
+      <w:r>
+        <w:t xml:space="preserve">′, of the oscillation in </w:t>
+      </w:r>
+      <w:r>
+        <w:rPr>
+          <w:i/>
+          <w:iCs/>
+        </w:rPr>
+        <w:t>v</w:t>
+      </w:r>
+      <w:r>
+        <w:rPr>
+          <w:vertAlign w:val="subscript"/>
+        </w:rPr>
+        <w:t>y</w:t>
+      </w:r>
+      <w:r>
+        <w:t xml:space="preserve"> of the difference of the two actions. The conditional law of </w:t>
+      </w:r>
+      <w:r>
+        <w:rPr>
+          <w:i/>
+          <w:iCs/>
+        </w:rPr>
+        <w:t>v</w:t>
+      </w:r>
+      <w:r>
+        <w:rPr>
+          <w:vertAlign w:val="subscript"/>
+        </w:rPr>
+        <w:t>y</w:t>
+      </w:r>
+      <w:r>
+        <w:t xml:space="preserve"> under one of the two configurations is the tilt of its conditional law under the other by that difference, so the first inequality of Proposition 8.4 gives </w:t>
+      </w:r>
+      <w:r>
+        <w:rPr>
+          <w:i/>
+          <w:iCs/>
+        </w:rPr>
+        <w:t>C</w:t>
+      </w:r>
+      <w:r>
+        <w:rPr>
+          <w:vertAlign w:val="superscript"/>
+        </w:rPr>
+        <w:t>λ</w:t>
+      </w:r>
+      <w:r>
+        <w:rPr>
+          <w:vertAlign w:val="subscript"/>
+        </w:rPr>
+        <w:t>j</w:t>
+      </w:r>
+      <w:r>
+        <w:t>(</w:t>
+      </w:r>
+      <w:r>
+        <w:rPr>
+          <w:i/>
+          <w:iCs/>
+        </w:rPr>
+        <w:t>y</w:t>
+      </w:r>
+      <w:r>
+        <w:t xml:space="preserve">, </w:t>
+      </w:r>
+      <w:r>
+        <w:rPr>
+          <w:i/>
+          <w:iCs/>
+        </w:rPr>
+        <w:t>y</w:t>
+      </w:r>
+      <w:r>
+        <w:t xml:space="preserve">′) ≤ 1 − </w:t>
+      </w:r>
+      <w:r>
+        <w:rPr>
+          <w:i/>
+          <w:iCs/>
+        </w:rPr>
+        <w:t>e</w:t>
+      </w:r>
+      <w:r>
+        <w:rPr>
+          <w:vertAlign w:val="superscript"/>
+        </w:rPr>
+        <w:t>−</w:t>
+      </w:r>
+      <w:r>
+        <w:rPr>
+          <w:vertAlign w:val="superscript"/>
+        </w:rPr>
+        <w:t>Δ</w:t>
+      </w:r>
+      <w:r>
+        <w:t xml:space="preserve"> with Δ = Δ</w:t>
+      </w:r>
+      <w:r>
+        <w:rPr>
+          <w:vertAlign w:val="subscript"/>
+        </w:rPr>
+        <w:t>yy′</w:t>
+      </w:r>
+      <w:r>
+        <w:t>(</w:t>
+      </w:r>
+      <w:r>
+        <w:rPr>
+          <w:i/>
+          <w:iCs/>
+        </w:rPr>
+        <w:t>A</w:t>
+      </w:r>
+      <w:r>
+        <w:t>). Hypothesis I is therefore a bound on the mixed second differences of the effective action between blocks, weighted by their distance: the influence functional of §8.1, and the number that a certificate of the second link must deliver at the coarse scale.</w:t>
+      </w:r>
+    </w:p>
+    <w:p>
+      <w:pPr>
+        <w:spacing w:before="120" w:after="120"/>
+        <w:ind w:firstLine="360"/>
+        <w:jc w:val="both"/>
+      </w:pPr>
+      <w:r>
         <w:t>One might wish to state the hypothesis on the fine measure directly, taking the blocks as the sites of a Gibbs measure and the whole configuration of a block as its variable, so that Dobrushin's condition for that measure would give every local observable's decay at once, with no fibre clause. That form is not uniform in the cutoff. Its interdependence coefficient between adjacent blocks is the total variation between two laws of all the links of a block under outside data that differ on a whole neighbourin</w:t>
       </w:r>
       <w:r>
@@ -27426,7 +27677,7 @@
         <w:pStyle w:val="Heading2"/>
         <w:keepNext/>
       </w:pPr>
-      <w:bookmarkStart w:id="33" w:name="_Toc244129482"/>
+      <w:bookmarkStart w:id="33" w:name="_Toc244129940"/>
       <w:r>
         <w:t>8.4  Coda</w:t>
       </w:r>
@@ -27451,7 +27702,7 @@
         <w:pageBreakBefore/>
         <w:spacing w:before="0"/>
       </w:pPr>
-      <w:bookmarkStart w:id="34" w:name="_Toc244129483"/>
+      <w:bookmarkStart w:id="34" w:name="_Toc244129941"/>
       <w:r>
         <w:t>Sources</w:t>
       </w:r>
@@ -28332,7 +28583,7 @@
         <w:pStyle w:val="Heading2"/>
         <w:keepNext/>
       </w:pPr>
-      <w:bookmarkStart w:id="35" w:name="_Toc244129484"/>
+      <w:bookmarkStart w:id="35" w:name="_Toc244129942"/>
       <w:r>
         <w:t>Records of the computations of Edwin Boston III</w:t>
       </w:r>
@@ -30648,10 +30899,10 @@
 <file path=word/numbering.xml><?xml version="1.0" encoding="utf-8"?>
 <w:numbering xmlns:wpc="http://schemas.microsoft.com/office/word/2010/wordprocessingCanvas" xmlns:cx="http://schemas.microsoft.com/office/drawing/2014/chartex" xmlns:cx1="http://schemas.microsoft.com/office/drawing/2015/9/8/chartex" xmlns:cx2="http://schemas.microsoft.com/office/drawing/2015/10/21/chartex" xmlns:cx3="http://schemas.microsoft.com/office/drawing/2016/5/9/chartex" xmlns:cx4="http://schemas.microsoft.com/office/drawing/2016/5/10/chartex" xmlns:cx5="http://schemas.microsoft.com/office/drawing/2016/5/11/chartex" xmlns:cx6="http://schemas.microsoft.com/office/drawing/2016/5/12/chartex" xmlns:cx7="http://schemas.microsoft.com/office/drawing/2016/5/13/chartex" xmlns:cx8="http://schemas.microsoft.com/office/drawing/2016/5/14/chartex" xmlns:mc="http://schemas.openxmlformats.org/markup-compatibility/2006" xmlns:aink="http://schemas.microsoft.com/office/drawing/2016/ink" xmlns:am3d="http://schemas.microsoft.com/office/drawing/2017/model3d" xmlns:o="urn:schemas-microsoft-com:office:office" xmlns:oel="http://schemas.microsoft.com/office/2019/extlst" xmlns:r="http://schemas.openxmlformats.org/officeDocument/2006/relationships" xmlns:m="http://schemas.openxmlformats.org/officeDocument/2006/math" xmlns:v="urn:schemas-microsoft-com:vml" xmlns:wp14="http://schemas.microsoft.com/office/word/2010/wordprocessingDrawing" xmlns:wp="http://schemas.openxmlformats.org/drawingml/2006/wordprocessingDrawing" xmlns:w10="urn:schemas-microsoft-com:office:word" xmlns:w="http://schemas.openxmlformats.org/wordprocessingml/2006/main" xmlns:w14="http://schemas.microsoft.com/office/word/2010/wordml" xmlns:w15="http://schemas.microsoft.com/office/word/2012/wordml" xmlns:w16cex="http://schemas.microsoft.com/office/word/2018/wordml/cex" xmlns:w16cid="http://schemas.microsoft.com/office/word/2016/wordml/cid" xmlns:w16="http://schemas.microsoft.com/office/word/2018/wordml" xmlns:w16du="http://schemas.microsoft.com/office/word/2023/wordml/word16du" xmlns:w16sdtdh="http://schemas.microsoft.com/office/word/2020/wordml/sdtdatahash" xmlns:w16sdtfl="http://schemas.microsoft.com/office/word/2024/wordml/sdtformatlock" xmlns:w16se="http://schemas.microsoft.com/office/word/2015/wordml/symex" xmlns:wpg="http://schemas.microsoft.com/office/word/2010/wordprocessingGroup" xmlns:wpi="http://schemas.microsoft.com/office/word/2010/wordprocessingInk" xmlns:wne="http://schemas.microsoft.com/office/word/2006/wordml" xmlns:wps="http://schemas.microsoft.com/office/word/2010/wordprocessingShape" mc:Ignorable="w14 w15 w16se w16cid w16 w16cex w16sdtdh w16sdtfl w16du wp14">
   <w:abstractNum w:abstractNumId="0" w15:restartNumberingAfterBreak="0">
-    <w:nsid w:val="0C0F554C"/>
+    <w:nsid w:val="55350C37"/>
     <w:multiLevelType w:val="hybridMultilevel"/>
-    <w:tmpl w:val="B958F0B6"/>
-    <w:lvl w:ilvl="0" w:tplc="2E4C98AA">
+    <w:tmpl w:val="10DC0340"/>
+    <w:lvl w:ilvl="0" w:tplc="1AAC911A">
       <w:start w:val="1"/>
       <w:numFmt w:val="bullet"/>
       <w:lvlText w:val="●"/>
@@ -30660,7 +30911,7 @@
         <w:ind w:left="720" w:hanging="360"/>
       </w:pPr>
     </w:lvl>
-    <w:lvl w:ilvl="1" w:tplc="2CE6F3B8">
+    <w:lvl w:ilvl="1" w:tplc="31560170">
       <w:start w:val="1"/>
       <w:numFmt w:val="bullet"/>
       <w:lvlText w:val="○"/>
@@ -30669,7 +30920,7 @@
         <w:ind w:left="1440" w:hanging="360"/>
       </w:pPr>
     </w:lvl>
-    <w:lvl w:ilvl="2" w:tplc="6C1612D2">
+    <w:lvl w:ilvl="2" w:tplc="8ED857A4">
       <w:start w:val="1"/>
       <w:numFmt w:val="bullet"/>
       <w:lvlText w:val="■"/>
@@ -30678,7 +30929,7 @@
         <w:ind w:left="2160" w:hanging="360"/>
       </w:pPr>
     </w:lvl>
-    <w:lvl w:ilvl="3" w:tplc="80C80078">
+    <w:lvl w:ilvl="3" w:tplc="C23CF3C8">
       <w:start w:val="1"/>
       <w:numFmt w:val="bullet"/>
       <w:lvlText w:val="●"/>
@@ -30687,7 +30938,7 @@
         <w:ind w:left="2880" w:hanging="360"/>
       </w:pPr>
     </w:lvl>
-    <w:lvl w:ilvl="4" w:tplc="7124081E">
+    <w:lvl w:ilvl="4" w:tplc="055CD886">
       <w:start w:val="1"/>
       <w:numFmt w:val="bullet"/>
       <w:lvlText w:val="○"/>
@@ -30696,7 +30947,7 @@
         <w:ind w:left="3600" w:hanging="360"/>
       </w:pPr>
     </w:lvl>
-    <w:lvl w:ilvl="5" w:tplc="C504D72E">
+    <w:lvl w:ilvl="5" w:tplc="259645BA">
       <w:start w:val="1"/>
       <w:numFmt w:val="bullet"/>
       <w:lvlText w:val="■"/>
@@ -30705,7 +30956,7 @@
         <w:ind w:left="4320" w:hanging="360"/>
       </w:pPr>
     </w:lvl>
-    <w:lvl w:ilvl="6" w:tplc="84287C10">
+    <w:lvl w:ilvl="6" w:tplc="41B41B3C">
       <w:start w:val="1"/>
       <w:numFmt w:val="bullet"/>
       <w:lvlText w:val="●"/>
@@ -30714,7 +30965,7 @@
         <w:ind w:left="5040" w:hanging="360"/>
       </w:pPr>
     </w:lvl>
-    <w:lvl w:ilvl="7" w:tplc="E794D728">
+    <w:lvl w:ilvl="7" w:tplc="17D2231E">
       <w:start w:val="1"/>
       <w:numFmt w:val="bullet"/>
       <w:lvlText w:val="●"/>
@@ -30723,7 +30974,7 @@
         <w:ind w:left="5760" w:hanging="360"/>
       </w:pPr>
     </w:lvl>
-    <w:lvl w:ilvl="8" w:tplc="C5782098">
+    <w:lvl w:ilvl="8" w:tplc="B462BF38">
       <w:start w:val="1"/>
       <w:numFmt w:val="bullet"/>
       <w:lvlText w:val="●"/>
@@ -30733,7 +30984,7 @@
       </w:pPr>
     </w:lvl>
   </w:abstractNum>
-  <w:num w:numId="1" w16cid:durableId="1489898764">
+  <w:num w:numId="1" w16cid:durableId="687099221">
     <w:abstractNumId w:val="0"/>
     <w:lvlOverride w:ilvl="0">
       <w:startOverride w:val="1"/>
@@ -31330,7 +31581,7 @@
     <w:autoRedefine/>
     <w:uiPriority w:val="39"/>
     <w:unhideWhenUsed/>
-    <w:rsid w:val="00F512CF"/>
+    <w:rsid w:val="00D970A8"/>
     <w:pPr>
       <w:spacing w:after="100"/>
     </w:pPr>
@@ -31342,7 +31593,7 @@
     <w:autoRedefine/>
     <w:uiPriority w:val="39"/>
     <w:unhideWhenUsed/>
-    <w:rsid w:val="00F512CF"/>
+    <w:rsid w:val="00D970A8"/>
     <w:pPr>
       <w:spacing w:after="100"/>
       <w:ind w:left="220"/>

--- a/THE-GROUND-Edwin-Boston-III.docx
+++ b/THE-GROUND-Edwin-Boston-III.docx
@@ -163,7 +163,7 @@
     <w:sdt>
       <w:sdtPr>
         <w:alias w:val="Contents"/>
-        <w:id w:val="1415055831"/>
+        <w:id w:val="-952622421"/>
       </w:sdtPr>
       <w:sdtEndPr/>
       <w:sdtContent>
@@ -191,7 +191,7 @@
           <w:r>
             <w:fldChar w:fldCharType="separate"/>
           </w:r>
-          <w:hyperlink w:anchor="_Toc244129907" w:history="1">
+          <w:hyperlink w:anchor="_Toc244133019" w:history="1">
             <w:r>
               <w:rPr>
                 <w:rStyle w:val="Hyperlink"/>
@@ -215,7 +215,7 @@
               <w:rPr>
                 <w:noProof/>
               </w:rPr>
-              <w:instrText xml:space="preserve"> PAGEREF _Toc244129907 \h </w:instrText>
+              <w:instrText xml:space="preserve"> PAGEREF _Toc244133019 \h </w:instrText>
             </w:r>
             <w:r>
               <w:rPr>
@@ -257,7 +257,7 @@
               <w14:ligatures w14:val="standardContextual"/>
             </w:rPr>
           </w:pPr>
-          <w:hyperlink w:anchor="_Toc244129908" w:history="1">
+          <w:hyperlink w:anchor="_Toc244133020" w:history="1">
             <w:r>
               <w:rPr>
                 <w:rStyle w:val="Hyperlink"/>
@@ -281,7 +281,7 @@
               <w:rPr>
                 <w:noProof/>
               </w:rPr>
-              <w:instrText xml:space="preserve"> PAGEREF _Toc244129908 \h </w:instrText>
+              <w:instrText xml:space="preserve"> PAGEREF _Toc244133020 \h </w:instrText>
             </w:r>
             <w:r>
               <w:rPr>
@@ -323,7 +323,7 @@
               <w14:ligatures w14:val="standardContextual"/>
             </w:rPr>
           </w:pPr>
-          <w:hyperlink w:anchor="_Toc244129909" w:history="1">
+          <w:hyperlink w:anchor="_Toc244133021" w:history="1">
             <w:r>
               <w:rPr>
                 <w:rStyle w:val="Hyperlink"/>
@@ -347,7 +347,7 @@
               <w:rPr>
                 <w:noProof/>
               </w:rPr>
-              <w:instrText xml:space="preserve"> PAGEREF _Toc244129909 \h </w:instrText>
+              <w:instrText xml:space="preserve"> PAGEREF _Toc244133021 \h </w:instrText>
             </w:r>
             <w:r>
               <w:rPr>
@@ -389,7 +389,7 @@
               <w14:ligatures w14:val="standardContextual"/>
             </w:rPr>
           </w:pPr>
-          <w:hyperlink w:anchor="_Toc244129910" w:history="1">
+          <w:hyperlink w:anchor="_Toc244133022" w:history="1">
             <w:r>
               <w:rPr>
                 <w:rStyle w:val="Hyperlink"/>
@@ -413,7 +413,7 @@
               <w:rPr>
                 <w:noProof/>
               </w:rPr>
-              <w:instrText xml:space="preserve"> PAGEREF _Toc244129910 \h </w:instrText>
+              <w:instrText xml:space="preserve"> PAGEREF _Toc244133022 \h </w:instrText>
             </w:r>
             <w:r>
               <w:rPr>
@@ -455,7 +455,7 @@
               <w14:ligatures w14:val="standardContextual"/>
             </w:rPr>
           </w:pPr>
-          <w:hyperlink w:anchor="_Toc244129911" w:history="1">
+          <w:hyperlink w:anchor="_Toc244133023" w:history="1">
             <w:r>
               <w:rPr>
                 <w:rStyle w:val="Hyperlink"/>
@@ -479,7 +479,7 @@
               <w:rPr>
                 <w:noProof/>
               </w:rPr>
-              <w:instrText xml:space="preserve"> PAGEREF _Toc244129911 \h </w:instrText>
+              <w:instrText xml:space="preserve"> PAGEREF _Toc244133023 \h </w:instrText>
             </w:r>
             <w:r>
               <w:rPr>
@@ -521,7 +521,7 @@
               <w14:ligatures w14:val="standardContextual"/>
             </w:rPr>
           </w:pPr>
-          <w:hyperlink w:anchor="_Toc244129912" w:history="1">
+          <w:hyperlink w:anchor="_Toc244133024" w:history="1">
             <w:r>
               <w:rPr>
                 <w:rStyle w:val="Hyperlink"/>
@@ -545,7 +545,7 @@
               <w:rPr>
                 <w:noProof/>
               </w:rPr>
-              <w:instrText xml:space="preserve"> PAGEREF _Toc244129912 \h </w:instrText>
+              <w:instrText xml:space="preserve"> PAGEREF _Toc244133024 \h </w:instrText>
             </w:r>
             <w:r>
               <w:rPr>
@@ -587,7 +587,7 @@
               <w14:ligatures w14:val="standardContextual"/>
             </w:rPr>
           </w:pPr>
-          <w:hyperlink w:anchor="_Toc244129913" w:history="1">
+          <w:hyperlink w:anchor="_Toc244133025" w:history="1">
             <w:r>
               <w:rPr>
                 <w:rStyle w:val="Hyperlink"/>
@@ -611,7 +611,7 @@
               <w:rPr>
                 <w:noProof/>
               </w:rPr>
-              <w:instrText xml:space="preserve"> PAGEREF _Toc244129913 \h </w:instrText>
+              <w:instrText xml:space="preserve"> PAGEREF _Toc244133025 \h </w:instrText>
             </w:r>
             <w:r>
               <w:rPr>
@@ -653,7 +653,7 @@
               <w14:ligatures w14:val="standardContextual"/>
             </w:rPr>
           </w:pPr>
-          <w:hyperlink w:anchor="_Toc244129914" w:history="1">
+          <w:hyperlink w:anchor="_Toc244133026" w:history="1">
             <w:r>
               <w:rPr>
                 <w:rStyle w:val="Hyperlink"/>
@@ -677,7 +677,7 @@
               <w:rPr>
                 <w:noProof/>
               </w:rPr>
-              <w:instrText xml:space="preserve"> PAGEREF _Toc244129914 \h </w:instrText>
+              <w:instrText xml:space="preserve"> PAGEREF _Toc244133026 \h </w:instrText>
             </w:r>
             <w:r>
               <w:rPr>
@@ -719,7 +719,7 @@
               <w14:ligatures w14:val="standardContextual"/>
             </w:rPr>
           </w:pPr>
-          <w:hyperlink w:anchor="_Toc244129915" w:history="1">
+          <w:hyperlink w:anchor="_Toc244133027" w:history="1">
             <w:r>
               <w:rPr>
                 <w:rStyle w:val="Hyperlink"/>
@@ -743,7 +743,7 @@
               <w:rPr>
                 <w:noProof/>
               </w:rPr>
-              <w:instrText xml:space="preserve"> PAGEREF _Toc244129915 \h </w:instrText>
+              <w:instrText xml:space="preserve"> PAGEREF _Toc244133027 \h </w:instrText>
             </w:r>
             <w:r>
               <w:rPr>
@@ -785,7 +785,7 @@
               <w14:ligatures w14:val="standardContextual"/>
             </w:rPr>
           </w:pPr>
-          <w:hyperlink w:anchor="_Toc244129916" w:history="1">
+          <w:hyperlink w:anchor="_Toc244133028" w:history="1">
             <w:r>
               <w:rPr>
                 <w:rStyle w:val="Hyperlink"/>
@@ -809,7 +809,7 @@
               <w:rPr>
                 <w:noProof/>
               </w:rPr>
-              <w:instrText xml:space="preserve"> PAGEREF _Toc244129916 \h </w:instrText>
+              <w:instrText xml:space="preserve"> PAGEREF _Toc244133028 \h </w:instrText>
             </w:r>
             <w:r>
               <w:rPr>
@@ -851,7 +851,7 @@
               <w14:ligatures w14:val="standardContextual"/>
             </w:rPr>
           </w:pPr>
-          <w:hyperlink w:anchor="_Toc244129917" w:history="1">
+          <w:hyperlink w:anchor="_Toc244133029" w:history="1">
             <w:r>
               <w:rPr>
                 <w:rStyle w:val="Hyperlink"/>
@@ -875,7 +875,7 @@
               <w:rPr>
                 <w:noProof/>
               </w:rPr>
-              <w:instrText xml:space="preserve"> PAGEREF _Toc244129917 \h </w:instrText>
+              <w:instrText xml:space="preserve"> PAGEREF _Toc244133029 \h </w:instrText>
             </w:r>
             <w:r>
               <w:rPr>
@@ -917,7 +917,7 @@
               <w14:ligatures w14:val="standardContextual"/>
             </w:rPr>
           </w:pPr>
-          <w:hyperlink w:anchor="_Toc244129918" w:history="1">
+          <w:hyperlink w:anchor="_Toc244133030" w:history="1">
             <w:r>
               <w:rPr>
                 <w:rStyle w:val="Hyperlink"/>
@@ -941,7 +941,7 @@
               <w:rPr>
                 <w:noProof/>
               </w:rPr>
-              <w:instrText xml:space="preserve"> PAGEREF _Toc244129918 \h </w:instrText>
+              <w:instrText xml:space="preserve"> PAGEREF _Toc244133030 \h </w:instrText>
             </w:r>
             <w:r>
               <w:rPr>
@@ -983,7 +983,7 @@
               <w14:ligatures w14:val="standardContextual"/>
             </w:rPr>
           </w:pPr>
-          <w:hyperlink w:anchor="_Toc244129919" w:history="1">
+          <w:hyperlink w:anchor="_Toc244133031" w:history="1">
             <w:r>
               <w:rPr>
                 <w:rStyle w:val="Hyperlink"/>
@@ -1007,7 +1007,7 @@
               <w:rPr>
                 <w:noProof/>
               </w:rPr>
-              <w:instrText xml:space="preserve"> PAGEREF _Toc244129919 \h </w:instrText>
+              <w:instrText xml:space="preserve"> PAGEREF _Toc244133031 \h </w:instrText>
             </w:r>
             <w:r>
               <w:rPr>
@@ -1049,7 +1049,7 @@
               <w14:ligatures w14:val="standardContextual"/>
             </w:rPr>
           </w:pPr>
-          <w:hyperlink w:anchor="_Toc244129920" w:history="1">
+          <w:hyperlink w:anchor="_Toc244133032" w:history="1">
             <w:r>
               <w:rPr>
                 <w:rStyle w:val="Hyperlink"/>
@@ -1073,7 +1073,7 @@
               <w:rPr>
                 <w:noProof/>
               </w:rPr>
-              <w:instrText xml:space="preserve"> PAGEREF _Toc244129920 \h </w:instrText>
+              <w:instrText xml:space="preserve"> PAGEREF _Toc244133032 \h </w:instrText>
             </w:r>
             <w:r>
               <w:rPr>
@@ -1115,7 +1115,7 @@
               <w14:ligatures w14:val="standardContextual"/>
             </w:rPr>
           </w:pPr>
-          <w:hyperlink w:anchor="_Toc244129921" w:history="1">
+          <w:hyperlink w:anchor="_Toc244133033" w:history="1">
             <w:r>
               <w:rPr>
                 <w:rStyle w:val="Hyperlink"/>
@@ -1139,7 +1139,7 @@
               <w:rPr>
                 <w:noProof/>
               </w:rPr>
-              <w:instrText xml:space="preserve"> PAGEREF _Toc244129921 \h </w:instrText>
+              <w:instrText xml:space="preserve"> PAGEREF _Toc244133033 \h </w:instrText>
             </w:r>
             <w:r>
               <w:rPr>
@@ -1181,7 +1181,7 @@
               <w14:ligatures w14:val="standardContextual"/>
             </w:rPr>
           </w:pPr>
-          <w:hyperlink w:anchor="_Toc244129922" w:history="1">
+          <w:hyperlink w:anchor="_Toc244133034" w:history="1">
             <w:r>
               <w:rPr>
                 <w:rStyle w:val="Hyperlink"/>
@@ -1205,7 +1205,7 @@
               <w:rPr>
                 <w:noProof/>
               </w:rPr>
-              <w:instrText xml:space="preserve"> PAGEREF _Toc244129922 \h </w:instrText>
+              <w:instrText xml:space="preserve"> PAGEREF _Toc244133034 \h </w:instrText>
             </w:r>
             <w:r>
               <w:rPr>
@@ -1247,7 +1247,7 @@
               <w14:ligatures w14:val="standardContextual"/>
             </w:rPr>
           </w:pPr>
-          <w:hyperlink w:anchor="_Toc244129923" w:history="1">
+          <w:hyperlink w:anchor="_Toc244133035" w:history="1">
             <w:r>
               <w:rPr>
                 <w:rStyle w:val="Hyperlink"/>
@@ -1271,7 +1271,7 @@
               <w:rPr>
                 <w:noProof/>
               </w:rPr>
-              <w:instrText xml:space="preserve"> PAGEREF _Toc244129923 \h </w:instrText>
+              <w:instrText xml:space="preserve"> PAGEREF _Toc244133035 \h </w:instrText>
             </w:r>
             <w:r>
               <w:rPr>
@@ -1313,7 +1313,7 @@
               <w14:ligatures w14:val="standardContextual"/>
             </w:rPr>
           </w:pPr>
-          <w:hyperlink w:anchor="_Toc244129924" w:history="1">
+          <w:hyperlink w:anchor="_Toc244133036" w:history="1">
             <w:r>
               <w:rPr>
                 <w:rStyle w:val="Hyperlink"/>
@@ -1337,7 +1337,7 @@
               <w:rPr>
                 <w:noProof/>
               </w:rPr>
-              <w:instrText xml:space="preserve"> PAGEREF _Toc244129924 \h </w:instrText>
+              <w:instrText xml:space="preserve"> PAGEREF _Toc244133036 \h </w:instrText>
             </w:r>
             <w:r>
               <w:rPr>
@@ -1379,7 +1379,7 @@
               <w14:ligatures w14:val="standardContextual"/>
             </w:rPr>
           </w:pPr>
-          <w:hyperlink w:anchor="_Toc244129925" w:history="1">
+          <w:hyperlink w:anchor="_Toc244133037" w:history="1">
             <w:r>
               <w:rPr>
                 <w:rStyle w:val="Hyperlink"/>
@@ -1403,7 +1403,7 @@
               <w:rPr>
                 <w:noProof/>
               </w:rPr>
-              <w:instrText xml:space="preserve"> PAGEREF _Toc244129925 \h </w:instrText>
+              <w:instrText xml:space="preserve"> PAGEREF _Toc244133037 \h </w:instrText>
             </w:r>
             <w:r>
               <w:rPr>
@@ -1445,7 +1445,7 @@
               <w14:ligatures w14:val="standardContextual"/>
             </w:rPr>
           </w:pPr>
-          <w:hyperlink w:anchor="_Toc244129926" w:history="1">
+          <w:hyperlink w:anchor="_Toc244133038" w:history="1">
             <w:r>
               <w:rPr>
                 <w:rStyle w:val="Hyperlink"/>
@@ -1469,7 +1469,7 @@
               <w:rPr>
                 <w:noProof/>
               </w:rPr>
-              <w:instrText xml:space="preserve"> PAGEREF _Toc244129926 \h </w:instrText>
+              <w:instrText xml:space="preserve"> PAGEREF _Toc244133038 \h </w:instrText>
             </w:r>
             <w:r>
               <w:rPr>
@@ -1511,7 +1511,7 @@
               <w14:ligatures w14:val="standardContextual"/>
             </w:rPr>
           </w:pPr>
-          <w:hyperlink w:anchor="_Toc244129927" w:history="1">
+          <w:hyperlink w:anchor="_Toc244133039" w:history="1">
             <w:r>
               <w:rPr>
                 <w:rStyle w:val="Hyperlink"/>
@@ -1535,7 +1535,7 @@
               <w:rPr>
                 <w:noProof/>
               </w:rPr>
-              <w:instrText xml:space="preserve"> PAGEREF _Toc244129927 \h </w:instrText>
+              <w:instrText xml:space="preserve"> PAGEREF _Toc244133039 \h </w:instrText>
             </w:r>
             <w:r>
               <w:rPr>
@@ -1577,7 +1577,7 @@
               <w14:ligatures w14:val="standardContextual"/>
             </w:rPr>
           </w:pPr>
-          <w:hyperlink w:anchor="_Toc244129928" w:history="1">
+          <w:hyperlink w:anchor="_Toc244133040" w:history="1">
             <w:r>
               <w:rPr>
                 <w:rStyle w:val="Hyperlink"/>
@@ -1601,7 +1601,7 @@
               <w:rPr>
                 <w:noProof/>
               </w:rPr>
-              <w:instrText xml:space="preserve"> PAGEREF _Toc244129928 \h </w:instrText>
+              <w:instrText xml:space="preserve"> PAGEREF _Toc244133040 \h </w:instrText>
             </w:r>
             <w:r>
               <w:rPr>
@@ -1643,7 +1643,7 @@
               <w14:ligatures w14:val="standardContextual"/>
             </w:rPr>
           </w:pPr>
-          <w:hyperlink w:anchor="_Toc244129929" w:history="1">
+          <w:hyperlink w:anchor="_Toc244133041" w:history="1">
             <w:r>
               <w:rPr>
                 <w:rStyle w:val="Hyperlink"/>
@@ -1667,7 +1667,7 @@
               <w:rPr>
                 <w:noProof/>
               </w:rPr>
-              <w:instrText xml:space="preserve"> PAGEREF _Toc244129929 \h </w:instrText>
+              <w:instrText xml:space="preserve"> PAGEREF _Toc244133041 \h </w:instrText>
             </w:r>
             <w:r>
               <w:rPr>
@@ -1709,7 +1709,7 @@
               <w14:ligatures w14:val="standardContextual"/>
             </w:rPr>
           </w:pPr>
-          <w:hyperlink w:anchor="_Toc244129930" w:history="1">
+          <w:hyperlink w:anchor="_Toc244133042" w:history="1">
             <w:r>
               <w:rPr>
                 <w:rStyle w:val="Hyperlink"/>
@@ -1733,7 +1733,73 @@
               <w:rPr>
                 <w:noProof/>
               </w:rPr>
-              <w:instrText xml:space="preserve"> PAGEREF _Toc244129930 \h </w:instrText>
+              <w:instrText xml:space="preserve"> PAGEREF _Toc244133042 \h </w:instrText>
+            </w:r>
+            <w:r>
+              <w:rPr>
+                <w:noProof/>
+              </w:rPr>
+            </w:r>
+            <w:r>
+              <w:rPr>
+                <w:noProof/>
+              </w:rPr>
+              <w:fldChar w:fldCharType="separate"/>
+            </w:r>
+            <w:r>
+              <w:rPr>
+                <w:noProof/>
+              </w:rPr>
+              <w:t>16</w:t>
+            </w:r>
+            <w:r>
+              <w:rPr>
+                <w:noProof/>
+              </w:rPr>
+              <w:fldChar w:fldCharType="end"/>
+            </w:r>
+          </w:hyperlink>
+        </w:p>
+        <w:p>
+          <w:pPr>
+            <w:pStyle w:val="TOC2"/>
+            <w:tabs>
+              <w:tab w:val="right" w:leader="dot" w:pos="9350"/>
+            </w:tabs>
+            <w:rPr>
+              <w:rFonts w:asciiTheme="minorHAnsi" w:eastAsiaTheme="minorEastAsia" w:hAnsiTheme="minorHAnsi" w:cstheme="minorBidi"/>
+              <w:noProof/>
+              <w:kern w:val="2"/>
+              <w:sz w:val="24"/>
+              <w:szCs w:val="24"/>
+              <w14:ligatures w14:val="standardContextual"/>
+            </w:rPr>
+          </w:pPr>
+          <w:hyperlink w:anchor="_Toc244133043" w:history="1">
+            <w:r>
+              <w:rPr>
+                <w:rStyle w:val="Hyperlink"/>
+                <w:noProof/>
+              </w:rPr>
+              <w:t>6.6  Two further claims in public view</w:t>
+            </w:r>
+            <w:r>
+              <w:rPr>
+                <w:noProof/>
+              </w:rPr>
+              <w:tab/>
+            </w:r>
+            <w:r>
+              <w:rPr>
+                <w:noProof/>
+              </w:rPr>
+              <w:fldChar w:fldCharType="begin"/>
+            </w:r>
+            <w:r>
+              <w:rPr>
+                <w:noProof/>
+              </w:rPr>
+              <w:instrText xml:space="preserve"> PAGEREF _Toc244133043 \h </w:instrText>
             </w:r>
             <w:r>
               <w:rPr>
@@ -1775,7 +1841,7 @@
               <w14:ligatures w14:val="standardContextual"/>
             </w:rPr>
           </w:pPr>
-          <w:hyperlink w:anchor="_Toc244129931" w:history="1">
+          <w:hyperlink w:anchor="_Toc244133044" w:history="1">
             <w:r>
               <w:rPr>
                 <w:rStyle w:val="Hyperlink"/>
@@ -1799,7 +1865,7 @@
               <w:rPr>
                 <w:noProof/>
               </w:rPr>
-              <w:instrText xml:space="preserve"> PAGEREF _Toc244129931 \h </w:instrText>
+              <w:instrText xml:space="preserve"> PAGEREF _Toc244133044 \h </w:instrText>
             </w:r>
             <w:r>
               <w:rPr>
@@ -1816,7 +1882,7 @@
               <w:rPr>
                 <w:noProof/>
               </w:rPr>
-              <w:t>16</w:t>
+              <w:t>18</w:t>
             </w:r>
             <w:r>
               <w:rPr>
@@ -1841,7 +1907,7 @@
               <w14:ligatures w14:val="standardContextual"/>
             </w:rPr>
           </w:pPr>
-          <w:hyperlink w:anchor="_Toc244129932" w:history="1">
+          <w:hyperlink w:anchor="_Toc244133045" w:history="1">
             <w:r>
               <w:rPr>
                 <w:rStyle w:val="Hyperlink"/>
@@ -1865,7 +1931,7 @@
               <w:rPr>
                 <w:noProof/>
               </w:rPr>
-              <w:instrText xml:space="preserve"> PAGEREF _Toc244129932 \h </w:instrText>
+              <w:instrText xml:space="preserve"> PAGEREF _Toc244133045 \h </w:instrText>
             </w:r>
             <w:r>
               <w:rPr>
@@ -1882,7 +1948,7 @@
               <w:rPr>
                 <w:noProof/>
               </w:rPr>
-              <w:t>17</w:t>
+              <w:t>18</w:t>
             </w:r>
             <w:r>
               <w:rPr>
@@ -1907,7 +1973,7 @@
               <w14:ligatures w14:val="standardContextual"/>
             </w:rPr>
           </w:pPr>
-          <w:hyperlink w:anchor="_Toc244129933" w:history="1">
+          <w:hyperlink w:anchor="_Toc244133046" w:history="1">
             <w:r>
               <w:rPr>
                 <w:rStyle w:val="Hyperlink"/>
@@ -1931,7 +1997,7 @@
               <w:rPr>
                 <w:noProof/>
               </w:rPr>
-              <w:instrText xml:space="preserve"> PAGEREF _Toc244129933 \h </w:instrText>
+              <w:instrText xml:space="preserve"> PAGEREF _Toc244133046 \h </w:instrText>
             </w:r>
             <w:r>
               <w:rPr>
@@ -1948,7 +2014,7 @@
               <w:rPr>
                 <w:noProof/>
               </w:rPr>
-              <w:t>17</w:t>
+              <w:t>19</w:t>
             </w:r>
             <w:r>
               <w:rPr>
@@ -1973,7 +2039,7 @@
               <w14:ligatures w14:val="standardContextual"/>
             </w:rPr>
           </w:pPr>
-          <w:hyperlink w:anchor="_Toc244129934" w:history="1">
+          <w:hyperlink w:anchor="_Toc244133047" w:history="1">
             <w:r>
               <w:rPr>
                 <w:rStyle w:val="Hyperlink"/>
@@ -1997,7 +2063,7 @@
               <w:rPr>
                 <w:noProof/>
               </w:rPr>
-              <w:instrText xml:space="preserve"> PAGEREF _Toc244129934 \h </w:instrText>
+              <w:instrText xml:space="preserve"> PAGEREF _Toc244133047 \h </w:instrText>
             </w:r>
             <w:r>
               <w:rPr>
@@ -2014,7 +2080,7 @@
               <w:rPr>
                 <w:noProof/>
               </w:rPr>
-              <w:t>19</w:t>
+              <w:t>20</w:t>
             </w:r>
             <w:r>
               <w:rPr>
@@ -2039,7 +2105,7 @@
               <w14:ligatures w14:val="standardContextual"/>
             </w:rPr>
           </w:pPr>
-          <w:hyperlink w:anchor="_Toc244129935" w:history="1">
+          <w:hyperlink w:anchor="_Toc244133048" w:history="1">
             <w:r>
               <w:rPr>
                 <w:rStyle w:val="Hyperlink"/>
@@ -2063,7 +2129,7 @@
               <w:rPr>
                 <w:noProof/>
               </w:rPr>
-              <w:instrText xml:space="preserve"> PAGEREF _Toc244129935 \h </w:instrText>
+              <w:instrText xml:space="preserve"> PAGEREF _Toc244133048 \h </w:instrText>
             </w:r>
             <w:r>
               <w:rPr>
@@ -2080,7 +2146,7 @@
               <w:rPr>
                 <w:noProof/>
               </w:rPr>
-              <w:t>20</w:t>
+              <w:t>21</w:t>
             </w:r>
             <w:r>
               <w:rPr>
@@ -2105,7 +2171,7 @@
               <w14:ligatures w14:val="standardContextual"/>
             </w:rPr>
           </w:pPr>
-          <w:hyperlink w:anchor="_Toc244129936" w:history="1">
+          <w:hyperlink w:anchor="_Toc244133049" w:history="1">
             <w:r>
               <w:rPr>
                 <w:rStyle w:val="Hyperlink"/>
@@ -2129,7 +2195,7 @@
               <w:rPr>
                 <w:noProof/>
               </w:rPr>
-              <w:instrText xml:space="preserve"> PAGEREF _Toc244129936 \h </w:instrText>
+              <w:instrText xml:space="preserve"> PAGEREF _Toc244133049 \h </w:instrText>
             </w:r>
             <w:r>
               <w:rPr>
@@ -2146,7 +2212,7 @@
               <w:rPr>
                 <w:noProof/>
               </w:rPr>
-              <w:t>20</w:t>
+              <w:t>21</w:t>
             </w:r>
             <w:r>
               <w:rPr>
@@ -2171,7 +2237,7 @@
               <w14:ligatures w14:val="standardContextual"/>
             </w:rPr>
           </w:pPr>
-          <w:hyperlink w:anchor="_Toc244129937" w:history="1">
+          <w:hyperlink w:anchor="_Toc244133050" w:history="1">
             <w:r>
               <w:rPr>
                 <w:rStyle w:val="Hyperlink"/>
@@ -2195,7 +2261,7 @@
               <w:rPr>
                 <w:noProof/>
               </w:rPr>
-              <w:instrText xml:space="preserve"> PAGEREF _Toc244129937 \h </w:instrText>
+              <w:instrText xml:space="preserve"> PAGEREF _Toc244133050 \h </w:instrText>
             </w:r>
             <w:r>
               <w:rPr>
@@ -2212,7 +2278,7 @@
               <w:rPr>
                 <w:noProof/>
               </w:rPr>
-              <w:t>20</w:t>
+              <w:t>21</w:t>
             </w:r>
             <w:r>
               <w:rPr>
@@ -2237,7 +2303,7 @@
               <w14:ligatures w14:val="standardContextual"/>
             </w:rPr>
           </w:pPr>
-          <w:hyperlink w:anchor="_Toc244129938" w:history="1">
+          <w:hyperlink w:anchor="_Toc244133051" w:history="1">
             <w:r>
               <w:rPr>
                 <w:rStyle w:val="Hyperlink"/>
@@ -2261,7 +2327,7 @@
               <w:rPr>
                 <w:noProof/>
               </w:rPr>
-              <w:instrText xml:space="preserve"> PAGEREF _Toc244129938 \h </w:instrText>
+              <w:instrText xml:space="preserve"> PAGEREF _Toc244133051 \h </w:instrText>
             </w:r>
             <w:r>
               <w:rPr>
@@ -2278,7 +2344,7 @@
               <w:rPr>
                 <w:noProof/>
               </w:rPr>
-              <w:t>21</w:t>
+              <w:t>23</w:t>
             </w:r>
             <w:r>
               <w:rPr>
@@ -2303,7 +2369,7 @@
               <w14:ligatures w14:val="standardContextual"/>
             </w:rPr>
           </w:pPr>
-          <w:hyperlink w:anchor="_Toc244129939" w:history="1">
+          <w:hyperlink w:anchor="_Toc244133052" w:history="1">
             <w:r>
               <w:rPr>
                 <w:rStyle w:val="Hyperlink"/>
@@ -2327,7 +2393,7 @@
               <w:rPr>
                 <w:noProof/>
               </w:rPr>
-              <w:instrText xml:space="preserve"> PAGEREF _Toc244129939 \h </w:instrText>
+              <w:instrText xml:space="preserve"> PAGEREF _Toc244133052 \h </w:instrText>
             </w:r>
             <w:r>
               <w:rPr>
@@ -2344,7 +2410,7 @@
               <w:rPr>
                 <w:noProof/>
               </w:rPr>
-              <w:t>25</w:t>
+              <w:t>27</w:t>
             </w:r>
             <w:r>
               <w:rPr>
@@ -2369,7 +2435,7 @@
               <w14:ligatures w14:val="standardContextual"/>
             </w:rPr>
           </w:pPr>
-          <w:hyperlink w:anchor="_Toc244129940" w:history="1">
+          <w:hyperlink w:anchor="_Toc244133053" w:history="1">
             <w:r>
               <w:rPr>
                 <w:rStyle w:val="Hyperlink"/>
@@ -2393,7 +2459,7 @@
               <w:rPr>
                 <w:noProof/>
               </w:rPr>
-              <w:instrText xml:space="preserve"> PAGEREF _Toc244129940 \h </w:instrText>
+              <w:instrText xml:space="preserve"> PAGEREF _Toc244133053 \h </w:instrText>
             </w:r>
             <w:r>
               <w:rPr>
@@ -2410,7 +2476,7 @@
               <w:rPr>
                 <w:noProof/>
               </w:rPr>
-              <w:t>29</w:t>
+              <w:t>32</w:t>
             </w:r>
             <w:r>
               <w:rPr>
@@ -2435,7 +2501,7 @@
               <w14:ligatures w14:val="standardContextual"/>
             </w:rPr>
           </w:pPr>
-          <w:hyperlink w:anchor="_Toc244129941" w:history="1">
+          <w:hyperlink w:anchor="_Toc244133054" w:history="1">
             <w:r>
               <w:rPr>
                 <w:rStyle w:val="Hyperlink"/>
@@ -2459,7 +2525,7 @@
               <w:rPr>
                 <w:noProof/>
               </w:rPr>
-              <w:instrText xml:space="preserve"> PAGEREF _Toc244129941 \h </w:instrText>
+              <w:instrText xml:space="preserve"> PAGEREF _Toc244133054 \h </w:instrText>
             </w:r>
             <w:r>
               <w:rPr>
@@ -2476,7 +2542,7 @@
               <w:rPr>
                 <w:noProof/>
               </w:rPr>
-              <w:t>30</w:t>
+              <w:t>33</w:t>
             </w:r>
             <w:r>
               <w:rPr>
@@ -2501,7 +2567,7 @@
               <w14:ligatures w14:val="standardContextual"/>
             </w:rPr>
           </w:pPr>
-          <w:hyperlink w:anchor="_Toc244129942" w:history="1">
+          <w:hyperlink w:anchor="_Toc244133055" w:history="1">
             <w:r>
               <w:rPr>
                 <w:rStyle w:val="Hyperlink"/>
@@ -2525,7 +2591,7 @@
               <w:rPr>
                 <w:noProof/>
               </w:rPr>
-              <w:instrText xml:space="preserve"> PAGEREF _Toc244129942 \h </w:instrText>
+              <w:instrText xml:space="preserve"> PAGEREF _Toc244133055 \h </w:instrText>
             </w:r>
             <w:r>
               <w:rPr>
@@ -2542,7 +2608,7 @@
               <w:rPr>
                 <w:noProof/>
               </w:rPr>
-              <w:t>31</w:t>
+              <w:t>34</w:t>
             </w:r>
             <w:r>
               <w:rPr>
@@ -2566,7 +2632,7 @@
         <w:pageBreakBefore/>
         <w:spacing w:before="0"/>
       </w:pPr>
-      <w:bookmarkStart w:id="0" w:name="_Toc244129907"/>
+      <w:bookmarkStart w:id="0" w:name="_Toc244133019"/>
       <w:r>
         <w:t>1.  Introduction</w:t>
       </w:r>
@@ -2702,7 +2768,7 @@
         <w:pStyle w:val="Heading1"/>
         <w:keepNext/>
       </w:pPr>
-      <w:bookmarkStart w:id="1" w:name="_Toc244129908"/>
+      <w:bookmarkStart w:id="1" w:name="_Toc244133020"/>
       <w:r>
         <w:t>2.  The Ground Theorem</w:t>
       </w:r>
@@ -2963,7 +3029,7 @@
         <w:pStyle w:val="Heading1"/>
         <w:keepNext/>
       </w:pPr>
-      <w:bookmarkStart w:id="2" w:name="_Toc244129909"/>
+      <w:bookmarkStart w:id="2" w:name="_Toc244133021"/>
       <w:r>
         <w:t>3.  What the Problem Demands</w:t>
       </w:r>
@@ -2974,7 +3040,7 @@
         <w:pStyle w:val="Heading2"/>
         <w:keepNext/>
       </w:pPr>
-      <w:bookmarkStart w:id="3" w:name="_Toc244129910"/>
+      <w:bookmarkStart w:id="3" w:name="_Toc244133022"/>
       <w:r>
         <w:t>3.1  Euclidean fields and the axioms of Osterwalder and Schrader</w:t>
       </w:r>
@@ -4104,7 +4170,7 @@
         <w:pStyle w:val="Heading2"/>
         <w:keepNext/>
       </w:pPr>
-      <w:bookmarkStart w:id="4" w:name="_Toc244129911"/>
+      <w:bookmarkStart w:id="4" w:name="_Toc244133023"/>
       <w:r>
         <w:t>3.2  The mass gap</w:t>
       </w:r>
@@ -4176,7 +4242,7 @@
         <w:pStyle w:val="Heading2"/>
         <w:keepNext/>
       </w:pPr>
-      <w:bookmarkStart w:id="5" w:name="_Toc244129912"/>
+      <w:bookmarkStart w:id="5" w:name="_Toc244133024"/>
       <w:r>
         <w:t>3.3  Non-triviality</w:t>
       </w:r>
@@ -4255,7 +4321,7 @@
         <w:pStyle w:val="Heading2"/>
         <w:keepNext/>
       </w:pPr>
-      <w:bookmarkStart w:id="6" w:name="_Toc244129913"/>
+      <w:bookmarkStart w:id="6" w:name="_Toc244133025"/>
       <w:r>
         <w:t>3.4  Limits obtained by compactness</w:t>
       </w:r>
@@ -4334,7 +4400,7 @@
         <w:pStyle w:val="Heading1"/>
         <w:keepNext/>
       </w:pPr>
-      <w:bookmarkStart w:id="7" w:name="_Toc244129914"/>
+      <w:bookmarkStart w:id="7" w:name="_Toc244133026"/>
       <w:r>
         <w:t>4.  The Lattice, Its Positivity and Its Gap</w:t>
       </w:r>
@@ -4345,7 +4411,7 @@
         <w:pStyle w:val="Heading2"/>
         <w:keepNext/>
       </w:pPr>
-      <w:bookmarkStart w:id="8" w:name="_Toc244129915"/>
+      <w:bookmarkStart w:id="8" w:name="_Toc244133027"/>
       <w:r>
         <w:t>4.1  Wilson's theory</w:t>
       </w:r>
@@ -4967,7 +5033,7 @@
         <w:pStyle w:val="Heading2"/>
         <w:keepNext/>
       </w:pPr>
-      <w:bookmarkStart w:id="9" w:name="_Toc244129916"/>
+      <w:bookmarkStart w:id="9" w:name="_Toc244133028"/>
       <w:r>
         <w:t>4.2  Reflection positivity and the transfer matrix</w:t>
       </w:r>
@@ -6003,7 +6069,7 @@
         <w:pStyle w:val="Heading2"/>
         <w:keepNext/>
       </w:pPr>
-      <w:bookmarkStart w:id="10" w:name="_Toc244129917"/>
+      <w:bookmarkStart w:id="10" w:name="_Toc244133029"/>
       <w:r>
         <w:t>4.3  The renormalisation group of Bałaban</w:t>
       </w:r>
@@ -6044,7 +6110,7 @@
         <w:pStyle w:val="Heading1"/>
         <w:keepNext/>
       </w:pPr>
-      <w:bookmarkStart w:id="11" w:name="_Toc244129918"/>
+      <w:bookmarkStart w:id="11" w:name="_Toc244133030"/>
       <w:r>
         <w:t>5.  The Three-Dimensional Manuscripts</w:t>
       </w:r>
@@ -6068,7 +6134,7 @@
         <w:pStyle w:val="Heading2"/>
         <w:keepNext/>
       </w:pPr>
-      <w:bookmarkStart w:id="12" w:name="_Toc244129919"/>
+      <w:bookmarkStart w:id="12" w:name="_Toc244133031"/>
       <w:r>
         <w:t>5.1  The documents</w:t>
       </w:r>
@@ -6115,7 +6181,7 @@
         <w:pStyle w:val="Heading2"/>
         <w:keepNext/>
       </w:pPr>
-      <w:bookmarkStart w:id="13" w:name="_Toc244129920"/>
+      <w:bookmarkStart w:id="13" w:name="_Toc244133032"/>
       <w:r>
         <w:t>5.2  The observable</w:t>
       </w:r>
@@ -6519,7 +6585,7 @@
         <w:pStyle w:val="Heading2"/>
         <w:keepNext/>
       </w:pPr>
-      <w:bookmarkStart w:id="14" w:name="_Toc244129921"/>
+      <w:bookmarkStart w:id="14" w:name="_Toc244133033"/>
       <w:r>
         <w:t>5.3  The torus, the infinite volume and the components</w:t>
       </w:r>
@@ -7050,7 +7116,7 @@
         <w:pStyle w:val="Heading2"/>
         <w:keepNext/>
       </w:pPr>
-      <w:bookmarkStart w:id="15" w:name="_Toc244129922"/>
+      <w:bookmarkStart w:id="15" w:name="_Toc244133034"/>
       <w:r>
         <w:t>5.4  The axioms and the reconstruction</w:t>
       </w:r>
@@ -7280,7 +7346,7 @@
         <w:pStyle w:val="Heading2"/>
         <w:keepNext/>
       </w:pPr>
-      <w:bookmarkStart w:id="16" w:name="_Toc244129923"/>
+      <w:bookmarkStart w:id="16" w:name="_Toc244133035"/>
       <w:r>
         <w:t>5.5  Non-triviality</w:t>
       </w:r>
@@ -7821,7 +7887,7 @@
         <w:pStyle w:val="Heading2"/>
         <w:keepNext/>
       </w:pPr>
-      <w:bookmarkStart w:id="17" w:name="_Toc244129924"/>
+      <w:bookmarkStart w:id="17" w:name="_Toc244133036"/>
       <w:r>
         <w:t>5.6  What the manuscript does not assert</w:t>
       </w:r>
@@ -7869,7 +7935,7 @@
         <w:pStyle w:val="Heading1"/>
         <w:keepNext/>
       </w:pPr>
-      <w:bookmarkStart w:id="18" w:name="_Toc244129925"/>
+      <w:bookmarkStart w:id="18" w:name="_Toc244133037"/>
       <w:r>
         <w:t>6.  The Four-Dimensional Draft and the Standing of the Corpus</w:t>
       </w:r>
@@ -7893,7 +7959,7 @@
         <w:pStyle w:val="Heading2"/>
         <w:keepNext/>
       </w:pPr>
-      <w:bookmarkStart w:id="19" w:name="_Toc244129926"/>
+      <w:bookmarkStart w:id="19" w:name="_Toc244133038"/>
       <w:r>
         <w:t>6.1  The authors' account</w:t>
       </w:r>
@@ -7957,7 +8023,7 @@
         <w:pStyle w:val="Heading2"/>
         <w:keepNext/>
       </w:pPr>
-      <w:bookmarkStart w:id="20" w:name="_Toc244129927"/>
+      <w:bookmarkStart w:id="20" w:name="_Toc244133039"/>
       <w:r>
         <w:t>6.2  The conditional theorem</w:t>
       </w:r>
@@ -8160,7 +8226,7 @@
         <w:pStyle w:val="Heading2"/>
         <w:keepNext/>
       </w:pPr>
-      <w:bookmarkStart w:id="21" w:name="_Toc244129928"/>
+      <w:bookmarkStart w:id="21" w:name="_Toc244133040"/>
       <w:r>
         <w:t>6.3  What the draft does not claim</w:t>
       </w:r>
@@ -8238,7 +8304,7 @@
         <w:pStyle w:val="Heading2"/>
         <w:keepNext/>
       </w:pPr>
-      <w:bookmarkStart w:id="22" w:name="_Toc244129929"/>
+      <w:bookmarkStart w:id="22" w:name="_Toc244133041"/>
       <w:r>
         <w:t>6.4  The standing of the corpus</w:t>
       </w:r>
@@ -8299,7 +8365,7 @@
         <w:pStyle w:val="Heading2"/>
         <w:keepNext/>
       </w:pPr>
-      <w:bookmarkStart w:id="23" w:name="_Toc244129930"/>
+      <w:bookmarkStart w:id="23" w:name="_Toc244133042"/>
       <w:r>
         <w:t>6.5  The public reading</w:t>
       </w:r>
@@ -8364,17 +8430,274 @@
     </w:p>
     <w:p>
       <w:pPr>
-        <w:pStyle w:val="Heading1"/>
+        <w:pStyle w:val="Heading2"/>
         <w:keepNext/>
       </w:pPr>
-      <w:bookmarkStart w:id="24" w:name="_Toc244129931"/>
-      <w:r>
-        <w:t>7.  The Residue and Its Completion</w:t>
+      <w:bookmarkStart w:id="24" w:name="_Toc244133043"/>
+      <w:r>
+        <w:t>6.6  Two further claims in public view</w:t>
       </w:r>
       <w:bookmarkEnd w:id="24"/>
     </w:p>
     <w:p>
       <w:pPr>
+        <w:spacing w:after="120"/>
+        <w:jc w:val="both"/>
+      </w:pPr>
+      <w:r>
+        <w:t>Two further claims stood in public view when this paper was written, and the ground is not fixed until each is placed beside the corpus. The first is an announcement. On 26 October 2026 OpenAI announced a mathematically rigorous existence proof of interacting quantum field theories in four dimensions, among them the Yang–Mills theory and quantum chromodynamics, stating that "We finished our formalization of Yang–Mills' existence on October 16th, 2026", and that a group led by David Gross, with Arthur Jaffe,</w:t>
+      </w:r>
+      <w:r>
+        <w:t xml:space="preserve"> Michael Douglas, Igor Klebanov and Nikita Nekrasov, would review the work before its release; Woit, who reproduces the announcement's sentences, gives its length as 1,147 pages, and the review group's own statement says that Bałaban's ideas "enabled OpenAI to follow the theory all the way to infinite distances and prove the existence of its proper continuum limit. But confinement and the mass gap remain very important open challenges."</w:t>
+      </w:r>
+      <w:r>
+        <w:rPr>
+          <w:rStyle w:val="FootnoteReference"/>
+        </w:rPr>
+        <w:footnoteReference w:id="51"/>
+      </w:r>
+      <w:r>
+        <w:t xml:space="preserve"> If that proof is released and holds, it is a candidate for the ultraviolet half of the chain of §8.1, with the effective measure at a fixed physical scale as its output; by its own statement it is not a proof of the gap.</w:t>
+      </w:r>
+    </w:p>
+    <w:p>
+      <w:pPr>
+        <w:spacing w:after="120"/>
+        <w:ind w:firstLine="360"/>
+        <w:jc w:val="both"/>
+      </w:pPr>
+      <w:r>
+        <w:t xml:space="preserve">The second is a published claim of the whole. Mir Faizal and Arshid Shabir, "Reflection-Positive Construction of a Four-Dimensional SU(N) Yang–Mills Theory with Mass Gap and Confinement", posted to the arXiv on 9 June 2026 and published in </w:t>
+      </w:r>
+      <w:r>
+        <w:rPr>
+          <w:i/>
+          <w:iCs/>
+        </w:rPr>
+        <w:t>Fortschritte der Physik</w:t>
+      </w:r>
+      <w:r>
+        <w:t xml:space="preserve"> 74 (2026), e70097, with the detailed calculations in four companion papers in the </w:t>
+      </w:r>
+      <w:r>
+        <w:rPr>
+          <w:i/>
+          <w:iCs/>
+        </w:rPr>
+        <w:t>International Journal of Geometric Methods in Modern Physics</w:t>
+      </w:r>
+      <w:r>
+        <w:t>, runs to 593 pages in its arXiv form.</w:t>
+      </w:r>
+      <w:r>
+        <w:rPr>
+          <w:rStyle w:val="FootnoteReference"/>
+        </w:rPr>
+        <w:footnoteReference w:id="52"/>
+      </w:r>
+      <w:r>
+        <w:t xml:space="preserve"> Its abstract claims a reflection-positive lattice formulation with a transfer operator of uniform gap at strong coupling, a "finite-range, gauge-covariant multiscale analysis" that carries the gap and the area law "from one scale to the next with interlaced inequalities whose small defects can be summed", the Osterwalder–Schrader reconstruction, and universality: "a single-scale Lipschitz control and a telescoping argument bind all admissible reflection-positive slicings into a unique limiting measure", so</w:t>
+      </w:r>
+      <w:r>
+        <w:t xml:space="preserve"> that "the continuum reached from strong coupling meets the one approached along an asymptotically free trajectory, yielding one and the same theory". At the join the structure is this. Section 3 obtains the gap at strong coupling "at fixed lattice spacing" by the polymer expansion. Section 10 enters the weak-coupling regime under "Hypothesis 1 (Stated for convenience; proved as Theorem 10.4 below)", which asserts a one-step renormalisation map, analytic "in a neighborhood U of (g, K) = (0, 0)", obeying the</w:t>
+      </w:r>
+      <w:r>
+        <w:t xml:space="preserve"> one-loop recursion with a controlled remainder, Theorem 10.4 being the "one-step contraction near the Gaussian fixed point". Theorem 10.8, "Identification with the constructed continuum limit", then asserts that the continuum Schwinger functions "obtained by following an admissible, asymptotically free trajectory from the ultraviolet" and those "constructed by transporting the strong-coupling mass gap and Wilson-loop area law to the continuum within the admissible class" coincide, by the uniqueness of its </w:t>
+      </w:r>
+      <w:r>
+        <w:t>Section 9 over that class. The passage between the two regimes is thus made by a uniqueness statement over a class of constructions, where the chain of §8.1 makes it by a bound at the crossover scale. Read at the five places where such a construction must carry weight, it carries it as follows.</w:t>
+      </w:r>
+      <w:r>
+        <w:rPr>
+          <w:rStyle w:val="FootnoteReference"/>
+        </w:rPr>
+        <w:footnoteReference w:id="53"/>
+      </w:r>
+      <w:r>
+        <w:t xml:space="preserve"> The multiscale analysis is a "scale-by-scale decomposition of Gaussian covariances", the resolvent of "a nonnegative, selfadjoint, gauge-covariant elliptic operator L on ℓ²(aℤ⁴) with nearest-neighbour structure and a spectral gap m² ≥ 0", with "massive covariances (A</w:t>
+      </w:r>
+      <w:r>
+        <w:rPr>
+          <w:vertAlign w:val="subscript"/>
+        </w:rPr>
+        <w:t>h</w:t>
+      </w:r>
+      <w:r>
+        <w:t xml:space="preserve"> + μ²)</w:t>
+      </w:r>
+      <w:r>
+        <w:rPr>
+          <w:vertAlign w:val="superscript"/>
+        </w:rPr>
+        <w:t>−</w:t>
+      </w:r>
+      <w:r>
+        <w:rPr>
+          <w:vertAlign w:val="superscript"/>
+        </w:rPr>
+        <w:t>1</w:t>
+      </w:r>
+      <w:r>
+        <w:t>" in the appendix: the mass of the fluctuation field is a parameter of the decomposition, not an output of the theory. The persistence of the gap across scales, Theorem 5.6, assumes "the interlacing/defect inequality γ</w:t>
+      </w:r>
+      <w:r>
+        <w:rPr>
+          <w:vertAlign w:val="subscript"/>
+        </w:rPr>
+        <w:t>k+1</w:t>
+      </w:r>
+      <w:r>
+        <w:t xml:space="preserve"> ≥ γ</w:t>
+      </w:r>
+      <w:r>
+        <w:rPr>
+          <w:vertAlign w:val="subscript"/>
+        </w:rPr>
+        <w:t>k</w:t>
+      </w:r>
+      <w:r>
+        <w:t xml:space="preserve"> − δ</w:t>
+      </w:r>
+      <w:r>
+        <w:rPr>
+          <w:vertAlign w:val="subscript"/>
+        </w:rPr>
+        <w:t>k</w:t>
+      </w:r>
+      <w:r>
+        <w:t>" with Σδ</w:t>
+      </w:r>
+      <w:r>
+        <w:rPr>
+          <w:vertAlign w:val="subscript"/>
+        </w:rPr>
+        <w:t>k</w:t>
+      </w:r>
+      <w:r>
+        <w:t xml:space="preserve"> &lt; ∞ and concludes inf γ</w:t>
+      </w:r>
+      <w:r>
+        <w:rPr>
+          <w:vertAlign w:val="subscript"/>
+        </w:rPr>
+        <w:t>k</w:t>
+      </w:r>
+      <w:r>
+        <w:t xml:space="preserve"> ≥ γ₀ − Σδ</w:t>
+      </w:r>
+      <w:r>
+        <w:rPr>
+          <w:vertAlign w:val="subscript"/>
+        </w:rPr>
+        <w:t>j</w:t>
+      </w:r>
+      <w:r>
+        <w:t xml:space="preserve"> by the telescoping sum; the summability, Proposition 5.5, holds "Under the FRD locality hypotheses", which "guarantee", uniformly in the scale, that "every connected Ursell kernel U</w:t>
+      </w:r>
+      <w:r>
+        <w:rPr>
+          <w:vertAlign w:val="subscript"/>
+        </w:rPr>
+        <w:t>k</w:t>
+      </w:r>
+      <w:r>
+        <w:t>(X) associated with a finite polymer X of diameter diam(X) = ℓ obeys |U</w:t>
+      </w:r>
+      <w:r>
+        <w:rPr>
+          <w:vertAlign w:val="subscript"/>
+        </w:rPr>
+        <w:t>k</w:t>
+      </w:r>
+      <w:r>
+        <w:t>(X)| ≤ Ce</w:t>
+      </w:r>
+      <w:r>
+        <w:rPr>
+          <w:vertAlign w:val="superscript"/>
+        </w:rPr>
+        <w:t>−</w:t>
+      </w:r>
+      <w:r>
+        <w:rPr>
+          <w:vertAlign w:val="superscript"/>
+        </w:rPr>
+        <w:t>cℓ</w:t>
+      </w:r>
+      <w:r>
+        <w:t>" — exponential clustering at every scale is the hypothesis. The continuum Schwinger functions of Theorem 7.1 are subsequential limits, by tightness, of "the continuum embedding of the corresponding lattice field as a random tempered distribution … via block-averaging followed by the usual scaling", at a fixed bare coupling. The weak-coupling half, Theorem 10.4, is carried on three pages that represent "the one-step effective action by integrating the fluctuation field with law N(0, C₀)", a Gaussian, and st</w:t>
+      </w:r>
+      <w:r>
+        <w:t>ate that "the Brydges–Kennedy–Abdesselam–Rivasseau (BKAR) formula together with Kotecký–Preiss bounds guarantees absolute convergence of the cumulant expansion provided the a priori polymer norm is small", with the remainder bounded because "Power counting and analyticity give the bound |R</w:t>
+      </w:r>
+      <w:r>
+        <w:rPr>
+          <w:vertAlign w:val="subscript"/>
+        </w:rPr>
+        <w:t>k</w:t>
+      </w:r>
+      <w:r>
+        <w:t>| ≤ c₂|g</w:t>
+      </w:r>
+      <w:r>
+        <w:rPr>
+          <w:vertAlign w:val="subscript"/>
+        </w:rPr>
+        <w:t>k</w:t>
+      </w:r>
+      <w:r>
+        <w:t>|⁵"; the large-field regions, the gauge fixing of the fluctuation field and the non-linear averaging of a compact variable, which occupy Bałaban's papers, do not appear in them. And the uniqueness that identifies the two limits, Theorem 9.4, concludes that two constructions give the same Schwinger functions "If μ</w:t>
+      </w:r>
+      <w:r>
+        <w:rPr>
+          <w:vertAlign w:val="subscript"/>
+        </w:rPr>
+        <w:t>k</w:t>
+      </w:r>
+      <w:r>
+        <w:t xml:space="preserve"> = μ̃</w:t>
+      </w:r>
+      <w:r>
+        <w:rPr>
+          <w:vertAlign w:val="subscript"/>
+        </w:rPr>
+        <w:t>k</w:t>
+      </w:r>
+      <w:r>
+        <w:t xml:space="preserve"> and K</w:t>
+      </w:r>
+      <w:r>
+        <w:rPr>
+          <w:vertAlign w:val="subscript"/>
+        </w:rPr>
+        <w:t>k</w:t>
+      </w:r>
+      <w:r>
+        <w:t xml:space="preserve"> = K̃</w:t>
+      </w:r>
+      <w:r>
+        <w:rPr>
+          <w:vertAlign w:val="subscript"/>
+        </w:rPr>
+        <w:t>k</w:t>
+      </w:r>
+      <w:r>
+        <w:t xml:space="preserve"> on a core of local observables", that is, when they already share their marginal and their transition kernel; so Theorem 10.8 presupposes the identification it asserts. In this form the construction does not reach the object this paper names as open, Hypothesis I of §8.3, and does not discharge it. Its remaining pages are not examined here, and no expert assessment of it was found in print by 29 October 2026.</w:t>
+      </w:r>
+    </w:p>
+    <w:p>
+      <w:pPr>
+        <w:pStyle w:val="Heading1"/>
+        <w:keepNext/>
+      </w:pPr>
+      <w:bookmarkStart w:id="25" w:name="_Toc244133044"/>
+      <w:r>
+        <w:t>7.  The Residue and Its Completion</w:t>
+      </w:r>
+      <w:bookmarkEnd w:id="25"/>
+    </w:p>
+    <w:p>
+      <w:pPr>
         <w:spacing w:after="100"/>
         <w:jc w:val="both"/>
       </w:pPr>
@@ -8391,11 +8714,11 @@
         <w:pStyle w:val="Heading2"/>
         <w:keepNext/>
       </w:pPr>
-      <w:bookmarkStart w:id="25" w:name="_Toc244129932"/>
+      <w:bookmarkStart w:id="26" w:name="_Toc244133045"/>
       <w:r>
         <w:t>7.1  The residue</w:t>
       </w:r>
-      <w:bookmarkEnd w:id="25"/>
+      <w:bookmarkEnd w:id="26"/>
     </w:p>
     <w:p>
       <w:pPr>
@@ -8422,7 +8745,7 @@
           <w:left w:w="10" w:type="dxa"/>
           <w:right w:w="10" w:type="dxa"/>
         </w:tblCellMar>
-        <w:tblLook w:val="04A0" w:firstRow="1" w:lastRow="0" w:firstColumn="1" w:lastColumn="0" w:noHBand="0" w:noVBand="1"/>
+        <w:tblLook w:val="0000" w:firstRow="0" w:lastRow="0" w:firstColumn="0" w:lastColumn="0" w:noHBand="0" w:noVBand="0"/>
       </w:tblPr>
       <w:tblGrid>
         <w:gridCol w:w="2700"/>
@@ -9585,11 +9908,11 @@
         <w:pStyle w:val="Heading2"/>
         <w:keepNext/>
       </w:pPr>
-      <w:bookmarkStart w:id="26" w:name="_Toc244129933"/>
+      <w:bookmarkStart w:id="27" w:name="_Toc244133046"/>
       <w:r>
         <w:t>7.2  The gap is exponential clustering</w:t>
       </w:r>
-      <w:bookmarkEnd w:id="26"/>
+      <w:bookmarkEnd w:id="27"/>
     </w:p>
     <w:p>
       <w:pPr>
@@ -11243,7 +11566,7 @@
         <w:rPr>
           <w:rStyle w:val="FootnoteReference"/>
         </w:rPr>
-        <w:footnoteReference w:id="51"/>
+        <w:footnoteReference w:id="54"/>
       </w:r>
     </w:p>
     <w:p>
@@ -11531,11 +11854,11 @@
         <w:pStyle w:val="Heading2"/>
         <w:keepNext/>
       </w:pPr>
-      <w:bookmarkStart w:id="27" w:name="_Toc244129934"/>
+      <w:bookmarkStart w:id="28" w:name="_Toc244133047"/>
       <w:r>
         <w:t>7.3  From the lattice to the limit</w:t>
       </w:r>
-      <w:bookmarkEnd w:id="27"/>
+      <w:bookmarkEnd w:id="28"/>
     </w:p>
     <w:p>
       <w:pPr>
@@ -12711,141 +13034,141 @@
         <w:pStyle w:val="Heading2"/>
         <w:keepNext/>
       </w:pPr>
-      <w:bookmarkStart w:id="28" w:name="_Toc244129935"/>
+      <w:bookmarkStart w:id="29" w:name="_Toc244133048"/>
       <w:r>
         <w:t>7.4  The collapse of the components</w:t>
-      </w:r>
-      <w:bookmarkEnd w:id="28"/>
-    </w:p>
-    <w:p>
-      <w:pPr>
-        <w:spacing w:before="160" w:after="80"/>
-        <w:jc w:val="both"/>
-      </w:pPr>
-      <w:r>
-        <w:rPr>
-          <w:b/>
-          <w:bCs/>
-        </w:rPr>
-        <w:t xml:space="preserve">Corollary 7.6 (The gap collapses the component measure). </w:t>
-      </w:r>
-      <w:r>
-        <w:rPr>
-          <w:i/>
-          <w:iCs/>
-        </w:rPr>
-        <w:t>If the original limit σ of Theorem B of YMM1 satisfies condition (c) of Theorem 7.1, then its component measure λ is a point mass, σ is itself a clustering theory, and its connected correlations decay exponentially in every direction.</w:t>
-      </w:r>
-    </w:p>
-    <w:p>
-      <w:pPr>
-        <w:spacing w:after="120"/>
-        <w:jc w:val="both"/>
-      </w:pPr>
-      <w:r>
-        <w:rPr>
-          <w:i/>
-          <w:iCs/>
-        </w:rPr>
-        <w:t xml:space="preserve">Proof. </w:t>
-      </w:r>
-      <w:r>
-        <w:t xml:space="preserve">By Theorem B of YMM1 the zero-energy space of σ is L²(X, λ), with the vacuum the constant 1 (§5.4). By Theorem 7.1 the zero-energy space is spanned by Ω, so L²(X, λ) is one-dimensional. If λ were not a point mass, a Borel set </w:t>
-      </w:r>
-      <w:r>
-        <w:rPr>
-          <w:i/>
-          <w:iCs/>
-        </w:rPr>
-        <w:t>B</w:t>
-      </w:r>
-      <w:r>
-        <w:t xml:space="preserve"> with 0 &lt; λ(</w:t>
-      </w:r>
-      <w:r>
-        <w:rPr>
-          <w:i/>
-          <w:iCs/>
-        </w:rPr>
-        <w:t>B</w:t>
-      </w:r>
-      <w:r>
-        <w:t>) &lt; 1 would give a function 1</w:t>
-      </w:r>
-      <w:r>
-        <w:rPr>
-          <w:vertAlign w:val="subscript"/>
-        </w:rPr>
-        <w:t>B</w:t>
-      </w:r>
-      <w:r>
-        <w:t xml:space="preserve"> independent of 1 in L²(X, λ). Hence λ is a point mass; since λ has full support, X is a single point and σ = σ</w:t>
-      </w:r>
-      <w:r>
-        <w:rPr>
-          <w:vertAlign w:val="subscript"/>
-        </w:rPr>
-        <w:t>ξ</w:t>
-      </w:r>
-      <w:r>
-        <w:t>. The decay is exponential in time by Corollary 7.2 and in every direction by the Euclidean invariance of σ.</w:t>
-      </w:r>
-      <w:r>
-        <w:t> ∎</w:t>
-      </w:r>
-    </w:p>
-    <w:p>
-      <w:pPr>
-        <w:spacing w:after="120"/>
-        <w:jc w:val="both"/>
-      </w:pPr>
-      <w:r>
-        <w:t>A gap would therefore do more than add a property to the limit: it would remove the need for the conditioning by which the corpus obtains its clustering components.</w:t>
-      </w:r>
-    </w:p>
-    <w:p>
-      <w:pPr>
-        <w:spacing w:after="120"/>
-        <w:jc w:val="both"/>
-      </w:pPr>
-      <w:r>
-        <w:rPr>
-          <w:i/>
-          <w:iCs/>
-        </w:rPr>
-        <w:t xml:space="preserve">Proof of part (iv). </w:t>
-      </w:r>
-      <w:r>
-        <w:t>The residue is Table 1, each entry of which is proved in Sections 5 and 6. The completion is Theorem 7.4, and its equivalence with uniform exponential clustering is Theorem 7.1, carried along the sequence by Lemma 7.3.</w:t>
-      </w:r>
-      <w:r>
-        <w:t> ∎</w:t>
-      </w:r>
-    </w:p>
-    <w:p>
-      <w:pPr>
-        <w:pStyle w:val="Heading1"/>
-        <w:keepNext/>
-      </w:pPr>
-      <w:bookmarkStart w:id="29" w:name="_Toc244129936"/>
-      <w:r>
-        <w:t>8.  The Ground Handed Over</w:t>
       </w:r>
       <w:bookmarkEnd w:id="29"/>
     </w:p>
     <w:p>
       <w:pPr>
-        <w:pStyle w:val="Heading2"/>
+        <w:spacing w:before="160" w:after="80"/>
+        <w:jc w:val="both"/>
+      </w:pPr>
+      <w:r>
+        <w:rPr>
+          <w:b/>
+          <w:bCs/>
+        </w:rPr>
+        <w:t xml:space="preserve">Corollary 7.6 (The gap collapses the component measure). </w:t>
+      </w:r>
+      <w:r>
+        <w:rPr>
+          <w:i/>
+          <w:iCs/>
+        </w:rPr>
+        <w:t>If the original limit σ of Theorem B of YMM1 satisfies condition (c) of Theorem 7.1, then its component measure λ is a point mass, σ is itself a clustering theory, and its connected correlations decay exponentially in every direction.</w:t>
+      </w:r>
+    </w:p>
+    <w:p>
+      <w:pPr>
+        <w:spacing w:after="120"/>
+        <w:jc w:val="both"/>
+      </w:pPr>
+      <w:r>
+        <w:rPr>
+          <w:i/>
+          <w:iCs/>
+        </w:rPr>
+        <w:t xml:space="preserve">Proof. </w:t>
+      </w:r>
+      <w:r>
+        <w:t xml:space="preserve">By Theorem B of YMM1 the zero-energy space of σ is L²(X, λ), with the vacuum the constant 1 (§5.4). By Theorem 7.1 the zero-energy space is spanned by Ω, so L²(X, λ) is one-dimensional. If λ were not a point mass, a Borel set </w:t>
+      </w:r>
+      <w:r>
+        <w:rPr>
+          <w:i/>
+          <w:iCs/>
+        </w:rPr>
+        <w:t>B</w:t>
+      </w:r>
+      <w:r>
+        <w:t xml:space="preserve"> with 0 &lt; λ(</w:t>
+      </w:r>
+      <w:r>
+        <w:rPr>
+          <w:i/>
+          <w:iCs/>
+        </w:rPr>
+        <w:t>B</w:t>
+      </w:r>
+      <w:r>
+        <w:t>) &lt; 1 would give a function 1</w:t>
+      </w:r>
+      <w:r>
+        <w:rPr>
+          <w:vertAlign w:val="subscript"/>
+        </w:rPr>
+        <w:t>B</w:t>
+      </w:r>
+      <w:r>
+        <w:t xml:space="preserve"> independent of 1 in L²(X, λ). Hence λ is a point mass; since λ has full support, X is a single point and σ = σ</w:t>
+      </w:r>
+      <w:r>
+        <w:rPr>
+          <w:vertAlign w:val="subscript"/>
+        </w:rPr>
+        <w:t>ξ</w:t>
+      </w:r>
+      <w:r>
+        <w:t>. The decay is exponential in time by Corollary 7.2 and in every direction by the Euclidean invariance of σ.</w:t>
+      </w:r>
+      <w:r>
+        <w:t> ∎</w:t>
+      </w:r>
+    </w:p>
+    <w:p>
+      <w:pPr>
+        <w:spacing w:after="120"/>
+        <w:jc w:val="both"/>
+      </w:pPr>
+      <w:r>
+        <w:t>A gap would therefore do more than add a property to the limit: it would remove the need for the conditioning by which the corpus obtains its clustering components.</w:t>
+      </w:r>
+    </w:p>
+    <w:p>
+      <w:pPr>
+        <w:spacing w:after="120"/>
+        <w:jc w:val="both"/>
+      </w:pPr>
+      <w:r>
+        <w:rPr>
+          <w:i/>
+          <w:iCs/>
+        </w:rPr>
+        <w:t xml:space="preserve">Proof of part (iv). </w:t>
+      </w:r>
+      <w:r>
+        <w:t>The residue is Table 1, each entry of which is proved in Sections 5 and 6. The completion is Theorem 7.4, and its equivalence with uniform exponential clustering is Theorem 7.1, carried along the sequence by Lemma 7.3.</w:t>
+      </w:r>
+      <w:r>
+        <w:t> ∎</w:t>
+      </w:r>
+    </w:p>
+    <w:p>
+      <w:pPr>
+        <w:pStyle w:val="Heading1"/>
         <w:keepNext/>
       </w:pPr>
-      <w:bookmarkStart w:id="30" w:name="_Toc244129937"/>
-      <w:r>
-        <w:t>8.1  The object that remains</w:t>
+      <w:bookmarkStart w:id="30" w:name="_Toc244133049"/>
+      <w:r>
+        <w:t>8.  The Ground Handed Over</w:t>
       </w:r>
       <w:bookmarkEnd w:id="30"/>
     </w:p>
     <w:p>
       <w:pPr>
+        <w:pStyle w:val="Heading2"/>
+        <w:keepNext/>
+      </w:pPr>
+      <w:bookmarkStart w:id="31" w:name="_Toc244133050"/>
+      <w:r>
+        <w:t>8.1  The object that remains</w:t>
+      </w:r>
+      <w:bookmarkEnd w:id="31"/>
+    </w:p>
+    <w:p>
+      <w:pPr>
         <w:spacing w:after="120"/>
         <w:jc w:val="both"/>
       </w:pPr>
@@ -12934,7 +13257,19 @@
         <w:rPr>
           <w:rStyle w:val="FootnoteReference"/>
         </w:rPr>
-        <w:footnoteReference w:id="52"/>
+        <w:footnoteReference w:id="55"/>
+      </w:r>
+      <w:r>
+        <w:t xml:space="preserve"> For SU(2) the constant of that gap is a theorem of Edwin Boston III: the conditional law of one link given its six staples, the heat-bath kernel, moves in total variation by at most 2β/(3π) times the change of the staple sum, because the mean absolute deviation of a coordinate of a von Mises–Fisher law on the three-sphere is at most its value 4/(3π) at the uniform law, with equality there alone; so Dobrushin's single-site condition holds on the full lattice for β &lt; 3π/72 = 0.1309, and in the temporal gauge</w:t>
+      </w:r>
+      <w:r>
+        <w:t xml:space="preserve"> on lattices open in time, where every time link is the identity and a space link has fourteen neighbouring links rather than eighteen, four spatial plaquettes with three other space links each and two temporal plaquettes with one, for β &lt; 3π/56 = 0.1683.</w:t>
+      </w:r>
+      <w:r>
+        <w:rPr>
+          <w:rStyle w:val="FootnoteReference"/>
+        </w:rPr>
+        <w:footnoteReference w:id="56"/>
       </w:r>
       <w:r>
         <w:t xml:space="preserve"> The construction's sequence runs into the scaling window of weak bare coupling, where asymptotic freedom ties the bare coupling to the spacing. The inequality must be carried from the one end of the sequence to the other.</w:t>
@@ -12970,11 +13305,11 @@
         <w:pStyle w:val="Heading2"/>
         <w:keepNext/>
       </w:pPr>
-      <w:bookmarkStart w:id="31" w:name="_Toc244129938"/>
+      <w:bookmarkStart w:id="32" w:name="_Toc244133051"/>
       <w:r>
         <w:t>8.2  The instruments in hand</w:t>
       </w:r>
-      <w:bookmarkEnd w:id="31"/>
+      <w:bookmarkEnd w:id="32"/>
     </w:p>
     <w:p>
       <w:pPr>
@@ -13738,7 +14073,7 @@
         <w:rPr>
           <w:rStyle w:val="FootnoteReference"/>
         </w:rPr>
-        <w:footnoteReference w:id="53"/>
+        <w:footnoteReference w:id="57"/>
       </w:r>
       <w:r>
         <w:t xml:space="preserve"> Proposition 8.1 turns the gap of Theorem 7.4 into a statement about mixing: a certified bound δ(</w:t>
@@ -16753,7 +17088,7 @@
         <w:rPr>
           <w:rStyle w:val="FootnoteReference"/>
         </w:rPr>
-        <w:footnoteReference w:id="54"/>
+        <w:footnoteReference w:id="58"/>
       </w:r>
     </w:p>
     <w:p>
@@ -18087,7 +18422,7 @@
         <w:rPr>
           <w:rStyle w:val="FootnoteReference"/>
         </w:rPr>
-        <w:footnoteReference w:id="55"/>
+        <w:footnoteReference w:id="59"/>
       </w:r>
     </w:p>
     <w:tbl>
@@ -18105,7 +18440,7 @@
           <w:left w:w="10" w:type="dxa"/>
           <w:right w:w="10" w:type="dxa"/>
         </w:tblCellMar>
-        <w:tblLook w:val="04A0" w:firstRow="1" w:lastRow="0" w:firstColumn="1" w:lastColumn="0" w:noHBand="0" w:noVBand="1"/>
+        <w:tblLook w:val="0000" w:firstRow="0" w:lastRow="0" w:firstColumn="0" w:lastColumn="0" w:noHBand="0" w:noVBand="0"/>
       </w:tblPr>
       <w:tblGrid>
         <w:gridCol w:w="1200"/>
@@ -19211,7 +19546,7 @@
         <w:rPr>
           <w:rStyle w:val="FootnoteReference"/>
         </w:rPr>
-        <w:footnoteReference w:id="56"/>
+        <w:footnoteReference w:id="60"/>
       </w:r>
       <w:r>
         <w:t xml:space="preserve"> At all fourteen cells the brackets contain the eigenvalues computed to forty-five digits by a second engine that shares no computation with the first, and they meet a third, independently certified set of intervals. On the 3×3 cross-section at </w:t>
@@ -19301,7 +19636,7 @@
         <w:rPr>
           <w:rStyle w:val="FootnoteReference"/>
         </w:rPr>
-        <w:footnoteReference w:id="57"/>
+        <w:footnoteReference w:id="61"/>
       </w:r>
       <w:r>
         <w:t xml:space="preserve"> Edwin Boston III reads the first two coefficients of the strong-coupling expansion of the gap exactly on the 3×3 cross-section, meets through them the first three coefficients of the low-temperature series of the Ising correlation length published by Arisue and Tabata, and, solving that published relation for the coefficients that no cross-section of side at most four can read, obtains the expansion on the infinite lattice</w:t>
@@ -19310,7 +19645,7 @@
         <w:rPr>
           <w:rStyle w:val="FootnoteReference"/>
         </w:rPr>
-        <w:footnoteReference w:id="58"/>
+        <w:footnoteReference w:id="62"/>
       </w:r>
     </w:p>
     <w:p>
@@ -19809,113 +20144,241 @@
           <w:i/>
           <w:iCs/>
         </w:rPr>
-        <w:t>The lattice theorems, checked by machine; Edwin Boston III.</w:t>
-      </w:r>
-      <w:r>
-        <w:t xml:space="preserve"> In the Lean proof assistant, above the Mathlib library and with no unproved step, Edwin Boston III has formalised the following lattice theorems, and the Lean kernel has checked them.</w:t>
+        <w:t>The transform on a tube; Edwin Boston III.</w:t>
+      </w:r>
+      <w:r>
+        <w:t xml:space="preserve"> For the SU(2) Wilson theory in 2 + 1 dimensions on the spatial torus of side two, in the temporal gauge, with the transfer matrix written in the spin-network basis truncated at spin </w:t>
+      </w:r>
+      <w:r>
+        <w:rPr>
+          <w:i/>
+          <w:iCs/>
+        </w:rPr>
+        <w:t>j</w:t>
+      </w:r>
+      <w:r>
+        <w:t xml:space="preserve"> ≤ 1, a space of 2,018 states, and at </w:t>
+      </w:r>
+      <w:r>
+        <w:rPr>
+          <w:i/>
+          <w:iCs/>
+        </w:rPr>
+        <w:t>j</w:t>
+      </w:r>
+      <w:r>
+        <w:t xml:space="preserve"> ≤ 3/2, a space of 33,342 states, Edwin Boston III reads the spectrum within the truncation and proves two facts about the operator. First, the inequality of Proposition 8.1 holds for its Doob chain, so that the gap is at least (1/</w:t>
+      </w:r>
+      <w:r>
+        <w:rPr>
+          <w:i/>
+          <w:iCs/>
+        </w:rPr>
+        <w:t>k</w:t>
+      </w:r>
+      <w:r>
+        <w:t>) log(1/δ(</w:t>
+      </w:r>
+      <w:r>
+        <w:rPr>
+          <w:i/>
+          <w:iCs/>
+        </w:rPr>
+        <w:t>P</w:t>
+      </w:r>
+      <w:r>
+        <w:rPr>
+          <w:vertAlign w:val="superscript"/>
+        </w:rPr>
+        <w:t>k</w:t>
+      </w:r>
+      <w:r>
+        <w:t xml:space="preserve">)) for every </w:t>
+      </w:r>
+      <w:r>
+        <w:rPr>
+          <w:i/>
+          <w:iCs/>
+        </w:rPr>
+        <w:t>k</w:t>
+      </w:r>
+      <w:r>
+        <w:t xml:space="preserve">. Second, the centre flux through the two cycles of the torus commutes with the transfer matrix, so the chain of Proposition 8.2 lumps exactly by the flux, with lumping defect zero: the physical rate is the gap within the sector of zero flux, and the full gap is the least of the gaps between sectors. A tube is not ℤ⁴, and the theorem supplies no uniformity in the cross-section; it is the first exact non-abelian instance of the structure the transform must carry. At </w:t>
+      </w:r>
+      <w:r>
+        <w:rPr>
+          <w:i/>
+          <w:iCs/>
+        </w:rPr>
+        <w:t>j</w:t>
+      </w:r>
+      <w:r>
+        <w:t xml:space="preserve"> ≤ 1 and β₃ = 2.3 the top eigenvalue is 3.86580, the full gap 1.01886 is the torelon of unit flux, the zero-flux gap is 2.771287, and the plaquette correlation along the tube decays at the rates 2.849, 2.843 and 2.837 at separations 6, 7 and 8, falling toward the sector's gap; across β₃ from 0.2 to 6 the correlation decays at the sector's own rate, and at β₃ = 0.2 the rate 11.983 meets the strong-coupling value −4 log(</w:t>
+      </w:r>
+      <w:r>
+        <w:rPr>
+          <w:i/>
+          <w:iCs/>
+        </w:rPr>
+        <w:t>c</w:t>
+      </w:r>
+      <w:r>
+        <w:rPr>
+          <w:vertAlign w:val="subscript"/>
+        </w:rPr>
+        <w:t>χ</w:t>
+      </w:r>
+      <w:r>
+        <w:t>/</w:t>
+      </w:r>
+      <w:r>
+        <w:rPr>
+          <w:i/>
+          <w:iCs/>
+        </w:rPr>
+        <w:t>c</w:t>
+      </w:r>
+      <w:r>
+        <w:t>₀</w:t>
+      </w:r>
+      <w:r>
+        <w:t xml:space="preserve">) = 11.99 to 0.06 per cent. The truncation is not small, and every number is carried at its cutoff: read at </w:t>
+      </w:r>
+      <w:r>
+        <w:rPr>
+          <w:i/>
+          <w:iCs/>
+        </w:rPr>
+        <w:t>j</w:t>
+      </w:r>
+      <w:r>
+        <w:t xml:space="preserve"> ≤ 3/2, the rate at β₃ = 2 falls by 6 per cent, and at β₃ = 2.3 the zero-flux gap reads 2.452280 against 2.771287, the torelon 0.931023 against 1.018863, and the correlation's rates 2.590, 2.563, 2.552 and 2.546 at separations 5 to 8 fall toward the sector's gap as before.</w:t>
       </w:r>
       <w:r>
         <w:rPr>
           <w:rStyle w:val="FootnoteReference"/>
         </w:rPr>
-        <w:footnoteReference w:id="59"/>
-      </w:r>
-      <w:r>
-        <w:t xml:space="preserve"> For the transfer matrix of every finite-group lattice theory: every even-time quadratic form is non-negative; the spectral sum holds; the dominant root is simple and strictly dominant, with its residual law; the string energy is the exact limit of two Perron roots; and there is a mass gap on every finite cross-section, at every coupling. For every finite group acting faithfully by a real orthogonal representation, on every finite cross-section, the static potential of a Wilson loop is at least the mass gap</w:t>
-      </w:r>
-      <w:r>
-        <w:t xml:space="preserve"> of its sector. For the Z₂ theory: Griffiths' inequalities hold, with the monotonicity in the couplings; the infinite-volume Wilson expectation exists; the string tension exists, with its strong-coupling bound; and on a slab of </w:t>
-      </w:r>
-      <w:r>
-        <w:rPr>
-          <w:i/>
-          <w:iCs/>
-        </w:rPr>
-        <w:t>T</w:t>
-      </w:r>
-      <w:r>
-        <w:t xml:space="preserve"> + 1 cross-sections of ℤ</w:t>
-      </w:r>
-      <w:r>
-        <w:rPr>
-          <w:vertAlign w:val="superscript"/>
-        </w:rPr>
-        <w:t>d−1</w:t>
-      </w:r>
-      <w:r>
-        <w:t xml:space="preserve"> the mass gap is uniform in the cross-section and in </w:t>
-      </w:r>
-      <w:r>
-        <w:rPr>
-          <w:i/>
-          <w:iCs/>
-        </w:rPr>
-        <w:t>T</w:t>
-      </w:r>
-      <w:r>
-        <w:t xml:space="preserve"> whenever (3</w:t>
-      </w:r>
-      <w:r>
-        <w:rPr>
-          <w:i/>
-          <w:iCs/>
-        </w:rPr>
-        <w:t>m</w:t>
-      </w:r>
-      <w:r>
-        <w:t xml:space="preserve"> + 2) tanh β &lt; 1, where </w:t>
-      </w:r>
-      <w:r>
-        <w:rPr>
-          <w:i/>
-          <w:iCs/>
-        </w:rPr>
-        <w:t>m</w:t>
-      </w:r>
-      <w:r>
-        <w:t xml:space="preserve"> = 2(</w:t>
-      </w:r>
-      <w:r>
-        <w:rPr>
-          <w:i/>
-          <w:iCs/>
-        </w:rPr>
-        <w:t>d</w:t>
-      </w:r>
-      <w:r>
-        <w:t xml:space="preserve"> − 2) is the number of in-plane plaquettes on a link, that is, for β &lt; 0.1257 when </w:t>
-      </w:r>
-      <w:r>
-        <w:rPr>
-          <w:i/>
-          <w:iCs/>
-        </w:rPr>
-        <w:t>d</w:t>
-      </w:r>
-      <w:r>
-        <w:t xml:space="preserve"> = 3 and β &lt; 0.0716 when </w:t>
-      </w:r>
-      <w:r>
-        <w:rPr>
-          <w:i/>
-          <w:iCs/>
-        </w:rPr>
-        <w:t>d</w:t>
-      </w:r>
-      <w:r>
-        <w:t xml:space="preserve"> = 4. Beside these stand the finite forms of the arguments of Sections 4 and 7: the bound that a gap imposes on every connected two-point function, the gap read off the decay, the definition of a physical gap along a scaling sequence, and Dobrushin's comparison theorem.</w:t>
+        <w:footnoteReference w:id="63"/>
       </w:r>
     </w:p>
     <w:p>
       <w:pPr>
+        <w:spacing w:after="120"/>
+        <w:ind w:firstLine="360"/>
+        <w:jc w:val="both"/>
+      </w:pPr>
+      <w:r>
+        <w:rPr>
+          <w:i/>
+          <w:iCs/>
+        </w:rPr>
+        <w:t>The lattice theorems, checked by machine; Edwin Boston III.</w:t>
+      </w:r>
+      <w:r>
+        <w:t xml:space="preserve"> In the Lean proof assistant, above the Mathlib library and with no unproved step, Edwin Boston III has formalised the following lattice theorems, and the Lean kernel has checked them.</w:t>
+      </w:r>
+      <w:r>
+        <w:rPr>
+          <w:rStyle w:val="FootnoteReference"/>
+        </w:rPr>
+        <w:footnoteReference w:id="64"/>
+      </w:r>
+      <w:r>
+        <w:t xml:space="preserve"> For the transfer matrix of every finite-group lattice theory: every even-time quadratic form is non-negative; the spectral sum holds; the dominant root is simple and strictly dominant, with its residual law; the string energy is the exact limit of two Perron roots; and there is a mass gap on every finite cross-section, at every coupling. For every finite group acting faithfully by a real orthogonal representation, on every finite cross-section, the static potential of a Wilson loop is at least the mass gap</w:t>
+      </w:r>
+      <w:r>
+        <w:t xml:space="preserve"> of its sector. For the Z₂ theory: Griffiths' inequalities hold, with the monotonicity in the couplings; the infinite-volume Wilson expectation exists; the string tension exists, with its strong-coupling bound; and on a slab of </w:t>
+      </w:r>
+      <w:r>
+        <w:rPr>
+          <w:i/>
+          <w:iCs/>
+        </w:rPr>
+        <w:t>T</w:t>
+      </w:r>
+      <w:r>
+        <w:t xml:space="preserve"> + 1 cross-sections of ℤ</w:t>
+      </w:r>
+      <w:r>
+        <w:rPr>
+          <w:vertAlign w:val="superscript"/>
+        </w:rPr>
+        <w:t>d−1</w:t>
+      </w:r>
+      <w:r>
+        <w:t xml:space="preserve"> the mass gap is uniform in the cross-section and in </w:t>
+      </w:r>
+      <w:r>
+        <w:rPr>
+          <w:i/>
+          <w:iCs/>
+        </w:rPr>
+        <w:t>T</w:t>
+      </w:r>
+      <w:r>
+        <w:t xml:space="preserve"> whenever (3</w:t>
+      </w:r>
+      <w:r>
+        <w:rPr>
+          <w:i/>
+          <w:iCs/>
+        </w:rPr>
+        <w:t>m</w:t>
+      </w:r>
+      <w:r>
+        <w:t xml:space="preserve"> + 2) tanh β &lt; 1, where </w:t>
+      </w:r>
+      <w:r>
+        <w:rPr>
+          <w:i/>
+          <w:iCs/>
+        </w:rPr>
+        <w:t>m</w:t>
+      </w:r>
+      <w:r>
+        <w:t xml:space="preserve"> = 2(</w:t>
+      </w:r>
+      <w:r>
+        <w:rPr>
+          <w:i/>
+          <w:iCs/>
+        </w:rPr>
+        <w:t>d</w:t>
+      </w:r>
+      <w:r>
+        <w:t xml:space="preserve"> − 2) is the number of in-plane plaquettes on a link, that is, for β &lt; 0.1257 when </w:t>
+      </w:r>
+      <w:r>
+        <w:rPr>
+          <w:i/>
+          <w:iCs/>
+        </w:rPr>
+        <w:t>d</w:t>
+      </w:r>
+      <w:r>
+        <w:t xml:space="preserve"> = 3 and β &lt; 0.0716 when </w:t>
+      </w:r>
+      <w:r>
+        <w:rPr>
+          <w:i/>
+          <w:iCs/>
+        </w:rPr>
+        <w:t>d</w:t>
+      </w:r>
+      <w:r>
+        <w:t xml:space="preserve"> = 4. Beside these stand the finite forms of the arguments of Sections 4 and 7: the bound that a gap imposes on every connected two-point function, the gap read off the decay, the definition of a physical gap along a scaling sequence, and Dobrushin's comparison theorem.</w:t>
+      </w:r>
+    </w:p>
+    <w:p>
+      <w:pPr>
         <w:pStyle w:val="Heading2"/>
         <w:keepNext/>
       </w:pPr>
-      <w:bookmarkStart w:id="32" w:name="_Toc244129939"/>
+      <w:bookmarkStart w:id="33" w:name="_Toc244133052"/>
       <w:r>
         <w:t>8.3  The reduction</w:t>
       </w:r>
-      <w:bookmarkEnd w:id="32"/>
+      <w:bookmarkEnd w:id="33"/>
     </w:p>
     <w:p>
       <w:pPr>
@@ -24508,7 +24971,7 @@
         <w:rPr>
           <w:rStyle w:val="FootnoteReference"/>
         </w:rPr>
-        <w:footnoteReference w:id="60"/>
+        <w:footnoteReference w:id="65"/>
       </w:r>
       <w:r>
         <w:t xml:space="preserve"> if λ′ has conditional laws that differ from those of λ</w:t>
@@ -27669,19 +28132,68 @@
         <w:t>The theorem places the four-dimensional gap at one remove from a finite statement. Hypotheses I and II concern the conditional law of one coarse variable and the field inside one block, at a fixed physical scale, with constants uniform in the cutoff, and nothing in them refers to a limit; their consequence, by Theorem 8.5, is the unique vacuum, the cluster property and the mass gap of every limit point, with the gap's value in (8.8). The proof that follows this paper is the proof of those two statements, an</w:t>
       </w:r>
       <w:r>
-        <w:t>d its measure of progress is a number: the distance, in blocking steps, between the scale at which the ultraviolet half delivers its interface and the scale at which the blocked bound is read.</w:t>
+        <w:t xml:space="preserve">d its measure of progress is a number: the distance, in blocking steps, between the scale at which the ultraviolet half delivers its interface and the scale at which the blocked bound is read. On the hierarchical model of the renormalisation group, in which each blocking step is the Migdal–Kadanoff recursion on a single-plaquette weight and is exact for the hierarchical lattice, that distance has been measured: Edwin Boston III has certified the flow of the SU(2) Wilson weight at 256 bits of precision with </w:t>
+      </w:r>
+      <w:r>
+        <w:t>directed rounding, every coefficient an interval and the truncation priced, and from β = 2.3 the fundamental character coefficient falls below the finite-group threshold 0.131 of §8.2 at the seventh step, from β = 5 at the eighteenth, and from β = 10 at the thirty-seventh.</w:t>
+      </w:r>
+      <w:r>
+        <w:rPr>
+          <w:rStyle w:val="FootnoteReference"/>
+        </w:rPr>
+        <w:footnoteReference w:id="66"/>
+      </w:r>
+      <w:r>
+        <w:t xml:space="preserve"> On that model the chain closes in a handful of steps from the crossover coupling; on ℤ⁴ those steps are the distance Hypotheses I and II must cross, and no reading of the hierarchical model is a statement about ℤ⁴. One more thing is known about the inequality that would carry the model's control to ℤ⁴. A comparison that bounded the mixed second differences of the effective action of ℤ⁴ by those of the hierarchical model, and held for every compact gauge group, would give the four-dimensional U(1) theory a </w:t>
+      </w:r>
+      <w:r>
+        <w:t>gap wherever its hierarchical flow reaches the disk; the U(1) theory has a massless phase at weak coupling.</w:t>
+      </w:r>
+      <w:r>
+        <w:rPr>
+          <w:rStyle w:val="FootnoteReference"/>
+        </w:rPr>
+        <w:footnoteReference w:id="67"/>
+      </w:r>
+      <w:r>
+        <w:t xml:space="preserve"> The inequality the step needs therefore depends on the group, and that dependence is the first property a proof of Hypothesis I must use.</w:t>
       </w:r>
     </w:p>
     <w:p>
       <w:pPr>
+        <w:spacing w:after="120"/>
+        <w:ind w:firstLine="360"/>
+        <w:jc w:val="both"/>
+      </w:pPr>
+      <w:r>
+        <w:t>Two things are known about the strong end of that distance. With the first-order transmission between links, the total variation moved by one neighbour's change, no block criterion of Dobrushin and Shlosman's kind gains on the single link at any block side, because a link deep inside a block branches to its eighteen neighbours exactly as a link of the full lattice does, and the criterion's series has the single link's ratio. A block gains only through the transmission across an integrated face, which carrie</w:t>
+      </w:r>
+      <w:r>
+        <w:t>s the product of the two pinned means of the face's other edges, an average over the interior: its one-face constant is an explicit function of the moments of the von Mises–Fisher law on the three-sphere, the covariance of the transmitted variable being a multiple of the identity plus one rank-one term whose size is a closed form in two Bessel ratios. What is not in hand is the theorem that composes that transmission along paths inside a block: every composition that is proved, Dobrushin's comparison theore</w:t>
+      </w:r>
+      <w:r>
+        <w:t>m among them, takes a supremum over configurations at each step and so composes the first-order sensitivities only, which return the single link's disk; a convergent expansion of the block measure would compose the averages, and its radius has no proof beyond that disk.</w:t>
+      </w:r>
+      <w:r>
+        <w:rPr>
+          <w:rStyle w:val="FootnoteReference"/>
+        </w:rPr>
+        <w:footnoteReference w:id="68"/>
+      </w:r>
+      <w:r>
+        <w:t xml:space="preserve"> The paper carries no number for that widening until both are theorems.</w:t>
+      </w:r>
+    </w:p>
+    <w:p>
+      <w:pPr>
         <w:pStyle w:val="Heading2"/>
         <w:keepNext/>
       </w:pPr>
-      <w:bookmarkStart w:id="33" w:name="_Toc244129940"/>
+      <w:bookmarkStart w:id="34" w:name="_Toc244133053"/>
       <w:r>
         <w:t>8.4  Coda</w:t>
       </w:r>
-      <w:bookmarkEnd w:id="33"/>
+      <w:bookmarkEnd w:id="34"/>
     </w:p>
     <w:p>
       <w:pPr>
@@ -27702,895 +28214,1040 @@
         <w:pageBreakBefore/>
         <w:spacing w:before="0"/>
       </w:pPr>
-      <w:bookmarkStart w:id="34" w:name="_Toc244129941"/>
+      <w:bookmarkStart w:id="35" w:name="_Toc244133054"/>
       <w:r>
         <w:t>Sources</w:t>
-      </w:r>
-      <w:bookmarkEnd w:id="34"/>
-    </w:p>
-    <w:p>
-      <w:pPr>
-        <w:spacing w:after="160"/>
-        <w:jc w:val="both"/>
-      </w:pPr>
-      <w:r>
-        <w:t>Every source was read on 28 October 2026. The repository sources are cited by file name; the repository is at https://github.com/ethanwsussman/Yang--Mills-LLM-experiment.</w:t>
-      </w:r>
-    </w:p>
-    <w:p>
-      <w:pPr>
-        <w:spacing w:after="70" w:line="250" w:lineRule="auto"/>
-        <w:ind w:left="540" w:hanging="540"/>
-      </w:pPr>
-      <w:r>
-        <w:rPr>
-          <w:sz w:val="19"/>
-          <w:szCs w:val="19"/>
-        </w:rPr>
-        <w:t>[1]</w:t>
-      </w:r>
-      <w:r>
-        <w:rPr>
-          <w:sz w:val="19"/>
-          <w:szCs w:val="19"/>
-        </w:rPr>
-        <w:tab/>
-      </w:r>
-      <w:r>
-        <w:rPr>
-          <w:sz w:val="19"/>
-          <w:szCs w:val="19"/>
-        </w:rPr>
-        <w:t xml:space="preserve">A. Jaffe and E. Witten, "Quantum Yang–Mills theory", official problem description, Clay Mathematics Institute; in </w:t>
-      </w:r>
-      <w:r>
-        <w:rPr>
-          <w:i/>
-          <w:iCs/>
-          <w:sz w:val="19"/>
-          <w:szCs w:val="19"/>
-        </w:rPr>
-        <w:t>The Millennium Prize Problems</w:t>
-      </w:r>
-      <w:r>
-        <w:rPr>
-          <w:sz w:val="19"/>
-          <w:szCs w:val="19"/>
-        </w:rPr>
-        <w:t>, Clay Mathematics Institute and American Mathematical Society, 2006; https://www.claymath.org/wp-content/uploads/2022/06/yangmills.pdf.</w:t>
-      </w:r>
-    </w:p>
-    <w:p>
-      <w:pPr>
-        <w:spacing w:after="70" w:line="250" w:lineRule="auto"/>
-        <w:ind w:left="540" w:hanging="540"/>
-      </w:pPr>
-      <w:r>
-        <w:rPr>
-          <w:sz w:val="19"/>
-          <w:szCs w:val="19"/>
-        </w:rPr>
-        <w:t>[2]</w:t>
-      </w:r>
-      <w:r>
-        <w:rPr>
-          <w:sz w:val="19"/>
-          <w:szCs w:val="19"/>
-        </w:rPr>
-        <w:tab/>
-      </w:r>
-      <w:r>
-        <w:rPr>
-          <w:sz w:val="19"/>
-          <w:szCs w:val="19"/>
-        </w:rPr>
-        <w:t xml:space="preserve">L. Alpöge and E. Sussman, repository </w:t>
-      </w:r>
-      <w:r>
-        <w:rPr>
-          <w:i/>
-          <w:iCs/>
-          <w:sz w:val="19"/>
-          <w:szCs w:val="19"/>
-        </w:rPr>
-        <w:t>Yang--Mills-LLM-experiment</w:t>
-      </w:r>
-      <w:r>
-        <w:rPr>
-          <w:sz w:val="19"/>
-          <w:szCs w:val="19"/>
-        </w:rPr>
-        <w:t>: README.md (last changed 26 October 2026, 16:18:10 UTC); YM3/YMM1.pdf and YM3/YMM1.tex, "Scalar fields from three-dimensional lattice Yang–Mills theory", 854 pages; YM3/Revisions/YMM1-2026-10-26.pdf, 856 pages, and YM3/Revisions/CHANGES-2026-10-26.md; YM3/YMM2.pdf, "Curvature observables, dynamics, and conditional confinement in three-dimensional lattice Yang–Mills theory", 1,044 pages; ym4_manuscript_zeroth_draft.pdf, "SU(2) Yang–Mills theory in four dimensions via Balaban's renormalisation group: constru</w:t>
-      </w:r>
-      <w:r>
-        <w:rPr>
-          <w:sz w:val="19"/>
-          <w:szCs w:val="19"/>
-        </w:rPr>
-        <w:t>ction, axioms and non-triviality", 6 October 2026, 153 pages; QED3/qed3.pdf, 263 pages; RPM1.pdf, 30 pages; theorem_0_complete_account_raw_I–III.tex. Repository created 6 October 2026, 09:51:17 UTC; most recent commit 27 October 2026, 10:45:28 UTC.</w:t>
-      </w:r>
-    </w:p>
-    <w:p>
-      <w:pPr>
-        <w:spacing w:after="70" w:line="250" w:lineRule="auto"/>
-        <w:ind w:left="540" w:hanging="540"/>
-      </w:pPr>
-      <w:r>
-        <w:rPr>
-          <w:sz w:val="19"/>
-          <w:szCs w:val="19"/>
-        </w:rPr>
-        <w:t>[3]</w:t>
-      </w:r>
-      <w:r>
-        <w:rPr>
-          <w:sz w:val="19"/>
-          <w:szCs w:val="19"/>
-        </w:rPr>
-        <w:tab/>
-      </w:r>
-      <w:r>
-        <w:rPr>
-          <w:sz w:val="19"/>
-          <w:szCs w:val="19"/>
-        </w:rPr>
-        <w:t xml:space="preserve">P. Woit, "Secret Unified Physics Slop", </w:t>
-      </w:r>
-      <w:r>
-        <w:rPr>
-          <w:i/>
-          <w:iCs/>
-          <w:sz w:val="19"/>
-          <w:szCs w:val="19"/>
-        </w:rPr>
-        <w:t>Not Even Wrong</w:t>
-      </w:r>
-      <w:r>
-        <w:rPr>
-          <w:sz w:val="19"/>
-          <w:szCs w:val="19"/>
-        </w:rPr>
-        <w:t>, 26 October 2026, with its updates and its comments through 28 October 2026, https://www.math.columbia.edu/~woit/wordpress/?p=15948.</w:t>
-      </w:r>
-    </w:p>
-    <w:p>
-      <w:pPr>
-        <w:spacing w:after="70" w:line="250" w:lineRule="auto"/>
-        <w:ind w:left="540" w:hanging="540"/>
-      </w:pPr>
-      <w:r>
-        <w:rPr>
-          <w:sz w:val="19"/>
-          <w:szCs w:val="19"/>
-        </w:rPr>
-        <w:t>[4]</w:t>
-      </w:r>
-      <w:r>
-        <w:rPr>
-          <w:sz w:val="19"/>
-          <w:szCs w:val="19"/>
-        </w:rPr>
-        <w:tab/>
-      </w:r>
-      <w:r>
-        <w:rPr>
-          <w:sz w:val="19"/>
-          <w:szCs w:val="19"/>
-        </w:rPr>
-        <w:t xml:space="preserve">K. Osterwalder and R. Schrader, "Axioms for Euclidean Green's functions", </w:t>
-      </w:r>
-      <w:r>
-        <w:rPr>
-          <w:i/>
-          <w:iCs/>
-          <w:sz w:val="19"/>
-          <w:szCs w:val="19"/>
-        </w:rPr>
-        <w:t>Comm. Math. Phys.</w:t>
-      </w:r>
-      <w:r>
-        <w:rPr>
-          <w:sz w:val="19"/>
-          <w:szCs w:val="19"/>
-        </w:rPr>
-        <w:t xml:space="preserve"> 31 (1973), 83–112; "Axioms for Euclidean Green's functions. II", </w:t>
-      </w:r>
-      <w:r>
-        <w:rPr>
-          <w:i/>
-          <w:iCs/>
-          <w:sz w:val="19"/>
-          <w:szCs w:val="19"/>
-        </w:rPr>
-        <w:t>Comm. Math. Phys.</w:t>
-      </w:r>
-      <w:r>
-        <w:rPr>
-          <w:sz w:val="19"/>
-          <w:szCs w:val="19"/>
-        </w:rPr>
-        <w:t xml:space="preserve"> 42 (1975), 281–305.</w:t>
-      </w:r>
-    </w:p>
-    <w:p>
-      <w:pPr>
-        <w:spacing w:after="70" w:line="250" w:lineRule="auto"/>
-        <w:ind w:left="540" w:hanging="540"/>
-      </w:pPr>
-      <w:r>
-        <w:rPr>
-          <w:sz w:val="19"/>
-          <w:szCs w:val="19"/>
-        </w:rPr>
-        <w:t>[5]</w:t>
-      </w:r>
-      <w:r>
-        <w:rPr>
-          <w:sz w:val="19"/>
-          <w:szCs w:val="19"/>
-        </w:rPr>
-        <w:tab/>
-      </w:r>
-      <w:r>
-        <w:rPr>
-          <w:sz w:val="19"/>
-          <w:szCs w:val="19"/>
-        </w:rPr>
-        <w:t xml:space="preserve">K. Osterwalder and E. Seiler, "Gauge field theories on a lattice", </w:t>
-      </w:r>
-      <w:r>
-        <w:rPr>
-          <w:i/>
-          <w:iCs/>
-          <w:sz w:val="19"/>
-          <w:szCs w:val="19"/>
-        </w:rPr>
-        <w:t>Ann. Physics</w:t>
-      </w:r>
-      <w:r>
-        <w:rPr>
-          <w:sz w:val="19"/>
-          <w:szCs w:val="19"/>
-        </w:rPr>
-        <w:t xml:space="preserve"> 110 (1978), 440–471.</w:t>
-      </w:r>
-    </w:p>
-    <w:p>
-      <w:pPr>
-        <w:spacing w:after="70" w:line="250" w:lineRule="auto"/>
-        <w:ind w:left="540" w:hanging="540"/>
-      </w:pPr>
-      <w:r>
-        <w:rPr>
-          <w:sz w:val="19"/>
-          <w:szCs w:val="19"/>
-        </w:rPr>
-        <w:t>[6]</w:t>
-      </w:r>
-      <w:r>
-        <w:rPr>
-          <w:sz w:val="19"/>
-          <w:szCs w:val="19"/>
-        </w:rPr>
-        <w:tab/>
-      </w:r>
-      <w:r>
-        <w:rPr>
-          <w:sz w:val="19"/>
-          <w:szCs w:val="19"/>
-        </w:rPr>
-        <w:t xml:space="preserve">K. G. Wilson, "Confinement of quarks", </w:t>
-      </w:r>
-      <w:r>
-        <w:rPr>
-          <w:i/>
-          <w:iCs/>
-          <w:sz w:val="19"/>
-          <w:szCs w:val="19"/>
-        </w:rPr>
-        <w:t>Phys. Rev. D</w:t>
-      </w:r>
-      <w:r>
-        <w:rPr>
-          <w:sz w:val="19"/>
-          <w:szCs w:val="19"/>
-        </w:rPr>
-        <w:t xml:space="preserve"> 10 (1974), 2445–2459.</w:t>
-      </w:r>
-    </w:p>
-    <w:p>
-      <w:pPr>
-        <w:spacing w:after="70" w:line="250" w:lineRule="auto"/>
-        <w:ind w:left="540" w:hanging="540"/>
-      </w:pPr>
-      <w:r>
-        <w:rPr>
-          <w:sz w:val="19"/>
-          <w:szCs w:val="19"/>
-        </w:rPr>
-        <w:t>[7]</w:t>
-      </w:r>
-      <w:r>
-        <w:rPr>
-          <w:sz w:val="19"/>
-          <w:szCs w:val="19"/>
-        </w:rPr>
-        <w:tab/>
-      </w:r>
-      <w:r>
-        <w:rPr>
-          <w:sz w:val="19"/>
-          <w:szCs w:val="19"/>
-        </w:rPr>
-        <w:t xml:space="preserve">M. Lüscher, "Construction of a selfadjoint, strictly positive transfer matrix for Euclidean lattice gauge theories", </w:t>
-      </w:r>
-      <w:r>
-        <w:rPr>
-          <w:i/>
-          <w:iCs/>
-          <w:sz w:val="19"/>
-          <w:szCs w:val="19"/>
-        </w:rPr>
-        <w:t>Comm. Math. Phys.</w:t>
-      </w:r>
-      <w:r>
-        <w:rPr>
-          <w:sz w:val="19"/>
-          <w:szCs w:val="19"/>
-        </w:rPr>
-        <w:t xml:space="preserve"> 54 (1977), 283–292.</w:t>
-      </w:r>
-    </w:p>
-    <w:p>
-      <w:pPr>
-        <w:spacing w:after="70" w:line="250" w:lineRule="auto"/>
-        <w:ind w:left="540" w:hanging="540"/>
-      </w:pPr>
-      <w:r>
-        <w:rPr>
-          <w:sz w:val="19"/>
-          <w:szCs w:val="19"/>
-        </w:rPr>
-        <w:t>[8]</w:t>
-      </w:r>
-      <w:r>
-        <w:rPr>
-          <w:sz w:val="19"/>
-          <w:szCs w:val="19"/>
-        </w:rPr>
-        <w:tab/>
-      </w:r>
-      <w:r>
-        <w:rPr>
-          <w:sz w:val="19"/>
-          <w:szCs w:val="19"/>
-        </w:rPr>
-        <w:t xml:space="preserve">T. Bałaban, "Ultraviolet stability of three-dimensional lattice pure gauge field theories", </w:t>
-      </w:r>
-      <w:r>
-        <w:rPr>
-          <w:i/>
-          <w:iCs/>
-          <w:sz w:val="19"/>
-          <w:szCs w:val="19"/>
-        </w:rPr>
-        <w:t>Comm. Math. Phys.</w:t>
-      </w:r>
-      <w:r>
-        <w:rPr>
-          <w:sz w:val="19"/>
-          <w:szCs w:val="19"/>
-        </w:rPr>
-        <w:t xml:space="preserve"> 102 (1985), 255–275; "Renormalization group approach to lattice gauge field theories. I. Generation of effective actions in a small field approximation and a coupling constant renormalization in four dimensions", </w:t>
-      </w:r>
-      <w:r>
-        <w:rPr>
-          <w:i/>
-          <w:iCs/>
-          <w:sz w:val="19"/>
-          <w:szCs w:val="19"/>
-        </w:rPr>
-        <w:t>Comm. Math. Phys.</w:t>
-      </w:r>
-      <w:r>
-        <w:rPr>
-          <w:sz w:val="19"/>
-          <w:szCs w:val="19"/>
-        </w:rPr>
-        <w:t xml:space="preserve"> 109 (1987), 249–301; "Large field renormalization. II. Localization, exponentiation, and bounds for the R operation", </w:t>
-      </w:r>
-      <w:r>
-        <w:rPr>
-          <w:i/>
-          <w:iCs/>
-          <w:sz w:val="19"/>
-          <w:szCs w:val="19"/>
-        </w:rPr>
-        <w:t>Comm. Math. Phys.</w:t>
-      </w:r>
-      <w:r>
-        <w:rPr>
-          <w:sz w:val="19"/>
-          <w:szCs w:val="19"/>
-        </w:rPr>
-        <w:t xml:space="preserve"> 122 (1989), 355–392; and the further papers of the series in </w:t>
-      </w:r>
-      <w:r>
-        <w:rPr>
-          <w:i/>
-          <w:iCs/>
-          <w:sz w:val="19"/>
-          <w:szCs w:val="19"/>
-        </w:rPr>
-        <w:t>Comm. Math. Phys.</w:t>
-      </w:r>
-      <w:r>
-        <w:rPr>
-          <w:sz w:val="19"/>
-          <w:szCs w:val="19"/>
-        </w:rPr>
-        <w:t xml:space="preserve"> 95–122 (1984–1989).</w:t>
-      </w:r>
-    </w:p>
-    <w:p>
-      <w:pPr>
-        <w:spacing w:after="70" w:line="250" w:lineRule="auto"/>
-        <w:ind w:left="540" w:hanging="540"/>
-      </w:pPr>
-      <w:r>
-        <w:rPr>
-          <w:sz w:val="19"/>
-          <w:szCs w:val="19"/>
-        </w:rPr>
-        <w:t>[9]</w:t>
-      </w:r>
-      <w:r>
-        <w:rPr>
-          <w:sz w:val="19"/>
-          <w:szCs w:val="19"/>
-        </w:rPr>
-        <w:tab/>
-      </w:r>
-      <w:r>
-        <w:rPr>
-          <w:sz w:val="19"/>
-          <w:szCs w:val="19"/>
-        </w:rPr>
-        <w:t xml:space="preserve">B. K. Driver, "YM₂: continuum expectations, lattice convergence, and lassos", </w:t>
-      </w:r>
-      <w:r>
-        <w:rPr>
-          <w:i/>
-          <w:iCs/>
-          <w:sz w:val="19"/>
-          <w:szCs w:val="19"/>
-        </w:rPr>
-        <w:t>Comm. Math. Phys.</w:t>
-      </w:r>
-      <w:r>
-        <w:rPr>
-          <w:sz w:val="19"/>
-          <w:szCs w:val="19"/>
-        </w:rPr>
-        <w:t xml:space="preserve"> 123 (1989); L. Gross, C. King and A. Sengupta, "Two dimensional Yang–Mills theory via stochastic differential equations", </w:t>
-      </w:r>
-      <w:r>
-        <w:rPr>
-          <w:i/>
-          <w:iCs/>
-          <w:sz w:val="19"/>
-          <w:szCs w:val="19"/>
-        </w:rPr>
-        <w:t>Ann. Physics</w:t>
-      </w:r>
-      <w:r>
-        <w:rPr>
-          <w:sz w:val="19"/>
-          <w:szCs w:val="19"/>
-        </w:rPr>
-        <w:t xml:space="preserve"> 194 (1989).</w:t>
-      </w:r>
-    </w:p>
-    <w:p>
-      <w:pPr>
-        <w:spacing w:after="70" w:line="250" w:lineRule="auto"/>
-        <w:ind w:left="540" w:hanging="540"/>
-      </w:pPr>
-      <w:r>
-        <w:rPr>
-          <w:sz w:val="19"/>
-          <w:szCs w:val="19"/>
-        </w:rPr>
-        <w:t>[10]</w:t>
-      </w:r>
-      <w:r>
-        <w:rPr>
-          <w:sz w:val="19"/>
-          <w:szCs w:val="19"/>
-        </w:rPr>
-        <w:tab/>
-      </w:r>
-      <w:r>
-        <w:rPr>
-          <w:sz w:val="19"/>
-          <w:szCs w:val="19"/>
-        </w:rPr>
-        <w:t xml:space="preserve">J. Glimm and A. Jaffe, </w:t>
-      </w:r>
-      <w:r>
-        <w:rPr>
-          <w:i/>
-          <w:iCs/>
-          <w:sz w:val="19"/>
-          <w:szCs w:val="19"/>
-        </w:rPr>
-        <w:t>Quantum Physics: A Functional Integral Point of View</w:t>
-      </w:r>
-      <w:r>
-        <w:rPr>
-          <w:sz w:val="19"/>
-          <w:szCs w:val="19"/>
-        </w:rPr>
-        <w:t>, 2nd ed., Springer, 1987.</w:t>
-      </w:r>
-    </w:p>
-    <w:p>
-      <w:pPr>
-        <w:spacing w:after="70" w:line="250" w:lineRule="auto"/>
-        <w:ind w:left="540" w:hanging="540"/>
-      </w:pPr>
-      <w:r>
-        <w:rPr>
-          <w:sz w:val="19"/>
-          <w:szCs w:val="19"/>
-        </w:rPr>
-        <w:t>[11]</w:t>
-      </w:r>
-      <w:r>
-        <w:rPr>
-          <w:sz w:val="19"/>
-          <w:szCs w:val="19"/>
-        </w:rPr>
-        <w:tab/>
-      </w:r>
-      <w:r>
-        <w:rPr>
-          <w:sz w:val="19"/>
-          <w:szCs w:val="19"/>
-        </w:rPr>
-        <w:t xml:space="preserve">R. Jentzsch, "Über Integralgleichungen mit positivem Kern", </w:t>
-      </w:r>
-      <w:r>
-        <w:rPr>
-          <w:i/>
-          <w:iCs/>
-          <w:sz w:val="19"/>
-          <w:szCs w:val="19"/>
-        </w:rPr>
-        <w:t>J. Reine Angew. Math.</w:t>
-      </w:r>
-      <w:r>
-        <w:rPr>
-          <w:sz w:val="19"/>
-          <w:szCs w:val="19"/>
-        </w:rPr>
-        <w:t xml:space="preserve"> 141 (1912), 235–244.</w:t>
-      </w:r>
-    </w:p>
-    <w:p>
-      <w:pPr>
-        <w:spacing w:after="70" w:line="250" w:lineRule="auto"/>
-        <w:ind w:left="540" w:hanging="540"/>
-      </w:pPr>
-      <w:r>
-        <w:rPr>
-          <w:sz w:val="19"/>
-          <w:szCs w:val="19"/>
-        </w:rPr>
-        <w:t>[12]</w:t>
-      </w:r>
-      <w:r>
-        <w:rPr>
-          <w:sz w:val="19"/>
-          <w:szCs w:val="19"/>
-        </w:rPr>
-        <w:tab/>
-      </w:r>
-      <w:r>
-        <w:rPr>
-          <w:sz w:val="19"/>
-          <w:szCs w:val="19"/>
-        </w:rPr>
-        <w:t xml:space="preserve">R. L. Dobrushin, "Central limit theorem for nonstationary Markov chains. I, II", </w:t>
-      </w:r>
-      <w:r>
-        <w:rPr>
-          <w:i/>
-          <w:iCs/>
-          <w:sz w:val="19"/>
-          <w:szCs w:val="19"/>
-        </w:rPr>
-        <w:t>Theory Probab. Appl.</w:t>
-      </w:r>
-      <w:r>
-        <w:rPr>
-          <w:sz w:val="19"/>
-          <w:szCs w:val="19"/>
-        </w:rPr>
-        <w:t xml:space="preserve"> 1 (1956), 65–80 and 329–383.</w:t>
-      </w:r>
-    </w:p>
-    <w:p>
-      <w:pPr>
-        <w:spacing w:after="70" w:line="250" w:lineRule="auto"/>
-        <w:ind w:left="540" w:hanging="540"/>
-      </w:pPr>
-      <w:r>
-        <w:rPr>
-          <w:sz w:val="19"/>
-          <w:szCs w:val="19"/>
-        </w:rPr>
-        <w:t>[13]</w:t>
-      </w:r>
-      <w:r>
-        <w:rPr>
-          <w:sz w:val="19"/>
-          <w:szCs w:val="19"/>
-        </w:rPr>
-        <w:tab/>
-      </w:r>
-      <w:r>
-        <w:rPr>
-          <w:sz w:val="19"/>
-          <w:szCs w:val="19"/>
-        </w:rPr>
-        <w:t xml:space="preserve">I. Gelfand, "Normierte Ringe", </w:t>
-      </w:r>
-      <w:r>
-        <w:rPr>
-          <w:i/>
-          <w:iCs/>
-          <w:sz w:val="19"/>
-          <w:szCs w:val="19"/>
-        </w:rPr>
-        <w:t>Mat. Sbornik</w:t>
-      </w:r>
-      <w:r>
-        <w:rPr>
-          <w:sz w:val="19"/>
-          <w:szCs w:val="19"/>
-        </w:rPr>
-        <w:t xml:space="preserve"> 9 (51) (1941), 3–24.</w:t>
-      </w:r>
-    </w:p>
-    <w:p>
-      <w:pPr>
-        <w:spacing w:after="70" w:line="250" w:lineRule="auto"/>
-        <w:ind w:left="540" w:hanging="540"/>
-      </w:pPr>
-      <w:r>
-        <w:rPr>
-          <w:sz w:val="19"/>
-          <w:szCs w:val="19"/>
-        </w:rPr>
-        <w:t>[14]</w:t>
-      </w:r>
-      <w:r>
-        <w:rPr>
-          <w:sz w:val="19"/>
-          <w:szCs w:val="19"/>
-        </w:rPr>
-        <w:tab/>
-      </w:r>
-      <w:r>
-        <w:rPr>
-          <w:sz w:val="19"/>
-          <w:szCs w:val="19"/>
-        </w:rPr>
-        <w:t xml:space="preserve">J. J. Sylvester, "A demonstration of the theorem that every homogeneous quadratic polynomial is reducible by real orthogonal substitutions to the form of a sum of positive and negative squares", </w:t>
-      </w:r>
-      <w:r>
-        <w:rPr>
-          <w:i/>
-          <w:iCs/>
-          <w:sz w:val="19"/>
-          <w:szCs w:val="19"/>
-        </w:rPr>
-        <w:t>Philosophical Magazine</w:t>
-      </w:r>
-      <w:r>
-        <w:rPr>
-          <w:sz w:val="19"/>
-          <w:szCs w:val="19"/>
-        </w:rPr>
-        <w:t xml:space="preserve"> 4 (1852), 138–142.</w:t>
-      </w:r>
-    </w:p>
-    <w:p>
-      <w:pPr>
-        <w:spacing w:after="70" w:line="250" w:lineRule="auto"/>
-        <w:ind w:left="540" w:hanging="540"/>
-      </w:pPr>
-      <w:r>
-        <w:rPr>
-          <w:sz w:val="19"/>
-          <w:szCs w:val="19"/>
-        </w:rPr>
-        <w:t>[15]</w:t>
-      </w:r>
-      <w:r>
-        <w:rPr>
-          <w:sz w:val="19"/>
-          <w:szCs w:val="19"/>
-        </w:rPr>
-        <w:tab/>
-      </w:r>
-      <w:r>
-        <w:rPr>
-          <w:sz w:val="19"/>
-          <w:szCs w:val="19"/>
-        </w:rPr>
-        <w:t xml:space="preserve">F. J. Wegner, "Duality in generalized Ising models and phase transitions without local order parameters", </w:t>
-      </w:r>
-      <w:r>
-        <w:rPr>
-          <w:i/>
-          <w:iCs/>
-          <w:sz w:val="19"/>
-          <w:szCs w:val="19"/>
-        </w:rPr>
-        <w:t>J. Math. Phys.</w:t>
-      </w:r>
-      <w:r>
-        <w:rPr>
-          <w:sz w:val="19"/>
-          <w:szCs w:val="19"/>
-        </w:rPr>
-        <w:t xml:space="preserve"> 12 (1971), 2259–2272.</w:t>
-      </w:r>
-    </w:p>
-    <w:p>
-      <w:pPr>
-        <w:spacing w:after="70" w:line="250" w:lineRule="auto"/>
-        <w:ind w:left="540" w:hanging="540"/>
-      </w:pPr>
-      <w:r>
-        <w:rPr>
-          <w:sz w:val="19"/>
-          <w:szCs w:val="19"/>
-        </w:rPr>
-        <w:t>[16]</w:t>
-      </w:r>
-      <w:r>
-        <w:rPr>
-          <w:sz w:val="19"/>
-          <w:szCs w:val="19"/>
-        </w:rPr>
-        <w:tab/>
-      </w:r>
-      <w:r>
-        <w:rPr>
-          <w:sz w:val="19"/>
-          <w:szCs w:val="19"/>
-        </w:rPr>
-        <w:t xml:space="preserve">H. Arisue and K. Tabata, "Low-temperature series for the correlation length in d = 3 Ising model", </w:t>
-      </w:r>
-      <w:r>
-        <w:rPr>
-          <w:i/>
-          <w:iCs/>
-          <w:sz w:val="19"/>
-          <w:szCs w:val="19"/>
-        </w:rPr>
-        <w:t>Nucl. Phys.</w:t>
-      </w:r>
-      <w:r>
-        <w:rPr>
-          <w:sz w:val="19"/>
-          <w:szCs w:val="19"/>
-        </w:rPr>
-        <w:t xml:space="preserve"> B435 (1995), 555–566.</w:t>
-      </w:r>
-    </w:p>
-    <w:p>
-      <w:pPr>
-        <w:spacing w:after="70" w:line="250" w:lineRule="auto"/>
-        <w:ind w:left="540" w:hanging="540"/>
-      </w:pPr>
-      <w:r>
-        <w:rPr>
-          <w:sz w:val="19"/>
-          <w:szCs w:val="19"/>
-        </w:rPr>
-        <w:t>[17]</w:t>
-      </w:r>
-      <w:r>
-        <w:rPr>
-          <w:sz w:val="19"/>
-          <w:szCs w:val="19"/>
-        </w:rPr>
-        <w:tab/>
-      </w:r>
-      <w:r>
-        <w:rPr>
-          <w:sz w:val="19"/>
-          <w:szCs w:val="19"/>
-        </w:rPr>
-        <w:t xml:space="preserve">R. L. Dobrushin, "Prescribing a system of random variables by conditional distributions", </w:t>
-      </w:r>
-      <w:r>
-        <w:rPr>
-          <w:i/>
-          <w:iCs/>
-          <w:sz w:val="19"/>
-          <w:szCs w:val="19"/>
-        </w:rPr>
-        <w:t>Theory Probab. Appl.</w:t>
-      </w:r>
-      <w:r>
-        <w:rPr>
-          <w:sz w:val="19"/>
-          <w:szCs w:val="19"/>
-        </w:rPr>
-        <w:t xml:space="preserve"> 15 (1970), 458–486.</w:t>
-      </w:r>
-    </w:p>
-    <w:p>
-      <w:pPr>
-        <w:spacing w:after="70" w:line="250" w:lineRule="auto"/>
-        <w:ind w:left="540" w:hanging="540"/>
-      </w:pPr>
-      <w:r>
-        <w:rPr>
-          <w:sz w:val="19"/>
-          <w:szCs w:val="19"/>
-        </w:rPr>
-        <w:t>[18]</w:t>
-      </w:r>
-      <w:r>
-        <w:rPr>
-          <w:sz w:val="19"/>
-          <w:szCs w:val="19"/>
-        </w:rPr>
-        <w:tab/>
-      </w:r>
-      <w:r>
-        <w:rPr>
-          <w:sz w:val="19"/>
-          <w:szCs w:val="19"/>
-        </w:rPr>
-        <w:t xml:space="preserve">H.-O. Georgii, </w:t>
-      </w:r>
-      <w:r>
-        <w:rPr>
-          <w:i/>
-          <w:iCs/>
-          <w:sz w:val="19"/>
-          <w:szCs w:val="19"/>
-        </w:rPr>
-        <w:t>Gibbs Measures and Phase Transitions</w:t>
-      </w:r>
-      <w:r>
-        <w:rPr>
-          <w:sz w:val="19"/>
-          <w:szCs w:val="19"/>
-        </w:rPr>
-        <w:t>, de Gruyter Studies in Mathematics 9, second edition, de Gruyter, Berlin, 2011; Chapter 8, Theorem 8.20.</w:t>
-      </w:r>
-    </w:p>
-    <w:p>
-      <w:pPr>
-        <w:pStyle w:val="Heading2"/>
-        <w:keepNext/>
-      </w:pPr>
-      <w:bookmarkStart w:id="35" w:name="_Toc244129942"/>
-      <w:r>
-        <w:t>Records of the computations of Edwin Boston III</w:t>
       </w:r>
       <w:bookmarkEnd w:id="35"/>
     </w:p>
     <w:p>
       <w:pPr>
+        <w:spacing w:after="160"/>
+        <w:jc w:val="both"/>
+      </w:pPr>
+      <w:r>
+        <w:t>Every source was read on 28 October 2026. The repository sources are cited by file name; the repository is at https://github.com/ethanwsussman/Yang--Mills-LLM-experiment.</w:t>
+      </w:r>
+    </w:p>
+    <w:p>
+      <w:pPr>
+        <w:spacing w:after="70" w:line="250" w:lineRule="auto"/>
+        <w:ind w:left="540" w:hanging="540"/>
+      </w:pPr>
+      <w:r>
+        <w:rPr>
+          <w:sz w:val="19"/>
+          <w:szCs w:val="19"/>
+        </w:rPr>
+        <w:t>[1]</w:t>
+      </w:r>
+      <w:r>
+        <w:rPr>
+          <w:sz w:val="19"/>
+          <w:szCs w:val="19"/>
+        </w:rPr>
+        <w:tab/>
+      </w:r>
+      <w:r>
+        <w:rPr>
+          <w:sz w:val="19"/>
+          <w:szCs w:val="19"/>
+        </w:rPr>
+        <w:t xml:space="preserve">A. Jaffe and E. Witten, "Quantum Yang–Mills theory", official problem description, Clay Mathematics Institute; in </w:t>
+      </w:r>
+      <w:r>
+        <w:rPr>
+          <w:i/>
+          <w:iCs/>
+          <w:sz w:val="19"/>
+          <w:szCs w:val="19"/>
+        </w:rPr>
+        <w:t>The Millennium Prize Problems</w:t>
+      </w:r>
+      <w:r>
+        <w:rPr>
+          <w:sz w:val="19"/>
+          <w:szCs w:val="19"/>
+        </w:rPr>
+        <w:t>, Clay Mathematics Institute and American Mathematical Society, 2006; https://www.claymath.org/wp-content/uploads/2022/06/yangmills.pdf.</w:t>
+      </w:r>
+    </w:p>
+    <w:p>
+      <w:pPr>
+        <w:spacing w:after="70" w:line="250" w:lineRule="auto"/>
+        <w:ind w:left="540" w:hanging="540"/>
+      </w:pPr>
+      <w:r>
+        <w:rPr>
+          <w:sz w:val="19"/>
+          <w:szCs w:val="19"/>
+        </w:rPr>
+        <w:t>[2]</w:t>
+      </w:r>
+      <w:r>
+        <w:rPr>
+          <w:sz w:val="19"/>
+          <w:szCs w:val="19"/>
+        </w:rPr>
+        <w:tab/>
+      </w:r>
+      <w:r>
+        <w:rPr>
+          <w:sz w:val="19"/>
+          <w:szCs w:val="19"/>
+        </w:rPr>
+        <w:t xml:space="preserve">L. Alpöge and E. Sussman, repository </w:t>
+      </w:r>
+      <w:r>
+        <w:rPr>
+          <w:i/>
+          <w:iCs/>
+          <w:sz w:val="19"/>
+          <w:szCs w:val="19"/>
+        </w:rPr>
+        <w:t>Yang--Mills-LLM-experiment</w:t>
+      </w:r>
+      <w:r>
+        <w:rPr>
+          <w:sz w:val="19"/>
+          <w:szCs w:val="19"/>
+        </w:rPr>
+        <w:t>: README.md (last changed 26 October 2026, 16:18:10 UTC); YM3/YMM1.pdf and YM3/YMM1.tex, "Scalar fields from three-dimensional lattice Yang–Mills theory", 854 pages; YM3/Revisions/YMM1-2026-10-26.pdf, 856 pages, and YM3/Revisions/CHANGES-2026-10-26.md; YM3/YMM2.pdf, "Curvature observables, dynamics, and conditional confinement in three-dimensional lattice Yang–Mills theory", 1,044 pages; ym4_manuscript_zeroth_draft.pdf, "SU(2) Yang–Mills theory in four dimensions via Balaban's renormalisation group: constru</w:t>
+      </w:r>
+      <w:r>
+        <w:rPr>
+          <w:sz w:val="19"/>
+          <w:szCs w:val="19"/>
+        </w:rPr>
+        <w:t>ction, axioms and non-triviality", 6 October 2026, 153 pages; QED3/qed3.pdf, 263 pages; RPM1.pdf, 30 pages; theorem_0_complete_account_raw_I–III.tex. Repository created 6 October 2026, 09:51:17 UTC; most recent commit 27 October 2026, 10:45:28 UTC.</w:t>
+      </w:r>
+    </w:p>
+    <w:p>
+      <w:pPr>
+        <w:spacing w:after="70" w:line="250" w:lineRule="auto"/>
+        <w:ind w:left="540" w:hanging="540"/>
+      </w:pPr>
+      <w:r>
+        <w:rPr>
+          <w:sz w:val="19"/>
+          <w:szCs w:val="19"/>
+        </w:rPr>
+        <w:t>[3]</w:t>
+      </w:r>
+      <w:r>
+        <w:rPr>
+          <w:sz w:val="19"/>
+          <w:szCs w:val="19"/>
+        </w:rPr>
+        <w:tab/>
+      </w:r>
+      <w:r>
+        <w:rPr>
+          <w:sz w:val="19"/>
+          <w:szCs w:val="19"/>
+        </w:rPr>
+        <w:t xml:space="preserve">P. Woit, "Secret Unified Physics Slop", </w:t>
+      </w:r>
+      <w:r>
+        <w:rPr>
+          <w:i/>
+          <w:iCs/>
+          <w:sz w:val="19"/>
+          <w:szCs w:val="19"/>
+        </w:rPr>
+        <w:t>Not Even Wrong</w:t>
+      </w:r>
+      <w:r>
+        <w:rPr>
+          <w:sz w:val="19"/>
+          <w:szCs w:val="19"/>
+        </w:rPr>
+        <w:t>, 26 October 2026, with its updates and its comments through 28 October 2026, https://www.math.columbia.edu/~woit/wordpress/?p=15948.</w:t>
+      </w:r>
+    </w:p>
+    <w:p>
+      <w:pPr>
+        <w:spacing w:after="70" w:line="250" w:lineRule="auto"/>
+        <w:ind w:left="540" w:hanging="540"/>
+      </w:pPr>
+      <w:r>
+        <w:rPr>
+          <w:sz w:val="19"/>
+          <w:szCs w:val="19"/>
+        </w:rPr>
+        <w:t>[4]</w:t>
+      </w:r>
+      <w:r>
+        <w:rPr>
+          <w:sz w:val="19"/>
+          <w:szCs w:val="19"/>
+        </w:rPr>
+        <w:tab/>
+      </w:r>
+      <w:r>
+        <w:rPr>
+          <w:sz w:val="19"/>
+          <w:szCs w:val="19"/>
+        </w:rPr>
+        <w:t xml:space="preserve">K. Osterwalder and R. Schrader, "Axioms for Euclidean Green's functions", </w:t>
+      </w:r>
+      <w:r>
+        <w:rPr>
+          <w:i/>
+          <w:iCs/>
+          <w:sz w:val="19"/>
+          <w:szCs w:val="19"/>
+        </w:rPr>
+        <w:t>Comm. Math. Phys.</w:t>
+      </w:r>
+      <w:r>
+        <w:rPr>
+          <w:sz w:val="19"/>
+          <w:szCs w:val="19"/>
+        </w:rPr>
+        <w:t xml:space="preserve"> 31 (1973), 83–112; "Axioms for Euclidean Green's functions. II", </w:t>
+      </w:r>
+      <w:r>
+        <w:rPr>
+          <w:i/>
+          <w:iCs/>
+          <w:sz w:val="19"/>
+          <w:szCs w:val="19"/>
+        </w:rPr>
+        <w:t>Comm. Math. Phys.</w:t>
+      </w:r>
+      <w:r>
+        <w:rPr>
+          <w:sz w:val="19"/>
+          <w:szCs w:val="19"/>
+        </w:rPr>
+        <w:t xml:space="preserve"> 42 (1975), 281–305.</w:t>
+      </w:r>
+    </w:p>
+    <w:p>
+      <w:pPr>
+        <w:spacing w:after="70" w:line="250" w:lineRule="auto"/>
+        <w:ind w:left="540" w:hanging="540"/>
+      </w:pPr>
+      <w:r>
+        <w:rPr>
+          <w:sz w:val="19"/>
+          <w:szCs w:val="19"/>
+        </w:rPr>
+        <w:t>[5]</w:t>
+      </w:r>
+      <w:r>
+        <w:rPr>
+          <w:sz w:val="19"/>
+          <w:szCs w:val="19"/>
+        </w:rPr>
+        <w:tab/>
+      </w:r>
+      <w:r>
+        <w:rPr>
+          <w:sz w:val="19"/>
+          <w:szCs w:val="19"/>
+        </w:rPr>
+        <w:t xml:space="preserve">K. Osterwalder and E. Seiler, "Gauge field theories on a lattice", </w:t>
+      </w:r>
+      <w:r>
+        <w:rPr>
+          <w:i/>
+          <w:iCs/>
+          <w:sz w:val="19"/>
+          <w:szCs w:val="19"/>
+        </w:rPr>
+        <w:t>Ann. Physics</w:t>
+      </w:r>
+      <w:r>
+        <w:rPr>
+          <w:sz w:val="19"/>
+          <w:szCs w:val="19"/>
+        </w:rPr>
+        <w:t xml:space="preserve"> 110 (1978), 440–471.</w:t>
+      </w:r>
+    </w:p>
+    <w:p>
+      <w:pPr>
+        <w:spacing w:after="70" w:line="250" w:lineRule="auto"/>
+        <w:ind w:left="540" w:hanging="540"/>
+      </w:pPr>
+      <w:r>
+        <w:rPr>
+          <w:sz w:val="19"/>
+          <w:szCs w:val="19"/>
+        </w:rPr>
+        <w:t>[6]</w:t>
+      </w:r>
+      <w:r>
+        <w:rPr>
+          <w:sz w:val="19"/>
+          <w:szCs w:val="19"/>
+        </w:rPr>
+        <w:tab/>
+      </w:r>
+      <w:r>
+        <w:rPr>
+          <w:sz w:val="19"/>
+          <w:szCs w:val="19"/>
+        </w:rPr>
+        <w:t xml:space="preserve">K. G. Wilson, "Confinement of quarks", </w:t>
+      </w:r>
+      <w:r>
+        <w:rPr>
+          <w:i/>
+          <w:iCs/>
+          <w:sz w:val="19"/>
+          <w:szCs w:val="19"/>
+        </w:rPr>
+        <w:t>Phys. Rev. D</w:t>
+      </w:r>
+      <w:r>
+        <w:rPr>
+          <w:sz w:val="19"/>
+          <w:szCs w:val="19"/>
+        </w:rPr>
+        <w:t xml:space="preserve"> 10 (1974), 2445–2459.</w:t>
+      </w:r>
+    </w:p>
+    <w:p>
+      <w:pPr>
+        <w:spacing w:after="70" w:line="250" w:lineRule="auto"/>
+        <w:ind w:left="540" w:hanging="540"/>
+      </w:pPr>
+      <w:r>
+        <w:rPr>
+          <w:sz w:val="19"/>
+          <w:szCs w:val="19"/>
+        </w:rPr>
+        <w:t>[7]</w:t>
+      </w:r>
+      <w:r>
+        <w:rPr>
+          <w:sz w:val="19"/>
+          <w:szCs w:val="19"/>
+        </w:rPr>
+        <w:tab/>
+      </w:r>
+      <w:r>
+        <w:rPr>
+          <w:sz w:val="19"/>
+          <w:szCs w:val="19"/>
+        </w:rPr>
+        <w:t xml:space="preserve">M. Lüscher, "Construction of a selfadjoint, strictly positive transfer matrix for Euclidean lattice gauge theories", </w:t>
+      </w:r>
+      <w:r>
+        <w:rPr>
+          <w:i/>
+          <w:iCs/>
+          <w:sz w:val="19"/>
+          <w:szCs w:val="19"/>
+        </w:rPr>
+        <w:t>Comm. Math. Phys.</w:t>
+      </w:r>
+      <w:r>
+        <w:rPr>
+          <w:sz w:val="19"/>
+          <w:szCs w:val="19"/>
+        </w:rPr>
+        <w:t xml:space="preserve"> 54 (1977), 283–292.</w:t>
+      </w:r>
+    </w:p>
+    <w:p>
+      <w:pPr>
+        <w:spacing w:after="70" w:line="250" w:lineRule="auto"/>
+        <w:ind w:left="540" w:hanging="540"/>
+      </w:pPr>
+      <w:r>
+        <w:rPr>
+          <w:sz w:val="19"/>
+          <w:szCs w:val="19"/>
+        </w:rPr>
+        <w:t>[8]</w:t>
+      </w:r>
+      <w:r>
+        <w:rPr>
+          <w:sz w:val="19"/>
+          <w:szCs w:val="19"/>
+        </w:rPr>
+        <w:tab/>
+      </w:r>
+      <w:r>
+        <w:rPr>
+          <w:sz w:val="19"/>
+          <w:szCs w:val="19"/>
+        </w:rPr>
+        <w:t xml:space="preserve">T. Bałaban, "Ultraviolet stability of three-dimensional lattice pure gauge field theories", </w:t>
+      </w:r>
+      <w:r>
+        <w:rPr>
+          <w:i/>
+          <w:iCs/>
+          <w:sz w:val="19"/>
+          <w:szCs w:val="19"/>
+        </w:rPr>
+        <w:t>Comm. Math. Phys.</w:t>
+      </w:r>
+      <w:r>
+        <w:rPr>
+          <w:sz w:val="19"/>
+          <w:szCs w:val="19"/>
+        </w:rPr>
+        <w:t xml:space="preserve"> 102 (1985), 255–275; "Renormalization group approach to lattice gauge field theories. I. Generation of effective actions in a small field approximation and a coupling constant renormalization in four dimensions", </w:t>
+      </w:r>
+      <w:r>
+        <w:rPr>
+          <w:i/>
+          <w:iCs/>
+          <w:sz w:val="19"/>
+          <w:szCs w:val="19"/>
+        </w:rPr>
+        <w:t>Comm. Math. Phys.</w:t>
+      </w:r>
+      <w:r>
+        <w:rPr>
+          <w:sz w:val="19"/>
+          <w:szCs w:val="19"/>
+        </w:rPr>
+        <w:t xml:space="preserve"> 109 (1987), 249–301; "Large field renormalization. II. Localization, exponentiation, and bounds for the R operation", </w:t>
+      </w:r>
+      <w:r>
+        <w:rPr>
+          <w:i/>
+          <w:iCs/>
+          <w:sz w:val="19"/>
+          <w:szCs w:val="19"/>
+        </w:rPr>
+        <w:t>Comm. Math. Phys.</w:t>
+      </w:r>
+      <w:r>
+        <w:rPr>
+          <w:sz w:val="19"/>
+          <w:szCs w:val="19"/>
+        </w:rPr>
+        <w:t xml:space="preserve"> 122 (1989), 355–392; and the further papers of the series in </w:t>
+      </w:r>
+      <w:r>
+        <w:rPr>
+          <w:i/>
+          <w:iCs/>
+          <w:sz w:val="19"/>
+          <w:szCs w:val="19"/>
+        </w:rPr>
+        <w:t>Comm. Math. Phys.</w:t>
+      </w:r>
+      <w:r>
+        <w:rPr>
+          <w:sz w:val="19"/>
+          <w:szCs w:val="19"/>
+        </w:rPr>
+        <w:t xml:space="preserve"> 95–122 (1984–1989).</w:t>
+      </w:r>
+    </w:p>
+    <w:p>
+      <w:pPr>
+        <w:spacing w:after="70" w:line="250" w:lineRule="auto"/>
+        <w:ind w:left="540" w:hanging="540"/>
+      </w:pPr>
+      <w:r>
+        <w:rPr>
+          <w:sz w:val="19"/>
+          <w:szCs w:val="19"/>
+        </w:rPr>
+        <w:t>[9]</w:t>
+      </w:r>
+      <w:r>
+        <w:rPr>
+          <w:sz w:val="19"/>
+          <w:szCs w:val="19"/>
+        </w:rPr>
+        <w:tab/>
+      </w:r>
+      <w:r>
+        <w:rPr>
+          <w:sz w:val="19"/>
+          <w:szCs w:val="19"/>
+        </w:rPr>
+        <w:t xml:space="preserve">B. K. Driver, "YM₂: continuum expectations, lattice convergence, and lassos", </w:t>
+      </w:r>
+      <w:r>
+        <w:rPr>
+          <w:i/>
+          <w:iCs/>
+          <w:sz w:val="19"/>
+          <w:szCs w:val="19"/>
+        </w:rPr>
+        <w:t>Comm. Math. Phys.</w:t>
+      </w:r>
+      <w:r>
+        <w:rPr>
+          <w:sz w:val="19"/>
+          <w:szCs w:val="19"/>
+        </w:rPr>
+        <w:t xml:space="preserve"> 123 (1989); L. Gross, C. King and A. Sengupta, "Two dimensional Yang–Mills theory via stochastic differential equations", </w:t>
+      </w:r>
+      <w:r>
+        <w:rPr>
+          <w:i/>
+          <w:iCs/>
+          <w:sz w:val="19"/>
+          <w:szCs w:val="19"/>
+        </w:rPr>
+        <w:t>Ann. Physics</w:t>
+      </w:r>
+      <w:r>
+        <w:rPr>
+          <w:sz w:val="19"/>
+          <w:szCs w:val="19"/>
+        </w:rPr>
+        <w:t xml:space="preserve"> 194 (1989).</w:t>
+      </w:r>
+    </w:p>
+    <w:p>
+      <w:pPr>
+        <w:spacing w:after="70" w:line="250" w:lineRule="auto"/>
+        <w:ind w:left="540" w:hanging="540"/>
+      </w:pPr>
+      <w:r>
+        <w:rPr>
+          <w:sz w:val="19"/>
+          <w:szCs w:val="19"/>
+        </w:rPr>
+        <w:t>[10]</w:t>
+      </w:r>
+      <w:r>
+        <w:rPr>
+          <w:sz w:val="19"/>
+          <w:szCs w:val="19"/>
+        </w:rPr>
+        <w:tab/>
+      </w:r>
+      <w:r>
+        <w:rPr>
+          <w:sz w:val="19"/>
+          <w:szCs w:val="19"/>
+        </w:rPr>
+        <w:t xml:space="preserve">J. Glimm and A. Jaffe, </w:t>
+      </w:r>
+      <w:r>
+        <w:rPr>
+          <w:i/>
+          <w:iCs/>
+          <w:sz w:val="19"/>
+          <w:szCs w:val="19"/>
+        </w:rPr>
+        <w:t>Quantum Physics: A Functional Integral Point of View</w:t>
+      </w:r>
+      <w:r>
+        <w:rPr>
+          <w:sz w:val="19"/>
+          <w:szCs w:val="19"/>
+        </w:rPr>
+        <w:t>, 2nd ed., Springer, 1987.</w:t>
+      </w:r>
+    </w:p>
+    <w:p>
+      <w:pPr>
+        <w:spacing w:after="70" w:line="250" w:lineRule="auto"/>
+        <w:ind w:left="540" w:hanging="540"/>
+      </w:pPr>
+      <w:r>
+        <w:rPr>
+          <w:sz w:val="19"/>
+          <w:szCs w:val="19"/>
+        </w:rPr>
+        <w:t>[11]</w:t>
+      </w:r>
+      <w:r>
+        <w:rPr>
+          <w:sz w:val="19"/>
+          <w:szCs w:val="19"/>
+        </w:rPr>
+        <w:tab/>
+      </w:r>
+      <w:r>
+        <w:rPr>
+          <w:sz w:val="19"/>
+          <w:szCs w:val="19"/>
+        </w:rPr>
+        <w:t xml:space="preserve">R. Jentzsch, "Über Integralgleichungen mit positivem Kern", </w:t>
+      </w:r>
+      <w:r>
+        <w:rPr>
+          <w:i/>
+          <w:iCs/>
+          <w:sz w:val="19"/>
+          <w:szCs w:val="19"/>
+        </w:rPr>
+        <w:t>J. Reine Angew. Math.</w:t>
+      </w:r>
+      <w:r>
+        <w:rPr>
+          <w:sz w:val="19"/>
+          <w:szCs w:val="19"/>
+        </w:rPr>
+        <w:t xml:space="preserve"> 141 (1912), 235–244.</w:t>
+      </w:r>
+    </w:p>
+    <w:p>
+      <w:pPr>
+        <w:spacing w:after="70" w:line="250" w:lineRule="auto"/>
+        <w:ind w:left="540" w:hanging="540"/>
+      </w:pPr>
+      <w:r>
+        <w:rPr>
+          <w:sz w:val="19"/>
+          <w:szCs w:val="19"/>
+        </w:rPr>
+        <w:t>[12]</w:t>
+      </w:r>
+      <w:r>
+        <w:rPr>
+          <w:sz w:val="19"/>
+          <w:szCs w:val="19"/>
+        </w:rPr>
+        <w:tab/>
+      </w:r>
+      <w:r>
+        <w:rPr>
+          <w:sz w:val="19"/>
+          <w:szCs w:val="19"/>
+        </w:rPr>
+        <w:t xml:space="preserve">R. L. Dobrushin, "Central limit theorem for nonstationary Markov chains. I, II", </w:t>
+      </w:r>
+      <w:r>
+        <w:rPr>
+          <w:i/>
+          <w:iCs/>
+          <w:sz w:val="19"/>
+          <w:szCs w:val="19"/>
+        </w:rPr>
+        <w:t>Theory Probab. Appl.</w:t>
+      </w:r>
+      <w:r>
+        <w:rPr>
+          <w:sz w:val="19"/>
+          <w:szCs w:val="19"/>
+        </w:rPr>
+        <w:t xml:space="preserve"> 1 (1956), 65–80 and 329–383.</w:t>
+      </w:r>
+    </w:p>
+    <w:p>
+      <w:pPr>
+        <w:spacing w:after="70" w:line="250" w:lineRule="auto"/>
+        <w:ind w:left="540" w:hanging="540"/>
+      </w:pPr>
+      <w:r>
+        <w:rPr>
+          <w:sz w:val="19"/>
+          <w:szCs w:val="19"/>
+        </w:rPr>
+        <w:t>[13]</w:t>
+      </w:r>
+      <w:r>
+        <w:rPr>
+          <w:sz w:val="19"/>
+          <w:szCs w:val="19"/>
+        </w:rPr>
+        <w:tab/>
+      </w:r>
+      <w:r>
+        <w:rPr>
+          <w:sz w:val="19"/>
+          <w:szCs w:val="19"/>
+        </w:rPr>
+        <w:t xml:space="preserve">I. Gelfand, "Normierte Ringe", </w:t>
+      </w:r>
+      <w:r>
+        <w:rPr>
+          <w:i/>
+          <w:iCs/>
+          <w:sz w:val="19"/>
+          <w:szCs w:val="19"/>
+        </w:rPr>
+        <w:t>Mat. Sbornik</w:t>
+      </w:r>
+      <w:r>
+        <w:rPr>
+          <w:sz w:val="19"/>
+          <w:szCs w:val="19"/>
+        </w:rPr>
+        <w:t xml:space="preserve"> 9 (51) (1941), 3–24.</w:t>
+      </w:r>
+    </w:p>
+    <w:p>
+      <w:pPr>
+        <w:spacing w:after="70" w:line="250" w:lineRule="auto"/>
+        <w:ind w:left="540" w:hanging="540"/>
+      </w:pPr>
+      <w:r>
+        <w:rPr>
+          <w:sz w:val="19"/>
+          <w:szCs w:val="19"/>
+        </w:rPr>
+        <w:t>[14]</w:t>
+      </w:r>
+      <w:r>
+        <w:rPr>
+          <w:sz w:val="19"/>
+          <w:szCs w:val="19"/>
+        </w:rPr>
+        <w:tab/>
+      </w:r>
+      <w:r>
+        <w:rPr>
+          <w:sz w:val="19"/>
+          <w:szCs w:val="19"/>
+        </w:rPr>
+        <w:t xml:space="preserve">J. J. Sylvester, "A demonstration of the theorem that every homogeneous quadratic polynomial is reducible by real orthogonal substitutions to the form of a sum of positive and negative squares", </w:t>
+      </w:r>
+      <w:r>
+        <w:rPr>
+          <w:i/>
+          <w:iCs/>
+          <w:sz w:val="19"/>
+          <w:szCs w:val="19"/>
+        </w:rPr>
+        <w:t>Philosophical Magazine</w:t>
+      </w:r>
+      <w:r>
+        <w:rPr>
+          <w:sz w:val="19"/>
+          <w:szCs w:val="19"/>
+        </w:rPr>
+        <w:t xml:space="preserve"> 4 (1852), 138–142.</w:t>
+      </w:r>
+    </w:p>
+    <w:p>
+      <w:pPr>
+        <w:spacing w:after="70" w:line="250" w:lineRule="auto"/>
+        <w:ind w:left="540" w:hanging="540"/>
+      </w:pPr>
+      <w:r>
+        <w:rPr>
+          <w:sz w:val="19"/>
+          <w:szCs w:val="19"/>
+        </w:rPr>
+        <w:t>[15]</w:t>
+      </w:r>
+      <w:r>
+        <w:rPr>
+          <w:sz w:val="19"/>
+          <w:szCs w:val="19"/>
+        </w:rPr>
+        <w:tab/>
+      </w:r>
+      <w:r>
+        <w:rPr>
+          <w:sz w:val="19"/>
+          <w:szCs w:val="19"/>
+        </w:rPr>
+        <w:t xml:space="preserve">F. J. Wegner, "Duality in generalized Ising models and phase transitions without local order parameters", </w:t>
+      </w:r>
+      <w:r>
+        <w:rPr>
+          <w:i/>
+          <w:iCs/>
+          <w:sz w:val="19"/>
+          <w:szCs w:val="19"/>
+        </w:rPr>
+        <w:t>J. Math. Phys.</w:t>
+      </w:r>
+      <w:r>
+        <w:rPr>
+          <w:sz w:val="19"/>
+          <w:szCs w:val="19"/>
+        </w:rPr>
+        <w:t xml:space="preserve"> 12 (1971), 2259–2272.</w:t>
+      </w:r>
+    </w:p>
+    <w:p>
+      <w:pPr>
+        <w:spacing w:after="70" w:line="250" w:lineRule="auto"/>
+        <w:ind w:left="540" w:hanging="540"/>
+      </w:pPr>
+      <w:r>
+        <w:rPr>
+          <w:sz w:val="19"/>
+          <w:szCs w:val="19"/>
+        </w:rPr>
+        <w:t>[16]</w:t>
+      </w:r>
+      <w:r>
+        <w:rPr>
+          <w:sz w:val="19"/>
+          <w:szCs w:val="19"/>
+        </w:rPr>
+        <w:tab/>
+      </w:r>
+      <w:r>
+        <w:rPr>
+          <w:sz w:val="19"/>
+          <w:szCs w:val="19"/>
+        </w:rPr>
+        <w:t xml:space="preserve">H. Arisue and K. Tabata, "Low-temperature series for the correlation length in d = 3 Ising model", </w:t>
+      </w:r>
+      <w:r>
+        <w:rPr>
+          <w:i/>
+          <w:iCs/>
+          <w:sz w:val="19"/>
+          <w:szCs w:val="19"/>
+        </w:rPr>
+        <w:t>Nucl. Phys.</w:t>
+      </w:r>
+      <w:r>
+        <w:rPr>
+          <w:sz w:val="19"/>
+          <w:szCs w:val="19"/>
+        </w:rPr>
+        <w:t xml:space="preserve"> B435 (1995), 555–566.</w:t>
+      </w:r>
+    </w:p>
+    <w:p>
+      <w:pPr>
+        <w:spacing w:after="70" w:line="250" w:lineRule="auto"/>
+        <w:ind w:left="540" w:hanging="540"/>
+      </w:pPr>
+      <w:r>
+        <w:rPr>
+          <w:sz w:val="19"/>
+          <w:szCs w:val="19"/>
+        </w:rPr>
+        <w:t>[17]</w:t>
+      </w:r>
+      <w:r>
+        <w:rPr>
+          <w:sz w:val="19"/>
+          <w:szCs w:val="19"/>
+        </w:rPr>
+        <w:tab/>
+      </w:r>
+      <w:r>
+        <w:rPr>
+          <w:sz w:val="19"/>
+          <w:szCs w:val="19"/>
+        </w:rPr>
+        <w:t xml:space="preserve">R. L. Dobrushin, "Prescribing a system of random variables by conditional distributions", </w:t>
+      </w:r>
+      <w:r>
+        <w:rPr>
+          <w:i/>
+          <w:iCs/>
+          <w:sz w:val="19"/>
+          <w:szCs w:val="19"/>
+        </w:rPr>
+        <w:t>Theory Probab. Appl.</w:t>
+      </w:r>
+      <w:r>
+        <w:rPr>
+          <w:sz w:val="19"/>
+          <w:szCs w:val="19"/>
+        </w:rPr>
+        <w:t xml:space="preserve"> 15 (1970), 458–486.</w:t>
+      </w:r>
+    </w:p>
+    <w:p>
+      <w:pPr>
+        <w:spacing w:after="70" w:line="250" w:lineRule="auto"/>
+        <w:ind w:left="540" w:hanging="540"/>
+      </w:pPr>
+      <w:r>
+        <w:rPr>
+          <w:sz w:val="19"/>
+          <w:szCs w:val="19"/>
+        </w:rPr>
+        <w:t>[18]</w:t>
+      </w:r>
+      <w:r>
+        <w:rPr>
+          <w:sz w:val="19"/>
+          <w:szCs w:val="19"/>
+        </w:rPr>
+        <w:tab/>
+      </w:r>
+      <w:r>
+        <w:rPr>
+          <w:sz w:val="19"/>
+          <w:szCs w:val="19"/>
+        </w:rPr>
+        <w:t xml:space="preserve">H.-O. Georgii, </w:t>
+      </w:r>
+      <w:r>
+        <w:rPr>
+          <w:i/>
+          <w:iCs/>
+          <w:sz w:val="19"/>
+          <w:szCs w:val="19"/>
+        </w:rPr>
+        <w:t>Gibbs Measures and Phase Transitions</w:t>
+      </w:r>
+      <w:r>
+        <w:rPr>
+          <w:sz w:val="19"/>
+          <w:szCs w:val="19"/>
+        </w:rPr>
+        <w:t>, de Gruyter Studies in Mathematics 9, second edition, de Gruyter, Berlin, 2011; Chapter 8, Theorem 8.20.</w:t>
+      </w:r>
+    </w:p>
+    <w:p>
+      <w:pPr>
+        <w:spacing w:after="70" w:line="250" w:lineRule="auto"/>
+        <w:ind w:left="540" w:hanging="540"/>
+      </w:pPr>
+      <w:r>
+        <w:rPr>
+          <w:sz w:val="19"/>
+          <w:szCs w:val="19"/>
+        </w:rPr>
+        <w:t>[19]</w:t>
+      </w:r>
+      <w:r>
+        <w:rPr>
+          <w:sz w:val="19"/>
+          <w:szCs w:val="19"/>
+        </w:rPr>
+        <w:tab/>
+      </w:r>
+      <w:r>
+        <w:rPr>
+          <w:sz w:val="19"/>
+          <w:szCs w:val="19"/>
+        </w:rPr>
+        <w:t xml:space="preserve">M. Faizal and A. Shabir, "Reflection-Positive Construction of a Four-Dimensional SU(N) Yang–Mills Theory with Mass Gap and Confinement", arXiv:2606.19362 [hep-lat], 9 June 2026, 593 pages; </w:t>
+      </w:r>
+      <w:r>
+        <w:rPr>
+          <w:i/>
+          <w:iCs/>
+          <w:sz w:val="19"/>
+          <w:szCs w:val="19"/>
+        </w:rPr>
+        <w:t>Fortschritte der Physik</w:t>
+      </w:r>
+      <w:r>
+        <w:rPr>
+          <w:sz w:val="19"/>
+          <w:szCs w:val="19"/>
+        </w:rPr>
+        <w:t xml:space="preserve"> 74 (2026), e70097, doi 10.1002/prop.70097; with four companion papers in </w:t>
+      </w:r>
+      <w:r>
+        <w:rPr>
+          <w:i/>
+          <w:iCs/>
+          <w:sz w:val="19"/>
+          <w:szCs w:val="19"/>
+        </w:rPr>
+        <w:t>Int. J. Geom. Methods Mod. Phys.</w:t>
+      </w:r>
+      <w:r>
+        <w:rPr>
+          <w:sz w:val="19"/>
+          <w:szCs w:val="19"/>
+        </w:rPr>
+        <w:t xml:space="preserve"> (2026) cited therein.</w:t>
+      </w:r>
+    </w:p>
+    <w:p>
+      <w:pPr>
+        <w:spacing w:after="70" w:line="250" w:lineRule="auto"/>
+        <w:ind w:left="540" w:hanging="540"/>
+      </w:pPr>
+      <w:r>
+        <w:rPr>
+          <w:sz w:val="19"/>
+          <w:szCs w:val="19"/>
+        </w:rPr>
+        <w:t>[20]</w:t>
+      </w:r>
+      <w:r>
+        <w:rPr>
+          <w:sz w:val="19"/>
+          <w:szCs w:val="19"/>
+        </w:rPr>
+        <w:tab/>
+      </w:r>
+      <w:r>
+        <w:rPr>
+          <w:sz w:val="19"/>
+          <w:szCs w:val="19"/>
+        </w:rPr>
+        <w:t xml:space="preserve">A. H. Guth, "Existence proof of a nonconfining phase in four-dimensional U(1) lattice gauge theory", </w:t>
+      </w:r>
+      <w:r>
+        <w:rPr>
+          <w:i/>
+          <w:iCs/>
+          <w:sz w:val="19"/>
+          <w:szCs w:val="19"/>
+        </w:rPr>
+        <w:t>Phys. Rev. D</w:t>
+      </w:r>
+      <w:r>
+        <w:rPr>
+          <w:sz w:val="19"/>
+          <w:szCs w:val="19"/>
+        </w:rPr>
+        <w:t xml:space="preserve"> 21 (1980), 2291–2307.</w:t>
+      </w:r>
+    </w:p>
+    <w:p>
+      <w:pPr>
+        <w:spacing w:after="70" w:line="250" w:lineRule="auto"/>
+        <w:ind w:left="540" w:hanging="540"/>
+      </w:pPr>
+      <w:r>
+        <w:rPr>
+          <w:sz w:val="19"/>
+          <w:szCs w:val="19"/>
+        </w:rPr>
+        <w:t>[21]</w:t>
+      </w:r>
+      <w:r>
+        <w:rPr>
+          <w:sz w:val="19"/>
+          <w:szCs w:val="19"/>
+        </w:rPr>
+        <w:tab/>
+      </w:r>
+      <w:r>
+        <w:rPr>
+          <w:sz w:val="19"/>
+          <w:szCs w:val="19"/>
+        </w:rPr>
+        <w:t xml:space="preserve">J. Fröhlich and T. Spencer, "Massless phases and symmetry restoration in abelian gauge theories and spin systems", </w:t>
+      </w:r>
+      <w:r>
+        <w:rPr>
+          <w:i/>
+          <w:iCs/>
+          <w:sz w:val="19"/>
+          <w:szCs w:val="19"/>
+        </w:rPr>
+        <w:t>Comm. Math. Phys.</w:t>
+      </w:r>
+      <w:r>
+        <w:rPr>
+          <w:sz w:val="19"/>
+          <w:szCs w:val="19"/>
+        </w:rPr>
+        <w:t xml:space="preserve"> 83 (1982), 411–454.</w:t>
+      </w:r>
+    </w:p>
+    <w:p>
+      <w:pPr>
+        <w:pStyle w:val="Heading2"/>
+        <w:keepNext/>
+      </w:pPr>
+      <w:bookmarkStart w:id="36" w:name="_Toc244133055"/>
+      <w:r>
+        <w:t>Records of the computations of Edwin Boston III</w:t>
+      </w:r>
+      <w:bookmarkEnd w:id="36"/>
+    </w:p>
+    <w:p>
+      <w:pPr>
         <w:spacing w:after="120"/>
         <w:jc w:val="both"/>
       </w:pPr>
@@ -28740,6 +29397,49 @@
           <w:szCs w:val="19"/>
         </w:rPr>
         <w:t xml:space="preserve"> (Proposition 8.2): instrument g9_chain.pl and record g9_chain.2026-10-29a; landed in commit 103e8425a; run of record pentapylon_gate.2026-10-28s, twelve arms, twenty-five mutant tests, verdict GREEN.</w:t>
+      </w:r>
+    </w:p>
+    <w:p>
+      <w:pPr>
+        <w:spacing w:after="70" w:line="250" w:lineRule="auto"/>
+        <w:ind w:left="540" w:hanging="540"/>
+      </w:pPr>
+      <w:r>
+        <w:rPr>
+          <w:sz w:val="19"/>
+          <w:szCs w:val="19"/>
+        </w:rPr>
+        <w:t>[R6]</w:t>
+      </w:r>
+      <w:r>
+        <w:rPr>
+          <w:sz w:val="19"/>
+          <w:szCs w:val="19"/>
+        </w:rPr>
+        <w:tab/>
+      </w:r>
+      <w:r>
+        <w:rPr>
+          <w:i/>
+          <w:iCs/>
+          <w:sz w:val="19"/>
+          <w:szCs w:val="19"/>
+        </w:rPr>
+        <w:t>The sharp one-link lemma, the certified descent and the transform on a tube</w:t>
+      </w:r>
+      <w:r>
+        <w:rPr>
+          <w:sz w:val="19"/>
+          <w:szCs w:val="19"/>
+        </w:rPr>
+        <w:t xml:space="preserve"> (§§8.1, 8.2, 8.3): instruments g18_mad_lemma.pl with g17_mixed_survey.pl, mkflow.awk and g20_tube.pl; records g18_m1, g18_axis, g18_mono and g18_direct_b0_1 … b8_20 of 2026-10-29b, mkflow_b2.2, b2.3, b5 and b10 of 2026-10-29d, and g20_tube_j1.2026-10-29b with the spin-3/2 readings g20_tube_j32_b2 and b2.3 of 2026-10-29a; run of record pentapylon_gate.2026-10-29w, fifteen arms, thirty-two mutant tests, verdict GREEN at 02:20 EDT on 29 October 2026. The instruments, the records and the run's own file are pos</w:t>
+      </w:r>
+      <w:r>
+        <w:rPr>
+          <w:sz w:val="19"/>
+          <w:szCs w:val="19"/>
+        </w:rPr>
+        <w:t>ted with their digests in the repository, under records/pentapylon.</w:t>
       </w:r>
     </w:p>
     <w:p>
@@ -30556,7 +31256,23 @@
           <w:sz w:val="17"/>
           <w:szCs w:val="17"/>
         </w:rPr>
-        <w:t>Edwin Boston III; listed in the Records under the lattice theorems in Lean.</w:t>
+        <w:t xml:space="preserve">Woit, </w:t>
+      </w:r>
+      <w:r>
+        <w:rPr>
+          <w:i/>
+          <w:iCs/>
+          <w:sz w:val="17"/>
+          <w:szCs w:val="17"/>
+        </w:rPr>
+        <w:t>op. cit.</w:t>
+      </w:r>
+      <w:r>
+        <w:rPr>
+          <w:sz w:val="17"/>
+          <w:szCs w:val="17"/>
+        </w:rPr>
+        <w:t>, the post of 26 October 2026, from which every sentence of the announcement and of the group's statement is quoted here; the work itself is unreleased, and this paper has read none of it.</w:t>
       </w:r>
     </w:p>
   </w:footnote>
@@ -30576,23 +31292,7 @@
           <w:sz w:val="17"/>
           <w:szCs w:val="17"/>
         </w:rPr>
-        <w:t xml:space="preserve">Osterwalder and Seiler, </w:t>
-      </w:r>
-      <w:r>
-        <w:rPr>
-          <w:i/>
-          <w:iCs/>
-          <w:sz w:val="17"/>
-          <w:szCs w:val="17"/>
-        </w:rPr>
-        <w:t>op. cit.</w:t>
-      </w:r>
-      <w:r>
-        <w:rPr>
-          <w:sz w:val="17"/>
-          <w:szCs w:val="17"/>
-        </w:rPr>
-        <w:t>, for the strong-coupling gap of the Wilson theory with a compact gauge group; the finite-group form with its explicit coefficients is Edwin Boston III's, listed in the Records.</w:t>
+        <w:t>Faizal and Shabir, arXiv:2606.19362, doi 10.1002/prop.70097. This paper has read its abstract (p. 1), its table of contents (pp. 2–3) and the three statements at its join, Hypothesis 1 (p. 110), Theorem 10.4 (p. 116) and Theorem 10.8 (p. 128), and not its remaining pages; no expert assessment of it was found in print by 29 October 2026.</w:t>
       </w:r>
     </w:p>
   </w:footnote>
@@ -30612,39 +31312,7 @@
           <w:sz w:val="17"/>
           <w:szCs w:val="17"/>
         </w:rPr>
-        <w:t xml:space="preserve">R. L. Dobrushin, "Central limit theorem for nonstationary Markov chains. I, II", </w:t>
-      </w:r>
-      <w:r>
-        <w:rPr>
-          <w:i/>
-          <w:iCs/>
-          <w:sz w:val="17"/>
-          <w:szCs w:val="17"/>
-        </w:rPr>
-        <w:t>Theory Probab. Appl.</w:t>
-      </w:r>
-      <w:r>
-        <w:rPr>
-          <w:sz w:val="17"/>
-          <w:szCs w:val="17"/>
-        </w:rPr>
-        <w:t xml:space="preserve"> 1 (1956), 65–80 and 329–383; I. Gelfand, "Normierte Ringe", </w:t>
-      </w:r>
-      <w:r>
-        <w:rPr>
-          <w:i/>
-          <w:iCs/>
-          <w:sz w:val="17"/>
-          <w:szCs w:val="17"/>
-        </w:rPr>
-        <w:t>Mat. Sbornik</w:t>
-      </w:r>
-      <w:r>
-        <w:rPr>
-          <w:sz w:val="17"/>
-          <w:szCs w:val="17"/>
-        </w:rPr>
-        <w:t xml:space="preserve"> 9 (51) (1941), 3–24.</w:t>
+        <w:t>The same arXiv PDF: §2.3 (p. 17), Proposition 5.5 (pp. 55–56), Theorem 5.6 (p. 57), Theorem 7.1 (p. 80), Theorem 9.4 (p. 105), the proof of Theorem 10.4 (pp. 117–119) and the appendix on the decomposition (p. 174). The quotations are verbatim.</w:t>
       </w:r>
     </w:p>
   </w:footnote>
@@ -30664,7 +31332,7 @@
           <w:sz w:val="17"/>
           <w:szCs w:val="17"/>
         </w:rPr>
-        <w:t>Edwin Boston III, the chain lemma; its record and run of record are listed in the Records.</w:t>
+        <w:t>Edwin Boston III; listed in the Records under the lattice theorems in Lean.</w:t>
       </w:r>
     </w:p>
   </w:footnote>
@@ -30684,7 +31352,23 @@
           <w:sz w:val="17"/>
           <w:szCs w:val="17"/>
         </w:rPr>
-        <w:t>Edwin Boston III, the shadow ladder; the record and its run of record are listed in the Records at the end of this paper.</w:t>
+        <w:t xml:space="preserve">Osterwalder and Seiler, </w:t>
+      </w:r>
+      <w:r>
+        <w:rPr>
+          <w:i/>
+          <w:iCs/>
+          <w:sz w:val="17"/>
+          <w:szCs w:val="17"/>
+        </w:rPr>
+        <w:t>op. cit.</w:t>
+      </w:r>
+      <w:r>
+        <w:rPr>
+          <w:sz w:val="17"/>
+          <w:szCs w:val="17"/>
+        </w:rPr>
+        <w:t>, for the strong-coupling gap of the Wilson theory with a compact gauge group; the finite-group form with its explicit coefficients is Edwin Boston III's, listed in the Records.</w:t>
       </w:r>
     </w:p>
   </w:footnote>
@@ -30704,23 +31388,7 @@
           <w:sz w:val="17"/>
           <w:szCs w:val="17"/>
         </w:rPr>
-        <w:t xml:space="preserve">J. J. Sylvester, "A demonstration of the theorem that every homogeneous quadratic polynomial is reducible by real orthogonal substitutions to the form of a sum of positive and negative squares", </w:t>
-      </w:r>
-      <w:r>
-        <w:rPr>
-          <w:i/>
-          <w:iCs/>
-          <w:sz w:val="17"/>
-          <w:szCs w:val="17"/>
-        </w:rPr>
-        <w:t>Philosophical Magazine</w:t>
-      </w:r>
-      <w:r>
-        <w:rPr>
-          <w:sz w:val="17"/>
-          <w:szCs w:val="17"/>
-        </w:rPr>
-        <w:t xml:space="preserve"> 4 (1852), 138–142. The computation is Edwin Boston III's; its record is listed in the Records.</w:t>
+        <w:t>Edwin Boston III, the sharp one-link lemma: the bound on the mean absolute deviation is certified by an enclosure of 9,104 rectangles in the plane of the two parameters of the law, no cell undecided, with the axial case by Chebyshev's association inequality and the remainder by hand; the heat-bath kernel's constant follows by the path argument, each law along the path being a von Mises–Fisher law; its record and run of record are listed in the Records. The time-open count is the paper's.</w:t>
       </w:r>
     </w:p>
   </w:footnote>
@@ -30740,7 +31408,7 @@
           <w:sz w:val="17"/>
           <w:szCs w:val="17"/>
         </w:rPr>
-        <w:t xml:space="preserve">F. J. Wegner, "Duality in generalized Ising models and phase transitions without local order parameters", </w:t>
+        <w:t xml:space="preserve">R. L. Dobrushin, "Central limit theorem for nonstationary Markov chains. I, II", </w:t>
       </w:r>
       <w:r>
         <w:rPr>
@@ -30749,14 +31417,30 @@
           <w:sz w:val="17"/>
           <w:szCs w:val="17"/>
         </w:rPr>
-        <w:t>J. Math. Phys.</w:t>
+        <w:t>Theory Probab. Appl.</w:t>
       </w:r>
       <w:r>
         <w:rPr>
           <w:sz w:val="17"/>
           <w:szCs w:val="17"/>
         </w:rPr>
-        <w:t xml:space="preserve"> 12 (1971), 2259–2272.</w:t>
+        <w:t xml:space="preserve"> 1 (1956), 65–80 and 329–383; I. Gelfand, "Normierte Ringe", </w:t>
+      </w:r>
+      <w:r>
+        <w:rPr>
+          <w:i/>
+          <w:iCs/>
+          <w:sz w:val="17"/>
+          <w:szCs w:val="17"/>
+        </w:rPr>
+        <w:t>Mat. Sbornik</w:t>
+      </w:r>
+      <w:r>
+        <w:rPr>
+          <w:sz w:val="17"/>
+          <w:szCs w:val="17"/>
+        </w:rPr>
+        <w:t xml:space="preserve"> 9 (51) (1941), 3–24.</w:t>
       </w:r>
     </w:p>
   </w:footnote>
@@ -30776,23 +31460,7 @@
           <w:sz w:val="17"/>
           <w:szCs w:val="17"/>
         </w:rPr>
-        <w:t xml:space="preserve">H. Arisue and K. Tabata, "Low-temperature series for the correlation length in d = 3 Ising model", </w:t>
-      </w:r>
-      <w:r>
-        <w:rPr>
-          <w:i/>
-          <w:iCs/>
-          <w:sz w:val="17"/>
-          <w:szCs w:val="17"/>
-        </w:rPr>
-        <w:t>Nucl. Phys.</w:t>
-      </w:r>
-      <w:r>
-        <w:rPr>
-          <w:sz w:val="17"/>
-          <w:szCs w:val="17"/>
-        </w:rPr>
-        <w:t xml:space="preserve"> B435 (1995), 555–566. The reading is Edwin Boston III's; its record is listed in the Records.</w:t>
+        <w:t>Edwin Boston III, the chain lemma; its record and run of record are listed in the Records.</w:t>
       </w:r>
     </w:p>
   </w:footnote>
@@ -30812,7 +31480,7 @@
           <w:sz w:val="17"/>
           <w:szCs w:val="17"/>
         </w:rPr>
-        <w:t>Edwin Boston III, the lattice theorems in Lean; the files, the theorem names and the run of record are listed in the Records.</w:t>
+        <w:t>Edwin Boston III, the shadow ladder; the record and its run of record are listed in the Records at the end of this paper.</w:t>
       </w:r>
     </w:p>
   </w:footnote>
@@ -30832,7 +31500,7 @@
           <w:sz w:val="17"/>
           <w:szCs w:val="17"/>
         </w:rPr>
-        <w:t xml:space="preserve">R. L. Dobrushin, "Prescribing a system of random variables by conditional distributions", </w:t>
+        <w:t xml:space="preserve">J. J. Sylvester, "A demonstration of the theorem that every homogeneous quadratic polynomial is reducible by real orthogonal substitutions to the form of a sum of positive and negative squares", </w:t>
       </w:r>
       <w:r>
         <w:rPr>
@@ -30841,30 +31509,270 @@
           <w:sz w:val="17"/>
           <w:szCs w:val="17"/>
         </w:rPr>
-        <w:t>Theory Probab. Appl.</w:t>
+        <w:t>Philosophical Magazine</w:t>
       </w:r>
       <w:r>
         <w:rPr>
           <w:sz w:val="17"/>
           <w:szCs w:val="17"/>
         </w:rPr>
-        <w:t xml:space="preserve"> 15 (1970), 458–486, where the uniqueness theorem and the comparison theorem are proved for arbitrary single-site spaces; the comparison theorem is used here in the form of Theorem 8.20 of H.-O. Georgii, </w:t>
-      </w:r>
-      <w:r>
-        <w:rPr>
-          <w:i/>
-          <w:iCs/>
+        <w:t xml:space="preserve"> 4 (1852), 138–142. The computation is Edwin Boston III's; its record is listed in the Records.</w:t>
+      </w:r>
+    </w:p>
+  </w:footnote>
+  <w:footnote w:id="61">
+    <w:p>
+      <w:pPr>
+        <w:spacing w:after="40" w:line="240" w:lineRule="auto"/>
+      </w:pPr>
+      <w:r>
+        <w:rPr>
+          <w:rStyle w:val="FootnoteReference"/>
+        </w:rPr>
+        <w:footnoteRef/>
+      </w:r>
+      <w:r>
+        <w:rPr>
           <w:sz w:val="17"/>
           <w:szCs w:val="17"/>
         </w:rPr>
-        <w:t>Gibbs Measures and Phase Transitions</w:t>
-      </w:r>
-      <w:r>
-        <w:rPr>
+        <w:t xml:space="preserve">F. J. Wegner, "Duality in generalized Ising models and phase transitions without local order parameters", </w:t>
+      </w:r>
+      <w:r>
+        <w:rPr>
+          <w:i/>
+          <w:iCs/>
           <w:sz w:val="17"/>
           <w:szCs w:val="17"/>
         </w:rPr>
+        <w:t>J. Math. Phys.</w:t>
+      </w:r>
+      <w:r>
+        <w:rPr>
+          <w:sz w:val="17"/>
+          <w:szCs w:val="17"/>
+        </w:rPr>
+        <w:t xml:space="preserve"> 12 (1971), 2259–2272.</w:t>
+      </w:r>
+    </w:p>
+  </w:footnote>
+  <w:footnote w:id="62">
+    <w:p>
+      <w:pPr>
+        <w:spacing w:after="40" w:line="240" w:lineRule="auto"/>
+      </w:pPr>
+      <w:r>
+        <w:rPr>
+          <w:rStyle w:val="FootnoteReference"/>
+        </w:rPr>
+        <w:footnoteRef/>
+      </w:r>
+      <w:r>
+        <w:rPr>
+          <w:sz w:val="17"/>
+          <w:szCs w:val="17"/>
+        </w:rPr>
+        <w:t xml:space="preserve">H. Arisue and K. Tabata, "Low-temperature series for the correlation length in d = 3 Ising model", </w:t>
+      </w:r>
+      <w:r>
+        <w:rPr>
+          <w:i/>
+          <w:iCs/>
+          <w:sz w:val="17"/>
+          <w:szCs w:val="17"/>
+        </w:rPr>
+        <w:t>Nucl. Phys.</w:t>
+      </w:r>
+      <w:r>
+        <w:rPr>
+          <w:sz w:val="17"/>
+          <w:szCs w:val="17"/>
+        </w:rPr>
+        <w:t xml:space="preserve"> B435 (1995), 555–566. The reading is Edwin Boston III's; its record is listed in the Records.</w:t>
+      </w:r>
+    </w:p>
+  </w:footnote>
+  <w:footnote w:id="63">
+    <w:p>
+      <w:pPr>
+        <w:spacing w:after="40" w:line="240" w:lineRule="auto"/>
+      </w:pPr>
+      <w:r>
+        <w:rPr>
+          <w:rStyle w:val="FootnoteReference"/>
+        </w:rPr>
+        <w:footnoteRef/>
+      </w:r>
+      <w:r>
+        <w:rPr>
+          <w:sz w:val="17"/>
+          <w:szCs w:val="17"/>
+        </w:rPr>
+        <w:t>Edwin Boston III, the transform on a tube; the instrument, its records at both cutoffs and the run of record are listed in the Records. The spin-3/2 record at β₃ = 2.3 is posted with its digest in the repository; its gate run follows the run of record named there.</w:t>
+      </w:r>
+    </w:p>
+  </w:footnote>
+  <w:footnote w:id="64">
+    <w:p>
+      <w:pPr>
+        <w:spacing w:after="40" w:line="240" w:lineRule="auto"/>
+      </w:pPr>
+      <w:r>
+        <w:rPr>
+          <w:rStyle w:val="FootnoteReference"/>
+        </w:rPr>
+        <w:footnoteRef/>
+      </w:r>
+      <w:r>
+        <w:rPr>
+          <w:sz w:val="17"/>
+          <w:szCs w:val="17"/>
+        </w:rPr>
+        <w:t>Edwin Boston III, the lattice theorems in Lean; the files, the theorem names and the run of record are listed in the Records.</w:t>
+      </w:r>
+    </w:p>
+  </w:footnote>
+  <w:footnote w:id="65">
+    <w:p>
+      <w:pPr>
+        <w:spacing w:after="40" w:line="240" w:lineRule="auto"/>
+      </w:pPr>
+      <w:r>
+        <w:rPr>
+          <w:rStyle w:val="FootnoteReference"/>
+        </w:rPr>
+        <w:footnoteRef/>
+      </w:r>
+      <w:r>
+        <w:rPr>
+          <w:sz w:val="17"/>
+          <w:szCs w:val="17"/>
+        </w:rPr>
+        <w:t xml:space="preserve">R. L. Dobrushin, "Prescribing a system of random variables by conditional distributions", </w:t>
+      </w:r>
+      <w:r>
+        <w:rPr>
+          <w:i/>
+          <w:iCs/>
+          <w:sz w:val="17"/>
+          <w:szCs w:val="17"/>
+        </w:rPr>
+        <w:t>Theory Probab. Appl.</w:t>
+      </w:r>
+      <w:r>
+        <w:rPr>
+          <w:sz w:val="17"/>
+          <w:szCs w:val="17"/>
+        </w:rPr>
+        <w:t xml:space="preserve"> 15 (1970), 458–486, where the uniqueness theorem and the comparison theorem are proved for arbitrary single-site spaces; the comparison theorem is used here in the form of Theorem 8.20 of H.-O. Georgii, </w:t>
+      </w:r>
+      <w:r>
+        <w:rPr>
+          <w:i/>
+          <w:iCs/>
+          <w:sz w:val="17"/>
+          <w:szCs w:val="17"/>
+        </w:rPr>
+        <w:t>Gibbs Measures and Phase Transitions</w:t>
+      </w:r>
+      <w:r>
+        <w:rPr>
+          <w:sz w:val="17"/>
+          <w:szCs w:val="17"/>
+        </w:rPr>
         <w:t>, second edition, de Gruyter, Berlin, 2011. Its finite form, for finite single-site spaces, is among the theorems checked by machine in §8.2.</w:t>
+      </w:r>
+    </w:p>
+  </w:footnote>
+  <w:footnote w:id="66">
+    <w:p>
+      <w:pPr>
+        <w:spacing w:after="40" w:line="240" w:lineRule="auto"/>
+      </w:pPr>
+      <w:r>
+        <w:rPr>
+          <w:rStyle w:val="FootnoteReference"/>
+        </w:rPr>
+        <w:footnoteRef/>
+      </w:r>
+      <w:r>
+        <w:rPr>
+          <w:sz w:val="17"/>
+          <w:szCs w:val="17"/>
+        </w:rPr>
+        <w:t>Edwin Boston III, the certified descent; the instrument, its records at the four starting couplings and the run of record are listed in the Records.</w:t>
+      </w:r>
+    </w:p>
+  </w:footnote>
+  <w:footnote w:id="67">
+    <w:p>
+      <w:pPr>
+        <w:spacing w:after="40" w:line="240" w:lineRule="auto"/>
+      </w:pPr>
+      <w:r>
+        <w:rPr>
+          <w:rStyle w:val="FootnoteReference"/>
+        </w:rPr>
+        <w:footnoteRef/>
+      </w:r>
+      <w:r>
+        <w:rPr>
+          <w:sz w:val="17"/>
+          <w:szCs w:val="17"/>
+        </w:rPr>
+        <w:t xml:space="preserve">A. H. Guth, "Existence proof of a nonconfining phase in four-dimensional U(1) lattice gauge theory", </w:t>
+      </w:r>
+      <w:r>
+        <w:rPr>
+          <w:i/>
+          <w:iCs/>
+          <w:sz w:val="17"/>
+          <w:szCs w:val="17"/>
+        </w:rPr>
+        <w:t>Phys. Rev. D</w:t>
+      </w:r>
+      <w:r>
+        <w:rPr>
+          <w:sz w:val="17"/>
+          <w:szCs w:val="17"/>
+        </w:rPr>
+        <w:t xml:space="preserve"> 21 (1980), 2291–2307; J. Fröhlich and T. Spencer, "Massless phases and symmetry restoration in abelian gauge theories and spin systems", </w:t>
+      </w:r>
+      <w:r>
+        <w:rPr>
+          <w:i/>
+          <w:iCs/>
+          <w:sz w:val="17"/>
+          <w:szCs w:val="17"/>
+        </w:rPr>
+        <w:t>Comm. Math. Phys.</w:t>
+      </w:r>
+      <w:r>
+        <w:rPr>
+          <w:sz w:val="17"/>
+          <w:szCs w:val="17"/>
+        </w:rPr>
+        <w:t xml:space="preserve"> 83 (1982), 411–454.</w:t>
+      </w:r>
+    </w:p>
+  </w:footnote>
+  <w:footnote w:id="68">
+    <w:p>
+      <w:pPr>
+        <w:spacing w:after="40" w:line="240" w:lineRule="auto"/>
+      </w:pPr>
+      <w:r>
+        <w:rPr>
+          <w:rStyle w:val="FootnoteReference"/>
+        </w:rPr>
+        <w:footnoteRef/>
+      </w:r>
+      <w:r>
+        <w:rPr>
+          <w:sz w:val="17"/>
+          <w:szCs w:val="17"/>
+        </w:rPr>
+        <w:t>Edwin Boston III; the block criterion's accounting, the one-face law and the closed form of its covariance are entered on the ledger of the work that follows this paper, with their readings on the exact cube.</w:t>
       </w:r>
     </w:p>
   </w:footnote>
@@ -30899,10 +31807,10 @@
 <file path=word/numbering.xml><?xml version="1.0" encoding="utf-8"?>
 <w:numbering xmlns:wpc="http://schemas.microsoft.com/office/word/2010/wordprocessingCanvas" xmlns:cx="http://schemas.microsoft.com/office/drawing/2014/chartex" xmlns:cx1="http://schemas.microsoft.com/office/drawing/2015/9/8/chartex" xmlns:cx2="http://schemas.microsoft.com/office/drawing/2015/10/21/chartex" xmlns:cx3="http://schemas.microsoft.com/office/drawing/2016/5/9/chartex" xmlns:cx4="http://schemas.microsoft.com/office/drawing/2016/5/10/chartex" xmlns:cx5="http://schemas.microsoft.com/office/drawing/2016/5/11/chartex" xmlns:cx6="http://schemas.microsoft.com/office/drawing/2016/5/12/chartex" xmlns:cx7="http://schemas.microsoft.com/office/drawing/2016/5/13/chartex" xmlns:cx8="http://schemas.microsoft.com/office/drawing/2016/5/14/chartex" xmlns:mc="http://schemas.openxmlformats.org/markup-compatibility/2006" xmlns:aink="http://schemas.microsoft.com/office/drawing/2016/ink" xmlns:am3d="http://schemas.microsoft.com/office/drawing/2017/model3d" xmlns:o="urn:schemas-microsoft-com:office:office" xmlns:oel="http://schemas.microsoft.com/office/2019/extlst" xmlns:r="http://schemas.openxmlformats.org/officeDocument/2006/relationships" xmlns:m="http://schemas.openxmlformats.org/officeDocument/2006/math" xmlns:v="urn:schemas-microsoft-com:vml" xmlns:wp14="http://schemas.microsoft.com/office/word/2010/wordprocessingDrawing" xmlns:wp="http://schemas.openxmlformats.org/drawingml/2006/wordprocessingDrawing" xmlns:w10="urn:schemas-microsoft-com:office:word" xmlns:w="http://schemas.openxmlformats.org/wordprocessingml/2006/main" xmlns:w14="http://schemas.microsoft.com/office/word/2010/wordml" xmlns:w15="http://schemas.microsoft.com/office/word/2012/wordml" xmlns:w16cex="http://schemas.microsoft.com/office/word/2018/wordml/cex" xmlns:w16cid="http://schemas.microsoft.com/office/word/2016/wordml/cid" xmlns:w16="http://schemas.microsoft.com/office/word/2018/wordml" xmlns:w16du="http://schemas.microsoft.com/office/word/2023/wordml/word16du" xmlns:w16sdtdh="http://schemas.microsoft.com/office/word/2020/wordml/sdtdatahash" xmlns:w16sdtfl="http://schemas.microsoft.com/office/word/2024/wordml/sdtformatlock" xmlns:w16se="http://schemas.microsoft.com/office/word/2015/wordml/symex" xmlns:wpg="http://schemas.microsoft.com/office/word/2010/wordprocessingGroup" xmlns:wpi="http://schemas.microsoft.com/office/word/2010/wordprocessingInk" xmlns:wne="http://schemas.microsoft.com/office/word/2006/wordml" xmlns:wps="http://schemas.microsoft.com/office/word/2010/wordprocessingShape" mc:Ignorable="w14 w15 w16se w16cid w16 w16cex w16sdtdh w16sdtfl w16du wp14">
   <w:abstractNum w:abstractNumId="0" w15:restartNumberingAfterBreak="0">
-    <w:nsid w:val="55350C37"/>
+    <w:nsid w:val="601B48EE"/>
     <w:multiLevelType w:val="hybridMultilevel"/>
-    <w:tmpl w:val="10DC0340"/>
-    <w:lvl w:ilvl="0" w:tplc="1AAC911A">
+    <w:tmpl w:val="7B504048"/>
+    <w:lvl w:ilvl="0" w:tplc="700CED4C">
       <w:start w:val="1"/>
       <w:numFmt w:val="bullet"/>
       <w:lvlText w:val="●"/>
@@ -30911,7 +31819,7 @@
         <w:ind w:left="720" w:hanging="360"/>
       </w:pPr>
     </w:lvl>
-    <w:lvl w:ilvl="1" w:tplc="31560170">
+    <w:lvl w:ilvl="1" w:tplc="0916F320">
       <w:start w:val="1"/>
       <w:numFmt w:val="bullet"/>
       <w:lvlText w:val="○"/>
@@ -30920,7 +31828,7 @@
         <w:ind w:left="1440" w:hanging="360"/>
       </w:pPr>
     </w:lvl>
-    <w:lvl w:ilvl="2" w:tplc="8ED857A4">
+    <w:lvl w:ilvl="2" w:tplc="BD340C6C">
       <w:start w:val="1"/>
       <w:numFmt w:val="bullet"/>
       <w:lvlText w:val="■"/>
@@ -30929,7 +31837,7 @@
         <w:ind w:left="2160" w:hanging="360"/>
       </w:pPr>
     </w:lvl>
-    <w:lvl w:ilvl="3" w:tplc="C23CF3C8">
+    <w:lvl w:ilvl="3" w:tplc="CD9C5E28">
       <w:start w:val="1"/>
       <w:numFmt w:val="bullet"/>
       <w:lvlText w:val="●"/>
@@ -30938,7 +31846,7 @@
         <w:ind w:left="2880" w:hanging="360"/>
       </w:pPr>
     </w:lvl>
-    <w:lvl w:ilvl="4" w:tplc="055CD886">
+    <w:lvl w:ilvl="4" w:tplc="7C1250AA">
       <w:start w:val="1"/>
       <w:numFmt w:val="bullet"/>
       <w:lvlText w:val="○"/>
@@ -30947,7 +31855,7 @@
         <w:ind w:left="3600" w:hanging="360"/>
       </w:pPr>
     </w:lvl>
-    <w:lvl w:ilvl="5" w:tplc="259645BA">
+    <w:lvl w:ilvl="5" w:tplc="18AE0A36">
       <w:start w:val="1"/>
       <w:numFmt w:val="bullet"/>
       <w:lvlText w:val="■"/>
@@ -30956,7 +31864,7 @@
         <w:ind w:left="4320" w:hanging="360"/>
       </w:pPr>
     </w:lvl>
-    <w:lvl w:ilvl="6" w:tplc="41B41B3C">
+    <w:lvl w:ilvl="6" w:tplc="FED249E2">
       <w:start w:val="1"/>
       <w:numFmt w:val="bullet"/>
       <w:lvlText w:val="●"/>
@@ -30965,7 +31873,7 @@
         <w:ind w:left="5040" w:hanging="360"/>
       </w:pPr>
     </w:lvl>
-    <w:lvl w:ilvl="7" w:tplc="17D2231E">
+    <w:lvl w:ilvl="7" w:tplc="D01A1026">
       <w:start w:val="1"/>
       <w:numFmt w:val="bullet"/>
       <w:lvlText w:val="●"/>
@@ -30974,7 +31882,7 @@
         <w:ind w:left="5760" w:hanging="360"/>
       </w:pPr>
     </w:lvl>
-    <w:lvl w:ilvl="8" w:tplc="B462BF38">
+    <w:lvl w:ilvl="8" w:tplc="F3CA224E">
       <w:start w:val="1"/>
       <w:numFmt w:val="bullet"/>
       <w:lvlText w:val="●"/>
@@ -30984,7 +31892,7 @@
       </w:pPr>
     </w:lvl>
   </w:abstractNum>
-  <w:num w:numId="1" w16cid:durableId="687099221">
+  <w:num w:numId="1" w16cid:durableId="50542227">
     <w:abstractNumId w:val="0"/>
     <w:lvlOverride w:ilvl="0">
       <w:startOverride w:val="1"/>
@@ -31581,7 +32489,7 @@
     <w:autoRedefine/>
     <w:uiPriority w:val="39"/>
     <w:unhideWhenUsed/>
-    <w:rsid w:val="00D970A8"/>
+    <w:rsid w:val="003604F3"/>
     <w:pPr>
       <w:spacing w:after="100"/>
     </w:pPr>
@@ -31593,7 +32501,7 @@
     <w:autoRedefine/>
     <w:uiPriority w:val="39"/>
     <w:unhideWhenUsed/>
-    <w:rsid w:val="00D970A8"/>
+    <w:rsid w:val="003604F3"/>
     <w:pPr>
       <w:spacing w:after="100"/>
       <w:ind w:left="220"/>

--- a/THE-GROUND-Edwin-Boston-III.docx
+++ b/THE-GROUND-Edwin-Boston-III.docx
@@ -163,7 +163,7 @@
     <w:sdt>
       <w:sdtPr>
         <w:alias w:val="Contents"/>
-        <w:id w:val="-952622421"/>
+        <w:id w:val="53668271"/>
       </w:sdtPr>
       <w:sdtEndPr/>
       <w:sdtContent>
@@ -191,7 +191,7 @@
           <w:r>
             <w:fldChar w:fldCharType="separate"/>
           </w:r>
-          <w:hyperlink w:anchor="_Toc244133019" w:history="1">
+          <w:hyperlink w:anchor="_Toc244133782" w:history="1">
             <w:r>
               <w:rPr>
                 <w:rStyle w:val="Hyperlink"/>
@@ -215,7 +215,7 @@
               <w:rPr>
                 <w:noProof/>
               </w:rPr>
-              <w:instrText xml:space="preserve"> PAGEREF _Toc244133019 \h </w:instrText>
+              <w:instrText xml:space="preserve"> PAGEREF _Toc244133782 \h </w:instrText>
             </w:r>
             <w:r>
               <w:rPr>
@@ -257,7 +257,7 @@
               <w14:ligatures w14:val="standardContextual"/>
             </w:rPr>
           </w:pPr>
-          <w:hyperlink w:anchor="_Toc244133020" w:history="1">
+          <w:hyperlink w:anchor="_Toc244133783" w:history="1">
             <w:r>
               <w:rPr>
                 <w:rStyle w:val="Hyperlink"/>
@@ -281,7 +281,7 @@
               <w:rPr>
                 <w:noProof/>
               </w:rPr>
-              <w:instrText xml:space="preserve"> PAGEREF _Toc244133020 \h </w:instrText>
+              <w:instrText xml:space="preserve"> PAGEREF _Toc244133783 \h </w:instrText>
             </w:r>
             <w:r>
               <w:rPr>
@@ -323,7 +323,7 @@
               <w14:ligatures w14:val="standardContextual"/>
             </w:rPr>
           </w:pPr>
-          <w:hyperlink w:anchor="_Toc244133021" w:history="1">
+          <w:hyperlink w:anchor="_Toc244133784" w:history="1">
             <w:r>
               <w:rPr>
                 <w:rStyle w:val="Hyperlink"/>
@@ -347,7 +347,7 @@
               <w:rPr>
                 <w:noProof/>
               </w:rPr>
-              <w:instrText xml:space="preserve"> PAGEREF _Toc244133021 \h </w:instrText>
+              <w:instrText xml:space="preserve"> PAGEREF _Toc244133784 \h </w:instrText>
             </w:r>
             <w:r>
               <w:rPr>
@@ -389,7 +389,7 @@
               <w14:ligatures w14:val="standardContextual"/>
             </w:rPr>
           </w:pPr>
-          <w:hyperlink w:anchor="_Toc244133022" w:history="1">
+          <w:hyperlink w:anchor="_Toc244133785" w:history="1">
             <w:r>
               <w:rPr>
                 <w:rStyle w:val="Hyperlink"/>
@@ -413,7 +413,7 @@
               <w:rPr>
                 <w:noProof/>
               </w:rPr>
-              <w:instrText xml:space="preserve"> PAGEREF _Toc244133022 \h </w:instrText>
+              <w:instrText xml:space="preserve"> PAGEREF _Toc244133785 \h </w:instrText>
             </w:r>
             <w:r>
               <w:rPr>
@@ -455,7 +455,7 @@
               <w14:ligatures w14:val="standardContextual"/>
             </w:rPr>
           </w:pPr>
-          <w:hyperlink w:anchor="_Toc244133023" w:history="1">
+          <w:hyperlink w:anchor="_Toc244133786" w:history="1">
             <w:r>
               <w:rPr>
                 <w:rStyle w:val="Hyperlink"/>
@@ -479,7 +479,7 @@
               <w:rPr>
                 <w:noProof/>
               </w:rPr>
-              <w:instrText xml:space="preserve"> PAGEREF _Toc244133023 \h </w:instrText>
+              <w:instrText xml:space="preserve"> PAGEREF _Toc244133786 \h </w:instrText>
             </w:r>
             <w:r>
               <w:rPr>
@@ -521,7 +521,7 @@
               <w14:ligatures w14:val="standardContextual"/>
             </w:rPr>
           </w:pPr>
-          <w:hyperlink w:anchor="_Toc244133024" w:history="1">
+          <w:hyperlink w:anchor="_Toc244133787" w:history="1">
             <w:r>
               <w:rPr>
                 <w:rStyle w:val="Hyperlink"/>
@@ -545,7 +545,7 @@
               <w:rPr>
                 <w:noProof/>
               </w:rPr>
-              <w:instrText xml:space="preserve"> PAGEREF _Toc244133024 \h </w:instrText>
+              <w:instrText xml:space="preserve"> PAGEREF _Toc244133787 \h </w:instrText>
             </w:r>
             <w:r>
               <w:rPr>
@@ -587,7 +587,7 @@
               <w14:ligatures w14:val="standardContextual"/>
             </w:rPr>
           </w:pPr>
-          <w:hyperlink w:anchor="_Toc244133025" w:history="1">
+          <w:hyperlink w:anchor="_Toc244133788" w:history="1">
             <w:r>
               <w:rPr>
                 <w:rStyle w:val="Hyperlink"/>
@@ -611,7 +611,7 @@
               <w:rPr>
                 <w:noProof/>
               </w:rPr>
-              <w:instrText xml:space="preserve"> PAGEREF _Toc244133025 \h </w:instrText>
+              <w:instrText xml:space="preserve"> PAGEREF _Toc244133788 \h </w:instrText>
             </w:r>
             <w:r>
               <w:rPr>
@@ -653,7 +653,7 @@
               <w14:ligatures w14:val="standardContextual"/>
             </w:rPr>
           </w:pPr>
-          <w:hyperlink w:anchor="_Toc244133026" w:history="1">
+          <w:hyperlink w:anchor="_Toc244133789" w:history="1">
             <w:r>
               <w:rPr>
                 <w:rStyle w:val="Hyperlink"/>
@@ -677,7 +677,7 @@
               <w:rPr>
                 <w:noProof/>
               </w:rPr>
-              <w:instrText xml:space="preserve"> PAGEREF _Toc244133026 \h </w:instrText>
+              <w:instrText xml:space="preserve"> PAGEREF _Toc244133789 \h </w:instrText>
             </w:r>
             <w:r>
               <w:rPr>
@@ -719,7 +719,7 @@
               <w14:ligatures w14:val="standardContextual"/>
             </w:rPr>
           </w:pPr>
-          <w:hyperlink w:anchor="_Toc244133027" w:history="1">
+          <w:hyperlink w:anchor="_Toc244133790" w:history="1">
             <w:r>
               <w:rPr>
                 <w:rStyle w:val="Hyperlink"/>
@@ -743,7 +743,7 @@
               <w:rPr>
                 <w:noProof/>
               </w:rPr>
-              <w:instrText xml:space="preserve"> PAGEREF _Toc244133027 \h </w:instrText>
+              <w:instrText xml:space="preserve"> PAGEREF _Toc244133790 \h </w:instrText>
             </w:r>
             <w:r>
               <w:rPr>
@@ -785,7 +785,7 @@
               <w14:ligatures w14:val="standardContextual"/>
             </w:rPr>
           </w:pPr>
-          <w:hyperlink w:anchor="_Toc244133028" w:history="1">
+          <w:hyperlink w:anchor="_Toc244133791" w:history="1">
             <w:r>
               <w:rPr>
                 <w:rStyle w:val="Hyperlink"/>
@@ -809,7 +809,7 @@
               <w:rPr>
                 <w:noProof/>
               </w:rPr>
-              <w:instrText xml:space="preserve"> PAGEREF _Toc244133028 \h </w:instrText>
+              <w:instrText xml:space="preserve"> PAGEREF _Toc244133791 \h </w:instrText>
             </w:r>
             <w:r>
               <w:rPr>
@@ -851,7 +851,7 @@
               <w14:ligatures w14:val="standardContextual"/>
             </w:rPr>
           </w:pPr>
-          <w:hyperlink w:anchor="_Toc244133029" w:history="1">
+          <w:hyperlink w:anchor="_Toc244133792" w:history="1">
             <w:r>
               <w:rPr>
                 <w:rStyle w:val="Hyperlink"/>
@@ -875,7 +875,7 @@
               <w:rPr>
                 <w:noProof/>
               </w:rPr>
-              <w:instrText xml:space="preserve"> PAGEREF _Toc244133029 \h </w:instrText>
+              <w:instrText xml:space="preserve"> PAGEREF _Toc244133792 \h </w:instrText>
             </w:r>
             <w:r>
               <w:rPr>
@@ -917,7 +917,7 @@
               <w14:ligatures w14:val="standardContextual"/>
             </w:rPr>
           </w:pPr>
-          <w:hyperlink w:anchor="_Toc244133030" w:history="1">
+          <w:hyperlink w:anchor="_Toc244133793" w:history="1">
             <w:r>
               <w:rPr>
                 <w:rStyle w:val="Hyperlink"/>
@@ -941,7 +941,7 @@
               <w:rPr>
                 <w:noProof/>
               </w:rPr>
-              <w:instrText xml:space="preserve"> PAGEREF _Toc244133030 \h </w:instrText>
+              <w:instrText xml:space="preserve"> PAGEREF _Toc244133793 \h </w:instrText>
             </w:r>
             <w:r>
               <w:rPr>
@@ -983,7 +983,7 @@
               <w14:ligatures w14:val="standardContextual"/>
             </w:rPr>
           </w:pPr>
-          <w:hyperlink w:anchor="_Toc244133031" w:history="1">
+          <w:hyperlink w:anchor="_Toc244133794" w:history="1">
             <w:r>
               <w:rPr>
                 <w:rStyle w:val="Hyperlink"/>
@@ -1007,7 +1007,7 @@
               <w:rPr>
                 <w:noProof/>
               </w:rPr>
-              <w:instrText xml:space="preserve"> PAGEREF _Toc244133031 \h </w:instrText>
+              <w:instrText xml:space="preserve"> PAGEREF _Toc244133794 \h </w:instrText>
             </w:r>
             <w:r>
               <w:rPr>
@@ -1049,7 +1049,7 @@
               <w14:ligatures w14:val="standardContextual"/>
             </w:rPr>
           </w:pPr>
-          <w:hyperlink w:anchor="_Toc244133032" w:history="1">
+          <w:hyperlink w:anchor="_Toc244133795" w:history="1">
             <w:r>
               <w:rPr>
                 <w:rStyle w:val="Hyperlink"/>
@@ -1073,7 +1073,7 @@
               <w:rPr>
                 <w:noProof/>
               </w:rPr>
-              <w:instrText xml:space="preserve"> PAGEREF _Toc244133032 \h </w:instrText>
+              <w:instrText xml:space="preserve"> PAGEREF _Toc244133795 \h </w:instrText>
             </w:r>
             <w:r>
               <w:rPr>
@@ -1115,7 +1115,7 @@
               <w14:ligatures w14:val="standardContextual"/>
             </w:rPr>
           </w:pPr>
-          <w:hyperlink w:anchor="_Toc244133033" w:history="1">
+          <w:hyperlink w:anchor="_Toc244133796" w:history="1">
             <w:r>
               <w:rPr>
                 <w:rStyle w:val="Hyperlink"/>
@@ -1139,7 +1139,7 @@
               <w:rPr>
                 <w:noProof/>
               </w:rPr>
-              <w:instrText xml:space="preserve"> PAGEREF _Toc244133033 \h </w:instrText>
+              <w:instrText xml:space="preserve"> PAGEREF _Toc244133796 \h </w:instrText>
             </w:r>
             <w:r>
               <w:rPr>
@@ -1181,7 +1181,7 @@
               <w14:ligatures w14:val="standardContextual"/>
             </w:rPr>
           </w:pPr>
-          <w:hyperlink w:anchor="_Toc244133034" w:history="1">
+          <w:hyperlink w:anchor="_Toc244133797" w:history="1">
             <w:r>
               <w:rPr>
                 <w:rStyle w:val="Hyperlink"/>
@@ -1205,7 +1205,7 @@
               <w:rPr>
                 <w:noProof/>
               </w:rPr>
-              <w:instrText xml:space="preserve"> PAGEREF _Toc244133034 \h </w:instrText>
+              <w:instrText xml:space="preserve"> PAGEREF _Toc244133797 \h </w:instrText>
             </w:r>
             <w:r>
               <w:rPr>
@@ -1247,7 +1247,7 @@
               <w14:ligatures w14:val="standardContextual"/>
             </w:rPr>
           </w:pPr>
-          <w:hyperlink w:anchor="_Toc244133035" w:history="1">
+          <w:hyperlink w:anchor="_Toc244133798" w:history="1">
             <w:r>
               <w:rPr>
                 <w:rStyle w:val="Hyperlink"/>
@@ -1271,7 +1271,7 @@
               <w:rPr>
                 <w:noProof/>
               </w:rPr>
-              <w:instrText xml:space="preserve"> PAGEREF _Toc244133035 \h </w:instrText>
+              <w:instrText xml:space="preserve"> PAGEREF _Toc244133798 \h </w:instrText>
             </w:r>
             <w:r>
               <w:rPr>
@@ -1313,7 +1313,7 @@
               <w14:ligatures w14:val="standardContextual"/>
             </w:rPr>
           </w:pPr>
-          <w:hyperlink w:anchor="_Toc244133036" w:history="1">
+          <w:hyperlink w:anchor="_Toc244133799" w:history="1">
             <w:r>
               <w:rPr>
                 <w:rStyle w:val="Hyperlink"/>
@@ -1337,7 +1337,7 @@
               <w:rPr>
                 <w:noProof/>
               </w:rPr>
-              <w:instrText xml:space="preserve"> PAGEREF _Toc244133036 \h </w:instrText>
+              <w:instrText xml:space="preserve"> PAGEREF _Toc244133799 \h </w:instrText>
             </w:r>
             <w:r>
               <w:rPr>
@@ -1379,7 +1379,7 @@
               <w14:ligatures w14:val="standardContextual"/>
             </w:rPr>
           </w:pPr>
-          <w:hyperlink w:anchor="_Toc244133037" w:history="1">
+          <w:hyperlink w:anchor="_Toc244133800" w:history="1">
             <w:r>
               <w:rPr>
                 <w:rStyle w:val="Hyperlink"/>
@@ -1403,7 +1403,7 @@
               <w:rPr>
                 <w:noProof/>
               </w:rPr>
-              <w:instrText xml:space="preserve"> PAGEREF _Toc244133037 \h </w:instrText>
+              <w:instrText xml:space="preserve"> PAGEREF _Toc244133800 \h </w:instrText>
             </w:r>
             <w:r>
               <w:rPr>
@@ -1445,7 +1445,7 @@
               <w14:ligatures w14:val="standardContextual"/>
             </w:rPr>
           </w:pPr>
-          <w:hyperlink w:anchor="_Toc244133038" w:history="1">
+          <w:hyperlink w:anchor="_Toc244133801" w:history="1">
             <w:r>
               <w:rPr>
                 <w:rStyle w:val="Hyperlink"/>
@@ -1469,7 +1469,7 @@
               <w:rPr>
                 <w:noProof/>
               </w:rPr>
-              <w:instrText xml:space="preserve"> PAGEREF _Toc244133038 \h </w:instrText>
+              <w:instrText xml:space="preserve"> PAGEREF _Toc244133801 \h </w:instrText>
             </w:r>
             <w:r>
               <w:rPr>
@@ -1511,7 +1511,7 @@
               <w14:ligatures w14:val="standardContextual"/>
             </w:rPr>
           </w:pPr>
-          <w:hyperlink w:anchor="_Toc244133039" w:history="1">
+          <w:hyperlink w:anchor="_Toc244133802" w:history="1">
             <w:r>
               <w:rPr>
                 <w:rStyle w:val="Hyperlink"/>
@@ -1535,7 +1535,7 @@
               <w:rPr>
                 <w:noProof/>
               </w:rPr>
-              <w:instrText xml:space="preserve"> PAGEREF _Toc244133039 \h </w:instrText>
+              <w:instrText xml:space="preserve"> PAGEREF _Toc244133802 \h </w:instrText>
             </w:r>
             <w:r>
               <w:rPr>
@@ -1577,7 +1577,7 @@
               <w14:ligatures w14:val="standardContextual"/>
             </w:rPr>
           </w:pPr>
-          <w:hyperlink w:anchor="_Toc244133040" w:history="1">
+          <w:hyperlink w:anchor="_Toc244133803" w:history="1">
             <w:r>
               <w:rPr>
                 <w:rStyle w:val="Hyperlink"/>
@@ -1601,7 +1601,7 @@
               <w:rPr>
                 <w:noProof/>
               </w:rPr>
-              <w:instrText xml:space="preserve"> PAGEREF _Toc244133040 \h </w:instrText>
+              <w:instrText xml:space="preserve"> PAGEREF _Toc244133803 \h </w:instrText>
             </w:r>
             <w:r>
               <w:rPr>
@@ -1643,7 +1643,7 @@
               <w14:ligatures w14:val="standardContextual"/>
             </w:rPr>
           </w:pPr>
-          <w:hyperlink w:anchor="_Toc244133041" w:history="1">
+          <w:hyperlink w:anchor="_Toc244133804" w:history="1">
             <w:r>
               <w:rPr>
                 <w:rStyle w:val="Hyperlink"/>
@@ -1667,7 +1667,7 @@
               <w:rPr>
                 <w:noProof/>
               </w:rPr>
-              <w:instrText xml:space="preserve"> PAGEREF _Toc244133041 \h </w:instrText>
+              <w:instrText xml:space="preserve"> PAGEREF _Toc244133804 \h </w:instrText>
             </w:r>
             <w:r>
               <w:rPr>
@@ -1709,7 +1709,7 @@
               <w14:ligatures w14:val="standardContextual"/>
             </w:rPr>
           </w:pPr>
-          <w:hyperlink w:anchor="_Toc244133042" w:history="1">
+          <w:hyperlink w:anchor="_Toc244133805" w:history="1">
             <w:r>
               <w:rPr>
                 <w:rStyle w:val="Hyperlink"/>
@@ -1733,7 +1733,7 @@
               <w:rPr>
                 <w:noProof/>
               </w:rPr>
-              <w:instrText xml:space="preserve"> PAGEREF _Toc244133042 \h </w:instrText>
+              <w:instrText xml:space="preserve"> PAGEREF _Toc244133805 \h </w:instrText>
             </w:r>
             <w:r>
               <w:rPr>
@@ -1775,7 +1775,7 @@
               <w14:ligatures w14:val="standardContextual"/>
             </w:rPr>
           </w:pPr>
-          <w:hyperlink w:anchor="_Toc244133043" w:history="1">
+          <w:hyperlink w:anchor="_Toc244133806" w:history="1">
             <w:r>
               <w:rPr>
                 <w:rStyle w:val="Hyperlink"/>
@@ -1799,7 +1799,7 @@
               <w:rPr>
                 <w:noProof/>
               </w:rPr>
-              <w:instrText xml:space="preserve"> PAGEREF _Toc244133043 \h </w:instrText>
+              <w:instrText xml:space="preserve"> PAGEREF _Toc244133806 \h </w:instrText>
             </w:r>
             <w:r>
               <w:rPr>
@@ -1841,7 +1841,7 @@
               <w14:ligatures w14:val="standardContextual"/>
             </w:rPr>
           </w:pPr>
-          <w:hyperlink w:anchor="_Toc244133044" w:history="1">
+          <w:hyperlink w:anchor="_Toc244133807" w:history="1">
             <w:r>
               <w:rPr>
                 <w:rStyle w:val="Hyperlink"/>
@@ -1865,7 +1865,7 @@
               <w:rPr>
                 <w:noProof/>
               </w:rPr>
-              <w:instrText xml:space="preserve"> PAGEREF _Toc244133044 \h </w:instrText>
+              <w:instrText xml:space="preserve"> PAGEREF _Toc244133807 \h </w:instrText>
             </w:r>
             <w:r>
               <w:rPr>
@@ -1907,7 +1907,7 @@
               <w14:ligatures w14:val="standardContextual"/>
             </w:rPr>
           </w:pPr>
-          <w:hyperlink w:anchor="_Toc244133045" w:history="1">
+          <w:hyperlink w:anchor="_Toc244133808" w:history="1">
             <w:r>
               <w:rPr>
                 <w:rStyle w:val="Hyperlink"/>
@@ -1931,7 +1931,7 @@
               <w:rPr>
                 <w:noProof/>
               </w:rPr>
-              <w:instrText xml:space="preserve"> PAGEREF _Toc244133045 \h </w:instrText>
+              <w:instrText xml:space="preserve"> PAGEREF _Toc244133808 \h </w:instrText>
             </w:r>
             <w:r>
               <w:rPr>
@@ -1973,7 +1973,7 @@
               <w14:ligatures w14:val="standardContextual"/>
             </w:rPr>
           </w:pPr>
-          <w:hyperlink w:anchor="_Toc244133046" w:history="1">
+          <w:hyperlink w:anchor="_Toc244133809" w:history="1">
             <w:r>
               <w:rPr>
                 <w:rStyle w:val="Hyperlink"/>
@@ -1997,7 +1997,7 @@
               <w:rPr>
                 <w:noProof/>
               </w:rPr>
-              <w:instrText xml:space="preserve"> PAGEREF _Toc244133046 \h </w:instrText>
+              <w:instrText xml:space="preserve"> PAGEREF _Toc244133809 \h </w:instrText>
             </w:r>
             <w:r>
               <w:rPr>
@@ -2039,7 +2039,7 @@
               <w14:ligatures w14:val="standardContextual"/>
             </w:rPr>
           </w:pPr>
-          <w:hyperlink w:anchor="_Toc244133047" w:history="1">
+          <w:hyperlink w:anchor="_Toc244133810" w:history="1">
             <w:r>
               <w:rPr>
                 <w:rStyle w:val="Hyperlink"/>
@@ -2063,7 +2063,7 @@
               <w:rPr>
                 <w:noProof/>
               </w:rPr>
-              <w:instrText xml:space="preserve"> PAGEREF _Toc244133047 \h </w:instrText>
+              <w:instrText xml:space="preserve"> PAGEREF _Toc244133810 \h </w:instrText>
             </w:r>
             <w:r>
               <w:rPr>
@@ -2105,7 +2105,7 @@
               <w14:ligatures w14:val="standardContextual"/>
             </w:rPr>
           </w:pPr>
-          <w:hyperlink w:anchor="_Toc244133048" w:history="1">
+          <w:hyperlink w:anchor="_Toc244133811" w:history="1">
             <w:r>
               <w:rPr>
                 <w:rStyle w:val="Hyperlink"/>
@@ -2129,7 +2129,7 @@
               <w:rPr>
                 <w:noProof/>
               </w:rPr>
-              <w:instrText xml:space="preserve"> PAGEREF _Toc244133048 \h </w:instrText>
+              <w:instrText xml:space="preserve"> PAGEREF _Toc244133811 \h </w:instrText>
             </w:r>
             <w:r>
               <w:rPr>
@@ -2171,7 +2171,7 @@
               <w14:ligatures w14:val="standardContextual"/>
             </w:rPr>
           </w:pPr>
-          <w:hyperlink w:anchor="_Toc244133049" w:history="1">
+          <w:hyperlink w:anchor="_Toc244133812" w:history="1">
             <w:r>
               <w:rPr>
                 <w:rStyle w:val="Hyperlink"/>
@@ -2195,7 +2195,7 @@
               <w:rPr>
                 <w:noProof/>
               </w:rPr>
-              <w:instrText xml:space="preserve"> PAGEREF _Toc244133049 \h </w:instrText>
+              <w:instrText xml:space="preserve"> PAGEREF _Toc244133812 \h </w:instrText>
             </w:r>
             <w:r>
               <w:rPr>
@@ -2237,7 +2237,7 @@
               <w14:ligatures w14:val="standardContextual"/>
             </w:rPr>
           </w:pPr>
-          <w:hyperlink w:anchor="_Toc244133050" w:history="1">
+          <w:hyperlink w:anchor="_Toc244133813" w:history="1">
             <w:r>
               <w:rPr>
                 <w:rStyle w:val="Hyperlink"/>
@@ -2261,7 +2261,7 @@
               <w:rPr>
                 <w:noProof/>
               </w:rPr>
-              <w:instrText xml:space="preserve"> PAGEREF _Toc244133050 \h </w:instrText>
+              <w:instrText xml:space="preserve"> PAGEREF _Toc244133813 \h </w:instrText>
             </w:r>
             <w:r>
               <w:rPr>
@@ -2303,7 +2303,7 @@
               <w14:ligatures w14:val="standardContextual"/>
             </w:rPr>
           </w:pPr>
-          <w:hyperlink w:anchor="_Toc244133051" w:history="1">
+          <w:hyperlink w:anchor="_Toc244133814" w:history="1">
             <w:r>
               <w:rPr>
                 <w:rStyle w:val="Hyperlink"/>
@@ -2327,7 +2327,7 @@
               <w:rPr>
                 <w:noProof/>
               </w:rPr>
-              <w:instrText xml:space="preserve"> PAGEREF _Toc244133051 \h </w:instrText>
+              <w:instrText xml:space="preserve"> PAGEREF _Toc244133814 \h </w:instrText>
             </w:r>
             <w:r>
               <w:rPr>
@@ -2369,7 +2369,7 @@
               <w14:ligatures w14:val="standardContextual"/>
             </w:rPr>
           </w:pPr>
-          <w:hyperlink w:anchor="_Toc244133052" w:history="1">
+          <w:hyperlink w:anchor="_Toc244133815" w:history="1">
             <w:r>
               <w:rPr>
                 <w:rStyle w:val="Hyperlink"/>
@@ -2393,7 +2393,7 @@
               <w:rPr>
                 <w:noProof/>
               </w:rPr>
-              <w:instrText xml:space="preserve"> PAGEREF _Toc244133052 \h </w:instrText>
+              <w:instrText xml:space="preserve"> PAGEREF _Toc244133815 \h </w:instrText>
             </w:r>
             <w:r>
               <w:rPr>
@@ -2435,7 +2435,7 @@
               <w14:ligatures w14:val="standardContextual"/>
             </w:rPr>
           </w:pPr>
-          <w:hyperlink w:anchor="_Toc244133053" w:history="1">
+          <w:hyperlink w:anchor="_Toc244133816" w:history="1">
             <w:r>
               <w:rPr>
                 <w:rStyle w:val="Hyperlink"/>
@@ -2459,7 +2459,7 @@
               <w:rPr>
                 <w:noProof/>
               </w:rPr>
-              <w:instrText xml:space="preserve"> PAGEREF _Toc244133053 \h </w:instrText>
+              <w:instrText xml:space="preserve"> PAGEREF _Toc244133816 \h </w:instrText>
             </w:r>
             <w:r>
               <w:rPr>
@@ -2501,7 +2501,7 @@
               <w14:ligatures w14:val="standardContextual"/>
             </w:rPr>
           </w:pPr>
-          <w:hyperlink w:anchor="_Toc244133054" w:history="1">
+          <w:hyperlink w:anchor="_Toc244133817" w:history="1">
             <w:r>
               <w:rPr>
                 <w:rStyle w:val="Hyperlink"/>
@@ -2525,7 +2525,7 @@
               <w:rPr>
                 <w:noProof/>
               </w:rPr>
-              <w:instrText xml:space="preserve"> PAGEREF _Toc244133054 \h </w:instrText>
+              <w:instrText xml:space="preserve"> PAGEREF _Toc244133817 \h </w:instrText>
             </w:r>
             <w:r>
               <w:rPr>
@@ -2567,7 +2567,7 @@
               <w14:ligatures w14:val="standardContextual"/>
             </w:rPr>
           </w:pPr>
-          <w:hyperlink w:anchor="_Toc244133055" w:history="1">
+          <w:hyperlink w:anchor="_Toc244133818" w:history="1">
             <w:r>
               <w:rPr>
                 <w:rStyle w:val="Hyperlink"/>
@@ -2591,7 +2591,7 @@
               <w:rPr>
                 <w:noProof/>
               </w:rPr>
-              <w:instrText xml:space="preserve"> PAGEREF _Toc244133055 \h </w:instrText>
+              <w:instrText xml:space="preserve"> PAGEREF _Toc244133818 \h </w:instrText>
             </w:r>
             <w:r>
               <w:rPr>
@@ -2632,7 +2632,7 @@
         <w:pageBreakBefore/>
         <w:spacing w:before="0"/>
       </w:pPr>
-      <w:bookmarkStart w:id="0" w:name="_Toc244133019"/>
+      <w:bookmarkStart w:id="0" w:name="_Toc244133782"/>
       <w:r>
         <w:t>1.  Introduction</w:t>
       </w:r>
@@ -2768,7 +2768,7 @@
         <w:pStyle w:val="Heading1"/>
         <w:keepNext/>
       </w:pPr>
-      <w:bookmarkStart w:id="1" w:name="_Toc244133020"/>
+      <w:bookmarkStart w:id="1" w:name="_Toc244133783"/>
       <w:r>
         <w:t>2.  The Ground Theorem</w:t>
       </w:r>
@@ -3029,7 +3029,7 @@
         <w:pStyle w:val="Heading1"/>
         <w:keepNext/>
       </w:pPr>
-      <w:bookmarkStart w:id="2" w:name="_Toc244133021"/>
+      <w:bookmarkStart w:id="2" w:name="_Toc244133784"/>
       <w:r>
         <w:t>3.  What the Problem Demands</w:t>
       </w:r>
@@ -3040,7 +3040,7 @@
         <w:pStyle w:val="Heading2"/>
         <w:keepNext/>
       </w:pPr>
-      <w:bookmarkStart w:id="3" w:name="_Toc244133022"/>
+      <w:bookmarkStart w:id="3" w:name="_Toc244133785"/>
       <w:r>
         <w:t>3.1  Euclidean fields and the axioms of Osterwalder and Schrader</w:t>
       </w:r>
@@ -4170,7 +4170,7 @@
         <w:pStyle w:val="Heading2"/>
         <w:keepNext/>
       </w:pPr>
-      <w:bookmarkStart w:id="4" w:name="_Toc244133023"/>
+      <w:bookmarkStart w:id="4" w:name="_Toc244133786"/>
       <w:r>
         <w:t>3.2  The mass gap</w:t>
       </w:r>
@@ -4242,7 +4242,7 @@
         <w:pStyle w:val="Heading2"/>
         <w:keepNext/>
       </w:pPr>
-      <w:bookmarkStart w:id="5" w:name="_Toc244133024"/>
+      <w:bookmarkStart w:id="5" w:name="_Toc244133787"/>
       <w:r>
         <w:t>3.3  Non-triviality</w:t>
       </w:r>
@@ -4321,7 +4321,7 @@
         <w:pStyle w:val="Heading2"/>
         <w:keepNext/>
       </w:pPr>
-      <w:bookmarkStart w:id="6" w:name="_Toc244133025"/>
+      <w:bookmarkStart w:id="6" w:name="_Toc244133788"/>
       <w:r>
         <w:t>3.4  Limits obtained by compactness</w:t>
       </w:r>
@@ -4400,7 +4400,7 @@
         <w:pStyle w:val="Heading1"/>
         <w:keepNext/>
       </w:pPr>
-      <w:bookmarkStart w:id="7" w:name="_Toc244133026"/>
+      <w:bookmarkStart w:id="7" w:name="_Toc244133789"/>
       <w:r>
         <w:t>4.  The Lattice, Its Positivity and Its Gap</w:t>
       </w:r>
@@ -4411,7 +4411,7 @@
         <w:pStyle w:val="Heading2"/>
         <w:keepNext/>
       </w:pPr>
-      <w:bookmarkStart w:id="8" w:name="_Toc244133027"/>
+      <w:bookmarkStart w:id="8" w:name="_Toc244133790"/>
       <w:r>
         <w:t>4.1  Wilson's theory</w:t>
       </w:r>
@@ -5033,7 +5033,7 @@
         <w:pStyle w:val="Heading2"/>
         <w:keepNext/>
       </w:pPr>
-      <w:bookmarkStart w:id="9" w:name="_Toc244133028"/>
+      <w:bookmarkStart w:id="9" w:name="_Toc244133791"/>
       <w:r>
         <w:t>4.2  Reflection positivity and the transfer matrix</w:t>
       </w:r>
@@ -6069,7 +6069,7 @@
         <w:pStyle w:val="Heading2"/>
         <w:keepNext/>
       </w:pPr>
-      <w:bookmarkStart w:id="10" w:name="_Toc244133029"/>
+      <w:bookmarkStart w:id="10" w:name="_Toc244133792"/>
       <w:r>
         <w:t>4.3  The renormalisation group of Bałaban</w:t>
       </w:r>
@@ -6110,7 +6110,7 @@
         <w:pStyle w:val="Heading1"/>
         <w:keepNext/>
       </w:pPr>
-      <w:bookmarkStart w:id="11" w:name="_Toc244133030"/>
+      <w:bookmarkStart w:id="11" w:name="_Toc244133793"/>
       <w:r>
         <w:t>5.  The Three-Dimensional Manuscripts</w:t>
       </w:r>
@@ -6134,7 +6134,7 @@
         <w:pStyle w:val="Heading2"/>
         <w:keepNext/>
       </w:pPr>
-      <w:bookmarkStart w:id="12" w:name="_Toc244133031"/>
+      <w:bookmarkStart w:id="12" w:name="_Toc244133794"/>
       <w:r>
         <w:t>5.1  The documents</w:t>
       </w:r>
@@ -6181,7 +6181,7 @@
         <w:pStyle w:val="Heading2"/>
         <w:keepNext/>
       </w:pPr>
-      <w:bookmarkStart w:id="13" w:name="_Toc244133032"/>
+      <w:bookmarkStart w:id="13" w:name="_Toc244133795"/>
       <w:r>
         <w:t>5.2  The observable</w:t>
       </w:r>
@@ -6585,7 +6585,7 @@
         <w:pStyle w:val="Heading2"/>
         <w:keepNext/>
       </w:pPr>
-      <w:bookmarkStart w:id="14" w:name="_Toc244133033"/>
+      <w:bookmarkStart w:id="14" w:name="_Toc244133796"/>
       <w:r>
         <w:t>5.3  The torus, the infinite volume and the components</w:t>
       </w:r>
@@ -7116,7 +7116,7 @@
         <w:pStyle w:val="Heading2"/>
         <w:keepNext/>
       </w:pPr>
-      <w:bookmarkStart w:id="15" w:name="_Toc244133034"/>
+      <w:bookmarkStart w:id="15" w:name="_Toc244133797"/>
       <w:r>
         <w:t>5.4  The axioms and the reconstruction</w:t>
       </w:r>
@@ -7346,7 +7346,7 @@
         <w:pStyle w:val="Heading2"/>
         <w:keepNext/>
       </w:pPr>
-      <w:bookmarkStart w:id="16" w:name="_Toc244133035"/>
+      <w:bookmarkStart w:id="16" w:name="_Toc244133798"/>
       <w:r>
         <w:t>5.5  Non-triviality</w:t>
       </w:r>
@@ -7887,7 +7887,7 @@
         <w:pStyle w:val="Heading2"/>
         <w:keepNext/>
       </w:pPr>
-      <w:bookmarkStart w:id="17" w:name="_Toc244133036"/>
+      <w:bookmarkStart w:id="17" w:name="_Toc244133799"/>
       <w:r>
         <w:t>5.6  What the manuscript does not assert</w:t>
       </w:r>
@@ -7935,7 +7935,7 @@
         <w:pStyle w:val="Heading1"/>
         <w:keepNext/>
       </w:pPr>
-      <w:bookmarkStart w:id="18" w:name="_Toc244133037"/>
+      <w:bookmarkStart w:id="18" w:name="_Toc244133800"/>
       <w:r>
         <w:t>6.  The Four-Dimensional Draft and the Standing of the Corpus</w:t>
       </w:r>
@@ -7959,7 +7959,7 @@
         <w:pStyle w:val="Heading2"/>
         <w:keepNext/>
       </w:pPr>
-      <w:bookmarkStart w:id="19" w:name="_Toc244133038"/>
+      <w:bookmarkStart w:id="19" w:name="_Toc244133801"/>
       <w:r>
         <w:t>6.1  The authors' account</w:t>
       </w:r>
@@ -8023,7 +8023,7 @@
         <w:pStyle w:val="Heading2"/>
         <w:keepNext/>
       </w:pPr>
-      <w:bookmarkStart w:id="20" w:name="_Toc244133039"/>
+      <w:bookmarkStart w:id="20" w:name="_Toc244133802"/>
       <w:r>
         <w:t>6.2  The conditional theorem</w:t>
       </w:r>
@@ -8226,7 +8226,7 @@
         <w:pStyle w:val="Heading2"/>
         <w:keepNext/>
       </w:pPr>
-      <w:bookmarkStart w:id="21" w:name="_Toc244133040"/>
+      <w:bookmarkStart w:id="21" w:name="_Toc244133803"/>
       <w:r>
         <w:t>6.3  What the draft does not claim</w:t>
       </w:r>
@@ -8304,7 +8304,7 @@
         <w:pStyle w:val="Heading2"/>
         <w:keepNext/>
       </w:pPr>
-      <w:bookmarkStart w:id="22" w:name="_Toc244133041"/>
+      <w:bookmarkStart w:id="22" w:name="_Toc244133804"/>
       <w:r>
         <w:t>6.4  The standing of the corpus</w:t>
       </w:r>
@@ -8365,7 +8365,7 @@
         <w:pStyle w:val="Heading2"/>
         <w:keepNext/>
       </w:pPr>
-      <w:bookmarkStart w:id="23" w:name="_Toc244133042"/>
+      <w:bookmarkStart w:id="23" w:name="_Toc244133805"/>
       <w:r>
         <w:t>6.5  The public reading</w:t>
       </w:r>
@@ -8433,7 +8433,7 @@
         <w:pStyle w:val="Heading2"/>
         <w:keepNext/>
       </w:pPr>
-      <w:bookmarkStart w:id="24" w:name="_Toc244133043"/>
+      <w:bookmarkStart w:id="24" w:name="_Toc244133806"/>
       <w:r>
         <w:t>6.6  Two further claims in public view</w:t>
       </w:r>
@@ -8690,7 +8690,7 @@
         <w:pStyle w:val="Heading1"/>
         <w:keepNext/>
       </w:pPr>
-      <w:bookmarkStart w:id="25" w:name="_Toc244133044"/>
+      <w:bookmarkStart w:id="25" w:name="_Toc244133807"/>
       <w:r>
         <w:t>7.  The Residue and Its Completion</w:t>
       </w:r>
@@ -8714,7 +8714,7 @@
         <w:pStyle w:val="Heading2"/>
         <w:keepNext/>
       </w:pPr>
-      <w:bookmarkStart w:id="26" w:name="_Toc244133045"/>
+      <w:bookmarkStart w:id="26" w:name="_Toc244133808"/>
       <w:r>
         <w:t>7.1  The residue</w:t>
       </w:r>
@@ -8745,7 +8745,7 @@
           <w:left w:w="10" w:type="dxa"/>
           <w:right w:w="10" w:type="dxa"/>
         </w:tblCellMar>
-        <w:tblLook w:val="0000" w:firstRow="0" w:lastRow="0" w:firstColumn="0" w:lastColumn="0" w:noHBand="0" w:noVBand="0"/>
+        <w:tblLook w:val="04A0" w:firstRow="1" w:lastRow="0" w:firstColumn="1" w:lastColumn="0" w:noHBand="0" w:noVBand="1"/>
       </w:tblPr>
       <w:tblGrid>
         <w:gridCol w:w="2700"/>
@@ -9908,7 +9908,7 @@
         <w:pStyle w:val="Heading2"/>
         <w:keepNext/>
       </w:pPr>
-      <w:bookmarkStart w:id="27" w:name="_Toc244133046"/>
+      <w:bookmarkStart w:id="27" w:name="_Toc244133809"/>
       <w:r>
         <w:t>7.2  The gap is exponential clustering</w:t>
       </w:r>
@@ -11854,7 +11854,7 @@
         <w:pStyle w:val="Heading2"/>
         <w:keepNext/>
       </w:pPr>
-      <w:bookmarkStart w:id="28" w:name="_Toc244133047"/>
+      <w:bookmarkStart w:id="28" w:name="_Toc244133810"/>
       <w:r>
         <w:t>7.3  From the lattice to the limit</w:t>
       </w:r>
@@ -13034,7 +13034,7 @@
         <w:pStyle w:val="Heading2"/>
         <w:keepNext/>
       </w:pPr>
-      <w:bookmarkStart w:id="29" w:name="_Toc244133048"/>
+      <w:bookmarkStart w:id="29" w:name="_Toc244133811"/>
       <w:r>
         <w:t>7.4  The collapse of the components</w:t>
       </w:r>
@@ -13150,7 +13150,7 @@
         <w:pStyle w:val="Heading1"/>
         <w:keepNext/>
       </w:pPr>
-      <w:bookmarkStart w:id="30" w:name="_Toc244133049"/>
+      <w:bookmarkStart w:id="30" w:name="_Toc244133812"/>
       <w:r>
         <w:t>8.  The Ground Handed Over</w:t>
       </w:r>
@@ -13161,7 +13161,7 @@
         <w:pStyle w:val="Heading2"/>
         <w:keepNext/>
       </w:pPr>
-      <w:bookmarkStart w:id="31" w:name="_Toc244133050"/>
+      <w:bookmarkStart w:id="31" w:name="_Toc244133813"/>
       <w:r>
         <w:t>8.1  The object that remains</w:t>
       </w:r>
@@ -13305,7 +13305,7 @@
         <w:pStyle w:val="Heading2"/>
         <w:keepNext/>
       </w:pPr>
-      <w:bookmarkStart w:id="32" w:name="_Toc244133051"/>
+      <w:bookmarkStart w:id="32" w:name="_Toc244133814"/>
       <w:r>
         <w:t>8.2  The instruments in hand</w:t>
       </w:r>
@@ -18440,7 +18440,7 @@
           <w:left w:w="10" w:type="dxa"/>
           <w:right w:w="10" w:type="dxa"/>
         </w:tblCellMar>
-        <w:tblLook w:val="0000" w:firstRow="0" w:lastRow="0" w:firstColumn="0" w:lastColumn="0" w:noHBand="0" w:noVBand="0"/>
+        <w:tblLook w:val="04A0" w:firstRow="1" w:lastRow="0" w:firstColumn="1" w:lastColumn="0" w:noHBand="0" w:noVBand="1"/>
       </w:tblPr>
       <w:tblGrid>
         <w:gridCol w:w="1200"/>
@@ -20374,7 +20374,7 @@
         <w:pStyle w:val="Heading2"/>
         <w:keepNext/>
       </w:pPr>
-      <w:bookmarkStart w:id="33" w:name="_Toc244133052"/>
+      <w:bookmarkStart w:id="33" w:name="_Toc244133815"/>
       <w:r>
         <w:t>8.3  The reduction</w:t>
       </w:r>
@@ -28144,10 +28144,10 @@
         <w:footnoteReference w:id="66"/>
       </w:r>
       <w:r>
-        <w:t xml:space="preserve"> On that model the chain closes in a handful of steps from the crossover coupling; on ℤ⁴ those steps are the distance Hypotheses I and II must cross, and no reading of the hierarchical model is a statement about ℤ⁴. One more thing is known about the inequality that would carry the model's control to ℤ⁴. A comparison that bounded the mixed second differences of the effective action of ℤ⁴ by those of the hierarchical model, and held for every compact gauge group, would give the four-dimensional U(1) theory a </w:t>
-      </w:r>
-      <w:r>
-        <w:t>gap wherever its hierarchical flow reaches the disk; the U(1) theory has a massless phase at weak coupling.</w:t>
+        <w:t xml:space="preserve"> The record also says what the model is not. Its first step from β = 2.2 moves the coupling up where the running of ℤ⁴ moves it down, by an amount of the step's own size, so the model certifies the entry into the disk from its fifth rung and the threshold at its seventh, and not the crossover's first steps, which a flow on ℤ⁴ must read on an object of ℤ⁴; on ℤ⁴ those steps are the distance Hypotheses I and II must cross, and no reading of the hierarchical model is a statement about ℤ⁴. One more thing is kno</w:t>
+      </w:r>
+      <w:r>
+        <w:t>wn about the inequality that would carry the model's control to ℤ⁴. A comparison that bounded the mixed second differences of the effective action of ℤ⁴ by those of the hierarchical model, and held for every compact gauge group, would give the four-dimensional U(1) theory a gap wherever its hierarchical flow reaches the disk; the U(1) theory has a massless phase at weak coupling.</w:t>
       </w:r>
       <w:r>
         <w:rPr>
@@ -28189,7 +28189,7 @@
         <w:pStyle w:val="Heading2"/>
         <w:keepNext/>
       </w:pPr>
-      <w:bookmarkStart w:id="34" w:name="_Toc244133053"/>
+      <w:bookmarkStart w:id="34" w:name="_Toc244133816"/>
       <w:r>
         <w:t>8.4  Coda</w:t>
       </w:r>
@@ -28214,7 +28214,7 @@
         <w:pageBreakBefore/>
         <w:spacing w:before="0"/>
       </w:pPr>
-      <w:bookmarkStart w:id="35" w:name="_Toc244133054"/>
+      <w:bookmarkStart w:id="35" w:name="_Toc244133817"/>
       <w:r>
         <w:t>Sources</w:t>
       </w:r>
@@ -29240,7 +29240,7 @@
         <w:pStyle w:val="Heading2"/>
         <w:keepNext/>
       </w:pPr>
-      <w:bookmarkStart w:id="36" w:name="_Toc244133055"/>
+      <w:bookmarkStart w:id="36" w:name="_Toc244133818"/>
       <w:r>
         <w:t>Records of the computations of Edwin Boston III</w:t>
       </w:r>
@@ -31700,7 +31700,7 @@
           <w:sz w:val="17"/>
           <w:szCs w:val="17"/>
         </w:rPr>
-        <w:t>Edwin Boston III, the certified descent; the instrument, its records at the four starting couplings and the run of record are listed in the Records.</w:t>
+        <w:t>Edwin Boston III, the certified descent; the instrument, its records at the four starting couplings and the run of record are listed in the Records. The first step from β = 2.2 is read from the same record: the coefficient rises from 0.464 to 0.486, an effective coupling of 2.34, where the one-loop running of ℤ⁴ takes 2.2 to 1.94 under one doubling of the scale.</w:t>
       </w:r>
     </w:p>
   </w:footnote>
@@ -31807,10 +31807,10 @@
 <file path=word/numbering.xml><?xml version="1.0" encoding="utf-8"?>
 <w:numbering xmlns:wpc="http://schemas.microsoft.com/office/word/2010/wordprocessingCanvas" xmlns:cx="http://schemas.microsoft.com/office/drawing/2014/chartex" xmlns:cx1="http://schemas.microsoft.com/office/drawing/2015/9/8/chartex" xmlns:cx2="http://schemas.microsoft.com/office/drawing/2015/10/21/chartex" xmlns:cx3="http://schemas.microsoft.com/office/drawing/2016/5/9/chartex" xmlns:cx4="http://schemas.microsoft.com/office/drawing/2016/5/10/chartex" xmlns:cx5="http://schemas.microsoft.com/office/drawing/2016/5/11/chartex" xmlns:cx6="http://schemas.microsoft.com/office/drawing/2016/5/12/chartex" xmlns:cx7="http://schemas.microsoft.com/office/drawing/2016/5/13/chartex" xmlns:cx8="http://schemas.microsoft.com/office/drawing/2016/5/14/chartex" xmlns:mc="http://schemas.openxmlformats.org/markup-compatibility/2006" xmlns:aink="http://schemas.microsoft.com/office/drawing/2016/ink" xmlns:am3d="http://schemas.microsoft.com/office/drawing/2017/model3d" xmlns:o="urn:schemas-microsoft-com:office:office" xmlns:oel="http://schemas.microsoft.com/office/2019/extlst" xmlns:r="http://schemas.openxmlformats.org/officeDocument/2006/relationships" xmlns:m="http://schemas.openxmlformats.org/officeDocument/2006/math" xmlns:v="urn:schemas-microsoft-com:vml" xmlns:wp14="http://schemas.microsoft.com/office/word/2010/wordprocessingDrawing" xmlns:wp="http://schemas.openxmlformats.org/drawingml/2006/wordprocessingDrawing" xmlns:w10="urn:schemas-microsoft-com:office:word" xmlns:w="http://schemas.openxmlformats.org/wordprocessingml/2006/main" xmlns:w14="http://schemas.microsoft.com/office/word/2010/wordml" xmlns:w15="http://schemas.microsoft.com/office/word/2012/wordml" xmlns:w16cex="http://schemas.microsoft.com/office/word/2018/wordml/cex" xmlns:w16cid="http://schemas.microsoft.com/office/word/2016/wordml/cid" xmlns:w16="http://schemas.microsoft.com/office/word/2018/wordml" xmlns:w16du="http://schemas.microsoft.com/office/word/2023/wordml/word16du" xmlns:w16sdtdh="http://schemas.microsoft.com/office/word/2020/wordml/sdtdatahash" xmlns:w16sdtfl="http://schemas.microsoft.com/office/word/2024/wordml/sdtformatlock" xmlns:w16se="http://schemas.microsoft.com/office/word/2015/wordml/symex" xmlns:wpg="http://schemas.microsoft.com/office/word/2010/wordprocessingGroup" xmlns:wpi="http://schemas.microsoft.com/office/word/2010/wordprocessingInk" xmlns:wne="http://schemas.microsoft.com/office/word/2006/wordml" xmlns:wps="http://schemas.microsoft.com/office/word/2010/wordprocessingShape" mc:Ignorable="w14 w15 w16se w16cid w16 w16cex w16sdtdh w16sdtfl w16du wp14">
   <w:abstractNum w:abstractNumId="0" w15:restartNumberingAfterBreak="0">
-    <w:nsid w:val="601B48EE"/>
+    <w:nsid w:val="022D2DB0"/>
     <w:multiLevelType w:val="hybridMultilevel"/>
-    <w:tmpl w:val="7B504048"/>
-    <w:lvl w:ilvl="0" w:tplc="700CED4C">
+    <w:tmpl w:val="7D4E89F6"/>
+    <w:lvl w:ilvl="0" w:tplc="262810C6">
       <w:start w:val="1"/>
       <w:numFmt w:val="bullet"/>
       <w:lvlText w:val="●"/>
@@ -31819,7 +31819,7 @@
         <w:ind w:left="720" w:hanging="360"/>
       </w:pPr>
     </w:lvl>
-    <w:lvl w:ilvl="1" w:tplc="0916F320">
+    <w:lvl w:ilvl="1" w:tplc="CE96F370">
       <w:start w:val="1"/>
       <w:numFmt w:val="bullet"/>
       <w:lvlText w:val="○"/>
@@ -31828,7 +31828,7 @@
         <w:ind w:left="1440" w:hanging="360"/>
       </w:pPr>
     </w:lvl>
-    <w:lvl w:ilvl="2" w:tplc="BD340C6C">
+    <w:lvl w:ilvl="2" w:tplc="CE10D050">
       <w:start w:val="1"/>
       <w:numFmt w:val="bullet"/>
       <w:lvlText w:val="■"/>
@@ -31837,7 +31837,7 @@
         <w:ind w:left="2160" w:hanging="360"/>
       </w:pPr>
     </w:lvl>
-    <w:lvl w:ilvl="3" w:tplc="CD9C5E28">
+    <w:lvl w:ilvl="3" w:tplc="02AE4EB0">
       <w:start w:val="1"/>
       <w:numFmt w:val="bullet"/>
       <w:lvlText w:val="●"/>
@@ -31846,7 +31846,7 @@
         <w:ind w:left="2880" w:hanging="360"/>
       </w:pPr>
     </w:lvl>
-    <w:lvl w:ilvl="4" w:tplc="7C1250AA">
+    <w:lvl w:ilvl="4" w:tplc="481E212C">
       <w:start w:val="1"/>
       <w:numFmt w:val="bullet"/>
       <w:lvlText w:val="○"/>
@@ -31855,7 +31855,7 @@
         <w:ind w:left="3600" w:hanging="360"/>
       </w:pPr>
     </w:lvl>
-    <w:lvl w:ilvl="5" w:tplc="18AE0A36">
+    <w:lvl w:ilvl="5" w:tplc="118A4F04">
       <w:start w:val="1"/>
       <w:numFmt w:val="bullet"/>
       <w:lvlText w:val="■"/>
@@ -31864,7 +31864,7 @@
         <w:ind w:left="4320" w:hanging="360"/>
       </w:pPr>
     </w:lvl>
-    <w:lvl w:ilvl="6" w:tplc="FED249E2">
+    <w:lvl w:ilvl="6" w:tplc="A012491C">
       <w:start w:val="1"/>
       <w:numFmt w:val="bullet"/>
       <w:lvlText w:val="●"/>
@@ -31873,7 +31873,7 @@
         <w:ind w:left="5040" w:hanging="360"/>
       </w:pPr>
     </w:lvl>
-    <w:lvl w:ilvl="7" w:tplc="D01A1026">
+    <w:lvl w:ilvl="7" w:tplc="29DC44D4">
       <w:start w:val="1"/>
       <w:numFmt w:val="bullet"/>
       <w:lvlText w:val="●"/>
@@ -31882,7 +31882,7 @@
         <w:ind w:left="5760" w:hanging="360"/>
       </w:pPr>
     </w:lvl>
-    <w:lvl w:ilvl="8" w:tplc="F3CA224E">
+    <w:lvl w:ilvl="8" w:tplc="D74AED62">
       <w:start w:val="1"/>
       <w:numFmt w:val="bullet"/>
       <w:lvlText w:val="●"/>
@@ -31892,7 +31892,7 @@
       </w:pPr>
     </w:lvl>
   </w:abstractNum>
-  <w:num w:numId="1" w16cid:durableId="50542227">
+  <w:num w:numId="1" w16cid:durableId="365714093">
     <w:abstractNumId w:val="0"/>
     <w:lvlOverride w:ilvl="0">
       <w:startOverride w:val="1"/>
@@ -32489,7 +32489,7 @@
     <w:autoRedefine/>
     <w:uiPriority w:val="39"/>
     <w:unhideWhenUsed/>
-    <w:rsid w:val="003604F3"/>
+    <w:rsid w:val="00EB6CFC"/>
     <w:pPr>
       <w:spacing w:after="100"/>
     </w:pPr>
@@ -32501,7 +32501,7 @@
     <w:autoRedefine/>
     <w:uiPriority w:val="39"/>
     <w:unhideWhenUsed/>
-    <w:rsid w:val="003604F3"/>
+    <w:rsid w:val="00EB6CFC"/>
     <w:pPr>
       <w:spacing w:after="100"/>
       <w:ind w:left="220"/>

--- a/THE-GROUND-Edwin-Boston-III.docx
+++ b/THE-GROUND-Edwin-Boston-III.docx
@@ -163,7 +163,7 @@
     <w:sdt>
       <w:sdtPr>
         <w:alias w:val="Contents"/>
-        <w:id w:val="53668271"/>
+        <w:id w:val="-1254048923"/>
       </w:sdtPr>
       <w:sdtEndPr/>
       <w:sdtContent>
@@ -191,7 +191,7 @@
           <w:r>
             <w:fldChar w:fldCharType="separate"/>
           </w:r>
-          <w:hyperlink w:anchor="_Toc244133782" w:history="1">
+          <w:hyperlink w:anchor="_Toc244134001" w:history="1">
             <w:r>
               <w:rPr>
                 <w:rStyle w:val="Hyperlink"/>
@@ -215,7 +215,7 @@
               <w:rPr>
                 <w:noProof/>
               </w:rPr>
-              <w:instrText xml:space="preserve"> PAGEREF _Toc244133782 \h </w:instrText>
+              <w:instrText xml:space="preserve"> PAGEREF _Toc244134001 \h </w:instrText>
             </w:r>
             <w:r>
               <w:rPr>
@@ -257,7 +257,7 @@
               <w14:ligatures w14:val="standardContextual"/>
             </w:rPr>
           </w:pPr>
-          <w:hyperlink w:anchor="_Toc244133783" w:history="1">
+          <w:hyperlink w:anchor="_Toc244134002" w:history="1">
             <w:r>
               <w:rPr>
                 <w:rStyle w:val="Hyperlink"/>
@@ -281,7 +281,7 @@
               <w:rPr>
                 <w:noProof/>
               </w:rPr>
-              <w:instrText xml:space="preserve"> PAGEREF _Toc244133783 \h </w:instrText>
+              <w:instrText xml:space="preserve"> PAGEREF _Toc244134002 \h </w:instrText>
             </w:r>
             <w:r>
               <w:rPr>
@@ -323,7 +323,7 @@
               <w14:ligatures w14:val="standardContextual"/>
             </w:rPr>
           </w:pPr>
-          <w:hyperlink w:anchor="_Toc244133784" w:history="1">
+          <w:hyperlink w:anchor="_Toc244134003" w:history="1">
             <w:r>
               <w:rPr>
                 <w:rStyle w:val="Hyperlink"/>
@@ -347,7 +347,7 @@
               <w:rPr>
                 <w:noProof/>
               </w:rPr>
-              <w:instrText xml:space="preserve"> PAGEREF _Toc244133784 \h </w:instrText>
+              <w:instrText xml:space="preserve"> PAGEREF _Toc244134003 \h </w:instrText>
             </w:r>
             <w:r>
               <w:rPr>
@@ -389,7 +389,7 @@
               <w14:ligatures w14:val="standardContextual"/>
             </w:rPr>
           </w:pPr>
-          <w:hyperlink w:anchor="_Toc244133785" w:history="1">
+          <w:hyperlink w:anchor="_Toc244134004" w:history="1">
             <w:r>
               <w:rPr>
                 <w:rStyle w:val="Hyperlink"/>
@@ -413,7 +413,7 @@
               <w:rPr>
                 <w:noProof/>
               </w:rPr>
-              <w:instrText xml:space="preserve"> PAGEREF _Toc244133785 \h </w:instrText>
+              <w:instrText xml:space="preserve"> PAGEREF _Toc244134004 \h </w:instrText>
             </w:r>
             <w:r>
               <w:rPr>
@@ -455,7 +455,7 @@
               <w14:ligatures w14:val="standardContextual"/>
             </w:rPr>
           </w:pPr>
-          <w:hyperlink w:anchor="_Toc244133786" w:history="1">
+          <w:hyperlink w:anchor="_Toc244134005" w:history="1">
             <w:r>
               <w:rPr>
                 <w:rStyle w:val="Hyperlink"/>
@@ -479,7 +479,7 @@
               <w:rPr>
                 <w:noProof/>
               </w:rPr>
-              <w:instrText xml:space="preserve"> PAGEREF _Toc244133786 \h </w:instrText>
+              <w:instrText xml:space="preserve"> PAGEREF _Toc244134005 \h </w:instrText>
             </w:r>
             <w:r>
               <w:rPr>
@@ -521,7 +521,7 @@
               <w14:ligatures w14:val="standardContextual"/>
             </w:rPr>
           </w:pPr>
-          <w:hyperlink w:anchor="_Toc244133787" w:history="1">
+          <w:hyperlink w:anchor="_Toc244134006" w:history="1">
             <w:r>
               <w:rPr>
                 <w:rStyle w:val="Hyperlink"/>
@@ -545,7 +545,7 @@
               <w:rPr>
                 <w:noProof/>
               </w:rPr>
-              <w:instrText xml:space="preserve"> PAGEREF _Toc244133787 \h </w:instrText>
+              <w:instrText xml:space="preserve"> PAGEREF _Toc244134006 \h </w:instrText>
             </w:r>
             <w:r>
               <w:rPr>
@@ -587,7 +587,7 @@
               <w14:ligatures w14:val="standardContextual"/>
             </w:rPr>
           </w:pPr>
-          <w:hyperlink w:anchor="_Toc244133788" w:history="1">
+          <w:hyperlink w:anchor="_Toc244134007" w:history="1">
             <w:r>
               <w:rPr>
                 <w:rStyle w:val="Hyperlink"/>
@@ -611,7 +611,7 @@
               <w:rPr>
                 <w:noProof/>
               </w:rPr>
-              <w:instrText xml:space="preserve"> PAGEREF _Toc244133788 \h </w:instrText>
+              <w:instrText xml:space="preserve"> PAGEREF _Toc244134007 \h </w:instrText>
             </w:r>
             <w:r>
               <w:rPr>
@@ -653,7 +653,7 @@
               <w14:ligatures w14:val="standardContextual"/>
             </w:rPr>
           </w:pPr>
-          <w:hyperlink w:anchor="_Toc244133789" w:history="1">
+          <w:hyperlink w:anchor="_Toc244134008" w:history="1">
             <w:r>
               <w:rPr>
                 <w:rStyle w:val="Hyperlink"/>
@@ -677,7 +677,7 @@
               <w:rPr>
                 <w:noProof/>
               </w:rPr>
-              <w:instrText xml:space="preserve"> PAGEREF _Toc244133789 \h </w:instrText>
+              <w:instrText xml:space="preserve"> PAGEREF _Toc244134008 \h </w:instrText>
             </w:r>
             <w:r>
               <w:rPr>
@@ -719,7 +719,7 @@
               <w14:ligatures w14:val="standardContextual"/>
             </w:rPr>
           </w:pPr>
-          <w:hyperlink w:anchor="_Toc244133790" w:history="1">
+          <w:hyperlink w:anchor="_Toc244134009" w:history="1">
             <w:r>
               <w:rPr>
                 <w:rStyle w:val="Hyperlink"/>
@@ -743,7 +743,7 @@
               <w:rPr>
                 <w:noProof/>
               </w:rPr>
-              <w:instrText xml:space="preserve"> PAGEREF _Toc244133790 \h </w:instrText>
+              <w:instrText xml:space="preserve"> PAGEREF _Toc244134009 \h </w:instrText>
             </w:r>
             <w:r>
               <w:rPr>
@@ -785,7 +785,7 @@
               <w14:ligatures w14:val="standardContextual"/>
             </w:rPr>
           </w:pPr>
-          <w:hyperlink w:anchor="_Toc244133791" w:history="1">
+          <w:hyperlink w:anchor="_Toc244134010" w:history="1">
             <w:r>
               <w:rPr>
                 <w:rStyle w:val="Hyperlink"/>
@@ -809,7 +809,7 @@
               <w:rPr>
                 <w:noProof/>
               </w:rPr>
-              <w:instrText xml:space="preserve"> PAGEREF _Toc244133791 \h </w:instrText>
+              <w:instrText xml:space="preserve"> PAGEREF _Toc244134010 \h </w:instrText>
             </w:r>
             <w:r>
               <w:rPr>
@@ -851,7 +851,7 @@
               <w14:ligatures w14:val="standardContextual"/>
             </w:rPr>
           </w:pPr>
-          <w:hyperlink w:anchor="_Toc244133792" w:history="1">
+          <w:hyperlink w:anchor="_Toc244134011" w:history="1">
             <w:r>
               <w:rPr>
                 <w:rStyle w:val="Hyperlink"/>
@@ -875,7 +875,7 @@
               <w:rPr>
                 <w:noProof/>
               </w:rPr>
-              <w:instrText xml:space="preserve"> PAGEREF _Toc244133792 \h </w:instrText>
+              <w:instrText xml:space="preserve"> PAGEREF _Toc244134011 \h </w:instrText>
             </w:r>
             <w:r>
               <w:rPr>
@@ -917,7 +917,7 @@
               <w14:ligatures w14:val="standardContextual"/>
             </w:rPr>
           </w:pPr>
-          <w:hyperlink w:anchor="_Toc244133793" w:history="1">
+          <w:hyperlink w:anchor="_Toc244134012" w:history="1">
             <w:r>
               <w:rPr>
                 <w:rStyle w:val="Hyperlink"/>
@@ -941,7 +941,7 @@
               <w:rPr>
                 <w:noProof/>
               </w:rPr>
-              <w:instrText xml:space="preserve"> PAGEREF _Toc244133793 \h </w:instrText>
+              <w:instrText xml:space="preserve"> PAGEREF _Toc244134012 \h </w:instrText>
             </w:r>
             <w:r>
               <w:rPr>
@@ -983,7 +983,7 @@
               <w14:ligatures w14:val="standardContextual"/>
             </w:rPr>
           </w:pPr>
-          <w:hyperlink w:anchor="_Toc244133794" w:history="1">
+          <w:hyperlink w:anchor="_Toc244134013" w:history="1">
             <w:r>
               <w:rPr>
                 <w:rStyle w:val="Hyperlink"/>
@@ -1007,7 +1007,7 @@
               <w:rPr>
                 <w:noProof/>
               </w:rPr>
-              <w:instrText xml:space="preserve"> PAGEREF _Toc244133794 \h </w:instrText>
+              <w:instrText xml:space="preserve"> PAGEREF _Toc244134013 \h </w:instrText>
             </w:r>
             <w:r>
               <w:rPr>
@@ -1049,7 +1049,7 @@
               <w14:ligatures w14:val="standardContextual"/>
             </w:rPr>
           </w:pPr>
-          <w:hyperlink w:anchor="_Toc244133795" w:history="1">
+          <w:hyperlink w:anchor="_Toc244134014" w:history="1">
             <w:r>
               <w:rPr>
                 <w:rStyle w:val="Hyperlink"/>
@@ -1073,7 +1073,7 @@
               <w:rPr>
                 <w:noProof/>
               </w:rPr>
-              <w:instrText xml:space="preserve"> PAGEREF _Toc244133795 \h </w:instrText>
+              <w:instrText xml:space="preserve"> PAGEREF _Toc244134014 \h </w:instrText>
             </w:r>
             <w:r>
               <w:rPr>
@@ -1115,7 +1115,7 @@
               <w14:ligatures w14:val="standardContextual"/>
             </w:rPr>
           </w:pPr>
-          <w:hyperlink w:anchor="_Toc244133796" w:history="1">
+          <w:hyperlink w:anchor="_Toc244134015" w:history="1">
             <w:r>
               <w:rPr>
                 <w:rStyle w:val="Hyperlink"/>
@@ -1139,7 +1139,7 @@
               <w:rPr>
                 <w:noProof/>
               </w:rPr>
-              <w:instrText xml:space="preserve"> PAGEREF _Toc244133796 \h </w:instrText>
+              <w:instrText xml:space="preserve"> PAGEREF _Toc244134015 \h </w:instrText>
             </w:r>
             <w:r>
               <w:rPr>
@@ -1181,7 +1181,7 @@
               <w14:ligatures w14:val="standardContextual"/>
             </w:rPr>
           </w:pPr>
-          <w:hyperlink w:anchor="_Toc244133797" w:history="1">
+          <w:hyperlink w:anchor="_Toc244134016" w:history="1">
             <w:r>
               <w:rPr>
                 <w:rStyle w:val="Hyperlink"/>
@@ -1205,7 +1205,7 @@
               <w:rPr>
                 <w:noProof/>
               </w:rPr>
-              <w:instrText xml:space="preserve"> PAGEREF _Toc244133797 \h </w:instrText>
+              <w:instrText xml:space="preserve"> PAGEREF _Toc244134016 \h </w:instrText>
             </w:r>
             <w:r>
               <w:rPr>
@@ -1247,7 +1247,7 @@
               <w14:ligatures w14:val="standardContextual"/>
             </w:rPr>
           </w:pPr>
-          <w:hyperlink w:anchor="_Toc244133798" w:history="1">
+          <w:hyperlink w:anchor="_Toc244134017" w:history="1">
             <w:r>
               <w:rPr>
                 <w:rStyle w:val="Hyperlink"/>
@@ -1271,7 +1271,7 @@
               <w:rPr>
                 <w:noProof/>
               </w:rPr>
-              <w:instrText xml:space="preserve"> PAGEREF _Toc244133798 \h </w:instrText>
+              <w:instrText xml:space="preserve"> PAGEREF _Toc244134017 \h </w:instrText>
             </w:r>
             <w:r>
               <w:rPr>
@@ -1313,7 +1313,7 @@
               <w14:ligatures w14:val="standardContextual"/>
             </w:rPr>
           </w:pPr>
-          <w:hyperlink w:anchor="_Toc244133799" w:history="1">
+          <w:hyperlink w:anchor="_Toc244134018" w:history="1">
             <w:r>
               <w:rPr>
                 <w:rStyle w:val="Hyperlink"/>
@@ -1337,7 +1337,7 @@
               <w:rPr>
                 <w:noProof/>
               </w:rPr>
-              <w:instrText xml:space="preserve"> PAGEREF _Toc244133799 \h </w:instrText>
+              <w:instrText xml:space="preserve"> PAGEREF _Toc244134018 \h </w:instrText>
             </w:r>
             <w:r>
               <w:rPr>
@@ -1379,7 +1379,7 @@
               <w14:ligatures w14:val="standardContextual"/>
             </w:rPr>
           </w:pPr>
-          <w:hyperlink w:anchor="_Toc244133800" w:history="1">
+          <w:hyperlink w:anchor="_Toc244134019" w:history="1">
             <w:r>
               <w:rPr>
                 <w:rStyle w:val="Hyperlink"/>
@@ -1403,7 +1403,7 @@
               <w:rPr>
                 <w:noProof/>
               </w:rPr>
-              <w:instrText xml:space="preserve"> PAGEREF _Toc244133800 \h </w:instrText>
+              <w:instrText xml:space="preserve"> PAGEREF _Toc244134019 \h </w:instrText>
             </w:r>
             <w:r>
               <w:rPr>
@@ -1445,7 +1445,7 @@
               <w14:ligatures w14:val="standardContextual"/>
             </w:rPr>
           </w:pPr>
-          <w:hyperlink w:anchor="_Toc244133801" w:history="1">
+          <w:hyperlink w:anchor="_Toc244134020" w:history="1">
             <w:r>
               <w:rPr>
                 <w:rStyle w:val="Hyperlink"/>
@@ -1469,7 +1469,7 @@
               <w:rPr>
                 <w:noProof/>
               </w:rPr>
-              <w:instrText xml:space="preserve"> PAGEREF _Toc244133801 \h </w:instrText>
+              <w:instrText xml:space="preserve"> PAGEREF _Toc244134020 \h </w:instrText>
             </w:r>
             <w:r>
               <w:rPr>
@@ -1511,7 +1511,7 @@
               <w14:ligatures w14:val="standardContextual"/>
             </w:rPr>
           </w:pPr>
-          <w:hyperlink w:anchor="_Toc244133802" w:history="1">
+          <w:hyperlink w:anchor="_Toc244134021" w:history="1">
             <w:r>
               <w:rPr>
                 <w:rStyle w:val="Hyperlink"/>
@@ -1535,7 +1535,7 @@
               <w:rPr>
                 <w:noProof/>
               </w:rPr>
-              <w:instrText xml:space="preserve"> PAGEREF _Toc244133802 \h </w:instrText>
+              <w:instrText xml:space="preserve"> PAGEREF _Toc244134021 \h </w:instrText>
             </w:r>
             <w:r>
               <w:rPr>
@@ -1577,7 +1577,7 @@
               <w14:ligatures w14:val="standardContextual"/>
             </w:rPr>
           </w:pPr>
-          <w:hyperlink w:anchor="_Toc244133803" w:history="1">
+          <w:hyperlink w:anchor="_Toc244134022" w:history="1">
             <w:r>
               <w:rPr>
                 <w:rStyle w:val="Hyperlink"/>
@@ -1601,7 +1601,7 @@
               <w:rPr>
                 <w:noProof/>
               </w:rPr>
-              <w:instrText xml:space="preserve"> PAGEREF _Toc244133803 \h </w:instrText>
+              <w:instrText xml:space="preserve"> PAGEREF _Toc244134022 \h </w:instrText>
             </w:r>
             <w:r>
               <w:rPr>
@@ -1643,7 +1643,7 @@
               <w14:ligatures w14:val="standardContextual"/>
             </w:rPr>
           </w:pPr>
-          <w:hyperlink w:anchor="_Toc244133804" w:history="1">
+          <w:hyperlink w:anchor="_Toc244134023" w:history="1">
             <w:r>
               <w:rPr>
                 <w:rStyle w:val="Hyperlink"/>
@@ -1667,7 +1667,7 @@
               <w:rPr>
                 <w:noProof/>
               </w:rPr>
-              <w:instrText xml:space="preserve"> PAGEREF _Toc244133804 \h </w:instrText>
+              <w:instrText xml:space="preserve"> PAGEREF _Toc244134023 \h </w:instrText>
             </w:r>
             <w:r>
               <w:rPr>
@@ -1709,7 +1709,7 @@
               <w14:ligatures w14:val="standardContextual"/>
             </w:rPr>
           </w:pPr>
-          <w:hyperlink w:anchor="_Toc244133805" w:history="1">
+          <w:hyperlink w:anchor="_Toc244134024" w:history="1">
             <w:r>
               <w:rPr>
                 <w:rStyle w:val="Hyperlink"/>
@@ -1733,7 +1733,7 @@
               <w:rPr>
                 <w:noProof/>
               </w:rPr>
-              <w:instrText xml:space="preserve"> PAGEREF _Toc244133805 \h </w:instrText>
+              <w:instrText xml:space="preserve"> PAGEREF _Toc244134024 \h </w:instrText>
             </w:r>
             <w:r>
               <w:rPr>
@@ -1775,7 +1775,7 @@
               <w14:ligatures w14:val="standardContextual"/>
             </w:rPr>
           </w:pPr>
-          <w:hyperlink w:anchor="_Toc244133806" w:history="1">
+          <w:hyperlink w:anchor="_Toc244134025" w:history="1">
             <w:r>
               <w:rPr>
                 <w:rStyle w:val="Hyperlink"/>
@@ -1799,7 +1799,7 @@
               <w:rPr>
                 <w:noProof/>
               </w:rPr>
-              <w:instrText xml:space="preserve"> PAGEREF _Toc244133806 \h </w:instrText>
+              <w:instrText xml:space="preserve"> PAGEREF _Toc244134025 \h </w:instrText>
             </w:r>
             <w:r>
               <w:rPr>
@@ -1841,7 +1841,7 @@
               <w14:ligatures w14:val="standardContextual"/>
             </w:rPr>
           </w:pPr>
-          <w:hyperlink w:anchor="_Toc244133807" w:history="1">
+          <w:hyperlink w:anchor="_Toc244134026" w:history="1">
             <w:r>
               <w:rPr>
                 <w:rStyle w:val="Hyperlink"/>
@@ -1865,7 +1865,7 @@
               <w:rPr>
                 <w:noProof/>
               </w:rPr>
-              <w:instrText xml:space="preserve"> PAGEREF _Toc244133807 \h </w:instrText>
+              <w:instrText xml:space="preserve"> PAGEREF _Toc244134026 \h </w:instrText>
             </w:r>
             <w:r>
               <w:rPr>
@@ -1907,7 +1907,7 @@
               <w14:ligatures w14:val="standardContextual"/>
             </w:rPr>
           </w:pPr>
-          <w:hyperlink w:anchor="_Toc244133808" w:history="1">
+          <w:hyperlink w:anchor="_Toc244134027" w:history="1">
             <w:r>
               <w:rPr>
                 <w:rStyle w:val="Hyperlink"/>
@@ -1931,7 +1931,7 @@
               <w:rPr>
                 <w:noProof/>
               </w:rPr>
-              <w:instrText xml:space="preserve"> PAGEREF _Toc244133808 \h </w:instrText>
+              <w:instrText xml:space="preserve"> PAGEREF _Toc244134027 \h </w:instrText>
             </w:r>
             <w:r>
               <w:rPr>
@@ -1973,7 +1973,7 @@
               <w14:ligatures w14:val="standardContextual"/>
             </w:rPr>
           </w:pPr>
-          <w:hyperlink w:anchor="_Toc244133809" w:history="1">
+          <w:hyperlink w:anchor="_Toc244134028" w:history="1">
             <w:r>
               <w:rPr>
                 <w:rStyle w:val="Hyperlink"/>
@@ -1997,7 +1997,7 @@
               <w:rPr>
                 <w:noProof/>
               </w:rPr>
-              <w:instrText xml:space="preserve"> PAGEREF _Toc244133809 \h </w:instrText>
+              <w:instrText xml:space="preserve"> PAGEREF _Toc244134028 \h </w:instrText>
             </w:r>
             <w:r>
               <w:rPr>
@@ -2039,7 +2039,7 @@
               <w14:ligatures w14:val="standardContextual"/>
             </w:rPr>
           </w:pPr>
-          <w:hyperlink w:anchor="_Toc244133810" w:history="1">
+          <w:hyperlink w:anchor="_Toc244134029" w:history="1">
             <w:r>
               <w:rPr>
                 <w:rStyle w:val="Hyperlink"/>
@@ -2063,7 +2063,7 @@
               <w:rPr>
                 <w:noProof/>
               </w:rPr>
-              <w:instrText xml:space="preserve"> PAGEREF _Toc244133810 \h </w:instrText>
+              <w:instrText xml:space="preserve"> PAGEREF _Toc244134029 \h </w:instrText>
             </w:r>
             <w:r>
               <w:rPr>
@@ -2105,7 +2105,7 @@
               <w14:ligatures w14:val="standardContextual"/>
             </w:rPr>
           </w:pPr>
-          <w:hyperlink w:anchor="_Toc244133811" w:history="1">
+          <w:hyperlink w:anchor="_Toc244134030" w:history="1">
             <w:r>
               <w:rPr>
                 <w:rStyle w:val="Hyperlink"/>
@@ -2129,7 +2129,7 @@
               <w:rPr>
                 <w:noProof/>
               </w:rPr>
-              <w:instrText xml:space="preserve"> PAGEREF _Toc244133811 \h </w:instrText>
+              <w:instrText xml:space="preserve"> PAGEREF _Toc244134030 \h </w:instrText>
             </w:r>
             <w:r>
               <w:rPr>
@@ -2171,7 +2171,7 @@
               <w14:ligatures w14:val="standardContextual"/>
             </w:rPr>
           </w:pPr>
-          <w:hyperlink w:anchor="_Toc244133812" w:history="1">
+          <w:hyperlink w:anchor="_Toc244134031" w:history="1">
             <w:r>
               <w:rPr>
                 <w:rStyle w:val="Hyperlink"/>
@@ -2195,7 +2195,7 @@
               <w:rPr>
                 <w:noProof/>
               </w:rPr>
-              <w:instrText xml:space="preserve"> PAGEREF _Toc244133812 \h </w:instrText>
+              <w:instrText xml:space="preserve"> PAGEREF _Toc244134031 \h </w:instrText>
             </w:r>
             <w:r>
               <w:rPr>
@@ -2237,7 +2237,7 @@
               <w14:ligatures w14:val="standardContextual"/>
             </w:rPr>
           </w:pPr>
-          <w:hyperlink w:anchor="_Toc244133813" w:history="1">
+          <w:hyperlink w:anchor="_Toc244134032" w:history="1">
             <w:r>
               <w:rPr>
                 <w:rStyle w:val="Hyperlink"/>
@@ -2261,7 +2261,7 @@
               <w:rPr>
                 <w:noProof/>
               </w:rPr>
-              <w:instrText xml:space="preserve"> PAGEREF _Toc244133813 \h </w:instrText>
+              <w:instrText xml:space="preserve"> PAGEREF _Toc244134032 \h </w:instrText>
             </w:r>
             <w:r>
               <w:rPr>
@@ -2303,7 +2303,7 @@
               <w14:ligatures w14:val="standardContextual"/>
             </w:rPr>
           </w:pPr>
-          <w:hyperlink w:anchor="_Toc244133814" w:history="1">
+          <w:hyperlink w:anchor="_Toc244134033" w:history="1">
             <w:r>
               <w:rPr>
                 <w:rStyle w:val="Hyperlink"/>
@@ -2327,7 +2327,7 @@
               <w:rPr>
                 <w:noProof/>
               </w:rPr>
-              <w:instrText xml:space="preserve"> PAGEREF _Toc244133814 \h </w:instrText>
+              <w:instrText xml:space="preserve"> PAGEREF _Toc244134033 \h </w:instrText>
             </w:r>
             <w:r>
               <w:rPr>
@@ -2369,7 +2369,7 @@
               <w14:ligatures w14:val="standardContextual"/>
             </w:rPr>
           </w:pPr>
-          <w:hyperlink w:anchor="_Toc244133815" w:history="1">
+          <w:hyperlink w:anchor="_Toc244134034" w:history="1">
             <w:r>
               <w:rPr>
                 <w:rStyle w:val="Hyperlink"/>
@@ -2393,7 +2393,7 @@
               <w:rPr>
                 <w:noProof/>
               </w:rPr>
-              <w:instrText xml:space="preserve"> PAGEREF _Toc244133815 \h </w:instrText>
+              <w:instrText xml:space="preserve"> PAGEREF _Toc244134034 \h </w:instrText>
             </w:r>
             <w:r>
               <w:rPr>
@@ -2435,7 +2435,7 @@
               <w14:ligatures w14:val="standardContextual"/>
             </w:rPr>
           </w:pPr>
-          <w:hyperlink w:anchor="_Toc244133816" w:history="1">
+          <w:hyperlink w:anchor="_Toc244134035" w:history="1">
             <w:r>
               <w:rPr>
                 <w:rStyle w:val="Hyperlink"/>
@@ -2459,7 +2459,7 @@
               <w:rPr>
                 <w:noProof/>
               </w:rPr>
-              <w:instrText xml:space="preserve"> PAGEREF _Toc244133816 \h </w:instrText>
+              <w:instrText xml:space="preserve"> PAGEREF _Toc244134035 \h </w:instrText>
             </w:r>
             <w:r>
               <w:rPr>
@@ -2501,7 +2501,7 @@
               <w14:ligatures w14:val="standardContextual"/>
             </w:rPr>
           </w:pPr>
-          <w:hyperlink w:anchor="_Toc244133817" w:history="1">
+          <w:hyperlink w:anchor="_Toc244134036" w:history="1">
             <w:r>
               <w:rPr>
                 <w:rStyle w:val="Hyperlink"/>
@@ -2525,7 +2525,7 @@
               <w:rPr>
                 <w:noProof/>
               </w:rPr>
-              <w:instrText xml:space="preserve"> PAGEREF _Toc244133817 \h </w:instrText>
+              <w:instrText xml:space="preserve"> PAGEREF _Toc244134036 \h </w:instrText>
             </w:r>
             <w:r>
               <w:rPr>
@@ -2567,7 +2567,7 @@
               <w14:ligatures w14:val="standardContextual"/>
             </w:rPr>
           </w:pPr>
-          <w:hyperlink w:anchor="_Toc244133818" w:history="1">
+          <w:hyperlink w:anchor="_Toc244134037" w:history="1">
             <w:r>
               <w:rPr>
                 <w:rStyle w:val="Hyperlink"/>
@@ -2591,7 +2591,7 @@
               <w:rPr>
                 <w:noProof/>
               </w:rPr>
-              <w:instrText xml:space="preserve"> PAGEREF _Toc244133818 \h </w:instrText>
+              <w:instrText xml:space="preserve"> PAGEREF _Toc244134037 \h </w:instrText>
             </w:r>
             <w:r>
               <w:rPr>
@@ -2632,7 +2632,7 @@
         <w:pageBreakBefore/>
         <w:spacing w:before="0"/>
       </w:pPr>
-      <w:bookmarkStart w:id="0" w:name="_Toc244133782"/>
+      <w:bookmarkStart w:id="0" w:name="_Toc244134001"/>
       <w:r>
         <w:t>1.  Introduction</w:t>
       </w:r>
@@ -2768,7 +2768,7 @@
         <w:pStyle w:val="Heading1"/>
         <w:keepNext/>
       </w:pPr>
-      <w:bookmarkStart w:id="1" w:name="_Toc244133783"/>
+      <w:bookmarkStart w:id="1" w:name="_Toc244134002"/>
       <w:r>
         <w:t>2.  The Ground Theorem</w:t>
       </w:r>
@@ -3029,7 +3029,7 @@
         <w:pStyle w:val="Heading1"/>
         <w:keepNext/>
       </w:pPr>
-      <w:bookmarkStart w:id="2" w:name="_Toc244133784"/>
+      <w:bookmarkStart w:id="2" w:name="_Toc244134003"/>
       <w:r>
         <w:t>3.  What the Problem Demands</w:t>
       </w:r>
@@ -3040,7 +3040,7 @@
         <w:pStyle w:val="Heading2"/>
         <w:keepNext/>
       </w:pPr>
-      <w:bookmarkStart w:id="3" w:name="_Toc244133785"/>
+      <w:bookmarkStart w:id="3" w:name="_Toc244134004"/>
       <w:r>
         <w:t>3.1  Euclidean fields and the axioms of Osterwalder and Schrader</w:t>
       </w:r>
@@ -4170,7 +4170,7 @@
         <w:pStyle w:val="Heading2"/>
         <w:keepNext/>
       </w:pPr>
-      <w:bookmarkStart w:id="4" w:name="_Toc244133786"/>
+      <w:bookmarkStart w:id="4" w:name="_Toc244134005"/>
       <w:r>
         <w:t>3.2  The mass gap</w:t>
       </w:r>
@@ -4242,7 +4242,7 @@
         <w:pStyle w:val="Heading2"/>
         <w:keepNext/>
       </w:pPr>
-      <w:bookmarkStart w:id="5" w:name="_Toc244133787"/>
+      <w:bookmarkStart w:id="5" w:name="_Toc244134006"/>
       <w:r>
         <w:t>3.3  Non-triviality</w:t>
       </w:r>
@@ -4321,7 +4321,7 @@
         <w:pStyle w:val="Heading2"/>
         <w:keepNext/>
       </w:pPr>
-      <w:bookmarkStart w:id="6" w:name="_Toc244133788"/>
+      <w:bookmarkStart w:id="6" w:name="_Toc244134007"/>
       <w:r>
         <w:t>3.4  Limits obtained by compactness</w:t>
       </w:r>
@@ -4400,7 +4400,7 @@
         <w:pStyle w:val="Heading1"/>
         <w:keepNext/>
       </w:pPr>
-      <w:bookmarkStart w:id="7" w:name="_Toc244133789"/>
+      <w:bookmarkStart w:id="7" w:name="_Toc244134008"/>
       <w:r>
         <w:t>4.  The Lattice, Its Positivity and Its Gap</w:t>
       </w:r>
@@ -4411,7 +4411,7 @@
         <w:pStyle w:val="Heading2"/>
         <w:keepNext/>
       </w:pPr>
-      <w:bookmarkStart w:id="8" w:name="_Toc244133790"/>
+      <w:bookmarkStart w:id="8" w:name="_Toc244134009"/>
       <w:r>
         <w:t>4.1  Wilson's theory</w:t>
       </w:r>
@@ -5033,7 +5033,7 @@
         <w:pStyle w:val="Heading2"/>
         <w:keepNext/>
       </w:pPr>
-      <w:bookmarkStart w:id="9" w:name="_Toc244133791"/>
+      <w:bookmarkStart w:id="9" w:name="_Toc244134010"/>
       <w:r>
         <w:t>4.2  Reflection positivity and the transfer matrix</w:t>
       </w:r>
@@ -6069,7 +6069,7 @@
         <w:pStyle w:val="Heading2"/>
         <w:keepNext/>
       </w:pPr>
-      <w:bookmarkStart w:id="10" w:name="_Toc244133792"/>
+      <w:bookmarkStart w:id="10" w:name="_Toc244134011"/>
       <w:r>
         <w:t>4.3  The renormalisation group of Bałaban</w:t>
       </w:r>
@@ -6110,7 +6110,7 @@
         <w:pStyle w:val="Heading1"/>
         <w:keepNext/>
       </w:pPr>
-      <w:bookmarkStart w:id="11" w:name="_Toc244133793"/>
+      <w:bookmarkStart w:id="11" w:name="_Toc244134012"/>
       <w:r>
         <w:t>5.  The Three-Dimensional Manuscripts</w:t>
       </w:r>
@@ -6134,7 +6134,7 @@
         <w:pStyle w:val="Heading2"/>
         <w:keepNext/>
       </w:pPr>
-      <w:bookmarkStart w:id="12" w:name="_Toc244133794"/>
+      <w:bookmarkStart w:id="12" w:name="_Toc244134013"/>
       <w:r>
         <w:t>5.1  The documents</w:t>
       </w:r>
@@ -6181,7 +6181,7 @@
         <w:pStyle w:val="Heading2"/>
         <w:keepNext/>
       </w:pPr>
-      <w:bookmarkStart w:id="13" w:name="_Toc244133795"/>
+      <w:bookmarkStart w:id="13" w:name="_Toc244134014"/>
       <w:r>
         <w:t>5.2  The observable</w:t>
       </w:r>
@@ -6585,7 +6585,7 @@
         <w:pStyle w:val="Heading2"/>
         <w:keepNext/>
       </w:pPr>
-      <w:bookmarkStart w:id="14" w:name="_Toc244133796"/>
+      <w:bookmarkStart w:id="14" w:name="_Toc244134015"/>
       <w:r>
         <w:t>5.3  The torus, the infinite volume and the components</w:t>
       </w:r>
@@ -7116,7 +7116,7 @@
         <w:pStyle w:val="Heading2"/>
         <w:keepNext/>
       </w:pPr>
-      <w:bookmarkStart w:id="15" w:name="_Toc244133797"/>
+      <w:bookmarkStart w:id="15" w:name="_Toc244134016"/>
       <w:r>
         <w:t>5.4  The axioms and the reconstruction</w:t>
       </w:r>
@@ -7346,7 +7346,7 @@
         <w:pStyle w:val="Heading2"/>
         <w:keepNext/>
       </w:pPr>
-      <w:bookmarkStart w:id="16" w:name="_Toc244133798"/>
+      <w:bookmarkStart w:id="16" w:name="_Toc244134017"/>
       <w:r>
         <w:t>5.5  Non-triviality</w:t>
       </w:r>
@@ -7887,7 +7887,7 @@
         <w:pStyle w:val="Heading2"/>
         <w:keepNext/>
       </w:pPr>
-      <w:bookmarkStart w:id="17" w:name="_Toc244133799"/>
+      <w:bookmarkStart w:id="17" w:name="_Toc244134018"/>
       <w:r>
         <w:t>5.6  What the manuscript does not assert</w:t>
       </w:r>
@@ -7935,7 +7935,7 @@
         <w:pStyle w:val="Heading1"/>
         <w:keepNext/>
       </w:pPr>
-      <w:bookmarkStart w:id="18" w:name="_Toc244133800"/>
+      <w:bookmarkStart w:id="18" w:name="_Toc244134019"/>
       <w:r>
         <w:t>6.  The Four-Dimensional Draft and the Standing of the Corpus</w:t>
       </w:r>
@@ -7959,7 +7959,7 @@
         <w:pStyle w:val="Heading2"/>
         <w:keepNext/>
       </w:pPr>
-      <w:bookmarkStart w:id="19" w:name="_Toc244133801"/>
+      <w:bookmarkStart w:id="19" w:name="_Toc244134020"/>
       <w:r>
         <w:t>6.1  The authors' account</w:t>
       </w:r>
@@ -8023,7 +8023,7 @@
         <w:pStyle w:val="Heading2"/>
         <w:keepNext/>
       </w:pPr>
-      <w:bookmarkStart w:id="20" w:name="_Toc244133802"/>
+      <w:bookmarkStart w:id="20" w:name="_Toc244134021"/>
       <w:r>
         <w:t>6.2  The conditional theorem</w:t>
       </w:r>
@@ -8226,7 +8226,7 @@
         <w:pStyle w:val="Heading2"/>
         <w:keepNext/>
       </w:pPr>
-      <w:bookmarkStart w:id="21" w:name="_Toc244133803"/>
+      <w:bookmarkStart w:id="21" w:name="_Toc244134022"/>
       <w:r>
         <w:t>6.3  What the draft does not claim</w:t>
       </w:r>
@@ -8304,7 +8304,7 @@
         <w:pStyle w:val="Heading2"/>
         <w:keepNext/>
       </w:pPr>
-      <w:bookmarkStart w:id="22" w:name="_Toc244133804"/>
+      <w:bookmarkStart w:id="22" w:name="_Toc244134023"/>
       <w:r>
         <w:t>6.4  The standing of the corpus</w:t>
       </w:r>
@@ -8365,7 +8365,7 @@
         <w:pStyle w:val="Heading2"/>
         <w:keepNext/>
       </w:pPr>
-      <w:bookmarkStart w:id="23" w:name="_Toc244133805"/>
+      <w:bookmarkStart w:id="23" w:name="_Toc244134024"/>
       <w:r>
         <w:t>6.5  The public reading</w:t>
       </w:r>
@@ -8433,7 +8433,7 @@
         <w:pStyle w:val="Heading2"/>
         <w:keepNext/>
       </w:pPr>
-      <w:bookmarkStart w:id="24" w:name="_Toc244133806"/>
+      <w:bookmarkStart w:id="24" w:name="_Toc244134025"/>
       <w:r>
         <w:t>6.6  Two further claims in public view</w:t>
       </w:r>
@@ -8690,7 +8690,7 @@
         <w:pStyle w:val="Heading1"/>
         <w:keepNext/>
       </w:pPr>
-      <w:bookmarkStart w:id="25" w:name="_Toc244133807"/>
+      <w:bookmarkStart w:id="25" w:name="_Toc244134026"/>
       <w:r>
         <w:t>7.  The Residue and Its Completion</w:t>
       </w:r>
@@ -8714,7 +8714,7 @@
         <w:pStyle w:val="Heading2"/>
         <w:keepNext/>
       </w:pPr>
-      <w:bookmarkStart w:id="26" w:name="_Toc244133808"/>
+      <w:bookmarkStart w:id="26" w:name="_Toc244134027"/>
       <w:r>
         <w:t>7.1  The residue</w:t>
       </w:r>
@@ -9908,7 +9908,7 @@
         <w:pStyle w:val="Heading2"/>
         <w:keepNext/>
       </w:pPr>
-      <w:bookmarkStart w:id="27" w:name="_Toc244133809"/>
+      <w:bookmarkStart w:id="27" w:name="_Toc244134028"/>
       <w:r>
         <w:t>7.2  The gap is exponential clustering</w:t>
       </w:r>
@@ -11854,7 +11854,7 @@
         <w:pStyle w:val="Heading2"/>
         <w:keepNext/>
       </w:pPr>
-      <w:bookmarkStart w:id="28" w:name="_Toc244133810"/>
+      <w:bookmarkStart w:id="28" w:name="_Toc244134029"/>
       <w:r>
         <w:t>7.3  From the lattice to the limit</w:t>
       </w:r>
@@ -13034,7 +13034,7 @@
         <w:pStyle w:val="Heading2"/>
         <w:keepNext/>
       </w:pPr>
-      <w:bookmarkStart w:id="29" w:name="_Toc244133811"/>
+      <w:bookmarkStart w:id="29" w:name="_Toc244134030"/>
       <w:r>
         <w:t>7.4  The collapse of the components</w:t>
       </w:r>
@@ -13150,7 +13150,7 @@
         <w:pStyle w:val="Heading1"/>
         <w:keepNext/>
       </w:pPr>
-      <w:bookmarkStart w:id="30" w:name="_Toc244133812"/>
+      <w:bookmarkStart w:id="30" w:name="_Toc244134031"/>
       <w:r>
         <w:t>8.  The Ground Handed Over</w:t>
       </w:r>
@@ -13161,7 +13161,7 @@
         <w:pStyle w:val="Heading2"/>
         <w:keepNext/>
       </w:pPr>
-      <w:bookmarkStart w:id="31" w:name="_Toc244133813"/>
+      <w:bookmarkStart w:id="31" w:name="_Toc244134032"/>
       <w:r>
         <w:t>8.1  The object that remains</w:t>
       </w:r>
@@ -13305,7 +13305,7 @@
         <w:pStyle w:val="Heading2"/>
         <w:keepNext/>
       </w:pPr>
-      <w:bookmarkStart w:id="32" w:name="_Toc244133814"/>
+      <w:bookmarkStart w:id="32" w:name="_Toc244134033"/>
       <w:r>
         <w:t>8.2  The instruments in hand</w:t>
       </w:r>
@@ -20374,7 +20374,7 @@
         <w:pStyle w:val="Heading2"/>
         <w:keepNext/>
       </w:pPr>
-      <w:bookmarkStart w:id="33" w:name="_Toc244133815"/>
+      <w:bookmarkStart w:id="33" w:name="_Toc244134034"/>
       <w:r>
         <w:t>8.3  The reduction</w:t>
       </w:r>
@@ -28144,10 +28144,10 @@
         <w:footnoteReference w:id="66"/>
       </w:r>
       <w:r>
-        <w:t xml:space="preserve"> The record also says what the model is not. Its first step from β = 2.2 moves the coupling up where the running of ℤ⁴ moves it down, by an amount of the step's own size, so the model certifies the entry into the disk from its fifth rung and the threshold at its seventh, and not the crossover's first steps, which a flow on ℤ⁴ must read on an object of ℤ⁴; on ℤ⁴ those steps are the distance Hypotheses I and II must cross, and no reading of the hierarchical model is a statement about ℤ⁴. One more thing is kno</w:t>
-      </w:r>
-      <w:r>
-        <w:t>wn about the inequality that would carry the model's control to ℤ⁴. A comparison that bounded the mixed second differences of the effective action of ℤ⁴ by those of the hierarchical model, and held for every compact gauge group, would give the four-dimensional U(1) theory a gap wherever its hierarchical flow reaches the disk; the U(1) theory has a massless phase at weak coupling.</w:t>
+        <w:t xml:space="preserve"> The record also says what the model is not. Its first step from β = 2.2 moves the coupling up where the running of ℤ⁴ moves it down, by an amount of the step's own size, so the model certifies the entry into the disk from its fifth rung and the threshold at its seventh, and not the crossover's first steps, which a flow on ℤ⁴ must read on an object of ℤ⁴. The distance Hypotheses I and II must cross is measured in the blocking steps of ℤ⁴ itself; no step count of the hierarchical model is a reading of it, an</w:t>
+      </w:r>
+      <w:r>
+        <w:t>d no reading of the hierarchical model is a statement about ℤ⁴. One more thing is known about the inequality that would carry the model's control to ℤ⁴. A comparison that bounded the mixed second differences of the effective action of ℤ⁴ by those of the hierarchical model, and held for every compact gauge group, would give the four-dimensional U(1) theory a gap wherever its hierarchical flow reaches the disk; the U(1) theory has a massless phase at weak coupling.</w:t>
       </w:r>
       <w:r>
         <w:rPr>
@@ -28189,7 +28189,7 @@
         <w:pStyle w:val="Heading2"/>
         <w:keepNext/>
       </w:pPr>
-      <w:bookmarkStart w:id="34" w:name="_Toc244133816"/>
+      <w:bookmarkStart w:id="34" w:name="_Toc244134035"/>
       <w:r>
         <w:t>8.4  Coda</w:t>
       </w:r>
@@ -28214,7 +28214,7 @@
         <w:pageBreakBefore/>
         <w:spacing w:before="0"/>
       </w:pPr>
-      <w:bookmarkStart w:id="35" w:name="_Toc244133817"/>
+      <w:bookmarkStart w:id="35" w:name="_Toc244134036"/>
       <w:r>
         <w:t>Sources</w:t>
       </w:r>
@@ -29240,7 +29240,7 @@
         <w:pStyle w:val="Heading2"/>
         <w:keepNext/>
       </w:pPr>
-      <w:bookmarkStart w:id="36" w:name="_Toc244133818"/>
+      <w:bookmarkStart w:id="36" w:name="_Toc244134037"/>
       <w:r>
         <w:t>Records of the computations of Edwin Boston III</w:t>
       </w:r>
@@ -31807,10 +31807,10 @@
 <file path=word/numbering.xml><?xml version="1.0" encoding="utf-8"?>
 <w:numbering xmlns:wpc="http://schemas.microsoft.com/office/word/2010/wordprocessingCanvas" xmlns:cx="http://schemas.microsoft.com/office/drawing/2014/chartex" xmlns:cx1="http://schemas.microsoft.com/office/drawing/2015/9/8/chartex" xmlns:cx2="http://schemas.microsoft.com/office/drawing/2015/10/21/chartex" xmlns:cx3="http://schemas.microsoft.com/office/drawing/2016/5/9/chartex" xmlns:cx4="http://schemas.microsoft.com/office/drawing/2016/5/10/chartex" xmlns:cx5="http://schemas.microsoft.com/office/drawing/2016/5/11/chartex" xmlns:cx6="http://schemas.microsoft.com/office/drawing/2016/5/12/chartex" xmlns:cx7="http://schemas.microsoft.com/office/drawing/2016/5/13/chartex" xmlns:cx8="http://schemas.microsoft.com/office/drawing/2016/5/14/chartex" xmlns:mc="http://schemas.openxmlformats.org/markup-compatibility/2006" xmlns:aink="http://schemas.microsoft.com/office/drawing/2016/ink" xmlns:am3d="http://schemas.microsoft.com/office/drawing/2017/model3d" xmlns:o="urn:schemas-microsoft-com:office:office" xmlns:oel="http://schemas.microsoft.com/office/2019/extlst" xmlns:r="http://schemas.openxmlformats.org/officeDocument/2006/relationships" xmlns:m="http://schemas.openxmlformats.org/officeDocument/2006/math" xmlns:v="urn:schemas-microsoft-com:vml" xmlns:wp14="http://schemas.microsoft.com/office/word/2010/wordprocessingDrawing" xmlns:wp="http://schemas.openxmlformats.org/drawingml/2006/wordprocessingDrawing" xmlns:w10="urn:schemas-microsoft-com:office:word" xmlns:w="http://schemas.openxmlformats.org/wordprocessingml/2006/main" xmlns:w14="http://schemas.microsoft.com/office/word/2010/wordml" xmlns:w15="http://schemas.microsoft.com/office/word/2012/wordml" xmlns:w16cex="http://schemas.microsoft.com/office/word/2018/wordml/cex" xmlns:w16cid="http://schemas.microsoft.com/office/word/2016/wordml/cid" xmlns:w16="http://schemas.microsoft.com/office/word/2018/wordml" xmlns:w16du="http://schemas.microsoft.com/office/word/2023/wordml/word16du" xmlns:w16sdtdh="http://schemas.microsoft.com/office/word/2020/wordml/sdtdatahash" xmlns:w16sdtfl="http://schemas.microsoft.com/office/word/2024/wordml/sdtformatlock" xmlns:w16se="http://schemas.microsoft.com/office/word/2015/wordml/symex" xmlns:wpg="http://schemas.microsoft.com/office/word/2010/wordprocessingGroup" xmlns:wpi="http://schemas.microsoft.com/office/word/2010/wordprocessingInk" xmlns:wne="http://schemas.microsoft.com/office/word/2006/wordml" xmlns:wps="http://schemas.microsoft.com/office/word/2010/wordprocessingShape" mc:Ignorable="w14 w15 w16se w16cid w16 w16cex w16sdtdh w16sdtfl w16du wp14">
   <w:abstractNum w:abstractNumId="0" w15:restartNumberingAfterBreak="0">
-    <w:nsid w:val="022D2DB0"/>
+    <w:nsid w:val="503D08BB"/>
     <w:multiLevelType w:val="hybridMultilevel"/>
-    <w:tmpl w:val="7D4E89F6"/>
-    <w:lvl w:ilvl="0" w:tplc="262810C6">
+    <w:tmpl w:val="8DE63CF6"/>
+    <w:lvl w:ilvl="0" w:tplc="FC387E58">
       <w:start w:val="1"/>
       <w:numFmt w:val="bullet"/>
       <w:lvlText w:val="●"/>
@@ -31819,7 +31819,7 @@
         <w:ind w:left="720" w:hanging="360"/>
       </w:pPr>
     </w:lvl>
-    <w:lvl w:ilvl="1" w:tplc="CE96F370">
+    <w:lvl w:ilvl="1" w:tplc="6D1AFF7C">
       <w:start w:val="1"/>
       <w:numFmt w:val="bullet"/>
       <w:lvlText w:val="○"/>
@@ -31828,7 +31828,7 @@
         <w:ind w:left="1440" w:hanging="360"/>
       </w:pPr>
     </w:lvl>
-    <w:lvl w:ilvl="2" w:tplc="CE10D050">
+    <w:lvl w:ilvl="2" w:tplc="CD6E6C10">
       <w:start w:val="1"/>
       <w:numFmt w:val="bullet"/>
       <w:lvlText w:val="■"/>
@@ -31837,7 +31837,7 @@
         <w:ind w:left="2160" w:hanging="360"/>
       </w:pPr>
     </w:lvl>
-    <w:lvl w:ilvl="3" w:tplc="02AE4EB0">
+    <w:lvl w:ilvl="3" w:tplc="310E6EC6">
       <w:start w:val="1"/>
       <w:numFmt w:val="bullet"/>
       <w:lvlText w:val="●"/>
@@ -31846,7 +31846,7 @@
         <w:ind w:left="2880" w:hanging="360"/>
       </w:pPr>
     </w:lvl>
-    <w:lvl w:ilvl="4" w:tplc="481E212C">
+    <w:lvl w:ilvl="4" w:tplc="00309E3C">
       <w:start w:val="1"/>
       <w:numFmt w:val="bullet"/>
       <w:lvlText w:val="○"/>
@@ -31855,7 +31855,7 @@
         <w:ind w:left="3600" w:hanging="360"/>
       </w:pPr>
     </w:lvl>
-    <w:lvl w:ilvl="5" w:tplc="118A4F04">
+    <w:lvl w:ilvl="5" w:tplc="DE482366">
       <w:start w:val="1"/>
       <w:numFmt w:val="bullet"/>
       <w:lvlText w:val="■"/>
@@ -31864,7 +31864,7 @@
         <w:ind w:left="4320" w:hanging="360"/>
       </w:pPr>
     </w:lvl>
-    <w:lvl w:ilvl="6" w:tplc="A012491C">
+    <w:lvl w:ilvl="6" w:tplc="89B2F3C6">
       <w:start w:val="1"/>
       <w:numFmt w:val="bullet"/>
       <w:lvlText w:val="●"/>
@@ -31873,7 +31873,7 @@
         <w:ind w:left="5040" w:hanging="360"/>
       </w:pPr>
     </w:lvl>
-    <w:lvl w:ilvl="7" w:tplc="29DC44D4">
+    <w:lvl w:ilvl="7" w:tplc="A2A05A52">
       <w:start w:val="1"/>
       <w:numFmt w:val="bullet"/>
       <w:lvlText w:val="●"/>
@@ -31882,7 +31882,7 @@
         <w:ind w:left="5760" w:hanging="360"/>
       </w:pPr>
     </w:lvl>
-    <w:lvl w:ilvl="8" w:tplc="D74AED62">
+    <w:lvl w:ilvl="8" w:tplc="787CB920">
       <w:start w:val="1"/>
       <w:numFmt w:val="bullet"/>
       <w:lvlText w:val="●"/>
@@ -31892,7 +31892,7 @@
       </w:pPr>
     </w:lvl>
   </w:abstractNum>
-  <w:num w:numId="1" w16cid:durableId="365714093">
+  <w:num w:numId="1" w16cid:durableId="871966073">
     <w:abstractNumId w:val="0"/>
     <w:lvlOverride w:ilvl="0">
       <w:startOverride w:val="1"/>
@@ -32489,7 +32489,7 @@
     <w:autoRedefine/>
     <w:uiPriority w:val="39"/>
     <w:unhideWhenUsed/>
-    <w:rsid w:val="00EB6CFC"/>
+    <w:rsid w:val="00DB7F89"/>
     <w:pPr>
       <w:spacing w:after="100"/>
     </w:pPr>
@@ -32501,7 +32501,7 @@
     <w:autoRedefine/>
     <w:uiPriority w:val="39"/>
     <w:unhideWhenUsed/>
-    <w:rsid w:val="00EB6CFC"/>
+    <w:rsid w:val="00DB7F89"/>
     <w:pPr>
       <w:spacing w:after="100"/>
       <w:ind w:left="220"/>

--- a/THE-GROUND-Edwin-Boston-III.docx
+++ b/THE-GROUND-Edwin-Boston-III.docx
@@ -163,7 +163,7 @@
     <w:sdt>
       <w:sdtPr>
         <w:alias w:val="Contents"/>
-        <w:id w:val="-1254048923"/>
+        <w:id w:val="-341856489"/>
       </w:sdtPr>
       <w:sdtEndPr/>
       <w:sdtContent>
@@ -191,7 +191,7 @@
           <w:r>
             <w:fldChar w:fldCharType="separate"/>
           </w:r>
-          <w:hyperlink w:anchor="_Toc244134001" w:history="1">
+          <w:hyperlink w:anchor="_Toc244134259" w:history="1">
             <w:r>
               <w:rPr>
                 <w:rStyle w:val="Hyperlink"/>
@@ -215,7 +215,7 @@
               <w:rPr>
                 <w:noProof/>
               </w:rPr>
-              <w:instrText xml:space="preserve"> PAGEREF _Toc244134001 \h </w:instrText>
+              <w:instrText xml:space="preserve"> PAGEREF _Toc244134259 \h </w:instrText>
             </w:r>
             <w:r>
               <w:rPr>
@@ -257,7 +257,7 @@
               <w14:ligatures w14:val="standardContextual"/>
             </w:rPr>
           </w:pPr>
-          <w:hyperlink w:anchor="_Toc244134002" w:history="1">
+          <w:hyperlink w:anchor="_Toc244134260" w:history="1">
             <w:r>
               <w:rPr>
                 <w:rStyle w:val="Hyperlink"/>
@@ -281,7 +281,7 @@
               <w:rPr>
                 <w:noProof/>
               </w:rPr>
-              <w:instrText xml:space="preserve"> PAGEREF _Toc244134002 \h </w:instrText>
+              <w:instrText xml:space="preserve"> PAGEREF _Toc244134260 \h </w:instrText>
             </w:r>
             <w:r>
               <w:rPr>
@@ -323,7 +323,7 @@
               <w14:ligatures w14:val="standardContextual"/>
             </w:rPr>
           </w:pPr>
-          <w:hyperlink w:anchor="_Toc244134003" w:history="1">
+          <w:hyperlink w:anchor="_Toc244134261" w:history="1">
             <w:r>
               <w:rPr>
                 <w:rStyle w:val="Hyperlink"/>
@@ -347,7 +347,7 @@
               <w:rPr>
                 <w:noProof/>
               </w:rPr>
-              <w:instrText xml:space="preserve"> PAGEREF _Toc244134003 \h </w:instrText>
+              <w:instrText xml:space="preserve"> PAGEREF _Toc244134261 \h </w:instrText>
             </w:r>
             <w:r>
               <w:rPr>
@@ -389,7 +389,7 @@
               <w14:ligatures w14:val="standardContextual"/>
             </w:rPr>
           </w:pPr>
-          <w:hyperlink w:anchor="_Toc244134004" w:history="1">
+          <w:hyperlink w:anchor="_Toc244134262" w:history="1">
             <w:r>
               <w:rPr>
                 <w:rStyle w:val="Hyperlink"/>
@@ -413,7 +413,7 @@
               <w:rPr>
                 <w:noProof/>
               </w:rPr>
-              <w:instrText xml:space="preserve"> PAGEREF _Toc244134004 \h </w:instrText>
+              <w:instrText xml:space="preserve"> PAGEREF _Toc244134262 \h </w:instrText>
             </w:r>
             <w:r>
               <w:rPr>
@@ -455,7 +455,7 @@
               <w14:ligatures w14:val="standardContextual"/>
             </w:rPr>
           </w:pPr>
-          <w:hyperlink w:anchor="_Toc244134005" w:history="1">
+          <w:hyperlink w:anchor="_Toc244134263" w:history="1">
             <w:r>
               <w:rPr>
                 <w:rStyle w:val="Hyperlink"/>
@@ -479,7 +479,7 @@
               <w:rPr>
                 <w:noProof/>
               </w:rPr>
-              <w:instrText xml:space="preserve"> PAGEREF _Toc244134005 \h </w:instrText>
+              <w:instrText xml:space="preserve"> PAGEREF _Toc244134263 \h </w:instrText>
             </w:r>
             <w:r>
               <w:rPr>
@@ -521,7 +521,7 @@
               <w14:ligatures w14:val="standardContextual"/>
             </w:rPr>
           </w:pPr>
-          <w:hyperlink w:anchor="_Toc244134006" w:history="1">
+          <w:hyperlink w:anchor="_Toc244134264" w:history="1">
             <w:r>
               <w:rPr>
                 <w:rStyle w:val="Hyperlink"/>
@@ -545,7 +545,7 @@
               <w:rPr>
                 <w:noProof/>
               </w:rPr>
-              <w:instrText xml:space="preserve"> PAGEREF _Toc244134006 \h </w:instrText>
+              <w:instrText xml:space="preserve"> PAGEREF _Toc244134264 \h </w:instrText>
             </w:r>
             <w:r>
               <w:rPr>
@@ -587,7 +587,7 @@
               <w14:ligatures w14:val="standardContextual"/>
             </w:rPr>
           </w:pPr>
-          <w:hyperlink w:anchor="_Toc244134007" w:history="1">
+          <w:hyperlink w:anchor="_Toc244134265" w:history="1">
             <w:r>
               <w:rPr>
                 <w:rStyle w:val="Hyperlink"/>
@@ -611,7 +611,7 @@
               <w:rPr>
                 <w:noProof/>
               </w:rPr>
-              <w:instrText xml:space="preserve"> PAGEREF _Toc244134007 \h </w:instrText>
+              <w:instrText xml:space="preserve"> PAGEREF _Toc244134265 \h </w:instrText>
             </w:r>
             <w:r>
               <w:rPr>
@@ -653,7 +653,7 @@
               <w14:ligatures w14:val="standardContextual"/>
             </w:rPr>
           </w:pPr>
-          <w:hyperlink w:anchor="_Toc244134008" w:history="1">
+          <w:hyperlink w:anchor="_Toc244134266" w:history="1">
             <w:r>
               <w:rPr>
                 <w:rStyle w:val="Hyperlink"/>
@@ -677,7 +677,7 @@
               <w:rPr>
                 <w:noProof/>
               </w:rPr>
-              <w:instrText xml:space="preserve"> PAGEREF _Toc244134008 \h </w:instrText>
+              <w:instrText xml:space="preserve"> PAGEREF _Toc244134266 \h </w:instrText>
             </w:r>
             <w:r>
               <w:rPr>
@@ -719,7 +719,7 @@
               <w14:ligatures w14:val="standardContextual"/>
             </w:rPr>
           </w:pPr>
-          <w:hyperlink w:anchor="_Toc244134009" w:history="1">
+          <w:hyperlink w:anchor="_Toc244134267" w:history="1">
             <w:r>
               <w:rPr>
                 <w:rStyle w:val="Hyperlink"/>
@@ -743,7 +743,7 @@
               <w:rPr>
                 <w:noProof/>
               </w:rPr>
-              <w:instrText xml:space="preserve"> PAGEREF _Toc244134009 \h </w:instrText>
+              <w:instrText xml:space="preserve"> PAGEREF _Toc244134267 \h </w:instrText>
             </w:r>
             <w:r>
               <w:rPr>
@@ -785,7 +785,7 @@
               <w14:ligatures w14:val="standardContextual"/>
             </w:rPr>
           </w:pPr>
-          <w:hyperlink w:anchor="_Toc244134010" w:history="1">
+          <w:hyperlink w:anchor="_Toc244134268" w:history="1">
             <w:r>
               <w:rPr>
                 <w:rStyle w:val="Hyperlink"/>
@@ -809,7 +809,7 @@
               <w:rPr>
                 <w:noProof/>
               </w:rPr>
-              <w:instrText xml:space="preserve"> PAGEREF _Toc244134010 \h </w:instrText>
+              <w:instrText xml:space="preserve"> PAGEREF _Toc244134268 \h </w:instrText>
             </w:r>
             <w:r>
               <w:rPr>
@@ -851,7 +851,7 @@
               <w14:ligatures w14:val="standardContextual"/>
             </w:rPr>
           </w:pPr>
-          <w:hyperlink w:anchor="_Toc244134011" w:history="1">
+          <w:hyperlink w:anchor="_Toc244134269" w:history="1">
             <w:r>
               <w:rPr>
                 <w:rStyle w:val="Hyperlink"/>
@@ -875,7 +875,7 @@
               <w:rPr>
                 <w:noProof/>
               </w:rPr>
-              <w:instrText xml:space="preserve"> PAGEREF _Toc244134011 \h </w:instrText>
+              <w:instrText xml:space="preserve"> PAGEREF _Toc244134269 \h </w:instrText>
             </w:r>
             <w:r>
               <w:rPr>
@@ -917,7 +917,7 @@
               <w14:ligatures w14:val="standardContextual"/>
             </w:rPr>
           </w:pPr>
-          <w:hyperlink w:anchor="_Toc244134012" w:history="1">
+          <w:hyperlink w:anchor="_Toc244134270" w:history="1">
             <w:r>
               <w:rPr>
                 <w:rStyle w:val="Hyperlink"/>
@@ -941,7 +941,7 @@
               <w:rPr>
                 <w:noProof/>
               </w:rPr>
-              <w:instrText xml:space="preserve"> PAGEREF _Toc244134012 \h </w:instrText>
+              <w:instrText xml:space="preserve"> PAGEREF _Toc244134270 \h </w:instrText>
             </w:r>
             <w:r>
               <w:rPr>
@@ -983,7 +983,7 @@
               <w14:ligatures w14:val="standardContextual"/>
             </w:rPr>
           </w:pPr>
-          <w:hyperlink w:anchor="_Toc244134013" w:history="1">
+          <w:hyperlink w:anchor="_Toc244134271" w:history="1">
             <w:r>
               <w:rPr>
                 <w:rStyle w:val="Hyperlink"/>
@@ -1007,7 +1007,7 @@
               <w:rPr>
                 <w:noProof/>
               </w:rPr>
-              <w:instrText xml:space="preserve"> PAGEREF _Toc244134013 \h </w:instrText>
+              <w:instrText xml:space="preserve"> PAGEREF _Toc244134271 \h </w:instrText>
             </w:r>
             <w:r>
               <w:rPr>
@@ -1049,7 +1049,7 @@
               <w14:ligatures w14:val="standardContextual"/>
             </w:rPr>
           </w:pPr>
-          <w:hyperlink w:anchor="_Toc244134014" w:history="1">
+          <w:hyperlink w:anchor="_Toc244134272" w:history="1">
             <w:r>
               <w:rPr>
                 <w:rStyle w:val="Hyperlink"/>
@@ -1073,7 +1073,7 @@
               <w:rPr>
                 <w:noProof/>
               </w:rPr>
-              <w:instrText xml:space="preserve"> PAGEREF _Toc244134014 \h </w:instrText>
+              <w:instrText xml:space="preserve"> PAGEREF _Toc244134272 \h </w:instrText>
             </w:r>
             <w:r>
               <w:rPr>
@@ -1115,7 +1115,7 @@
               <w14:ligatures w14:val="standardContextual"/>
             </w:rPr>
           </w:pPr>
-          <w:hyperlink w:anchor="_Toc244134015" w:history="1">
+          <w:hyperlink w:anchor="_Toc244134273" w:history="1">
             <w:r>
               <w:rPr>
                 <w:rStyle w:val="Hyperlink"/>
@@ -1139,7 +1139,7 @@
               <w:rPr>
                 <w:noProof/>
               </w:rPr>
-              <w:instrText xml:space="preserve"> PAGEREF _Toc244134015 \h </w:instrText>
+              <w:instrText xml:space="preserve"> PAGEREF _Toc244134273 \h </w:instrText>
             </w:r>
             <w:r>
               <w:rPr>
@@ -1181,7 +1181,7 @@
               <w14:ligatures w14:val="standardContextual"/>
             </w:rPr>
           </w:pPr>
-          <w:hyperlink w:anchor="_Toc244134016" w:history="1">
+          <w:hyperlink w:anchor="_Toc244134274" w:history="1">
             <w:r>
               <w:rPr>
                 <w:rStyle w:val="Hyperlink"/>
@@ -1205,7 +1205,7 @@
               <w:rPr>
                 <w:noProof/>
               </w:rPr>
-              <w:instrText xml:space="preserve"> PAGEREF _Toc244134016 \h </w:instrText>
+              <w:instrText xml:space="preserve"> PAGEREF _Toc244134274 \h </w:instrText>
             </w:r>
             <w:r>
               <w:rPr>
@@ -1247,7 +1247,7 @@
               <w14:ligatures w14:val="standardContextual"/>
             </w:rPr>
           </w:pPr>
-          <w:hyperlink w:anchor="_Toc244134017" w:history="1">
+          <w:hyperlink w:anchor="_Toc244134275" w:history="1">
             <w:r>
               <w:rPr>
                 <w:rStyle w:val="Hyperlink"/>
@@ -1271,7 +1271,7 @@
               <w:rPr>
                 <w:noProof/>
               </w:rPr>
-              <w:instrText xml:space="preserve"> PAGEREF _Toc244134017 \h </w:instrText>
+              <w:instrText xml:space="preserve"> PAGEREF _Toc244134275 \h </w:instrText>
             </w:r>
             <w:r>
               <w:rPr>
@@ -1313,7 +1313,7 @@
               <w14:ligatures w14:val="standardContextual"/>
             </w:rPr>
           </w:pPr>
-          <w:hyperlink w:anchor="_Toc244134018" w:history="1">
+          <w:hyperlink w:anchor="_Toc244134276" w:history="1">
             <w:r>
               <w:rPr>
                 <w:rStyle w:val="Hyperlink"/>
@@ -1337,7 +1337,7 @@
               <w:rPr>
                 <w:noProof/>
               </w:rPr>
-              <w:instrText xml:space="preserve"> PAGEREF _Toc244134018 \h </w:instrText>
+              <w:instrText xml:space="preserve"> PAGEREF _Toc244134276 \h </w:instrText>
             </w:r>
             <w:r>
               <w:rPr>
@@ -1379,7 +1379,7 @@
               <w14:ligatures w14:val="standardContextual"/>
             </w:rPr>
           </w:pPr>
-          <w:hyperlink w:anchor="_Toc244134019" w:history="1">
+          <w:hyperlink w:anchor="_Toc244134277" w:history="1">
             <w:r>
               <w:rPr>
                 <w:rStyle w:val="Hyperlink"/>
@@ -1403,7 +1403,7 @@
               <w:rPr>
                 <w:noProof/>
               </w:rPr>
-              <w:instrText xml:space="preserve"> PAGEREF _Toc244134019 \h </w:instrText>
+              <w:instrText xml:space="preserve"> PAGEREF _Toc244134277 \h </w:instrText>
             </w:r>
             <w:r>
               <w:rPr>
@@ -1445,7 +1445,7 @@
               <w14:ligatures w14:val="standardContextual"/>
             </w:rPr>
           </w:pPr>
-          <w:hyperlink w:anchor="_Toc244134020" w:history="1">
+          <w:hyperlink w:anchor="_Toc244134278" w:history="1">
             <w:r>
               <w:rPr>
                 <w:rStyle w:val="Hyperlink"/>
@@ -1469,7 +1469,7 @@
               <w:rPr>
                 <w:noProof/>
               </w:rPr>
-              <w:instrText xml:space="preserve"> PAGEREF _Toc244134020 \h </w:instrText>
+              <w:instrText xml:space="preserve"> PAGEREF _Toc244134278 \h </w:instrText>
             </w:r>
             <w:r>
               <w:rPr>
@@ -1511,7 +1511,7 @@
               <w14:ligatures w14:val="standardContextual"/>
             </w:rPr>
           </w:pPr>
-          <w:hyperlink w:anchor="_Toc244134021" w:history="1">
+          <w:hyperlink w:anchor="_Toc244134279" w:history="1">
             <w:r>
               <w:rPr>
                 <w:rStyle w:val="Hyperlink"/>
@@ -1535,7 +1535,7 @@
               <w:rPr>
                 <w:noProof/>
               </w:rPr>
-              <w:instrText xml:space="preserve"> PAGEREF _Toc244134021 \h </w:instrText>
+              <w:instrText xml:space="preserve"> PAGEREF _Toc244134279 \h </w:instrText>
             </w:r>
             <w:r>
               <w:rPr>
@@ -1577,7 +1577,7 @@
               <w14:ligatures w14:val="standardContextual"/>
             </w:rPr>
           </w:pPr>
-          <w:hyperlink w:anchor="_Toc244134022" w:history="1">
+          <w:hyperlink w:anchor="_Toc244134280" w:history="1">
             <w:r>
               <w:rPr>
                 <w:rStyle w:val="Hyperlink"/>
@@ -1601,7 +1601,7 @@
               <w:rPr>
                 <w:noProof/>
               </w:rPr>
-              <w:instrText xml:space="preserve"> PAGEREF _Toc244134022 \h </w:instrText>
+              <w:instrText xml:space="preserve"> PAGEREF _Toc244134280 \h </w:instrText>
             </w:r>
             <w:r>
               <w:rPr>
@@ -1643,7 +1643,7 @@
               <w14:ligatures w14:val="standardContextual"/>
             </w:rPr>
           </w:pPr>
-          <w:hyperlink w:anchor="_Toc244134023" w:history="1">
+          <w:hyperlink w:anchor="_Toc244134281" w:history="1">
             <w:r>
               <w:rPr>
                 <w:rStyle w:val="Hyperlink"/>
@@ -1667,7 +1667,7 @@
               <w:rPr>
                 <w:noProof/>
               </w:rPr>
-              <w:instrText xml:space="preserve"> PAGEREF _Toc244134023 \h </w:instrText>
+              <w:instrText xml:space="preserve"> PAGEREF _Toc244134281 \h </w:instrText>
             </w:r>
             <w:r>
               <w:rPr>
@@ -1709,7 +1709,7 @@
               <w14:ligatures w14:val="standardContextual"/>
             </w:rPr>
           </w:pPr>
-          <w:hyperlink w:anchor="_Toc244134024" w:history="1">
+          <w:hyperlink w:anchor="_Toc244134282" w:history="1">
             <w:r>
               <w:rPr>
                 <w:rStyle w:val="Hyperlink"/>
@@ -1733,7 +1733,7 @@
               <w:rPr>
                 <w:noProof/>
               </w:rPr>
-              <w:instrText xml:space="preserve"> PAGEREF _Toc244134024 \h </w:instrText>
+              <w:instrText xml:space="preserve"> PAGEREF _Toc244134282 \h </w:instrText>
             </w:r>
             <w:r>
               <w:rPr>
@@ -1775,7 +1775,7 @@
               <w14:ligatures w14:val="standardContextual"/>
             </w:rPr>
           </w:pPr>
-          <w:hyperlink w:anchor="_Toc244134025" w:history="1">
+          <w:hyperlink w:anchor="_Toc244134283" w:history="1">
             <w:r>
               <w:rPr>
                 <w:rStyle w:val="Hyperlink"/>
@@ -1799,7 +1799,7 @@
               <w:rPr>
                 <w:noProof/>
               </w:rPr>
-              <w:instrText xml:space="preserve"> PAGEREF _Toc244134025 \h </w:instrText>
+              <w:instrText xml:space="preserve"> PAGEREF _Toc244134283 \h </w:instrText>
             </w:r>
             <w:r>
               <w:rPr>
@@ -1841,7 +1841,7 @@
               <w14:ligatures w14:val="standardContextual"/>
             </w:rPr>
           </w:pPr>
-          <w:hyperlink w:anchor="_Toc244134026" w:history="1">
+          <w:hyperlink w:anchor="_Toc244134284" w:history="1">
             <w:r>
               <w:rPr>
                 <w:rStyle w:val="Hyperlink"/>
@@ -1865,7 +1865,7 @@
               <w:rPr>
                 <w:noProof/>
               </w:rPr>
-              <w:instrText xml:space="preserve"> PAGEREF _Toc244134026 \h </w:instrText>
+              <w:instrText xml:space="preserve"> PAGEREF _Toc244134284 \h </w:instrText>
             </w:r>
             <w:r>
               <w:rPr>
@@ -1907,7 +1907,7 @@
               <w14:ligatures w14:val="standardContextual"/>
             </w:rPr>
           </w:pPr>
-          <w:hyperlink w:anchor="_Toc244134027" w:history="1">
+          <w:hyperlink w:anchor="_Toc244134285" w:history="1">
             <w:r>
               <w:rPr>
                 <w:rStyle w:val="Hyperlink"/>
@@ -1931,7 +1931,7 @@
               <w:rPr>
                 <w:noProof/>
               </w:rPr>
-              <w:instrText xml:space="preserve"> PAGEREF _Toc244134027 \h </w:instrText>
+              <w:instrText xml:space="preserve"> PAGEREF _Toc244134285 \h </w:instrText>
             </w:r>
             <w:r>
               <w:rPr>
@@ -1973,7 +1973,7 @@
               <w14:ligatures w14:val="standardContextual"/>
             </w:rPr>
           </w:pPr>
-          <w:hyperlink w:anchor="_Toc244134028" w:history="1">
+          <w:hyperlink w:anchor="_Toc244134286" w:history="1">
             <w:r>
               <w:rPr>
                 <w:rStyle w:val="Hyperlink"/>
@@ -1997,7 +1997,7 @@
               <w:rPr>
                 <w:noProof/>
               </w:rPr>
-              <w:instrText xml:space="preserve"> PAGEREF _Toc244134028 \h </w:instrText>
+              <w:instrText xml:space="preserve"> PAGEREF _Toc244134286 \h </w:instrText>
             </w:r>
             <w:r>
               <w:rPr>
@@ -2039,7 +2039,7 @@
               <w14:ligatures w14:val="standardContextual"/>
             </w:rPr>
           </w:pPr>
-          <w:hyperlink w:anchor="_Toc244134029" w:history="1">
+          <w:hyperlink w:anchor="_Toc244134287" w:history="1">
             <w:r>
               <w:rPr>
                 <w:rStyle w:val="Hyperlink"/>
@@ -2063,7 +2063,7 @@
               <w:rPr>
                 <w:noProof/>
               </w:rPr>
-              <w:instrText xml:space="preserve"> PAGEREF _Toc244134029 \h </w:instrText>
+              <w:instrText xml:space="preserve"> PAGEREF _Toc244134287 \h </w:instrText>
             </w:r>
             <w:r>
               <w:rPr>
@@ -2105,7 +2105,7 @@
               <w14:ligatures w14:val="standardContextual"/>
             </w:rPr>
           </w:pPr>
-          <w:hyperlink w:anchor="_Toc244134030" w:history="1">
+          <w:hyperlink w:anchor="_Toc244134288" w:history="1">
             <w:r>
               <w:rPr>
                 <w:rStyle w:val="Hyperlink"/>
@@ -2129,7 +2129,7 @@
               <w:rPr>
                 <w:noProof/>
               </w:rPr>
-              <w:instrText xml:space="preserve"> PAGEREF _Toc244134030 \h </w:instrText>
+              <w:instrText xml:space="preserve"> PAGEREF _Toc244134288 \h </w:instrText>
             </w:r>
             <w:r>
               <w:rPr>
@@ -2171,7 +2171,7 @@
               <w14:ligatures w14:val="standardContextual"/>
             </w:rPr>
           </w:pPr>
-          <w:hyperlink w:anchor="_Toc244134031" w:history="1">
+          <w:hyperlink w:anchor="_Toc244134289" w:history="1">
             <w:r>
               <w:rPr>
                 <w:rStyle w:val="Hyperlink"/>
@@ -2195,7 +2195,7 @@
               <w:rPr>
                 <w:noProof/>
               </w:rPr>
-              <w:instrText xml:space="preserve"> PAGEREF _Toc244134031 \h </w:instrText>
+              <w:instrText xml:space="preserve"> PAGEREF _Toc244134289 \h </w:instrText>
             </w:r>
             <w:r>
               <w:rPr>
@@ -2237,7 +2237,7 @@
               <w14:ligatures w14:val="standardContextual"/>
             </w:rPr>
           </w:pPr>
-          <w:hyperlink w:anchor="_Toc244134032" w:history="1">
+          <w:hyperlink w:anchor="_Toc244134290" w:history="1">
             <w:r>
               <w:rPr>
                 <w:rStyle w:val="Hyperlink"/>
@@ -2261,7 +2261,7 @@
               <w:rPr>
                 <w:noProof/>
               </w:rPr>
-              <w:instrText xml:space="preserve"> PAGEREF _Toc244134032 \h </w:instrText>
+              <w:instrText xml:space="preserve"> PAGEREF _Toc244134290 \h </w:instrText>
             </w:r>
             <w:r>
               <w:rPr>
@@ -2303,7 +2303,7 @@
               <w14:ligatures w14:val="standardContextual"/>
             </w:rPr>
           </w:pPr>
-          <w:hyperlink w:anchor="_Toc244134033" w:history="1">
+          <w:hyperlink w:anchor="_Toc244134291" w:history="1">
             <w:r>
               <w:rPr>
                 <w:rStyle w:val="Hyperlink"/>
@@ -2327,7 +2327,7 @@
               <w:rPr>
                 <w:noProof/>
               </w:rPr>
-              <w:instrText xml:space="preserve"> PAGEREF _Toc244134033 \h </w:instrText>
+              <w:instrText xml:space="preserve"> PAGEREF _Toc244134291 \h </w:instrText>
             </w:r>
             <w:r>
               <w:rPr>
@@ -2369,7 +2369,7 @@
               <w14:ligatures w14:val="standardContextual"/>
             </w:rPr>
           </w:pPr>
-          <w:hyperlink w:anchor="_Toc244134034" w:history="1">
+          <w:hyperlink w:anchor="_Toc244134292" w:history="1">
             <w:r>
               <w:rPr>
                 <w:rStyle w:val="Hyperlink"/>
@@ -2393,7 +2393,7 @@
               <w:rPr>
                 <w:noProof/>
               </w:rPr>
-              <w:instrText xml:space="preserve"> PAGEREF _Toc244134034 \h </w:instrText>
+              <w:instrText xml:space="preserve"> PAGEREF _Toc244134292 \h </w:instrText>
             </w:r>
             <w:r>
               <w:rPr>
@@ -2435,7 +2435,7 @@
               <w14:ligatures w14:val="standardContextual"/>
             </w:rPr>
           </w:pPr>
-          <w:hyperlink w:anchor="_Toc244134035" w:history="1">
+          <w:hyperlink w:anchor="_Toc244134293" w:history="1">
             <w:r>
               <w:rPr>
                 <w:rStyle w:val="Hyperlink"/>
@@ -2459,7 +2459,7 @@
               <w:rPr>
                 <w:noProof/>
               </w:rPr>
-              <w:instrText xml:space="preserve"> PAGEREF _Toc244134035 \h </w:instrText>
+              <w:instrText xml:space="preserve"> PAGEREF _Toc244134293 \h </w:instrText>
             </w:r>
             <w:r>
               <w:rPr>
@@ -2501,7 +2501,7 @@
               <w14:ligatures w14:val="standardContextual"/>
             </w:rPr>
           </w:pPr>
-          <w:hyperlink w:anchor="_Toc244134036" w:history="1">
+          <w:hyperlink w:anchor="_Toc244134294" w:history="1">
             <w:r>
               <w:rPr>
                 <w:rStyle w:val="Hyperlink"/>
@@ -2525,7 +2525,7 @@
               <w:rPr>
                 <w:noProof/>
               </w:rPr>
-              <w:instrText xml:space="preserve"> PAGEREF _Toc244134036 \h </w:instrText>
+              <w:instrText xml:space="preserve"> PAGEREF _Toc244134294 \h </w:instrText>
             </w:r>
             <w:r>
               <w:rPr>
@@ -2567,7 +2567,7 @@
               <w14:ligatures w14:val="standardContextual"/>
             </w:rPr>
           </w:pPr>
-          <w:hyperlink w:anchor="_Toc244134037" w:history="1">
+          <w:hyperlink w:anchor="_Toc244134295" w:history="1">
             <w:r>
               <w:rPr>
                 <w:rStyle w:val="Hyperlink"/>
@@ -2591,7 +2591,7 @@
               <w:rPr>
                 <w:noProof/>
               </w:rPr>
-              <w:instrText xml:space="preserve"> PAGEREF _Toc244134037 \h </w:instrText>
+              <w:instrText xml:space="preserve"> PAGEREF _Toc244134295 \h </w:instrText>
             </w:r>
             <w:r>
               <w:rPr>
@@ -2632,7 +2632,7 @@
         <w:pageBreakBefore/>
         <w:spacing w:before="0"/>
       </w:pPr>
-      <w:bookmarkStart w:id="0" w:name="_Toc244134001"/>
+      <w:bookmarkStart w:id="0" w:name="_Toc244134259"/>
       <w:r>
         <w:t>1.  Introduction</w:t>
       </w:r>
@@ -2768,7 +2768,7 @@
         <w:pStyle w:val="Heading1"/>
         <w:keepNext/>
       </w:pPr>
-      <w:bookmarkStart w:id="1" w:name="_Toc244134002"/>
+      <w:bookmarkStart w:id="1" w:name="_Toc244134260"/>
       <w:r>
         <w:t>2.  The Ground Theorem</w:t>
       </w:r>
@@ -3029,7 +3029,7 @@
         <w:pStyle w:val="Heading1"/>
         <w:keepNext/>
       </w:pPr>
-      <w:bookmarkStart w:id="2" w:name="_Toc244134003"/>
+      <w:bookmarkStart w:id="2" w:name="_Toc244134261"/>
       <w:r>
         <w:t>3.  What the Problem Demands</w:t>
       </w:r>
@@ -3040,7 +3040,7 @@
         <w:pStyle w:val="Heading2"/>
         <w:keepNext/>
       </w:pPr>
-      <w:bookmarkStart w:id="3" w:name="_Toc244134004"/>
+      <w:bookmarkStart w:id="3" w:name="_Toc244134262"/>
       <w:r>
         <w:t>3.1  Euclidean fields and the axioms of Osterwalder and Schrader</w:t>
       </w:r>
@@ -4170,7 +4170,7 @@
         <w:pStyle w:val="Heading2"/>
         <w:keepNext/>
       </w:pPr>
-      <w:bookmarkStart w:id="4" w:name="_Toc244134005"/>
+      <w:bookmarkStart w:id="4" w:name="_Toc244134263"/>
       <w:r>
         <w:t>3.2  The mass gap</w:t>
       </w:r>
@@ -4242,7 +4242,7 @@
         <w:pStyle w:val="Heading2"/>
         <w:keepNext/>
       </w:pPr>
-      <w:bookmarkStart w:id="5" w:name="_Toc244134006"/>
+      <w:bookmarkStart w:id="5" w:name="_Toc244134264"/>
       <w:r>
         <w:t>3.3  Non-triviality</w:t>
       </w:r>
@@ -4321,7 +4321,7 @@
         <w:pStyle w:val="Heading2"/>
         <w:keepNext/>
       </w:pPr>
-      <w:bookmarkStart w:id="6" w:name="_Toc244134007"/>
+      <w:bookmarkStart w:id="6" w:name="_Toc244134265"/>
       <w:r>
         <w:t>3.4  Limits obtained by compactness</w:t>
       </w:r>
@@ -4400,7 +4400,7 @@
         <w:pStyle w:val="Heading1"/>
         <w:keepNext/>
       </w:pPr>
-      <w:bookmarkStart w:id="7" w:name="_Toc244134008"/>
+      <w:bookmarkStart w:id="7" w:name="_Toc244134266"/>
       <w:r>
         <w:t>4.  The Lattice, Its Positivity and Its Gap</w:t>
       </w:r>
@@ -4411,7 +4411,7 @@
         <w:pStyle w:val="Heading2"/>
         <w:keepNext/>
       </w:pPr>
-      <w:bookmarkStart w:id="8" w:name="_Toc244134009"/>
+      <w:bookmarkStart w:id="8" w:name="_Toc244134267"/>
       <w:r>
         <w:t>4.1  Wilson's theory</w:t>
       </w:r>
@@ -5033,7 +5033,7 @@
         <w:pStyle w:val="Heading2"/>
         <w:keepNext/>
       </w:pPr>
-      <w:bookmarkStart w:id="9" w:name="_Toc244134010"/>
+      <w:bookmarkStart w:id="9" w:name="_Toc244134268"/>
       <w:r>
         <w:t>4.2  Reflection positivity and the transfer matrix</w:t>
       </w:r>
@@ -6069,7 +6069,7 @@
         <w:pStyle w:val="Heading2"/>
         <w:keepNext/>
       </w:pPr>
-      <w:bookmarkStart w:id="10" w:name="_Toc244134011"/>
+      <w:bookmarkStart w:id="10" w:name="_Toc244134269"/>
       <w:r>
         <w:t>4.3  The renormalisation group of Bałaban</w:t>
       </w:r>
@@ -6110,7 +6110,7 @@
         <w:pStyle w:val="Heading1"/>
         <w:keepNext/>
       </w:pPr>
-      <w:bookmarkStart w:id="11" w:name="_Toc244134012"/>
+      <w:bookmarkStart w:id="11" w:name="_Toc244134270"/>
       <w:r>
         <w:t>5.  The Three-Dimensional Manuscripts</w:t>
       </w:r>
@@ -6134,7 +6134,7 @@
         <w:pStyle w:val="Heading2"/>
         <w:keepNext/>
       </w:pPr>
-      <w:bookmarkStart w:id="12" w:name="_Toc244134013"/>
+      <w:bookmarkStart w:id="12" w:name="_Toc244134271"/>
       <w:r>
         <w:t>5.1  The documents</w:t>
       </w:r>
@@ -6181,7 +6181,7 @@
         <w:pStyle w:val="Heading2"/>
         <w:keepNext/>
       </w:pPr>
-      <w:bookmarkStart w:id="13" w:name="_Toc244134014"/>
+      <w:bookmarkStart w:id="13" w:name="_Toc244134272"/>
       <w:r>
         <w:t>5.2  The observable</w:t>
       </w:r>
@@ -6585,7 +6585,7 @@
         <w:pStyle w:val="Heading2"/>
         <w:keepNext/>
       </w:pPr>
-      <w:bookmarkStart w:id="14" w:name="_Toc244134015"/>
+      <w:bookmarkStart w:id="14" w:name="_Toc244134273"/>
       <w:r>
         <w:t>5.3  The torus, the infinite volume and the components</w:t>
       </w:r>
@@ -7116,7 +7116,7 @@
         <w:pStyle w:val="Heading2"/>
         <w:keepNext/>
       </w:pPr>
-      <w:bookmarkStart w:id="15" w:name="_Toc244134016"/>
+      <w:bookmarkStart w:id="15" w:name="_Toc244134274"/>
       <w:r>
         <w:t>5.4  The axioms and the reconstruction</w:t>
       </w:r>
@@ -7346,7 +7346,7 @@
         <w:pStyle w:val="Heading2"/>
         <w:keepNext/>
       </w:pPr>
-      <w:bookmarkStart w:id="16" w:name="_Toc244134017"/>
+      <w:bookmarkStart w:id="16" w:name="_Toc244134275"/>
       <w:r>
         <w:t>5.5  Non-triviality</w:t>
       </w:r>
@@ -7887,7 +7887,7 @@
         <w:pStyle w:val="Heading2"/>
         <w:keepNext/>
       </w:pPr>
-      <w:bookmarkStart w:id="17" w:name="_Toc244134018"/>
+      <w:bookmarkStart w:id="17" w:name="_Toc244134276"/>
       <w:r>
         <w:t>5.6  What the manuscript does not assert</w:t>
       </w:r>
@@ -7935,7 +7935,7 @@
         <w:pStyle w:val="Heading1"/>
         <w:keepNext/>
       </w:pPr>
-      <w:bookmarkStart w:id="18" w:name="_Toc244134019"/>
+      <w:bookmarkStart w:id="18" w:name="_Toc244134277"/>
       <w:r>
         <w:t>6.  The Four-Dimensional Draft and the Standing of the Corpus</w:t>
       </w:r>
@@ -7959,7 +7959,7 @@
         <w:pStyle w:val="Heading2"/>
         <w:keepNext/>
       </w:pPr>
-      <w:bookmarkStart w:id="19" w:name="_Toc244134020"/>
+      <w:bookmarkStart w:id="19" w:name="_Toc244134278"/>
       <w:r>
         <w:t>6.1  The authors' account</w:t>
       </w:r>
@@ -8023,7 +8023,7 @@
         <w:pStyle w:val="Heading2"/>
         <w:keepNext/>
       </w:pPr>
-      <w:bookmarkStart w:id="20" w:name="_Toc244134021"/>
+      <w:bookmarkStart w:id="20" w:name="_Toc244134279"/>
       <w:r>
         <w:t>6.2  The conditional theorem</w:t>
       </w:r>
@@ -8226,7 +8226,7 @@
         <w:pStyle w:val="Heading2"/>
         <w:keepNext/>
       </w:pPr>
-      <w:bookmarkStart w:id="21" w:name="_Toc244134022"/>
+      <w:bookmarkStart w:id="21" w:name="_Toc244134280"/>
       <w:r>
         <w:t>6.3  What the draft does not claim</w:t>
       </w:r>
@@ -8304,7 +8304,7 @@
         <w:pStyle w:val="Heading2"/>
         <w:keepNext/>
       </w:pPr>
-      <w:bookmarkStart w:id="22" w:name="_Toc244134023"/>
+      <w:bookmarkStart w:id="22" w:name="_Toc244134281"/>
       <w:r>
         <w:t>6.4  The standing of the corpus</w:t>
       </w:r>
@@ -8365,7 +8365,7 @@
         <w:pStyle w:val="Heading2"/>
         <w:keepNext/>
       </w:pPr>
-      <w:bookmarkStart w:id="23" w:name="_Toc244134024"/>
+      <w:bookmarkStart w:id="23" w:name="_Toc244134282"/>
       <w:r>
         <w:t>6.5  The public reading</w:t>
       </w:r>
@@ -8433,7 +8433,7 @@
         <w:pStyle w:val="Heading2"/>
         <w:keepNext/>
       </w:pPr>
-      <w:bookmarkStart w:id="24" w:name="_Toc244134025"/>
+      <w:bookmarkStart w:id="24" w:name="_Toc244134283"/>
       <w:r>
         <w:t>6.6  Two further claims in public view</w:t>
       </w:r>
@@ -8690,7 +8690,7 @@
         <w:pStyle w:val="Heading1"/>
         <w:keepNext/>
       </w:pPr>
-      <w:bookmarkStart w:id="25" w:name="_Toc244134026"/>
+      <w:bookmarkStart w:id="25" w:name="_Toc244134284"/>
       <w:r>
         <w:t>7.  The Residue and Its Completion</w:t>
       </w:r>
@@ -8714,7 +8714,7 @@
         <w:pStyle w:val="Heading2"/>
         <w:keepNext/>
       </w:pPr>
-      <w:bookmarkStart w:id="26" w:name="_Toc244134027"/>
+      <w:bookmarkStart w:id="26" w:name="_Toc244134285"/>
       <w:r>
         <w:t>7.1  The residue</w:t>
       </w:r>
@@ -8745,7 +8745,7 @@
           <w:left w:w="10" w:type="dxa"/>
           <w:right w:w="10" w:type="dxa"/>
         </w:tblCellMar>
-        <w:tblLook w:val="04A0" w:firstRow="1" w:lastRow="0" w:firstColumn="1" w:lastColumn="0" w:noHBand="0" w:noVBand="1"/>
+        <w:tblLook w:val="0000" w:firstRow="0" w:lastRow="0" w:firstColumn="0" w:lastColumn="0" w:noHBand="0" w:noVBand="0"/>
       </w:tblPr>
       <w:tblGrid>
         <w:gridCol w:w="2700"/>
@@ -9908,7 +9908,7 @@
         <w:pStyle w:val="Heading2"/>
         <w:keepNext/>
       </w:pPr>
-      <w:bookmarkStart w:id="27" w:name="_Toc244134028"/>
+      <w:bookmarkStart w:id="27" w:name="_Toc244134286"/>
       <w:r>
         <w:t>7.2  The gap is exponential clustering</w:t>
       </w:r>
@@ -11854,7 +11854,7 @@
         <w:pStyle w:val="Heading2"/>
         <w:keepNext/>
       </w:pPr>
-      <w:bookmarkStart w:id="28" w:name="_Toc244134029"/>
+      <w:bookmarkStart w:id="28" w:name="_Toc244134287"/>
       <w:r>
         <w:t>7.3  From the lattice to the limit</w:t>
       </w:r>
@@ -13034,7 +13034,7 @@
         <w:pStyle w:val="Heading2"/>
         <w:keepNext/>
       </w:pPr>
-      <w:bookmarkStart w:id="29" w:name="_Toc244134030"/>
+      <w:bookmarkStart w:id="29" w:name="_Toc244134288"/>
       <w:r>
         <w:t>7.4  The collapse of the components</w:t>
       </w:r>
@@ -13150,7 +13150,7 @@
         <w:pStyle w:val="Heading1"/>
         <w:keepNext/>
       </w:pPr>
-      <w:bookmarkStart w:id="30" w:name="_Toc244134031"/>
+      <w:bookmarkStart w:id="30" w:name="_Toc244134289"/>
       <w:r>
         <w:t>8.  The Ground Handed Over</w:t>
       </w:r>
@@ -13161,7 +13161,7 @@
         <w:pStyle w:val="Heading2"/>
         <w:keepNext/>
       </w:pPr>
-      <w:bookmarkStart w:id="31" w:name="_Toc244134032"/>
+      <w:bookmarkStart w:id="31" w:name="_Toc244134290"/>
       <w:r>
         <w:t>8.1  The object that remains</w:t>
       </w:r>
@@ -13305,7 +13305,7 @@
         <w:pStyle w:val="Heading2"/>
         <w:keepNext/>
       </w:pPr>
-      <w:bookmarkStart w:id="32" w:name="_Toc244134033"/>
+      <w:bookmarkStart w:id="32" w:name="_Toc244134291"/>
       <w:r>
         <w:t>8.2  The instruments in hand</w:t>
       </w:r>
@@ -18440,7 +18440,7 @@
           <w:left w:w="10" w:type="dxa"/>
           <w:right w:w="10" w:type="dxa"/>
         </w:tblCellMar>
-        <w:tblLook w:val="04A0" w:firstRow="1" w:lastRow="0" w:firstColumn="1" w:lastColumn="0" w:noHBand="0" w:noVBand="1"/>
+        <w:tblLook w:val="0000" w:firstRow="0" w:lastRow="0" w:firstColumn="0" w:lastColumn="0" w:noHBand="0" w:noVBand="0"/>
       </w:tblPr>
       <w:tblGrid>
         <w:gridCol w:w="1200"/>
@@ -20374,7 +20374,7 @@
         <w:pStyle w:val="Heading2"/>
         <w:keepNext/>
       </w:pPr>
-      <w:bookmarkStart w:id="33" w:name="_Toc244134034"/>
+      <w:bookmarkStart w:id="33" w:name="_Toc244134292"/>
       <w:r>
         <w:t>8.3  The reduction</w:t>
       </w:r>
@@ -28186,10 +28186,38 @@
     </w:p>
     <w:p>
       <w:pPr>
+        <w:spacing w:after="120"/>
+        <w:ind w:firstLine="360"/>
+        <w:jc w:val="both"/>
+      </w:pPr>
+      <w:r>
+        <w:t>One averaged composition is rigorous, and it is an instance of Theorem 8.5 itself. Choose a set of links of ℤ⁴ no two of which lie in one plaquette and which meets every plaquette; such a set exists, of density one quarter, with period four. Integrate those links and keep the others. Given the kept links the integrated ones are independent, each distributed by the law of its own six staples, so the field inside the blocks is a product measure and Hypothesis II holds exactly, with zero covariance and means t</w:t>
+      </w:r>
+      <w:r>
+        <w:t>hat depend on the kept links of one plaquette; and the kept links form a Gibbs measure of range two whose interdependence matrix is computed from averages, since each plaquette carries exactly one integrated link and its weight, with that link integrated, is the ratio of two normalising constants of the von Mises–Fisher law. Dobrushin's theorem then applies to the kept links, and the row sum of their matrix is an explicit function of the coupling, through the mean and the covariance of that law: twelve dire</w:t>
+      </w:r>
+      <w:r>
+        <w:t xml:space="preserve">ct terms carrying one pinned mean each and ninety mediated terms carrying the covariance, which is the Jacobian of the mean. Its root lies well above the single link's disk. Two lemmas make it a theorem and are named on the ledger: that the axial variance of the von Mises–Fisher law on the three-sphere is at most one quarter at every concentration, and that the third-order remainder of the logarithm of its normalising constant is bounded; when they are written, the number enters here. That no decimation of </w:t>
+      </w:r>
+      <w:r>
+        <w:t>ℤ⁴</w:t>
+      </w:r>
+      <w:r>
+        <w:t xml:space="preserve"> places both integrated links of every plaquette opposite one another, which a two-colouring argument shows for every dimension above two, is the reason the product of two pinned means cannot be composed this way, and the reason the wider widening remains the conjecture above.</w:t>
+      </w:r>
+      <w:r>
+        <w:rPr>
+          <w:rStyle w:val="FootnoteReference"/>
+        </w:rPr>
+        <w:footnoteReference w:id="69"/>
+      </w:r>
+    </w:p>
+    <w:p>
+      <w:pPr>
         <w:pStyle w:val="Heading2"/>
         <w:keepNext/>
       </w:pPr>
-      <w:bookmarkStart w:id="34" w:name="_Toc244134035"/>
+      <w:bookmarkStart w:id="34" w:name="_Toc244134293"/>
       <w:r>
         <w:t>8.4  Coda</w:t>
       </w:r>
@@ -28214,7 +28242,7 @@
         <w:pageBreakBefore/>
         <w:spacing w:before="0"/>
       </w:pPr>
-      <w:bookmarkStart w:id="35" w:name="_Toc244134036"/>
+      <w:bookmarkStart w:id="35" w:name="_Toc244134294"/>
       <w:r>
         <w:t>Sources</w:t>
       </w:r>
@@ -29240,7 +29268,7 @@
         <w:pStyle w:val="Heading2"/>
         <w:keepNext/>
       </w:pPr>
-      <w:bookmarkStart w:id="36" w:name="_Toc244134037"/>
+      <w:bookmarkStart w:id="36" w:name="_Toc244134295"/>
       <w:r>
         <w:t>Records of the computations of Edwin Boston III</w:t>
       </w:r>
@@ -31776,6 +31804,26 @@
       </w:r>
     </w:p>
   </w:footnote>
+  <w:footnote w:id="69">
+    <w:p>
+      <w:pPr>
+        <w:spacing w:after="40" w:line="240" w:lineRule="auto"/>
+      </w:pPr>
+      <w:r>
+        <w:rPr>
+          <w:rStyle w:val="FootnoteReference"/>
+        </w:rPr>
+        <w:footnoteRef/>
+      </w:r>
+      <w:r>
+        <w:rPr>
+          <w:sz w:val="17"/>
+          <w:szCs w:val="17"/>
+        </w:rPr>
+        <w:t>Edwin Boston III; the perfect cover, the two-colouring argument, the range-two specification and its row sum are on the ledger with their records.</w:t>
+      </w:r>
+    </w:p>
+  </w:footnote>
 </w:footnotes>
 </file>
 
@@ -31807,10 +31855,10 @@
 <file path=word/numbering.xml><?xml version="1.0" encoding="utf-8"?>
 <w:numbering xmlns:wpc="http://schemas.microsoft.com/office/word/2010/wordprocessingCanvas" xmlns:cx="http://schemas.microsoft.com/office/drawing/2014/chartex" xmlns:cx1="http://schemas.microsoft.com/office/drawing/2015/9/8/chartex" xmlns:cx2="http://schemas.microsoft.com/office/drawing/2015/10/21/chartex" xmlns:cx3="http://schemas.microsoft.com/office/drawing/2016/5/9/chartex" xmlns:cx4="http://schemas.microsoft.com/office/drawing/2016/5/10/chartex" xmlns:cx5="http://schemas.microsoft.com/office/drawing/2016/5/11/chartex" xmlns:cx6="http://schemas.microsoft.com/office/drawing/2016/5/12/chartex" xmlns:cx7="http://schemas.microsoft.com/office/drawing/2016/5/13/chartex" xmlns:cx8="http://schemas.microsoft.com/office/drawing/2016/5/14/chartex" xmlns:mc="http://schemas.openxmlformats.org/markup-compatibility/2006" xmlns:aink="http://schemas.microsoft.com/office/drawing/2016/ink" xmlns:am3d="http://schemas.microsoft.com/office/drawing/2017/model3d" xmlns:o="urn:schemas-microsoft-com:office:office" xmlns:oel="http://schemas.microsoft.com/office/2019/extlst" xmlns:r="http://schemas.openxmlformats.org/officeDocument/2006/relationships" xmlns:m="http://schemas.openxmlformats.org/officeDocument/2006/math" xmlns:v="urn:schemas-microsoft-com:vml" xmlns:wp14="http://schemas.microsoft.com/office/word/2010/wordprocessingDrawing" xmlns:wp="http://schemas.openxmlformats.org/drawingml/2006/wordprocessingDrawing" xmlns:w10="urn:schemas-microsoft-com:office:word" xmlns:w="http://schemas.openxmlformats.org/wordprocessingml/2006/main" xmlns:w14="http://schemas.microsoft.com/office/word/2010/wordml" xmlns:w15="http://schemas.microsoft.com/office/word/2012/wordml" xmlns:w16cex="http://schemas.microsoft.com/office/word/2018/wordml/cex" xmlns:w16cid="http://schemas.microsoft.com/office/word/2016/wordml/cid" xmlns:w16="http://schemas.microsoft.com/office/word/2018/wordml" xmlns:w16du="http://schemas.microsoft.com/office/word/2023/wordml/word16du" xmlns:w16sdtdh="http://schemas.microsoft.com/office/word/2020/wordml/sdtdatahash" xmlns:w16sdtfl="http://schemas.microsoft.com/office/word/2024/wordml/sdtformatlock" xmlns:w16se="http://schemas.microsoft.com/office/word/2015/wordml/symex" xmlns:wpg="http://schemas.microsoft.com/office/word/2010/wordprocessingGroup" xmlns:wpi="http://schemas.microsoft.com/office/word/2010/wordprocessingInk" xmlns:wne="http://schemas.microsoft.com/office/word/2006/wordml" xmlns:wps="http://schemas.microsoft.com/office/word/2010/wordprocessingShape" mc:Ignorable="w14 w15 w16se w16cid w16 w16cex w16sdtdh w16sdtfl w16du wp14">
   <w:abstractNum w:abstractNumId="0" w15:restartNumberingAfterBreak="0">
-    <w:nsid w:val="503D08BB"/>
+    <w:nsid w:val="334F299E"/>
     <w:multiLevelType w:val="hybridMultilevel"/>
-    <w:tmpl w:val="8DE63CF6"/>
-    <w:lvl w:ilvl="0" w:tplc="FC387E58">
+    <w:tmpl w:val="41B084B0"/>
+    <w:lvl w:ilvl="0" w:tplc="D8AE4502">
       <w:start w:val="1"/>
       <w:numFmt w:val="bullet"/>
       <w:lvlText w:val="●"/>
@@ -31819,7 +31867,7 @@
         <w:ind w:left="720" w:hanging="360"/>
       </w:pPr>
     </w:lvl>
-    <w:lvl w:ilvl="1" w:tplc="6D1AFF7C">
+    <w:lvl w:ilvl="1" w:tplc="C62E727A">
       <w:start w:val="1"/>
       <w:numFmt w:val="bullet"/>
       <w:lvlText w:val="○"/>
@@ -31828,7 +31876,7 @@
         <w:ind w:left="1440" w:hanging="360"/>
       </w:pPr>
     </w:lvl>
-    <w:lvl w:ilvl="2" w:tplc="CD6E6C10">
+    <w:lvl w:ilvl="2" w:tplc="1DD259E8">
       <w:start w:val="1"/>
       <w:numFmt w:val="bullet"/>
       <w:lvlText w:val="■"/>
@@ -31837,7 +31885,7 @@
         <w:ind w:left="2160" w:hanging="360"/>
       </w:pPr>
     </w:lvl>
-    <w:lvl w:ilvl="3" w:tplc="310E6EC6">
+    <w:lvl w:ilvl="3" w:tplc="95102DEA">
       <w:start w:val="1"/>
       <w:numFmt w:val="bullet"/>
       <w:lvlText w:val="●"/>
@@ -31846,7 +31894,7 @@
         <w:ind w:left="2880" w:hanging="360"/>
       </w:pPr>
     </w:lvl>
-    <w:lvl w:ilvl="4" w:tplc="00309E3C">
+    <w:lvl w:ilvl="4" w:tplc="E6923390">
       <w:start w:val="1"/>
       <w:numFmt w:val="bullet"/>
       <w:lvlText w:val="○"/>
@@ -31855,7 +31903,7 @@
         <w:ind w:left="3600" w:hanging="360"/>
       </w:pPr>
     </w:lvl>
-    <w:lvl w:ilvl="5" w:tplc="DE482366">
+    <w:lvl w:ilvl="5" w:tplc="70A63114">
       <w:start w:val="1"/>
       <w:numFmt w:val="bullet"/>
       <w:lvlText w:val="■"/>
@@ -31864,7 +31912,7 @@
         <w:ind w:left="4320" w:hanging="360"/>
       </w:pPr>
     </w:lvl>
-    <w:lvl w:ilvl="6" w:tplc="89B2F3C6">
+    <w:lvl w:ilvl="6" w:tplc="5D3079C8">
       <w:start w:val="1"/>
       <w:numFmt w:val="bullet"/>
       <w:lvlText w:val="●"/>
@@ -31873,7 +31921,7 @@
         <w:ind w:left="5040" w:hanging="360"/>
       </w:pPr>
     </w:lvl>
-    <w:lvl w:ilvl="7" w:tplc="A2A05A52">
+    <w:lvl w:ilvl="7" w:tplc="4BA08CC0">
       <w:start w:val="1"/>
       <w:numFmt w:val="bullet"/>
       <w:lvlText w:val="●"/>
@@ -31882,7 +31930,7 @@
         <w:ind w:left="5760" w:hanging="360"/>
       </w:pPr>
     </w:lvl>
-    <w:lvl w:ilvl="8" w:tplc="787CB920">
+    <w:lvl w:ilvl="8" w:tplc="337ECFF8">
       <w:start w:val="1"/>
       <w:numFmt w:val="bullet"/>
       <w:lvlText w:val="●"/>
@@ -31892,7 +31940,7 @@
       </w:pPr>
     </w:lvl>
   </w:abstractNum>
-  <w:num w:numId="1" w16cid:durableId="871966073">
+  <w:num w:numId="1" w16cid:durableId="1455520613">
     <w:abstractNumId w:val="0"/>
     <w:lvlOverride w:ilvl="0">
       <w:startOverride w:val="1"/>
@@ -32489,7 +32537,7 @@
     <w:autoRedefine/>
     <w:uiPriority w:val="39"/>
     <w:unhideWhenUsed/>
-    <w:rsid w:val="00DB7F89"/>
+    <w:rsid w:val="00DE3B0A"/>
     <w:pPr>
       <w:spacing w:after="100"/>
     </w:pPr>
@@ -32501,7 +32549,7 @@
     <w:autoRedefine/>
     <w:uiPriority w:val="39"/>
     <w:unhideWhenUsed/>
-    <w:rsid w:val="00DB7F89"/>
+    <w:rsid w:val="00DE3B0A"/>
     <w:pPr>
       <w:spacing w:after="100"/>
       <w:ind w:left="220"/>

--- a/THE-GROUND-Edwin-Boston-III.docx
+++ b/THE-GROUND-Edwin-Boston-III.docx
@@ -142,7 +142,14 @@
           <w:sz w:val="20"/>
           <w:szCs w:val="20"/>
         </w:rPr>
-        <w:t>log(1/ρ′))/a_c; the open mathematics of the problem is thereby two statements about one block at the crossover scale, stated in the form that is uniform in the cutoff, and the paper says why the form on the fine measure's blocks is not. This identifies the object on which the proof that follows must stand.</w:t>
+        <w:t>log(1/ρ′))/a_c; the open mathematics of the problem is thereby two statements about one block at the crossover scale, stated in the form that is uniform in the cutoff, and the paper says why the form on the fine measure's blocks is not. Finally it proves a theorem at the strong end: for the SU(2) Wilson theory on ℤ⁴ at β ≤ 0.241, an exact decimation of one link in every plaquette and Dobrushin's criterion, with constants that Turán's inequality for the modified Bessel functions makes exact, give a unique in</w:t>
+      </w:r>
+      <w:r>
+        <w:rPr>
+          <w:sz w:val="20"/>
+          <w:szCs w:val="20"/>
+        </w:rPr>
+        <w:t>finite-volume Gibbs measure, exponential clustering and a mass gap of the lattice theory (Theorem 8.7). The theorem lies at strong coupling; the interval between it and the crossover is the open part of the problem, and the object on which the proof that follows must stand.</w:t>
       </w:r>
     </w:p>
     <w:p>
@@ -163,7 +170,7 @@
     <w:sdt>
       <w:sdtPr>
         <w:alias w:val="Contents"/>
-        <w:id w:val="-341856489"/>
+        <w:id w:val="-355888147"/>
       </w:sdtPr>
       <w:sdtEndPr/>
       <w:sdtContent>
@@ -191,7 +198,7 @@
           <w:r>
             <w:fldChar w:fldCharType="separate"/>
           </w:r>
-          <w:hyperlink w:anchor="_Toc244134259" w:history="1">
+          <w:hyperlink w:anchor="_Toc244136580" w:history="1">
             <w:r>
               <w:rPr>
                 <w:rStyle w:val="Hyperlink"/>
@@ -215,7 +222,7 @@
               <w:rPr>
                 <w:noProof/>
               </w:rPr>
-              <w:instrText xml:space="preserve"> PAGEREF _Toc244134259 \h </w:instrText>
+              <w:instrText xml:space="preserve"> PAGEREF _Toc244136580 \h </w:instrText>
             </w:r>
             <w:r>
               <w:rPr>
@@ -257,7 +264,7 @@
               <w14:ligatures w14:val="standardContextual"/>
             </w:rPr>
           </w:pPr>
-          <w:hyperlink w:anchor="_Toc244134260" w:history="1">
+          <w:hyperlink w:anchor="_Toc244136581" w:history="1">
             <w:r>
               <w:rPr>
                 <w:rStyle w:val="Hyperlink"/>
@@ -281,7 +288,7 @@
               <w:rPr>
                 <w:noProof/>
               </w:rPr>
-              <w:instrText xml:space="preserve"> PAGEREF _Toc244134260 \h </w:instrText>
+              <w:instrText xml:space="preserve"> PAGEREF _Toc244136581 \h </w:instrText>
             </w:r>
             <w:r>
               <w:rPr>
@@ -323,7 +330,7 @@
               <w14:ligatures w14:val="standardContextual"/>
             </w:rPr>
           </w:pPr>
-          <w:hyperlink w:anchor="_Toc244134261" w:history="1">
+          <w:hyperlink w:anchor="_Toc244136582" w:history="1">
             <w:r>
               <w:rPr>
                 <w:rStyle w:val="Hyperlink"/>
@@ -347,7 +354,7 @@
               <w:rPr>
                 <w:noProof/>
               </w:rPr>
-              <w:instrText xml:space="preserve"> PAGEREF _Toc244134261 \h </w:instrText>
+              <w:instrText xml:space="preserve"> PAGEREF _Toc244136582 \h </w:instrText>
             </w:r>
             <w:r>
               <w:rPr>
@@ -389,7 +396,7 @@
               <w14:ligatures w14:val="standardContextual"/>
             </w:rPr>
           </w:pPr>
-          <w:hyperlink w:anchor="_Toc244134262" w:history="1">
+          <w:hyperlink w:anchor="_Toc244136583" w:history="1">
             <w:r>
               <w:rPr>
                 <w:rStyle w:val="Hyperlink"/>
@@ -413,7 +420,7 @@
               <w:rPr>
                 <w:noProof/>
               </w:rPr>
-              <w:instrText xml:space="preserve"> PAGEREF _Toc244134262 \h </w:instrText>
+              <w:instrText xml:space="preserve"> PAGEREF _Toc244136583 \h </w:instrText>
             </w:r>
             <w:r>
               <w:rPr>
@@ -455,7 +462,7 @@
               <w14:ligatures w14:val="standardContextual"/>
             </w:rPr>
           </w:pPr>
-          <w:hyperlink w:anchor="_Toc244134263" w:history="1">
+          <w:hyperlink w:anchor="_Toc244136584" w:history="1">
             <w:r>
               <w:rPr>
                 <w:rStyle w:val="Hyperlink"/>
@@ -479,7 +486,7 @@
               <w:rPr>
                 <w:noProof/>
               </w:rPr>
-              <w:instrText xml:space="preserve"> PAGEREF _Toc244134263 \h </w:instrText>
+              <w:instrText xml:space="preserve"> PAGEREF _Toc244136584 \h </w:instrText>
             </w:r>
             <w:r>
               <w:rPr>
@@ -521,7 +528,7 @@
               <w14:ligatures w14:val="standardContextual"/>
             </w:rPr>
           </w:pPr>
-          <w:hyperlink w:anchor="_Toc244134264" w:history="1">
+          <w:hyperlink w:anchor="_Toc244136585" w:history="1">
             <w:r>
               <w:rPr>
                 <w:rStyle w:val="Hyperlink"/>
@@ -545,7 +552,7 @@
               <w:rPr>
                 <w:noProof/>
               </w:rPr>
-              <w:instrText xml:space="preserve"> PAGEREF _Toc244134264 \h </w:instrText>
+              <w:instrText xml:space="preserve"> PAGEREF _Toc244136585 \h </w:instrText>
             </w:r>
             <w:r>
               <w:rPr>
@@ -587,7 +594,7 @@
               <w14:ligatures w14:val="standardContextual"/>
             </w:rPr>
           </w:pPr>
-          <w:hyperlink w:anchor="_Toc244134265" w:history="1">
+          <w:hyperlink w:anchor="_Toc244136586" w:history="1">
             <w:r>
               <w:rPr>
                 <w:rStyle w:val="Hyperlink"/>
@@ -611,7 +618,7 @@
               <w:rPr>
                 <w:noProof/>
               </w:rPr>
-              <w:instrText xml:space="preserve"> PAGEREF _Toc244134265 \h </w:instrText>
+              <w:instrText xml:space="preserve"> PAGEREF _Toc244136586 \h </w:instrText>
             </w:r>
             <w:r>
               <w:rPr>
@@ -653,7 +660,7 @@
               <w14:ligatures w14:val="standardContextual"/>
             </w:rPr>
           </w:pPr>
-          <w:hyperlink w:anchor="_Toc244134266" w:history="1">
+          <w:hyperlink w:anchor="_Toc244136587" w:history="1">
             <w:r>
               <w:rPr>
                 <w:rStyle w:val="Hyperlink"/>
@@ -677,7 +684,7 @@
               <w:rPr>
                 <w:noProof/>
               </w:rPr>
-              <w:instrText xml:space="preserve"> PAGEREF _Toc244134266 \h </w:instrText>
+              <w:instrText xml:space="preserve"> PAGEREF _Toc244136587 \h </w:instrText>
             </w:r>
             <w:r>
               <w:rPr>
@@ -719,7 +726,7 @@
               <w14:ligatures w14:val="standardContextual"/>
             </w:rPr>
           </w:pPr>
-          <w:hyperlink w:anchor="_Toc244134267" w:history="1">
+          <w:hyperlink w:anchor="_Toc244136588" w:history="1">
             <w:r>
               <w:rPr>
                 <w:rStyle w:val="Hyperlink"/>
@@ -743,7 +750,7 @@
               <w:rPr>
                 <w:noProof/>
               </w:rPr>
-              <w:instrText xml:space="preserve"> PAGEREF _Toc244134267 \h </w:instrText>
+              <w:instrText xml:space="preserve"> PAGEREF _Toc244136588 \h </w:instrText>
             </w:r>
             <w:r>
               <w:rPr>
@@ -785,7 +792,7 @@
               <w14:ligatures w14:val="standardContextual"/>
             </w:rPr>
           </w:pPr>
-          <w:hyperlink w:anchor="_Toc244134268" w:history="1">
+          <w:hyperlink w:anchor="_Toc244136589" w:history="1">
             <w:r>
               <w:rPr>
                 <w:rStyle w:val="Hyperlink"/>
@@ -809,7 +816,7 @@
               <w:rPr>
                 <w:noProof/>
               </w:rPr>
-              <w:instrText xml:space="preserve"> PAGEREF _Toc244134268 \h </w:instrText>
+              <w:instrText xml:space="preserve"> PAGEREF _Toc244136589 \h </w:instrText>
             </w:r>
             <w:r>
               <w:rPr>
@@ -851,7 +858,7 @@
               <w14:ligatures w14:val="standardContextual"/>
             </w:rPr>
           </w:pPr>
-          <w:hyperlink w:anchor="_Toc244134269" w:history="1">
+          <w:hyperlink w:anchor="_Toc244136590" w:history="1">
             <w:r>
               <w:rPr>
                 <w:rStyle w:val="Hyperlink"/>
@@ -875,7 +882,7 @@
               <w:rPr>
                 <w:noProof/>
               </w:rPr>
-              <w:instrText xml:space="preserve"> PAGEREF _Toc244134269 \h </w:instrText>
+              <w:instrText xml:space="preserve"> PAGEREF _Toc244136590 \h </w:instrText>
             </w:r>
             <w:r>
               <w:rPr>
@@ -917,7 +924,7 @@
               <w14:ligatures w14:val="standardContextual"/>
             </w:rPr>
           </w:pPr>
-          <w:hyperlink w:anchor="_Toc244134270" w:history="1">
+          <w:hyperlink w:anchor="_Toc244136591" w:history="1">
             <w:r>
               <w:rPr>
                 <w:rStyle w:val="Hyperlink"/>
@@ -941,7 +948,7 @@
               <w:rPr>
                 <w:noProof/>
               </w:rPr>
-              <w:instrText xml:space="preserve"> PAGEREF _Toc244134270 \h </w:instrText>
+              <w:instrText xml:space="preserve"> PAGEREF _Toc244136591 \h </w:instrText>
             </w:r>
             <w:r>
               <w:rPr>
@@ -983,7 +990,7 @@
               <w14:ligatures w14:val="standardContextual"/>
             </w:rPr>
           </w:pPr>
-          <w:hyperlink w:anchor="_Toc244134271" w:history="1">
+          <w:hyperlink w:anchor="_Toc244136592" w:history="1">
             <w:r>
               <w:rPr>
                 <w:rStyle w:val="Hyperlink"/>
@@ -1007,7 +1014,7 @@
               <w:rPr>
                 <w:noProof/>
               </w:rPr>
-              <w:instrText xml:space="preserve"> PAGEREF _Toc244134271 \h </w:instrText>
+              <w:instrText xml:space="preserve"> PAGEREF _Toc244136592 \h </w:instrText>
             </w:r>
             <w:r>
               <w:rPr>
@@ -1049,7 +1056,7 @@
               <w14:ligatures w14:val="standardContextual"/>
             </w:rPr>
           </w:pPr>
-          <w:hyperlink w:anchor="_Toc244134272" w:history="1">
+          <w:hyperlink w:anchor="_Toc244136593" w:history="1">
             <w:r>
               <w:rPr>
                 <w:rStyle w:val="Hyperlink"/>
@@ -1073,7 +1080,7 @@
               <w:rPr>
                 <w:noProof/>
               </w:rPr>
-              <w:instrText xml:space="preserve"> PAGEREF _Toc244134272 \h </w:instrText>
+              <w:instrText xml:space="preserve"> PAGEREF _Toc244136593 \h </w:instrText>
             </w:r>
             <w:r>
               <w:rPr>
@@ -1115,7 +1122,7 @@
               <w14:ligatures w14:val="standardContextual"/>
             </w:rPr>
           </w:pPr>
-          <w:hyperlink w:anchor="_Toc244134273" w:history="1">
+          <w:hyperlink w:anchor="_Toc244136594" w:history="1">
             <w:r>
               <w:rPr>
                 <w:rStyle w:val="Hyperlink"/>
@@ -1139,7 +1146,7 @@
               <w:rPr>
                 <w:noProof/>
               </w:rPr>
-              <w:instrText xml:space="preserve"> PAGEREF _Toc244134273 \h </w:instrText>
+              <w:instrText xml:space="preserve"> PAGEREF _Toc244136594 \h </w:instrText>
             </w:r>
             <w:r>
               <w:rPr>
@@ -1181,7 +1188,7 @@
               <w14:ligatures w14:val="standardContextual"/>
             </w:rPr>
           </w:pPr>
-          <w:hyperlink w:anchor="_Toc244134274" w:history="1">
+          <w:hyperlink w:anchor="_Toc244136595" w:history="1">
             <w:r>
               <w:rPr>
                 <w:rStyle w:val="Hyperlink"/>
@@ -1205,7 +1212,7 @@
               <w:rPr>
                 <w:noProof/>
               </w:rPr>
-              <w:instrText xml:space="preserve"> PAGEREF _Toc244134274 \h </w:instrText>
+              <w:instrText xml:space="preserve"> PAGEREF _Toc244136595 \h </w:instrText>
             </w:r>
             <w:r>
               <w:rPr>
@@ -1247,7 +1254,7 @@
               <w14:ligatures w14:val="standardContextual"/>
             </w:rPr>
           </w:pPr>
-          <w:hyperlink w:anchor="_Toc244134275" w:history="1">
+          <w:hyperlink w:anchor="_Toc244136596" w:history="1">
             <w:r>
               <w:rPr>
                 <w:rStyle w:val="Hyperlink"/>
@@ -1271,7 +1278,7 @@
               <w:rPr>
                 <w:noProof/>
               </w:rPr>
-              <w:instrText xml:space="preserve"> PAGEREF _Toc244134275 \h </w:instrText>
+              <w:instrText xml:space="preserve"> PAGEREF _Toc244136596 \h </w:instrText>
             </w:r>
             <w:r>
               <w:rPr>
@@ -1313,7 +1320,7 @@
               <w14:ligatures w14:val="standardContextual"/>
             </w:rPr>
           </w:pPr>
-          <w:hyperlink w:anchor="_Toc244134276" w:history="1">
+          <w:hyperlink w:anchor="_Toc244136597" w:history="1">
             <w:r>
               <w:rPr>
                 <w:rStyle w:val="Hyperlink"/>
@@ -1337,7 +1344,7 @@
               <w:rPr>
                 <w:noProof/>
               </w:rPr>
-              <w:instrText xml:space="preserve"> PAGEREF _Toc244134276 \h </w:instrText>
+              <w:instrText xml:space="preserve"> PAGEREF _Toc244136597 \h </w:instrText>
             </w:r>
             <w:r>
               <w:rPr>
@@ -1379,7 +1386,7 @@
               <w14:ligatures w14:val="standardContextual"/>
             </w:rPr>
           </w:pPr>
-          <w:hyperlink w:anchor="_Toc244134277" w:history="1">
+          <w:hyperlink w:anchor="_Toc244136598" w:history="1">
             <w:r>
               <w:rPr>
                 <w:rStyle w:val="Hyperlink"/>
@@ -1403,7 +1410,7 @@
               <w:rPr>
                 <w:noProof/>
               </w:rPr>
-              <w:instrText xml:space="preserve"> PAGEREF _Toc244134277 \h </w:instrText>
+              <w:instrText xml:space="preserve"> PAGEREF _Toc244136598 \h </w:instrText>
             </w:r>
             <w:r>
               <w:rPr>
@@ -1445,7 +1452,7 @@
               <w14:ligatures w14:val="standardContextual"/>
             </w:rPr>
           </w:pPr>
-          <w:hyperlink w:anchor="_Toc244134278" w:history="1">
+          <w:hyperlink w:anchor="_Toc244136599" w:history="1">
             <w:r>
               <w:rPr>
                 <w:rStyle w:val="Hyperlink"/>
@@ -1469,7 +1476,7 @@
               <w:rPr>
                 <w:noProof/>
               </w:rPr>
-              <w:instrText xml:space="preserve"> PAGEREF _Toc244134278 \h </w:instrText>
+              <w:instrText xml:space="preserve"> PAGEREF _Toc244136599 \h </w:instrText>
             </w:r>
             <w:r>
               <w:rPr>
@@ -1511,7 +1518,7 @@
               <w14:ligatures w14:val="standardContextual"/>
             </w:rPr>
           </w:pPr>
-          <w:hyperlink w:anchor="_Toc244134279" w:history="1">
+          <w:hyperlink w:anchor="_Toc244136600" w:history="1">
             <w:r>
               <w:rPr>
                 <w:rStyle w:val="Hyperlink"/>
@@ -1535,7 +1542,7 @@
               <w:rPr>
                 <w:noProof/>
               </w:rPr>
-              <w:instrText xml:space="preserve"> PAGEREF _Toc244134279 \h </w:instrText>
+              <w:instrText xml:space="preserve"> PAGEREF _Toc244136600 \h </w:instrText>
             </w:r>
             <w:r>
               <w:rPr>
@@ -1577,7 +1584,7 @@
               <w14:ligatures w14:val="standardContextual"/>
             </w:rPr>
           </w:pPr>
-          <w:hyperlink w:anchor="_Toc244134280" w:history="1">
+          <w:hyperlink w:anchor="_Toc244136601" w:history="1">
             <w:r>
               <w:rPr>
                 <w:rStyle w:val="Hyperlink"/>
@@ -1601,7 +1608,7 @@
               <w:rPr>
                 <w:noProof/>
               </w:rPr>
-              <w:instrText xml:space="preserve"> PAGEREF _Toc244134280 \h </w:instrText>
+              <w:instrText xml:space="preserve"> PAGEREF _Toc244136601 \h </w:instrText>
             </w:r>
             <w:r>
               <w:rPr>
@@ -1643,7 +1650,7 @@
               <w14:ligatures w14:val="standardContextual"/>
             </w:rPr>
           </w:pPr>
-          <w:hyperlink w:anchor="_Toc244134281" w:history="1">
+          <w:hyperlink w:anchor="_Toc244136602" w:history="1">
             <w:r>
               <w:rPr>
                 <w:rStyle w:val="Hyperlink"/>
@@ -1667,7 +1674,7 @@
               <w:rPr>
                 <w:noProof/>
               </w:rPr>
-              <w:instrText xml:space="preserve"> PAGEREF _Toc244134281 \h </w:instrText>
+              <w:instrText xml:space="preserve"> PAGEREF _Toc244136602 \h </w:instrText>
             </w:r>
             <w:r>
               <w:rPr>
@@ -1709,7 +1716,7 @@
               <w14:ligatures w14:val="standardContextual"/>
             </w:rPr>
           </w:pPr>
-          <w:hyperlink w:anchor="_Toc244134282" w:history="1">
+          <w:hyperlink w:anchor="_Toc244136603" w:history="1">
             <w:r>
               <w:rPr>
                 <w:rStyle w:val="Hyperlink"/>
@@ -1733,7 +1740,7 @@
               <w:rPr>
                 <w:noProof/>
               </w:rPr>
-              <w:instrText xml:space="preserve"> PAGEREF _Toc244134282 \h </w:instrText>
+              <w:instrText xml:space="preserve"> PAGEREF _Toc244136603 \h </w:instrText>
             </w:r>
             <w:r>
               <w:rPr>
@@ -1775,7 +1782,7 @@
               <w14:ligatures w14:val="standardContextual"/>
             </w:rPr>
           </w:pPr>
-          <w:hyperlink w:anchor="_Toc244134283" w:history="1">
+          <w:hyperlink w:anchor="_Toc244136604" w:history="1">
             <w:r>
               <w:rPr>
                 <w:rStyle w:val="Hyperlink"/>
@@ -1799,7 +1806,7 @@
               <w:rPr>
                 <w:noProof/>
               </w:rPr>
-              <w:instrText xml:space="preserve"> PAGEREF _Toc244134283 \h </w:instrText>
+              <w:instrText xml:space="preserve"> PAGEREF _Toc244136604 \h </w:instrText>
             </w:r>
             <w:r>
               <w:rPr>
@@ -1841,7 +1848,7 @@
               <w14:ligatures w14:val="standardContextual"/>
             </w:rPr>
           </w:pPr>
-          <w:hyperlink w:anchor="_Toc244134284" w:history="1">
+          <w:hyperlink w:anchor="_Toc244136605" w:history="1">
             <w:r>
               <w:rPr>
                 <w:rStyle w:val="Hyperlink"/>
@@ -1865,7 +1872,7 @@
               <w:rPr>
                 <w:noProof/>
               </w:rPr>
-              <w:instrText xml:space="preserve"> PAGEREF _Toc244134284 \h </w:instrText>
+              <w:instrText xml:space="preserve"> PAGEREF _Toc244136605 \h </w:instrText>
             </w:r>
             <w:r>
               <w:rPr>
@@ -1907,7 +1914,7 @@
               <w14:ligatures w14:val="standardContextual"/>
             </w:rPr>
           </w:pPr>
-          <w:hyperlink w:anchor="_Toc244134285" w:history="1">
+          <w:hyperlink w:anchor="_Toc244136606" w:history="1">
             <w:r>
               <w:rPr>
                 <w:rStyle w:val="Hyperlink"/>
@@ -1931,7 +1938,7 @@
               <w:rPr>
                 <w:noProof/>
               </w:rPr>
-              <w:instrText xml:space="preserve"> PAGEREF _Toc244134285 \h </w:instrText>
+              <w:instrText xml:space="preserve"> PAGEREF _Toc244136606 \h </w:instrText>
             </w:r>
             <w:r>
               <w:rPr>
@@ -1973,7 +1980,7 @@
               <w14:ligatures w14:val="standardContextual"/>
             </w:rPr>
           </w:pPr>
-          <w:hyperlink w:anchor="_Toc244134286" w:history="1">
+          <w:hyperlink w:anchor="_Toc244136607" w:history="1">
             <w:r>
               <w:rPr>
                 <w:rStyle w:val="Hyperlink"/>
@@ -1997,7 +2004,7 @@
               <w:rPr>
                 <w:noProof/>
               </w:rPr>
-              <w:instrText xml:space="preserve"> PAGEREF _Toc244134286 \h </w:instrText>
+              <w:instrText xml:space="preserve"> PAGEREF _Toc244136607 \h </w:instrText>
             </w:r>
             <w:r>
               <w:rPr>
@@ -2039,7 +2046,7 @@
               <w14:ligatures w14:val="standardContextual"/>
             </w:rPr>
           </w:pPr>
-          <w:hyperlink w:anchor="_Toc244134287" w:history="1">
+          <w:hyperlink w:anchor="_Toc244136608" w:history="1">
             <w:r>
               <w:rPr>
                 <w:rStyle w:val="Hyperlink"/>
@@ -2063,7 +2070,7 @@
               <w:rPr>
                 <w:noProof/>
               </w:rPr>
-              <w:instrText xml:space="preserve"> PAGEREF _Toc244134287 \h </w:instrText>
+              <w:instrText xml:space="preserve"> PAGEREF _Toc244136608 \h </w:instrText>
             </w:r>
             <w:r>
               <w:rPr>
@@ -2105,7 +2112,7 @@
               <w14:ligatures w14:val="standardContextual"/>
             </w:rPr>
           </w:pPr>
-          <w:hyperlink w:anchor="_Toc244134288" w:history="1">
+          <w:hyperlink w:anchor="_Toc244136609" w:history="1">
             <w:r>
               <w:rPr>
                 <w:rStyle w:val="Hyperlink"/>
@@ -2129,7 +2136,7 @@
               <w:rPr>
                 <w:noProof/>
               </w:rPr>
-              <w:instrText xml:space="preserve"> PAGEREF _Toc244134288 \h </w:instrText>
+              <w:instrText xml:space="preserve"> PAGEREF _Toc244136609 \h </w:instrText>
             </w:r>
             <w:r>
               <w:rPr>
@@ -2171,7 +2178,7 @@
               <w14:ligatures w14:val="standardContextual"/>
             </w:rPr>
           </w:pPr>
-          <w:hyperlink w:anchor="_Toc244134289" w:history="1">
+          <w:hyperlink w:anchor="_Toc244136610" w:history="1">
             <w:r>
               <w:rPr>
                 <w:rStyle w:val="Hyperlink"/>
@@ -2195,7 +2202,7 @@
               <w:rPr>
                 <w:noProof/>
               </w:rPr>
-              <w:instrText xml:space="preserve"> PAGEREF _Toc244134289 \h </w:instrText>
+              <w:instrText xml:space="preserve"> PAGEREF _Toc244136610 \h </w:instrText>
             </w:r>
             <w:r>
               <w:rPr>
@@ -2237,7 +2244,7 @@
               <w14:ligatures w14:val="standardContextual"/>
             </w:rPr>
           </w:pPr>
-          <w:hyperlink w:anchor="_Toc244134290" w:history="1">
+          <w:hyperlink w:anchor="_Toc244136611" w:history="1">
             <w:r>
               <w:rPr>
                 <w:rStyle w:val="Hyperlink"/>
@@ -2261,7 +2268,7 @@
               <w:rPr>
                 <w:noProof/>
               </w:rPr>
-              <w:instrText xml:space="preserve"> PAGEREF _Toc244134290 \h </w:instrText>
+              <w:instrText xml:space="preserve"> PAGEREF _Toc244136611 \h </w:instrText>
             </w:r>
             <w:r>
               <w:rPr>
@@ -2303,7 +2310,7 @@
               <w14:ligatures w14:val="standardContextual"/>
             </w:rPr>
           </w:pPr>
-          <w:hyperlink w:anchor="_Toc244134291" w:history="1">
+          <w:hyperlink w:anchor="_Toc244136612" w:history="1">
             <w:r>
               <w:rPr>
                 <w:rStyle w:val="Hyperlink"/>
@@ -2327,7 +2334,7 @@
               <w:rPr>
                 <w:noProof/>
               </w:rPr>
-              <w:instrText xml:space="preserve"> PAGEREF _Toc244134291 \h </w:instrText>
+              <w:instrText xml:space="preserve"> PAGEREF _Toc244136612 \h </w:instrText>
             </w:r>
             <w:r>
               <w:rPr>
@@ -2369,7 +2376,7 @@
               <w14:ligatures w14:val="standardContextual"/>
             </w:rPr>
           </w:pPr>
-          <w:hyperlink w:anchor="_Toc244134292" w:history="1">
+          <w:hyperlink w:anchor="_Toc244136613" w:history="1">
             <w:r>
               <w:rPr>
                 <w:rStyle w:val="Hyperlink"/>
@@ -2393,7 +2400,7 @@
               <w:rPr>
                 <w:noProof/>
               </w:rPr>
-              <w:instrText xml:space="preserve"> PAGEREF _Toc244134292 \h </w:instrText>
+              <w:instrText xml:space="preserve"> PAGEREF _Toc244136613 \h </w:instrText>
             </w:r>
             <w:r>
               <w:rPr>
@@ -2435,7 +2442,7 @@
               <w14:ligatures w14:val="standardContextual"/>
             </w:rPr>
           </w:pPr>
-          <w:hyperlink w:anchor="_Toc244134293" w:history="1">
+          <w:hyperlink w:anchor="_Toc244136614" w:history="1">
             <w:r>
               <w:rPr>
                 <w:rStyle w:val="Hyperlink"/>
@@ -2459,7 +2466,7 @@
               <w:rPr>
                 <w:noProof/>
               </w:rPr>
-              <w:instrText xml:space="preserve"> PAGEREF _Toc244134293 \h </w:instrText>
+              <w:instrText xml:space="preserve"> PAGEREF _Toc244136614 \h </w:instrText>
             </w:r>
             <w:r>
               <w:rPr>
@@ -2476,7 +2483,7 @@
               <w:rPr>
                 <w:noProof/>
               </w:rPr>
-              <w:t>32</w:t>
+              <w:t>35</w:t>
             </w:r>
             <w:r>
               <w:rPr>
@@ -2501,7 +2508,7 @@
               <w14:ligatures w14:val="standardContextual"/>
             </w:rPr>
           </w:pPr>
-          <w:hyperlink w:anchor="_Toc244134294" w:history="1">
+          <w:hyperlink w:anchor="_Toc244136615" w:history="1">
             <w:r>
               <w:rPr>
                 <w:rStyle w:val="Hyperlink"/>
@@ -2525,7 +2532,7 @@
               <w:rPr>
                 <w:noProof/>
               </w:rPr>
-              <w:instrText xml:space="preserve"> PAGEREF _Toc244134294 \h </w:instrText>
+              <w:instrText xml:space="preserve"> PAGEREF _Toc244136615 \h </w:instrText>
             </w:r>
             <w:r>
               <w:rPr>
@@ -2542,7 +2549,7 @@
               <w:rPr>
                 <w:noProof/>
               </w:rPr>
-              <w:t>33</w:t>
+              <w:t>36</w:t>
             </w:r>
             <w:r>
               <w:rPr>
@@ -2567,7 +2574,7 @@
               <w14:ligatures w14:val="standardContextual"/>
             </w:rPr>
           </w:pPr>
-          <w:hyperlink w:anchor="_Toc244134295" w:history="1">
+          <w:hyperlink w:anchor="_Toc244136616" w:history="1">
             <w:r>
               <w:rPr>
                 <w:rStyle w:val="Hyperlink"/>
@@ -2591,7 +2598,7 @@
               <w:rPr>
                 <w:noProof/>
               </w:rPr>
-              <w:instrText xml:space="preserve"> PAGEREF _Toc244134295 \h </w:instrText>
+              <w:instrText xml:space="preserve"> PAGEREF _Toc244136616 \h </w:instrText>
             </w:r>
             <w:r>
               <w:rPr>
@@ -2608,7 +2615,7 @@
               <w:rPr>
                 <w:noProof/>
               </w:rPr>
-              <w:t>34</w:t>
+              <w:t>37</w:t>
             </w:r>
             <w:r>
               <w:rPr>
@@ -2632,7 +2639,7 @@
         <w:pageBreakBefore/>
         <w:spacing w:before="0"/>
       </w:pPr>
-      <w:bookmarkStart w:id="0" w:name="_Toc244134259"/>
+      <w:bookmarkStart w:id="0" w:name="_Toc244136580"/>
       <w:r>
         <w:t>1.  Introduction</w:t>
       </w:r>
@@ -2768,7 +2775,7 @@
         <w:pStyle w:val="Heading1"/>
         <w:keepNext/>
       </w:pPr>
-      <w:bookmarkStart w:id="1" w:name="_Toc244134260"/>
+      <w:bookmarkStart w:id="1" w:name="_Toc244136581"/>
       <w:r>
         <w:t>2.  The Ground Theorem</w:t>
       </w:r>
@@ -3021,7 +3028,10 @@
         <w:jc w:val="both"/>
       </w:pPr>
       <w:r>
-        <w:t>The rest of the paper is the proof. Sections 3 and 4 set down the definitions on which every clause depends. Section 5 proves part (i), Section 6 proves parts (ii) and (iii), and Section 7 proves part (iv). Section 8 states the object that remains, the instruments with which the proof that follows will meet it, and the reduction of that object to two statements about one block at a fixed physical scale, Theorem 8.5.</w:t>
+        <w:t>The rest of the paper is the proof. Sections 3 and 4 set down the definitions on which every clause depends. Section 5 proves part (i), Section 6 proves parts (ii) and (iii), and Section 7 proves part (iv). Section 8 states the object that remains, the instruments with which the proof that follows will meet it, and the reduction of that object to two statements about one block at a fixed physical scale, Theorem 8.5, and proves at the strong end a mass gap of the lattice theory in infinite volume, Theorem 8.</w:t>
+      </w:r>
+      <w:r>
+        <w:t>7.</w:t>
       </w:r>
     </w:p>
     <w:p>
@@ -3029,7 +3039,7 @@
         <w:pStyle w:val="Heading1"/>
         <w:keepNext/>
       </w:pPr>
-      <w:bookmarkStart w:id="2" w:name="_Toc244134261"/>
+      <w:bookmarkStart w:id="2" w:name="_Toc244136582"/>
       <w:r>
         <w:t>3.  What the Problem Demands</w:t>
       </w:r>
@@ -3040,7 +3050,7 @@
         <w:pStyle w:val="Heading2"/>
         <w:keepNext/>
       </w:pPr>
-      <w:bookmarkStart w:id="3" w:name="_Toc244134262"/>
+      <w:bookmarkStart w:id="3" w:name="_Toc244136583"/>
       <w:r>
         <w:t>3.1  Euclidean fields and the axioms of Osterwalder and Schrader</w:t>
       </w:r>
@@ -4170,7 +4180,7 @@
         <w:pStyle w:val="Heading2"/>
         <w:keepNext/>
       </w:pPr>
-      <w:bookmarkStart w:id="4" w:name="_Toc244134263"/>
+      <w:bookmarkStart w:id="4" w:name="_Toc244136584"/>
       <w:r>
         <w:t>3.2  The mass gap</w:t>
       </w:r>
@@ -4242,7 +4252,7 @@
         <w:pStyle w:val="Heading2"/>
         <w:keepNext/>
       </w:pPr>
-      <w:bookmarkStart w:id="5" w:name="_Toc244134264"/>
+      <w:bookmarkStart w:id="5" w:name="_Toc244136585"/>
       <w:r>
         <w:t>3.3  Non-triviality</w:t>
       </w:r>
@@ -4321,7 +4331,7 @@
         <w:pStyle w:val="Heading2"/>
         <w:keepNext/>
       </w:pPr>
-      <w:bookmarkStart w:id="6" w:name="_Toc244134265"/>
+      <w:bookmarkStart w:id="6" w:name="_Toc244136586"/>
       <w:r>
         <w:t>3.4  Limits obtained by compactness</w:t>
       </w:r>
@@ -4400,7 +4410,7 @@
         <w:pStyle w:val="Heading1"/>
         <w:keepNext/>
       </w:pPr>
-      <w:bookmarkStart w:id="7" w:name="_Toc244134266"/>
+      <w:bookmarkStart w:id="7" w:name="_Toc244136587"/>
       <w:r>
         <w:t>4.  The Lattice, Its Positivity and Its Gap</w:t>
       </w:r>
@@ -4411,7 +4421,7 @@
         <w:pStyle w:val="Heading2"/>
         <w:keepNext/>
       </w:pPr>
-      <w:bookmarkStart w:id="8" w:name="_Toc244134267"/>
+      <w:bookmarkStart w:id="8" w:name="_Toc244136588"/>
       <w:r>
         <w:t>4.1  Wilson's theory</w:t>
       </w:r>
@@ -5033,7 +5043,7 @@
         <w:pStyle w:val="Heading2"/>
         <w:keepNext/>
       </w:pPr>
-      <w:bookmarkStart w:id="9" w:name="_Toc244134268"/>
+      <w:bookmarkStart w:id="9" w:name="_Toc244136589"/>
       <w:r>
         <w:t>4.2  Reflection positivity and the transfer matrix</w:t>
       </w:r>
@@ -6069,7 +6079,7 @@
         <w:pStyle w:val="Heading2"/>
         <w:keepNext/>
       </w:pPr>
-      <w:bookmarkStart w:id="10" w:name="_Toc244134269"/>
+      <w:bookmarkStart w:id="10" w:name="_Toc244136590"/>
       <w:r>
         <w:t>4.3  The renormalisation group of Bałaban</w:t>
       </w:r>
@@ -6110,7 +6120,7 @@
         <w:pStyle w:val="Heading1"/>
         <w:keepNext/>
       </w:pPr>
-      <w:bookmarkStart w:id="11" w:name="_Toc244134270"/>
+      <w:bookmarkStart w:id="11" w:name="_Toc244136591"/>
       <w:r>
         <w:t>5.  The Three-Dimensional Manuscripts</w:t>
       </w:r>
@@ -6134,7 +6144,7 @@
         <w:pStyle w:val="Heading2"/>
         <w:keepNext/>
       </w:pPr>
-      <w:bookmarkStart w:id="12" w:name="_Toc244134271"/>
+      <w:bookmarkStart w:id="12" w:name="_Toc244136592"/>
       <w:r>
         <w:t>5.1  The documents</w:t>
       </w:r>
@@ -6181,7 +6191,7 @@
         <w:pStyle w:val="Heading2"/>
         <w:keepNext/>
       </w:pPr>
-      <w:bookmarkStart w:id="13" w:name="_Toc244134272"/>
+      <w:bookmarkStart w:id="13" w:name="_Toc244136593"/>
       <w:r>
         <w:t>5.2  The observable</w:t>
       </w:r>
@@ -6585,7 +6595,7 @@
         <w:pStyle w:val="Heading2"/>
         <w:keepNext/>
       </w:pPr>
-      <w:bookmarkStart w:id="14" w:name="_Toc244134273"/>
+      <w:bookmarkStart w:id="14" w:name="_Toc244136594"/>
       <w:r>
         <w:t>5.3  The torus, the infinite volume and the components</w:t>
       </w:r>
@@ -7116,7 +7126,7 @@
         <w:pStyle w:val="Heading2"/>
         <w:keepNext/>
       </w:pPr>
-      <w:bookmarkStart w:id="15" w:name="_Toc244134274"/>
+      <w:bookmarkStart w:id="15" w:name="_Toc244136595"/>
       <w:r>
         <w:t>5.4  The axioms and the reconstruction</w:t>
       </w:r>
@@ -7346,7 +7356,7 @@
         <w:pStyle w:val="Heading2"/>
         <w:keepNext/>
       </w:pPr>
-      <w:bookmarkStart w:id="16" w:name="_Toc244134275"/>
+      <w:bookmarkStart w:id="16" w:name="_Toc244136596"/>
       <w:r>
         <w:t>5.5  Non-triviality</w:t>
       </w:r>
@@ -7887,7 +7897,7 @@
         <w:pStyle w:val="Heading2"/>
         <w:keepNext/>
       </w:pPr>
-      <w:bookmarkStart w:id="17" w:name="_Toc244134276"/>
+      <w:bookmarkStart w:id="17" w:name="_Toc244136597"/>
       <w:r>
         <w:t>5.6  What the manuscript does not assert</w:t>
       </w:r>
@@ -7935,7 +7945,7 @@
         <w:pStyle w:val="Heading1"/>
         <w:keepNext/>
       </w:pPr>
-      <w:bookmarkStart w:id="18" w:name="_Toc244134277"/>
+      <w:bookmarkStart w:id="18" w:name="_Toc244136598"/>
       <w:r>
         <w:t>6.  The Four-Dimensional Draft and the Standing of the Corpus</w:t>
       </w:r>
@@ -7959,7 +7969,7 @@
         <w:pStyle w:val="Heading2"/>
         <w:keepNext/>
       </w:pPr>
-      <w:bookmarkStart w:id="19" w:name="_Toc244134278"/>
+      <w:bookmarkStart w:id="19" w:name="_Toc244136599"/>
       <w:r>
         <w:t>6.1  The authors' account</w:t>
       </w:r>
@@ -8023,7 +8033,7 @@
         <w:pStyle w:val="Heading2"/>
         <w:keepNext/>
       </w:pPr>
-      <w:bookmarkStart w:id="20" w:name="_Toc244134279"/>
+      <w:bookmarkStart w:id="20" w:name="_Toc244136600"/>
       <w:r>
         <w:t>6.2  The conditional theorem</w:t>
       </w:r>
@@ -8226,7 +8236,7 @@
         <w:pStyle w:val="Heading2"/>
         <w:keepNext/>
       </w:pPr>
-      <w:bookmarkStart w:id="21" w:name="_Toc244134280"/>
+      <w:bookmarkStart w:id="21" w:name="_Toc244136601"/>
       <w:r>
         <w:t>6.3  What the draft does not claim</w:t>
       </w:r>
@@ -8304,7 +8314,7 @@
         <w:pStyle w:val="Heading2"/>
         <w:keepNext/>
       </w:pPr>
-      <w:bookmarkStart w:id="22" w:name="_Toc244134281"/>
+      <w:bookmarkStart w:id="22" w:name="_Toc244136602"/>
       <w:r>
         <w:t>6.4  The standing of the corpus</w:t>
       </w:r>
@@ -8365,7 +8375,7 @@
         <w:pStyle w:val="Heading2"/>
         <w:keepNext/>
       </w:pPr>
-      <w:bookmarkStart w:id="23" w:name="_Toc244134282"/>
+      <w:bookmarkStart w:id="23" w:name="_Toc244136603"/>
       <w:r>
         <w:t>6.5  The public reading</w:t>
       </w:r>
@@ -8433,7 +8443,7 @@
         <w:pStyle w:val="Heading2"/>
         <w:keepNext/>
       </w:pPr>
-      <w:bookmarkStart w:id="24" w:name="_Toc244134283"/>
+      <w:bookmarkStart w:id="24" w:name="_Toc244136604"/>
       <w:r>
         <w:t>6.6  Two further claims in public view</w:t>
       </w:r>
@@ -8690,7 +8700,7 @@
         <w:pStyle w:val="Heading1"/>
         <w:keepNext/>
       </w:pPr>
-      <w:bookmarkStart w:id="25" w:name="_Toc244134284"/>
+      <w:bookmarkStart w:id="25" w:name="_Toc244136605"/>
       <w:r>
         <w:t>7.  The Residue and Its Completion</w:t>
       </w:r>
@@ -8714,7 +8724,7 @@
         <w:pStyle w:val="Heading2"/>
         <w:keepNext/>
       </w:pPr>
-      <w:bookmarkStart w:id="26" w:name="_Toc244134285"/>
+      <w:bookmarkStart w:id="26" w:name="_Toc244136606"/>
       <w:r>
         <w:t>7.1  The residue</w:t>
       </w:r>
@@ -8745,7 +8755,7 @@
           <w:left w:w="10" w:type="dxa"/>
           <w:right w:w="10" w:type="dxa"/>
         </w:tblCellMar>
-        <w:tblLook w:val="0000" w:firstRow="0" w:lastRow="0" w:firstColumn="0" w:lastColumn="0" w:noHBand="0" w:noVBand="0"/>
+        <w:tblLook w:val="04A0" w:firstRow="1" w:lastRow="0" w:firstColumn="1" w:lastColumn="0" w:noHBand="0" w:noVBand="1"/>
       </w:tblPr>
       <w:tblGrid>
         <w:gridCol w:w="2700"/>
@@ -9908,7 +9918,7 @@
         <w:pStyle w:val="Heading2"/>
         <w:keepNext/>
       </w:pPr>
-      <w:bookmarkStart w:id="27" w:name="_Toc244134286"/>
+      <w:bookmarkStart w:id="27" w:name="_Toc244136607"/>
       <w:r>
         <w:t>7.2  The gap is exponential clustering</w:t>
       </w:r>
@@ -11854,7 +11864,7 @@
         <w:pStyle w:val="Heading2"/>
         <w:keepNext/>
       </w:pPr>
-      <w:bookmarkStart w:id="28" w:name="_Toc244134287"/>
+      <w:bookmarkStart w:id="28" w:name="_Toc244136608"/>
       <w:r>
         <w:t>7.3  From the lattice to the limit</w:t>
       </w:r>
@@ -13034,7 +13044,7 @@
         <w:pStyle w:val="Heading2"/>
         <w:keepNext/>
       </w:pPr>
-      <w:bookmarkStart w:id="29" w:name="_Toc244134288"/>
+      <w:bookmarkStart w:id="29" w:name="_Toc244136609"/>
       <w:r>
         <w:t>7.4  The collapse of the components</w:t>
       </w:r>
@@ -13150,7 +13160,7 @@
         <w:pStyle w:val="Heading1"/>
         <w:keepNext/>
       </w:pPr>
-      <w:bookmarkStart w:id="30" w:name="_Toc244134289"/>
+      <w:bookmarkStart w:id="30" w:name="_Toc244136610"/>
       <w:r>
         <w:t>8.  The Ground Handed Over</w:t>
       </w:r>
@@ -13161,7 +13171,7 @@
         <w:pStyle w:val="Heading2"/>
         <w:keepNext/>
       </w:pPr>
-      <w:bookmarkStart w:id="31" w:name="_Toc244134290"/>
+      <w:bookmarkStart w:id="31" w:name="_Toc244136611"/>
       <w:r>
         <w:t>8.1  The object that remains</w:t>
       </w:r>
@@ -13305,7 +13315,7 @@
         <w:pStyle w:val="Heading2"/>
         <w:keepNext/>
       </w:pPr>
-      <w:bookmarkStart w:id="32" w:name="_Toc244134291"/>
+      <w:bookmarkStart w:id="32" w:name="_Toc244136612"/>
       <w:r>
         <w:t>8.2  The instruments in hand</w:t>
       </w:r>
@@ -18440,7 +18450,7 @@
           <w:left w:w="10" w:type="dxa"/>
           <w:right w:w="10" w:type="dxa"/>
         </w:tblCellMar>
-        <w:tblLook w:val="0000" w:firstRow="0" w:lastRow="0" w:firstColumn="0" w:lastColumn="0" w:noHBand="0" w:noVBand="0"/>
+        <w:tblLook w:val="04A0" w:firstRow="1" w:lastRow="0" w:firstColumn="1" w:lastColumn="0" w:noHBand="0" w:noVBand="1"/>
       </w:tblPr>
       <w:tblGrid>
         <w:gridCol w:w="1200"/>
@@ -20374,7 +20384,7 @@
         <w:pStyle w:val="Heading2"/>
         <w:keepNext/>
       </w:pPr>
-      <w:bookmarkStart w:id="33" w:name="_Toc244134292"/>
+      <w:bookmarkStart w:id="33" w:name="_Toc244136613"/>
       <w:r>
         <w:t>8.3  The reduction</w:t>
       </w:r>
@@ -28191,25 +28201,7343 @@
         <w:jc w:val="both"/>
       </w:pPr>
       <w:r>
-        <w:t>One averaged composition is rigorous, and it is an instance of Theorem 8.5 itself. Choose a set of links of ℤ⁴ no two of which lie in one plaquette and which meets every plaquette; such a set exists, of density one quarter, with period four. Integrate those links and keep the others. Given the kept links the integrated ones are independent, each distributed by the law of its own six staples, so the field inside the blocks is a product measure and Hypothesis II holds exactly, with zero covariance and means t</w:t>
-      </w:r>
-      <w:r>
-        <w:t>hat depend on the kept links of one plaquette; and the kept links form a Gibbs measure of range two whose interdependence matrix is computed from averages, since each plaquette carries exactly one integrated link and its weight, with that link integrated, is the ratio of two normalising constants of the von Mises–Fisher law. Dobrushin's theorem then applies to the kept links, and the row sum of their matrix is an explicit function of the coupling, through the mean and the covariance of that law: twelve dire</w:t>
-      </w:r>
-      <w:r>
-        <w:t xml:space="preserve">ct terms carrying one pinned mean each and ninety mediated terms carrying the covariance, which is the Jacobian of the mean. Its root lies well above the single link's disk. Two lemmas make it a theorem and are named on the ledger: that the axial variance of the von Mises–Fisher law on the three-sphere is at most one quarter at every concentration, and that the third-order remainder of the logarithm of its normalising constant is bounded; when they are written, the number enters here. That no decimation of </w:t>
-      </w:r>
-      <w:r>
-        <w:t>ℤ⁴</w:t>
-      </w:r>
-      <w:r>
-        <w:t xml:space="preserve"> places both integrated links of every plaquette opposite one another, which a two-colouring argument shows for every dimension above two, is the reason the product of two pinned means cannot be composed this way, and the reason the wider widening remains the conjecture above.</w:t>
+        <w:t xml:space="preserve">One averaged composition is rigorous, and it is an instance of Theorem 8.5 in which the fibre clause holds exactly. Call a set of links of ℤ⁴ a </w:t>
+      </w:r>
+      <w:r>
+        <w:rPr>
+          <w:i/>
+          <w:iCs/>
+        </w:rPr>
+        <w:t>perfect cover</w:t>
+      </w:r>
+      <w:r>
+        <w:t xml:space="preserve"> when every plaquette contains exactly one of its links. One exists with period two in every direction: reading the coordinates of a site </w:t>
+      </w:r>
+      <w:r>
+        <w:rPr>
+          <w:i/>
+          <w:iCs/>
+        </w:rPr>
+        <w:t>x</w:t>
+      </w:r>
+      <w:r>
+        <w:t xml:space="preserve"> modulo 2, take the link from </w:t>
+      </w:r>
+      <w:r>
+        <w:rPr>
+          <w:i/>
+          <w:iCs/>
+        </w:rPr>
+        <w:t>x</w:t>
+      </w:r>
+      <w:r>
+        <w:t xml:space="preserve"> in direction 1 when </w:t>
+      </w:r>
+      <w:r>
+        <w:rPr>
+          <w:i/>
+          <w:iCs/>
+        </w:rPr>
+        <w:t>x</w:t>
+      </w:r>
+      <w:r>
+        <w:t xml:space="preserve">₂ = </w:t>
+      </w:r>
+      <w:r>
+        <w:rPr>
+          <w:i/>
+          <w:iCs/>
+        </w:rPr>
+        <w:t>x</w:t>
+      </w:r>
+      <w:r>
+        <w:t xml:space="preserve">₃ = </w:t>
+      </w:r>
+      <w:r>
+        <w:rPr>
+          <w:i/>
+          <w:iCs/>
+        </w:rPr>
+        <w:t>x</w:t>
+      </w:r>
+      <w:r>
+        <w:t xml:space="preserve">₄, in direction 2 when </w:t>
+      </w:r>
+      <w:r>
+        <w:rPr>
+          <w:i/>
+          <w:iCs/>
+        </w:rPr>
+        <w:t>x</w:t>
+      </w:r>
+      <w:r>
+        <w:t xml:space="preserve">₄ = </w:t>
+      </w:r>
+      <w:r>
+        <w:rPr>
+          <w:i/>
+          <w:iCs/>
+        </w:rPr>
+        <w:t>x</w:t>
+      </w:r>
+      <w:r>
+        <w:t xml:space="preserve">₁ ≠ </w:t>
+      </w:r>
+      <w:r>
+        <w:rPr>
+          <w:i/>
+          <w:iCs/>
+        </w:rPr>
+        <w:t>x</w:t>
+      </w:r>
+      <w:r>
+        <w:t xml:space="preserve">₃, in direction 3 when </w:t>
+      </w:r>
+      <w:r>
+        <w:rPr>
+          <w:i/>
+          <w:iCs/>
+        </w:rPr>
+        <w:t>x</w:t>
+      </w:r>
+      <w:r>
+        <w:t xml:space="preserve">₂ = </w:t>
+      </w:r>
+      <w:r>
+        <w:rPr>
+          <w:i/>
+          <w:iCs/>
+        </w:rPr>
+        <w:t>x</w:t>
+      </w:r>
+      <w:r>
+        <w:t xml:space="preserve">₁ ≠ </w:t>
+      </w:r>
+      <w:r>
+        <w:rPr>
+          <w:i/>
+          <w:iCs/>
+        </w:rPr>
+        <w:t>x</w:t>
+      </w:r>
+      <w:r>
+        <w:t xml:space="preserve">₄, and in direction 4 when </w:t>
+      </w:r>
+      <w:r>
+        <w:rPr>
+          <w:i/>
+          <w:iCs/>
+        </w:rPr>
+        <w:t>x</w:t>
+      </w:r>
+      <w:r>
+        <w:t xml:space="preserve">₃ = </w:t>
+      </w:r>
+      <w:r>
+        <w:rPr>
+          <w:i/>
+          <w:iCs/>
+        </w:rPr>
+        <w:t>x</w:t>
+      </w:r>
+      <w:r>
+        <w:t xml:space="preserve">₁ ≠ </w:t>
+      </w:r>
+      <w:r>
+        <w:rPr>
+          <w:i/>
+          <w:iCs/>
+        </w:rPr>
+        <w:t>x</w:t>
+      </w:r>
+      <w:r>
+        <w:t>₂. The four conditions partition the sixteen residues, so the set has one link at every site and density one quarter, and a direct check of the ninety-six plaquettes of the torus of side two shows that each contains exactly one of its links; since the condition is local and the set periodic, the same holds on ℤ⁴ and on every torus of even side.</w:t>
       </w:r>
       <w:r>
         <w:rPr>
           <w:rStyle w:val="FootnoteReference"/>
         </w:rPr>
         <w:footnoteReference w:id="69"/>
+      </w:r>
+      <w:r>
+        <w:t xml:space="preserve"> Two consequences are used below: no plaquette contains two links of the cover, and a link outside the cover lies in six plaquettes whose six cover links are distinct, since two links share at most one plaquette.</w:t>
+      </w:r>
+    </w:p>
+    <w:p>
+      <w:pPr>
+        <w:keepNext/>
+        <w:spacing w:before="160" w:after="80"/>
+        <w:jc w:val="both"/>
+      </w:pPr>
+      <w:r>
+        <w:rPr>
+          <w:b/>
+          <w:bCs/>
+        </w:rPr>
+        <w:t xml:space="preserve">Lemma 8.6 (The constants of the von Mises–Fisher law on the three-sphere). </w:t>
+      </w:r>
+      <w:r>
+        <w:rPr>
+          <w:i/>
+          <w:iCs/>
+        </w:rPr>
+        <w:t>For w in ℝ⁴ let ν</w:t>
+      </w:r>
+      <w:r>
+        <w:rPr>
+          <w:i/>
+          <w:iCs/>
+          <w:vertAlign w:val="subscript"/>
+        </w:rPr>
+        <w:t>w</w:t>
+      </w:r>
+      <w:r>
+        <w:rPr>
+          <w:i/>
+          <w:iCs/>
+        </w:rPr>
+        <w:t xml:space="preserve"> be the law on the unit sphere S³ of ℝ⁴, identified with SU(2), whose density with respect to the uniform measure is proportional to e</w:t>
+      </w:r>
+      <w:r>
+        <w:rPr>
+          <w:i/>
+          <w:iCs/>
+          <w:vertAlign w:val="superscript"/>
+        </w:rPr>
+        <w:t>⟨</w:t>
+      </w:r>
+      <w:r>
+        <w:rPr>
+          <w:i/>
+          <w:iCs/>
+          <w:vertAlign w:val="superscript"/>
+        </w:rPr>
+        <w:t>u, w</w:t>
+      </w:r>
+      <w:r>
+        <w:rPr>
+          <w:i/>
+          <w:iCs/>
+          <w:vertAlign w:val="superscript"/>
+        </w:rPr>
+        <w:t>⟩</w:t>
+      </w:r>
+      <w:r>
+        <w:rPr>
+          <w:i/>
+          <w:iCs/>
+        </w:rPr>
+        <w:t>. Write r = |w|, Z(r) = 2I₁(r)/r for its normalising constant, φ = log Z and m = φ′ = I₂/I₁, with I</w:t>
+      </w:r>
+      <w:r>
+        <w:rPr>
+          <w:i/>
+          <w:iCs/>
+          <w:vertAlign w:val="subscript"/>
+        </w:rPr>
+        <w:t>ν</w:t>
+      </w:r>
+      <w:r>
+        <w:rPr>
+          <w:i/>
+          <w:iCs/>
+        </w:rPr>
+        <w:t xml:space="preserve"> the modified Bessel functions. The mean of ν</w:t>
+      </w:r>
+      <w:r>
+        <w:rPr>
+          <w:i/>
+          <w:iCs/>
+          <w:vertAlign w:val="subscript"/>
+        </w:rPr>
+        <w:t>w</w:t>
+      </w:r>
+      <w:r>
+        <w:rPr>
+          <w:i/>
+          <w:iCs/>
+        </w:rPr>
+        <w:t xml:space="preserve"> is m(r)ŵ; its covariance has the eigenvalue φ″(r) on ŵ and m(r)/r on the orthogonal complement; and its third cumulant along a unit vector u with </w:t>
+      </w:r>
+      <w:r>
+        <w:rPr>
+          <w:i/>
+          <w:iCs/>
+        </w:rPr>
+        <w:t>⟨</w:t>
+      </w:r>
+      <w:r>
+        <w:rPr>
+          <w:i/>
+          <w:iCs/>
+        </w:rPr>
+        <w:t>u, ŵ</w:t>
+      </w:r>
+      <w:r>
+        <w:rPr>
+          <w:i/>
+          <w:iCs/>
+        </w:rPr>
+        <w:t>⟩</w:t>
+      </w:r>
+      <w:r>
+        <w:rPr>
+          <w:i/>
+          <w:iCs/>
+        </w:rPr>
+        <w:t xml:space="preserve"> = c is φ‴(r)c³ + 3(D(r)/r)c(1 − c²), where D = φ″ − m/r. For every r ≥ 0:</w:t>
+      </w:r>
+    </w:p>
+    <w:p>
+      <w:pPr>
+        <w:keepNext/>
+        <w:spacing w:before="40" w:after="80"/>
+        <w:ind w:left="360"/>
+        <w:jc w:val="both"/>
+      </w:pPr>
+      <w:r>
+        <w:rPr>
+          <w:i/>
+          <w:iCs/>
+        </w:rPr>
+        <w:t>(i) m(r)/r ≤ 1/4 and φ″(r) ≤ 1/4;</w:t>
+      </w:r>
+    </w:p>
+    <w:p>
+      <w:pPr>
+        <w:keepNext/>
+        <w:spacing w:before="40" w:after="80"/>
+        <w:ind w:left="360"/>
+        <w:jc w:val="both"/>
+      </w:pPr>
+      <w:r>
+        <w:rPr>
+          <w:i/>
+          <w:iCs/>
+        </w:rPr>
+        <w:t>(ii) −m(r)²/3 ≤ D(r) ≤ 0;</w:t>
+      </w:r>
+    </w:p>
+    <w:p>
+      <w:pPr>
+        <w:spacing w:before="40" w:after="80"/>
+        <w:ind w:left="360"/>
+        <w:jc w:val="both"/>
+      </w:pPr>
+      <w:r>
+        <w:rPr>
+          <w:i/>
+          <w:iCs/>
+        </w:rPr>
+        <w:t>(iii) the third cumulant of ν</w:t>
+      </w:r>
+      <w:r>
+        <w:rPr>
+          <w:i/>
+          <w:iCs/>
+          <w:vertAlign w:val="subscript"/>
+        </w:rPr>
+        <w:t>w</w:t>
+      </w:r>
+      <w:r>
+        <w:rPr>
+          <w:i/>
+          <w:iCs/>
+        </w:rPr>
+        <w:t xml:space="preserve"> along every unit vector is at most m(r)/2 in absolute value.</w:t>
+      </w:r>
+    </w:p>
+    <w:p>
+      <w:pPr>
+        <w:spacing w:after="120"/>
+        <w:jc w:val="both"/>
+      </w:pPr>
+      <w:r>
+        <w:rPr>
+          <w:i/>
+          <w:iCs/>
+        </w:rPr>
+        <w:t xml:space="preserve">Proof. </w:t>
+      </w:r>
+      <w:r>
+        <w:t>The cumulants of ν</w:t>
+      </w:r>
+      <w:r>
+        <w:rPr>
+          <w:vertAlign w:val="subscript"/>
+        </w:rPr>
+        <w:t>w</w:t>
+      </w:r>
+      <w:r>
+        <w:t xml:space="preserve"> are the derivatives at </w:t>
+      </w:r>
+      <w:r>
+        <w:rPr>
+          <w:i/>
+          <w:iCs/>
+        </w:rPr>
+        <w:t>w</w:t>
+      </w:r>
+      <w:r>
+        <w:t xml:space="preserve"> of </w:t>
+      </w:r>
+      <w:r>
+        <w:rPr>
+          <w:i/>
+          <w:iCs/>
+        </w:rPr>
+        <w:t>x</w:t>
+      </w:r>
+      <w:r>
+        <w:t xml:space="preserve"> ↦ φ(|</w:t>
+      </w:r>
+      <w:r>
+        <w:rPr>
+          <w:i/>
+          <w:iCs/>
+        </w:rPr>
+        <w:t>x</w:t>
+      </w:r>
+      <w:r>
+        <w:t>|) − φ(|</w:t>
+      </w:r>
+      <w:r>
+        <w:rPr>
+          <w:i/>
+          <w:iCs/>
+        </w:rPr>
+        <w:t>w</w:t>
+      </w:r>
+      <w:r>
+        <w:t>|), the logarithm of the normalised Laplace transform of ν</w:t>
+      </w:r>
+      <w:r>
+        <w:rPr>
+          <w:vertAlign w:val="subscript"/>
+        </w:rPr>
+        <w:t>w</w:t>
+      </w:r>
+      <w:r>
+        <w:t xml:space="preserve">. Its gradient at </w:t>
+      </w:r>
+      <w:r>
+        <w:rPr>
+          <w:i/>
+          <w:iCs/>
+        </w:rPr>
+        <w:t>w</w:t>
+      </w:r>
+      <w:r>
+        <w:t xml:space="preserve"> is </w:t>
+      </w:r>
+      <w:r>
+        <w:rPr>
+          <w:i/>
+          <w:iCs/>
+        </w:rPr>
+        <w:t>m</w:t>
+      </w:r>
+      <w:r>
+        <w:t>ŵ</w:t>
+      </w:r>
+      <w:r>
+        <w:t xml:space="preserve"> and its Hessian has the stated eigenvalues; along the line </w:t>
+      </w:r>
+      <w:r>
+        <w:rPr>
+          <w:i/>
+          <w:iCs/>
+        </w:rPr>
+        <w:t>x</w:t>
+      </w:r>
+      <w:r>
+        <w:t xml:space="preserve"> + </w:t>
+      </w:r>
+      <w:r>
+        <w:rPr>
+          <w:i/>
+          <w:iCs/>
+        </w:rPr>
+        <w:t>tu</w:t>
+      </w:r>
+      <w:r>
+        <w:t xml:space="preserve"> the radius ρ(</w:t>
+      </w:r>
+      <w:r>
+        <w:rPr>
+          <w:i/>
+          <w:iCs/>
+        </w:rPr>
+        <w:t>t</w:t>
+      </w:r>
+      <w:r>
+        <w:t>) = |</w:t>
+      </w:r>
+      <w:r>
+        <w:rPr>
+          <w:i/>
+          <w:iCs/>
+        </w:rPr>
+        <w:t>x</w:t>
+      </w:r>
+      <w:r>
+        <w:t xml:space="preserve"> + </w:t>
+      </w:r>
+      <w:r>
+        <w:rPr>
+          <w:i/>
+          <w:iCs/>
+        </w:rPr>
+        <w:t>tu</w:t>
+      </w:r>
+      <w:r>
+        <w:t xml:space="preserve">| has ρ′ = </w:t>
+      </w:r>
+      <w:r>
+        <w:rPr>
+          <w:i/>
+          <w:iCs/>
+        </w:rPr>
+        <w:t>c</w:t>
+      </w:r>
+      <w:r>
+        <w:t xml:space="preserve">, ρ″ = (1 − </w:t>
+      </w:r>
+      <w:r>
+        <w:rPr>
+          <w:i/>
+          <w:iCs/>
+        </w:rPr>
+        <w:t>c</w:t>
+      </w:r>
+      <w:r>
+        <w:t>²)/</w:t>
+      </w:r>
+      <w:r>
+        <w:rPr>
+          <w:i/>
+          <w:iCs/>
+        </w:rPr>
+        <w:t>r</w:t>
+      </w:r>
+      <w:r>
+        <w:t xml:space="preserve"> and ρ‴ = −3</w:t>
+      </w:r>
+      <w:r>
+        <w:rPr>
+          <w:i/>
+          <w:iCs/>
+        </w:rPr>
+        <w:t>c</w:t>
+      </w:r>
+      <w:r>
+        <w:t xml:space="preserve">(1 − </w:t>
+      </w:r>
+      <w:r>
+        <w:rPr>
+          <w:i/>
+          <w:iCs/>
+        </w:rPr>
+        <w:t>c</w:t>
+      </w:r>
+      <w:r>
+        <w:t>²)/</w:t>
+      </w:r>
+      <w:r>
+        <w:rPr>
+          <w:i/>
+          <w:iCs/>
+        </w:rPr>
+        <w:t>r</w:t>
+      </w:r>
+      <w:r>
+        <w:t xml:space="preserve">² at </w:t>
+      </w:r>
+      <w:r>
+        <w:rPr>
+          <w:i/>
+          <w:iCs/>
+        </w:rPr>
+        <w:t>t</w:t>
+      </w:r>
+      <w:r>
+        <w:t xml:space="preserve"> = 0, so the third derivative φ‴ρ′³ + 3φ″ρ′ρ″ + φ′ρ‴ is the stated form. The recurrences </w:t>
+      </w:r>
+      <w:r>
+        <w:rPr>
+          <w:i/>
+          <w:iCs/>
+        </w:rPr>
+        <w:t>I</w:t>
+      </w:r>
+      <w:r>
+        <w:t xml:space="preserve">₁′ = </w:t>
+      </w:r>
+      <w:r>
+        <w:rPr>
+          <w:i/>
+          <w:iCs/>
+        </w:rPr>
+        <w:t>I</w:t>
+      </w:r>
+      <w:r>
+        <w:t xml:space="preserve">₂ + </w:t>
+      </w:r>
+      <w:r>
+        <w:rPr>
+          <w:i/>
+          <w:iCs/>
+        </w:rPr>
+        <w:t>I</w:t>
+      </w:r>
+      <w:r>
+        <w:t>₁/</w:t>
+      </w:r>
+      <w:r>
+        <w:rPr>
+          <w:i/>
+          <w:iCs/>
+        </w:rPr>
+        <w:t>r</w:t>
+      </w:r>
+      <w:r>
+        <w:t xml:space="preserve"> and </w:t>
+      </w:r>
+      <w:r>
+        <w:rPr>
+          <w:i/>
+          <w:iCs/>
+        </w:rPr>
+        <w:t>I</w:t>
+      </w:r>
+      <w:r>
+        <w:t xml:space="preserve">₂′ = </w:t>
+      </w:r>
+      <w:r>
+        <w:rPr>
+          <w:i/>
+          <w:iCs/>
+        </w:rPr>
+        <w:t>I</w:t>
+      </w:r>
+      <w:r>
+        <w:t>₁ − 2</w:t>
+      </w:r>
+      <w:r>
+        <w:rPr>
+          <w:i/>
+          <w:iCs/>
+        </w:rPr>
+        <w:t>I</w:t>
+      </w:r>
+      <w:r>
+        <w:t>₂/</w:t>
+      </w:r>
+      <w:r>
+        <w:rPr>
+          <w:i/>
+          <w:iCs/>
+        </w:rPr>
+        <w:t>r</w:t>
+      </w:r>
+      <w:r>
+        <w:t xml:space="preserve"> give φ′ = </w:t>
+      </w:r>
+      <w:r>
+        <w:rPr>
+          <w:i/>
+          <w:iCs/>
+        </w:rPr>
+        <w:t>m</w:t>
+      </w:r>
+      <w:r>
+        <w:t xml:space="preserve"> and the Riccati identity</w:t>
+      </w:r>
+    </w:p>
+    <w:p>
+      <w:pPr>
+        <w:tabs>
+          <w:tab w:val="center" w:pos="4680"/>
+          <w:tab w:val="right" w:pos="9360"/>
+        </w:tabs>
+        <w:spacing w:before="100" w:after="140"/>
+      </w:pPr>
+      <w:r>
+        <w:tab/>
+      </w:r>
+      <m:oMath>
+        <m:r>
+          <w:rPr>
+            <w:rFonts w:ascii="Cambria Math" w:hAnsi="Cambria Math"/>
+          </w:rPr>
+          <m:t>m</m:t>
+        </m:r>
+        <m:r>
+          <w:rPr>
+            <w:rFonts w:ascii="Cambria Math" w:hAnsi="Cambria Math"/>
+          </w:rPr>
+          <m:t xml:space="preserve">' = 1 - </m:t>
+        </m:r>
+        <m:f>
+          <m:fPr>
+            <m:ctrlPr>
+              <w:rPr>
+                <w:rFonts w:ascii="Cambria Math" w:hAnsi="Cambria Math"/>
+              </w:rPr>
+            </m:ctrlPr>
+          </m:fPr>
+          <m:num>
+            <m:r>
+              <w:rPr>
+                <w:rFonts w:ascii="Cambria Math" w:hAnsi="Cambria Math"/>
+              </w:rPr>
+              <m:t>3</m:t>
+            </m:r>
+            <m:r>
+              <w:rPr>
+                <w:rFonts w:ascii="Cambria Math" w:hAnsi="Cambria Math"/>
+              </w:rPr>
+              <m:t>m</m:t>
+            </m:r>
+          </m:num>
+          <m:den>
+            <m:r>
+              <w:rPr>
+                <w:rFonts w:ascii="Cambria Math" w:hAnsi="Cambria Math"/>
+              </w:rPr>
+              <m:t>r</m:t>
+            </m:r>
+          </m:den>
+        </m:f>
+        <m:r>
+          <w:rPr>
+            <w:rFonts w:ascii="Cambria Math" w:hAnsi="Cambria Math"/>
+          </w:rPr>
+          <m:t xml:space="preserve"> - </m:t>
+        </m:r>
+        <m:sSup>
+          <m:sSupPr>
+            <m:ctrlPr>
+              <w:rPr>
+                <w:rFonts w:ascii="Cambria Math" w:hAnsi="Cambria Math"/>
+              </w:rPr>
+            </m:ctrlPr>
+          </m:sSupPr>
+          <m:e>
+            <m:r>
+              <w:rPr>
+                <w:rFonts w:ascii="Cambria Math" w:hAnsi="Cambria Math"/>
+              </w:rPr>
+              <m:t>m</m:t>
+            </m:r>
+          </m:e>
+          <m:sup>
+            <m:r>
+              <w:rPr>
+                <w:rFonts w:ascii="Cambria Math" w:hAnsi="Cambria Math"/>
+              </w:rPr>
+              <m:t>2</m:t>
+            </m:r>
+          </m:sup>
+        </m:sSup>
+        <m:r>
+          <w:rPr>
+            <w:rFonts w:ascii="Cambria Math" w:hAnsi="Cambria Math"/>
+          </w:rPr>
+          <m:t>.</m:t>
+        </m:r>
+      </m:oMath>
+      <w:r>
+        <w:tab/>
+        <w:t>(8.9)</w:t>
+      </w:r>
+    </w:p>
+    <w:p>
+      <w:pPr>
+        <w:spacing w:after="120"/>
+        <w:jc w:val="both"/>
+      </w:pPr>
+      <w:r>
+        <w:t xml:space="preserve">Put </w:t>
+      </w:r>
+      <w:r>
+        <w:rPr>
+          <w:i/>
+          <w:iCs/>
+        </w:rPr>
+        <w:t>z</w:t>
+      </w:r>
+      <w:r>
+        <w:t xml:space="preserve"> = </w:t>
+      </w:r>
+      <w:r>
+        <w:rPr>
+          <w:i/>
+          <w:iCs/>
+        </w:rPr>
+        <w:t>r</w:t>
+      </w:r>
+      <w:r>
+        <w:t xml:space="preserve">²/4 and </w:t>
+      </w:r>
+      <w:r>
+        <w:rPr>
+          <w:i/>
+          <w:iCs/>
+        </w:rPr>
+        <w:t>A</w:t>
+      </w:r>
+      <w:r>
+        <w:t xml:space="preserve"> = Σ</w:t>
+      </w:r>
+      <w:r>
+        <w:rPr>
+          <w:vertAlign w:val="subscript"/>
+        </w:rPr>
+        <w:t>k</w:t>
+      </w:r>
+      <w:r>
+        <w:t xml:space="preserve"> </w:t>
+      </w:r>
+      <w:r>
+        <w:rPr>
+          <w:i/>
+          <w:iCs/>
+        </w:rPr>
+        <w:t>z</w:t>
+      </w:r>
+      <w:r>
+        <w:rPr>
+          <w:vertAlign w:val="superscript"/>
+        </w:rPr>
+        <w:t>k</w:t>
+      </w:r>
+      <w:r>
+        <w:t>/(</w:t>
+      </w:r>
+      <w:r>
+        <w:rPr>
+          <w:i/>
+          <w:iCs/>
+        </w:rPr>
+        <w:t>k</w:t>
+      </w:r>
+      <w:r>
+        <w:t>!(</w:t>
+      </w:r>
+      <w:r>
+        <w:rPr>
+          <w:i/>
+          <w:iCs/>
+        </w:rPr>
+        <w:t>k</w:t>
+      </w:r>
+      <w:r>
+        <w:t xml:space="preserve"> + 2)!), </w:t>
+      </w:r>
+      <w:r>
+        <w:rPr>
+          <w:i/>
+          <w:iCs/>
+        </w:rPr>
+        <w:t>B</w:t>
+      </w:r>
+      <w:r>
+        <w:t xml:space="preserve"> = Σ</w:t>
+      </w:r>
+      <w:r>
+        <w:rPr>
+          <w:vertAlign w:val="subscript"/>
+        </w:rPr>
+        <w:t>k</w:t>
+      </w:r>
+      <w:r>
+        <w:t xml:space="preserve"> </w:t>
+      </w:r>
+      <w:r>
+        <w:rPr>
+          <w:i/>
+          <w:iCs/>
+        </w:rPr>
+        <w:t>z</w:t>
+      </w:r>
+      <w:r>
+        <w:rPr>
+          <w:vertAlign w:val="superscript"/>
+        </w:rPr>
+        <w:t>k</w:t>
+      </w:r>
+      <w:r>
+        <w:t>/(</w:t>
+      </w:r>
+      <w:r>
+        <w:rPr>
+          <w:i/>
+          <w:iCs/>
+        </w:rPr>
+        <w:t>k</w:t>
+      </w:r>
+      <w:r>
+        <w:t>!(</w:t>
+      </w:r>
+      <w:r>
+        <w:rPr>
+          <w:i/>
+          <w:iCs/>
+        </w:rPr>
+        <w:t>k</w:t>
+      </w:r>
+      <w:r>
+        <w:t xml:space="preserve"> + 1)!), </w:t>
+      </w:r>
+      <w:r>
+        <w:rPr>
+          <w:i/>
+          <w:iCs/>
+        </w:rPr>
+        <w:t>C</w:t>
+      </w:r>
+      <w:r>
+        <w:t xml:space="preserve"> = Σ</w:t>
+      </w:r>
+      <w:r>
+        <w:rPr>
+          <w:vertAlign w:val="subscript"/>
+        </w:rPr>
+        <w:t>k</w:t>
+      </w:r>
+      <w:r>
+        <w:t xml:space="preserve"> </w:t>
+      </w:r>
+      <w:r>
+        <w:rPr>
+          <w:i/>
+          <w:iCs/>
+        </w:rPr>
+        <w:t>z</w:t>
+      </w:r>
+      <w:r>
+        <w:rPr>
+          <w:vertAlign w:val="superscript"/>
+        </w:rPr>
+        <w:t>k</w:t>
+      </w:r>
+      <w:r>
+        <w:t>/(</w:t>
+      </w:r>
+      <w:r>
+        <w:rPr>
+          <w:i/>
+          <w:iCs/>
+        </w:rPr>
+        <w:t>k</w:t>
+      </w:r>
+      <w:r>
+        <w:t>!(</w:t>
+      </w:r>
+      <w:r>
+        <w:rPr>
+          <w:i/>
+          <w:iCs/>
+        </w:rPr>
+        <w:t>k</w:t>
+      </w:r>
+      <w:r>
+        <w:t xml:space="preserve"> + 3)!), so that </w:t>
+      </w:r>
+      <w:r>
+        <w:rPr>
+          <w:i/>
+          <w:iCs/>
+        </w:rPr>
+        <w:t>A</w:t>
+      </w:r>
+      <w:r>
+        <w:t xml:space="preserve"> = (2/</w:t>
+      </w:r>
+      <w:r>
+        <w:rPr>
+          <w:i/>
+          <w:iCs/>
+        </w:rPr>
+        <w:t>r</w:t>
+      </w:r>
+      <w:r>
+        <w:t>)²</w:t>
+      </w:r>
+      <w:r>
+        <w:rPr>
+          <w:i/>
+          <w:iCs/>
+        </w:rPr>
+        <w:t>I</w:t>
+      </w:r>
+      <w:r>
+        <w:t xml:space="preserve">₂, </w:t>
+      </w:r>
+      <w:r>
+        <w:rPr>
+          <w:i/>
+          <w:iCs/>
+        </w:rPr>
+        <w:t>B</w:t>
+      </w:r>
+      <w:r>
+        <w:t xml:space="preserve"> = (2/</w:t>
+      </w:r>
+      <w:r>
+        <w:rPr>
+          <w:i/>
+          <w:iCs/>
+        </w:rPr>
+        <w:t>r</w:t>
+      </w:r>
+      <w:r>
+        <w:t>)</w:t>
+      </w:r>
+      <w:r>
+        <w:rPr>
+          <w:i/>
+          <w:iCs/>
+        </w:rPr>
+        <w:t>I</w:t>
+      </w:r>
+      <w:r>
+        <w:t xml:space="preserve">₁ and </w:t>
+      </w:r>
+      <w:r>
+        <w:rPr>
+          <w:i/>
+          <w:iCs/>
+        </w:rPr>
+        <w:t>C</w:t>
+      </w:r>
+      <w:r>
+        <w:t xml:space="preserve"> = (2/</w:t>
+      </w:r>
+      <w:r>
+        <w:rPr>
+          <w:i/>
+          <w:iCs/>
+        </w:rPr>
+        <w:t>r</w:t>
+      </w:r>
+      <w:r>
+        <w:t>)³</w:t>
+      </w:r>
+      <w:r>
+        <w:rPr>
+          <w:i/>
+          <w:iCs/>
+        </w:rPr>
+        <w:t>I</w:t>
+      </w:r>
+      <w:r>
+        <w:t xml:space="preserve">₃, all three positive, with </w:t>
+      </w:r>
+      <w:r>
+        <w:rPr>
+          <w:i/>
+          <w:iCs/>
+        </w:rPr>
+        <w:t>m</w:t>
+      </w:r>
+      <w:r>
+        <w:t>/</w:t>
+      </w:r>
+      <w:r>
+        <w:rPr>
+          <w:i/>
+          <w:iCs/>
+        </w:rPr>
+        <w:t>r</w:t>
+      </w:r>
+      <w:r>
+        <w:t xml:space="preserve"> = </w:t>
+      </w:r>
+      <w:r>
+        <w:rPr>
+          <w:i/>
+          <w:iCs/>
+        </w:rPr>
+        <w:t>A</w:t>
+      </w:r>
+      <w:r>
+        <w:t>/(2</w:t>
+      </w:r>
+      <w:r>
+        <w:rPr>
+          <w:i/>
+          <w:iCs/>
+        </w:rPr>
+        <w:t>B</w:t>
+      </w:r>
+      <w:r>
+        <w:t xml:space="preserve">) and </w:t>
+      </w:r>
+      <w:r>
+        <w:rPr>
+          <w:i/>
+          <w:iCs/>
+        </w:rPr>
+        <w:t>m</w:t>
+      </w:r>
+      <w:r>
+        <w:t xml:space="preserve">² = </w:t>
+      </w:r>
+      <w:r>
+        <w:rPr>
+          <w:i/>
+          <w:iCs/>
+        </w:rPr>
+        <w:t>zA</w:t>
+      </w:r>
+      <w:r>
+        <w:t>²/</w:t>
+      </w:r>
+      <w:r>
+        <w:rPr>
+          <w:i/>
+          <w:iCs/>
+        </w:rPr>
+        <w:t>B</w:t>
+      </w:r>
+      <w:r>
+        <w:t xml:space="preserve">². Comparing coefficients gives </w:t>
+      </w:r>
+      <w:r>
+        <w:rPr>
+          <w:i/>
+          <w:iCs/>
+        </w:rPr>
+        <w:t>B</w:t>
+      </w:r>
+      <w:r>
+        <w:t xml:space="preserve"> − 2</w:t>
+      </w:r>
+      <w:r>
+        <w:rPr>
+          <w:i/>
+          <w:iCs/>
+        </w:rPr>
+        <w:t>A</w:t>
+      </w:r>
+      <w:r>
+        <w:t xml:space="preserve"> = </w:t>
+      </w:r>
+      <w:r>
+        <w:rPr>
+          <w:i/>
+          <w:iCs/>
+        </w:rPr>
+        <w:t>zC</w:t>
+      </w:r>
+      <w:r>
+        <w:t xml:space="preserve"> ≥ 0, which is the first half of (i). By (8.9), φ″ = 1 − 3</w:t>
+      </w:r>
+      <w:r>
+        <w:rPr>
+          <w:i/>
+          <w:iCs/>
+        </w:rPr>
+        <w:t>A</w:t>
+      </w:r>
+      <w:r>
+        <w:t>/(2</w:t>
+      </w:r>
+      <w:r>
+        <w:rPr>
+          <w:i/>
+          <w:iCs/>
+        </w:rPr>
+        <w:t>B</w:t>
+      </w:r>
+      <w:r>
+        <w:t xml:space="preserve">) − </w:t>
+      </w:r>
+      <w:r>
+        <w:rPr>
+          <w:i/>
+          <w:iCs/>
+        </w:rPr>
+        <w:t>zA</w:t>
+      </w:r>
+      <w:r>
+        <w:t>²/</w:t>
+      </w:r>
+      <w:r>
+        <w:rPr>
+          <w:i/>
+          <w:iCs/>
+        </w:rPr>
+        <w:t>B</w:t>
+      </w:r>
+      <w:r>
+        <w:t xml:space="preserve">², and the substitution </w:t>
+      </w:r>
+      <w:r>
+        <w:rPr>
+          <w:i/>
+          <w:iCs/>
+        </w:rPr>
+        <w:t>B</w:t>
+      </w:r>
+      <w:r>
+        <w:t xml:space="preserve"> = 2</w:t>
+      </w:r>
+      <w:r>
+        <w:rPr>
+          <w:i/>
+          <w:iCs/>
+        </w:rPr>
+        <w:t>A</w:t>
+      </w:r>
+      <w:r>
+        <w:t xml:space="preserve"> + </w:t>
+      </w:r>
+      <w:r>
+        <w:rPr>
+          <w:i/>
+          <w:iCs/>
+        </w:rPr>
+        <w:t>zC</w:t>
+      </w:r>
+      <w:r>
+        <w:t xml:space="preserve"> gives</w:t>
+      </w:r>
+    </w:p>
+    <w:p>
+      <w:pPr>
+        <w:tabs>
+          <w:tab w:val="center" w:pos="4680"/>
+          <w:tab w:val="right" w:pos="9360"/>
+        </w:tabs>
+        <w:spacing w:before="100" w:after="140"/>
+      </w:pPr>
+      <w:r>
+        <w:tab/>
+      </w:r>
+      <m:oMath>
+        <m:f>
+          <m:fPr>
+            <m:ctrlPr>
+              <w:rPr>
+                <w:rFonts w:ascii="Cambria Math" w:hAnsi="Cambria Math"/>
+              </w:rPr>
+            </m:ctrlPr>
+          </m:fPr>
+          <m:num>
+            <m:r>
+              <w:rPr>
+                <w:rFonts w:ascii="Cambria Math" w:hAnsi="Cambria Math"/>
+              </w:rPr>
+              <m:t>1</m:t>
+            </m:r>
+          </m:num>
+          <m:den>
+            <m:r>
+              <w:rPr>
+                <w:rFonts w:ascii="Cambria Math" w:hAnsi="Cambria Math"/>
+              </w:rPr>
+              <m:t>4</m:t>
+            </m:r>
+          </m:den>
+        </m:f>
+        <m:r>
+          <w:rPr>
+            <w:rFonts w:ascii="Cambria Math" w:hAnsi="Cambria Math"/>
+          </w:rPr>
+          <m:t xml:space="preserve"> - </m:t>
+        </m:r>
+        <m:r>
+          <w:rPr>
+            <w:rFonts w:ascii="Cambria Math" w:hAnsi="Cambria Math"/>
+          </w:rPr>
+          <m:t>φ</m:t>
+        </m:r>
+        <m:r>
+          <w:rPr>
+            <w:rFonts w:ascii="Cambria Math" w:hAnsi="Cambria Math"/>
+          </w:rPr>
+          <m:t xml:space="preserve">″ = </m:t>
+        </m:r>
+        <m:f>
+          <m:fPr>
+            <m:ctrlPr>
+              <w:rPr>
+                <w:rFonts w:ascii="Cambria Math" w:hAnsi="Cambria Math"/>
+              </w:rPr>
+            </m:ctrlPr>
+          </m:fPr>
+          <m:num>
+            <m:r>
+              <w:rPr>
+                <w:rFonts w:ascii="Cambria Math" w:hAnsi="Cambria Math"/>
+              </w:rPr>
+              <m:t>z</m:t>
+            </m:r>
+            <m:r>
+              <w:rPr>
+                <w:rFonts w:ascii="Cambria Math" w:hAnsi="Cambria Math"/>
+              </w:rPr>
+              <m:t xml:space="preserve"> (</m:t>
+            </m:r>
+            <m:r>
+              <w:rPr>
+                <w:rFonts w:ascii="Cambria Math" w:hAnsi="Cambria Math"/>
+              </w:rPr>
+              <m:t>A</m:t>
+            </m:r>
+            <m:r>
+              <w:rPr>
+                <w:rFonts w:ascii="Cambria Math" w:hAnsi="Cambria Math"/>
+              </w:rPr>
+              <m:t xml:space="preserve">² - ¾ </m:t>
+            </m:r>
+            <m:r>
+              <w:rPr>
+                <w:rFonts w:ascii="Cambria Math" w:hAnsi="Cambria Math"/>
+              </w:rPr>
+              <m:t>BC</m:t>
+            </m:r>
+            <m:r>
+              <w:rPr>
+                <w:rFonts w:ascii="Cambria Math" w:hAnsi="Cambria Math"/>
+              </w:rPr>
+              <m:t>)</m:t>
+            </m:r>
+          </m:num>
+          <m:den>
+            <m:r>
+              <w:rPr>
+                <w:rFonts w:ascii="Cambria Math" w:hAnsi="Cambria Math"/>
+              </w:rPr>
+              <m:t>B</m:t>
+            </m:r>
+            <m:r>
+              <w:rPr>
+                <w:rFonts w:ascii="Cambria Math" w:hAnsi="Cambria Math"/>
+              </w:rPr>
+              <m:t>²</m:t>
+            </m:r>
+          </m:den>
+        </m:f>
+        <m:r>
+          <w:rPr>
+            <w:rFonts w:ascii="Cambria Math" w:hAnsi="Cambria Math"/>
+          </w:rPr>
+          <m:t xml:space="preserve">,      </m:t>
+        </m:r>
+        <m:r>
+          <w:rPr>
+            <w:rFonts w:ascii="Cambria Math" w:hAnsi="Cambria Math"/>
+          </w:rPr>
+          <m:t>D</m:t>
+        </m:r>
+        <m:r>
+          <w:rPr>
+            <w:rFonts w:ascii="Cambria Math" w:hAnsi="Cambria Math"/>
+          </w:rPr>
+          <m:t xml:space="preserve"> = </m:t>
+        </m:r>
+        <m:r>
+          <w:rPr>
+            <w:rFonts w:ascii="Cambria Math" w:hAnsi="Cambria Math"/>
+          </w:rPr>
+          <m:t>φ</m:t>
+        </m:r>
+        <m:r>
+          <w:rPr>
+            <w:rFonts w:ascii="Cambria Math" w:hAnsi="Cambria Math"/>
+          </w:rPr>
+          <m:t xml:space="preserve">″ - </m:t>
+        </m:r>
+        <m:f>
+          <m:fPr>
+            <m:ctrlPr>
+              <w:rPr>
+                <w:rFonts w:ascii="Cambria Math" w:hAnsi="Cambria Math"/>
+              </w:rPr>
+            </m:ctrlPr>
+          </m:fPr>
+          <m:num>
+            <m:r>
+              <w:rPr>
+                <w:rFonts w:ascii="Cambria Math" w:hAnsi="Cambria Math"/>
+              </w:rPr>
+              <m:t>m</m:t>
+            </m:r>
+          </m:num>
+          <m:den>
+            <m:r>
+              <w:rPr>
+                <w:rFonts w:ascii="Cambria Math" w:hAnsi="Cambria Math"/>
+              </w:rPr>
+              <m:t>r</m:t>
+            </m:r>
+          </m:den>
+        </m:f>
+        <m:r>
+          <w:rPr>
+            <w:rFonts w:ascii="Cambria Math" w:hAnsi="Cambria Math"/>
+          </w:rPr>
+          <m:t xml:space="preserve"> = - </m:t>
+        </m:r>
+        <m:f>
+          <m:fPr>
+            <m:ctrlPr>
+              <w:rPr>
+                <w:rFonts w:ascii="Cambria Math" w:hAnsi="Cambria Math"/>
+              </w:rPr>
+            </m:ctrlPr>
+          </m:fPr>
+          <m:num>
+            <m:r>
+              <w:rPr>
+                <w:rFonts w:ascii="Cambria Math" w:hAnsi="Cambria Math"/>
+              </w:rPr>
+              <m:t>z</m:t>
+            </m:r>
+            <m:r>
+              <w:rPr>
+                <w:rFonts w:ascii="Cambria Math" w:hAnsi="Cambria Math"/>
+              </w:rPr>
+              <m:t xml:space="preserve"> (</m:t>
+            </m:r>
+            <m:r>
+              <w:rPr>
+                <w:rFonts w:ascii="Cambria Math" w:hAnsi="Cambria Math"/>
+              </w:rPr>
+              <m:t>A</m:t>
+            </m:r>
+            <m:r>
+              <w:rPr>
+                <w:rFonts w:ascii="Cambria Math" w:hAnsi="Cambria Math"/>
+              </w:rPr>
+              <m:t xml:space="preserve">² - </m:t>
+            </m:r>
+            <m:r>
+              <w:rPr>
+                <w:rFonts w:ascii="Cambria Math" w:hAnsi="Cambria Math"/>
+              </w:rPr>
+              <m:t>BC</m:t>
+            </m:r>
+            <m:r>
+              <w:rPr>
+                <w:rFonts w:ascii="Cambria Math" w:hAnsi="Cambria Math"/>
+              </w:rPr>
+              <m:t>)</m:t>
+            </m:r>
+          </m:num>
+          <m:den>
+            <m:r>
+              <w:rPr>
+                <w:rFonts w:ascii="Cambria Math" w:hAnsi="Cambria Math"/>
+              </w:rPr>
+              <m:t>B</m:t>
+            </m:r>
+            <m:r>
+              <w:rPr>
+                <w:rFonts w:ascii="Cambria Math" w:hAnsi="Cambria Math"/>
+              </w:rPr>
+              <m:t>²</m:t>
+            </m:r>
+          </m:den>
+        </m:f>
+        <m:r>
+          <w:rPr>
+            <w:rFonts w:ascii="Cambria Math" w:hAnsi="Cambria Math"/>
+          </w:rPr>
+          <m:t>.</m:t>
+        </m:r>
+      </m:oMath>
+      <w:r>
+        <w:tab/>
+        <w:t>(8.10)</w:t>
+      </w:r>
+    </w:p>
+    <w:p>
+      <w:pPr>
+        <w:spacing w:after="120"/>
+        <w:jc w:val="both"/>
+      </w:pPr>
+      <w:r>
+        <w:t xml:space="preserve">Now </w:t>
+      </w:r>
+      <w:r>
+        <w:rPr>
+          <w:i/>
+          <w:iCs/>
+        </w:rPr>
+        <w:t>A</w:t>
+      </w:r>
+      <w:r>
+        <w:t xml:space="preserve">² − </w:t>
+      </w:r>
+      <w:r>
+        <w:rPr>
+          <w:i/>
+          <w:iCs/>
+        </w:rPr>
+        <w:t>BC</w:t>
+      </w:r>
+      <w:r>
+        <w:t xml:space="preserve"> = (2/</w:t>
+      </w:r>
+      <w:r>
+        <w:rPr>
+          <w:i/>
+          <w:iCs/>
+        </w:rPr>
+        <w:t>r</w:t>
+      </w:r>
+      <w:r>
+        <w:t>)⁴(</w:t>
+      </w:r>
+      <w:r>
+        <w:rPr>
+          <w:i/>
+          <w:iCs/>
+        </w:rPr>
+        <w:t>I</w:t>
+      </w:r>
+      <w:r>
+        <w:t xml:space="preserve">₂² − </w:t>
+      </w:r>
+      <w:r>
+        <w:rPr>
+          <w:i/>
+          <w:iCs/>
+        </w:rPr>
+        <w:t>I</w:t>
+      </w:r>
+      <w:r>
+        <w:t>₁</w:t>
+      </w:r>
+      <w:r>
+        <w:rPr>
+          <w:i/>
+          <w:iCs/>
+        </w:rPr>
+        <w:t>I</w:t>
+      </w:r>
+      <w:r>
+        <w:t xml:space="preserve">₃). The product formula </w:t>
+      </w:r>
+      <w:r>
+        <w:rPr>
+          <w:i/>
+          <w:iCs/>
+        </w:rPr>
+        <w:t>I</w:t>
+      </w:r>
+      <w:r>
+        <w:rPr>
+          <w:vertAlign w:val="subscript"/>
+        </w:rPr>
+        <w:t>μ</w:t>
+      </w:r>
+      <w:r>
+        <w:rPr>
+          <w:i/>
+          <w:iCs/>
+        </w:rPr>
+        <w:t>I</w:t>
+      </w:r>
+      <w:r>
+        <w:rPr>
+          <w:vertAlign w:val="subscript"/>
+        </w:rPr>
+        <w:t>ν</w:t>
+      </w:r>
+      <w:r>
+        <w:t xml:space="preserve"> = Σ</w:t>
+      </w:r>
+      <w:r>
+        <w:rPr>
+          <w:vertAlign w:val="subscript"/>
+        </w:rPr>
+        <w:t>k</w:t>
+      </w:r>
+      <w:r>
+        <w:t xml:space="preserve"> (</w:t>
+      </w:r>
+      <w:r>
+        <w:rPr>
+          <w:i/>
+          <w:iCs/>
+        </w:rPr>
+        <w:t>r</w:t>
+      </w:r>
+      <w:r>
+        <w:t>/2)</w:t>
+      </w:r>
+      <w:r>
+        <w:rPr>
+          <w:vertAlign w:val="superscript"/>
+        </w:rPr>
+        <w:t>μ+ν+2k</w:t>
+      </w:r>
+      <w:r>
+        <w:t xml:space="preserve"> (μ + ν + 2</w:t>
+      </w:r>
+      <w:r>
+        <w:rPr>
+          <w:i/>
+          <w:iCs/>
+        </w:rPr>
+        <w:t>k</w:t>
+      </w:r>
+      <w:r>
+        <w:t>)!/(</w:t>
+      </w:r>
+      <w:r>
+        <w:rPr>
+          <w:i/>
+          <w:iCs/>
+        </w:rPr>
+        <w:t>k</w:t>
+      </w:r>
+      <w:r>
+        <w:t xml:space="preserve">!(μ + </w:t>
+      </w:r>
+      <w:r>
+        <w:rPr>
+          <w:i/>
+          <w:iCs/>
+        </w:rPr>
+        <w:t>k</w:t>
+      </w:r>
+      <w:r>
+        <w:t xml:space="preserve">)!(ν + </w:t>
+      </w:r>
+      <w:r>
+        <w:rPr>
+          <w:i/>
+          <w:iCs/>
+        </w:rPr>
+        <w:t>k</w:t>
+      </w:r>
+      <w:r>
+        <w:t xml:space="preserve">)!(μ + ν + </w:t>
+      </w:r>
+      <w:r>
+        <w:rPr>
+          <w:i/>
+          <w:iCs/>
+        </w:rPr>
+        <w:t>k</w:t>
+      </w:r>
+      <w:r>
+        <w:t>)!)</w:t>
+      </w:r>
+      <w:r>
+        <w:rPr>
+          <w:rStyle w:val="FootnoteReference"/>
+        </w:rPr>
+        <w:footnoteReference w:id="70"/>
+      </w:r>
+      <w:r>
+        <w:t xml:space="preserve"> makes the </w:t>
+      </w:r>
+      <w:r>
+        <w:rPr>
+          <w:i/>
+          <w:iCs/>
+        </w:rPr>
+        <w:t>k</w:t>
+      </w:r>
+      <w:r>
+        <w:t xml:space="preserve">-th coefficient of </w:t>
+      </w:r>
+      <w:r>
+        <w:rPr>
+          <w:i/>
+          <w:iCs/>
+        </w:rPr>
+        <w:t>I</w:t>
+      </w:r>
+      <w:r>
+        <w:t xml:space="preserve">₂² − </w:t>
+      </w:r>
+      <w:r>
+        <w:rPr>
+          <w:i/>
+          <w:iCs/>
+        </w:rPr>
+        <w:t>I</w:t>
+      </w:r>
+      <w:r>
+        <w:t>₁</w:t>
+      </w:r>
+      <w:r>
+        <w:rPr>
+          <w:i/>
+          <w:iCs/>
+        </w:rPr>
+        <w:t>I</w:t>
+      </w:r>
+      <w:r>
+        <w:t>₃ equal to (4 + 2</w:t>
+      </w:r>
+      <w:r>
+        <w:rPr>
+          <w:i/>
+          <w:iCs/>
+        </w:rPr>
+        <w:t>k</w:t>
+      </w:r>
+      <w:r>
+        <w:t>)!/(</w:t>
+      </w:r>
+      <w:r>
+        <w:rPr>
+          <w:i/>
+          <w:iCs/>
+        </w:rPr>
+        <w:t>k</w:t>
+      </w:r>
+      <w:r>
+        <w:t xml:space="preserve">!(4 + </w:t>
+      </w:r>
+      <w:r>
+        <w:rPr>
+          <w:i/>
+          <w:iCs/>
+        </w:rPr>
+        <w:t>k</w:t>
+      </w:r>
+      <w:r>
+        <w:t xml:space="preserve">)!(2 + </w:t>
+      </w:r>
+      <w:r>
+        <w:rPr>
+          <w:i/>
+          <w:iCs/>
+        </w:rPr>
+        <w:t>k</w:t>
+      </w:r>
+      <w:r>
+        <w:t xml:space="preserve">)!(3 + </w:t>
+      </w:r>
+      <w:r>
+        <w:rPr>
+          <w:i/>
+          <w:iCs/>
+        </w:rPr>
+        <w:t>k</w:t>
+      </w:r>
+      <w:r>
+        <w:t>)!), which is positive, and that of 3</w:t>
+      </w:r>
+      <w:r>
+        <w:rPr>
+          <w:i/>
+          <w:iCs/>
+        </w:rPr>
+        <w:t>I</w:t>
+      </w:r>
+      <w:r>
+        <w:t>₁</w:t>
+      </w:r>
+      <w:r>
+        <w:rPr>
+          <w:i/>
+          <w:iCs/>
+        </w:rPr>
+        <w:t>I</w:t>
+      </w:r>
+      <w:r>
+        <w:t>₃ − 2</w:t>
+      </w:r>
+      <w:r>
+        <w:rPr>
+          <w:i/>
+          <w:iCs/>
+        </w:rPr>
+        <w:t>I</w:t>
+      </w:r>
+      <w:r>
+        <w:t xml:space="preserve">₂² equal to </w:t>
+      </w:r>
+      <w:r>
+        <w:rPr>
+          <w:i/>
+          <w:iCs/>
+        </w:rPr>
+        <w:t>k</w:t>
+      </w:r>
+      <w:r>
+        <w:t xml:space="preserve">/(2 + </w:t>
+      </w:r>
+      <w:r>
+        <w:rPr>
+          <w:i/>
+          <w:iCs/>
+        </w:rPr>
+        <w:t>k</w:t>
+      </w:r>
+      <w:r>
+        <w:t xml:space="preserve">) times the </w:t>
+      </w:r>
+      <w:r>
+        <w:rPr>
+          <w:i/>
+          <w:iCs/>
+        </w:rPr>
+        <w:t>k</w:t>
+      </w:r>
+      <w:r>
+        <w:t xml:space="preserve">-th coefficient of </w:t>
+      </w:r>
+      <w:r>
+        <w:rPr>
+          <w:i/>
+          <w:iCs/>
+        </w:rPr>
+        <w:t>I</w:t>
+      </w:r>
+      <w:r>
+        <w:t>₁</w:t>
+      </w:r>
+      <w:r>
+        <w:rPr>
+          <w:i/>
+          <w:iCs/>
+        </w:rPr>
+        <w:t>I</w:t>
+      </w:r>
+      <w:r>
+        <w:t xml:space="preserve">₃, which is not negative. Hence 0 ≤ </w:t>
+      </w:r>
+      <w:r>
+        <w:rPr>
+          <w:i/>
+          <w:iCs/>
+        </w:rPr>
+        <w:t>A</w:t>
+      </w:r>
+      <w:r>
+        <w:t xml:space="preserve">² − </w:t>
+      </w:r>
+      <w:r>
+        <w:rPr>
+          <w:i/>
+          <w:iCs/>
+        </w:rPr>
+        <w:t>BC</w:t>
+      </w:r>
+      <w:r>
+        <w:t xml:space="preserve"> ≤ </w:t>
+      </w:r>
+      <w:r>
+        <w:rPr>
+          <w:i/>
+          <w:iCs/>
+        </w:rPr>
+        <w:t>A</w:t>
+      </w:r>
+      <w:r>
+        <w:t>²/3. The left inequality is Turán's inequality for the modified Bessel functions.</w:t>
+      </w:r>
+      <w:r>
+        <w:rPr>
+          <w:rStyle w:val="FootnoteReference"/>
+        </w:rPr>
+        <w:footnoteReference w:id="71"/>
+      </w:r>
+      <w:r>
+        <w:t xml:space="preserve"> By (8.10) it gives </w:t>
+      </w:r>
+      <w:r>
+        <w:rPr>
+          <w:i/>
+          <w:iCs/>
+        </w:rPr>
+        <w:t>D</w:t>
+      </w:r>
+      <w:r>
+        <w:t xml:space="preserve"> ≤ 0, and, since then ¾</w:t>
+      </w:r>
+      <w:r>
+        <w:rPr>
+          <w:i/>
+          <w:iCs/>
+        </w:rPr>
+        <w:t>BC</w:t>
+      </w:r>
+      <w:r>
+        <w:t xml:space="preserve"> ≤ ¾</w:t>
+      </w:r>
+      <w:r>
+        <w:rPr>
+          <w:i/>
+          <w:iCs/>
+        </w:rPr>
+        <w:t>A</w:t>
+      </w:r>
+      <w:r>
+        <w:t xml:space="preserve">² ≤ </w:t>
+      </w:r>
+      <w:r>
+        <w:rPr>
+          <w:i/>
+          <w:iCs/>
+        </w:rPr>
+        <w:t>A</w:t>
+      </w:r>
+      <w:r>
+        <w:t>², it gives φ″ ≤ 1/4, the second half of (i). The right inequality gives |</w:t>
+      </w:r>
+      <w:r>
+        <w:rPr>
+          <w:i/>
+          <w:iCs/>
+        </w:rPr>
+        <w:t>D</w:t>
+      </w:r>
+      <w:r>
+        <w:t xml:space="preserve">| ≤ </w:t>
+      </w:r>
+      <w:r>
+        <w:rPr>
+          <w:i/>
+          <w:iCs/>
+        </w:rPr>
+        <w:t>zA</w:t>
+      </w:r>
+      <w:r>
+        <w:t>²/(3</w:t>
+      </w:r>
+      <w:r>
+        <w:rPr>
+          <w:i/>
+          <w:iCs/>
+        </w:rPr>
+        <w:t>B</w:t>
+      </w:r>
+      <w:r>
+        <w:t xml:space="preserve">²) = </w:t>
+      </w:r>
+      <w:r>
+        <w:rPr>
+          <w:i/>
+          <w:iCs/>
+        </w:rPr>
+        <w:t>m</w:t>
+      </w:r>
+      <w:r>
+        <w:t>²/3, which is (ii). For (iii), differentiate (8.9): φ‴ = 3|</w:t>
+      </w:r>
+      <w:r>
+        <w:rPr>
+          <w:i/>
+          <w:iCs/>
+        </w:rPr>
+        <w:t>D</w:t>
+      </w:r>
+      <w:r>
+        <w:t>|/</w:t>
+      </w:r>
+      <w:r>
+        <w:rPr>
+          <w:i/>
+          <w:iCs/>
+        </w:rPr>
+        <w:t>r</w:t>
+      </w:r>
+      <w:r>
+        <w:t xml:space="preserve"> − 2</w:t>
+      </w:r>
+      <w:r>
+        <w:rPr>
+          <w:i/>
+          <w:iCs/>
+        </w:rPr>
+        <w:t>m</w:t>
+      </w:r>
+      <w:r>
+        <w:t>φ″, where 0 ≤ 3|</w:t>
+      </w:r>
+      <w:r>
+        <w:rPr>
+          <w:i/>
+          <w:iCs/>
+        </w:rPr>
+        <w:t>D</w:t>
+      </w:r>
+      <w:r>
+        <w:t>|/</w:t>
+      </w:r>
+      <w:r>
+        <w:rPr>
+          <w:i/>
+          <w:iCs/>
+        </w:rPr>
+        <w:t>r</w:t>
+      </w:r>
+      <w:r>
+        <w:t xml:space="preserve"> ≤ </w:t>
+      </w:r>
+      <w:r>
+        <w:rPr>
+          <w:i/>
+          <w:iCs/>
+        </w:rPr>
+        <w:t>m</w:t>
+      </w:r>
+      <w:r>
+        <w:t>²/</w:t>
+      </w:r>
+      <w:r>
+        <w:rPr>
+          <w:i/>
+          <w:iCs/>
+        </w:rPr>
+        <w:t>r</w:t>
+      </w:r>
+      <w:r>
+        <w:t xml:space="preserve"> ≤ </w:t>
+      </w:r>
+      <w:r>
+        <w:rPr>
+          <w:i/>
+          <w:iCs/>
+        </w:rPr>
+        <w:t>m</w:t>
+      </w:r>
+      <w:r>
+        <w:t>/4 by (ii) and (i), and 0 ≤ 2</w:t>
+      </w:r>
+      <w:r>
+        <w:rPr>
+          <w:i/>
+          <w:iCs/>
+        </w:rPr>
+        <w:t>m</w:t>
+      </w:r>
+      <w:r>
+        <w:t xml:space="preserve">φ″ ≤ </w:t>
+      </w:r>
+      <w:r>
+        <w:rPr>
+          <w:i/>
+          <w:iCs/>
+        </w:rPr>
+        <w:t>m</w:t>
+      </w:r>
+      <w:r>
+        <w:t xml:space="preserve">/2 because φ″ is a variance at most 1/4. With </w:t>
+      </w:r>
+      <w:r>
+        <w:rPr>
+          <w:i/>
+          <w:iCs/>
+        </w:rPr>
+        <w:t>a</w:t>
+      </w:r>
+      <w:r>
+        <w:t xml:space="preserve"> = 3|</w:t>
+      </w:r>
+      <w:r>
+        <w:rPr>
+          <w:i/>
+          <w:iCs/>
+        </w:rPr>
+        <w:t>D</w:t>
+      </w:r>
+      <w:r>
+        <w:t>|/</w:t>
+      </w:r>
+      <w:r>
+        <w:rPr>
+          <w:i/>
+          <w:iCs/>
+        </w:rPr>
+        <w:t>r</w:t>
+      </w:r>
+      <w:r>
+        <w:t xml:space="preserve"> and </w:t>
+      </w:r>
+      <w:r>
+        <w:rPr>
+          <w:i/>
+          <w:iCs/>
+        </w:rPr>
+        <w:t>b</w:t>
+      </w:r>
+      <w:r>
+        <w:t xml:space="preserve"> = 2</w:t>
+      </w:r>
+      <w:r>
+        <w:rPr>
+          <w:i/>
+          <w:iCs/>
+        </w:rPr>
+        <w:t>m</w:t>
+      </w:r>
+      <w:r>
+        <w:t xml:space="preserve">φ″, the third cumulant at </w:t>
+      </w:r>
+      <w:r>
+        <w:rPr>
+          <w:i/>
+          <w:iCs/>
+        </w:rPr>
+        <w:t>c</w:t>
+      </w:r>
+      <w:r>
+        <w:t xml:space="preserve"> in [0, 1] is </w:t>
+      </w:r>
+      <w:r>
+        <w:rPr>
+          <w:i/>
+          <w:iCs/>
+        </w:rPr>
+        <w:t>ac</w:t>
+      </w:r>
+      <w:r>
+        <w:t>(2</w:t>
+      </w:r>
+      <w:r>
+        <w:rPr>
+          <w:i/>
+          <w:iCs/>
+        </w:rPr>
+        <w:t>c</w:t>
+      </w:r>
+      <w:r>
+        <w:t xml:space="preserve">² − 1) − </w:t>
+      </w:r>
+      <w:r>
+        <w:rPr>
+          <w:i/>
+          <w:iCs/>
+        </w:rPr>
+        <w:t>bc</w:t>
+      </w:r>
+      <w:r>
+        <w:t xml:space="preserve">³, and it is odd in </w:t>
+      </w:r>
+      <w:r>
+        <w:rPr>
+          <w:i/>
+          <w:iCs/>
+        </w:rPr>
+        <w:t>c</w:t>
+      </w:r>
+      <w:r>
+        <w:t>. When 2</w:t>
+      </w:r>
+      <w:r>
+        <w:rPr>
+          <w:i/>
+          <w:iCs/>
+        </w:rPr>
+        <w:t>c</w:t>
+      </w:r>
+      <w:r>
+        <w:t>² ≥ 1 it lies between −</w:t>
+      </w:r>
+      <w:r>
+        <w:rPr>
+          <w:i/>
+          <w:iCs/>
+        </w:rPr>
+        <w:t>bc</w:t>
+      </w:r>
+      <w:r>
+        <w:t>³ ≥ −(</w:t>
+      </w:r>
+      <w:r>
+        <w:rPr>
+          <w:i/>
+          <w:iCs/>
+        </w:rPr>
+        <w:t>m</w:t>
+      </w:r>
+      <w:r>
+        <w:t>/2)</w:t>
+      </w:r>
+      <w:r>
+        <w:rPr>
+          <w:i/>
+          <w:iCs/>
+        </w:rPr>
+        <w:t>c</w:t>
+      </w:r>
+      <w:r>
+        <w:t xml:space="preserve">³ and </w:t>
+      </w:r>
+      <w:r>
+        <w:rPr>
+          <w:i/>
+          <w:iCs/>
+        </w:rPr>
+        <w:t>ac</w:t>
+      </w:r>
+      <w:r>
+        <w:t>(2</w:t>
+      </w:r>
+      <w:r>
+        <w:rPr>
+          <w:i/>
+          <w:iCs/>
+        </w:rPr>
+        <w:t>c</w:t>
+      </w:r>
+      <w:r>
+        <w:t>² − 1) ≤ (</w:t>
+      </w:r>
+      <w:r>
+        <w:rPr>
+          <w:i/>
+          <w:iCs/>
+        </w:rPr>
+        <w:t>m</w:t>
+      </w:r>
+      <w:r>
+        <w:t>/4)</w:t>
+      </w:r>
+      <w:r>
+        <w:rPr>
+          <w:i/>
+          <w:iCs/>
+        </w:rPr>
+        <w:t>c</w:t>
+      </w:r>
+      <w:r>
+        <w:t>(2</w:t>
+      </w:r>
+      <w:r>
+        <w:rPr>
+          <w:i/>
+          <w:iCs/>
+        </w:rPr>
+        <w:t>c</w:t>
+      </w:r>
+      <w:r>
+        <w:t>² − 1); when 2</w:t>
+      </w:r>
+      <w:r>
+        <w:rPr>
+          <w:i/>
+          <w:iCs/>
+        </w:rPr>
+        <w:t>c</w:t>
+      </w:r>
+      <w:r>
+        <w:t>² &lt; 1 it equals −(</w:t>
+      </w:r>
+      <w:r>
+        <w:rPr>
+          <w:i/>
+          <w:iCs/>
+        </w:rPr>
+        <w:t>ac</w:t>
+      </w:r>
+      <w:r>
+        <w:t>(1 − 2</w:t>
+      </w:r>
+      <w:r>
+        <w:rPr>
+          <w:i/>
+          <w:iCs/>
+        </w:rPr>
+        <w:t>c</w:t>
+      </w:r>
+      <w:r>
+        <w:t xml:space="preserve">²) + </w:t>
+      </w:r>
+      <w:r>
+        <w:rPr>
+          <w:i/>
+          <w:iCs/>
+        </w:rPr>
+        <w:t>bc</w:t>
+      </w:r>
+      <w:r>
+        <w:t>³), whose size is at most (</w:t>
+      </w:r>
+      <w:r>
+        <w:rPr>
+          <w:i/>
+          <w:iCs/>
+        </w:rPr>
+        <w:t>m</w:t>
+      </w:r>
+      <w:r>
+        <w:t>/4)</w:t>
+      </w:r>
+      <w:r>
+        <w:rPr>
+          <w:i/>
+          <w:iCs/>
+        </w:rPr>
+        <w:t>c</w:t>
+      </w:r>
+      <w:r>
+        <w:t>(1 − 2</w:t>
+      </w:r>
+      <w:r>
+        <w:rPr>
+          <w:i/>
+          <w:iCs/>
+        </w:rPr>
+        <w:t>c</w:t>
+      </w:r>
+      <w:r>
+        <w:t>²) + (</w:t>
+      </w:r>
+      <w:r>
+        <w:rPr>
+          <w:i/>
+          <w:iCs/>
+        </w:rPr>
+        <w:t>m</w:t>
+      </w:r>
+      <w:r>
+        <w:t>/2)</w:t>
+      </w:r>
+      <w:r>
+        <w:rPr>
+          <w:i/>
+          <w:iCs/>
+        </w:rPr>
+        <w:t>c</w:t>
+      </w:r>
+      <w:r>
+        <w:t>³ = (</w:t>
+      </w:r>
+      <w:r>
+        <w:rPr>
+          <w:i/>
+          <w:iCs/>
+        </w:rPr>
+        <w:t>m</w:t>
+      </w:r>
+      <w:r>
+        <w:t>/4)</w:t>
+      </w:r>
+      <w:r>
+        <w:rPr>
+          <w:i/>
+          <w:iCs/>
+        </w:rPr>
+        <w:t>c</w:t>
+      </w:r>
+      <w:r>
+        <w:t>. In every case its size is at most (</w:t>
+      </w:r>
+      <w:r>
+        <w:rPr>
+          <w:i/>
+          <w:iCs/>
+        </w:rPr>
+        <w:t>m</w:t>
+      </w:r>
+      <w:r>
+        <w:t>/4)</w:t>
+      </w:r>
+      <w:r>
+        <w:rPr>
+          <w:i/>
+          <w:iCs/>
+        </w:rPr>
+        <w:t>c</w:t>
+      </w:r>
+      <w:r>
+        <w:t xml:space="preserve">(1 + </w:t>
+      </w:r>
+      <w:r>
+        <w:rPr>
+          <w:i/>
+          <w:iCs/>
+        </w:rPr>
+        <w:t>c</w:t>
+      </w:r>
+      <w:r>
+        <w:t xml:space="preserve">²) ≤ </w:t>
+      </w:r>
+      <w:r>
+        <w:rPr>
+          <w:i/>
+          <w:iCs/>
+        </w:rPr>
+        <w:t>m</w:t>
+      </w:r>
+      <w:r>
+        <w:t>/2. ∎</w:t>
+      </w:r>
+    </w:p>
+    <w:p>
+      <w:pPr>
+        <w:spacing w:before="160" w:after="80"/>
+        <w:jc w:val="both"/>
+      </w:pPr>
+      <w:r>
+        <w:rPr>
+          <w:b/>
+          <w:bCs/>
+        </w:rPr>
+        <w:t xml:space="preserve">Theorem 8.7 (A lattice mass gap at strong coupling; Edwin Boston III). </w:t>
+      </w:r>
+      <w:r>
+        <w:rPr>
+          <w:i/>
+          <w:iCs/>
+        </w:rPr>
+        <w:t>Consider the SU(2) lattice gauge theory on ℤ⁴ with Wilson's action, each plaquette weighted by exp(½ β tr U</w:t>
+      </w:r>
+      <w:r>
+        <w:rPr>
+          <w:i/>
+          <w:iCs/>
+          <w:vertAlign w:val="subscript"/>
+        </w:rPr>
+        <w:t>p</w:t>
+      </w:r>
+      <w:r>
+        <w:rPr>
+          <w:i/>
+          <w:iCs/>
+        </w:rPr>
+        <w:t>), at 0 &lt; β ≤ 0.241. Its infinite-volume Gibbs measure is unique. For every m₀ &lt; log(1/α(β))/2, with α(β) ≤ 0.9963 the number of (8.12), there is a constant K, depending on β and m₀ alone, such that for all bounded observables f and g depending on finitely many links, |</w:t>
+      </w:r>
+      <w:r>
+        <w:rPr>
+          <w:i/>
+          <w:iCs/>
+        </w:rPr>
+        <w:t>⟨</w:t>
+      </w:r>
+      <w:r>
+        <w:rPr>
+          <w:i/>
+          <w:iCs/>
+        </w:rPr>
+        <w:t>fg</w:t>
+      </w:r>
+      <w:r>
+        <w:rPr>
+          <w:i/>
+          <w:iCs/>
+        </w:rPr>
+        <w:t>⟩</w:t>
+      </w:r>
+      <w:r>
+        <w:rPr>
+          <w:i/>
+          <w:iCs/>
+        </w:rPr>
+        <w:t xml:space="preserve"> − </w:t>
+      </w:r>
+      <w:r>
+        <w:rPr>
+          <w:i/>
+          <w:iCs/>
+        </w:rPr>
+        <w:t>⟨</w:t>
+      </w:r>
+      <w:r>
+        <w:rPr>
+          <w:i/>
+          <w:iCs/>
+        </w:rPr>
+        <w:t>f</w:t>
+      </w:r>
+      <w:r>
+        <w:rPr>
+          <w:i/>
+          <w:iCs/>
+        </w:rPr>
+        <w:t>⟩⟨</w:t>
+      </w:r>
+      <w:r>
+        <w:rPr>
+          <w:i/>
+          <w:iCs/>
+        </w:rPr>
+        <w:t>g</w:t>
+      </w:r>
+      <w:r>
+        <w:rPr>
+          <w:i/>
+          <w:iCs/>
+        </w:rPr>
+        <w:t>⟩</w:t>
+      </w:r>
+      <w:r>
+        <w:rPr>
+          <w:i/>
+          <w:iCs/>
+        </w:rPr>
+        <w:t>| ≤ K N(f) N(g) ‖f‖ ‖g‖ e</w:t>
+      </w:r>
+      <w:r>
+        <w:rPr>
+          <w:i/>
+          <w:iCs/>
+          <w:vertAlign w:val="superscript"/>
+        </w:rPr>
+        <w:t>−</w:t>
+      </w:r>
+      <w:r>
+        <w:rPr>
+          <w:i/>
+          <w:iCs/>
+          <w:vertAlign w:val="superscript"/>
+        </w:rPr>
+        <w:t>m₀ d</w:t>
+      </w:r>
+      <w:r>
+        <w:rPr>
+          <w:i/>
+          <w:iCs/>
+        </w:rPr>
+        <w:t>, with N(f) the number of links on which f depends and d the least distance, in the maximum norm, between the midpoints of a link of f and a link of g; the same bound holds on every torus of even side. The Hamiltonian H = −log T of the transfer matrix T annihilates a unique vacuum and has no spectrum in the interval (0, m₀).</w:t>
+      </w:r>
+    </w:p>
+    <w:p>
+      <w:pPr>
+        <w:spacing w:after="120"/>
+        <w:jc w:val="both"/>
+      </w:pPr>
+      <w:r>
+        <w:rPr>
+          <w:i/>
+          <w:iCs/>
+        </w:rPr>
+        <w:t xml:space="preserve">Proof. </w:t>
+      </w:r>
+      <w:r>
+        <w:t xml:space="preserve">Let </w:t>
+      </w:r>
+      <w:r>
+        <w:rPr>
+          <w:i/>
+          <w:iCs/>
+        </w:rPr>
+        <w:t>L</w:t>
+      </w:r>
+      <w:r>
+        <w:t xml:space="preserve">₁ be the perfect cover and </w:t>
+      </w:r>
+      <w:r>
+        <w:rPr>
+          <w:i/>
+          <w:iCs/>
+        </w:rPr>
+        <w:t>L</w:t>
+      </w:r>
+      <w:r>
+        <w:t>₀</w:t>
+      </w:r>
+      <w:r>
+        <w:t xml:space="preserve"> its complement, and read each element of SU(2) as a unit vector of ℝ⁴, so that ½ tr </w:t>
+      </w:r>
+      <w:r>
+        <w:rPr>
+          <w:i/>
+          <w:iCs/>
+        </w:rPr>
+        <w:t>U</w:t>
+      </w:r>
+      <w:r>
+        <w:rPr>
+          <w:vertAlign w:val="subscript"/>
+        </w:rPr>
+        <w:t>p</w:t>
+      </w:r>
+      <w:r>
+        <w:t xml:space="preserve"> = </w:t>
+      </w:r>
+      <w:r>
+        <w:t>⟨</w:t>
+      </w:r>
+      <w:r>
+        <w:rPr>
+          <w:i/>
+          <w:iCs/>
+        </w:rPr>
+        <w:t>U</w:t>
+      </w:r>
+      <w:r>
+        <w:rPr>
+          <w:vertAlign w:val="subscript"/>
+        </w:rPr>
+        <w:t>a</w:t>
+      </w:r>
+      <w:r>
+        <w:t xml:space="preserve">, </w:t>
+      </w:r>
+      <w:r>
+        <w:rPr>
+          <w:i/>
+          <w:iCs/>
+        </w:rPr>
+        <w:t>S</w:t>
+      </w:r>
+      <w:r>
+        <w:rPr>
+          <w:vertAlign w:val="subscript"/>
+        </w:rPr>
+        <w:t>p</w:t>
+      </w:r>
+      <w:r>
+        <w:t>(</w:t>
+      </w:r>
+      <w:r>
+        <w:rPr>
+          <w:i/>
+          <w:iCs/>
+        </w:rPr>
+        <w:t>a</w:t>
+      </w:r>
+      <w:r>
+        <w:t>)</w:t>
+      </w:r>
+      <w:r>
+        <w:t>⟩</w:t>
+      </w:r>
+      <w:r>
+        <w:t xml:space="preserve"> for the cover link </w:t>
+      </w:r>
+      <w:r>
+        <w:rPr>
+          <w:i/>
+          <w:iCs/>
+        </w:rPr>
+        <w:t>a</w:t>
+      </w:r>
+      <w:r>
+        <w:t xml:space="preserve"> of a plaquette </w:t>
+      </w:r>
+      <w:r>
+        <w:rPr>
+          <w:i/>
+          <w:iCs/>
+        </w:rPr>
+        <w:t>p</w:t>
+      </w:r>
+      <w:r>
+        <w:t xml:space="preserve">, the staple </w:t>
+      </w:r>
+      <w:r>
+        <w:rPr>
+          <w:i/>
+          <w:iCs/>
+        </w:rPr>
+        <w:t>S</w:t>
+      </w:r>
+      <w:r>
+        <w:rPr>
+          <w:vertAlign w:val="subscript"/>
+        </w:rPr>
+        <w:t>p</w:t>
+      </w:r>
+      <w:r>
+        <w:t>(</w:t>
+      </w:r>
+      <w:r>
+        <w:rPr>
+          <w:i/>
+          <w:iCs/>
+        </w:rPr>
+        <w:t>a</w:t>
+      </w:r>
+      <w:r>
+        <w:t xml:space="preserve">) being the product of the other three links of </w:t>
+      </w:r>
+      <w:r>
+        <w:rPr>
+          <w:i/>
+          <w:iCs/>
+        </w:rPr>
+        <w:t>p</w:t>
+      </w:r>
+      <w:r>
+        <w:t xml:space="preserve">, or of their inverses, read as a unit vector. Each plaquette contains exactly one link of </w:t>
+      </w:r>
+      <w:r>
+        <w:rPr>
+          <w:i/>
+          <w:iCs/>
+        </w:rPr>
+        <w:t>L</w:t>
+      </w:r>
+      <w:r>
+        <w:t xml:space="preserve">₁, so the Wilson weight is the product over </w:t>
+      </w:r>
+      <w:r>
+        <w:rPr>
+          <w:i/>
+          <w:iCs/>
+        </w:rPr>
+        <w:t>a</w:t>
+      </w:r>
+      <w:r>
+        <w:t xml:space="preserve"> in </w:t>
+      </w:r>
+      <w:r>
+        <w:rPr>
+          <w:i/>
+          <w:iCs/>
+        </w:rPr>
+        <w:t>L</w:t>
+      </w:r>
+      <w:r>
+        <w:t>₁ of exp</w:t>
+      </w:r>
+      <w:r>
+        <w:t>⟨</w:t>
+      </w:r>
+      <w:r>
+        <w:rPr>
+          <w:i/>
+          <w:iCs/>
+        </w:rPr>
+        <w:t>U</w:t>
+      </w:r>
+      <w:r>
+        <w:rPr>
+          <w:vertAlign w:val="subscript"/>
+        </w:rPr>
+        <w:t>a</w:t>
+      </w:r>
+      <w:r>
+        <w:t>, η(</w:t>
+      </w:r>
+      <w:r>
+        <w:rPr>
+          <w:i/>
+          <w:iCs/>
+        </w:rPr>
+        <w:t>a</w:t>
+      </w:r>
+      <w:r>
+        <w:t>)</w:t>
+      </w:r>
+      <w:r>
+        <w:t>⟩</w:t>
+      </w:r>
+      <w:r>
+        <w:t>, with η(</w:t>
+      </w:r>
+      <w:r>
+        <w:rPr>
+          <w:i/>
+          <w:iCs/>
+        </w:rPr>
+        <w:t>a</w:t>
+      </w:r>
+      <w:r>
+        <w:t>) = β Σ</w:t>
+      </w:r>
+      <w:r>
+        <w:rPr>
+          <w:vertAlign w:val="subscript"/>
+        </w:rPr>
+        <w:t>p∋a</w:t>
+      </w:r>
+      <w:r>
+        <w:t xml:space="preserve"> </w:t>
+      </w:r>
+      <w:r>
+        <w:rPr>
+          <w:i/>
+          <w:iCs/>
+        </w:rPr>
+        <w:t>S</w:t>
+      </w:r>
+      <w:r>
+        <w:rPr>
+          <w:vertAlign w:val="subscript"/>
+        </w:rPr>
+        <w:t>p</w:t>
+      </w:r>
+      <w:r>
+        <w:t>(</w:t>
+      </w:r>
+      <w:r>
+        <w:rPr>
+          <w:i/>
+          <w:iCs/>
+        </w:rPr>
+        <w:t>a</w:t>
+      </w:r>
+      <w:r>
+        <w:t>) and |η(</w:t>
+      </w:r>
+      <w:r>
+        <w:rPr>
+          <w:i/>
+          <w:iCs/>
+        </w:rPr>
+        <w:t>a</w:t>
+      </w:r>
+      <w:r>
+        <w:t xml:space="preserve">)| ≤ 6β. Given the links of </w:t>
+      </w:r>
+      <w:r>
+        <w:rPr>
+          <w:i/>
+          <w:iCs/>
+        </w:rPr>
+        <w:t>L</w:t>
+      </w:r>
+      <w:r>
+        <w:t>₀</w:t>
+      </w:r>
+      <w:r>
+        <w:t xml:space="preserve">, the links of </w:t>
+      </w:r>
+      <w:r>
+        <w:rPr>
+          <w:i/>
+          <w:iCs/>
+        </w:rPr>
+        <w:t>L</w:t>
+      </w:r>
+      <w:r>
+        <w:t xml:space="preserve">₁ are therefore independent, </w:t>
+      </w:r>
+      <w:r>
+        <w:rPr>
+          <w:i/>
+          <w:iCs/>
+        </w:rPr>
+        <w:t>U</w:t>
+      </w:r>
+      <w:r>
+        <w:rPr>
+          <w:vertAlign w:val="subscript"/>
+        </w:rPr>
+        <w:t>a</w:t>
+      </w:r>
+      <w:r>
+        <w:t xml:space="preserve"> distributed by ν</w:t>
+      </w:r>
+      <w:r>
+        <w:rPr>
+          <w:vertAlign w:val="subscript"/>
+        </w:rPr>
+        <w:t>w</w:t>
+      </w:r>
+      <w:r>
+        <w:t xml:space="preserve"> at </w:t>
+      </w:r>
+      <w:r>
+        <w:rPr>
+          <w:i/>
+          <w:iCs/>
+        </w:rPr>
+        <w:t>w</w:t>
+      </w:r>
+      <w:r>
+        <w:t xml:space="preserve"> = η(</w:t>
+      </w:r>
+      <w:r>
+        <w:rPr>
+          <w:i/>
+          <w:iCs/>
+        </w:rPr>
+        <w:t>a</w:t>
+      </w:r>
+      <w:r>
+        <w:t xml:space="preserve">), and the marginal law of the links of </w:t>
+      </w:r>
+      <w:r>
+        <w:rPr>
+          <w:i/>
+          <w:iCs/>
+        </w:rPr>
+        <w:t>L</w:t>
+      </w:r>
+      <w:r>
+        <w:t>₀</w:t>
+      </w:r>
+      <w:r>
+        <w:t xml:space="preserve"> has density proportional to ∏</w:t>
+      </w:r>
+      <w:r>
+        <w:rPr>
+          <w:vertAlign w:val="subscript"/>
+        </w:rPr>
+        <w:t>a∈L₁</w:t>
+      </w:r>
+      <w:r>
+        <w:t xml:space="preserve"> </w:t>
+      </w:r>
+      <w:r>
+        <w:rPr>
+          <w:i/>
+          <w:iCs/>
+        </w:rPr>
+        <w:t>Z</w:t>
+      </w:r>
+      <w:r>
+        <w:t>(|η(</w:t>
+      </w:r>
+      <w:r>
+        <w:rPr>
+          <w:i/>
+          <w:iCs/>
+        </w:rPr>
+        <w:t>a</w:t>
+      </w:r>
+      <w:r>
+        <w:t xml:space="preserve">)|) with respect to the product of the Haar measures: a Gibbs measure with a potential of finite range. For </w:t>
+      </w:r>
+      <w:r>
+        <w:rPr>
+          <w:i/>
+          <w:iCs/>
+        </w:rPr>
+        <w:t>x</w:t>
+      </w:r>
+      <w:r>
+        <w:t xml:space="preserve"> in </w:t>
+      </w:r>
+      <w:r>
+        <w:rPr>
+          <w:i/>
+          <w:iCs/>
+        </w:rPr>
+        <w:t>L</w:t>
+      </w:r>
+      <w:r>
+        <w:t>₀</w:t>
+      </w:r>
+      <w:r>
+        <w:t xml:space="preserve"> and a plaquette </w:t>
+      </w:r>
+      <w:r>
+        <w:rPr>
+          <w:i/>
+          <w:iCs/>
+        </w:rPr>
+        <w:t>p</w:t>
+      </w:r>
+      <w:r>
+        <w:t xml:space="preserve"> ∋ </w:t>
+      </w:r>
+      <w:r>
+        <w:rPr>
+          <w:i/>
+          <w:iCs/>
+        </w:rPr>
+        <w:t>x</w:t>
+      </w:r>
+      <w:r>
+        <w:t xml:space="preserve">, let </w:t>
+      </w:r>
+      <w:r>
+        <w:rPr>
+          <w:i/>
+          <w:iCs/>
+        </w:rPr>
+        <w:t>a</w:t>
+      </w:r>
+      <w:r>
+        <w:rPr>
+          <w:vertAlign w:val="subscript"/>
+        </w:rPr>
+        <w:t>p</w:t>
+      </w:r>
+      <w:r>
+        <w:t xml:space="preserve"> be the cover link of </w:t>
+      </w:r>
+      <w:r>
+        <w:rPr>
+          <w:i/>
+          <w:iCs/>
+        </w:rPr>
+        <w:t>p</w:t>
+      </w:r>
+      <w:r>
+        <w:t>, θ</w:t>
+      </w:r>
+      <w:r>
+        <w:rPr>
+          <w:vertAlign w:val="subscript"/>
+        </w:rPr>
+        <w:t>p</w:t>
+      </w:r>
+      <w:r>
+        <w:t>(</w:t>
+      </w:r>
+      <w:r>
+        <w:rPr>
+          <w:i/>
+          <w:iCs/>
+        </w:rPr>
+        <w:t>U</w:t>
+      </w:r>
+      <w:r>
+        <w:rPr>
+          <w:vertAlign w:val="subscript"/>
+        </w:rPr>
+        <w:t>x</w:t>
+      </w:r>
+      <w:r>
+        <w:t>) = β</w:t>
+      </w:r>
+      <w:r>
+        <w:rPr>
+          <w:i/>
+          <w:iCs/>
+        </w:rPr>
+        <w:t>S</w:t>
+      </w:r>
+      <w:r>
+        <w:rPr>
+          <w:vertAlign w:val="subscript"/>
+        </w:rPr>
+        <w:t>p</w:t>
+      </w:r>
+      <w:r>
+        <w:t>(</w:t>
+      </w:r>
+      <w:r>
+        <w:rPr>
+          <w:i/>
+          <w:iCs/>
+        </w:rPr>
+        <w:t>a</w:t>
+      </w:r>
+      <w:r>
+        <w:rPr>
+          <w:vertAlign w:val="subscript"/>
+        </w:rPr>
+        <w:t>p</w:t>
+      </w:r>
+      <w:r>
+        <w:t xml:space="preserve">), which is β times an isometry of ℝ⁴ applied to </w:t>
+      </w:r>
+      <w:r>
+        <w:rPr>
+          <w:i/>
+          <w:iCs/>
+        </w:rPr>
+        <w:t>U</w:t>
+      </w:r>
+      <w:r>
+        <w:rPr>
+          <w:vertAlign w:val="subscript"/>
+        </w:rPr>
+        <w:t>x</w:t>
+      </w:r>
+      <w:r>
+        <w:t xml:space="preserve">, and </w:t>
+      </w:r>
+      <w:r>
+        <w:rPr>
+          <w:i/>
+          <w:iCs/>
+        </w:rPr>
+        <w:t>w</w:t>
+      </w:r>
+      <w:r>
+        <w:rPr>
+          <w:vertAlign w:val="subscript"/>
+        </w:rPr>
+        <w:t>p</w:t>
+      </w:r>
+      <w:r>
+        <w:t xml:space="preserve"> = η(</w:t>
+      </w:r>
+      <w:r>
+        <w:rPr>
+          <w:i/>
+          <w:iCs/>
+        </w:rPr>
+        <w:t>a</w:t>
+      </w:r>
+      <w:r>
+        <w:rPr>
+          <w:vertAlign w:val="subscript"/>
+        </w:rPr>
+        <w:t>p</w:t>
+      </w:r>
+      <w:r>
+        <w:t>) − θ</w:t>
+      </w:r>
+      <w:r>
+        <w:rPr>
+          <w:vertAlign w:val="subscript"/>
+        </w:rPr>
+        <w:t>p</w:t>
+      </w:r>
+      <w:r>
+        <w:t>(</w:t>
+      </w:r>
+      <w:r>
+        <w:rPr>
+          <w:i/>
+          <w:iCs/>
+        </w:rPr>
+        <w:t>U</w:t>
+      </w:r>
+      <w:r>
+        <w:rPr>
+          <w:vertAlign w:val="subscript"/>
+        </w:rPr>
+        <w:t>x</w:t>
+      </w:r>
+      <w:r>
+        <w:t xml:space="preserve">), the contribution of the five other plaquettes of </w:t>
+      </w:r>
+      <w:r>
+        <w:rPr>
+          <w:i/>
+          <w:iCs/>
+        </w:rPr>
+        <w:t>a</w:t>
+      </w:r>
+      <w:r>
+        <w:rPr>
+          <w:vertAlign w:val="subscript"/>
+        </w:rPr>
+        <w:t>p</w:t>
+      </w:r>
+      <w:r>
+        <w:t>, so that |</w:t>
+      </w:r>
+      <w:r>
+        <w:rPr>
+          <w:i/>
+          <w:iCs/>
+        </w:rPr>
+        <w:t>w</w:t>
+      </w:r>
+      <w:r>
+        <w:rPr>
+          <w:vertAlign w:val="subscript"/>
+        </w:rPr>
+        <w:t>p</w:t>
+      </w:r>
+      <w:r>
+        <w:t xml:space="preserve">| ≤ 5β. The conditional law of </w:t>
+      </w:r>
+      <w:r>
+        <w:rPr>
+          <w:i/>
+          <w:iCs/>
+        </w:rPr>
+        <w:t>U</w:t>
+      </w:r>
+      <w:r>
+        <w:rPr>
+          <w:vertAlign w:val="subscript"/>
+        </w:rPr>
+        <w:t>x</w:t>
+      </w:r>
+      <w:r>
+        <w:t xml:space="preserve"> given the other links of </w:t>
+      </w:r>
+      <w:r>
+        <w:rPr>
+          <w:i/>
+          <w:iCs/>
+        </w:rPr>
+        <w:t>L</w:t>
+      </w:r>
+      <w:r>
+        <w:t>₀</w:t>
+      </w:r>
+      <w:r>
+        <w:t xml:space="preserve"> is proportional to ∏</w:t>
+      </w:r>
+      <w:r>
+        <w:rPr>
+          <w:vertAlign w:val="subscript"/>
+        </w:rPr>
+        <w:t>p∋x</w:t>
+      </w:r>
+      <w:r>
+        <w:t xml:space="preserve"> </w:t>
+      </w:r>
+      <w:r>
+        <w:rPr>
+          <w:i/>
+          <w:iCs/>
+        </w:rPr>
+        <w:t>Z</w:t>
+      </w:r>
+      <w:r>
+        <w:t>(|</w:t>
+      </w:r>
+      <w:r>
+        <w:rPr>
+          <w:i/>
+          <w:iCs/>
+        </w:rPr>
+        <w:t>w</w:t>
+      </w:r>
+      <w:r>
+        <w:rPr>
+          <w:vertAlign w:val="subscript"/>
+        </w:rPr>
+        <w:t>p</w:t>
+      </w:r>
+      <w:r>
+        <w:t xml:space="preserve"> + θ</w:t>
+      </w:r>
+      <w:r>
+        <w:rPr>
+          <w:vertAlign w:val="subscript"/>
+        </w:rPr>
+        <w:t>p</w:t>
+      </w:r>
+      <w:r>
+        <w:t>(</w:t>
+      </w:r>
+      <w:r>
+        <w:rPr>
+          <w:i/>
+          <w:iCs/>
+        </w:rPr>
+        <w:t>U</w:t>
+      </w:r>
+      <w:r>
+        <w:rPr>
+          <w:vertAlign w:val="subscript"/>
+        </w:rPr>
+        <w:t>x</w:t>
+      </w:r>
+      <w:r>
+        <w:t>)|), the six factors coming from six distinct cover links.</w:t>
+      </w:r>
+    </w:p>
+    <w:p>
+      <w:pPr>
+        <w:spacing w:after="120"/>
+        <w:ind w:firstLine="360"/>
+        <w:jc w:val="both"/>
+      </w:pPr>
+      <w:r>
+        <w:t xml:space="preserve">By Taylor's theorem along the segment from </w:t>
+      </w:r>
+      <w:r>
+        <w:rPr>
+          <w:i/>
+          <w:iCs/>
+        </w:rPr>
+        <w:t>w</w:t>
+      </w:r>
+      <w:r>
+        <w:rPr>
+          <w:vertAlign w:val="subscript"/>
+        </w:rPr>
+        <w:t>p</w:t>
+      </w:r>
+      <w:r>
+        <w:t xml:space="preserve"> to </w:t>
+      </w:r>
+      <w:r>
+        <w:rPr>
+          <w:i/>
+          <w:iCs/>
+        </w:rPr>
+        <w:t>w</w:t>
+      </w:r>
+      <w:r>
+        <w:rPr>
+          <w:vertAlign w:val="subscript"/>
+        </w:rPr>
+        <w:t>p</w:t>
+      </w:r>
+      <w:r>
+        <w:t xml:space="preserve"> + θ</w:t>
+      </w:r>
+      <w:r>
+        <w:rPr>
+          <w:vertAlign w:val="subscript"/>
+        </w:rPr>
+        <w:t>p</w:t>
+      </w:r>
+      <w:r>
+        <w:t xml:space="preserve">, which stays in the ball of radius 6β, and since </w:t>
+      </w:r>
+      <w:r>
+        <w:rPr>
+          <w:i/>
+          <w:iCs/>
+        </w:rPr>
+        <w:t>m</w:t>
+      </w:r>
+      <w:r>
+        <w:t xml:space="preserve"> is increasing, log </w:t>
+      </w:r>
+      <w:r>
+        <w:rPr>
+          <w:i/>
+          <w:iCs/>
+        </w:rPr>
+        <w:t>Z</w:t>
+      </w:r>
+      <w:r>
+        <w:t>(|</w:t>
+      </w:r>
+      <w:r>
+        <w:rPr>
+          <w:i/>
+          <w:iCs/>
+        </w:rPr>
+        <w:t>w</w:t>
+      </w:r>
+      <w:r>
+        <w:rPr>
+          <w:vertAlign w:val="subscript"/>
+        </w:rPr>
+        <w:t>p</w:t>
+      </w:r>
+      <w:r>
+        <w:t xml:space="preserve"> + θ</w:t>
+      </w:r>
+      <w:r>
+        <w:rPr>
+          <w:vertAlign w:val="subscript"/>
+        </w:rPr>
+        <w:t>p</w:t>
+      </w:r>
+      <w:r>
+        <w:t>|) = φ(|</w:t>
+      </w:r>
+      <w:r>
+        <w:rPr>
+          <w:i/>
+          <w:iCs/>
+        </w:rPr>
+        <w:t>w</w:t>
+      </w:r>
+      <w:r>
+        <w:rPr>
+          <w:vertAlign w:val="subscript"/>
+        </w:rPr>
+        <w:t>p</w:t>
+      </w:r>
+      <w:r>
+        <w:t xml:space="preserve">|) + </w:t>
+      </w:r>
+      <w:r>
+        <w:t>⟨</w:t>
+      </w:r>
+      <w:r>
+        <w:rPr>
+          <w:i/>
+          <w:iCs/>
+        </w:rPr>
+        <w:t>m</w:t>
+      </w:r>
+      <w:r>
+        <w:t>(|</w:t>
+      </w:r>
+      <w:r>
+        <w:rPr>
+          <w:i/>
+          <w:iCs/>
+        </w:rPr>
+        <w:t>w</w:t>
+      </w:r>
+      <w:r>
+        <w:rPr>
+          <w:vertAlign w:val="subscript"/>
+        </w:rPr>
+        <w:t>p</w:t>
+      </w:r>
+      <w:r>
+        <w:t>|)ŵ</w:t>
+      </w:r>
+      <w:r>
+        <w:rPr>
+          <w:vertAlign w:val="subscript"/>
+        </w:rPr>
+        <w:t>p</w:t>
+      </w:r>
+      <w:r>
+        <w:t>, θ</w:t>
+      </w:r>
+      <w:r>
+        <w:rPr>
+          <w:vertAlign w:val="subscript"/>
+        </w:rPr>
+        <w:t>p</w:t>
+      </w:r>
+      <w:r>
+        <w:t>⟩</w:t>
+      </w:r>
+      <w:r>
+        <w:t xml:space="preserve"> + ½</w:t>
+      </w:r>
+      <w:r>
+        <w:t>⟨</w:t>
+      </w:r>
+      <w:r>
+        <w:t>θ</w:t>
+      </w:r>
+      <w:r>
+        <w:rPr>
+          <w:vertAlign w:val="subscript"/>
+        </w:rPr>
+        <w:t>p</w:t>
+      </w:r>
+      <w:r>
+        <w:t>, Σ</w:t>
+      </w:r>
+      <w:r>
+        <w:rPr>
+          <w:vertAlign w:val="subscript"/>
+        </w:rPr>
+        <w:t>p</w:t>
+      </w:r>
+      <w:r>
+        <w:t>θ</w:t>
+      </w:r>
+      <w:r>
+        <w:rPr>
+          <w:vertAlign w:val="subscript"/>
+        </w:rPr>
+        <w:t>p</w:t>
+      </w:r>
+      <w:r>
+        <w:t>⟩</w:t>
+      </w:r>
+      <w:r>
+        <w:t xml:space="preserve"> + </w:t>
+      </w:r>
+      <w:r>
+        <w:rPr>
+          <w:i/>
+          <w:iCs/>
+        </w:rPr>
+        <w:t>R</w:t>
+      </w:r>
+      <w:r>
+        <w:rPr>
+          <w:vertAlign w:val="subscript"/>
+        </w:rPr>
+        <w:t>p</w:t>
+      </w:r>
+      <w:r>
+        <w:t>, with Σ</w:t>
+      </w:r>
+      <w:r>
+        <w:rPr>
+          <w:vertAlign w:val="subscript"/>
+        </w:rPr>
+        <w:t>p</w:t>
+      </w:r>
+      <w:r>
+        <w:t xml:space="preserve"> the covariance of ν</w:t>
+      </w:r>
+      <w:r>
+        <w:rPr>
+          <w:vertAlign w:val="subscript"/>
+        </w:rPr>
+        <w:t>w</w:t>
+      </w:r>
+      <w:r>
+        <w:t xml:space="preserve"> at </w:t>
+      </w:r>
+      <w:r>
+        <w:rPr>
+          <w:i/>
+          <w:iCs/>
+        </w:rPr>
+        <w:t>w</w:t>
+      </w:r>
+      <w:r>
+        <w:t xml:space="preserve"> = </w:t>
+      </w:r>
+      <w:r>
+        <w:rPr>
+          <w:i/>
+          <w:iCs/>
+        </w:rPr>
+        <w:t>w</w:t>
+      </w:r>
+      <w:r>
+        <w:rPr>
+          <w:vertAlign w:val="subscript"/>
+        </w:rPr>
+        <w:t>p</w:t>
+      </w:r>
+      <w:r>
+        <w:t xml:space="preserve"> and |</w:t>
+      </w:r>
+      <w:r>
+        <w:rPr>
+          <w:i/>
+          <w:iCs/>
+        </w:rPr>
+        <w:t>R</w:t>
+      </w:r>
+      <w:r>
+        <w:rPr>
+          <w:vertAlign w:val="subscript"/>
+        </w:rPr>
+        <w:t>p</w:t>
+      </w:r>
+      <w:r>
+        <w:t>| ≤ (β³/6)</w:t>
+      </w:r>
+      <w:r>
+        <w:rPr>
+          <w:i/>
+          <w:iCs/>
+        </w:rPr>
+        <w:t>T</w:t>
+      </w:r>
+      <w:r>
+        <w:t>₆</w:t>
+      </w:r>
+      <w:r>
+        <w:t xml:space="preserve">, </w:t>
+      </w:r>
+      <w:r>
+        <w:rPr>
+          <w:i/>
+          <w:iCs/>
+        </w:rPr>
+        <w:t>T</w:t>
+      </w:r>
+      <w:r>
+        <w:t>₆</w:t>
+      </w:r>
+      <w:r>
+        <w:t xml:space="preserve"> = </w:t>
+      </w:r>
+      <w:r>
+        <w:rPr>
+          <w:i/>
+          <w:iCs/>
+        </w:rPr>
+        <w:t>m</w:t>
+      </w:r>
+      <w:r>
+        <w:t xml:space="preserve">(6β)/2, by Lemma 8.6(iii). The linear terms add to </w:t>
+      </w:r>
+      <w:r>
+        <w:t>⟨</w:t>
+      </w:r>
+      <w:r>
+        <w:rPr>
+          <w:i/>
+          <w:iCs/>
+        </w:rPr>
+        <w:t>U</w:t>
+      </w:r>
+      <w:r>
+        <w:rPr>
+          <w:vertAlign w:val="subscript"/>
+        </w:rPr>
+        <w:t>x</w:t>
+      </w:r>
+      <w:r>
+        <w:t xml:space="preserve">, </w:t>
+      </w:r>
+      <w:r>
+        <w:rPr>
+          <w:i/>
+          <w:iCs/>
+        </w:rPr>
+        <w:t>v</w:t>
+      </w:r>
+      <w:r>
+        <w:t>⟩</w:t>
+      </w:r>
+      <w:r>
+        <w:t xml:space="preserve"> for a vector </w:t>
+      </w:r>
+      <w:r>
+        <w:rPr>
+          <w:i/>
+          <w:iCs/>
+        </w:rPr>
+        <w:t>v</w:t>
+      </w:r>
+      <w:r>
+        <w:t xml:space="preserve"> to which </w:t>
+      </w:r>
+      <w:r>
+        <w:rPr>
+          <w:i/>
+          <w:iCs/>
+        </w:rPr>
+        <w:t>p</w:t>
+      </w:r>
+      <w:r>
+        <w:t xml:space="preserve"> contributes a vector of length at most β</w:t>
+      </w:r>
+      <w:r>
+        <w:rPr>
+          <w:i/>
+          <w:iCs/>
+        </w:rPr>
+        <w:t>m</w:t>
+      </w:r>
+      <w:r>
+        <w:t xml:space="preserve">(5β); the quadratic term of </w:t>
+      </w:r>
+      <w:r>
+        <w:rPr>
+          <w:i/>
+          <w:iCs/>
+        </w:rPr>
+        <w:t>p</w:t>
+      </w:r>
+      <w:r>
+        <w:t xml:space="preserve"> equals a constant plus ½β²</w:t>
+      </w:r>
+      <w:r>
+        <w:rPr>
+          <w:i/>
+          <w:iCs/>
+        </w:rPr>
+        <w:t>D</w:t>
+      </w:r>
+      <w:r>
+        <w:t>(|</w:t>
+      </w:r>
+      <w:r>
+        <w:rPr>
+          <w:i/>
+          <w:iCs/>
+        </w:rPr>
+        <w:t>w</w:t>
+      </w:r>
+      <w:r>
+        <w:rPr>
+          <w:vertAlign w:val="subscript"/>
+        </w:rPr>
+        <w:t>p</w:t>
+      </w:r>
+      <w:r>
+        <w:t>|)</w:t>
+      </w:r>
+      <w:r>
+        <w:t>⟨</w:t>
+      </w:r>
+      <w:r>
+        <w:t>θ</w:t>
+      </w:r>
+      <w:r>
+        <w:rPr>
+          <w:vertAlign w:val="subscript"/>
+        </w:rPr>
+        <w:t>p</w:t>
+      </w:r>
+      <w:r>
+        <w:t>/β, ŵ</w:t>
+      </w:r>
+      <w:r>
+        <w:rPr>
+          <w:vertAlign w:val="subscript"/>
+        </w:rPr>
+        <w:t>p</w:t>
+      </w:r>
+      <w:r>
+        <w:t>⟩</w:t>
+      </w:r>
+      <w:r>
+        <w:t xml:space="preserve">², whose oscillation in </w:t>
+      </w:r>
+      <w:r>
+        <w:rPr>
+          <w:i/>
+          <w:iCs/>
+        </w:rPr>
+        <w:t>U</w:t>
+      </w:r>
+      <w:r>
+        <w:rPr>
+          <w:vertAlign w:val="subscript"/>
+        </w:rPr>
+        <w:t>x</w:t>
+      </w:r>
+      <w:r>
+        <w:t xml:space="preserve"> is at most ½β²</w:t>
+      </w:r>
+      <w:r>
+        <w:rPr>
+          <w:i/>
+          <w:iCs/>
+        </w:rPr>
+        <w:t>D</w:t>
+      </w:r>
+      <w:r>
+        <w:t>₅</w:t>
+      </w:r>
+      <w:r>
+        <w:t xml:space="preserve">, with </w:t>
+      </w:r>
+      <w:r>
+        <w:rPr>
+          <w:i/>
+          <w:iCs/>
+        </w:rPr>
+        <w:t>D</w:t>
+      </w:r>
+      <w:r>
+        <w:t>₅</w:t>
+      </w:r>
+      <w:r>
+        <w:t xml:space="preserve"> = </w:t>
+      </w:r>
+      <w:r>
+        <w:rPr>
+          <w:i/>
+          <w:iCs/>
+        </w:rPr>
+        <w:t>m</w:t>
+      </w:r>
+      <w:r>
+        <w:t xml:space="preserve">(5β)²/3, by Lemma 8.6(ii). The conditional law of </w:t>
+      </w:r>
+      <w:r>
+        <w:rPr>
+          <w:i/>
+          <w:iCs/>
+        </w:rPr>
+        <w:t>U</w:t>
+      </w:r>
+      <w:r>
+        <w:rPr>
+          <w:vertAlign w:val="subscript"/>
+        </w:rPr>
+        <w:t>x</w:t>
+      </w:r>
+      <w:r>
+        <w:t xml:space="preserve"> is therefore the tilt of ν</w:t>
+      </w:r>
+      <w:r>
+        <w:rPr>
+          <w:vertAlign w:val="subscript"/>
+        </w:rPr>
+        <w:t>v</w:t>
+      </w:r>
+      <w:r>
+        <w:t xml:space="preserve"> by a function </w:t>
+      </w:r>
+      <w:r>
+        <w:rPr>
+          <w:i/>
+          <w:iCs/>
+        </w:rPr>
+        <w:t>h</w:t>
+      </w:r>
+      <w:r>
+        <w:t xml:space="preserve"> = Σ</w:t>
+      </w:r>
+      <w:r>
+        <w:rPr>
+          <w:vertAlign w:val="subscript"/>
+        </w:rPr>
+        <w:t>p</w:t>
+      </w:r>
+      <w:r>
+        <w:t xml:space="preserve"> </w:t>
+      </w:r>
+      <w:r>
+        <w:rPr>
+          <w:i/>
+          <w:iCs/>
+        </w:rPr>
+        <w:t>h</w:t>
+      </w:r>
+      <w:r>
+        <w:rPr>
+          <w:vertAlign w:val="subscript"/>
+        </w:rPr>
+        <w:t>p</w:t>
+      </w:r>
+      <w:r>
+        <w:t xml:space="preserve"> of oscillation at most</w:t>
+      </w:r>
+    </w:p>
+    <w:p>
+      <w:pPr>
+        <w:tabs>
+          <w:tab w:val="center" w:pos="4680"/>
+          <w:tab w:val="right" w:pos="9360"/>
+        </w:tabs>
+        <w:spacing w:before="100" w:after="140"/>
+      </w:pPr>
+      <w:r>
+        <w:tab/>
+      </w:r>
+      <m:oMath>
+        <m:r>
+          <w:rPr>
+            <w:rFonts w:ascii="Cambria Math" w:hAnsi="Cambria Math"/>
+          </w:rPr>
+          <m:t>ω</m:t>
+        </m:r>
+        <m:r>
+          <w:rPr>
+            <w:rFonts w:ascii="Cambria Math" w:hAnsi="Cambria Math"/>
+          </w:rPr>
+          <m:t xml:space="preserve"> = 3</m:t>
+        </m:r>
+        <m:sSup>
+          <m:sSupPr>
+            <m:ctrlPr>
+              <w:rPr>
+                <w:rFonts w:ascii="Cambria Math" w:hAnsi="Cambria Math"/>
+              </w:rPr>
+            </m:ctrlPr>
+          </m:sSupPr>
+          <m:e>
+            <m:r>
+              <w:rPr>
+                <w:rFonts w:ascii="Cambria Math" w:hAnsi="Cambria Math"/>
+              </w:rPr>
+              <m:t>β</m:t>
+            </m:r>
+          </m:e>
+          <m:sup>
+            <m:r>
+              <w:rPr>
+                <w:rFonts w:ascii="Cambria Math" w:hAnsi="Cambria Math"/>
+              </w:rPr>
+              <m:t>2</m:t>
+            </m:r>
+          </m:sup>
+        </m:sSup>
+        <m:sSub>
+          <m:sSubPr>
+            <m:ctrlPr>
+              <w:rPr>
+                <w:rFonts w:ascii="Cambria Math" w:hAnsi="Cambria Math"/>
+              </w:rPr>
+            </m:ctrlPr>
+          </m:sSubPr>
+          <m:e>
+            <m:r>
+              <w:rPr>
+                <w:rFonts w:ascii="Cambria Math" w:hAnsi="Cambria Math"/>
+              </w:rPr>
+              <m:t>D</m:t>
+            </m:r>
+          </m:e>
+          <m:sub>
+            <m:r>
+              <w:rPr>
+                <w:rFonts w:ascii="Cambria Math" w:hAnsi="Cambria Math"/>
+              </w:rPr>
+              <m:t>5</m:t>
+            </m:r>
+          </m:sub>
+        </m:sSub>
+        <m:r>
+          <w:rPr>
+            <w:rFonts w:ascii="Cambria Math" w:hAnsi="Cambria Math"/>
+          </w:rPr>
+          <m:t xml:space="preserve"> + 2</m:t>
+        </m:r>
+        <m:sSup>
+          <m:sSupPr>
+            <m:ctrlPr>
+              <w:rPr>
+                <w:rFonts w:ascii="Cambria Math" w:hAnsi="Cambria Math"/>
+              </w:rPr>
+            </m:ctrlPr>
+          </m:sSupPr>
+          <m:e>
+            <m:r>
+              <w:rPr>
+                <w:rFonts w:ascii="Cambria Math" w:hAnsi="Cambria Math"/>
+              </w:rPr>
+              <m:t>β</m:t>
+            </m:r>
+          </m:e>
+          <m:sup>
+            <m:r>
+              <w:rPr>
+                <w:rFonts w:ascii="Cambria Math" w:hAnsi="Cambria Math"/>
+              </w:rPr>
+              <m:t>3</m:t>
+            </m:r>
+          </m:sup>
+        </m:sSup>
+        <m:sSub>
+          <m:sSubPr>
+            <m:ctrlPr>
+              <w:rPr>
+                <w:rFonts w:ascii="Cambria Math" w:hAnsi="Cambria Math"/>
+              </w:rPr>
+            </m:ctrlPr>
+          </m:sSubPr>
+          <m:e>
+            <m:r>
+              <w:rPr>
+                <w:rFonts w:ascii="Cambria Math" w:hAnsi="Cambria Math"/>
+              </w:rPr>
+              <m:t>T</m:t>
+            </m:r>
+          </m:e>
+          <m:sub>
+            <m:r>
+              <w:rPr>
+                <w:rFonts w:ascii="Cambria Math" w:hAnsi="Cambria Math"/>
+              </w:rPr>
+              <m:t>6</m:t>
+            </m:r>
+          </m:sub>
+        </m:sSub>
+        <m:r>
+          <w:rPr>
+            <w:rFonts w:ascii="Cambria Math" w:hAnsi="Cambria Math"/>
+          </w:rPr>
+          <m:t>.</m:t>
+        </m:r>
+      </m:oMath>
+      <w:r>
+        <w:tab/>
+        <w:t>(8.11)</w:t>
+      </w:r>
+    </w:p>
+    <w:p>
+      <w:pPr>
+        <w:spacing w:after="120"/>
+        <w:jc w:val="both"/>
+      </w:pPr>
+      <w:r>
+        <w:t xml:space="preserve">Two facts bound the influence of one link on that law. First, if </w:t>
+      </w:r>
+      <w:r>
+        <w:rPr>
+          <w:i/>
+          <w:iCs/>
+        </w:rPr>
+        <w:t>p</w:t>
+      </w:r>
+      <w:r>
+        <w:t xml:space="preserve"> is a probability measure and </w:t>
+      </w:r>
+      <w:r>
+        <w:rPr>
+          <w:i/>
+          <w:iCs/>
+        </w:rPr>
+        <w:t>g</w:t>
+      </w:r>
+      <w:r>
+        <w:t xml:space="preserve"> a bounded function of oscillation </w:t>
+      </w:r>
+      <w:r>
+        <w:rPr>
+          <w:i/>
+          <w:iCs/>
+        </w:rPr>
+        <w:t>o</w:t>
+      </w:r>
+      <w:r>
+        <w:t xml:space="preserve">, the tilt </w:t>
+      </w:r>
+      <w:r>
+        <w:rPr>
+          <w:i/>
+          <w:iCs/>
+        </w:rPr>
+        <w:t>T</w:t>
+      </w:r>
+      <w:r>
+        <w:rPr>
+          <w:vertAlign w:val="subscript"/>
+        </w:rPr>
+        <w:t>g</w:t>
+      </w:r>
+      <w:r>
+        <w:rPr>
+          <w:i/>
+          <w:iCs/>
+        </w:rPr>
+        <w:t>p</w:t>
+      </w:r>
+      <w:r>
+        <w:t xml:space="preserve"> differs from </w:t>
+      </w:r>
+      <w:r>
+        <w:rPr>
+          <w:i/>
+          <w:iCs/>
+        </w:rPr>
+        <w:t>p</w:t>
+      </w:r>
+      <w:r>
+        <w:t xml:space="preserve"> in total variation by at most tanh(</w:t>
+      </w:r>
+      <w:r>
+        <w:rPr>
+          <w:i/>
+          <w:iCs/>
+        </w:rPr>
+        <w:t>o</w:t>
+      </w:r>
+      <w:r>
+        <w:t xml:space="preserve">/4) ≤ </w:t>
+      </w:r>
+      <w:r>
+        <w:rPr>
+          <w:i/>
+          <w:iCs/>
+        </w:rPr>
+        <w:t>o</w:t>
+      </w:r>
+      <w:r>
+        <w:t xml:space="preserve">/4: with </w:t>
+      </w:r>
+      <w:r>
+        <w:rPr>
+          <w:i/>
+          <w:iCs/>
+        </w:rPr>
+        <w:t>g</w:t>
+      </w:r>
+      <w:r>
+        <w:t xml:space="preserve"> normalised to take values in [0, </w:t>
+      </w:r>
+      <w:r>
+        <w:rPr>
+          <w:i/>
+          <w:iCs/>
+        </w:rPr>
+        <w:t>o</w:t>
+      </w:r>
+      <w:r>
+        <w:t xml:space="preserve">], for a set </w:t>
+      </w:r>
+      <w:r>
+        <w:rPr>
+          <w:i/>
+          <w:iCs/>
+        </w:rPr>
+        <w:t>B</w:t>
+      </w:r>
+      <w:r>
+        <w:t xml:space="preserve"> of </w:t>
+      </w:r>
+      <w:r>
+        <w:rPr>
+          <w:i/>
+          <w:iCs/>
+        </w:rPr>
+        <w:t>p</w:t>
+      </w:r>
+      <w:r>
+        <w:t xml:space="preserve">-measure </w:t>
+      </w:r>
+      <w:r>
+        <w:rPr>
+          <w:i/>
+          <w:iCs/>
+        </w:rPr>
+        <w:t>s</w:t>
+      </w:r>
+      <w:r>
+        <w:t xml:space="preserve"> on which </w:t>
+      </w:r>
+      <w:r>
+        <w:rPr>
+          <w:i/>
+          <w:iCs/>
+        </w:rPr>
+        <w:t>e</w:t>
+      </w:r>
+      <w:r>
+        <w:rPr>
+          <w:vertAlign w:val="superscript"/>
+        </w:rPr>
+        <w:t>g</w:t>
+      </w:r>
+      <w:r>
+        <w:t xml:space="preserve"> averages </w:t>
+      </w:r>
+      <w:r>
+        <w:rPr>
+          <w:i/>
+          <w:iCs/>
+        </w:rPr>
+        <w:t>a</w:t>
+      </w:r>
+      <w:r>
+        <w:t xml:space="preserve"> and off which it averages </w:t>
+      </w:r>
+      <w:r>
+        <w:rPr>
+          <w:i/>
+          <w:iCs/>
+        </w:rPr>
+        <w:t>a</w:t>
+      </w:r>
+      <w:r>
+        <w:t>′, (</w:t>
+      </w:r>
+      <w:r>
+        <w:rPr>
+          <w:i/>
+          <w:iCs/>
+        </w:rPr>
+        <w:t>T</w:t>
+      </w:r>
+      <w:r>
+        <w:rPr>
+          <w:vertAlign w:val="subscript"/>
+        </w:rPr>
+        <w:t>g</w:t>
+      </w:r>
+      <w:r>
+        <w:rPr>
+          <w:i/>
+          <w:iCs/>
+        </w:rPr>
+        <w:t>p</w:t>
+      </w:r>
+      <w:r>
+        <w:t>)(</w:t>
+      </w:r>
+      <w:r>
+        <w:rPr>
+          <w:i/>
+          <w:iCs/>
+        </w:rPr>
+        <w:t>B</w:t>
+      </w:r>
+      <w:r>
+        <w:t xml:space="preserve">) − </w:t>
+      </w:r>
+      <w:r>
+        <w:rPr>
+          <w:i/>
+          <w:iCs/>
+        </w:rPr>
+        <w:t>p</w:t>
+      </w:r>
+      <w:r>
+        <w:t>(</w:t>
+      </w:r>
+      <w:r>
+        <w:rPr>
+          <w:i/>
+          <w:iCs/>
+        </w:rPr>
+        <w:t>B</w:t>
+      </w:r>
+      <w:r>
+        <w:t xml:space="preserve">) = </w:t>
+      </w:r>
+      <w:r>
+        <w:rPr>
+          <w:i/>
+          <w:iCs/>
+        </w:rPr>
+        <w:t>s</w:t>
+      </w:r>
+      <w:r>
+        <w:t xml:space="preserve">(1 − </w:t>
+      </w:r>
+      <w:r>
+        <w:rPr>
+          <w:i/>
+          <w:iCs/>
+        </w:rPr>
+        <w:t>s</w:t>
+      </w:r>
+      <w:r>
+        <w:t>)(</w:t>
+      </w:r>
+      <w:r>
+        <w:rPr>
+          <w:i/>
+          <w:iCs/>
+        </w:rPr>
+        <w:t>a</w:t>
+      </w:r>
+      <w:r>
+        <w:t xml:space="preserve"> − </w:t>
+      </w:r>
+      <w:r>
+        <w:rPr>
+          <w:i/>
+          <w:iCs/>
+        </w:rPr>
+        <w:t>a</w:t>
+      </w:r>
+      <w:r>
+        <w:t>′)/(</w:t>
+      </w:r>
+      <w:r>
+        <w:rPr>
+          <w:i/>
+          <w:iCs/>
+        </w:rPr>
+        <w:t>sa</w:t>
+      </w:r>
+      <w:r>
+        <w:t xml:space="preserve"> + (1 − </w:t>
+      </w:r>
+      <w:r>
+        <w:rPr>
+          <w:i/>
+          <w:iCs/>
+        </w:rPr>
+        <w:t>s</w:t>
+      </w:r>
+      <w:r>
+        <w:t>)</w:t>
+      </w:r>
+      <w:r>
+        <w:rPr>
+          <w:i/>
+          <w:iCs/>
+        </w:rPr>
+        <w:t>a</w:t>
+      </w:r>
+      <w:r>
+        <w:t xml:space="preserve">′), which is largest at </w:t>
+      </w:r>
+      <w:r>
+        <w:rPr>
+          <w:i/>
+          <w:iCs/>
+        </w:rPr>
+        <w:t>a</w:t>
+      </w:r>
+      <w:r>
+        <w:t xml:space="preserve"> = </w:t>
+      </w:r>
+      <w:r>
+        <w:rPr>
+          <w:i/>
+          <w:iCs/>
+        </w:rPr>
+        <w:t>e</w:t>
+      </w:r>
+      <w:r>
+        <w:rPr>
+          <w:vertAlign w:val="superscript"/>
+        </w:rPr>
+        <w:t>o</w:t>
+      </w:r>
+      <w:r>
+        <w:t xml:space="preserve">, </w:t>
+      </w:r>
+      <w:r>
+        <w:rPr>
+          <w:i/>
+          <w:iCs/>
+        </w:rPr>
+        <w:t>a</w:t>
+      </w:r>
+      <w:r>
+        <w:t xml:space="preserve">′ = 1 and </w:t>
+      </w:r>
+      <w:r>
+        <w:rPr>
+          <w:i/>
+          <w:iCs/>
+        </w:rPr>
+        <w:t>s</w:t>
+      </w:r>
+      <w:r>
+        <w:t xml:space="preserve"> = 1/(1 + </w:t>
+      </w:r>
+      <w:r>
+        <w:rPr>
+          <w:i/>
+          <w:iCs/>
+        </w:rPr>
+        <w:t>e</w:t>
+      </w:r>
+      <w:r>
+        <w:rPr>
+          <w:vertAlign w:val="superscript"/>
+        </w:rPr>
+        <w:t>o/2</w:t>
+      </w:r>
+      <w:r>
+        <w:t>), where it equals tanh(</w:t>
+      </w:r>
+      <w:r>
+        <w:rPr>
+          <w:i/>
+          <w:iCs/>
+        </w:rPr>
+        <w:t>o</w:t>
+      </w:r>
+      <w:r>
+        <w:t xml:space="preserve">/4). Second, by the sharp one-link lemma of §8.1, the mean absolute deviation of </w:t>
+      </w:r>
+      <w:r>
+        <w:t>⟨</w:t>
+      </w:r>
+      <w:r>
+        <w:rPr>
+          <w:i/>
+          <w:iCs/>
+        </w:rPr>
+        <w:t>U</w:t>
+      </w:r>
+      <w:r>
+        <w:t xml:space="preserve">, </w:t>
+      </w:r>
+      <w:r>
+        <w:rPr>
+          <w:i/>
+          <w:iCs/>
+        </w:rPr>
+        <w:t>e</w:t>
+      </w:r>
+      <w:r>
+        <w:t>⟩</w:t>
+      </w:r>
+      <w:r>
+        <w:t xml:space="preserve"> under any law ν</w:t>
+      </w:r>
+      <w:r>
+        <w:rPr>
+          <w:vertAlign w:val="subscript"/>
+        </w:rPr>
+        <w:t>v</w:t>
+      </w:r>
+      <w:r>
+        <w:t xml:space="preserve"> is at most 4/(3π) for every unit vector </w:t>
+      </w:r>
+      <w:r>
+        <w:rPr>
+          <w:i/>
+          <w:iCs/>
+        </w:rPr>
+        <w:t>e</w:t>
+      </w:r>
+      <w:r>
+        <w:t>, and under a tilt of ν</w:t>
+      </w:r>
+      <w:r>
+        <w:rPr>
+          <w:vertAlign w:val="subscript"/>
+        </w:rPr>
+        <w:t>v</w:t>
+      </w:r>
+      <w:r>
+        <w:t xml:space="preserve"> by a function of oscillation at most ω it is at most (3</w:t>
+      </w:r>
+      <w:r>
+        <w:rPr>
+          <w:i/>
+          <w:iCs/>
+        </w:rPr>
+        <w:t>e</w:t>
+      </w:r>
+      <w:r>
+        <w:rPr>
+          <w:vertAlign w:val="superscript"/>
+        </w:rPr>
+        <w:t>ω</w:t>
+      </w:r>
+      <w:r>
+        <w:t xml:space="preserve"> − 1)/2 times as large: if the tilt has density </w:t>
+      </w:r>
+      <w:r>
+        <w:rPr>
+          <w:i/>
+          <w:iCs/>
+        </w:rPr>
+        <w:t>g</w:t>
+      </w:r>
+      <w:r>
+        <w:t xml:space="preserve"> with values in [</w:t>
+      </w:r>
+      <w:r>
+        <w:rPr>
+          <w:i/>
+          <w:iCs/>
+        </w:rPr>
+        <w:t>c</w:t>
+      </w:r>
+      <w:r>
+        <w:t xml:space="preserve">, </w:t>
+      </w:r>
+      <w:r>
+        <w:rPr>
+          <w:i/>
+          <w:iCs/>
+        </w:rPr>
+        <w:t>ce</w:t>
+      </w:r>
+      <w:r>
+        <w:rPr>
+          <w:vertAlign w:val="superscript"/>
+        </w:rPr>
+        <w:t>ω</w:t>
+      </w:r>
+      <w:r>
+        <w:t>] with respect to ν</w:t>
+      </w:r>
+      <w:r>
+        <w:rPr>
+          <w:vertAlign w:val="subscript"/>
+        </w:rPr>
+        <w:t>v</w:t>
+      </w:r>
+      <w:r>
+        <w:t xml:space="preserve">, where </w:t>
+      </w:r>
+      <w:r>
+        <w:rPr>
+          <w:i/>
+          <w:iCs/>
+        </w:rPr>
+        <w:t>c</w:t>
+      </w:r>
+      <w:r>
+        <w:t xml:space="preserve"> ≤ 1, and </w:t>
+      </w:r>
+      <w:r>
+        <w:rPr>
+          <w:i/>
+          <w:iCs/>
+        </w:rPr>
+        <w:t>Y</w:t>
+      </w:r>
+      <w:r>
+        <w:t xml:space="preserve"> = </w:t>
+      </w:r>
+      <w:r>
+        <w:t>⟨</w:t>
+      </w:r>
+      <w:r>
+        <w:rPr>
+          <w:i/>
+          <w:iCs/>
+        </w:rPr>
+        <w:t>U</w:t>
+      </w:r>
+      <w:r>
+        <w:t xml:space="preserve">, </w:t>
+      </w:r>
+      <w:r>
+        <w:rPr>
+          <w:i/>
+          <w:iCs/>
+        </w:rPr>
+        <w:t>e</w:t>
+      </w:r>
+      <w:r>
+        <w:t>⟩</w:t>
+      </w:r>
+      <w:r>
+        <w:t xml:space="preserve"> − ν</w:t>
+      </w:r>
+      <w:r>
+        <w:rPr>
+          <w:vertAlign w:val="subscript"/>
+        </w:rPr>
+        <w:t>v</w:t>
+      </w:r>
+      <w:r>
+        <w:t>(</w:t>
+      </w:r>
+      <w:r>
+        <w:t>⟨</w:t>
+      </w:r>
+      <w:r>
+        <w:rPr>
+          <w:i/>
+          <w:iCs/>
+        </w:rPr>
+        <w:t>U</w:t>
+      </w:r>
+      <w:r>
+        <w:t xml:space="preserve">, </w:t>
+      </w:r>
+      <w:r>
+        <w:rPr>
+          <w:i/>
+          <w:iCs/>
+        </w:rPr>
+        <w:t>e</w:t>
+      </w:r>
+      <w:r>
+        <w:t>⟩</w:t>
+      </w:r>
+      <w:r>
+        <w:t xml:space="preserve">) with </w:t>
+      </w:r>
+      <w:r>
+        <w:rPr>
+          <w:i/>
+          <w:iCs/>
+        </w:rPr>
+        <w:t>M</w:t>
+      </w:r>
+      <w:r>
+        <w:t xml:space="preserve"> = ν</w:t>
+      </w:r>
+      <w:r>
+        <w:rPr>
+          <w:vertAlign w:val="subscript"/>
+        </w:rPr>
+        <w:t>v</w:t>
+      </w:r>
+      <w:r>
+        <w:t>(|</w:t>
+      </w:r>
+      <w:r>
+        <w:rPr>
+          <w:i/>
+          <w:iCs/>
+        </w:rPr>
+        <w:t>Y</w:t>
+      </w:r>
+      <w:r>
+        <w:t>|), the deviation is at most ν</w:t>
+      </w:r>
+      <w:r>
+        <w:rPr>
+          <w:vertAlign w:val="subscript"/>
+        </w:rPr>
+        <w:t>v</w:t>
+      </w:r>
+      <w:r>
+        <w:t>(</w:t>
+      </w:r>
+      <w:r>
+        <w:rPr>
+          <w:i/>
+          <w:iCs/>
+        </w:rPr>
+        <w:t>g</w:t>
+      </w:r>
+      <w:r>
+        <w:t>|</w:t>
+      </w:r>
+      <w:r>
+        <w:rPr>
+          <w:i/>
+          <w:iCs/>
+        </w:rPr>
+        <w:t>Y</w:t>
+      </w:r>
+      <w:r>
+        <w:t>|) + |ν</w:t>
+      </w:r>
+      <w:r>
+        <w:rPr>
+          <w:vertAlign w:val="subscript"/>
+        </w:rPr>
+        <w:t>v</w:t>
+      </w:r>
+      <w:r>
+        <w:t>(</w:t>
+      </w:r>
+      <w:r>
+        <w:rPr>
+          <w:i/>
+          <w:iCs/>
+        </w:rPr>
+        <w:t>gY</w:t>
+      </w:r>
+      <w:r>
+        <w:t xml:space="preserve">)| ≤ </w:t>
+      </w:r>
+      <w:r>
+        <w:rPr>
+          <w:i/>
+          <w:iCs/>
+        </w:rPr>
+        <w:t>ce</w:t>
+      </w:r>
+      <w:r>
+        <w:rPr>
+          <w:vertAlign w:val="superscript"/>
+        </w:rPr>
+        <w:t>ω</w:t>
+      </w:r>
+      <w:r>
+        <w:rPr>
+          <w:i/>
+          <w:iCs/>
+        </w:rPr>
+        <w:t>M</w:t>
+      </w:r>
+      <w:r>
+        <w:t xml:space="preserve"> + </w:t>
+      </w:r>
+      <w:r>
+        <w:rPr>
+          <w:i/>
+          <w:iCs/>
+        </w:rPr>
+        <w:t>c</w:t>
+      </w:r>
+      <w:r>
+        <w:t>(</w:t>
+      </w:r>
+      <w:r>
+        <w:rPr>
+          <w:i/>
+          <w:iCs/>
+        </w:rPr>
+        <w:t>e</w:t>
+      </w:r>
+      <w:r>
+        <w:rPr>
+          <w:vertAlign w:val="superscript"/>
+        </w:rPr>
+        <w:t>ω</w:t>
+      </w:r>
+      <w:r>
+        <w:t xml:space="preserve"> − 1)</w:t>
+      </w:r>
+      <w:r>
+        <w:rPr>
+          <w:i/>
+          <w:iCs/>
+        </w:rPr>
+        <w:t>M</w:t>
+      </w:r>
+      <w:r>
+        <w:t>/2, because ν</w:t>
+      </w:r>
+      <w:r>
+        <w:rPr>
+          <w:vertAlign w:val="subscript"/>
+        </w:rPr>
+        <w:t>v</w:t>
+      </w:r>
+      <w:r>
+        <w:t>(</w:t>
+      </w:r>
+      <w:r>
+        <w:rPr>
+          <w:i/>
+          <w:iCs/>
+        </w:rPr>
+        <w:t>Y</w:t>
+      </w:r>
+      <w:r>
+        <w:t>⁺</w:t>
+      </w:r>
+      <w:r>
+        <w:t xml:space="preserve">) = </w:t>
+      </w:r>
+      <w:r>
+        <w:rPr>
+          <w:i/>
+          <w:iCs/>
+        </w:rPr>
+        <w:t>M</w:t>
+      </w:r>
+      <w:r>
+        <w:t xml:space="preserve">/2. Differentiating along the segment from </w:t>
+      </w:r>
+      <w:r>
+        <w:rPr>
+          <w:i/>
+          <w:iCs/>
+        </w:rPr>
+        <w:t>v</w:t>
+      </w:r>
+      <w:r>
+        <w:t xml:space="preserve"> to </w:t>
+      </w:r>
+      <w:r>
+        <w:rPr>
+          <w:i/>
+          <w:iCs/>
+        </w:rPr>
+        <w:t>v</w:t>
+      </w:r>
+      <w:r>
+        <w:t>′, two tilts of ν</w:t>
+      </w:r>
+      <w:r>
+        <w:rPr>
+          <w:vertAlign w:val="subscript"/>
+        </w:rPr>
+        <w:t>v</w:t>
+      </w:r>
+      <w:r>
+        <w:t xml:space="preserve"> and ν</w:t>
+      </w:r>
+      <w:r>
+        <w:rPr>
+          <w:vertAlign w:val="subscript"/>
+        </w:rPr>
+        <w:t>v′</w:t>
+      </w:r>
+      <w:r>
+        <w:t xml:space="preserve"> by one function of oscillation at most ω differ in total variation by at most ρ(ω)(2/(3π))|</w:t>
+      </w:r>
+      <w:r>
+        <w:rPr>
+          <w:i/>
+          <w:iCs/>
+        </w:rPr>
+        <w:t>v</w:t>
+      </w:r>
+      <w:r>
+        <w:t xml:space="preserve"> − </w:t>
+      </w:r>
+      <w:r>
+        <w:rPr>
+          <w:i/>
+          <w:iCs/>
+        </w:rPr>
+        <w:t>v</w:t>
+      </w:r>
+      <w:r>
+        <w:t>′|, with ρ(ω) = (3</w:t>
+      </w:r>
+      <w:r>
+        <w:rPr>
+          <w:i/>
+          <w:iCs/>
+        </w:rPr>
+        <w:t>e</w:t>
+      </w:r>
+      <w:r>
+        <w:rPr>
+          <w:vertAlign w:val="superscript"/>
+        </w:rPr>
+        <w:t>ω</w:t>
+      </w:r>
+      <w:r>
+        <w:t xml:space="preserve"> − 1)/2.</w:t>
+      </w:r>
+    </w:p>
+    <w:p>
+      <w:pPr>
+        <w:spacing w:after="120"/>
+        <w:ind w:firstLine="360"/>
+        <w:jc w:val="both"/>
+      </w:pPr>
+      <w:r>
+        <w:t xml:space="preserve">Now let a link </w:t>
+      </w:r>
+      <w:r>
+        <w:rPr>
+          <w:i/>
+          <w:iCs/>
+        </w:rPr>
+        <w:t>y</w:t>
+      </w:r>
+      <w:r>
+        <w:t xml:space="preserve"> of </w:t>
+      </w:r>
+      <w:r>
+        <w:rPr>
+          <w:i/>
+          <w:iCs/>
+        </w:rPr>
+        <w:t>L</w:t>
+      </w:r>
+      <w:r>
+        <w:t>₀</w:t>
+      </w:r>
+      <w:r>
+        <w:t xml:space="preserve"> change, the others fixed. If </w:t>
+      </w:r>
+      <w:r>
+        <w:rPr>
+          <w:i/>
+          <w:iCs/>
+        </w:rPr>
+        <w:t>y</w:t>
+      </w:r>
+      <w:r>
+        <w:t xml:space="preserve"> is one of the two other links of a plaquette </w:t>
+      </w:r>
+      <w:r>
+        <w:rPr>
+          <w:i/>
+          <w:iCs/>
+        </w:rPr>
+        <w:t>p</w:t>
+      </w:r>
+      <w:r>
+        <w:t xml:space="preserve"> of </w:t>
+      </w:r>
+      <w:r>
+        <w:rPr>
+          <w:i/>
+          <w:iCs/>
+        </w:rPr>
+        <w:t>x</w:t>
+      </w:r>
+      <w:r>
+        <w:t xml:space="preserve">, as twelve links are, then </w:t>
+      </w:r>
+      <w:r>
+        <w:rPr>
+          <w:i/>
+          <w:iCs/>
+        </w:rPr>
+        <w:t>v</w:t>
+      </w:r>
+      <w:r>
+        <w:t xml:space="preserve"> moves by at most 2β</w:t>
+      </w:r>
+      <w:r>
+        <w:rPr>
+          <w:i/>
+          <w:iCs/>
+        </w:rPr>
+        <w:t>m</w:t>
+      </w:r>
+      <w:r>
+        <w:t xml:space="preserve">(5β), because a factor of the isometry moves by at most 2, and </w:t>
+      </w:r>
+      <w:r>
+        <w:rPr>
+          <w:i/>
+          <w:iCs/>
+        </w:rPr>
+        <w:t>h</w:t>
+      </w:r>
+      <w:r>
+        <w:rPr>
+          <w:vertAlign w:val="subscript"/>
+        </w:rPr>
+        <w:t>p</w:t>
+      </w:r>
+      <w:r>
+        <w:t xml:space="preserve"> moves by a function of oscillation at most β²</w:t>
+      </w:r>
+      <w:r>
+        <w:rPr>
+          <w:i/>
+          <w:iCs/>
+        </w:rPr>
+        <w:t>D</w:t>
+      </w:r>
+      <w:r>
+        <w:t>₅</w:t>
+      </w:r>
+      <w:r>
+        <w:t xml:space="preserve"> + (2/3)β³</w:t>
+      </w:r>
+      <w:r>
+        <w:rPr>
+          <w:i/>
+          <w:iCs/>
+        </w:rPr>
+        <w:t>T</w:t>
+      </w:r>
+      <w:r>
+        <w:t>₆</w:t>
+      </w:r>
+      <w:r>
+        <w:t xml:space="preserve">. If </w:t>
+      </w:r>
+      <w:r>
+        <w:rPr>
+          <w:i/>
+          <w:iCs/>
+        </w:rPr>
+        <w:t>y</w:t>
+      </w:r>
+      <w:r>
+        <w:t xml:space="preserve"> lies in one of the five other plaquettes of a cover link </w:t>
+      </w:r>
+      <w:r>
+        <w:rPr>
+          <w:i/>
+          <w:iCs/>
+        </w:rPr>
+        <w:t>a</w:t>
+      </w:r>
+      <w:r>
+        <w:rPr>
+          <w:vertAlign w:val="subscript"/>
+        </w:rPr>
+        <w:t>p</w:t>
+      </w:r>
+      <w:r>
+        <w:t xml:space="preserve">, as ninety links do, fifteen for each of the six, then </w:t>
+      </w:r>
+      <w:r>
+        <w:rPr>
+          <w:i/>
+          <w:iCs/>
+        </w:rPr>
+        <w:t>w</w:t>
+      </w:r>
+      <w:r>
+        <w:rPr>
+          <w:vertAlign w:val="subscript"/>
+        </w:rPr>
+        <w:t>p</w:t>
+      </w:r>
+      <w:r>
+        <w:t xml:space="preserve"> moves by at most 2β, so </w:t>
+      </w:r>
+      <w:r>
+        <w:rPr>
+          <w:i/>
+          <w:iCs/>
+        </w:rPr>
+        <w:t>v</w:t>
+      </w:r>
+      <w:r>
+        <w:t xml:space="preserve"> moves by at most β·¼·2β = β²/2, the Jacobian of the mean being the covariance, whose norm is at most ¼ by Lemma 8.6(i); the quadratic part of </w:t>
+      </w:r>
+      <w:r>
+        <w:rPr>
+          <w:i/>
+          <w:iCs/>
+        </w:rPr>
+        <w:t>h</w:t>
+      </w:r>
+      <w:r>
+        <w:rPr>
+          <w:vertAlign w:val="subscript"/>
+        </w:rPr>
+        <w:t>p</w:t>
+      </w:r>
+      <w:r>
+        <w:t xml:space="preserve"> moves by a function of oscillation at most min(β²</w:t>
+      </w:r>
+      <w:r>
+        <w:rPr>
+          <w:i/>
+          <w:iCs/>
+        </w:rPr>
+        <w:t>D</w:t>
+      </w:r>
+      <w:r>
+        <w:t>₅</w:t>
+      </w:r>
+      <w:r>
+        <w:t>, 2β³</w:t>
+      </w:r>
+      <w:r>
+        <w:rPr>
+          <w:i/>
+          <w:iCs/>
+        </w:rPr>
+        <w:t>T</w:t>
+      </w:r>
+      <w:r>
+        <w:t>₆</w:t>
+      </w:r>
+      <w:r>
+        <w:t>), the second bound because the covariance moves in norm by at most 2β times the bound on the third cumulant, the norm of a symmetric trilinear form being its supremum on the diagonal; and the remainder moves by at most (2/3)β³</w:t>
+      </w:r>
+      <w:r>
+        <w:rPr>
+          <w:i/>
+          <w:iCs/>
+        </w:rPr>
+        <w:t>T</w:t>
+      </w:r>
+      <w:r>
+        <w:t>₆</w:t>
+      </w:r>
+      <w:r>
+        <w:t>. By the two facts the interdependence coefficients are at most</w:t>
+      </w:r>
+    </w:p>
+    <w:p>
+      <w:pPr>
+        <w:tabs>
+          <w:tab w:val="center" w:pos="4680"/>
+          <w:tab w:val="right" w:pos="9360"/>
+        </w:tabs>
+        <w:spacing w:before="100" w:after="140"/>
+      </w:pPr>
+      <w:r>
+        <w:tab/>
+      </w:r>
+      <m:oMath>
+        <m:sSub>
+          <m:sSubPr>
+            <m:ctrlPr>
+              <w:rPr>
+                <w:rFonts w:ascii="Cambria Math" w:hAnsi="Cambria Math"/>
+              </w:rPr>
+            </m:ctrlPr>
+          </m:sSubPr>
+          <m:e>
+            <m:r>
+              <w:rPr>
+                <w:rFonts w:ascii="Cambria Math" w:hAnsi="Cambria Math"/>
+              </w:rPr>
+              <m:t>C</m:t>
+            </m:r>
+          </m:e>
+          <m:sub>
+            <m:r>
+              <w:rPr>
+                <w:rFonts w:ascii="Cambria Math" w:hAnsi="Cambria Math"/>
+              </w:rPr>
+              <m:t>dir</m:t>
+            </m:r>
+          </m:sub>
+        </m:sSub>
+        <m:r>
+          <w:rPr>
+            <w:rFonts w:ascii="Cambria Math" w:hAnsi="Cambria Math"/>
+          </w:rPr>
+          <m:t xml:space="preserve"> = </m:t>
+        </m:r>
+        <m:r>
+          <w:rPr>
+            <w:rFonts w:ascii="Cambria Math" w:hAnsi="Cambria Math"/>
+          </w:rPr>
+          <m:t>ρ</m:t>
+        </m:r>
+        <m:r>
+          <w:rPr>
+            <w:rFonts w:ascii="Cambria Math" w:hAnsi="Cambria Math"/>
+          </w:rPr>
+          <m:t>(</m:t>
+        </m:r>
+        <m:r>
+          <w:rPr>
+            <w:rFonts w:ascii="Cambria Math" w:hAnsi="Cambria Math"/>
+          </w:rPr>
+          <m:t>ω</m:t>
+        </m:r>
+        <m:r>
+          <w:rPr>
+            <w:rFonts w:ascii="Cambria Math" w:hAnsi="Cambria Math"/>
+          </w:rPr>
+          <m:t xml:space="preserve">) </m:t>
+        </m:r>
+        <m:f>
+          <m:fPr>
+            <m:ctrlPr>
+              <w:rPr>
+                <w:rFonts w:ascii="Cambria Math" w:hAnsi="Cambria Math"/>
+              </w:rPr>
+            </m:ctrlPr>
+          </m:fPr>
+          <m:num>
+            <m:r>
+              <w:rPr>
+                <w:rFonts w:ascii="Cambria Math" w:hAnsi="Cambria Math"/>
+              </w:rPr>
+              <m:t>4</m:t>
+            </m:r>
+            <m:r>
+              <w:rPr>
+                <w:rFonts w:ascii="Cambria Math" w:hAnsi="Cambria Math"/>
+              </w:rPr>
+              <m:t>β</m:t>
+            </m:r>
+          </m:num>
+          <m:den>
+            <m:r>
+              <w:rPr>
+                <w:rFonts w:ascii="Cambria Math" w:hAnsi="Cambria Math"/>
+              </w:rPr>
+              <m:t>3</m:t>
+            </m:r>
+            <m:r>
+              <w:rPr>
+                <w:rFonts w:ascii="Cambria Math" w:hAnsi="Cambria Math"/>
+              </w:rPr>
+              <m:t>π</m:t>
+            </m:r>
+          </m:den>
+        </m:f>
+        <m:r>
+          <w:rPr>
+            <w:rFonts w:ascii="Cambria Math" w:hAnsi="Cambria Math"/>
+          </w:rPr>
+          <m:t xml:space="preserve"> </m:t>
+        </m:r>
+        <m:r>
+          <w:rPr>
+            <w:rFonts w:ascii="Cambria Math" w:hAnsi="Cambria Math"/>
+          </w:rPr>
+          <m:t>m</m:t>
+        </m:r>
+        <m:r>
+          <w:rPr>
+            <w:rFonts w:ascii="Cambria Math" w:hAnsi="Cambria Math"/>
+          </w:rPr>
+          <m:t>(5</m:t>
+        </m:r>
+        <m:r>
+          <w:rPr>
+            <w:rFonts w:ascii="Cambria Math" w:hAnsi="Cambria Math"/>
+          </w:rPr>
+          <m:t>β</m:t>
+        </m:r>
+        <m:r>
+          <w:rPr>
+            <w:rFonts w:ascii="Cambria Math" w:hAnsi="Cambria Math"/>
+          </w:rPr>
+          <m:t xml:space="preserve">) + </m:t>
+        </m:r>
+        <m:f>
+          <m:fPr>
+            <m:ctrlPr>
+              <w:rPr>
+                <w:rFonts w:ascii="Cambria Math" w:hAnsi="Cambria Math"/>
+              </w:rPr>
+            </m:ctrlPr>
+          </m:fPr>
+          <m:num>
+            <m:r>
+              <w:rPr>
+                <w:rFonts w:ascii="Cambria Math" w:hAnsi="Cambria Math"/>
+              </w:rPr>
+              <m:t>1</m:t>
+            </m:r>
+          </m:num>
+          <m:den>
+            <m:r>
+              <w:rPr>
+                <w:rFonts w:ascii="Cambria Math" w:hAnsi="Cambria Math"/>
+              </w:rPr>
+              <m:t>4</m:t>
+            </m:r>
+          </m:den>
+        </m:f>
+        <m:r>
+          <w:rPr>
+            <w:rFonts w:ascii="Cambria Math" w:hAnsi="Cambria Math"/>
+          </w:rPr>
+          <m:t xml:space="preserve">( </m:t>
+        </m:r>
+        <m:sSup>
+          <m:sSupPr>
+            <m:ctrlPr>
+              <w:rPr>
+                <w:rFonts w:ascii="Cambria Math" w:hAnsi="Cambria Math"/>
+              </w:rPr>
+            </m:ctrlPr>
+          </m:sSupPr>
+          <m:e>
+            <m:r>
+              <w:rPr>
+                <w:rFonts w:ascii="Cambria Math" w:hAnsi="Cambria Math"/>
+              </w:rPr>
+              <m:t>β</m:t>
+            </m:r>
+          </m:e>
+          <m:sup>
+            <m:r>
+              <w:rPr>
+                <w:rFonts w:ascii="Cambria Math" w:hAnsi="Cambria Math"/>
+              </w:rPr>
+              <m:t>2</m:t>
+            </m:r>
+          </m:sup>
+        </m:sSup>
+        <m:sSub>
+          <m:sSubPr>
+            <m:ctrlPr>
+              <w:rPr>
+                <w:rFonts w:ascii="Cambria Math" w:hAnsi="Cambria Math"/>
+              </w:rPr>
+            </m:ctrlPr>
+          </m:sSubPr>
+          <m:e>
+            <m:r>
+              <w:rPr>
+                <w:rFonts w:ascii="Cambria Math" w:hAnsi="Cambria Math"/>
+              </w:rPr>
+              <m:t>D</m:t>
+            </m:r>
+          </m:e>
+          <m:sub>
+            <m:r>
+              <w:rPr>
+                <w:rFonts w:ascii="Cambria Math" w:hAnsi="Cambria Math"/>
+              </w:rPr>
+              <m:t>5</m:t>
+            </m:r>
+          </m:sub>
+        </m:sSub>
+        <m:r>
+          <w:rPr>
+            <w:rFonts w:ascii="Cambria Math" w:hAnsi="Cambria Math"/>
+          </w:rPr>
+          <m:t xml:space="preserve"> + </m:t>
+        </m:r>
+        <m:f>
+          <m:fPr>
+            <m:ctrlPr>
+              <w:rPr>
+                <w:rFonts w:ascii="Cambria Math" w:hAnsi="Cambria Math"/>
+              </w:rPr>
+            </m:ctrlPr>
+          </m:fPr>
+          <m:num>
+            <m:r>
+              <w:rPr>
+                <w:rFonts w:ascii="Cambria Math" w:hAnsi="Cambria Math"/>
+              </w:rPr>
+              <m:t>2</m:t>
+            </m:r>
+          </m:num>
+          <m:den>
+            <m:r>
+              <w:rPr>
+                <w:rFonts w:ascii="Cambria Math" w:hAnsi="Cambria Math"/>
+              </w:rPr>
+              <m:t>3</m:t>
+            </m:r>
+          </m:den>
+        </m:f>
+        <m:sSup>
+          <m:sSupPr>
+            <m:ctrlPr>
+              <w:rPr>
+                <w:rFonts w:ascii="Cambria Math" w:hAnsi="Cambria Math"/>
+              </w:rPr>
+            </m:ctrlPr>
+          </m:sSupPr>
+          <m:e>
+            <m:r>
+              <w:rPr>
+                <w:rFonts w:ascii="Cambria Math" w:hAnsi="Cambria Math"/>
+              </w:rPr>
+              <m:t>β</m:t>
+            </m:r>
+          </m:e>
+          <m:sup>
+            <m:r>
+              <w:rPr>
+                <w:rFonts w:ascii="Cambria Math" w:hAnsi="Cambria Math"/>
+              </w:rPr>
+              <m:t>3</m:t>
+            </m:r>
+          </m:sup>
+        </m:sSup>
+        <m:sSub>
+          <m:sSubPr>
+            <m:ctrlPr>
+              <w:rPr>
+                <w:rFonts w:ascii="Cambria Math" w:hAnsi="Cambria Math"/>
+              </w:rPr>
+            </m:ctrlPr>
+          </m:sSubPr>
+          <m:e>
+            <m:r>
+              <w:rPr>
+                <w:rFonts w:ascii="Cambria Math" w:hAnsi="Cambria Math"/>
+              </w:rPr>
+              <m:t>T</m:t>
+            </m:r>
+          </m:e>
+          <m:sub>
+            <m:r>
+              <w:rPr>
+                <w:rFonts w:ascii="Cambria Math" w:hAnsi="Cambria Math"/>
+              </w:rPr>
+              <m:t>6</m:t>
+            </m:r>
+          </m:sub>
+        </m:sSub>
+        <m:r>
+          <w:rPr>
+            <w:rFonts w:ascii="Cambria Math" w:hAnsi="Cambria Math"/>
+          </w:rPr>
+          <m:t xml:space="preserve"> ),</m:t>
+        </m:r>
+      </m:oMath>
+    </w:p>
+    <w:p>
+      <w:pPr>
+        <w:tabs>
+          <w:tab w:val="center" w:pos="4680"/>
+          <w:tab w:val="right" w:pos="9360"/>
+        </w:tabs>
+        <w:spacing w:before="100" w:after="140"/>
+      </w:pPr>
+      <w:r>
+        <w:tab/>
+      </w:r>
+      <m:oMath>
+        <m:sSub>
+          <m:sSubPr>
+            <m:ctrlPr>
+              <w:rPr>
+                <w:rFonts w:ascii="Cambria Math" w:hAnsi="Cambria Math"/>
+              </w:rPr>
+            </m:ctrlPr>
+          </m:sSubPr>
+          <m:e>
+            <m:r>
+              <w:rPr>
+                <w:rFonts w:ascii="Cambria Math" w:hAnsi="Cambria Math"/>
+              </w:rPr>
+              <m:t>C</m:t>
+            </m:r>
+          </m:e>
+          <m:sub>
+            <m:r>
+              <w:rPr>
+                <w:rFonts w:ascii="Cambria Math" w:hAnsi="Cambria Math"/>
+              </w:rPr>
+              <m:t>med</m:t>
+            </m:r>
+          </m:sub>
+        </m:sSub>
+        <m:r>
+          <w:rPr>
+            <w:rFonts w:ascii="Cambria Math" w:hAnsi="Cambria Math"/>
+          </w:rPr>
+          <m:t xml:space="preserve"> = </m:t>
+        </m:r>
+        <m:r>
+          <w:rPr>
+            <w:rFonts w:ascii="Cambria Math" w:hAnsi="Cambria Math"/>
+          </w:rPr>
+          <m:t>ρ</m:t>
+        </m:r>
+        <m:r>
+          <w:rPr>
+            <w:rFonts w:ascii="Cambria Math" w:hAnsi="Cambria Math"/>
+          </w:rPr>
+          <m:t>(</m:t>
+        </m:r>
+        <m:r>
+          <w:rPr>
+            <w:rFonts w:ascii="Cambria Math" w:hAnsi="Cambria Math"/>
+          </w:rPr>
+          <m:t>ω</m:t>
+        </m:r>
+        <m:r>
+          <w:rPr>
+            <w:rFonts w:ascii="Cambria Math" w:hAnsi="Cambria Math"/>
+          </w:rPr>
+          <m:t xml:space="preserve">) </m:t>
+        </m:r>
+        <m:f>
+          <m:fPr>
+            <m:ctrlPr>
+              <w:rPr>
+                <w:rFonts w:ascii="Cambria Math" w:hAnsi="Cambria Math"/>
+              </w:rPr>
+            </m:ctrlPr>
+          </m:fPr>
+          <m:num>
+            <m:sSup>
+              <m:sSupPr>
+                <m:ctrlPr>
+                  <w:rPr>
+                    <w:rFonts w:ascii="Cambria Math" w:hAnsi="Cambria Math"/>
+                  </w:rPr>
+                </m:ctrlPr>
+              </m:sSupPr>
+              <m:e>
+                <m:r>
+                  <w:rPr>
+                    <w:rFonts w:ascii="Cambria Math" w:hAnsi="Cambria Math"/>
+                  </w:rPr>
+                  <m:t>β</m:t>
+                </m:r>
+              </m:e>
+              <m:sup>
+                <m:r>
+                  <w:rPr>
+                    <w:rFonts w:ascii="Cambria Math" w:hAnsi="Cambria Math"/>
+                  </w:rPr>
+                  <m:t>2</m:t>
+                </m:r>
+              </m:sup>
+            </m:sSup>
+          </m:num>
+          <m:den>
+            <m:r>
+              <w:rPr>
+                <w:rFonts w:ascii="Cambria Math" w:hAnsi="Cambria Math"/>
+              </w:rPr>
+              <m:t>3</m:t>
+            </m:r>
+            <m:r>
+              <w:rPr>
+                <w:rFonts w:ascii="Cambria Math" w:hAnsi="Cambria Math"/>
+              </w:rPr>
+              <m:t>π</m:t>
+            </m:r>
+          </m:den>
+        </m:f>
+        <m:r>
+          <w:rPr>
+            <w:rFonts w:ascii="Cambria Math" w:hAnsi="Cambria Math"/>
+          </w:rPr>
+          <m:t xml:space="preserve"> + </m:t>
+        </m:r>
+        <m:f>
+          <m:fPr>
+            <m:ctrlPr>
+              <w:rPr>
+                <w:rFonts w:ascii="Cambria Math" w:hAnsi="Cambria Math"/>
+              </w:rPr>
+            </m:ctrlPr>
+          </m:fPr>
+          <m:num>
+            <m:r>
+              <w:rPr>
+                <w:rFonts w:ascii="Cambria Math" w:hAnsi="Cambria Math"/>
+              </w:rPr>
+              <m:t>1</m:t>
+            </m:r>
+          </m:num>
+          <m:den>
+            <m:r>
+              <w:rPr>
+                <w:rFonts w:ascii="Cambria Math" w:hAnsi="Cambria Math"/>
+              </w:rPr>
+              <m:t>4</m:t>
+            </m:r>
+          </m:den>
+        </m:f>
+        <m:r>
+          <w:rPr>
+            <w:rFonts w:ascii="Cambria Math" w:hAnsi="Cambria Math"/>
+          </w:rPr>
+          <m:t xml:space="preserve">( </m:t>
+        </m:r>
+        <m:r>
+          <w:rPr>
+            <w:rFonts w:ascii="Cambria Math" w:hAnsi="Cambria Math"/>
+          </w:rPr>
+          <m:t>min</m:t>
+        </m:r>
+        <m:r>
+          <w:rPr>
+            <w:rFonts w:ascii="Cambria Math" w:hAnsi="Cambria Math"/>
+          </w:rPr>
+          <m:t>(</m:t>
+        </m:r>
+        <m:sSup>
+          <m:sSupPr>
+            <m:ctrlPr>
+              <w:rPr>
+                <w:rFonts w:ascii="Cambria Math" w:hAnsi="Cambria Math"/>
+              </w:rPr>
+            </m:ctrlPr>
+          </m:sSupPr>
+          <m:e>
+            <m:r>
+              <w:rPr>
+                <w:rFonts w:ascii="Cambria Math" w:hAnsi="Cambria Math"/>
+              </w:rPr>
+              <m:t>β</m:t>
+            </m:r>
+          </m:e>
+          <m:sup>
+            <m:r>
+              <w:rPr>
+                <w:rFonts w:ascii="Cambria Math" w:hAnsi="Cambria Math"/>
+              </w:rPr>
+              <m:t>2</m:t>
+            </m:r>
+          </m:sup>
+        </m:sSup>
+        <m:sSub>
+          <m:sSubPr>
+            <m:ctrlPr>
+              <w:rPr>
+                <w:rFonts w:ascii="Cambria Math" w:hAnsi="Cambria Math"/>
+              </w:rPr>
+            </m:ctrlPr>
+          </m:sSubPr>
+          <m:e>
+            <m:r>
+              <w:rPr>
+                <w:rFonts w:ascii="Cambria Math" w:hAnsi="Cambria Math"/>
+              </w:rPr>
+              <m:t>D</m:t>
+            </m:r>
+          </m:e>
+          <m:sub>
+            <m:r>
+              <w:rPr>
+                <w:rFonts w:ascii="Cambria Math" w:hAnsi="Cambria Math"/>
+              </w:rPr>
+              <m:t>5</m:t>
+            </m:r>
+          </m:sub>
+        </m:sSub>
+        <m:r>
+          <w:rPr>
+            <w:rFonts w:ascii="Cambria Math" w:hAnsi="Cambria Math"/>
+          </w:rPr>
+          <m:t>, 2</m:t>
+        </m:r>
+        <m:sSup>
+          <m:sSupPr>
+            <m:ctrlPr>
+              <w:rPr>
+                <w:rFonts w:ascii="Cambria Math" w:hAnsi="Cambria Math"/>
+              </w:rPr>
+            </m:ctrlPr>
+          </m:sSupPr>
+          <m:e>
+            <m:r>
+              <w:rPr>
+                <w:rFonts w:ascii="Cambria Math" w:hAnsi="Cambria Math"/>
+              </w:rPr>
+              <m:t>β</m:t>
+            </m:r>
+          </m:e>
+          <m:sup>
+            <m:r>
+              <w:rPr>
+                <w:rFonts w:ascii="Cambria Math" w:hAnsi="Cambria Math"/>
+              </w:rPr>
+              <m:t>3</m:t>
+            </m:r>
+          </m:sup>
+        </m:sSup>
+        <m:sSub>
+          <m:sSubPr>
+            <m:ctrlPr>
+              <w:rPr>
+                <w:rFonts w:ascii="Cambria Math" w:hAnsi="Cambria Math"/>
+              </w:rPr>
+            </m:ctrlPr>
+          </m:sSubPr>
+          <m:e>
+            <m:r>
+              <w:rPr>
+                <w:rFonts w:ascii="Cambria Math" w:hAnsi="Cambria Math"/>
+              </w:rPr>
+              <m:t>T</m:t>
+            </m:r>
+          </m:e>
+          <m:sub>
+            <m:r>
+              <w:rPr>
+                <w:rFonts w:ascii="Cambria Math" w:hAnsi="Cambria Math"/>
+              </w:rPr>
+              <m:t>6</m:t>
+            </m:r>
+          </m:sub>
+        </m:sSub>
+        <m:r>
+          <w:rPr>
+            <w:rFonts w:ascii="Cambria Math" w:hAnsi="Cambria Math"/>
+          </w:rPr>
+          <m:t xml:space="preserve">) + </m:t>
+        </m:r>
+        <m:f>
+          <m:fPr>
+            <m:ctrlPr>
+              <w:rPr>
+                <w:rFonts w:ascii="Cambria Math" w:hAnsi="Cambria Math"/>
+              </w:rPr>
+            </m:ctrlPr>
+          </m:fPr>
+          <m:num>
+            <m:r>
+              <w:rPr>
+                <w:rFonts w:ascii="Cambria Math" w:hAnsi="Cambria Math"/>
+              </w:rPr>
+              <m:t>2</m:t>
+            </m:r>
+          </m:num>
+          <m:den>
+            <m:r>
+              <w:rPr>
+                <w:rFonts w:ascii="Cambria Math" w:hAnsi="Cambria Math"/>
+              </w:rPr>
+              <m:t>3</m:t>
+            </m:r>
+          </m:den>
+        </m:f>
+        <m:sSup>
+          <m:sSupPr>
+            <m:ctrlPr>
+              <w:rPr>
+                <w:rFonts w:ascii="Cambria Math" w:hAnsi="Cambria Math"/>
+              </w:rPr>
+            </m:ctrlPr>
+          </m:sSupPr>
+          <m:e>
+            <m:r>
+              <w:rPr>
+                <w:rFonts w:ascii="Cambria Math" w:hAnsi="Cambria Math"/>
+              </w:rPr>
+              <m:t>β</m:t>
+            </m:r>
+          </m:e>
+          <m:sup>
+            <m:r>
+              <w:rPr>
+                <w:rFonts w:ascii="Cambria Math" w:hAnsi="Cambria Math"/>
+              </w:rPr>
+              <m:t>3</m:t>
+            </m:r>
+          </m:sup>
+        </m:sSup>
+        <m:sSub>
+          <m:sSubPr>
+            <m:ctrlPr>
+              <w:rPr>
+                <w:rFonts w:ascii="Cambria Math" w:hAnsi="Cambria Math"/>
+              </w:rPr>
+            </m:ctrlPr>
+          </m:sSubPr>
+          <m:e>
+            <m:r>
+              <w:rPr>
+                <w:rFonts w:ascii="Cambria Math" w:hAnsi="Cambria Math"/>
+              </w:rPr>
+              <m:t>T</m:t>
+            </m:r>
+          </m:e>
+          <m:sub>
+            <m:r>
+              <w:rPr>
+                <w:rFonts w:ascii="Cambria Math" w:hAnsi="Cambria Math"/>
+              </w:rPr>
+              <m:t>6</m:t>
+            </m:r>
+          </m:sub>
+        </m:sSub>
+        <m:r>
+          <w:rPr>
+            <w:rFonts w:ascii="Cambria Math" w:hAnsi="Cambria Math"/>
+          </w:rPr>
+          <m:t xml:space="preserve"> ),      </m:t>
+        </m:r>
+        <m:r>
+          <w:rPr>
+            <w:rFonts w:ascii="Cambria Math" w:hAnsi="Cambria Math"/>
+          </w:rPr>
+          <m:t>α</m:t>
+        </m:r>
+        <m:r>
+          <w:rPr>
+            <w:rFonts w:ascii="Cambria Math" w:hAnsi="Cambria Math"/>
+          </w:rPr>
+          <m:t>(</m:t>
+        </m:r>
+        <m:r>
+          <w:rPr>
+            <w:rFonts w:ascii="Cambria Math" w:hAnsi="Cambria Math"/>
+          </w:rPr>
+          <m:t>β</m:t>
+        </m:r>
+        <m:r>
+          <w:rPr>
+            <w:rFonts w:ascii="Cambria Math" w:hAnsi="Cambria Math"/>
+          </w:rPr>
+          <m:t xml:space="preserve">) = 12 </m:t>
+        </m:r>
+        <m:sSub>
+          <m:sSubPr>
+            <m:ctrlPr>
+              <w:rPr>
+                <w:rFonts w:ascii="Cambria Math" w:hAnsi="Cambria Math"/>
+              </w:rPr>
+            </m:ctrlPr>
+          </m:sSubPr>
+          <m:e>
+            <m:r>
+              <w:rPr>
+                <w:rFonts w:ascii="Cambria Math" w:hAnsi="Cambria Math"/>
+              </w:rPr>
+              <m:t>C</m:t>
+            </m:r>
+          </m:e>
+          <m:sub>
+            <m:r>
+              <w:rPr>
+                <w:rFonts w:ascii="Cambria Math" w:hAnsi="Cambria Math"/>
+              </w:rPr>
+              <m:t>dir</m:t>
+            </m:r>
+          </m:sub>
+        </m:sSub>
+        <m:r>
+          <w:rPr>
+            <w:rFonts w:ascii="Cambria Math" w:hAnsi="Cambria Math"/>
+          </w:rPr>
+          <m:t xml:space="preserve"> + 90 </m:t>
+        </m:r>
+        <m:sSub>
+          <m:sSubPr>
+            <m:ctrlPr>
+              <w:rPr>
+                <w:rFonts w:ascii="Cambria Math" w:hAnsi="Cambria Math"/>
+              </w:rPr>
+            </m:ctrlPr>
+          </m:sSubPr>
+          <m:e>
+            <m:r>
+              <w:rPr>
+                <w:rFonts w:ascii="Cambria Math" w:hAnsi="Cambria Math"/>
+              </w:rPr>
+              <m:t>C</m:t>
+            </m:r>
+          </m:e>
+          <m:sub>
+            <m:r>
+              <w:rPr>
+                <w:rFonts w:ascii="Cambria Math" w:hAnsi="Cambria Math"/>
+              </w:rPr>
+              <m:t>med</m:t>
+            </m:r>
+          </m:sub>
+        </m:sSub>
+        <m:r>
+          <w:rPr>
+            <w:rFonts w:ascii="Cambria Math" w:hAnsi="Cambria Math"/>
+          </w:rPr>
+          <m:t>.</m:t>
+        </m:r>
+      </m:oMath>
+      <w:r>
+        <w:tab/>
+        <w:t>(8.12)</w:t>
+      </w:r>
+    </w:p>
+    <w:p>
+      <w:pPr>
+        <w:spacing w:after="120"/>
+        <w:jc w:val="both"/>
+      </w:pPr>
+      <w:r>
+        <w:t xml:space="preserve">A link </w:t>
+      </w:r>
+      <w:r>
+        <w:rPr>
+          <w:i/>
+          <w:iCs/>
+        </w:rPr>
+        <w:t>y</w:t>
+      </w:r>
+      <w:r>
+        <w:t xml:space="preserve"> that occupies several of these positions is counted once for each, which bounds its coefficient because total variation is subadditive along a chain of single changes, and no other link of </w:t>
+      </w:r>
+      <w:r>
+        <w:rPr>
+          <w:i/>
+          <w:iCs/>
+        </w:rPr>
+        <w:t>L</w:t>
+      </w:r>
+      <w:r>
+        <w:t>₀</w:t>
+      </w:r>
+      <w:r>
+        <w:t xml:space="preserve"> affects the law of </w:t>
+      </w:r>
+      <w:r>
+        <w:rPr>
+          <w:i/>
+          <w:iCs/>
+        </w:rPr>
+        <w:t>U</w:t>
+      </w:r>
+      <w:r>
+        <w:rPr>
+          <w:vertAlign w:val="subscript"/>
+        </w:rPr>
+        <w:t>x</w:t>
+      </w:r>
+      <w:r>
+        <w:t xml:space="preserve">; the column sums obey the same count. Every term of α is increasing in β, and Table 3 gives its value: α(0.241) = 0.996297 &lt; 1. By Dobrushin's uniqueness theorem the Gibbs measure of the links of </w:t>
+      </w:r>
+      <w:r>
+        <w:rPr>
+          <w:i/>
+          <w:iCs/>
+        </w:rPr>
+        <w:t>L</w:t>
+      </w:r>
+      <w:r>
+        <w:t>₀</w:t>
+      </w:r>
+      <w:r>
+        <w:t xml:space="preserve"> is unique,</w:t>
+      </w:r>
+      <w:r>
+        <w:rPr>
+          <w:rStyle w:val="FootnoteReference"/>
+        </w:rPr>
+        <w:footnoteReference w:id="72"/>
+      </w:r>
+      <w:r>
+        <w:t xml:space="preserve"> and, since the links of </w:t>
+      </w:r>
+      <w:r>
+        <w:rPr>
+          <w:i/>
+          <w:iCs/>
+        </w:rPr>
+        <w:t>L</w:t>
+      </w:r>
+      <w:r>
+        <w:t>₁ are conditionally independent given them with a law that is fixed, so is the Gibbs measure of the theory. The coefficients vanish between links at distance more than two, so the weighted row sums of Hypothesis I are at most α</w:t>
+      </w:r>
+      <w:r>
+        <w:rPr>
+          <w:i/>
+          <w:iCs/>
+        </w:rPr>
+        <w:t>e</w:t>
+      </w:r>
+      <w:r>
+        <w:rPr>
+          <w:vertAlign w:val="superscript"/>
+        </w:rPr>
+        <w:t>2κ</w:t>
+      </w:r>
+      <w:r>
+        <w:t xml:space="preserve">, which is less than one for κ &lt; log(1/α)/2; Hypothesis II holds with zero fibre covariance for observables with disjoint supports, whose links in </w:t>
+      </w:r>
+      <w:r>
+        <w:rPr>
+          <w:i/>
+          <w:iCs/>
+        </w:rPr>
+        <w:t>L</w:t>
+      </w:r>
+      <w:r>
+        <w:t xml:space="preserve">₁ are distinct and conditionally independent, and with fibre means that depend on the links of </w:t>
+      </w:r>
+      <w:r>
+        <w:rPr>
+          <w:i/>
+          <w:iCs/>
+        </w:rPr>
+        <w:t>L</w:t>
+      </w:r>
+      <w:r>
+        <w:t>₀</w:t>
+      </w:r>
+      <w:r>
+        <w:t xml:space="preserve"> within distance one of their support. The argument of the proof of Theorem 8.5, applied on one lattice with the links of </w:t>
+      </w:r>
+      <w:r>
+        <w:rPr>
+          <w:i/>
+          <w:iCs/>
+        </w:rPr>
+        <w:t>L</w:t>
+      </w:r>
+      <w:r>
+        <w:t>₀</w:t>
+      </w:r>
+      <w:r>
+        <w:t xml:space="preserve"> as the coarse variables, gives the clustering bound with any </w:t>
+      </w:r>
+      <w:r>
+        <w:rPr>
+          <w:i/>
+          <w:iCs/>
+        </w:rPr>
+        <w:t>m</w:t>
+      </w:r>
+      <w:r>
+        <w:t>₀</w:t>
+      </w:r>
+      <w:r>
+        <w:t xml:space="preserve"> &lt; log(1/α)/2, uniformly over the tori of even side and in the infinite volume. The Wilson action is reflection positive and its transfer matrix is strictly positive,</w:t>
+      </w:r>
+      <w:r>
+        <w:rPr>
+          <w:rStyle w:val="FootnoteReference"/>
+        </w:rPr>
+        <w:footnoteReference w:id="73"/>
+      </w:r>
+      <w:r>
+        <w:t xml:space="preserve"> the bound applies to θ</w:t>
+      </w:r>
+      <w:r>
+        <w:rPr>
+          <w:i/>
+          <w:iCs/>
+        </w:rPr>
+        <w:t>f̄</w:t>
+      </w:r>
+      <w:r>
+        <w:t xml:space="preserve"> and τ</w:t>
+      </w:r>
+      <w:r>
+        <w:rPr>
+          <w:vertAlign w:val="subscript"/>
+        </w:rPr>
+        <w:t>t</w:t>
+      </w:r>
+      <w:r>
+        <w:rPr>
+          <w:i/>
+          <w:iCs/>
+        </w:rPr>
+        <w:t>f</w:t>
+      </w:r>
+      <w:r>
+        <w:t xml:space="preserve"> at every integer time </w:t>
+      </w:r>
+      <w:r>
+        <w:rPr>
+          <w:i/>
+          <w:iCs/>
+        </w:rPr>
+        <w:t>t</w:t>
+      </w:r>
+      <w:r>
+        <w:t>, and Theorem 7.1, applied to the reconstruction at integer times, gives the vacuum and the gap. ∎</w:t>
+      </w:r>
+    </w:p>
+    <w:tbl>
+      <w:tblPr>
+        <w:tblW w:w="9100" w:type="dxa"/>
+        <w:tblBorders>
+          <w:top w:val="single" w:sz="4" w:space="0" w:color="auto"/>
+          <w:left w:val="single" w:sz="4" w:space="0" w:color="auto"/>
+          <w:bottom w:val="single" w:sz="4" w:space="0" w:color="auto"/>
+          <w:right w:val="single" w:sz="4" w:space="0" w:color="auto"/>
+          <w:insideH w:val="single" w:sz="4" w:space="0" w:color="auto"/>
+          <w:insideV w:val="single" w:sz="4" w:space="0" w:color="auto"/>
+        </w:tblBorders>
+        <w:tblCellMar>
+          <w:left w:w="10" w:type="dxa"/>
+          <w:right w:w="10" w:type="dxa"/>
+        </w:tblCellMar>
+        <w:tblLook w:val="04A0" w:firstRow="1" w:lastRow="0" w:firstColumn="1" w:lastColumn="0" w:noHBand="0" w:noVBand="1"/>
+      </w:tblPr>
+      <w:tblGrid>
+        <w:gridCol w:w="1200"/>
+        <w:gridCol w:w="1700"/>
+        <w:gridCol w:w="1700"/>
+        <w:gridCol w:w="1700"/>
+        <w:gridCol w:w="1400"/>
+        <w:gridCol w:w="1400"/>
+      </w:tblGrid>
+      <w:tr>
+        <w:tblPrEx>
+          <w:tblCellMar>
+            <w:top w:w="0" w:type="dxa"/>
+            <w:bottom w:w="0" w:type="dxa"/>
+          </w:tblCellMar>
+        </w:tblPrEx>
+        <w:trPr>
+          <w:tblHeader/>
+        </w:trPr>
+        <w:tc>
+          <w:tcPr>
+            <w:tcW w:w="1200" w:type="dxa"/>
+            <w:tcBorders>
+              <w:top w:val="single" w:sz="4" w:space="0" w:color="8C8C8C"/>
+              <w:left w:val="single" w:sz="4" w:space="0" w:color="8C8C8C"/>
+              <w:bottom w:val="single" w:sz="4" w:space="0" w:color="8C8C8C"/>
+              <w:right w:val="single" w:sz="4" w:space="0" w:color="8C8C8C"/>
+            </w:tcBorders>
+            <w:shd w:val="clear" w:color="auto" w:fill="E8E6E1"/>
+            <w:tcMar>
+              <w:top w:w="70" w:type="dxa"/>
+              <w:left w:w="110" w:type="dxa"/>
+              <w:bottom w:w="70" w:type="dxa"/>
+              <w:right w:w="110" w:type="dxa"/>
+            </w:tcMar>
+          </w:tcPr>
+          <w:p>
+            <w:pPr>
+              <w:spacing w:line="240" w:lineRule="auto"/>
+            </w:pPr>
+            <w:r>
+              <w:rPr>
+                <w:b/>
+                <w:bCs/>
+                <w:sz w:val="18"/>
+                <w:szCs w:val="18"/>
+              </w:rPr>
+              <w:t>β</w:t>
+            </w:r>
+          </w:p>
+        </w:tc>
+        <w:tc>
+          <w:tcPr>
+            <w:tcW w:w="1700" w:type="dxa"/>
+            <w:tcBorders>
+              <w:top w:val="single" w:sz="4" w:space="0" w:color="8C8C8C"/>
+              <w:left w:val="single" w:sz="4" w:space="0" w:color="8C8C8C"/>
+              <w:bottom w:val="single" w:sz="4" w:space="0" w:color="8C8C8C"/>
+              <w:right w:val="single" w:sz="4" w:space="0" w:color="8C8C8C"/>
+            </w:tcBorders>
+            <w:shd w:val="clear" w:color="auto" w:fill="E8E6E1"/>
+            <w:tcMar>
+              <w:top w:w="70" w:type="dxa"/>
+              <w:left w:w="110" w:type="dxa"/>
+              <w:bottom w:w="70" w:type="dxa"/>
+              <w:right w:w="110" w:type="dxa"/>
+            </w:tcMar>
+          </w:tcPr>
+          <w:p>
+            <w:pPr>
+              <w:spacing w:line="240" w:lineRule="auto"/>
+            </w:pPr>
+            <w:r>
+              <w:rPr>
+                <w:b/>
+                <w:bCs/>
+                <w:sz w:val="18"/>
+                <w:szCs w:val="18"/>
+              </w:rPr>
+              <w:t xml:space="preserve">12 </w:t>
+            </w:r>
+            <w:r>
+              <w:rPr>
+                <w:b/>
+                <w:bCs/>
+                <w:i/>
+                <w:iCs/>
+                <w:sz w:val="18"/>
+                <w:szCs w:val="18"/>
+              </w:rPr>
+              <w:t>C</w:t>
+            </w:r>
+            <w:r>
+              <w:rPr>
+                <w:b/>
+                <w:bCs/>
+                <w:sz w:val="18"/>
+                <w:szCs w:val="18"/>
+                <w:vertAlign w:val="subscript"/>
+              </w:rPr>
+              <w:t>dir</w:t>
+            </w:r>
+          </w:p>
+        </w:tc>
+        <w:tc>
+          <w:tcPr>
+            <w:tcW w:w="1700" w:type="dxa"/>
+            <w:tcBorders>
+              <w:top w:val="single" w:sz="4" w:space="0" w:color="8C8C8C"/>
+              <w:left w:val="single" w:sz="4" w:space="0" w:color="8C8C8C"/>
+              <w:bottom w:val="single" w:sz="4" w:space="0" w:color="8C8C8C"/>
+              <w:right w:val="single" w:sz="4" w:space="0" w:color="8C8C8C"/>
+            </w:tcBorders>
+            <w:shd w:val="clear" w:color="auto" w:fill="E8E6E1"/>
+            <w:tcMar>
+              <w:top w:w="70" w:type="dxa"/>
+              <w:left w:w="110" w:type="dxa"/>
+              <w:bottom w:w="70" w:type="dxa"/>
+              <w:right w:w="110" w:type="dxa"/>
+            </w:tcMar>
+          </w:tcPr>
+          <w:p>
+            <w:pPr>
+              <w:spacing w:line="240" w:lineRule="auto"/>
+            </w:pPr>
+            <w:r>
+              <w:rPr>
+                <w:b/>
+                <w:bCs/>
+                <w:sz w:val="18"/>
+                <w:szCs w:val="18"/>
+              </w:rPr>
+              <w:t xml:space="preserve">90 </w:t>
+            </w:r>
+            <w:r>
+              <w:rPr>
+                <w:b/>
+                <w:bCs/>
+                <w:i/>
+                <w:iCs/>
+                <w:sz w:val="18"/>
+                <w:szCs w:val="18"/>
+              </w:rPr>
+              <w:t>C</w:t>
+            </w:r>
+            <w:r>
+              <w:rPr>
+                <w:b/>
+                <w:bCs/>
+                <w:sz w:val="18"/>
+                <w:szCs w:val="18"/>
+                <w:vertAlign w:val="subscript"/>
+              </w:rPr>
+              <w:t>med</w:t>
+            </w:r>
+          </w:p>
+        </w:tc>
+        <w:tc>
+          <w:tcPr>
+            <w:tcW w:w="1700" w:type="dxa"/>
+            <w:tcBorders>
+              <w:top w:val="single" w:sz="4" w:space="0" w:color="8C8C8C"/>
+              <w:left w:val="single" w:sz="4" w:space="0" w:color="8C8C8C"/>
+              <w:bottom w:val="single" w:sz="4" w:space="0" w:color="8C8C8C"/>
+              <w:right w:val="single" w:sz="4" w:space="0" w:color="8C8C8C"/>
+            </w:tcBorders>
+            <w:shd w:val="clear" w:color="auto" w:fill="E8E6E1"/>
+            <w:tcMar>
+              <w:top w:w="70" w:type="dxa"/>
+              <w:left w:w="110" w:type="dxa"/>
+              <w:bottom w:w="70" w:type="dxa"/>
+              <w:right w:w="110" w:type="dxa"/>
+            </w:tcMar>
+          </w:tcPr>
+          <w:p>
+            <w:pPr>
+              <w:spacing w:line="240" w:lineRule="auto"/>
+            </w:pPr>
+            <w:r>
+              <w:rPr>
+                <w:b/>
+                <w:bCs/>
+                <w:sz w:val="18"/>
+                <w:szCs w:val="18"/>
+              </w:rPr>
+              <w:t>α(β)</w:t>
+            </w:r>
+          </w:p>
+        </w:tc>
+        <w:tc>
+          <w:tcPr>
+            <w:tcW w:w="1400" w:type="dxa"/>
+            <w:tcBorders>
+              <w:top w:val="single" w:sz="4" w:space="0" w:color="8C8C8C"/>
+              <w:left w:val="single" w:sz="4" w:space="0" w:color="8C8C8C"/>
+              <w:bottom w:val="single" w:sz="4" w:space="0" w:color="8C8C8C"/>
+              <w:right w:val="single" w:sz="4" w:space="0" w:color="8C8C8C"/>
+            </w:tcBorders>
+            <w:shd w:val="clear" w:color="auto" w:fill="E8E6E1"/>
+            <w:tcMar>
+              <w:top w:w="70" w:type="dxa"/>
+              <w:left w:w="110" w:type="dxa"/>
+              <w:bottom w:w="70" w:type="dxa"/>
+              <w:right w:w="110" w:type="dxa"/>
+            </w:tcMar>
+          </w:tcPr>
+          <w:p>
+            <w:pPr>
+              <w:spacing w:line="240" w:lineRule="auto"/>
+            </w:pPr>
+            <w:r>
+              <w:rPr>
+                <w:b/>
+                <w:bCs/>
+                <w:sz w:val="18"/>
+                <w:szCs w:val="18"/>
+              </w:rPr>
+              <w:t>ω</w:t>
+            </w:r>
+          </w:p>
+        </w:tc>
+        <w:tc>
+          <w:tcPr>
+            <w:tcW w:w="1400" w:type="dxa"/>
+            <w:tcBorders>
+              <w:top w:val="single" w:sz="4" w:space="0" w:color="8C8C8C"/>
+              <w:left w:val="single" w:sz="4" w:space="0" w:color="8C8C8C"/>
+              <w:bottom w:val="single" w:sz="4" w:space="0" w:color="8C8C8C"/>
+              <w:right w:val="single" w:sz="4" w:space="0" w:color="8C8C8C"/>
+            </w:tcBorders>
+            <w:shd w:val="clear" w:color="auto" w:fill="E8E6E1"/>
+            <w:tcMar>
+              <w:top w:w="70" w:type="dxa"/>
+              <w:left w:w="110" w:type="dxa"/>
+              <w:bottom w:w="70" w:type="dxa"/>
+              <w:right w:w="110" w:type="dxa"/>
+            </w:tcMar>
+          </w:tcPr>
+          <w:p>
+            <w:pPr>
+              <w:spacing w:line="240" w:lineRule="auto"/>
+            </w:pPr>
+            <w:r>
+              <w:rPr>
+                <w:b/>
+                <w:bCs/>
+                <w:sz w:val="18"/>
+                <w:szCs w:val="18"/>
+              </w:rPr>
+              <w:t>ρ(ω)</w:t>
+            </w:r>
+          </w:p>
+        </w:tc>
+      </w:tr>
+      <w:tr>
+        <w:tblPrEx>
+          <w:tblCellMar>
+            <w:top w:w="0" w:type="dxa"/>
+            <w:bottom w:w="0" w:type="dxa"/>
+          </w:tblCellMar>
+        </w:tblPrEx>
+        <w:tc>
+          <w:tcPr>
+            <w:tcW w:w="1200" w:type="dxa"/>
+            <w:tcBorders>
+              <w:top w:val="single" w:sz="4" w:space="0" w:color="8C8C8C"/>
+              <w:left w:val="single" w:sz="4" w:space="0" w:color="8C8C8C"/>
+              <w:bottom w:val="single" w:sz="4" w:space="0" w:color="8C8C8C"/>
+              <w:right w:val="single" w:sz="4" w:space="0" w:color="8C8C8C"/>
+            </w:tcBorders>
+            <w:tcMar>
+              <w:top w:w="70" w:type="dxa"/>
+              <w:left w:w="110" w:type="dxa"/>
+              <w:bottom w:w="70" w:type="dxa"/>
+              <w:right w:w="110" w:type="dxa"/>
+            </w:tcMar>
+          </w:tcPr>
+          <w:p>
+            <w:pPr>
+              <w:spacing w:line="240" w:lineRule="auto"/>
+            </w:pPr>
+            <w:r>
+              <w:rPr>
+                <w:sz w:val="18"/>
+                <w:szCs w:val="18"/>
+              </w:rPr>
+              <w:t>0.200</w:t>
+            </w:r>
+          </w:p>
+        </w:tc>
+        <w:tc>
+          <w:tcPr>
+            <w:tcW w:w="1700" w:type="dxa"/>
+            <w:tcBorders>
+              <w:top w:val="single" w:sz="4" w:space="0" w:color="8C8C8C"/>
+              <w:left w:val="single" w:sz="4" w:space="0" w:color="8C8C8C"/>
+              <w:bottom w:val="single" w:sz="4" w:space="0" w:color="8C8C8C"/>
+              <w:right w:val="single" w:sz="4" w:space="0" w:color="8C8C8C"/>
+            </w:tcBorders>
+            <w:tcMar>
+              <w:top w:w="70" w:type="dxa"/>
+              <w:left w:w="110" w:type="dxa"/>
+              <w:bottom w:w="70" w:type="dxa"/>
+              <w:right w:w="110" w:type="dxa"/>
+            </w:tcMar>
+          </w:tcPr>
+          <w:p>
+            <w:pPr>
+              <w:spacing w:line="240" w:lineRule="auto"/>
+            </w:pPr>
+            <w:r>
+              <w:rPr>
+                <w:sz w:val="18"/>
+                <w:szCs w:val="18"/>
+              </w:rPr>
+              <w:t>0.250918</w:t>
+            </w:r>
+          </w:p>
+        </w:tc>
+        <w:tc>
+          <w:tcPr>
+            <w:tcW w:w="1700" w:type="dxa"/>
+            <w:tcBorders>
+              <w:top w:val="single" w:sz="4" w:space="0" w:color="8C8C8C"/>
+              <w:left w:val="single" w:sz="4" w:space="0" w:color="8C8C8C"/>
+              <w:bottom w:val="single" w:sz="4" w:space="0" w:color="8C8C8C"/>
+              <w:right w:val="single" w:sz="4" w:space="0" w:color="8C8C8C"/>
+            </w:tcBorders>
+            <w:tcMar>
+              <w:top w:w="70" w:type="dxa"/>
+              <w:left w:w="110" w:type="dxa"/>
+              <w:bottom w:w="70" w:type="dxa"/>
+              <w:right w:w="110" w:type="dxa"/>
+            </w:tcMar>
+          </w:tcPr>
+          <w:p>
+            <w:pPr>
+              <w:spacing w:line="240" w:lineRule="auto"/>
+            </w:pPr>
+            <w:r>
+              <w:rPr>
+                <w:sz w:val="18"/>
+                <w:szCs w:val="18"/>
+              </w:rPr>
+              <w:t>0.418916</w:t>
+            </w:r>
+          </w:p>
+        </w:tc>
+        <w:tc>
+          <w:tcPr>
+            <w:tcW w:w="1700" w:type="dxa"/>
+            <w:tcBorders>
+              <w:top w:val="single" w:sz="4" w:space="0" w:color="8C8C8C"/>
+              <w:left w:val="single" w:sz="4" w:space="0" w:color="8C8C8C"/>
+              <w:bottom w:val="single" w:sz="4" w:space="0" w:color="8C8C8C"/>
+              <w:right w:val="single" w:sz="4" w:space="0" w:color="8C8C8C"/>
+            </w:tcBorders>
+            <w:tcMar>
+              <w:top w:w="70" w:type="dxa"/>
+              <w:left w:w="110" w:type="dxa"/>
+              <w:bottom w:w="70" w:type="dxa"/>
+              <w:right w:w="110" w:type="dxa"/>
+            </w:tcMar>
+          </w:tcPr>
+          <w:p>
+            <w:pPr>
+              <w:spacing w:line="240" w:lineRule="auto"/>
+            </w:pPr>
+            <w:r>
+              <w:rPr>
+                <w:sz w:val="18"/>
+                <w:szCs w:val="18"/>
+              </w:rPr>
+              <w:t>0.669834</w:t>
+            </w:r>
+          </w:p>
+        </w:tc>
+        <w:tc>
+          <w:tcPr>
+            <w:tcW w:w="1400" w:type="dxa"/>
+            <w:tcBorders>
+              <w:top w:val="single" w:sz="4" w:space="0" w:color="8C8C8C"/>
+              <w:left w:val="single" w:sz="4" w:space="0" w:color="8C8C8C"/>
+              <w:bottom w:val="single" w:sz="4" w:space="0" w:color="8C8C8C"/>
+              <w:right w:val="single" w:sz="4" w:space="0" w:color="8C8C8C"/>
+            </w:tcBorders>
+            <w:tcMar>
+              <w:top w:w="70" w:type="dxa"/>
+              <w:left w:w="110" w:type="dxa"/>
+              <w:bottom w:w="70" w:type="dxa"/>
+              <w:right w:w="110" w:type="dxa"/>
+            </w:tcMar>
+          </w:tcPr>
+          <w:p>
+            <w:pPr>
+              <w:spacing w:line="240" w:lineRule="auto"/>
+            </w:pPr>
+            <w:r>
+              <w:rPr>
+                <w:sz w:val="18"/>
+                <w:szCs w:val="18"/>
+              </w:rPr>
+              <w:t>0.004576</w:t>
+            </w:r>
+          </w:p>
+        </w:tc>
+        <w:tc>
+          <w:tcPr>
+            <w:tcW w:w="1400" w:type="dxa"/>
+            <w:tcBorders>
+              <w:top w:val="single" w:sz="4" w:space="0" w:color="8C8C8C"/>
+              <w:left w:val="single" w:sz="4" w:space="0" w:color="8C8C8C"/>
+              <w:bottom w:val="single" w:sz="4" w:space="0" w:color="8C8C8C"/>
+              <w:right w:val="single" w:sz="4" w:space="0" w:color="8C8C8C"/>
+            </w:tcBorders>
+            <w:tcMar>
+              <w:top w:w="70" w:type="dxa"/>
+              <w:left w:w="110" w:type="dxa"/>
+              <w:bottom w:w="70" w:type="dxa"/>
+              <w:right w:w="110" w:type="dxa"/>
+            </w:tcMar>
+          </w:tcPr>
+          <w:p>
+            <w:pPr>
+              <w:spacing w:line="240" w:lineRule="auto"/>
+            </w:pPr>
+            <w:r>
+              <w:rPr>
+                <w:sz w:val="18"/>
+                <w:szCs w:val="18"/>
+              </w:rPr>
+              <w:t>1.006879</w:t>
+            </w:r>
+          </w:p>
+        </w:tc>
+      </w:tr>
+      <w:tr>
+        <w:tblPrEx>
+          <w:tblCellMar>
+            <w:top w:w="0" w:type="dxa"/>
+            <w:bottom w:w="0" w:type="dxa"/>
+          </w:tblCellMar>
+        </w:tblPrEx>
+        <w:tc>
+          <w:tcPr>
+            <w:tcW w:w="1200" w:type="dxa"/>
+            <w:tcBorders>
+              <w:top w:val="single" w:sz="4" w:space="0" w:color="8C8C8C"/>
+              <w:left w:val="single" w:sz="4" w:space="0" w:color="8C8C8C"/>
+              <w:bottom w:val="single" w:sz="4" w:space="0" w:color="8C8C8C"/>
+              <w:right w:val="single" w:sz="4" w:space="0" w:color="8C8C8C"/>
+            </w:tcBorders>
+            <w:tcMar>
+              <w:top w:w="70" w:type="dxa"/>
+              <w:left w:w="110" w:type="dxa"/>
+              <w:bottom w:w="70" w:type="dxa"/>
+              <w:right w:w="110" w:type="dxa"/>
+            </w:tcMar>
+          </w:tcPr>
+          <w:p>
+            <w:pPr>
+              <w:spacing w:line="240" w:lineRule="auto"/>
+            </w:pPr>
+            <w:r>
+              <w:rPr>
+                <w:sz w:val="18"/>
+                <w:szCs w:val="18"/>
+              </w:rPr>
+              <w:t>0.220</w:t>
+            </w:r>
+          </w:p>
+        </w:tc>
+        <w:tc>
+          <w:tcPr>
+            <w:tcW w:w="1700" w:type="dxa"/>
+            <w:tcBorders>
+              <w:top w:val="single" w:sz="4" w:space="0" w:color="8C8C8C"/>
+              <w:left w:val="single" w:sz="4" w:space="0" w:color="8C8C8C"/>
+              <w:bottom w:val="single" w:sz="4" w:space="0" w:color="8C8C8C"/>
+              <w:right w:val="single" w:sz="4" w:space="0" w:color="8C8C8C"/>
+            </w:tcBorders>
+            <w:tcMar>
+              <w:top w:w="70" w:type="dxa"/>
+              <w:left w:w="110" w:type="dxa"/>
+              <w:bottom w:w="70" w:type="dxa"/>
+              <w:right w:w="110" w:type="dxa"/>
+            </w:tcMar>
+          </w:tcPr>
+          <w:p>
+            <w:pPr>
+              <w:spacing w:line="240" w:lineRule="auto"/>
+            </w:pPr>
+            <w:r>
+              <w:rPr>
+                <w:sz w:val="18"/>
+                <w:szCs w:val="18"/>
+              </w:rPr>
+              <w:t>0.303206</w:t>
+            </w:r>
+          </w:p>
+        </w:tc>
+        <w:tc>
+          <w:tcPr>
+            <w:tcW w:w="1700" w:type="dxa"/>
+            <w:tcBorders>
+              <w:top w:val="single" w:sz="4" w:space="0" w:color="8C8C8C"/>
+              <w:left w:val="single" w:sz="4" w:space="0" w:color="8C8C8C"/>
+              <w:bottom w:val="single" w:sz="4" w:space="0" w:color="8C8C8C"/>
+              <w:right w:val="single" w:sz="4" w:space="0" w:color="8C8C8C"/>
+            </w:tcBorders>
+            <w:tcMar>
+              <w:top w:w="70" w:type="dxa"/>
+              <w:left w:w="110" w:type="dxa"/>
+              <w:bottom w:w="70" w:type="dxa"/>
+              <w:right w:w="110" w:type="dxa"/>
+            </w:tcMar>
+          </w:tcPr>
+          <w:p>
+            <w:pPr>
+              <w:spacing w:line="240" w:lineRule="auto"/>
+            </w:pPr>
+            <w:r>
+              <w:rPr>
+                <w:sz w:val="18"/>
+                <w:szCs w:val="18"/>
+              </w:rPr>
+              <w:t>0.516348</w:t>
+            </w:r>
+          </w:p>
+        </w:tc>
+        <w:tc>
+          <w:tcPr>
+            <w:tcW w:w="1700" w:type="dxa"/>
+            <w:tcBorders>
+              <w:top w:val="single" w:sz="4" w:space="0" w:color="8C8C8C"/>
+              <w:left w:val="single" w:sz="4" w:space="0" w:color="8C8C8C"/>
+              <w:bottom w:val="single" w:sz="4" w:space="0" w:color="8C8C8C"/>
+              <w:right w:val="single" w:sz="4" w:space="0" w:color="8C8C8C"/>
+            </w:tcBorders>
+            <w:tcMar>
+              <w:top w:w="70" w:type="dxa"/>
+              <w:left w:w="110" w:type="dxa"/>
+              <w:bottom w:w="70" w:type="dxa"/>
+              <w:right w:w="110" w:type="dxa"/>
+            </w:tcMar>
+          </w:tcPr>
+          <w:p>
+            <w:pPr>
+              <w:spacing w:line="240" w:lineRule="auto"/>
+            </w:pPr>
+            <w:r>
+              <w:rPr>
+                <w:sz w:val="18"/>
+                <w:szCs w:val="18"/>
+              </w:rPr>
+              <w:t>0.819554</w:t>
+            </w:r>
+          </w:p>
+        </w:tc>
+        <w:tc>
+          <w:tcPr>
+            <w:tcW w:w="1400" w:type="dxa"/>
+            <w:tcBorders>
+              <w:top w:val="single" w:sz="4" w:space="0" w:color="8C8C8C"/>
+              <w:left w:val="single" w:sz="4" w:space="0" w:color="8C8C8C"/>
+              <w:bottom w:val="single" w:sz="4" w:space="0" w:color="8C8C8C"/>
+              <w:right w:val="single" w:sz="4" w:space="0" w:color="8C8C8C"/>
+            </w:tcBorders>
+            <w:tcMar>
+              <w:top w:w="70" w:type="dxa"/>
+              <w:left w:w="110" w:type="dxa"/>
+              <w:bottom w:w="70" w:type="dxa"/>
+              <w:right w:w="110" w:type="dxa"/>
+            </w:tcMar>
+          </w:tcPr>
+          <w:p>
+            <w:pPr>
+              <w:spacing w:line="240" w:lineRule="auto"/>
+            </w:pPr>
+            <w:r>
+              <w:rPr>
+                <w:sz w:val="18"/>
+                <w:szCs w:val="18"/>
+              </w:rPr>
+              <w:t>0.006609</w:t>
+            </w:r>
+          </w:p>
+        </w:tc>
+        <w:tc>
+          <w:tcPr>
+            <w:tcW w:w="1400" w:type="dxa"/>
+            <w:tcBorders>
+              <w:top w:val="single" w:sz="4" w:space="0" w:color="8C8C8C"/>
+              <w:left w:val="single" w:sz="4" w:space="0" w:color="8C8C8C"/>
+              <w:bottom w:val="single" w:sz="4" w:space="0" w:color="8C8C8C"/>
+              <w:right w:val="single" w:sz="4" w:space="0" w:color="8C8C8C"/>
+            </w:tcBorders>
+            <w:tcMar>
+              <w:top w:w="70" w:type="dxa"/>
+              <w:left w:w="110" w:type="dxa"/>
+              <w:bottom w:w="70" w:type="dxa"/>
+              <w:right w:w="110" w:type="dxa"/>
+            </w:tcMar>
+          </w:tcPr>
+          <w:p>
+            <w:pPr>
+              <w:spacing w:line="240" w:lineRule="auto"/>
+            </w:pPr>
+            <w:r>
+              <w:rPr>
+                <w:sz w:val="18"/>
+                <w:szCs w:val="18"/>
+              </w:rPr>
+              <w:t>1.009946</w:t>
+            </w:r>
+          </w:p>
+        </w:tc>
+      </w:tr>
+      <w:tr>
+        <w:tblPrEx>
+          <w:tblCellMar>
+            <w:top w:w="0" w:type="dxa"/>
+            <w:bottom w:w="0" w:type="dxa"/>
+          </w:tblCellMar>
+        </w:tblPrEx>
+        <w:tc>
+          <w:tcPr>
+            <w:tcW w:w="1200" w:type="dxa"/>
+            <w:tcBorders>
+              <w:top w:val="single" w:sz="4" w:space="0" w:color="8C8C8C"/>
+              <w:left w:val="single" w:sz="4" w:space="0" w:color="8C8C8C"/>
+              <w:bottom w:val="single" w:sz="4" w:space="0" w:color="8C8C8C"/>
+              <w:right w:val="single" w:sz="4" w:space="0" w:color="8C8C8C"/>
+            </w:tcBorders>
+            <w:tcMar>
+              <w:top w:w="70" w:type="dxa"/>
+              <w:left w:w="110" w:type="dxa"/>
+              <w:bottom w:w="70" w:type="dxa"/>
+              <w:right w:w="110" w:type="dxa"/>
+            </w:tcMar>
+          </w:tcPr>
+          <w:p>
+            <w:pPr>
+              <w:spacing w:line="240" w:lineRule="auto"/>
+            </w:pPr>
+            <w:r>
+              <w:rPr>
+                <w:sz w:val="18"/>
+                <w:szCs w:val="18"/>
+              </w:rPr>
+              <w:t>0.230</w:t>
+            </w:r>
+          </w:p>
+        </w:tc>
+        <w:tc>
+          <w:tcPr>
+            <w:tcW w:w="1700" w:type="dxa"/>
+            <w:tcBorders>
+              <w:top w:val="single" w:sz="4" w:space="0" w:color="8C8C8C"/>
+              <w:left w:val="single" w:sz="4" w:space="0" w:color="8C8C8C"/>
+              <w:bottom w:val="single" w:sz="4" w:space="0" w:color="8C8C8C"/>
+              <w:right w:val="single" w:sz="4" w:space="0" w:color="8C8C8C"/>
+            </w:tcBorders>
+            <w:tcMar>
+              <w:top w:w="70" w:type="dxa"/>
+              <w:left w:w="110" w:type="dxa"/>
+              <w:bottom w:w="70" w:type="dxa"/>
+              <w:right w:w="110" w:type="dxa"/>
+            </w:tcMar>
+          </w:tcPr>
+          <w:p>
+            <w:pPr>
+              <w:spacing w:line="240" w:lineRule="auto"/>
+            </w:pPr>
+            <w:r>
+              <w:rPr>
+                <w:sz w:val="18"/>
+                <w:szCs w:val="18"/>
+              </w:rPr>
+              <w:t>0.331235</w:t>
+            </w:r>
+          </w:p>
+        </w:tc>
+        <w:tc>
+          <w:tcPr>
+            <w:tcW w:w="1700" w:type="dxa"/>
+            <w:tcBorders>
+              <w:top w:val="single" w:sz="4" w:space="0" w:color="8C8C8C"/>
+              <w:left w:val="single" w:sz="4" w:space="0" w:color="8C8C8C"/>
+              <w:bottom w:val="single" w:sz="4" w:space="0" w:color="8C8C8C"/>
+              <w:right w:val="single" w:sz="4" w:space="0" w:color="8C8C8C"/>
+            </w:tcBorders>
+            <w:tcMar>
+              <w:top w:w="70" w:type="dxa"/>
+              <w:left w:w="110" w:type="dxa"/>
+              <w:bottom w:w="70" w:type="dxa"/>
+              <w:right w:w="110" w:type="dxa"/>
+            </w:tcMar>
+          </w:tcPr>
+          <w:p>
+            <w:pPr>
+              <w:spacing w:line="240" w:lineRule="auto"/>
+            </w:pPr>
+            <w:r>
+              <w:rPr>
+                <w:sz w:val="18"/>
+                <w:szCs w:val="18"/>
+              </w:rPr>
+              <w:t>0.569908</w:t>
+            </w:r>
+          </w:p>
+        </w:tc>
+        <w:tc>
+          <w:tcPr>
+            <w:tcW w:w="1700" w:type="dxa"/>
+            <w:tcBorders>
+              <w:top w:val="single" w:sz="4" w:space="0" w:color="8C8C8C"/>
+              <w:left w:val="single" w:sz="4" w:space="0" w:color="8C8C8C"/>
+              <w:bottom w:val="single" w:sz="4" w:space="0" w:color="8C8C8C"/>
+              <w:right w:val="single" w:sz="4" w:space="0" w:color="8C8C8C"/>
+            </w:tcBorders>
+            <w:tcMar>
+              <w:top w:w="70" w:type="dxa"/>
+              <w:left w:w="110" w:type="dxa"/>
+              <w:bottom w:w="70" w:type="dxa"/>
+              <w:right w:w="110" w:type="dxa"/>
+            </w:tcMar>
+          </w:tcPr>
+          <w:p>
+            <w:pPr>
+              <w:spacing w:line="240" w:lineRule="auto"/>
+            </w:pPr>
+            <w:r>
+              <w:rPr>
+                <w:sz w:val="18"/>
+                <w:szCs w:val="18"/>
+              </w:rPr>
+              <w:t>0.901143</w:t>
+            </w:r>
+          </w:p>
+        </w:tc>
+        <w:tc>
+          <w:tcPr>
+            <w:tcW w:w="1400" w:type="dxa"/>
+            <w:tcBorders>
+              <w:top w:val="single" w:sz="4" w:space="0" w:color="8C8C8C"/>
+              <w:left w:val="single" w:sz="4" w:space="0" w:color="8C8C8C"/>
+              <w:bottom w:val="single" w:sz="4" w:space="0" w:color="8C8C8C"/>
+              <w:right w:val="single" w:sz="4" w:space="0" w:color="8C8C8C"/>
+            </w:tcBorders>
+            <w:tcMar>
+              <w:top w:w="70" w:type="dxa"/>
+              <w:left w:w="110" w:type="dxa"/>
+              <w:bottom w:w="70" w:type="dxa"/>
+              <w:right w:w="110" w:type="dxa"/>
+            </w:tcMar>
+          </w:tcPr>
+          <w:p>
+            <w:pPr>
+              <w:spacing w:line="240" w:lineRule="auto"/>
+            </w:pPr>
+            <w:r>
+              <w:rPr>
+                <w:sz w:val="18"/>
+                <w:szCs w:val="18"/>
+              </w:rPr>
+              <w:t>0.007838</w:t>
+            </w:r>
+          </w:p>
+        </w:tc>
+        <w:tc>
+          <w:tcPr>
+            <w:tcW w:w="1400" w:type="dxa"/>
+            <w:tcBorders>
+              <w:top w:val="single" w:sz="4" w:space="0" w:color="8C8C8C"/>
+              <w:left w:val="single" w:sz="4" w:space="0" w:color="8C8C8C"/>
+              <w:bottom w:val="single" w:sz="4" w:space="0" w:color="8C8C8C"/>
+              <w:right w:val="single" w:sz="4" w:space="0" w:color="8C8C8C"/>
+            </w:tcBorders>
+            <w:tcMar>
+              <w:top w:w="70" w:type="dxa"/>
+              <w:left w:w="110" w:type="dxa"/>
+              <w:bottom w:w="70" w:type="dxa"/>
+              <w:right w:w="110" w:type="dxa"/>
+            </w:tcMar>
+          </w:tcPr>
+          <w:p>
+            <w:pPr>
+              <w:spacing w:line="240" w:lineRule="auto"/>
+            </w:pPr>
+            <w:r>
+              <w:rPr>
+                <w:sz w:val="18"/>
+                <w:szCs w:val="18"/>
+              </w:rPr>
+              <w:t>1.011804</w:t>
+            </w:r>
+          </w:p>
+        </w:tc>
+      </w:tr>
+      <w:tr>
+        <w:tblPrEx>
+          <w:tblCellMar>
+            <w:top w:w="0" w:type="dxa"/>
+            <w:bottom w:w="0" w:type="dxa"/>
+          </w:tblCellMar>
+        </w:tblPrEx>
+        <w:tc>
+          <w:tcPr>
+            <w:tcW w:w="1200" w:type="dxa"/>
+            <w:tcBorders>
+              <w:top w:val="single" w:sz="4" w:space="0" w:color="8C8C8C"/>
+              <w:left w:val="single" w:sz="4" w:space="0" w:color="8C8C8C"/>
+              <w:bottom w:val="single" w:sz="4" w:space="0" w:color="8C8C8C"/>
+              <w:right w:val="single" w:sz="4" w:space="0" w:color="8C8C8C"/>
+            </w:tcBorders>
+            <w:tcMar>
+              <w:top w:w="70" w:type="dxa"/>
+              <w:left w:w="110" w:type="dxa"/>
+              <w:bottom w:w="70" w:type="dxa"/>
+              <w:right w:w="110" w:type="dxa"/>
+            </w:tcMar>
+          </w:tcPr>
+          <w:p>
+            <w:pPr>
+              <w:spacing w:line="240" w:lineRule="auto"/>
+            </w:pPr>
+            <w:r>
+              <w:rPr>
+                <w:sz w:val="18"/>
+                <w:szCs w:val="18"/>
+              </w:rPr>
+              <w:t>0.240</w:t>
+            </w:r>
+          </w:p>
+        </w:tc>
+        <w:tc>
+          <w:tcPr>
+            <w:tcW w:w="1700" w:type="dxa"/>
+            <w:tcBorders>
+              <w:top w:val="single" w:sz="4" w:space="0" w:color="8C8C8C"/>
+              <w:left w:val="single" w:sz="4" w:space="0" w:color="8C8C8C"/>
+              <w:bottom w:val="single" w:sz="4" w:space="0" w:color="8C8C8C"/>
+              <w:right w:val="single" w:sz="4" w:space="0" w:color="8C8C8C"/>
+            </w:tcBorders>
+            <w:tcMar>
+              <w:top w:w="70" w:type="dxa"/>
+              <w:left w:w="110" w:type="dxa"/>
+              <w:bottom w:w="70" w:type="dxa"/>
+              <w:right w:w="110" w:type="dxa"/>
+            </w:tcMar>
+          </w:tcPr>
+          <w:p>
+            <w:pPr>
+              <w:spacing w:line="240" w:lineRule="auto"/>
+            </w:pPr>
+            <w:r>
+              <w:rPr>
+                <w:sz w:val="18"/>
+                <w:szCs w:val="18"/>
+              </w:rPr>
+              <w:t>0.360539</w:t>
+            </w:r>
+          </w:p>
+        </w:tc>
+        <w:tc>
+          <w:tcPr>
+            <w:tcW w:w="1700" w:type="dxa"/>
+            <w:tcBorders>
+              <w:top w:val="single" w:sz="4" w:space="0" w:color="8C8C8C"/>
+              <w:left w:val="single" w:sz="4" w:space="0" w:color="8C8C8C"/>
+              <w:bottom w:val="single" w:sz="4" w:space="0" w:color="8C8C8C"/>
+              <w:right w:val="single" w:sz="4" w:space="0" w:color="8C8C8C"/>
+            </w:tcBorders>
+            <w:tcMar>
+              <w:top w:w="70" w:type="dxa"/>
+              <w:left w:w="110" w:type="dxa"/>
+              <w:bottom w:w="70" w:type="dxa"/>
+              <w:right w:w="110" w:type="dxa"/>
+            </w:tcMar>
+          </w:tcPr>
+          <w:p>
+            <w:pPr>
+              <w:spacing w:line="240" w:lineRule="auto"/>
+            </w:pPr>
+            <w:r>
+              <w:rPr>
+                <w:sz w:val="18"/>
+                <w:szCs w:val="18"/>
+              </w:rPr>
+              <w:t>0.626868</w:t>
+            </w:r>
+          </w:p>
+        </w:tc>
+        <w:tc>
+          <w:tcPr>
+            <w:tcW w:w="1700" w:type="dxa"/>
+            <w:tcBorders>
+              <w:top w:val="single" w:sz="4" w:space="0" w:color="8C8C8C"/>
+              <w:left w:val="single" w:sz="4" w:space="0" w:color="8C8C8C"/>
+              <w:bottom w:val="single" w:sz="4" w:space="0" w:color="8C8C8C"/>
+              <w:right w:val="single" w:sz="4" w:space="0" w:color="8C8C8C"/>
+            </w:tcBorders>
+            <w:tcMar>
+              <w:top w:w="70" w:type="dxa"/>
+              <w:left w:w="110" w:type="dxa"/>
+              <w:bottom w:w="70" w:type="dxa"/>
+              <w:right w:w="110" w:type="dxa"/>
+            </w:tcMar>
+          </w:tcPr>
+          <w:p>
+            <w:pPr>
+              <w:spacing w:line="240" w:lineRule="auto"/>
+            </w:pPr>
+            <w:r>
+              <w:rPr>
+                <w:sz w:val="18"/>
+                <w:szCs w:val="18"/>
+              </w:rPr>
+              <w:t>0.987407</w:t>
+            </w:r>
+          </w:p>
+        </w:tc>
+        <w:tc>
+          <w:tcPr>
+            <w:tcW w:w="1400" w:type="dxa"/>
+            <w:tcBorders>
+              <w:top w:val="single" w:sz="4" w:space="0" w:color="8C8C8C"/>
+              <w:left w:val="single" w:sz="4" w:space="0" w:color="8C8C8C"/>
+              <w:bottom w:val="single" w:sz="4" w:space="0" w:color="8C8C8C"/>
+              <w:right w:val="single" w:sz="4" w:space="0" w:color="8C8C8C"/>
+            </w:tcBorders>
+            <w:tcMar>
+              <w:top w:w="70" w:type="dxa"/>
+              <w:left w:w="110" w:type="dxa"/>
+              <w:bottom w:w="70" w:type="dxa"/>
+              <w:right w:w="110" w:type="dxa"/>
+            </w:tcMar>
+          </w:tcPr>
+          <w:p>
+            <w:pPr>
+              <w:spacing w:line="240" w:lineRule="auto"/>
+            </w:pPr>
+            <w:r>
+              <w:rPr>
+                <w:sz w:val="18"/>
+                <w:szCs w:val="18"/>
+              </w:rPr>
+              <w:t>0.009224</w:t>
+            </w:r>
+          </w:p>
+        </w:tc>
+        <w:tc>
+          <w:tcPr>
+            <w:tcW w:w="1400" w:type="dxa"/>
+            <w:tcBorders>
+              <w:top w:val="single" w:sz="4" w:space="0" w:color="8C8C8C"/>
+              <w:left w:val="single" w:sz="4" w:space="0" w:color="8C8C8C"/>
+              <w:bottom w:val="single" w:sz="4" w:space="0" w:color="8C8C8C"/>
+              <w:right w:val="single" w:sz="4" w:space="0" w:color="8C8C8C"/>
+            </w:tcBorders>
+            <w:tcMar>
+              <w:top w:w="70" w:type="dxa"/>
+              <w:left w:w="110" w:type="dxa"/>
+              <w:bottom w:w="70" w:type="dxa"/>
+              <w:right w:w="110" w:type="dxa"/>
+            </w:tcMar>
+          </w:tcPr>
+          <w:p>
+            <w:pPr>
+              <w:spacing w:line="240" w:lineRule="auto"/>
+            </w:pPr>
+            <w:r>
+              <w:rPr>
+                <w:sz w:val="18"/>
+                <w:szCs w:val="18"/>
+              </w:rPr>
+              <w:t>1.013901</w:t>
+            </w:r>
+          </w:p>
+        </w:tc>
+      </w:tr>
+      <w:tr>
+        <w:tblPrEx>
+          <w:tblCellMar>
+            <w:top w:w="0" w:type="dxa"/>
+            <w:bottom w:w="0" w:type="dxa"/>
+          </w:tblCellMar>
+        </w:tblPrEx>
+        <w:tc>
+          <w:tcPr>
+            <w:tcW w:w="1200" w:type="dxa"/>
+            <w:tcBorders>
+              <w:top w:val="single" w:sz="4" w:space="0" w:color="8C8C8C"/>
+              <w:left w:val="single" w:sz="4" w:space="0" w:color="8C8C8C"/>
+              <w:bottom w:val="single" w:sz="4" w:space="0" w:color="8C8C8C"/>
+              <w:right w:val="single" w:sz="4" w:space="0" w:color="8C8C8C"/>
+            </w:tcBorders>
+            <w:tcMar>
+              <w:top w:w="70" w:type="dxa"/>
+              <w:left w:w="110" w:type="dxa"/>
+              <w:bottom w:w="70" w:type="dxa"/>
+              <w:right w:w="110" w:type="dxa"/>
+            </w:tcMar>
+          </w:tcPr>
+          <w:p>
+            <w:pPr>
+              <w:spacing w:line="240" w:lineRule="auto"/>
+            </w:pPr>
+            <w:r>
+              <w:rPr>
+                <w:sz w:val="18"/>
+                <w:szCs w:val="18"/>
+              </w:rPr>
+              <w:t>0.241</w:t>
+            </w:r>
+          </w:p>
+        </w:tc>
+        <w:tc>
+          <w:tcPr>
+            <w:tcW w:w="1700" w:type="dxa"/>
+            <w:tcBorders>
+              <w:top w:val="single" w:sz="4" w:space="0" w:color="8C8C8C"/>
+              <w:left w:val="single" w:sz="4" w:space="0" w:color="8C8C8C"/>
+              <w:bottom w:val="single" w:sz="4" w:space="0" w:color="8C8C8C"/>
+              <w:right w:val="single" w:sz="4" w:space="0" w:color="8C8C8C"/>
+            </w:tcBorders>
+            <w:tcMar>
+              <w:top w:w="70" w:type="dxa"/>
+              <w:left w:w="110" w:type="dxa"/>
+              <w:bottom w:w="70" w:type="dxa"/>
+              <w:right w:w="110" w:type="dxa"/>
+            </w:tcMar>
+          </w:tcPr>
+          <w:p>
+            <w:pPr>
+              <w:spacing w:line="240" w:lineRule="auto"/>
+            </w:pPr>
+            <w:r>
+              <w:rPr>
+                <w:sz w:val="18"/>
+                <w:szCs w:val="18"/>
+              </w:rPr>
+              <w:t>0.363540</w:t>
+            </w:r>
+          </w:p>
+        </w:tc>
+        <w:tc>
+          <w:tcPr>
+            <w:tcW w:w="1700" w:type="dxa"/>
+            <w:tcBorders>
+              <w:top w:val="single" w:sz="4" w:space="0" w:color="8C8C8C"/>
+              <w:left w:val="single" w:sz="4" w:space="0" w:color="8C8C8C"/>
+              <w:bottom w:val="single" w:sz="4" w:space="0" w:color="8C8C8C"/>
+              <w:right w:val="single" w:sz="4" w:space="0" w:color="8C8C8C"/>
+            </w:tcBorders>
+            <w:tcMar>
+              <w:top w:w="70" w:type="dxa"/>
+              <w:left w:w="110" w:type="dxa"/>
+              <w:bottom w:w="70" w:type="dxa"/>
+              <w:right w:w="110" w:type="dxa"/>
+            </w:tcMar>
+          </w:tcPr>
+          <w:p>
+            <w:pPr>
+              <w:spacing w:line="240" w:lineRule="auto"/>
+            </w:pPr>
+            <w:r>
+              <w:rPr>
+                <w:sz w:val="18"/>
+                <w:szCs w:val="18"/>
+              </w:rPr>
+              <w:t>0.632756</w:t>
+            </w:r>
+          </w:p>
+        </w:tc>
+        <w:tc>
+          <w:tcPr>
+            <w:tcW w:w="1700" w:type="dxa"/>
+            <w:tcBorders>
+              <w:top w:val="single" w:sz="4" w:space="0" w:color="8C8C8C"/>
+              <w:left w:val="single" w:sz="4" w:space="0" w:color="8C8C8C"/>
+              <w:bottom w:val="single" w:sz="4" w:space="0" w:color="8C8C8C"/>
+              <w:right w:val="single" w:sz="4" w:space="0" w:color="8C8C8C"/>
+            </w:tcBorders>
+            <w:tcMar>
+              <w:top w:w="70" w:type="dxa"/>
+              <w:left w:w="110" w:type="dxa"/>
+              <w:bottom w:w="70" w:type="dxa"/>
+              <w:right w:w="110" w:type="dxa"/>
+            </w:tcMar>
+          </w:tcPr>
+          <w:p>
+            <w:pPr>
+              <w:spacing w:line="240" w:lineRule="auto"/>
+            </w:pPr>
+            <w:r>
+              <w:rPr>
+                <w:sz w:val="18"/>
+                <w:szCs w:val="18"/>
+              </w:rPr>
+              <w:t>0.996297</w:t>
+            </w:r>
+          </w:p>
+        </w:tc>
+        <w:tc>
+          <w:tcPr>
+            <w:tcW w:w="1400" w:type="dxa"/>
+            <w:tcBorders>
+              <w:top w:val="single" w:sz="4" w:space="0" w:color="8C8C8C"/>
+              <w:left w:val="single" w:sz="4" w:space="0" w:color="8C8C8C"/>
+              <w:bottom w:val="single" w:sz="4" w:space="0" w:color="8C8C8C"/>
+              <w:right w:val="single" w:sz="4" w:space="0" w:color="8C8C8C"/>
+            </w:tcBorders>
+            <w:tcMar>
+              <w:top w:w="70" w:type="dxa"/>
+              <w:left w:w="110" w:type="dxa"/>
+              <w:bottom w:w="70" w:type="dxa"/>
+              <w:right w:w="110" w:type="dxa"/>
+            </w:tcMar>
+          </w:tcPr>
+          <w:p>
+            <w:pPr>
+              <w:spacing w:line="240" w:lineRule="auto"/>
+            </w:pPr>
+            <w:r>
+              <w:rPr>
+                <w:sz w:val="18"/>
+                <w:szCs w:val="18"/>
+              </w:rPr>
+              <w:t>0.009372</w:t>
+            </w:r>
+          </w:p>
+        </w:tc>
+        <w:tc>
+          <w:tcPr>
+            <w:tcW w:w="1400" w:type="dxa"/>
+            <w:tcBorders>
+              <w:top w:val="single" w:sz="4" w:space="0" w:color="8C8C8C"/>
+              <w:left w:val="single" w:sz="4" w:space="0" w:color="8C8C8C"/>
+              <w:bottom w:val="single" w:sz="4" w:space="0" w:color="8C8C8C"/>
+              <w:right w:val="single" w:sz="4" w:space="0" w:color="8C8C8C"/>
+            </w:tcBorders>
+            <w:tcMar>
+              <w:top w:w="70" w:type="dxa"/>
+              <w:left w:w="110" w:type="dxa"/>
+              <w:bottom w:w="70" w:type="dxa"/>
+              <w:right w:w="110" w:type="dxa"/>
+            </w:tcMar>
+          </w:tcPr>
+          <w:p>
+            <w:pPr>
+              <w:spacing w:line="240" w:lineRule="auto"/>
+            </w:pPr>
+            <w:r>
+              <w:rPr>
+                <w:sz w:val="18"/>
+                <w:szCs w:val="18"/>
+              </w:rPr>
+              <w:t>1.014124</w:t>
+            </w:r>
+          </w:p>
+        </w:tc>
+      </w:tr>
+      <w:tr>
+        <w:tblPrEx>
+          <w:tblCellMar>
+            <w:top w:w="0" w:type="dxa"/>
+            <w:bottom w:w="0" w:type="dxa"/>
+          </w:tblCellMar>
+        </w:tblPrEx>
+        <w:tc>
+          <w:tcPr>
+            <w:tcW w:w="1200" w:type="dxa"/>
+            <w:tcBorders>
+              <w:top w:val="single" w:sz="4" w:space="0" w:color="8C8C8C"/>
+              <w:left w:val="single" w:sz="4" w:space="0" w:color="8C8C8C"/>
+              <w:bottom w:val="single" w:sz="4" w:space="0" w:color="8C8C8C"/>
+              <w:right w:val="single" w:sz="4" w:space="0" w:color="8C8C8C"/>
+            </w:tcBorders>
+            <w:tcMar>
+              <w:top w:w="70" w:type="dxa"/>
+              <w:left w:w="110" w:type="dxa"/>
+              <w:bottom w:w="70" w:type="dxa"/>
+              <w:right w:w="110" w:type="dxa"/>
+            </w:tcMar>
+          </w:tcPr>
+          <w:p>
+            <w:pPr>
+              <w:spacing w:line="240" w:lineRule="auto"/>
+            </w:pPr>
+            <w:r>
+              <w:rPr>
+                <w:sz w:val="18"/>
+                <w:szCs w:val="18"/>
+              </w:rPr>
+              <w:t>0.2415</w:t>
+            </w:r>
+          </w:p>
+        </w:tc>
+        <w:tc>
+          <w:tcPr>
+            <w:tcW w:w="1700" w:type="dxa"/>
+            <w:tcBorders>
+              <w:top w:val="single" w:sz="4" w:space="0" w:color="8C8C8C"/>
+              <w:left w:val="single" w:sz="4" w:space="0" w:color="8C8C8C"/>
+              <w:bottom w:val="single" w:sz="4" w:space="0" w:color="8C8C8C"/>
+              <w:right w:val="single" w:sz="4" w:space="0" w:color="8C8C8C"/>
+            </w:tcBorders>
+            <w:tcMar>
+              <w:top w:w="70" w:type="dxa"/>
+              <w:left w:w="110" w:type="dxa"/>
+              <w:bottom w:w="70" w:type="dxa"/>
+              <w:right w:w="110" w:type="dxa"/>
+            </w:tcMar>
+          </w:tcPr>
+          <w:p>
+            <w:pPr>
+              <w:spacing w:line="240" w:lineRule="auto"/>
+            </w:pPr>
+            <w:r>
+              <w:rPr>
+                <w:sz w:val="18"/>
+                <w:szCs w:val="18"/>
+              </w:rPr>
+              <w:t>0.365046</w:t>
+            </w:r>
+          </w:p>
+        </w:tc>
+        <w:tc>
+          <w:tcPr>
+            <w:tcW w:w="1700" w:type="dxa"/>
+            <w:tcBorders>
+              <w:top w:val="single" w:sz="4" w:space="0" w:color="8C8C8C"/>
+              <w:left w:val="single" w:sz="4" w:space="0" w:color="8C8C8C"/>
+              <w:bottom w:val="single" w:sz="4" w:space="0" w:color="8C8C8C"/>
+              <w:right w:val="single" w:sz="4" w:space="0" w:color="8C8C8C"/>
+            </w:tcBorders>
+            <w:tcMar>
+              <w:top w:w="70" w:type="dxa"/>
+              <w:left w:w="110" w:type="dxa"/>
+              <w:bottom w:w="70" w:type="dxa"/>
+              <w:right w:w="110" w:type="dxa"/>
+            </w:tcMar>
+          </w:tcPr>
+          <w:p>
+            <w:pPr>
+              <w:spacing w:line="240" w:lineRule="auto"/>
+            </w:pPr>
+            <w:r>
+              <w:rPr>
+                <w:sz w:val="18"/>
+                <w:szCs w:val="18"/>
+              </w:rPr>
+              <w:t>0.635714</w:t>
+            </w:r>
+          </w:p>
+        </w:tc>
+        <w:tc>
+          <w:tcPr>
+            <w:tcW w:w="1700" w:type="dxa"/>
+            <w:tcBorders>
+              <w:top w:val="single" w:sz="4" w:space="0" w:color="8C8C8C"/>
+              <w:left w:val="single" w:sz="4" w:space="0" w:color="8C8C8C"/>
+              <w:bottom w:val="single" w:sz="4" w:space="0" w:color="8C8C8C"/>
+              <w:right w:val="single" w:sz="4" w:space="0" w:color="8C8C8C"/>
+            </w:tcBorders>
+            <w:tcMar>
+              <w:top w:w="70" w:type="dxa"/>
+              <w:left w:w="110" w:type="dxa"/>
+              <w:bottom w:w="70" w:type="dxa"/>
+              <w:right w:w="110" w:type="dxa"/>
+            </w:tcMar>
+          </w:tcPr>
+          <w:p>
+            <w:pPr>
+              <w:spacing w:line="240" w:lineRule="auto"/>
+            </w:pPr>
+            <w:r>
+              <w:rPr>
+                <w:sz w:val="18"/>
+                <w:szCs w:val="18"/>
+              </w:rPr>
+              <w:t>1.000760</w:t>
+            </w:r>
+          </w:p>
+        </w:tc>
+        <w:tc>
+          <w:tcPr>
+            <w:tcW w:w="1400" w:type="dxa"/>
+            <w:tcBorders>
+              <w:top w:val="single" w:sz="4" w:space="0" w:color="8C8C8C"/>
+              <w:left w:val="single" w:sz="4" w:space="0" w:color="8C8C8C"/>
+              <w:bottom w:val="single" w:sz="4" w:space="0" w:color="8C8C8C"/>
+              <w:right w:val="single" w:sz="4" w:space="0" w:color="8C8C8C"/>
+            </w:tcBorders>
+            <w:tcMar>
+              <w:top w:w="70" w:type="dxa"/>
+              <w:left w:w="110" w:type="dxa"/>
+              <w:bottom w:w="70" w:type="dxa"/>
+              <w:right w:w="110" w:type="dxa"/>
+            </w:tcMar>
+          </w:tcPr>
+          <w:p>
+            <w:pPr>
+              <w:spacing w:line="240" w:lineRule="auto"/>
+            </w:pPr>
+            <w:r>
+              <w:rPr>
+                <w:sz w:val="18"/>
+                <w:szCs w:val="18"/>
+              </w:rPr>
+              <w:t>0.009446</w:t>
+            </w:r>
+          </w:p>
+        </w:tc>
+        <w:tc>
+          <w:tcPr>
+            <w:tcW w:w="1400" w:type="dxa"/>
+            <w:tcBorders>
+              <w:top w:val="single" w:sz="4" w:space="0" w:color="8C8C8C"/>
+              <w:left w:val="single" w:sz="4" w:space="0" w:color="8C8C8C"/>
+              <w:bottom w:val="single" w:sz="4" w:space="0" w:color="8C8C8C"/>
+              <w:right w:val="single" w:sz="4" w:space="0" w:color="8C8C8C"/>
+            </w:tcBorders>
+            <w:tcMar>
+              <w:top w:w="70" w:type="dxa"/>
+              <w:left w:w="110" w:type="dxa"/>
+              <w:bottom w:w="70" w:type="dxa"/>
+              <w:right w:w="110" w:type="dxa"/>
+            </w:tcMar>
+          </w:tcPr>
+          <w:p>
+            <w:pPr>
+              <w:spacing w:line="240" w:lineRule="auto"/>
+            </w:pPr>
+            <w:r>
+              <w:rPr>
+                <w:sz w:val="18"/>
+                <w:szCs w:val="18"/>
+              </w:rPr>
+              <w:t>1.014237</w:t>
+            </w:r>
+          </w:p>
+        </w:tc>
+      </w:tr>
+    </w:tbl>
+    <w:p>
+      <w:pPr>
+        <w:spacing w:before="80" w:after="200"/>
+        <w:jc w:val="center"/>
+      </w:pPr>
+      <w:r>
+        <w:rPr>
+          <w:i/>
+          <w:iCs/>
+          <w:sz w:val="19"/>
+          <w:szCs w:val="19"/>
+        </w:rPr>
+        <w:t>Table 3.</w:t>
+      </w:r>
+      <w:r>
+        <w:rPr>
+          <w:sz w:val="19"/>
+          <w:szCs w:val="19"/>
+        </w:rPr>
+        <w:t xml:space="preserve"> The interdependence row sum (8.12) of the decimated measure, with the constants of Lemma 8.6, evaluated at 256 bits with outward rounding; it crosses one between 0.241 and 0.2415.</w:t>
+      </w:r>
+    </w:p>
+    <w:p>
+      <w:pPr>
+        <w:spacing w:after="120"/>
+        <w:ind w:firstLine="360"/>
+        <w:jc w:val="both"/>
+      </w:pPr>
+      <w:r>
+        <w:t xml:space="preserve">The numbers are certified on three roads that share no line. The certificate evaluates </w:t>
+      </w:r>
+      <w:r>
+        <w:rPr>
+          <w:i/>
+          <w:iCs/>
+        </w:rPr>
+        <w:t>m</w:t>
+      </w:r>
+      <w:r>
+        <w:t xml:space="preserve"> at 5β and 6β from its series with a bound on the tail, in integer arithmetic at 256 bits with every quantity rounded outward; a second evaluation at sixty digits agrees with it to 5 × 10⁻⁷ at every tabulated coupling and places the root of α = 1 at β = 0.241415; and a third encloses α with directed rounding over the whole interval and certifies it below one on [0, 0.2414]. With the two constants replaced by their exact values, |</w:t>
+      </w:r>
+      <w:r>
+        <w:rPr>
+          <w:i/>
+          <w:iCs/>
+        </w:rPr>
+        <w:t>D</w:t>
+      </w:r>
+      <w:r>
+        <w:t xml:space="preserve">(5β)| for </w:t>
+      </w:r>
+      <w:r>
+        <w:rPr>
+          <w:i/>
+          <w:iCs/>
+        </w:rPr>
+        <w:t>m</w:t>
+      </w:r>
+      <w:r>
+        <w:t xml:space="preserve">(5β)²/3 and |φ‴(6β)| for </w:t>
+      </w:r>
+      <w:r>
+        <w:rPr>
+          <w:i/>
+          <w:iCs/>
+        </w:rPr>
+        <w:t>m</w:t>
+      </w:r>
+      <w:r>
+        <w:t>(6β)/2, the second being the largest third cumulant along any direction at radius at most 6β, each enclosed with certified error, the same row sum stays below one on [0, 0.2452].</w:t>
+      </w:r>
+      <w:r>
+        <w:rPr>
+          <w:rStyle w:val="FootnoteReference"/>
+        </w:rPr>
+        <w:footnoteReference w:id="74"/>
+      </w:r>
+      <w:r>
+        <w:t xml:space="preserve"> Theorem 8.7 is a theorem at strong coupling, 1.84 times the single link's disk 3π/72 of §8.1, and it reaches no crossover: it claims nothing above β = 0.2452, the test of the abelian group in this section does not bear on it, and the interval between it and the crossover near β = 2.3 is the part of the second link that Hypotheses I and II must still supply. That no decimation of ℤ⁴ places both integrated links of every plaquette opposite one another, which a two-colouring argument shows in every dimension </w:t>
+      </w:r>
+      <w:r>
+        <w:t>above two, is the reason the product of two pinned means of the block criterion cannot be composed in this way, and the reason that wider widening remains the conjecture above.</w:t>
+      </w:r>
+      <w:r>
+        <w:rPr>
+          <w:rStyle w:val="FootnoteReference"/>
+        </w:rPr>
+        <w:footnoteReference w:id="75"/>
       </w:r>
     </w:p>
     <w:p>
@@ -28217,7 +35545,7 @@
         <w:pStyle w:val="Heading2"/>
         <w:keepNext/>
       </w:pPr>
-      <w:bookmarkStart w:id="34" w:name="_Toc244134293"/>
+      <w:bookmarkStart w:id="34" w:name="_Toc244136614"/>
       <w:r>
         <w:t>8.4  Coda</w:t>
       </w:r>
@@ -28242,7 +35570,7 @@
         <w:pageBreakBefore/>
         <w:spacing w:before="0"/>
       </w:pPr>
-      <w:bookmarkStart w:id="35" w:name="_Toc244134294"/>
+      <w:bookmarkStart w:id="35" w:name="_Toc244136615"/>
       <w:r>
         <w:t>Sources</w:t>
       </w:r>
@@ -29268,7 +36596,7 @@
         <w:pStyle w:val="Heading2"/>
         <w:keepNext/>
       </w:pPr>
-      <w:bookmarkStart w:id="36" w:name="_Toc244134295"/>
+      <w:bookmarkStart w:id="36" w:name="_Toc244136616"/>
       <w:r>
         <w:t>Records of the computations of Edwin Boston III</w:t>
       </w:r>
@@ -29468,6 +36796,49 @@
           <w:szCs w:val="19"/>
         </w:rPr>
         <w:t>ted with their digests in the repository, under records/pentapylon.</w:t>
+      </w:r>
+    </w:p>
+    <w:p>
+      <w:pPr>
+        <w:spacing w:after="70" w:line="250" w:lineRule="auto"/>
+        <w:ind w:left="540" w:hanging="540"/>
+      </w:pPr>
+      <w:r>
+        <w:rPr>
+          <w:sz w:val="19"/>
+          <w:szCs w:val="19"/>
+        </w:rPr>
+        <w:t>[R7]</w:t>
+      </w:r>
+      <w:r>
+        <w:rPr>
+          <w:sz w:val="19"/>
+          <w:szCs w:val="19"/>
+        </w:rPr>
+        <w:tab/>
+      </w:r>
+      <w:r>
+        <w:rPr>
+          <w:i/>
+          <w:iCs/>
+          <w:sz w:val="19"/>
+          <w:szCs w:val="19"/>
+        </w:rPr>
+        <w:t>The lattice mass gap at strong coupling</w:t>
+      </w:r>
+      <w:r>
+        <w:rPr>
+          <w:sz w:val="19"/>
+          <w:szCs w:val="19"/>
+        </w:rPr>
+        <w:t xml:space="preserve"> (Theorem 8.7): the cover, instrument aperanton_perfect_cover.pl and record perfect_cover.2026-10-29a; the certificate, instrument aperanton_decimation_cert.awk and records decimation_cert.2026-10-29a and, with the exact constants, 2026-10-29b; the enclosures of the two constants, record g19_vmf.2026-10-29b with its instrument; the third road, instrument g24_rowsum.awk and record g24_rowsum.2026-10-29a; and the second evaluation, verify73ter.py with its output, which shares no line with the certificate and </w:t>
+      </w:r>
+      <w:r>
+        <w:rPr>
+          <w:sz w:val="19"/>
+          <w:szCs w:val="19"/>
+        </w:rPr>
+        <w:t>checks the cover on the tori of side two and four, the coefficients of Turán's inequality exactly, and the row sum to sixty digits. No gate run reads these records yet; the theorem rests on the proof of §8.3 and on the three evaluations. The files and their digests are posted in the repository, under records/aperanton, records/pentapylon and records/second-road.</w:t>
       </w:r>
     </w:p>
     <w:p>
@@ -31820,7 +39191,175 @@
           <w:sz w:val="17"/>
           <w:szCs w:val="17"/>
         </w:rPr>
-        <w:t>Edwin Boston III; the perfect cover, the two-colouring argument, the range-two specification and its row sum are on the ledger with their records.</w:t>
+        <w:t>Edwin Boston III; the cover was found by an exhaustive search on the torus of side two and checked again, on a road sharing no line with the search, on every plaquette of the tori of side two, four and six, where a single bent site leaves ten plaquettes of the smallest torus with zero or two links of the set; Records R7.</w:t>
+      </w:r>
+    </w:p>
+  </w:footnote>
+  <w:footnote w:id="70">
+    <w:p>
+      <w:pPr>
+        <w:spacing w:after="40" w:line="240" w:lineRule="auto"/>
+      </w:pPr>
+      <w:r>
+        <w:rPr>
+          <w:rStyle w:val="FootnoteReference"/>
+        </w:rPr>
+        <w:footnoteRef/>
+      </w:r>
+      <w:r>
+        <w:rPr>
+          <w:sz w:val="17"/>
+          <w:szCs w:val="17"/>
+        </w:rPr>
+        <w:t xml:space="preserve">G. N. Watson, </w:t>
+      </w:r>
+      <w:r>
+        <w:rPr>
+          <w:i/>
+          <w:iCs/>
+          <w:sz w:val="17"/>
+          <w:szCs w:val="17"/>
+        </w:rPr>
+        <w:t>A Treatise on the Theory of Bessel Functions</w:t>
+      </w:r>
+      <w:r>
+        <w:rPr>
+          <w:sz w:val="17"/>
+          <w:szCs w:val="17"/>
+        </w:rPr>
+        <w:t>, second edition, Cambridge University Press, 1944, §5.41.</w:t>
+      </w:r>
+    </w:p>
+  </w:footnote>
+  <w:footnote w:id="71">
+    <w:p>
+      <w:pPr>
+        <w:spacing w:after="40" w:line="240" w:lineRule="auto"/>
+      </w:pPr>
+      <w:r>
+        <w:rPr>
+          <w:rStyle w:val="FootnoteReference"/>
+        </w:rPr>
+        <w:footnoteRef/>
+      </w:r>
+      <w:r>
+        <w:rPr>
+          <w:sz w:val="17"/>
+          <w:szCs w:val="17"/>
+        </w:rPr>
+        <w:t xml:space="preserve">K. V. Thiruvenkatachar and T. S. Nanjundiah, "Inequalities concerning Bessel functions and orthogonal polynomials", </w:t>
+      </w:r>
+      <w:r>
+        <w:rPr>
+          <w:i/>
+          <w:iCs/>
+          <w:sz w:val="17"/>
+          <w:szCs w:val="17"/>
+        </w:rPr>
+        <w:t>Proc. Indian Acad. Sci. A</w:t>
+      </w:r>
+      <w:r>
+        <w:rPr>
+          <w:sz w:val="17"/>
+          <w:szCs w:val="17"/>
+        </w:rPr>
+        <w:t xml:space="preserve"> 33 (1951), 373–384.</w:t>
+      </w:r>
+    </w:p>
+  </w:footnote>
+  <w:footnote w:id="72">
+    <w:p>
+      <w:pPr>
+        <w:spacing w:after="40" w:line="240" w:lineRule="auto"/>
+      </w:pPr>
+      <w:r>
+        <w:rPr>
+          <w:rStyle w:val="FootnoteReference"/>
+        </w:rPr>
+        <w:footnoteRef/>
+      </w:r>
+      <w:r>
+        <w:rPr>
+          <w:sz w:val="17"/>
+          <w:szCs w:val="17"/>
+        </w:rPr>
+        <w:t xml:space="preserve">R. L. Dobrushin, "Prescribing a system of random variables by conditional distributions", </w:t>
+      </w:r>
+      <w:r>
+        <w:rPr>
+          <w:i/>
+          <w:iCs/>
+          <w:sz w:val="17"/>
+          <w:szCs w:val="17"/>
+        </w:rPr>
+        <w:t>Theory Probab. Appl.</w:t>
+      </w:r>
+      <w:r>
+        <w:rPr>
+          <w:sz w:val="17"/>
+          <w:szCs w:val="17"/>
+        </w:rPr>
+        <w:t xml:space="preserve"> 15 (1970), 458–486; Sources [17].</w:t>
+      </w:r>
+    </w:p>
+  </w:footnote>
+  <w:footnote w:id="73">
+    <w:p>
+      <w:pPr>
+        <w:spacing w:after="40" w:line="240" w:lineRule="auto"/>
+      </w:pPr>
+      <w:r>
+        <w:rPr>
+          <w:rStyle w:val="FootnoteReference"/>
+        </w:rPr>
+        <w:footnoteRef/>
+      </w:r>
+      <w:r>
+        <w:rPr>
+          <w:sz w:val="17"/>
+          <w:szCs w:val="17"/>
+        </w:rPr>
+        <w:t>K. Osterwalder and E. Seiler, Sources [5]; M. Lüscher, Sources [7].</w:t>
+      </w:r>
+    </w:p>
+  </w:footnote>
+  <w:footnote w:id="74">
+    <w:p>
+      <w:pPr>
+        <w:spacing w:after="40" w:line="240" w:lineRule="auto"/>
+      </w:pPr>
+      <w:r>
+        <w:rPr>
+          <w:rStyle w:val="FootnoteReference"/>
+        </w:rPr>
+        <w:footnoteRef/>
+      </w:r>
+      <w:r>
+        <w:rPr>
+          <w:sz w:val="17"/>
+          <w:szCs w:val="17"/>
+        </w:rPr>
+        <w:t>Edwin Boston III; the certificate and its sharp pass, the second evaluation, the third road's enclosure and the enclosures of the two constants are Records R7.</w:t>
+      </w:r>
+    </w:p>
+  </w:footnote>
+  <w:footnote w:id="75">
+    <w:p>
+      <w:pPr>
+        <w:spacing w:after="40" w:line="240" w:lineRule="auto"/>
+      </w:pPr>
+      <w:r>
+        <w:rPr>
+          <w:rStyle w:val="FootnoteReference"/>
+        </w:rPr>
+        <w:footnoteRef/>
+      </w:r>
+      <w:r>
+        <w:rPr>
+          <w:sz w:val="17"/>
+          <w:szCs w:val="17"/>
+        </w:rPr>
+        <w:t>Edwin Boston III; the two-colouring argument, the range of the decimated specification and its row sum are on the ledger of the work that follows this paper, with their records.</w:t>
       </w:r>
     </w:p>
   </w:footnote>
@@ -31855,10 +39394,10 @@
 <file path=word/numbering.xml><?xml version="1.0" encoding="utf-8"?>
 <w:numbering xmlns:wpc="http://schemas.microsoft.com/office/word/2010/wordprocessingCanvas" xmlns:cx="http://schemas.microsoft.com/office/drawing/2014/chartex" xmlns:cx1="http://schemas.microsoft.com/office/drawing/2015/9/8/chartex" xmlns:cx2="http://schemas.microsoft.com/office/drawing/2015/10/21/chartex" xmlns:cx3="http://schemas.microsoft.com/office/drawing/2016/5/9/chartex" xmlns:cx4="http://schemas.microsoft.com/office/drawing/2016/5/10/chartex" xmlns:cx5="http://schemas.microsoft.com/office/drawing/2016/5/11/chartex" xmlns:cx6="http://schemas.microsoft.com/office/drawing/2016/5/12/chartex" xmlns:cx7="http://schemas.microsoft.com/office/drawing/2016/5/13/chartex" xmlns:cx8="http://schemas.microsoft.com/office/drawing/2016/5/14/chartex" xmlns:mc="http://schemas.openxmlformats.org/markup-compatibility/2006" xmlns:aink="http://schemas.microsoft.com/office/drawing/2016/ink" xmlns:am3d="http://schemas.microsoft.com/office/drawing/2017/model3d" xmlns:o="urn:schemas-microsoft-com:office:office" xmlns:oel="http://schemas.microsoft.com/office/2019/extlst" xmlns:r="http://schemas.openxmlformats.org/officeDocument/2006/relationships" xmlns:m="http://schemas.openxmlformats.org/officeDocument/2006/math" xmlns:v="urn:schemas-microsoft-com:vml" xmlns:wp14="http://schemas.microsoft.com/office/word/2010/wordprocessingDrawing" xmlns:wp="http://schemas.openxmlformats.org/drawingml/2006/wordprocessingDrawing" xmlns:w10="urn:schemas-microsoft-com:office:word" xmlns:w="http://schemas.openxmlformats.org/wordprocessingml/2006/main" xmlns:w14="http://schemas.microsoft.com/office/word/2010/wordml" xmlns:w15="http://schemas.microsoft.com/office/word/2012/wordml" xmlns:w16cex="http://schemas.microsoft.com/office/word/2018/wordml/cex" xmlns:w16cid="http://schemas.microsoft.com/office/word/2016/wordml/cid" xmlns:w16="http://schemas.microsoft.com/office/word/2018/wordml" xmlns:w16du="http://schemas.microsoft.com/office/word/2023/wordml/word16du" xmlns:w16sdtdh="http://schemas.microsoft.com/office/word/2020/wordml/sdtdatahash" xmlns:w16sdtfl="http://schemas.microsoft.com/office/word/2024/wordml/sdtformatlock" xmlns:w16se="http://schemas.microsoft.com/office/word/2015/wordml/symex" xmlns:wpg="http://schemas.microsoft.com/office/word/2010/wordprocessingGroup" xmlns:wpi="http://schemas.microsoft.com/office/word/2010/wordprocessingInk" xmlns:wne="http://schemas.microsoft.com/office/word/2006/wordml" xmlns:wps="http://schemas.microsoft.com/office/word/2010/wordprocessingShape" mc:Ignorable="w14 w15 w16se w16cid w16 w16cex w16sdtdh w16sdtfl w16du wp14">
   <w:abstractNum w:abstractNumId="0" w15:restartNumberingAfterBreak="0">
-    <w:nsid w:val="334F299E"/>
+    <w:nsid w:val="4A404638"/>
     <w:multiLevelType w:val="hybridMultilevel"/>
-    <w:tmpl w:val="41B084B0"/>
-    <w:lvl w:ilvl="0" w:tplc="D8AE4502">
+    <w:tmpl w:val="87D44DE6"/>
+    <w:lvl w:ilvl="0" w:tplc="E5ACB3DA">
       <w:start w:val="1"/>
       <w:numFmt w:val="bullet"/>
       <w:lvlText w:val="●"/>
@@ -31867,7 +39406,7 @@
         <w:ind w:left="720" w:hanging="360"/>
       </w:pPr>
     </w:lvl>
-    <w:lvl w:ilvl="1" w:tplc="C62E727A">
+    <w:lvl w:ilvl="1" w:tplc="4F087020">
       <w:start w:val="1"/>
       <w:numFmt w:val="bullet"/>
       <w:lvlText w:val="○"/>
@@ -31876,7 +39415,7 @@
         <w:ind w:left="1440" w:hanging="360"/>
       </w:pPr>
     </w:lvl>
-    <w:lvl w:ilvl="2" w:tplc="1DD259E8">
+    <w:lvl w:ilvl="2" w:tplc="089484D2">
       <w:start w:val="1"/>
       <w:numFmt w:val="bullet"/>
       <w:lvlText w:val="■"/>
@@ -31885,7 +39424,7 @@
         <w:ind w:left="2160" w:hanging="360"/>
       </w:pPr>
     </w:lvl>
-    <w:lvl w:ilvl="3" w:tplc="95102DEA">
+    <w:lvl w:ilvl="3" w:tplc="10FE2916">
       <w:start w:val="1"/>
       <w:numFmt w:val="bullet"/>
       <w:lvlText w:val="●"/>
@@ -31894,7 +39433,7 @@
         <w:ind w:left="2880" w:hanging="360"/>
       </w:pPr>
     </w:lvl>
-    <w:lvl w:ilvl="4" w:tplc="E6923390">
+    <w:lvl w:ilvl="4" w:tplc="B5D09286">
       <w:start w:val="1"/>
       <w:numFmt w:val="bullet"/>
       <w:lvlText w:val="○"/>
@@ -31903,7 +39442,7 @@
         <w:ind w:left="3600" w:hanging="360"/>
       </w:pPr>
     </w:lvl>
-    <w:lvl w:ilvl="5" w:tplc="70A63114">
+    <w:lvl w:ilvl="5" w:tplc="C55E48F8">
       <w:start w:val="1"/>
       <w:numFmt w:val="bullet"/>
       <w:lvlText w:val="■"/>
@@ -31912,7 +39451,7 @@
         <w:ind w:left="4320" w:hanging="360"/>
       </w:pPr>
     </w:lvl>
-    <w:lvl w:ilvl="6" w:tplc="5D3079C8">
+    <w:lvl w:ilvl="6" w:tplc="DE32CF9E">
       <w:start w:val="1"/>
       <w:numFmt w:val="bullet"/>
       <w:lvlText w:val="●"/>
@@ -31921,7 +39460,7 @@
         <w:ind w:left="5040" w:hanging="360"/>
       </w:pPr>
     </w:lvl>
-    <w:lvl w:ilvl="7" w:tplc="4BA08CC0">
+    <w:lvl w:ilvl="7" w:tplc="73D2BF4C">
       <w:start w:val="1"/>
       <w:numFmt w:val="bullet"/>
       <w:lvlText w:val="●"/>
@@ -31930,7 +39469,7 @@
         <w:ind w:left="5760" w:hanging="360"/>
       </w:pPr>
     </w:lvl>
-    <w:lvl w:ilvl="8" w:tplc="337ECFF8">
+    <w:lvl w:ilvl="8" w:tplc="6AE2FD48">
       <w:start w:val="1"/>
       <w:numFmt w:val="bullet"/>
       <w:lvlText w:val="●"/>
@@ -31940,7 +39479,7 @@
       </w:pPr>
     </w:lvl>
   </w:abstractNum>
-  <w:num w:numId="1" w16cid:durableId="1455520613">
+  <w:num w:numId="1" w16cid:durableId="561791758">
     <w:abstractNumId w:val="0"/>
     <w:lvlOverride w:ilvl="0">
       <w:startOverride w:val="1"/>
@@ -32537,7 +40076,7 @@
     <w:autoRedefine/>
     <w:uiPriority w:val="39"/>
     <w:unhideWhenUsed/>
-    <w:rsid w:val="00DE3B0A"/>
+    <w:rsid w:val="004750EC"/>
     <w:pPr>
       <w:spacing w:after="100"/>
     </w:pPr>
@@ -32549,7 +40088,7 @@
     <w:autoRedefine/>
     <w:uiPriority w:val="39"/>
     <w:unhideWhenUsed/>
-    <w:rsid w:val="00DE3B0A"/>
+    <w:rsid w:val="004750EC"/>
     <w:pPr>
       <w:spacing w:after="100"/>
       <w:ind w:left="220"/>

--- a/THE-GROUND-Edwin-Boston-III.docx
+++ b/THE-GROUND-Edwin-Boston-III.docx
@@ -170,7 +170,7 @@
     <w:sdt>
       <w:sdtPr>
         <w:alias w:val="Contents"/>
-        <w:id w:val="-355888147"/>
+        <w:id w:val="269741154"/>
       </w:sdtPr>
       <w:sdtEndPr/>
       <w:sdtContent>
@@ -198,7 +198,7 @@
           <w:r>
             <w:fldChar w:fldCharType="separate"/>
           </w:r>
-          <w:hyperlink w:anchor="_Toc244136580" w:history="1">
+          <w:hyperlink w:anchor="_Toc244137619" w:history="1">
             <w:r>
               <w:rPr>
                 <w:rStyle w:val="Hyperlink"/>
@@ -222,7 +222,7 @@
               <w:rPr>
                 <w:noProof/>
               </w:rPr>
-              <w:instrText xml:space="preserve"> PAGEREF _Toc244136580 \h </w:instrText>
+              <w:instrText xml:space="preserve"> PAGEREF _Toc244137619 \h </w:instrText>
             </w:r>
             <w:r>
               <w:rPr>
@@ -264,7 +264,7 @@
               <w14:ligatures w14:val="standardContextual"/>
             </w:rPr>
           </w:pPr>
-          <w:hyperlink w:anchor="_Toc244136581" w:history="1">
+          <w:hyperlink w:anchor="_Toc244137620" w:history="1">
             <w:r>
               <w:rPr>
                 <w:rStyle w:val="Hyperlink"/>
@@ -288,7 +288,7 @@
               <w:rPr>
                 <w:noProof/>
               </w:rPr>
-              <w:instrText xml:space="preserve"> PAGEREF _Toc244136581 \h </w:instrText>
+              <w:instrText xml:space="preserve"> PAGEREF _Toc244137620 \h </w:instrText>
             </w:r>
             <w:r>
               <w:rPr>
@@ -330,7 +330,7 @@
               <w14:ligatures w14:val="standardContextual"/>
             </w:rPr>
           </w:pPr>
-          <w:hyperlink w:anchor="_Toc244136582" w:history="1">
+          <w:hyperlink w:anchor="_Toc244137621" w:history="1">
             <w:r>
               <w:rPr>
                 <w:rStyle w:val="Hyperlink"/>
@@ -354,7 +354,7 @@
               <w:rPr>
                 <w:noProof/>
               </w:rPr>
-              <w:instrText xml:space="preserve"> PAGEREF _Toc244136582 \h </w:instrText>
+              <w:instrText xml:space="preserve"> PAGEREF _Toc244137621 \h </w:instrText>
             </w:r>
             <w:r>
               <w:rPr>
@@ -396,7 +396,7 @@
               <w14:ligatures w14:val="standardContextual"/>
             </w:rPr>
           </w:pPr>
-          <w:hyperlink w:anchor="_Toc244136583" w:history="1">
+          <w:hyperlink w:anchor="_Toc244137622" w:history="1">
             <w:r>
               <w:rPr>
                 <w:rStyle w:val="Hyperlink"/>
@@ -420,7 +420,7 @@
               <w:rPr>
                 <w:noProof/>
               </w:rPr>
-              <w:instrText xml:space="preserve"> PAGEREF _Toc244136583 \h </w:instrText>
+              <w:instrText xml:space="preserve"> PAGEREF _Toc244137622 \h </w:instrText>
             </w:r>
             <w:r>
               <w:rPr>
@@ -462,7 +462,7 @@
               <w14:ligatures w14:val="standardContextual"/>
             </w:rPr>
           </w:pPr>
-          <w:hyperlink w:anchor="_Toc244136584" w:history="1">
+          <w:hyperlink w:anchor="_Toc244137623" w:history="1">
             <w:r>
               <w:rPr>
                 <w:rStyle w:val="Hyperlink"/>
@@ -486,7 +486,7 @@
               <w:rPr>
                 <w:noProof/>
               </w:rPr>
-              <w:instrText xml:space="preserve"> PAGEREF _Toc244136584 \h </w:instrText>
+              <w:instrText xml:space="preserve"> PAGEREF _Toc244137623 \h </w:instrText>
             </w:r>
             <w:r>
               <w:rPr>
@@ -528,7 +528,7 @@
               <w14:ligatures w14:val="standardContextual"/>
             </w:rPr>
           </w:pPr>
-          <w:hyperlink w:anchor="_Toc244136585" w:history="1">
+          <w:hyperlink w:anchor="_Toc244137624" w:history="1">
             <w:r>
               <w:rPr>
                 <w:rStyle w:val="Hyperlink"/>
@@ -552,7 +552,7 @@
               <w:rPr>
                 <w:noProof/>
               </w:rPr>
-              <w:instrText xml:space="preserve"> PAGEREF _Toc244136585 \h </w:instrText>
+              <w:instrText xml:space="preserve"> PAGEREF _Toc244137624 \h </w:instrText>
             </w:r>
             <w:r>
               <w:rPr>
@@ -594,7 +594,7 @@
               <w14:ligatures w14:val="standardContextual"/>
             </w:rPr>
           </w:pPr>
-          <w:hyperlink w:anchor="_Toc244136586" w:history="1">
+          <w:hyperlink w:anchor="_Toc244137625" w:history="1">
             <w:r>
               <w:rPr>
                 <w:rStyle w:val="Hyperlink"/>
@@ -618,7 +618,7 @@
               <w:rPr>
                 <w:noProof/>
               </w:rPr>
-              <w:instrText xml:space="preserve"> PAGEREF _Toc244136586 \h </w:instrText>
+              <w:instrText xml:space="preserve"> PAGEREF _Toc244137625 \h </w:instrText>
             </w:r>
             <w:r>
               <w:rPr>
@@ -660,7 +660,7 @@
               <w14:ligatures w14:val="standardContextual"/>
             </w:rPr>
           </w:pPr>
-          <w:hyperlink w:anchor="_Toc244136587" w:history="1">
+          <w:hyperlink w:anchor="_Toc244137626" w:history="1">
             <w:r>
               <w:rPr>
                 <w:rStyle w:val="Hyperlink"/>
@@ -684,7 +684,7 @@
               <w:rPr>
                 <w:noProof/>
               </w:rPr>
-              <w:instrText xml:space="preserve"> PAGEREF _Toc244136587 \h </w:instrText>
+              <w:instrText xml:space="preserve"> PAGEREF _Toc244137626 \h </w:instrText>
             </w:r>
             <w:r>
               <w:rPr>
@@ -726,7 +726,7 @@
               <w14:ligatures w14:val="standardContextual"/>
             </w:rPr>
           </w:pPr>
-          <w:hyperlink w:anchor="_Toc244136588" w:history="1">
+          <w:hyperlink w:anchor="_Toc244137627" w:history="1">
             <w:r>
               <w:rPr>
                 <w:rStyle w:val="Hyperlink"/>
@@ -750,7 +750,7 @@
               <w:rPr>
                 <w:noProof/>
               </w:rPr>
-              <w:instrText xml:space="preserve"> PAGEREF _Toc244136588 \h </w:instrText>
+              <w:instrText xml:space="preserve"> PAGEREF _Toc244137627 \h </w:instrText>
             </w:r>
             <w:r>
               <w:rPr>
@@ -792,7 +792,7 @@
               <w14:ligatures w14:val="standardContextual"/>
             </w:rPr>
           </w:pPr>
-          <w:hyperlink w:anchor="_Toc244136589" w:history="1">
+          <w:hyperlink w:anchor="_Toc244137628" w:history="1">
             <w:r>
               <w:rPr>
                 <w:rStyle w:val="Hyperlink"/>
@@ -816,7 +816,7 @@
               <w:rPr>
                 <w:noProof/>
               </w:rPr>
-              <w:instrText xml:space="preserve"> PAGEREF _Toc244136589 \h </w:instrText>
+              <w:instrText xml:space="preserve"> PAGEREF _Toc244137628 \h </w:instrText>
             </w:r>
             <w:r>
               <w:rPr>
@@ -858,7 +858,7 @@
               <w14:ligatures w14:val="standardContextual"/>
             </w:rPr>
           </w:pPr>
-          <w:hyperlink w:anchor="_Toc244136590" w:history="1">
+          <w:hyperlink w:anchor="_Toc244137629" w:history="1">
             <w:r>
               <w:rPr>
                 <w:rStyle w:val="Hyperlink"/>
@@ -882,7 +882,7 @@
               <w:rPr>
                 <w:noProof/>
               </w:rPr>
-              <w:instrText xml:space="preserve"> PAGEREF _Toc244136590 \h </w:instrText>
+              <w:instrText xml:space="preserve"> PAGEREF _Toc244137629 \h </w:instrText>
             </w:r>
             <w:r>
               <w:rPr>
@@ -924,7 +924,7 @@
               <w14:ligatures w14:val="standardContextual"/>
             </w:rPr>
           </w:pPr>
-          <w:hyperlink w:anchor="_Toc244136591" w:history="1">
+          <w:hyperlink w:anchor="_Toc244137630" w:history="1">
             <w:r>
               <w:rPr>
                 <w:rStyle w:val="Hyperlink"/>
@@ -948,7 +948,7 @@
               <w:rPr>
                 <w:noProof/>
               </w:rPr>
-              <w:instrText xml:space="preserve"> PAGEREF _Toc244136591 \h </w:instrText>
+              <w:instrText xml:space="preserve"> PAGEREF _Toc244137630 \h </w:instrText>
             </w:r>
             <w:r>
               <w:rPr>
@@ -990,7 +990,7 @@
               <w14:ligatures w14:val="standardContextual"/>
             </w:rPr>
           </w:pPr>
-          <w:hyperlink w:anchor="_Toc244136592" w:history="1">
+          <w:hyperlink w:anchor="_Toc244137631" w:history="1">
             <w:r>
               <w:rPr>
                 <w:rStyle w:val="Hyperlink"/>
@@ -1014,7 +1014,7 @@
               <w:rPr>
                 <w:noProof/>
               </w:rPr>
-              <w:instrText xml:space="preserve"> PAGEREF _Toc244136592 \h </w:instrText>
+              <w:instrText xml:space="preserve"> PAGEREF _Toc244137631 \h </w:instrText>
             </w:r>
             <w:r>
               <w:rPr>
@@ -1056,7 +1056,7 @@
               <w14:ligatures w14:val="standardContextual"/>
             </w:rPr>
           </w:pPr>
-          <w:hyperlink w:anchor="_Toc244136593" w:history="1">
+          <w:hyperlink w:anchor="_Toc244137632" w:history="1">
             <w:r>
               <w:rPr>
                 <w:rStyle w:val="Hyperlink"/>
@@ -1080,7 +1080,7 @@
               <w:rPr>
                 <w:noProof/>
               </w:rPr>
-              <w:instrText xml:space="preserve"> PAGEREF _Toc244136593 \h </w:instrText>
+              <w:instrText xml:space="preserve"> PAGEREF _Toc244137632 \h </w:instrText>
             </w:r>
             <w:r>
               <w:rPr>
@@ -1122,7 +1122,7 @@
               <w14:ligatures w14:val="standardContextual"/>
             </w:rPr>
           </w:pPr>
-          <w:hyperlink w:anchor="_Toc244136594" w:history="1">
+          <w:hyperlink w:anchor="_Toc244137633" w:history="1">
             <w:r>
               <w:rPr>
                 <w:rStyle w:val="Hyperlink"/>
@@ -1146,7 +1146,7 @@
               <w:rPr>
                 <w:noProof/>
               </w:rPr>
-              <w:instrText xml:space="preserve"> PAGEREF _Toc244136594 \h </w:instrText>
+              <w:instrText xml:space="preserve"> PAGEREF _Toc244137633 \h </w:instrText>
             </w:r>
             <w:r>
               <w:rPr>
@@ -1188,7 +1188,7 @@
               <w14:ligatures w14:val="standardContextual"/>
             </w:rPr>
           </w:pPr>
-          <w:hyperlink w:anchor="_Toc244136595" w:history="1">
+          <w:hyperlink w:anchor="_Toc244137634" w:history="1">
             <w:r>
               <w:rPr>
                 <w:rStyle w:val="Hyperlink"/>
@@ -1212,7 +1212,7 @@
               <w:rPr>
                 <w:noProof/>
               </w:rPr>
-              <w:instrText xml:space="preserve"> PAGEREF _Toc244136595 \h </w:instrText>
+              <w:instrText xml:space="preserve"> PAGEREF _Toc244137634 \h </w:instrText>
             </w:r>
             <w:r>
               <w:rPr>
@@ -1254,7 +1254,7 @@
               <w14:ligatures w14:val="standardContextual"/>
             </w:rPr>
           </w:pPr>
-          <w:hyperlink w:anchor="_Toc244136596" w:history="1">
+          <w:hyperlink w:anchor="_Toc244137635" w:history="1">
             <w:r>
               <w:rPr>
                 <w:rStyle w:val="Hyperlink"/>
@@ -1278,7 +1278,7 @@
               <w:rPr>
                 <w:noProof/>
               </w:rPr>
-              <w:instrText xml:space="preserve"> PAGEREF _Toc244136596 \h </w:instrText>
+              <w:instrText xml:space="preserve"> PAGEREF _Toc244137635 \h </w:instrText>
             </w:r>
             <w:r>
               <w:rPr>
@@ -1320,7 +1320,7 @@
               <w14:ligatures w14:val="standardContextual"/>
             </w:rPr>
           </w:pPr>
-          <w:hyperlink w:anchor="_Toc244136597" w:history="1">
+          <w:hyperlink w:anchor="_Toc244137636" w:history="1">
             <w:r>
               <w:rPr>
                 <w:rStyle w:val="Hyperlink"/>
@@ -1344,7 +1344,7 @@
               <w:rPr>
                 <w:noProof/>
               </w:rPr>
-              <w:instrText xml:space="preserve"> PAGEREF _Toc244136597 \h </w:instrText>
+              <w:instrText xml:space="preserve"> PAGEREF _Toc244137636 \h </w:instrText>
             </w:r>
             <w:r>
               <w:rPr>
@@ -1386,7 +1386,7 @@
               <w14:ligatures w14:val="standardContextual"/>
             </w:rPr>
           </w:pPr>
-          <w:hyperlink w:anchor="_Toc244136598" w:history="1">
+          <w:hyperlink w:anchor="_Toc244137637" w:history="1">
             <w:r>
               <w:rPr>
                 <w:rStyle w:val="Hyperlink"/>
@@ -1410,7 +1410,7 @@
               <w:rPr>
                 <w:noProof/>
               </w:rPr>
-              <w:instrText xml:space="preserve"> PAGEREF _Toc244136598 \h </w:instrText>
+              <w:instrText xml:space="preserve"> PAGEREF _Toc244137637 \h </w:instrText>
             </w:r>
             <w:r>
               <w:rPr>
@@ -1452,7 +1452,7 @@
               <w14:ligatures w14:val="standardContextual"/>
             </w:rPr>
           </w:pPr>
-          <w:hyperlink w:anchor="_Toc244136599" w:history="1">
+          <w:hyperlink w:anchor="_Toc244137638" w:history="1">
             <w:r>
               <w:rPr>
                 <w:rStyle w:val="Hyperlink"/>
@@ -1476,7 +1476,7 @@
               <w:rPr>
                 <w:noProof/>
               </w:rPr>
-              <w:instrText xml:space="preserve"> PAGEREF _Toc244136599 \h </w:instrText>
+              <w:instrText xml:space="preserve"> PAGEREF _Toc244137638 \h </w:instrText>
             </w:r>
             <w:r>
               <w:rPr>
@@ -1518,7 +1518,7 @@
               <w14:ligatures w14:val="standardContextual"/>
             </w:rPr>
           </w:pPr>
-          <w:hyperlink w:anchor="_Toc244136600" w:history="1">
+          <w:hyperlink w:anchor="_Toc244137639" w:history="1">
             <w:r>
               <w:rPr>
                 <w:rStyle w:val="Hyperlink"/>
@@ -1542,7 +1542,7 @@
               <w:rPr>
                 <w:noProof/>
               </w:rPr>
-              <w:instrText xml:space="preserve"> PAGEREF _Toc244136600 \h </w:instrText>
+              <w:instrText xml:space="preserve"> PAGEREF _Toc244137639 \h </w:instrText>
             </w:r>
             <w:r>
               <w:rPr>
@@ -1584,7 +1584,7 @@
               <w14:ligatures w14:val="standardContextual"/>
             </w:rPr>
           </w:pPr>
-          <w:hyperlink w:anchor="_Toc244136601" w:history="1">
+          <w:hyperlink w:anchor="_Toc244137640" w:history="1">
             <w:r>
               <w:rPr>
                 <w:rStyle w:val="Hyperlink"/>
@@ -1608,7 +1608,7 @@
               <w:rPr>
                 <w:noProof/>
               </w:rPr>
-              <w:instrText xml:space="preserve"> PAGEREF _Toc244136601 \h </w:instrText>
+              <w:instrText xml:space="preserve"> PAGEREF _Toc244137640 \h </w:instrText>
             </w:r>
             <w:r>
               <w:rPr>
@@ -1650,7 +1650,7 @@
               <w14:ligatures w14:val="standardContextual"/>
             </w:rPr>
           </w:pPr>
-          <w:hyperlink w:anchor="_Toc244136602" w:history="1">
+          <w:hyperlink w:anchor="_Toc244137641" w:history="1">
             <w:r>
               <w:rPr>
                 <w:rStyle w:val="Hyperlink"/>
@@ -1674,7 +1674,7 @@
               <w:rPr>
                 <w:noProof/>
               </w:rPr>
-              <w:instrText xml:space="preserve"> PAGEREF _Toc244136602 \h </w:instrText>
+              <w:instrText xml:space="preserve"> PAGEREF _Toc244137641 \h </w:instrText>
             </w:r>
             <w:r>
               <w:rPr>
@@ -1716,7 +1716,7 @@
               <w14:ligatures w14:val="standardContextual"/>
             </w:rPr>
           </w:pPr>
-          <w:hyperlink w:anchor="_Toc244136603" w:history="1">
+          <w:hyperlink w:anchor="_Toc244137642" w:history="1">
             <w:r>
               <w:rPr>
                 <w:rStyle w:val="Hyperlink"/>
@@ -1740,7 +1740,7 @@
               <w:rPr>
                 <w:noProof/>
               </w:rPr>
-              <w:instrText xml:space="preserve"> PAGEREF _Toc244136603 \h </w:instrText>
+              <w:instrText xml:space="preserve"> PAGEREF _Toc244137642 \h </w:instrText>
             </w:r>
             <w:r>
               <w:rPr>
@@ -1782,13 +1782,13 @@
               <w14:ligatures w14:val="standardContextual"/>
             </w:rPr>
           </w:pPr>
-          <w:hyperlink w:anchor="_Toc244136604" w:history="1">
+          <w:hyperlink w:anchor="_Toc244137643" w:history="1">
             <w:r>
               <w:rPr>
                 <w:rStyle w:val="Hyperlink"/>
                 <w:noProof/>
               </w:rPr>
-              <w:t>6.6  Two further claims in public view</w:t>
+              <w:t>6.6  Further claims in public view</w:t>
             </w:r>
             <w:r>
               <w:rPr>
@@ -1806,7 +1806,7 @@
               <w:rPr>
                 <w:noProof/>
               </w:rPr>
-              <w:instrText xml:space="preserve"> PAGEREF _Toc244136604 \h </w:instrText>
+              <w:instrText xml:space="preserve"> PAGEREF _Toc244137643 \h </w:instrText>
             </w:r>
             <w:r>
               <w:rPr>
@@ -1848,7 +1848,7 @@
               <w14:ligatures w14:val="standardContextual"/>
             </w:rPr>
           </w:pPr>
-          <w:hyperlink w:anchor="_Toc244136605" w:history="1">
+          <w:hyperlink w:anchor="_Toc244137644" w:history="1">
             <w:r>
               <w:rPr>
                 <w:rStyle w:val="Hyperlink"/>
@@ -1872,7 +1872,7 @@
               <w:rPr>
                 <w:noProof/>
               </w:rPr>
-              <w:instrText xml:space="preserve"> PAGEREF _Toc244136605 \h </w:instrText>
+              <w:instrText xml:space="preserve"> PAGEREF _Toc244137644 \h </w:instrText>
             </w:r>
             <w:r>
               <w:rPr>
@@ -1889,7 +1889,7 @@
               <w:rPr>
                 <w:noProof/>
               </w:rPr>
-              <w:t>18</w:t>
+              <w:t>19</w:t>
             </w:r>
             <w:r>
               <w:rPr>
@@ -1914,7 +1914,7 @@
               <w14:ligatures w14:val="standardContextual"/>
             </w:rPr>
           </w:pPr>
-          <w:hyperlink w:anchor="_Toc244136606" w:history="1">
+          <w:hyperlink w:anchor="_Toc244137645" w:history="1">
             <w:r>
               <w:rPr>
                 <w:rStyle w:val="Hyperlink"/>
@@ -1938,7 +1938,7 @@
               <w:rPr>
                 <w:noProof/>
               </w:rPr>
-              <w:instrText xml:space="preserve"> PAGEREF _Toc244136606 \h </w:instrText>
+              <w:instrText xml:space="preserve"> PAGEREF _Toc244137645 \h </w:instrText>
             </w:r>
             <w:r>
               <w:rPr>
@@ -1955,7 +1955,7 @@
               <w:rPr>
                 <w:noProof/>
               </w:rPr>
-              <w:t>18</w:t>
+              <w:t>19</w:t>
             </w:r>
             <w:r>
               <w:rPr>
@@ -1980,7 +1980,7 @@
               <w14:ligatures w14:val="standardContextual"/>
             </w:rPr>
           </w:pPr>
-          <w:hyperlink w:anchor="_Toc244136607" w:history="1">
+          <w:hyperlink w:anchor="_Toc244137646" w:history="1">
             <w:r>
               <w:rPr>
                 <w:rStyle w:val="Hyperlink"/>
@@ -2004,7 +2004,7 @@
               <w:rPr>
                 <w:noProof/>
               </w:rPr>
-              <w:instrText xml:space="preserve"> PAGEREF _Toc244136607 \h </w:instrText>
+              <w:instrText xml:space="preserve"> PAGEREF _Toc244137646 \h </w:instrText>
             </w:r>
             <w:r>
               <w:rPr>
@@ -2046,7 +2046,7 @@
               <w14:ligatures w14:val="standardContextual"/>
             </w:rPr>
           </w:pPr>
-          <w:hyperlink w:anchor="_Toc244136608" w:history="1">
+          <w:hyperlink w:anchor="_Toc244137647" w:history="1">
             <w:r>
               <w:rPr>
                 <w:rStyle w:val="Hyperlink"/>
@@ -2070,7 +2070,7 @@
               <w:rPr>
                 <w:noProof/>
               </w:rPr>
-              <w:instrText xml:space="preserve"> PAGEREF _Toc244136608 \h </w:instrText>
+              <w:instrText xml:space="preserve"> PAGEREF _Toc244137647 \h </w:instrText>
             </w:r>
             <w:r>
               <w:rPr>
@@ -2087,7 +2087,7 @@
               <w:rPr>
                 <w:noProof/>
               </w:rPr>
-              <w:t>20</w:t>
+              <w:t>21</w:t>
             </w:r>
             <w:r>
               <w:rPr>
@@ -2112,7 +2112,7 @@
               <w14:ligatures w14:val="standardContextual"/>
             </w:rPr>
           </w:pPr>
-          <w:hyperlink w:anchor="_Toc244136609" w:history="1">
+          <w:hyperlink w:anchor="_Toc244137648" w:history="1">
             <w:r>
               <w:rPr>
                 <w:rStyle w:val="Hyperlink"/>
@@ -2136,7 +2136,7 @@
               <w:rPr>
                 <w:noProof/>
               </w:rPr>
-              <w:instrText xml:space="preserve"> PAGEREF _Toc244136609 \h </w:instrText>
+              <w:instrText xml:space="preserve"> PAGEREF _Toc244137648 \h </w:instrText>
             </w:r>
             <w:r>
               <w:rPr>
@@ -2153,7 +2153,7 @@
               <w:rPr>
                 <w:noProof/>
               </w:rPr>
-              <w:t>21</w:t>
+              <w:t>22</w:t>
             </w:r>
             <w:r>
               <w:rPr>
@@ -2178,7 +2178,7 @@
               <w14:ligatures w14:val="standardContextual"/>
             </w:rPr>
           </w:pPr>
-          <w:hyperlink w:anchor="_Toc244136610" w:history="1">
+          <w:hyperlink w:anchor="_Toc244137649" w:history="1">
             <w:r>
               <w:rPr>
                 <w:rStyle w:val="Hyperlink"/>
@@ -2202,7 +2202,7 @@
               <w:rPr>
                 <w:noProof/>
               </w:rPr>
-              <w:instrText xml:space="preserve"> PAGEREF _Toc244136610 \h </w:instrText>
+              <w:instrText xml:space="preserve"> PAGEREF _Toc244137649 \h </w:instrText>
             </w:r>
             <w:r>
               <w:rPr>
@@ -2219,7 +2219,7 @@
               <w:rPr>
                 <w:noProof/>
               </w:rPr>
-              <w:t>21</w:t>
+              <w:t>22</w:t>
             </w:r>
             <w:r>
               <w:rPr>
@@ -2244,7 +2244,7 @@
               <w14:ligatures w14:val="standardContextual"/>
             </w:rPr>
           </w:pPr>
-          <w:hyperlink w:anchor="_Toc244136611" w:history="1">
+          <w:hyperlink w:anchor="_Toc244137650" w:history="1">
             <w:r>
               <w:rPr>
                 <w:rStyle w:val="Hyperlink"/>
@@ -2268,7 +2268,7 @@
               <w:rPr>
                 <w:noProof/>
               </w:rPr>
-              <w:instrText xml:space="preserve"> PAGEREF _Toc244136611 \h </w:instrText>
+              <w:instrText xml:space="preserve"> PAGEREF _Toc244137650 \h </w:instrText>
             </w:r>
             <w:r>
               <w:rPr>
@@ -2285,7 +2285,7 @@
               <w:rPr>
                 <w:noProof/>
               </w:rPr>
-              <w:t>21</w:t>
+              <w:t>22</w:t>
             </w:r>
             <w:r>
               <w:rPr>
@@ -2310,7 +2310,7 @@
               <w14:ligatures w14:val="standardContextual"/>
             </w:rPr>
           </w:pPr>
-          <w:hyperlink w:anchor="_Toc244136612" w:history="1">
+          <w:hyperlink w:anchor="_Toc244137651" w:history="1">
             <w:r>
               <w:rPr>
                 <w:rStyle w:val="Hyperlink"/>
@@ -2334,7 +2334,7 @@
               <w:rPr>
                 <w:noProof/>
               </w:rPr>
-              <w:instrText xml:space="preserve"> PAGEREF _Toc244136612 \h </w:instrText>
+              <w:instrText xml:space="preserve"> PAGEREF _Toc244137651 \h </w:instrText>
             </w:r>
             <w:r>
               <w:rPr>
@@ -2376,7 +2376,7 @@
               <w14:ligatures w14:val="standardContextual"/>
             </w:rPr>
           </w:pPr>
-          <w:hyperlink w:anchor="_Toc244136613" w:history="1">
+          <w:hyperlink w:anchor="_Toc244137652" w:history="1">
             <w:r>
               <w:rPr>
                 <w:rStyle w:val="Hyperlink"/>
@@ -2400,7 +2400,7 @@
               <w:rPr>
                 <w:noProof/>
               </w:rPr>
-              <w:instrText xml:space="preserve"> PAGEREF _Toc244136613 \h </w:instrText>
+              <w:instrText xml:space="preserve"> PAGEREF _Toc244137652 \h </w:instrText>
             </w:r>
             <w:r>
               <w:rPr>
@@ -2442,7 +2442,7 @@
               <w14:ligatures w14:val="standardContextual"/>
             </w:rPr>
           </w:pPr>
-          <w:hyperlink w:anchor="_Toc244136614" w:history="1">
+          <w:hyperlink w:anchor="_Toc244137653" w:history="1">
             <w:r>
               <w:rPr>
                 <w:rStyle w:val="Hyperlink"/>
@@ -2466,7 +2466,7 @@
               <w:rPr>
                 <w:noProof/>
               </w:rPr>
-              <w:instrText xml:space="preserve"> PAGEREF _Toc244136614 \h </w:instrText>
+              <w:instrText xml:space="preserve"> PAGEREF _Toc244137653 \h </w:instrText>
             </w:r>
             <w:r>
               <w:rPr>
@@ -2483,7 +2483,7 @@
               <w:rPr>
                 <w:noProof/>
               </w:rPr>
-              <w:t>35</w:t>
+              <w:t>36</w:t>
             </w:r>
             <w:r>
               <w:rPr>
@@ -2508,7 +2508,7 @@
               <w14:ligatures w14:val="standardContextual"/>
             </w:rPr>
           </w:pPr>
-          <w:hyperlink w:anchor="_Toc244136615" w:history="1">
+          <w:hyperlink w:anchor="_Toc244137654" w:history="1">
             <w:r>
               <w:rPr>
                 <w:rStyle w:val="Hyperlink"/>
@@ -2532,7 +2532,7 @@
               <w:rPr>
                 <w:noProof/>
               </w:rPr>
-              <w:instrText xml:space="preserve"> PAGEREF _Toc244136615 \h </w:instrText>
+              <w:instrText xml:space="preserve"> PAGEREF _Toc244137654 \h </w:instrText>
             </w:r>
             <w:r>
               <w:rPr>
@@ -2549,7 +2549,7 @@
               <w:rPr>
                 <w:noProof/>
               </w:rPr>
-              <w:t>36</w:t>
+              <w:t>37</w:t>
             </w:r>
             <w:r>
               <w:rPr>
@@ -2574,7 +2574,7 @@
               <w14:ligatures w14:val="standardContextual"/>
             </w:rPr>
           </w:pPr>
-          <w:hyperlink w:anchor="_Toc244136616" w:history="1">
+          <w:hyperlink w:anchor="_Toc244137655" w:history="1">
             <w:r>
               <w:rPr>
                 <w:rStyle w:val="Hyperlink"/>
@@ -2598,7 +2598,7 @@
               <w:rPr>
                 <w:noProof/>
               </w:rPr>
-              <w:instrText xml:space="preserve"> PAGEREF _Toc244136616 \h </w:instrText>
+              <w:instrText xml:space="preserve"> PAGEREF _Toc244137655 \h </w:instrText>
             </w:r>
             <w:r>
               <w:rPr>
@@ -2615,7 +2615,7 @@
               <w:rPr>
                 <w:noProof/>
               </w:rPr>
-              <w:t>37</w:t>
+              <w:t>38</w:t>
             </w:r>
             <w:r>
               <w:rPr>
@@ -2639,7 +2639,7 @@
         <w:pageBreakBefore/>
         <w:spacing w:before="0"/>
       </w:pPr>
-      <w:bookmarkStart w:id="0" w:name="_Toc244136580"/>
+      <w:bookmarkStart w:id="0" w:name="_Toc244137619"/>
       <w:r>
         <w:t>1.  Introduction</w:t>
       </w:r>
@@ -2775,7 +2775,7 @@
         <w:pStyle w:val="Heading1"/>
         <w:keepNext/>
       </w:pPr>
-      <w:bookmarkStart w:id="1" w:name="_Toc244136581"/>
+      <w:bookmarkStart w:id="1" w:name="_Toc244137620"/>
       <w:r>
         <w:t>2.  The Ground Theorem</w:t>
       </w:r>
@@ -3039,7 +3039,7 @@
         <w:pStyle w:val="Heading1"/>
         <w:keepNext/>
       </w:pPr>
-      <w:bookmarkStart w:id="2" w:name="_Toc244136582"/>
+      <w:bookmarkStart w:id="2" w:name="_Toc244137621"/>
       <w:r>
         <w:t>3.  What the Problem Demands</w:t>
       </w:r>
@@ -3050,7 +3050,7 @@
         <w:pStyle w:val="Heading2"/>
         <w:keepNext/>
       </w:pPr>
-      <w:bookmarkStart w:id="3" w:name="_Toc244136583"/>
+      <w:bookmarkStart w:id="3" w:name="_Toc244137622"/>
       <w:r>
         <w:t>3.1  Euclidean fields and the axioms of Osterwalder and Schrader</w:t>
       </w:r>
@@ -4180,7 +4180,7 @@
         <w:pStyle w:val="Heading2"/>
         <w:keepNext/>
       </w:pPr>
-      <w:bookmarkStart w:id="4" w:name="_Toc244136584"/>
+      <w:bookmarkStart w:id="4" w:name="_Toc244137623"/>
       <w:r>
         <w:t>3.2  The mass gap</w:t>
       </w:r>
@@ -4252,7 +4252,7 @@
         <w:pStyle w:val="Heading2"/>
         <w:keepNext/>
       </w:pPr>
-      <w:bookmarkStart w:id="5" w:name="_Toc244136585"/>
+      <w:bookmarkStart w:id="5" w:name="_Toc244137624"/>
       <w:r>
         <w:t>3.3  Non-triviality</w:t>
       </w:r>
@@ -4331,7 +4331,7 @@
         <w:pStyle w:val="Heading2"/>
         <w:keepNext/>
       </w:pPr>
-      <w:bookmarkStart w:id="6" w:name="_Toc244136586"/>
+      <w:bookmarkStart w:id="6" w:name="_Toc244137625"/>
       <w:r>
         <w:t>3.4  Limits obtained by compactness</w:t>
       </w:r>
@@ -4410,7 +4410,7 @@
         <w:pStyle w:val="Heading1"/>
         <w:keepNext/>
       </w:pPr>
-      <w:bookmarkStart w:id="7" w:name="_Toc244136587"/>
+      <w:bookmarkStart w:id="7" w:name="_Toc244137626"/>
       <w:r>
         <w:t>4.  The Lattice, Its Positivity and Its Gap</w:t>
       </w:r>
@@ -4421,7 +4421,7 @@
         <w:pStyle w:val="Heading2"/>
         <w:keepNext/>
       </w:pPr>
-      <w:bookmarkStart w:id="8" w:name="_Toc244136588"/>
+      <w:bookmarkStart w:id="8" w:name="_Toc244137627"/>
       <w:r>
         <w:t>4.1  Wilson's theory</w:t>
       </w:r>
@@ -5043,7 +5043,7 @@
         <w:pStyle w:val="Heading2"/>
         <w:keepNext/>
       </w:pPr>
-      <w:bookmarkStart w:id="9" w:name="_Toc244136589"/>
+      <w:bookmarkStart w:id="9" w:name="_Toc244137628"/>
       <w:r>
         <w:t>4.2  Reflection positivity and the transfer matrix</w:t>
       </w:r>
@@ -6079,7 +6079,7 @@
         <w:pStyle w:val="Heading2"/>
         <w:keepNext/>
       </w:pPr>
-      <w:bookmarkStart w:id="10" w:name="_Toc244136590"/>
+      <w:bookmarkStart w:id="10" w:name="_Toc244137629"/>
       <w:r>
         <w:t>4.3  The renormalisation group of Bałaban</w:t>
       </w:r>
@@ -6120,7 +6120,7 @@
         <w:pStyle w:val="Heading1"/>
         <w:keepNext/>
       </w:pPr>
-      <w:bookmarkStart w:id="11" w:name="_Toc244136591"/>
+      <w:bookmarkStart w:id="11" w:name="_Toc244137630"/>
       <w:r>
         <w:t>5.  The Three-Dimensional Manuscripts</w:t>
       </w:r>
@@ -6144,7 +6144,7 @@
         <w:pStyle w:val="Heading2"/>
         <w:keepNext/>
       </w:pPr>
-      <w:bookmarkStart w:id="12" w:name="_Toc244136592"/>
+      <w:bookmarkStart w:id="12" w:name="_Toc244137631"/>
       <w:r>
         <w:t>5.1  The documents</w:t>
       </w:r>
@@ -6191,7 +6191,7 @@
         <w:pStyle w:val="Heading2"/>
         <w:keepNext/>
       </w:pPr>
-      <w:bookmarkStart w:id="13" w:name="_Toc244136593"/>
+      <w:bookmarkStart w:id="13" w:name="_Toc244137632"/>
       <w:r>
         <w:t>5.2  The observable</w:t>
       </w:r>
@@ -6595,7 +6595,7 @@
         <w:pStyle w:val="Heading2"/>
         <w:keepNext/>
       </w:pPr>
-      <w:bookmarkStart w:id="14" w:name="_Toc244136594"/>
+      <w:bookmarkStart w:id="14" w:name="_Toc244137633"/>
       <w:r>
         <w:t>5.3  The torus, the infinite volume and the components</w:t>
       </w:r>
@@ -7126,7 +7126,7 @@
         <w:pStyle w:val="Heading2"/>
         <w:keepNext/>
       </w:pPr>
-      <w:bookmarkStart w:id="15" w:name="_Toc244136595"/>
+      <w:bookmarkStart w:id="15" w:name="_Toc244137634"/>
       <w:r>
         <w:t>5.4  The axioms and the reconstruction</w:t>
       </w:r>
@@ -7356,7 +7356,7 @@
         <w:pStyle w:val="Heading2"/>
         <w:keepNext/>
       </w:pPr>
-      <w:bookmarkStart w:id="16" w:name="_Toc244136596"/>
+      <w:bookmarkStart w:id="16" w:name="_Toc244137635"/>
       <w:r>
         <w:t>5.5  Non-triviality</w:t>
       </w:r>
@@ -7897,7 +7897,7 @@
         <w:pStyle w:val="Heading2"/>
         <w:keepNext/>
       </w:pPr>
-      <w:bookmarkStart w:id="17" w:name="_Toc244136597"/>
+      <w:bookmarkStart w:id="17" w:name="_Toc244137636"/>
       <w:r>
         <w:t>5.6  What the manuscript does not assert</w:t>
       </w:r>
@@ -7945,7 +7945,7 @@
         <w:pStyle w:val="Heading1"/>
         <w:keepNext/>
       </w:pPr>
-      <w:bookmarkStart w:id="18" w:name="_Toc244136598"/>
+      <w:bookmarkStart w:id="18" w:name="_Toc244137637"/>
       <w:r>
         <w:t>6.  The Four-Dimensional Draft and the Standing of the Corpus</w:t>
       </w:r>
@@ -7969,7 +7969,7 @@
         <w:pStyle w:val="Heading2"/>
         <w:keepNext/>
       </w:pPr>
-      <w:bookmarkStart w:id="19" w:name="_Toc244136599"/>
+      <w:bookmarkStart w:id="19" w:name="_Toc244137638"/>
       <w:r>
         <w:t>6.1  The authors' account</w:t>
       </w:r>
@@ -8033,7 +8033,7 @@
         <w:pStyle w:val="Heading2"/>
         <w:keepNext/>
       </w:pPr>
-      <w:bookmarkStart w:id="20" w:name="_Toc244136600"/>
+      <w:bookmarkStart w:id="20" w:name="_Toc244137639"/>
       <w:r>
         <w:t>6.2  The conditional theorem</w:t>
       </w:r>
@@ -8236,7 +8236,7 @@
         <w:pStyle w:val="Heading2"/>
         <w:keepNext/>
       </w:pPr>
-      <w:bookmarkStart w:id="21" w:name="_Toc244136601"/>
+      <w:bookmarkStart w:id="21" w:name="_Toc244137640"/>
       <w:r>
         <w:t>6.3  What the draft does not claim</w:t>
       </w:r>
@@ -8314,7 +8314,7 @@
         <w:pStyle w:val="Heading2"/>
         <w:keepNext/>
       </w:pPr>
-      <w:bookmarkStart w:id="22" w:name="_Toc244136602"/>
+      <w:bookmarkStart w:id="22" w:name="_Toc244137641"/>
       <w:r>
         <w:t>6.4  The standing of the corpus</w:t>
       </w:r>
@@ -8375,7 +8375,7 @@
         <w:pStyle w:val="Heading2"/>
         <w:keepNext/>
       </w:pPr>
-      <w:bookmarkStart w:id="23" w:name="_Toc244136603"/>
+      <w:bookmarkStart w:id="23" w:name="_Toc244137642"/>
       <w:r>
         <w:t>6.5  The public reading</w:t>
       </w:r>
@@ -8443,9 +8443,9 @@
         <w:pStyle w:val="Heading2"/>
         <w:keepNext/>
       </w:pPr>
-      <w:bookmarkStart w:id="24" w:name="_Toc244136604"/>
-      <w:r>
-        <w:t>6.6  Two further claims in public view</w:t>
+      <w:bookmarkStart w:id="24" w:name="_Toc244137643"/>
+      <w:r>
+        <w:t>6.6  Further claims in public view</w:t>
       </w:r>
       <w:bookmarkEnd w:id="24"/>
     </w:p>
@@ -8455,10 +8455,10 @@
         <w:jc w:val="both"/>
       </w:pPr>
       <w:r>
-        <w:t>Two further claims stood in public view when this paper was written, and the ground is not fixed until each is placed beside the corpus. The first is an announcement. On 26 October 2026 OpenAI announced a mathematically rigorous existence proof of interacting quantum field theories in four dimensions, among them the Yang–Mills theory and quantum chromodynamics, stating that "We finished our formalization of Yang–Mills' existence on October 16th, 2026", and that a group led by David Gross, with Arthur Jaffe,</w:t>
-      </w:r>
-      <w:r>
-        <w:t xml:space="preserve"> Michael Douglas, Igor Klebanov and Nikita Nekrasov, would review the work before its release; Woit, who reproduces the announcement's sentences, gives its length as 1,147 pages, and the review group's own statement says that Bałaban's ideas "enabled OpenAI to follow the theory all the way to infinite distances and prove the existence of its proper continuum limit. But confinement and the mass gap remain very important open challenges."</w:t>
+        <w:t>Four further claims stood in public view when this paper was written, and the ground is not fixed until each is placed beside the corpus. The first is an announcement. On 26 October 2026 OpenAI announced a mathematically rigorous existence proof of interacting quantum field theories in four dimensions, among them the Yang–Mills theory and quantum chromodynamics, stating that "We finished our formalization of Yang–Mills' existence on October 16th, 2026", and that a group led by David Gross, with Arthur Jaffe</w:t>
+      </w:r>
+      <w:r>
+        <w:t>, Michael Douglas, Igor Klebanov and Nikita Nekrasov, would review the work before its release; Woit, who reproduces the announcement's sentences, gives its length as 1,147 pages, and the review group's own statement says that Bałaban's ideas "enabled OpenAI to follow the theory all the way to infinite distances and prove the existence of its proper continuum limit. But confinement and the mass gap remain very important open challenges."</w:t>
       </w:r>
       <w:r>
         <w:rPr>
@@ -8697,10 +8697,47 @@
     </w:p>
     <w:p>
       <w:pPr>
+        <w:spacing w:after="120"/>
+        <w:ind w:firstLine="360"/>
+        <w:jc w:val="both"/>
+      </w:pPr>
+      <w:r>
+        <w:t>The third and fourth are manuscripts deposited on Zenodo, which no journal has refereed. Ramiro Fontes, "The SU(2) Yang–Mills Mass Gap via Curvature-Based Block Renormalization, Character Expansion, and Dobrushin Comparison", deposited on 7 March 2026 and revised on 11 March, states as its Main Theorem that for β ≥ β₀ = 9587 the connected correlators of gauge-invariant observables decay exponentially, uniformly in the volume, and that every subsequential continuum limit carries a mass gap (p. 4).</w:t>
+      </w:r>
+      <w:r>
+        <w:rPr>
+          <w:rStyle w:val="FootnoteReference"/>
+        </w:rPr>
+        <w:footnoteReference w:id="54"/>
+      </w:r>
+      <w:r>
+        <w:t xml:space="preserve"> Its renormalisation group runs while the effective coupling stays at least β₀, the first of its inductive hypotheses (p. 19), and stops after (β − 9587)/0.258 steps; the decay is then asserted for the effective measure at β₀ by a cluster expansion whose polymers lie inside one block of side two with its boundary held fixed, the rate being, in its words, "the inter-block decay of the effective action" (pp. 46, 85). Locality of an effective action is not clustering of its measure, and the manuscript's own no</w:t>
+      </w:r>
+      <w:r>
+        <w:t>te shows the consequence, stating that at β = 9587, its minimum, "no RG step is needed: the cluster expansion converges directly on the original lattice" (p. 80). The bare Wilson theory at β = 9587, a coupling at which the manuscript's own normalisation places the physical scale some e</w:t>
+      </w:r>
+      <w:r>
+        <w:rPr>
+          <w:vertAlign w:val="superscript"/>
+        </w:rPr>
+        <w:t>25,800</w:t>
+      </w:r>
+      <w:r>
+        <w:t xml:space="preserve"> lattice spacings out, would then have a correlation length of the order of the spacing. The mechanism is the spectral gap of the block's abelian Hessian, the non-abelian curvature entering as a small correction (p. 4), so the same argument would give the four-dimensional U(1) theory a gap at weak coupling, which Guth and Fröhlich and Spencer exclude: it fails the test of §8.3. Byoungwoo Lee, "Yang–Mills Mass Gap in Four Dimensions: Reduction and Closure for the BT–2 Route", deposited on 16 April 2026, obta</w:t>
+      </w:r>
+      <w:r>
+        <w:t>ins its gap m₀ ≥ ρ₀ from its Assumption 2.1, a logarithmic Sobolev floor uniform in the spacing (pp. 11–12). The floor is carried by the Holley–Stroock lemma under the supposition KL(μ₀‖μ) ≤ M (p. 72), with M among the quantities the manuscript holds fixed by choice (p. 11), and its appendix proves that the system of inequalities is solvable in its parameters (p. 83), not that the Yang–Mills measure satisfies it; for a Gibbs measure that relative entropy grows with the volume and as the spacing tends to zer</w:t>
+      </w:r>
+      <w:r>
+        <w:t>o. Neither manuscript reaches the crossover.</w:t>
+      </w:r>
+    </w:p>
+    <w:p>
+      <w:pPr>
         <w:pStyle w:val="Heading1"/>
         <w:keepNext/>
       </w:pPr>
-      <w:bookmarkStart w:id="25" w:name="_Toc244136605"/>
+      <w:bookmarkStart w:id="25" w:name="_Toc244137644"/>
       <w:r>
         <w:t>7.  The Residue and Its Completion</w:t>
       </w:r>
@@ -8724,7 +8761,7 @@
         <w:pStyle w:val="Heading2"/>
         <w:keepNext/>
       </w:pPr>
-      <w:bookmarkStart w:id="26" w:name="_Toc244136606"/>
+      <w:bookmarkStart w:id="26" w:name="_Toc244137645"/>
       <w:r>
         <w:t>7.1  The residue</w:t>
       </w:r>
@@ -9918,7 +9955,7 @@
         <w:pStyle w:val="Heading2"/>
         <w:keepNext/>
       </w:pPr>
-      <w:bookmarkStart w:id="27" w:name="_Toc244136607"/>
+      <w:bookmarkStart w:id="27" w:name="_Toc244137646"/>
       <w:r>
         <w:t>7.2  The gap is exponential clustering</w:t>
       </w:r>
@@ -11576,7 +11613,7 @@
         <w:rPr>
           <w:rStyle w:val="FootnoteReference"/>
         </w:rPr>
-        <w:footnoteReference w:id="54"/>
+        <w:footnoteReference w:id="55"/>
       </w:r>
     </w:p>
     <w:p>
@@ -11864,7 +11901,7 @@
         <w:pStyle w:val="Heading2"/>
         <w:keepNext/>
       </w:pPr>
-      <w:bookmarkStart w:id="28" w:name="_Toc244136608"/>
+      <w:bookmarkStart w:id="28" w:name="_Toc244137647"/>
       <w:r>
         <w:t>7.3  From the lattice to the limit</w:t>
       </w:r>
@@ -13044,7 +13081,7 @@
         <w:pStyle w:val="Heading2"/>
         <w:keepNext/>
       </w:pPr>
-      <w:bookmarkStart w:id="29" w:name="_Toc244136609"/>
+      <w:bookmarkStart w:id="29" w:name="_Toc244137648"/>
       <w:r>
         <w:t>7.4  The collapse of the components</w:t>
       </w:r>
@@ -13160,7 +13197,7 @@
         <w:pStyle w:val="Heading1"/>
         <w:keepNext/>
       </w:pPr>
-      <w:bookmarkStart w:id="30" w:name="_Toc244136610"/>
+      <w:bookmarkStart w:id="30" w:name="_Toc244137649"/>
       <w:r>
         <w:t>8.  The Ground Handed Over</w:t>
       </w:r>
@@ -13171,7 +13208,7 @@
         <w:pStyle w:val="Heading2"/>
         <w:keepNext/>
       </w:pPr>
-      <w:bookmarkStart w:id="31" w:name="_Toc244136611"/>
+      <w:bookmarkStart w:id="31" w:name="_Toc244137650"/>
       <w:r>
         <w:t>8.1  The object that remains</w:t>
       </w:r>
@@ -13267,7 +13304,7 @@
         <w:rPr>
           <w:rStyle w:val="FootnoteReference"/>
         </w:rPr>
-        <w:footnoteReference w:id="55"/>
+        <w:footnoteReference w:id="56"/>
       </w:r>
       <w:r>
         <w:t xml:space="preserve"> For SU(2) the constant of that gap is a theorem of Edwin Boston III: the conditional law of one link given its six staples, the heat-bath kernel, moves in total variation by at most 2β/(3π) times the change of the staple sum, because the mean absolute deviation of a coordinate of a von Mises–Fisher law on the three-sphere is at most its value 4/(3π) at the uniform law, with equality there alone; so Dobrushin's single-site condition holds on the full lattice for β &lt; 3π/72 = 0.1309, and in the temporal gauge</w:t>
@@ -13279,7 +13316,7 @@
         <w:rPr>
           <w:rStyle w:val="FootnoteReference"/>
         </w:rPr>
-        <w:footnoteReference w:id="56"/>
+        <w:footnoteReference w:id="57"/>
       </w:r>
       <w:r>
         <w:t xml:space="preserve"> The construction's sequence runs into the scaling window of weak bare coupling, where asymptotic freedom ties the bare coupling to the spacing. The inequality must be carried from the one end of the sequence to the other.</w:t>
@@ -13315,7 +13352,7 @@
         <w:pStyle w:val="Heading2"/>
         <w:keepNext/>
       </w:pPr>
-      <w:bookmarkStart w:id="32" w:name="_Toc244136612"/>
+      <w:bookmarkStart w:id="32" w:name="_Toc244137651"/>
       <w:r>
         <w:t>8.2  The instruments in hand</w:t>
       </w:r>
@@ -14083,7 +14120,7 @@
         <w:rPr>
           <w:rStyle w:val="FootnoteReference"/>
         </w:rPr>
-        <w:footnoteReference w:id="57"/>
+        <w:footnoteReference w:id="58"/>
       </w:r>
       <w:r>
         <w:t xml:space="preserve"> Proposition 8.1 turns the gap of Theorem 7.4 into a statement about mixing: a certified bound δ(</w:t>
@@ -17098,7 +17135,7 @@
         <w:rPr>
           <w:rStyle w:val="FootnoteReference"/>
         </w:rPr>
-        <w:footnoteReference w:id="58"/>
+        <w:footnoteReference w:id="59"/>
       </w:r>
     </w:p>
     <w:p>
@@ -18432,7 +18469,7 @@
         <w:rPr>
           <w:rStyle w:val="FootnoteReference"/>
         </w:rPr>
-        <w:footnoteReference w:id="59"/>
+        <w:footnoteReference w:id="60"/>
       </w:r>
     </w:p>
     <w:tbl>
@@ -19556,7 +19593,7 @@
         <w:rPr>
           <w:rStyle w:val="FootnoteReference"/>
         </w:rPr>
-        <w:footnoteReference w:id="60"/>
+        <w:footnoteReference w:id="61"/>
       </w:r>
       <w:r>
         <w:t xml:space="preserve"> At all fourteen cells the brackets contain the eigenvalues computed to forty-five digits by a second engine that shares no computation with the first, and they meet a third, independently certified set of intervals. On the 3×3 cross-section at </w:t>
@@ -19646,7 +19683,7 @@
         <w:rPr>
           <w:rStyle w:val="FootnoteReference"/>
         </w:rPr>
-        <w:footnoteReference w:id="61"/>
+        <w:footnoteReference w:id="62"/>
       </w:r>
       <w:r>
         <w:t xml:space="preserve"> Edwin Boston III reads the first two coefficients of the strong-coupling expansion of the gap exactly on the 3×3 cross-section, meets through them the first three coefficients of the low-temperature series of the Ising correlation length published by Arisue and Tabata, and, solving that published relation for the coefficients that no cross-section of side at most four can read, obtains the expansion on the infinite lattice</w:t>
@@ -19655,7 +19692,7 @@
         <w:rPr>
           <w:rStyle w:val="FootnoteReference"/>
         </w:rPr>
-        <w:footnoteReference w:id="62"/>
+        <w:footnoteReference w:id="63"/>
       </w:r>
     </w:p>
     <w:p>
@@ -20268,7 +20305,7 @@
         <w:rPr>
           <w:rStyle w:val="FootnoteReference"/>
         </w:rPr>
-        <w:footnoteReference w:id="63"/>
+        <w:footnoteReference w:id="64"/>
       </w:r>
     </w:p>
     <w:p>
@@ -20291,7 +20328,7 @@
         <w:rPr>
           <w:rStyle w:val="FootnoteReference"/>
         </w:rPr>
-        <w:footnoteReference w:id="64"/>
+        <w:footnoteReference w:id="65"/>
       </w:r>
       <w:r>
         <w:t xml:space="preserve"> For the transfer matrix of every finite-group lattice theory: every even-time quadratic form is non-negative; the spectral sum holds; the dominant root is simple and strictly dominant, with its residual law; the string energy is the exact limit of two Perron roots; and there is a mass gap on every finite cross-section, at every coupling. For every finite group acting faithfully by a real orthogonal representation, on every finite cross-section, the static potential of a Wilson loop is at least the mass gap</w:t>
@@ -20384,7 +20421,7 @@
         <w:pStyle w:val="Heading2"/>
         <w:keepNext/>
       </w:pPr>
-      <w:bookmarkStart w:id="33" w:name="_Toc244136613"/>
+      <w:bookmarkStart w:id="33" w:name="_Toc244137652"/>
       <w:r>
         <w:t>8.3  The reduction</w:t>
       </w:r>
@@ -24981,7 +25018,7 @@
         <w:rPr>
           <w:rStyle w:val="FootnoteReference"/>
         </w:rPr>
-        <w:footnoteReference w:id="65"/>
+        <w:footnoteReference w:id="66"/>
       </w:r>
       <w:r>
         <w:t xml:space="preserve"> if λ′ has conditional laws that differ from those of λ</w:t>
@@ -28151,7 +28188,7 @@
         <w:rPr>
           <w:rStyle w:val="FootnoteReference"/>
         </w:rPr>
-        <w:footnoteReference w:id="66"/>
+        <w:footnoteReference w:id="67"/>
       </w:r>
       <w:r>
         <w:t xml:space="preserve"> The record also says what the model is not. Its first step from β = 2.2 moves the coupling up where the running of ℤ⁴ moves it down, by an amount of the step's own size, so the model certifies the entry into the disk from its fifth rung and the threshold at its seventh, and not the crossover's first steps, which a flow on ℤ⁴ must read on an object of ℤ⁴. The distance Hypotheses I and II must cross is measured in the blocking steps of ℤ⁴ itself; no step count of the hierarchical model is a reading of it, an</w:t>
@@ -28163,7 +28200,7 @@
         <w:rPr>
           <w:rStyle w:val="FootnoteReference"/>
         </w:rPr>
-        <w:footnoteReference w:id="67"/>
+        <w:footnoteReference w:id="68"/>
       </w:r>
       <w:r>
         <w:t xml:space="preserve"> The inequality the step needs therefore depends on the group, and that dependence is the first property a proof of Hypothesis I must use.</w:t>
@@ -28188,7 +28225,7 @@
         <w:rPr>
           <w:rStyle w:val="FootnoteReference"/>
         </w:rPr>
-        <w:footnoteReference w:id="68"/>
+        <w:footnoteReference w:id="69"/>
       </w:r>
       <w:r>
         <w:t xml:space="preserve"> The paper carries no number for that widening until both are theorems.</w:t>
@@ -28357,7 +28394,7 @@
         <w:rPr>
           <w:rStyle w:val="FootnoteReference"/>
         </w:rPr>
-        <w:footnoteReference w:id="69"/>
+        <w:footnoteReference w:id="70"/>
       </w:r>
       <w:r>
         <w:t xml:space="preserve"> Two consequences are used below: no plaquette contains two links of the cover, and a link outside the cover lies in six plaquettes whose six cover links are distinct, since two links share at most one plaquette.</w:t>
@@ -29835,7 +29872,7 @@
         <w:rPr>
           <w:rStyle w:val="FootnoteReference"/>
         </w:rPr>
-        <w:footnoteReference w:id="70"/>
+        <w:footnoteReference w:id="71"/>
       </w:r>
       <w:r>
         <w:t xml:space="preserve"> makes the </w:t>
@@ -30044,7 +30081,7 @@
         <w:rPr>
           <w:rStyle w:val="FootnoteReference"/>
         </w:rPr>
-        <w:footnoteReference w:id="71"/>
+        <w:footnoteReference w:id="72"/>
       </w:r>
       <w:r>
         <w:t xml:space="preserve"> By (8.10) it gives </w:t>
@@ -33961,7 +33998,7 @@
         <w:rPr>
           <w:rStyle w:val="FootnoteReference"/>
         </w:rPr>
-        <w:footnoteReference w:id="72"/>
+        <w:footnoteReference w:id="73"/>
       </w:r>
       <w:r>
         <w:t xml:space="preserve"> and, since the links of </w:t>
@@ -34045,7 +34082,7 @@
         <w:rPr>
           <w:rStyle w:val="FootnoteReference"/>
         </w:rPr>
-        <w:footnoteReference w:id="73"/>
+        <w:footnoteReference w:id="74"/>
       </w:r>
       <w:r>
         <w:t xml:space="preserve"> the bound applies to θ</w:t>
@@ -35525,7 +35562,7 @@
         <w:rPr>
           <w:rStyle w:val="FootnoteReference"/>
         </w:rPr>
-        <w:footnoteReference w:id="74"/>
+        <w:footnoteReference w:id="75"/>
       </w:r>
       <w:r>
         <w:t xml:space="preserve"> Theorem 8.7 is a theorem at strong coupling, 1.84 times the single link's disk 3π/72 of §8.1, and it reaches no crossover: it claims nothing above β = 0.2452, the test of the abelian group in this section does not bear on it, and the interval between it and the crossover near β = 2.3 is the part of the second link that Hypotheses I and II must still supply. That no decimation of ℤ⁴ places both integrated links of every plaquette opposite one another, which a two-colouring argument shows in every dimension </w:t>
@@ -35537,7 +35574,7 @@
         <w:rPr>
           <w:rStyle w:val="FootnoteReference"/>
         </w:rPr>
-        <w:footnoteReference w:id="75"/>
+        <w:footnoteReference w:id="76"/>
       </w:r>
     </w:p>
     <w:p>
@@ -35545,7 +35582,7 @@
         <w:pStyle w:val="Heading2"/>
         <w:keepNext/>
       </w:pPr>
-      <w:bookmarkStart w:id="34" w:name="_Toc244136614"/>
+      <w:bookmarkStart w:id="34" w:name="_Toc244137653"/>
       <w:r>
         <w:t>8.4  Coda</w:t>
       </w:r>
@@ -35570,7 +35607,7 @@
         <w:pageBreakBefore/>
         <w:spacing w:before="0"/>
       </w:pPr>
-      <w:bookmarkStart w:id="35" w:name="_Toc244136615"/>
+      <w:bookmarkStart w:id="35" w:name="_Toc244137654"/>
       <w:r>
         <w:t>Sources</w:t>
       </w:r>
@@ -36596,7 +36633,7 @@
         <w:pStyle w:val="Heading2"/>
         <w:keepNext/>
       </w:pPr>
-      <w:bookmarkStart w:id="36" w:name="_Toc244136616"/>
+      <w:bookmarkStart w:id="36" w:name="_Toc244137655"/>
       <w:r>
         <w:t>Records of the computations of Edwin Boston III</w:t>
       </w:r>
@@ -38731,7 +38768,7 @@
           <w:sz w:val="17"/>
           <w:szCs w:val="17"/>
         </w:rPr>
-        <w:t>Edwin Boston III; listed in the Records under the lattice theorems in Lean.</w:t>
+        <w:t>Zenodo records 18906249 and 18969699; this paper has read, in the version of 11 March 2026 (ym_v65.pdf), the Main Theorem (p. 4), the inductive hypothesis (p. 19), the passage on the decay rate (p. 46), the note on the terminal coupling (p. 80) and the clustering step of the mass-gap theorem (p. 85). B. Lee, Zenodo record 19601454, version v13_r22: pp. 11–12, 19, 26, 72 and 83.</w:t>
       </w:r>
     </w:p>
   </w:footnote>
@@ -38751,23 +38788,7 @@
           <w:sz w:val="17"/>
           <w:szCs w:val="17"/>
         </w:rPr>
-        <w:t xml:space="preserve">Osterwalder and Seiler, </w:t>
-      </w:r>
-      <w:r>
-        <w:rPr>
-          <w:i/>
-          <w:iCs/>
-          <w:sz w:val="17"/>
-          <w:szCs w:val="17"/>
-        </w:rPr>
-        <w:t>op. cit.</w:t>
-      </w:r>
-      <w:r>
-        <w:rPr>
-          <w:sz w:val="17"/>
-          <w:szCs w:val="17"/>
-        </w:rPr>
-        <w:t>, for the strong-coupling gap of the Wilson theory with a compact gauge group; the finite-group form with its explicit coefficients is Edwin Boston III's, listed in the Records.</w:t>
+        <w:t>Edwin Boston III; listed in the Records under the lattice theorems in Lean.</w:t>
       </w:r>
     </w:p>
   </w:footnote>
@@ -38787,7 +38808,23 @@
           <w:sz w:val="17"/>
           <w:szCs w:val="17"/>
         </w:rPr>
-        <w:t>Edwin Boston III, the sharp one-link lemma: the bound on the mean absolute deviation is certified by an enclosure of 9,104 rectangles in the plane of the two parameters of the law, no cell undecided, with the axial case by Chebyshev's association inequality and the remainder by hand; the heat-bath kernel's constant follows by the path argument, each law along the path being a von Mises–Fisher law; its record and run of record are listed in the Records. The time-open count is the paper's.</w:t>
+        <w:t xml:space="preserve">Osterwalder and Seiler, </w:t>
+      </w:r>
+      <w:r>
+        <w:rPr>
+          <w:i/>
+          <w:iCs/>
+          <w:sz w:val="17"/>
+          <w:szCs w:val="17"/>
+        </w:rPr>
+        <w:t>op. cit.</w:t>
+      </w:r>
+      <w:r>
+        <w:rPr>
+          <w:sz w:val="17"/>
+          <w:szCs w:val="17"/>
+        </w:rPr>
+        <w:t>, for the strong-coupling gap of the Wilson theory with a compact gauge group; the finite-group form with its explicit coefficients is Edwin Boston III's, listed in the Records.</w:t>
       </w:r>
     </w:p>
   </w:footnote>
@@ -38807,39 +38844,7 @@
           <w:sz w:val="17"/>
           <w:szCs w:val="17"/>
         </w:rPr>
-        <w:t xml:space="preserve">R. L. Dobrushin, "Central limit theorem for nonstationary Markov chains. I, II", </w:t>
-      </w:r>
-      <w:r>
-        <w:rPr>
-          <w:i/>
-          <w:iCs/>
-          <w:sz w:val="17"/>
-          <w:szCs w:val="17"/>
-        </w:rPr>
-        <w:t>Theory Probab. Appl.</w:t>
-      </w:r>
-      <w:r>
-        <w:rPr>
-          <w:sz w:val="17"/>
-          <w:szCs w:val="17"/>
-        </w:rPr>
-        <w:t xml:space="preserve"> 1 (1956), 65–80 and 329–383; I. Gelfand, "Normierte Ringe", </w:t>
-      </w:r>
-      <w:r>
-        <w:rPr>
-          <w:i/>
-          <w:iCs/>
-          <w:sz w:val="17"/>
-          <w:szCs w:val="17"/>
-        </w:rPr>
-        <w:t>Mat. Sbornik</w:t>
-      </w:r>
-      <w:r>
-        <w:rPr>
-          <w:sz w:val="17"/>
-          <w:szCs w:val="17"/>
-        </w:rPr>
-        <w:t xml:space="preserve"> 9 (51) (1941), 3–24.</w:t>
+        <w:t>Edwin Boston III, the sharp one-link lemma: the bound on the mean absolute deviation is certified by an enclosure of 9,104 rectangles in the plane of the two parameters of the law, no cell undecided, with the axial case by Chebyshev's association inequality and the remainder by hand; the heat-bath kernel's constant follows by the path argument, each law along the path being a von Mises–Fisher law; its record and run of record are listed in the Records. The time-open count is the paper's.</w:t>
       </w:r>
     </w:p>
   </w:footnote>
@@ -38859,7 +38864,39 @@
           <w:sz w:val="17"/>
           <w:szCs w:val="17"/>
         </w:rPr>
-        <w:t>Edwin Boston III, the chain lemma; its record and run of record are listed in the Records.</w:t>
+        <w:t xml:space="preserve">R. L. Dobrushin, "Central limit theorem for nonstationary Markov chains. I, II", </w:t>
+      </w:r>
+      <w:r>
+        <w:rPr>
+          <w:i/>
+          <w:iCs/>
+          <w:sz w:val="17"/>
+          <w:szCs w:val="17"/>
+        </w:rPr>
+        <w:t>Theory Probab. Appl.</w:t>
+      </w:r>
+      <w:r>
+        <w:rPr>
+          <w:sz w:val="17"/>
+          <w:szCs w:val="17"/>
+        </w:rPr>
+        <w:t xml:space="preserve"> 1 (1956), 65–80 and 329–383; I. Gelfand, "Normierte Ringe", </w:t>
+      </w:r>
+      <w:r>
+        <w:rPr>
+          <w:i/>
+          <w:iCs/>
+          <w:sz w:val="17"/>
+          <w:szCs w:val="17"/>
+        </w:rPr>
+        <w:t>Mat. Sbornik</w:t>
+      </w:r>
+      <w:r>
+        <w:rPr>
+          <w:sz w:val="17"/>
+          <w:szCs w:val="17"/>
+        </w:rPr>
+        <w:t xml:space="preserve"> 9 (51) (1941), 3–24.</w:t>
       </w:r>
     </w:p>
   </w:footnote>
@@ -38879,7 +38916,7 @@
           <w:sz w:val="17"/>
           <w:szCs w:val="17"/>
         </w:rPr>
-        <w:t>Edwin Boston III, the shadow ladder; the record and its run of record are listed in the Records at the end of this paper.</w:t>
+        <w:t>Edwin Boston III, the chain lemma; its record and run of record are listed in the Records.</w:t>
       </w:r>
     </w:p>
   </w:footnote>
@@ -38899,23 +38936,7 @@
           <w:sz w:val="17"/>
           <w:szCs w:val="17"/>
         </w:rPr>
-        <w:t xml:space="preserve">J. J. Sylvester, "A demonstration of the theorem that every homogeneous quadratic polynomial is reducible by real orthogonal substitutions to the form of a sum of positive and negative squares", </w:t>
-      </w:r>
-      <w:r>
-        <w:rPr>
-          <w:i/>
-          <w:iCs/>
-          <w:sz w:val="17"/>
-          <w:szCs w:val="17"/>
-        </w:rPr>
-        <w:t>Philosophical Magazine</w:t>
-      </w:r>
-      <w:r>
-        <w:rPr>
-          <w:sz w:val="17"/>
-          <w:szCs w:val="17"/>
-        </w:rPr>
-        <w:t xml:space="preserve"> 4 (1852), 138–142. The computation is Edwin Boston III's; its record is listed in the Records.</w:t>
+        <w:t>Edwin Boston III, the shadow ladder; the record and its run of record are listed in the Records at the end of this paper.</w:t>
       </w:r>
     </w:p>
   </w:footnote>
@@ -38935,7 +38956,7 @@
           <w:sz w:val="17"/>
           <w:szCs w:val="17"/>
         </w:rPr>
-        <w:t xml:space="preserve">F. J. Wegner, "Duality in generalized Ising models and phase transitions without local order parameters", </w:t>
+        <w:t xml:space="preserve">J. J. Sylvester, "A demonstration of the theorem that every homogeneous quadratic polynomial is reducible by real orthogonal substitutions to the form of a sum of positive and negative squares", </w:t>
       </w:r>
       <w:r>
         <w:rPr>
@@ -38944,14 +38965,14 @@
           <w:sz w:val="17"/>
           <w:szCs w:val="17"/>
         </w:rPr>
-        <w:t>J. Math. Phys.</w:t>
+        <w:t>Philosophical Magazine</w:t>
       </w:r>
       <w:r>
         <w:rPr>
           <w:sz w:val="17"/>
           <w:szCs w:val="17"/>
         </w:rPr>
-        <w:t xml:space="preserve"> 12 (1971), 2259–2272.</w:t>
+        <w:t xml:space="preserve"> 4 (1852), 138–142. The computation is Edwin Boston III's; its record is listed in the Records.</w:t>
       </w:r>
     </w:p>
   </w:footnote>
@@ -38971,7 +38992,7 @@
           <w:sz w:val="17"/>
           <w:szCs w:val="17"/>
         </w:rPr>
-        <w:t xml:space="preserve">H. Arisue and K. Tabata, "Low-temperature series for the correlation length in d = 3 Ising model", </w:t>
+        <w:t xml:space="preserve">F. J. Wegner, "Duality in generalized Ising models and phase transitions without local order parameters", </w:t>
       </w:r>
       <w:r>
         <w:rPr>
@@ -38980,14 +39001,14 @@
           <w:sz w:val="17"/>
           <w:szCs w:val="17"/>
         </w:rPr>
-        <w:t>Nucl. Phys.</w:t>
+        <w:t>J. Math. Phys.</w:t>
       </w:r>
       <w:r>
         <w:rPr>
           <w:sz w:val="17"/>
           <w:szCs w:val="17"/>
         </w:rPr>
-        <w:t xml:space="preserve"> B435 (1995), 555–566. The reading is Edwin Boston III's; its record is listed in the Records.</w:t>
+        <w:t xml:space="preserve"> 12 (1971), 2259–2272.</w:t>
       </w:r>
     </w:p>
   </w:footnote>
@@ -39007,7 +39028,23 @@
           <w:sz w:val="17"/>
           <w:szCs w:val="17"/>
         </w:rPr>
-        <w:t>Edwin Boston III, the transform on a tube; the instrument, its records at both cutoffs and the run of record are listed in the Records. The spin-3/2 record at β₃ = 2.3 is posted with its digest in the repository; its gate run follows the run of record named there.</w:t>
+        <w:t xml:space="preserve">H. Arisue and K. Tabata, "Low-temperature series for the correlation length in d = 3 Ising model", </w:t>
+      </w:r>
+      <w:r>
+        <w:rPr>
+          <w:i/>
+          <w:iCs/>
+          <w:sz w:val="17"/>
+          <w:szCs w:val="17"/>
+        </w:rPr>
+        <w:t>Nucl. Phys.</w:t>
+      </w:r>
+      <w:r>
+        <w:rPr>
+          <w:sz w:val="17"/>
+          <w:szCs w:val="17"/>
+        </w:rPr>
+        <w:t xml:space="preserve"> B435 (1995), 555–566. The reading is Edwin Boston III's; its record is listed in the Records.</w:t>
       </w:r>
     </w:p>
   </w:footnote>
@@ -39027,7 +39064,7 @@
           <w:sz w:val="17"/>
           <w:szCs w:val="17"/>
         </w:rPr>
-        <w:t>Edwin Boston III, the lattice theorems in Lean; the files, the theorem names and the run of record are listed in the Records.</w:t>
+        <w:t>Edwin Boston III, the transform on a tube; the instrument, its records at both cutoffs and the run of record are listed in the Records. The spin-3/2 record at β₃ = 2.3 is posted with its digest in the repository; its gate run follows the run of record named there.</w:t>
       </w:r>
     </w:p>
   </w:footnote>
@@ -39047,39 +39084,7 @@
           <w:sz w:val="17"/>
           <w:szCs w:val="17"/>
         </w:rPr>
-        <w:t xml:space="preserve">R. L. Dobrushin, "Prescribing a system of random variables by conditional distributions", </w:t>
-      </w:r>
-      <w:r>
-        <w:rPr>
-          <w:i/>
-          <w:iCs/>
-          <w:sz w:val="17"/>
-          <w:szCs w:val="17"/>
-        </w:rPr>
-        <w:t>Theory Probab. Appl.</w:t>
-      </w:r>
-      <w:r>
-        <w:rPr>
-          <w:sz w:val="17"/>
-          <w:szCs w:val="17"/>
-        </w:rPr>
-        <w:t xml:space="preserve"> 15 (1970), 458–486, where the uniqueness theorem and the comparison theorem are proved for arbitrary single-site spaces; the comparison theorem is used here in the form of Theorem 8.20 of H.-O. Georgii, </w:t>
-      </w:r>
-      <w:r>
-        <w:rPr>
-          <w:i/>
-          <w:iCs/>
-          <w:sz w:val="17"/>
-          <w:szCs w:val="17"/>
-        </w:rPr>
-        <w:t>Gibbs Measures and Phase Transitions</w:t>
-      </w:r>
-      <w:r>
-        <w:rPr>
-          <w:sz w:val="17"/>
-          <w:szCs w:val="17"/>
-        </w:rPr>
-        <w:t>, second edition, de Gruyter, Berlin, 2011. Its finite form, for finite single-site spaces, is among the theorems checked by machine in §8.2.</w:t>
+        <w:t>Edwin Boston III, the lattice theorems in Lean; the files, the theorem names and the run of record are listed in the Records.</w:t>
       </w:r>
     </w:p>
   </w:footnote>
@@ -39099,7 +39104,39 @@
           <w:sz w:val="17"/>
           <w:szCs w:val="17"/>
         </w:rPr>
-        <w:t>Edwin Boston III, the certified descent; the instrument, its records at the four starting couplings and the run of record are listed in the Records. The first step from β = 2.2 is read from the same record: the coefficient rises from 0.464 to 0.486, an effective coupling of 2.34, where the one-loop running of ℤ⁴ takes 2.2 to 1.94 under one doubling of the scale.</w:t>
+        <w:t xml:space="preserve">R. L. Dobrushin, "Prescribing a system of random variables by conditional distributions", </w:t>
+      </w:r>
+      <w:r>
+        <w:rPr>
+          <w:i/>
+          <w:iCs/>
+          <w:sz w:val="17"/>
+          <w:szCs w:val="17"/>
+        </w:rPr>
+        <w:t>Theory Probab. Appl.</w:t>
+      </w:r>
+      <w:r>
+        <w:rPr>
+          <w:sz w:val="17"/>
+          <w:szCs w:val="17"/>
+        </w:rPr>
+        <w:t xml:space="preserve"> 15 (1970), 458–486, where the uniqueness theorem and the comparison theorem are proved for arbitrary single-site spaces; the comparison theorem is used here in the form of Theorem 8.20 of H.-O. Georgii, </w:t>
+      </w:r>
+      <w:r>
+        <w:rPr>
+          <w:i/>
+          <w:iCs/>
+          <w:sz w:val="17"/>
+          <w:szCs w:val="17"/>
+        </w:rPr>
+        <w:t>Gibbs Measures and Phase Transitions</w:t>
+      </w:r>
+      <w:r>
+        <w:rPr>
+          <w:sz w:val="17"/>
+          <w:szCs w:val="17"/>
+        </w:rPr>
+        <w:t>, second edition, de Gruyter, Berlin, 2011. Its finite form, for finite single-site spaces, is among the theorems checked by machine in §8.2.</w:t>
       </w:r>
     </w:p>
   </w:footnote>
@@ -39119,39 +39156,7 @@
           <w:sz w:val="17"/>
           <w:szCs w:val="17"/>
         </w:rPr>
-        <w:t xml:space="preserve">A. H. Guth, "Existence proof of a nonconfining phase in four-dimensional U(1) lattice gauge theory", </w:t>
-      </w:r>
-      <w:r>
-        <w:rPr>
-          <w:i/>
-          <w:iCs/>
-          <w:sz w:val="17"/>
-          <w:szCs w:val="17"/>
-        </w:rPr>
-        <w:t>Phys. Rev. D</w:t>
-      </w:r>
-      <w:r>
-        <w:rPr>
-          <w:sz w:val="17"/>
-          <w:szCs w:val="17"/>
-        </w:rPr>
-        <w:t xml:space="preserve"> 21 (1980), 2291–2307; J. Fröhlich and T. Spencer, "Massless phases and symmetry restoration in abelian gauge theories and spin systems", </w:t>
-      </w:r>
-      <w:r>
-        <w:rPr>
-          <w:i/>
-          <w:iCs/>
-          <w:sz w:val="17"/>
-          <w:szCs w:val="17"/>
-        </w:rPr>
-        <w:t>Comm. Math. Phys.</w:t>
-      </w:r>
-      <w:r>
-        <w:rPr>
-          <w:sz w:val="17"/>
-          <w:szCs w:val="17"/>
-        </w:rPr>
-        <w:t xml:space="preserve"> 83 (1982), 411–454.</w:t>
+        <w:t>Edwin Boston III, the certified descent; the instrument, its records at the four starting couplings and the run of record are listed in the Records. The first step from β = 2.2 is read from the same record: the coefficient rises from 0.464 to 0.486, an effective coupling of 2.34, where the one-loop running of ℤ⁴ takes 2.2 to 1.94 under one doubling of the scale.</w:t>
       </w:r>
     </w:p>
   </w:footnote>
@@ -39171,7 +39176,39 @@
           <w:sz w:val="17"/>
           <w:szCs w:val="17"/>
         </w:rPr>
-        <w:t>Edwin Boston III; the block criterion's accounting, the one-face law and the closed form of its covariance are entered on the ledger of the work that follows this paper, with their readings on the exact cube.</w:t>
+        <w:t xml:space="preserve">A. H. Guth, "Existence proof of a nonconfining phase in four-dimensional U(1) lattice gauge theory", </w:t>
+      </w:r>
+      <w:r>
+        <w:rPr>
+          <w:i/>
+          <w:iCs/>
+          <w:sz w:val="17"/>
+          <w:szCs w:val="17"/>
+        </w:rPr>
+        <w:t>Phys. Rev. D</w:t>
+      </w:r>
+      <w:r>
+        <w:rPr>
+          <w:sz w:val="17"/>
+          <w:szCs w:val="17"/>
+        </w:rPr>
+        <w:t xml:space="preserve"> 21 (1980), 2291–2307; J. Fröhlich and T. Spencer, "Massless phases and symmetry restoration in abelian gauge theories and spin systems", </w:t>
+      </w:r>
+      <w:r>
+        <w:rPr>
+          <w:i/>
+          <w:iCs/>
+          <w:sz w:val="17"/>
+          <w:szCs w:val="17"/>
+        </w:rPr>
+        <w:t>Comm. Math. Phys.</w:t>
+      </w:r>
+      <w:r>
+        <w:rPr>
+          <w:sz w:val="17"/>
+          <w:szCs w:val="17"/>
+        </w:rPr>
+        <w:t xml:space="preserve"> 83 (1982), 411–454.</w:t>
       </w:r>
     </w:p>
   </w:footnote>
@@ -39191,7 +39228,7 @@
           <w:sz w:val="17"/>
           <w:szCs w:val="17"/>
         </w:rPr>
-        <w:t>Edwin Boston III; the cover was found by an exhaustive search on the torus of side two and checked again, on a road sharing no line with the search, on every plaquette of the tori of side two, four and six, where a single bent site leaves ten plaquettes of the smallest torus with zero or two links of the set; Records R7.</w:t>
+        <w:t>Edwin Boston III; the block criterion's accounting, the one-face law and the closed form of its covariance are entered on the ledger of the work that follows this paper, with their readings on the exact cube.</w:t>
       </w:r>
     </w:p>
   </w:footnote>
@@ -39211,23 +39248,7 @@
           <w:sz w:val="17"/>
           <w:szCs w:val="17"/>
         </w:rPr>
-        <w:t xml:space="preserve">G. N. Watson, </w:t>
-      </w:r>
-      <w:r>
-        <w:rPr>
-          <w:i/>
-          <w:iCs/>
-          <w:sz w:val="17"/>
-          <w:szCs w:val="17"/>
-        </w:rPr>
-        <w:t>A Treatise on the Theory of Bessel Functions</w:t>
-      </w:r>
-      <w:r>
-        <w:rPr>
-          <w:sz w:val="17"/>
-          <w:szCs w:val="17"/>
-        </w:rPr>
-        <w:t>, second edition, Cambridge University Press, 1944, §5.41.</w:t>
+        <w:t>Edwin Boston III; the cover was found by an exhaustive search on the torus of side two and checked again, on a road sharing no line with the search, on every plaquette of the tori of side two, four and six, where a single bent site leaves ten plaquettes of the smallest torus with zero or two links of the set; Records R7.</w:t>
       </w:r>
     </w:p>
   </w:footnote>
@@ -39247,7 +39268,7 @@
           <w:sz w:val="17"/>
           <w:szCs w:val="17"/>
         </w:rPr>
-        <w:t xml:space="preserve">K. V. Thiruvenkatachar and T. S. Nanjundiah, "Inequalities concerning Bessel functions and orthogonal polynomials", </w:t>
+        <w:t xml:space="preserve">G. N. Watson, </w:t>
       </w:r>
       <w:r>
         <w:rPr>
@@ -39256,14 +39277,14 @@
           <w:sz w:val="17"/>
           <w:szCs w:val="17"/>
         </w:rPr>
-        <w:t>Proc. Indian Acad. Sci. A</w:t>
+        <w:t>A Treatise on the Theory of Bessel Functions</w:t>
       </w:r>
       <w:r>
         <w:rPr>
           <w:sz w:val="17"/>
           <w:szCs w:val="17"/>
         </w:rPr>
-        <w:t xml:space="preserve"> 33 (1951), 373–384.</w:t>
+        <w:t>, second edition, Cambridge University Press, 1944, §5.41.</w:t>
       </w:r>
     </w:p>
   </w:footnote>
@@ -39283,7 +39304,7 @@
           <w:sz w:val="17"/>
           <w:szCs w:val="17"/>
         </w:rPr>
-        <w:t xml:space="preserve">R. L. Dobrushin, "Prescribing a system of random variables by conditional distributions", </w:t>
+        <w:t xml:space="preserve">K. V. Thiruvenkatachar and T. S. Nanjundiah, "Inequalities concerning Bessel functions and orthogonal polynomials", </w:t>
       </w:r>
       <w:r>
         <w:rPr>
@@ -39292,14 +39313,14 @@
           <w:sz w:val="17"/>
           <w:szCs w:val="17"/>
         </w:rPr>
-        <w:t>Theory Probab. Appl.</w:t>
+        <w:t>Proc. Indian Acad. Sci. A</w:t>
       </w:r>
       <w:r>
         <w:rPr>
           <w:sz w:val="17"/>
           <w:szCs w:val="17"/>
         </w:rPr>
-        <w:t xml:space="preserve"> 15 (1970), 458–486; Sources [17].</w:t>
+        <w:t xml:space="preserve"> 33 (1951), 373–384.</w:t>
       </w:r>
     </w:p>
   </w:footnote>
@@ -39319,7 +39340,23 @@
           <w:sz w:val="17"/>
           <w:szCs w:val="17"/>
         </w:rPr>
-        <w:t>K. Osterwalder and E. Seiler, Sources [5]; M. Lüscher, Sources [7].</w:t>
+        <w:t xml:space="preserve">R. L. Dobrushin, "Prescribing a system of random variables by conditional distributions", </w:t>
+      </w:r>
+      <w:r>
+        <w:rPr>
+          <w:i/>
+          <w:iCs/>
+          <w:sz w:val="17"/>
+          <w:szCs w:val="17"/>
+        </w:rPr>
+        <w:t>Theory Probab. Appl.</w:t>
+      </w:r>
+      <w:r>
+        <w:rPr>
+          <w:sz w:val="17"/>
+          <w:szCs w:val="17"/>
+        </w:rPr>
+        <w:t xml:space="preserve"> 15 (1970), 458–486; Sources [17].</w:t>
       </w:r>
     </w:p>
   </w:footnote>
@@ -39339,11 +39376,31 @@
           <w:sz w:val="17"/>
           <w:szCs w:val="17"/>
         </w:rPr>
-        <w:t>Edwin Boston III; the certificate and its sharp pass, the second evaluation, the third road's enclosure and the enclosures of the two constants are Records R7.</w:t>
+        <w:t>K. Osterwalder and E. Seiler, Sources [5]; M. Lüscher, Sources [7].</w:t>
       </w:r>
     </w:p>
   </w:footnote>
   <w:footnote w:id="75">
+    <w:p>
+      <w:pPr>
+        <w:spacing w:after="40" w:line="240" w:lineRule="auto"/>
+      </w:pPr>
+      <w:r>
+        <w:rPr>
+          <w:rStyle w:val="FootnoteReference"/>
+        </w:rPr>
+        <w:footnoteRef/>
+      </w:r>
+      <w:r>
+        <w:rPr>
+          <w:sz w:val="17"/>
+          <w:szCs w:val="17"/>
+        </w:rPr>
+        <w:t>Edwin Boston III; the certificate and its sharp pass, the second evaluation, the third road's enclosure and the enclosures of the two constants are Records R7.</w:t>
+      </w:r>
+    </w:p>
+  </w:footnote>
+  <w:footnote w:id="76">
     <w:p>
       <w:pPr>
         <w:spacing w:after="40" w:line="240" w:lineRule="auto"/>
@@ -39394,10 +39451,10 @@
 <file path=word/numbering.xml><?xml version="1.0" encoding="utf-8"?>
 <w:numbering xmlns:wpc="http://schemas.microsoft.com/office/word/2010/wordprocessingCanvas" xmlns:cx="http://schemas.microsoft.com/office/drawing/2014/chartex" xmlns:cx1="http://schemas.microsoft.com/office/drawing/2015/9/8/chartex" xmlns:cx2="http://schemas.microsoft.com/office/drawing/2015/10/21/chartex" xmlns:cx3="http://schemas.microsoft.com/office/drawing/2016/5/9/chartex" xmlns:cx4="http://schemas.microsoft.com/office/drawing/2016/5/10/chartex" xmlns:cx5="http://schemas.microsoft.com/office/drawing/2016/5/11/chartex" xmlns:cx6="http://schemas.microsoft.com/office/drawing/2016/5/12/chartex" xmlns:cx7="http://schemas.microsoft.com/office/drawing/2016/5/13/chartex" xmlns:cx8="http://schemas.microsoft.com/office/drawing/2016/5/14/chartex" xmlns:mc="http://schemas.openxmlformats.org/markup-compatibility/2006" xmlns:aink="http://schemas.microsoft.com/office/drawing/2016/ink" xmlns:am3d="http://schemas.microsoft.com/office/drawing/2017/model3d" xmlns:o="urn:schemas-microsoft-com:office:office" xmlns:oel="http://schemas.microsoft.com/office/2019/extlst" xmlns:r="http://schemas.openxmlformats.org/officeDocument/2006/relationships" xmlns:m="http://schemas.openxmlformats.org/officeDocument/2006/math" xmlns:v="urn:schemas-microsoft-com:vml" xmlns:wp14="http://schemas.microsoft.com/office/word/2010/wordprocessingDrawing" xmlns:wp="http://schemas.openxmlformats.org/drawingml/2006/wordprocessingDrawing" xmlns:w10="urn:schemas-microsoft-com:office:word" xmlns:w="http://schemas.openxmlformats.org/wordprocessingml/2006/main" xmlns:w14="http://schemas.microsoft.com/office/word/2010/wordml" xmlns:w15="http://schemas.microsoft.com/office/word/2012/wordml" xmlns:w16cex="http://schemas.microsoft.com/office/word/2018/wordml/cex" xmlns:w16cid="http://schemas.microsoft.com/office/word/2016/wordml/cid" xmlns:w16="http://schemas.microsoft.com/office/word/2018/wordml" xmlns:w16du="http://schemas.microsoft.com/office/word/2023/wordml/word16du" xmlns:w16sdtdh="http://schemas.microsoft.com/office/word/2020/wordml/sdtdatahash" xmlns:w16sdtfl="http://schemas.microsoft.com/office/word/2024/wordml/sdtformatlock" xmlns:w16se="http://schemas.microsoft.com/office/word/2015/wordml/symex" xmlns:wpg="http://schemas.microsoft.com/office/word/2010/wordprocessingGroup" xmlns:wpi="http://schemas.microsoft.com/office/word/2010/wordprocessingInk" xmlns:wne="http://schemas.microsoft.com/office/word/2006/wordml" xmlns:wps="http://schemas.microsoft.com/office/word/2010/wordprocessingShape" mc:Ignorable="w14 w15 w16se w16cid w16 w16cex w16sdtdh w16sdtfl w16du wp14">
   <w:abstractNum w:abstractNumId="0" w15:restartNumberingAfterBreak="0">
-    <w:nsid w:val="4A404638"/>
+    <w:nsid w:val="65C05461"/>
     <w:multiLevelType w:val="hybridMultilevel"/>
-    <w:tmpl w:val="87D44DE6"/>
-    <w:lvl w:ilvl="0" w:tplc="E5ACB3DA">
+    <w:tmpl w:val="C14E43B2"/>
+    <w:lvl w:ilvl="0" w:tplc="746A7212">
       <w:start w:val="1"/>
       <w:numFmt w:val="bullet"/>
       <w:lvlText w:val="●"/>
@@ -39406,7 +39463,7 @@
         <w:ind w:left="720" w:hanging="360"/>
       </w:pPr>
     </w:lvl>
-    <w:lvl w:ilvl="1" w:tplc="4F087020">
+    <w:lvl w:ilvl="1" w:tplc="8B48C0AC">
       <w:start w:val="1"/>
       <w:numFmt w:val="bullet"/>
       <w:lvlText w:val="○"/>
@@ -39415,7 +39472,7 @@
         <w:ind w:left="1440" w:hanging="360"/>
       </w:pPr>
     </w:lvl>
-    <w:lvl w:ilvl="2" w:tplc="089484D2">
+    <w:lvl w:ilvl="2" w:tplc="F9F85964">
       <w:start w:val="1"/>
       <w:numFmt w:val="bullet"/>
       <w:lvlText w:val="■"/>
@@ -39424,7 +39481,7 @@
         <w:ind w:left="2160" w:hanging="360"/>
       </w:pPr>
     </w:lvl>
-    <w:lvl w:ilvl="3" w:tplc="10FE2916">
+    <w:lvl w:ilvl="3" w:tplc="A3B86C1C">
       <w:start w:val="1"/>
       <w:numFmt w:val="bullet"/>
       <w:lvlText w:val="●"/>
@@ -39433,7 +39490,7 @@
         <w:ind w:left="2880" w:hanging="360"/>
       </w:pPr>
     </w:lvl>
-    <w:lvl w:ilvl="4" w:tplc="B5D09286">
+    <w:lvl w:ilvl="4" w:tplc="E584BE20">
       <w:start w:val="1"/>
       <w:numFmt w:val="bullet"/>
       <w:lvlText w:val="○"/>
@@ -39442,7 +39499,7 @@
         <w:ind w:left="3600" w:hanging="360"/>
       </w:pPr>
     </w:lvl>
-    <w:lvl w:ilvl="5" w:tplc="C55E48F8">
+    <w:lvl w:ilvl="5" w:tplc="498277FA">
       <w:start w:val="1"/>
       <w:numFmt w:val="bullet"/>
       <w:lvlText w:val="■"/>
@@ -39451,7 +39508,7 @@
         <w:ind w:left="4320" w:hanging="360"/>
       </w:pPr>
     </w:lvl>
-    <w:lvl w:ilvl="6" w:tplc="DE32CF9E">
+    <w:lvl w:ilvl="6" w:tplc="483C84C0">
       <w:start w:val="1"/>
       <w:numFmt w:val="bullet"/>
       <w:lvlText w:val="●"/>
@@ -39460,7 +39517,7 @@
         <w:ind w:left="5040" w:hanging="360"/>
       </w:pPr>
     </w:lvl>
-    <w:lvl w:ilvl="7" w:tplc="73D2BF4C">
+    <w:lvl w:ilvl="7" w:tplc="593A59EC">
       <w:start w:val="1"/>
       <w:numFmt w:val="bullet"/>
       <w:lvlText w:val="●"/>
@@ -39469,7 +39526,7 @@
         <w:ind w:left="5760" w:hanging="360"/>
       </w:pPr>
     </w:lvl>
-    <w:lvl w:ilvl="8" w:tplc="6AE2FD48">
+    <w:lvl w:ilvl="8" w:tplc="46548ABE">
       <w:start w:val="1"/>
       <w:numFmt w:val="bullet"/>
       <w:lvlText w:val="●"/>
@@ -39479,7 +39536,7 @@
       </w:pPr>
     </w:lvl>
   </w:abstractNum>
-  <w:num w:numId="1" w16cid:durableId="561791758">
+  <w:num w:numId="1" w16cid:durableId="749430562">
     <w:abstractNumId w:val="0"/>
     <w:lvlOverride w:ilvl="0">
       <w:startOverride w:val="1"/>
@@ -40076,7 +40133,7 @@
     <w:autoRedefine/>
     <w:uiPriority w:val="39"/>
     <w:unhideWhenUsed/>
-    <w:rsid w:val="004750EC"/>
+    <w:rsid w:val="00DC0B7B"/>
     <w:pPr>
       <w:spacing w:after="100"/>
     </w:pPr>
@@ -40088,7 +40145,7 @@
     <w:autoRedefine/>
     <w:uiPriority w:val="39"/>
     <w:unhideWhenUsed/>
-    <w:rsid w:val="004750EC"/>
+    <w:rsid w:val="00DC0B7B"/>
     <w:pPr>
       <w:spacing w:after="100"/>
       <w:ind w:left="220"/>

--- a/THE-GROUND-Edwin-Boston-III.docx
+++ b/THE-GROUND-Edwin-Boston-III.docx
@@ -170,7 +170,7 @@
     <w:sdt>
       <w:sdtPr>
         <w:alias w:val="Contents"/>
-        <w:id w:val="269741154"/>
+        <w:id w:val="-1845169749"/>
       </w:sdtPr>
       <w:sdtEndPr/>
       <w:sdtContent>
@@ -198,7 +198,7 @@
           <w:r>
             <w:fldChar w:fldCharType="separate"/>
           </w:r>
-          <w:hyperlink w:anchor="_Toc244137619" w:history="1">
+          <w:hyperlink w:anchor="_Toc244139198" w:history="1">
             <w:r>
               <w:rPr>
                 <w:rStyle w:val="Hyperlink"/>
@@ -222,7 +222,7 @@
               <w:rPr>
                 <w:noProof/>
               </w:rPr>
-              <w:instrText xml:space="preserve"> PAGEREF _Toc244137619 \h </w:instrText>
+              <w:instrText xml:space="preserve"> PAGEREF _Toc244139198 \h </w:instrText>
             </w:r>
             <w:r>
               <w:rPr>
@@ -264,7 +264,7 @@
               <w14:ligatures w14:val="standardContextual"/>
             </w:rPr>
           </w:pPr>
-          <w:hyperlink w:anchor="_Toc244137620" w:history="1">
+          <w:hyperlink w:anchor="_Toc244139199" w:history="1">
             <w:r>
               <w:rPr>
                 <w:rStyle w:val="Hyperlink"/>
@@ -288,7 +288,7 @@
               <w:rPr>
                 <w:noProof/>
               </w:rPr>
-              <w:instrText xml:space="preserve"> PAGEREF _Toc244137620 \h </w:instrText>
+              <w:instrText xml:space="preserve"> PAGEREF _Toc244139199 \h </w:instrText>
             </w:r>
             <w:r>
               <w:rPr>
@@ -330,7 +330,7 @@
               <w14:ligatures w14:val="standardContextual"/>
             </w:rPr>
           </w:pPr>
-          <w:hyperlink w:anchor="_Toc244137621" w:history="1">
+          <w:hyperlink w:anchor="_Toc244139200" w:history="1">
             <w:r>
               <w:rPr>
                 <w:rStyle w:val="Hyperlink"/>
@@ -354,7 +354,7 @@
               <w:rPr>
                 <w:noProof/>
               </w:rPr>
-              <w:instrText xml:space="preserve"> PAGEREF _Toc244137621 \h </w:instrText>
+              <w:instrText xml:space="preserve"> PAGEREF _Toc244139200 \h </w:instrText>
             </w:r>
             <w:r>
               <w:rPr>
@@ -396,7 +396,7 @@
               <w14:ligatures w14:val="standardContextual"/>
             </w:rPr>
           </w:pPr>
-          <w:hyperlink w:anchor="_Toc244137622" w:history="1">
+          <w:hyperlink w:anchor="_Toc244139201" w:history="1">
             <w:r>
               <w:rPr>
                 <w:rStyle w:val="Hyperlink"/>
@@ -420,7 +420,7 @@
               <w:rPr>
                 <w:noProof/>
               </w:rPr>
-              <w:instrText xml:space="preserve"> PAGEREF _Toc244137622 \h </w:instrText>
+              <w:instrText xml:space="preserve"> PAGEREF _Toc244139201 \h </w:instrText>
             </w:r>
             <w:r>
               <w:rPr>
@@ -462,7 +462,7 @@
               <w14:ligatures w14:val="standardContextual"/>
             </w:rPr>
           </w:pPr>
-          <w:hyperlink w:anchor="_Toc244137623" w:history="1">
+          <w:hyperlink w:anchor="_Toc244139202" w:history="1">
             <w:r>
               <w:rPr>
                 <w:rStyle w:val="Hyperlink"/>
@@ -486,7 +486,7 @@
               <w:rPr>
                 <w:noProof/>
               </w:rPr>
-              <w:instrText xml:space="preserve"> PAGEREF _Toc244137623 \h </w:instrText>
+              <w:instrText xml:space="preserve"> PAGEREF _Toc244139202 \h </w:instrText>
             </w:r>
             <w:r>
               <w:rPr>
@@ -528,7 +528,7 @@
               <w14:ligatures w14:val="standardContextual"/>
             </w:rPr>
           </w:pPr>
-          <w:hyperlink w:anchor="_Toc244137624" w:history="1">
+          <w:hyperlink w:anchor="_Toc244139203" w:history="1">
             <w:r>
               <w:rPr>
                 <w:rStyle w:val="Hyperlink"/>
@@ -552,7 +552,7 @@
               <w:rPr>
                 <w:noProof/>
               </w:rPr>
-              <w:instrText xml:space="preserve"> PAGEREF _Toc244137624 \h </w:instrText>
+              <w:instrText xml:space="preserve"> PAGEREF _Toc244139203 \h </w:instrText>
             </w:r>
             <w:r>
               <w:rPr>
@@ -594,7 +594,7 @@
               <w14:ligatures w14:val="standardContextual"/>
             </w:rPr>
           </w:pPr>
-          <w:hyperlink w:anchor="_Toc244137625" w:history="1">
+          <w:hyperlink w:anchor="_Toc244139204" w:history="1">
             <w:r>
               <w:rPr>
                 <w:rStyle w:val="Hyperlink"/>
@@ -618,7 +618,7 @@
               <w:rPr>
                 <w:noProof/>
               </w:rPr>
-              <w:instrText xml:space="preserve"> PAGEREF _Toc244137625 \h </w:instrText>
+              <w:instrText xml:space="preserve"> PAGEREF _Toc244139204 \h </w:instrText>
             </w:r>
             <w:r>
               <w:rPr>
@@ -660,7 +660,7 @@
               <w14:ligatures w14:val="standardContextual"/>
             </w:rPr>
           </w:pPr>
-          <w:hyperlink w:anchor="_Toc244137626" w:history="1">
+          <w:hyperlink w:anchor="_Toc244139205" w:history="1">
             <w:r>
               <w:rPr>
                 <w:rStyle w:val="Hyperlink"/>
@@ -684,7 +684,7 @@
               <w:rPr>
                 <w:noProof/>
               </w:rPr>
-              <w:instrText xml:space="preserve"> PAGEREF _Toc244137626 \h </w:instrText>
+              <w:instrText xml:space="preserve"> PAGEREF _Toc244139205 \h </w:instrText>
             </w:r>
             <w:r>
               <w:rPr>
@@ -726,7 +726,7 @@
               <w14:ligatures w14:val="standardContextual"/>
             </w:rPr>
           </w:pPr>
-          <w:hyperlink w:anchor="_Toc244137627" w:history="1">
+          <w:hyperlink w:anchor="_Toc244139206" w:history="1">
             <w:r>
               <w:rPr>
                 <w:rStyle w:val="Hyperlink"/>
@@ -750,7 +750,7 @@
               <w:rPr>
                 <w:noProof/>
               </w:rPr>
-              <w:instrText xml:space="preserve"> PAGEREF _Toc244137627 \h </w:instrText>
+              <w:instrText xml:space="preserve"> PAGEREF _Toc244139206 \h </w:instrText>
             </w:r>
             <w:r>
               <w:rPr>
@@ -792,7 +792,7 @@
               <w14:ligatures w14:val="standardContextual"/>
             </w:rPr>
           </w:pPr>
-          <w:hyperlink w:anchor="_Toc244137628" w:history="1">
+          <w:hyperlink w:anchor="_Toc244139207" w:history="1">
             <w:r>
               <w:rPr>
                 <w:rStyle w:val="Hyperlink"/>
@@ -816,7 +816,7 @@
               <w:rPr>
                 <w:noProof/>
               </w:rPr>
-              <w:instrText xml:space="preserve"> PAGEREF _Toc244137628 \h </w:instrText>
+              <w:instrText xml:space="preserve"> PAGEREF _Toc244139207 \h </w:instrText>
             </w:r>
             <w:r>
               <w:rPr>
@@ -858,7 +858,7 @@
               <w14:ligatures w14:val="standardContextual"/>
             </w:rPr>
           </w:pPr>
-          <w:hyperlink w:anchor="_Toc244137629" w:history="1">
+          <w:hyperlink w:anchor="_Toc244139208" w:history="1">
             <w:r>
               <w:rPr>
                 <w:rStyle w:val="Hyperlink"/>
@@ -882,7 +882,7 @@
               <w:rPr>
                 <w:noProof/>
               </w:rPr>
-              <w:instrText xml:space="preserve"> PAGEREF _Toc244137629 \h </w:instrText>
+              <w:instrText xml:space="preserve"> PAGEREF _Toc244139208 \h </w:instrText>
             </w:r>
             <w:r>
               <w:rPr>
@@ -924,7 +924,7 @@
               <w14:ligatures w14:val="standardContextual"/>
             </w:rPr>
           </w:pPr>
-          <w:hyperlink w:anchor="_Toc244137630" w:history="1">
+          <w:hyperlink w:anchor="_Toc244139209" w:history="1">
             <w:r>
               <w:rPr>
                 <w:rStyle w:val="Hyperlink"/>
@@ -948,7 +948,7 @@
               <w:rPr>
                 <w:noProof/>
               </w:rPr>
-              <w:instrText xml:space="preserve"> PAGEREF _Toc244137630 \h </w:instrText>
+              <w:instrText xml:space="preserve"> PAGEREF _Toc244139209 \h </w:instrText>
             </w:r>
             <w:r>
               <w:rPr>
@@ -990,7 +990,7 @@
               <w14:ligatures w14:val="standardContextual"/>
             </w:rPr>
           </w:pPr>
-          <w:hyperlink w:anchor="_Toc244137631" w:history="1">
+          <w:hyperlink w:anchor="_Toc244139210" w:history="1">
             <w:r>
               <w:rPr>
                 <w:rStyle w:val="Hyperlink"/>
@@ -1014,7 +1014,7 @@
               <w:rPr>
                 <w:noProof/>
               </w:rPr>
-              <w:instrText xml:space="preserve"> PAGEREF _Toc244137631 \h </w:instrText>
+              <w:instrText xml:space="preserve"> PAGEREF _Toc244139210 \h </w:instrText>
             </w:r>
             <w:r>
               <w:rPr>
@@ -1056,7 +1056,7 @@
               <w14:ligatures w14:val="standardContextual"/>
             </w:rPr>
           </w:pPr>
-          <w:hyperlink w:anchor="_Toc244137632" w:history="1">
+          <w:hyperlink w:anchor="_Toc244139211" w:history="1">
             <w:r>
               <w:rPr>
                 <w:rStyle w:val="Hyperlink"/>
@@ -1080,7 +1080,7 @@
               <w:rPr>
                 <w:noProof/>
               </w:rPr>
-              <w:instrText xml:space="preserve"> PAGEREF _Toc244137632 \h </w:instrText>
+              <w:instrText xml:space="preserve"> PAGEREF _Toc244139211 \h </w:instrText>
             </w:r>
             <w:r>
               <w:rPr>
@@ -1122,7 +1122,7 @@
               <w14:ligatures w14:val="standardContextual"/>
             </w:rPr>
           </w:pPr>
-          <w:hyperlink w:anchor="_Toc244137633" w:history="1">
+          <w:hyperlink w:anchor="_Toc244139212" w:history="1">
             <w:r>
               <w:rPr>
                 <w:rStyle w:val="Hyperlink"/>
@@ -1146,7 +1146,7 @@
               <w:rPr>
                 <w:noProof/>
               </w:rPr>
-              <w:instrText xml:space="preserve"> PAGEREF _Toc244137633 \h </w:instrText>
+              <w:instrText xml:space="preserve"> PAGEREF _Toc244139212 \h </w:instrText>
             </w:r>
             <w:r>
               <w:rPr>
@@ -1188,7 +1188,7 @@
               <w14:ligatures w14:val="standardContextual"/>
             </w:rPr>
           </w:pPr>
-          <w:hyperlink w:anchor="_Toc244137634" w:history="1">
+          <w:hyperlink w:anchor="_Toc244139213" w:history="1">
             <w:r>
               <w:rPr>
                 <w:rStyle w:val="Hyperlink"/>
@@ -1212,7 +1212,7 @@
               <w:rPr>
                 <w:noProof/>
               </w:rPr>
-              <w:instrText xml:space="preserve"> PAGEREF _Toc244137634 \h </w:instrText>
+              <w:instrText xml:space="preserve"> PAGEREF _Toc244139213 \h </w:instrText>
             </w:r>
             <w:r>
               <w:rPr>
@@ -1254,7 +1254,7 @@
               <w14:ligatures w14:val="standardContextual"/>
             </w:rPr>
           </w:pPr>
-          <w:hyperlink w:anchor="_Toc244137635" w:history="1">
+          <w:hyperlink w:anchor="_Toc244139214" w:history="1">
             <w:r>
               <w:rPr>
                 <w:rStyle w:val="Hyperlink"/>
@@ -1278,7 +1278,7 @@
               <w:rPr>
                 <w:noProof/>
               </w:rPr>
-              <w:instrText xml:space="preserve"> PAGEREF _Toc244137635 \h </w:instrText>
+              <w:instrText xml:space="preserve"> PAGEREF _Toc244139214 \h </w:instrText>
             </w:r>
             <w:r>
               <w:rPr>
@@ -1320,7 +1320,7 @@
               <w14:ligatures w14:val="standardContextual"/>
             </w:rPr>
           </w:pPr>
-          <w:hyperlink w:anchor="_Toc244137636" w:history="1">
+          <w:hyperlink w:anchor="_Toc244139215" w:history="1">
             <w:r>
               <w:rPr>
                 <w:rStyle w:val="Hyperlink"/>
@@ -1344,7 +1344,7 @@
               <w:rPr>
                 <w:noProof/>
               </w:rPr>
-              <w:instrText xml:space="preserve"> PAGEREF _Toc244137636 \h </w:instrText>
+              <w:instrText xml:space="preserve"> PAGEREF _Toc244139215 \h </w:instrText>
             </w:r>
             <w:r>
               <w:rPr>
@@ -1386,7 +1386,7 @@
               <w14:ligatures w14:val="standardContextual"/>
             </w:rPr>
           </w:pPr>
-          <w:hyperlink w:anchor="_Toc244137637" w:history="1">
+          <w:hyperlink w:anchor="_Toc244139216" w:history="1">
             <w:r>
               <w:rPr>
                 <w:rStyle w:val="Hyperlink"/>
@@ -1410,7 +1410,7 @@
               <w:rPr>
                 <w:noProof/>
               </w:rPr>
-              <w:instrText xml:space="preserve"> PAGEREF _Toc244137637 \h </w:instrText>
+              <w:instrText xml:space="preserve"> PAGEREF _Toc244139216 \h </w:instrText>
             </w:r>
             <w:r>
               <w:rPr>
@@ -1452,7 +1452,7 @@
               <w14:ligatures w14:val="standardContextual"/>
             </w:rPr>
           </w:pPr>
-          <w:hyperlink w:anchor="_Toc244137638" w:history="1">
+          <w:hyperlink w:anchor="_Toc244139217" w:history="1">
             <w:r>
               <w:rPr>
                 <w:rStyle w:val="Hyperlink"/>
@@ -1476,7 +1476,7 @@
               <w:rPr>
                 <w:noProof/>
               </w:rPr>
-              <w:instrText xml:space="preserve"> PAGEREF _Toc244137638 \h </w:instrText>
+              <w:instrText xml:space="preserve"> PAGEREF _Toc244139217 \h </w:instrText>
             </w:r>
             <w:r>
               <w:rPr>
@@ -1518,7 +1518,7 @@
               <w14:ligatures w14:val="standardContextual"/>
             </w:rPr>
           </w:pPr>
-          <w:hyperlink w:anchor="_Toc244137639" w:history="1">
+          <w:hyperlink w:anchor="_Toc244139218" w:history="1">
             <w:r>
               <w:rPr>
                 <w:rStyle w:val="Hyperlink"/>
@@ -1542,7 +1542,7 @@
               <w:rPr>
                 <w:noProof/>
               </w:rPr>
-              <w:instrText xml:space="preserve"> PAGEREF _Toc244137639 \h </w:instrText>
+              <w:instrText xml:space="preserve"> PAGEREF _Toc244139218 \h </w:instrText>
             </w:r>
             <w:r>
               <w:rPr>
@@ -1584,7 +1584,7 @@
               <w14:ligatures w14:val="standardContextual"/>
             </w:rPr>
           </w:pPr>
-          <w:hyperlink w:anchor="_Toc244137640" w:history="1">
+          <w:hyperlink w:anchor="_Toc244139219" w:history="1">
             <w:r>
               <w:rPr>
                 <w:rStyle w:val="Hyperlink"/>
@@ -1608,7 +1608,7 @@
               <w:rPr>
                 <w:noProof/>
               </w:rPr>
-              <w:instrText xml:space="preserve"> PAGEREF _Toc244137640 \h </w:instrText>
+              <w:instrText xml:space="preserve"> PAGEREF _Toc244139219 \h </w:instrText>
             </w:r>
             <w:r>
               <w:rPr>
@@ -1650,7 +1650,7 @@
               <w14:ligatures w14:val="standardContextual"/>
             </w:rPr>
           </w:pPr>
-          <w:hyperlink w:anchor="_Toc244137641" w:history="1">
+          <w:hyperlink w:anchor="_Toc244139220" w:history="1">
             <w:r>
               <w:rPr>
                 <w:rStyle w:val="Hyperlink"/>
@@ -1674,7 +1674,7 @@
               <w:rPr>
                 <w:noProof/>
               </w:rPr>
-              <w:instrText xml:space="preserve"> PAGEREF _Toc244137641 \h </w:instrText>
+              <w:instrText xml:space="preserve"> PAGEREF _Toc244139220 \h </w:instrText>
             </w:r>
             <w:r>
               <w:rPr>
@@ -1716,7 +1716,7 @@
               <w14:ligatures w14:val="standardContextual"/>
             </w:rPr>
           </w:pPr>
-          <w:hyperlink w:anchor="_Toc244137642" w:history="1">
+          <w:hyperlink w:anchor="_Toc244139221" w:history="1">
             <w:r>
               <w:rPr>
                 <w:rStyle w:val="Hyperlink"/>
@@ -1740,7 +1740,7 @@
               <w:rPr>
                 <w:noProof/>
               </w:rPr>
-              <w:instrText xml:space="preserve"> PAGEREF _Toc244137642 \h </w:instrText>
+              <w:instrText xml:space="preserve"> PAGEREF _Toc244139221 \h </w:instrText>
             </w:r>
             <w:r>
               <w:rPr>
@@ -1782,7 +1782,7 @@
               <w14:ligatures w14:val="standardContextual"/>
             </w:rPr>
           </w:pPr>
-          <w:hyperlink w:anchor="_Toc244137643" w:history="1">
+          <w:hyperlink w:anchor="_Toc244139222" w:history="1">
             <w:r>
               <w:rPr>
                 <w:rStyle w:val="Hyperlink"/>
@@ -1806,7 +1806,7 @@
               <w:rPr>
                 <w:noProof/>
               </w:rPr>
-              <w:instrText xml:space="preserve"> PAGEREF _Toc244137643 \h </w:instrText>
+              <w:instrText xml:space="preserve"> PAGEREF _Toc244139222 \h </w:instrText>
             </w:r>
             <w:r>
               <w:rPr>
@@ -1848,7 +1848,7 @@
               <w14:ligatures w14:val="standardContextual"/>
             </w:rPr>
           </w:pPr>
-          <w:hyperlink w:anchor="_Toc244137644" w:history="1">
+          <w:hyperlink w:anchor="_Toc244139223" w:history="1">
             <w:r>
               <w:rPr>
                 <w:rStyle w:val="Hyperlink"/>
@@ -1872,7 +1872,7 @@
               <w:rPr>
                 <w:noProof/>
               </w:rPr>
-              <w:instrText xml:space="preserve"> PAGEREF _Toc244137644 \h </w:instrText>
+              <w:instrText xml:space="preserve"> PAGEREF _Toc244139223 \h </w:instrText>
             </w:r>
             <w:r>
               <w:rPr>
@@ -1914,7 +1914,7 @@
               <w14:ligatures w14:val="standardContextual"/>
             </w:rPr>
           </w:pPr>
-          <w:hyperlink w:anchor="_Toc244137645" w:history="1">
+          <w:hyperlink w:anchor="_Toc244139224" w:history="1">
             <w:r>
               <w:rPr>
                 <w:rStyle w:val="Hyperlink"/>
@@ -1938,7 +1938,7 @@
               <w:rPr>
                 <w:noProof/>
               </w:rPr>
-              <w:instrText xml:space="preserve"> PAGEREF _Toc244137645 \h </w:instrText>
+              <w:instrText xml:space="preserve"> PAGEREF _Toc244139224 \h </w:instrText>
             </w:r>
             <w:r>
               <w:rPr>
@@ -1980,7 +1980,7 @@
               <w14:ligatures w14:val="standardContextual"/>
             </w:rPr>
           </w:pPr>
-          <w:hyperlink w:anchor="_Toc244137646" w:history="1">
+          <w:hyperlink w:anchor="_Toc244139225" w:history="1">
             <w:r>
               <w:rPr>
                 <w:rStyle w:val="Hyperlink"/>
@@ -2004,7 +2004,7 @@
               <w:rPr>
                 <w:noProof/>
               </w:rPr>
-              <w:instrText xml:space="preserve"> PAGEREF _Toc244137646 \h </w:instrText>
+              <w:instrText xml:space="preserve"> PAGEREF _Toc244139225 \h </w:instrText>
             </w:r>
             <w:r>
               <w:rPr>
@@ -2046,7 +2046,7 @@
               <w14:ligatures w14:val="standardContextual"/>
             </w:rPr>
           </w:pPr>
-          <w:hyperlink w:anchor="_Toc244137647" w:history="1">
+          <w:hyperlink w:anchor="_Toc244139226" w:history="1">
             <w:r>
               <w:rPr>
                 <w:rStyle w:val="Hyperlink"/>
@@ -2070,7 +2070,7 @@
               <w:rPr>
                 <w:noProof/>
               </w:rPr>
-              <w:instrText xml:space="preserve"> PAGEREF _Toc244137647 \h </w:instrText>
+              <w:instrText xml:space="preserve"> PAGEREF _Toc244139226 \h </w:instrText>
             </w:r>
             <w:r>
               <w:rPr>
@@ -2112,7 +2112,7 @@
               <w14:ligatures w14:val="standardContextual"/>
             </w:rPr>
           </w:pPr>
-          <w:hyperlink w:anchor="_Toc244137648" w:history="1">
+          <w:hyperlink w:anchor="_Toc244139227" w:history="1">
             <w:r>
               <w:rPr>
                 <w:rStyle w:val="Hyperlink"/>
@@ -2136,7 +2136,7 @@
               <w:rPr>
                 <w:noProof/>
               </w:rPr>
-              <w:instrText xml:space="preserve"> PAGEREF _Toc244137648 \h </w:instrText>
+              <w:instrText xml:space="preserve"> PAGEREF _Toc244139227 \h </w:instrText>
             </w:r>
             <w:r>
               <w:rPr>
@@ -2178,7 +2178,7 @@
               <w14:ligatures w14:val="standardContextual"/>
             </w:rPr>
           </w:pPr>
-          <w:hyperlink w:anchor="_Toc244137649" w:history="1">
+          <w:hyperlink w:anchor="_Toc244139228" w:history="1">
             <w:r>
               <w:rPr>
                 <w:rStyle w:val="Hyperlink"/>
@@ -2202,7 +2202,7 @@
               <w:rPr>
                 <w:noProof/>
               </w:rPr>
-              <w:instrText xml:space="preserve"> PAGEREF _Toc244137649 \h </w:instrText>
+              <w:instrText xml:space="preserve"> PAGEREF _Toc244139228 \h </w:instrText>
             </w:r>
             <w:r>
               <w:rPr>
@@ -2244,7 +2244,7 @@
               <w14:ligatures w14:val="standardContextual"/>
             </w:rPr>
           </w:pPr>
-          <w:hyperlink w:anchor="_Toc244137650" w:history="1">
+          <w:hyperlink w:anchor="_Toc244139229" w:history="1">
             <w:r>
               <w:rPr>
                 <w:rStyle w:val="Hyperlink"/>
@@ -2268,7 +2268,7 @@
               <w:rPr>
                 <w:noProof/>
               </w:rPr>
-              <w:instrText xml:space="preserve"> PAGEREF _Toc244137650 \h </w:instrText>
+              <w:instrText xml:space="preserve"> PAGEREF _Toc244139229 \h </w:instrText>
             </w:r>
             <w:r>
               <w:rPr>
@@ -2310,7 +2310,7 @@
               <w14:ligatures w14:val="standardContextual"/>
             </w:rPr>
           </w:pPr>
-          <w:hyperlink w:anchor="_Toc244137651" w:history="1">
+          <w:hyperlink w:anchor="_Toc244139230" w:history="1">
             <w:r>
               <w:rPr>
                 <w:rStyle w:val="Hyperlink"/>
@@ -2334,7 +2334,7 @@
               <w:rPr>
                 <w:noProof/>
               </w:rPr>
-              <w:instrText xml:space="preserve"> PAGEREF _Toc244137651 \h </w:instrText>
+              <w:instrText xml:space="preserve"> PAGEREF _Toc244139230 \h </w:instrText>
             </w:r>
             <w:r>
               <w:rPr>
@@ -2376,7 +2376,7 @@
               <w14:ligatures w14:val="standardContextual"/>
             </w:rPr>
           </w:pPr>
-          <w:hyperlink w:anchor="_Toc244137652" w:history="1">
+          <w:hyperlink w:anchor="_Toc244139231" w:history="1">
             <w:r>
               <w:rPr>
                 <w:rStyle w:val="Hyperlink"/>
@@ -2400,7 +2400,7 @@
               <w:rPr>
                 <w:noProof/>
               </w:rPr>
-              <w:instrText xml:space="preserve"> PAGEREF _Toc244137652 \h </w:instrText>
+              <w:instrText xml:space="preserve"> PAGEREF _Toc244139231 \h </w:instrText>
             </w:r>
             <w:r>
               <w:rPr>
@@ -2442,7 +2442,7 @@
               <w14:ligatures w14:val="standardContextual"/>
             </w:rPr>
           </w:pPr>
-          <w:hyperlink w:anchor="_Toc244137653" w:history="1">
+          <w:hyperlink w:anchor="_Toc244139232" w:history="1">
             <w:r>
               <w:rPr>
                 <w:rStyle w:val="Hyperlink"/>
@@ -2466,7 +2466,7 @@
               <w:rPr>
                 <w:noProof/>
               </w:rPr>
-              <w:instrText xml:space="preserve"> PAGEREF _Toc244137653 \h </w:instrText>
+              <w:instrText xml:space="preserve"> PAGEREF _Toc244139232 \h </w:instrText>
             </w:r>
             <w:r>
               <w:rPr>
@@ -2483,7 +2483,7 @@
               <w:rPr>
                 <w:noProof/>
               </w:rPr>
-              <w:t>36</w:t>
+              <w:t>37</w:t>
             </w:r>
             <w:r>
               <w:rPr>
@@ -2508,7 +2508,7 @@
               <w14:ligatures w14:val="standardContextual"/>
             </w:rPr>
           </w:pPr>
-          <w:hyperlink w:anchor="_Toc244137654" w:history="1">
+          <w:hyperlink w:anchor="_Toc244139233" w:history="1">
             <w:r>
               <w:rPr>
                 <w:rStyle w:val="Hyperlink"/>
@@ -2532,7 +2532,7 @@
               <w:rPr>
                 <w:noProof/>
               </w:rPr>
-              <w:instrText xml:space="preserve"> PAGEREF _Toc244137654 \h </w:instrText>
+              <w:instrText xml:space="preserve"> PAGEREF _Toc244139233 \h </w:instrText>
             </w:r>
             <w:r>
               <w:rPr>
@@ -2549,7 +2549,7 @@
               <w:rPr>
                 <w:noProof/>
               </w:rPr>
-              <w:t>37</w:t>
+              <w:t>38</w:t>
             </w:r>
             <w:r>
               <w:rPr>
@@ -2574,7 +2574,7 @@
               <w14:ligatures w14:val="standardContextual"/>
             </w:rPr>
           </w:pPr>
-          <w:hyperlink w:anchor="_Toc244137655" w:history="1">
+          <w:hyperlink w:anchor="_Toc244139234" w:history="1">
             <w:r>
               <w:rPr>
                 <w:rStyle w:val="Hyperlink"/>
@@ -2598,7 +2598,7 @@
               <w:rPr>
                 <w:noProof/>
               </w:rPr>
-              <w:instrText xml:space="preserve"> PAGEREF _Toc244137655 \h </w:instrText>
+              <w:instrText xml:space="preserve"> PAGEREF _Toc244139234 \h </w:instrText>
             </w:r>
             <w:r>
               <w:rPr>
@@ -2615,7 +2615,7 @@
               <w:rPr>
                 <w:noProof/>
               </w:rPr>
-              <w:t>38</w:t>
+              <w:t>39</w:t>
             </w:r>
             <w:r>
               <w:rPr>
@@ -2639,7 +2639,7 @@
         <w:pageBreakBefore/>
         <w:spacing w:before="0"/>
       </w:pPr>
-      <w:bookmarkStart w:id="0" w:name="_Toc244137619"/>
+      <w:bookmarkStart w:id="0" w:name="_Toc244139198"/>
       <w:r>
         <w:t>1.  Introduction</w:t>
       </w:r>
@@ -2775,7 +2775,7 @@
         <w:pStyle w:val="Heading1"/>
         <w:keepNext/>
       </w:pPr>
-      <w:bookmarkStart w:id="1" w:name="_Toc244137620"/>
+      <w:bookmarkStart w:id="1" w:name="_Toc244139199"/>
       <w:r>
         <w:t>2.  The Ground Theorem</w:t>
       </w:r>
@@ -3039,7 +3039,7 @@
         <w:pStyle w:val="Heading1"/>
         <w:keepNext/>
       </w:pPr>
-      <w:bookmarkStart w:id="2" w:name="_Toc244137621"/>
+      <w:bookmarkStart w:id="2" w:name="_Toc244139200"/>
       <w:r>
         <w:t>3.  What the Problem Demands</w:t>
       </w:r>
@@ -3050,7 +3050,7 @@
         <w:pStyle w:val="Heading2"/>
         <w:keepNext/>
       </w:pPr>
-      <w:bookmarkStart w:id="3" w:name="_Toc244137622"/>
+      <w:bookmarkStart w:id="3" w:name="_Toc244139201"/>
       <w:r>
         <w:t>3.1  Euclidean fields and the axioms of Osterwalder and Schrader</w:t>
       </w:r>
@@ -4180,7 +4180,7 @@
         <w:pStyle w:val="Heading2"/>
         <w:keepNext/>
       </w:pPr>
-      <w:bookmarkStart w:id="4" w:name="_Toc244137623"/>
+      <w:bookmarkStart w:id="4" w:name="_Toc244139202"/>
       <w:r>
         <w:t>3.2  The mass gap</w:t>
       </w:r>
@@ -4252,7 +4252,7 @@
         <w:pStyle w:val="Heading2"/>
         <w:keepNext/>
       </w:pPr>
-      <w:bookmarkStart w:id="5" w:name="_Toc244137624"/>
+      <w:bookmarkStart w:id="5" w:name="_Toc244139203"/>
       <w:r>
         <w:t>3.3  Non-triviality</w:t>
       </w:r>
@@ -4331,7 +4331,7 @@
         <w:pStyle w:val="Heading2"/>
         <w:keepNext/>
       </w:pPr>
-      <w:bookmarkStart w:id="6" w:name="_Toc244137625"/>
+      <w:bookmarkStart w:id="6" w:name="_Toc244139204"/>
       <w:r>
         <w:t>3.4  Limits obtained by compactness</w:t>
       </w:r>
@@ -4410,7 +4410,7 @@
         <w:pStyle w:val="Heading1"/>
         <w:keepNext/>
       </w:pPr>
-      <w:bookmarkStart w:id="7" w:name="_Toc244137626"/>
+      <w:bookmarkStart w:id="7" w:name="_Toc244139205"/>
       <w:r>
         <w:t>4.  The Lattice, Its Positivity and Its Gap</w:t>
       </w:r>
@@ -4421,7 +4421,7 @@
         <w:pStyle w:val="Heading2"/>
         <w:keepNext/>
       </w:pPr>
-      <w:bookmarkStart w:id="8" w:name="_Toc244137627"/>
+      <w:bookmarkStart w:id="8" w:name="_Toc244139206"/>
       <w:r>
         <w:t>4.1  Wilson's theory</w:t>
       </w:r>
@@ -5043,7 +5043,7 @@
         <w:pStyle w:val="Heading2"/>
         <w:keepNext/>
       </w:pPr>
-      <w:bookmarkStart w:id="9" w:name="_Toc244137628"/>
+      <w:bookmarkStart w:id="9" w:name="_Toc244139207"/>
       <w:r>
         <w:t>4.2  Reflection positivity and the transfer matrix</w:t>
       </w:r>
@@ -6079,7 +6079,7 @@
         <w:pStyle w:val="Heading2"/>
         <w:keepNext/>
       </w:pPr>
-      <w:bookmarkStart w:id="10" w:name="_Toc244137629"/>
+      <w:bookmarkStart w:id="10" w:name="_Toc244139208"/>
       <w:r>
         <w:t>4.3  The renormalisation group of Bałaban</w:t>
       </w:r>
@@ -6120,7 +6120,7 @@
         <w:pStyle w:val="Heading1"/>
         <w:keepNext/>
       </w:pPr>
-      <w:bookmarkStart w:id="11" w:name="_Toc244137630"/>
+      <w:bookmarkStart w:id="11" w:name="_Toc244139209"/>
       <w:r>
         <w:t>5.  The Three-Dimensional Manuscripts</w:t>
       </w:r>
@@ -6144,7 +6144,7 @@
         <w:pStyle w:val="Heading2"/>
         <w:keepNext/>
       </w:pPr>
-      <w:bookmarkStart w:id="12" w:name="_Toc244137631"/>
+      <w:bookmarkStart w:id="12" w:name="_Toc244139210"/>
       <w:r>
         <w:t>5.1  The documents</w:t>
       </w:r>
@@ -6191,7 +6191,7 @@
         <w:pStyle w:val="Heading2"/>
         <w:keepNext/>
       </w:pPr>
-      <w:bookmarkStart w:id="13" w:name="_Toc244137632"/>
+      <w:bookmarkStart w:id="13" w:name="_Toc244139211"/>
       <w:r>
         <w:t>5.2  The observable</w:t>
       </w:r>
@@ -6595,7 +6595,7 @@
         <w:pStyle w:val="Heading2"/>
         <w:keepNext/>
       </w:pPr>
-      <w:bookmarkStart w:id="14" w:name="_Toc244137633"/>
+      <w:bookmarkStart w:id="14" w:name="_Toc244139212"/>
       <w:r>
         <w:t>5.3  The torus, the infinite volume and the components</w:t>
       </w:r>
@@ -7126,7 +7126,7 @@
         <w:pStyle w:val="Heading2"/>
         <w:keepNext/>
       </w:pPr>
-      <w:bookmarkStart w:id="15" w:name="_Toc244137634"/>
+      <w:bookmarkStart w:id="15" w:name="_Toc244139213"/>
       <w:r>
         <w:t>5.4  The axioms and the reconstruction</w:t>
       </w:r>
@@ -7356,7 +7356,7 @@
         <w:pStyle w:val="Heading2"/>
         <w:keepNext/>
       </w:pPr>
-      <w:bookmarkStart w:id="16" w:name="_Toc244137635"/>
+      <w:bookmarkStart w:id="16" w:name="_Toc244139214"/>
       <w:r>
         <w:t>5.5  Non-triviality</w:t>
       </w:r>
@@ -7897,7 +7897,7 @@
         <w:pStyle w:val="Heading2"/>
         <w:keepNext/>
       </w:pPr>
-      <w:bookmarkStart w:id="17" w:name="_Toc244137636"/>
+      <w:bookmarkStart w:id="17" w:name="_Toc244139215"/>
       <w:r>
         <w:t>5.6  What the manuscript does not assert</w:t>
       </w:r>
@@ -7945,7 +7945,7 @@
         <w:pStyle w:val="Heading1"/>
         <w:keepNext/>
       </w:pPr>
-      <w:bookmarkStart w:id="18" w:name="_Toc244137637"/>
+      <w:bookmarkStart w:id="18" w:name="_Toc244139216"/>
       <w:r>
         <w:t>6.  The Four-Dimensional Draft and the Standing of the Corpus</w:t>
       </w:r>
@@ -7969,7 +7969,7 @@
         <w:pStyle w:val="Heading2"/>
         <w:keepNext/>
       </w:pPr>
-      <w:bookmarkStart w:id="19" w:name="_Toc244137638"/>
+      <w:bookmarkStart w:id="19" w:name="_Toc244139217"/>
       <w:r>
         <w:t>6.1  The authors' account</w:t>
       </w:r>
@@ -8033,7 +8033,7 @@
         <w:pStyle w:val="Heading2"/>
         <w:keepNext/>
       </w:pPr>
-      <w:bookmarkStart w:id="20" w:name="_Toc244137639"/>
+      <w:bookmarkStart w:id="20" w:name="_Toc244139218"/>
       <w:r>
         <w:t>6.2  The conditional theorem</w:t>
       </w:r>
@@ -8236,7 +8236,7 @@
         <w:pStyle w:val="Heading2"/>
         <w:keepNext/>
       </w:pPr>
-      <w:bookmarkStart w:id="21" w:name="_Toc244137640"/>
+      <w:bookmarkStart w:id="21" w:name="_Toc244139219"/>
       <w:r>
         <w:t>6.3  What the draft does not claim</w:t>
       </w:r>
@@ -8314,7 +8314,7 @@
         <w:pStyle w:val="Heading2"/>
         <w:keepNext/>
       </w:pPr>
-      <w:bookmarkStart w:id="22" w:name="_Toc244137641"/>
+      <w:bookmarkStart w:id="22" w:name="_Toc244139220"/>
       <w:r>
         <w:t>6.4  The standing of the corpus</w:t>
       </w:r>
@@ -8375,7 +8375,7 @@
         <w:pStyle w:val="Heading2"/>
         <w:keepNext/>
       </w:pPr>
-      <w:bookmarkStart w:id="23" w:name="_Toc244137642"/>
+      <w:bookmarkStart w:id="23" w:name="_Toc244139221"/>
       <w:r>
         <w:t>6.5  The public reading</w:t>
       </w:r>
@@ -8443,7 +8443,7 @@
         <w:pStyle w:val="Heading2"/>
         <w:keepNext/>
       </w:pPr>
-      <w:bookmarkStart w:id="24" w:name="_Toc244137643"/>
+      <w:bookmarkStart w:id="24" w:name="_Toc244139222"/>
       <w:r>
         <w:t>6.6  Further claims in public view</w:t>
       </w:r>
@@ -8737,7 +8737,7 @@
         <w:pStyle w:val="Heading1"/>
         <w:keepNext/>
       </w:pPr>
-      <w:bookmarkStart w:id="25" w:name="_Toc244137644"/>
+      <w:bookmarkStart w:id="25" w:name="_Toc244139223"/>
       <w:r>
         <w:t>7.  The Residue and Its Completion</w:t>
       </w:r>
@@ -8761,7 +8761,7 @@
         <w:pStyle w:val="Heading2"/>
         <w:keepNext/>
       </w:pPr>
-      <w:bookmarkStart w:id="26" w:name="_Toc244137645"/>
+      <w:bookmarkStart w:id="26" w:name="_Toc244139224"/>
       <w:r>
         <w:t>7.1  The residue</w:t>
       </w:r>
@@ -9955,7 +9955,7 @@
         <w:pStyle w:val="Heading2"/>
         <w:keepNext/>
       </w:pPr>
-      <w:bookmarkStart w:id="27" w:name="_Toc244137646"/>
+      <w:bookmarkStart w:id="27" w:name="_Toc244139225"/>
       <w:r>
         <w:t>7.2  The gap is exponential clustering</w:t>
       </w:r>
@@ -11901,7 +11901,7 @@
         <w:pStyle w:val="Heading2"/>
         <w:keepNext/>
       </w:pPr>
-      <w:bookmarkStart w:id="28" w:name="_Toc244137647"/>
+      <w:bookmarkStart w:id="28" w:name="_Toc244139226"/>
       <w:r>
         <w:t>7.3  From the lattice to the limit</w:t>
       </w:r>
@@ -13081,7 +13081,7 @@
         <w:pStyle w:val="Heading2"/>
         <w:keepNext/>
       </w:pPr>
-      <w:bookmarkStart w:id="29" w:name="_Toc244137648"/>
+      <w:bookmarkStart w:id="29" w:name="_Toc244139227"/>
       <w:r>
         <w:t>7.4  The collapse of the components</w:t>
       </w:r>
@@ -13197,7 +13197,7 @@
         <w:pStyle w:val="Heading1"/>
         <w:keepNext/>
       </w:pPr>
-      <w:bookmarkStart w:id="30" w:name="_Toc244137649"/>
+      <w:bookmarkStart w:id="30" w:name="_Toc244139228"/>
       <w:r>
         <w:t>8.  The Ground Handed Over</w:t>
       </w:r>
@@ -13208,7 +13208,7 @@
         <w:pStyle w:val="Heading2"/>
         <w:keepNext/>
       </w:pPr>
-      <w:bookmarkStart w:id="31" w:name="_Toc244137650"/>
+      <w:bookmarkStart w:id="31" w:name="_Toc244139229"/>
       <w:r>
         <w:t>8.1  The object that remains</w:t>
       </w:r>
@@ -13352,7 +13352,7 @@
         <w:pStyle w:val="Heading2"/>
         <w:keepNext/>
       </w:pPr>
-      <w:bookmarkStart w:id="32" w:name="_Toc244137651"/>
+      <w:bookmarkStart w:id="32" w:name="_Toc244139230"/>
       <w:r>
         <w:t>8.2  The instruments in hand</w:t>
       </w:r>
@@ -20421,7 +20421,7 @@
         <w:pStyle w:val="Heading2"/>
         <w:keepNext/>
       </w:pPr>
-      <w:bookmarkStart w:id="33" w:name="_Toc244137652"/>
+      <w:bookmarkStart w:id="33" w:name="_Toc244139231"/>
       <w:r>
         <w:t>8.3  The reduction</w:t>
       </w:r>
@@ -35579,10 +35579,152 @@
     </w:p>
     <w:p>
       <w:pPr>
+        <w:spacing w:after="120"/>
+        <w:ind w:firstLine="360"/>
+        <w:jc w:val="both"/>
+      </w:pPr>
+      <w:r>
+        <w:rPr>
+          <w:i/>
+          <w:iCs/>
+        </w:rPr>
+        <w:t>The open part.</w:t>
+      </w:r>
+      <w:r>
+        <w:t xml:space="preserve"> Theorem 8.7 certifies the gap for β ≤ 0.2452, and nothing above it is proved. The inequality that produces it, Dobrushin's comparison theorem, is group-blind, and correctly so: it holds for every compact single-spin space, and the four-dimensional U(1) theory at weak coupling, whose photon is massless, satisfies its unweighted finite-volume form as readily as a massive theory does, since a boundary's influence there decays as the fourth power of the distance and the unweighted block sum is of order </w:t>
+      </w:r>
+      <w:r>
+        <w:rPr>
+          <w:i/>
+          <w:iCs/>
+        </w:rPr>
+        <w:t>L</w:t>
+      </w:r>
+      <w:r>
+        <w:t xml:space="preserve">³ log </w:t>
+      </w:r>
+      <w:r>
+        <w:rPr>
+          <w:i/>
+          <w:iCs/>
+        </w:rPr>
+        <w:t>L</w:t>
+      </w:r>
+      <w:r>
+        <w:t xml:space="preserve"> against the block's volume </w:t>
+      </w:r>
+      <w:r>
+        <w:rPr>
+          <w:i/>
+          <w:iCs/>
+        </w:rPr>
+        <w:t>L</w:t>
+      </w:r>
+      <w:r>
+        <w:t>⁴. The group enters only through the evaluation of Hypothesis I, the weighted row sums Σ</w:t>
+      </w:r>
+      <w:r>
+        <w:rPr>
+          <w:vertAlign w:val="subscript"/>
+        </w:rPr>
+        <w:t>y</w:t>
+      </w:r>
+      <w:r>
+        <w:t xml:space="preserve"> </w:t>
+      </w:r>
+      <w:r>
+        <w:rPr>
+          <w:i/>
+          <w:iCs/>
+        </w:rPr>
+        <w:t>C</w:t>
+      </w:r>
+      <w:r>
+        <w:t>(</w:t>
+      </w:r>
+      <w:r>
+        <w:rPr>
+          <w:i/>
+          <w:iCs/>
+        </w:rPr>
+        <w:t>x</w:t>
+      </w:r>
+      <w:r>
+        <w:t xml:space="preserve">, </w:t>
+      </w:r>
+      <w:r>
+        <w:rPr>
+          <w:i/>
+          <w:iCs/>
+        </w:rPr>
+        <w:t>y</w:t>
+      </w:r>
+      <w:r>
+        <w:t>)</w:t>
+      </w:r>
+      <w:r>
+        <w:rPr>
+          <w:i/>
+          <w:iCs/>
+        </w:rPr>
+        <w:t>e</w:t>
+      </w:r>
+      <w:r>
+        <w:rPr>
+          <w:vertAlign w:val="superscript"/>
+        </w:rPr>
+        <w:t>κ|x−y|</w:t>
+      </w:r>
+      <w:r>
+        <w:t xml:space="preserve"> of the blocked measure, which diverge for every κ &gt; 0 in a Coulomb phase and converge in a massive one; what is open is a certified evaluation of those sums at a coupling where neither the strong-coupling nor the weak-coupling expansion converges. The weak end has no published number: Bałaban's ultraviolet theorems hold for a coupling small enough, and neither his papers nor Dimock's exposition states the bound, so the measured distance is the interval [0.2452, β</w:t>
+      </w:r>
+      <w:r>
+        <w:rPr>
+          <w:vertAlign w:val="subscript"/>
+        </w:rPr>
+        <w:t>UV</w:t>
+      </w:r>
+      <w:r>
+        <w:t>] with β</w:t>
+      </w:r>
+      <w:r>
+        <w:rPr>
+          <w:vertAlign w:val="subscript"/>
+        </w:rPr>
+        <w:t>UV</w:t>
+      </w:r>
+      <w:r>
+        <w:t xml:space="preserve"> unread. Within the certified form the next widening is the same theorem in the Wasserstein metric of the three-sphere, whose one-link constant at the uniform law is 1/4 against total variation's 4/(3π); it is predicted to close near β = 0.30 and is unguessed to the digit until its two constants are enclosed. The tools that would cross the interval are named and not claimed: a finite-volume criterion with typical rather than extremal boundary data, for which no theorem exists in a non-abelian gauge theory; </w:t>
+      </w:r>
+      <w:r>
+        <w:t xml:space="preserve">a correlation inequality, Griffiths' second inequality for untruncated SU(2) Wilson loops, which holds on the exact tube of §8.2 at β = 0.5 and 1.0, is undecided at 2.0 and 2.3, and from which, by the </w:t>
+      </w:r>
+      <w:r>
+        <w:rPr>
+          <w:i/>
+          <w:iCs/>
+        </w:rPr>
+        <w:t>r</w:t>
+      </w:r>
+      <w:r>
+        <w:t>⁻⁸</w:t>
+      </w:r>
+      <w:r>
+        <w:t xml:space="preserve"> plaquette correlations of the U(1) Coulomb phase, no finite-volume criterion for truncated correlations can follow; and the centre of the group, whose one published every-coupling argument rests on a matching inequality that its examiners found established only where the high-temperature expansion converges, and which, as structured, would confine U(1) as well.</w:t>
+      </w:r>
+      <w:r>
+        <w:rPr>
+          <w:rStyle w:val="FootnoteReference"/>
+        </w:rPr>
+        <w:footnoteReference w:id="77"/>
+      </w:r>
+    </w:p>
+    <w:p>
+      <w:pPr>
         <w:pStyle w:val="Heading2"/>
         <w:keepNext/>
       </w:pPr>
-      <w:bookmarkStart w:id="34" w:name="_Toc244137653"/>
+      <w:bookmarkStart w:id="34" w:name="_Toc244139232"/>
       <w:r>
         <w:t>8.4  Coda</w:t>
       </w:r>
@@ -35607,7 +35749,7 @@
         <w:pageBreakBefore/>
         <w:spacing w:before="0"/>
       </w:pPr>
-      <w:bookmarkStart w:id="35" w:name="_Toc244137654"/>
+      <w:bookmarkStart w:id="35" w:name="_Toc244139233"/>
       <w:r>
         <w:t>Sources</w:t>
       </w:r>
@@ -36630,10 +36772,64 @@
     </w:p>
     <w:p>
       <w:pPr>
+        <w:spacing w:after="70" w:line="250" w:lineRule="auto"/>
+        <w:ind w:left="540" w:hanging="540"/>
+      </w:pPr>
+      <w:r>
+        <w:rPr>
+          <w:sz w:val="19"/>
+          <w:szCs w:val="19"/>
+        </w:rPr>
+        <w:t>[22]</w:t>
+      </w:r>
+      <w:r>
+        <w:rPr>
+          <w:sz w:val="19"/>
+          <w:szCs w:val="19"/>
+        </w:rPr>
+        <w:tab/>
+      </w:r>
+      <w:r>
+        <w:rPr>
+          <w:sz w:val="19"/>
+          <w:szCs w:val="19"/>
+        </w:rPr>
+        <w:t>E. T. Tomboulis, "Confinement for all values of the coupling in four-dimensional SU(2) gauge theory", arXiv:0707.2179 [hep-th], 2007; reply to Ito and Seiler, arXiv:0712.2620, 2007.</w:t>
+      </w:r>
+    </w:p>
+    <w:p>
+      <w:pPr>
+        <w:spacing w:after="70" w:line="250" w:lineRule="auto"/>
+        <w:ind w:left="540" w:hanging="540"/>
+      </w:pPr>
+      <w:r>
+        <w:rPr>
+          <w:sz w:val="19"/>
+          <w:szCs w:val="19"/>
+        </w:rPr>
+        <w:t>[23]</w:t>
+      </w:r>
+      <w:r>
+        <w:rPr>
+          <w:sz w:val="19"/>
+          <w:szCs w:val="19"/>
+        </w:rPr>
+        <w:tab/>
+      </w:r>
+      <w:r>
+        <w:rPr>
+          <w:sz w:val="19"/>
+          <w:szCs w:val="19"/>
+        </w:rPr>
+        <w:t>K. R. Ito and E. Seiler, "On the recent paper on quark confinement by Tomboulis", arXiv:0711.4930 [hep-th], 2007; "Further discussion of Tomboulis' approach to the confinement problem", arXiv:0803.3019 [hep-th], 2008.</w:t>
+      </w:r>
+    </w:p>
+    <w:p>
+      <w:pPr>
         <w:pStyle w:val="Heading2"/>
         <w:keepNext/>
       </w:pPr>
-      <w:bookmarkStart w:id="36" w:name="_Toc244137655"/>
+      <w:bookmarkStart w:id="36" w:name="_Toc244139234"/>
       <w:r>
         <w:t>Records of the computations of Edwin Boston III</w:t>
       </w:r>
@@ -39420,6 +39616,26 @@
       </w:r>
     </w:p>
   </w:footnote>
+  <w:footnote w:id="77">
+    <w:p>
+      <w:pPr>
+        <w:spacing w:after="40" w:line="240" w:lineRule="auto"/>
+      </w:pPr>
+      <w:r>
+        <w:rPr>
+          <w:rStyle w:val="FootnoteReference"/>
+        </w:rPr>
+        <w:footnoteRef/>
+      </w:r>
+      <w:r>
+        <w:rPr>
+          <w:sz w:val="17"/>
+          <w:szCs w:val="17"/>
+        </w:rPr>
+        <w:t>E. T. Tomboulis, "Confinement for all values of the coupling in four-dimensional SU(2) gauge theory", arXiv:0707.2179 (2007); K. R. Ito and E. Seiler, "On the recent paper on quark confinement by Tomboulis", arXiv:0711.4930 (2007), and "Further discussion of Tomboulis' approach to the confinement problem", arXiv:0803.3019 (2008); Tomboulis's reply, arXiv:0712.2620 (2007). Sources [22]–[23].</w:t>
+      </w:r>
+    </w:p>
+  </w:footnote>
 </w:footnotes>
 </file>
 
@@ -39451,10 +39667,10 @@
 <file path=word/numbering.xml><?xml version="1.0" encoding="utf-8"?>
 <w:numbering xmlns:wpc="http://schemas.microsoft.com/office/word/2010/wordprocessingCanvas" xmlns:cx="http://schemas.microsoft.com/office/drawing/2014/chartex" xmlns:cx1="http://schemas.microsoft.com/office/drawing/2015/9/8/chartex" xmlns:cx2="http://schemas.microsoft.com/office/drawing/2015/10/21/chartex" xmlns:cx3="http://schemas.microsoft.com/office/drawing/2016/5/9/chartex" xmlns:cx4="http://schemas.microsoft.com/office/drawing/2016/5/10/chartex" xmlns:cx5="http://schemas.microsoft.com/office/drawing/2016/5/11/chartex" xmlns:cx6="http://schemas.microsoft.com/office/drawing/2016/5/12/chartex" xmlns:cx7="http://schemas.microsoft.com/office/drawing/2016/5/13/chartex" xmlns:cx8="http://schemas.microsoft.com/office/drawing/2016/5/14/chartex" xmlns:mc="http://schemas.openxmlformats.org/markup-compatibility/2006" xmlns:aink="http://schemas.microsoft.com/office/drawing/2016/ink" xmlns:am3d="http://schemas.microsoft.com/office/drawing/2017/model3d" xmlns:o="urn:schemas-microsoft-com:office:office" xmlns:oel="http://schemas.microsoft.com/office/2019/extlst" xmlns:r="http://schemas.openxmlformats.org/officeDocument/2006/relationships" xmlns:m="http://schemas.openxmlformats.org/officeDocument/2006/math" xmlns:v="urn:schemas-microsoft-com:vml" xmlns:wp14="http://schemas.microsoft.com/office/word/2010/wordprocessingDrawing" xmlns:wp="http://schemas.openxmlformats.org/drawingml/2006/wordprocessingDrawing" xmlns:w10="urn:schemas-microsoft-com:office:word" xmlns:w="http://schemas.openxmlformats.org/wordprocessingml/2006/main" xmlns:w14="http://schemas.microsoft.com/office/word/2010/wordml" xmlns:w15="http://schemas.microsoft.com/office/word/2012/wordml" xmlns:w16cex="http://schemas.microsoft.com/office/word/2018/wordml/cex" xmlns:w16cid="http://schemas.microsoft.com/office/word/2016/wordml/cid" xmlns:w16="http://schemas.microsoft.com/office/word/2018/wordml" xmlns:w16du="http://schemas.microsoft.com/office/word/2023/wordml/word16du" xmlns:w16sdtdh="http://schemas.microsoft.com/office/word/2020/wordml/sdtdatahash" xmlns:w16sdtfl="http://schemas.microsoft.com/office/word/2024/wordml/sdtformatlock" xmlns:w16se="http://schemas.microsoft.com/office/word/2015/wordml/symex" xmlns:wpg="http://schemas.microsoft.com/office/word/2010/wordprocessingGroup" xmlns:wpi="http://schemas.microsoft.com/office/word/2010/wordprocessingInk" xmlns:wne="http://schemas.microsoft.com/office/word/2006/wordml" xmlns:wps="http://schemas.microsoft.com/office/word/2010/wordprocessingShape" mc:Ignorable="w14 w15 w16se w16cid w16 w16cex w16sdtdh w16sdtfl w16du wp14">
   <w:abstractNum w:abstractNumId="0" w15:restartNumberingAfterBreak="0">
-    <w:nsid w:val="65C05461"/>
+    <w:nsid w:val="6EB1485A"/>
     <w:multiLevelType w:val="hybridMultilevel"/>
-    <w:tmpl w:val="C14E43B2"/>
-    <w:lvl w:ilvl="0" w:tplc="746A7212">
+    <w:tmpl w:val="54CED890"/>
+    <w:lvl w:ilvl="0" w:tplc="844E2722">
       <w:start w:val="1"/>
       <w:numFmt w:val="bullet"/>
       <w:lvlText w:val="●"/>
@@ -39463,7 +39679,7 @@
         <w:ind w:left="720" w:hanging="360"/>
       </w:pPr>
     </w:lvl>
-    <w:lvl w:ilvl="1" w:tplc="8B48C0AC">
+    <w:lvl w:ilvl="1" w:tplc="93CA2966">
       <w:start w:val="1"/>
       <w:numFmt w:val="bullet"/>
       <w:lvlText w:val="○"/>
@@ -39472,7 +39688,7 @@
         <w:ind w:left="1440" w:hanging="360"/>
       </w:pPr>
     </w:lvl>
-    <w:lvl w:ilvl="2" w:tplc="F9F85964">
+    <w:lvl w:ilvl="2" w:tplc="7C1E0AFA">
       <w:start w:val="1"/>
       <w:numFmt w:val="bullet"/>
       <w:lvlText w:val="■"/>
@@ -39481,7 +39697,7 @@
         <w:ind w:left="2160" w:hanging="360"/>
       </w:pPr>
     </w:lvl>
-    <w:lvl w:ilvl="3" w:tplc="A3B86C1C">
+    <w:lvl w:ilvl="3" w:tplc="84509754">
       <w:start w:val="1"/>
       <w:numFmt w:val="bullet"/>
       <w:lvlText w:val="●"/>
@@ -39490,7 +39706,7 @@
         <w:ind w:left="2880" w:hanging="360"/>
       </w:pPr>
     </w:lvl>
-    <w:lvl w:ilvl="4" w:tplc="E584BE20">
+    <w:lvl w:ilvl="4" w:tplc="E21E3CDC">
       <w:start w:val="1"/>
       <w:numFmt w:val="bullet"/>
       <w:lvlText w:val="○"/>
@@ -39499,7 +39715,7 @@
         <w:ind w:left="3600" w:hanging="360"/>
       </w:pPr>
     </w:lvl>
-    <w:lvl w:ilvl="5" w:tplc="498277FA">
+    <w:lvl w:ilvl="5" w:tplc="349A48D6">
       <w:start w:val="1"/>
       <w:numFmt w:val="bullet"/>
       <w:lvlText w:val="■"/>
@@ -39508,7 +39724,7 @@
         <w:ind w:left="4320" w:hanging="360"/>
       </w:pPr>
     </w:lvl>
-    <w:lvl w:ilvl="6" w:tplc="483C84C0">
+    <w:lvl w:ilvl="6" w:tplc="BC582B34">
       <w:start w:val="1"/>
       <w:numFmt w:val="bullet"/>
       <w:lvlText w:val="●"/>
@@ -39517,7 +39733,7 @@
         <w:ind w:left="5040" w:hanging="360"/>
       </w:pPr>
     </w:lvl>
-    <w:lvl w:ilvl="7" w:tplc="593A59EC">
+    <w:lvl w:ilvl="7" w:tplc="AEB2937A">
       <w:start w:val="1"/>
       <w:numFmt w:val="bullet"/>
       <w:lvlText w:val="●"/>
@@ -39526,7 +39742,7 @@
         <w:ind w:left="5760" w:hanging="360"/>
       </w:pPr>
     </w:lvl>
-    <w:lvl w:ilvl="8" w:tplc="46548ABE">
+    <w:lvl w:ilvl="8" w:tplc="5ABC3258">
       <w:start w:val="1"/>
       <w:numFmt w:val="bullet"/>
       <w:lvlText w:val="●"/>
@@ -39536,7 +39752,7 @@
       </w:pPr>
     </w:lvl>
   </w:abstractNum>
-  <w:num w:numId="1" w16cid:durableId="749430562">
+  <w:num w:numId="1" w16cid:durableId="1909876212">
     <w:abstractNumId w:val="0"/>
     <w:lvlOverride w:ilvl="0">
       <w:startOverride w:val="1"/>
@@ -40133,7 +40349,7 @@
     <w:autoRedefine/>
     <w:uiPriority w:val="39"/>
     <w:unhideWhenUsed/>
-    <w:rsid w:val="00DC0B7B"/>
+    <w:rsid w:val="00FB5CC4"/>
     <w:pPr>
       <w:spacing w:after="100"/>
     </w:pPr>
@@ -40145,7 +40361,7 @@
     <w:autoRedefine/>
     <w:uiPriority w:val="39"/>
     <w:unhideWhenUsed/>
-    <w:rsid w:val="00DC0B7B"/>
+    <w:rsid w:val="00FB5CC4"/>
     <w:pPr>
       <w:spacing w:after="100"/>
       <w:ind w:left="220"/>

--- a/THE-GROUND-Edwin-Boston-III.docx
+++ b/THE-GROUND-Edwin-Boston-III.docx
@@ -170,7 +170,7 @@
     <w:sdt>
       <w:sdtPr>
         <w:alias w:val="Contents"/>
-        <w:id w:val="-1845169749"/>
+        <w:id w:val="-261066095"/>
       </w:sdtPr>
       <w:sdtEndPr/>
       <w:sdtContent>
@@ -198,7 +198,7 @@
           <w:r>
             <w:fldChar w:fldCharType="separate"/>
           </w:r>
-          <w:hyperlink w:anchor="_Toc244139198" w:history="1">
+          <w:hyperlink w:anchor="_Toc244139640" w:history="1">
             <w:r>
               <w:rPr>
                 <w:rStyle w:val="Hyperlink"/>
@@ -222,7 +222,7 @@
               <w:rPr>
                 <w:noProof/>
               </w:rPr>
-              <w:instrText xml:space="preserve"> PAGEREF _Toc244139198 \h </w:instrText>
+              <w:instrText xml:space="preserve"> PAGEREF _Toc244139640 \h </w:instrText>
             </w:r>
             <w:r>
               <w:rPr>
@@ -264,7 +264,7 @@
               <w14:ligatures w14:val="standardContextual"/>
             </w:rPr>
           </w:pPr>
-          <w:hyperlink w:anchor="_Toc244139199" w:history="1">
+          <w:hyperlink w:anchor="_Toc244139641" w:history="1">
             <w:r>
               <w:rPr>
                 <w:rStyle w:val="Hyperlink"/>
@@ -288,7 +288,7 @@
               <w:rPr>
                 <w:noProof/>
               </w:rPr>
-              <w:instrText xml:space="preserve"> PAGEREF _Toc244139199 \h </w:instrText>
+              <w:instrText xml:space="preserve"> PAGEREF _Toc244139641 \h </w:instrText>
             </w:r>
             <w:r>
               <w:rPr>
@@ -330,7 +330,7 @@
               <w14:ligatures w14:val="standardContextual"/>
             </w:rPr>
           </w:pPr>
-          <w:hyperlink w:anchor="_Toc244139200" w:history="1">
+          <w:hyperlink w:anchor="_Toc244139642" w:history="1">
             <w:r>
               <w:rPr>
                 <w:rStyle w:val="Hyperlink"/>
@@ -354,7 +354,7 @@
               <w:rPr>
                 <w:noProof/>
               </w:rPr>
-              <w:instrText xml:space="preserve"> PAGEREF _Toc244139200 \h </w:instrText>
+              <w:instrText xml:space="preserve"> PAGEREF _Toc244139642 \h </w:instrText>
             </w:r>
             <w:r>
               <w:rPr>
@@ -396,7 +396,7 @@
               <w14:ligatures w14:val="standardContextual"/>
             </w:rPr>
           </w:pPr>
-          <w:hyperlink w:anchor="_Toc244139201" w:history="1">
+          <w:hyperlink w:anchor="_Toc244139643" w:history="1">
             <w:r>
               <w:rPr>
                 <w:rStyle w:val="Hyperlink"/>
@@ -420,7 +420,7 @@
               <w:rPr>
                 <w:noProof/>
               </w:rPr>
-              <w:instrText xml:space="preserve"> PAGEREF _Toc244139201 \h </w:instrText>
+              <w:instrText xml:space="preserve"> PAGEREF _Toc244139643 \h </w:instrText>
             </w:r>
             <w:r>
               <w:rPr>
@@ -462,7 +462,7 @@
               <w14:ligatures w14:val="standardContextual"/>
             </w:rPr>
           </w:pPr>
-          <w:hyperlink w:anchor="_Toc244139202" w:history="1">
+          <w:hyperlink w:anchor="_Toc244139644" w:history="1">
             <w:r>
               <w:rPr>
                 <w:rStyle w:val="Hyperlink"/>
@@ -486,7 +486,7 @@
               <w:rPr>
                 <w:noProof/>
               </w:rPr>
-              <w:instrText xml:space="preserve"> PAGEREF _Toc244139202 \h </w:instrText>
+              <w:instrText xml:space="preserve"> PAGEREF _Toc244139644 \h </w:instrText>
             </w:r>
             <w:r>
               <w:rPr>
@@ -528,7 +528,7 @@
               <w14:ligatures w14:val="standardContextual"/>
             </w:rPr>
           </w:pPr>
-          <w:hyperlink w:anchor="_Toc244139203" w:history="1">
+          <w:hyperlink w:anchor="_Toc244139645" w:history="1">
             <w:r>
               <w:rPr>
                 <w:rStyle w:val="Hyperlink"/>
@@ -552,7 +552,7 @@
               <w:rPr>
                 <w:noProof/>
               </w:rPr>
-              <w:instrText xml:space="preserve"> PAGEREF _Toc244139203 \h </w:instrText>
+              <w:instrText xml:space="preserve"> PAGEREF _Toc244139645 \h </w:instrText>
             </w:r>
             <w:r>
               <w:rPr>
@@ -594,7 +594,7 @@
               <w14:ligatures w14:val="standardContextual"/>
             </w:rPr>
           </w:pPr>
-          <w:hyperlink w:anchor="_Toc244139204" w:history="1">
+          <w:hyperlink w:anchor="_Toc244139646" w:history="1">
             <w:r>
               <w:rPr>
                 <w:rStyle w:val="Hyperlink"/>
@@ -618,7 +618,7 @@
               <w:rPr>
                 <w:noProof/>
               </w:rPr>
-              <w:instrText xml:space="preserve"> PAGEREF _Toc244139204 \h </w:instrText>
+              <w:instrText xml:space="preserve"> PAGEREF _Toc244139646 \h </w:instrText>
             </w:r>
             <w:r>
               <w:rPr>
@@ -660,7 +660,7 @@
               <w14:ligatures w14:val="standardContextual"/>
             </w:rPr>
           </w:pPr>
-          <w:hyperlink w:anchor="_Toc244139205" w:history="1">
+          <w:hyperlink w:anchor="_Toc244139647" w:history="1">
             <w:r>
               <w:rPr>
                 <w:rStyle w:val="Hyperlink"/>
@@ -684,7 +684,7 @@
               <w:rPr>
                 <w:noProof/>
               </w:rPr>
-              <w:instrText xml:space="preserve"> PAGEREF _Toc244139205 \h </w:instrText>
+              <w:instrText xml:space="preserve"> PAGEREF _Toc244139647 \h </w:instrText>
             </w:r>
             <w:r>
               <w:rPr>
@@ -726,7 +726,7 @@
               <w14:ligatures w14:val="standardContextual"/>
             </w:rPr>
           </w:pPr>
-          <w:hyperlink w:anchor="_Toc244139206" w:history="1">
+          <w:hyperlink w:anchor="_Toc244139648" w:history="1">
             <w:r>
               <w:rPr>
                 <w:rStyle w:val="Hyperlink"/>
@@ -750,7 +750,7 @@
               <w:rPr>
                 <w:noProof/>
               </w:rPr>
-              <w:instrText xml:space="preserve"> PAGEREF _Toc244139206 \h </w:instrText>
+              <w:instrText xml:space="preserve"> PAGEREF _Toc244139648 \h </w:instrText>
             </w:r>
             <w:r>
               <w:rPr>
@@ -792,7 +792,7 @@
               <w14:ligatures w14:val="standardContextual"/>
             </w:rPr>
           </w:pPr>
-          <w:hyperlink w:anchor="_Toc244139207" w:history="1">
+          <w:hyperlink w:anchor="_Toc244139649" w:history="1">
             <w:r>
               <w:rPr>
                 <w:rStyle w:val="Hyperlink"/>
@@ -816,7 +816,7 @@
               <w:rPr>
                 <w:noProof/>
               </w:rPr>
-              <w:instrText xml:space="preserve"> PAGEREF _Toc244139207 \h </w:instrText>
+              <w:instrText xml:space="preserve"> PAGEREF _Toc244139649 \h </w:instrText>
             </w:r>
             <w:r>
               <w:rPr>
@@ -858,7 +858,7 @@
               <w14:ligatures w14:val="standardContextual"/>
             </w:rPr>
           </w:pPr>
-          <w:hyperlink w:anchor="_Toc244139208" w:history="1">
+          <w:hyperlink w:anchor="_Toc244139650" w:history="1">
             <w:r>
               <w:rPr>
                 <w:rStyle w:val="Hyperlink"/>
@@ -882,7 +882,7 @@
               <w:rPr>
                 <w:noProof/>
               </w:rPr>
-              <w:instrText xml:space="preserve"> PAGEREF _Toc244139208 \h </w:instrText>
+              <w:instrText xml:space="preserve"> PAGEREF _Toc244139650 \h </w:instrText>
             </w:r>
             <w:r>
               <w:rPr>
@@ -924,7 +924,7 @@
               <w14:ligatures w14:val="standardContextual"/>
             </w:rPr>
           </w:pPr>
-          <w:hyperlink w:anchor="_Toc244139209" w:history="1">
+          <w:hyperlink w:anchor="_Toc244139651" w:history="1">
             <w:r>
               <w:rPr>
                 <w:rStyle w:val="Hyperlink"/>
@@ -948,7 +948,7 @@
               <w:rPr>
                 <w:noProof/>
               </w:rPr>
-              <w:instrText xml:space="preserve"> PAGEREF _Toc244139209 \h </w:instrText>
+              <w:instrText xml:space="preserve"> PAGEREF _Toc244139651 \h </w:instrText>
             </w:r>
             <w:r>
               <w:rPr>
@@ -990,7 +990,7 @@
               <w14:ligatures w14:val="standardContextual"/>
             </w:rPr>
           </w:pPr>
-          <w:hyperlink w:anchor="_Toc244139210" w:history="1">
+          <w:hyperlink w:anchor="_Toc244139652" w:history="1">
             <w:r>
               <w:rPr>
                 <w:rStyle w:val="Hyperlink"/>
@@ -1014,7 +1014,7 @@
               <w:rPr>
                 <w:noProof/>
               </w:rPr>
-              <w:instrText xml:space="preserve"> PAGEREF _Toc244139210 \h </w:instrText>
+              <w:instrText xml:space="preserve"> PAGEREF _Toc244139652 \h </w:instrText>
             </w:r>
             <w:r>
               <w:rPr>
@@ -1056,7 +1056,7 @@
               <w14:ligatures w14:val="standardContextual"/>
             </w:rPr>
           </w:pPr>
-          <w:hyperlink w:anchor="_Toc244139211" w:history="1">
+          <w:hyperlink w:anchor="_Toc244139653" w:history="1">
             <w:r>
               <w:rPr>
                 <w:rStyle w:val="Hyperlink"/>
@@ -1080,7 +1080,7 @@
               <w:rPr>
                 <w:noProof/>
               </w:rPr>
-              <w:instrText xml:space="preserve"> PAGEREF _Toc244139211 \h </w:instrText>
+              <w:instrText xml:space="preserve"> PAGEREF _Toc244139653 \h </w:instrText>
             </w:r>
             <w:r>
               <w:rPr>
@@ -1122,7 +1122,7 @@
               <w14:ligatures w14:val="standardContextual"/>
             </w:rPr>
           </w:pPr>
-          <w:hyperlink w:anchor="_Toc244139212" w:history="1">
+          <w:hyperlink w:anchor="_Toc244139654" w:history="1">
             <w:r>
               <w:rPr>
                 <w:rStyle w:val="Hyperlink"/>
@@ -1146,7 +1146,7 @@
               <w:rPr>
                 <w:noProof/>
               </w:rPr>
-              <w:instrText xml:space="preserve"> PAGEREF _Toc244139212 \h </w:instrText>
+              <w:instrText xml:space="preserve"> PAGEREF _Toc244139654 \h </w:instrText>
             </w:r>
             <w:r>
               <w:rPr>
@@ -1188,7 +1188,7 @@
               <w14:ligatures w14:val="standardContextual"/>
             </w:rPr>
           </w:pPr>
-          <w:hyperlink w:anchor="_Toc244139213" w:history="1">
+          <w:hyperlink w:anchor="_Toc244139655" w:history="1">
             <w:r>
               <w:rPr>
                 <w:rStyle w:val="Hyperlink"/>
@@ -1212,7 +1212,7 @@
               <w:rPr>
                 <w:noProof/>
               </w:rPr>
-              <w:instrText xml:space="preserve"> PAGEREF _Toc244139213 \h </w:instrText>
+              <w:instrText xml:space="preserve"> PAGEREF _Toc244139655 \h </w:instrText>
             </w:r>
             <w:r>
               <w:rPr>
@@ -1254,7 +1254,7 @@
               <w14:ligatures w14:val="standardContextual"/>
             </w:rPr>
           </w:pPr>
-          <w:hyperlink w:anchor="_Toc244139214" w:history="1">
+          <w:hyperlink w:anchor="_Toc244139656" w:history="1">
             <w:r>
               <w:rPr>
                 <w:rStyle w:val="Hyperlink"/>
@@ -1278,7 +1278,7 @@
               <w:rPr>
                 <w:noProof/>
               </w:rPr>
-              <w:instrText xml:space="preserve"> PAGEREF _Toc244139214 \h </w:instrText>
+              <w:instrText xml:space="preserve"> PAGEREF _Toc244139656 \h </w:instrText>
             </w:r>
             <w:r>
               <w:rPr>
@@ -1320,7 +1320,7 @@
               <w14:ligatures w14:val="standardContextual"/>
             </w:rPr>
           </w:pPr>
-          <w:hyperlink w:anchor="_Toc244139215" w:history="1">
+          <w:hyperlink w:anchor="_Toc244139657" w:history="1">
             <w:r>
               <w:rPr>
                 <w:rStyle w:val="Hyperlink"/>
@@ -1344,7 +1344,7 @@
               <w:rPr>
                 <w:noProof/>
               </w:rPr>
-              <w:instrText xml:space="preserve"> PAGEREF _Toc244139215 \h </w:instrText>
+              <w:instrText xml:space="preserve"> PAGEREF _Toc244139657 \h </w:instrText>
             </w:r>
             <w:r>
               <w:rPr>
@@ -1386,7 +1386,7 @@
               <w14:ligatures w14:val="standardContextual"/>
             </w:rPr>
           </w:pPr>
-          <w:hyperlink w:anchor="_Toc244139216" w:history="1">
+          <w:hyperlink w:anchor="_Toc244139658" w:history="1">
             <w:r>
               <w:rPr>
                 <w:rStyle w:val="Hyperlink"/>
@@ -1410,7 +1410,7 @@
               <w:rPr>
                 <w:noProof/>
               </w:rPr>
-              <w:instrText xml:space="preserve"> PAGEREF _Toc244139216 \h </w:instrText>
+              <w:instrText xml:space="preserve"> PAGEREF _Toc244139658 \h </w:instrText>
             </w:r>
             <w:r>
               <w:rPr>
@@ -1452,7 +1452,7 @@
               <w14:ligatures w14:val="standardContextual"/>
             </w:rPr>
           </w:pPr>
-          <w:hyperlink w:anchor="_Toc244139217" w:history="1">
+          <w:hyperlink w:anchor="_Toc244139659" w:history="1">
             <w:r>
               <w:rPr>
                 <w:rStyle w:val="Hyperlink"/>
@@ -1476,7 +1476,7 @@
               <w:rPr>
                 <w:noProof/>
               </w:rPr>
-              <w:instrText xml:space="preserve"> PAGEREF _Toc244139217 \h </w:instrText>
+              <w:instrText xml:space="preserve"> PAGEREF _Toc244139659 \h </w:instrText>
             </w:r>
             <w:r>
               <w:rPr>
@@ -1518,7 +1518,7 @@
               <w14:ligatures w14:val="standardContextual"/>
             </w:rPr>
           </w:pPr>
-          <w:hyperlink w:anchor="_Toc244139218" w:history="1">
+          <w:hyperlink w:anchor="_Toc244139660" w:history="1">
             <w:r>
               <w:rPr>
                 <w:rStyle w:val="Hyperlink"/>
@@ -1542,7 +1542,7 @@
               <w:rPr>
                 <w:noProof/>
               </w:rPr>
-              <w:instrText xml:space="preserve"> PAGEREF _Toc244139218 \h </w:instrText>
+              <w:instrText xml:space="preserve"> PAGEREF _Toc244139660 \h </w:instrText>
             </w:r>
             <w:r>
               <w:rPr>
@@ -1584,7 +1584,7 @@
               <w14:ligatures w14:val="standardContextual"/>
             </w:rPr>
           </w:pPr>
-          <w:hyperlink w:anchor="_Toc244139219" w:history="1">
+          <w:hyperlink w:anchor="_Toc244139661" w:history="1">
             <w:r>
               <w:rPr>
                 <w:rStyle w:val="Hyperlink"/>
@@ -1608,7 +1608,7 @@
               <w:rPr>
                 <w:noProof/>
               </w:rPr>
-              <w:instrText xml:space="preserve"> PAGEREF _Toc244139219 \h </w:instrText>
+              <w:instrText xml:space="preserve"> PAGEREF _Toc244139661 \h </w:instrText>
             </w:r>
             <w:r>
               <w:rPr>
@@ -1650,7 +1650,7 @@
               <w14:ligatures w14:val="standardContextual"/>
             </w:rPr>
           </w:pPr>
-          <w:hyperlink w:anchor="_Toc244139220" w:history="1">
+          <w:hyperlink w:anchor="_Toc244139662" w:history="1">
             <w:r>
               <w:rPr>
                 <w:rStyle w:val="Hyperlink"/>
@@ -1674,7 +1674,7 @@
               <w:rPr>
                 <w:noProof/>
               </w:rPr>
-              <w:instrText xml:space="preserve"> PAGEREF _Toc244139220 \h </w:instrText>
+              <w:instrText xml:space="preserve"> PAGEREF _Toc244139662 \h </w:instrText>
             </w:r>
             <w:r>
               <w:rPr>
@@ -1716,7 +1716,7 @@
               <w14:ligatures w14:val="standardContextual"/>
             </w:rPr>
           </w:pPr>
-          <w:hyperlink w:anchor="_Toc244139221" w:history="1">
+          <w:hyperlink w:anchor="_Toc244139663" w:history="1">
             <w:r>
               <w:rPr>
                 <w:rStyle w:val="Hyperlink"/>
@@ -1740,7 +1740,7 @@
               <w:rPr>
                 <w:noProof/>
               </w:rPr>
-              <w:instrText xml:space="preserve"> PAGEREF _Toc244139221 \h </w:instrText>
+              <w:instrText xml:space="preserve"> PAGEREF _Toc244139663 \h </w:instrText>
             </w:r>
             <w:r>
               <w:rPr>
@@ -1782,7 +1782,7 @@
               <w14:ligatures w14:val="standardContextual"/>
             </w:rPr>
           </w:pPr>
-          <w:hyperlink w:anchor="_Toc244139222" w:history="1">
+          <w:hyperlink w:anchor="_Toc244139664" w:history="1">
             <w:r>
               <w:rPr>
                 <w:rStyle w:val="Hyperlink"/>
@@ -1806,7 +1806,7 @@
               <w:rPr>
                 <w:noProof/>
               </w:rPr>
-              <w:instrText xml:space="preserve"> PAGEREF _Toc244139222 \h </w:instrText>
+              <w:instrText xml:space="preserve"> PAGEREF _Toc244139664 \h </w:instrText>
             </w:r>
             <w:r>
               <w:rPr>
@@ -1848,7 +1848,7 @@
               <w14:ligatures w14:val="standardContextual"/>
             </w:rPr>
           </w:pPr>
-          <w:hyperlink w:anchor="_Toc244139223" w:history="1">
+          <w:hyperlink w:anchor="_Toc244139665" w:history="1">
             <w:r>
               <w:rPr>
                 <w:rStyle w:val="Hyperlink"/>
@@ -1872,7 +1872,7 @@
               <w:rPr>
                 <w:noProof/>
               </w:rPr>
-              <w:instrText xml:space="preserve"> PAGEREF _Toc244139223 \h </w:instrText>
+              <w:instrText xml:space="preserve"> PAGEREF _Toc244139665 \h </w:instrText>
             </w:r>
             <w:r>
               <w:rPr>
@@ -1914,7 +1914,7 @@
               <w14:ligatures w14:val="standardContextual"/>
             </w:rPr>
           </w:pPr>
-          <w:hyperlink w:anchor="_Toc244139224" w:history="1">
+          <w:hyperlink w:anchor="_Toc244139666" w:history="1">
             <w:r>
               <w:rPr>
                 <w:rStyle w:val="Hyperlink"/>
@@ -1938,7 +1938,7 @@
               <w:rPr>
                 <w:noProof/>
               </w:rPr>
-              <w:instrText xml:space="preserve"> PAGEREF _Toc244139224 \h </w:instrText>
+              <w:instrText xml:space="preserve"> PAGEREF _Toc244139666 \h </w:instrText>
             </w:r>
             <w:r>
               <w:rPr>
@@ -1980,7 +1980,7 @@
               <w14:ligatures w14:val="standardContextual"/>
             </w:rPr>
           </w:pPr>
-          <w:hyperlink w:anchor="_Toc244139225" w:history="1">
+          <w:hyperlink w:anchor="_Toc244139667" w:history="1">
             <w:r>
               <w:rPr>
                 <w:rStyle w:val="Hyperlink"/>
@@ -2004,7 +2004,7 @@
               <w:rPr>
                 <w:noProof/>
               </w:rPr>
-              <w:instrText xml:space="preserve"> PAGEREF _Toc244139225 \h </w:instrText>
+              <w:instrText xml:space="preserve"> PAGEREF _Toc244139667 \h </w:instrText>
             </w:r>
             <w:r>
               <w:rPr>
@@ -2046,7 +2046,7 @@
               <w14:ligatures w14:val="standardContextual"/>
             </w:rPr>
           </w:pPr>
-          <w:hyperlink w:anchor="_Toc244139226" w:history="1">
+          <w:hyperlink w:anchor="_Toc244139668" w:history="1">
             <w:r>
               <w:rPr>
                 <w:rStyle w:val="Hyperlink"/>
@@ -2070,7 +2070,7 @@
               <w:rPr>
                 <w:noProof/>
               </w:rPr>
-              <w:instrText xml:space="preserve"> PAGEREF _Toc244139226 \h </w:instrText>
+              <w:instrText xml:space="preserve"> PAGEREF _Toc244139668 \h </w:instrText>
             </w:r>
             <w:r>
               <w:rPr>
@@ -2112,7 +2112,7 @@
               <w14:ligatures w14:val="standardContextual"/>
             </w:rPr>
           </w:pPr>
-          <w:hyperlink w:anchor="_Toc244139227" w:history="1">
+          <w:hyperlink w:anchor="_Toc244139669" w:history="1">
             <w:r>
               <w:rPr>
                 <w:rStyle w:val="Hyperlink"/>
@@ -2136,7 +2136,7 @@
               <w:rPr>
                 <w:noProof/>
               </w:rPr>
-              <w:instrText xml:space="preserve"> PAGEREF _Toc244139227 \h </w:instrText>
+              <w:instrText xml:space="preserve"> PAGEREF _Toc244139669 \h </w:instrText>
             </w:r>
             <w:r>
               <w:rPr>
@@ -2178,7 +2178,7 @@
               <w14:ligatures w14:val="standardContextual"/>
             </w:rPr>
           </w:pPr>
-          <w:hyperlink w:anchor="_Toc244139228" w:history="1">
+          <w:hyperlink w:anchor="_Toc244139670" w:history="1">
             <w:r>
               <w:rPr>
                 <w:rStyle w:val="Hyperlink"/>
@@ -2202,7 +2202,7 @@
               <w:rPr>
                 <w:noProof/>
               </w:rPr>
-              <w:instrText xml:space="preserve"> PAGEREF _Toc244139228 \h </w:instrText>
+              <w:instrText xml:space="preserve"> PAGEREF _Toc244139670 \h </w:instrText>
             </w:r>
             <w:r>
               <w:rPr>
@@ -2244,7 +2244,7 @@
               <w14:ligatures w14:val="standardContextual"/>
             </w:rPr>
           </w:pPr>
-          <w:hyperlink w:anchor="_Toc244139229" w:history="1">
+          <w:hyperlink w:anchor="_Toc244139671" w:history="1">
             <w:r>
               <w:rPr>
                 <w:rStyle w:val="Hyperlink"/>
@@ -2268,7 +2268,7 @@
               <w:rPr>
                 <w:noProof/>
               </w:rPr>
-              <w:instrText xml:space="preserve"> PAGEREF _Toc244139229 \h </w:instrText>
+              <w:instrText xml:space="preserve"> PAGEREF _Toc244139671 \h </w:instrText>
             </w:r>
             <w:r>
               <w:rPr>
@@ -2310,7 +2310,7 @@
               <w14:ligatures w14:val="standardContextual"/>
             </w:rPr>
           </w:pPr>
-          <w:hyperlink w:anchor="_Toc244139230" w:history="1">
+          <w:hyperlink w:anchor="_Toc244139672" w:history="1">
             <w:r>
               <w:rPr>
                 <w:rStyle w:val="Hyperlink"/>
@@ -2334,7 +2334,7 @@
               <w:rPr>
                 <w:noProof/>
               </w:rPr>
-              <w:instrText xml:space="preserve"> PAGEREF _Toc244139230 \h </w:instrText>
+              <w:instrText xml:space="preserve"> PAGEREF _Toc244139672 \h </w:instrText>
             </w:r>
             <w:r>
               <w:rPr>
@@ -2376,7 +2376,7 @@
               <w14:ligatures w14:val="standardContextual"/>
             </w:rPr>
           </w:pPr>
-          <w:hyperlink w:anchor="_Toc244139231" w:history="1">
+          <w:hyperlink w:anchor="_Toc244139673" w:history="1">
             <w:r>
               <w:rPr>
                 <w:rStyle w:val="Hyperlink"/>
@@ -2400,7 +2400,7 @@
               <w:rPr>
                 <w:noProof/>
               </w:rPr>
-              <w:instrText xml:space="preserve"> PAGEREF _Toc244139231 \h </w:instrText>
+              <w:instrText xml:space="preserve"> PAGEREF _Toc244139673 \h </w:instrText>
             </w:r>
             <w:r>
               <w:rPr>
@@ -2442,7 +2442,7 @@
               <w14:ligatures w14:val="standardContextual"/>
             </w:rPr>
           </w:pPr>
-          <w:hyperlink w:anchor="_Toc244139232" w:history="1">
+          <w:hyperlink w:anchor="_Toc244139674" w:history="1">
             <w:r>
               <w:rPr>
                 <w:rStyle w:val="Hyperlink"/>
@@ -2466,7 +2466,7 @@
               <w:rPr>
                 <w:noProof/>
               </w:rPr>
-              <w:instrText xml:space="preserve"> PAGEREF _Toc244139232 \h </w:instrText>
+              <w:instrText xml:space="preserve"> PAGEREF _Toc244139674 \h </w:instrText>
             </w:r>
             <w:r>
               <w:rPr>
@@ -2508,7 +2508,7 @@
               <w14:ligatures w14:val="standardContextual"/>
             </w:rPr>
           </w:pPr>
-          <w:hyperlink w:anchor="_Toc244139233" w:history="1">
+          <w:hyperlink w:anchor="_Toc244139675" w:history="1">
             <w:r>
               <w:rPr>
                 <w:rStyle w:val="Hyperlink"/>
@@ -2532,7 +2532,7 @@
               <w:rPr>
                 <w:noProof/>
               </w:rPr>
-              <w:instrText xml:space="preserve"> PAGEREF _Toc244139233 \h </w:instrText>
+              <w:instrText xml:space="preserve"> PAGEREF _Toc244139675 \h </w:instrText>
             </w:r>
             <w:r>
               <w:rPr>
@@ -2574,7 +2574,7 @@
               <w14:ligatures w14:val="standardContextual"/>
             </w:rPr>
           </w:pPr>
-          <w:hyperlink w:anchor="_Toc244139234" w:history="1">
+          <w:hyperlink w:anchor="_Toc244139676" w:history="1">
             <w:r>
               <w:rPr>
                 <w:rStyle w:val="Hyperlink"/>
@@ -2598,7 +2598,7 @@
               <w:rPr>
                 <w:noProof/>
               </w:rPr>
-              <w:instrText xml:space="preserve"> PAGEREF _Toc244139234 \h </w:instrText>
+              <w:instrText xml:space="preserve"> PAGEREF _Toc244139676 \h </w:instrText>
             </w:r>
             <w:r>
               <w:rPr>
@@ -2639,7 +2639,7 @@
         <w:pageBreakBefore/>
         <w:spacing w:before="0"/>
       </w:pPr>
-      <w:bookmarkStart w:id="0" w:name="_Toc244139198"/>
+      <w:bookmarkStart w:id="0" w:name="_Toc244139640"/>
       <w:r>
         <w:t>1.  Introduction</w:t>
       </w:r>
@@ -2775,7 +2775,7 @@
         <w:pStyle w:val="Heading1"/>
         <w:keepNext/>
       </w:pPr>
-      <w:bookmarkStart w:id="1" w:name="_Toc244139199"/>
+      <w:bookmarkStart w:id="1" w:name="_Toc244139641"/>
       <w:r>
         <w:t>2.  The Ground Theorem</w:t>
       </w:r>
@@ -3039,7 +3039,7 @@
         <w:pStyle w:val="Heading1"/>
         <w:keepNext/>
       </w:pPr>
-      <w:bookmarkStart w:id="2" w:name="_Toc244139200"/>
+      <w:bookmarkStart w:id="2" w:name="_Toc244139642"/>
       <w:r>
         <w:t>3.  What the Problem Demands</w:t>
       </w:r>
@@ -3050,7 +3050,7 @@
         <w:pStyle w:val="Heading2"/>
         <w:keepNext/>
       </w:pPr>
-      <w:bookmarkStart w:id="3" w:name="_Toc244139201"/>
+      <w:bookmarkStart w:id="3" w:name="_Toc244139643"/>
       <w:r>
         <w:t>3.1  Euclidean fields and the axioms of Osterwalder and Schrader</w:t>
       </w:r>
@@ -4180,7 +4180,7 @@
         <w:pStyle w:val="Heading2"/>
         <w:keepNext/>
       </w:pPr>
-      <w:bookmarkStart w:id="4" w:name="_Toc244139202"/>
+      <w:bookmarkStart w:id="4" w:name="_Toc244139644"/>
       <w:r>
         <w:t>3.2  The mass gap</w:t>
       </w:r>
@@ -4252,7 +4252,7 @@
         <w:pStyle w:val="Heading2"/>
         <w:keepNext/>
       </w:pPr>
-      <w:bookmarkStart w:id="5" w:name="_Toc244139203"/>
+      <w:bookmarkStart w:id="5" w:name="_Toc244139645"/>
       <w:r>
         <w:t>3.3  Non-triviality</w:t>
       </w:r>
@@ -4331,7 +4331,7 @@
         <w:pStyle w:val="Heading2"/>
         <w:keepNext/>
       </w:pPr>
-      <w:bookmarkStart w:id="6" w:name="_Toc244139204"/>
+      <w:bookmarkStart w:id="6" w:name="_Toc244139646"/>
       <w:r>
         <w:t>3.4  Limits obtained by compactness</w:t>
       </w:r>
@@ -4410,7 +4410,7 @@
         <w:pStyle w:val="Heading1"/>
         <w:keepNext/>
       </w:pPr>
-      <w:bookmarkStart w:id="7" w:name="_Toc244139205"/>
+      <w:bookmarkStart w:id="7" w:name="_Toc244139647"/>
       <w:r>
         <w:t>4.  The Lattice, Its Positivity and Its Gap</w:t>
       </w:r>
@@ -4421,7 +4421,7 @@
         <w:pStyle w:val="Heading2"/>
         <w:keepNext/>
       </w:pPr>
-      <w:bookmarkStart w:id="8" w:name="_Toc244139206"/>
+      <w:bookmarkStart w:id="8" w:name="_Toc244139648"/>
       <w:r>
         <w:t>4.1  Wilson's theory</w:t>
       </w:r>
@@ -5043,7 +5043,7 @@
         <w:pStyle w:val="Heading2"/>
         <w:keepNext/>
       </w:pPr>
-      <w:bookmarkStart w:id="9" w:name="_Toc244139207"/>
+      <w:bookmarkStart w:id="9" w:name="_Toc244139649"/>
       <w:r>
         <w:t>4.2  Reflection positivity and the transfer matrix</w:t>
       </w:r>
@@ -6079,7 +6079,7 @@
         <w:pStyle w:val="Heading2"/>
         <w:keepNext/>
       </w:pPr>
-      <w:bookmarkStart w:id="10" w:name="_Toc244139208"/>
+      <w:bookmarkStart w:id="10" w:name="_Toc244139650"/>
       <w:r>
         <w:t>4.3  The renormalisation group of Bałaban</w:t>
       </w:r>
@@ -6120,7 +6120,7 @@
         <w:pStyle w:val="Heading1"/>
         <w:keepNext/>
       </w:pPr>
-      <w:bookmarkStart w:id="11" w:name="_Toc244139209"/>
+      <w:bookmarkStart w:id="11" w:name="_Toc244139651"/>
       <w:r>
         <w:t>5.  The Three-Dimensional Manuscripts</w:t>
       </w:r>
@@ -6144,7 +6144,7 @@
         <w:pStyle w:val="Heading2"/>
         <w:keepNext/>
       </w:pPr>
-      <w:bookmarkStart w:id="12" w:name="_Toc244139210"/>
+      <w:bookmarkStart w:id="12" w:name="_Toc244139652"/>
       <w:r>
         <w:t>5.1  The documents</w:t>
       </w:r>
@@ -6191,7 +6191,7 @@
         <w:pStyle w:val="Heading2"/>
         <w:keepNext/>
       </w:pPr>
-      <w:bookmarkStart w:id="13" w:name="_Toc244139211"/>
+      <w:bookmarkStart w:id="13" w:name="_Toc244139653"/>
       <w:r>
         <w:t>5.2  The observable</w:t>
       </w:r>
@@ -6595,7 +6595,7 @@
         <w:pStyle w:val="Heading2"/>
         <w:keepNext/>
       </w:pPr>
-      <w:bookmarkStart w:id="14" w:name="_Toc244139212"/>
+      <w:bookmarkStart w:id="14" w:name="_Toc244139654"/>
       <w:r>
         <w:t>5.3  The torus, the infinite volume and the components</w:t>
       </w:r>
@@ -7126,7 +7126,7 @@
         <w:pStyle w:val="Heading2"/>
         <w:keepNext/>
       </w:pPr>
-      <w:bookmarkStart w:id="15" w:name="_Toc244139213"/>
+      <w:bookmarkStart w:id="15" w:name="_Toc244139655"/>
       <w:r>
         <w:t>5.4  The axioms and the reconstruction</w:t>
       </w:r>
@@ -7356,7 +7356,7 @@
         <w:pStyle w:val="Heading2"/>
         <w:keepNext/>
       </w:pPr>
-      <w:bookmarkStart w:id="16" w:name="_Toc244139214"/>
+      <w:bookmarkStart w:id="16" w:name="_Toc244139656"/>
       <w:r>
         <w:t>5.5  Non-triviality</w:t>
       </w:r>
@@ -7897,7 +7897,7 @@
         <w:pStyle w:val="Heading2"/>
         <w:keepNext/>
       </w:pPr>
-      <w:bookmarkStart w:id="17" w:name="_Toc244139215"/>
+      <w:bookmarkStart w:id="17" w:name="_Toc244139657"/>
       <w:r>
         <w:t>5.6  What the manuscript does not assert</w:t>
       </w:r>
@@ -7945,7 +7945,7 @@
         <w:pStyle w:val="Heading1"/>
         <w:keepNext/>
       </w:pPr>
-      <w:bookmarkStart w:id="18" w:name="_Toc244139216"/>
+      <w:bookmarkStart w:id="18" w:name="_Toc244139658"/>
       <w:r>
         <w:t>6.  The Four-Dimensional Draft and the Standing of the Corpus</w:t>
       </w:r>
@@ -7969,7 +7969,7 @@
         <w:pStyle w:val="Heading2"/>
         <w:keepNext/>
       </w:pPr>
-      <w:bookmarkStart w:id="19" w:name="_Toc244139217"/>
+      <w:bookmarkStart w:id="19" w:name="_Toc244139659"/>
       <w:r>
         <w:t>6.1  The authors' account</w:t>
       </w:r>
@@ -8033,7 +8033,7 @@
         <w:pStyle w:val="Heading2"/>
         <w:keepNext/>
       </w:pPr>
-      <w:bookmarkStart w:id="20" w:name="_Toc244139218"/>
+      <w:bookmarkStart w:id="20" w:name="_Toc244139660"/>
       <w:r>
         <w:t>6.2  The conditional theorem</w:t>
       </w:r>
@@ -8236,7 +8236,7 @@
         <w:pStyle w:val="Heading2"/>
         <w:keepNext/>
       </w:pPr>
-      <w:bookmarkStart w:id="21" w:name="_Toc244139219"/>
+      <w:bookmarkStart w:id="21" w:name="_Toc244139661"/>
       <w:r>
         <w:t>6.3  What the draft does not claim</w:t>
       </w:r>
@@ -8314,7 +8314,7 @@
         <w:pStyle w:val="Heading2"/>
         <w:keepNext/>
       </w:pPr>
-      <w:bookmarkStart w:id="22" w:name="_Toc244139220"/>
+      <w:bookmarkStart w:id="22" w:name="_Toc244139662"/>
       <w:r>
         <w:t>6.4  The standing of the corpus</w:t>
       </w:r>
@@ -8375,7 +8375,7 @@
         <w:pStyle w:val="Heading2"/>
         <w:keepNext/>
       </w:pPr>
-      <w:bookmarkStart w:id="23" w:name="_Toc244139221"/>
+      <w:bookmarkStart w:id="23" w:name="_Toc244139663"/>
       <w:r>
         <w:t>6.5  The public reading</w:t>
       </w:r>
@@ -8443,7 +8443,7 @@
         <w:pStyle w:val="Heading2"/>
         <w:keepNext/>
       </w:pPr>
-      <w:bookmarkStart w:id="24" w:name="_Toc244139222"/>
+      <w:bookmarkStart w:id="24" w:name="_Toc244139664"/>
       <w:r>
         <w:t>6.6  Further claims in public view</w:t>
       </w:r>
@@ -8737,7 +8737,7 @@
         <w:pStyle w:val="Heading1"/>
         <w:keepNext/>
       </w:pPr>
-      <w:bookmarkStart w:id="25" w:name="_Toc244139223"/>
+      <w:bookmarkStart w:id="25" w:name="_Toc244139665"/>
       <w:r>
         <w:t>7.  The Residue and Its Completion</w:t>
       </w:r>
@@ -8761,7 +8761,7 @@
         <w:pStyle w:val="Heading2"/>
         <w:keepNext/>
       </w:pPr>
-      <w:bookmarkStart w:id="26" w:name="_Toc244139224"/>
+      <w:bookmarkStart w:id="26" w:name="_Toc244139666"/>
       <w:r>
         <w:t>7.1  The residue</w:t>
       </w:r>
@@ -9955,7 +9955,7 @@
         <w:pStyle w:val="Heading2"/>
         <w:keepNext/>
       </w:pPr>
-      <w:bookmarkStart w:id="27" w:name="_Toc244139225"/>
+      <w:bookmarkStart w:id="27" w:name="_Toc244139667"/>
       <w:r>
         <w:t>7.2  The gap is exponential clustering</w:t>
       </w:r>
@@ -11901,7 +11901,7 @@
         <w:pStyle w:val="Heading2"/>
         <w:keepNext/>
       </w:pPr>
-      <w:bookmarkStart w:id="28" w:name="_Toc244139226"/>
+      <w:bookmarkStart w:id="28" w:name="_Toc244139668"/>
       <w:r>
         <w:t>7.3  From the lattice to the limit</w:t>
       </w:r>
@@ -13081,7 +13081,7 @@
         <w:pStyle w:val="Heading2"/>
         <w:keepNext/>
       </w:pPr>
-      <w:bookmarkStart w:id="29" w:name="_Toc244139227"/>
+      <w:bookmarkStart w:id="29" w:name="_Toc244139669"/>
       <w:r>
         <w:t>7.4  The collapse of the components</w:t>
       </w:r>
@@ -13197,7 +13197,7 @@
         <w:pStyle w:val="Heading1"/>
         <w:keepNext/>
       </w:pPr>
-      <w:bookmarkStart w:id="30" w:name="_Toc244139228"/>
+      <w:bookmarkStart w:id="30" w:name="_Toc244139670"/>
       <w:r>
         <w:t>8.  The Ground Handed Over</w:t>
       </w:r>
@@ -13208,7 +13208,7 @@
         <w:pStyle w:val="Heading2"/>
         <w:keepNext/>
       </w:pPr>
-      <w:bookmarkStart w:id="31" w:name="_Toc244139229"/>
+      <w:bookmarkStart w:id="31" w:name="_Toc244139671"/>
       <w:r>
         <w:t>8.1  The object that remains</w:t>
       </w:r>
@@ -13352,7 +13352,7 @@
         <w:pStyle w:val="Heading2"/>
         <w:keepNext/>
       </w:pPr>
-      <w:bookmarkStart w:id="32" w:name="_Toc244139230"/>
+      <w:bookmarkStart w:id="32" w:name="_Toc244139672"/>
       <w:r>
         <w:t>8.2  The instruments in hand</w:t>
       </w:r>
@@ -20421,7 +20421,7 @@
         <w:pStyle w:val="Heading2"/>
         <w:keepNext/>
       </w:pPr>
-      <w:bookmarkStart w:id="33" w:name="_Toc244139231"/>
+      <w:bookmarkStart w:id="33" w:name="_Toc244139673"/>
       <w:r>
         <w:t>8.3  The reduction</w:t>
       </w:r>
@@ -28216,10 +28216,10 @@
         <w:t>Two things are known about the strong end of that distance. With the first-order transmission between links, the total variation moved by one neighbour's change, no block criterion of Dobrushin and Shlosman's kind gains on the single link at any block side, because a link deep inside a block branches to its eighteen neighbours exactly as a link of the full lattice does, and the criterion's series has the single link's ratio. A block gains only through the transmission across an integrated face, which carrie</w:t>
       </w:r>
       <w:r>
-        <w:t>s the product of the two pinned means of the face's other edges, an average over the interior: its one-face constant is an explicit function of the moments of the von Mises–Fisher law on the three-sphere, the covariance of the transmitted variable being a multiple of the identity plus one rank-one term whose size is a closed form in two Bessel ratios. What is not in hand is the theorem that composes that transmission along paths inside a block: every composition that is proved, Dobrushin's comparison theore</w:t>
-      </w:r>
-      <w:r>
-        <w:t>m among them, takes a supremum over configurations at each step and so composes the first-order sensitivities only, which return the single link's disk; a convergent expansion of the block measure would compose the averages, and its radius has no proof beyond that disk.</w:t>
+        <w:t>s the product of the two pinned means of the face's other edges, an average over the interior: its one-face constant is an explicit function of the moments of the von Mises–Fisher law on the three-sphere, the covariance of the transmitted variable being a multiple of the identity plus one rank-one term whose size is a closed form in two Bessel ratios, certified in a run of record. What is not in hand is the theorem that composes that transmission along paths inside a block: every composition that is proved,</w:t>
+      </w:r>
+      <w:r>
+        <w:t xml:space="preserve"> Dobrushin's comparison theorem among them, takes a supremum over configurations at each step and so composes the first-order sensitivities only, which return the single link's disk; a convergent expansion of the block measure would compose the averages, and its radius has no proof beyond that disk.</w:t>
       </w:r>
       <w:r>
         <w:rPr>
@@ -35516,7 +35516,7 @@
         <w:jc w:val="both"/>
       </w:pPr>
       <w:r>
-        <w:t xml:space="preserve">The numbers are certified on three roads that share no line. The certificate evaluates </w:t>
+        <w:t xml:space="preserve">The numbers of Table 3 are certified on three roads that share no line; the derivation that they evaluate is the proof above, and its one test from outside the proof is a search from below over the decimated specification's own data, which found no configuration whose coefficient exceeds the constants (the direct coefficient reaching 97 per cent of its bound at β = 0.245, the mediated 89 per cent). The certificate evaluates </w:t>
       </w:r>
       <w:r>
         <w:rPr>
@@ -35556,7 +35556,7 @@
         <w:t>m</w:t>
       </w:r>
       <w:r>
-        <w:t>(6β)/2, the second being the largest third cumulant along any direction at radius at most 6β, each enclosed with certified error, the same row sum stays below one on [0, 0.2452].</w:t>
+        <w:t>(6β)/2, the second being the largest third cumulant along any direction at radius at most 6β, each enclosed with certified error in a run of record, the same row sum stays below one on [0, 0.2452].</w:t>
       </w:r>
       <w:r>
         <w:rPr>
@@ -35724,7 +35724,7 @@
         <w:pStyle w:val="Heading2"/>
         <w:keepNext/>
       </w:pPr>
-      <w:bookmarkStart w:id="34" w:name="_Toc244139232"/>
+      <w:bookmarkStart w:id="34" w:name="_Toc244139674"/>
       <w:r>
         <w:t>8.4  Coda</w:t>
       </w:r>
@@ -35749,7 +35749,7 @@
         <w:pageBreakBefore/>
         <w:spacing w:before="0"/>
       </w:pPr>
-      <w:bookmarkStart w:id="35" w:name="_Toc244139233"/>
+      <w:bookmarkStart w:id="35" w:name="_Toc244139675"/>
       <w:r>
         <w:t>Sources</w:t>
       </w:r>
@@ -36829,7 +36829,7 @@
         <w:pStyle w:val="Heading2"/>
         <w:keepNext/>
       </w:pPr>
-      <w:bookmarkStart w:id="36" w:name="_Toc244139234"/>
+      <w:bookmarkStart w:id="36" w:name="_Toc244139676"/>
       <w:r>
         <w:t>Records of the computations of Edwin Boston III</w:t>
       </w:r>
@@ -37071,7 +37071,14 @@
           <w:sz w:val="19"/>
           <w:szCs w:val="19"/>
         </w:rPr>
-        <w:t>checks the cover on the tori of side two and four, the coefficients of Turán's inequality exactly, and the row sum to sixty digits. No gate run reads these records yet; the theorem rests on the proof of §8.3 and on the three evaluations. The files and their digests are posted in the repository, under records/aperanton, records/pentapylon and records/second-road.</w:t>
+        <w:t>checks the cover on the tori of side two and four, the coefficients of Turán's inequality exactly, and the row sum to sixty digits. The enclosures of the two constants and the one-face constants are of record: the run pentapylon_gate.2026-10-29x, seventeen arms, thirty-eight mutant tests, verdict GREEN at 04:06 EDT on 29 October 2026, re-runs them live and compares them byte for byte; the certificate, its second evaluation and the third road await their own gate run. The derivation is the proof of §8.3; its</w:t>
+      </w:r>
+      <w:r>
+        <w:rPr>
+          <w:sz w:val="19"/>
+          <w:szCs w:val="19"/>
+        </w:rPr>
+        <w:t xml:space="preserve"> test from outside is the search from below, instrument g23_decim.pl with its records of 2026-10-29b, which found no configuration exceeding the constants. The files and their digests are posted in the repository, under records/aperanton, records/pentapylon and records/second-road.</w:t>
       </w:r>
     </w:p>
     <w:p>
@@ -39667,10 +39674,10 @@
 <file path=word/numbering.xml><?xml version="1.0" encoding="utf-8"?>
 <w:numbering xmlns:wpc="http://schemas.microsoft.com/office/word/2010/wordprocessingCanvas" xmlns:cx="http://schemas.microsoft.com/office/drawing/2014/chartex" xmlns:cx1="http://schemas.microsoft.com/office/drawing/2015/9/8/chartex" xmlns:cx2="http://schemas.microsoft.com/office/drawing/2015/10/21/chartex" xmlns:cx3="http://schemas.microsoft.com/office/drawing/2016/5/9/chartex" xmlns:cx4="http://schemas.microsoft.com/office/drawing/2016/5/10/chartex" xmlns:cx5="http://schemas.microsoft.com/office/drawing/2016/5/11/chartex" xmlns:cx6="http://schemas.microsoft.com/office/drawing/2016/5/12/chartex" xmlns:cx7="http://schemas.microsoft.com/office/drawing/2016/5/13/chartex" xmlns:cx8="http://schemas.microsoft.com/office/drawing/2016/5/14/chartex" xmlns:mc="http://schemas.openxmlformats.org/markup-compatibility/2006" xmlns:aink="http://schemas.microsoft.com/office/drawing/2016/ink" xmlns:am3d="http://schemas.microsoft.com/office/drawing/2017/model3d" xmlns:o="urn:schemas-microsoft-com:office:office" xmlns:oel="http://schemas.microsoft.com/office/2019/extlst" xmlns:r="http://schemas.openxmlformats.org/officeDocument/2006/relationships" xmlns:m="http://schemas.openxmlformats.org/officeDocument/2006/math" xmlns:v="urn:schemas-microsoft-com:vml" xmlns:wp14="http://schemas.microsoft.com/office/word/2010/wordprocessingDrawing" xmlns:wp="http://schemas.openxmlformats.org/drawingml/2006/wordprocessingDrawing" xmlns:w10="urn:schemas-microsoft-com:office:word" xmlns:w="http://schemas.openxmlformats.org/wordprocessingml/2006/main" xmlns:w14="http://schemas.microsoft.com/office/word/2010/wordml" xmlns:w15="http://schemas.microsoft.com/office/word/2012/wordml" xmlns:w16cex="http://schemas.microsoft.com/office/word/2018/wordml/cex" xmlns:w16cid="http://schemas.microsoft.com/office/word/2016/wordml/cid" xmlns:w16="http://schemas.microsoft.com/office/word/2018/wordml" xmlns:w16du="http://schemas.microsoft.com/office/word/2023/wordml/word16du" xmlns:w16sdtdh="http://schemas.microsoft.com/office/word/2020/wordml/sdtdatahash" xmlns:w16sdtfl="http://schemas.microsoft.com/office/word/2024/wordml/sdtformatlock" xmlns:w16se="http://schemas.microsoft.com/office/word/2015/wordml/symex" xmlns:wpg="http://schemas.microsoft.com/office/word/2010/wordprocessingGroup" xmlns:wpi="http://schemas.microsoft.com/office/word/2010/wordprocessingInk" xmlns:wne="http://schemas.microsoft.com/office/word/2006/wordml" xmlns:wps="http://schemas.microsoft.com/office/word/2010/wordprocessingShape" mc:Ignorable="w14 w15 w16se w16cid w16 w16cex w16sdtdh w16sdtfl w16du wp14">
   <w:abstractNum w:abstractNumId="0" w15:restartNumberingAfterBreak="0">
-    <w:nsid w:val="6EB1485A"/>
+    <w:nsid w:val="736123E7"/>
     <w:multiLevelType w:val="hybridMultilevel"/>
-    <w:tmpl w:val="54CED890"/>
-    <w:lvl w:ilvl="0" w:tplc="844E2722">
+    <w:tmpl w:val="A6A21598"/>
+    <w:lvl w:ilvl="0" w:tplc="BA44719E">
       <w:start w:val="1"/>
       <w:numFmt w:val="bullet"/>
       <w:lvlText w:val="●"/>
@@ -39679,7 +39686,7 @@
         <w:ind w:left="720" w:hanging="360"/>
       </w:pPr>
     </w:lvl>
-    <w:lvl w:ilvl="1" w:tplc="93CA2966">
+    <w:lvl w:ilvl="1" w:tplc="5ABC5BDA">
       <w:start w:val="1"/>
       <w:numFmt w:val="bullet"/>
       <w:lvlText w:val="○"/>
@@ -39688,7 +39695,7 @@
         <w:ind w:left="1440" w:hanging="360"/>
       </w:pPr>
     </w:lvl>
-    <w:lvl w:ilvl="2" w:tplc="7C1E0AFA">
+    <w:lvl w:ilvl="2" w:tplc="408CC5AE">
       <w:start w:val="1"/>
       <w:numFmt w:val="bullet"/>
       <w:lvlText w:val="■"/>
@@ -39697,7 +39704,7 @@
         <w:ind w:left="2160" w:hanging="360"/>
       </w:pPr>
     </w:lvl>
-    <w:lvl w:ilvl="3" w:tplc="84509754">
+    <w:lvl w:ilvl="3" w:tplc="3328024A">
       <w:start w:val="1"/>
       <w:numFmt w:val="bullet"/>
       <w:lvlText w:val="●"/>
@@ -39706,7 +39713,7 @@
         <w:ind w:left="2880" w:hanging="360"/>
       </w:pPr>
     </w:lvl>
-    <w:lvl w:ilvl="4" w:tplc="E21E3CDC">
+    <w:lvl w:ilvl="4" w:tplc="374A64B8">
       <w:start w:val="1"/>
       <w:numFmt w:val="bullet"/>
       <w:lvlText w:val="○"/>
@@ -39715,7 +39722,7 @@
         <w:ind w:left="3600" w:hanging="360"/>
       </w:pPr>
     </w:lvl>
-    <w:lvl w:ilvl="5" w:tplc="349A48D6">
+    <w:lvl w:ilvl="5" w:tplc="4440D2E0">
       <w:start w:val="1"/>
       <w:numFmt w:val="bullet"/>
       <w:lvlText w:val="■"/>
@@ -39724,7 +39731,7 @@
         <w:ind w:left="4320" w:hanging="360"/>
       </w:pPr>
     </w:lvl>
-    <w:lvl w:ilvl="6" w:tplc="BC582B34">
+    <w:lvl w:ilvl="6" w:tplc="967EEFC6">
       <w:start w:val="1"/>
       <w:numFmt w:val="bullet"/>
       <w:lvlText w:val="●"/>
@@ -39733,7 +39740,7 @@
         <w:ind w:left="5040" w:hanging="360"/>
       </w:pPr>
     </w:lvl>
-    <w:lvl w:ilvl="7" w:tplc="AEB2937A">
+    <w:lvl w:ilvl="7" w:tplc="26B2BC7C">
       <w:start w:val="1"/>
       <w:numFmt w:val="bullet"/>
       <w:lvlText w:val="●"/>
@@ -39742,7 +39749,7 @@
         <w:ind w:left="5760" w:hanging="360"/>
       </w:pPr>
     </w:lvl>
-    <w:lvl w:ilvl="8" w:tplc="5ABC3258">
+    <w:lvl w:ilvl="8" w:tplc="6B0C067A">
       <w:start w:val="1"/>
       <w:numFmt w:val="bullet"/>
       <w:lvlText w:val="●"/>
@@ -39752,7 +39759,7 @@
       </w:pPr>
     </w:lvl>
   </w:abstractNum>
-  <w:num w:numId="1" w16cid:durableId="1909876212">
+  <w:num w:numId="1" w16cid:durableId="1938831855">
     <w:abstractNumId w:val="0"/>
     <w:lvlOverride w:ilvl="0">
       <w:startOverride w:val="1"/>
@@ -40349,7 +40356,7 @@
     <w:autoRedefine/>
     <w:uiPriority w:val="39"/>
     <w:unhideWhenUsed/>
-    <w:rsid w:val="00FB5CC4"/>
+    <w:rsid w:val="00046920"/>
     <w:pPr>
       <w:spacing w:after="100"/>
     </w:pPr>
@@ -40361,7 +40368,7 @@
     <w:autoRedefine/>
     <w:uiPriority w:val="39"/>
     <w:unhideWhenUsed/>
-    <w:rsid w:val="00FB5CC4"/>
+    <w:rsid w:val="00046920"/>
     <w:pPr>
       <w:spacing w:after="100"/>
       <w:ind w:left="220"/>

--- a/THE-GROUND-Edwin-Boston-III.docx
+++ b/THE-GROUND-Edwin-Boston-III.docx
@@ -170,7 +170,7 @@
     <w:sdt>
       <w:sdtPr>
         <w:alias w:val="Contents"/>
-        <w:id w:val="-261066095"/>
+        <w:id w:val="469093049"/>
       </w:sdtPr>
       <w:sdtEndPr/>
       <w:sdtContent>
@@ -198,7 +198,7 @@
           <w:r>
             <w:fldChar w:fldCharType="separate"/>
           </w:r>
-          <w:hyperlink w:anchor="_Toc244139640" w:history="1">
+          <w:hyperlink w:anchor="_Toc244141007" w:history="1">
             <w:r>
               <w:rPr>
                 <w:rStyle w:val="Hyperlink"/>
@@ -222,7 +222,7 @@
               <w:rPr>
                 <w:noProof/>
               </w:rPr>
-              <w:instrText xml:space="preserve"> PAGEREF _Toc244139640 \h </w:instrText>
+              <w:instrText xml:space="preserve"> PAGEREF _Toc244141007 \h </w:instrText>
             </w:r>
             <w:r>
               <w:rPr>
@@ -264,7 +264,7 @@
               <w14:ligatures w14:val="standardContextual"/>
             </w:rPr>
           </w:pPr>
-          <w:hyperlink w:anchor="_Toc244139641" w:history="1">
+          <w:hyperlink w:anchor="_Toc244141008" w:history="1">
             <w:r>
               <w:rPr>
                 <w:rStyle w:val="Hyperlink"/>
@@ -288,7 +288,7 @@
               <w:rPr>
                 <w:noProof/>
               </w:rPr>
-              <w:instrText xml:space="preserve"> PAGEREF _Toc244139641 \h </w:instrText>
+              <w:instrText xml:space="preserve"> PAGEREF _Toc244141008 \h </w:instrText>
             </w:r>
             <w:r>
               <w:rPr>
@@ -330,7 +330,7 @@
               <w14:ligatures w14:val="standardContextual"/>
             </w:rPr>
           </w:pPr>
-          <w:hyperlink w:anchor="_Toc244139642" w:history="1">
+          <w:hyperlink w:anchor="_Toc244141009" w:history="1">
             <w:r>
               <w:rPr>
                 <w:rStyle w:val="Hyperlink"/>
@@ -354,7 +354,7 @@
               <w:rPr>
                 <w:noProof/>
               </w:rPr>
-              <w:instrText xml:space="preserve"> PAGEREF _Toc244139642 \h </w:instrText>
+              <w:instrText xml:space="preserve"> PAGEREF _Toc244141009 \h </w:instrText>
             </w:r>
             <w:r>
               <w:rPr>
@@ -396,7 +396,7 @@
               <w14:ligatures w14:val="standardContextual"/>
             </w:rPr>
           </w:pPr>
-          <w:hyperlink w:anchor="_Toc244139643" w:history="1">
+          <w:hyperlink w:anchor="_Toc244141010" w:history="1">
             <w:r>
               <w:rPr>
                 <w:rStyle w:val="Hyperlink"/>
@@ -420,7 +420,7 @@
               <w:rPr>
                 <w:noProof/>
               </w:rPr>
-              <w:instrText xml:space="preserve"> PAGEREF _Toc244139643 \h </w:instrText>
+              <w:instrText xml:space="preserve"> PAGEREF _Toc244141010 \h </w:instrText>
             </w:r>
             <w:r>
               <w:rPr>
@@ -462,7 +462,7 @@
               <w14:ligatures w14:val="standardContextual"/>
             </w:rPr>
           </w:pPr>
-          <w:hyperlink w:anchor="_Toc244139644" w:history="1">
+          <w:hyperlink w:anchor="_Toc244141011" w:history="1">
             <w:r>
               <w:rPr>
                 <w:rStyle w:val="Hyperlink"/>
@@ -486,7 +486,7 @@
               <w:rPr>
                 <w:noProof/>
               </w:rPr>
-              <w:instrText xml:space="preserve"> PAGEREF _Toc244139644 \h </w:instrText>
+              <w:instrText xml:space="preserve"> PAGEREF _Toc244141011 \h </w:instrText>
             </w:r>
             <w:r>
               <w:rPr>
@@ -528,7 +528,7 @@
               <w14:ligatures w14:val="standardContextual"/>
             </w:rPr>
           </w:pPr>
-          <w:hyperlink w:anchor="_Toc244139645" w:history="1">
+          <w:hyperlink w:anchor="_Toc244141012" w:history="1">
             <w:r>
               <w:rPr>
                 <w:rStyle w:val="Hyperlink"/>
@@ -552,7 +552,7 @@
               <w:rPr>
                 <w:noProof/>
               </w:rPr>
-              <w:instrText xml:space="preserve"> PAGEREF _Toc244139645 \h </w:instrText>
+              <w:instrText xml:space="preserve"> PAGEREF _Toc244141012 \h </w:instrText>
             </w:r>
             <w:r>
               <w:rPr>
@@ -594,7 +594,7 @@
               <w14:ligatures w14:val="standardContextual"/>
             </w:rPr>
           </w:pPr>
-          <w:hyperlink w:anchor="_Toc244139646" w:history="1">
+          <w:hyperlink w:anchor="_Toc244141013" w:history="1">
             <w:r>
               <w:rPr>
                 <w:rStyle w:val="Hyperlink"/>
@@ -618,7 +618,7 @@
               <w:rPr>
                 <w:noProof/>
               </w:rPr>
-              <w:instrText xml:space="preserve"> PAGEREF _Toc244139646 \h </w:instrText>
+              <w:instrText xml:space="preserve"> PAGEREF _Toc244141013 \h </w:instrText>
             </w:r>
             <w:r>
               <w:rPr>
@@ -660,7 +660,7 @@
               <w14:ligatures w14:val="standardContextual"/>
             </w:rPr>
           </w:pPr>
-          <w:hyperlink w:anchor="_Toc244139647" w:history="1">
+          <w:hyperlink w:anchor="_Toc244141014" w:history="1">
             <w:r>
               <w:rPr>
                 <w:rStyle w:val="Hyperlink"/>
@@ -684,7 +684,7 @@
               <w:rPr>
                 <w:noProof/>
               </w:rPr>
-              <w:instrText xml:space="preserve"> PAGEREF _Toc244139647 \h </w:instrText>
+              <w:instrText xml:space="preserve"> PAGEREF _Toc244141014 \h </w:instrText>
             </w:r>
             <w:r>
               <w:rPr>
@@ -726,7 +726,7 @@
               <w14:ligatures w14:val="standardContextual"/>
             </w:rPr>
           </w:pPr>
-          <w:hyperlink w:anchor="_Toc244139648" w:history="1">
+          <w:hyperlink w:anchor="_Toc244141015" w:history="1">
             <w:r>
               <w:rPr>
                 <w:rStyle w:val="Hyperlink"/>
@@ -750,7 +750,7 @@
               <w:rPr>
                 <w:noProof/>
               </w:rPr>
-              <w:instrText xml:space="preserve"> PAGEREF _Toc244139648 \h </w:instrText>
+              <w:instrText xml:space="preserve"> PAGEREF _Toc244141015 \h </w:instrText>
             </w:r>
             <w:r>
               <w:rPr>
@@ -792,7 +792,7 @@
               <w14:ligatures w14:val="standardContextual"/>
             </w:rPr>
           </w:pPr>
-          <w:hyperlink w:anchor="_Toc244139649" w:history="1">
+          <w:hyperlink w:anchor="_Toc244141016" w:history="1">
             <w:r>
               <w:rPr>
                 <w:rStyle w:val="Hyperlink"/>
@@ -816,7 +816,7 @@
               <w:rPr>
                 <w:noProof/>
               </w:rPr>
-              <w:instrText xml:space="preserve"> PAGEREF _Toc244139649 \h </w:instrText>
+              <w:instrText xml:space="preserve"> PAGEREF _Toc244141016 \h </w:instrText>
             </w:r>
             <w:r>
               <w:rPr>
@@ -858,7 +858,7 @@
               <w14:ligatures w14:val="standardContextual"/>
             </w:rPr>
           </w:pPr>
-          <w:hyperlink w:anchor="_Toc244139650" w:history="1">
+          <w:hyperlink w:anchor="_Toc244141017" w:history="1">
             <w:r>
               <w:rPr>
                 <w:rStyle w:val="Hyperlink"/>
@@ -882,7 +882,7 @@
               <w:rPr>
                 <w:noProof/>
               </w:rPr>
-              <w:instrText xml:space="preserve"> PAGEREF _Toc244139650 \h </w:instrText>
+              <w:instrText xml:space="preserve"> PAGEREF _Toc244141017 \h </w:instrText>
             </w:r>
             <w:r>
               <w:rPr>
@@ -924,7 +924,7 @@
               <w14:ligatures w14:val="standardContextual"/>
             </w:rPr>
           </w:pPr>
-          <w:hyperlink w:anchor="_Toc244139651" w:history="1">
+          <w:hyperlink w:anchor="_Toc244141018" w:history="1">
             <w:r>
               <w:rPr>
                 <w:rStyle w:val="Hyperlink"/>
@@ -948,7 +948,7 @@
               <w:rPr>
                 <w:noProof/>
               </w:rPr>
-              <w:instrText xml:space="preserve"> PAGEREF _Toc244139651 \h </w:instrText>
+              <w:instrText xml:space="preserve"> PAGEREF _Toc244141018 \h </w:instrText>
             </w:r>
             <w:r>
               <w:rPr>
@@ -990,7 +990,7 @@
               <w14:ligatures w14:val="standardContextual"/>
             </w:rPr>
           </w:pPr>
-          <w:hyperlink w:anchor="_Toc244139652" w:history="1">
+          <w:hyperlink w:anchor="_Toc244141019" w:history="1">
             <w:r>
               <w:rPr>
                 <w:rStyle w:val="Hyperlink"/>
@@ -1014,7 +1014,7 @@
               <w:rPr>
                 <w:noProof/>
               </w:rPr>
-              <w:instrText xml:space="preserve"> PAGEREF _Toc244139652 \h </w:instrText>
+              <w:instrText xml:space="preserve"> PAGEREF _Toc244141019 \h </w:instrText>
             </w:r>
             <w:r>
               <w:rPr>
@@ -1056,7 +1056,7 @@
               <w14:ligatures w14:val="standardContextual"/>
             </w:rPr>
           </w:pPr>
-          <w:hyperlink w:anchor="_Toc244139653" w:history="1">
+          <w:hyperlink w:anchor="_Toc244141020" w:history="1">
             <w:r>
               <w:rPr>
                 <w:rStyle w:val="Hyperlink"/>
@@ -1080,7 +1080,7 @@
               <w:rPr>
                 <w:noProof/>
               </w:rPr>
-              <w:instrText xml:space="preserve"> PAGEREF _Toc244139653 \h </w:instrText>
+              <w:instrText xml:space="preserve"> PAGEREF _Toc244141020 \h </w:instrText>
             </w:r>
             <w:r>
               <w:rPr>
@@ -1122,7 +1122,7 @@
               <w14:ligatures w14:val="standardContextual"/>
             </w:rPr>
           </w:pPr>
-          <w:hyperlink w:anchor="_Toc244139654" w:history="1">
+          <w:hyperlink w:anchor="_Toc244141021" w:history="1">
             <w:r>
               <w:rPr>
                 <w:rStyle w:val="Hyperlink"/>
@@ -1146,7 +1146,7 @@
               <w:rPr>
                 <w:noProof/>
               </w:rPr>
-              <w:instrText xml:space="preserve"> PAGEREF _Toc244139654 \h </w:instrText>
+              <w:instrText xml:space="preserve"> PAGEREF _Toc244141021 \h </w:instrText>
             </w:r>
             <w:r>
               <w:rPr>
@@ -1188,7 +1188,7 @@
               <w14:ligatures w14:val="standardContextual"/>
             </w:rPr>
           </w:pPr>
-          <w:hyperlink w:anchor="_Toc244139655" w:history="1">
+          <w:hyperlink w:anchor="_Toc244141022" w:history="1">
             <w:r>
               <w:rPr>
                 <w:rStyle w:val="Hyperlink"/>
@@ -1212,7 +1212,7 @@
               <w:rPr>
                 <w:noProof/>
               </w:rPr>
-              <w:instrText xml:space="preserve"> PAGEREF _Toc244139655 \h </w:instrText>
+              <w:instrText xml:space="preserve"> PAGEREF _Toc244141022 \h </w:instrText>
             </w:r>
             <w:r>
               <w:rPr>
@@ -1254,7 +1254,7 @@
               <w14:ligatures w14:val="standardContextual"/>
             </w:rPr>
           </w:pPr>
-          <w:hyperlink w:anchor="_Toc244139656" w:history="1">
+          <w:hyperlink w:anchor="_Toc244141023" w:history="1">
             <w:r>
               <w:rPr>
                 <w:rStyle w:val="Hyperlink"/>
@@ -1278,7 +1278,7 @@
               <w:rPr>
                 <w:noProof/>
               </w:rPr>
-              <w:instrText xml:space="preserve"> PAGEREF _Toc244139656 \h </w:instrText>
+              <w:instrText xml:space="preserve"> PAGEREF _Toc244141023 \h </w:instrText>
             </w:r>
             <w:r>
               <w:rPr>
@@ -1320,7 +1320,7 @@
               <w14:ligatures w14:val="standardContextual"/>
             </w:rPr>
           </w:pPr>
-          <w:hyperlink w:anchor="_Toc244139657" w:history="1">
+          <w:hyperlink w:anchor="_Toc244141024" w:history="1">
             <w:r>
               <w:rPr>
                 <w:rStyle w:val="Hyperlink"/>
@@ -1344,7 +1344,7 @@
               <w:rPr>
                 <w:noProof/>
               </w:rPr>
-              <w:instrText xml:space="preserve"> PAGEREF _Toc244139657 \h </w:instrText>
+              <w:instrText xml:space="preserve"> PAGEREF _Toc244141024 \h </w:instrText>
             </w:r>
             <w:r>
               <w:rPr>
@@ -1386,7 +1386,7 @@
               <w14:ligatures w14:val="standardContextual"/>
             </w:rPr>
           </w:pPr>
-          <w:hyperlink w:anchor="_Toc244139658" w:history="1">
+          <w:hyperlink w:anchor="_Toc244141025" w:history="1">
             <w:r>
               <w:rPr>
                 <w:rStyle w:val="Hyperlink"/>
@@ -1410,7 +1410,7 @@
               <w:rPr>
                 <w:noProof/>
               </w:rPr>
-              <w:instrText xml:space="preserve"> PAGEREF _Toc244139658 \h </w:instrText>
+              <w:instrText xml:space="preserve"> PAGEREF _Toc244141025 \h </w:instrText>
             </w:r>
             <w:r>
               <w:rPr>
@@ -1452,7 +1452,7 @@
               <w14:ligatures w14:val="standardContextual"/>
             </w:rPr>
           </w:pPr>
-          <w:hyperlink w:anchor="_Toc244139659" w:history="1">
+          <w:hyperlink w:anchor="_Toc244141026" w:history="1">
             <w:r>
               <w:rPr>
                 <w:rStyle w:val="Hyperlink"/>
@@ -1476,7 +1476,7 @@
               <w:rPr>
                 <w:noProof/>
               </w:rPr>
-              <w:instrText xml:space="preserve"> PAGEREF _Toc244139659 \h </w:instrText>
+              <w:instrText xml:space="preserve"> PAGEREF _Toc244141026 \h </w:instrText>
             </w:r>
             <w:r>
               <w:rPr>
@@ -1518,7 +1518,7 @@
               <w14:ligatures w14:val="standardContextual"/>
             </w:rPr>
           </w:pPr>
-          <w:hyperlink w:anchor="_Toc244139660" w:history="1">
+          <w:hyperlink w:anchor="_Toc244141027" w:history="1">
             <w:r>
               <w:rPr>
                 <w:rStyle w:val="Hyperlink"/>
@@ -1542,7 +1542,7 @@
               <w:rPr>
                 <w:noProof/>
               </w:rPr>
-              <w:instrText xml:space="preserve"> PAGEREF _Toc244139660 \h </w:instrText>
+              <w:instrText xml:space="preserve"> PAGEREF _Toc244141027 \h </w:instrText>
             </w:r>
             <w:r>
               <w:rPr>
@@ -1584,7 +1584,7 @@
               <w14:ligatures w14:val="standardContextual"/>
             </w:rPr>
           </w:pPr>
-          <w:hyperlink w:anchor="_Toc244139661" w:history="1">
+          <w:hyperlink w:anchor="_Toc244141028" w:history="1">
             <w:r>
               <w:rPr>
                 <w:rStyle w:val="Hyperlink"/>
@@ -1608,7 +1608,7 @@
               <w:rPr>
                 <w:noProof/>
               </w:rPr>
-              <w:instrText xml:space="preserve"> PAGEREF _Toc244139661 \h </w:instrText>
+              <w:instrText xml:space="preserve"> PAGEREF _Toc244141028 \h </w:instrText>
             </w:r>
             <w:r>
               <w:rPr>
@@ -1650,7 +1650,7 @@
               <w14:ligatures w14:val="standardContextual"/>
             </w:rPr>
           </w:pPr>
-          <w:hyperlink w:anchor="_Toc244139662" w:history="1">
+          <w:hyperlink w:anchor="_Toc244141029" w:history="1">
             <w:r>
               <w:rPr>
                 <w:rStyle w:val="Hyperlink"/>
@@ -1674,7 +1674,7 @@
               <w:rPr>
                 <w:noProof/>
               </w:rPr>
-              <w:instrText xml:space="preserve"> PAGEREF _Toc244139662 \h </w:instrText>
+              <w:instrText xml:space="preserve"> PAGEREF _Toc244141029 \h </w:instrText>
             </w:r>
             <w:r>
               <w:rPr>
@@ -1716,7 +1716,7 @@
               <w14:ligatures w14:val="standardContextual"/>
             </w:rPr>
           </w:pPr>
-          <w:hyperlink w:anchor="_Toc244139663" w:history="1">
+          <w:hyperlink w:anchor="_Toc244141030" w:history="1">
             <w:r>
               <w:rPr>
                 <w:rStyle w:val="Hyperlink"/>
@@ -1740,7 +1740,7 @@
               <w:rPr>
                 <w:noProof/>
               </w:rPr>
-              <w:instrText xml:space="preserve"> PAGEREF _Toc244139663 \h </w:instrText>
+              <w:instrText xml:space="preserve"> PAGEREF _Toc244141030 \h </w:instrText>
             </w:r>
             <w:r>
               <w:rPr>
@@ -1782,7 +1782,7 @@
               <w14:ligatures w14:val="standardContextual"/>
             </w:rPr>
           </w:pPr>
-          <w:hyperlink w:anchor="_Toc244139664" w:history="1">
+          <w:hyperlink w:anchor="_Toc244141031" w:history="1">
             <w:r>
               <w:rPr>
                 <w:rStyle w:val="Hyperlink"/>
@@ -1806,7 +1806,7 @@
               <w:rPr>
                 <w:noProof/>
               </w:rPr>
-              <w:instrText xml:space="preserve"> PAGEREF _Toc244139664 \h </w:instrText>
+              <w:instrText xml:space="preserve"> PAGEREF _Toc244141031 \h </w:instrText>
             </w:r>
             <w:r>
               <w:rPr>
@@ -1848,7 +1848,7 @@
               <w14:ligatures w14:val="standardContextual"/>
             </w:rPr>
           </w:pPr>
-          <w:hyperlink w:anchor="_Toc244139665" w:history="1">
+          <w:hyperlink w:anchor="_Toc244141032" w:history="1">
             <w:r>
               <w:rPr>
                 <w:rStyle w:val="Hyperlink"/>
@@ -1872,7 +1872,7 @@
               <w:rPr>
                 <w:noProof/>
               </w:rPr>
-              <w:instrText xml:space="preserve"> PAGEREF _Toc244139665 \h </w:instrText>
+              <w:instrText xml:space="preserve"> PAGEREF _Toc244141032 \h </w:instrText>
             </w:r>
             <w:r>
               <w:rPr>
@@ -1914,7 +1914,7 @@
               <w14:ligatures w14:val="standardContextual"/>
             </w:rPr>
           </w:pPr>
-          <w:hyperlink w:anchor="_Toc244139666" w:history="1">
+          <w:hyperlink w:anchor="_Toc244141033" w:history="1">
             <w:r>
               <w:rPr>
                 <w:rStyle w:val="Hyperlink"/>
@@ -1938,7 +1938,7 @@
               <w:rPr>
                 <w:noProof/>
               </w:rPr>
-              <w:instrText xml:space="preserve"> PAGEREF _Toc244139666 \h </w:instrText>
+              <w:instrText xml:space="preserve"> PAGEREF _Toc244141033 \h </w:instrText>
             </w:r>
             <w:r>
               <w:rPr>
@@ -1980,7 +1980,7 @@
               <w14:ligatures w14:val="standardContextual"/>
             </w:rPr>
           </w:pPr>
-          <w:hyperlink w:anchor="_Toc244139667" w:history="1">
+          <w:hyperlink w:anchor="_Toc244141034" w:history="1">
             <w:r>
               <w:rPr>
                 <w:rStyle w:val="Hyperlink"/>
@@ -2004,7 +2004,7 @@
               <w:rPr>
                 <w:noProof/>
               </w:rPr>
-              <w:instrText xml:space="preserve"> PAGEREF _Toc244139667 \h </w:instrText>
+              <w:instrText xml:space="preserve"> PAGEREF _Toc244141034 \h </w:instrText>
             </w:r>
             <w:r>
               <w:rPr>
@@ -2046,7 +2046,7 @@
               <w14:ligatures w14:val="standardContextual"/>
             </w:rPr>
           </w:pPr>
-          <w:hyperlink w:anchor="_Toc244139668" w:history="1">
+          <w:hyperlink w:anchor="_Toc244141035" w:history="1">
             <w:r>
               <w:rPr>
                 <w:rStyle w:val="Hyperlink"/>
@@ -2070,7 +2070,7 @@
               <w:rPr>
                 <w:noProof/>
               </w:rPr>
-              <w:instrText xml:space="preserve"> PAGEREF _Toc244139668 \h </w:instrText>
+              <w:instrText xml:space="preserve"> PAGEREF _Toc244141035 \h </w:instrText>
             </w:r>
             <w:r>
               <w:rPr>
@@ -2112,7 +2112,7 @@
               <w14:ligatures w14:val="standardContextual"/>
             </w:rPr>
           </w:pPr>
-          <w:hyperlink w:anchor="_Toc244139669" w:history="1">
+          <w:hyperlink w:anchor="_Toc244141036" w:history="1">
             <w:r>
               <w:rPr>
                 <w:rStyle w:val="Hyperlink"/>
@@ -2136,7 +2136,7 @@
               <w:rPr>
                 <w:noProof/>
               </w:rPr>
-              <w:instrText xml:space="preserve"> PAGEREF _Toc244139669 \h </w:instrText>
+              <w:instrText xml:space="preserve"> PAGEREF _Toc244141036 \h </w:instrText>
             </w:r>
             <w:r>
               <w:rPr>
@@ -2178,7 +2178,7 @@
               <w14:ligatures w14:val="standardContextual"/>
             </w:rPr>
           </w:pPr>
-          <w:hyperlink w:anchor="_Toc244139670" w:history="1">
+          <w:hyperlink w:anchor="_Toc244141037" w:history="1">
             <w:r>
               <w:rPr>
                 <w:rStyle w:val="Hyperlink"/>
@@ -2202,7 +2202,7 @@
               <w:rPr>
                 <w:noProof/>
               </w:rPr>
-              <w:instrText xml:space="preserve"> PAGEREF _Toc244139670 \h </w:instrText>
+              <w:instrText xml:space="preserve"> PAGEREF _Toc244141037 \h </w:instrText>
             </w:r>
             <w:r>
               <w:rPr>
@@ -2244,7 +2244,7 @@
               <w14:ligatures w14:val="standardContextual"/>
             </w:rPr>
           </w:pPr>
-          <w:hyperlink w:anchor="_Toc244139671" w:history="1">
+          <w:hyperlink w:anchor="_Toc244141038" w:history="1">
             <w:r>
               <w:rPr>
                 <w:rStyle w:val="Hyperlink"/>
@@ -2268,7 +2268,7 @@
               <w:rPr>
                 <w:noProof/>
               </w:rPr>
-              <w:instrText xml:space="preserve"> PAGEREF _Toc244139671 \h </w:instrText>
+              <w:instrText xml:space="preserve"> PAGEREF _Toc244141038 \h </w:instrText>
             </w:r>
             <w:r>
               <w:rPr>
@@ -2310,7 +2310,7 @@
               <w14:ligatures w14:val="standardContextual"/>
             </w:rPr>
           </w:pPr>
-          <w:hyperlink w:anchor="_Toc244139672" w:history="1">
+          <w:hyperlink w:anchor="_Toc244141039" w:history="1">
             <w:r>
               <w:rPr>
                 <w:rStyle w:val="Hyperlink"/>
@@ -2334,7 +2334,7 @@
               <w:rPr>
                 <w:noProof/>
               </w:rPr>
-              <w:instrText xml:space="preserve"> PAGEREF _Toc244139672 \h </w:instrText>
+              <w:instrText xml:space="preserve"> PAGEREF _Toc244141039 \h </w:instrText>
             </w:r>
             <w:r>
               <w:rPr>
@@ -2376,7 +2376,7 @@
               <w14:ligatures w14:val="standardContextual"/>
             </w:rPr>
           </w:pPr>
-          <w:hyperlink w:anchor="_Toc244139673" w:history="1">
+          <w:hyperlink w:anchor="_Toc244141040" w:history="1">
             <w:r>
               <w:rPr>
                 <w:rStyle w:val="Hyperlink"/>
@@ -2400,7 +2400,7 @@
               <w:rPr>
                 <w:noProof/>
               </w:rPr>
-              <w:instrText xml:space="preserve"> PAGEREF _Toc244139673 \h </w:instrText>
+              <w:instrText xml:space="preserve"> PAGEREF _Toc244141040 \h </w:instrText>
             </w:r>
             <w:r>
               <w:rPr>
@@ -2442,7 +2442,7 @@
               <w14:ligatures w14:val="standardContextual"/>
             </w:rPr>
           </w:pPr>
-          <w:hyperlink w:anchor="_Toc244139674" w:history="1">
+          <w:hyperlink w:anchor="_Toc244141041" w:history="1">
             <w:r>
               <w:rPr>
                 <w:rStyle w:val="Hyperlink"/>
@@ -2466,7 +2466,7 @@
               <w:rPr>
                 <w:noProof/>
               </w:rPr>
-              <w:instrText xml:space="preserve"> PAGEREF _Toc244139674 \h </w:instrText>
+              <w:instrText xml:space="preserve"> PAGEREF _Toc244141041 \h </w:instrText>
             </w:r>
             <w:r>
               <w:rPr>
@@ -2508,7 +2508,7 @@
               <w14:ligatures w14:val="standardContextual"/>
             </w:rPr>
           </w:pPr>
-          <w:hyperlink w:anchor="_Toc244139675" w:history="1">
+          <w:hyperlink w:anchor="_Toc244141042" w:history="1">
             <w:r>
               <w:rPr>
                 <w:rStyle w:val="Hyperlink"/>
@@ -2532,7 +2532,7 @@
               <w:rPr>
                 <w:noProof/>
               </w:rPr>
-              <w:instrText xml:space="preserve"> PAGEREF _Toc244139675 \h </w:instrText>
+              <w:instrText xml:space="preserve"> PAGEREF _Toc244141042 \h </w:instrText>
             </w:r>
             <w:r>
               <w:rPr>
@@ -2574,7 +2574,7 @@
               <w14:ligatures w14:val="standardContextual"/>
             </w:rPr>
           </w:pPr>
-          <w:hyperlink w:anchor="_Toc244139676" w:history="1">
+          <w:hyperlink w:anchor="_Toc244141043" w:history="1">
             <w:r>
               <w:rPr>
                 <w:rStyle w:val="Hyperlink"/>
@@ -2598,7 +2598,7 @@
               <w:rPr>
                 <w:noProof/>
               </w:rPr>
-              <w:instrText xml:space="preserve"> PAGEREF _Toc244139676 \h </w:instrText>
+              <w:instrText xml:space="preserve"> PAGEREF _Toc244141043 \h </w:instrText>
             </w:r>
             <w:r>
               <w:rPr>
@@ -2639,7 +2639,7 @@
         <w:pageBreakBefore/>
         <w:spacing w:before="0"/>
       </w:pPr>
-      <w:bookmarkStart w:id="0" w:name="_Toc244139640"/>
+      <w:bookmarkStart w:id="0" w:name="_Toc244141007"/>
       <w:r>
         <w:t>1.  Introduction</w:t>
       </w:r>
@@ -2775,7 +2775,7 @@
         <w:pStyle w:val="Heading1"/>
         <w:keepNext/>
       </w:pPr>
-      <w:bookmarkStart w:id="1" w:name="_Toc244139641"/>
+      <w:bookmarkStart w:id="1" w:name="_Toc244141008"/>
       <w:r>
         <w:t>2.  The Ground Theorem</w:t>
       </w:r>
@@ -3039,7 +3039,7 @@
         <w:pStyle w:val="Heading1"/>
         <w:keepNext/>
       </w:pPr>
-      <w:bookmarkStart w:id="2" w:name="_Toc244139642"/>
+      <w:bookmarkStart w:id="2" w:name="_Toc244141009"/>
       <w:r>
         <w:t>3.  What the Problem Demands</w:t>
       </w:r>
@@ -3050,7 +3050,7 @@
         <w:pStyle w:val="Heading2"/>
         <w:keepNext/>
       </w:pPr>
-      <w:bookmarkStart w:id="3" w:name="_Toc244139643"/>
+      <w:bookmarkStart w:id="3" w:name="_Toc244141010"/>
       <w:r>
         <w:t>3.1  Euclidean fields and the axioms of Osterwalder and Schrader</w:t>
       </w:r>
@@ -4180,7 +4180,7 @@
         <w:pStyle w:val="Heading2"/>
         <w:keepNext/>
       </w:pPr>
-      <w:bookmarkStart w:id="4" w:name="_Toc244139644"/>
+      <w:bookmarkStart w:id="4" w:name="_Toc244141011"/>
       <w:r>
         <w:t>3.2  The mass gap</w:t>
       </w:r>
@@ -4252,7 +4252,7 @@
         <w:pStyle w:val="Heading2"/>
         <w:keepNext/>
       </w:pPr>
-      <w:bookmarkStart w:id="5" w:name="_Toc244139645"/>
+      <w:bookmarkStart w:id="5" w:name="_Toc244141012"/>
       <w:r>
         <w:t>3.3  Non-triviality</w:t>
       </w:r>
@@ -4331,7 +4331,7 @@
         <w:pStyle w:val="Heading2"/>
         <w:keepNext/>
       </w:pPr>
-      <w:bookmarkStart w:id="6" w:name="_Toc244139646"/>
+      <w:bookmarkStart w:id="6" w:name="_Toc244141013"/>
       <w:r>
         <w:t>3.4  Limits obtained by compactness</w:t>
       </w:r>
@@ -4410,7 +4410,7 @@
         <w:pStyle w:val="Heading1"/>
         <w:keepNext/>
       </w:pPr>
-      <w:bookmarkStart w:id="7" w:name="_Toc244139647"/>
+      <w:bookmarkStart w:id="7" w:name="_Toc244141014"/>
       <w:r>
         <w:t>4.  The Lattice, Its Positivity and Its Gap</w:t>
       </w:r>
@@ -4421,7 +4421,7 @@
         <w:pStyle w:val="Heading2"/>
         <w:keepNext/>
       </w:pPr>
-      <w:bookmarkStart w:id="8" w:name="_Toc244139648"/>
+      <w:bookmarkStart w:id="8" w:name="_Toc244141015"/>
       <w:r>
         <w:t>4.1  Wilson's theory</w:t>
       </w:r>
@@ -5043,7 +5043,7 @@
         <w:pStyle w:val="Heading2"/>
         <w:keepNext/>
       </w:pPr>
-      <w:bookmarkStart w:id="9" w:name="_Toc244139649"/>
+      <w:bookmarkStart w:id="9" w:name="_Toc244141016"/>
       <w:r>
         <w:t>4.2  Reflection positivity and the transfer matrix</w:t>
       </w:r>
@@ -6079,7 +6079,7 @@
         <w:pStyle w:val="Heading2"/>
         <w:keepNext/>
       </w:pPr>
-      <w:bookmarkStart w:id="10" w:name="_Toc244139650"/>
+      <w:bookmarkStart w:id="10" w:name="_Toc244141017"/>
       <w:r>
         <w:t>4.3  The renormalisation group of Bałaban</w:t>
       </w:r>
@@ -6120,7 +6120,7 @@
         <w:pStyle w:val="Heading1"/>
         <w:keepNext/>
       </w:pPr>
-      <w:bookmarkStart w:id="11" w:name="_Toc244139651"/>
+      <w:bookmarkStart w:id="11" w:name="_Toc244141018"/>
       <w:r>
         <w:t>5.  The Three-Dimensional Manuscripts</w:t>
       </w:r>
@@ -6144,7 +6144,7 @@
         <w:pStyle w:val="Heading2"/>
         <w:keepNext/>
       </w:pPr>
-      <w:bookmarkStart w:id="12" w:name="_Toc244139652"/>
+      <w:bookmarkStart w:id="12" w:name="_Toc244141019"/>
       <w:r>
         <w:t>5.1  The documents</w:t>
       </w:r>
@@ -6191,7 +6191,7 @@
         <w:pStyle w:val="Heading2"/>
         <w:keepNext/>
       </w:pPr>
-      <w:bookmarkStart w:id="13" w:name="_Toc244139653"/>
+      <w:bookmarkStart w:id="13" w:name="_Toc244141020"/>
       <w:r>
         <w:t>5.2  The observable</w:t>
       </w:r>
@@ -6595,7 +6595,7 @@
         <w:pStyle w:val="Heading2"/>
         <w:keepNext/>
       </w:pPr>
-      <w:bookmarkStart w:id="14" w:name="_Toc244139654"/>
+      <w:bookmarkStart w:id="14" w:name="_Toc244141021"/>
       <w:r>
         <w:t>5.3  The torus, the infinite volume and the components</w:t>
       </w:r>
@@ -7126,7 +7126,7 @@
         <w:pStyle w:val="Heading2"/>
         <w:keepNext/>
       </w:pPr>
-      <w:bookmarkStart w:id="15" w:name="_Toc244139655"/>
+      <w:bookmarkStart w:id="15" w:name="_Toc244141022"/>
       <w:r>
         <w:t>5.4  The axioms and the reconstruction</w:t>
       </w:r>
@@ -7356,7 +7356,7 @@
         <w:pStyle w:val="Heading2"/>
         <w:keepNext/>
       </w:pPr>
-      <w:bookmarkStart w:id="16" w:name="_Toc244139656"/>
+      <w:bookmarkStart w:id="16" w:name="_Toc244141023"/>
       <w:r>
         <w:t>5.5  Non-triviality</w:t>
       </w:r>
@@ -7897,7 +7897,7 @@
         <w:pStyle w:val="Heading2"/>
         <w:keepNext/>
       </w:pPr>
-      <w:bookmarkStart w:id="17" w:name="_Toc244139657"/>
+      <w:bookmarkStart w:id="17" w:name="_Toc244141024"/>
       <w:r>
         <w:t>5.6  What the manuscript does not assert</w:t>
       </w:r>
@@ -7945,7 +7945,7 @@
         <w:pStyle w:val="Heading1"/>
         <w:keepNext/>
       </w:pPr>
-      <w:bookmarkStart w:id="18" w:name="_Toc244139658"/>
+      <w:bookmarkStart w:id="18" w:name="_Toc244141025"/>
       <w:r>
         <w:t>6.  The Four-Dimensional Draft and the Standing of the Corpus</w:t>
       </w:r>
@@ -7969,7 +7969,7 @@
         <w:pStyle w:val="Heading2"/>
         <w:keepNext/>
       </w:pPr>
-      <w:bookmarkStart w:id="19" w:name="_Toc244139659"/>
+      <w:bookmarkStart w:id="19" w:name="_Toc244141026"/>
       <w:r>
         <w:t>6.1  The authors' account</w:t>
       </w:r>
@@ -8033,7 +8033,7 @@
         <w:pStyle w:val="Heading2"/>
         <w:keepNext/>
       </w:pPr>
-      <w:bookmarkStart w:id="20" w:name="_Toc244139660"/>
+      <w:bookmarkStart w:id="20" w:name="_Toc244141027"/>
       <w:r>
         <w:t>6.2  The conditional theorem</w:t>
       </w:r>
@@ -8236,7 +8236,7 @@
         <w:pStyle w:val="Heading2"/>
         <w:keepNext/>
       </w:pPr>
-      <w:bookmarkStart w:id="21" w:name="_Toc244139661"/>
+      <w:bookmarkStart w:id="21" w:name="_Toc244141028"/>
       <w:r>
         <w:t>6.3  What the draft does not claim</w:t>
       </w:r>
@@ -8314,7 +8314,7 @@
         <w:pStyle w:val="Heading2"/>
         <w:keepNext/>
       </w:pPr>
-      <w:bookmarkStart w:id="22" w:name="_Toc244139662"/>
+      <w:bookmarkStart w:id="22" w:name="_Toc244141029"/>
       <w:r>
         <w:t>6.4  The standing of the corpus</w:t>
       </w:r>
@@ -8375,7 +8375,7 @@
         <w:pStyle w:val="Heading2"/>
         <w:keepNext/>
       </w:pPr>
-      <w:bookmarkStart w:id="23" w:name="_Toc244139663"/>
+      <w:bookmarkStart w:id="23" w:name="_Toc244141030"/>
       <w:r>
         <w:t>6.5  The public reading</w:t>
       </w:r>
@@ -8443,7 +8443,7 @@
         <w:pStyle w:val="Heading2"/>
         <w:keepNext/>
       </w:pPr>
-      <w:bookmarkStart w:id="24" w:name="_Toc244139664"/>
+      <w:bookmarkStart w:id="24" w:name="_Toc244141031"/>
       <w:r>
         <w:t>6.6  Further claims in public view</w:t>
       </w:r>
@@ -8737,7 +8737,7 @@
         <w:pStyle w:val="Heading1"/>
         <w:keepNext/>
       </w:pPr>
-      <w:bookmarkStart w:id="25" w:name="_Toc244139665"/>
+      <w:bookmarkStart w:id="25" w:name="_Toc244141032"/>
       <w:r>
         <w:t>7.  The Residue and Its Completion</w:t>
       </w:r>
@@ -8761,7 +8761,7 @@
         <w:pStyle w:val="Heading2"/>
         <w:keepNext/>
       </w:pPr>
-      <w:bookmarkStart w:id="26" w:name="_Toc244139666"/>
+      <w:bookmarkStart w:id="26" w:name="_Toc244141033"/>
       <w:r>
         <w:t>7.1  The residue</w:t>
       </w:r>
@@ -9955,7 +9955,7 @@
         <w:pStyle w:val="Heading2"/>
         <w:keepNext/>
       </w:pPr>
-      <w:bookmarkStart w:id="27" w:name="_Toc244139667"/>
+      <w:bookmarkStart w:id="27" w:name="_Toc244141034"/>
       <w:r>
         <w:t>7.2  The gap is exponential clustering</w:t>
       </w:r>
@@ -11901,7 +11901,7 @@
         <w:pStyle w:val="Heading2"/>
         <w:keepNext/>
       </w:pPr>
-      <w:bookmarkStart w:id="28" w:name="_Toc244139668"/>
+      <w:bookmarkStart w:id="28" w:name="_Toc244141035"/>
       <w:r>
         <w:t>7.3  From the lattice to the limit</w:t>
       </w:r>
@@ -13081,7 +13081,7 @@
         <w:pStyle w:val="Heading2"/>
         <w:keepNext/>
       </w:pPr>
-      <w:bookmarkStart w:id="29" w:name="_Toc244139669"/>
+      <w:bookmarkStart w:id="29" w:name="_Toc244141036"/>
       <w:r>
         <w:t>7.4  The collapse of the components</w:t>
       </w:r>
@@ -13197,7 +13197,7 @@
         <w:pStyle w:val="Heading1"/>
         <w:keepNext/>
       </w:pPr>
-      <w:bookmarkStart w:id="30" w:name="_Toc244139670"/>
+      <w:bookmarkStart w:id="30" w:name="_Toc244141037"/>
       <w:r>
         <w:t>8.  The Ground Handed Over</w:t>
       </w:r>
@@ -13208,7 +13208,7 @@
         <w:pStyle w:val="Heading2"/>
         <w:keepNext/>
       </w:pPr>
-      <w:bookmarkStart w:id="31" w:name="_Toc244139671"/>
+      <w:bookmarkStart w:id="31" w:name="_Toc244141038"/>
       <w:r>
         <w:t>8.1  The object that remains</w:t>
       </w:r>
@@ -13352,7 +13352,7 @@
         <w:pStyle w:val="Heading2"/>
         <w:keepNext/>
       </w:pPr>
-      <w:bookmarkStart w:id="32" w:name="_Toc244139672"/>
+      <w:bookmarkStart w:id="32" w:name="_Toc244141039"/>
       <w:r>
         <w:t>8.2  The instruments in hand</w:t>
       </w:r>
@@ -20421,7 +20421,7 @@
         <w:pStyle w:val="Heading2"/>
         <w:keepNext/>
       </w:pPr>
-      <w:bookmarkStart w:id="33" w:name="_Toc244139673"/>
+      <w:bookmarkStart w:id="33" w:name="_Toc244141040"/>
       <w:r>
         <w:t>8.3  The reduction</w:t>
       </w:r>
@@ -35694,10 +35694,10 @@
         <w:t>UV</w:t>
       </w:r>
       <w:r>
-        <w:t xml:space="preserve"> unread. Within the certified form the next widening is the same theorem in the Wasserstein metric of the three-sphere, whose one-link constant at the uniform law is 1/4 against total variation's 4/(3π); it is predicted to close near β = 0.30 and is unguessed to the digit until its two constants are enclosed. The tools that would cross the interval are named and not claimed: a finite-volume criterion with typical rather than extremal boundary data, for which no theorem exists in a non-abelian gauge theory; </w:t>
-      </w:r>
-      <w:r>
-        <w:t xml:space="preserve">a correlation inequality, Griffiths' second inequality for untruncated SU(2) Wilson loops, which holds on the exact tube of §8.2 at β = 0.5 and 1.0, is undecided at 2.0 and 2.3, and from which, by the </w:t>
+        <w:t xml:space="preserve"> unread. Within the certified form the next widening is the same theorem in the Wasserstein metric of the three-sphere, whose one-link constant is 1/4, exact in the two symmetric directions and supported to one per cent between them, against total variation's 4/(3π); with the constants proved so far it gains nothing over Theorem 8.7, it is predicted to close near β = 0.30 under two constants not yet proved, and it is unguessed to the digit until they are. The tools that would cross the interval are named an</w:t>
+      </w:r>
+      <w:r>
+        <w:t xml:space="preserve">d not claimed: a finite-volume criterion with typical rather than extremal boundary data, for which no theorem exists in a non-abelian gauge theory; a correlation inequality, Griffiths' second inequality for untruncated SU(2) Wilson loops, which holds on the exact tube of §8.2 at β = 0.5 and 1.0, is undecided at 2.0 and 2.3, and from which, by the </w:t>
       </w:r>
       <w:r>
         <w:rPr>
@@ -35724,7 +35724,7 @@
         <w:pStyle w:val="Heading2"/>
         <w:keepNext/>
       </w:pPr>
-      <w:bookmarkStart w:id="34" w:name="_Toc244139674"/>
+      <w:bookmarkStart w:id="34" w:name="_Toc244141041"/>
       <w:r>
         <w:t>8.4  Coda</w:t>
       </w:r>
@@ -35749,7 +35749,7 @@
         <w:pageBreakBefore/>
         <w:spacing w:before="0"/>
       </w:pPr>
-      <w:bookmarkStart w:id="35" w:name="_Toc244139675"/>
+      <w:bookmarkStart w:id="35" w:name="_Toc244141042"/>
       <w:r>
         <w:t>Sources</w:t>
       </w:r>
@@ -36829,7 +36829,7 @@
         <w:pStyle w:val="Heading2"/>
         <w:keepNext/>
       </w:pPr>
-      <w:bookmarkStart w:id="36" w:name="_Toc244139676"/>
+      <w:bookmarkStart w:id="36" w:name="_Toc244141043"/>
       <w:r>
         <w:t>Records of the computations of Edwin Boston III</w:t>
       </w:r>
@@ -37078,7 +37078,14 @@
           <w:sz w:val="19"/>
           <w:szCs w:val="19"/>
         </w:rPr>
-        <w:t xml:space="preserve"> test from outside is the search from below, instrument g23_decim.pl with its records of 2026-10-29b, which found no configuration exceeding the constants. The files and their digests are posted in the repository, under records/aperanton, records/pentapylon and records/second-road.</w:t>
+        <w:t xml:space="preserve"> test from outside is the search from below, instrument g23_decim.pl with its records of 2026-10-29b, which found no configuration exceeding the constants; and it was read independently, line by line, by a second reader on 29 October 2026, who found no defect, reproduced Table 3 to six digits on a fourth road, and checked Lemma 8.6 and the one-link bound by deterministic quadrature at 240 radii and seventy law-direction pairs. The files and their digests are posted in the repository, under records/aperanton</w:t>
+      </w:r>
+      <w:r>
+        <w:rPr>
+          <w:sz w:val="19"/>
+          <w:szCs w:val="19"/>
+        </w:rPr>
+        <w:t>, records/pentapylon and records/second-road.</w:t>
       </w:r>
     </w:p>
     <w:p>
@@ -39674,10 +39681,10 @@
 <file path=word/numbering.xml><?xml version="1.0" encoding="utf-8"?>
 <w:numbering xmlns:wpc="http://schemas.microsoft.com/office/word/2010/wordprocessingCanvas" xmlns:cx="http://schemas.microsoft.com/office/drawing/2014/chartex" xmlns:cx1="http://schemas.microsoft.com/office/drawing/2015/9/8/chartex" xmlns:cx2="http://schemas.microsoft.com/office/drawing/2015/10/21/chartex" xmlns:cx3="http://schemas.microsoft.com/office/drawing/2016/5/9/chartex" xmlns:cx4="http://schemas.microsoft.com/office/drawing/2016/5/10/chartex" xmlns:cx5="http://schemas.microsoft.com/office/drawing/2016/5/11/chartex" xmlns:cx6="http://schemas.microsoft.com/office/drawing/2016/5/12/chartex" xmlns:cx7="http://schemas.microsoft.com/office/drawing/2016/5/13/chartex" xmlns:cx8="http://schemas.microsoft.com/office/drawing/2016/5/14/chartex" xmlns:mc="http://schemas.openxmlformats.org/markup-compatibility/2006" xmlns:aink="http://schemas.microsoft.com/office/drawing/2016/ink" xmlns:am3d="http://schemas.microsoft.com/office/drawing/2017/model3d" xmlns:o="urn:schemas-microsoft-com:office:office" xmlns:oel="http://schemas.microsoft.com/office/2019/extlst" xmlns:r="http://schemas.openxmlformats.org/officeDocument/2006/relationships" xmlns:m="http://schemas.openxmlformats.org/officeDocument/2006/math" xmlns:v="urn:schemas-microsoft-com:vml" xmlns:wp14="http://schemas.microsoft.com/office/word/2010/wordprocessingDrawing" xmlns:wp="http://schemas.openxmlformats.org/drawingml/2006/wordprocessingDrawing" xmlns:w10="urn:schemas-microsoft-com:office:word" xmlns:w="http://schemas.openxmlformats.org/wordprocessingml/2006/main" xmlns:w14="http://schemas.microsoft.com/office/word/2010/wordml" xmlns:w15="http://schemas.microsoft.com/office/word/2012/wordml" xmlns:w16cex="http://schemas.microsoft.com/office/word/2018/wordml/cex" xmlns:w16cid="http://schemas.microsoft.com/office/word/2016/wordml/cid" xmlns:w16="http://schemas.microsoft.com/office/word/2018/wordml" xmlns:w16du="http://schemas.microsoft.com/office/word/2023/wordml/word16du" xmlns:w16sdtdh="http://schemas.microsoft.com/office/word/2020/wordml/sdtdatahash" xmlns:w16sdtfl="http://schemas.microsoft.com/office/word/2024/wordml/sdtformatlock" xmlns:w16se="http://schemas.microsoft.com/office/word/2015/wordml/symex" xmlns:wpg="http://schemas.microsoft.com/office/word/2010/wordprocessingGroup" xmlns:wpi="http://schemas.microsoft.com/office/word/2010/wordprocessingInk" xmlns:wne="http://schemas.microsoft.com/office/word/2006/wordml" xmlns:wps="http://schemas.microsoft.com/office/word/2010/wordprocessingShape" mc:Ignorable="w14 w15 w16se w16cid w16 w16cex w16sdtdh w16sdtfl w16du wp14">
   <w:abstractNum w:abstractNumId="0" w15:restartNumberingAfterBreak="0">
-    <w:nsid w:val="736123E7"/>
+    <w:nsid w:val="124C1CBC"/>
     <w:multiLevelType w:val="hybridMultilevel"/>
-    <w:tmpl w:val="A6A21598"/>
-    <w:lvl w:ilvl="0" w:tplc="BA44719E">
+    <w:tmpl w:val="1B780AEC"/>
+    <w:lvl w:ilvl="0" w:tplc="3B20AD66">
       <w:start w:val="1"/>
       <w:numFmt w:val="bullet"/>
       <w:lvlText w:val="●"/>
@@ -39686,7 +39693,7 @@
         <w:ind w:left="720" w:hanging="360"/>
       </w:pPr>
     </w:lvl>
-    <w:lvl w:ilvl="1" w:tplc="5ABC5BDA">
+    <w:lvl w:ilvl="1" w:tplc="CB2858FC">
       <w:start w:val="1"/>
       <w:numFmt w:val="bullet"/>
       <w:lvlText w:val="○"/>
@@ -39695,7 +39702,7 @@
         <w:ind w:left="1440" w:hanging="360"/>
       </w:pPr>
     </w:lvl>
-    <w:lvl w:ilvl="2" w:tplc="408CC5AE">
+    <w:lvl w:ilvl="2" w:tplc="4C50EADC">
       <w:start w:val="1"/>
       <w:numFmt w:val="bullet"/>
       <w:lvlText w:val="■"/>
@@ -39704,7 +39711,7 @@
         <w:ind w:left="2160" w:hanging="360"/>
       </w:pPr>
     </w:lvl>
-    <w:lvl w:ilvl="3" w:tplc="3328024A">
+    <w:lvl w:ilvl="3" w:tplc="81A88CB2">
       <w:start w:val="1"/>
       <w:numFmt w:val="bullet"/>
       <w:lvlText w:val="●"/>
@@ -39713,7 +39720,7 @@
         <w:ind w:left="2880" w:hanging="360"/>
       </w:pPr>
     </w:lvl>
-    <w:lvl w:ilvl="4" w:tplc="374A64B8">
+    <w:lvl w:ilvl="4" w:tplc="08DAFE62">
       <w:start w:val="1"/>
       <w:numFmt w:val="bullet"/>
       <w:lvlText w:val="○"/>
@@ -39722,7 +39729,7 @@
         <w:ind w:left="3600" w:hanging="360"/>
       </w:pPr>
     </w:lvl>
-    <w:lvl w:ilvl="5" w:tplc="4440D2E0">
+    <w:lvl w:ilvl="5" w:tplc="BFC21686">
       <w:start w:val="1"/>
       <w:numFmt w:val="bullet"/>
       <w:lvlText w:val="■"/>
@@ -39731,7 +39738,7 @@
         <w:ind w:left="4320" w:hanging="360"/>
       </w:pPr>
     </w:lvl>
-    <w:lvl w:ilvl="6" w:tplc="967EEFC6">
+    <w:lvl w:ilvl="6" w:tplc="81EA7E74">
       <w:start w:val="1"/>
       <w:numFmt w:val="bullet"/>
       <w:lvlText w:val="●"/>
@@ -39740,7 +39747,7 @@
         <w:ind w:left="5040" w:hanging="360"/>
       </w:pPr>
     </w:lvl>
-    <w:lvl w:ilvl="7" w:tplc="26B2BC7C">
+    <w:lvl w:ilvl="7" w:tplc="AB16FF02">
       <w:start w:val="1"/>
       <w:numFmt w:val="bullet"/>
       <w:lvlText w:val="●"/>
@@ -39749,7 +39756,7 @@
         <w:ind w:left="5760" w:hanging="360"/>
       </w:pPr>
     </w:lvl>
-    <w:lvl w:ilvl="8" w:tplc="6B0C067A">
+    <w:lvl w:ilvl="8" w:tplc="BE1E2DDE">
       <w:start w:val="1"/>
       <w:numFmt w:val="bullet"/>
       <w:lvlText w:val="●"/>
@@ -39759,7 +39766,7 @@
       </w:pPr>
     </w:lvl>
   </w:abstractNum>
-  <w:num w:numId="1" w16cid:durableId="1938831855">
+  <w:num w:numId="1" w16cid:durableId="1251890556">
     <w:abstractNumId w:val="0"/>
     <w:lvlOverride w:ilvl="0">
       <w:startOverride w:val="1"/>
@@ -40356,7 +40363,7 @@
     <w:autoRedefine/>
     <w:uiPriority w:val="39"/>
     <w:unhideWhenUsed/>
-    <w:rsid w:val="00046920"/>
+    <w:rsid w:val="00A92976"/>
     <w:pPr>
       <w:spacing w:after="100"/>
     </w:pPr>
@@ -40368,7 +40375,7 @@
     <w:autoRedefine/>
     <w:uiPriority w:val="39"/>
     <w:unhideWhenUsed/>
-    <w:rsid w:val="00046920"/>
+    <w:rsid w:val="00A92976"/>
     <w:pPr>
       <w:spacing w:after="100"/>
       <w:ind w:left="220"/>

--- a/THE-GROUND-Edwin-Boston-III.docx
+++ b/THE-GROUND-Edwin-Boston-III.docx
@@ -170,7 +170,7 @@
     <w:sdt>
       <w:sdtPr>
         <w:alias w:val="Contents"/>
-        <w:id w:val="469093049"/>
+        <w:id w:val="-1650816607"/>
       </w:sdtPr>
       <w:sdtEndPr/>
       <w:sdtContent>
@@ -198,7 +198,7 @@
           <w:r>
             <w:fldChar w:fldCharType="separate"/>
           </w:r>
-          <w:hyperlink w:anchor="_Toc244141007" w:history="1">
+          <w:hyperlink w:anchor="_Toc244142845" w:history="1">
             <w:r>
               <w:rPr>
                 <w:rStyle w:val="Hyperlink"/>
@@ -222,7 +222,7 @@
               <w:rPr>
                 <w:noProof/>
               </w:rPr>
-              <w:instrText xml:space="preserve"> PAGEREF _Toc244141007 \h </w:instrText>
+              <w:instrText xml:space="preserve"> PAGEREF _Toc244142845 \h </w:instrText>
             </w:r>
             <w:r>
               <w:rPr>
@@ -264,7 +264,7 @@
               <w14:ligatures w14:val="standardContextual"/>
             </w:rPr>
           </w:pPr>
-          <w:hyperlink w:anchor="_Toc244141008" w:history="1">
+          <w:hyperlink w:anchor="_Toc244142846" w:history="1">
             <w:r>
               <w:rPr>
                 <w:rStyle w:val="Hyperlink"/>
@@ -288,7 +288,7 @@
               <w:rPr>
                 <w:noProof/>
               </w:rPr>
-              <w:instrText xml:space="preserve"> PAGEREF _Toc244141008 \h </w:instrText>
+              <w:instrText xml:space="preserve"> PAGEREF _Toc244142846 \h </w:instrText>
             </w:r>
             <w:r>
               <w:rPr>
@@ -330,7 +330,7 @@
               <w14:ligatures w14:val="standardContextual"/>
             </w:rPr>
           </w:pPr>
-          <w:hyperlink w:anchor="_Toc244141009" w:history="1">
+          <w:hyperlink w:anchor="_Toc244142847" w:history="1">
             <w:r>
               <w:rPr>
                 <w:rStyle w:val="Hyperlink"/>
@@ -354,7 +354,7 @@
               <w:rPr>
                 <w:noProof/>
               </w:rPr>
-              <w:instrText xml:space="preserve"> PAGEREF _Toc244141009 \h </w:instrText>
+              <w:instrText xml:space="preserve"> PAGEREF _Toc244142847 \h </w:instrText>
             </w:r>
             <w:r>
               <w:rPr>
@@ -396,7 +396,7 @@
               <w14:ligatures w14:val="standardContextual"/>
             </w:rPr>
           </w:pPr>
-          <w:hyperlink w:anchor="_Toc244141010" w:history="1">
+          <w:hyperlink w:anchor="_Toc244142848" w:history="1">
             <w:r>
               <w:rPr>
                 <w:rStyle w:val="Hyperlink"/>
@@ -420,7 +420,7 @@
               <w:rPr>
                 <w:noProof/>
               </w:rPr>
-              <w:instrText xml:space="preserve"> PAGEREF _Toc244141010 \h </w:instrText>
+              <w:instrText xml:space="preserve"> PAGEREF _Toc244142848 \h </w:instrText>
             </w:r>
             <w:r>
               <w:rPr>
@@ -462,7 +462,7 @@
               <w14:ligatures w14:val="standardContextual"/>
             </w:rPr>
           </w:pPr>
-          <w:hyperlink w:anchor="_Toc244141011" w:history="1">
+          <w:hyperlink w:anchor="_Toc244142849" w:history="1">
             <w:r>
               <w:rPr>
                 <w:rStyle w:val="Hyperlink"/>
@@ -486,7 +486,7 @@
               <w:rPr>
                 <w:noProof/>
               </w:rPr>
-              <w:instrText xml:space="preserve"> PAGEREF _Toc244141011 \h </w:instrText>
+              <w:instrText xml:space="preserve"> PAGEREF _Toc244142849 \h </w:instrText>
             </w:r>
             <w:r>
               <w:rPr>
@@ -528,7 +528,7 @@
               <w14:ligatures w14:val="standardContextual"/>
             </w:rPr>
           </w:pPr>
-          <w:hyperlink w:anchor="_Toc244141012" w:history="1">
+          <w:hyperlink w:anchor="_Toc244142850" w:history="1">
             <w:r>
               <w:rPr>
                 <w:rStyle w:val="Hyperlink"/>
@@ -552,7 +552,7 @@
               <w:rPr>
                 <w:noProof/>
               </w:rPr>
-              <w:instrText xml:space="preserve"> PAGEREF _Toc244141012 \h </w:instrText>
+              <w:instrText xml:space="preserve"> PAGEREF _Toc244142850 \h </w:instrText>
             </w:r>
             <w:r>
               <w:rPr>
@@ -594,7 +594,7 @@
               <w14:ligatures w14:val="standardContextual"/>
             </w:rPr>
           </w:pPr>
-          <w:hyperlink w:anchor="_Toc244141013" w:history="1">
+          <w:hyperlink w:anchor="_Toc244142851" w:history="1">
             <w:r>
               <w:rPr>
                 <w:rStyle w:val="Hyperlink"/>
@@ -618,7 +618,7 @@
               <w:rPr>
                 <w:noProof/>
               </w:rPr>
-              <w:instrText xml:space="preserve"> PAGEREF _Toc244141013 \h </w:instrText>
+              <w:instrText xml:space="preserve"> PAGEREF _Toc244142851 \h </w:instrText>
             </w:r>
             <w:r>
               <w:rPr>
@@ -660,7 +660,7 @@
               <w14:ligatures w14:val="standardContextual"/>
             </w:rPr>
           </w:pPr>
-          <w:hyperlink w:anchor="_Toc244141014" w:history="1">
+          <w:hyperlink w:anchor="_Toc244142852" w:history="1">
             <w:r>
               <w:rPr>
                 <w:rStyle w:val="Hyperlink"/>
@@ -684,7 +684,7 @@
               <w:rPr>
                 <w:noProof/>
               </w:rPr>
-              <w:instrText xml:space="preserve"> PAGEREF _Toc244141014 \h </w:instrText>
+              <w:instrText xml:space="preserve"> PAGEREF _Toc244142852 \h </w:instrText>
             </w:r>
             <w:r>
               <w:rPr>
@@ -726,7 +726,7 @@
               <w14:ligatures w14:val="standardContextual"/>
             </w:rPr>
           </w:pPr>
-          <w:hyperlink w:anchor="_Toc244141015" w:history="1">
+          <w:hyperlink w:anchor="_Toc244142853" w:history="1">
             <w:r>
               <w:rPr>
                 <w:rStyle w:val="Hyperlink"/>
@@ -750,7 +750,7 @@
               <w:rPr>
                 <w:noProof/>
               </w:rPr>
-              <w:instrText xml:space="preserve"> PAGEREF _Toc244141015 \h </w:instrText>
+              <w:instrText xml:space="preserve"> PAGEREF _Toc244142853 \h </w:instrText>
             </w:r>
             <w:r>
               <w:rPr>
@@ -792,7 +792,7 @@
               <w14:ligatures w14:val="standardContextual"/>
             </w:rPr>
           </w:pPr>
-          <w:hyperlink w:anchor="_Toc244141016" w:history="1">
+          <w:hyperlink w:anchor="_Toc244142854" w:history="1">
             <w:r>
               <w:rPr>
                 <w:rStyle w:val="Hyperlink"/>
@@ -816,7 +816,7 @@
               <w:rPr>
                 <w:noProof/>
               </w:rPr>
-              <w:instrText xml:space="preserve"> PAGEREF _Toc244141016 \h </w:instrText>
+              <w:instrText xml:space="preserve"> PAGEREF _Toc244142854 \h </w:instrText>
             </w:r>
             <w:r>
               <w:rPr>
@@ -858,7 +858,7 @@
               <w14:ligatures w14:val="standardContextual"/>
             </w:rPr>
           </w:pPr>
-          <w:hyperlink w:anchor="_Toc244141017" w:history="1">
+          <w:hyperlink w:anchor="_Toc244142855" w:history="1">
             <w:r>
               <w:rPr>
                 <w:rStyle w:val="Hyperlink"/>
@@ -882,7 +882,7 @@
               <w:rPr>
                 <w:noProof/>
               </w:rPr>
-              <w:instrText xml:space="preserve"> PAGEREF _Toc244141017 \h </w:instrText>
+              <w:instrText xml:space="preserve"> PAGEREF _Toc244142855 \h </w:instrText>
             </w:r>
             <w:r>
               <w:rPr>
@@ -924,7 +924,7 @@
               <w14:ligatures w14:val="standardContextual"/>
             </w:rPr>
           </w:pPr>
-          <w:hyperlink w:anchor="_Toc244141018" w:history="1">
+          <w:hyperlink w:anchor="_Toc244142856" w:history="1">
             <w:r>
               <w:rPr>
                 <w:rStyle w:val="Hyperlink"/>
@@ -948,7 +948,7 @@
               <w:rPr>
                 <w:noProof/>
               </w:rPr>
-              <w:instrText xml:space="preserve"> PAGEREF _Toc244141018 \h </w:instrText>
+              <w:instrText xml:space="preserve"> PAGEREF _Toc244142856 \h </w:instrText>
             </w:r>
             <w:r>
               <w:rPr>
@@ -990,7 +990,7 @@
               <w14:ligatures w14:val="standardContextual"/>
             </w:rPr>
           </w:pPr>
-          <w:hyperlink w:anchor="_Toc244141019" w:history="1">
+          <w:hyperlink w:anchor="_Toc244142857" w:history="1">
             <w:r>
               <w:rPr>
                 <w:rStyle w:val="Hyperlink"/>
@@ -1014,7 +1014,7 @@
               <w:rPr>
                 <w:noProof/>
               </w:rPr>
-              <w:instrText xml:space="preserve"> PAGEREF _Toc244141019 \h </w:instrText>
+              <w:instrText xml:space="preserve"> PAGEREF _Toc244142857 \h </w:instrText>
             </w:r>
             <w:r>
               <w:rPr>
@@ -1056,7 +1056,7 @@
               <w14:ligatures w14:val="standardContextual"/>
             </w:rPr>
           </w:pPr>
-          <w:hyperlink w:anchor="_Toc244141020" w:history="1">
+          <w:hyperlink w:anchor="_Toc244142858" w:history="1">
             <w:r>
               <w:rPr>
                 <w:rStyle w:val="Hyperlink"/>
@@ -1080,7 +1080,7 @@
               <w:rPr>
                 <w:noProof/>
               </w:rPr>
-              <w:instrText xml:space="preserve"> PAGEREF _Toc244141020 \h </w:instrText>
+              <w:instrText xml:space="preserve"> PAGEREF _Toc244142858 \h </w:instrText>
             </w:r>
             <w:r>
               <w:rPr>
@@ -1122,7 +1122,7 @@
               <w14:ligatures w14:val="standardContextual"/>
             </w:rPr>
           </w:pPr>
-          <w:hyperlink w:anchor="_Toc244141021" w:history="1">
+          <w:hyperlink w:anchor="_Toc244142859" w:history="1">
             <w:r>
               <w:rPr>
                 <w:rStyle w:val="Hyperlink"/>
@@ -1146,7 +1146,7 @@
               <w:rPr>
                 <w:noProof/>
               </w:rPr>
-              <w:instrText xml:space="preserve"> PAGEREF _Toc244141021 \h </w:instrText>
+              <w:instrText xml:space="preserve"> PAGEREF _Toc244142859 \h </w:instrText>
             </w:r>
             <w:r>
               <w:rPr>
@@ -1188,7 +1188,7 @@
               <w14:ligatures w14:val="standardContextual"/>
             </w:rPr>
           </w:pPr>
-          <w:hyperlink w:anchor="_Toc244141022" w:history="1">
+          <w:hyperlink w:anchor="_Toc244142860" w:history="1">
             <w:r>
               <w:rPr>
                 <w:rStyle w:val="Hyperlink"/>
@@ -1212,7 +1212,7 @@
               <w:rPr>
                 <w:noProof/>
               </w:rPr>
-              <w:instrText xml:space="preserve"> PAGEREF _Toc244141022 \h </w:instrText>
+              <w:instrText xml:space="preserve"> PAGEREF _Toc244142860 \h </w:instrText>
             </w:r>
             <w:r>
               <w:rPr>
@@ -1254,7 +1254,7 @@
               <w14:ligatures w14:val="standardContextual"/>
             </w:rPr>
           </w:pPr>
-          <w:hyperlink w:anchor="_Toc244141023" w:history="1">
+          <w:hyperlink w:anchor="_Toc244142861" w:history="1">
             <w:r>
               <w:rPr>
                 <w:rStyle w:val="Hyperlink"/>
@@ -1278,7 +1278,7 @@
               <w:rPr>
                 <w:noProof/>
               </w:rPr>
-              <w:instrText xml:space="preserve"> PAGEREF _Toc244141023 \h </w:instrText>
+              <w:instrText xml:space="preserve"> PAGEREF _Toc244142861 \h </w:instrText>
             </w:r>
             <w:r>
               <w:rPr>
@@ -1320,7 +1320,7 @@
               <w14:ligatures w14:val="standardContextual"/>
             </w:rPr>
           </w:pPr>
-          <w:hyperlink w:anchor="_Toc244141024" w:history="1">
+          <w:hyperlink w:anchor="_Toc244142862" w:history="1">
             <w:r>
               <w:rPr>
                 <w:rStyle w:val="Hyperlink"/>
@@ -1344,7 +1344,7 @@
               <w:rPr>
                 <w:noProof/>
               </w:rPr>
-              <w:instrText xml:space="preserve"> PAGEREF _Toc244141024 \h </w:instrText>
+              <w:instrText xml:space="preserve"> PAGEREF _Toc244142862 \h </w:instrText>
             </w:r>
             <w:r>
               <w:rPr>
@@ -1386,7 +1386,7 @@
               <w14:ligatures w14:val="standardContextual"/>
             </w:rPr>
           </w:pPr>
-          <w:hyperlink w:anchor="_Toc244141025" w:history="1">
+          <w:hyperlink w:anchor="_Toc244142863" w:history="1">
             <w:r>
               <w:rPr>
                 <w:rStyle w:val="Hyperlink"/>
@@ -1410,7 +1410,7 @@
               <w:rPr>
                 <w:noProof/>
               </w:rPr>
-              <w:instrText xml:space="preserve"> PAGEREF _Toc244141025 \h </w:instrText>
+              <w:instrText xml:space="preserve"> PAGEREF _Toc244142863 \h </w:instrText>
             </w:r>
             <w:r>
               <w:rPr>
@@ -1452,7 +1452,7 @@
               <w14:ligatures w14:val="standardContextual"/>
             </w:rPr>
           </w:pPr>
-          <w:hyperlink w:anchor="_Toc244141026" w:history="1">
+          <w:hyperlink w:anchor="_Toc244142864" w:history="1">
             <w:r>
               <w:rPr>
                 <w:rStyle w:val="Hyperlink"/>
@@ -1476,7 +1476,7 @@
               <w:rPr>
                 <w:noProof/>
               </w:rPr>
-              <w:instrText xml:space="preserve"> PAGEREF _Toc244141026 \h </w:instrText>
+              <w:instrText xml:space="preserve"> PAGEREF _Toc244142864 \h </w:instrText>
             </w:r>
             <w:r>
               <w:rPr>
@@ -1518,7 +1518,7 @@
               <w14:ligatures w14:val="standardContextual"/>
             </w:rPr>
           </w:pPr>
-          <w:hyperlink w:anchor="_Toc244141027" w:history="1">
+          <w:hyperlink w:anchor="_Toc244142865" w:history="1">
             <w:r>
               <w:rPr>
                 <w:rStyle w:val="Hyperlink"/>
@@ -1542,7 +1542,7 @@
               <w:rPr>
                 <w:noProof/>
               </w:rPr>
-              <w:instrText xml:space="preserve"> PAGEREF _Toc244141027 \h </w:instrText>
+              <w:instrText xml:space="preserve"> PAGEREF _Toc244142865 \h </w:instrText>
             </w:r>
             <w:r>
               <w:rPr>
@@ -1584,7 +1584,7 @@
               <w14:ligatures w14:val="standardContextual"/>
             </w:rPr>
           </w:pPr>
-          <w:hyperlink w:anchor="_Toc244141028" w:history="1">
+          <w:hyperlink w:anchor="_Toc244142866" w:history="1">
             <w:r>
               <w:rPr>
                 <w:rStyle w:val="Hyperlink"/>
@@ -1608,7 +1608,7 @@
               <w:rPr>
                 <w:noProof/>
               </w:rPr>
-              <w:instrText xml:space="preserve"> PAGEREF _Toc244141028 \h </w:instrText>
+              <w:instrText xml:space="preserve"> PAGEREF _Toc244142866 \h </w:instrText>
             </w:r>
             <w:r>
               <w:rPr>
@@ -1650,7 +1650,7 @@
               <w14:ligatures w14:val="standardContextual"/>
             </w:rPr>
           </w:pPr>
-          <w:hyperlink w:anchor="_Toc244141029" w:history="1">
+          <w:hyperlink w:anchor="_Toc244142867" w:history="1">
             <w:r>
               <w:rPr>
                 <w:rStyle w:val="Hyperlink"/>
@@ -1674,7 +1674,7 @@
               <w:rPr>
                 <w:noProof/>
               </w:rPr>
-              <w:instrText xml:space="preserve"> PAGEREF _Toc244141029 \h </w:instrText>
+              <w:instrText xml:space="preserve"> PAGEREF _Toc244142867 \h </w:instrText>
             </w:r>
             <w:r>
               <w:rPr>
@@ -1716,7 +1716,7 @@
               <w14:ligatures w14:val="standardContextual"/>
             </w:rPr>
           </w:pPr>
-          <w:hyperlink w:anchor="_Toc244141030" w:history="1">
+          <w:hyperlink w:anchor="_Toc244142868" w:history="1">
             <w:r>
               <w:rPr>
                 <w:rStyle w:val="Hyperlink"/>
@@ -1740,7 +1740,7 @@
               <w:rPr>
                 <w:noProof/>
               </w:rPr>
-              <w:instrText xml:space="preserve"> PAGEREF _Toc244141030 \h </w:instrText>
+              <w:instrText xml:space="preserve"> PAGEREF _Toc244142868 \h </w:instrText>
             </w:r>
             <w:r>
               <w:rPr>
@@ -1782,7 +1782,7 @@
               <w14:ligatures w14:val="standardContextual"/>
             </w:rPr>
           </w:pPr>
-          <w:hyperlink w:anchor="_Toc244141031" w:history="1">
+          <w:hyperlink w:anchor="_Toc244142869" w:history="1">
             <w:r>
               <w:rPr>
                 <w:rStyle w:val="Hyperlink"/>
@@ -1806,7 +1806,7 @@
               <w:rPr>
                 <w:noProof/>
               </w:rPr>
-              <w:instrText xml:space="preserve"> PAGEREF _Toc244141031 \h </w:instrText>
+              <w:instrText xml:space="preserve"> PAGEREF _Toc244142869 \h </w:instrText>
             </w:r>
             <w:r>
               <w:rPr>
@@ -1848,7 +1848,7 @@
               <w14:ligatures w14:val="standardContextual"/>
             </w:rPr>
           </w:pPr>
-          <w:hyperlink w:anchor="_Toc244141032" w:history="1">
+          <w:hyperlink w:anchor="_Toc244142870" w:history="1">
             <w:r>
               <w:rPr>
                 <w:rStyle w:val="Hyperlink"/>
@@ -1872,7 +1872,7 @@
               <w:rPr>
                 <w:noProof/>
               </w:rPr>
-              <w:instrText xml:space="preserve"> PAGEREF _Toc244141032 \h </w:instrText>
+              <w:instrText xml:space="preserve"> PAGEREF _Toc244142870 \h </w:instrText>
             </w:r>
             <w:r>
               <w:rPr>
@@ -1914,7 +1914,7 @@
               <w14:ligatures w14:val="standardContextual"/>
             </w:rPr>
           </w:pPr>
-          <w:hyperlink w:anchor="_Toc244141033" w:history="1">
+          <w:hyperlink w:anchor="_Toc244142871" w:history="1">
             <w:r>
               <w:rPr>
                 <w:rStyle w:val="Hyperlink"/>
@@ -1938,7 +1938,7 @@
               <w:rPr>
                 <w:noProof/>
               </w:rPr>
-              <w:instrText xml:space="preserve"> PAGEREF _Toc244141033 \h </w:instrText>
+              <w:instrText xml:space="preserve"> PAGEREF _Toc244142871 \h </w:instrText>
             </w:r>
             <w:r>
               <w:rPr>
@@ -1980,7 +1980,7 @@
               <w14:ligatures w14:val="standardContextual"/>
             </w:rPr>
           </w:pPr>
-          <w:hyperlink w:anchor="_Toc244141034" w:history="1">
+          <w:hyperlink w:anchor="_Toc244142872" w:history="1">
             <w:r>
               <w:rPr>
                 <w:rStyle w:val="Hyperlink"/>
@@ -2004,7 +2004,7 @@
               <w:rPr>
                 <w:noProof/>
               </w:rPr>
-              <w:instrText xml:space="preserve"> PAGEREF _Toc244141034 \h </w:instrText>
+              <w:instrText xml:space="preserve"> PAGEREF _Toc244142872 \h </w:instrText>
             </w:r>
             <w:r>
               <w:rPr>
@@ -2046,7 +2046,7 @@
               <w14:ligatures w14:val="standardContextual"/>
             </w:rPr>
           </w:pPr>
-          <w:hyperlink w:anchor="_Toc244141035" w:history="1">
+          <w:hyperlink w:anchor="_Toc244142873" w:history="1">
             <w:r>
               <w:rPr>
                 <w:rStyle w:val="Hyperlink"/>
@@ -2070,7 +2070,7 @@
               <w:rPr>
                 <w:noProof/>
               </w:rPr>
-              <w:instrText xml:space="preserve"> PAGEREF _Toc244141035 \h </w:instrText>
+              <w:instrText xml:space="preserve"> PAGEREF _Toc244142873 \h </w:instrText>
             </w:r>
             <w:r>
               <w:rPr>
@@ -2112,7 +2112,7 @@
               <w14:ligatures w14:val="standardContextual"/>
             </w:rPr>
           </w:pPr>
-          <w:hyperlink w:anchor="_Toc244141036" w:history="1">
+          <w:hyperlink w:anchor="_Toc244142874" w:history="1">
             <w:r>
               <w:rPr>
                 <w:rStyle w:val="Hyperlink"/>
@@ -2136,7 +2136,7 @@
               <w:rPr>
                 <w:noProof/>
               </w:rPr>
-              <w:instrText xml:space="preserve"> PAGEREF _Toc244141036 \h </w:instrText>
+              <w:instrText xml:space="preserve"> PAGEREF _Toc244142874 \h </w:instrText>
             </w:r>
             <w:r>
               <w:rPr>
@@ -2178,7 +2178,7 @@
               <w14:ligatures w14:val="standardContextual"/>
             </w:rPr>
           </w:pPr>
-          <w:hyperlink w:anchor="_Toc244141037" w:history="1">
+          <w:hyperlink w:anchor="_Toc244142875" w:history="1">
             <w:r>
               <w:rPr>
                 <w:rStyle w:val="Hyperlink"/>
@@ -2202,7 +2202,7 @@
               <w:rPr>
                 <w:noProof/>
               </w:rPr>
-              <w:instrText xml:space="preserve"> PAGEREF _Toc244141037 \h </w:instrText>
+              <w:instrText xml:space="preserve"> PAGEREF _Toc244142875 \h </w:instrText>
             </w:r>
             <w:r>
               <w:rPr>
@@ -2244,7 +2244,7 @@
               <w14:ligatures w14:val="standardContextual"/>
             </w:rPr>
           </w:pPr>
-          <w:hyperlink w:anchor="_Toc244141038" w:history="1">
+          <w:hyperlink w:anchor="_Toc244142876" w:history="1">
             <w:r>
               <w:rPr>
                 <w:rStyle w:val="Hyperlink"/>
@@ -2268,7 +2268,7 @@
               <w:rPr>
                 <w:noProof/>
               </w:rPr>
-              <w:instrText xml:space="preserve"> PAGEREF _Toc244141038 \h </w:instrText>
+              <w:instrText xml:space="preserve"> PAGEREF _Toc244142876 \h </w:instrText>
             </w:r>
             <w:r>
               <w:rPr>
@@ -2310,7 +2310,7 @@
               <w14:ligatures w14:val="standardContextual"/>
             </w:rPr>
           </w:pPr>
-          <w:hyperlink w:anchor="_Toc244141039" w:history="1">
+          <w:hyperlink w:anchor="_Toc244142877" w:history="1">
             <w:r>
               <w:rPr>
                 <w:rStyle w:val="Hyperlink"/>
@@ -2334,7 +2334,7 @@
               <w:rPr>
                 <w:noProof/>
               </w:rPr>
-              <w:instrText xml:space="preserve"> PAGEREF _Toc244141039 \h </w:instrText>
+              <w:instrText xml:space="preserve"> PAGEREF _Toc244142877 \h </w:instrText>
             </w:r>
             <w:r>
               <w:rPr>
@@ -2376,7 +2376,7 @@
               <w14:ligatures w14:val="standardContextual"/>
             </w:rPr>
           </w:pPr>
-          <w:hyperlink w:anchor="_Toc244141040" w:history="1">
+          <w:hyperlink w:anchor="_Toc244142878" w:history="1">
             <w:r>
               <w:rPr>
                 <w:rStyle w:val="Hyperlink"/>
@@ -2400,7 +2400,7 @@
               <w:rPr>
                 <w:noProof/>
               </w:rPr>
-              <w:instrText xml:space="preserve"> PAGEREF _Toc244141040 \h </w:instrText>
+              <w:instrText xml:space="preserve"> PAGEREF _Toc244142878 \h </w:instrText>
             </w:r>
             <w:r>
               <w:rPr>
@@ -2442,7 +2442,7 @@
               <w14:ligatures w14:val="standardContextual"/>
             </w:rPr>
           </w:pPr>
-          <w:hyperlink w:anchor="_Toc244141041" w:history="1">
+          <w:hyperlink w:anchor="_Toc244142879" w:history="1">
             <w:r>
               <w:rPr>
                 <w:rStyle w:val="Hyperlink"/>
@@ -2466,7 +2466,7 @@
               <w:rPr>
                 <w:noProof/>
               </w:rPr>
-              <w:instrText xml:space="preserve"> PAGEREF _Toc244141041 \h </w:instrText>
+              <w:instrText xml:space="preserve"> PAGEREF _Toc244142879 \h </w:instrText>
             </w:r>
             <w:r>
               <w:rPr>
@@ -2508,7 +2508,7 @@
               <w14:ligatures w14:val="standardContextual"/>
             </w:rPr>
           </w:pPr>
-          <w:hyperlink w:anchor="_Toc244141042" w:history="1">
+          <w:hyperlink w:anchor="_Toc244142880" w:history="1">
             <w:r>
               <w:rPr>
                 <w:rStyle w:val="Hyperlink"/>
@@ -2532,7 +2532,7 @@
               <w:rPr>
                 <w:noProof/>
               </w:rPr>
-              <w:instrText xml:space="preserve"> PAGEREF _Toc244141042 \h </w:instrText>
+              <w:instrText xml:space="preserve"> PAGEREF _Toc244142880 \h </w:instrText>
             </w:r>
             <w:r>
               <w:rPr>
@@ -2574,7 +2574,7 @@
               <w14:ligatures w14:val="standardContextual"/>
             </w:rPr>
           </w:pPr>
-          <w:hyperlink w:anchor="_Toc244141043" w:history="1">
+          <w:hyperlink w:anchor="_Toc244142881" w:history="1">
             <w:r>
               <w:rPr>
                 <w:rStyle w:val="Hyperlink"/>
@@ -2598,7 +2598,7 @@
               <w:rPr>
                 <w:noProof/>
               </w:rPr>
-              <w:instrText xml:space="preserve"> PAGEREF _Toc244141043 \h </w:instrText>
+              <w:instrText xml:space="preserve"> PAGEREF _Toc244142881 \h </w:instrText>
             </w:r>
             <w:r>
               <w:rPr>
@@ -2639,7 +2639,7 @@
         <w:pageBreakBefore/>
         <w:spacing w:before="0"/>
       </w:pPr>
-      <w:bookmarkStart w:id="0" w:name="_Toc244141007"/>
+      <w:bookmarkStart w:id="0" w:name="_Toc244142845"/>
       <w:r>
         <w:t>1.  Introduction</w:t>
       </w:r>
@@ -2775,7 +2775,7 @@
         <w:pStyle w:val="Heading1"/>
         <w:keepNext/>
       </w:pPr>
-      <w:bookmarkStart w:id="1" w:name="_Toc244141008"/>
+      <w:bookmarkStart w:id="1" w:name="_Toc244142846"/>
       <w:r>
         <w:t>2.  The Ground Theorem</w:t>
       </w:r>
@@ -3039,7 +3039,7 @@
         <w:pStyle w:val="Heading1"/>
         <w:keepNext/>
       </w:pPr>
-      <w:bookmarkStart w:id="2" w:name="_Toc244141009"/>
+      <w:bookmarkStart w:id="2" w:name="_Toc244142847"/>
       <w:r>
         <w:t>3.  What the Problem Demands</w:t>
       </w:r>
@@ -3050,7 +3050,7 @@
         <w:pStyle w:val="Heading2"/>
         <w:keepNext/>
       </w:pPr>
-      <w:bookmarkStart w:id="3" w:name="_Toc244141010"/>
+      <w:bookmarkStart w:id="3" w:name="_Toc244142848"/>
       <w:r>
         <w:t>3.1  Euclidean fields and the axioms of Osterwalder and Schrader</w:t>
       </w:r>
@@ -4180,7 +4180,7 @@
         <w:pStyle w:val="Heading2"/>
         <w:keepNext/>
       </w:pPr>
-      <w:bookmarkStart w:id="4" w:name="_Toc244141011"/>
+      <w:bookmarkStart w:id="4" w:name="_Toc244142849"/>
       <w:r>
         <w:t>3.2  The mass gap</w:t>
       </w:r>
@@ -4252,7 +4252,7 @@
         <w:pStyle w:val="Heading2"/>
         <w:keepNext/>
       </w:pPr>
-      <w:bookmarkStart w:id="5" w:name="_Toc244141012"/>
+      <w:bookmarkStart w:id="5" w:name="_Toc244142850"/>
       <w:r>
         <w:t>3.3  Non-triviality</w:t>
       </w:r>
@@ -4331,7 +4331,7 @@
         <w:pStyle w:val="Heading2"/>
         <w:keepNext/>
       </w:pPr>
-      <w:bookmarkStart w:id="6" w:name="_Toc244141013"/>
+      <w:bookmarkStart w:id="6" w:name="_Toc244142851"/>
       <w:r>
         <w:t>3.4  Limits obtained by compactness</w:t>
       </w:r>
@@ -4410,7 +4410,7 @@
         <w:pStyle w:val="Heading1"/>
         <w:keepNext/>
       </w:pPr>
-      <w:bookmarkStart w:id="7" w:name="_Toc244141014"/>
+      <w:bookmarkStart w:id="7" w:name="_Toc244142852"/>
       <w:r>
         <w:t>4.  The Lattice, Its Positivity and Its Gap</w:t>
       </w:r>
@@ -4421,7 +4421,7 @@
         <w:pStyle w:val="Heading2"/>
         <w:keepNext/>
       </w:pPr>
-      <w:bookmarkStart w:id="8" w:name="_Toc244141015"/>
+      <w:bookmarkStart w:id="8" w:name="_Toc244142853"/>
       <w:r>
         <w:t>4.1  Wilson's theory</w:t>
       </w:r>
@@ -5043,7 +5043,7 @@
         <w:pStyle w:val="Heading2"/>
         <w:keepNext/>
       </w:pPr>
-      <w:bookmarkStart w:id="9" w:name="_Toc244141016"/>
+      <w:bookmarkStart w:id="9" w:name="_Toc244142854"/>
       <w:r>
         <w:t>4.2  Reflection positivity and the transfer matrix</w:t>
       </w:r>
@@ -6079,7 +6079,7 @@
         <w:pStyle w:val="Heading2"/>
         <w:keepNext/>
       </w:pPr>
-      <w:bookmarkStart w:id="10" w:name="_Toc244141017"/>
+      <w:bookmarkStart w:id="10" w:name="_Toc244142855"/>
       <w:r>
         <w:t>4.3  The renormalisation group of Bałaban</w:t>
       </w:r>
@@ -6120,7 +6120,7 @@
         <w:pStyle w:val="Heading1"/>
         <w:keepNext/>
       </w:pPr>
-      <w:bookmarkStart w:id="11" w:name="_Toc244141018"/>
+      <w:bookmarkStart w:id="11" w:name="_Toc244142856"/>
       <w:r>
         <w:t>5.  The Three-Dimensional Manuscripts</w:t>
       </w:r>
@@ -6144,7 +6144,7 @@
         <w:pStyle w:val="Heading2"/>
         <w:keepNext/>
       </w:pPr>
-      <w:bookmarkStart w:id="12" w:name="_Toc244141019"/>
+      <w:bookmarkStart w:id="12" w:name="_Toc244142857"/>
       <w:r>
         <w:t>5.1  The documents</w:t>
       </w:r>
@@ -6191,7 +6191,7 @@
         <w:pStyle w:val="Heading2"/>
         <w:keepNext/>
       </w:pPr>
-      <w:bookmarkStart w:id="13" w:name="_Toc244141020"/>
+      <w:bookmarkStart w:id="13" w:name="_Toc244142858"/>
       <w:r>
         <w:t>5.2  The observable</w:t>
       </w:r>
@@ -6595,7 +6595,7 @@
         <w:pStyle w:val="Heading2"/>
         <w:keepNext/>
       </w:pPr>
-      <w:bookmarkStart w:id="14" w:name="_Toc244141021"/>
+      <w:bookmarkStart w:id="14" w:name="_Toc244142859"/>
       <w:r>
         <w:t>5.3  The torus, the infinite volume and the components</w:t>
       </w:r>
@@ -7126,7 +7126,7 @@
         <w:pStyle w:val="Heading2"/>
         <w:keepNext/>
       </w:pPr>
-      <w:bookmarkStart w:id="15" w:name="_Toc244141022"/>
+      <w:bookmarkStart w:id="15" w:name="_Toc244142860"/>
       <w:r>
         <w:t>5.4  The axioms and the reconstruction</w:t>
       </w:r>
@@ -7356,7 +7356,7 @@
         <w:pStyle w:val="Heading2"/>
         <w:keepNext/>
       </w:pPr>
-      <w:bookmarkStart w:id="16" w:name="_Toc244141023"/>
+      <w:bookmarkStart w:id="16" w:name="_Toc244142861"/>
       <w:r>
         <w:t>5.5  Non-triviality</w:t>
       </w:r>
@@ -7897,7 +7897,7 @@
         <w:pStyle w:val="Heading2"/>
         <w:keepNext/>
       </w:pPr>
-      <w:bookmarkStart w:id="17" w:name="_Toc244141024"/>
+      <w:bookmarkStart w:id="17" w:name="_Toc244142862"/>
       <w:r>
         <w:t>5.6  What the manuscript does not assert</w:t>
       </w:r>
@@ -7945,7 +7945,7 @@
         <w:pStyle w:val="Heading1"/>
         <w:keepNext/>
       </w:pPr>
-      <w:bookmarkStart w:id="18" w:name="_Toc244141025"/>
+      <w:bookmarkStart w:id="18" w:name="_Toc244142863"/>
       <w:r>
         <w:t>6.  The Four-Dimensional Draft and the Standing of the Corpus</w:t>
       </w:r>
@@ -7969,7 +7969,7 @@
         <w:pStyle w:val="Heading2"/>
         <w:keepNext/>
       </w:pPr>
-      <w:bookmarkStart w:id="19" w:name="_Toc244141026"/>
+      <w:bookmarkStart w:id="19" w:name="_Toc244142864"/>
       <w:r>
         <w:t>6.1  The authors' account</w:t>
       </w:r>
@@ -8033,7 +8033,7 @@
         <w:pStyle w:val="Heading2"/>
         <w:keepNext/>
       </w:pPr>
-      <w:bookmarkStart w:id="20" w:name="_Toc244141027"/>
+      <w:bookmarkStart w:id="20" w:name="_Toc244142865"/>
       <w:r>
         <w:t>6.2  The conditional theorem</w:t>
       </w:r>
@@ -8236,7 +8236,7 @@
         <w:pStyle w:val="Heading2"/>
         <w:keepNext/>
       </w:pPr>
-      <w:bookmarkStart w:id="21" w:name="_Toc244141028"/>
+      <w:bookmarkStart w:id="21" w:name="_Toc244142866"/>
       <w:r>
         <w:t>6.3  What the draft does not claim</w:t>
       </w:r>
@@ -8314,7 +8314,7 @@
         <w:pStyle w:val="Heading2"/>
         <w:keepNext/>
       </w:pPr>
-      <w:bookmarkStart w:id="22" w:name="_Toc244141029"/>
+      <w:bookmarkStart w:id="22" w:name="_Toc244142867"/>
       <w:r>
         <w:t>6.4  The standing of the corpus</w:t>
       </w:r>
@@ -8375,7 +8375,7 @@
         <w:pStyle w:val="Heading2"/>
         <w:keepNext/>
       </w:pPr>
-      <w:bookmarkStart w:id="23" w:name="_Toc244141030"/>
+      <w:bookmarkStart w:id="23" w:name="_Toc244142868"/>
       <w:r>
         <w:t>6.5  The public reading</w:t>
       </w:r>
@@ -8443,7 +8443,7 @@
         <w:pStyle w:val="Heading2"/>
         <w:keepNext/>
       </w:pPr>
-      <w:bookmarkStart w:id="24" w:name="_Toc244141031"/>
+      <w:bookmarkStart w:id="24" w:name="_Toc244142869"/>
       <w:r>
         <w:t>6.6  Further claims in public view</w:t>
       </w:r>
@@ -8737,7 +8737,7 @@
         <w:pStyle w:val="Heading1"/>
         <w:keepNext/>
       </w:pPr>
-      <w:bookmarkStart w:id="25" w:name="_Toc244141032"/>
+      <w:bookmarkStart w:id="25" w:name="_Toc244142870"/>
       <w:r>
         <w:t>7.  The Residue and Its Completion</w:t>
       </w:r>
@@ -8761,7 +8761,7 @@
         <w:pStyle w:val="Heading2"/>
         <w:keepNext/>
       </w:pPr>
-      <w:bookmarkStart w:id="26" w:name="_Toc244141033"/>
+      <w:bookmarkStart w:id="26" w:name="_Toc244142871"/>
       <w:r>
         <w:t>7.1  The residue</w:t>
       </w:r>
@@ -9955,7 +9955,7 @@
         <w:pStyle w:val="Heading2"/>
         <w:keepNext/>
       </w:pPr>
-      <w:bookmarkStart w:id="27" w:name="_Toc244141034"/>
+      <w:bookmarkStart w:id="27" w:name="_Toc244142872"/>
       <w:r>
         <w:t>7.2  The gap is exponential clustering</w:t>
       </w:r>
@@ -11901,7 +11901,7 @@
         <w:pStyle w:val="Heading2"/>
         <w:keepNext/>
       </w:pPr>
-      <w:bookmarkStart w:id="28" w:name="_Toc244141035"/>
+      <w:bookmarkStart w:id="28" w:name="_Toc244142873"/>
       <w:r>
         <w:t>7.3  From the lattice to the limit</w:t>
       </w:r>
@@ -13081,7 +13081,7 @@
         <w:pStyle w:val="Heading2"/>
         <w:keepNext/>
       </w:pPr>
-      <w:bookmarkStart w:id="29" w:name="_Toc244141036"/>
+      <w:bookmarkStart w:id="29" w:name="_Toc244142874"/>
       <w:r>
         <w:t>7.4  The collapse of the components</w:t>
       </w:r>
@@ -13197,7 +13197,7 @@
         <w:pStyle w:val="Heading1"/>
         <w:keepNext/>
       </w:pPr>
-      <w:bookmarkStart w:id="30" w:name="_Toc244141037"/>
+      <w:bookmarkStart w:id="30" w:name="_Toc244142875"/>
       <w:r>
         <w:t>8.  The Ground Handed Over</w:t>
       </w:r>
@@ -13208,7 +13208,7 @@
         <w:pStyle w:val="Heading2"/>
         <w:keepNext/>
       </w:pPr>
-      <w:bookmarkStart w:id="31" w:name="_Toc244141038"/>
+      <w:bookmarkStart w:id="31" w:name="_Toc244142876"/>
       <w:r>
         <w:t>8.1  The object that remains</w:t>
       </w:r>
@@ -13352,7 +13352,7 @@
         <w:pStyle w:val="Heading2"/>
         <w:keepNext/>
       </w:pPr>
-      <w:bookmarkStart w:id="32" w:name="_Toc244141039"/>
+      <w:bookmarkStart w:id="32" w:name="_Toc244142877"/>
       <w:r>
         <w:t>8.2  The instruments in hand</w:t>
       </w:r>
@@ -20421,7 +20421,7 @@
         <w:pStyle w:val="Heading2"/>
         <w:keepNext/>
       </w:pPr>
-      <w:bookmarkStart w:id="33" w:name="_Toc244141040"/>
+      <w:bookmarkStart w:id="33" w:name="_Toc244142878"/>
       <w:r>
         <w:t>8.3  The reduction</w:t>
       </w:r>
@@ -35676,28 +35676,32 @@
         <w:t>κ|x−y|</w:t>
       </w:r>
       <w:r>
-        <w:t xml:space="preserve"> of the blocked measure, which diverge for every κ &gt; 0 in a Coulomb phase and converge in a massive one; what is open is a certified evaluation of those sums at a coupling where neither the strong-coupling nor the weak-coupling expansion converges. The weak end has no published number: Bałaban's ultraviolet theorems hold for a coupling small enough, and neither his papers nor Dimock's exposition states the bound, so the measured distance is the interval [0.2452, β</w:t>
-      </w:r>
-      <w:r>
-        <w:rPr>
-          <w:vertAlign w:val="subscript"/>
-        </w:rPr>
-        <w:t>UV</w:t>
-      </w:r>
-      <w:r>
-        <w:t>] with β</w:t>
-      </w:r>
-      <w:r>
-        <w:rPr>
-          <w:vertAlign w:val="subscript"/>
-        </w:rPr>
-        <w:t>UV</w:t>
-      </w:r>
-      <w:r>
-        <w:t xml:space="preserve"> unread. Within the certified form the next widening is the same theorem in the Wasserstein metric of the three-sphere, whose one-link constant is 1/4, exact in the two symmetric directions and supported to one per cent between them, against total variation's 4/(3π); with the constants proved so far it gains nothing over Theorem 8.7, it is predicted to close near β = 0.30 under two constants not yet proved, and it is unguessed to the digit until they are. The tools that would cross the interval are named an</w:t>
-      </w:r>
-      <w:r>
-        <w:t xml:space="preserve">d not claimed: a finite-volume criterion with typical rather than extremal boundary data, for which no theorem exists in a non-abelian gauge theory; a correlation inequality, Griffiths' second inequality for untruncated SU(2) Wilson loops, which holds on the exact tube of §8.2 at β = 0.5 and 1.0, is undecided at 2.0 and 2.3, and from which, by the </w:t>
+        <w:t xml:space="preserve"> of the blocked measure, which diverge for every κ &gt; 0 in a Coulomb phase and converge in a massive one; what is open is a certified evaluation of those sums at a coupling where neither the strong-coupling nor the weak-coupling expansion converges. The weak end has no published number. Bałaban's small-field theorem holds when every effective coupling of the sequence, from the bare one at the cutoff to the one at the unit lattice, is at most a constant γ that exists and is never computed ("the constant γ dep</w:t>
+      </w:r>
+      <w:r>
+        <w:t>ends on all other constants"); the coupling grows toward coarse scales, so the condition binds at the unit lattice, where his action weighs a plaquette exactly as (8.12)'s does with β = 1/</w:t>
+      </w:r>
+      <w:r>
+        <w:rPr>
+          <w:i/>
+          <w:iCs/>
+        </w:rPr>
+        <w:t>g</w:t>
+      </w:r>
+      <w:r>
+        <w:t>², and the distance is the interval [0.2452, 1/γ²] with γ unread.</w:t>
+      </w:r>
+      <w:r>
+        <w:rPr>
+          <w:rStyle w:val="FootnoteReference"/>
+        </w:rPr>
+        <w:footnoteReference w:id="77"/>
+      </w:r>
+      <w:r>
+        <w:t xml:space="preserve"> Dimock's expositions treat the abelian and scalar cases and state every threshold the same way. Within the certified form the next widening is the same theorem in the Wasserstein metric of the three-sphere, whose one-link constant is 1/4, exact in the two symmetric directions and supported to one per cent between them, against total variation's 4/(3π); with the constants proved so far it gains nothing over Theorem 8.7, it is predicted to close near β = 0.30 under two constants not yet proved, and it is ung</w:t>
+      </w:r>
+      <w:r>
+        <w:t xml:space="preserve">uessed to the digit until they are. The tools that would cross the interval are named and not claimed: a finite-volume criterion with typical rather than extremal boundary data, for which no theorem exists in a non-abelian gauge theory; a correlation inequality, Griffiths' second inequality for untruncated SU(2) Wilson loops, which holds on the exact tube of §8.2 at β = 0.5 and 1.0, is undecided at 2.0 and 2.3, and from which, by the </w:t>
       </w:r>
       <w:r>
         <w:rPr>
@@ -35716,7 +35720,7 @@
         <w:rPr>
           <w:rStyle w:val="FootnoteReference"/>
         </w:rPr>
-        <w:footnoteReference w:id="77"/>
+        <w:footnoteReference w:id="78"/>
       </w:r>
     </w:p>
     <w:p>
@@ -35724,7 +35728,7 @@
         <w:pStyle w:val="Heading2"/>
         <w:keepNext/>
       </w:pPr>
-      <w:bookmarkStart w:id="34" w:name="_Toc244141041"/>
+      <w:bookmarkStart w:id="34" w:name="_Toc244142879"/>
       <w:r>
         <w:t>8.4  Coda</w:t>
       </w:r>
@@ -35749,7 +35753,7 @@
         <w:pageBreakBefore/>
         <w:spacing w:before="0"/>
       </w:pPr>
-      <w:bookmarkStart w:id="35" w:name="_Toc244141042"/>
+      <w:bookmarkStart w:id="35" w:name="_Toc244142880"/>
       <w:r>
         <w:t>Sources</w:t>
       </w:r>
@@ -36829,7 +36833,7 @@
         <w:pStyle w:val="Heading2"/>
         <w:keepNext/>
       </w:pPr>
-      <w:bookmarkStart w:id="36" w:name="_Toc244141043"/>
+      <w:bookmarkStart w:id="36" w:name="_Toc244142881"/>
       <w:r>
         <w:t>Records of the computations of Edwin Boston III</w:t>
       </w:r>
@@ -39646,6 +39650,74 @@
           <w:sz w:val="17"/>
           <w:szCs w:val="17"/>
         </w:rPr>
+        <w:t xml:space="preserve">T. Bałaban, </w:t>
+      </w:r>
+      <w:r>
+        <w:rPr>
+          <w:i/>
+          <w:iCs/>
+          <w:sz w:val="17"/>
+          <w:szCs w:val="17"/>
+        </w:rPr>
+        <w:t>Comm. Math. Phys.</w:t>
+      </w:r>
+      <w:r>
+        <w:rPr>
+          <w:sz w:val="17"/>
+          <w:szCs w:val="17"/>
+        </w:rPr>
+        <w:t xml:space="preserve"> 109 (1987), 249–301: Theorem 1 (p. 259) and Theorem 3 (p. 267), the recursion (0.20) (p. 256), the action (0.2) with the normalised trace (p. 252), read from the pages on 29 October 2026. The statement that the sequence can be kept small in four dimensions, his Theorem 2 (pp. 259–260), is deferred there to "a separate paper"; the four-dimensional stability theorem itself is stated in </w:t>
+      </w:r>
+      <w:r>
+        <w:rPr>
+          <w:i/>
+          <w:iCs/>
+          <w:sz w:val="17"/>
+          <w:szCs w:val="17"/>
+        </w:rPr>
+        <w:t>Large field renormalization II</w:t>
+      </w:r>
+      <w:r>
+        <w:rPr>
+          <w:sz w:val="17"/>
+          <w:szCs w:val="17"/>
+        </w:rPr>
+        <w:t xml:space="preserve">, </w:t>
+      </w:r>
+      <w:r>
+        <w:rPr>
+          <w:i/>
+          <w:iCs/>
+          <w:sz w:val="17"/>
+          <w:szCs w:val="17"/>
+        </w:rPr>
+        <w:t>Comm. Math. Phys.</w:t>
+      </w:r>
+      <w:r>
+        <w:rPr>
+          <w:sz w:val="17"/>
+          <w:szCs w:val="17"/>
+        </w:rPr>
+        <w:t xml:space="preserve"> 122 (1989), 355–392, unread at this revision.</w:t>
+      </w:r>
+    </w:p>
+  </w:footnote>
+  <w:footnote w:id="78">
+    <w:p>
+      <w:pPr>
+        <w:spacing w:after="40" w:line="240" w:lineRule="auto"/>
+      </w:pPr>
+      <w:r>
+        <w:rPr>
+          <w:rStyle w:val="FootnoteReference"/>
+        </w:rPr>
+        <w:footnoteRef/>
+      </w:r>
+      <w:r>
+        <w:rPr>
+          <w:sz w:val="17"/>
+          <w:szCs w:val="17"/>
+        </w:rPr>
         <w:t>E. T. Tomboulis, "Confinement for all values of the coupling in four-dimensional SU(2) gauge theory", arXiv:0707.2179 (2007); K. R. Ito and E. Seiler, "On the recent paper on quark confinement by Tomboulis", arXiv:0711.4930 (2007), and "Further discussion of Tomboulis' approach to the confinement problem", arXiv:0803.3019 (2008); Tomboulis's reply, arXiv:0712.2620 (2007). Sources [22]–[23].</w:t>
       </w:r>
     </w:p>
@@ -39681,10 +39753,10 @@
 <file path=word/numbering.xml><?xml version="1.0" encoding="utf-8"?>
 <w:numbering xmlns:wpc="http://schemas.microsoft.com/office/word/2010/wordprocessingCanvas" xmlns:cx="http://schemas.microsoft.com/office/drawing/2014/chartex" xmlns:cx1="http://schemas.microsoft.com/office/drawing/2015/9/8/chartex" xmlns:cx2="http://schemas.microsoft.com/office/drawing/2015/10/21/chartex" xmlns:cx3="http://schemas.microsoft.com/office/drawing/2016/5/9/chartex" xmlns:cx4="http://schemas.microsoft.com/office/drawing/2016/5/10/chartex" xmlns:cx5="http://schemas.microsoft.com/office/drawing/2016/5/11/chartex" xmlns:cx6="http://schemas.microsoft.com/office/drawing/2016/5/12/chartex" xmlns:cx7="http://schemas.microsoft.com/office/drawing/2016/5/13/chartex" xmlns:cx8="http://schemas.microsoft.com/office/drawing/2016/5/14/chartex" xmlns:mc="http://schemas.openxmlformats.org/markup-compatibility/2006" xmlns:aink="http://schemas.microsoft.com/office/drawing/2016/ink" xmlns:am3d="http://schemas.microsoft.com/office/drawing/2017/model3d" xmlns:o="urn:schemas-microsoft-com:office:office" xmlns:oel="http://schemas.microsoft.com/office/2019/extlst" xmlns:r="http://schemas.openxmlformats.org/officeDocument/2006/relationships" xmlns:m="http://schemas.openxmlformats.org/officeDocument/2006/math" xmlns:v="urn:schemas-microsoft-com:vml" xmlns:wp14="http://schemas.microsoft.com/office/word/2010/wordprocessingDrawing" xmlns:wp="http://schemas.openxmlformats.org/drawingml/2006/wordprocessingDrawing" xmlns:w10="urn:schemas-microsoft-com:office:word" xmlns:w="http://schemas.openxmlformats.org/wordprocessingml/2006/main" xmlns:w14="http://schemas.microsoft.com/office/word/2010/wordml" xmlns:w15="http://schemas.microsoft.com/office/word/2012/wordml" xmlns:w16cex="http://schemas.microsoft.com/office/word/2018/wordml/cex" xmlns:w16cid="http://schemas.microsoft.com/office/word/2016/wordml/cid" xmlns:w16="http://schemas.microsoft.com/office/word/2018/wordml" xmlns:w16du="http://schemas.microsoft.com/office/word/2023/wordml/word16du" xmlns:w16sdtdh="http://schemas.microsoft.com/office/word/2020/wordml/sdtdatahash" xmlns:w16sdtfl="http://schemas.microsoft.com/office/word/2024/wordml/sdtformatlock" xmlns:w16se="http://schemas.microsoft.com/office/word/2015/wordml/symex" xmlns:wpg="http://schemas.microsoft.com/office/word/2010/wordprocessingGroup" xmlns:wpi="http://schemas.microsoft.com/office/word/2010/wordprocessingInk" xmlns:wne="http://schemas.microsoft.com/office/word/2006/wordml" xmlns:wps="http://schemas.microsoft.com/office/word/2010/wordprocessingShape" mc:Ignorable="w14 w15 w16se w16cid w16 w16cex w16sdtdh w16sdtfl w16du wp14">
   <w:abstractNum w:abstractNumId="0" w15:restartNumberingAfterBreak="0">
-    <w:nsid w:val="124C1CBC"/>
+    <w:nsid w:val="4C2852CD"/>
     <w:multiLevelType w:val="hybridMultilevel"/>
-    <w:tmpl w:val="1B780AEC"/>
-    <w:lvl w:ilvl="0" w:tplc="3B20AD66">
+    <w:tmpl w:val="12B2909C"/>
+    <w:lvl w:ilvl="0" w:tplc="46AA5E3C">
       <w:start w:val="1"/>
       <w:numFmt w:val="bullet"/>
       <w:lvlText w:val="●"/>
@@ -39693,7 +39765,7 @@
         <w:ind w:left="720" w:hanging="360"/>
       </w:pPr>
     </w:lvl>
-    <w:lvl w:ilvl="1" w:tplc="CB2858FC">
+    <w:lvl w:ilvl="1" w:tplc="B3E4D254">
       <w:start w:val="1"/>
       <w:numFmt w:val="bullet"/>
       <w:lvlText w:val="○"/>
@@ -39702,7 +39774,7 @@
         <w:ind w:left="1440" w:hanging="360"/>
       </w:pPr>
     </w:lvl>
-    <w:lvl w:ilvl="2" w:tplc="4C50EADC">
+    <w:lvl w:ilvl="2" w:tplc="6B540214">
       <w:start w:val="1"/>
       <w:numFmt w:val="bullet"/>
       <w:lvlText w:val="■"/>
@@ -39711,7 +39783,7 @@
         <w:ind w:left="2160" w:hanging="360"/>
       </w:pPr>
     </w:lvl>
-    <w:lvl w:ilvl="3" w:tplc="81A88CB2">
+    <w:lvl w:ilvl="3" w:tplc="F52AED28">
       <w:start w:val="1"/>
       <w:numFmt w:val="bullet"/>
       <w:lvlText w:val="●"/>
@@ -39720,7 +39792,7 @@
         <w:ind w:left="2880" w:hanging="360"/>
       </w:pPr>
     </w:lvl>
-    <w:lvl w:ilvl="4" w:tplc="08DAFE62">
+    <w:lvl w:ilvl="4" w:tplc="CBF655AE">
       <w:start w:val="1"/>
       <w:numFmt w:val="bullet"/>
       <w:lvlText w:val="○"/>
@@ -39729,7 +39801,7 @@
         <w:ind w:left="3600" w:hanging="360"/>
       </w:pPr>
     </w:lvl>
-    <w:lvl w:ilvl="5" w:tplc="BFC21686">
+    <w:lvl w:ilvl="5" w:tplc="6900B05A">
       <w:start w:val="1"/>
       <w:numFmt w:val="bullet"/>
       <w:lvlText w:val="■"/>
@@ -39738,7 +39810,7 @@
         <w:ind w:left="4320" w:hanging="360"/>
       </w:pPr>
     </w:lvl>
-    <w:lvl w:ilvl="6" w:tplc="81EA7E74">
+    <w:lvl w:ilvl="6" w:tplc="EA6A9C52">
       <w:start w:val="1"/>
       <w:numFmt w:val="bullet"/>
       <w:lvlText w:val="●"/>
@@ -39747,7 +39819,7 @@
         <w:ind w:left="5040" w:hanging="360"/>
       </w:pPr>
     </w:lvl>
-    <w:lvl w:ilvl="7" w:tplc="AB16FF02">
+    <w:lvl w:ilvl="7" w:tplc="6EB21E94">
       <w:start w:val="1"/>
       <w:numFmt w:val="bullet"/>
       <w:lvlText w:val="●"/>
@@ -39756,7 +39828,7 @@
         <w:ind w:left="5760" w:hanging="360"/>
       </w:pPr>
     </w:lvl>
-    <w:lvl w:ilvl="8" w:tplc="BE1E2DDE">
+    <w:lvl w:ilvl="8" w:tplc="9AE83302">
       <w:start w:val="1"/>
       <w:numFmt w:val="bullet"/>
       <w:lvlText w:val="●"/>
@@ -39766,7 +39838,7 @@
       </w:pPr>
     </w:lvl>
   </w:abstractNum>
-  <w:num w:numId="1" w16cid:durableId="1251890556">
+  <w:num w:numId="1" w16cid:durableId="1834026366">
     <w:abstractNumId w:val="0"/>
     <w:lvlOverride w:ilvl="0">
       <w:startOverride w:val="1"/>
@@ -40363,7 +40435,7 @@
     <w:autoRedefine/>
     <w:uiPriority w:val="39"/>
     <w:unhideWhenUsed/>
-    <w:rsid w:val="00A92976"/>
+    <w:rsid w:val="00187573"/>
     <w:pPr>
       <w:spacing w:after="100"/>
     </w:pPr>
@@ -40375,7 +40447,7 @@
     <w:autoRedefine/>
     <w:uiPriority w:val="39"/>
     <w:unhideWhenUsed/>
-    <w:rsid w:val="00A92976"/>
+    <w:rsid w:val="00187573"/>
     <w:pPr>
       <w:spacing w:after="100"/>
       <w:ind w:left="220"/>

--- a/THE-GROUND-Edwin-Boston-III.docx
+++ b/THE-GROUND-Edwin-Boston-III.docx
@@ -170,7 +170,7 @@
     <w:sdt>
       <w:sdtPr>
         <w:alias w:val="Contents"/>
-        <w:id w:val="-1650816607"/>
+        <w:id w:val="1177383924"/>
       </w:sdtPr>
       <w:sdtEndPr/>
       <w:sdtContent>
@@ -198,7 +198,7 @@
           <w:r>
             <w:fldChar w:fldCharType="separate"/>
           </w:r>
-          <w:hyperlink w:anchor="_Toc244142845" w:history="1">
+          <w:hyperlink w:anchor="_Toc244143512" w:history="1">
             <w:r>
               <w:rPr>
                 <w:rStyle w:val="Hyperlink"/>
@@ -222,7 +222,7 @@
               <w:rPr>
                 <w:noProof/>
               </w:rPr>
-              <w:instrText xml:space="preserve"> PAGEREF _Toc244142845 \h </w:instrText>
+              <w:instrText xml:space="preserve"> PAGEREF _Toc244143512 \h </w:instrText>
             </w:r>
             <w:r>
               <w:rPr>
@@ -264,7 +264,7 @@
               <w14:ligatures w14:val="standardContextual"/>
             </w:rPr>
           </w:pPr>
-          <w:hyperlink w:anchor="_Toc244142846" w:history="1">
+          <w:hyperlink w:anchor="_Toc244143513" w:history="1">
             <w:r>
               <w:rPr>
                 <w:rStyle w:val="Hyperlink"/>
@@ -288,7 +288,7 @@
               <w:rPr>
                 <w:noProof/>
               </w:rPr>
-              <w:instrText xml:space="preserve"> PAGEREF _Toc244142846 \h </w:instrText>
+              <w:instrText xml:space="preserve"> PAGEREF _Toc244143513 \h </w:instrText>
             </w:r>
             <w:r>
               <w:rPr>
@@ -330,7 +330,7 @@
               <w14:ligatures w14:val="standardContextual"/>
             </w:rPr>
           </w:pPr>
-          <w:hyperlink w:anchor="_Toc244142847" w:history="1">
+          <w:hyperlink w:anchor="_Toc244143514" w:history="1">
             <w:r>
               <w:rPr>
                 <w:rStyle w:val="Hyperlink"/>
@@ -354,7 +354,7 @@
               <w:rPr>
                 <w:noProof/>
               </w:rPr>
-              <w:instrText xml:space="preserve"> PAGEREF _Toc244142847 \h </w:instrText>
+              <w:instrText xml:space="preserve"> PAGEREF _Toc244143514 \h </w:instrText>
             </w:r>
             <w:r>
               <w:rPr>
@@ -396,7 +396,7 @@
               <w14:ligatures w14:val="standardContextual"/>
             </w:rPr>
           </w:pPr>
-          <w:hyperlink w:anchor="_Toc244142848" w:history="1">
+          <w:hyperlink w:anchor="_Toc244143515" w:history="1">
             <w:r>
               <w:rPr>
                 <w:rStyle w:val="Hyperlink"/>
@@ -420,7 +420,7 @@
               <w:rPr>
                 <w:noProof/>
               </w:rPr>
-              <w:instrText xml:space="preserve"> PAGEREF _Toc244142848 \h </w:instrText>
+              <w:instrText xml:space="preserve"> PAGEREF _Toc244143515 \h </w:instrText>
             </w:r>
             <w:r>
               <w:rPr>
@@ -462,7 +462,7 @@
               <w14:ligatures w14:val="standardContextual"/>
             </w:rPr>
           </w:pPr>
-          <w:hyperlink w:anchor="_Toc244142849" w:history="1">
+          <w:hyperlink w:anchor="_Toc244143516" w:history="1">
             <w:r>
               <w:rPr>
                 <w:rStyle w:val="Hyperlink"/>
@@ -486,7 +486,7 @@
               <w:rPr>
                 <w:noProof/>
               </w:rPr>
-              <w:instrText xml:space="preserve"> PAGEREF _Toc244142849 \h </w:instrText>
+              <w:instrText xml:space="preserve"> PAGEREF _Toc244143516 \h </w:instrText>
             </w:r>
             <w:r>
               <w:rPr>
@@ -528,7 +528,7 @@
               <w14:ligatures w14:val="standardContextual"/>
             </w:rPr>
           </w:pPr>
-          <w:hyperlink w:anchor="_Toc244142850" w:history="1">
+          <w:hyperlink w:anchor="_Toc244143517" w:history="1">
             <w:r>
               <w:rPr>
                 <w:rStyle w:val="Hyperlink"/>
@@ -552,7 +552,7 @@
               <w:rPr>
                 <w:noProof/>
               </w:rPr>
-              <w:instrText xml:space="preserve"> PAGEREF _Toc244142850 \h </w:instrText>
+              <w:instrText xml:space="preserve"> PAGEREF _Toc244143517 \h </w:instrText>
             </w:r>
             <w:r>
               <w:rPr>
@@ -594,7 +594,7 @@
               <w14:ligatures w14:val="standardContextual"/>
             </w:rPr>
           </w:pPr>
-          <w:hyperlink w:anchor="_Toc244142851" w:history="1">
+          <w:hyperlink w:anchor="_Toc244143518" w:history="1">
             <w:r>
               <w:rPr>
                 <w:rStyle w:val="Hyperlink"/>
@@ -618,7 +618,7 @@
               <w:rPr>
                 <w:noProof/>
               </w:rPr>
-              <w:instrText xml:space="preserve"> PAGEREF _Toc244142851 \h </w:instrText>
+              <w:instrText xml:space="preserve"> PAGEREF _Toc244143518 \h </w:instrText>
             </w:r>
             <w:r>
               <w:rPr>
@@ -660,7 +660,7 @@
               <w14:ligatures w14:val="standardContextual"/>
             </w:rPr>
           </w:pPr>
-          <w:hyperlink w:anchor="_Toc244142852" w:history="1">
+          <w:hyperlink w:anchor="_Toc244143519" w:history="1">
             <w:r>
               <w:rPr>
                 <w:rStyle w:val="Hyperlink"/>
@@ -684,7 +684,7 @@
               <w:rPr>
                 <w:noProof/>
               </w:rPr>
-              <w:instrText xml:space="preserve"> PAGEREF _Toc244142852 \h </w:instrText>
+              <w:instrText xml:space="preserve"> PAGEREF _Toc244143519 \h </w:instrText>
             </w:r>
             <w:r>
               <w:rPr>
@@ -726,7 +726,7 @@
               <w14:ligatures w14:val="standardContextual"/>
             </w:rPr>
           </w:pPr>
-          <w:hyperlink w:anchor="_Toc244142853" w:history="1">
+          <w:hyperlink w:anchor="_Toc244143520" w:history="1">
             <w:r>
               <w:rPr>
                 <w:rStyle w:val="Hyperlink"/>
@@ -750,7 +750,7 @@
               <w:rPr>
                 <w:noProof/>
               </w:rPr>
-              <w:instrText xml:space="preserve"> PAGEREF _Toc244142853 \h </w:instrText>
+              <w:instrText xml:space="preserve"> PAGEREF _Toc244143520 \h </w:instrText>
             </w:r>
             <w:r>
               <w:rPr>
@@ -792,7 +792,7 @@
               <w14:ligatures w14:val="standardContextual"/>
             </w:rPr>
           </w:pPr>
-          <w:hyperlink w:anchor="_Toc244142854" w:history="1">
+          <w:hyperlink w:anchor="_Toc244143521" w:history="1">
             <w:r>
               <w:rPr>
                 <w:rStyle w:val="Hyperlink"/>
@@ -816,7 +816,7 @@
               <w:rPr>
                 <w:noProof/>
               </w:rPr>
-              <w:instrText xml:space="preserve"> PAGEREF _Toc244142854 \h </w:instrText>
+              <w:instrText xml:space="preserve"> PAGEREF _Toc244143521 \h </w:instrText>
             </w:r>
             <w:r>
               <w:rPr>
@@ -858,7 +858,7 @@
               <w14:ligatures w14:val="standardContextual"/>
             </w:rPr>
           </w:pPr>
-          <w:hyperlink w:anchor="_Toc244142855" w:history="1">
+          <w:hyperlink w:anchor="_Toc244143522" w:history="1">
             <w:r>
               <w:rPr>
                 <w:rStyle w:val="Hyperlink"/>
@@ -882,7 +882,7 @@
               <w:rPr>
                 <w:noProof/>
               </w:rPr>
-              <w:instrText xml:space="preserve"> PAGEREF _Toc244142855 \h </w:instrText>
+              <w:instrText xml:space="preserve"> PAGEREF _Toc244143522 \h </w:instrText>
             </w:r>
             <w:r>
               <w:rPr>
@@ -924,7 +924,7 @@
               <w14:ligatures w14:val="standardContextual"/>
             </w:rPr>
           </w:pPr>
-          <w:hyperlink w:anchor="_Toc244142856" w:history="1">
+          <w:hyperlink w:anchor="_Toc244143523" w:history="1">
             <w:r>
               <w:rPr>
                 <w:rStyle w:val="Hyperlink"/>
@@ -948,7 +948,7 @@
               <w:rPr>
                 <w:noProof/>
               </w:rPr>
-              <w:instrText xml:space="preserve"> PAGEREF _Toc244142856 \h </w:instrText>
+              <w:instrText xml:space="preserve"> PAGEREF _Toc244143523 \h </w:instrText>
             </w:r>
             <w:r>
               <w:rPr>
@@ -990,7 +990,7 @@
               <w14:ligatures w14:val="standardContextual"/>
             </w:rPr>
           </w:pPr>
-          <w:hyperlink w:anchor="_Toc244142857" w:history="1">
+          <w:hyperlink w:anchor="_Toc244143524" w:history="1">
             <w:r>
               <w:rPr>
                 <w:rStyle w:val="Hyperlink"/>
@@ -1014,7 +1014,7 @@
               <w:rPr>
                 <w:noProof/>
               </w:rPr>
-              <w:instrText xml:space="preserve"> PAGEREF _Toc244142857 \h </w:instrText>
+              <w:instrText xml:space="preserve"> PAGEREF _Toc244143524 \h </w:instrText>
             </w:r>
             <w:r>
               <w:rPr>
@@ -1056,7 +1056,7 @@
               <w14:ligatures w14:val="standardContextual"/>
             </w:rPr>
           </w:pPr>
-          <w:hyperlink w:anchor="_Toc244142858" w:history="1">
+          <w:hyperlink w:anchor="_Toc244143525" w:history="1">
             <w:r>
               <w:rPr>
                 <w:rStyle w:val="Hyperlink"/>
@@ -1080,7 +1080,7 @@
               <w:rPr>
                 <w:noProof/>
               </w:rPr>
-              <w:instrText xml:space="preserve"> PAGEREF _Toc244142858 \h </w:instrText>
+              <w:instrText xml:space="preserve"> PAGEREF _Toc244143525 \h </w:instrText>
             </w:r>
             <w:r>
               <w:rPr>
@@ -1122,7 +1122,7 @@
               <w14:ligatures w14:val="standardContextual"/>
             </w:rPr>
           </w:pPr>
-          <w:hyperlink w:anchor="_Toc244142859" w:history="1">
+          <w:hyperlink w:anchor="_Toc244143526" w:history="1">
             <w:r>
               <w:rPr>
                 <w:rStyle w:val="Hyperlink"/>
@@ -1146,7 +1146,7 @@
               <w:rPr>
                 <w:noProof/>
               </w:rPr>
-              <w:instrText xml:space="preserve"> PAGEREF _Toc244142859 \h </w:instrText>
+              <w:instrText xml:space="preserve"> PAGEREF _Toc244143526 \h </w:instrText>
             </w:r>
             <w:r>
               <w:rPr>
@@ -1188,7 +1188,7 @@
               <w14:ligatures w14:val="standardContextual"/>
             </w:rPr>
           </w:pPr>
-          <w:hyperlink w:anchor="_Toc244142860" w:history="1">
+          <w:hyperlink w:anchor="_Toc244143527" w:history="1">
             <w:r>
               <w:rPr>
                 <w:rStyle w:val="Hyperlink"/>
@@ -1212,7 +1212,7 @@
               <w:rPr>
                 <w:noProof/>
               </w:rPr>
-              <w:instrText xml:space="preserve"> PAGEREF _Toc244142860 \h </w:instrText>
+              <w:instrText xml:space="preserve"> PAGEREF _Toc244143527 \h </w:instrText>
             </w:r>
             <w:r>
               <w:rPr>
@@ -1254,7 +1254,7 @@
               <w14:ligatures w14:val="standardContextual"/>
             </w:rPr>
           </w:pPr>
-          <w:hyperlink w:anchor="_Toc244142861" w:history="1">
+          <w:hyperlink w:anchor="_Toc244143528" w:history="1">
             <w:r>
               <w:rPr>
                 <w:rStyle w:val="Hyperlink"/>
@@ -1278,7 +1278,7 @@
               <w:rPr>
                 <w:noProof/>
               </w:rPr>
-              <w:instrText xml:space="preserve"> PAGEREF _Toc244142861 \h </w:instrText>
+              <w:instrText xml:space="preserve"> PAGEREF _Toc244143528 \h </w:instrText>
             </w:r>
             <w:r>
               <w:rPr>
@@ -1320,7 +1320,7 @@
               <w14:ligatures w14:val="standardContextual"/>
             </w:rPr>
           </w:pPr>
-          <w:hyperlink w:anchor="_Toc244142862" w:history="1">
+          <w:hyperlink w:anchor="_Toc244143529" w:history="1">
             <w:r>
               <w:rPr>
                 <w:rStyle w:val="Hyperlink"/>
@@ -1344,7 +1344,7 @@
               <w:rPr>
                 <w:noProof/>
               </w:rPr>
-              <w:instrText xml:space="preserve"> PAGEREF _Toc244142862 \h </w:instrText>
+              <w:instrText xml:space="preserve"> PAGEREF _Toc244143529 \h </w:instrText>
             </w:r>
             <w:r>
               <w:rPr>
@@ -1386,7 +1386,7 @@
               <w14:ligatures w14:val="standardContextual"/>
             </w:rPr>
           </w:pPr>
-          <w:hyperlink w:anchor="_Toc244142863" w:history="1">
+          <w:hyperlink w:anchor="_Toc244143530" w:history="1">
             <w:r>
               <w:rPr>
                 <w:rStyle w:val="Hyperlink"/>
@@ -1410,7 +1410,7 @@
               <w:rPr>
                 <w:noProof/>
               </w:rPr>
-              <w:instrText xml:space="preserve"> PAGEREF _Toc244142863 \h </w:instrText>
+              <w:instrText xml:space="preserve"> PAGEREF _Toc244143530 \h </w:instrText>
             </w:r>
             <w:r>
               <w:rPr>
@@ -1452,7 +1452,7 @@
               <w14:ligatures w14:val="standardContextual"/>
             </w:rPr>
           </w:pPr>
-          <w:hyperlink w:anchor="_Toc244142864" w:history="1">
+          <w:hyperlink w:anchor="_Toc244143531" w:history="1">
             <w:r>
               <w:rPr>
                 <w:rStyle w:val="Hyperlink"/>
@@ -1476,7 +1476,7 @@
               <w:rPr>
                 <w:noProof/>
               </w:rPr>
-              <w:instrText xml:space="preserve"> PAGEREF _Toc244142864 \h </w:instrText>
+              <w:instrText xml:space="preserve"> PAGEREF _Toc244143531 \h </w:instrText>
             </w:r>
             <w:r>
               <w:rPr>
@@ -1518,7 +1518,7 @@
               <w14:ligatures w14:val="standardContextual"/>
             </w:rPr>
           </w:pPr>
-          <w:hyperlink w:anchor="_Toc244142865" w:history="1">
+          <w:hyperlink w:anchor="_Toc244143532" w:history="1">
             <w:r>
               <w:rPr>
                 <w:rStyle w:val="Hyperlink"/>
@@ -1542,7 +1542,7 @@
               <w:rPr>
                 <w:noProof/>
               </w:rPr>
-              <w:instrText xml:space="preserve"> PAGEREF _Toc244142865 \h </w:instrText>
+              <w:instrText xml:space="preserve"> PAGEREF _Toc244143532 \h </w:instrText>
             </w:r>
             <w:r>
               <w:rPr>
@@ -1584,7 +1584,7 @@
               <w14:ligatures w14:val="standardContextual"/>
             </w:rPr>
           </w:pPr>
-          <w:hyperlink w:anchor="_Toc244142866" w:history="1">
+          <w:hyperlink w:anchor="_Toc244143533" w:history="1">
             <w:r>
               <w:rPr>
                 <w:rStyle w:val="Hyperlink"/>
@@ -1608,7 +1608,7 @@
               <w:rPr>
                 <w:noProof/>
               </w:rPr>
-              <w:instrText xml:space="preserve"> PAGEREF _Toc244142866 \h </w:instrText>
+              <w:instrText xml:space="preserve"> PAGEREF _Toc244143533 \h </w:instrText>
             </w:r>
             <w:r>
               <w:rPr>
@@ -1650,7 +1650,7 @@
               <w14:ligatures w14:val="standardContextual"/>
             </w:rPr>
           </w:pPr>
-          <w:hyperlink w:anchor="_Toc244142867" w:history="1">
+          <w:hyperlink w:anchor="_Toc244143534" w:history="1">
             <w:r>
               <w:rPr>
                 <w:rStyle w:val="Hyperlink"/>
@@ -1674,7 +1674,7 @@
               <w:rPr>
                 <w:noProof/>
               </w:rPr>
-              <w:instrText xml:space="preserve"> PAGEREF _Toc244142867 \h </w:instrText>
+              <w:instrText xml:space="preserve"> PAGEREF _Toc244143534 \h </w:instrText>
             </w:r>
             <w:r>
               <w:rPr>
@@ -1716,7 +1716,7 @@
               <w14:ligatures w14:val="standardContextual"/>
             </w:rPr>
           </w:pPr>
-          <w:hyperlink w:anchor="_Toc244142868" w:history="1">
+          <w:hyperlink w:anchor="_Toc244143535" w:history="1">
             <w:r>
               <w:rPr>
                 <w:rStyle w:val="Hyperlink"/>
@@ -1740,7 +1740,7 @@
               <w:rPr>
                 <w:noProof/>
               </w:rPr>
-              <w:instrText xml:space="preserve"> PAGEREF _Toc244142868 \h </w:instrText>
+              <w:instrText xml:space="preserve"> PAGEREF _Toc244143535 \h </w:instrText>
             </w:r>
             <w:r>
               <w:rPr>
@@ -1782,7 +1782,7 @@
               <w14:ligatures w14:val="standardContextual"/>
             </w:rPr>
           </w:pPr>
-          <w:hyperlink w:anchor="_Toc244142869" w:history="1">
+          <w:hyperlink w:anchor="_Toc244143536" w:history="1">
             <w:r>
               <w:rPr>
                 <w:rStyle w:val="Hyperlink"/>
@@ -1806,7 +1806,7 @@
               <w:rPr>
                 <w:noProof/>
               </w:rPr>
-              <w:instrText xml:space="preserve"> PAGEREF _Toc244142869 \h </w:instrText>
+              <w:instrText xml:space="preserve"> PAGEREF _Toc244143536 \h </w:instrText>
             </w:r>
             <w:r>
               <w:rPr>
@@ -1848,7 +1848,7 @@
               <w14:ligatures w14:val="standardContextual"/>
             </w:rPr>
           </w:pPr>
-          <w:hyperlink w:anchor="_Toc244142870" w:history="1">
+          <w:hyperlink w:anchor="_Toc244143537" w:history="1">
             <w:r>
               <w:rPr>
                 <w:rStyle w:val="Hyperlink"/>
@@ -1872,7 +1872,7 @@
               <w:rPr>
                 <w:noProof/>
               </w:rPr>
-              <w:instrText xml:space="preserve"> PAGEREF _Toc244142870 \h </w:instrText>
+              <w:instrText xml:space="preserve"> PAGEREF _Toc244143537 \h </w:instrText>
             </w:r>
             <w:r>
               <w:rPr>
@@ -1914,7 +1914,7 @@
               <w14:ligatures w14:val="standardContextual"/>
             </w:rPr>
           </w:pPr>
-          <w:hyperlink w:anchor="_Toc244142871" w:history="1">
+          <w:hyperlink w:anchor="_Toc244143538" w:history="1">
             <w:r>
               <w:rPr>
                 <w:rStyle w:val="Hyperlink"/>
@@ -1938,7 +1938,7 @@
               <w:rPr>
                 <w:noProof/>
               </w:rPr>
-              <w:instrText xml:space="preserve"> PAGEREF _Toc244142871 \h </w:instrText>
+              <w:instrText xml:space="preserve"> PAGEREF _Toc244143538 \h </w:instrText>
             </w:r>
             <w:r>
               <w:rPr>
@@ -1980,7 +1980,7 @@
               <w14:ligatures w14:val="standardContextual"/>
             </w:rPr>
           </w:pPr>
-          <w:hyperlink w:anchor="_Toc244142872" w:history="1">
+          <w:hyperlink w:anchor="_Toc244143539" w:history="1">
             <w:r>
               <w:rPr>
                 <w:rStyle w:val="Hyperlink"/>
@@ -2004,7 +2004,7 @@
               <w:rPr>
                 <w:noProof/>
               </w:rPr>
-              <w:instrText xml:space="preserve"> PAGEREF _Toc244142872 \h </w:instrText>
+              <w:instrText xml:space="preserve"> PAGEREF _Toc244143539 \h </w:instrText>
             </w:r>
             <w:r>
               <w:rPr>
@@ -2046,7 +2046,7 @@
               <w14:ligatures w14:val="standardContextual"/>
             </w:rPr>
           </w:pPr>
-          <w:hyperlink w:anchor="_Toc244142873" w:history="1">
+          <w:hyperlink w:anchor="_Toc244143540" w:history="1">
             <w:r>
               <w:rPr>
                 <w:rStyle w:val="Hyperlink"/>
@@ -2070,7 +2070,7 @@
               <w:rPr>
                 <w:noProof/>
               </w:rPr>
-              <w:instrText xml:space="preserve"> PAGEREF _Toc244142873 \h </w:instrText>
+              <w:instrText xml:space="preserve"> PAGEREF _Toc244143540 \h </w:instrText>
             </w:r>
             <w:r>
               <w:rPr>
@@ -2112,7 +2112,7 @@
               <w14:ligatures w14:val="standardContextual"/>
             </w:rPr>
           </w:pPr>
-          <w:hyperlink w:anchor="_Toc244142874" w:history="1">
+          <w:hyperlink w:anchor="_Toc244143541" w:history="1">
             <w:r>
               <w:rPr>
                 <w:rStyle w:val="Hyperlink"/>
@@ -2136,7 +2136,7 @@
               <w:rPr>
                 <w:noProof/>
               </w:rPr>
-              <w:instrText xml:space="preserve"> PAGEREF _Toc244142874 \h </w:instrText>
+              <w:instrText xml:space="preserve"> PAGEREF _Toc244143541 \h </w:instrText>
             </w:r>
             <w:r>
               <w:rPr>
@@ -2178,7 +2178,7 @@
               <w14:ligatures w14:val="standardContextual"/>
             </w:rPr>
           </w:pPr>
-          <w:hyperlink w:anchor="_Toc244142875" w:history="1">
+          <w:hyperlink w:anchor="_Toc244143542" w:history="1">
             <w:r>
               <w:rPr>
                 <w:rStyle w:val="Hyperlink"/>
@@ -2202,7 +2202,7 @@
               <w:rPr>
                 <w:noProof/>
               </w:rPr>
-              <w:instrText xml:space="preserve"> PAGEREF _Toc244142875 \h </w:instrText>
+              <w:instrText xml:space="preserve"> PAGEREF _Toc244143542 \h </w:instrText>
             </w:r>
             <w:r>
               <w:rPr>
@@ -2244,7 +2244,7 @@
               <w14:ligatures w14:val="standardContextual"/>
             </w:rPr>
           </w:pPr>
-          <w:hyperlink w:anchor="_Toc244142876" w:history="1">
+          <w:hyperlink w:anchor="_Toc244143543" w:history="1">
             <w:r>
               <w:rPr>
                 <w:rStyle w:val="Hyperlink"/>
@@ -2268,7 +2268,7 @@
               <w:rPr>
                 <w:noProof/>
               </w:rPr>
-              <w:instrText xml:space="preserve"> PAGEREF _Toc244142876 \h </w:instrText>
+              <w:instrText xml:space="preserve"> PAGEREF _Toc244143543 \h </w:instrText>
             </w:r>
             <w:r>
               <w:rPr>
@@ -2310,7 +2310,7 @@
               <w14:ligatures w14:val="standardContextual"/>
             </w:rPr>
           </w:pPr>
-          <w:hyperlink w:anchor="_Toc244142877" w:history="1">
+          <w:hyperlink w:anchor="_Toc244143544" w:history="1">
             <w:r>
               <w:rPr>
                 <w:rStyle w:val="Hyperlink"/>
@@ -2334,7 +2334,7 @@
               <w:rPr>
                 <w:noProof/>
               </w:rPr>
-              <w:instrText xml:space="preserve"> PAGEREF _Toc244142877 \h </w:instrText>
+              <w:instrText xml:space="preserve"> PAGEREF _Toc244143544 \h </w:instrText>
             </w:r>
             <w:r>
               <w:rPr>
@@ -2376,7 +2376,7 @@
               <w14:ligatures w14:val="standardContextual"/>
             </w:rPr>
           </w:pPr>
-          <w:hyperlink w:anchor="_Toc244142878" w:history="1">
+          <w:hyperlink w:anchor="_Toc244143545" w:history="1">
             <w:r>
               <w:rPr>
                 <w:rStyle w:val="Hyperlink"/>
@@ -2400,7 +2400,7 @@
               <w:rPr>
                 <w:noProof/>
               </w:rPr>
-              <w:instrText xml:space="preserve"> PAGEREF _Toc244142878 \h </w:instrText>
+              <w:instrText xml:space="preserve"> PAGEREF _Toc244143545 \h </w:instrText>
             </w:r>
             <w:r>
               <w:rPr>
@@ -2442,7 +2442,7 @@
               <w14:ligatures w14:val="standardContextual"/>
             </w:rPr>
           </w:pPr>
-          <w:hyperlink w:anchor="_Toc244142879" w:history="1">
+          <w:hyperlink w:anchor="_Toc244143546" w:history="1">
             <w:r>
               <w:rPr>
                 <w:rStyle w:val="Hyperlink"/>
@@ -2466,7 +2466,7 @@
               <w:rPr>
                 <w:noProof/>
               </w:rPr>
-              <w:instrText xml:space="preserve"> PAGEREF _Toc244142879 \h </w:instrText>
+              <w:instrText xml:space="preserve"> PAGEREF _Toc244143546 \h </w:instrText>
             </w:r>
             <w:r>
               <w:rPr>
@@ -2508,7 +2508,7 @@
               <w14:ligatures w14:val="standardContextual"/>
             </w:rPr>
           </w:pPr>
-          <w:hyperlink w:anchor="_Toc244142880" w:history="1">
+          <w:hyperlink w:anchor="_Toc244143547" w:history="1">
             <w:r>
               <w:rPr>
                 <w:rStyle w:val="Hyperlink"/>
@@ -2532,7 +2532,7 @@
               <w:rPr>
                 <w:noProof/>
               </w:rPr>
-              <w:instrText xml:space="preserve"> PAGEREF _Toc244142880 \h </w:instrText>
+              <w:instrText xml:space="preserve"> PAGEREF _Toc244143547 \h </w:instrText>
             </w:r>
             <w:r>
               <w:rPr>
@@ -2574,7 +2574,7 @@
               <w14:ligatures w14:val="standardContextual"/>
             </w:rPr>
           </w:pPr>
-          <w:hyperlink w:anchor="_Toc244142881" w:history="1">
+          <w:hyperlink w:anchor="_Toc244143548" w:history="1">
             <w:r>
               <w:rPr>
                 <w:rStyle w:val="Hyperlink"/>
@@ -2598,7 +2598,7 @@
               <w:rPr>
                 <w:noProof/>
               </w:rPr>
-              <w:instrText xml:space="preserve"> PAGEREF _Toc244142881 \h </w:instrText>
+              <w:instrText xml:space="preserve"> PAGEREF _Toc244143548 \h </w:instrText>
             </w:r>
             <w:r>
               <w:rPr>
@@ -2639,7 +2639,7 @@
         <w:pageBreakBefore/>
         <w:spacing w:before="0"/>
       </w:pPr>
-      <w:bookmarkStart w:id="0" w:name="_Toc244142845"/>
+      <w:bookmarkStart w:id="0" w:name="_Toc244143512"/>
       <w:r>
         <w:t>1.  Introduction</w:t>
       </w:r>
@@ -2775,7 +2775,7 @@
         <w:pStyle w:val="Heading1"/>
         <w:keepNext/>
       </w:pPr>
-      <w:bookmarkStart w:id="1" w:name="_Toc244142846"/>
+      <w:bookmarkStart w:id="1" w:name="_Toc244143513"/>
       <w:r>
         <w:t>2.  The Ground Theorem</w:t>
       </w:r>
@@ -3039,7 +3039,7 @@
         <w:pStyle w:val="Heading1"/>
         <w:keepNext/>
       </w:pPr>
-      <w:bookmarkStart w:id="2" w:name="_Toc244142847"/>
+      <w:bookmarkStart w:id="2" w:name="_Toc244143514"/>
       <w:r>
         <w:t>3.  What the Problem Demands</w:t>
       </w:r>
@@ -3050,7 +3050,7 @@
         <w:pStyle w:val="Heading2"/>
         <w:keepNext/>
       </w:pPr>
-      <w:bookmarkStart w:id="3" w:name="_Toc244142848"/>
+      <w:bookmarkStart w:id="3" w:name="_Toc244143515"/>
       <w:r>
         <w:t>3.1  Euclidean fields and the axioms of Osterwalder and Schrader</w:t>
       </w:r>
@@ -4180,7 +4180,7 @@
         <w:pStyle w:val="Heading2"/>
         <w:keepNext/>
       </w:pPr>
-      <w:bookmarkStart w:id="4" w:name="_Toc244142849"/>
+      <w:bookmarkStart w:id="4" w:name="_Toc244143516"/>
       <w:r>
         <w:t>3.2  The mass gap</w:t>
       </w:r>
@@ -4252,7 +4252,7 @@
         <w:pStyle w:val="Heading2"/>
         <w:keepNext/>
       </w:pPr>
-      <w:bookmarkStart w:id="5" w:name="_Toc244142850"/>
+      <w:bookmarkStart w:id="5" w:name="_Toc244143517"/>
       <w:r>
         <w:t>3.3  Non-triviality</w:t>
       </w:r>
@@ -4331,7 +4331,7 @@
         <w:pStyle w:val="Heading2"/>
         <w:keepNext/>
       </w:pPr>
-      <w:bookmarkStart w:id="6" w:name="_Toc244142851"/>
+      <w:bookmarkStart w:id="6" w:name="_Toc244143518"/>
       <w:r>
         <w:t>3.4  Limits obtained by compactness</w:t>
       </w:r>
@@ -4410,7 +4410,7 @@
         <w:pStyle w:val="Heading1"/>
         <w:keepNext/>
       </w:pPr>
-      <w:bookmarkStart w:id="7" w:name="_Toc244142852"/>
+      <w:bookmarkStart w:id="7" w:name="_Toc244143519"/>
       <w:r>
         <w:t>4.  The Lattice, Its Positivity and Its Gap</w:t>
       </w:r>
@@ -4421,7 +4421,7 @@
         <w:pStyle w:val="Heading2"/>
         <w:keepNext/>
       </w:pPr>
-      <w:bookmarkStart w:id="8" w:name="_Toc244142853"/>
+      <w:bookmarkStart w:id="8" w:name="_Toc244143520"/>
       <w:r>
         <w:t>4.1  Wilson's theory</w:t>
       </w:r>
@@ -5043,7 +5043,7 @@
         <w:pStyle w:val="Heading2"/>
         <w:keepNext/>
       </w:pPr>
-      <w:bookmarkStart w:id="9" w:name="_Toc244142854"/>
+      <w:bookmarkStart w:id="9" w:name="_Toc244143521"/>
       <w:r>
         <w:t>4.2  Reflection positivity and the transfer matrix</w:t>
       </w:r>
@@ -6079,7 +6079,7 @@
         <w:pStyle w:val="Heading2"/>
         <w:keepNext/>
       </w:pPr>
-      <w:bookmarkStart w:id="10" w:name="_Toc244142855"/>
+      <w:bookmarkStart w:id="10" w:name="_Toc244143522"/>
       <w:r>
         <w:t>4.3  The renormalisation group of Bałaban</w:t>
       </w:r>
@@ -6120,7 +6120,7 @@
         <w:pStyle w:val="Heading1"/>
         <w:keepNext/>
       </w:pPr>
-      <w:bookmarkStart w:id="11" w:name="_Toc244142856"/>
+      <w:bookmarkStart w:id="11" w:name="_Toc244143523"/>
       <w:r>
         <w:t>5.  The Three-Dimensional Manuscripts</w:t>
       </w:r>
@@ -6144,7 +6144,7 @@
         <w:pStyle w:val="Heading2"/>
         <w:keepNext/>
       </w:pPr>
-      <w:bookmarkStart w:id="12" w:name="_Toc244142857"/>
+      <w:bookmarkStart w:id="12" w:name="_Toc244143524"/>
       <w:r>
         <w:t>5.1  The documents</w:t>
       </w:r>
@@ -6191,7 +6191,7 @@
         <w:pStyle w:val="Heading2"/>
         <w:keepNext/>
       </w:pPr>
-      <w:bookmarkStart w:id="13" w:name="_Toc244142858"/>
+      <w:bookmarkStart w:id="13" w:name="_Toc244143525"/>
       <w:r>
         <w:t>5.2  The observable</w:t>
       </w:r>
@@ -6595,7 +6595,7 @@
         <w:pStyle w:val="Heading2"/>
         <w:keepNext/>
       </w:pPr>
-      <w:bookmarkStart w:id="14" w:name="_Toc244142859"/>
+      <w:bookmarkStart w:id="14" w:name="_Toc244143526"/>
       <w:r>
         <w:t>5.3  The torus, the infinite volume and the components</w:t>
       </w:r>
@@ -7126,7 +7126,7 @@
         <w:pStyle w:val="Heading2"/>
         <w:keepNext/>
       </w:pPr>
-      <w:bookmarkStart w:id="15" w:name="_Toc244142860"/>
+      <w:bookmarkStart w:id="15" w:name="_Toc244143527"/>
       <w:r>
         <w:t>5.4  The axioms and the reconstruction</w:t>
       </w:r>
@@ -7356,7 +7356,7 @@
         <w:pStyle w:val="Heading2"/>
         <w:keepNext/>
       </w:pPr>
-      <w:bookmarkStart w:id="16" w:name="_Toc244142861"/>
+      <w:bookmarkStart w:id="16" w:name="_Toc244143528"/>
       <w:r>
         <w:t>5.5  Non-triviality</w:t>
       </w:r>
@@ -7897,7 +7897,7 @@
         <w:pStyle w:val="Heading2"/>
         <w:keepNext/>
       </w:pPr>
-      <w:bookmarkStart w:id="17" w:name="_Toc244142862"/>
+      <w:bookmarkStart w:id="17" w:name="_Toc244143529"/>
       <w:r>
         <w:t>5.6  What the manuscript does not assert</w:t>
       </w:r>
@@ -7945,7 +7945,7 @@
         <w:pStyle w:val="Heading1"/>
         <w:keepNext/>
       </w:pPr>
-      <w:bookmarkStart w:id="18" w:name="_Toc244142863"/>
+      <w:bookmarkStart w:id="18" w:name="_Toc244143530"/>
       <w:r>
         <w:t>6.  The Four-Dimensional Draft and the Standing of the Corpus</w:t>
       </w:r>
@@ -7969,7 +7969,7 @@
         <w:pStyle w:val="Heading2"/>
         <w:keepNext/>
       </w:pPr>
-      <w:bookmarkStart w:id="19" w:name="_Toc244142864"/>
+      <w:bookmarkStart w:id="19" w:name="_Toc244143531"/>
       <w:r>
         <w:t>6.1  The authors' account</w:t>
       </w:r>
@@ -8033,7 +8033,7 @@
         <w:pStyle w:val="Heading2"/>
         <w:keepNext/>
       </w:pPr>
-      <w:bookmarkStart w:id="20" w:name="_Toc244142865"/>
+      <w:bookmarkStart w:id="20" w:name="_Toc244143532"/>
       <w:r>
         <w:t>6.2  The conditional theorem</w:t>
       </w:r>
@@ -8236,7 +8236,7 @@
         <w:pStyle w:val="Heading2"/>
         <w:keepNext/>
       </w:pPr>
-      <w:bookmarkStart w:id="21" w:name="_Toc244142866"/>
+      <w:bookmarkStart w:id="21" w:name="_Toc244143533"/>
       <w:r>
         <w:t>6.3  What the draft does not claim</w:t>
       </w:r>
@@ -8314,7 +8314,7 @@
         <w:pStyle w:val="Heading2"/>
         <w:keepNext/>
       </w:pPr>
-      <w:bookmarkStart w:id="22" w:name="_Toc244142867"/>
+      <w:bookmarkStart w:id="22" w:name="_Toc244143534"/>
       <w:r>
         <w:t>6.4  The standing of the corpus</w:t>
       </w:r>
@@ -8375,7 +8375,7 @@
         <w:pStyle w:val="Heading2"/>
         <w:keepNext/>
       </w:pPr>
-      <w:bookmarkStart w:id="23" w:name="_Toc244142868"/>
+      <w:bookmarkStart w:id="23" w:name="_Toc244143535"/>
       <w:r>
         <w:t>6.5  The public reading</w:t>
       </w:r>
@@ -8443,7 +8443,7 @@
         <w:pStyle w:val="Heading2"/>
         <w:keepNext/>
       </w:pPr>
-      <w:bookmarkStart w:id="24" w:name="_Toc244142869"/>
+      <w:bookmarkStart w:id="24" w:name="_Toc244143536"/>
       <w:r>
         <w:t>6.6  Further claims in public view</w:t>
       </w:r>
@@ -8737,7 +8737,7 @@
         <w:pStyle w:val="Heading1"/>
         <w:keepNext/>
       </w:pPr>
-      <w:bookmarkStart w:id="25" w:name="_Toc244142870"/>
+      <w:bookmarkStart w:id="25" w:name="_Toc244143537"/>
       <w:r>
         <w:t>7.  The Residue and Its Completion</w:t>
       </w:r>
@@ -8761,7 +8761,7 @@
         <w:pStyle w:val="Heading2"/>
         <w:keepNext/>
       </w:pPr>
-      <w:bookmarkStart w:id="26" w:name="_Toc244142871"/>
+      <w:bookmarkStart w:id="26" w:name="_Toc244143538"/>
       <w:r>
         <w:t>7.1  The residue</w:t>
       </w:r>
@@ -9955,7 +9955,7 @@
         <w:pStyle w:val="Heading2"/>
         <w:keepNext/>
       </w:pPr>
-      <w:bookmarkStart w:id="27" w:name="_Toc244142872"/>
+      <w:bookmarkStart w:id="27" w:name="_Toc244143539"/>
       <w:r>
         <w:t>7.2  The gap is exponential clustering</w:t>
       </w:r>
@@ -11901,7 +11901,7 @@
         <w:pStyle w:val="Heading2"/>
         <w:keepNext/>
       </w:pPr>
-      <w:bookmarkStart w:id="28" w:name="_Toc244142873"/>
+      <w:bookmarkStart w:id="28" w:name="_Toc244143540"/>
       <w:r>
         <w:t>7.3  From the lattice to the limit</w:t>
       </w:r>
@@ -13081,7 +13081,7 @@
         <w:pStyle w:val="Heading2"/>
         <w:keepNext/>
       </w:pPr>
-      <w:bookmarkStart w:id="29" w:name="_Toc244142874"/>
+      <w:bookmarkStart w:id="29" w:name="_Toc244143541"/>
       <w:r>
         <w:t>7.4  The collapse of the components</w:t>
       </w:r>
@@ -13197,7 +13197,7 @@
         <w:pStyle w:val="Heading1"/>
         <w:keepNext/>
       </w:pPr>
-      <w:bookmarkStart w:id="30" w:name="_Toc244142875"/>
+      <w:bookmarkStart w:id="30" w:name="_Toc244143542"/>
       <w:r>
         <w:t>8.  The Ground Handed Over</w:t>
       </w:r>
@@ -13208,7 +13208,7 @@
         <w:pStyle w:val="Heading2"/>
         <w:keepNext/>
       </w:pPr>
-      <w:bookmarkStart w:id="31" w:name="_Toc244142876"/>
+      <w:bookmarkStart w:id="31" w:name="_Toc244143543"/>
       <w:r>
         <w:t>8.1  The object that remains</w:t>
       </w:r>
@@ -13352,7 +13352,7 @@
         <w:pStyle w:val="Heading2"/>
         <w:keepNext/>
       </w:pPr>
-      <w:bookmarkStart w:id="32" w:name="_Toc244142877"/>
+      <w:bookmarkStart w:id="32" w:name="_Toc244143544"/>
       <w:r>
         <w:t>8.2  The instruments in hand</w:t>
       </w:r>
@@ -20421,7 +20421,7 @@
         <w:pStyle w:val="Heading2"/>
         <w:keepNext/>
       </w:pPr>
-      <w:bookmarkStart w:id="33" w:name="_Toc244142878"/>
+      <w:bookmarkStart w:id="33" w:name="_Toc244143545"/>
       <w:r>
         <w:t>8.3  The reduction</w:t>
       </w:r>
@@ -35728,7 +35728,7 @@
         <w:pStyle w:val="Heading2"/>
         <w:keepNext/>
       </w:pPr>
-      <w:bookmarkStart w:id="34" w:name="_Toc244142879"/>
+      <w:bookmarkStart w:id="34" w:name="_Toc244143546"/>
       <w:r>
         <w:t>8.4  Coda</w:t>
       </w:r>
@@ -35753,7 +35753,7 @@
         <w:pageBreakBefore/>
         <w:spacing w:before="0"/>
       </w:pPr>
-      <w:bookmarkStart w:id="35" w:name="_Toc244142880"/>
+      <w:bookmarkStart w:id="35" w:name="_Toc244143547"/>
       <w:r>
         <w:t>Sources</w:t>
       </w:r>
@@ -36833,7 +36833,7 @@
         <w:pStyle w:val="Heading2"/>
         <w:keepNext/>
       </w:pPr>
-      <w:bookmarkStart w:id="36" w:name="_Toc244142881"/>
+      <w:bookmarkStart w:id="36" w:name="_Toc244143548"/>
       <w:r>
         <w:t>Records of the computations of Edwin Boston III</w:t>
       </w:r>
@@ -39753,10 +39753,10 @@
 <file path=word/numbering.xml><?xml version="1.0" encoding="utf-8"?>
 <w:numbering xmlns:wpc="http://schemas.microsoft.com/office/word/2010/wordprocessingCanvas" xmlns:cx="http://schemas.microsoft.com/office/drawing/2014/chartex" xmlns:cx1="http://schemas.microsoft.com/office/drawing/2015/9/8/chartex" xmlns:cx2="http://schemas.microsoft.com/office/drawing/2015/10/21/chartex" xmlns:cx3="http://schemas.microsoft.com/office/drawing/2016/5/9/chartex" xmlns:cx4="http://schemas.microsoft.com/office/drawing/2016/5/10/chartex" xmlns:cx5="http://schemas.microsoft.com/office/drawing/2016/5/11/chartex" xmlns:cx6="http://schemas.microsoft.com/office/drawing/2016/5/12/chartex" xmlns:cx7="http://schemas.microsoft.com/office/drawing/2016/5/13/chartex" xmlns:cx8="http://schemas.microsoft.com/office/drawing/2016/5/14/chartex" xmlns:mc="http://schemas.openxmlformats.org/markup-compatibility/2006" xmlns:aink="http://schemas.microsoft.com/office/drawing/2016/ink" xmlns:am3d="http://schemas.microsoft.com/office/drawing/2017/model3d" xmlns:o="urn:schemas-microsoft-com:office:office" xmlns:oel="http://schemas.microsoft.com/office/2019/extlst" xmlns:r="http://schemas.openxmlformats.org/officeDocument/2006/relationships" xmlns:m="http://schemas.openxmlformats.org/officeDocument/2006/math" xmlns:v="urn:schemas-microsoft-com:vml" xmlns:wp14="http://schemas.microsoft.com/office/word/2010/wordprocessingDrawing" xmlns:wp="http://schemas.openxmlformats.org/drawingml/2006/wordprocessingDrawing" xmlns:w10="urn:schemas-microsoft-com:office:word" xmlns:w="http://schemas.openxmlformats.org/wordprocessingml/2006/main" xmlns:w14="http://schemas.microsoft.com/office/word/2010/wordml" xmlns:w15="http://schemas.microsoft.com/office/word/2012/wordml" xmlns:w16cex="http://schemas.microsoft.com/office/word/2018/wordml/cex" xmlns:w16cid="http://schemas.microsoft.com/office/word/2016/wordml/cid" xmlns:w16="http://schemas.microsoft.com/office/word/2018/wordml" xmlns:w16du="http://schemas.microsoft.com/office/word/2023/wordml/word16du" xmlns:w16sdtdh="http://schemas.microsoft.com/office/word/2020/wordml/sdtdatahash" xmlns:w16sdtfl="http://schemas.microsoft.com/office/word/2024/wordml/sdtformatlock" xmlns:w16se="http://schemas.microsoft.com/office/word/2015/wordml/symex" xmlns:wpg="http://schemas.microsoft.com/office/word/2010/wordprocessingGroup" xmlns:wpi="http://schemas.microsoft.com/office/word/2010/wordprocessingInk" xmlns:wne="http://schemas.microsoft.com/office/word/2006/wordml" xmlns:wps="http://schemas.microsoft.com/office/word/2010/wordprocessingShape" mc:Ignorable="w14 w15 w16se w16cid w16 w16cex w16sdtdh w16sdtfl w16du wp14">
   <w:abstractNum w:abstractNumId="0" w15:restartNumberingAfterBreak="0">
-    <w:nsid w:val="4C2852CD"/>
+    <w:nsid w:val="541F6318"/>
     <w:multiLevelType w:val="hybridMultilevel"/>
-    <w:tmpl w:val="12B2909C"/>
-    <w:lvl w:ilvl="0" w:tplc="46AA5E3C">
+    <w:tmpl w:val="3B98BAA6"/>
+    <w:lvl w:ilvl="0" w:tplc="ECD086C2">
       <w:start w:val="1"/>
       <w:numFmt w:val="bullet"/>
       <w:lvlText w:val="●"/>
@@ -39765,7 +39765,7 @@
         <w:ind w:left="720" w:hanging="360"/>
       </w:pPr>
     </w:lvl>
-    <w:lvl w:ilvl="1" w:tplc="B3E4D254">
+    <w:lvl w:ilvl="1" w:tplc="2B0818CC">
       <w:start w:val="1"/>
       <w:numFmt w:val="bullet"/>
       <w:lvlText w:val="○"/>
@@ -39774,7 +39774,7 @@
         <w:ind w:left="1440" w:hanging="360"/>
       </w:pPr>
     </w:lvl>
-    <w:lvl w:ilvl="2" w:tplc="6B540214">
+    <w:lvl w:ilvl="2" w:tplc="C57250D8">
       <w:start w:val="1"/>
       <w:numFmt w:val="bullet"/>
       <w:lvlText w:val="■"/>
@@ -39783,7 +39783,7 @@
         <w:ind w:left="2160" w:hanging="360"/>
       </w:pPr>
     </w:lvl>
-    <w:lvl w:ilvl="3" w:tplc="F52AED28">
+    <w:lvl w:ilvl="3" w:tplc="EF66B0D6">
       <w:start w:val="1"/>
       <w:numFmt w:val="bullet"/>
       <w:lvlText w:val="●"/>
@@ -39792,7 +39792,7 @@
         <w:ind w:left="2880" w:hanging="360"/>
       </w:pPr>
     </w:lvl>
-    <w:lvl w:ilvl="4" w:tplc="CBF655AE">
+    <w:lvl w:ilvl="4" w:tplc="A33A69C6">
       <w:start w:val="1"/>
       <w:numFmt w:val="bullet"/>
       <w:lvlText w:val="○"/>
@@ -39801,7 +39801,7 @@
         <w:ind w:left="3600" w:hanging="360"/>
       </w:pPr>
     </w:lvl>
-    <w:lvl w:ilvl="5" w:tplc="6900B05A">
+    <w:lvl w:ilvl="5" w:tplc="5BEA98FA">
       <w:start w:val="1"/>
       <w:numFmt w:val="bullet"/>
       <w:lvlText w:val="■"/>
@@ -39810,7 +39810,7 @@
         <w:ind w:left="4320" w:hanging="360"/>
       </w:pPr>
     </w:lvl>
-    <w:lvl w:ilvl="6" w:tplc="EA6A9C52">
+    <w:lvl w:ilvl="6" w:tplc="2B76B28A">
       <w:start w:val="1"/>
       <w:numFmt w:val="bullet"/>
       <w:lvlText w:val="●"/>
@@ -39819,7 +39819,7 @@
         <w:ind w:left="5040" w:hanging="360"/>
       </w:pPr>
     </w:lvl>
-    <w:lvl w:ilvl="7" w:tplc="6EB21E94">
+    <w:lvl w:ilvl="7" w:tplc="DF0C6642">
       <w:start w:val="1"/>
       <w:numFmt w:val="bullet"/>
       <w:lvlText w:val="●"/>
@@ -39828,7 +39828,7 @@
         <w:ind w:left="5760" w:hanging="360"/>
       </w:pPr>
     </w:lvl>
-    <w:lvl w:ilvl="8" w:tplc="9AE83302">
+    <w:lvl w:ilvl="8" w:tplc="7402DC5A">
       <w:start w:val="1"/>
       <w:numFmt w:val="bullet"/>
       <w:lvlText w:val="●"/>
@@ -39838,7 +39838,7 @@
       </w:pPr>
     </w:lvl>
   </w:abstractNum>
-  <w:num w:numId="1" w16cid:durableId="1834026366">
+  <w:num w:numId="1" w16cid:durableId="1318536993">
     <w:abstractNumId w:val="0"/>
     <w:lvlOverride w:ilvl="0">
       <w:startOverride w:val="1"/>
@@ -40435,7 +40435,7 @@
     <w:autoRedefine/>
     <w:uiPriority w:val="39"/>
     <w:unhideWhenUsed/>
-    <w:rsid w:val="00187573"/>
+    <w:rsid w:val="009A5015"/>
     <w:pPr>
       <w:spacing w:after="100"/>
     </w:pPr>
@@ -40447,7 +40447,7 @@
     <w:autoRedefine/>
     <w:uiPriority w:val="39"/>
     <w:unhideWhenUsed/>
-    <w:rsid w:val="00187573"/>
+    <w:rsid w:val="009A5015"/>
     <w:pPr>
       <w:spacing w:after="100"/>
       <w:ind w:left="220"/>

--- a/THE-GROUND-Edwin-Boston-III.docx
+++ b/THE-GROUND-Edwin-Boston-III.docx
@@ -170,7 +170,7 @@
     <w:sdt>
       <w:sdtPr>
         <w:alias w:val="Contents"/>
-        <w:id w:val="1177383924"/>
+        <w:id w:val="470407310"/>
       </w:sdtPr>
       <w:sdtEndPr/>
       <w:sdtContent>
@@ -198,7 +198,7 @@
           <w:r>
             <w:fldChar w:fldCharType="separate"/>
           </w:r>
-          <w:hyperlink w:anchor="_Toc244143512" w:history="1">
+          <w:hyperlink w:anchor="_Toc244143634" w:history="1">
             <w:r>
               <w:rPr>
                 <w:rStyle w:val="Hyperlink"/>
@@ -222,7 +222,7 @@
               <w:rPr>
                 <w:noProof/>
               </w:rPr>
-              <w:instrText xml:space="preserve"> PAGEREF _Toc244143512 \h </w:instrText>
+              <w:instrText xml:space="preserve"> PAGEREF _Toc244143634 \h </w:instrText>
             </w:r>
             <w:r>
               <w:rPr>
@@ -264,7 +264,7 @@
               <w14:ligatures w14:val="standardContextual"/>
             </w:rPr>
           </w:pPr>
-          <w:hyperlink w:anchor="_Toc244143513" w:history="1">
+          <w:hyperlink w:anchor="_Toc244143635" w:history="1">
             <w:r>
               <w:rPr>
                 <w:rStyle w:val="Hyperlink"/>
@@ -288,7 +288,7 @@
               <w:rPr>
                 <w:noProof/>
               </w:rPr>
-              <w:instrText xml:space="preserve"> PAGEREF _Toc244143513 \h </w:instrText>
+              <w:instrText xml:space="preserve"> PAGEREF _Toc244143635 \h </w:instrText>
             </w:r>
             <w:r>
               <w:rPr>
@@ -330,7 +330,7 @@
               <w14:ligatures w14:val="standardContextual"/>
             </w:rPr>
           </w:pPr>
-          <w:hyperlink w:anchor="_Toc244143514" w:history="1">
+          <w:hyperlink w:anchor="_Toc244143636" w:history="1">
             <w:r>
               <w:rPr>
                 <w:rStyle w:val="Hyperlink"/>
@@ -354,7 +354,7 @@
               <w:rPr>
                 <w:noProof/>
               </w:rPr>
-              <w:instrText xml:space="preserve"> PAGEREF _Toc244143514 \h </w:instrText>
+              <w:instrText xml:space="preserve"> PAGEREF _Toc244143636 \h </w:instrText>
             </w:r>
             <w:r>
               <w:rPr>
@@ -396,7 +396,7 @@
               <w14:ligatures w14:val="standardContextual"/>
             </w:rPr>
           </w:pPr>
-          <w:hyperlink w:anchor="_Toc244143515" w:history="1">
+          <w:hyperlink w:anchor="_Toc244143637" w:history="1">
             <w:r>
               <w:rPr>
                 <w:rStyle w:val="Hyperlink"/>
@@ -420,7 +420,7 @@
               <w:rPr>
                 <w:noProof/>
               </w:rPr>
-              <w:instrText xml:space="preserve"> PAGEREF _Toc244143515 \h </w:instrText>
+              <w:instrText xml:space="preserve"> PAGEREF _Toc244143637 \h </w:instrText>
             </w:r>
             <w:r>
               <w:rPr>
@@ -462,7 +462,7 @@
               <w14:ligatures w14:val="standardContextual"/>
             </w:rPr>
           </w:pPr>
-          <w:hyperlink w:anchor="_Toc244143516" w:history="1">
+          <w:hyperlink w:anchor="_Toc244143638" w:history="1">
             <w:r>
               <w:rPr>
                 <w:rStyle w:val="Hyperlink"/>
@@ -486,7 +486,7 @@
               <w:rPr>
                 <w:noProof/>
               </w:rPr>
-              <w:instrText xml:space="preserve"> PAGEREF _Toc244143516 \h </w:instrText>
+              <w:instrText xml:space="preserve"> PAGEREF _Toc244143638 \h </w:instrText>
             </w:r>
             <w:r>
               <w:rPr>
@@ -528,7 +528,7 @@
               <w14:ligatures w14:val="standardContextual"/>
             </w:rPr>
           </w:pPr>
-          <w:hyperlink w:anchor="_Toc244143517" w:history="1">
+          <w:hyperlink w:anchor="_Toc244143639" w:history="1">
             <w:r>
               <w:rPr>
                 <w:rStyle w:val="Hyperlink"/>
@@ -552,7 +552,7 @@
               <w:rPr>
                 <w:noProof/>
               </w:rPr>
-              <w:instrText xml:space="preserve"> PAGEREF _Toc244143517 \h </w:instrText>
+              <w:instrText xml:space="preserve"> PAGEREF _Toc244143639 \h </w:instrText>
             </w:r>
             <w:r>
               <w:rPr>
@@ -594,7 +594,7 @@
               <w14:ligatures w14:val="standardContextual"/>
             </w:rPr>
           </w:pPr>
-          <w:hyperlink w:anchor="_Toc244143518" w:history="1">
+          <w:hyperlink w:anchor="_Toc244143640" w:history="1">
             <w:r>
               <w:rPr>
                 <w:rStyle w:val="Hyperlink"/>
@@ -618,7 +618,7 @@
               <w:rPr>
                 <w:noProof/>
               </w:rPr>
-              <w:instrText xml:space="preserve"> PAGEREF _Toc244143518 \h </w:instrText>
+              <w:instrText xml:space="preserve"> PAGEREF _Toc244143640 \h </w:instrText>
             </w:r>
             <w:r>
               <w:rPr>
@@ -660,7 +660,7 @@
               <w14:ligatures w14:val="standardContextual"/>
             </w:rPr>
           </w:pPr>
-          <w:hyperlink w:anchor="_Toc244143519" w:history="1">
+          <w:hyperlink w:anchor="_Toc244143641" w:history="1">
             <w:r>
               <w:rPr>
                 <w:rStyle w:val="Hyperlink"/>
@@ -684,7 +684,7 @@
               <w:rPr>
                 <w:noProof/>
               </w:rPr>
-              <w:instrText xml:space="preserve"> PAGEREF _Toc244143519 \h </w:instrText>
+              <w:instrText xml:space="preserve"> PAGEREF _Toc244143641 \h </w:instrText>
             </w:r>
             <w:r>
               <w:rPr>
@@ -726,7 +726,7 @@
               <w14:ligatures w14:val="standardContextual"/>
             </w:rPr>
           </w:pPr>
-          <w:hyperlink w:anchor="_Toc244143520" w:history="1">
+          <w:hyperlink w:anchor="_Toc244143642" w:history="1">
             <w:r>
               <w:rPr>
                 <w:rStyle w:val="Hyperlink"/>
@@ -750,7 +750,7 @@
               <w:rPr>
                 <w:noProof/>
               </w:rPr>
-              <w:instrText xml:space="preserve"> PAGEREF _Toc244143520 \h </w:instrText>
+              <w:instrText xml:space="preserve"> PAGEREF _Toc244143642 \h </w:instrText>
             </w:r>
             <w:r>
               <w:rPr>
@@ -792,7 +792,7 @@
               <w14:ligatures w14:val="standardContextual"/>
             </w:rPr>
           </w:pPr>
-          <w:hyperlink w:anchor="_Toc244143521" w:history="1">
+          <w:hyperlink w:anchor="_Toc244143643" w:history="1">
             <w:r>
               <w:rPr>
                 <w:rStyle w:val="Hyperlink"/>
@@ -816,7 +816,7 @@
               <w:rPr>
                 <w:noProof/>
               </w:rPr>
-              <w:instrText xml:space="preserve"> PAGEREF _Toc244143521 \h </w:instrText>
+              <w:instrText xml:space="preserve"> PAGEREF _Toc244143643 \h </w:instrText>
             </w:r>
             <w:r>
               <w:rPr>
@@ -858,7 +858,7 @@
               <w14:ligatures w14:val="standardContextual"/>
             </w:rPr>
           </w:pPr>
-          <w:hyperlink w:anchor="_Toc244143522" w:history="1">
+          <w:hyperlink w:anchor="_Toc244143644" w:history="1">
             <w:r>
               <w:rPr>
                 <w:rStyle w:val="Hyperlink"/>
@@ -882,7 +882,7 @@
               <w:rPr>
                 <w:noProof/>
               </w:rPr>
-              <w:instrText xml:space="preserve"> PAGEREF _Toc244143522 \h </w:instrText>
+              <w:instrText xml:space="preserve"> PAGEREF _Toc244143644 \h </w:instrText>
             </w:r>
             <w:r>
               <w:rPr>
@@ -924,7 +924,7 @@
               <w14:ligatures w14:val="standardContextual"/>
             </w:rPr>
           </w:pPr>
-          <w:hyperlink w:anchor="_Toc244143523" w:history="1">
+          <w:hyperlink w:anchor="_Toc244143645" w:history="1">
             <w:r>
               <w:rPr>
                 <w:rStyle w:val="Hyperlink"/>
@@ -948,7 +948,7 @@
               <w:rPr>
                 <w:noProof/>
               </w:rPr>
-              <w:instrText xml:space="preserve"> PAGEREF _Toc244143523 \h </w:instrText>
+              <w:instrText xml:space="preserve"> PAGEREF _Toc244143645 \h </w:instrText>
             </w:r>
             <w:r>
               <w:rPr>
@@ -990,7 +990,7 @@
               <w14:ligatures w14:val="standardContextual"/>
             </w:rPr>
           </w:pPr>
-          <w:hyperlink w:anchor="_Toc244143524" w:history="1">
+          <w:hyperlink w:anchor="_Toc244143646" w:history="1">
             <w:r>
               <w:rPr>
                 <w:rStyle w:val="Hyperlink"/>
@@ -1014,7 +1014,7 @@
               <w:rPr>
                 <w:noProof/>
               </w:rPr>
-              <w:instrText xml:space="preserve"> PAGEREF _Toc244143524 \h </w:instrText>
+              <w:instrText xml:space="preserve"> PAGEREF _Toc244143646 \h </w:instrText>
             </w:r>
             <w:r>
               <w:rPr>
@@ -1056,7 +1056,7 @@
               <w14:ligatures w14:val="standardContextual"/>
             </w:rPr>
           </w:pPr>
-          <w:hyperlink w:anchor="_Toc244143525" w:history="1">
+          <w:hyperlink w:anchor="_Toc244143647" w:history="1">
             <w:r>
               <w:rPr>
                 <w:rStyle w:val="Hyperlink"/>
@@ -1080,7 +1080,7 @@
               <w:rPr>
                 <w:noProof/>
               </w:rPr>
-              <w:instrText xml:space="preserve"> PAGEREF _Toc244143525 \h </w:instrText>
+              <w:instrText xml:space="preserve"> PAGEREF _Toc244143647 \h </w:instrText>
             </w:r>
             <w:r>
               <w:rPr>
@@ -1122,7 +1122,7 @@
               <w14:ligatures w14:val="standardContextual"/>
             </w:rPr>
           </w:pPr>
-          <w:hyperlink w:anchor="_Toc244143526" w:history="1">
+          <w:hyperlink w:anchor="_Toc244143648" w:history="1">
             <w:r>
               <w:rPr>
                 <w:rStyle w:val="Hyperlink"/>
@@ -1146,7 +1146,7 @@
               <w:rPr>
                 <w:noProof/>
               </w:rPr>
-              <w:instrText xml:space="preserve"> PAGEREF _Toc244143526 \h </w:instrText>
+              <w:instrText xml:space="preserve"> PAGEREF _Toc244143648 \h </w:instrText>
             </w:r>
             <w:r>
               <w:rPr>
@@ -1188,7 +1188,7 @@
               <w14:ligatures w14:val="standardContextual"/>
             </w:rPr>
           </w:pPr>
-          <w:hyperlink w:anchor="_Toc244143527" w:history="1">
+          <w:hyperlink w:anchor="_Toc244143649" w:history="1">
             <w:r>
               <w:rPr>
                 <w:rStyle w:val="Hyperlink"/>
@@ -1212,7 +1212,7 @@
               <w:rPr>
                 <w:noProof/>
               </w:rPr>
-              <w:instrText xml:space="preserve"> PAGEREF _Toc244143527 \h </w:instrText>
+              <w:instrText xml:space="preserve"> PAGEREF _Toc244143649 \h </w:instrText>
             </w:r>
             <w:r>
               <w:rPr>
@@ -1254,7 +1254,7 @@
               <w14:ligatures w14:val="standardContextual"/>
             </w:rPr>
           </w:pPr>
-          <w:hyperlink w:anchor="_Toc244143528" w:history="1">
+          <w:hyperlink w:anchor="_Toc244143650" w:history="1">
             <w:r>
               <w:rPr>
                 <w:rStyle w:val="Hyperlink"/>
@@ -1278,7 +1278,7 @@
               <w:rPr>
                 <w:noProof/>
               </w:rPr>
-              <w:instrText xml:space="preserve"> PAGEREF _Toc244143528 \h </w:instrText>
+              <w:instrText xml:space="preserve"> PAGEREF _Toc244143650 \h </w:instrText>
             </w:r>
             <w:r>
               <w:rPr>
@@ -1320,7 +1320,7 @@
               <w14:ligatures w14:val="standardContextual"/>
             </w:rPr>
           </w:pPr>
-          <w:hyperlink w:anchor="_Toc244143529" w:history="1">
+          <w:hyperlink w:anchor="_Toc244143651" w:history="1">
             <w:r>
               <w:rPr>
                 <w:rStyle w:val="Hyperlink"/>
@@ -1344,7 +1344,7 @@
               <w:rPr>
                 <w:noProof/>
               </w:rPr>
-              <w:instrText xml:space="preserve"> PAGEREF _Toc244143529 \h </w:instrText>
+              <w:instrText xml:space="preserve"> PAGEREF _Toc244143651 \h </w:instrText>
             </w:r>
             <w:r>
               <w:rPr>
@@ -1386,7 +1386,7 @@
               <w14:ligatures w14:val="standardContextual"/>
             </w:rPr>
           </w:pPr>
-          <w:hyperlink w:anchor="_Toc244143530" w:history="1">
+          <w:hyperlink w:anchor="_Toc244143652" w:history="1">
             <w:r>
               <w:rPr>
                 <w:rStyle w:val="Hyperlink"/>
@@ -1410,7 +1410,7 @@
               <w:rPr>
                 <w:noProof/>
               </w:rPr>
-              <w:instrText xml:space="preserve"> PAGEREF _Toc244143530 \h </w:instrText>
+              <w:instrText xml:space="preserve"> PAGEREF _Toc244143652 \h </w:instrText>
             </w:r>
             <w:r>
               <w:rPr>
@@ -1452,7 +1452,7 @@
               <w14:ligatures w14:val="standardContextual"/>
             </w:rPr>
           </w:pPr>
-          <w:hyperlink w:anchor="_Toc244143531" w:history="1">
+          <w:hyperlink w:anchor="_Toc244143653" w:history="1">
             <w:r>
               <w:rPr>
                 <w:rStyle w:val="Hyperlink"/>
@@ -1476,7 +1476,7 @@
               <w:rPr>
                 <w:noProof/>
               </w:rPr>
-              <w:instrText xml:space="preserve"> PAGEREF _Toc244143531 \h </w:instrText>
+              <w:instrText xml:space="preserve"> PAGEREF _Toc244143653 \h </w:instrText>
             </w:r>
             <w:r>
               <w:rPr>
@@ -1518,7 +1518,7 @@
               <w14:ligatures w14:val="standardContextual"/>
             </w:rPr>
           </w:pPr>
-          <w:hyperlink w:anchor="_Toc244143532" w:history="1">
+          <w:hyperlink w:anchor="_Toc244143654" w:history="1">
             <w:r>
               <w:rPr>
                 <w:rStyle w:val="Hyperlink"/>
@@ -1542,7 +1542,7 @@
               <w:rPr>
                 <w:noProof/>
               </w:rPr>
-              <w:instrText xml:space="preserve"> PAGEREF _Toc244143532 \h </w:instrText>
+              <w:instrText xml:space="preserve"> PAGEREF _Toc244143654 \h </w:instrText>
             </w:r>
             <w:r>
               <w:rPr>
@@ -1584,7 +1584,7 @@
               <w14:ligatures w14:val="standardContextual"/>
             </w:rPr>
           </w:pPr>
-          <w:hyperlink w:anchor="_Toc244143533" w:history="1">
+          <w:hyperlink w:anchor="_Toc244143655" w:history="1">
             <w:r>
               <w:rPr>
                 <w:rStyle w:val="Hyperlink"/>
@@ -1608,7 +1608,7 @@
               <w:rPr>
                 <w:noProof/>
               </w:rPr>
-              <w:instrText xml:space="preserve"> PAGEREF _Toc244143533 \h </w:instrText>
+              <w:instrText xml:space="preserve"> PAGEREF _Toc244143655 \h </w:instrText>
             </w:r>
             <w:r>
               <w:rPr>
@@ -1650,7 +1650,7 @@
               <w14:ligatures w14:val="standardContextual"/>
             </w:rPr>
           </w:pPr>
-          <w:hyperlink w:anchor="_Toc244143534" w:history="1">
+          <w:hyperlink w:anchor="_Toc244143656" w:history="1">
             <w:r>
               <w:rPr>
                 <w:rStyle w:val="Hyperlink"/>
@@ -1674,7 +1674,7 @@
               <w:rPr>
                 <w:noProof/>
               </w:rPr>
-              <w:instrText xml:space="preserve"> PAGEREF _Toc244143534 \h </w:instrText>
+              <w:instrText xml:space="preserve"> PAGEREF _Toc244143656 \h </w:instrText>
             </w:r>
             <w:r>
               <w:rPr>
@@ -1716,7 +1716,7 @@
               <w14:ligatures w14:val="standardContextual"/>
             </w:rPr>
           </w:pPr>
-          <w:hyperlink w:anchor="_Toc244143535" w:history="1">
+          <w:hyperlink w:anchor="_Toc244143657" w:history="1">
             <w:r>
               <w:rPr>
                 <w:rStyle w:val="Hyperlink"/>
@@ -1740,7 +1740,7 @@
               <w:rPr>
                 <w:noProof/>
               </w:rPr>
-              <w:instrText xml:space="preserve"> PAGEREF _Toc244143535 \h </w:instrText>
+              <w:instrText xml:space="preserve"> PAGEREF _Toc244143657 \h </w:instrText>
             </w:r>
             <w:r>
               <w:rPr>
@@ -1782,7 +1782,7 @@
               <w14:ligatures w14:val="standardContextual"/>
             </w:rPr>
           </w:pPr>
-          <w:hyperlink w:anchor="_Toc244143536" w:history="1">
+          <w:hyperlink w:anchor="_Toc244143658" w:history="1">
             <w:r>
               <w:rPr>
                 <w:rStyle w:val="Hyperlink"/>
@@ -1806,7 +1806,7 @@
               <w:rPr>
                 <w:noProof/>
               </w:rPr>
-              <w:instrText xml:space="preserve"> PAGEREF _Toc244143536 \h </w:instrText>
+              <w:instrText xml:space="preserve"> PAGEREF _Toc244143658 \h </w:instrText>
             </w:r>
             <w:r>
               <w:rPr>
@@ -1848,7 +1848,7 @@
               <w14:ligatures w14:val="standardContextual"/>
             </w:rPr>
           </w:pPr>
-          <w:hyperlink w:anchor="_Toc244143537" w:history="1">
+          <w:hyperlink w:anchor="_Toc244143659" w:history="1">
             <w:r>
               <w:rPr>
                 <w:rStyle w:val="Hyperlink"/>
@@ -1872,7 +1872,7 @@
               <w:rPr>
                 <w:noProof/>
               </w:rPr>
-              <w:instrText xml:space="preserve"> PAGEREF _Toc244143537 \h </w:instrText>
+              <w:instrText xml:space="preserve"> PAGEREF _Toc244143659 \h </w:instrText>
             </w:r>
             <w:r>
               <w:rPr>
@@ -1914,7 +1914,7 @@
               <w14:ligatures w14:val="standardContextual"/>
             </w:rPr>
           </w:pPr>
-          <w:hyperlink w:anchor="_Toc244143538" w:history="1">
+          <w:hyperlink w:anchor="_Toc244143660" w:history="1">
             <w:r>
               <w:rPr>
                 <w:rStyle w:val="Hyperlink"/>
@@ -1938,7 +1938,7 @@
               <w:rPr>
                 <w:noProof/>
               </w:rPr>
-              <w:instrText xml:space="preserve"> PAGEREF _Toc244143538 \h </w:instrText>
+              <w:instrText xml:space="preserve"> PAGEREF _Toc244143660 \h </w:instrText>
             </w:r>
             <w:r>
               <w:rPr>
@@ -1980,7 +1980,7 @@
               <w14:ligatures w14:val="standardContextual"/>
             </w:rPr>
           </w:pPr>
-          <w:hyperlink w:anchor="_Toc244143539" w:history="1">
+          <w:hyperlink w:anchor="_Toc244143661" w:history="1">
             <w:r>
               <w:rPr>
                 <w:rStyle w:val="Hyperlink"/>
@@ -2004,7 +2004,7 @@
               <w:rPr>
                 <w:noProof/>
               </w:rPr>
-              <w:instrText xml:space="preserve"> PAGEREF _Toc244143539 \h </w:instrText>
+              <w:instrText xml:space="preserve"> PAGEREF _Toc244143661 \h </w:instrText>
             </w:r>
             <w:r>
               <w:rPr>
@@ -2021,7 +2021,7 @@
               <w:rPr>
                 <w:noProof/>
               </w:rPr>
-              <w:t>19</w:t>
+              <w:t>20</w:t>
             </w:r>
             <w:r>
               <w:rPr>
@@ -2046,7 +2046,7 @@
               <w14:ligatures w14:val="standardContextual"/>
             </w:rPr>
           </w:pPr>
-          <w:hyperlink w:anchor="_Toc244143540" w:history="1">
+          <w:hyperlink w:anchor="_Toc244143662" w:history="1">
             <w:r>
               <w:rPr>
                 <w:rStyle w:val="Hyperlink"/>
@@ -2070,7 +2070,7 @@
               <w:rPr>
                 <w:noProof/>
               </w:rPr>
-              <w:instrText xml:space="preserve"> PAGEREF _Toc244143540 \h </w:instrText>
+              <w:instrText xml:space="preserve"> PAGEREF _Toc244143662 \h </w:instrText>
             </w:r>
             <w:r>
               <w:rPr>
@@ -2112,7 +2112,7 @@
               <w14:ligatures w14:val="standardContextual"/>
             </w:rPr>
           </w:pPr>
-          <w:hyperlink w:anchor="_Toc244143541" w:history="1">
+          <w:hyperlink w:anchor="_Toc244143663" w:history="1">
             <w:r>
               <w:rPr>
                 <w:rStyle w:val="Hyperlink"/>
@@ -2136,7 +2136,7 @@
               <w:rPr>
                 <w:noProof/>
               </w:rPr>
-              <w:instrText xml:space="preserve"> PAGEREF _Toc244143541 \h </w:instrText>
+              <w:instrText xml:space="preserve"> PAGEREF _Toc244143663 \h </w:instrText>
             </w:r>
             <w:r>
               <w:rPr>
@@ -2178,7 +2178,7 @@
               <w14:ligatures w14:val="standardContextual"/>
             </w:rPr>
           </w:pPr>
-          <w:hyperlink w:anchor="_Toc244143542" w:history="1">
+          <w:hyperlink w:anchor="_Toc244143664" w:history="1">
             <w:r>
               <w:rPr>
                 <w:rStyle w:val="Hyperlink"/>
@@ -2202,7 +2202,7 @@
               <w:rPr>
                 <w:noProof/>
               </w:rPr>
-              <w:instrText xml:space="preserve"> PAGEREF _Toc244143542 \h </w:instrText>
+              <w:instrText xml:space="preserve"> PAGEREF _Toc244143664 \h </w:instrText>
             </w:r>
             <w:r>
               <w:rPr>
@@ -2219,7 +2219,7 @@
               <w:rPr>
                 <w:noProof/>
               </w:rPr>
-              <w:t>22</w:t>
+              <w:t>23</w:t>
             </w:r>
             <w:r>
               <w:rPr>
@@ -2244,7 +2244,7 @@
               <w14:ligatures w14:val="standardContextual"/>
             </w:rPr>
           </w:pPr>
-          <w:hyperlink w:anchor="_Toc244143543" w:history="1">
+          <w:hyperlink w:anchor="_Toc244143665" w:history="1">
             <w:r>
               <w:rPr>
                 <w:rStyle w:val="Hyperlink"/>
@@ -2268,7 +2268,7 @@
               <w:rPr>
                 <w:noProof/>
               </w:rPr>
-              <w:instrText xml:space="preserve"> PAGEREF _Toc244143543 \h </w:instrText>
+              <w:instrText xml:space="preserve"> PAGEREF _Toc244143665 \h </w:instrText>
             </w:r>
             <w:r>
               <w:rPr>
@@ -2285,7 +2285,7 @@
               <w:rPr>
                 <w:noProof/>
               </w:rPr>
-              <w:t>22</w:t>
+              <w:t>23</w:t>
             </w:r>
             <w:r>
               <w:rPr>
@@ -2310,7 +2310,7 @@
               <w14:ligatures w14:val="standardContextual"/>
             </w:rPr>
           </w:pPr>
-          <w:hyperlink w:anchor="_Toc244143544" w:history="1">
+          <w:hyperlink w:anchor="_Toc244143666" w:history="1">
             <w:r>
               <w:rPr>
                 <w:rStyle w:val="Hyperlink"/>
@@ -2334,7 +2334,7 @@
               <w:rPr>
                 <w:noProof/>
               </w:rPr>
-              <w:instrText xml:space="preserve"> PAGEREF _Toc244143544 \h </w:instrText>
+              <w:instrText xml:space="preserve"> PAGEREF _Toc244143666 \h </w:instrText>
             </w:r>
             <w:r>
               <w:rPr>
@@ -2351,7 +2351,7 @@
               <w:rPr>
                 <w:noProof/>
               </w:rPr>
-              <w:t>23</w:t>
+              <w:t>24</w:t>
             </w:r>
             <w:r>
               <w:rPr>
@@ -2376,7 +2376,7 @@
               <w14:ligatures w14:val="standardContextual"/>
             </w:rPr>
           </w:pPr>
-          <w:hyperlink w:anchor="_Toc244143545" w:history="1">
+          <w:hyperlink w:anchor="_Toc244143667" w:history="1">
             <w:r>
               <w:rPr>
                 <w:rStyle w:val="Hyperlink"/>
@@ -2400,7 +2400,7 @@
               <w:rPr>
                 <w:noProof/>
               </w:rPr>
-              <w:instrText xml:space="preserve"> PAGEREF _Toc244143545 \h </w:instrText>
+              <w:instrText xml:space="preserve"> PAGEREF _Toc244143667 \h </w:instrText>
             </w:r>
             <w:r>
               <w:rPr>
@@ -2417,7 +2417,7 @@
               <w:rPr>
                 <w:noProof/>
               </w:rPr>
-              <w:t>27</w:t>
+              <w:t>28</w:t>
             </w:r>
             <w:r>
               <w:rPr>
@@ -2442,7 +2442,7 @@
               <w14:ligatures w14:val="standardContextual"/>
             </w:rPr>
           </w:pPr>
-          <w:hyperlink w:anchor="_Toc244143546" w:history="1">
+          <w:hyperlink w:anchor="_Toc244143668" w:history="1">
             <w:r>
               <w:rPr>
                 <w:rStyle w:val="Hyperlink"/>
@@ -2466,7 +2466,7 @@
               <w:rPr>
                 <w:noProof/>
               </w:rPr>
-              <w:instrText xml:space="preserve"> PAGEREF _Toc244143546 \h </w:instrText>
+              <w:instrText xml:space="preserve"> PAGEREF _Toc244143668 \h </w:instrText>
             </w:r>
             <w:r>
               <w:rPr>
@@ -2483,7 +2483,7 @@
               <w:rPr>
                 <w:noProof/>
               </w:rPr>
-              <w:t>37</w:t>
+              <w:t>38</w:t>
             </w:r>
             <w:r>
               <w:rPr>
@@ -2508,7 +2508,7 @@
               <w14:ligatures w14:val="standardContextual"/>
             </w:rPr>
           </w:pPr>
-          <w:hyperlink w:anchor="_Toc244143547" w:history="1">
+          <w:hyperlink w:anchor="_Toc244143669" w:history="1">
             <w:r>
               <w:rPr>
                 <w:rStyle w:val="Hyperlink"/>
@@ -2532,7 +2532,7 @@
               <w:rPr>
                 <w:noProof/>
               </w:rPr>
-              <w:instrText xml:space="preserve"> PAGEREF _Toc244143547 \h </w:instrText>
+              <w:instrText xml:space="preserve"> PAGEREF _Toc244143669 \h </w:instrText>
             </w:r>
             <w:r>
               <w:rPr>
@@ -2549,7 +2549,7 @@
               <w:rPr>
                 <w:noProof/>
               </w:rPr>
-              <w:t>38</w:t>
+              <w:t>39</w:t>
             </w:r>
             <w:r>
               <w:rPr>
@@ -2574,7 +2574,7 @@
               <w14:ligatures w14:val="standardContextual"/>
             </w:rPr>
           </w:pPr>
-          <w:hyperlink w:anchor="_Toc244143548" w:history="1">
+          <w:hyperlink w:anchor="_Toc244143670" w:history="1">
             <w:r>
               <w:rPr>
                 <w:rStyle w:val="Hyperlink"/>
@@ -2598,7 +2598,7 @@
               <w:rPr>
                 <w:noProof/>
               </w:rPr>
-              <w:instrText xml:space="preserve"> PAGEREF _Toc244143548 \h </w:instrText>
+              <w:instrText xml:space="preserve"> PAGEREF _Toc244143670 \h </w:instrText>
             </w:r>
             <w:r>
               <w:rPr>
@@ -2615,7 +2615,7 @@
               <w:rPr>
                 <w:noProof/>
               </w:rPr>
-              <w:t>39</w:t>
+              <w:t>40</w:t>
             </w:r>
             <w:r>
               <w:rPr>
@@ -2639,7 +2639,7 @@
         <w:pageBreakBefore/>
         <w:spacing w:before="0"/>
       </w:pPr>
-      <w:bookmarkStart w:id="0" w:name="_Toc244143512"/>
+      <w:bookmarkStart w:id="0" w:name="_Toc244143634"/>
       <w:r>
         <w:t>1.  Introduction</w:t>
       </w:r>
@@ -2775,7 +2775,7 @@
         <w:pStyle w:val="Heading1"/>
         <w:keepNext/>
       </w:pPr>
-      <w:bookmarkStart w:id="1" w:name="_Toc244143513"/>
+      <w:bookmarkStart w:id="1" w:name="_Toc244143635"/>
       <w:r>
         <w:t>2.  The Ground Theorem</w:t>
       </w:r>
@@ -3039,7 +3039,7 @@
         <w:pStyle w:val="Heading1"/>
         <w:keepNext/>
       </w:pPr>
-      <w:bookmarkStart w:id="2" w:name="_Toc244143514"/>
+      <w:bookmarkStart w:id="2" w:name="_Toc244143636"/>
       <w:r>
         <w:t>3.  What the Problem Demands</w:t>
       </w:r>
@@ -3050,7 +3050,7 @@
         <w:pStyle w:val="Heading2"/>
         <w:keepNext/>
       </w:pPr>
-      <w:bookmarkStart w:id="3" w:name="_Toc244143515"/>
+      <w:bookmarkStart w:id="3" w:name="_Toc244143637"/>
       <w:r>
         <w:t>3.1  Euclidean fields and the axioms of Osterwalder and Schrader</w:t>
       </w:r>
@@ -4180,7 +4180,7 @@
         <w:pStyle w:val="Heading2"/>
         <w:keepNext/>
       </w:pPr>
-      <w:bookmarkStart w:id="4" w:name="_Toc244143516"/>
+      <w:bookmarkStart w:id="4" w:name="_Toc244143638"/>
       <w:r>
         <w:t>3.2  The mass gap</w:t>
       </w:r>
@@ -4252,7 +4252,7 @@
         <w:pStyle w:val="Heading2"/>
         <w:keepNext/>
       </w:pPr>
-      <w:bookmarkStart w:id="5" w:name="_Toc244143517"/>
+      <w:bookmarkStart w:id="5" w:name="_Toc244143639"/>
       <w:r>
         <w:t>3.3  Non-triviality</w:t>
       </w:r>
@@ -4331,7 +4331,7 @@
         <w:pStyle w:val="Heading2"/>
         <w:keepNext/>
       </w:pPr>
-      <w:bookmarkStart w:id="6" w:name="_Toc244143518"/>
+      <w:bookmarkStart w:id="6" w:name="_Toc244143640"/>
       <w:r>
         <w:t>3.4  Limits obtained by compactness</w:t>
       </w:r>
@@ -4410,7 +4410,7 @@
         <w:pStyle w:val="Heading1"/>
         <w:keepNext/>
       </w:pPr>
-      <w:bookmarkStart w:id="7" w:name="_Toc244143519"/>
+      <w:bookmarkStart w:id="7" w:name="_Toc244143641"/>
       <w:r>
         <w:t>4.  The Lattice, Its Positivity and Its Gap</w:t>
       </w:r>
@@ -4421,7 +4421,7 @@
         <w:pStyle w:val="Heading2"/>
         <w:keepNext/>
       </w:pPr>
-      <w:bookmarkStart w:id="8" w:name="_Toc244143520"/>
+      <w:bookmarkStart w:id="8" w:name="_Toc244143642"/>
       <w:r>
         <w:t>4.1  Wilson's theory</w:t>
       </w:r>
@@ -5043,7 +5043,7 @@
         <w:pStyle w:val="Heading2"/>
         <w:keepNext/>
       </w:pPr>
-      <w:bookmarkStart w:id="9" w:name="_Toc244143521"/>
+      <w:bookmarkStart w:id="9" w:name="_Toc244143643"/>
       <w:r>
         <w:t>4.2  Reflection positivity and the transfer matrix</w:t>
       </w:r>
@@ -6079,7 +6079,7 @@
         <w:pStyle w:val="Heading2"/>
         <w:keepNext/>
       </w:pPr>
-      <w:bookmarkStart w:id="10" w:name="_Toc244143522"/>
+      <w:bookmarkStart w:id="10" w:name="_Toc244143644"/>
       <w:r>
         <w:t>4.3  The renormalisation group of Bałaban</w:t>
       </w:r>
@@ -6120,7 +6120,7 @@
         <w:pStyle w:val="Heading1"/>
         <w:keepNext/>
       </w:pPr>
-      <w:bookmarkStart w:id="11" w:name="_Toc244143523"/>
+      <w:bookmarkStart w:id="11" w:name="_Toc244143645"/>
       <w:r>
         <w:t>5.  The Three-Dimensional Manuscripts</w:t>
       </w:r>
@@ -6144,7 +6144,7 @@
         <w:pStyle w:val="Heading2"/>
         <w:keepNext/>
       </w:pPr>
-      <w:bookmarkStart w:id="12" w:name="_Toc244143524"/>
+      <w:bookmarkStart w:id="12" w:name="_Toc244143646"/>
       <w:r>
         <w:t>5.1  The documents</w:t>
       </w:r>
@@ -6191,7 +6191,7 @@
         <w:pStyle w:val="Heading2"/>
         <w:keepNext/>
       </w:pPr>
-      <w:bookmarkStart w:id="13" w:name="_Toc244143525"/>
+      <w:bookmarkStart w:id="13" w:name="_Toc244143647"/>
       <w:r>
         <w:t>5.2  The observable</w:t>
       </w:r>
@@ -6595,7 +6595,7 @@
         <w:pStyle w:val="Heading2"/>
         <w:keepNext/>
       </w:pPr>
-      <w:bookmarkStart w:id="14" w:name="_Toc244143526"/>
+      <w:bookmarkStart w:id="14" w:name="_Toc244143648"/>
       <w:r>
         <w:t>5.3  The torus, the infinite volume and the components</w:t>
       </w:r>
@@ -7126,7 +7126,7 @@
         <w:pStyle w:val="Heading2"/>
         <w:keepNext/>
       </w:pPr>
-      <w:bookmarkStart w:id="15" w:name="_Toc244143527"/>
+      <w:bookmarkStart w:id="15" w:name="_Toc244143649"/>
       <w:r>
         <w:t>5.4  The axioms and the reconstruction</w:t>
       </w:r>
@@ -7356,7 +7356,7 @@
         <w:pStyle w:val="Heading2"/>
         <w:keepNext/>
       </w:pPr>
-      <w:bookmarkStart w:id="16" w:name="_Toc244143528"/>
+      <w:bookmarkStart w:id="16" w:name="_Toc244143650"/>
       <w:r>
         <w:t>5.5  Non-triviality</w:t>
       </w:r>
@@ -7897,7 +7897,7 @@
         <w:pStyle w:val="Heading2"/>
         <w:keepNext/>
       </w:pPr>
-      <w:bookmarkStart w:id="17" w:name="_Toc244143529"/>
+      <w:bookmarkStart w:id="17" w:name="_Toc244143651"/>
       <w:r>
         <w:t>5.6  What the manuscript does not assert</w:t>
       </w:r>
@@ -7945,7 +7945,7 @@
         <w:pStyle w:val="Heading1"/>
         <w:keepNext/>
       </w:pPr>
-      <w:bookmarkStart w:id="18" w:name="_Toc244143530"/>
+      <w:bookmarkStart w:id="18" w:name="_Toc244143652"/>
       <w:r>
         <w:t>6.  The Four-Dimensional Draft and the Standing of the Corpus</w:t>
       </w:r>
@@ -7969,7 +7969,7 @@
         <w:pStyle w:val="Heading2"/>
         <w:keepNext/>
       </w:pPr>
-      <w:bookmarkStart w:id="19" w:name="_Toc244143531"/>
+      <w:bookmarkStart w:id="19" w:name="_Toc244143653"/>
       <w:r>
         <w:t>6.1  The authors' account</w:t>
       </w:r>
@@ -8033,7 +8033,7 @@
         <w:pStyle w:val="Heading2"/>
         <w:keepNext/>
       </w:pPr>
-      <w:bookmarkStart w:id="20" w:name="_Toc244143532"/>
+      <w:bookmarkStart w:id="20" w:name="_Toc244143654"/>
       <w:r>
         <w:t>6.2  The conditional theorem</w:t>
       </w:r>
@@ -8236,7 +8236,7 @@
         <w:pStyle w:val="Heading2"/>
         <w:keepNext/>
       </w:pPr>
-      <w:bookmarkStart w:id="21" w:name="_Toc244143533"/>
+      <w:bookmarkStart w:id="21" w:name="_Toc244143655"/>
       <w:r>
         <w:t>6.3  What the draft does not claim</w:t>
       </w:r>
@@ -8314,7 +8314,7 @@
         <w:pStyle w:val="Heading2"/>
         <w:keepNext/>
       </w:pPr>
-      <w:bookmarkStart w:id="22" w:name="_Toc244143534"/>
+      <w:bookmarkStart w:id="22" w:name="_Toc244143656"/>
       <w:r>
         <w:t>6.4  The standing of the corpus</w:t>
       </w:r>
@@ -8375,7 +8375,7 @@
         <w:pStyle w:val="Heading2"/>
         <w:keepNext/>
       </w:pPr>
-      <w:bookmarkStart w:id="23" w:name="_Toc244143535"/>
+      <w:bookmarkStart w:id="23" w:name="_Toc244143657"/>
       <w:r>
         <w:t>6.5  The public reading</w:t>
       </w:r>
@@ -8443,7 +8443,7 @@
         <w:pStyle w:val="Heading2"/>
         <w:keepNext/>
       </w:pPr>
-      <w:bookmarkStart w:id="24" w:name="_Toc244143536"/>
+      <w:bookmarkStart w:id="24" w:name="_Toc244143658"/>
       <w:r>
         <w:t>6.6  Further claims in public view</w:t>
       </w:r>
@@ -8455,10 +8455,10 @@
         <w:jc w:val="both"/>
       </w:pPr>
       <w:r>
-        <w:t>Four further claims stood in public view when this paper was written, and the ground is not fixed until each is placed beside the corpus. The first is an announcement. On 26 October 2026 OpenAI announced a mathematically rigorous existence proof of interacting quantum field theories in four dimensions, among them the Yang–Mills theory and quantum chromodynamics, stating that "We finished our formalization of Yang–Mills' existence on October 16th, 2026", and that a group led by David Gross, with Arthur Jaffe</w:t>
-      </w:r>
-      <w:r>
-        <w:t>, Michael Douglas, Igor Klebanov and Nikita Nekrasov, would review the work before its release; Woit, who reproduces the announcement's sentences, gives its length as 1,147 pages, and the review group's own statement says that Bałaban's ideas "enabled OpenAI to follow the theory all the way to infinite distances and prove the existence of its proper continuum limit. But confinement and the mass gap remain very important open challenges."</w:t>
+        <w:t>Six further claims stood in public view when this paper was written, and the ground is not fixed until each is placed beside the corpus. The first is an announcement. On 26 October 2026 OpenAI announced a mathematically rigorous existence proof of interacting quantum field theories in four dimensions, among them the Yang–Mills theory and quantum chromodynamics, stating that "We finished our formalization of Yang–Mills' existence on October 16th, 2026", and that a group led by David Gross, with Arthur Jaffe,</w:t>
+      </w:r>
+      <w:r>
+        <w:t xml:space="preserve"> Michael Douglas, Igor Klebanov and Nikita Nekrasov, would review the work before its release; Woit, who reproduces the announcement's sentences, gives its length as 1,147 pages, and the review group's own statement says that Bałaban's ideas "enabled OpenAI to follow the theory all the way to infinite distances and prove the existence of its proper continuum limit. But confinement and the mass gap remain very important open challenges."</w:t>
       </w:r>
       <w:r>
         <w:rPr>
@@ -8734,10 +8734,61 @@
     </w:p>
     <w:p>
       <w:pPr>
+        <w:spacing w:after="120"/>
+        <w:ind w:firstLine="360"/>
+        <w:jc w:val="both"/>
+      </w:pPr>
+      <w:r>
+        <w:t>The fifth and sixth are repositories, read on 29 October at the places where their gaps are obtained. A GitHub repository announcing a resolution of the problem for SU(3), created on 16 October 2026 and last changed on 28 October, carries five volumes and a Lean corpus. Its master theorem is stated under two named hypotheses, a continuum bridge and a non-perturbative cluster decay, and concludes a gap of 1.552 ± 0.038 GeV, a simulation's number with its error bar; the gap enters twice by insertion, as the s</w:t>
+      </w:r>
+      <w:r>
+        <w:t>quare of that number set equal to a Ricci lower bound on the orbit space, which no derivation supports, and as the decay rate of its cluster theorem, and once by assertion, a polymer contraction evaluated at the finest scale only and declared uniform toward the infrared, where asymptotic freedom denies the bound it needs; its own reviewers' guide names the first of these as a trap, and its own README classes the Lean corpus as a conditional reduction whose premise is the cluster decay. The polymer step is g</w:t>
+      </w:r>
+      <w:r>
+        <w:t>roup-blind and would give the four-dimensional U(1) theory a gap: it fails the test of §8.3 where it is asserted.</w:t>
+      </w:r>
+      <w:r>
+        <w:rPr>
+          <w:rStyle w:val="FootnoteReference"/>
+        </w:rPr>
+        <w:footnoteReference w:id="55"/>
+      </w:r>
+      <w:r>
+        <w:t xml:space="preserve"> A Zenodo record of 27 September 2026, written by a language model at its depositor's request and labelled as awaiting the depositor's review, proves a spectral gap for the SU(2) Kogut–Susskind Hamiltonian on open spatial boxes at strong coupling, uniform in the box and the spacing: unconditionally for </w:t>
+      </w:r>
+      <w:r>
+        <w:rPr>
+          <w:i/>
+          <w:iCs/>
+        </w:rPr>
+        <w:t>g</w:t>
+      </w:r>
+      <w:r>
+        <w:t xml:space="preserve">² ≥ 3.978 with its order-2 inputs recomputed, conditionally to </w:t>
+      </w:r>
+      <w:r>
+        <w:rPr>
+          <w:i/>
+          <w:iCs/>
+        </w:rPr>
+        <w:t>g</w:t>
+      </w:r>
+      <w:r>
+        <w:t>² ≥ 3.684 on coefficient bounds read and not re-implemented, by a vacuum equation, a Casimir inequality proved through a supply–demand theorem, and a spectral return. It states its own limit, that the continuum path leaves its domain after finitely many steps, and claims no crossing. It is a sibling of Theorem 8.7 in the Hamiltonian formulation, at a strong-coupling threshold that cannot be ranked against 0.2452 because no exact map joins the two couplings there, and not a claimant.</w:t>
+      </w:r>
+      <w:r>
+        <w:rPr>
+          <w:rStyle w:val="FootnoteReference"/>
+        </w:rPr>
+        <w:footnoteReference w:id="56"/>
+      </w:r>
+    </w:p>
+    <w:p>
+      <w:pPr>
         <w:pStyle w:val="Heading1"/>
         <w:keepNext/>
       </w:pPr>
-      <w:bookmarkStart w:id="25" w:name="_Toc244143537"/>
+      <w:bookmarkStart w:id="25" w:name="_Toc244143659"/>
       <w:r>
         <w:t>7.  The Residue and Its Completion</w:t>
       </w:r>
@@ -8761,7 +8812,7 @@
         <w:pStyle w:val="Heading2"/>
         <w:keepNext/>
       </w:pPr>
-      <w:bookmarkStart w:id="26" w:name="_Toc244143538"/>
+      <w:bookmarkStart w:id="26" w:name="_Toc244143660"/>
       <w:r>
         <w:t>7.1  The residue</w:t>
       </w:r>
@@ -8792,7 +8843,7 @@
           <w:left w:w="10" w:type="dxa"/>
           <w:right w:w="10" w:type="dxa"/>
         </w:tblCellMar>
-        <w:tblLook w:val="04A0" w:firstRow="1" w:lastRow="0" w:firstColumn="1" w:lastColumn="0" w:noHBand="0" w:noVBand="1"/>
+        <w:tblLook w:val="0000" w:firstRow="0" w:lastRow="0" w:firstColumn="0" w:lastColumn="0" w:noHBand="0" w:noVBand="0"/>
       </w:tblPr>
       <w:tblGrid>
         <w:gridCol w:w="2700"/>
@@ -9955,7 +10006,7 @@
         <w:pStyle w:val="Heading2"/>
         <w:keepNext/>
       </w:pPr>
-      <w:bookmarkStart w:id="27" w:name="_Toc244143539"/>
+      <w:bookmarkStart w:id="27" w:name="_Toc244143661"/>
       <w:r>
         <w:t>7.2  The gap is exponential clustering</w:t>
       </w:r>
@@ -11613,7 +11664,7 @@
         <w:rPr>
           <w:rStyle w:val="FootnoteReference"/>
         </w:rPr>
-        <w:footnoteReference w:id="55"/>
+        <w:footnoteReference w:id="57"/>
       </w:r>
     </w:p>
     <w:p>
@@ -11901,7 +11952,7 @@
         <w:pStyle w:val="Heading2"/>
         <w:keepNext/>
       </w:pPr>
-      <w:bookmarkStart w:id="28" w:name="_Toc244143540"/>
+      <w:bookmarkStart w:id="28" w:name="_Toc244143662"/>
       <w:r>
         <w:t>7.3  From the lattice to the limit</w:t>
       </w:r>
@@ -13081,7 +13132,7 @@
         <w:pStyle w:val="Heading2"/>
         <w:keepNext/>
       </w:pPr>
-      <w:bookmarkStart w:id="29" w:name="_Toc244143541"/>
+      <w:bookmarkStart w:id="29" w:name="_Toc244143663"/>
       <w:r>
         <w:t>7.4  The collapse of the components</w:t>
       </w:r>
@@ -13197,7 +13248,7 @@
         <w:pStyle w:val="Heading1"/>
         <w:keepNext/>
       </w:pPr>
-      <w:bookmarkStart w:id="30" w:name="_Toc244143542"/>
+      <w:bookmarkStart w:id="30" w:name="_Toc244143664"/>
       <w:r>
         <w:t>8.  The Ground Handed Over</w:t>
       </w:r>
@@ -13208,7 +13259,7 @@
         <w:pStyle w:val="Heading2"/>
         <w:keepNext/>
       </w:pPr>
-      <w:bookmarkStart w:id="31" w:name="_Toc244143543"/>
+      <w:bookmarkStart w:id="31" w:name="_Toc244143665"/>
       <w:r>
         <w:t>8.1  The object that remains</w:t>
       </w:r>
@@ -13304,7 +13355,7 @@
         <w:rPr>
           <w:rStyle w:val="FootnoteReference"/>
         </w:rPr>
-        <w:footnoteReference w:id="56"/>
+        <w:footnoteReference w:id="58"/>
       </w:r>
       <w:r>
         <w:t xml:space="preserve"> For SU(2) the constant of that gap is a theorem of Edwin Boston III: the conditional law of one link given its six staples, the heat-bath kernel, moves in total variation by at most 2β/(3π) times the change of the staple sum, because the mean absolute deviation of a coordinate of a von Mises–Fisher law on the three-sphere is at most its value 4/(3π) at the uniform law, with equality there alone; so Dobrushin's single-site condition holds on the full lattice for β &lt; 3π/72 = 0.1309, and in the temporal gauge</w:t>
@@ -13316,7 +13367,7 @@
         <w:rPr>
           <w:rStyle w:val="FootnoteReference"/>
         </w:rPr>
-        <w:footnoteReference w:id="57"/>
+        <w:footnoteReference w:id="59"/>
       </w:r>
       <w:r>
         <w:t xml:space="preserve"> The construction's sequence runs into the scaling window of weak bare coupling, where asymptotic freedom ties the bare coupling to the spacing. The inequality must be carried from the one end of the sequence to the other.</w:t>
@@ -13352,7 +13403,7 @@
         <w:pStyle w:val="Heading2"/>
         <w:keepNext/>
       </w:pPr>
-      <w:bookmarkStart w:id="32" w:name="_Toc244143544"/>
+      <w:bookmarkStart w:id="32" w:name="_Toc244143666"/>
       <w:r>
         <w:t>8.2  The instruments in hand</w:t>
       </w:r>
@@ -14120,7 +14171,7 @@
         <w:rPr>
           <w:rStyle w:val="FootnoteReference"/>
         </w:rPr>
-        <w:footnoteReference w:id="58"/>
+        <w:footnoteReference w:id="60"/>
       </w:r>
       <w:r>
         <w:t xml:space="preserve"> Proposition 8.1 turns the gap of Theorem 7.4 into a statement about mixing: a certified bound δ(</w:t>
@@ -17135,7 +17186,7 @@
         <w:rPr>
           <w:rStyle w:val="FootnoteReference"/>
         </w:rPr>
-        <w:footnoteReference w:id="59"/>
+        <w:footnoteReference w:id="61"/>
       </w:r>
     </w:p>
     <w:p>
@@ -18469,7 +18520,7 @@
         <w:rPr>
           <w:rStyle w:val="FootnoteReference"/>
         </w:rPr>
-        <w:footnoteReference w:id="60"/>
+        <w:footnoteReference w:id="62"/>
       </w:r>
     </w:p>
     <w:tbl>
@@ -18487,7 +18538,7 @@
           <w:left w:w="10" w:type="dxa"/>
           <w:right w:w="10" w:type="dxa"/>
         </w:tblCellMar>
-        <w:tblLook w:val="04A0" w:firstRow="1" w:lastRow="0" w:firstColumn="1" w:lastColumn="0" w:noHBand="0" w:noVBand="1"/>
+        <w:tblLook w:val="0000" w:firstRow="0" w:lastRow="0" w:firstColumn="0" w:lastColumn="0" w:noHBand="0" w:noVBand="0"/>
       </w:tblPr>
       <w:tblGrid>
         <w:gridCol w:w="1200"/>
@@ -19593,7 +19644,7 @@
         <w:rPr>
           <w:rStyle w:val="FootnoteReference"/>
         </w:rPr>
-        <w:footnoteReference w:id="61"/>
+        <w:footnoteReference w:id="63"/>
       </w:r>
       <w:r>
         <w:t xml:space="preserve"> At all fourteen cells the brackets contain the eigenvalues computed to forty-five digits by a second engine that shares no computation with the first, and they meet a third, independently certified set of intervals. On the 3×3 cross-section at </w:t>
@@ -19683,7 +19734,7 @@
         <w:rPr>
           <w:rStyle w:val="FootnoteReference"/>
         </w:rPr>
-        <w:footnoteReference w:id="62"/>
+        <w:footnoteReference w:id="64"/>
       </w:r>
       <w:r>
         <w:t xml:space="preserve"> Edwin Boston III reads the first two coefficients of the strong-coupling expansion of the gap exactly on the 3×3 cross-section, meets through them the first three coefficients of the low-temperature series of the Ising correlation length published by Arisue and Tabata, and, solving that published relation for the coefficients that no cross-section of side at most four can read, obtains the expansion on the infinite lattice</w:t>
@@ -19692,7 +19743,7 @@
         <w:rPr>
           <w:rStyle w:val="FootnoteReference"/>
         </w:rPr>
-        <w:footnoteReference w:id="63"/>
+        <w:footnoteReference w:id="65"/>
       </w:r>
     </w:p>
     <w:p>
@@ -20305,7 +20356,7 @@
         <w:rPr>
           <w:rStyle w:val="FootnoteReference"/>
         </w:rPr>
-        <w:footnoteReference w:id="64"/>
+        <w:footnoteReference w:id="66"/>
       </w:r>
     </w:p>
     <w:p>
@@ -20328,7 +20379,7 @@
         <w:rPr>
           <w:rStyle w:val="FootnoteReference"/>
         </w:rPr>
-        <w:footnoteReference w:id="65"/>
+        <w:footnoteReference w:id="67"/>
       </w:r>
       <w:r>
         <w:t xml:space="preserve"> For the transfer matrix of every finite-group lattice theory: every even-time quadratic form is non-negative; the spectral sum holds; the dominant root is simple and strictly dominant, with its residual law; the string energy is the exact limit of two Perron roots; and there is a mass gap on every finite cross-section, at every coupling. For every finite group acting faithfully by a real orthogonal representation, on every finite cross-section, the static potential of a Wilson loop is at least the mass gap</w:t>
@@ -20421,7 +20472,7 @@
         <w:pStyle w:val="Heading2"/>
         <w:keepNext/>
       </w:pPr>
-      <w:bookmarkStart w:id="33" w:name="_Toc244143545"/>
+      <w:bookmarkStart w:id="33" w:name="_Toc244143667"/>
       <w:r>
         <w:t>8.3  The reduction</w:t>
       </w:r>
@@ -25018,7 +25069,7 @@
         <w:rPr>
           <w:rStyle w:val="FootnoteReference"/>
         </w:rPr>
-        <w:footnoteReference w:id="66"/>
+        <w:footnoteReference w:id="68"/>
       </w:r>
       <w:r>
         <w:t xml:space="preserve"> if λ′ has conditional laws that differ from those of λ</w:t>
@@ -28188,7 +28239,7 @@
         <w:rPr>
           <w:rStyle w:val="FootnoteReference"/>
         </w:rPr>
-        <w:footnoteReference w:id="67"/>
+        <w:footnoteReference w:id="69"/>
       </w:r>
       <w:r>
         <w:t xml:space="preserve"> The record also says what the model is not. Its first step from β = 2.2 moves the coupling up where the running of ℤ⁴ moves it down, by an amount of the step's own size, so the model certifies the entry into the disk from its fifth rung and the threshold at its seventh, and not the crossover's first steps, which a flow on ℤ⁴ must read on an object of ℤ⁴. The distance Hypotheses I and II must cross is measured in the blocking steps of ℤ⁴ itself; no step count of the hierarchical model is a reading of it, an</w:t>
@@ -28200,7 +28251,7 @@
         <w:rPr>
           <w:rStyle w:val="FootnoteReference"/>
         </w:rPr>
-        <w:footnoteReference w:id="68"/>
+        <w:footnoteReference w:id="70"/>
       </w:r>
       <w:r>
         <w:t xml:space="preserve"> The inequality the step needs therefore depends on the group, and that dependence is the first property a proof of Hypothesis I must use.</w:t>
@@ -28225,7 +28276,7 @@
         <w:rPr>
           <w:rStyle w:val="FootnoteReference"/>
         </w:rPr>
-        <w:footnoteReference w:id="69"/>
+        <w:footnoteReference w:id="71"/>
       </w:r>
       <w:r>
         <w:t xml:space="preserve"> The paper carries no number for that widening until both are theorems.</w:t>
@@ -28394,7 +28445,7 @@
         <w:rPr>
           <w:rStyle w:val="FootnoteReference"/>
         </w:rPr>
-        <w:footnoteReference w:id="70"/>
+        <w:footnoteReference w:id="72"/>
       </w:r>
       <w:r>
         <w:t xml:space="preserve"> Two consequences are used below: no plaquette contains two links of the cover, and a link outside the cover lies in six plaquettes whose six cover links are distinct, since two links share at most one plaquette.</w:t>
@@ -29872,7 +29923,7 @@
         <w:rPr>
           <w:rStyle w:val="FootnoteReference"/>
         </w:rPr>
-        <w:footnoteReference w:id="71"/>
+        <w:footnoteReference w:id="73"/>
       </w:r>
       <w:r>
         <w:t xml:space="preserve"> makes the </w:t>
@@ -30081,7 +30132,7 @@
         <w:rPr>
           <w:rStyle w:val="FootnoteReference"/>
         </w:rPr>
-        <w:footnoteReference w:id="72"/>
+        <w:footnoteReference w:id="74"/>
       </w:r>
       <w:r>
         <w:t xml:space="preserve"> By (8.10) it gives </w:t>
@@ -33998,7 +34049,7 @@
         <w:rPr>
           <w:rStyle w:val="FootnoteReference"/>
         </w:rPr>
-        <w:footnoteReference w:id="73"/>
+        <w:footnoteReference w:id="75"/>
       </w:r>
       <w:r>
         <w:t xml:space="preserve"> and, since the links of </w:t>
@@ -34082,7 +34133,7 @@
         <w:rPr>
           <w:rStyle w:val="FootnoteReference"/>
         </w:rPr>
-        <w:footnoteReference w:id="74"/>
+        <w:footnoteReference w:id="76"/>
       </w:r>
       <w:r>
         <w:t xml:space="preserve"> the bound applies to θ</w:t>
@@ -34139,7 +34190,7 @@
           <w:left w:w="10" w:type="dxa"/>
           <w:right w:w="10" w:type="dxa"/>
         </w:tblCellMar>
-        <w:tblLook w:val="04A0" w:firstRow="1" w:lastRow="0" w:firstColumn="1" w:lastColumn="0" w:noHBand="0" w:noVBand="1"/>
+        <w:tblLook w:val="0000" w:firstRow="0" w:lastRow="0" w:firstColumn="0" w:lastColumn="0" w:noHBand="0" w:noVBand="0"/>
       </w:tblPr>
       <w:tblGrid>
         <w:gridCol w:w="1200"/>
@@ -35562,7 +35613,7 @@
         <w:rPr>
           <w:rStyle w:val="FootnoteReference"/>
         </w:rPr>
-        <w:footnoteReference w:id="75"/>
+        <w:footnoteReference w:id="77"/>
       </w:r>
       <w:r>
         <w:t xml:space="preserve"> Theorem 8.7 is a theorem at strong coupling, 1.84 times the single link's disk 3π/72 of §8.1, and it reaches no crossover: it claims nothing above β = 0.2452, the test of the abelian group in this section does not bear on it, and the interval between it and the crossover near β = 2.3 is the part of the second link that Hypotheses I and II must still supply. That no decimation of ℤ⁴ places both integrated links of every plaquette opposite one another, which a two-colouring argument shows in every dimension </w:t>
@@ -35574,7 +35625,7 @@
         <w:rPr>
           <w:rStyle w:val="FootnoteReference"/>
         </w:rPr>
-        <w:footnoteReference w:id="76"/>
+        <w:footnoteReference w:id="78"/>
       </w:r>
     </w:p>
     <w:p>
@@ -35695,7 +35746,7 @@
         <w:rPr>
           <w:rStyle w:val="FootnoteReference"/>
         </w:rPr>
-        <w:footnoteReference w:id="77"/>
+        <w:footnoteReference w:id="79"/>
       </w:r>
       <w:r>
         <w:t xml:space="preserve"> Dimock's expositions treat the abelian and scalar cases and state every threshold the same way. Within the certified form the next widening is the same theorem in the Wasserstein metric of the three-sphere, whose one-link constant is 1/4, exact in the two symmetric directions and supported to one per cent between them, against total variation's 4/(3π); with the constants proved so far it gains nothing over Theorem 8.7, it is predicted to close near β = 0.30 under two constants not yet proved, and it is ung</w:t>
@@ -35720,7 +35771,7 @@
         <w:rPr>
           <w:rStyle w:val="FootnoteReference"/>
         </w:rPr>
-        <w:footnoteReference w:id="78"/>
+        <w:footnoteReference w:id="80"/>
       </w:r>
     </w:p>
     <w:p>
@@ -35728,7 +35779,7 @@
         <w:pStyle w:val="Heading2"/>
         <w:keepNext/>
       </w:pPr>
-      <w:bookmarkStart w:id="34" w:name="_Toc244143546"/>
+      <w:bookmarkStart w:id="34" w:name="_Toc244143668"/>
       <w:r>
         <w:t>8.4  Coda</w:t>
       </w:r>
@@ -35753,7 +35804,7 @@
         <w:pageBreakBefore/>
         <w:spacing w:before="0"/>
       </w:pPr>
-      <w:bookmarkStart w:id="35" w:name="_Toc244143547"/>
+      <w:bookmarkStart w:id="35" w:name="_Toc244143669"/>
       <w:r>
         <w:t>Sources</w:t>
       </w:r>
@@ -36833,7 +36884,7 @@
         <w:pStyle w:val="Heading2"/>
         <w:keepNext/>
       </w:pPr>
-      <w:bookmarkStart w:id="36" w:name="_Toc244143548"/>
+      <w:bookmarkStart w:id="36" w:name="_Toc244143670"/>
       <w:r>
         <w:t>Records of the computations of Edwin Boston III</w:t>
       </w:r>
@@ -39002,7 +39053,14 @@
           <w:sz w:val="17"/>
           <w:szCs w:val="17"/>
         </w:rPr>
-        <w:t>Edwin Boston III; listed in the Records under the lattice theorems in Lean.</w:t>
+        <w:t>github.com/garygitton/yang-mills-millennium-problem: Volume V, p. 2 (Theorem 1.2) and p. 5 ((2.6), Theorem 2.1); Volume II, p. 14 (Theorem 4.5 and its proof, evaluated at k = 0) and pp. 23–24 (Theorem 7.1); the README's epistemic note and the REVIEWERS_GUIDE; the Lean theorems dimensional_transmutation_mass_gap_positive, canonical_balaban_polymer_activity_subunitary_evaluation (the inequality 582 &lt; 1000) and scaleway_su3_measured_mass_gap_positive (a typed number); read by the fourth seat of this work on 29</w:t>
+      </w:r>
+      <w:r>
+        <w:rPr>
+          <w:sz w:val="17"/>
+          <w:szCs w:val="17"/>
+        </w:rPr>
+        <w:t xml:space="preserve"> October 2026.</w:t>
       </w:r>
     </w:p>
   </w:footnote>
@@ -39022,23 +39080,7 @@
           <w:sz w:val="17"/>
           <w:szCs w:val="17"/>
         </w:rPr>
-        <w:t xml:space="preserve">Osterwalder and Seiler, </w:t>
-      </w:r>
-      <w:r>
-        <w:rPr>
-          <w:i/>
-          <w:iCs/>
-          <w:sz w:val="17"/>
-          <w:szCs w:val="17"/>
-        </w:rPr>
-        <w:t>op. cit.</w:t>
-      </w:r>
-      <w:r>
-        <w:rPr>
-          <w:sz w:val="17"/>
-          <w:szCs w:val="17"/>
-        </w:rPr>
-        <w:t>, for the strong-coupling gap of the Wilson theory with a compact gauge group; the finite-group form with its explicit coefficients is Edwin Boston III's, listed in the Records.</w:t>
+        <w:t>Zenodo record 23001803, version of 27 September 2026, the Yang–Mills record: §0.3, §1, Theorem 2.1, Lemma 2.2, Corollary 2.6 and Proposition 6.2; read by the fourth seat on 29 October 2026.</w:t>
       </w:r>
     </w:p>
   </w:footnote>
@@ -39058,7 +39100,7 @@
           <w:sz w:val="17"/>
           <w:szCs w:val="17"/>
         </w:rPr>
-        <w:t>Edwin Boston III, the sharp one-link lemma: the bound on the mean absolute deviation is certified by an enclosure of 9,104 rectangles in the plane of the two parameters of the law, no cell undecided, with the axial case by Chebyshev's association inequality and the remainder by hand; the heat-bath kernel's constant follows by the path argument, each law along the path being a von Mises–Fisher law; its record and run of record are listed in the Records. The time-open count is the paper's.</w:t>
+        <w:t>Edwin Boston III; listed in the Records under the lattice theorems in Lean.</w:t>
       </w:r>
     </w:p>
   </w:footnote>
@@ -39078,7 +39120,7 @@
           <w:sz w:val="17"/>
           <w:szCs w:val="17"/>
         </w:rPr>
-        <w:t xml:space="preserve">R. L. Dobrushin, "Central limit theorem for nonstationary Markov chains. I, II", </w:t>
+        <w:t xml:space="preserve">Osterwalder and Seiler, </w:t>
       </w:r>
       <w:r>
         <w:rPr>
@@ -39087,30 +39129,14 @@
           <w:sz w:val="17"/>
           <w:szCs w:val="17"/>
         </w:rPr>
-        <w:t>Theory Probab. Appl.</w:t>
+        <w:t>op. cit.</w:t>
       </w:r>
       <w:r>
         <w:rPr>
           <w:sz w:val="17"/>
           <w:szCs w:val="17"/>
         </w:rPr>
-        <w:t xml:space="preserve"> 1 (1956), 65–80 and 329–383; I. Gelfand, "Normierte Ringe", </w:t>
-      </w:r>
-      <w:r>
-        <w:rPr>
-          <w:i/>
-          <w:iCs/>
-          <w:sz w:val="17"/>
-          <w:szCs w:val="17"/>
-        </w:rPr>
-        <w:t>Mat. Sbornik</w:t>
-      </w:r>
-      <w:r>
-        <w:rPr>
-          <w:sz w:val="17"/>
-          <w:szCs w:val="17"/>
-        </w:rPr>
-        <w:t xml:space="preserve"> 9 (51) (1941), 3–24.</w:t>
+        <w:t>, for the strong-coupling gap of the Wilson theory with a compact gauge group; the finite-group form with its explicit coefficients is Edwin Boston III's, listed in the Records.</w:t>
       </w:r>
     </w:p>
   </w:footnote>
@@ -39130,7 +39156,7 @@
           <w:sz w:val="17"/>
           <w:szCs w:val="17"/>
         </w:rPr>
-        <w:t>Edwin Boston III, the chain lemma; its record and run of record are listed in the Records.</w:t>
+        <w:t>Edwin Boston III, the sharp one-link lemma: the bound on the mean absolute deviation is certified by an enclosure of 9,104 rectangles in the plane of the two parameters of the law, no cell undecided, with the axial case by Chebyshev's association inequality and the remainder by hand; the heat-bath kernel's constant follows by the path argument, each law along the path being a von Mises–Fisher law; its record and run of record are listed in the Records. The time-open count is the paper's.</w:t>
       </w:r>
     </w:p>
   </w:footnote>
@@ -39150,7 +39176,39 @@
           <w:sz w:val="17"/>
           <w:szCs w:val="17"/>
         </w:rPr>
-        <w:t>Edwin Boston III, the shadow ladder; the record and its run of record are listed in the Records at the end of this paper.</w:t>
+        <w:t xml:space="preserve">R. L. Dobrushin, "Central limit theorem for nonstationary Markov chains. I, II", </w:t>
+      </w:r>
+      <w:r>
+        <w:rPr>
+          <w:i/>
+          <w:iCs/>
+          <w:sz w:val="17"/>
+          <w:szCs w:val="17"/>
+        </w:rPr>
+        <w:t>Theory Probab. Appl.</w:t>
+      </w:r>
+      <w:r>
+        <w:rPr>
+          <w:sz w:val="17"/>
+          <w:szCs w:val="17"/>
+        </w:rPr>
+        <w:t xml:space="preserve"> 1 (1956), 65–80 and 329–383; I. Gelfand, "Normierte Ringe", </w:t>
+      </w:r>
+      <w:r>
+        <w:rPr>
+          <w:i/>
+          <w:iCs/>
+          <w:sz w:val="17"/>
+          <w:szCs w:val="17"/>
+        </w:rPr>
+        <w:t>Mat. Sbornik</w:t>
+      </w:r>
+      <w:r>
+        <w:rPr>
+          <w:sz w:val="17"/>
+          <w:szCs w:val="17"/>
+        </w:rPr>
+        <w:t xml:space="preserve"> 9 (51) (1941), 3–24.</w:t>
       </w:r>
     </w:p>
   </w:footnote>
@@ -39170,23 +39228,7 @@
           <w:sz w:val="17"/>
           <w:szCs w:val="17"/>
         </w:rPr>
-        <w:t xml:space="preserve">J. J. Sylvester, "A demonstration of the theorem that every homogeneous quadratic polynomial is reducible by real orthogonal substitutions to the form of a sum of positive and negative squares", </w:t>
-      </w:r>
-      <w:r>
-        <w:rPr>
-          <w:i/>
-          <w:iCs/>
-          <w:sz w:val="17"/>
-          <w:szCs w:val="17"/>
-        </w:rPr>
-        <w:t>Philosophical Magazine</w:t>
-      </w:r>
-      <w:r>
-        <w:rPr>
-          <w:sz w:val="17"/>
-          <w:szCs w:val="17"/>
-        </w:rPr>
-        <w:t xml:space="preserve"> 4 (1852), 138–142. The computation is Edwin Boston III's; its record is listed in the Records.</w:t>
+        <w:t>Edwin Boston III, the chain lemma; its record and run of record are listed in the Records.</w:t>
       </w:r>
     </w:p>
   </w:footnote>
@@ -39206,23 +39248,7 @@
           <w:sz w:val="17"/>
           <w:szCs w:val="17"/>
         </w:rPr>
-        <w:t xml:space="preserve">F. J. Wegner, "Duality in generalized Ising models and phase transitions without local order parameters", </w:t>
-      </w:r>
-      <w:r>
-        <w:rPr>
-          <w:i/>
-          <w:iCs/>
-          <w:sz w:val="17"/>
-          <w:szCs w:val="17"/>
-        </w:rPr>
-        <w:t>J. Math. Phys.</w:t>
-      </w:r>
-      <w:r>
-        <w:rPr>
-          <w:sz w:val="17"/>
-          <w:szCs w:val="17"/>
-        </w:rPr>
-        <w:t xml:space="preserve"> 12 (1971), 2259–2272.</w:t>
+        <w:t>Edwin Boston III, the shadow ladder; the record and its run of record are listed in the Records at the end of this paper.</w:t>
       </w:r>
     </w:p>
   </w:footnote>
@@ -39242,7 +39268,7 @@
           <w:sz w:val="17"/>
           <w:szCs w:val="17"/>
         </w:rPr>
-        <w:t xml:space="preserve">H. Arisue and K. Tabata, "Low-temperature series for the correlation length in d = 3 Ising model", </w:t>
+        <w:t xml:space="preserve">J. J. Sylvester, "A demonstration of the theorem that every homogeneous quadratic polynomial is reducible by real orthogonal substitutions to the form of a sum of positive and negative squares", </w:t>
       </w:r>
       <w:r>
         <w:rPr>
@@ -39251,14 +39277,14 @@
           <w:sz w:val="17"/>
           <w:szCs w:val="17"/>
         </w:rPr>
-        <w:t>Nucl. Phys.</w:t>
+        <w:t>Philosophical Magazine</w:t>
       </w:r>
       <w:r>
         <w:rPr>
           <w:sz w:val="17"/>
           <w:szCs w:val="17"/>
         </w:rPr>
-        <w:t xml:space="preserve"> B435 (1995), 555–566. The reading is Edwin Boston III's; its record is listed in the Records.</w:t>
+        <w:t xml:space="preserve"> 4 (1852), 138–142. The computation is Edwin Boston III's; its record is listed in the Records.</w:t>
       </w:r>
     </w:p>
   </w:footnote>
@@ -39278,7 +39304,23 @@
           <w:sz w:val="17"/>
           <w:szCs w:val="17"/>
         </w:rPr>
-        <w:t>Edwin Boston III, the transform on a tube; the instrument, its records at both cutoffs and the run of record are listed in the Records. The spin-3/2 record at β₃ = 2.3 is posted with its digest in the repository; its gate run follows the run of record named there.</w:t>
+        <w:t xml:space="preserve">F. J. Wegner, "Duality in generalized Ising models and phase transitions without local order parameters", </w:t>
+      </w:r>
+      <w:r>
+        <w:rPr>
+          <w:i/>
+          <w:iCs/>
+          <w:sz w:val="17"/>
+          <w:szCs w:val="17"/>
+        </w:rPr>
+        <w:t>J. Math. Phys.</w:t>
+      </w:r>
+      <w:r>
+        <w:rPr>
+          <w:sz w:val="17"/>
+          <w:szCs w:val="17"/>
+        </w:rPr>
+        <w:t xml:space="preserve"> 12 (1971), 2259–2272.</w:t>
       </w:r>
     </w:p>
   </w:footnote>
@@ -39298,7 +39340,23 @@
           <w:sz w:val="17"/>
           <w:szCs w:val="17"/>
         </w:rPr>
-        <w:t>Edwin Boston III, the lattice theorems in Lean; the files, the theorem names and the run of record are listed in the Records.</w:t>
+        <w:t xml:space="preserve">H. Arisue and K. Tabata, "Low-temperature series for the correlation length in d = 3 Ising model", </w:t>
+      </w:r>
+      <w:r>
+        <w:rPr>
+          <w:i/>
+          <w:iCs/>
+          <w:sz w:val="17"/>
+          <w:szCs w:val="17"/>
+        </w:rPr>
+        <w:t>Nucl. Phys.</w:t>
+      </w:r>
+      <w:r>
+        <w:rPr>
+          <w:sz w:val="17"/>
+          <w:szCs w:val="17"/>
+        </w:rPr>
+        <w:t xml:space="preserve"> B435 (1995), 555–566. The reading is Edwin Boston III's; its record is listed in the Records.</w:t>
       </w:r>
     </w:p>
   </w:footnote>
@@ -39318,39 +39376,7 @@
           <w:sz w:val="17"/>
           <w:szCs w:val="17"/>
         </w:rPr>
-        <w:t xml:space="preserve">R. L. Dobrushin, "Prescribing a system of random variables by conditional distributions", </w:t>
-      </w:r>
-      <w:r>
-        <w:rPr>
-          <w:i/>
-          <w:iCs/>
-          <w:sz w:val="17"/>
-          <w:szCs w:val="17"/>
-        </w:rPr>
-        <w:t>Theory Probab. Appl.</w:t>
-      </w:r>
-      <w:r>
-        <w:rPr>
-          <w:sz w:val="17"/>
-          <w:szCs w:val="17"/>
-        </w:rPr>
-        <w:t xml:space="preserve"> 15 (1970), 458–486, where the uniqueness theorem and the comparison theorem are proved for arbitrary single-site spaces; the comparison theorem is used here in the form of Theorem 8.20 of H.-O. Georgii, </w:t>
-      </w:r>
-      <w:r>
-        <w:rPr>
-          <w:i/>
-          <w:iCs/>
-          <w:sz w:val="17"/>
-          <w:szCs w:val="17"/>
-        </w:rPr>
-        <w:t>Gibbs Measures and Phase Transitions</w:t>
-      </w:r>
-      <w:r>
-        <w:rPr>
-          <w:sz w:val="17"/>
-          <w:szCs w:val="17"/>
-        </w:rPr>
-        <w:t>, second edition, de Gruyter, Berlin, 2011. Its finite form, for finite single-site spaces, is among the theorems checked by machine in §8.2.</w:t>
+        <w:t>Edwin Boston III, the transform on a tube; the instrument, its records at both cutoffs and the run of record are listed in the Records. The spin-3/2 record at β₃ = 2.3 is posted with its digest in the repository; its gate run follows the run of record named there.</w:t>
       </w:r>
     </w:p>
   </w:footnote>
@@ -39370,7 +39396,7 @@
           <w:sz w:val="17"/>
           <w:szCs w:val="17"/>
         </w:rPr>
-        <w:t>Edwin Boston III, the certified descent; the instrument, its records at the four starting couplings and the run of record are listed in the Records. The first step from β = 2.2 is read from the same record: the coefficient rises from 0.464 to 0.486, an effective coupling of 2.34, where the one-loop running of ℤ⁴ takes 2.2 to 1.94 under one doubling of the scale.</w:t>
+        <w:t>Edwin Boston III, the lattice theorems in Lean; the files, the theorem names and the run of record are listed in the Records.</w:t>
       </w:r>
     </w:p>
   </w:footnote>
@@ -39390,7 +39416,7 @@
           <w:sz w:val="17"/>
           <w:szCs w:val="17"/>
         </w:rPr>
-        <w:t xml:space="preserve">A. H. Guth, "Existence proof of a nonconfining phase in four-dimensional U(1) lattice gauge theory", </w:t>
+        <w:t xml:space="preserve">R. L. Dobrushin, "Prescribing a system of random variables by conditional distributions", </w:t>
       </w:r>
       <w:r>
         <w:rPr>
@@ -39399,14 +39425,14 @@
           <w:sz w:val="17"/>
           <w:szCs w:val="17"/>
         </w:rPr>
-        <w:t>Phys. Rev. D</w:t>
+        <w:t>Theory Probab. Appl.</w:t>
       </w:r>
       <w:r>
         <w:rPr>
           <w:sz w:val="17"/>
           <w:szCs w:val="17"/>
         </w:rPr>
-        <w:t xml:space="preserve"> 21 (1980), 2291–2307; J. Fröhlich and T. Spencer, "Massless phases and symmetry restoration in abelian gauge theories and spin systems", </w:t>
+        <w:t xml:space="preserve"> 15 (1970), 458–486, where the uniqueness theorem and the comparison theorem are proved for arbitrary single-site spaces; the comparison theorem is used here in the form of Theorem 8.20 of H.-O. Georgii, </w:t>
       </w:r>
       <w:r>
         <w:rPr>
@@ -39415,14 +39441,14 @@
           <w:sz w:val="17"/>
           <w:szCs w:val="17"/>
         </w:rPr>
-        <w:t>Comm. Math. Phys.</w:t>
+        <w:t>Gibbs Measures and Phase Transitions</w:t>
       </w:r>
       <w:r>
         <w:rPr>
           <w:sz w:val="17"/>
           <w:szCs w:val="17"/>
         </w:rPr>
-        <w:t xml:space="preserve"> 83 (1982), 411–454.</w:t>
+        <w:t>, second edition, de Gruyter, Berlin, 2011. Its finite form, for finite single-site spaces, is among the theorems checked by machine in §8.2.</w:t>
       </w:r>
     </w:p>
   </w:footnote>
@@ -39442,7 +39468,7 @@
           <w:sz w:val="17"/>
           <w:szCs w:val="17"/>
         </w:rPr>
-        <w:t>Edwin Boston III; the block criterion's accounting, the one-face law and the closed form of its covariance are entered on the ledger of the work that follows this paper, with their readings on the exact cube.</w:t>
+        <w:t>Edwin Boston III, the certified descent; the instrument, its records at the four starting couplings and the run of record are listed in the Records. The first step from β = 2.2 is read from the same record: the coefficient rises from 0.464 to 0.486, an effective coupling of 2.34, where the one-loop running of ℤ⁴ takes 2.2 to 1.94 under one doubling of the scale.</w:t>
       </w:r>
     </w:p>
   </w:footnote>
@@ -39462,7 +39488,39 @@
           <w:sz w:val="17"/>
           <w:szCs w:val="17"/>
         </w:rPr>
-        <w:t>Edwin Boston III; the cover was found by an exhaustive search on the torus of side two and checked again, on a road sharing no line with the search, on every plaquette of the tori of side two, four and six, where a single bent site leaves ten plaquettes of the smallest torus with zero or two links of the set; Records R7.</w:t>
+        <w:t xml:space="preserve">A. H. Guth, "Existence proof of a nonconfining phase in four-dimensional U(1) lattice gauge theory", </w:t>
+      </w:r>
+      <w:r>
+        <w:rPr>
+          <w:i/>
+          <w:iCs/>
+          <w:sz w:val="17"/>
+          <w:szCs w:val="17"/>
+        </w:rPr>
+        <w:t>Phys. Rev. D</w:t>
+      </w:r>
+      <w:r>
+        <w:rPr>
+          <w:sz w:val="17"/>
+          <w:szCs w:val="17"/>
+        </w:rPr>
+        <w:t xml:space="preserve"> 21 (1980), 2291–2307; J. Fröhlich and T. Spencer, "Massless phases and symmetry restoration in abelian gauge theories and spin systems", </w:t>
+      </w:r>
+      <w:r>
+        <w:rPr>
+          <w:i/>
+          <w:iCs/>
+          <w:sz w:val="17"/>
+          <w:szCs w:val="17"/>
+        </w:rPr>
+        <w:t>Comm. Math. Phys.</w:t>
+      </w:r>
+      <w:r>
+        <w:rPr>
+          <w:sz w:val="17"/>
+          <w:szCs w:val="17"/>
+        </w:rPr>
+        <w:t xml:space="preserve"> 83 (1982), 411–454.</w:t>
       </w:r>
     </w:p>
   </w:footnote>
@@ -39482,23 +39540,7 @@
           <w:sz w:val="17"/>
           <w:szCs w:val="17"/>
         </w:rPr>
-        <w:t xml:space="preserve">G. N. Watson, </w:t>
-      </w:r>
-      <w:r>
-        <w:rPr>
-          <w:i/>
-          <w:iCs/>
-          <w:sz w:val="17"/>
-          <w:szCs w:val="17"/>
-        </w:rPr>
-        <w:t>A Treatise on the Theory of Bessel Functions</w:t>
-      </w:r>
-      <w:r>
-        <w:rPr>
-          <w:sz w:val="17"/>
-          <w:szCs w:val="17"/>
-        </w:rPr>
-        <w:t>, second edition, Cambridge University Press, 1944, §5.41.</w:t>
+        <w:t>Edwin Boston III; the block criterion's accounting, the one-face law and the closed form of its covariance are entered on the ledger of the work that follows this paper, with their readings on the exact cube.</w:t>
       </w:r>
     </w:p>
   </w:footnote>
@@ -39518,23 +39560,7 @@
           <w:sz w:val="17"/>
           <w:szCs w:val="17"/>
         </w:rPr>
-        <w:t xml:space="preserve">K. V. Thiruvenkatachar and T. S. Nanjundiah, "Inequalities concerning Bessel functions and orthogonal polynomials", </w:t>
-      </w:r>
-      <w:r>
-        <w:rPr>
-          <w:i/>
-          <w:iCs/>
-          <w:sz w:val="17"/>
-          <w:szCs w:val="17"/>
-        </w:rPr>
-        <w:t>Proc. Indian Acad. Sci. A</w:t>
-      </w:r>
-      <w:r>
-        <w:rPr>
-          <w:sz w:val="17"/>
-          <w:szCs w:val="17"/>
-        </w:rPr>
-        <w:t xml:space="preserve"> 33 (1951), 373–384.</w:t>
+        <w:t>Edwin Boston III; the cover was found by an exhaustive search on the torus of side two and checked again, on a road sharing no line with the search, on every plaquette of the tori of side two, four and six, where a single bent site leaves ten plaquettes of the smallest torus with zero or two links of the set; Records R7.</w:t>
       </w:r>
     </w:p>
   </w:footnote>
@@ -39554,7 +39580,7 @@
           <w:sz w:val="17"/>
           <w:szCs w:val="17"/>
         </w:rPr>
-        <w:t xml:space="preserve">R. L. Dobrushin, "Prescribing a system of random variables by conditional distributions", </w:t>
+        <w:t xml:space="preserve">G. N. Watson, </w:t>
       </w:r>
       <w:r>
         <w:rPr>
@@ -39563,14 +39589,14 @@
           <w:sz w:val="17"/>
           <w:szCs w:val="17"/>
         </w:rPr>
-        <w:t>Theory Probab. Appl.</w:t>
+        <w:t>A Treatise on the Theory of Bessel Functions</w:t>
       </w:r>
       <w:r>
         <w:rPr>
           <w:sz w:val="17"/>
           <w:szCs w:val="17"/>
         </w:rPr>
-        <w:t xml:space="preserve"> 15 (1970), 458–486; Sources [17].</w:t>
+        <w:t>, second edition, Cambridge University Press, 1944, §5.41.</w:t>
       </w:r>
     </w:p>
   </w:footnote>
@@ -39590,7 +39616,23 @@
           <w:sz w:val="17"/>
           <w:szCs w:val="17"/>
         </w:rPr>
-        <w:t>K. Osterwalder and E. Seiler, Sources [5]; M. Lüscher, Sources [7].</w:t>
+        <w:t xml:space="preserve">K. V. Thiruvenkatachar and T. S. Nanjundiah, "Inequalities concerning Bessel functions and orthogonal polynomials", </w:t>
+      </w:r>
+      <w:r>
+        <w:rPr>
+          <w:i/>
+          <w:iCs/>
+          <w:sz w:val="17"/>
+          <w:szCs w:val="17"/>
+        </w:rPr>
+        <w:t>Proc. Indian Acad. Sci. A</w:t>
+      </w:r>
+      <w:r>
+        <w:rPr>
+          <w:sz w:val="17"/>
+          <w:szCs w:val="17"/>
+        </w:rPr>
+        <w:t xml:space="preserve"> 33 (1951), 373–384.</w:t>
       </w:r>
     </w:p>
   </w:footnote>
@@ -39610,7 +39652,23 @@
           <w:sz w:val="17"/>
           <w:szCs w:val="17"/>
         </w:rPr>
-        <w:t>Edwin Boston III; the certificate and its sharp pass, the second evaluation, the third road's enclosure and the enclosures of the two constants are Records R7.</w:t>
+        <w:t xml:space="preserve">R. L. Dobrushin, "Prescribing a system of random variables by conditional distributions", </w:t>
+      </w:r>
+      <w:r>
+        <w:rPr>
+          <w:i/>
+          <w:iCs/>
+          <w:sz w:val="17"/>
+          <w:szCs w:val="17"/>
+        </w:rPr>
+        <w:t>Theory Probab. Appl.</w:t>
+      </w:r>
+      <w:r>
+        <w:rPr>
+          <w:sz w:val="17"/>
+          <w:szCs w:val="17"/>
+        </w:rPr>
+        <w:t xml:space="preserve"> 15 (1970), 458–486; Sources [17].</w:t>
       </w:r>
     </w:p>
   </w:footnote>
@@ -39630,7 +39688,7 @@
           <w:sz w:val="17"/>
           <w:szCs w:val="17"/>
         </w:rPr>
-        <w:t>Edwin Boston III; the two-colouring argument, the range of the decimated specification and its row sum are on the ledger of the work that follows this paper, with their records.</w:t>
+        <w:t>K. Osterwalder and E. Seiler, Sources [5]; M. Lüscher, Sources [7].</w:t>
       </w:r>
     </w:p>
   </w:footnote>
@@ -39650,59 +39708,99 @@
           <w:sz w:val="17"/>
           <w:szCs w:val="17"/>
         </w:rPr>
-        <w:t xml:space="preserve">T. Bałaban, </w:t>
-      </w:r>
-      <w:r>
-        <w:rPr>
-          <w:i/>
-          <w:iCs/>
-          <w:sz w:val="17"/>
-          <w:szCs w:val="17"/>
-        </w:rPr>
-        <w:t>Comm. Math. Phys.</w:t>
-      </w:r>
-      <w:r>
-        <w:rPr>
-          <w:sz w:val="17"/>
-          <w:szCs w:val="17"/>
-        </w:rPr>
-        <w:t xml:space="preserve"> 109 (1987), 249–301: Theorem 1 (p. 259) and Theorem 3 (p. 267), the recursion (0.20) (p. 256), the action (0.2) with the normalised trace (p. 252), read from the pages on 29 October 2026. The statement that the sequence can be kept small in four dimensions, his Theorem 2 (pp. 259–260), is deferred there to "a separate paper"; the four-dimensional stability theorem itself is stated in </w:t>
-      </w:r>
-      <w:r>
-        <w:rPr>
-          <w:i/>
-          <w:iCs/>
-          <w:sz w:val="17"/>
-          <w:szCs w:val="17"/>
-        </w:rPr>
-        <w:t>Large field renormalization II</w:t>
-      </w:r>
-      <w:r>
-        <w:rPr>
-          <w:sz w:val="17"/>
-          <w:szCs w:val="17"/>
-        </w:rPr>
-        <w:t xml:space="preserve">, </w:t>
-      </w:r>
-      <w:r>
-        <w:rPr>
-          <w:i/>
-          <w:iCs/>
-          <w:sz w:val="17"/>
-          <w:szCs w:val="17"/>
-        </w:rPr>
-        <w:t>Comm. Math. Phys.</w:t>
-      </w:r>
-      <w:r>
-        <w:rPr>
-          <w:sz w:val="17"/>
-          <w:szCs w:val="17"/>
-        </w:rPr>
-        <w:t xml:space="preserve"> 122 (1989), 355–392, unread at this revision.</w:t>
+        <w:t>Edwin Boston III; the certificate and its sharp pass, the second evaluation, the third road's enclosure and the enclosures of the two constants are Records R7.</w:t>
       </w:r>
     </w:p>
   </w:footnote>
   <w:footnote w:id="78">
+    <w:p>
+      <w:pPr>
+        <w:spacing w:after="40" w:line="240" w:lineRule="auto"/>
+      </w:pPr>
+      <w:r>
+        <w:rPr>
+          <w:rStyle w:val="FootnoteReference"/>
+        </w:rPr>
+        <w:footnoteRef/>
+      </w:r>
+      <w:r>
+        <w:rPr>
+          <w:sz w:val="17"/>
+          <w:szCs w:val="17"/>
+        </w:rPr>
+        <w:t>Edwin Boston III; the two-colouring argument, the range of the decimated specification and its row sum are on the ledger of the work that follows this paper, with their records.</w:t>
+      </w:r>
+    </w:p>
+  </w:footnote>
+  <w:footnote w:id="79">
+    <w:p>
+      <w:pPr>
+        <w:spacing w:after="40" w:line="240" w:lineRule="auto"/>
+      </w:pPr>
+      <w:r>
+        <w:rPr>
+          <w:rStyle w:val="FootnoteReference"/>
+        </w:rPr>
+        <w:footnoteRef/>
+      </w:r>
+      <w:r>
+        <w:rPr>
+          <w:sz w:val="17"/>
+          <w:szCs w:val="17"/>
+        </w:rPr>
+        <w:t xml:space="preserve">T. Bałaban, </w:t>
+      </w:r>
+      <w:r>
+        <w:rPr>
+          <w:i/>
+          <w:iCs/>
+          <w:sz w:val="17"/>
+          <w:szCs w:val="17"/>
+        </w:rPr>
+        <w:t>Comm. Math. Phys.</w:t>
+      </w:r>
+      <w:r>
+        <w:rPr>
+          <w:sz w:val="17"/>
+          <w:szCs w:val="17"/>
+        </w:rPr>
+        <w:t xml:space="preserve"> 109 (1987), 249–301: Theorem 1 (p. 259) and Theorem 3 (p. 267), the recursion (0.20) (p. 256), the action (0.2) with the normalised trace (p. 252), read from the pages on 29 October 2026. The statement that the sequence can be kept small in four dimensions, his Theorem 2 (pp. 259–260), is deferred there to "a separate paper"; the four-dimensional stability theorem itself is stated in </w:t>
+      </w:r>
+      <w:r>
+        <w:rPr>
+          <w:i/>
+          <w:iCs/>
+          <w:sz w:val="17"/>
+          <w:szCs w:val="17"/>
+        </w:rPr>
+        <w:t>Large field renormalization II</w:t>
+      </w:r>
+      <w:r>
+        <w:rPr>
+          <w:sz w:val="17"/>
+          <w:szCs w:val="17"/>
+        </w:rPr>
+        <w:t xml:space="preserve">, </w:t>
+      </w:r>
+      <w:r>
+        <w:rPr>
+          <w:i/>
+          <w:iCs/>
+          <w:sz w:val="17"/>
+          <w:szCs w:val="17"/>
+        </w:rPr>
+        <w:t>Comm. Math. Phys.</w:t>
+      </w:r>
+      <w:r>
+        <w:rPr>
+          <w:sz w:val="17"/>
+          <w:szCs w:val="17"/>
+        </w:rPr>
+        <w:t xml:space="preserve"> 122 (1989), 355–392, unread at this revision.</w:t>
+      </w:r>
+    </w:p>
+  </w:footnote>
+  <w:footnote w:id="80">
     <w:p>
       <w:pPr>
         <w:spacing w:after="40" w:line="240" w:lineRule="auto"/>
@@ -39753,10 +39851,10 @@
 <file path=word/numbering.xml><?xml version="1.0" encoding="utf-8"?>
 <w:numbering xmlns:wpc="http://schemas.microsoft.com/office/word/2010/wordprocessingCanvas" xmlns:cx="http://schemas.microsoft.com/office/drawing/2014/chartex" xmlns:cx1="http://schemas.microsoft.com/office/drawing/2015/9/8/chartex" xmlns:cx2="http://schemas.microsoft.com/office/drawing/2015/10/21/chartex" xmlns:cx3="http://schemas.microsoft.com/office/drawing/2016/5/9/chartex" xmlns:cx4="http://schemas.microsoft.com/office/drawing/2016/5/10/chartex" xmlns:cx5="http://schemas.microsoft.com/office/drawing/2016/5/11/chartex" xmlns:cx6="http://schemas.microsoft.com/office/drawing/2016/5/12/chartex" xmlns:cx7="http://schemas.microsoft.com/office/drawing/2016/5/13/chartex" xmlns:cx8="http://schemas.microsoft.com/office/drawing/2016/5/14/chartex" xmlns:mc="http://schemas.openxmlformats.org/markup-compatibility/2006" xmlns:aink="http://schemas.microsoft.com/office/drawing/2016/ink" xmlns:am3d="http://schemas.microsoft.com/office/drawing/2017/model3d" xmlns:o="urn:schemas-microsoft-com:office:office" xmlns:oel="http://schemas.microsoft.com/office/2019/extlst" xmlns:r="http://schemas.openxmlformats.org/officeDocument/2006/relationships" xmlns:m="http://schemas.openxmlformats.org/officeDocument/2006/math" xmlns:v="urn:schemas-microsoft-com:vml" xmlns:wp14="http://schemas.microsoft.com/office/word/2010/wordprocessingDrawing" xmlns:wp="http://schemas.openxmlformats.org/drawingml/2006/wordprocessingDrawing" xmlns:w10="urn:schemas-microsoft-com:office:word" xmlns:w="http://schemas.openxmlformats.org/wordprocessingml/2006/main" xmlns:w14="http://schemas.microsoft.com/office/word/2010/wordml" xmlns:w15="http://schemas.microsoft.com/office/word/2012/wordml" xmlns:w16cex="http://schemas.microsoft.com/office/word/2018/wordml/cex" xmlns:w16cid="http://schemas.microsoft.com/office/word/2016/wordml/cid" xmlns:w16="http://schemas.microsoft.com/office/word/2018/wordml" xmlns:w16du="http://schemas.microsoft.com/office/word/2023/wordml/word16du" xmlns:w16sdtdh="http://schemas.microsoft.com/office/word/2020/wordml/sdtdatahash" xmlns:w16sdtfl="http://schemas.microsoft.com/office/word/2024/wordml/sdtformatlock" xmlns:w16se="http://schemas.microsoft.com/office/word/2015/wordml/symex" xmlns:wpg="http://schemas.microsoft.com/office/word/2010/wordprocessingGroup" xmlns:wpi="http://schemas.microsoft.com/office/word/2010/wordprocessingInk" xmlns:wne="http://schemas.microsoft.com/office/word/2006/wordml" xmlns:wps="http://schemas.microsoft.com/office/word/2010/wordprocessingShape" mc:Ignorable="w14 w15 w16se w16cid w16 w16cex w16sdtdh w16sdtfl w16du wp14">
   <w:abstractNum w:abstractNumId="0" w15:restartNumberingAfterBreak="0">
-    <w:nsid w:val="541F6318"/>
+    <w:nsid w:val="484C40FE"/>
     <w:multiLevelType w:val="hybridMultilevel"/>
-    <w:tmpl w:val="3B98BAA6"/>
-    <w:lvl w:ilvl="0" w:tplc="ECD086C2">
+    <w:tmpl w:val="6F14CE18"/>
+    <w:lvl w:ilvl="0" w:tplc="293C48EA">
       <w:start w:val="1"/>
       <w:numFmt w:val="bullet"/>
       <w:lvlText w:val="●"/>
@@ -39765,7 +39863,7 @@
         <w:ind w:left="720" w:hanging="360"/>
       </w:pPr>
     </w:lvl>
-    <w:lvl w:ilvl="1" w:tplc="2B0818CC">
+    <w:lvl w:ilvl="1" w:tplc="A9A4A7CC">
       <w:start w:val="1"/>
       <w:numFmt w:val="bullet"/>
       <w:lvlText w:val="○"/>
@@ -39774,7 +39872,7 @@
         <w:ind w:left="1440" w:hanging="360"/>
       </w:pPr>
     </w:lvl>
-    <w:lvl w:ilvl="2" w:tplc="C57250D8">
+    <w:lvl w:ilvl="2" w:tplc="EE6EAD34">
       <w:start w:val="1"/>
       <w:numFmt w:val="bullet"/>
       <w:lvlText w:val="■"/>
@@ -39783,7 +39881,7 @@
         <w:ind w:left="2160" w:hanging="360"/>
       </w:pPr>
     </w:lvl>
-    <w:lvl w:ilvl="3" w:tplc="EF66B0D6">
+    <w:lvl w:ilvl="3" w:tplc="1ACA1354">
       <w:start w:val="1"/>
       <w:numFmt w:val="bullet"/>
       <w:lvlText w:val="●"/>
@@ -39792,7 +39890,7 @@
         <w:ind w:left="2880" w:hanging="360"/>
       </w:pPr>
     </w:lvl>
-    <w:lvl w:ilvl="4" w:tplc="A33A69C6">
+    <w:lvl w:ilvl="4" w:tplc="E2209FB2">
       <w:start w:val="1"/>
       <w:numFmt w:val="bullet"/>
       <w:lvlText w:val="○"/>
@@ -39801,7 +39899,7 @@
         <w:ind w:left="3600" w:hanging="360"/>
       </w:pPr>
     </w:lvl>
-    <w:lvl w:ilvl="5" w:tplc="5BEA98FA">
+    <w:lvl w:ilvl="5" w:tplc="E2AC7E90">
       <w:start w:val="1"/>
       <w:numFmt w:val="bullet"/>
       <w:lvlText w:val="■"/>
@@ -39810,7 +39908,7 @@
         <w:ind w:left="4320" w:hanging="360"/>
       </w:pPr>
     </w:lvl>
-    <w:lvl w:ilvl="6" w:tplc="2B76B28A">
+    <w:lvl w:ilvl="6" w:tplc="D68E7FE0">
       <w:start w:val="1"/>
       <w:numFmt w:val="bullet"/>
       <w:lvlText w:val="●"/>
@@ -39819,7 +39917,7 @@
         <w:ind w:left="5040" w:hanging="360"/>
       </w:pPr>
     </w:lvl>
-    <w:lvl w:ilvl="7" w:tplc="DF0C6642">
+    <w:lvl w:ilvl="7" w:tplc="3E524842">
       <w:start w:val="1"/>
       <w:numFmt w:val="bullet"/>
       <w:lvlText w:val="●"/>
@@ -39828,7 +39926,7 @@
         <w:ind w:left="5760" w:hanging="360"/>
       </w:pPr>
     </w:lvl>
-    <w:lvl w:ilvl="8" w:tplc="7402DC5A">
+    <w:lvl w:ilvl="8" w:tplc="A10E2DB2">
       <w:start w:val="1"/>
       <w:numFmt w:val="bullet"/>
       <w:lvlText w:val="●"/>
@@ -39838,7 +39936,7 @@
       </w:pPr>
     </w:lvl>
   </w:abstractNum>
-  <w:num w:numId="1" w16cid:durableId="1318536993">
+  <w:num w:numId="1" w16cid:durableId="1481727369">
     <w:abstractNumId w:val="0"/>
     <w:lvlOverride w:ilvl="0">
       <w:startOverride w:val="1"/>
@@ -40435,7 +40533,7 @@
     <w:autoRedefine/>
     <w:uiPriority w:val="39"/>
     <w:unhideWhenUsed/>
-    <w:rsid w:val="009A5015"/>
+    <w:rsid w:val="008844C3"/>
     <w:pPr>
       <w:spacing w:after="100"/>
     </w:pPr>
@@ -40447,7 +40545,7 @@
     <w:autoRedefine/>
     <w:uiPriority w:val="39"/>
     <w:unhideWhenUsed/>
-    <w:rsid w:val="009A5015"/>
+    <w:rsid w:val="008844C3"/>
     <w:pPr>
       <w:spacing w:after="100"/>
       <w:ind w:left="220"/>

--- a/THE-GROUND-Edwin-Boston-III.docx
+++ b/THE-GROUND-Edwin-Boston-III.docx
@@ -170,7 +170,7 @@
     <w:sdt>
       <w:sdtPr>
         <w:alias w:val="Contents"/>
-        <w:id w:val="470407310"/>
+        <w:id w:val="1451354214"/>
       </w:sdtPr>
       <w:sdtEndPr/>
       <w:sdtContent>
@@ -198,7 +198,7 @@
           <w:r>
             <w:fldChar w:fldCharType="separate"/>
           </w:r>
-          <w:hyperlink w:anchor="_Toc244143634" w:history="1">
+          <w:hyperlink w:anchor="_Toc244144288" w:history="1">
             <w:r>
               <w:rPr>
                 <w:rStyle w:val="Hyperlink"/>
@@ -222,7 +222,7 @@
               <w:rPr>
                 <w:noProof/>
               </w:rPr>
-              <w:instrText xml:space="preserve"> PAGEREF _Toc244143634 \h </w:instrText>
+              <w:instrText xml:space="preserve"> PAGEREF _Toc244144288 \h </w:instrText>
             </w:r>
             <w:r>
               <w:rPr>
@@ -264,7 +264,7 @@
               <w14:ligatures w14:val="standardContextual"/>
             </w:rPr>
           </w:pPr>
-          <w:hyperlink w:anchor="_Toc244143635" w:history="1">
+          <w:hyperlink w:anchor="_Toc244144289" w:history="1">
             <w:r>
               <w:rPr>
                 <w:rStyle w:val="Hyperlink"/>
@@ -288,7 +288,7 @@
               <w:rPr>
                 <w:noProof/>
               </w:rPr>
-              <w:instrText xml:space="preserve"> PAGEREF _Toc244143635 \h </w:instrText>
+              <w:instrText xml:space="preserve"> PAGEREF _Toc244144289 \h </w:instrText>
             </w:r>
             <w:r>
               <w:rPr>
@@ -330,7 +330,7 @@
               <w14:ligatures w14:val="standardContextual"/>
             </w:rPr>
           </w:pPr>
-          <w:hyperlink w:anchor="_Toc244143636" w:history="1">
+          <w:hyperlink w:anchor="_Toc244144290" w:history="1">
             <w:r>
               <w:rPr>
                 <w:rStyle w:val="Hyperlink"/>
@@ -354,7 +354,7 @@
               <w:rPr>
                 <w:noProof/>
               </w:rPr>
-              <w:instrText xml:space="preserve"> PAGEREF _Toc244143636 \h </w:instrText>
+              <w:instrText xml:space="preserve"> PAGEREF _Toc244144290 \h </w:instrText>
             </w:r>
             <w:r>
               <w:rPr>
@@ -396,7 +396,7 @@
               <w14:ligatures w14:val="standardContextual"/>
             </w:rPr>
           </w:pPr>
-          <w:hyperlink w:anchor="_Toc244143637" w:history="1">
+          <w:hyperlink w:anchor="_Toc244144291" w:history="1">
             <w:r>
               <w:rPr>
                 <w:rStyle w:val="Hyperlink"/>
@@ -420,7 +420,7 @@
               <w:rPr>
                 <w:noProof/>
               </w:rPr>
-              <w:instrText xml:space="preserve"> PAGEREF _Toc244143637 \h </w:instrText>
+              <w:instrText xml:space="preserve"> PAGEREF _Toc244144291 \h </w:instrText>
             </w:r>
             <w:r>
               <w:rPr>
@@ -462,7 +462,7 @@
               <w14:ligatures w14:val="standardContextual"/>
             </w:rPr>
           </w:pPr>
-          <w:hyperlink w:anchor="_Toc244143638" w:history="1">
+          <w:hyperlink w:anchor="_Toc244144292" w:history="1">
             <w:r>
               <w:rPr>
                 <w:rStyle w:val="Hyperlink"/>
@@ -486,7 +486,7 @@
               <w:rPr>
                 <w:noProof/>
               </w:rPr>
-              <w:instrText xml:space="preserve"> PAGEREF _Toc244143638 \h </w:instrText>
+              <w:instrText xml:space="preserve"> PAGEREF _Toc244144292 \h </w:instrText>
             </w:r>
             <w:r>
               <w:rPr>
@@ -528,7 +528,7 @@
               <w14:ligatures w14:val="standardContextual"/>
             </w:rPr>
           </w:pPr>
-          <w:hyperlink w:anchor="_Toc244143639" w:history="1">
+          <w:hyperlink w:anchor="_Toc244144293" w:history="1">
             <w:r>
               <w:rPr>
                 <w:rStyle w:val="Hyperlink"/>
@@ -552,7 +552,7 @@
               <w:rPr>
                 <w:noProof/>
               </w:rPr>
-              <w:instrText xml:space="preserve"> PAGEREF _Toc244143639 \h </w:instrText>
+              <w:instrText xml:space="preserve"> PAGEREF _Toc244144293 \h </w:instrText>
             </w:r>
             <w:r>
               <w:rPr>
@@ -594,7 +594,7 @@
               <w14:ligatures w14:val="standardContextual"/>
             </w:rPr>
           </w:pPr>
-          <w:hyperlink w:anchor="_Toc244143640" w:history="1">
+          <w:hyperlink w:anchor="_Toc244144294" w:history="1">
             <w:r>
               <w:rPr>
                 <w:rStyle w:val="Hyperlink"/>
@@ -618,7 +618,7 @@
               <w:rPr>
                 <w:noProof/>
               </w:rPr>
-              <w:instrText xml:space="preserve"> PAGEREF _Toc244143640 \h </w:instrText>
+              <w:instrText xml:space="preserve"> PAGEREF _Toc244144294 \h </w:instrText>
             </w:r>
             <w:r>
               <w:rPr>
@@ -660,7 +660,7 @@
               <w14:ligatures w14:val="standardContextual"/>
             </w:rPr>
           </w:pPr>
-          <w:hyperlink w:anchor="_Toc244143641" w:history="1">
+          <w:hyperlink w:anchor="_Toc244144295" w:history="1">
             <w:r>
               <w:rPr>
                 <w:rStyle w:val="Hyperlink"/>
@@ -684,7 +684,7 @@
               <w:rPr>
                 <w:noProof/>
               </w:rPr>
-              <w:instrText xml:space="preserve"> PAGEREF _Toc244143641 \h </w:instrText>
+              <w:instrText xml:space="preserve"> PAGEREF _Toc244144295 \h </w:instrText>
             </w:r>
             <w:r>
               <w:rPr>
@@ -726,7 +726,7 @@
               <w14:ligatures w14:val="standardContextual"/>
             </w:rPr>
           </w:pPr>
-          <w:hyperlink w:anchor="_Toc244143642" w:history="1">
+          <w:hyperlink w:anchor="_Toc244144296" w:history="1">
             <w:r>
               <w:rPr>
                 <w:rStyle w:val="Hyperlink"/>
@@ -750,7 +750,7 @@
               <w:rPr>
                 <w:noProof/>
               </w:rPr>
-              <w:instrText xml:space="preserve"> PAGEREF _Toc244143642 \h </w:instrText>
+              <w:instrText xml:space="preserve"> PAGEREF _Toc244144296 \h </w:instrText>
             </w:r>
             <w:r>
               <w:rPr>
@@ -792,7 +792,7 @@
               <w14:ligatures w14:val="standardContextual"/>
             </w:rPr>
           </w:pPr>
-          <w:hyperlink w:anchor="_Toc244143643" w:history="1">
+          <w:hyperlink w:anchor="_Toc244144297" w:history="1">
             <w:r>
               <w:rPr>
                 <w:rStyle w:val="Hyperlink"/>
@@ -816,7 +816,7 @@
               <w:rPr>
                 <w:noProof/>
               </w:rPr>
-              <w:instrText xml:space="preserve"> PAGEREF _Toc244143643 \h </w:instrText>
+              <w:instrText xml:space="preserve"> PAGEREF _Toc244144297 \h </w:instrText>
             </w:r>
             <w:r>
               <w:rPr>
@@ -858,7 +858,7 @@
               <w14:ligatures w14:val="standardContextual"/>
             </w:rPr>
           </w:pPr>
-          <w:hyperlink w:anchor="_Toc244143644" w:history="1">
+          <w:hyperlink w:anchor="_Toc244144298" w:history="1">
             <w:r>
               <w:rPr>
                 <w:rStyle w:val="Hyperlink"/>
@@ -882,7 +882,7 @@
               <w:rPr>
                 <w:noProof/>
               </w:rPr>
-              <w:instrText xml:space="preserve"> PAGEREF _Toc244143644 \h </w:instrText>
+              <w:instrText xml:space="preserve"> PAGEREF _Toc244144298 \h </w:instrText>
             </w:r>
             <w:r>
               <w:rPr>
@@ -924,7 +924,7 @@
               <w14:ligatures w14:val="standardContextual"/>
             </w:rPr>
           </w:pPr>
-          <w:hyperlink w:anchor="_Toc244143645" w:history="1">
+          <w:hyperlink w:anchor="_Toc244144299" w:history="1">
             <w:r>
               <w:rPr>
                 <w:rStyle w:val="Hyperlink"/>
@@ -948,7 +948,7 @@
               <w:rPr>
                 <w:noProof/>
               </w:rPr>
-              <w:instrText xml:space="preserve"> PAGEREF _Toc244143645 \h </w:instrText>
+              <w:instrText xml:space="preserve"> PAGEREF _Toc244144299 \h </w:instrText>
             </w:r>
             <w:r>
               <w:rPr>
@@ -990,7 +990,7 @@
               <w14:ligatures w14:val="standardContextual"/>
             </w:rPr>
           </w:pPr>
-          <w:hyperlink w:anchor="_Toc244143646" w:history="1">
+          <w:hyperlink w:anchor="_Toc244144300" w:history="1">
             <w:r>
               <w:rPr>
                 <w:rStyle w:val="Hyperlink"/>
@@ -1014,7 +1014,7 @@
               <w:rPr>
                 <w:noProof/>
               </w:rPr>
-              <w:instrText xml:space="preserve"> PAGEREF _Toc244143646 \h </w:instrText>
+              <w:instrText xml:space="preserve"> PAGEREF _Toc244144300 \h </w:instrText>
             </w:r>
             <w:r>
               <w:rPr>
@@ -1056,7 +1056,7 @@
               <w14:ligatures w14:val="standardContextual"/>
             </w:rPr>
           </w:pPr>
-          <w:hyperlink w:anchor="_Toc244143647" w:history="1">
+          <w:hyperlink w:anchor="_Toc244144301" w:history="1">
             <w:r>
               <w:rPr>
                 <w:rStyle w:val="Hyperlink"/>
@@ -1080,7 +1080,7 @@
               <w:rPr>
                 <w:noProof/>
               </w:rPr>
-              <w:instrText xml:space="preserve"> PAGEREF _Toc244143647 \h </w:instrText>
+              <w:instrText xml:space="preserve"> PAGEREF _Toc244144301 \h </w:instrText>
             </w:r>
             <w:r>
               <w:rPr>
@@ -1122,7 +1122,7 @@
               <w14:ligatures w14:val="standardContextual"/>
             </w:rPr>
           </w:pPr>
-          <w:hyperlink w:anchor="_Toc244143648" w:history="1">
+          <w:hyperlink w:anchor="_Toc244144302" w:history="1">
             <w:r>
               <w:rPr>
                 <w:rStyle w:val="Hyperlink"/>
@@ -1146,7 +1146,7 @@
               <w:rPr>
                 <w:noProof/>
               </w:rPr>
-              <w:instrText xml:space="preserve"> PAGEREF _Toc244143648 \h </w:instrText>
+              <w:instrText xml:space="preserve"> PAGEREF _Toc244144302 \h </w:instrText>
             </w:r>
             <w:r>
               <w:rPr>
@@ -1188,7 +1188,7 @@
               <w14:ligatures w14:val="standardContextual"/>
             </w:rPr>
           </w:pPr>
-          <w:hyperlink w:anchor="_Toc244143649" w:history="1">
+          <w:hyperlink w:anchor="_Toc244144303" w:history="1">
             <w:r>
               <w:rPr>
                 <w:rStyle w:val="Hyperlink"/>
@@ -1212,7 +1212,7 @@
               <w:rPr>
                 <w:noProof/>
               </w:rPr>
-              <w:instrText xml:space="preserve"> PAGEREF _Toc244143649 \h </w:instrText>
+              <w:instrText xml:space="preserve"> PAGEREF _Toc244144303 \h </w:instrText>
             </w:r>
             <w:r>
               <w:rPr>
@@ -1254,7 +1254,7 @@
               <w14:ligatures w14:val="standardContextual"/>
             </w:rPr>
           </w:pPr>
-          <w:hyperlink w:anchor="_Toc244143650" w:history="1">
+          <w:hyperlink w:anchor="_Toc244144304" w:history="1">
             <w:r>
               <w:rPr>
                 <w:rStyle w:val="Hyperlink"/>
@@ -1278,7 +1278,7 @@
               <w:rPr>
                 <w:noProof/>
               </w:rPr>
-              <w:instrText xml:space="preserve"> PAGEREF _Toc244143650 \h </w:instrText>
+              <w:instrText xml:space="preserve"> PAGEREF _Toc244144304 \h </w:instrText>
             </w:r>
             <w:r>
               <w:rPr>
@@ -1320,7 +1320,7 @@
               <w14:ligatures w14:val="standardContextual"/>
             </w:rPr>
           </w:pPr>
-          <w:hyperlink w:anchor="_Toc244143651" w:history="1">
+          <w:hyperlink w:anchor="_Toc244144305" w:history="1">
             <w:r>
               <w:rPr>
                 <w:rStyle w:val="Hyperlink"/>
@@ -1344,7 +1344,7 @@
               <w:rPr>
                 <w:noProof/>
               </w:rPr>
-              <w:instrText xml:space="preserve"> PAGEREF _Toc244143651 \h </w:instrText>
+              <w:instrText xml:space="preserve"> PAGEREF _Toc244144305 \h </w:instrText>
             </w:r>
             <w:r>
               <w:rPr>
@@ -1386,7 +1386,7 @@
               <w14:ligatures w14:val="standardContextual"/>
             </w:rPr>
           </w:pPr>
-          <w:hyperlink w:anchor="_Toc244143652" w:history="1">
+          <w:hyperlink w:anchor="_Toc244144306" w:history="1">
             <w:r>
               <w:rPr>
                 <w:rStyle w:val="Hyperlink"/>
@@ -1410,7 +1410,7 @@
               <w:rPr>
                 <w:noProof/>
               </w:rPr>
-              <w:instrText xml:space="preserve"> PAGEREF _Toc244143652 \h </w:instrText>
+              <w:instrText xml:space="preserve"> PAGEREF _Toc244144306 \h </w:instrText>
             </w:r>
             <w:r>
               <w:rPr>
@@ -1452,7 +1452,7 @@
               <w14:ligatures w14:val="standardContextual"/>
             </w:rPr>
           </w:pPr>
-          <w:hyperlink w:anchor="_Toc244143653" w:history="1">
+          <w:hyperlink w:anchor="_Toc244144307" w:history="1">
             <w:r>
               <w:rPr>
                 <w:rStyle w:val="Hyperlink"/>
@@ -1476,7 +1476,7 @@
               <w:rPr>
                 <w:noProof/>
               </w:rPr>
-              <w:instrText xml:space="preserve"> PAGEREF _Toc244143653 \h </w:instrText>
+              <w:instrText xml:space="preserve"> PAGEREF _Toc244144307 \h </w:instrText>
             </w:r>
             <w:r>
               <w:rPr>
@@ -1518,7 +1518,7 @@
               <w14:ligatures w14:val="standardContextual"/>
             </w:rPr>
           </w:pPr>
-          <w:hyperlink w:anchor="_Toc244143654" w:history="1">
+          <w:hyperlink w:anchor="_Toc244144308" w:history="1">
             <w:r>
               <w:rPr>
                 <w:rStyle w:val="Hyperlink"/>
@@ -1542,7 +1542,7 @@
               <w:rPr>
                 <w:noProof/>
               </w:rPr>
-              <w:instrText xml:space="preserve"> PAGEREF _Toc244143654 \h </w:instrText>
+              <w:instrText xml:space="preserve"> PAGEREF _Toc244144308 \h </w:instrText>
             </w:r>
             <w:r>
               <w:rPr>
@@ -1584,7 +1584,7 @@
               <w14:ligatures w14:val="standardContextual"/>
             </w:rPr>
           </w:pPr>
-          <w:hyperlink w:anchor="_Toc244143655" w:history="1">
+          <w:hyperlink w:anchor="_Toc244144309" w:history="1">
             <w:r>
               <w:rPr>
                 <w:rStyle w:val="Hyperlink"/>
@@ -1608,7 +1608,7 @@
               <w:rPr>
                 <w:noProof/>
               </w:rPr>
-              <w:instrText xml:space="preserve"> PAGEREF _Toc244143655 \h </w:instrText>
+              <w:instrText xml:space="preserve"> PAGEREF _Toc244144309 \h </w:instrText>
             </w:r>
             <w:r>
               <w:rPr>
@@ -1650,7 +1650,7 @@
               <w14:ligatures w14:val="standardContextual"/>
             </w:rPr>
           </w:pPr>
-          <w:hyperlink w:anchor="_Toc244143656" w:history="1">
+          <w:hyperlink w:anchor="_Toc244144310" w:history="1">
             <w:r>
               <w:rPr>
                 <w:rStyle w:val="Hyperlink"/>
@@ -1674,7 +1674,7 @@
               <w:rPr>
                 <w:noProof/>
               </w:rPr>
-              <w:instrText xml:space="preserve"> PAGEREF _Toc244143656 \h </w:instrText>
+              <w:instrText xml:space="preserve"> PAGEREF _Toc244144310 \h </w:instrText>
             </w:r>
             <w:r>
               <w:rPr>
@@ -1716,7 +1716,7 @@
               <w14:ligatures w14:val="standardContextual"/>
             </w:rPr>
           </w:pPr>
-          <w:hyperlink w:anchor="_Toc244143657" w:history="1">
+          <w:hyperlink w:anchor="_Toc244144311" w:history="1">
             <w:r>
               <w:rPr>
                 <w:rStyle w:val="Hyperlink"/>
@@ -1740,7 +1740,7 @@
               <w:rPr>
                 <w:noProof/>
               </w:rPr>
-              <w:instrText xml:space="preserve"> PAGEREF _Toc244143657 \h </w:instrText>
+              <w:instrText xml:space="preserve"> PAGEREF _Toc244144311 \h </w:instrText>
             </w:r>
             <w:r>
               <w:rPr>
@@ -1782,7 +1782,7 @@
               <w14:ligatures w14:val="standardContextual"/>
             </w:rPr>
           </w:pPr>
-          <w:hyperlink w:anchor="_Toc244143658" w:history="1">
+          <w:hyperlink w:anchor="_Toc244144312" w:history="1">
             <w:r>
               <w:rPr>
                 <w:rStyle w:val="Hyperlink"/>
@@ -1806,7 +1806,7 @@
               <w:rPr>
                 <w:noProof/>
               </w:rPr>
-              <w:instrText xml:space="preserve"> PAGEREF _Toc244143658 \h </w:instrText>
+              <w:instrText xml:space="preserve"> PAGEREF _Toc244144312 \h </w:instrText>
             </w:r>
             <w:r>
               <w:rPr>
@@ -1848,7 +1848,7 @@
               <w14:ligatures w14:val="standardContextual"/>
             </w:rPr>
           </w:pPr>
-          <w:hyperlink w:anchor="_Toc244143659" w:history="1">
+          <w:hyperlink w:anchor="_Toc244144313" w:history="1">
             <w:r>
               <w:rPr>
                 <w:rStyle w:val="Hyperlink"/>
@@ -1872,7 +1872,7 @@
               <w:rPr>
                 <w:noProof/>
               </w:rPr>
-              <w:instrText xml:space="preserve"> PAGEREF _Toc244143659 \h </w:instrText>
+              <w:instrText xml:space="preserve"> PAGEREF _Toc244144313 \h </w:instrText>
             </w:r>
             <w:r>
               <w:rPr>
@@ -1914,7 +1914,7 @@
               <w14:ligatures w14:val="standardContextual"/>
             </w:rPr>
           </w:pPr>
-          <w:hyperlink w:anchor="_Toc244143660" w:history="1">
+          <w:hyperlink w:anchor="_Toc244144314" w:history="1">
             <w:r>
               <w:rPr>
                 <w:rStyle w:val="Hyperlink"/>
@@ -1938,7 +1938,7 @@
               <w:rPr>
                 <w:noProof/>
               </w:rPr>
-              <w:instrText xml:space="preserve"> PAGEREF _Toc244143660 \h </w:instrText>
+              <w:instrText xml:space="preserve"> PAGEREF _Toc244144314 \h </w:instrText>
             </w:r>
             <w:r>
               <w:rPr>
@@ -1980,7 +1980,7 @@
               <w14:ligatures w14:val="standardContextual"/>
             </w:rPr>
           </w:pPr>
-          <w:hyperlink w:anchor="_Toc244143661" w:history="1">
+          <w:hyperlink w:anchor="_Toc244144315" w:history="1">
             <w:r>
               <w:rPr>
                 <w:rStyle w:val="Hyperlink"/>
@@ -2004,7 +2004,7 @@
               <w:rPr>
                 <w:noProof/>
               </w:rPr>
-              <w:instrText xml:space="preserve"> PAGEREF _Toc244143661 \h </w:instrText>
+              <w:instrText xml:space="preserve"> PAGEREF _Toc244144315 \h </w:instrText>
             </w:r>
             <w:r>
               <w:rPr>
@@ -2046,7 +2046,7 @@
               <w14:ligatures w14:val="standardContextual"/>
             </w:rPr>
           </w:pPr>
-          <w:hyperlink w:anchor="_Toc244143662" w:history="1">
+          <w:hyperlink w:anchor="_Toc244144316" w:history="1">
             <w:r>
               <w:rPr>
                 <w:rStyle w:val="Hyperlink"/>
@@ -2070,7 +2070,7 @@
               <w:rPr>
                 <w:noProof/>
               </w:rPr>
-              <w:instrText xml:space="preserve"> PAGEREF _Toc244143662 \h </w:instrText>
+              <w:instrText xml:space="preserve"> PAGEREF _Toc244144316 \h </w:instrText>
             </w:r>
             <w:r>
               <w:rPr>
@@ -2112,7 +2112,7 @@
               <w14:ligatures w14:val="standardContextual"/>
             </w:rPr>
           </w:pPr>
-          <w:hyperlink w:anchor="_Toc244143663" w:history="1">
+          <w:hyperlink w:anchor="_Toc244144317" w:history="1">
             <w:r>
               <w:rPr>
                 <w:rStyle w:val="Hyperlink"/>
@@ -2136,7 +2136,7 @@
               <w:rPr>
                 <w:noProof/>
               </w:rPr>
-              <w:instrText xml:space="preserve"> PAGEREF _Toc244143663 \h </w:instrText>
+              <w:instrText xml:space="preserve"> PAGEREF _Toc244144317 \h </w:instrText>
             </w:r>
             <w:r>
               <w:rPr>
@@ -2178,7 +2178,7 @@
               <w14:ligatures w14:val="standardContextual"/>
             </w:rPr>
           </w:pPr>
-          <w:hyperlink w:anchor="_Toc244143664" w:history="1">
+          <w:hyperlink w:anchor="_Toc244144318" w:history="1">
             <w:r>
               <w:rPr>
                 <w:rStyle w:val="Hyperlink"/>
@@ -2202,7 +2202,7 @@
               <w:rPr>
                 <w:noProof/>
               </w:rPr>
-              <w:instrText xml:space="preserve"> PAGEREF _Toc244143664 \h </w:instrText>
+              <w:instrText xml:space="preserve"> PAGEREF _Toc244144318 \h </w:instrText>
             </w:r>
             <w:r>
               <w:rPr>
@@ -2244,7 +2244,7 @@
               <w14:ligatures w14:val="standardContextual"/>
             </w:rPr>
           </w:pPr>
-          <w:hyperlink w:anchor="_Toc244143665" w:history="1">
+          <w:hyperlink w:anchor="_Toc244144319" w:history="1">
             <w:r>
               <w:rPr>
                 <w:rStyle w:val="Hyperlink"/>
@@ -2268,7 +2268,7 @@
               <w:rPr>
                 <w:noProof/>
               </w:rPr>
-              <w:instrText xml:space="preserve"> PAGEREF _Toc244143665 \h </w:instrText>
+              <w:instrText xml:space="preserve"> PAGEREF _Toc244144319 \h </w:instrText>
             </w:r>
             <w:r>
               <w:rPr>
@@ -2310,7 +2310,7 @@
               <w14:ligatures w14:val="standardContextual"/>
             </w:rPr>
           </w:pPr>
-          <w:hyperlink w:anchor="_Toc244143666" w:history="1">
+          <w:hyperlink w:anchor="_Toc244144320" w:history="1">
             <w:r>
               <w:rPr>
                 <w:rStyle w:val="Hyperlink"/>
@@ -2334,7 +2334,7 @@
               <w:rPr>
                 <w:noProof/>
               </w:rPr>
-              <w:instrText xml:space="preserve"> PAGEREF _Toc244143666 \h </w:instrText>
+              <w:instrText xml:space="preserve"> PAGEREF _Toc244144320 \h </w:instrText>
             </w:r>
             <w:r>
               <w:rPr>
@@ -2376,7 +2376,7 @@
               <w14:ligatures w14:val="standardContextual"/>
             </w:rPr>
           </w:pPr>
-          <w:hyperlink w:anchor="_Toc244143667" w:history="1">
+          <w:hyperlink w:anchor="_Toc244144321" w:history="1">
             <w:r>
               <w:rPr>
                 <w:rStyle w:val="Hyperlink"/>
@@ -2400,7 +2400,7 @@
               <w:rPr>
                 <w:noProof/>
               </w:rPr>
-              <w:instrText xml:space="preserve"> PAGEREF _Toc244143667 \h </w:instrText>
+              <w:instrText xml:space="preserve"> PAGEREF _Toc244144321 \h </w:instrText>
             </w:r>
             <w:r>
               <w:rPr>
@@ -2442,7 +2442,7 @@
               <w14:ligatures w14:val="standardContextual"/>
             </w:rPr>
           </w:pPr>
-          <w:hyperlink w:anchor="_Toc244143668" w:history="1">
+          <w:hyperlink w:anchor="_Toc244144322" w:history="1">
             <w:r>
               <w:rPr>
                 <w:rStyle w:val="Hyperlink"/>
@@ -2466,7 +2466,7 @@
               <w:rPr>
                 <w:noProof/>
               </w:rPr>
-              <w:instrText xml:space="preserve"> PAGEREF _Toc244143668 \h </w:instrText>
+              <w:instrText xml:space="preserve"> PAGEREF _Toc244144322 \h </w:instrText>
             </w:r>
             <w:r>
               <w:rPr>
@@ -2508,7 +2508,7 @@
               <w14:ligatures w14:val="standardContextual"/>
             </w:rPr>
           </w:pPr>
-          <w:hyperlink w:anchor="_Toc244143669" w:history="1">
+          <w:hyperlink w:anchor="_Toc244144323" w:history="1">
             <w:r>
               <w:rPr>
                 <w:rStyle w:val="Hyperlink"/>
@@ -2532,7 +2532,7 @@
               <w:rPr>
                 <w:noProof/>
               </w:rPr>
-              <w:instrText xml:space="preserve"> PAGEREF _Toc244143669 \h </w:instrText>
+              <w:instrText xml:space="preserve"> PAGEREF _Toc244144323 \h </w:instrText>
             </w:r>
             <w:r>
               <w:rPr>
@@ -2574,7 +2574,7 @@
               <w14:ligatures w14:val="standardContextual"/>
             </w:rPr>
           </w:pPr>
-          <w:hyperlink w:anchor="_Toc244143670" w:history="1">
+          <w:hyperlink w:anchor="_Toc244144324" w:history="1">
             <w:r>
               <w:rPr>
                 <w:rStyle w:val="Hyperlink"/>
@@ -2598,7 +2598,7 @@
               <w:rPr>
                 <w:noProof/>
               </w:rPr>
-              <w:instrText xml:space="preserve"> PAGEREF _Toc244143670 \h </w:instrText>
+              <w:instrText xml:space="preserve"> PAGEREF _Toc244144324 \h </w:instrText>
             </w:r>
             <w:r>
               <w:rPr>
@@ -2639,7 +2639,7 @@
         <w:pageBreakBefore/>
         <w:spacing w:before="0"/>
       </w:pPr>
-      <w:bookmarkStart w:id="0" w:name="_Toc244143634"/>
+      <w:bookmarkStart w:id="0" w:name="_Toc244144288"/>
       <w:r>
         <w:t>1.  Introduction</w:t>
       </w:r>
@@ -2692,7 +2692,7 @@
         <w:footnoteReference w:id="2"/>
       </w:r>
       <w:r>
-        <w:t xml:space="preserve"> In three and in four dimensions Bałaban controlled Wilson's lattice theory on a torus by a renormalisation group whose bounds are uniform in the lattice spacing.</w:t>
+        <w:t xml:space="preserve"> In three dimensions Bałaban controlled Wilson's lattice theory on a torus by a renormalisation group whose bounds are uniform in the lattice spacing; in four dimensions he proved the same bounds under the hypothesis that the running couplings stay below an uncomputed constant at every scale, a hypothesis whose own proof his paper of record states to be unpublished (§8.3).</w:t>
       </w:r>
       <w:r>
         <w:rPr>
@@ -2775,7 +2775,7 @@
         <w:pStyle w:val="Heading1"/>
         <w:keepNext/>
       </w:pPr>
-      <w:bookmarkStart w:id="1" w:name="_Toc244143635"/>
+      <w:bookmarkStart w:id="1" w:name="_Toc244144289"/>
       <w:r>
         <w:t>2.  The Ground Theorem</w:t>
       </w:r>
@@ -3039,7 +3039,7 @@
         <w:pStyle w:val="Heading1"/>
         <w:keepNext/>
       </w:pPr>
-      <w:bookmarkStart w:id="2" w:name="_Toc244143636"/>
+      <w:bookmarkStart w:id="2" w:name="_Toc244144290"/>
       <w:r>
         <w:t>3.  What the Problem Demands</w:t>
       </w:r>
@@ -3050,7 +3050,7 @@
         <w:pStyle w:val="Heading2"/>
         <w:keepNext/>
       </w:pPr>
-      <w:bookmarkStart w:id="3" w:name="_Toc244143637"/>
+      <w:bookmarkStart w:id="3" w:name="_Toc244144291"/>
       <w:r>
         <w:t>3.1  Euclidean fields and the axioms of Osterwalder and Schrader</w:t>
       </w:r>
@@ -4180,7 +4180,7 @@
         <w:pStyle w:val="Heading2"/>
         <w:keepNext/>
       </w:pPr>
-      <w:bookmarkStart w:id="4" w:name="_Toc244143638"/>
+      <w:bookmarkStart w:id="4" w:name="_Toc244144292"/>
       <w:r>
         <w:t>3.2  The mass gap</w:t>
       </w:r>
@@ -4252,7 +4252,7 @@
         <w:pStyle w:val="Heading2"/>
         <w:keepNext/>
       </w:pPr>
-      <w:bookmarkStart w:id="5" w:name="_Toc244143639"/>
+      <w:bookmarkStart w:id="5" w:name="_Toc244144293"/>
       <w:r>
         <w:t>3.3  Non-triviality</w:t>
       </w:r>
@@ -4331,7 +4331,7 @@
         <w:pStyle w:val="Heading2"/>
         <w:keepNext/>
       </w:pPr>
-      <w:bookmarkStart w:id="6" w:name="_Toc244143640"/>
+      <w:bookmarkStart w:id="6" w:name="_Toc244144294"/>
       <w:r>
         <w:t>3.4  Limits obtained by compactness</w:t>
       </w:r>
@@ -4410,7 +4410,7 @@
         <w:pStyle w:val="Heading1"/>
         <w:keepNext/>
       </w:pPr>
-      <w:bookmarkStart w:id="7" w:name="_Toc244143641"/>
+      <w:bookmarkStart w:id="7" w:name="_Toc244144295"/>
       <w:r>
         <w:t>4.  The Lattice, Its Positivity and Its Gap</w:t>
       </w:r>
@@ -4421,7 +4421,7 @@
         <w:pStyle w:val="Heading2"/>
         <w:keepNext/>
       </w:pPr>
-      <w:bookmarkStart w:id="8" w:name="_Toc244143642"/>
+      <w:bookmarkStart w:id="8" w:name="_Toc244144296"/>
       <w:r>
         <w:t>4.1  Wilson's theory</w:t>
       </w:r>
@@ -5043,7 +5043,7 @@
         <w:pStyle w:val="Heading2"/>
         <w:keepNext/>
       </w:pPr>
-      <w:bookmarkStart w:id="9" w:name="_Toc244143643"/>
+      <w:bookmarkStart w:id="9" w:name="_Toc244144297"/>
       <w:r>
         <w:t>4.2  Reflection positivity and the transfer matrix</w:t>
       </w:r>
@@ -6079,7 +6079,7 @@
         <w:pStyle w:val="Heading2"/>
         <w:keepNext/>
       </w:pPr>
-      <w:bookmarkStart w:id="10" w:name="_Toc244143644"/>
+      <w:bookmarkStart w:id="10" w:name="_Toc244144298"/>
       <w:r>
         <w:t>4.3  The renormalisation group of Bałaban</w:t>
       </w:r>
@@ -6120,7 +6120,7 @@
         <w:pStyle w:val="Heading1"/>
         <w:keepNext/>
       </w:pPr>
-      <w:bookmarkStart w:id="11" w:name="_Toc244143645"/>
+      <w:bookmarkStart w:id="11" w:name="_Toc244144299"/>
       <w:r>
         <w:t>5.  The Three-Dimensional Manuscripts</w:t>
       </w:r>
@@ -6144,7 +6144,7 @@
         <w:pStyle w:val="Heading2"/>
         <w:keepNext/>
       </w:pPr>
-      <w:bookmarkStart w:id="12" w:name="_Toc244143646"/>
+      <w:bookmarkStart w:id="12" w:name="_Toc244144300"/>
       <w:r>
         <w:t>5.1  The documents</w:t>
       </w:r>
@@ -6191,7 +6191,7 @@
         <w:pStyle w:val="Heading2"/>
         <w:keepNext/>
       </w:pPr>
-      <w:bookmarkStart w:id="13" w:name="_Toc244143647"/>
+      <w:bookmarkStart w:id="13" w:name="_Toc244144301"/>
       <w:r>
         <w:t>5.2  The observable</w:t>
       </w:r>
@@ -6595,7 +6595,7 @@
         <w:pStyle w:val="Heading2"/>
         <w:keepNext/>
       </w:pPr>
-      <w:bookmarkStart w:id="14" w:name="_Toc244143648"/>
+      <w:bookmarkStart w:id="14" w:name="_Toc244144302"/>
       <w:r>
         <w:t>5.3  The torus, the infinite volume and the components</w:t>
       </w:r>
@@ -7126,7 +7126,7 @@
         <w:pStyle w:val="Heading2"/>
         <w:keepNext/>
       </w:pPr>
-      <w:bookmarkStart w:id="15" w:name="_Toc244143649"/>
+      <w:bookmarkStart w:id="15" w:name="_Toc244144303"/>
       <w:r>
         <w:t>5.4  The axioms and the reconstruction</w:t>
       </w:r>
@@ -7356,7 +7356,7 @@
         <w:pStyle w:val="Heading2"/>
         <w:keepNext/>
       </w:pPr>
-      <w:bookmarkStart w:id="16" w:name="_Toc244143650"/>
+      <w:bookmarkStart w:id="16" w:name="_Toc244144304"/>
       <w:r>
         <w:t>5.5  Non-triviality</w:t>
       </w:r>
@@ -7897,7 +7897,7 @@
         <w:pStyle w:val="Heading2"/>
         <w:keepNext/>
       </w:pPr>
-      <w:bookmarkStart w:id="17" w:name="_Toc244143651"/>
+      <w:bookmarkStart w:id="17" w:name="_Toc244144305"/>
       <w:r>
         <w:t>5.6  What the manuscript does not assert</w:t>
       </w:r>
@@ -7945,7 +7945,7 @@
         <w:pStyle w:val="Heading1"/>
         <w:keepNext/>
       </w:pPr>
-      <w:bookmarkStart w:id="18" w:name="_Toc244143652"/>
+      <w:bookmarkStart w:id="18" w:name="_Toc244144306"/>
       <w:r>
         <w:t>6.  The Four-Dimensional Draft and the Standing of the Corpus</w:t>
       </w:r>
@@ -7969,7 +7969,7 @@
         <w:pStyle w:val="Heading2"/>
         <w:keepNext/>
       </w:pPr>
-      <w:bookmarkStart w:id="19" w:name="_Toc244143653"/>
+      <w:bookmarkStart w:id="19" w:name="_Toc244144307"/>
       <w:r>
         <w:t>6.1  The authors' account</w:t>
       </w:r>
@@ -8033,7 +8033,7 @@
         <w:pStyle w:val="Heading2"/>
         <w:keepNext/>
       </w:pPr>
-      <w:bookmarkStart w:id="20" w:name="_Toc244143654"/>
+      <w:bookmarkStart w:id="20" w:name="_Toc244144308"/>
       <w:r>
         <w:t>6.2  The conditional theorem</w:t>
       </w:r>
@@ -8236,7 +8236,7 @@
         <w:pStyle w:val="Heading2"/>
         <w:keepNext/>
       </w:pPr>
-      <w:bookmarkStart w:id="21" w:name="_Toc244143655"/>
+      <w:bookmarkStart w:id="21" w:name="_Toc244144309"/>
       <w:r>
         <w:t>6.3  What the draft does not claim</w:t>
       </w:r>
@@ -8314,7 +8314,7 @@
         <w:pStyle w:val="Heading2"/>
         <w:keepNext/>
       </w:pPr>
-      <w:bookmarkStart w:id="22" w:name="_Toc244143656"/>
+      <w:bookmarkStart w:id="22" w:name="_Toc244144310"/>
       <w:r>
         <w:t>6.4  The standing of the corpus</w:t>
       </w:r>
@@ -8375,7 +8375,7 @@
         <w:pStyle w:val="Heading2"/>
         <w:keepNext/>
       </w:pPr>
-      <w:bookmarkStart w:id="23" w:name="_Toc244143657"/>
+      <w:bookmarkStart w:id="23" w:name="_Toc244144311"/>
       <w:r>
         <w:t>6.5  The public reading</w:t>
       </w:r>
@@ -8443,7 +8443,7 @@
         <w:pStyle w:val="Heading2"/>
         <w:keepNext/>
       </w:pPr>
-      <w:bookmarkStart w:id="24" w:name="_Toc244143658"/>
+      <w:bookmarkStart w:id="24" w:name="_Toc244144312"/>
       <w:r>
         <w:t>6.6  Further claims in public view</w:t>
       </w:r>
@@ -8788,7 +8788,7 @@
         <w:pStyle w:val="Heading1"/>
         <w:keepNext/>
       </w:pPr>
-      <w:bookmarkStart w:id="25" w:name="_Toc244143659"/>
+      <w:bookmarkStart w:id="25" w:name="_Toc244144313"/>
       <w:r>
         <w:t>7.  The Residue and Its Completion</w:t>
       </w:r>
@@ -8812,7 +8812,7 @@
         <w:pStyle w:val="Heading2"/>
         <w:keepNext/>
       </w:pPr>
-      <w:bookmarkStart w:id="26" w:name="_Toc244143660"/>
+      <w:bookmarkStart w:id="26" w:name="_Toc244144314"/>
       <w:r>
         <w:t>7.1  The residue</w:t>
       </w:r>
@@ -10006,7 +10006,7 @@
         <w:pStyle w:val="Heading2"/>
         <w:keepNext/>
       </w:pPr>
-      <w:bookmarkStart w:id="27" w:name="_Toc244143661"/>
+      <w:bookmarkStart w:id="27" w:name="_Toc244144315"/>
       <w:r>
         <w:t>7.2  The gap is exponential clustering</w:t>
       </w:r>
@@ -11952,7 +11952,7 @@
         <w:pStyle w:val="Heading2"/>
         <w:keepNext/>
       </w:pPr>
-      <w:bookmarkStart w:id="28" w:name="_Toc244143662"/>
+      <w:bookmarkStart w:id="28" w:name="_Toc244144316"/>
       <w:r>
         <w:t>7.3  From the lattice to the limit</w:t>
       </w:r>
@@ -13132,7 +13132,7 @@
         <w:pStyle w:val="Heading2"/>
         <w:keepNext/>
       </w:pPr>
-      <w:bookmarkStart w:id="29" w:name="_Toc244143663"/>
+      <w:bookmarkStart w:id="29" w:name="_Toc244144317"/>
       <w:r>
         <w:t>7.4  The collapse of the components</w:t>
       </w:r>
@@ -13248,7 +13248,7 @@
         <w:pStyle w:val="Heading1"/>
         <w:keepNext/>
       </w:pPr>
-      <w:bookmarkStart w:id="30" w:name="_Toc244143664"/>
+      <w:bookmarkStart w:id="30" w:name="_Toc244144318"/>
       <w:r>
         <w:t>8.  The Ground Handed Over</w:t>
       </w:r>
@@ -13259,7 +13259,7 @@
         <w:pStyle w:val="Heading2"/>
         <w:keepNext/>
       </w:pPr>
-      <w:bookmarkStart w:id="31" w:name="_Toc244143665"/>
+      <w:bookmarkStart w:id="31" w:name="_Toc244144319"/>
       <w:r>
         <w:t>8.1  The object that remains</w:t>
       </w:r>
@@ -13403,7 +13403,7 @@
         <w:pStyle w:val="Heading2"/>
         <w:keepNext/>
       </w:pPr>
-      <w:bookmarkStart w:id="32" w:name="_Toc244143666"/>
+      <w:bookmarkStart w:id="32" w:name="_Toc244144320"/>
       <w:r>
         <w:t>8.2  The instruments in hand</w:t>
       </w:r>
@@ -20472,7 +20472,7 @@
         <w:pStyle w:val="Heading2"/>
         <w:keepNext/>
       </w:pPr>
-      <w:bookmarkStart w:id="33" w:name="_Toc244143667"/>
+      <w:bookmarkStart w:id="33" w:name="_Toc244144321"/>
       <w:r>
         <w:t>8.3  The reduction</w:t>
       </w:r>
@@ -28217,7 +28217,7 @@
         <w:t>j</w:t>
       </w:r>
       <w:r>
-        <w:t>₁ with the constant α₁ implies it at every later rung with any α ∈ (α₁, 1), by (8.7). That the measures stand in this relation is the ultraviolet interface of §8.1, and it is the place at which Bałaban's theorem, with its two unpublished pieces, enters the chain.</w:t>
+        <w:t>₁ with the constant α₁ implies it at every later rung with any α ∈ (α₁, 1), by (8.7). That the measures stand in this relation is the ultraviolet interface of §8.1, and it is the place at which Bałaban's theorem enters the chain, with its two unpublished pieces and with the unpublished proof of its own hypothesis on the sequence of couplings.</w:t>
       </w:r>
     </w:p>
     <w:p>
@@ -35727,10 +35727,10 @@
         <w:t>κ|x−y|</w:t>
       </w:r>
       <w:r>
-        <w:t xml:space="preserve"> of the blocked measure, which diverge for every κ &gt; 0 in a Coulomb phase and converge in a massive one; what is open is a certified evaluation of those sums at a coupling where neither the strong-coupling nor the weak-coupling expansion converges. The weak end has no published number. Bałaban's small-field theorem holds when every effective coupling of the sequence, from the bare one at the cutoff to the one at the unit lattice, is at most a constant γ that exists and is never computed ("the constant γ dep</w:t>
-      </w:r>
-      <w:r>
-        <w:t>ends on all other constants"); the coupling grows toward coarse scales, so the condition binds at the unit lattice, where his action weighs a plaquette exactly as (8.12)'s does with β = 1/</w:t>
+        <w:t xml:space="preserve"> of the blocked measure, which diverge for every κ &gt; 0 in a Coulomb phase and converge in a massive one; what is open is a certified evaluation of those sums at a coupling where neither the strong-coupling nor the weak-coupling expansion converges. The weak end has no published number. Bałaban's ultraviolet stability theorem in four dimensions, Theorem 1 of his paper of record, is proved under the hypothesis that every effective coupling of the sequence, from the bare one at the cutoff to the one at the uni</w:t>
+      </w:r>
+      <w:r>
+        <w:t>t lattice, is at most a constant γ that exists and is never computed ("the constant γ depends on all other constants"); the coupling grows toward coarse scales, so the condition binds at the unit lattice, where his action weighs a plaquette exactly as (8.12)'s does with β = 1/</w:t>
       </w:r>
       <w:r>
         <w:rPr>
@@ -35740,7 +35740,7 @@
         <w:t>g</w:t>
       </w:r>
       <w:r>
-        <w:t>², and the distance is the interval [0.2452, 1/γ²] with γ unread.</w:t>
+        <w:t>², and the distance is the interval [0.2452, 1/γ²] with γ unread. The hypothesis's own proof, his Theorem 2 of 1987 with its two-sided bound on the couplings, is announced there and stated in the 1989 paper to be unpublished, so that the theorem of record is conditional: "so we have Theorem 1 with the assumption"; whether the proof appeared later is being searched, and until it is found the four-dimensional ultraviolet half rests on that assumption.</w:t>
       </w:r>
       <w:r>
         <w:rPr>
@@ -35779,7 +35779,7 @@
         <w:pStyle w:val="Heading2"/>
         <w:keepNext/>
       </w:pPr>
-      <w:bookmarkStart w:id="34" w:name="_Toc244143668"/>
+      <w:bookmarkStart w:id="34" w:name="_Toc244144322"/>
       <w:r>
         <w:t>8.4  Coda</w:t>
       </w:r>
@@ -35804,7 +35804,7 @@
         <w:pageBreakBefore/>
         <w:spacing w:before="0"/>
       </w:pPr>
-      <w:bookmarkStart w:id="35" w:name="_Toc244143669"/>
+      <w:bookmarkStart w:id="35" w:name="_Toc244144323"/>
       <w:r>
         <w:t>Sources</w:t>
       </w:r>
@@ -36884,7 +36884,7 @@
         <w:pStyle w:val="Heading2"/>
         <w:keepNext/>
       </w:pPr>
-      <w:bookmarkStart w:id="36" w:name="_Toc244143670"/>
+      <w:bookmarkStart w:id="36" w:name="_Toc244144324"/>
       <w:r>
         <w:t>Records of the computations of Edwin Boston III</w:t>
       </w:r>
@@ -39764,7 +39764,7 @@
           <w:sz w:val="17"/>
           <w:szCs w:val="17"/>
         </w:rPr>
-        <w:t xml:space="preserve"> 109 (1987), 249–301: Theorem 1 (p. 259) and Theorem 3 (p. 267), the recursion (0.20) (p. 256), the action (0.2) with the normalised trace (p. 252), read from the pages on 29 October 2026. The statement that the sequence can be kept small in four dimensions, his Theorem 2 (pp. 259–260), is deferred there to "a separate paper"; the four-dimensional stability theorem itself is stated in </w:t>
+        <w:t xml:space="preserve"> 109 (1987), 249–301: Theorem 1 (p. 259) and Theorem 3 (p. 267), the recursion (0.20) (p. 256), the action (0.2) with the normalised trace (p. 252), read from the pages on 29 October 2026. The statement that the sequence can be kept small in four dimensions, his Theorem 2 (pp. 259–260), is deferred there to "a separate paper"; the four-dimensional stability theorem itself is Theorem 1 of </w:t>
       </w:r>
       <w:r>
         <w:rPr>
@@ -39796,7 +39796,7 @@
           <w:sz w:val="17"/>
           <w:szCs w:val="17"/>
         </w:rPr>
-        <w:t xml:space="preserve"> 122 (1989), 355–392, unread at this revision.</w:t>
+        <w:t xml:space="preserve"> 122 (1989), 355–392, p. 355, read on 29 October 2026: "If the sequence of the effective coupling constants is contained in an interval ]0, γ] with a sufficiently small positive γ, then the effective densities ρ_k have the form, and satisfy all the conditions and bounds, described in Sect. 2", followed by "Theorem 2 of [I] allows us to remove the assumption … The proof of Theorem 2 … has not been published yet, so we have Theorem 1 with the assumption"; its bibliography names no paper proving Theorem 2.</w:t>
       </w:r>
     </w:p>
   </w:footnote>
@@ -39851,10 +39851,10 @@
 <file path=word/numbering.xml><?xml version="1.0" encoding="utf-8"?>
 <w:numbering xmlns:wpc="http://schemas.microsoft.com/office/word/2010/wordprocessingCanvas" xmlns:cx="http://schemas.microsoft.com/office/drawing/2014/chartex" xmlns:cx1="http://schemas.microsoft.com/office/drawing/2015/9/8/chartex" xmlns:cx2="http://schemas.microsoft.com/office/drawing/2015/10/21/chartex" xmlns:cx3="http://schemas.microsoft.com/office/drawing/2016/5/9/chartex" xmlns:cx4="http://schemas.microsoft.com/office/drawing/2016/5/10/chartex" xmlns:cx5="http://schemas.microsoft.com/office/drawing/2016/5/11/chartex" xmlns:cx6="http://schemas.microsoft.com/office/drawing/2016/5/12/chartex" xmlns:cx7="http://schemas.microsoft.com/office/drawing/2016/5/13/chartex" xmlns:cx8="http://schemas.microsoft.com/office/drawing/2016/5/14/chartex" xmlns:mc="http://schemas.openxmlformats.org/markup-compatibility/2006" xmlns:aink="http://schemas.microsoft.com/office/drawing/2016/ink" xmlns:am3d="http://schemas.microsoft.com/office/drawing/2017/model3d" xmlns:o="urn:schemas-microsoft-com:office:office" xmlns:oel="http://schemas.microsoft.com/office/2019/extlst" xmlns:r="http://schemas.openxmlformats.org/officeDocument/2006/relationships" xmlns:m="http://schemas.openxmlformats.org/officeDocument/2006/math" xmlns:v="urn:schemas-microsoft-com:vml" xmlns:wp14="http://schemas.microsoft.com/office/word/2010/wordprocessingDrawing" xmlns:wp="http://schemas.openxmlformats.org/drawingml/2006/wordprocessingDrawing" xmlns:w10="urn:schemas-microsoft-com:office:word" xmlns:w="http://schemas.openxmlformats.org/wordprocessingml/2006/main" xmlns:w14="http://schemas.microsoft.com/office/word/2010/wordml" xmlns:w15="http://schemas.microsoft.com/office/word/2012/wordml" xmlns:w16cex="http://schemas.microsoft.com/office/word/2018/wordml/cex" xmlns:w16cid="http://schemas.microsoft.com/office/word/2016/wordml/cid" xmlns:w16="http://schemas.microsoft.com/office/word/2018/wordml" xmlns:w16du="http://schemas.microsoft.com/office/word/2023/wordml/word16du" xmlns:w16sdtdh="http://schemas.microsoft.com/office/word/2020/wordml/sdtdatahash" xmlns:w16sdtfl="http://schemas.microsoft.com/office/word/2024/wordml/sdtformatlock" xmlns:w16se="http://schemas.microsoft.com/office/word/2015/wordml/symex" xmlns:wpg="http://schemas.microsoft.com/office/word/2010/wordprocessingGroup" xmlns:wpi="http://schemas.microsoft.com/office/word/2010/wordprocessingInk" xmlns:wne="http://schemas.microsoft.com/office/word/2006/wordml" xmlns:wps="http://schemas.microsoft.com/office/word/2010/wordprocessingShape" mc:Ignorable="w14 w15 w16se w16cid w16 w16cex w16sdtdh w16sdtfl w16du wp14">
   <w:abstractNum w:abstractNumId="0" w15:restartNumberingAfterBreak="0">
-    <w:nsid w:val="484C40FE"/>
+    <w:nsid w:val="07B859A8"/>
     <w:multiLevelType w:val="hybridMultilevel"/>
-    <w:tmpl w:val="6F14CE18"/>
-    <w:lvl w:ilvl="0" w:tplc="293C48EA">
+    <w:tmpl w:val="8D72E5E6"/>
+    <w:lvl w:ilvl="0" w:tplc="69D22F80">
       <w:start w:val="1"/>
       <w:numFmt w:val="bullet"/>
       <w:lvlText w:val="●"/>
@@ -39863,7 +39863,7 @@
         <w:ind w:left="720" w:hanging="360"/>
       </w:pPr>
     </w:lvl>
-    <w:lvl w:ilvl="1" w:tplc="A9A4A7CC">
+    <w:lvl w:ilvl="1" w:tplc="8BA47CA2">
       <w:start w:val="1"/>
       <w:numFmt w:val="bullet"/>
       <w:lvlText w:val="○"/>
@@ -39872,7 +39872,7 @@
         <w:ind w:left="1440" w:hanging="360"/>
       </w:pPr>
     </w:lvl>
-    <w:lvl w:ilvl="2" w:tplc="EE6EAD34">
+    <w:lvl w:ilvl="2" w:tplc="CD50F582">
       <w:start w:val="1"/>
       <w:numFmt w:val="bullet"/>
       <w:lvlText w:val="■"/>
@@ -39881,7 +39881,7 @@
         <w:ind w:left="2160" w:hanging="360"/>
       </w:pPr>
     </w:lvl>
-    <w:lvl w:ilvl="3" w:tplc="1ACA1354">
+    <w:lvl w:ilvl="3" w:tplc="42763D0E">
       <w:start w:val="1"/>
       <w:numFmt w:val="bullet"/>
       <w:lvlText w:val="●"/>
@@ -39890,7 +39890,7 @@
         <w:ind w:left="2880" w:hanging="360"/>
       </w:pPr>
     </w:lvl>
-    <w:lvl w:ilvl="4" w:tplc="E2209FB2">
+    <w:lvl w:ilvl="4" w:tplc="B08448E4">
       <w:start w:val="1"/>
       <w:numFmt w:val="bullet"/>
       <w:lvlText w:val="○"/>
@@ -39899,7 +39899,7 @@
         <w:ind w:left="3600" w:hanging="360"/>
       </w:pPr>
     </w:lvl>
-    <w:lvl w:ilvl="5" w:tplc="E2AC7E90">
+    <w:lvl w:ilvl="5" w:tplc="C3DC4944">
       <w:start w:val="1"/>
       <w:numFmt w:val="bullet"/>
       <w:lvlText w:val="■"/>
@@ -39908,7 +39908,7 @@
         <w:ind w:left="4320" w:hanging="360"/>
       </w:pPr>
     </w:lvl>
-    <w:lvl w:ilvl="6" w:tplc="D68E7FE0">
+    <w:lvl w:ilvl="6" w:tplc="4D3C47E6">
       <w:start w:val="1"/>
       <w:numFmt w:val="bullet"/>
       <w:lvlText w:val="●"/>
@@ -39917,7 +39917,7 @@
         <w:ind w:left="5040" w:hanging="360"/>
       </w:pPr>
     </w:lvl>
-    <w:lvl w:ilvl="7" w:tplc="3E524842">
+    <w:lvl w:ilvl="7" w:tplc="D7FEE220">
       <w:start w:val="1"/>
       <w:numFmt w:val="bullet"/>
       <w:lvlText w:val="●"/>
@@ -39926,7 +39926,7 @@
         <w:ind w:left="5760" w:hanging="360"/>
       </w:pPr>
     </w:lvl>
-    <w:lvl w:ilvl="8" w:tplc="A10E2DB2">
+    <w:lvl w:ilvl="8" w:tplc="7D34B80C">
       <w:start w:val="1"/>
       <w:numFmt w:val="bullet"/>
       <w:lvlText w:val="●"/>
@@ -39936,7 +39936,7 @@
       </w:pPr>
     </w:lvl>
   </w:abstractNum>
-  <w:num w:numId="1" w16cid:durableId="1481727369">
+  <w:num w:numId="1" w16cid:durableId="1840458304">
     <w:abstractNumId w:val="0"/>
     <w:lvlOverride w:ilvl="0">
       <w:startOverride w:val="1"/>
@@ -40533,7 +40533,7 @@
     <w:autoRedefine/>
     <w:uiPriority w:val="39"/>
     <w:unhideWhenUsed/>
-    <w:rsid w:val="008844C3"/>
+    <w:rsid w:val="005918AF"/>
     <w:pPr>
       <w:spacing w:after="100"/>
     </w:pPr>
@@ -40545,7 +40545,7 @@
     <w:autoRedefine/>
     <w:uiPriority w:val="39"/>
     <w:unhideWhenUsed/>
-    <w:rsid w:val="008844C3"/>
+    <w:rsid w:val="005918AF"/>
     <w:pPr>
       <w:spacing w:after="100"/>
       <w:ind w:left="220"/>

--- a/THE-GROUND-Edwin-Boston-III.docx
+++ b/THE-GROUND-Edwin-Boston-III.docx
@@ -170,7 +170,7 @@
     <w:sdt>
       <w:sdtPr>
         <w:alias w:val="Contents"/>
-        <w:id w:val="1451354214"/>
+        <w:id w:val="1207769606"/>
       </w:sdtPr>
       <w:sdtEndPr/>
       <w:sdtContent>
@@ -198,7 +198,7 @@
           <w:r>
             <w:fldChar w:fldCharType="separate"/>
           </w:r>
-          <w:hyperlink w:anchor="_Toc244144288" w:history="1">
+          <w:hyperlink w:anchor="_Toc244144482" w:history="1">
             <w:r>
               <w:rPr>
                 <w:rStyle w:val="Hyperlink"/>
@@ -222,7 +222,7 @@
               <w:rPr>
                 <w:noProof/>
               </w:rPr>
-              <w:instrText xml:space="preserve"> PAGEREF _Toc244144288 \h </w:instrText>
+              <w:instrText xml:space="preserve"> PAGEREF _Toc244144482 \h </w:instrText>
             </w:r>
             <w:r>
               <w:rPr>
@@ -264,7 +264,7 @@
               <w14:ligatures w14:val="standardContextual"/>
             </w:rPr>
           </w:pPr>
-          <w:hyperlink w:anchor="_Toc244144289" w:history="1">
+          <w:hyperlink w:anchor="_Toc244144483" w:history="1">
             <w:r>
               <w:rPr>
                 <w:rStyle w:val="Hyperlink"/>
@@ -288,7 +288,7 @@
               <w:rPr>
                 <w:noProof/>
               </w:rPr>
-              <w:instrText xml:space="preserve"> PAGEREF _Toc244144289 \h </w:instrText>
+              <w:instrText xml:space="preserve"> PAGEREF _Toc244144483 \h </w:instrText>
             </w:r>
             <w:r>
               <w:rPr>
@@ -330,7 +330,7 @@
               <w14:ligatures w14:val="standardContextual"/>
             </w:rPr>
           </w:pPr>
-          <w:hyperlink w:anchor="_Toc244144290" w:history="1">
+          <w:hyperlink w:anchor="_Toc244144484" w:history="1">
             <w:r>
               <w:rPr>
                 <w:rStyle w:val="Hyperlink"/>
@@ -354,7 +354,7 @@
               <w:rPr>
                 <w:noProof/>
               </w:rPr>
-              <w:instrText xml:space="preserve"> PAGEREF _Toc244144290 \h </w:instrText>
+              <w:instrText xml:space="preserve"> PAGEREF _Toc244144484 \h </w:instrText>
             </w:r>
             <w:r>
               <w:rPr>
@@ -396,7 +396,7 @@
               <w14:ligatures w14:val="standardContextual"/>
             </w:rPr>
           </w:pPr>
-          <w:hyperlink w:anchor="_Toc244144291" w:history="1">
+          <w:hyperlink w:anchor="_Toc244144485" w:history="1">
             <w:r>
               <w:rPr>
                 <w:rStyle w:val="Hyperlink"/>
@@ -420,7 +420,7 @@
               <w:rPr>
                 <w:noProof/>
               </w:rPr>
-              <w:instrText xml:space="preserve"> PAGEREF _Toc244144291 \h </w:instrText>
+              <w:instrText xml:space="preserve"> PAGEREF _Toc244144485 \h </w:instrText>
             </w:r>
             <w:r>
               <w:rPr>
@@ -462,7 +462,7 @@
               <w14:ligatures w14:val="standardContextual"/>
             </w:rPr>
           </w:pPr>
-          <w:hyperlink w:anchor="_Toc244144292" w:history="1">
+          <w:hyperlink w:anchor="_Toc244144486" w:history="1">
             <w:r>
               <w:rPr>
                 <w:rStyle w:val="Hyperlink"/>
@@ -486,7 +486,7 @@
               <w:rPr>
                 <w:noProof/>
               </w:rPr>
-              <w:instrText xml:space="preserve"> PAGEREF _Toc244144292 \h </w:instrText>
+              <w:instrText xml:space="preserve"> PAGEREF _Toc244144486 \h </w:instrText>
             </w:r>
             <w:r>
               <w:rPr>
@@ -528,7 +528,7 @@
               <w14:ligatures w14:val="standardContextual"/>
             </w:rPr>
           </w:pPr>
-          <w:hyperlink w:anchor="_Toc244144293" w:history="1">
+          <w:hyperlink w:anchor="_Toc244144487" w:history="1">
             <w:r>
               <w:rPr>
                 <w:rStyle w:val="Hyperlink"/>
@@ -552,7 +552,7 @@
               <w:rPr>
                 <w:noProof/>
               </w:rPr>
-              <w:instrText xml:space="preserve"> PAGEREF _Toc244144293 \h </w:instrText>
+              <w:instrText xml:space="preserve"> PAGEREF _Toc244144487 \h </w:instrText>
             </w:r>
             <w:r>
               <w:rPr>
@@ -569,7 +569,7 @@
               <w:rPr>
                 <w:noProof/>
               </w:rPr>
-              <w:t>8</w:t>
+              <w:t>9</w:t>
             </w:r>
             <w:r>
               <w:rPr>
@@ -594,7 +594,7 @@
               <w14:ligatures w14:val="standardContextual"/>
             </w:rPr>
           </w:pPr>
-          <w:hyperlink w:anchor="_Toc244144294" w:history="1">
+          <w:hyperlink w:anchor="_Toc244144488" w:history="1">
             <w:r>
               <w:rPr>
                 <w:rStyle w:val="Hyperlink"/>
@@ -618,7 +618,7 @@
               <w:rPr>
                 <w:noProof/>
               </w:rPr>
-              <w:instrText xml:space="preserve"> PAGEREF _Toc244144294 \h </w:instrText>
+              <w:instrText xml:space="preserve"> PAGEREF _Toc244144488 \h </w:instrText>
             </w:r>
             <w:r>
               <w:rPr>
@@ -660,7 +660,7 @@
               <w14:ligatures w14:val="standardContextual"/>
             </w:rPr>
           </w:pPr>
-          <w:hyperlink w:anchor="_Toc244144295" w:history="1">
+          <w:hyperlink w:anchor="_Toc244144489" w:history="1">
             <w:r>
               <w:rPr>
                 <w:rStyle w:val="Hyperlink"/>
@@ -684,7 +684,7 @@
               <w:rPr>
                 <w:noProof/>
               </w:rPr>
-              <w:instrText xml:space="preserve"> PAGEREF _Toc244144295 \h </w:instrText>
+              <w:instrText xml:space="preserve"> PAGEREF _Toc244144489 \h </w:instrText>
             </w:r>
             <w:r>
               <w:rPr>
@@ -726,7 +726,7 @@
               <w14:ligatures w14:val="standardContextual"/>
             </w:rPr>
           </w:pPr>
-          <w:hyperlink w:anchor="_Toc244144296" w:history="1">
+          <w:hyperlink w:anchor="_Toc244144490" w:history="1">
             <w:r>
               <w:rPr>
                 <w:rStyle w:val="Hyperlink"/>
@@ -750,7 +750,7 @@
               <w:rPr>
                 <w:noProof/>
               </w:rPr>
-              <w:instrText xml:space="preserve"> PAGEREF _Toc244144296 \h </w:instrText>
+              <w:instrText xml:space="preserve"> PAGEREF _Toc244144490 \h </w:instrText>
             </w:r>
             <w:r>
               <w:rPr>
@@ -792,7 +792,7 @@
               <w14:ligatures w14:val="standardContextual"/>
             </w:rPr>
           </w:pPr>
-          <w:hyperlink w:anchor="_Toc244144297" w:history="1">
+          <w:hyperlink w:anchor="_Toc244144491" w:history="1">
             <w:r>
               <w:rPr>
                 <w:rStyle w:val="Hyperlink"/>
@@ -816,7 +816,7 @@
               <w:rPr>
                 <w:noProof/>
               </w:rPr>
-              <w:instrText xml:space="preserve"> PAGEREF _Toc244144297 \h </w:instrText>
+              <w:instrText xml:space="preserve"> PAGEREF _Toc244144491 \h </w:instrText>
             </w:r>
             <w:r>
               <w:rPr>
@@ -858,7 +858,7 @@
               <w14:ligatures w14:val="standardContextual"/>
             </w:rPr>
           </w:pPr>
-          <w:hyperlink w:anchor="_Toc244144298" w:history="1">
+          <w:hyperlink w:anchor="_Toc244144492" w:history="1">
             <w:r>
               <w:rPr>
                 <w:rStyle w:val="Hyperlink"/>
@@ -882,7 +882,7 @@
               <w:rPr>
                 <w:noProof/>
               </w:rPr>
-              <w:instrText xml:space="preserve"> PAGEREF _Toc244144298 \h </w:instrText>
+              <w:instrText xml:space="preserve"> PAGEREF _Toc244144492 \h </w:instrText>
             </w:r>
             <w:r>
               <w:rPr>
@@ -924,7 +924,7 @@
               <w14:ligatures w14:val="standardContextual"/>
             </w:rPr>
           </w:pPr>
-          <w:hyperlink w:anchor="_Toc244144299" w:history="1">
+          <w:hyperlink w:anchor="_Toc244144493" w:history="1">
             <w:r>
               <w:rPr>
                 <w:rStyle w:val="Hyperlink"/>
@@ -948,7 +948,7 @@
               <w:rPr>
                 <w:noProof/>
               </w:rPr>
-              <w:instrText xml:space="preserve"> PAGEREF _Toc244144299 \h </w:instrText>
+              <w:instrText xml:space="preserve"> PAGEREF _Toc244144493 \h </w:instrText>
             </w:r>
             <w:r>
               <w:rPr>
@@ -990,7 +990,7 @@
               <w14:ligatures w14:val="standardContextual"/>
             </w:rPr>
           </w:pPr>
-          <w:hyperlink w:anchor="_Toc244144300" w:history="1">
+          <w:hyperlink w:anchor="_Toc244144494" w:history="1">
             <w:r>
               <w:rPr>
                 <w:rStyle w:val="Hyperlink"/>
@@ -1014,7 +1014,7 @@
               <w:rPr>
                 <w:noProof/>
               </w:rPr>
-              <w:instrText xml:space="preserve"> PAGEREF _Toc244144300 \h </w:instrText>
+              <w:instrText xml:space="preserve"> PAGEREF _Toc244144494 \h </w:instrText>
             </w:r>
             <w:r>
               <w:rPr>
@@ -1056,7 +1056,7 @@
               <w14:ligatures w14:val="standardContextual"/>
             </w:rPr>
           </w:pPr>
-          <w:hyperlink w:anchor="_Toc244144301" w:history="1">
+          <w:hyperlink w:anchor="_Toc244144495" w:history="1">
             <w:r>
               <w:rPr>
                 <w:rStyle w:val="Hyperlink"/>
@@ -1080,7 +1080,7 @@
               <w:rPr>
                 <w:noProof/>
               </w:rPr>
-              <w:instrText xml:space="preserve"> PAGEREF _Toc244144301 \h </w:instrText>
+              <w:instrText xml:space="preserve"> PAGEREF _Toc244144495 \h </w:instrText>
             </w:r>
             <w:r>
               <w:rPr>
@@ -1097,7 +1097,7 @@
               <w:rPr>
                 <w:noProof/>
               </w:rPr>
-              <w:t>11</w:t>
+              <w:t>12</w:t>
             </w:r>
             <w:r>
               <w:rPr>
@@ -1122,7 +1122,7 @@
               <w14:ligatures w14:val="standardContextual"/>
             </w:rPr>
           </w:pPr>
-          <w:hyperlink w:anchor="_Toc244144302" w:history="1">
+          <w:hyperlink w:anchor="_Toc244144496" w:history="1">
             <w:r>
               <w:rPr>
                 <w:rStyle w:val="Hyperlink"/>
@@ -1146,7 +1146,7 @@
               <w:rPr>
                 <w:noProof/>
               </w:rPr>
-              <w:instrText xml:space="preserve"> PAGEREF _Toc244144302 \h </w:instrText>
+              <w:instrText xml:space="preserve"> PAGEREF _Toc244144496 \h </w:instrText>
             </w:r>
             <w:r>
               <w:rPr>
@@ -1188,7 +1188,7 @@
               <w14:ligatures w14:val="standardContextual"/>
             </w:rPr>
           </w:pPr>
-          <w:hyperlink w:anchor="_Toc244144303" w:history="1">
+          <w:hyperlink w:anchor="_Toc244144497" w:history="1">
             <w:r>
               <w:rPr>
                 <w:rStyle w:val="Hyperlink"/>
@@ -1212,7 +1212,7 @@
               <w:rPr>
                 <w:noProof/>
               </w:rPr>
-              <w:instrText xml:space="preserve"> PAGEREF _Toc244144303 \h </w:instrText>
+              <w:instrText xml:space="preserve"> PAGEREF _Toc244144497 \h </w:instrText>
             </w:r>
             <w:r>
               <w:rPr>
@@ -1229,7 +1229,7 @@
               <w:rPr>
                 <w:noProof/>
               </w:rPr>
-              <w:t>12</w:t>
+              <w:t>13</w:t>
             </w:r>
             <w:r>
               <w:rPr>
@@ -1254,7 +1254,7 @@
               <w14:ligatures w14:val="standardContextual"/>
             </w:rPr>
           </w:pPr>
-          <w:hyperlink w:anchor="_Toc244144304" w:history="1">
+          <w:hyperlink w:anchor="_Toc244144498" w:history="1">
             <w:r>
               <w:rPr>
                 <w:rStyle w:val="Hyperlink"/>
@@ -1278,7 +1278,7 @@
               <w:rPr>
                 <w:noProof/>
               </w:rPr>
-              <w:instrText xml:space="preserve"> PAGEREF _Toc244144304 \h </w:instrText>
+              <w:instrText xml:space="preserve"> PAGEREF _Toc244144498 \h </w:instrText>
             </w:r>
             <w:r>
               <w:rPr>
@@ -1320,7 +1320,7 @@
               <w14:ligatures w14:val="standardContextual"/>
             </w:rPr>
           </w:pPr>
-          <w:hyperlink w:anchor="_Toc244144305" w:history="1">
+          <w:hyperlink w:anchor="_Toc244144499" w:history="1">
             <w:r>
               <w:rPr>
                 <w:rStyle w:val="Hyperlink"/>
@@ -1344,7 +1344,7 @@
               <w:rPr>
                 <w:noProof/>
               </w:rPr>
-              <w:instrText xml:space="preserve"> PAGEREF _Toc244144305 \h </w:instrText>
+              <w:instrText xml:space="preserve"> PAGEREF _Toc244144499 \h </w:instrText>
             </w:r>
             <w:r>
               <w:rPr>
@@ -1386,7 +1386,7 @@
               <w14:ligatures w14:val="standardContextual"/>
             </w:rPr>
           </w:pPr>
-          <w:hyperlink w:anchor="_Toc244144306" w:history="1">
+          <w:hyperlink w:anchor="_Toc244144500" w:history="1">
             <w:r>
               <w:rPr>
                 <w:rStyle w:val="Hyperlink"/>
@@ -1410,7 +1410,7 @@
               <w:rPr>
                 <w:noProof/>
               </w:rPr>
-              <w:instrText xml:space="preserve"> PAGEREF _Toc244144306 \h </w:instrText>
+              <w:instrText xml:space="preserve"> PAGEREF _Toc244144500 \h </w:instrText>
             </w:r>
             <w:r>
               <w:rPr>
@@ -1452,7 +1452,7 @@
               <w14:ligatures w14:val="standardContextual"/>
             </w:rPr>
           </w:pPr>
-          <w:hyperlink w:anchor="_Toc244144307" w:history="1">
+          <w:hyperlink w:anchor="_Toc244144501" w:history="1">
             <w:r>
               <w:rPr>
                 <w:rStyle w:val="Hyperlink"/>
@@ -1476,7 +1476,7 @@
               <w:rPr>
                 <w:noProof/>
               </w:rPr>
-              <w:instrText xml:space="preserve"> PAGEREF _Toc244144307 \h </w:instrText>
+              <w:instrText xml:space="preserve"> PAGEREF _Toc244144501 \h </w:instrText>
             </w:r>
             <w:r>
               <w:rPr>
@@ -1518,7 +1518,7 @@
               <w14:ligatures w14:val="standardContextual"/>
             </w:rPr>
           </w:pPr>
-          <w:hyperlink w:anchor="_Toc244144308" w:history="1">
+          <w:hyperlink w:anchor="_Toc244144502" w:history="1">
             <w:r>
               <w:rPr>
                 <w:rStyle w:val="Hyperlink"/>
@@ -1542,7 +1542,7 @@
               <w:rPr>
                 <w:noProof/>
               </w:rPr>
-              <w:instrText xml:space="preserve"> PAGEREF _Toc244144308 \h </w:instrText>
+              <w:instrText xml:space="preserve"> PAGEREF _Toc244144502 \h </w:instrText>
             </w:r>
             <w:r>
               <w:rPr>
@@ -1584,7 +1584,7 @@
               <w14:ligatures w14:val="standardContextual"/>
             </w:rPr>
           </w:pPr>
-          <w:hyperlink w:anchor="_Toc244144309" w:history="1">
+          <w:hyperlink w:anchor="_Toc244144503" w:history="1">
             <w:r>
               <w:rPr>
                 <w:rStyle w:val="Hyperlink"/>
@@ -1608,7 +1608,7 @@
               <w:rPr>
                 <w:noProof/>
               </w:rPr>
-              <w:instrText xml:space="preserve"> PAGEREF _Toc244144309 \h </w:instrText>
+              <w:instrText xml:space="preserve"> PAGEREF _Toc244144503 \h </w:instrText>
             </w:r>
             <w:r>
               <w:rPr>
@@ -1650,7 +1650,7 @@
               <w14:ligatures w14:val="standardContextual"/>
             </w:rPr>
           </w:pPr>
-          <w:hyperlink w:anchor="_Toc244144310" w:history="1">
+          <w:hyperlink w:anchor="_Toc244144504" w:history="1">
             <w:r>
               <w:rPr>
                 <w:rStyle w:val="Hyperlink"/>
@@ -1674,7 +1674,7 @@
               <w:rPr>
                 <w:noProof/>
               </w:rPr>
-              <w:instrText xml:space="preserve"> PAGEREF _Toc244144310 \h </w:instrText>
+              <w:instrText xml:space="preserve"> PAGEREF _Toc244144504 \h </w:instrText>
             </w:r>
             <w:r>
               <w:rPr>
@@ -1716,7 +1716,7 @@
               <w14:ligatures w14:val="standardContextual"/>
             </w:rPr>
           </w:pPr>
-          <w:hyperlink w:anchor="_Toc244144311" w:history="1">
+          <w:hyperlink w:anchor="_Toc244144505" w:history="1">
             <w:r>
               <w:rPr>
                 <w:rStyle w:val="Hyperlink"/>
@@ -1740,7 +1740,7 @@
               <w:rPr>
                 <w:noProof/>
               </w:rPr>
-              <w:instrText xml:space="preserve"> PAGEREF _Toc244144311 \h </w:instrText>
+              <w:instrText xml:space="preserve"> PAGEREF _Toc244144505 \h </w:instrText>
             </w:r>
             <w:r>
               <w:rPr>
@@ -1782,7 +1782,7 @@
               <w14:ligatures w14:val="standardContextual"/>
             </w:rPr>
           </w:pPr>
-          <w:hyperlink w:anchor="_Toc244144312" w:history="1">
+          <w:hyperlink w:anchor="_Toc244144506" w:history="1">
             <w:r>
               <w:rPr>
                 <w:rStyle w:val="Hyperlink"/>
@@ -1806,7 +1806,7 @@
               <w:rPr>
                 <w:noProof/>
               </w:rPr>
-              <w:instrText xml:space="preserve"> PAGEREF _Toc244144312 \h </w:instrText>
+              <w:instrText xml:space="preserve"> PAGEREF _Toc244144506 \h </w:instrText>
             </w:r>
             <w:r>
               <w:rPr>
@@ -1823,7 +1823,7 @@
               <w:rPr>
                 <w:noProof/>
               </w:rPr>
-              <w:t>16</w:t>
+              <w:t>17</w:t>
             </w:r>
             <w:r>
               <w:rPr>
@@ -1848,7 +1848,7 @@
               <w14:ligatures w14:val="standardContextual"/>
             </w:rPr>
           </w:pPr>
-          <w:hyperlink w:anchor="_Toc244144313" w:history="1">
+          <w:hyperlink w:anchor="_Toc244144507" w:history="1">
             <w:r>
               <w:rPr>
                 <w:rStyle w:val="Hyperlink"/>
@@ -1872,7 +1872,7 @@
               <w:rPr>
                 <w:noProof/>
               </w:rPr>
-              <w:instrText xml:space="preserve"> PAGEREF _Toc244144313 \h </w:instrText>
+              <w:instrText xml:space="preserve"> PAGEREF _Toc244144507 \h </w:instrText>
             </w:r>
             <w:r>
               <w:rPr>
@@ -1889,7 +1889,7 @@
               <w:rPr>
                 <w:noProof/>
               </w:rPr>
-              <w:t>19</w:t>
+              <w:t>20</w:t>
             </w:r>
             <w:r>
               <w:rPr>
@@ -1914,7 +1914,7 @@
               <w14:ligatures w14:val="standardContextual"/>
             </w:rPr>
           </w:pPr>
-          <w:hyperlink w:anchor="_Toc244144314" w:history="1">
+          <w:hyperlink w:anchor="_Toc244144508" w:history="1">
             <w:r>
               <w:rPr>
                 <w:rStyle w:val="Hyperlink"/>
@@ -1938,7 +1938,7 @@
               <w:rPr>
                 <w:noProof/>
               </w:rPr>
-              <w:instrText xml:space="preserve"> PAGEREF _Toc244144314 \h </w:instrText>
+              <w:instrText xml:space="preserve"> PAGEREF _Toc244144508 \h </w:instrText>
             </w:r>
             <w:r>
               <w:rPr>
@@ -1955,7 +1955,7 @@
               <w:rPr>
                 <w:noProof/>
               </w:rPr>
-              <w:t>19</w:t>
+              <w:t>20</w:t>
             </w:r>
             <w:r>
               <w:rPr>
@@ -1980,7 +1980,7 @@
               <w14:ligatures w14:val="standardContextual"/>
             </w:rPr>
           </w:pPr>
-          <w:hyperlink w:anchor="_Toc244144315" w:history="1">
+          <w:hyperlink w:anchor="_Toc244144509" w:history="1">
             <w:r>
               <w:rPr>
                 <w:rStyle w:val="Hyperlink"/>
@@ -2004,7 +2004,7 @@
               <w:rPr>
                 <w:noProof/>
               </w:rPr>
-              <w:instrText xml:space="preserve"> PAGEREF _Toc244144315 \h </w:instrText>
+              <w:instrText xml:space="preserve"> PAGEREF _Toc244144509 \h </w:instrText>
             </w:r>
             <w:r>
               <w:rPr>
@@ -2046,7 +2046,7 @@
               <w14:ligatures w14:val="standardContextual"/>
             </w:rPr>
           </w:pPr>
-          <w:hyperlink w:anchor="_Toc244144316" w:history="1">
+          <w:hyperlink w:anchor="_Toc244144510" w:history="1">
             <w:r>
               <w:rPr>
                 <w:rStyle w:val="Hyperlink"/>
@@ -2070,7 +2070,7 @@
               <w:rPr>
                 <w:noProof/>
               </w:rPr>
-              <w:instrText xml:space="preserve"> PAGEREF _Toc244144316 \h </w:instrText>
+              <w:instrText xml:space="preserve"> PAGEREF _Toc244144510 \h </w:instrText>
             </w:r>
             <w:r>
               <w:rPr>
@@ -2087,7 +2087,7 @@
               <w:rPr>
                 <w:noProof/>
               </w:rPr>
-              <w:t>21</w:t>
+              <w:t>22</w:t>
             </w:r>
             <w:r>
               <w:rPr>
@@ -2112,7 +2112,7 @@
               <w14:ligatures w14:val="standardContextual"/>
             </w:rPr>
           </w:pPr>
-          <w:hyperlink w:anchor="_Toc244144317" w:history="1">
+          <w:hyperlink w:anchor="_Toc244144511" w:history="1">
             <w:r>
               <w:rPr>
                 <w:rStyle w:val="Hyperlink"/>
@@ -2136,7 +2136,7 @@
               <w:rPr>
                 <w:noProof/>
               </w:rPr>
-              <w:instrText xml:space="preserve"> PAGEREF _Toc244144317 \h </w:instrText>
+              <w:instrText xml:space="preserve"> PAGEREF _Toc244144511 \h </w:instrText>
             </w:r>
             <w:r>
               <w:rPr>
@@ -2153,7 +2153,7 @@
               <w:rPr>
                 <w:noProof/>
               </w:rPr>
-              <w:t>22</w:t>
+              <w:t>23</w:t>
             </w:r>
             <w:r>
               <w:rPr>
@@ -2178,7 +2178,7 @@
               <w14:ligatures w14:val="standardContextual"/>
             </w:rPr>
           </w:pPr>
-          <w:hyperlink w:anchor="_Toc244144318" w:history="1">
+          <w:hyperlink w:anchor="_Toc244144512" w:history="1">
             <w:r>
               <w:rPr>
                 <w:rStyle w:val="Hyperlink"/>
@@ -2202,7 +2202,7 @@
               <w:rPr>
                 <w:noProof/>
               </w:rPr>
-              <w:instrText xml:space="preserve"> PAGEREF _Toc244144318 \h </w:instrText>
+              <w:instrText xml:space="preserve"> PAGEREF _Toc244144512 \h </w:instrText>
             </w:r>
             <w:r>
               <w:rPr>
@@ -2244,7 +2244,7 @@
               <w14:ligatures w14:val="standardContextual"/>
             </w:rPr>
           </w:pPr>
-          <w:hyperlink w:anchor="_Toc244144319" w:history="1">
+          <w:hyperlink w:anchor="_Toc244144513" w:history="1">
             <w:r>
               <w:rPr>
                 <w:rStyle w:val="Hyperlink"/>
@@ -2268,7 +2268,7 @@
               <w:rPr>
                 <w:noProof/>
               </w:rPr>
-              <w:instrText xml:space="preserve"> PAGEREF _Toc244144319 \h </w:instrText>
+              <w:instrText xml:space="preserve"> PAGEREF _Toc244144513 \h </w:instrText>
             </w:r>
             <w:r>
               <w:rPr>
@@ -2310,7 +2310,7 @@
               <w14:ligatures w14:val="standardContextual"/>
             </w:rPr>
           </w:pPr>
-          <w:hyperlink w:anchor="_Toc244144320" w:history="1">
+          <w:hyperlink w:anchor="_Toc244144514" w:history="1">
             <w:r>
               <w:rPr>
                 <w:rStyle w:val="Hyperlink"/>
@@ -2334,7 +2334,7 @@
               <w:rPr>
                 <w:noProof/>
               </w:rPr>
-              <w:instrText xml:space="preserve"> PAGEREF _Toc244144320 \h </w:instrText>
+              <w:instrText xml:space="preserve"> PAGEREF _Toc244144514 \h </w:instrText>
             </w:r>
             <w:r>
               <w:rPr>
@@ -2376,7 +2376,7 @@
               <w14:ligatures w14:val="standardContextual"/>
             </w:rPr>
           </w:pPr>
-          <w:hyperlink w:anchor="_Toc244144321" w:history="1">
+          <w:hyperlink w:anchor="_Toc244144515" w:history="1">
             <w:r>
               <w:rPr>
                 <w:rStyle w:val="Hyperlink"/>
@@ -2400,7 +2400,7 @@
               <w:rPr>
                 <w:noProof/>
               </w:rPr>
-              <w:instrText xml:space="preserve"> PAGEREF _Toc244144321 \h </w:instrText>
+              <w:instrText xml:space="preserve"> PAGEREF _Toc244144515 \h </w:instrText>
             </w:r>
             <w:r>
               <w:rPr>
@@ -2442,7 +2442,7 @@
               <w14:ligatures w14:val="standardContextual"/>
             </w:rPr>
           </w:pPr>
-          <w:hyperlink w:anchor="_Toc244144322" w:history="1">
+          <w:hyperlink w:anchor="_Toc244144516" w:history="1">
             <w:r>
               <w:rPr>
                 <w:rStyle w:val="Hyperlink"/>
@@ -2466,7 +2466,7 @@
               <w:rPr>
                 <w:noProof/>
               </w:rPr>
-              <w:instrText xml:space="preserve"> PAGEREF _Toc244144322 \h </w:instrText>
+              <w:instrText xml:space="preserve"> PAGEREF _Toc244144516 \h </w:instrText>
             </w:r>
             <w:r>
               <w:rPr>
@@ -2508,7 +2508,7 @@
               <w14:ligatures w14:val="standardContextual"/>
             </w:rPr>
           </w:pPr>
-          <w:hyperlink w:anchor="_Toc244144323" w:history="1">
+          <w:hyperlink w:anchor="_Toc244144517" w:history="1">
             <w:r>
               <w:rPr>
                 <w:rStyle w:val="Hyperlink"/>
@@ -2532,7 +2532,7 @@
               <w:rPr>
                 <w:noProof/>
               </w:rPr>
-              <w:instrText xml:space="preserve"> PAGEREF _Toc244144323 \h </w:instrText>
+              <w:instrText xml:space="preserve"> PAGEREF _Toc244144517 \h </w:instrText>
             </w:r>
             <w:r>
               <w:rPr>
@@ -2574,7 +2574,7 @@
               <w14:ligatures w14:val="standardContextual"/>
             </w:rPr>
           </w:pPr>
-          <w:hyperlink w:anchor="_Toc244144324" w:history="1">
+          <w:hyperlink w:anchor="_Toc244144518" w:history="1">
             <w:r>
               <w:rPr>
                 <w:rStyle w:val="Hyperlink"/>
@@ -2598,7 +2598,7 @@
               <w:rPr>
                 <w:noProof/>
               </w:rPr>
-              <w:instrText xml:space="preserve"> PAGEREF _Toc244144324 \h </w:instrText>
+              <w:instrText xml:space="preserve"> PAGEREF _Toc244144518 \h </w:instrText>
             </w:r>
             <w:r>
               <w:rPr>
@@ -2639,7 +2639,7 @@
         <w:pageBreakBefore/>
         <w:spacing w:before="0"/>
       </w:pPr>
-      <w:bookmarkStart w:id="0" w:name="_Toc244144288"/>
+      <w:bookmarkStart w:id="0" w:name="_Toc244144482"/>
       <w:r>
         <w:t>1.  Introduction</w:t>
       </w:r>
@@ -2692,7 +2692,7 @@
         <w:footnoteReference w:id="2"/>
       </w:r>
       <w:r>
-        <w:t xml:space="preserve"> In three dimensions Bałaban controlled Wilson's lattice theory on a torus by a renormalisation group whose bounds are uniform in the lattice spacing; in four dimensions he proved the same bounds under the hypothesis that the running couplings stay below an uncomputed constant at every scale, a hypothesis whose own proof his paper of record states to be unpublished (§8.3).</w:t>
+        <w:t xml:space="preserve"> In three dimensions Bałaban controlled Wilson's lattice theory on a torus by a renormalisation group whose bounds are uniform in the lattice spacing; in four dimensions he proved the same bounds under the hypothesis that the running couplings stay below an uncomputed constant at every scale, a hypothesis whose own proof his paper of record states to be unpublished and which never appeared (§8.3).</w:t>
       </w:r>
       <w:r>
         <w:rPr>
@@ -2775,7 +2775,7 @@
         <w:pStyle w:val="Heading1"/>
         <w:keepNext/>
       </w:pPr>
-      <w:bookmarkStart w:id="1" w:name="_Toc244144289"/>
+      <w:bookmarkStart w:id="1" w:name="_Toc244144483"/>
       <w:r>
         <w:t>2.  The Ground Theorem</w:t>
       </w:r>
@@ -3039,7 +3039,7 @@
         <w:pStyle w:val="Heading1"/>
         <w:keepNext/>
       </w:pPr>
-      <w:bookmarkStart w:id="2" w:name="_Toc244144290"/>
+      <w:bookmarkStart w:id="2" w:name="_Toc244144484"/>
       <w:r>
         <w:t>3.  What the Problem Demands</w:t>
       </w:r>
@@ -3050,7 +3050,7 @@
         <w:pStyle w:val="Heading2"/>
         <w:keepNext/>
       </w:pPr>
-      <w:bookmarkStart w:id="3" w:name="_Toc244144291"/>
+      <w:bookmarkStart w:id="3" w:name="_Toc244144485"/>
       <w:r>
         <w:t>3.1  Euclidean fields and the axioms of Osterwalder and Schrader</w:t>
       </w:r>
@@ -4180,7 +4180,7 @@
         <w:pStyle w:val="Heading2"/>
         <w:keepNext/>
       </w:pPr>
-      <w:bookmarkStart w:id="4" w:name="_Toc244144292"/>
+      <w:bookmarkStart w:id="4" w:name="_Toc244144486"/>
       <w:r>
         <w:t>3.2  The mass gap</w:t>
       </w:r>
@@ -4252,7 +4252,7 @@
         <w:pStyle w:val="Heading2"/>
         <w:keepNext/>
       </w:pPr>
-      <w:bookmarkStart w:id="5" w:name="_Toc244144293"/>
+      <w:bookmarkStart w:id="5" w:name="_Toc244144487"/>
       <w:r>
         <w:t>3.3  Non-triviality</w:t>
       </w:r>
@@ -4331,7 +4331,7 @@
         <w:pStyle w:val="Heading2"/>
         <w:keepNext/>
       </w:pPr>
-      <w:bookmarkStart w:id="6" w:name="_Toc244144294"/>
+      <w:bookmarkStart w:id="6" w:name="_Toc244144488"/>
       <w:r>
         <w:t>3.4  Limits obtained by compactness</w:t>
       </w:r>
@@ -4410,7 +4410,7 @@
         <w:pStyle w:val="Heading1"/>
         <w:keepNext/>
       </w:pPr>
-      <w:bookmarkStart w:id="7" w:name="_Toc244144295"/>
+      <w:bookmarkStart w:id="7" w:name="_Toc244144489"/>
       <w:r>
         <w:t>4.  The Lattice, Its Positivity and Its Gap</w:t>
       </w:r>
@@ -4421,7 +4421,7 @@
         <w:pStyle w:val="Heading2"/>
         <w:keepNext/>
       </w:pPr>
-      <w:bookmarkStart w:id="8" w:name="_Toc244144296"/>
+      <w:bookmarkStart w:id="8" w:name="_Toc244144490"/>
       <w:r>
         <w:t>4.1  Wilson's theory</w:t>
       </w:r>
@@ -5043,7 +5043,7 @@
         <w:pStyle w:val="Heading2"/>
         <w:keepNext/>
       </w:pPr>
-      <w:bookmarkStart w:id="9" w:name="_Toc244144297"/>
+      <w:bookmarkStart w:id="9" w:name="_Toc244144491"/>
       <w:r>
         <w:t>4.2  Reflection positivity and the transfer matrix</w:t>
       </w:r>
@@ -6079,7 +6079,7 @@
         <w:pStyle w:val="Heading2"/>
         <w:keepNext/>
       </w:pPr>
-      <w:bookmarkStart w:id="10" w:name="_Toc244144298"/>
+      <w:bookmarkStart w:id="10" w:name="_Toc244144492"/>
       <w:r>
         <w:t>4.3  The renormalisation group of Bałaban</w:t>
       </w:r>
@@ -6120,7 +6120,7 @@
         <w:pStyle w:val="Heading1"/>
         <w:keepNext/>
       </w:pPr>
-      <w:bookmarkStart w:id="11" w:name="_Toc244144299"/>
+      <w:bookmarkStart w:id="11" w:name="_Toc244144493"/>
       <w:r>
         <w:t>5.  The Three-Dimensional Manuscripts</w:t>
       </w:r>
@@ -6144,7 +6144,7 @@
         <w:pStyle w:val="Heading2"/>
         <w:keepNext/>
       </w:pPr>
-      <w:bookmarkStart w:id="12" w:name="_Toc244144300"/>
+      <w:bookmarkStart w:id="12" w:name="_Toc244144494"/>
       <w:r>
         <w:t>5.1  The documents</w:t>
       </w:r>
@@ -6191,7 +6191,7 @@
         <w:pStyle w:val="Heading2"/>
         <w:keepNext/>
       </w:pPr>
-      <w:bookmarkStart w:id="13" w:name="_Toc244144301"/>
+      <w:bookmarkStart w:id="13" w:name="_Toc244144495"/>
       <w:r>
         <w:t>5.2  The observable</w:t>
       </w:r>
@@ -6595,7 +6595,7 @@
         <w:pStyle w:val="Heading2"/>
         <w:keepNext/>
       </w:pPr>
-      <w:bookmarkStart w:id="14" w:name="_Toc244144302"/>
+      <w:bookmarkStart w:id="14" w:name="_Toc244144496"/>
       <w:r>
         <w:t>5.3  The torus, the infinite volume and the components</w:t>
       </w:r>
@@ -7126,7 +7126,7 @@
         <w:pStyle w:val="Heading2"/>
         <w:keepNext/>
       </w:pPr>
-      <w:bookmarkStart w:id="15" w:name="_Toc244144303"/>
+      <w:bookmarkStart w:id="15" w:name="_Toc244144497"/>
       <w:r>
         <w:t>5.4  The axioms and the reconstruction</w:t>
       </w:r>
@@ -7356,7 +7356,7 @@
         <w:pStyle w:val="Heading2"/>
         <w:keepNext/>
       </w:pPr>
-      <w:bookmarkStart w:id="16" w:name="_Toc244144304"/>
+      <w:bookmarkStart w:id="16" w:name="_Toc244144498"/>
       <w:r>
         <w:t>5.5  Non-triviality</w:t>
       </w:r>
@@ -7897,7 +7897,7 @@
         <w:pStyle w:val="Heading2"/>
         <w:keepNext/>
       </w:pPr>
-      <w:bookmarkStart w:id="17" w:name="_Toc244144305"/>
+      <w:bookmarkStart w:id="17" w:name="_Toc244144499"/>
       <w:r>
         <w:t>5.6  What the manuscript does not assert</w:t>
       </w:r>
@@ -7945,7 +7945,7 @@
         <w:pStyle w:val="Heading1"/>
         <w:keepNext/>
       </w:pPr>
-      <w:bookmarkStart w:id="18" w:name="_Toc244144306"/>
+      <w:bookmarkStart w:id="18" w:name="_Toc244144500"/>
       <w:r>
         <w:t>6.  The Four-Dimensional Draft and the Standing of the Corpus</w:t>
       </w:r>
@@ -7969,7 +7969,7 @@
         <w:pStyle w:val="Heading2"/>
         <w:keepNext/>
       </w:pPr>
-      <w:bookmarkStart w:id="19" w:name="_Toc244144307"/>
+      <w:bookmarkStart w:id="19" w:name="_Toc244144501"/>
       <w:r>
         <w:t>6.1  The authors' account</w:t>
       </w:r>
@@ -8033,7 +8033,7 @@
         <w:pStyle w:val="Heading2"/>
         <w:keepNext/>
       </w:pPr>
-      <w:bookmarkStart w:id="20" w:name="_Toc244144308"/>
+      <w:bookmarkStart w:id="20" w:name="_Toc244144502"/>
       <w:r>
         <w:t>6.2  The conditional theorem</w:t>
       </w:r>
@@ -8236,7 +8236,7 @@
         <w:pStyle w:val="Heading2"/>
         <w:keepNext/>
       </w:pPr>
-      <w:bookmarkStart w:id="21" w:name="_Toc244144309"/>
+      <w:bookmarkStart w:id="21" w:name="_Toc244144503"/>
       <w:r>
         <w:t>6.3  What the draft does not claim</w:t>
       </w:r>
@@ -8314,7 +8314,7 @@
         <w:pStyle w:val="Heading2"/>
         <w:keepNext/>
       </w:pPr>
-      <w:bookmarkStart w:id="22" w:name="_Toc244144310"/>
+      <w:bookmarkStart w:id="22" w:name="_Toc244144504"/>
       <w:r>
         <w:t>6.4  The standing of the corpus</w:t>
       </w:r>
@@ -8375,7 +8375,7 @@
         <w:pStyle w:val="Heading2"/>
         <w:keepNext/>
       </w:pPr>
-      <w:bookmarkStart w:id="23" w:name="_Toc244144311"/>
+      <w:bookmarkStart w:id="23" w:name="_Toc244144505"/>
       <w:r>
         <w:t>6.5  The public reading</w:t>
       </w:r>
@@ -8443,7 +8443,7 @@
         <w:pStyle w:val="Heading2"/>
         <w:keepNext/>
       </w:pPr>
-      <w:bookmarkStart w:id="24" w:name="_Toc244144312"/>
+      <w:bookmarkStart w:id="24" w:name="_Toc244144506"/>
       <w:r>
         <w:t>6.6  Further claims in public view</w:t>
       </w:r>
@@ -8788,7 +8788,7 @@
         <w:pStyle w:val="Heading1"/>
         <w:keepNext/>
       </w:pPr>
-      <w:bookmarkStart w:id="25" w:name="_Toc244144313"/>
+      <w:bookmarkStart w:id="25" w:name="_Toc244144507"/>
       <w:r>
         <w:t>7.  The Residue and Its Completion</w:t>
       </w:r>
@@ -8812,7 +8812,7 @@
         <w:pStyle w:val="Heading2"/>
         <w:keepNext/>
       </w:pPr>
-      <w:bookmarkStart w:id="26" w:name="_Toc244144314"/>
+      <w:bookmarkStart w:id="26" w:name="_Toc244144508"/>
       <w:r>
         <w:t>7.1  The residue</w:t>
       </w:r>
@@ -8843,7 +8843,7 @@
           <w:left w:w="10" w:type="dxa"/>
           <w:right w:w="10" w:type="dxa"/>
         </w:tblCellMar>
-        <w:tblLook w:val="0000" w:firstRow="0" w:lastRow="0" w:firstColumn="0" w:lastColumn="0" w:noHBand="0" w:noVBand="0"/>
+        <w:tblLook w:val="04A0" w:firstRow="1" w:lastRow="0" w:firstColumn="1" w:lastColumn="0" w:noHBand="0" w:noVBand="1"/>
       </w:tblPr>
       <w:tblGrid>
         <w:gridCol w:w="2700"/>
@@ -10006,7 +10006,7 @@
         <w:pStyle w:val="Heading2"/>
         <w:keepNext/>
       </w:pPr>
-      <w:bookmarkStart w:id="27" w:name="_Toc244144315"/>
+      <w:bookmarkStart w:id="27" w:name="_Toc244144509"/>
       <w:r>
         <w:t>7.2  The gap is exponential clustering</w:t>
       </w:r>
@@ -11952,7 +11952,7 @@
         <w:pStyle w:val="Heading2"/>
         <w:keepNext/>
       </w:pPr>
-      <w:bookmarkStart w:id="28" w:name="_Toc244144316"/>
+      <w:bookmarkStart w:id="28" w:name="_Toc244144510"/>
       <w:r>
         <w:t>7.3  From the lattice to the limit</w:t>
       </w:r>
@@ -13132,7 +13132,7 @@
         <w:pStyle w:val="Heading2"/>
         <w:keepNext/>
       </w:pPr>
-      <w:bookmarkStart w:id="29" w:name="_Toc244144317"/>
+      <w:bookmarkStart w:id="29" w:name="_Toc244144511"/>
       <w:r>
         <w:t>7.4  The collapse of the components</w:t>
       </w:r>
@@ -13248,7 +13248,7 @@
         <w:pStyle w:val="Heading1"/>
         <w:keepNext/>
       </w:pPr>
-      <w:bookmarkStart w:id="30" w:name="_Toc244144318"/>
+      <w:bookmarkStart w:id="30" w:name="_Toc244144512"/>
       <w:r>
         <w:t>8.  The Ground Handed Over</w:t>
       </w:r>
@@ -13259,7 +13259,7 @@
         <w:pStyle w:val="Heading2"/>
         <w:keepNext/>
       </w:pPr>
-      <w:bookmarkStart w:id="31" w:name="_Toc244144319"/>
+      <w:bookmarkStart w:id="31" w:name="_Toc244144513"/>
       <w:r>
         <w:t>8.1  The object that remains</w:t>
       </w:r>
@@ -13403,7 +13403,7 @@
         <w:pStyle w:val="Heading2"/>
         <w:keepNext/>
       </w:pPr>
-      <w:bookmarkStart w:id="32" w:name="_Toc244144320"/>
+      <w:bookmarkStart w:id="32" w:name="_Toc244144514"/>
       <w:r>
         <w:t>8.2  The instruments in hand</w:t>
       </w:r>
@@ -18538,7 +18538,7 @@
           <w:left w:w="10" w:type="dxa"/>
           <w:right w:w="10" w:type="dxa"/>
         </w:tblCellMar>
-        <w:tblLook w:val="0000" w:firstRow="0" w:lastRow="0" w:firstColumn="0" w:lastColumn="0" w:noHBand="0" w:noVBand="0"/>
+        <w:tblLook w:val="04A0" w:firstRow="1" w:lastRow="0" w:firstColumn="1" w:lastColumn="0" w:noHBand="0" w:noVBand="1"/>
       </w:tblPr>
       <w:tblGrid>
         <w:gridCol w:w="1200"/>
@@ -20472,7 +20472,7 @@
         <w:pStyle w:val="Heading2"/>
         <w:keepNext/>
       </w:pPr>
-      <w:bookmarkStart w:id="33" w:name="_Toc244144321"/>
+      <w:bookmarkStart w:id="33" w:name="_Toc244144515"/>
       <w:r>
         <w:t>8.3  The reduction</w:t>
       </w:r>
@@ -34190,7 +34190,7 @@
           <w:left w:w="10" w:type="dxa"/>
           <w:right w:w="10" w:type="dxa"/>
         </w:tblCellMar>
-        <w:tblLook w:val="0000" w:firstRow="0" w:lastRow="0" w:firstColumn="0" w:lastColumn="0" w:noHBand="0" w:noVBand="0"/>
+        <w:tblLook w:val="04A0" w:firstRow="1" w:lastRow="0" w:firstColumn="1" w:lastColumn="0" w:noHBand="0" w:noVBand="1"/>
       </w:tblPr>
       <w:tblGrid>
         <w:gridCol w:w="1200"/>
@@ -35740,7 +35740,7 @@
         <w:t>g</w:t>
       </w:r>
       <w:r>
-        <w:t>², and the distance is the interval [0.2452, 1/γ²] with γ unread. The hypothesis's own proof, his Theorem 2 of 1987 with its two-sided bound on the couplings, is announced there and stated in the 1989 paper to be unpublished, so that the theorem of record is conditional: "so we have Theorem 1 with the assumption"; whether the proof appeared later is being searched, and until it is found the four-dimensional ultraviolet half rests on that assumption.</w:t>
+        <w:t>², and the distance is the interval [0.2452, 1/γ²] with γ unread. The hypothesis's own proof, his Theorem 2 of 1987 with its two-sided bound on the couplings, is announced there and stated in the 1989 paper to be unpublished, so that the theorem of record is conditional: "so we have Theorem 1 with the assumption"; it never appeared: his complete list of publications after 1989 contains no paper on four-dimensional gauge theory,</w:t>
       </w:r>
       <w:r>
         <w:rPr>
@@ -35749,6 +35749,15 @@
         <w:footnoteReference w:id="79"/>
       </w:r>
       <w:r>
+        <w:t xml:space="preserve"> so the four-dimensional ultraviolet half of every construction of the corpus's kind rests on an announced and unpublished theorem, and every sentence of this paper that cites Bałaban's four-dimensional result carries that clause.</w:t>
+      </w:r>
+      <w:r>
+        <w:rPr>
+          <w:rStyle w:val="FootnoteReference"/>
+        </w:rPr>
+        <w:footnoteReference w:id="80"/>
+      </w:r>
+      <w:r>
         <w:t xml:space="preserve"> Dimock's expositions treat the abelian and scalar cases and state every threshold the same way. Within the certified form the next widening is the same theorem in the Wasserstein metric of the three-sphere, whose one-link constant is 1/4, exact in the two symmetric directions and supported to one per cent between them, against total variation's 4/(3π); with the constants proved so far it gains nothing over Theorem 8.7, it is predicted to close near β = 0.30 under two constants not yet proved, and it is ung</w:t>
       </w:r>
       <w:r>
@@ -35771,7 +35780,7 @@
         <w:rPr>
           <w:rStyle w:val="FootnoteReference"/>
         </w:rPr>
-        <w:footnoteReference w:id="80"/>
+        <w:footnoteReference w:id="81"/>
       </w:r>
     </w:p>
     <w:p>
@@ -35779,7 +35788,7 @@
         <w:pStyle w:val="Heading2"/>
         <w:keepNext/>
       </w:pPr>
-      <w:bookmarkStart w:id="34" w:name="_Toc244144322"/>
+      <w:bookmarkStart w:id="34" w:name="_Toc244144516"/>
       <w:r>
         <w:t>8.4  Coda</w:t>
       </w:r>
@@ -35804,7 +35813,7 @@
         <w:pageBreakBefore/>
         <w:spacing w:before="0"/>
       </w:pPr>
-      <w:bookmarkStart w:id="35" w:name="_Toc244144323"/>
+      <w:bookmarkStart w:id="35" w:name="_Toc244144517"/>
       <w:r>
         <w:t>Sources</w:t>
       </w:r>
@@ -36884,7 +36893,7 @@
         <w:pStyle w:val="Heading2"/>
         <w:keepNext/>
       </w:pPr>
-      <w:bookmarkStart w:id="36" w:name="_Toc244144324"/>
+      <w:bookmarkStart w:id="36" w:name="_Toc244144518"/>
       <w:r>
         <w:t>Records of the computations of Edwin Boston III</w:t>
       </w:r>
@@ -39748,59 +39757,79 @@
           <w:sz w:val="17"/>
           <w:szCs w:val="17"/>
         </w:rPr>
-        <w:t xml:space="preserve">T. Bałaban, </w:t>
-      </w:r>
-      <w:r>
-        <w:rPr>
-          <w:i/>
-          <w:iCs/>
-          <w:sz w:val="17"/>
-          <w:szCs w:val="17"/>
-        </w:rPr>
-        <w:t>Comm. Math. Phys.</w:t>
-      </w:r>
-      <w:r>
-        <w:rPr>
-          <w:sz w:val="17"/>
-          <w:szCs w:val="17"/>
-        </w:rPr>
-        <w:t xml:space="preserve"> 109 (1987), 249–301: Theorem 1 (p. 259) and Theorem 3 (p. 267), the recursion (0.20) (p. 256), the action (0.2) with the normalised trace (p. 252), read from the pages on 29 October 2026. The statement that the sequence can be kept small in four dimensions, his Theorem 2 (pp. 259–260), is deferred there to "a separate paper"; the four-dimensional stability theorem itself is Theorem 1 of </w:t>
-      </w:r>
-      <w:r>
-        <w:rPr>
-          <w:i/>
-          <w:iCs/>
-          <w:sz w:val="17"/>
-          <w:szCs w:val="17"/>
-        </w:rPr>
-        <w:t>Large field renormalization II</w:t>
-      </w:r>
-      <w:r>
-        <w:rPr>
-          <w:sz w:val="17"/>
-          <w:szCs w:val="17"/>
-        </w:rPr>
-        <w:t xml:space="preserve">, </w:t>
-      </w:r>
-      <w:r>
-        <w:rPr>
-          <w:i/>
-          <w:iCs/>
-          <w:sz w:val="17"/>
-          <w:szCs w:val="17"/>
-        </w:rPr>
-        <w:t>Comm. Math. Phys.</w:t>
-      </w:r>
-      <w:r>
-        <w:rPr>
-          <w:sz w:val="17"/>
-          <w:szCs w:val="17"/>
-        </w:rPr>
-        <w:t xml:space="preserve"> 122 (1989), 355–392, p. 355, read on 29 October 2026: "If the sequence of the effective coupling constants is contained in an interval ]0, γ] with a sufficiently small positive γ, then the effective densities ρ_k have the form, and satisfy all the conditions and bounds, described in Sect. 2", followed by "Theorem 2 of [I] allows us to remove the assumption … The proof of Theorem 2 … has not been published yet, so we have Theorem 1 with the assumption"; its bibliography names no paper proving Theorem 2.</w:t>
+        <w:t>The zbMATH author listing for T. Bałaban, 1989–2022, read on 29 October 2026: the Euclidean fermion block renormalisation (1989), the two large-field papers (1989), the classical N-vector series (1995–1999), and the bosonic many-body series with Feldman, Knörrer and Trubowitz (2008–2022); no paper on four-dimensional gauge theory.</w:t>
       </w:r>
     </w:p>
   </w:footnote>
   <w:footnote w:id="80">
+    <w:p>
+      <w:pPr>
+        <w:spacing w:after="40" w:line="240" w:lineRule="auto"/>
+      </w:pPr>
+      <w:r>
+        <w:rPr>
+          <w:rStyle w:val="FootnoteReference"/>
+        </w:rPr>
+        <w:footnoteRef/>
+      </w:r>
+      <w:r>
+        <w:rPr>
+          <w:sz w:val="17"/>
+          <w:szCs w:val="17"/>
+        </w:rPr>
+        <w:t xml:space="preserve">T. Bałaban, </w:t>
+      </w:r>
+      <w:r>
+        <w:rPr>
+          <w:i/>
+          <w:iCs/>
+          <w:sz w:val="17"/>
+          <w:szCs w:val="17"/>
+        </w:rPr>
+        <w:t>Comm. Math. Phys.</w:t>
+      </w:r>
+      <w:r>
+        <w:rPr>
+          <w:sz w:val="17"/>
+          <w:szCs w:val="17"/>
+        </w:rPr>
+        <w:t xml:space="preserve"> 109 (1987), 249–301: Theorem 1 (p. 259) and Theorem 3 (p. 267), the recursion (0.20) (p. 256), the action (0.2) with the normalised trace (p. 252), read from the pages on 29 October 2026. The statement that the sequence can be kept small in four dimensions, his Theorem 2 (pp. 259–260), is deferred there to "a separate paper"; the four-dimensional stability theorem itself is Theorem 1 of </w:t>
+      </w:r>
+      <w:r>
+        <w:rPr>
+          <w:i/>
+          <w:iCs/>
+          <w:sz w:val="17"/>
+          <w:szCs w:val="17"/>
+        </w:rPr>
+        <w:t>Large field renormalization II</w:t>
+      </w:r>
+      <w:r>
+        <w:rPr>
+          <w:sz w:val="17"/>
+          <w:szCs w:val="17"/>
+        </w:rPr>
+        <w:t xml:space="preserve">, </w:t>
+      </w:r>
+      <w:r>
+        <w:rPr>
+          <w:i/>
+          <w:iCs/>
+          <w:sz w:val="17"/>
+          <w:szCs w:val="17"/>
+        </w:rPr>
+        <w:t>Comm. Math. Phys.</w:t>
+      </w:r>
+      <w:r>
+        <w:rPr>
+          <w:sz w:val="17"/>
+          <w:szCs w:val="17"/>
+        </w:rPr>
+        <w:t xml:space="preserve"> 122 (1989), 355–392, p. 355, read on 29 October 2026: "If the sequence of the effective coupling constants is contained in an interval ]0, γ] with a sufficiently small positive γ, then the effective densities ρ_k have the form, and satisfy all the conditions and bounds, described in Sect. 2", followed by "Theorem 2 of [I] allows us to remove the assumption … The proof of Theorem 2 … has not been published yet, so we have Theorem 1 with the assumption"; its bibliography names no paper proving Theorem 2.</w:t>
+      </w:r>
+    </w:p>
+  </w:footnote>
+  <w:footnote w:id="81">
     <w:p>
       <w:pPr>
         <w:spacing w:after="40" w:line="240" w:lineRule="auto"/>
@@ -39851,10 +39880,10 @@
 <file path=word/numbering.xml><?xml version="1.0" encoding="utf-8"?>
 <w:numbering xmlns:wpc="http://schemas.microsoft.com/office/word/2010/wordprocessingCanvas" xmlns:cx="http://schemas.microsoft.com/office/drawing/2014/chartex" xmlns:cx1="http://schemas.microsoft.com/office/drawing/2015/9/8/chartex" xmlns:cx2="http://schemas.microsoft.com/office/drawing/2015/10/21/chartex" xmlns:cx3="http://schemas.microsoft.com/office/drawing/2016/5/9/chartex" xmlns:cx4="http://schemas.microsoft.com/office/drawing/2016/5/10/chartex" xmlns:cx5="http://schemas.microsoft.com/office/drawing/2016/5/11/chartex" xmlns:cx6="http://schemas.microsoft.com/office/drawing/2016/5/12/chartex" xmlns:cx7="http://schemas.microsoft.com/office/drawing/2016/5/13/chartex" xmlns:cx8="http://schemas.microsoft.com/office/drawing/2016/5/14/chartex" xmlns:mc="http://schemas.openxmlformats.org/markup-compatibility/2006" xmlns:aink="http://schemas.microsoft.com/office/drawing/2016/ink" xmlns:am3d="http://schemas.microsoft.com/office/drawing/2017/model3d" xmlns:o="urn:schemas-microsoft-com:office:office" xmlns:oel="http://schemas.microsoft.com/office/2019/extlst" xmlns:r="http://schemas.openxmlformats.org/officeDocument/2006/relationships" xmlns:m="http://schemas.openxmlformats.org/officeDocument/2006/math" xmlns:v="urn:schemas-microsoft-com:vml" xmlns:wp14="http://schemas.microsoft.com/office/word/2010/wordprocessingDrawing" xmlns:wp="http://schemas.openxmlformats.org/drawingml/2006/wordprocessingDrawing" xmlns:w10="urn:schemas-microsoft-com:office:word" xmlns:w="http://schemas.openxmlformats.org/wordprocessingml/2006/main" xmlns:w14="http://schemas.microsoft.com/office/word/2010/wordml" xmlns:w15="http://schemas.microsoft.com/office/word/2012/wordml" xmlns:w16cex="http://schemas.microsoft.com/office/word/2018/wordml/cex" xmlns:w16cid="http://schemas.microsoft.com/office/word/2016/wordml/cid" xmlns:w16="http://schemas.microsoft.com/office/word/2018/wordml" xmlns:w16du="http://schemas.microsoft.com/office/word/2023/wordml/word16du" xmlns:w16sdtdh="http://schemas.microsoft.com/office/word/2020/wordml/sdtdatahash" xmlns:w16sdtfl="http://schemas.microsoft.com/office/word/2024/wordml/sdtformatlock" xmlns:w16se="http://schemas.microsoft.com/office/word/2015/wordml/symex" xmlns:wpg="http://schemas.microsoft.com/office/word/2010/wordprocessingGroup" xmlns:wpi="http://schemas.microsoft.com/office/word/2010/wordprocessingInk" xmlns:wne="http://schemas.microsoft.com/office/word/2006/wordml" xmlns:wps="http://schemas.microsoft.com/office/word/2010/wordprocessingShape" mc:Ignorable="w14 w15 w16se w16cid w16 w16cex w16sdtdh w16sdtfl w16du wp14">
   <w:abstractNum w:abstractNumId="0" w15:restartNumberingAfterBreak="0">
-    <w:nsid w:val="07B859A8"/>
+    <w:nsid w:val="41FE5DA4"/>
     <w:multiLevelType w:val="hybridMultilevel"/>
-    <w:tmpl w:val="8D72E5E6"/>
-    <w:lvl w:ilvl="0" w:tplc="69D22F80">
+    <w:tmpl w:val="C012F57A"/>
+    <w:lvl w:ilvl="0" w:tplc="D3DA125A">
       <w:start w:val="1"/>
       <w:numFmt w:val="bullet"/>
       <w:lvlText w:val="●"/>
@@ -39863,7 +39892,7 @@
         <w:ind w:left="720" w:hanging="360"/>
       </w:pPr>
     </w:lvl>
-    <w:lvl w:ilvl="1" w:tplc="8BA47CA2">
+    <w:lvl w:ilvl="1" w:tplc="670EE822">
       <w:start w:val="1"/>
       <w:numFmt w:val="bullet"/>
       <w:lvlText w:val="○"/>
@@ -39872,7 +39901,7 @@
         <w:ind w:left="1440" w:hanging="360"/>
       </w:pPr>
     </w:lvl>
-    <w:lvl w:ilvl="2" w:tplc="CD50F582">
+    <w:lvl w:ilvl="2" w:tplc="F9D633A6">
       <w:start w:val="1"/>
       <w:numFmt w:val="bullet"/>
       <w:lvlText w:val="■"/>
@@ -39881,7 +39910,7 @@
         <w:ind w:left="2160" w:hanging="360"/>
       </w:pPr>
     </w:lvl>
-    <w:lvl w:ilvl="3" w:tplc="42763D0E">
+    <w:lvl w:ilvl="3" w:tplc="E4A89AD2">
       <w:start w:val="1"/>
       <w:numFmt w:val="bullet"/>
       <w:lvlText w:val="●"/>
@@ -39890,7 +39919,7 @@
         <w:ind w:left="2880" w:hanging="360"/>
       </w:pPr>
     </w:lvl>
-    <w:lvl w:ilvl="4" w:tplc="B08448E4">
+    <w:lvl w:ilvl="4" w:tplc="0396DF1E">
       <w:start w:val="1"/>
       <w:numFmt w:val="bullet"/>
       <w:lvlText w:val="○"/>
@@ -39899,7 +39928,7 @@
         <w:ind w:left="3600" w:hanging="360"/>
       </w:pPr>
     </w:lvl>
-    <w:lvl w:ilvl="5" w:tplc="C3DC4944">
+    <w:lvl w:ilvl="5" w:tplc="345C2DD0">
       <w:start w:val="1"/>
       <w:numFmt w:val="bullet"/>
       <w:lvlText w:val="■"/>
@@ -39908,7 +39937,7 @@
         <w:ind w:left="4320" w:hanging="360"/>
       </w:pPr>
     </w:lvl>
-    <w:lvl w:ilvl="6" w:tplc="4D3C47E6">
+    <w:lvl w:ilvl="6" w:tplc="FECA152C">
       <w:start w:val="1"/>
       <w:numFmt w:val="bullet"/>
       <w:lvlText w:val="●"/>
@@ -39917,7 +39946,7 @@
         <w:ind w:left="5040" w:hanging="360"/>
       </w:pPr>
     </w:lvl>
-    <w:lvl w:ilvl="7" w:tplc="D7FEE220">
+    <w:lvl w:ilvl="7" w:tplc="7C983ED2">
       <w:start w:val="1"/>
       <w:numFmt w:val="bullet"/>
       <w:lvlText w:val="●"/>
@@ -39926,7 +39955,7 @@
         <w:ind w:left="5760" w:hanging="360"/>
       </w:pPr>
     </w:lvl>
-    <w:lvl w:ilvl="8" w:tplc="7D34B80C">
+    <w:lvl w:ilvl="8" w:tplc="7A767400">
       <w:start w:val="1"/>
       <w:numFmt w:val="bullet"/>
       <w:lvlText w:val="●"/>
@@ -39936,7 +39965,7 @@
       </w:pPr>
     </w:lvl>
   </w:abstractNum>
-  <w:num w:numId="1" w16cid:durableId="1840458304">
+  <w:num w:numId="1" w16cid:durableId="1190029593">
     <w:abstractNumId w:val="0"/>
     <w:lvlOverride w:ilvl="0">
       <w:startOverride w:val="1"/>
@@ -40533,7 +40562,7 @@
     <w:autoRedefine/>
     <w:uiPriority w:val="39"/>
     <w:unhideWhenUsed/>
-    <w:rsid w:val="005918AF"/>
+    <w:rsid w:val="00742A76"/>
     <w:pPr>
       <w:spacing w:after="100"/>
     </w:pPr>
@@ -40545,7 +40574,7 @@
     <w:autoRedefine/>
     <w:uiPriority w:val="39"/>
     <w:unhideWhenUsed/>
-    <w:rsid w:val="005918AF"/>
+    <w:rsid w:val="00742A76"/>
     <w:pPr>
       <w:spacing w:after="100"/>
       <w:ind w:left="220"/>

--- a/THE-GROUND-Edwin-Boston-III.docx
+++ b/THE-GROUND-Edwin-Boston-III.docx
@@ -170,7 +170,7 @@
     <w:sdt>
       <w:sdtPr>
         <w:alias w:val="Contents"/>
-        <w:id w:val="1207769606"/>
+        <w:id w:val="1560898458"/>
       </w:sdtPr>
       <w:sdtEndPr/>
       <w:sdtContent>
@@ -198,7 +198,7 @@
           <w:r>
             <w:fldChar w:fldCharType="separate"/>
           </w:r>
-          <w:hyperlink w:anchor="_Toc244144482" w:history="1">
+          <w:hyperlink w:anchor="_Toc244146052" w:history="1">
             <w:r>
               <w:rPr>
                 <w:rStyle w:val="Hyperlink"/>
@@ -222,7 +222,7 @@
               <w:rPr>
                 <w:noProof/>
               </w:rPr>
-              <w:instrText xml:space="preserve"> PAGEREF _Toc244144482 \h </w:instrText>
+              <w:instrText xml:space="preserve"> PAGEREF _Toc244146052 \h </w:instrText>
             </w:r>
             <w:r>
               <w:rPr>
@@ -264,7 +264,7 @@
               <w14:ligatures w14:val="standardContextual"/>
             </w:rPr>
           </w:pPr>
-          <w:hyperlink w:anchor="_Toc244144483" w:history="1">
+          <w:hyperlink w:anchor="_Toc244146053" w:history="1">
             <w:r>
               <w:rPr>
                 <w:rStyle w:val="Hyperlink"/>
@@ -288,7 +288,7 @@
               <w:rPr>
                 <w:noProof/>
               </w:rPr>
-              <w:instrText xml:space="preserve"> PAGEREF _Toc244144483 \h </w:instrText>
+              <w:instrText xml:space="preserve"> PAGEREF _Toc244146053 \h </w:instrText>
             </w:r>
             <w:r>
               <w:rPr>
@@ -330,7 +330,7 @@
               <w14:ligatures w14:val="standardContextual"/>
             </w:rPr>
           </w:pPr>
-          <w:hyperlink w:anchor="_Toc244144484" w:history="1">
+          <w:hyperlink w:anchor="_Toc244146054" w:history="1">
             <w:r>
               <w:rPr>
                 <w:rStyle w:val="Hyperlink"/>
@@ -354,7 +354,7 @@
               <w:rPr>
                 <w:noProof/>
               </w:rPr>
-              <w:instrText xml:space="preserve"> PAGEREF _Toc244144484 \h </w:instrText>
+              <w:instrText xml:space="preserve"> PAGEREF _Toc244146054 \h </w:instrText>
             </w:r>
             <w:r>
               <w:rPr>
@@ -396,7 +396,7 @@
               <w14:ligatures w14:val="standardContextual"/>
             </w:rPr>
           </w:pPr>
-          <w:hyperlink w:anchor="_Toc244144485" w:history="1">
+          <w:hyperlink w:anchor="_Toc244146055" w:history="1">
             <w:r>
               <w:rPr>
                 <w:rStyle w:val="Hyperlink"/>
@@ -420,7 +420,7 @@
               <w:rPr>
                 <w:noProof/>
               </w:rPr>
-              <w:instrText xml:space="preserve"> PAGEREF _Toc244144485 \h </w:instrText>
+              <w:instrText xml:space="preserve"> PAGEREF _Toc244146055 \h </w:instrText>
             </w:r>
             <w:r>
               <w:rPr>
@@ -462,7 +462,7 @@
               <w14:ligatures w14:val="standardContextual"/>
             </w:rPr>
           </w:pPr>
-          <w:hyperlink w:anchor="_Toc244144486" w:history="1">
+          <w:hyperlink w:anchor="_Toc244146056" w:history="1">
             <w:r>
               <w:rPr>
                 <w:rStyle w:val="Hyperlink"/>
@@ -486,7 +486,7 @@
               <w:rPr>
                 <w:noProof/>
               </w:rPr>
-              <w:instrText xml:space="preserve"> PAGEREF _Toc244144486 \h </w:instrText>
+              <w:instrText xml:space="preserve"> PAGEREF _Toc244146056 \h </w:instrText>
             </w:r>
             <w:r>
               <w:rPr>
@@ -528,7 +528,7 @@
               <w14:ligatures w14:val="standardContextual"/>
             </w:rPr>
           </w:pPr>
-          <w:hyperlink w:anchor="_Toc244144487" w:history="1">
+          <w:hyperlink w:anchor="_Toc244146057" w:history="1">
             <w:r>
               <w:rPr>
                 <w:rStyle w:val="Hyperlink"/>
@@ -552,7 +552,7 @@
               <w:rPr>
                 <w:noProof/>
               </w:rPr>
-              <w:instrText xml:space="preserve"> PAGEREF _Toc244144487 \h </w:instrText>
+              <w:instrText xml:space="preserve"> PAGEREF _Toc244146057 \h </w:instrText>
             </w:r>
             <w:r>
               <w:rPr>
@@ -594,7 +594,7 @@
               <w14:ligatures w14:val="standardContextual"/>
             </w:rPr>
           </w:pPr>
-          <w:hyperlink w:anchor="_Toc244144488" w:history="1">
+          <w:hyperlink w:anchor="_Toc244146058" w:history="1">
             <w:r>
               <w:rPr>
                 <w:rStyle w:val="Hyperlink"/>
@@ -618,7 +618,7 @@
               <w:rPr>
                 <w:noProof/>
               </w:rPr>
-              <w:instrText xml:space="preserve"> PAGEREF _Toc244144488 \h </w:instrText>
+              <w:instrText xml:space="preserve"> PAGEREF _Toc244146058 \h </w:instrText>
             </w:r>
             <w:r>
               <w:rPr>
@@ -660,7 +660,7 @@
               <w14:ligatures w14:val="standardContextual"/>
             </w:rPr>
           </w:pPr>
-          <w:hyperlink w:anchor="_Toc244144489" w:history="1">
+          <w:hyperlink w:anchor="_Toc244146059" w:history="1">
             <w:r>
               <w:rPr>
                 <w:rStyle w:val="Hyperlink"/>
@@ -684,7 +684,7 @@
               <w:rPr>
                 <w:noProof/>
               </w:rPr>
-              <w:instrText xml:space="preserve"> PAGEREF _Toc244144489 \h </w:instrText>
+              <w:instrText xml:space="preserve"> PAGEREF _Toc244146059 \h </w:instrText>
             </w:r>
             <w:r>
               <w:rPr>
@@ -726,7 +726,7 @@
               <w14:ligatures w14:val="standardContextual"/>
             </w:rPr>
           </w:pPr>
-          <w:hyperlink w:anchor="_Toc244144490" w:history="1">
+          <w:hyperlink w:anchor="_Toc244146060" w:history="1">
             <w:r>
               <w:rPr>
                 <w:rStyle w:val="Hyperlink"/>
@@ -750,7 +750,7 @@
               <w:rPr>
                 <w:noProof/>
               </w:rPr>
-              <w:instrText xml:space="preserve"> PAGEREF _Toc244144490 \h </w:instrText>
+              <w:instrText xml:space="preserve"> PAGEREF _Toc244146060 \h </w:instrText>
             </w:r>
             <w:r>
               <w:rPr>
@@ -792,7 +792,7 @@
               <w14:ligatures w14:val="standardContextual"/>
             </w:rPr>
           </w:pPr>
-          <w:hyperlink w:anchor="_Toc244144491" w:history="1">
+          <w:hyperlink w:anchor="_Toc244146061" w:history="1">
             <w:r>
               <w:rPr>
                 <w:rStyle w:val="Hyperlink"/>
@@ -816,7 +816,7 @@
               <w:rPr>
                 <w:noProof/>
               </w:rPr>
-              <w:instrText xml:space="preserve"> PAGEREF _Toc244144491 \h </w:instrText>
+              <w:instrText xml:space="preserve"> PAGEREF _Toc244146061 \h </w:instrText>
             </w:r>
             <w:r>
               <w:rPr>
@@ -858,7 +858,7 @@
               <w14:ligatures w14:val="standardContextual"/>
             </w:rPr>
           </w:pPr>
-          <w:hyperlink w:anchor="_Toc244144492" w:history="1">
+          <w:hyperlink w:anchor="_Toc244146062" w:history="1">
             <w:r>
               <w:rPr>
                 <w:rStyle w:val="Hyperlink"/>
@@ -882,7 +882,7 @@
               <w:rPr>
                 <w:noProof/>
               </w:rPr>
-              <w:instrText xml:space="preserve"> PAGEREF _Toc244144492 \h </w:instrText>
+              <w:instrText xml:space="preserve"> PAGEREF _Toc244146062 \h </w:instrText>
             </w:r>
             <w:r>
               <w:rPr>
@@ -924,7 +924,7 @@
               <w14:ligatures w14:val="standardContextual"/>
             </w:rPr>
           </w:pPr>
-          <w:hyperlink w:anchor="_Toc244144493" w:history="1">
+          <w:hyperlink w:anchor="_Toc244146063" w:history="1">
             <w:r>
               <w:rPr>
                 <w:rStyle w:val="Hyperlink"/>
@@ -948,7 +948,7 @@
               <w:rPr>
                 <w:noProof/>
               </w:rPr>
-              <w:instrText xml:space="preserve"> PAGEREF _Toc244144493 \h </w:instrText>
+              <w:instrText xml:space="preserve"> PAGEREF _Toc244146063 \h </w:instrText>
             </w:r>
             <w:r>
               <w:rPr>
@@ -990,7 +990,7 @@
               <w14:ligatures w14:val="standardContextual"/>
             </w:rPr>
           </w:pPr>
-          <w:hyperlink w:anchor="_Toc244144494" w:history="1">
+          <w:hyperlink w:anchor="_Toc244146064" w:history="1">
             <w:r>
               <w:rPr>
                 <w:rStyle w:val="Hyperlink"/>
@@ -1014,7 +1014,7 @@
               <w:rPr>
                 <w:noProof/>
               </w:rPr>
-              <w:instrText xml:space="preserve"> PAGEREF _Toc244144494 \h </w:instrText>
+              <w:instrText xml:space="preserve"> PAGEREF _Toc244146064 \h </w:instrText>
             </w:r>
             <w:r>
               <w:rPr>
@@ -1056,7 +1056,7 @@
               <w14:ligatures w14:val="standardContextual"/>
             </w:rPr>
           </w:pPr>
-          <w:hyperlink w:anchor="_Toc244144495" w:history="1">
+          <w:hyperlink w:anchor="_Toc244146065" w:history="1">
             <w:r>
               <w:rPr>
                 <w:rStyle w:val="Hyperlink"/>
@@ -1080,7 +1080,7 @@
               <w:rPr>
                 <w:noProof/>
               </w:rPr>
-              <w:instrText xml:space="preserve"> PAGEREF _Toc244144495 \h </w:instrText>
+              <w:instrText xml:space="preserve"> PAGEREF _Toc244146065 \h </w:instrText>
             </w:r>
             <w:r>
               <w:rPr>
@@ -1122,7 +1122,7 @@
               <w14:ligatures w14:val="standardContextual"/>
             </w:rPr>
           </w:pPr>
-          <w:hyperlink w:anchor="_Toc244144496" w:history="1">
+          <w:hyperlink w:anchor="_Toc244146066" w:history="1">
             <w:r>
               <w:rPr>
                 <w:rStyle w:val="Hyperlink"/>
@@ -1146,7 +1146,7 @@
               <w:rPr>
                 <w:noProof/>
               </w:rPr>
-              <w:instrText xml:space="preserve"> PAGEREF _Toc244144496 \h </w:instrText>
+              <w:instrText xml:space="preserve"> PAGEREF _Toc244146066 \h </w:instrText>
             </w:r>
             <w:r>
               <w:rPr>
@@ -1188,7 +1188,7 @@
               <w14:ligatures w14:val="standardContextual"/>
             </w:rPr>
           </w:pPr>
-          <w:hyperlink w:anchor="_Toc244144497" w:history="1">
+          <w:hyperlink w:anchor="_Toc244146067" w:history="1">
             <w:r>
               <w:rPr>
                 <w:rStyle w:val="Hyperlink"/>
@@ -1212,7 +1212,7 @@
               <w:rPr>
                 <w:noProof/>
               </w:rPr>
-              <w:instrText xml:space="preserve"> PAGEREF _Toc244144497 \h </w:instrText>
+              <w:instrText xml:space="preserve"> PAGEREF _Toc244146067 \h </w:instrText>
             </w:r>
             <w:r>
               <w:rPr>
@@ -1254,7 +1254,7 @@
               <w14:ligatures w14:val="standardContextual"/>
             </w:rPr>
           </w:pPr>
-          <w:hyperlink w:anchor="_Toc244144498" w:history="1">
+          <w:hyperlink w:anchor="_Toc244146068" w:history="1">
             <w:r>
               <w:rPr>
                 <w:rStyle w:val="Hyperlink"/>
@@ -1278,7 +1278,7 @@
               <w:rPr>
                 <w:noProof/>
               </w:rPr>
-              <w:instrText xml:space="preserve"> PAGEREF _Toc244144498 \h </w:instrText>
+              <w:instrText xml:space="preserve"> PAGEREF _Toc244146068 \h </w:instrText>
             </w:r>
             <w:r>
               <w:rPr>
@@ -1320,7 +1320,7 @@
               <w14:ligatures w14:val="standardContextual"/>
             </w:rPr>
           </w:pPr>
-          <w:hyperlink w:anchor="_Toc244144499" w:history="1">
+          <w:hyperlink w:anchor="_Toc244146069" w:history="1">
             <w:r>
               <w:rPr>
                 <w:rStyle w:val="Hyperlink"/>
@@ -1344,7 +1344,7 @@
               <w:rPr>
                 <w:noProof/>
               </w:rPr>
-              <w:instrText xml:space="preserve"> PAGEREF _Toc244144499 \h </w:instrText>
+              <w:instrText xml:space="preserve"> PAGEREF _Toc244146069 \h </w:instrText>
             </w:r>
             <w:r>
               <w:rPr>
@@ -1386,7 +1386,7 @@
               <w14:ligatures w14:val="standardContextual"/>
             </w:rPr>
           </w:pPr>
-          <w:hyperlink w:anchor="_Toc244144500" w:history="1">
+          <w:hyperlink w:anchor="_Toc244146070" w:history="1">
             <w:r>
               <w:rPr>
                 <w:rStyle w:val="Hyperlink"/>
@@ -1410,7 +1410,7 @@
               <w:rPr>
                 <w:noProof/>
               </w:rPr>
-              <w:instrText xml:space="preserve"> PAGEREF _Toc244144500 \h </w:instrText>
+              <w:instrText xml:space="preserve"> PAGEREF _Toc244146070 \h </w:instrText>
             </w:r>
             <w:r>
               <w:rPr>
@@ -1452,7 +1452,7 @@
               <w14:ligatures w14:val="standardContextual"/>
             </w:rPr>
           </w:pPr>
-          <w:hyperlink w:anchor="_Toc244144501" w:history="1">
+          <w:hyperlink w:anchor="_Toc244146071" w:history="1">
             <w:r>
               <w:rPr>
                 <w:rStyle w:val="Hyperlink"/>
@@ -1476,7 +1476,7 @@
               <w:rPr>
                 <w:noProof/>
               </w:rPr>
-              <w:instrText xml:space="preserve"> PAGEREF _Toc244144501 \h </w:instrText>
+              <w:instrText xml:space="preserve"> PAGEREF _Toc244146071 \h </w:instrText>
             </w:r>
             <w:r>
               <w:rPr>
@@ -1518,7 +1518,7 @@
               <w14:ligatures w14:val="standardContextual"/>
             </w:rPr>
           </w:pPr>
-          <w:hyperlink w:anchor="_Toc244144502" w:history="1">
+          <w:hyperlink w:anchor="_Toc244146072" w:history="1">
             <w:r>
               <w:rPr>
                 <w:rStyle w:val="Hyperlink"/>
@@ -1542,7 +1542,7 @@
               <w:rPr>
                 <w:noProof/>
               </w:rPr>
-              <w:instrText xml:space="preserve"> PAGEREF _Toc244144502 \h </w:instrText>
+              <w:instrText xml:space="preserve"> PAGEREF _Toc244146072 \h </w:instrText>
             </w:r>
             <w:r>
               <w:rPr>
@@ -1584,7 +1584,7 @@
               <w14:ligatures w14:val="standardContextual"/>
             </w:rPr>
           </w:pPr>
-          <w:hyperlink w:anchor="_Toc244144503" w:history="1">
+          <w:hyperlink w:anchor="_Toc244146073" w:history="1">
             <w:r>
               <w:rPr>
                 <w:rStyle w:val="Hyperlink"/>
@@ -1608,7 +1608,7 @@
               <w:rPr>
                 <w:noProof/>
               </w:rPr>
-              <w:instrText xml:space="preserve"> PAGEREF _Toc244144503 \h </w:instrText>
+              <w:instrText xml:space="preserve"> PAGEREF _Toc244146073 \h </w:instrText>
             </w:r>
             <w:r>
               <w:rPr>
@@ -1650,7 +1650,7 @@
               <w14:ligatures w14:val="standardContextual"/>
             </w:rPr>
           </w:pPr>
-          <w:hyperlink w:anchor="_Toc244144504" w:history="1">
+          <w:hyperlink w:anchor="_Toc244146074" w:history="1">
             <w:r>
               <w:rPr>
                 <w:rStyle w:val="Hyperlink"/>
@@ -1674,7 +1674,7 @@
               <w:rPr>
                 <w:noProof/>
               </w:rPr>
-              <w:instrText xml:space="preserve"> PAGEREF _Toc244144504 \h </w:instrText>
+              <w:instrText xml:space="preserve"> PAGEREF _Toc244146074 \h </w:instrText>
             </w:r>
             <w:r>
               <w:rPr>
@@ -1716,7 +1716,7 @@
               <w14:ligatures w14:val="standardContextual"/>
             </w:rPr>
           </w:pPr>
-          <w:hyperlink w:anchor="_Toc244144505" w:history="1">
+          <w:hyperlink w:anchor="_Toc244146075" w:history="1">
             <w:r>
               <w:rPr>
                 <w:rStyle w:val="Hyperlink"/>
@@ -1740,7 +1740,7 @@
               <w:rPr>
                 <w:noProof/>
               </w:rPr>
-              <w:instrText xml:space="preserve"> PAGEREF _Toc244144505 \h </w:instrText>
+              <w:instrText xml:space="preserve"> PAGEREF _Toc244146075 \h </w:instrText>
             </w:r>
             <w:r>
               <w:rPr>
@@ -1782,7 +1782,7 @@
               <w14:ligatures w14:val="standardContextual"/>
             </w:rPr>
           </w:pPr>
-          <w:hyperlink w:anchor="_Toc244144506" w:history="1">
+          <w:hyperlink w:anchor="_Toc244146076" w:history="1">
             <w:r>
               <w:rPr>
                 <w:rStyle w:val="Hyperlink"/>
@@ -1806,7 +1806,7 @@
               <w:rPr>
                 <w:noProof/>
               </w:rPr>
-              <w:instrText xml:space="preserve"> PAGEREF _Toc244144506 \h </w:instrText>
+              <w:instrText xml:space="preserve"> PAGEREF _Toc244146076 \h </w:instrText>
             </w:r>
             <w:r>
               <w:rPr>
@@ -1848,7 +1848,7 @@
               <w14:ligatures w14:val="standardContextual"/>
             </w:rPr>
           </w:pPr>
-          <w:hyperlink w:anchor="_Toc244144507" w:history="1">
+          <w:hyperlink w:anchor="_Toc244146077" w:history="1">
             <w:r>
               <w:rPr>
                 <w:rStyle w:val="Hyperlink"/>
@@ -1872,7 +1872,7 @@
               <w:rPr>
                 <w:noProof/>
               </w:rPr>
-              <w:instrText xml:space="preserve"> PAGEREF _Toc244144507 \h </w:instrText>
+              <w:instrText xml:space="preserve"> PAGEREF _Toc244146077 \h </w:instrText>
             </w:r>
             <w:r>
               <w:rPr>
@@ -1914,7 +1914,7 @@
               <w14:ligatures w14:val="standardContextual"/>
             </w:rPr>
           </w:pPr>
-          <w:hyperlink w:anchor="_Toc244144508" w:history="1">
+          <w:hyperlink w:anchor="_Toc244146078" w:history="1">
             <w:r>
               <w:rPr>
                 <w:rStyle w:val="Hyperlink"/>
@@ -1938,7 +1938,7 @@
               <w:rPr>
                 <w:noProof/>
               </w:rPr>
-              <w:instrText xml:space="preserve"> PAGEREF _Toc244144508 \h </w:instrText>
+              <w:instrText xml:space="preserve"> PAGEREF _Toc244146078 \h </w:instrText>
             </w:r>
             <w:r>
               <w:rPr>
@@ -1980,7 +1980,7 @@
               <w14:ligatures w14:val="standardContextual"/>
             </w:rPr>
           </w:pPr>
-          <w:hyperlink w:anchor="_Toc244144509" w:history="1">
+          <w:hyperlink w:anchor="_Toc244146079" w:history="1">
             <w:r>
               <w:rPr>
                 <w:rStyle w:val="Hyperlink"/>
@@ -2004,7 +2004,7 @@
               <w:rPr>
                 <w:noProof/>
               </w:rPr>
-              <w:instrText xml:space="preserve"> PAGEREF _Toc244144509 \h </w:instrText>
+              <w:instrText xml:space="preserve"> PAGEREF _Toc244146079 \h </w:instrText>
             </w:r>
             <w:r>
               <w:rPr>
@@ -2021,7 +2021,7 @@
               <w:rPr>
                 <w:noProof/>
               </w:rPr>
-              <w:t>20</w:t>
+              <w:t>21</w:t>
             </w:r>
             <w:r>
               <w:rPr>
@@ -2046,7 +2046,7 @@
               <w14:ligatures w14:val="standardContextual"/>
             </w:rPr>
           </w:pPr>
-          <w:hyperlink w:anchor="_Toc244144510" w:history="1">
+          <w:hyperlink w:anchor="_Toc244146080" w:history="1">
             <w:r>
               <w:rPr>
                 <w:rStyle w:val="Hyperlink"/>
@@ -2070,7 +2070,7 @@
               <w:rPr>
                 <w:noProof/>
               </w:rPr>
-              <w:instrText xml:space="preserve"> PAGEREF _Toc244144510 \h </w:instrText>
+              <w:instrText xml:space="preserve"> PAGEREF _Toc244146080 \h </w:instrText>
             </w:r>
             <w:r>
               <w:rPr>
@@ -2112,7 +2112,7 @@
               <w14:ligatures w14:val="standardContextual"/>
             </w:rPr>
           </w:pPr>
-          <w:hyperlink w:anchor="_Toc244144511" w:history="1">
+          <w:hyperlink w:anchor="_Toc244146081" w:history="1">
             <w:r>
               <w:rPr>
                 <w:rStyle w:val="Hyperlink"/>
@@ -2136,7 +2136,7 @@
               <w:rPr>
                 <w:noProof/>
               </w:rPr>
-              <w:instrText xml:space="preserve"> PAGEREF _Toc244144511 \h </w:instrText>
+              <w:instrText xml:space="preserve"> PAGEREF _Toc244146081 \h </w:instrText>
             </w:r>
             <w:r>
               <w:rPr>
@@ -2178,7 +2178,7 @@
               <w14:ligatures w14:val="standardContextual"/>
             </w:rPr>
           </w:pPr>
-          <w:hyperlink w:anchor="_Toc244144512" w:history="1">
+          <w:hyperlink w:anchor="_Toc244146082" w:history="1">
             <w:r>
               <w:rPr>
                 <w:rStyle w:val="Hyperlink"/>
@@ -2202,7 +2202,7 @@
               <w:rPr>
                 <w:noProof/>
               </w:rPr>
-              <w:instrText xml:space="preserve"> PAGEREF _Toc244144512 \h </w:instrText>
+              <w:instrText xml:space="preserve"> PAGEREF _Toc244146082 \h </w:instrText>
             </w:r>
             <w:r>
               <w:rPr>
@@ -2244,7 +2244,7 @@
               <w14:ligatures w14:val="standardContextual"/>
             </w:rPr>
           </w:pPr>
-          <w:hyperlink w:anchor="_Toc244144513" w:history="1">
+          <w:hyperlink w:anchor="_Toc244146083" w:history="1">
             <w:r>
               <w:rPr>
                 <w:rStyle w:val="Hyperlink"/>
@@ -2268,7 +2268,7 @@
               <w:rPr>
                 <w:noProof/>
               </w:rPr>
-              <w:instrText xml:space="preserve"> PAGEREF _Toc244144513 \h </w:instrText>
+              <w:instrText xml:space="preserve"> PAGEREF _Toc244146083 \h </w:instrText>
             </w:r>
             <w:r>
               <w:rPr>
@@ -2310,7 +2310,7 @@
               <w14:ligatures w14:val="standardContextual"/>
             </w:rPr>
           </w:pPr>
-          <w:hyperlink w:anchor="_Toc244144514" w:history="1">
+          <w:hyperlink w:anchor="_Toc244146084" w:history="1">
             <w:r>
               <w:rPr>
                 <w:rStyle w:val="Hyperlink"/>
@@ -2334,7 +2334,7 @@
               <w:rPr>
                 <w:noProof/>
               </w:rPr>
-              <w:instrText xml:space="preserve"> PAGEREF _Toc244144514 \h </w:instrText>
+              <w:instrText xml:space="preserve"> PAGEREF _Toc244146084 \h </w:instrText>
             </w:r>
             <w:r>
               <w:rPr>
@@ -2351,7 +2351,7 @@
               <w:rPr>
                 <w:noProof/>
               </w:rPr>
-              <w:t>24</w:t>
+              <w:t>25</w:t>
             </w:r>
             <w:r>
               <w:rPr>
@@ -2376,7 +2376,7 @@
               <w14:ligatures w14:val="standardContextual"/>
             </w:rPr>
           </w:pPr>
-          <w:hyperlink w:anchor="_Toc244144515" w:history="1">
+          <w:hyperlink w:anchor="_Toc244146085" w:history="1">
             <w:r>
               <w:rPr>
                 <w:rStyle w:val="Hyperlink"/>
@@ -2400,7 +2400,7 @@
               <w:rPr>
                 <w:noProof/>
               </w:rPr>
-              <w:instrText xml:space="preserve"> PAGEREF _Toc244144515 \h </w:instrText>
+              <w:instrText xml:space="preserve"> PAGEREF _Toc244146085 \h </w:instrText>
             </w:r>
             <w:r>
               <w:rPr>
@@ -2417,7 +2417,7 @@
               <w:rPr>
                 <w:noProof/>
               </w:rPr>
-              <w:t>28</w:t>
+              <w:t>29</w:t>
             </w:r>
             <w:r>
               <w:rPr>
@@ -2442,7 +2442,7 @@
               <w14:ligatures w14:val="standardContextual"/>
             </w:rPr>
           </w:pPr>
-          <w:hyperlink w:anchor="_Toc244144516" w:history="1">
+          <w:hyperlink w:anchor="_Toc244146086" w:history="1">
             <w:r>
               <w:rPr>
                 <w:rStyle w:val="Hyperlink"/>
@@ -2466,7 +2466,7 @@
               <w:rPr>
                 <w:noProof/>
               </w:rPr>
-              <w:instrText xml:space="preserve"> PAGEREF _Toc244144516 \h </w:instrText>
+              <w:instrText xml:space="preserve"> PAGEREF _Toc244146086 \h </w:instrText>
             </w:r>
             <w:r>
               <w:rPr>
@@ -2483,7 +2483,7 @@
               <w:rPr>
                 <w:noProof/>
               </w:rPr>
-              <w:t>38</w:t>
+              <w:t>39</w:t>
             </w:r>
             <w:r>
               <w:rPr>
@@ -2508,7 +2508,7 @@
               <w14:ligatures w14:val="standardContextual"/>
             </w:rPr>
           </w:pPr>
-          <w:hyperlink w:anchor="_Toc244144517" w:history="1">
+          <w:hyperlink w:anchor="_Toc244146087" w:history="1">
             <w:r>
               <w:rPr>
                 <w:rStyle w:val="Hyperlink"/>
@@ -2532,7 +2532,7 @@
               <w:rPr>
                 <w:noProof/>
               </w:rPr>
-              <w:instrText xml:space="preserve"> PAGEREF _Toc244144517 \h </w:instrText>
+              <w:instrText xml:space="preserve"> PAGEREF _Toc244146087 \h </w:instrText>
             </w:r>
             <w:r>
               <w:rPr>
@@ -2549,7 +2549,7 @@
               <w:rPr>
                 <w:noProof/>
               </w:rPr>
-              <w:t>39</w:t>
+              <w:t>40</w:t>
             </w:r>
             <w:r>
               <w:rPr>
@@ -2574,7 +2574,7 @@
               <w14:ligatures w14:val="standardContextual"/>
             </w:rPr>
           </w:pPr>
-          <w:hyperlink w:anchor="_Toc244144518" w:history="1">
+          <w:hyperlink w:anchor="_Toc244146088" w:history="1">
             <w:r>
               <w:rPr>
                 <w:rStyle w:val="Hyperlink"/>
@@ -2598,7 +2598,7 @@
               <w:rPr>
                 <w:noProof/>
               </w:rPr>
-              <w:instrText xml:space="preserve"> PAGEREF _Toc244144518 \h </w:instrText>
+              <w:instrText xml:space="preserve"> PAGEREF _Toc244146088 \h </w:instrText>
             </w:r>
             <w:r>
               <w:rPr>
@@ -2615,7 +2615,7 @@
               <w:rPr>
                 <w:noProof/>
               </w:rPr>
-              <w:t>40</w:t>
+              <w:t>41</w:t>
             </w:r>
             <w:r>
               <w:rPr>
@@ -2639,7 +2639,7 @@
         <w:pageBreakBefore/>
         <w:spacing w:before="0"/>
       </w:pPr>
-      <w:bookmarkStart w:id="0" w:name="_Toc244144482"/>
+      <w:bookmarkStart w:id="0" w:name="_Toc244146052"/>
       <w:r>
         <w:t>1.  Introduction</w:t>
       </w:r>
@@ -2775,7 +2775,7 @@
         <w:pStyle w:val="Heading1"/>
         <w:keepNext/>
       </w:pPr>
-      <w:bookmarkStart w:id="1" w:name="_Toc244144483"/>
+      <w:bookmarkStart w:id="1" w:name="_Toc244146053"/>
       <w:r>
         <w:t>2.  The Ground Theorem</w:t>
       </w:r>
@@ -3039,7 +3039,7 @@
         <w:pStyle w:val="Heading1"/>
         <w:keepNext/>
       </w:pPr>
-      <w:bookmarkStart w:id="2" w:name="_Toc244144484"/>
+      <w:bookmarkStart w:id="2" w:name="_Toc244146054"/>
       <w:r>
         <w:t>3.  What the Problem Demands</w:t>
       </w:r>
@@ -3050,7 +3050,7 @@
         <w:pStyle w:val="Heading2"/>
         <w:keepNext/>
       </w:pPr>
-      <w:bookmarkStart w:id="3" w:name="_Toc244144485"/>
+      <w:bookmarkStart w:id="3" w:name="_Toc244146055"/>
       <w:r>
         <w:t>3.1  Euclidean fields and the axioms of Osterwalder and Schrader</w:t>
       </w:r>
@@ -4180,7 +4180,7 @@
         <w:pStyle w:val="Heading2"/>
         <w:keepNext/>
       </w:pPr>
-      <w:bookmarkStart w:id="4" w:name="_Toc244144486"/>
+      <w:bookmarkStart w:id="4" w:name="_Toc244146056"/>
       <w:r>
         <w:t>3.2  The mass gap</w:t>
       </w:r>
@@ -4252,7 +4252,7 @@
         <w:pStyle w:val="Heading2"/>
         <w:keepNext/>
       </w:pPr>
-      <w:bookmarkStart w:id="5" w:name="_Toc244144487"/>
+      <w:bookmarkStart w:id="5" w:name="_Toc244146057"/>
       <w:r>
         <w:t>3.3  Non-triviality</w:t>
       </w:r>
@@ -4331,7 +4331,7 @@
         <w:pStyle w:val="Heading2"/>
         <w:keepNext/>
       </w:pPr>
-      <w:bookmarkStart w:id="6" w:name="_Toc244144488"/>
+      <w:bookmarkStart w:id="6" w:name="_Toc244146058"/>
       <w:r>
         <w:t>3.4  Limits obtained by compactness</w:t>
       </w:r>
@@ -4410,7 +4410,7 @@
         <w:pStyle w:val="Heading1"/>
         <w:keepNext/>
       </w:pPr>
-      <w:bookmarkStart w:id="7" w:name="_Toc244144489"/>
+      <w:bookmarkStart w:id="7" w:name="_Toc244146059"/>
       <w:r>
         <w:t>4.  The Lattice, Its Positivity and Its Gap</w:t>
       </w:r>
@@ -4421,7 +4421,7 @@
         <w:pStyle w:val="Heading2"/>
         <w:keepNext/>
       </w:pPr>
-      <w:bookmarkStart w:id="8" w:name="_Toc244144490"/>
+      <w:bookmarkStart w:id="8" w:name="_Toc244146060"/>
       <w:r>
         <w:t>4.1  Wilson's theory</w:t>
       </w:r>
@@ -5043,7 +5043,7 @@
         <w:pStyle w:val="Heading2"/>
         <w:keepNext/>
       </w:pPr>
-      <w:bookmarkStart w:id="9" w:name="_Toc244144491"/>
+      <w:bookmarkStart w:id="9" w:name="_Toc244146061"/>
       <w:r>
         <w:t>4.2  Reflection positivity and the transfer matrix</w:t>
       </w:r>
@@ -6079,7 +6079,7 @@
         <w:pStyle w:val="Heading2"/>
         <w:keepNext/>
       </w:pPr>
-      <w:bookmarkStart w:id="10" w:name="_Toc244144492"/>
+      <w:bookmarkStart w:id="10" w:name="_Toc244146062"/>
       <w:r>
         <w:t>4.3  The renormalisation group of Bałaban</w:t>
       </w:r>
@@ -6120,7 +6120,7 @@
         <w:pStyle w:val="Heading1"/>
         <w:keepNext/>
       </w:pPr>
-      <w:bookmarkStart w:id="11" w:name="_Toc244144493"/>
+      <w:bookmarkStart w:id="11" w:name="_Toc244146063"/>
       <w:r>
         <w:t>5.  The Three-Dimensional Manuscripts</w:t>
       </w:r>
@@ -6144,7 +6144,7 @@
         <w:pStyle w:val="Heading2"/>
         <w:keepNext/>
       </w:pPr>
-      <w:bookmarkStart w:id="12" w:name="_Toc244144494"/>
+      <w:bookmarkStart w:id="12" w:name="_Toc244146064"/>
       <w:r>
         <w:t>5.1  The documents</w:t>
       </w:r>
@@ -6191,7 +6191,7 @@
         <w:pStyle w:val="Heading2"/>
         <w:keepNext/>
       </w:pPr>
-      <w:bookmarkStart w:id="13" w:name="_Toc244144495"/>
+      <w:bookmarkStart w:id="13" w:name="_Toc244146065"/>
       <w:r>
         <w:t>5.2  The observable</w:t>
       </w:r>
@@ -6595,7 +6595,7 @@
         <w:pStyle w:val="Heading2"/>
         <w:keepNext/>
       </w:pPr>
-      <w:bookmarkStart w:id="14" w:name="_Toc244144496"/>
+      <w:bookmarkStart w:id="14" w:name="_Toc244146066"/>
       <w:r>
         <w:t>5.3  The torus, the infinite volume and the components</w:t>
       </w:r>
@@ -7126,7 +7126,7 @@
         <w:pStyle w:val="Heading2"/>
         <w:keepNext/>
       </w:pPr>
-      <w:bookmarkStart w:id="15" w:name="_Toc244144497"/>
+      <w:bookmarkStart w:id="15" w:name="_Toc244146067"/>
       <w:r>
         <w:t>5.4  The axioms and the reconstruction</w:t>
       </w:r>
@@ -7356,7 +7356,7 @@
         <w:pStyle w:val="Heading2"/>
         <w:keepNext/>
       </w:pPr>
-      <w:bookmarkStart w:id="16" w:name="_Toc244144498"/>
+      <w:bookmarkStart w:id="16" w:name="_Toc244146068"/>
       <w:r>
         <w:t>5.5  Non-triviality</w:t>
       </w:r>
@@ -7897,7 +7897,7 @@
         <w:pStyle w:val="Heading2"/>
         <w:keepNext/>
       </w:pPr>
-      <w:bookmarkStart w:id="17" w:name="_Toc244144499"/>
+      <w:bookmarkStart w:id="17" w:name="_Toc244146069"/>
       <w:r>
         <w:t>5.6  What the manuscript does not assert</w:t>
       </w:r>
@@ -7945,7 +7945,7 @@
         <w:pStyle w:val="Heading1"/>
         <w:keepNext/>
       </w:pPr>
-      <w:bookmarkStart w:id="18" w:name="_Toc244144500"/>
+      <w:bookmarkStart w:id="18" w:name="_Toc244146070"/>
       <w:r>
         <w:t>6.  The Four-Dimensional Draft and the Standing of the Corpus</w:t>
       </w:r>
@@ -7969,7 +7969,7 @@
         <w:pStyle w:val="Heading2"/>
         <w:keepNext/>
       </w:pPr>
-      <w:bookmarkStart w:id="19" w:name="_Toc244144501"/>
+      <w:bookmarkStart w:id="19" w:name="_Toc244146071"/>
       <w:r>
         <w:t>6.1  The authors' account</w:t>
       </w:r>
@@ -8033,7 +8033,7 @@
         <w:pStyle w:val="Heading2"/>
         <w:keepNext/>
       </w:pPr>
-      <w:bookmarkStart w:id="20" w:name="_Toc244144502"/>
+      <w:bookmarkStart w:id="20" w:name="_Toc244146072"/>
       <w:r>
         <w:t>6.2  The conditional theorem</w:t>
       </w:r>
@@ -8236,7 +8236,7 @@
         <w:pStyle w:val="Heading2"/>
         <w:keepNext/>
       </w:pPr>
-      <w:bookmarkStart w:id="21" w:name="_Toc244144503"/>
+      <w:bookmarkStart w:id="21" w:name="_Toc244146073"/>
       <w:r>
         <w:t>6.3  What the draft does not claim</w:t>
       </w:r>
@@ -8314,7 +8314,7 @@
         <w:pStyle w:val="Heading2"/>
         <w:keepNext/>
       </w:pPr>
-      <w:bookmarkStart w:id="22" w:name="_Toc244144504"/>
+      <w:bookmarkStart w:id="22" w:name="_Toc244146074"/>
       <w:r>
         <w:t>6.4  The standing of the corpus</w:t>
       </w:r>
@@ -8375,7 +8375,7 @@
         <w:pStyle w:val="Heading2"/>
         <w:keepNext/>
       </w:pPr>
-      <w:bookmarkStart w:id="23" w:name="_Toc244144505"/>
+      <w:bookmarkStart w:id="23" w:name="_Toc244146075"/>
       <w:r>
         <w:t>6.5  The public reading</w:t>
       </w:r>
@@ -8443,7 +8443,7 @@
         <w:pStyle w:val="Heading2"/>
         <w:keepNext/>
       </w:pPr>
-      <w:bookmarkStart w:id="24" w:name="_Toc244144506"/>
+      <w:bookmarkStart w:id="24" w:name="_Toc244146076"/>
       <w:r>
         <w:t>6.6  Further claims in public view</w:t>
       </w:r>
@@ -8723,13 +8723,73 @@
         <w:t>25,800</w:t>
       </w:r>
       <w:r>
-        <w:t xml:space="preserve"> lattice spacings out, would then have a correlation length of the order of the spacing. The mechanism is the spectral gap of the block's abelian Hessian, the non-abelian curvature entering as a small correction (p. 4), so the same argument would give the four-dimensional U(1) theory a gap at weak coupling, which Guth and Fröhlich and Spencer exclude: it fails the test of §8.3. Byoungwoo Lee, "Yang–Mills Mass Gap in Four Dimensions: Reduction and Closure for the BT–2 Route", deposited on 16 April 2026, obta</w:t>
-      </w:r>
-      <w:r>
-        <w:t>ins its gap m₀ ≥ ρ₀ from its Assumption 2.1, a logarithmic Sobolev floor uniform in the spacing (pp. 11–12). The floor is carried by the Holley–Stroock lemma under the supposition KL(μ₀‖μ) ≤ M (p. 72), with M among the quantities the manuscript holds fixed by choice (p. 11), and its appendix proves that the system of inequalities is solvable in its parameters (p. 83), not that the Yang–Mills measure satisfies it; for a Gibbs measure that relative entropy grows with the volume and as the spacing tends to zer</w:t>
-      </w:r>
-      <w:r>
-        <w:t>o. Neither manuscript reaches the crossover.</w:t>
+        <w:t xml:space="preserve"> lattice spacings out, would then have a correlation length of the order of the spacing. The mechanism is the spectral gap of the block's abelian Hessian, the non-abelian curvature entering as a small correction (p. 4), so the same argument would give the four-dimensional U(1) theory a gap at weak coupling, which Guth and Fröhlich and Spencer exclude: it fails the test of §8.3. Its one-block constants were re-derived on three roads on 29 October, and three of them are wrong. The 72-plaquette Hessian whose l</w:t>
+      </w:r>
+      <w:r>
+        <w:t>east eigenvalue 0.6893 it uses (p. 4) is an asymmetric truncation of the 120 plaquettes meeting a block of side two: over the block's 24 faces the full Hessian is faces</w:t>
+      </w:r>
+      <w:r>
+        <w:rPr>
+          <w:vertAlign w:val="superscript"/>
+        </w:rPr>
+        <w:t>T</w:t>
+      </w:r>
+      <w:r>
+        <w:t>faces + 3I, with spectrum 3, 7, 9, 11 of multiplicities 15, 6, 8, 3 exactly, so the least eigenvalue is 3 and the zero mode the manuscript removes is an artefact of its truncation. Its entropy inequality (e c</w:t>
+      </w:r>
+      <w:r>
+        <w:rPr>
+          <w:vertAlign w:val="subscript"/>
+        </w:rPr>
+        <w:t>conn</w:t>
+      </w:r>
+      <w:r>
+        <w:t>)</w:t>
+      </w:r>
+      <w:r>
+        <w:rPr>
+          <w:vertAlign w:val="superscript"/>
+        </w:rPr>
+        <w:t>k−1</w:t>
+      </w:r>
+      <w:r>
+        <w:t xml:space="preserve"> ≤ 20</w:t>
+      </w:r>
+      <w:r>
+        <w:rPr>
+          <w:vertAlign w:val="superscript"/>
+        </w:rPr>
+        <w:t>k</w:t>
+      </w:r>
+      <w:r>
+        <w:t xml:space="preserve"> fails for animals of four plaquettes, where the tree-graph bound it cites gives 54.4 per plaquette. And its Peierls condition 20e</w:t>
+      </w:r>
+      <w:r>
+        <w:rPr>
+          <w:vertAlign w:val="superscript"/>
+        </w:rPr>
+        <w:t>−</w:t>
+      </w:r>
+      <w:r>
+        <w:rPr>
+          <w:vertAlign w:val="superscript"/>
+        </w:rPr>
+        <w:t>β(1−cos θ)</w:t>
+      </w:r>
+      <w:r>
+        <w:t xml:space="preserve"> &lt; 1, which fixes β₀ = 9587 at its angle θ = 0.025, bounds a ratio of integrals by a ratio of maxima: the probability that one plaquette's angle exceeds θ under the one-plaquette law at β = 9587 is 0.1118, not the 0.0500 the condition assumes, so the condition fails at the manuscript's own parameters by a factor 2.24, and corrected at that angle its threshold lies near 16,000.</w:t>
+      </w:r>
+      <w:r>
+        <w:rPr>
+          <w:rStyle w:val="FootnoteReference"/>
+        </w:rPr>
+        <w:footnoteReference w:id="55"/>
+      </w:r>
+      <w:r>
+        <w:t xml:space="preserve"> Byoungwoo Lee, "Yang–Mills Mass Gap in Four Dimensions: Reduction and Closure for the BT–2 Route", deposited on 16 April 2026, obtains its gap m₀ ≥ ρ₀ from its Assumption 2.1, a logarithmic Sobolev floor uniform in the spacing (pp. 11–12). The floor is carried by the Holley–Stroock lemma under the supposition KL(μ₀‖μ) ≤ M (p. 72), with M among the quantities the manuscript holds fixed by choice (p. 11), and its appendix proves that the system of inequalities is solvable in its parameters (p. 83), not that </w:t>
+      </w:r>
+      <w:r>
+        <w:t>the Yang–Mills measure satisfies it; for a Gibbs measure that relative entropy grows with the volume and as the spacing tends to zero. Neither manuscript reaches the crossover.</w:t>
       </w:r>
     </w:p>
     <w:p>
@@ -8751,7 +8811,7 @@
         <w:rPr>
           <w:rStyle w:val="FootnoteReference"/>
         </w:rPr>
-        <w:footnoteReference w:id="55"/>
+        <w:footnoteReference w:id="56"/>
       </w:r>
       <w:r>
         <w:t xml:space="preserve"> A Zenodo record of 27 September 2026, written by a language model at its depositor's request and labelled as awaiting the depositor's review, proves a spectral gap for the SU(2) Kogut–Susskind Hamiltonian on open spatial boxes at strong coupling, uniform in the box and the spacing: unconditionally for </w:t>
@@ -8780,7 +8840,7 @@
         <w:rPr>
           <w:rStyle w:val="FootnoteReference"/>
         </w:rPr>
-        <w:footnoteReference w:id="56"/>
+        <w:footnoteReference w:id="57"/>
       </w:r>
     </w:p>
     <w:p>
@@ -8788,7 +8848,7 @@
         <w:pStyle w:val="Heading1"/>
         <w:keepNext/>
       </w:pPr>
-      <w:bookmarkStart w:id="25" w:name="_Toc244144507"/>
+      <w:bookmarkStart w:id="25" w:name="_Toc244146077"/>
       <w:r>
         <w:t>7.  The Residue and Its Completion</w:t>
       </w:r>
@@ -8812,7 +8872,7 @@
         <w:pStyle w:val="Heading2"/>
         <w:keepNext/>
       </w:pPr>
-      <w:bookmarkStart w:id="26" w:name="_Toc244144508"/>
+      <w:bookmarkStart w:id="26" w:name="_Toc244146078"/>
       <w:r>
         <w:t>7.1  The residue</w:t>
       </w:r>
@@ -10006,7 +10066,7 @@
         <w:pStyle w:val="Heading2"/>
         <w:keepNext/>
       </w:pPr>
-      <w:bookmarkStart w:id="27" w:name="_Toc244144509"/>
+      <w:bookmarkStart w:id="27" w:name="_Toc244146079"/>
       <w:r>
         <w:t>7.2  The gap is exponential clustering</w:t>
       </w:r>
@@ -11664,7 +11724,7 @@
         <w:rPr>
           <w:rStyle w:val="FootnoteReference"/>
         </w:rPr>
-        <w:footnoteReference w:id="57"/>
+        <w:footnoteReference w:id="58"/>
       </w:r>
     </w:p>
     <w:p>
@@ -11952,7 +12012,7 @@
         <w:pStyle w:val="Heading2"/>
         <w:keepNext/>
       </w:pPr>
-      <w:bookmarkStart w:id="28" w:name="_Toc244144510"/>
+      <w:bookmarkStart w:id="28" w:name="_Toc244146080"/>
       <w:r>
         <w:t>7.3  From the lattice to the limit</w:t>
       </w:r>
@@ -13132,7 +13192,7 @@
         <w:pStyle w:val="Heading2"/>
         <w:keepNext/>
       </w:pPr>
-      <w:bookmarkStart w:id="29" w:name="_Toc244144511"/>
+      <w:bookmarkStart w:id="29" w:name="_Toc244146081"/>
       <w:r>
         <w:t>7.4  The collapse of the components</w:t>
       </w:r>
@@ -13248,7 +13308,7 @@
         <w:pStyle w:val="Heading1"/>
         <w:keepNext/>
       </w:pPr>
-      <w:bookmarkStart w:id="30" w:name="_Toc244144512"/>
+      <w:bookmarkStart w:id="30" w:name="_Toc244146082"/>
       <w:r>
         <w:t>8.  The Ground Handed Over</w:t>
       </w:r>
@@ -13259,7 +13319,7 @@
         <w:pStyle w:val="Heading2"/>
         <w:keepNext/>
       </w:pPr>
-      <w:bookmarkStart w:id="31" w:name="_Toc244144513"/>
+      <w:bookmarkStart w:id="31" w:name="_Toc244146083"/>
       <w:r>
         <w:t>8.1  The object that remains</w:t>
       </w:r>
@@ -13355,7 +13415,7 @@
         <w:rPr>
           <w:rStyle w:val="FootnoteReference"/>
         </w:rPr>
-        <w:footnoteReference w:id="58"/>
+        <w:footnoteReference w:id="59"/>
       </w:r>
       <w:r>
         <w:t xml:space="preserve"> For SU(2) the constant of that gap is a theorem of Edwin Boston III: the conditional law of one link given its six staples, the heat-bath kernel, moves in total variation by at most 2β/(3π) times the change of the staple sum, because the mean absolute deviation of a coordinate of a von Mises–Fisher law on the three-sphere is at most its value 4/(3π) at the uniform law, with equality there alone; so Dobrushin's single-site condition holds on the full lattice for β &lt; 3π/72 = 0.1309, and in the temporal gauge</w:t>
@@ -13367,7 +13427,7 @@
         <w:rPr>
           <w:rStyle w:val="FootnoteReference"/>
         </w:rPr>
-        <w:footnoteReference w:id="59"/>
+        <w:footnoteReference w:id="60"/>
       </w:r>
       <w:r>
         <w:t xml:space="preserve"> The construction's sequence runs into the scaling window of weak bare coupling, where asymptotic freedom ties the bare coupling to the spacing. The inequality must be carried from the one end of the sequence to the other.</w:t>
@@ -13403,7 +13463,7 @@
         <w:pStyle w:val="Heading2"/>
         <w:keepNext/>
       </w:pPr>
-      <w:bookmarkStart w:id="32" w:name="_Toc244144514"/>
+      <w:bookmarkStart w:id="32" w:name="_Toc244146084"/>
       <w:r>
         <w:t>8.2  The instruments in hand</w:t>
       </w:r>
@@ -14171,7 +14231,7 @@
         <w:rPr>
           <w:rStyle w:val="FootnoteReference"/>
         </w:rPr>
-        <w:footnoteReference w:id="60"/>
+        <w:footnoteReference w:id="61"/>
       </w:r>
       <w:r>
         <w:t xml:space="preserve"> Proposition 8.1 turns the gap of Theorem 7.4 into a statement about mixing: a certified bound δ(</w:t>
@@ -17186,7 +17246,7 @@
         <w:rPr>
           <w:rStyle w:val="FootnoteReference"/>
         </w:rPr>
-        <w:footnoteReference w:id="61"/>
+        <w:footnoteReference w:id="62"/>
       </w:r>
     </w:p>
     <w:p>
@@ -18520,7 +18580,7 @@
         <w:rPr>
           <w:rStyle w:val="FootnoteReference"/>
         </w:rPr>
-        <w:footnoteReference w:id="62"/>
+        <w:footnoteReference w:id="63"/>
       </w:r>
     </w:p>
     <w:tbl>
@@ -19644,7 +19704,7 @@
         <w:rPr>
           <w:rStyle w:val="FootnoteReference"/>
         </w:rPr>
-        <w:footnoteReference w:id="63"/>
+        <w:footnoteReference w:id="64"/>
       </w:r>
       <w:r>
         <w:t xml:space="preserve"> At all fourteen cells the brackets contain the eigenvalues computed to forty-five digits by a second engine that shares no computation with the first, and they meet a third, independently certified set of intervals. On the 3×3 cross-section at </w:t>
@@ -19734,7 +19794,7 @@
         <w:rPr>
           <w:rStyle w:val="FootnoteReference"/>
         </w:rPr>
-        <w:footnoteReference w:id="64"/>
+        <w:footnoteReference w:id="65"/>
       </w:r>
       <w:r>
         <w:t xml:space="preserve"> Edwin Boston III reads the first two coefficients of the strong-coupling expansion of the gap exactly on the 3×3 cross-section, meets through them the first three coefficients of the low-temperature series of the Ising correlation length published by Arisue and Tabata, and, solving that published relation for the coefficients that no cross-section of side at most four can read, obtains the expansion on the infinite lattice</w:t>
@@ -19743,7 +19803,7 @@
         <w:rPr>
           <w:rStyle w:val="FootnoteReference"/>
         </w:rPr>
-        <w:footnoteReference w:id="65"/>
+        <w:footnoteReference w:id="66"/>
       </w:r>
     </w:p>
     <w:p>
@@ -20356,7 +20416,7 @@
         <w:rPr>
           <w:rStyle w:val="FootnoteReference"/>
         </w:rPr>
-        <w:footnoteReference w:id="66"/>
+        <w:footnoteReference w:id="67"/>
       </w:r>
     </w:p>
     <w:p>
@@ -20379,7 +20439,7 @@
         <w:rPr>
           <w:rStyle w:val="FootnoteReference"/>
         </w:rPr>
-        <w:footnoteReference w:id="67"/>
+        <w:footnoteReference w:id="68"/>
       </w:r>
       <w:r>
         <w:t xml:space="preserve"> For the transfer matrix of every finite-group lattice theory: every even-time quadratic form is non-negative; the spectral sum holds; the dominant root is simple and strictly dominant, with its residual law; the string energy is the exact limit of two Perron roots; and there is a mass gap on every finite cross-section, at every coupling. For every finite group acting faithfully by a real orthogonal representation, on every finite cross-section, the static potential of a Wilson loop is at least the mass gap</w:t>
@@ -20472,7 +20532,7 @@
         <w:pStyle w:val="Heading2"/>
         <w:keepNext/>
       </w:pPr>
-      <w:bookmarkStart w:id="33" w:name="_Toc244144515"/>
+      <w:bookmarkStart w:id="33" w:name="_Toc244146085"/>
       <w:r>
         <w:t>8.3  The reduction</w:t>
       </w:r>
@@ -25069,7 +25129,7 @@
         <w:rPr>
           <w:rStyle w:val="FootnoteReference"/>
         </w:rPr>
-        <w:footnoteReference w:id="68"/>
+        <w:footnoteReference w:id="69"/>
       </w:r>
       <w:r>
         <w:t xml:space="preserve"> if λ′ has conditional laws that differ from those of λ</w:t>
@@ -28239,7 +28299,7 @@
         <w:rPr>
           <w:rStyle w:val="FootnoteReference"/>
         </w:rPr>
-        <w:footnoteReference w:id="69"/>
+        <w:footnoteReference w:id="70"/>
       </w:r>
       <w:r>
         <w:t xml:space="preserve"> The record also says what the model is not. Its first step from β = 2.2 moves the coupling up where the running of ℤ⁴ moves it down, by an amount of the step's own size, so the model certifies the entry into the disk from its fifth rung and the threshold at its seventh, and not the crossover's first steps, which a flow on ℤ⁴ must read on an object of ℤ⁴. The distance Hypotheses I and II must cross is measured in the blocking steps of ℤ⁴ itself; no step count of the hierarchical model is a reading of it, an</w:t>
@@ -28251,7 +28311,7 @@
         <w:rPr>
           <w:rStyle w:val="FootnoteReference"/>
         </w:rPr>
-        <w:footnoteReference w:id="70"/>
+        <w:footnoteReference w:id="71"/>
       </w:r>
       <w:r>
         <w:t xml:space="preserve"> The inequality the step needs therefore depends on the group, and that dependence is the first property a proof of Hypothesis I must use.</w:t>
@@ -28276,7 +28336,7 @@
         <w:rPr>
           <w:rStyle w:val="FootnoteReference"/>
         </w:rPr>
-        <w:footnoteReference w:id="71"/>
+        <w:footnoteReference w:id="72"/>
       </w:r>
       <w:r>
         <w:t xml:space="preserve"> The paper carries no number for that widening until both are theorems.</w:t>
@@ -28445,7 +28505,7 @@
         <w:rPr>
           <w:rStyle w:val="FootnoteReference"/>
         </w:rPr>
-        <w:footnoteReference w:id="72"/>
+        <w:footnoteReference w:id="73"/>
       </w:r>
       <w:r>
         <w:t xml:space="preserve"> Two consequences are used below: no plaquette contains two links of the cover, and a link outside the cover lies in six plaquettes whose six cover links are distinct, since two links share at most one plaquette.</w:t>
@@ -29923,7 +29983,7 @@
         <w:rPr>
           <w:rStyle w:val="FootnoteReference"/>
         </w:rPr>
-        <w:footnoteReference w:id="73"/>
+        <w:footnoteReference w:id="74"/>
       </w:r>
       <w:r>
         <w:t xml:space="preserve"> makes the </w:t>
@@ -30132,7 +30192,7 @@
         <w:rPr>
           <w:rStyle w:val="FootnoteReference"/>
         </w:rPr>
-        <w:footnoteReference w:id="74"/>
+        <w:footnoteReference w:id="75"/>
       </w:r>
       <w:r>
         <w:t xml:space="preserve"> By (8.10) it gives </w:t>
@@ -34049,7 +34109,7 @@
         <w:rPr>
           <w:rStyle w:val="FootnoteReference"/>
         </w:rPr>
-        <w:footnoteReference w:id="75"/>
+        <w:footnoteReference w:id="76"/>
       </w:r>
       <w:r>
         <w:t xml:space="preserve"> and, since the links of </w:t>
@@ -34133,7 +34193,7 @@
         <w:rPr>
           <w:rStyle w:val="FootnoteReference"/>
         </w:rPr>
-        <w:footnoteReference w:id="76"/>
+        <w:footnoteReference w:id="77"/>
       </w:r>
       <w:r>
         <w:t xml:space="preserve"> the bound applies to θ</w:t>
@@ -35613,7 +35673,7 @@
         <w:rPr>
           <w:rStyle w:val="FootnoteReference"/>
         </w:rPr>
-        <w:footnoteReference w:id="77"/>
+        <w:footnoteReference w:id="78"/>
       </w:r>
       <w:r>
         <w:t xml:space="preserve"> Theorem 8.7 is a theorem at strong coupling, 1.84 times the single link's disk 3π/72 of §8.1, and it reaches no crossover: it claims nothing above β = 0.2452, the test of the abelian group in this section does not bear on it, and the interval between it and the crossover near β = 2.3 is the part of the second link that Hypotheses I and II must still supply. That no decimation of ℤ⁴ places both integrated links of every plaquette opposite one another, which a two-colouring argument shows in every dimension </w:t>
@@ -35625,7 +35685,7 @@
         <w:rPr>
           <w:rStyle w:val="FootnoteReference"/>
         </w:rPr>
-        <w:footnoteReference w:id="78"/>
+        <w:footnoteReference w:id="79"/>
       </w:r>
     </w:p>
     <w:p>
@@ -35746,16 +35806,22 @@
         <w:rPr>
           <w:rStyle w:val="FootnoteReference"/>
         </w:rPr>
-        <w:footnoteReference w:id="79"/>
-      </w:r>
-      <w:r>
-        <w:t xml:space="preserve"> so the four-dimensional ultraviolet half of every construction of the corpus's kind rests on an announced and unpublished theorem, and every sentence of this paper that cites Bałaban's four-dimensional result carries that clause.</w:t>
+        <w:footnoteReference w:id="80"/>
+      </w:r>
+      <w:r>
+        <w:t xml:space="preserve"> so the four-dimensional ultraviolet half of every construction of the corpus's kind rests on an announced and unpublished theorem, and every sentence of this paper that cites Bałaban's four-dimensional result carries that clause. Below that ceiling the first rung of the renormalisation step, the small-field split of one block of side two with its Peierls and Kotecký–Preiss conditions, has its constants re-derived on the open ledger (the block Hessian's least eigenvalue 3, the entropy 54.4 per plaquette, th</w:t>
+      </w:r>
+      <w:r>
+        <w:t>e large-field weight the exact one-plaquette marginal): the coupling at which that split converges is about 70, conditional on the activity bound of the small-field expansion and on the chessboard constant, neither proved there, and, proved, it would mark where a Bałaban-type analysis has a verified foothold and not where decay begins, since the same expansion converges for the free massless field, which has no gap. The lower end of the interval is Theorem 8.7's, which adds to Osterwalder and Seiler's theor</w:t>
+      </w:r>
+      <w:r>
+        <w:t>em, a gap at every sufficiently small β with no coupling named, the coupling itself, the rate and the certified constants.</w:t>
       </w:r>
       <w:r>
         <w:rPr>
           <w:rStyle w:val="FootnoteReference"/>
         </w:rPr>
-        <w:footnoteReference w:id="80"/>
+        <w:footnoteReference w:id="81"/>
       </w:r>
       <w:r>
         <w:t xml:space="preserve"> Dimock's expositions treat the abelian and scalar cases and state every threshold the same way. Within the certified form the next widening is the same theorem in the Wasserstein metric of the three-sphere, whose one-link constant is 1/4, exact in the two symmetric directions and supported to one per cent between them, against total variation's 4/(3π); with the constants proved so far it gains nothing over Theorem 8.7, it is predicted to close near β = 0.30 under two constants not yet proved, and it is ung</w:t>
@@ -35780,7 +35846,7 @@
         <w:rPr>
           <w:rStyle w:val="FootnoteReference"/>
         </w:rPr>
-        <w:footnoteReference w:id="81"/>
+        <w:footnoteReference w:id="82"/>
       </w:r>
     </w:p>
     <w:p>
@@ -35788,7 +35854,7 @@
         <w:pStyle w:val="Heading2"/>
         <w:keepNext/>
       </w:pPr>
-      <w:bookmarkStart w:id="34" w:name="_Toc244144516"/>
+      <w:bookmarkStart w:id="34" w:name="_Toc244146086"/>
       <w:r>
         <w:t>8.4  Coda</w:t>
       </w:r>
@@ -35813,7 +35879,7 @@
         <w:pageBreakBefore/>
         <w:spacing w:before="0"/>
       </w:pPr>
-      <w:bookmarkStart w:id="35" w:name="_Toc244144517"/>
+      <w:bookmarkStart w:id="35" w:name="_Toc244146087"/>
       <w:r>
         <w:t>Sources</w:t>
       </w:r>
@@ -36893,7 +36959,7 @@
         <w:pStyle w:val="Heading2"/>
         <w:keepNext/>
       </w:pPr>
-      <w:bookmarkStart w:id="36" w:name="_Toc244144518"/>
+      <w:bookmarkStart w:id="36" w:name="_Toc244146088"/>
       <w:r>
         <w:t>Records of the computations of Edwin Boston III</w:t>
       </w:r>
@@ -39062,14 +39128,45 @@
           <w:sz w:val="17"/>
           <w:szCs w:val="17"/>
         </w:rPr>
-        <w:t>github.com/garygitton/yang-mills-millennium-problem: Volume V, p. 2 (Theorem 1.2) and p. 5 ((2.6), Theorem 2.1); Volume II, p. 14 (Theorem 4.5 and its proof, evaluated at k = 0) and pp. 23–24 (Theorem 7.1); the README's epistemic note and the REVIEWERS_GUIDE; the Lean theorems dimensional_transmutation_mass_gap_positive, canonical_balaban_polymer_activity_subunitary_evaluation (the inequality 582 &lt; 1000) and scaleway_su3_measured_mass_gap_positive (a typed number); read by the fourth seat of this work on 29</w:t>
+        <w:t>The three roads are the plan seat's awk instruments, the fourth seat's blind re-derivation (the Hodge decomposition of the tesseract; Laplace for the marginal) and an integer and quadrature check, all under records/one-block/ of the repository with the ledger OPEN/ledger/one-block-the-unit-s90-s92.md and the D1 page beside it. The spectrum is an integer identity, (H − 3)(H − 7)(H − 9)(H − 11) = 0 with traces 192, 1440 and 12288; the marginal is ∫</w:t>
       </w:r>
       <w:r>
         <w:rPr>
           <w:sz w:val="17"/>
           <w:szCs w:val="17"/>
-        </w:rPr>
-        <w:t xml:space="preserve"> October 2026.</w:t>
+          <w:vertAlign w:val="subscript"/>
+        </w:rPr>
+        <w:t>θ</w:t>
+      </w:r>
+      <w:r>
+        <w:rPr>
+          <w:sz w:val="17"/>
+          <w:szCs w:val="17"/>
+          <w:vertAlign w:val="superscript"/>
+        </w:rPr>
+        <w:t>π</w:t>
+      </w:r>
+      <w:r>
+        <w:rPr>
+          <w:sz w:val="17"/>
+          <w:szCs w:val="17"/>
+        </w:rPr>
+        <w:t xml:space="preserve"> e</w:t>
+      </w:r>
+      <w:r>
+        <w:rPr>
+          <w:sz w:val="17"/>
+          <w:szCs w:val="17"/>
+          <w:vertAlign w:val="superscript"/>
+        </w:rPr>
+        <w:t>β cos φ</w:t>
+      </w:r>
+      <w:r>
+        <w:rPr>
+          <w:sz w:val="17"/>
+          <w:szCs w:val="17"/>
+        </w:rPr>
+        <w:t xml:space="preserve"> sin²φ dφ divided by the same integral from 0, the Laplace tail of a χ² with three degrees of freedom at βθ² = 6.</w:t>
       </w:r>
     </w:p>
   </w:footnote>
@@ -39089,7 +39186,14 @@
           <w:sz w:val="17"/>
           <w:szCs w:val="17"/>
         </w:rPr>
-        <w:t>Zenodo record 23001803, version of 27 September 2026, the Yang–Mills record: §0.3, §1, Theorem 2.1, Lemma 2.2, Corollary 2.6 and Proposition 6.2; read by the fourth seat on 29 October 2026.</w:t>
+        <w:t>github.com/garygitton/yang-mills-millennium-problem: Volume V, p. 2 (Theorem 1.2) and p. 5 ((2.6), Theorem 2.1); Volume II, p. 14 (Theorem 4.5 and its proof, evaluated at k = 0) and pp. 23–24 (Theorem 7.1); the README's epistemic note and the REVIEWERS_GUIDE; the Lean theorems dimensional_transmutation_mass_gap_positive, canonical_balaban_polymer_activity_subunitary_evaluation (the inequality 582 &lt; 1000) and scaleway_su3_measured_mass_gap_positive (a typed number); read by the fourth seat of this work on 29</w:t>
+      </w:r>
+      <w:r>
+        <w:rPr>
+          <w:sz w:val="17"/>
+          <w:szCs w:val="17"/>
+        </w:rPr>
+        <w:t xml:space="preserve"> October 2026.</w:t>
       </w:r>
     </w:p>
   </w:footnote>
@@ -39109,7 +39213,7 @@
           <w:sz w:val="17"/>
           <w:szCs w:val="17"/>
         </w:rPr>
-        <w:t>Edwin Boston III; listed in the Records under the lattice theorems in Lean.</w:t>
+        <w:t>Zenodo record 23001803, version of 27 September 2026, the Yang–Mills record: §0.3, §1, Theorem 2.1, Lemma 2.2, Corollary 2.6 and Proposition 6.2; read by the fourth seat on 29 October 2026.</w:t>
       </w:r>
     </w:p>
   </w:footnote>
@@ -39129,23 +39233,7 @@
           <w:sz w:val="17"/>
           <w:szCs w:val="17"/>
         </w:rPr>
-        <w:t xml:space="preserve">Osterwalder and Seiler, </w:t>
-      </w:r>
-      <w:r>
-        <w:rPr>
-          <w:i/>
-          <w:iCs/>
-          <w:sz w:val="17"/>
-          <w:szCs w:val="17"/>
-        </w:rPr>
-        <w:t>op. cit.</w:t>
-      </w:r>
-      <w:r>
-        <w:rPr>
-          <w:sz w:val="17"/>
-          <w:szCs w:val="17"/>
-        </w:rPr>
-        <w:t>, for the strong-coupling gap of the Wilson theory with a compact gauge group; the finite-group form with its explicit coefficients is Edwin Boston III's, listed in the Records.</w:t>
+        <w:t>Edwin Boston III; listed in the Records under the lattice theorems in Lean.</w:t>
       </w:r>
     </w:p>
   </w:footnote>
@@ -39165,7 +39253,23 @@
           <w:sz w:val="17"/>
           <w:szCs w:val="17"/>
         </w:rPr>
-        <w:t>Edwin Boston III, the sharp one-link lemma: the bound on the mean absolute deviation is certified by an enclosure of 9,104 rectangles in the plane of the two parameters of the law, no cell undecided, with the axial case by Chebyshev's association inequality and the remainder by hand; the heat-bath kernel's constant follows by the path argument, each law along the path being a von Mises–Fisher law; its record and run of record are listed in the Records. The time-open count is the paper's.</w:t>
+        <w:t xml:space="preserve">Osterwalder and Seiler, </w:t>
+      </w:r>
+      <w:r>
+        <w:rPr>
+          <w:i/>
+          <w:iCs/>
+          <w:sz w:val="17"/>
+          <w:szCs w:val="17"/>
+        </w:rPr>
+        <w:t>op. cit.</w:t>
+      </w:r>
+      <w:r>
+        <w:rPr>
+          <w:sz w:val="17"/>
+          <w:szCs w:val="17"/>
+        </w:rPr>
+        <w:t>, for the strong-coupling gap of the Wilson theory with a compact gauge group; the finite-group form with its explicit coefficients is Edwin Boston III's, listed in the Records.</w:t>
       </w:r>
     </w:p>
   </w:footnote>
@@ -39185,39 +39289,7 @@
           <w:sz w:val="17"/>
           <w:szCs w:val="17"/>
         </w:rPr>
-        <w:t xml:space="preserve">R. L. Dobrushin, "Central limit theorem for nonstationary Markov chains. I, II", </w:t>
-      </w:r>
-      <w:r>
-        <w:rPr>
-          <w:i/>
-          <w:iCs/>
-          <w:sz w:val="17"/>
-          <w:szCs w:val="17"/>
-        </w:rPr>
-        <w:t>Theory Probab. Appl.</w:t>
-      </w:r>
-      <w:r>
-        <w:rPr>
-          <w:sz w:val="17"/>
-          <w:szCs w:val="17"/>
-        </w:rPr>
-        <w:t xml:space="preserve"> 1 (1956), 65–80 and 329–383; I. Gelfand, "Normierte Ringe", </w:t>
-      </w:r>
-      <w:r>
-        <w:rPr>
-          <w:i/>
-          <w:iCs/>
-          <w:sz w:val="17"/>
-          <w:szCs w:val="17"/>
-        </w:rPr>
-        <w:t>Mat. Sbornik</w:t>
-      </w:r>
-      <w:r>
-        <w:rPr>
-          <w:sz w:val="17"/>
-          <w:szCs w:val="17"/>
-        </w:rPr>
-        <w:t xml:space="preserve"> 9 (51) (1941), 3–24.</w:t>
+        <w:t>Edwin Boston III, the sharp one-link lemma: the bound on the mean absolute deviation is certified by an enclosure of 9,104 rectangles in the plane of the two parameters of the law, no cell undecided, with the axial case by Chebyshev's association inequality and the remainder by hand; the heat-bath kernel's constant follows by the path argument, each law along the path being a von Mises–Fisher law; its record and run of record are listed in the Records. The time-open count is the paper's.</w:t>
       </w:r>
     </w:p>
   </w:footnote>
@@ -39237,7 +39309,39 @@
           <w:sz w:val="17"/>
           <w:szCs w:val="17"/>
         </w:rPr>
-        <w:t>Edwin Boston III, the chain lemma; its record and run of record are listed in the Records.</w:t>
+        <w:t xml:space="preserve">R. L. Dobrushin, "Central limit theorem for nonstationary Markov chains. I, II", </w:t>
+      </w:r>
+      <w:r>
+        <w:rPr>
+          <w:i/>
+          <w:iCs/>
+          <w:sz w:val="17"/>
+          <w:szCs w:val="17"/>
+        </w:rPr>
+        <w:t>Theory Probab. Appl.</w:t>
+      </w:r>
+      <w:r>
+        <w:rPr>
+          <w:sz w:val="17"/>
+          <w:szCs w:val="17"/>
+        </w:rPr>
+        <w:t xml:space="preserve"> 1 (1956), 65–80 and 329–383; I. Gelfand, "Normierte Ringe", </w:t>
+      </w:r>
+      <w:r>
+        <w:rPr>
+          <w:i/>
+          <w:iCs/>
+          <w:sz w:val="17"/>
+          <w:szCs w:val="17"/>
+        </w:rPr>
+        <w:t>Mat. Sbornik</w:t>
+      </w:r>
+      <w:r>
+        <w:rPr>
+          <w:sz w:val="17"/>
+          <w:szCs w:val="17"/>
+        </w:rPr>
+        <w:t xml:space="preserve"> 9 (51) (1941), 3–24.</w:t>
       </w:r>
     </w:p>
   </w:footnote>
@@ -39257,7 +39361,7 @@
           <w:sz w:val="17"/>
           <w:szCs w:val="17"/>
         </w:rPr>
-        <w:t>Edwin Boston III, the shadow ladder; the record and its run of record are listed in the Records at the end of this paper.</w:t>
+        <w:t>Edwin Boston III, the chain lemma; its record and run of record are listed in the Records.</w:t>
       </w:r>
     </w:p>
   </w:footnote>
@@ -39277,23 +39381,7 @@
           <w:sz w:val="17"/>
           <w:szCs w:val="17"/>
         </w:rPr>
-        <w:t xml:space="preserve">J. J. Sylvester, "A demonstration of the theorem that every homogeneous quadratic polynomial is reducible by real orthogonal substitutions to the form of a sum of positive and negative squares", </w:t>
-      </w:r>
-      <w:r>
-        <w:rPr>
-          <w:i/>
-          <w:iCs/>
-          <w:sz w:val="17"/>
-          <w:szCs w:val="17"/>
-        </w:rPr>
-        <w:t>Philosophical Magazine</w:t>
-      </w:r>
-      <w:r>
-        <w:rPr>
-          <w:sz w:val="17"/>
-          <w:szCs w:val="17"/>
-        </w:rPr>
-        <w:t xml:space="preserve"> 4 (1852), 138–142. The computation is Edwin Boston III's; its record is listed in the Records.</w:t>
+        <w:t>Edwin Boston III, the shadow ladder; the record and its run of record are listed in the Records at the end of this paper.</w:t>
       </w:r>
     </w:p>
   </w:footnote>
@@ -39313,7 +39401,7 @@
           <w:sz w:val="17"/>
           <w:szCs w:val="17"/>
         </w:rPr>
-        <w:t xml:space="preserve">F. J. Wegner, "Duality in generalized Ising models and phase transitions without local order parameters", </w:t>
+        <w:t xml:space="preserve">J. J. Sylvester, "A demonstration of the theorem that every homogeneous quadratic polynomial is reducible by real orthogonal substitutions to the form of a sum of positive and negative squares", </w:t>
       </w:r>
       <w:r>
         <w:rPr>
@@ -39322,14 +39410,14 @@
           <w:sz w:val="17"/>
           <w:szCs w:val="17"/>
         </w:rPr>
-        <w:t>J. Math. Phys.</w:t>
+        <w:t>Philosophical Magazine</w:t>
       </w:r>
       <w:r>
         <w:rPr>
           <w:sz w:val="17"/>
           <w:szCs w:val="17"/>
         </w:rPr>
-        <w:t xml:space="preserve"> 12 (1971), 2259–2272.</w:t>
+        <w:t xml:space="preserve"> 4 (1852), 138–142. The computation is Edwin Boston III's; its record is listed in the Records.</w:t>
       </w:r>
     </w:p>
   </w:footnote>
@@ -39349,7 +39437,7 @@
           <w:sz w:val="17"/>
           <w:szCs w:val="17"/>
         </w:rPr>
-        <w:t xml:space="preserve">H. Arisue and K. Tabata, "Low-temperature series for the correlation length in d = 3 Ising model", </w:t>
+        <w:t xml:space="preserve">F. J. Wegner, "Duality in generalized Ising models and phase transitions without local order parameters", </w:t>
       </w:r>
       <w:r>
         <w:rPr>
@@ -39358,14 +39446,14 @@
           <w:sz w:val="17"/>
           <w:szCs w:val="17"/>
         </w:rPr>
-        <w:t>Nucl. Phys.</w:t>
+        <w:t>J. Math. Phys.</w:t>
       </w:r>
       <w:r>
         <w:rPr>
           <w:sz w:val="17"/>
           <w:szCs w:val="17"/>
         </w:rPr>
-        <w:t xml:space="preserve"> B435 (1995), 555–566. The reading is Edwin Boston III's; its record is listed in the Records.</w:t>
+        <w:t xml:space="preserve"> 12 (1971), 2259–2272.</w:t>
       </w:r>
     </w:p>
   </w:footnote>
@@ -39385,7 +39473,23 @@
           <w:sz w:val="17"/>
           <w:szCs w:val="17"/>
         </w:rPr>
-        <w:t>Edwin Boston III, the transform on a tube; the instrument, its records at both cutoffs and the run of record are listed in the Records. The spin-3/2 record at β₃ = 2.3 is posted with its digest in the repository; its gate run follows the run of record named there.</w:t>
+        <w:t xml:space="preserve">H. Arisue and K. Tabata, "Low-temperature series for the correlation length in d = 3 Ising model", </w:t>
+      </w:r>
+      <w:r>
+        <w:rPr>
+          <w:i/>
+          <w:iCs/>
+          <w:sz w:val="17"/>
+          <w:szCs w:val="17"/>
+        </w:rPr>
+        <w:t>Nucl. Phys.</w:t>
+      </w:r>
+      <w:r>
+        <w:rPr>
+          <w:sz w:val="17"/>
+          <w:szCs w:val="17"/>
+        </w:rPr>
+        <w:t xml:space="preserve"> B435 (1995), 555–566. The reading is Edwin Boston III's; its record is listed in the Records.</w:t>
       </w:r>
     </w:p>
   </w:footnote>
@@ -39405,7 +39509,7 @@
           <w:sz w:val="17"/>
           <w:szCs w:val="17"/>
         </w:rPr>
-        <w:t>Edwin Boston III, the lattice theorems in Lean; the files, the theorem names and the run of record are listed in the Records.</w:t>
+        <w:t>Edwin Boston III, the transform on a tube; the instrument, its records at both cutoffs and the run of record are listed in the Records. The spin-3/2 record at β₃ = 2.3 is posted with its digest in the repository; its gate run follows the run of record named there.</w:t>
       </w:r>
     </w:p>
   </w:footnote>
@@ -39425,39 +39529,7 @@
           <w:sz w:val="17"/>
           <w:szCs w:val="17"/>
         </w:rPr>
-        <w:t xml:space="preserve">R. L. Dobrushin, "Prescribing a system of random variables by conditional distributions", </w:t>
-      </w:r>
-      <w:r>
-        <w:rPr>
-          <w:i/>
-          <w:iCs/>
-          <w:sz w:val="17"/>
-          <w:szCs w:val="17"/>
-        </w:rPr>
-        <w:t>Theory Probab. Appl.</w:t>
-      </w:r>
-      <w:r>
-        <w:rPr>
-          <w:sz w:val="17"/>
-          <w:szCs w:val="17"/>
-        </w:rPr>
-        <w:t xml:space="preserve"> 15 (1970), 458–486, where the uniqueness theorem and the comparison theorem are proved for arbitrary single-site spaces; the comparison theorem is used here in the form of Theorem 8.20 of H.-O. Georgii, </w:t>
-      </w:r>
-      <w:r>
-        <w:rPr>
-          <w:i/>
-          <w:iCs/>
-          <w:sz w:val="17"/>
-          <w:szCs w:val="17"/>
-        </w:rPr>
-        <w:t>Gibbs Measures and Phase Transitions</w:t>
-      </w:r>
-      <w:r>
-        <w:rPr>
-          <w:sz w:val="17"/>
-          <w:szCs w:val="17"/>
-        </w:rPr>
-        <w:t>, second edition, de Gruyter, Berlin, 2011. Its finite form, for finite single-site spaces, is among the theorems checked by machine in §8.2.</w:t>
+        <w:t>Edwin Boston III, the lattice theorems in Lean; the files, the theorem names and the run of record are listed in the Records.</w:t>
       </w:r>
     </w:p>
   </w:footnote>
@@ -39477,7 +39549,39 @@
           <w:sz w:val="17"/>
           <w:szCs w:val="17"/>
         </w:rPr>
-        <w:t>Edwin Boston III, the certified descent; the instrument, its records at the four starting couplings and the run of record are listed in the Records. The first step from β = 2.2 is read from the same record: the coefficient rises from 0.464 to 0.486, an effective coupling of 2.34, where the one-loop running of ℤ⁴ takes 2.2 to 1.94 under one doubling of the scale.</w:t>
+        <w:t xml:space="preserve">R. L. Dobrushin, "Prescribing a system of random variables by conditional distributions", </w:t>
+      </w:r>
+      <w:r>
+        <w:rPr>
+          <w:i/>
+          <w:iCs/>
+          <w:sz w:val="17"/>
+          <w:szCs w:val="17"/>
+        </w:rPr>
+        <w:t>Theory Probab. Appl.</w:t>
+      </w:r>
+      <w:r>
+        <w:rPr>
+          <w:sz w:val="17"/>
+          <w:szCs w:val="17"/>
+        </w:rPr>
+        <w:t xml:space="preserve"> 15 (1970), 458–486, where the uniqueness theorem and the comparison theorem are proved for arbitrary single-site spaces; the comparison theorem is used here in the form of Theorem 8.20 of H.-O. Georgii, </w:t>
+      </w:r>
+      <w:r>
+        <w:rPr>
+          <w:i/>
+          <w:iCs/>
+          <w:sz w:val="17"/>
+          <w:szCs w:val="17"/>
+        </w:rPr>
+        <w:t>Gibbs Measures and Phase Transitions</w:t>
+      </w:r>
+      <w:r>
+        <w:rPr>
+          <w:sz w:val="17"/>
+          <w:szCs w:val="17"/>
+        </w:rPr>
+        <w:t>, second edition, de Gruyter, Berlin, 2011. Its finite form, for finite single-site spaces, is among the theorems checked by machine in §8.2.</w:t>
       </w:r>
     </w:p>
   </w:footnote>
@@ -39497,39 +39601,7 @@
           <w:sz w:val="17"/>
           <w:szCs w:val="17"/>
         </w:rPr>
-        <w:t xml:space="preserve">A. H. Guth, "Existence proof of a nonconfining phase in four-dimensional U(1) lattice gauge theory", </w:t>
-      </w:r>
-      <w:r>
-        <w:rPr>
-          <w:i/>
-          <w:iCs/>
-          <w:sz w:val="17"/>
-          <w:szCs w:val="17"/>
-        </w:rPr>
-        <w:t>Phys. Rev. D</w:t>
-      </w:r>
-      <w:r>
-        <w:rPr>
-          <w:sz w:val="17"/>
-          <w:szCs w:val="17"/>
-        </w:rPr>
-        <w:t xml:space="preserve"> 21 (1980), 2291–2307; J. Fröhlich and T. Spencer, "Massless phases and symmetry restoration in abelian gauge theories and spin systems", </w:t>
-      </w:r>
-      <w:r>
-        <w:rPr>
-          <w:i/>
-          <w:iCs/>
-          <w:sz w:val="17"/>
-          <w:szCs w:val="17"/>
-        </w:rPr>
-        <w:t>Comm. Math. Phys.</w:t>
-      </w:r>
-      <w:r>
-        <w:rPr>
-          <w:sz w:val="17"/>
-          <w:szCs w:val="17"/>
-        </w:rPr>
-        <w:t xml:space="preserve"> 83 (1982), 411–454.</w:t>
+        <w:t>Edwin Boston III, the certified descent; the instrument, its records at the four starting couplings and the run of record are listed in the Records. The first step from β = 2.2 is read from the same record: the coefficient rises from 0.464 to 0.486, an effective coupling of 2.34, where the one-loop running of ℤ⁴ takes 2.2 to 1.94 under one doubling of the scale.</w:t>
       </w:r>
     </w:p>
   </w:footnote>
@@ -39549,7 +39621,39 @@
           <w:sz w:val="17"/>
           <w:szCs w:val="17"/>
         </w:rPr>
-        <w:t>Edwin Boston III; the block criterion's accounting, the one-face law and the closed form of its covariance are entered on the ledger of the work that follows this paper, with their readings on the exact cube.</w:t>
+        <w:t xml:space="preserve">A. H. Guth, "Existence proof of a nonconfining phase in four-dimensional U(1) lattice gauge theory", </w:t>
+      </w:r>
+      <w:r>
+        <w:rPr>
+          <w:i/>
+          <w:iCs/>
+          <w:sz w:val="17"/>
+          <w:szCs w:val="17"/>
+        </w:rPr>
+        <w:t>Phys. Rev. D</w:t>
+      </w:r>
+      <w:r>
+        <w:rPr>
+          <w:sz w:val="17"/>
+          <w:szCs w:val="17"/>
+        </w:rPr>
+        <w:t xml:space="preserve"> 21 (1980), 2291–2307; J. Fröhlich and T. Spencer, "Massless phases and symmetry restoration in abelian gauge theories and spin systems", </w:t>
+      </w:r>
+      <w:r>
+        <w:rPr>
+          <w:i/>
+          <w:iCs/>
+          <w:sz w:val="17"/>
+          <w:szCs w:val="17"/>
+        </w:rPr>
+        <w:t>Comm. Math. Phys.</w:t>
+      </w:r>
+      <w:r>
+        <w:rPr>
+          <w:sz w:val="17"/>
+          <w:szCs w:val="17"/>
+        </w:rPr>
+        <w:t xml:space="preserve"> 83 (1982), 411–454.</w:t>
       </w:r>
     </w:p>
   </w:footnote>
@@ -39569,7 +39673,7 @@
           <w:sz w:val="17"/>
           <w:szCs w:val="17"/>
         </w:rPr>
-        <w:t>Edwin Boston III; the cover was found by an exhaustive search on the torus of side two and checked again, on a road sharing no line with the search, on every plaquette of the tori of side two, four and six, where a single bent site leaves ten plaquettes of the smallest torus with zero or two links of the set; Records R7.</w:t>
+        <w:t>Edwin Boston III; the block criterion's accounting, the one-face law and the closed form of its covariance are entered on the ledger of the work that follows this paper, with their readings on the exact cube.</w:t>
       </w:r>
     </w:p>
   </w:footnote>
@@ -39589,23 +39693,7 @@
           <w:sz w:val="17"/>
           <w:szCs w:val="17"/>
         </w:rPr>
-        <w:t xml:space="preserve">G. N. Watson, </w:t>
-      </w:r>
-      <w:r>
-        <w:rPr>
-          <w:i/>
-          <w:iCs/>
-          <w:sz w:val="17"/>
-          <w:szCs w:val="17"/>
-        </w:rPr>
-        <w:t>A Treatise on the Theory of Bessel Functions</w:t>
-      </w:r>
-      <w:r>
-        <w:rPr>
-          <w:sz w:val="17"/>
-          <w:szCs w:val="17"/>
-        </w:rPr>
-        <w:t>, second edition, Cambridge University Press, 1944, §5.41.</w:t>
+        <w:t>Edwin Boston III; the cover was found by an exhaustive search on the torus of side two and checked again, on a road sharing no line with the search, on every plaquette of the tori of side two, four and six, where a single bent site leaves ten plaquettes of the smallest torus with zero or two links of the set; Records R7.</w:t>
       </w:r>
     </w:p>
   </w:footnote>
@@ -39625,7 +39713,7 @@
           <w:sz w:val="17"/>
           <w:szCs w:val="17"/>
         </w:rPr>
-        <w:t xml:space="preserve">K. V. Thiruvenkatachar and T. S. Nanjundiah, "Inequalities concerning Bessel functions and orthogonal polynomials", </w:t>
+        <w:t xml:space="preserve">G. N. Watson, </w:t>
       </w:r>
       <w:r>
         <w:rPr>
@@ -39634,14 +39722,14 @@
           <w:sz w:val="17"/>
           <w:szCs w:val="17"/>
         </w:rPr>
-        <w:t>Proc. Indian Acad. Sci. A</w:t>
+        <w:t>A Treatise on the Theory of Bessel Functions</w:t>
       </w:r>
       <w:r>
         <w:rPr>
           <w:sz w:val="17"/>
           <w:szCs w:val="17"/>
         </w:rPr>
-        <w:t xml:space="preserve"> 33 (1951), 373–384.</w:t>
+        <w:t>, second edition, Cambridge University Press, 1944, §5.41.</w:t>
       </w:r>
     </w:p>
   </w:footnote>
@@ -39661,7 +39749,7 @@
           <w:sz w:val="17"/>
           <w:szCs w:val="17"/>
         </w:rPr>
-        <w:t xml:space="preserve">R. L. Dobrushin, "Prescribing a system of random variables by conditional distributions", </w:t>
+        <w:t xml:space="preserve">K. V. Thiruvenkatachar and T. S. Nanjundiah, "Inequalities concerning Bessel functions and orthogonal polynomials", </w:t>
       </w:r>
       <w:r>
         <w:rPr>
@@ -39670,14 +39758,14 @@
           <w:sz w:val="17"/>
           <w:szCs w:val="17"/>
         </w:rPr>
-        <w:t>Theory Probab. Appl.</w:t>
+        <w:t>Proc. Indian Acad. Sci. A</w:t>
       </w:r>
       <w:r>
         <w:rPr>
           <w:sz w:val="17"/>
           <w:szCs w:val="17"/>
         </w:rPr>
-        <w:t xml:space="preserve"> 15 (1970), 458–486; Sources [17].</w:t>
+        <w:t xml:space="preserve"> 33 (1951), 373–384.</w:t>
       </w:r>
     </w:p>
   </w:footnote>
@@ -39697,7 +39785,23 @@
           <w:sz w:val="17"/>
           <w:szCs w:val="17"/>
         </w:rPr>
-        <w:t>K. Osterwalder and E. Seiler, Sources [5]; M. Lüscher, Sources [7].</w:t>
+        <w:t xml:space="preserve">R. L. Dobrushin, "Prescribing a system of random variables by conditional distributions", </w:t>
+      </w:r>
+      <w:r>
+        <w:rPr>
+          <w:i/>
+          <w:iCs/>
+          <w:sz w:val="17"/>
+          <w:szCs w:val="17"/>
+        </w:rPr>
+        <w:t>Theory Probab. Appl.</w:t>
+      </w:r>
+      <w:r>
+        <w:rPr>
+          <w:sz w:val="17"/>
+          <w:szCs w:val="17"/>
+        </w:rPr>
+        <w:t xml:space="preserve"> 15 (1970), 458–486; Sources [17].</w:t>
       </w:r>
     </w:p>
   </w:footnote>
@@ -39717,7 +39821,7 @@
           <w:sz w:val="17"/>
           <w:szCs w:val="17"/>
         </w:rPr>
-        <w:t>Edwin Boston III; the certificate and its sharp pass, the second evaluation, the third road's enclosure and the enclosures of the two constants are Records R7.</w:t>
+        <w:t>K. Osterwalder and E. Seiler, Sources [5]; M. Lüscher, Sources [7].</w:t>
       </w:r>
     </w:p>
   </w:footnote>
@@ -39737,7 +39841,7 @@
           <w:sz w:val="17"/>
           <w:szCs w:val="17"/>
         </w:rPr>
-        <w:t>Edwin Boston III; the two-colouring argument, the range of the decimated specification and its row sum are on the ledger of the work that follows this paper, with their records.</w:t>
+        <w:t>Edwin Boston III; the certificate and its sharp pass, the second evaluation, the third road's enclosure and the enclosures of the two constants are Records R7.</w:t>
       </w:r>
     </w:p>
   </w:footnote>
@@ -39757,7 +39861,7 @@
           <w:sz w:val="17"/>
           <w:szCs w:val="17"/>
         </w:rPr>
-        <w:t>The zbMATH author listing for T. Bałaban, 1989–2022, read on 29 October 2026: the Euclidean fermion block renormalisation (1989), the two large-field papers (1989), the classical N-vector series (1995–1999), and the bosonic many-body series with Feldman, Knörrer and Trubowitz (2008–2022); no paper on four-dimensional gauge theory.</w:t>
+        <w:t>Edwin Boston III; the two-colouring argument, the range of the decimated specification and its row sum are on the ledger of the work that follows this paper, with their records.</w:t>
       </w:r>
     </w:p>
   </w:footnote>
@@ -39777,59 +39881,79 @@
           <w:sz w:val="17"/>
           <w:szCs w:val="17"/>
         </w:rPr>
-        <w:t xml:space="preserve">T. Bałaban, </w:t>
-      </w:r>
-      <w:r>
-        <w:rPr>
-          <w:i/>
-          <w:iCs/>
-          <w:sz w:val="17"/>
-          <w:szCs w:val="17"/>
-        </w:rPr>
-        <w:t>Comm. Math. Phys.</w:t>
-      </w:r>
-      <w:r>
-        <w:rPr>
-          <w:sz w:val="17"/>
-          <w:szCs w:val="17"/>
-        </w:rPr>
-        <w:t xml:space="preserve"> 109 (1987), 249–301: Theorem 1 (p. 259) and Theorem 3 (p. 267), the recursion (0.20) (p. 256), the action (0.2) with the normalised trace (p. 252), read from the pages on 29 October 2026. The statement that the sequence can be kept small in four dimensions, his Theorem 2 (pp. 259–260), is deferred there to "a separate paper"; the four-dimensional stability theorem itself is Theorem 1 of </w:t>
-      </w:r>
-      <w:r>
-        <w:rPr>
-          <w:i/>
-          <w:iCs/>
-          <w:sz w:val="17"/>
-          <w:szCs w:val="17"/>
-        </w:rPr>
-        <w:t>Large field renormalization II</w:t>
-      </w:r>
-      <w:r>
-        <w:rPr>
-          <w:sz w:val="17"/>
-          <w:szCs w:val="17"/>
-        </w:rPr>
-        <w:t xml:space="preserve">, </w:t>
-      </w:r>
-      <w:r>
-        <w:rPr>
-          <w:i/>
-          <w:iCs/>
-          <w:sz w:val="17"/>
-          <w:szCs w:val="17"/>
-        </w:rPr>
-        <w:t>Comm. Math. Phys.</w:t>
-      </w:r>
-      <w:r>
-        <w:rPr>
-          <w:sz w:val="17"/>
-          <w:szCs w:val="17"/>
-        </w:rPr>
-        <w:t xml:space="preserve"> 122 (1989), 355–392, p. 355, read on 29 October 2026: "If the sequence of the effective coupling constants is contained in an interval ]0, γ] with a sufficiently small positive γ, then the effective densities ρ_k have the form, and satisfy all the conditions and bounds, described in Sect. 2", followed by "Theorem 2 of [I] allows us to remove the assumption … The proof of Theorem 2 … has not been published yet, so we have Theorem 1 with the assumption"; its bibliography names no paper proving Theorem 2.</w:t>
+        <w:t>The zbMATH author listing for T. Bałaban, 1989–2022, read on 29 October 2026: the Euclidean fermion block renormalisation (1989), the two large-field papers (1989), the classical N-vector series (1995–1999), and the bosonic many-body series with Feldman, Knörrer and Trubowitz (2008–2022); no paper on four-dimensional gauge theory.</w:t>
       </w:r>
     </w:p>
   </w:footnote>
   <w:footnote w:id="81">
+    <w:p>
+      <w:pPr>
+        <w:spacing w:after="40" w:line="240" w:lineRule="auto"/>
+      </w:pPr>
+      <w:r>
+        <w:rPr>
+          <w:rStyle w:val="FootnoteReference"/>
+        </w:rPr>
+        <w:footnoteRef/>
+      </w:r>
+      <w:r>
+        <w:rPr>
+          <w:sz w:val="17"/>
+          <w:szCs w:val="17"/>
+        </w:rPr>
+        <w:t xml:space="preserve">T. Bałaban, </w:t>
+      </w:r>
+      <w:r>
+        <w:rPr>
+          <w:i/>
+          <w:iCs/>
+          <w:sz w:val="17"/>
+          <w:szCs w:val="17"/>
+        </w:rPr>
+        <w:t>Comm. Math. Phys.</w:t>
+      </w:r>
+      <w:r>
+        <w:rPr>
+          <w:sz w:val="17"/>
+          <w:szCs w:val="17"/>
+        </w:rPr>
+        <w:t xml:space="preserve"> 109 (1987), 249–301: Theorem 1 (p. 259) and Theorem 3 (p. 267), the recursion (0.20) (p. 256), the action (0.2) with the normalised trace (p. 252), read from the pages on 29 October 2026. The statement that the sequence can be kept small in four dimensions, his Theorem 2 (pp. 259–260), is deferred there to "a separate paper"; the four-dimensional stability theorem itself is Theorem 1 of </w:t>
+      </w:r>
+      <w:r>
+        <w:rPr>
+          <w:i/>
+          <w:iCs/>
+          <w:sz w:val="17"/>
+          <w:szCs w:val="17"/>
+        </w:rPr>
+        <w:t>Large field renormalization II</w:t>
+      </w:r>
+      <w:r>
+        <w:rPr>
+          <w:sz w:val="17"/>
+          <w:szCs w:val="17"/>
+        </w:rPr>
+        <w:t xml:space="preserve">, </w:t>
+      </w:r>
+      <w:r>
+        <w:rPr>
+          <w:i/>
+          <w:iCs/>
+          <w:sz w:val="17"/>
+          <w:szCs w:val="17"/>
+        </w:rPr>
+        <w:t>Comm. Math. Phys.</w:t>
+      </w:r>
+      <w:r>
+        <w:rPr>
+          <w:sz w:val="17"/>
+          <w:szCs w:val="17"/>
+        </w:rPr>
+        <w:t xml:space="preserve"> 122 (1989), 355–392, p. 355, read on 29 October 2026: "If the sequence of the effective coupling constants is contained in an interval ]0, γ] with a sufficiently small positive γ, then the effective densities ρ_k have the form, and satisfy all the conditions and bounds, described in Sect. 2", followed by "Theorem 2 of [I] allows us to remove the assumption … The proof of Theorem 2 … has not been published yet, so we have Theorem 1 with the assumption"; its bibliography names no paper proving Theorem 2.</w:t>
+      </w:r>
+    </w:p>
+  </w:footnote>
+  <w:footnote w:id="82">
     <w:p>
       <w:pPr>
         <w:spacing w:after="40" w:line="240" w:lineRule="auto"/>
@@ -39880,10 +40004,10 @@
 <file path=word/numbering.xml><?xml version="1.0" encoding="utf-8"?>
 <w:numbering xmlns:wpc="http://schemas.microsoft.com/office/word/2010/wordprocessingCanvas" xmlns:cx="http://schemas.microsoft.com/office/drawing/2014/chartex" xmlns:cx1="http://schemas.microsoft.com/office/drawing/2015/9/8/chartex" xmlns:cx2="http://schemas.microsoft.com/office/drawing/2015/10/21/chartex" xmlns:cx3="http://schemas.microsoft.com/office/drawing/2016/5/9/chartex" xmlns:cx4="http://schemas.microsoft.com/office/drawing/2016/5/10/chartex" xmlns:cx5="http://schemas.microsoft.com/office/drawing/2016/5/11/chartex" xmlns:cx6="http://schemas.microsoft.com/office/drawing/2016/5/12/chartex" xmlns:cx7="http://schemas.microsoft.com/office/drawing/2016/5/13/chartex" xmlns:cx8="http://schemas.microsoft.com/office/drawing/2016/5/14/chartex" xmlns:mc="http://schemas.openxmlformats.org/markup-compatibility/2006" xmlns:aink="http://schemas.microsoft.com/office/drawing/2016/ink" xmlns:am3d="http://schemas.microsoft.com/office/drawing/2017/model3d" xmlns:o="urn:schemas-microsoft-com:office:office" xmlns:oel="http://schemas.microsoft.com/office/2019/extlst" xmlns:r="http://schemas.openxmlformats.org/officeDocument/2006/relationships" xmlns:m="http://schemas.openxmlformats.org/officeDocument/2006/math" xmlns:v="urn:schemas-microsoft-com:vml" xmlns:wp14="http://schemas.microsoft.com/office/word/2010/wordprocessingDrawing" xmlns:wp="http://schemas.openxmlformats.org/drawingml/2006/wordprocessingDrawing" xmlns:w10="urn:schemas-microsoft-com:office:word" xmlns:w="http://schemas.openxmlformats.org/wordprocessingml/2006/main" xmlns:w14="http://schemas.microsoft.com/office/word/2010/wordml" xmlns:w15="http://schemas.microsoft.com/office/word/2012/wordml" xmlns:w16cex="http://schemas.microsoft.com/office/word/2018/wordml/cex" xmlns:w16cid="http://schemas.microsoft.com/office/word/2016/wordml/cid" xmlns:w16="http://schemas.microsoft.com/office/word/2018/wordml" xmlns:w16du="http://schemas.microsoft.com/office/word/2023/wordml/word16du" xmlns:w16sdtdh="http://schemas.microsoft.com/office/word/2020/wordml/sdtdatahash" xmlns:w16sdtfl="http://schemas.microsoft.com/office/word/2024/wordml/sdtformatlock" xmlns:w16se="http://schemas.microsoft.com/office/word/2015/wordml/symex" xmlns:wpg="http://schemas.microsoft.com/office/word/2010/wordprocessingGroup" xmlns:wpi="http://schemas.microsoft.com/office/word/2010/wordprocessingInk" xmlns:wne="http://schemas.microsoft.com/office/word/2006/wordml" xmlns:wps="http://schemas.microsoft.com/office/word/2010/wordprocessingShape" mc:Ignorable="w14 w15 w16se w16cid w16 w16cex w16sdtdh w16sdtfl w16du wp14">
   <w:abstractNum w:abstractNumId="0" w15:restartNumberingAfterBreak="0">
-    <w:nsid w:val="41FE5DA4"/>
+    <w:nsid w:val="7B12429A"/>
     <w:multiLevelType w:val="hybridMultilevel"/>
-    <w:tmpl w:val="C012F57A"/>
-    <w:lvl w:ilvl="0" w:tplc="D3DA125A">
+    <w:tmpl w:val="975085DA"/>
+    <w:lvl w:ilvl="0" w:tplc="718A1CBA">
       <w:start w:val="1"/>
       <w:numFmt w:val="bullet"/>
       <w:lvlText w:val="●"/>
@@ -39892,7 +40016,7 @@
         <w:ind w:left="720" w:hanging="360"/>
       </w:pPr>
     </w:lvl>
-    <w:lvl w:ilvl="1" w:tplc="670EE822">
+    <w:lvl w:ilvl="1" w:tplc="64601A56">
       <w:start w:val="1"/>
       <w:numFmt w:val="bullet"/>
       <w:lvlText w:val="○"/>
@@ -39901,7 +40025,7 @@
         <w:ind w:left="1440" w:hanging="360"/>
       </w:pPr>
     </w:lvl>
-    <w:lvl w:ilvl="2" w:tplc="F9D633A6">
+    <w:lvl w:ilvl="2" w:tplc="9C503D50">
       <w:start w:val="1"/>
       <w:numFmt w:val="bullet"/>
       <w:lvlText w:val="■"/>
@@ -39910,7 +40034,7 @@
         <w:ind w:left="2160" w:hanging="360"/>
       </w:pPr>
     </w:lvl>
-    <w:lvl w:ilvl="3" w:tplc="E4A89AD2">
+    <w:lvl w:ilvl="3" w:tplc="9FE809AA">
       <w:start w:val="1"/>
       <w:numFmt w:val="bullet"/>
       <w:lvlText w:val="●"/>
@@ -39919,7 +40043,7 @@
         <w:ind w:left="2880" w:hanging="360"/>
       </w:pPr>
     </w:lvl>
-    <w:lvl w:ilvl="4" w:tplc="0396DF1E">
+    <w:lvl w:ilvl="4" w:tplc="31944454">
       <w:start w:val="1"/>
       <w:numFmt w:val="bullet"/>
       <w:lvlText w:val="○"/>
@@ -39928,7 +40052,7 @@
         <w:ind w:left="3600" w:hanging="360"/>
       </w:pPr>
     </w:lvl>
-    <w:lvl w:ilvl="5" w:tplc="345C2DD0">
+    <w:lvl w:ilvl="5" w:tplc="A62A0434">
       <w:start w:val="1"/>
       <w:numFmt w:val="bullet"/>
       <w:lvlText w:val="■"/>
@@ -39937,7 +40061,7 @@
         <w:ind w:left="4320" w:hanging="360"/>
       </w:pPr>
     </w:lvl>
-    <w:lvl w:ilvl="6" w:tplc="FECA152C">
+    <w:lvl w:ilvl="6" w:tplc="B1A44F8A">
       <w:start w:val="1"/>
       <w:numFmt w:val="bullet"/>
       <w:lvlText w:val="●"/>
@@ -39946,7 +40070,7 @@
         <w:ind w:left="5040" w:hanging="360"/>
       </w:pPr>
     </w:lvl>
-    <w:lvl w:ilvl="7" w:tplc="7C983ED2">
+    <w:lvl w:ilvl="7" w:tplc="CB8EB7F2">
       <w:start w:val="1"/>
       <w:numFmt w:val="bullet"/>
       <w:lvlText w:val="●"/>
@@ -39955,7 +40079,7 @@
         <w:ind w:left="5760" w:hanging="360"/>
       </w:pPr>
     </w:lvl>
-    <w:lvl w:ilvl="8" w:tplc="7A767400">
+    <w:lvl w:ilvl="8" w:tplc="66204C5A">
       <w:start w:val="1"/>
       <w:numFmt w:val="bullet"/>
       <w:lvlText w:val="●"/>
@@ -39965,7 +40089,7 @@
       </w:pPr>
     </w:lvl>
   </w:abstractNum>
-  <w:num w:numId="1" w16cid:durableId="1190029593">
+  <w:num w:numId="1" w16cid:durableId="1462187664">
     <w:abstractNumId w:val="0"/>
     <w:lvlOverride w:ilvl="0">
       <w:startOverride w:val="1"/>
@@ -40562,7 +40686,7 @@
     <w:autoRedefine/>
     <w:uiPriority w:val="39"/>
     <w:unhideWhenUsed/>
-    <w:rsid w:val="00742A76"/>
+    <w:rsid w:val="00407783"/>
     <w:pPr>
       <w:spacing w:after="100"/>
     </w:pPr>
@@ -40574,7 +40698,7 @@
     <w:autoRedefine/>
     <w:uiPriority w:val="39"/>
     <w:unhideWhenUsed/>
-    <w:rsid w:val="00742A76"/>
+    <w:rsid w:val="00407783"/>
     <w:pPr>
       <w:spacing w:after="100"/>
       <w:ind w:left="220"/>

--- a/THE-GROUND-Edwin-Boston-III.docx
+++ b/THE-GROUND-Edwin-Boston-III.docx
@@ -170,7 +170,7 @@
     <w:sdt>
       <w:sdtPr>
         <w:alias w:val="Contents"/>
-        <w:id w:val="1560898458"/>
+        <w:id w:val="1058052316"/>
       </w:sdtPr>
       <w:sdtEndPr/>
       <w:sdtContent>
@@ -198,7 +198,7 @@
           <w:r>
             <w:fldChar w:fldCharType="separate"/>
           </w:r>
-          <w:hyperlink w:anchor="_Toc244146052" w:history="1">
+          <w:hyperlink w:anchor="_Toc244146879" w:history="1">
             <w:r>
               <w:rPr>
                 <w:rStyle w:val="Hyperlink"/>
@@ -222,7 +222,7 @@
               <w:rPr>
                 <w:noProof/>
               </w:rPr>
-              <w:instrText xml:space="preserve"> PAGEREF _Toc244146052 \h </w:instrText>
+              <w:instrText xml:space="preserve"> PAGEREF _Toc244146879 \h </w:instrText>
             </w:r>
             <w:r>
               <w:rPr>
@@ -264,7 +264,7 @@
               <w14:ligatures w14:val="standardContextual"/>
             </w:rPr>
           </w:pPr>
-          <w:hyperlink w:anchor="_Toc244146053" w:history="1">
+          <w:hyperlink w:anchor="_Toc244146880" w:history="1">
             <w:r>
               <w:rPr>
                 <w:rStyle w:val="Hyperlink"/>
@@ -288,7 +288,7 @@
               <w:rPr>
                 <w:noProof/>
               </w:rPr>
-              <w:instrText xml:space="preserve"> PAGEREF _Toc244146053 \h </w:instrText>
+              <w:instrText xml:space="preserve"> PAGEREF _Toc244146880 \h </w:instrText>
             </w:r>
             <w:r>
               <w:rPr>
@@ -330,7 +330,7 @@
               <w14:ligatures w14:val="standardContextual"/>
             </w:rPr>
           </w:pPr>
-          <w:hyperlink w:anchor="_Toc244146054" w:history="1">
+          <w:hyperlink w:anchor="_Toc244146881" w:history="1">
             <w:r>
               <w:rPr>
                 <w:rStyle w:val="Hyperlink"/>
@@ -354,7 +354,7 @@
               <w:rPr>
                 <w:noProof/>
               </w:rPr>
-              <w:instrText xml:space="preserve"> PAGEREF _Toc244146054 \h </w:instrText>
+              <w:instrText xml:space="preserve"> PAGEREF _Toc244146881 \h </w:instrText>
             </w:r>
             <w:r>
               <w:rPr>
@@ -396,7 +396,7 @@
               <w14:ligatures w14:val="standardContextual"/>
             </w:rPr>
           </w:pPr>
-          <w:hyperlink w:anchor="_Toc244146055" w:history="1">
+          <w:hyperlink w:anchor="_Toc244146882" w:history="1">
             <w:r>
               <w:rPr>
                 <w:rStyle w:val="Hyperlink"/>
@@ -420,7 +420,7 @@
               <w:rPr>
                 <w:noProof/>
               </w:rPr>
-              <w:instrText xml:space="preserve"> PAGEREF _Toc244146055 \h </w:instrText>
+              <w:instrText xml:space="preserve"> PAGEREF _Toc244146882 \h </w:instrText>
             </w:r>
             <w:r>
               <w:rPr>
@@ -462,7 +462,7 @@
               <w14:ligatures w14:val="standardContextual"/>
             </w:rPr>
           </w:pPr>
-          <w:hyperlink w:anchor="_Toc244146056" w:history="1">
+          <w:hyperlink w:anchor="_Toc244146883" w:history="1">
             <w:r>
               <w:rPr>
                 <w:rStyle w:val="Hyperlink"/>
@@ -486,7 +486,7 @@
               <w:rPr>
                 <w:noProof/>
               </w:rPr>
-              <w:instrText xml:space="preserve"> PAGEREF _Toc244146056 \h </w:instrText>
+              <w:instrText xml:space="preserve"> PAGEREF _Toc244146883 \h </w:instrText>
             </w:r>
             <w:r>
               <w:rPr>
@@ -528,7 +528,7 @@
               <w14:ligatures w14:val="standardContextual"/>
             </w:rPr>
           </w:pPr>
-          <w:hyperlink w:anchor="_Toc244146057" w:history="1">
+          <w:hyperlink w:anchor="_Toc244146884" w:history="1">
             <w:r>
               <w:rPr>
                 <w:rStyle w:val="Hyperlink"/>
@@ -552,7 +552,7 @@
               <w:rPr>
                 <w:noProof/>
               </w:rPr>
-              <w:instrText xml:space="preserve"> PAGEREF _Toc244146057 \h </w:instrText>
+              <w:instrText xml:space="preserve"> PAGEREF _Toc244146884 \h </w:instrText>
             </w:r>
             <w:r>
               <w:rPr>
@@ -594,7 +594,7 @@
               <w14:ligatures w14:val="standardContextual"/>
             </w:rPr>
           </w:pPr>
-          <w:hyperlink w:anchor="_Toc244146058" w:history="1">
+          <w:hyperlink w:anchor="_Toc244146885" w:history="1">
             <w:r>
               <w:rPr>
                 <w:rStyle w:val="Hyperlink"/>
@@ -618,7 +618,7 @@
               <w:rPr>
                 <w:noProof/>
               </w:rPr>
-              <w:instrText xml:space="preserve"> PAGEREF _Toc244146058 \h </w:instrText>
+              <w:instrText xml:space="preserve"> PAGEREF _Toc244146885 \h </w:instrText>
             </w:r>
             <w:r>
               <w:rPr>
@@ -660,7 +660,7 @@
               <w14:ligatures w14:val="standardContextual"/>
             </w:rPr>
           </w:pPr>
-          <w:hyperlink w:anchor="_Toc244146059" w:history="1">
+          <w:hyperlink w:anchor="_Toc244146886" w:history="1">
             <w:r>
               <w:rPr>
                 <w:rStyle w:val="Hyperlink"/>
@@ -684,7 +684,7 @@
               <w:rPr>
                 <w:noProof/>
               </w:rPr>
-              <w:instrText xml:space="preserve"> PAGEREF _Toc244146059 \h </w:instrText>
+              <w:instrText xml:space="preserve"> PAGEREF _Toc244146886 \h </w:instrText>
             </w:r>
             <w:r>
               <w:rPr>
@@ -726,7 +726,7 @@
               <w14:ligatures w14:val="standardContextual"/>
             </w:rPr>
           </w:pPr>
-          <w:hyperlink w:anchor="_Toc244146060" w:history="1">
+          <w:hyperlink w:anchor="_Toc244146887" w:history="1">
             <w:r>
               <w:rPr>
                 <w:rStyle w:val="Hyperlink"/>
@@ -750,7 +750,7 @@
               <w:rPr>
                 <w:noProof/>
               </w:rPr>
-              <w:instrText xml:space="preserve"> PAGEREF _Toc244146060 \h </w:instrText>
+              <w:instrText xml:space="preserve"> PAGEREF _Toc244146887 \h </w:instrText>
             </w:r>
             <w:r>
               <w:rPr>
@@ -792,7 +792,7 @@
               <w14:ligatures w14:val="standardContextual"/>
             </w:rPr>
           </w:pPr>
-          <w:hyperlink w:anchor="_Toc244146061" w:history="1">
+          <w:hyperlink w:anchor="_Toc244146888" w:history="1">
             <w:r>
               <w:rPr>
                 <w:rStyle w:val="Hyperlink"/>
@@ -816,7 +816,7 @@
               <w:rPr>
                 <w:noProof/>
               </w:rPr>
-              <w:instrText xml:space="preserve"> PAGEREF _Toc244146061 \h </w:instrText>
+              <w:instrText xml:space="preserve"> PAGEREF _Toc244146888 \h </w:instrText>
             </w:r>
             <w:r>
               <w:rPr>
@@ -858,7 +858,7 @@
               <w14:ligatures w14:val="standardContextual"/>
             </w:rPr>
           </w:pPr>
-          <w:hyperlink w:anchor="_Toc244146062" w:history="1">
+          <w:hyperlink w:anchor="_Toc244146889" w:history="1">
             <w:r>
               <w:rPr>
                 <w:rStyle w:val="Hyperlink"/>
@@ -882,7 +882,7 @@
               <w:rPr>
                 <w:noProof/>
               </w:rPr>
-              <w:instrText xml:space="preserve"> PAGEREF _Toc244146062 \h </w:instrText>
+              <w:instrText xml:space="preserve"> PAGEREF _Toc244146889 \h </w:instrText>
             </w:r>
             <w:r>
               <w:rPr>
@@ -924,7 +924,7 @@
               <w14:ligatures w14:val="standardContextual"/>
             </w:rPr>
           </w:pPr>
-          <w:hyperlink w:anchor="_Toc244146063" w:history="1">
+          <w:hyperlink w:anchor="_Toc244146890" w:history="1">
             <w:r>
               <w:rPr>
                 <w:rStyle w:val="Hyperlink"/>
@@ -948,7 +948,7 @@
               <w:rPr>
                 <w:noProof/>
               </w:rPr>
-              <w:instrText xml:space="preserve"> PAGEREF _Toc244146063 \h </w:instrText>
+              <w:instrText xml:space="preserve"> PAGEREF _Toc244146890 \h </w:instrText>
             </w:r>
             <w:r>
               <w:rPr>
@@ -990,7 +990,7 @@
               <w14:ligatures w14:val="standardContextual"/>
             </w:rPr>
           </w:pPr>
-          <w:hyperlink w:anchor="_Toc244146064" w:history="1">
+          <w:hyperlink w:anchor="_Toc244146891" w:history="1">
             <w:r>
               <w:rPr>
                 <w:rStyle w:val="Hyperlink"/>
@@ -1014,7 +1014,7 @@
               <w:rPr>
                 <w:noProof/>
               </w:rPr>
-              <w:instrText xml:space="preserve"> PAGEREF _Toc244146064 \h </w:instrText>
+              <w:instrText xml:space="preserve"> PAGEREF _Toc244146891 \h </w:instrText>
             </w:r>
             <w:r>
               <w:rPr>
@@ -1056,7 +1056,7 @@
               <w14:ligatures w14:val="standardContextual"/>
             </w:rPr>
           </w:pPr>
-          <w:hyperlink w:anchor="_Toc244146065" w:history="1">
+          <w:hyperlink w:anchor="_Toc244146892" w:history="1">
             <w:r>
               <w:rPr>
                 <w:rStyle w:val="Hyperlink"/>
@@ -1080,7 +1080,7 @@
               <w:rPr>
                 <w:noProof/>
               </w:rPr>
-              <w:instrText xml:space="preserve"> PAGEREF _Toc244146065 \h </w:instrText>
+              <w:instrText xml:space="preserve"> PAGEREF _Toc244146892 \h </w:instrText>
             </w:r>
             <w:r>
               <w:rPr>
@@ -1122,7 +1122,7 @@
               <w14:ligatures w14:val="standardContextual"/>
             </w:rPr>
           </w:pPr>
-          <w:hyperlink w:anchor="_Toc244146066" w:history="1">
+          <w:hyperlink w:anchor="_Toc244146893" w:history="1">
             <w:r>
               <w:rPr>
                 <w:rStyle w:val="Hyperlink"/>
@@ -1146,7 +1146,7 @@
               <w:rPr>
                 <w:noProof/>
               </w:rPr>
-              <w:instrText xml:space="preserve"> PAGEREF _Toc244146066 \h </w:instrText>
+              <w:instrText xml:space="preserve"> PAGEREF _Toc244146893 \h </w:instrText>
             </w:r>
             <w:r>
               <w:rPr>
@@ -1188,7 +1188,7 @@
               <w14:ligatures w14:val="standardContextual"/>
             </w:rPr>
           </w:pPr>
-          <w:hyperlink w:anchor="_Toc244146067" w:history="1">
+          <w:hyperlink w:anchor="_Toc244146894" w:history="1">
             <w:r>
               <w:rPr>
                 <w:rStyle w:val="Hyperlink"/>
@@ -1212,7 +1212,7 @@
               <w:rPr>
                 <w:noProof/>
               </w:rPr>
-              <w:instrText xml:space="preserve"> PAGEREF _Toc244146067 \h </w:instrText>
+              <w:instrText xml:space="preserve"> PAGEREF _Toc244146894 \h </w:instrText>
             </w:r>
             <w:r>
               <w:rPr>
@@ -1254,7 +1254,7 @@
               <w14:ligatures w14:val="standardContextual"/>
             </w:rPr>
           </w:pPr>
-          <w:hyperlink w:anchor="_Toc244146068" w:history="1">
+          <w:hyperlink w:anchor="_Toc244146895" w:history="1">
             <w:r>
               <w:rPr>
                 <w:rStyle w:val="Hyperlink"/>
@@ -1278,7 +1278,7 @@
               <w:rPr>
                 <w:noProof/>
               </w:rPr>
-              <w:instrText xml:space="preserve"> PAGEREF _Toc244146068 \h </w:instrText>
+              <w:instrText xml:space="preserve"> PAGEREF _Toc244146895 \h </w:instrText>
             </w:r>
             <w:r>
               <w:rPr>
@@ -1320,7 +1320,7 @@
               <w14:ligatures w14:val="standardContextual"/>
             </w:rPr>
           </w:pPr>
-          <w:hyperlink w:anchor="_Toc244146069" w:history="1">
+          <w:hyperlink w:anchor="_Toc244146896" w:history="1">
             <w:r>
               <w:rPr>
                 <w:rStyle w:val="Hyperlink"/>
@@ -1344,7 +1344,7 @@
               <w:rPr>
                 <w:noProof/>
               </w:rPr>
-              <w:instrText xml:space="preserve"> PAGEREF _Toc244146069 \h </w:instrText>
+              <w:instrText xml:space="preserve"> PAGEREF _Toc244146896 \h </w:instrText>
             </w:r>
             <w:r>
               <w:rPr>
@@ -1386,7 +1386,7 @@
               <w14:ligatures w14:val="standardContextual"/>
             </w:rPr>
           </w:pPr>
-          <w:hyperlink w:anchor="_Toc244146070" w:history="1">
+          <w:hyperlink w:anchor="_Toc244146897" w:history="1">
             <w:r>
               <w:rPr>
                 <w:rStyle w:val="Hyperlink"/>
@@ -1410,7 +1410,7 @@
               <w:rPr>
                 <w:noProof/>
               </w:rPr>
-              <w:instrText xml:space="preserve"> PAGEREF _Toc244146070 \h </w:instrText>
+              <w:instrText xml:space="preserve"> PAGEREF _Toc244146897 \h </w:instrText>
             </w:r>
             <w:r>
               <w:rPr>
@@ -1452,7 +1452,7 @@
               <w14:ligatures w14:val="standardContextual"/>
             </w:rPr>
           </w:pPr>
-          <w:hyperlink w:anchor="_Toc244146071" w:history="1">
+          <w:hyperlink w:anchor="_Toc244146898" w:history="1">
             <w:r>
               <w:rPr>
                 <w:rStyle w:val="Hyperlink"/>
@@ -1476,7 +1476,7 @@
               <w:rPr>
                 <w:noProof/>
               </w:rPr>
-              <w:instrText xml:space="preserve"> PAGEREF _Toc244146071 \h </w:instrText>
+              <w:instrText xml:space="preserve"> PAGEREF _Toc244146898 \h </w:instrText>
             </w:r>
             <w:r>
               <w:rPr>
@@ -1518,7 +1518,7 @@
               <w14:ligatures w14:val="standardContextual"/>
             </w:rPr>
           </w:pPr>
-          <w:hyperlink w:anchor="_Toc244146072" w:history="1">
+          <w:hyperlink w:anchor="_Toc244146899" w:history="1">
             <w:r>
               <w:rPr>
                 <w:rStyle w:val="Hyperlink"/>
@@ -1542,7 +1542,7 @@
               <w:rPr>
                 <w:noProof/>
               </w:rPr>
-              <w:instrText xml:space="preserve"> PAGEREF _Toc244146072 \h </w:instrText>
+              <w:instrText xml:space="preserve"> PAGEREF _Toc244146899 \h </w:instrText>
             </w:r>
             <w:r>
               <w:rPr>
@@ -1584,7 +1584,7 @@
               <w14:ligatures w14:val="standardContextual"/>
             </w:rPr>
           </w:pPr>
-          <w:hyperlink w:anchor="_Toc244146073" w:history="1">
+          <w:hyperlink w:anchor="_Toc244146900" w:history="1">
             <w:r>
               <w:rPr>
                 <w:rStyle w:val="Hyperlink"/>
@@ -1608,7 +1608,7 @@
               <w:rPr>
                 <w:noProof/>
               </w:rPr>
-              <w:instrText xml:space="preserve"> PAGEREF _Toc244146073 \h </w:instrText>
+              <w:instrText xml:space="preserve"> PAGEREF _Toc244146900 \h </w:instrText>
             </w:r>
             <w:r>
               <w:rPr>
@@ -1650,7 +1650,7 @@
               <w14:ligatures w14:val="standardContextual"/>
             </w:rPr>
           </w:pPr>
-          <w:hyperlink w:anchor="_Toc244146074" w:history="1">
+          <w:hyperlink w:anchor="_Toc244146901" w:history="1">
             <w:r>
               <w:rPr>
                 <w:rStyle w:val="Hyperlink"/>
@@ -1674,7 +1674,7 @@
               <w:rPr>
                 <w:noProof/>
               </w:rPr>
-              <w:instrText xml:space="preserve"> PAGEREF _Toc244146074 \h </w:instrText>
+              <w:instrText xml:space="preserve"> PAGEREF _Toc244146901 \h </w:instrText>
             </w:r>
             <w:r>
               <w:rPr>
@@ -1716,7 +1716,7 @@
               <w14:ligatures w14:val="standardContextual"/>
             </w:rPr>
           </w:pPr>
-          <w:hyperlink w:anchor="_Toc244146075" w:history="1">
+          <w:hyperlink w:anchor="_Toc244146902" w:history="1">
             <w:r>
               <w:rPr>
                 <w:rStyle w:val="Hyperlink"/>
@@ -1740,7 +1740,7 @@
               <w:rPr>
                 <w:noProof/>
               </w:rPr>
-              <w:instrText xml:space="preserve"> PAGEREF _Toc244146075 \h </w:instrText>
+              <w:instrText xml:space="preserve"> PAGEREF _Toc244146902 \h </w:instrText>
             </w:r>
             <w:r>
               <w:rPr>
@@ -1782,7 +1782,7 @@
               <w14:ligatures w14:val="standardContextual"/>
             </w:rPr>
           </w:pPr>
-          <w:hyperlink w:anchor="_Toc244146076" w:history="1">
+          <w:hyperlink w:anchor="_Toc244146903" w:history="1">
             <w:r>
               <w:rPr>
                 <w:rStyle w:val="Hyperlink"/>
@@ -1806,7 +1806,7 @@
               <w:rPr>
                 <w:noProof/>
               </w:rPr>
-              <w:instrText xml:space="preserve"> PAGEREF _Toc244146076 \h </w:instrText>
+              <w:instrText xml:space="preserve"> PAGEREF _Toc244146903 \h </w:instrText>
             </w:r>
             <w:r>
               <w:rPr>
@@ -1848,7 +1848,7 @@
               <w14:ligatures w14:val="standardContextual"/>
             </w:rPr>
           </w:pPr>
-          <w:hyperlink w:anchor="_Toc244146077" w:history="1">
+          <w:hyperlink w:anchor="_Toc244146904" w:history="1">
             <w:r>
               <w:rPr>
                 <w:rStyle w:val="Hyperlink"/>
@@ -1872,7 +1872,7 @@
               <w:rPr>
                 <w:noProof/>
               </w:rPr>
-              <w:instrText xml:space="preserve"> PAGEREF _Toc244146077 \h </w:instrText>
+              <w:instrText xml:space="preserve"> PAGEREF _Toc244146904 \h </w:instrText>
             </w:r>
             <w:r>
               <w:rPr>
@@ -1914,7 +1914,7 @@
               <w14:ligatures w14:val="standardContextual"/>
             </w:rPr>
           </w:pPr>
-          <w:hyperlink w:anchor="_Toc244146078" w:history="1">
+          <w:hyperlink w:anchor="_Toc244146905" w:history="1">
             <w:r>
               <w:rPr>
                 <w:rStyle w:val="Hyperlink"/>
@@ -1938,7 +1938,7 @@
               <w:rPr>
                 <w:noProof/>
               </w:rPr>
-              <w:instrText xml:space="preserve"> PAGEREF _Toc244146078 \h </w:instrText>
+              <w:instrText xml:space="preserve"> PAGEREF _Toc244146905 \h </w:instrText>
             </w:r>
             <w:r>
               <w:rPr>
@@ -1980,7 +1980,7 @@
               <w14:ligatures w14:val="standardContextual"/>
             </w:rPr>
           </w:pPr>
-          <w:hyperlink w:anchor="_Toc244146079" w:history="1">
+          <w:hyperlink w:anchor="_Toc244146906" w:history="1">
             <w:r>
               <w:rPr>
                 <w:rStyle w:val="Hyperlink"/>
@@ -2004,7 +2004,7 @@
               <w:rPr>
                 <w:noProof/>
               </w:rPr>
-              <w:instrText xml:space="preserve"> PAGEREF _Toc244146079 \h </w:instrText>
+              <w:instrText xml:space="preserve"> PAGEREF _Toc244146906 \h </w:instrText>
             </w:r>
             <w:r>
               <w:rPr>
@@ -2046,7 +2046,7 @@
               <w14:ligatures w14:val="standardContextual"/>
             </w:rPr>
           </w:pPr>
-          <w:hyperlink w:anchor="_Toc244146080" w:history="1">
+          <w:hyperlink w:anchor="_Toc244146907" w:history="1">
             <w:r>
               <w:rPr>
                 <w:rStyle w:val="Hyperlink"/>
@@ -2070,7 +2070,7 @@
               <w:rPr>
                 <w:noProof/>
               </w:rPr>
-              <w:instrText xml:space="preserve"> PAGEREF _Toc244146080 \h </w:instrText>
+              <w:instrText xml:space="preserve"> PAGEREF _Toc244146907 \h </w:instrText>
             </w:r>
             <w:r>
               <w:rPr>
@@ -2112,7 +2112,7 @@
               <w14:ligatures w14:val="standardContextual"/>
             </w:rPr>
           </w:pPr>
-          <w:hyperlink w:anchor="_Toc244146081" w:history="1">
+          <w:hyperlink w:anchor="_Toc244146908" w:history="1">
             <w:r>
               <w:rPr>
                 <w:rStyle w:val="Hyperlink"/>
@@ -2136,7 +2136,7 @@
               <w:rPr>
                 <w:noProof/>
               </w:rPr>
-              <w:instrText xml:space="preserve"> PAGEREF _Toc244146081 \h </w:instrText>
+              <w:instrText xml:space="preserve"> PAGEREF _Toc244146908 \h </w:instrText>
             </w:r>
             <w:r>
               <w:rPr>
@@ -2178,7 +2178,7 @@
               <w14:ligatures w14:val="standardContextual"/>
             </w:rPr>
           </w:pPr>
-          <w:hyperlink w:anchor="_Toc244146082" w:history="1">
+          <w:hyperlink w:anchor="_Toc244146909" w:history="1">
             <w:r>
               <w:rPr>
                 <w:rStyle w:val="Hyperlink"/>
@@ -2202,7 +2202,7 @@
               <w:rPr>
                 <w:noProof/>
               </w:rPr>
-              <w:instrText xml:space="preserve"> PAGEREF _Toc244146082 \h </w:instrText>
+              <w:instrText xml:space="preserve"> PAGEREF _Toc244146909 \h </w:instrText>
             </w:r>
             <w:r>
               <w:rPr>
@@ -2244,7 +2244,7 @@
               <w14:ligatures w14:val="standardContextual"/>
             </w:rPr>
           </w:pPr>
-          <w:hyperlink w:anchor="_Toc244146083" w:history="1">
+          <w:hyperlink w:anchor="_Toc244146910" w:history="1">
             <w:r>
               <w:rPr>
                 <w:rStyle w:val="Hyperlink"/>
@@ -2268,7 +2268,7 @@
               <w:rPr>
                 <w:noProof/>
               </w:rPr>
-              <w:instrText xml:space="preserve"> PAGEREF _Toc244146083 \h </w:instrText>
+              <w:instrText xml:space="preserve"> PAGEREF _Toc244146910 \h </w:instrText>
             </w:r>
             <w:r>
               <w:rPr>
@@ -2310,7 +2310,7 @@
               <w14:ligatures w14:val="standardContextual"/>
             </w:rPr>
           </w:pPr>
-          <w:hyperlink w:anchor="_Toc244146084" w:history="1">
+          <w:hyperlink w:anchor="_Toc244146911" w:history="1">
             <w:r>
               <w:rPr>
                 <w:rStyle w:val="Hyperlink"/>
@@ -2334,7 +2334,7 @@
               <w:rPr>
                 <w:noProof/>
               </w:rPr>
-              <w:instrText xml:space="preserve"> PAGEREF _Toc244146084 \h </w:instrText>
+              <w:instrText xml:space="preserve"> PAGEREF _Toc244146911 \h </w:instrText>
             </w:r>
             <w:r>
               <w:rPr>
@@ -2376,7 +2376,7 @@
               <w14:ligatures w14:val="standardContextual"/>
             </w:rPr>
           </w:pPr>
-          <w:hyperlink w:anchor="_Toc244146085" w:history="1">
+          <w:hyperlink w:anchor="_Toc244146912" w:history="1">
             <w:r>
               <w:rPr>
                 <w:rStyle w:val="Hyperlink"/>
@@ -2400,7 +2400,7 @@
               <w:rPr>
                 <w:noProof/>
               </w:rPr>
-              <w:instrText xml:space="preserve"> PAGEREF _Toc244146085 \h </w:instrText>
+              <w:instrText xml:space="preserve"> PAGEREF _Toc244146912 \h </w:instrText>
             </w:r>
             <w:r>
               <w:rPr>
@@ -2442,7 +2442,7 @@
               <w14:ligatures w14:val="standardContextual"/>
             </w:rPr>
           </w:pPr>
-          <w:hyperlink w:anchor="_Toc244146086" w:history="1">
+          <w:hyperlink w:anchor="_Toc244146913" w:history="1">
             <w:r>
               <w:rPr>
                 <w:rStyle w:val="Hyperlink"/>
@@ -2466,7 +2466,7 @@
               <w:rPr>
                 <w:noProof/>
               </w:rPr>
-              <w:instrText xml:space="preserve"> PAGEREF _Toc244146086 \h </w:instrText>
+              <w:instrText xml:space="preserve"> PAGEREF _Toc244146913 \h </w:instrText>
             </w:r>
             <w:r>
               <w:rPr>
@@ -2508,7 +2508,7 @@
               <w14:ligatures w14:val="standardContextual"/>
             </w:rPr>
           </w:pPr>
-          <w:hyperlink w:anchor="_Toc244146087" w:history="1">
+          <w:hyperlink w:anchor="_Toc244146914" w:history="1">
             <w:r>
               <w:rPr>
                 <w:rStyle w:val="Hyperlink"/>
@@ -2532,7 +2532,7 @@
               <w:rPr>
                 <w:noProof/>
               </w:rPr>
-              <w:instrText xml:space="preserve"> PAGEREF _Toc244146087 \h </w:instrText>
+              <w:instrText xml:space="preserve"> PAGEREF _Toc244146914 \h </w:instrText>
             </w:r>
             <w:r>
               <w:rPr>
@@ -2574,7 +2574,7 @@
               <w14:ligatures w14:val="standardContextual"/>
             </w:rPr>
           </w:pPr>
-          <w:hyperlink w:anchor="_Toc244146088" w:history="1">
+          <w:hyperlink w:anchor="_Toc244146915" w:history="1">
             <w:r>
               <w:rPr>
                 <w:rStyle w:val="Hyperlink"/>
@@ -2598,7 +2598,7 @@
               <w:rPr>
                 <w:noProof/>
               </w:rPr>
-              <w:instrText xml:space="preserve"> PAGEREF _Toc244146088 \h </w:instrText>
+              <w:instrText xml:space="preserve"> PAGEREF _Toc244146915 \h </w:instrText>
             </w:r>
             <w:r>
               <w:rPr>
@@ -2639,7 +2639,7 @@
         <w:pageBreakBefore/>
         <w:spacing w:before="0"/>
       </w:pPr>
-      <w:bookmarkStart w:id="0" w:name="_Toc244146052"/>
+      <w:bookmarkStart w:id="0" w:name="_Toc244146879"/>
       <w:r>
         <w:t>1.  Introduction</w:t>
       </w:r>
@@ -2692,7 +2692,7 @@
         <w:footnoteReference w:id="2"/>
       </w:r>
       <w:r>
-        <w:t xml:space="preserve"> In three dimensions Bałaban controlled Wilson's lattice theory on a torus by a renormalisation group whose bounds are uniform in the lattice spacing; in four dimensions he proved the same bounds under the hypothesis that the running couplings stay below an uncomputed constant at every scale, a hypothesis whose own proof his paper of record states to be unpublished and which never appeared (§8.3).</w:t>
+        <w:t xml:space="preserve"> In three dimensions Bałaban controlled Wilson's lattice theory on a torus by a renormalisation group whose bounds are uniform in the lattice spacing; in four dimensions he proved the same bounds under the hypothesis that the running couplings stay below a constant at every scale; the discharge of that hypothesis, his Theorem 2, was announced in 1987 and never published, and it is a theorem on this work's path (§8.3).</w:t>
       </w:r>
       <w:r>
         <w:rPr>
@@ -2775,7 +2775,7 @@
         <w:pStyle w:val="Heading1"/>
         <w:keepNext/>
       </w:pPr>
-      <w:bookmarkStart w:id="1" w:name="_Toc244146053"/>
+      <w:bookmarkStart w:id="1" w:name="_Toc244146880"/>
       <w:r>
         <w:t>2.  The Ground Theorem</w:t>
       </w:r>
@@ -3039,7 +3039,7 @@
         <w:pStyle w:val="Heading1"/>
         <w:keepNext/>
       </w:pPr>
-      <w:bookmarkStart w:id="2" w:name="_Toc244146054"/>
+      <w:bookmarkStart w:id="2" w:name="_Toc244146881"/>
       <w:r>
         <w:t>3.  What the Problem Demands</w:t>
       </w:r>
@@ -3050,7 +3050,7 @@
         <w:pStyle w:val="Heading2"/>
         <w:keepNext/>
       </w:pPr>
-      <w:bookmarkStart w:id="3" w:name="_Toc244146055"/>
+      <w:bookmarkStart w:id="3" w:name="_Toc244146882"/>
       <w:r>
         <w:t>3.1  Euclidean fields and the axioms of Osterwalder and Schrader</w:t>
       </w:r>
@@ -4180,7 +4180,7 @@
         <w:pStyle w:val="Heading2"/>
         <w:keepNext/>
       </w:pPr>
-      <w:bookmarkStart w:id="4" w:name="_Toc244146056"/>
+      <w:bookmarkStart w:id="4" w:name="_Toc244146883"/>
       <w:r>
         <w:t>3.2  The mass gap</w:t>
       </w:r>
@@ -4252,7 +4252,7 @@
         <w:pStyle w:val="Heading2"/>
         <w:keepNext/>
       </w:pPr>
-      <w:bookmarkStart w:id="5" w:name="_Toc244146057"/>
+      <w:bookmarkStart w:id="5" w:name="_Toc244146884"/>
       <w:r>
         <w:t>3.3  Non-triviality</w:t>
       </w:r>
@@ -4331,7 +4331,7 @@
         <w:pStyle w:val="Heading2"/>
         <w:keepNext/>
       </w:pPr>
-      <w:bookmarkStart w:id="6" w:name="_Toc244146058"/>
+      <w:bookmarkStart w:id="6" w:name="_Toc244146885"/>
       <w:r>
         <w:t>3.4  Limits obtained by compactness</w:t>
       </w:r>
@@ -4410,7 +4410,7 @@
         <w:pStyle w:val="Heading1"/>
         <w:keepNext/>
       </w:pPr>
-      <w:bookmarkStart w:id="7" w:name="_Toc244146059"/>
+      <w:bookmarkStart w:id="7" w:name="_Toc244146886"/>
       <w:r>
         <w:t>4.  The Lattice, Its Positivity and Its Gap</w:t>
       </w:r>
@@ -4421,7 +4421,7 @@
         <w:pStyle w:val="Heading2"/>
         <w:keepNext/>
       </w:pPr>
-      <w:bookmarkStart w:id="8" w:name="_Toc244146060"/>
+      <w:bookmarkStart w:id="8" w:name="_Toc244146887"/>
       <w:r>
         <w:t>4.1  Wilson's theory</w:t>
       </w:r>
@@ -5043,7 +5043,7 @@
         <w:pStyle w:val="Heading2"/>
         <w:keepNext/>
       </w:pPr>
-      <w:bookmarkStart w:id="9" w:name="_Toc244146061"/>
+      <w:bookmarkStart w:id="9" w:name="_Toc244146888"/>
       <w:r>
         <w:t>4.2  Reflection positivity and the transfer matrix</w:t>
       </w:r>
@@ -6079,7 +6079,7 @@
         <w:pStyle w:val="Heading2"/>
         <w:keepNext/>
       </w:pPr>
-      <w:bookmarkStart w:id="10" w:name="_Toc244146062"/>
+      <w:bookmarkStart w:id="10" w:name="_Toc244146889"/>
       <w:r>
         <w:t>4.3  The renormalisation group of Bałaban</w:t>
       </w:r>
@@ -6120,7 +6120,7 @@
         <w:pStyle w:val="Heading1"/>
         <w:keepNext/>
       </w:pPr>
-      <w:bookmarkStart w:id="11" w:name="_Toc244146063"/>
+      <w:bookmarkStart w:id="11" w:name="_Toc244146890"/>
       <w:r>
         <w:t>5.  The Three-Dimensional Manuscripts</w:t>
       </w:r>
@@ -6144,7 +6144,7 @@
         <w:pStyle w:val="Heading2"/>
         <w:keepNext/>
       </w:pPr>
-      <w:bookmarkStart w:id="12" w:name="_Toc244146064"/>
+      <w:bookmarkStart w:id="12" w:name="_Toc244146891"/>
       <w:r>
         <w:t>5.1  The documents</w:t>
       </w:r>
@@ -6191,7 +6191,7 @@
         <w:pStyle w:val="Heading2"/>
         <w:keepNext/>
       </w:pPr>
-      <w:bookmarkStart w:id="13" w:name="_Toc244146065"/>
+      <w:bookmarkStart w:id="13" w:name="_Toc244146892"/>
       <w:r>
         <w:t>5.2  The observable</w:t>
       </w:r>
@@ -6595,7 +6595,7 @@
         <w:pStyle w:val="Heading2"/>
         <w:keepNext/>
       </w:pPr>
-      <w:bookmarkStart w:id="14" w:name="_Toc244146066"/>
+      <w:bookmarkStart w:id="14" w:name="_Toc244146893"/>
       <w:r>
         <w:t>5.3  The torus, the infinite volume and the components</w:t>
       </w:r>
@@ -7126,7 +7126,7 @@
         <w:pStyle w:val="Heading2"/>
         <w:keepNext/>
       </w:pPr>
-      <w:bookmarkStart w:id="15" w:name="_Toc244146067"/>
+      <w:bookmarkStart w:id="15" w:name="_Toc244146894"/>
       <w:r>
         <w:t>5.4  The axioms and the reconstruction</w:t>
       </w:r>
@@ -7356,7 +7356,7 @@
         <w:pStyle w:val="Heading2"/>
         <w:keepNext/>
       </w:pPr>
-      <w:bookmarkStart w:id="16" w:name="_Toc244146068"/>
+      <w:bookmarkStart w:id="16" w:name="_Toc244146895"/>
       <w:r>
         <w:t>5.5  Non-triviality</w:t>
       </w:r>
@@ -7897,7 +7897,7 @@
         <w:pStyle w:val="Heading2"/>
         <w:keepNext/>
       </w:pPr>
-      <w:bookmarkStart w:id="17" w:name="_Toc244146069"/>
+      <w:bookmarkStart w:id="17" w:name="_Toc244146896"/>
       <w:r>
         <w:t>5.6  What the manuscript does not assert</w:t>
       </w:r>
@@ -7945,7 +7945,7 @@
         <w:pStyle w:val="Heading1"/>
         <w:keepNext/>
       </w:pPr>
-      <w:bookmarkStart w:id="18" w:name="_Toc244146070"/>
+      <w:bookmarkStart w:id="18" w:name="_Toc244146897"/>
       <w:r>
         <w:t>6.  The Four-Dimensional Draft and the Standing of the Corpus</w:t>
       </w:r>
@@ -7969,7 +7969,7 @@
         <w:pStyle w:val="Heading2"/>
         <w:keepNext/>
       </w:pPr>
-      <w:bookmarkStart w:id="19" w:name="_Toc244146071"/>
+      <w:bookmarkStart w:id="19" w:name="_Toc244146898"/>
       <w:r>
         <w:t>6.1  The authors' account</w:t>
       </w:r>
@@ -8033,7 +8033,7 @@
         <w:pStyle w:val="Heading2"/>
         <w:keepNext/>
       </w:pPr>
-      <w:bookmarkStart w:id="20" w:name="_Toc244146072"/>
+      <w:bookmarkStart w:id="20" w:name="_Toc244146899"/>
       <w:r>
         <w:t>6.2  The conditional theorem</w:t>
       </w:r>
@@ -8236,7 +8236,7 @@
         <w:pStyle w:val="Heading2"/>
         <w:keepNext/>
       </w:pPr>
-      <w:bookmarkStart w:id="21" w:name="_Toc244146073"/>
+      <w:bookmarkStart w:id="21" w:name="_Toc244146900"/>
       <w:r>
         <w:t>6.3  What the draft does not claim</w:t>
       </w:r>
@@ -8314,7 +8314,7 @@
         <w:pStyle w:val="Heading2"/>
         <w:keepNext/>
       </w:pPr>
-      <w:bookmarkStart w:id="22" w:name="_Toc244146074"/>
+      <w:bookmarkStart w:id="22" w:name="_Toc244146901"/>
       <w:r>
         <w:t>6.4  The standing of the corpus</w:t>
       </w:r>
@@ -8375,7 +8375,7 @@
         <w:pStyle w:val="Heading2"/>
         <w:keepNext/>
       </w:pPr>
-      <w:bookmarkStart w:id="23" w:name="_Toc244146075"/>
+      <w:bookmarkStart w:id="23" w:name="_Toc244146902"/>
       <w:r>
         <w:t>6.5  The public reading</w:t>
       </w:r>
@@ -8443,7 +8443,7 @@
         <w:pStyle w:val="Heading2"/>
         <w:keepNext/>
       </w:pPr>
-      <w:bookmarkStart w:id="24" w:name="_Toc244146076"/>
+      <w:bookmarkStart w:id="24" w:name="_Toc244146903"/>
       <w:r>
         <w:t>6.6  Further claims in public view</w:t>
       </w:r>
@@ -8848,7 +8848,7 @@
         <w:pStyle w:val="Heading1"/>
         <w:keepNext/>
       </w:pPr>
-      <w:bookmarkStart w:id="25" w:name="_Toc244146077"/>
+      <w:bookmarkStart w:id="25" w:name="_Toc244146904"/>
       <w:r>
         <w:t>7.  The Residue and Its Completion</w:t>
       </w:r>
@@ -8872,7 +8872,7 @@
         <w:pStyle w:val="Heading2"/>
         <w:keepNext/>
       </w:pPr>
-      <w:bookmarkStart w:id="26" w:name="_Toc244146078"/>
+      <w:bookmarkStart w:id="26" w:name="_Toc244146905"/>
       <w:r>
         <w:t>7.1  The residue</w:t>
       </w:r>
@@ -10066,7 +10066,7 @@
         <w:pStyle w:val="Heading2"/>
         <w:keepNext/>
       </w:pPr>
-      <w:bookmarkStart w:id="27" w:name="_Toc244146079"/>
+      <w:bookmarkStart w:id="27" w:name="_Toc244146906"/>
       <w:r>
         <w:t>7.2  The gap is exponential clustering</w:t>
       </w:r>
@@ -12012,7 +12012,7 @@
         <w:pStyle w:val="Heading2"/>
         <w:keepNext/>
       </w:pPr>
-      <w:bookmarkStart w:id="28" w:name="_Toc244146080"/>
+      <w:bookmarkStart w:id="28" w:name="_Toc244146907"/>
       <w:r>
         <w:t>7.3  From the lattice to the limit</w:t>
       </w:r>
@@ -13192,7 +13192,7 @@
         <w:pStyle w:val="Heading2"/>
         <w:keepNext/>
       </w:pPr>
-      <w:bookmarkStart w:id="29" w:name="_Toc244146081"/>
+      <w:bookmarkStart w:id="29" w:name="_Toc244146908"/>
       <w:r>
         <w:t>7.4  The collapse of the components</w:t>
       </w:r>
@@ -13308,7 +13308,7 @@
         <w:pStyle w:val="Heading1"/>
         <w:keepNext/>
       </w:pPr>
-      <w:bookmarkStart w:id="30" w:name="_Toc244146082"/>
+      <w:bookmarkStart w:id="30" w:name="_Toc244146909"/>
       <w:r>
         <w:t>8.  The Ground Handed Over</w:t>
       </w:r>
@@ -13319,7 +13319,7 @@
         <w:pStyle w:val="Heading2"/>
         <w:keepNext/>
       </w:pPr>
-      <w:bookmarkStart w:id="31" w:name="_Toc244146083"/>
+      <w:bookmarkStart w:id="31" w:name="_Toc244146910"/>
       <w:r>
         <w:t>8.1  The object that remains</w:t>
       </w:r>
@@ -13463,7 +13463,7 @@
         <w:pStyle w:val="Heading2"/>
         <w:keepNext/>
       </w:pPr>
-      <w:bookmarkStart w:id="32" w:name="_Toc244146084"/>
+      <w:bookmarkStart w:id="32" w:name="_Toc244146911"/>
       <w:r>
         <w:t>8.2  The instruments in hand</w:t>
       </w:r>
@@ -20532,7 +20532,7 @@
         <w:pStyle w:val="Heading2"/>
         <w:keepNext/>
       </w:pPr>
-      <w:bookmarkStart w:id="33" w:name="_Toc244146085"/>
+      <w:bookmarkStart w:id="33" w:name="_Toc244146912"/>
       <w:r>
         <w:t>8.3  The reduction</w:t>
       </w:r>
@@ -28277,7 +28277,7 @@
         <w:t>j</w:t>
       </w:r>
       <w:r>
-        <w:t>₁ with the constant α₁ implies it at every later rung with any α ∈ (α₁, 1), by (8.7). That the measures stand in this relation is the ultraviolet interface of §8.1, and it is the place at which Bałaban's theorem enters the chain, with its two unpublished pieces and with the unpublished proof of its own hypothesis on the sequence of couplings.</w:t>
+        <w:t>₁ with the constant α₁ implies it at every later rung with any α ∈ (α₁, 1), by (8.7). That the measures stand in this relation is the ultraviolet interface of §8.1, and it is the place at which Bałaban's theorem enters the chain; the two statements the corpus leaves unwritten there, and the discharge of the theorem's own hypothesis on the sequence of couplings, are theorems on this work's path (§8.3).</w:t>
       </w:r>
     </w:p>
     <w:p>
@@ -35800,7 +35800,7 @@
         <w:t>g</w:t>
       </w:r>
       <w:r>
-        <w:t>², and the distance is the interval [0.2452, 1/γ²] with γ unread. The hypothesis's own proof, his Theorem 2 of 1987 with its two-sided bound on the couplings, is announced there and stated in the 1989 paper to be unpublished, so that the theorem of record is conditional: "so we have Theorem 1 with the assumption"; it never appeared: his complete list of publications after 1989 contains no paper on four-dimensional gauge theory,</w:t>
+        <w:t>², and the distance is the interval [0.2452, 1/γ²] with γ unread. The hypothesis's own proof, his Theorem 2 of 1987 with its two-sided bound on the couplings, was announced there, stated in the 1989 paper to be unpublished ("so we have Theorem 1 with the assumption"), and never appeared: his complete list of publications after 1989 contains no paper on four-dimensional gauge theory,</w:t>
       </w:r>
       <w:r>
         <w:rPr>
@@ -35809,13 +35809,35 @@
         <w:footnoteReference w:id="80"/>
       </w:r>
       <w:r>
-        <w:t xml:space="preserve"> so the four-dimensional ultraviolet half of every construction of the corpus's kind rests on an announced and unpublished theorem, and every sentence of this paper that cites Bałaban's four-dimensional result carries that clause. Below that ceiling the first rung of the renormalisation step, the small-field split of one block of side two with its Peierls and Kotecký–Preiss conditions, has its constants re-derived on the open ledger (the block Hessian's least eigenvalue 3, the entropy 54.4 per plaquette, th</w:t>
-      </w:r>
-      <w:r>
-        <w:t>e large-field weight the exact one-plaquette marginal): the coupling at which that split converges is about 70, conditional on the activity bound of the small-field expansion and on the chessboard constant, neither proved there, and, proved, it would mark where a Bałaban-type analysis has a verified foothold and not where decay begins, since the same expansion converges for the free massless field, which has no gap. The lower end of the interval is Theorem 8.7's, which adds to Osterwalder and Seiler's theor</w:t>
-      </w:r>
-      <w:r>
-        <w:t>em, a gap at every sufficiently small β with no coupling named, the coupling itself, the rate and the certified constants.</w:t>
+        <w:t xml:space="preserve"> so the four-dimensional ultraviolet half of every construction of the corpus's kind has stood on it as an assumption. It is not an assumption here but a theorem on this work's path. Its content is exact: his equations (0.18) and (0.20) define the effective coupling at each step by subtracting from the inverse coupling the coefficient β</w:t>
+      </w:r>
+      <w:r>
+        <w:rPr>
+          <w:vertAlign w:val="subscript"/>
+        </w:rPr>
+        <w:t>k+1</w:t>
+      </w:r>
+      <w:r>
+        <w:t xml:space="preserve"> that his extraction (0.28) reads off the step's output as the marginal term, and Theorem 2 is the statement that this coefficient stays between two positive multiples of log </w:t>
+      </w:r>
+      <w:r>
+        <w:rPr>
+          <w:i/>
+          <w:iCs/>
+        </w:rPr>
+        <w:t>L</w:t>
+      </w:r>
+      <w:r>
+        <w:t xml:space="preserve"> at every step, from which the existence of the bare coupling, the bound (0.31) and asymptotic freedom follow by summation and the intermediate value theorem. The coefficient has two parts per step, the background dependence of the fluctuation determinant of his Gaussian normalisation — the one-loop coefficient of the block scheme, whose continuum value for SU(2) is 0.2575 per doubling in Wilson's normalisation of the coupling — and a second-order part bounded through Theorem 1's own estimates; both are sta</w:t>
+      </w:r>
+      <w:r>
+        <w:t xml:space="preserve">ted with their pages on the open ledger, with the falsifier beside them: for U(1) the one-loop coefficient vanishes, so the lower bound and the theorem fail, and the chain separates the groups at the ultraviolet end as Theorem 8.7 separates them at the infrared end. When the bound is proved here, γ becomes a number this work produces and the interval [0.2452, 1/γ²] has two ends of its own. Below that ceiling the first rung of the renormalisation step, the small-field split of one block of side two with its </w:t>
+      </w:r>
+      <w:r>
+        <w:t>Peierls and Kotecký–Preiss conditions, has its constants re-derived on the open ledger (the block Hessian's least eigenvalue 3, the entropy 54.4 per plaquette, the large-field weight the exact one-plaquette marginal): the coupling at which that split converges is about 70, conditional on the activity bound of the small-field expansion and on the chessboard constant, neither proved there, and, proved, it would mark where a Bałaban-type analysis has a verified foothold and not where decay begins, since the sa</w:t>
+      </w:r>
+      <w:r>
+        <w:t>me expansion converges for the free massless field, which has no gap. The lower end of the interval is Theorem 8.7's, which adds to Osterwalder and Seiler's theorem, a gap at every sufficiently small β with no coupling named, the coupling itself, the rate and the certified constants.</w:t>
       </w:r>
       <w:r>
         <w:rPr>
@@ -35854,7 +35876,7 @@
         <w:pStyle w:val="Heading2"/>
         <w:keepNext/>
       </w:pPr>
-      <w:bookmarkStart w:id="34" w:name="_Toc244146086"/>
+      <w:bookmarkStart w:id="34" w:name="_Toc244146913"/>
       <w:r>
         <w:t>8.4  Coda</w:t>
       </w:r>
@@ -35879,7 +35901,7 @@
         <w:pageBreakBefore/>
         <w:spacing w:before="0"/>
       </w:pPr>
-      <w:bookmarkStart w:id="35" w:name="_Toc244146087"/>
+      <w:bookmarkStart w:id="35" w:name="_Toc244146914"/>
       <w:r>
         <w:t>Sources</w:t>
       </w:r>
@@ -36959,7 +36981,7 @@
         <w:pStyle w:val="Heading2"/>
         <w:keepNext/>
       </w:pPr>
-      <w:bookmarkStart w:id="36" w:name="_Toc244146088"/>
+      <w:bookmarkStart w:id="36" w:name="_Toc244146915"/>
       <w:r>
         <w:t>Records of the computations of Edwin Boston III</w:t>
       </w:r>
@@ -40004,10 +40026,10 @@
 <file path=word/numbering.xml><?xml version="1.0" encoding="utf-8"?>
 <w:numbering xmlns:wpc="http://schemas.microsoft.com/office/word/2010/wordprocessingCanvas" xmlns:cx="http://schemas.microsoft.com/office/drawing/2014/chartex" xmlns:cx1="http://schemas.microsoft.com/office/drawing/2015/9/8/chartex" xmlns:cx2="http://schemas.microsoft.com/office/drawing/2015/10/21/chartex" xmlns:cx3="http://schemas.microsoft.com/office/drawing/2016/5/9/chartex" xmlns:cx4="http://schemas.microsoft.com/office/drawing/2016/5/10/chartex" xmlns:cx5="http://schemas.microsoft.com/office/drawing/2016/5/11/chartex" xmlns:cx6="http://schemas.microsoft.com/office/drawing/2016/5/12/chartex" xmlns:cx7="http://schemas.microsoft.com/office/drawing/2016/5/13/chartex" xmlns:cx8="http://schemas.microsoft.com/office/drawing/2016/5/14/chartex" xmlns:mc="http://schemas.openxmlformats.org/markup-compatibility/2006" xmlns:aink="http://schemas.microsoft.com/office/drawing/2016/ink" xmlns:am3d="http://schemas.microsoft.com/office/drawing/2017/model3d" xmlns:o="urn:schemas-microsoft-com:office:office" xmlns:oel="http://schemas.microsoft.com/office/2019/extlst" xmlns:r="http://schemas.openxmlformats.org/officeDocument/2006/relationships" xmlns:m="http://schemas.openxmlformats.org/officeDocument/2006/math" xmlns:v="urn:schemas-microsoft-com:vml" xmlns:wp14="http://schemas.microsoft.com/office/word/2010/wordprocessingDrawing" xmlns:wp="http://schemas.openxmlformats.org/drawingml/2006/wordprocessingDrawing" xmlns:w10="urn:schemas-microsoft-com:office:word" xmlns:w="http://schemas.openxmlformats.org/wordprocessingml/2006/main" xmlns:w14="http://schemas.microsoft.com/office/word/2010/wordml" xmlns:w15="http://schemas.microsoft.com/office/word/2012/wordml" xmlns:w16cex="http://schemas.microsoft.com/office/word/2018/wordml/cex" xmlns:w16cid="http://schemas.microsoft.com/office/word/2016/wordml/cid" xmlns:w16="http://schemas.microsoft.com/office/word/2018/wordml" xmlns:w16du="http://schemas.microsoft.com/office/word/2023/wordml/word16du" xmlns:w16sdtdh="http://schemas.microsoft.com/office/word/2020/wordml/sdtdatahash" xmlns:w16sdtfl="http://schemas.microsoft.com/office/word/2024/wordml/sdtformatlock" xmlns:w16se="http://schemas.microsoft.com/office/word/2015/wordml/symex" xmlns:wpg="http://schemas.microsoft.com/office/word/2010/wordprocessingGroup" xmlns:wpi="http://schemas.microsoft.com/office/word/2010/wordprocessingInk" xmlns:wne="http://schemas.microsoft.com/office/word/2006/wordml" xmlns:wps="http://schemas.microsoft.com/office/word/2010/wordprocessingShape" mc:Ignorable="w14 w15 w16se w16cid w16 w16cex w16sdtdh w16sdtfl w16du wp14">
   <w:abstractNum w:abstractNumId="0" w15:restartNumberingAfterBreak="0">
-    <w:nsid w:val="7B12429A"/>
+    <w:nsid w:val="67B84BC3"/>
     <w:multiLevelType w:val="hybridMultilevel"/>
-    <w:tmpl w:val="975085DA"/>
-    <w:lvl w:ilvl="0" w:tplc="718A1CBA">
+    <w:tmpl w:val="0C709204"/>
+    <w:lvl w:ilvl="0" w:tplc="4BE02B52">
       <w:start w:val="1"/>
       <w:numFmt w:val="bullet"/>
       <w:lvlText w:val="●"/>
@@ -40016,7 +40038,7 @@
         <w:ind w:left="720" w:hanging="360"/>
       </w:pPr>
     </w:lvl>
-    <w:lvl w:ilvl="1" w:tplc="64601A56">
+    <w:lvl w:ilvl="1" w:tplc="3F1432D2">
       <w:start w:val="1"/>
       <w:numFmt w:val="bullet"/>
       <w:lvlText w:val="○"/>
@@ -40025,7 +40047,7 @@
         <w:ind w:left="1440" w:hanging="360"/>
       </w:pPr>
     </w:lvl>
-    <w:lvl w:ilvl="2" w:tplc="9C503D50">
+    <w:lvl w:ilvl="2" w:tplc="1526D79A">
       <w:start w:val="1"/>
       <w:numFmt w:val="bullet"/>
       <w:lvlText w:val="■"/>
@@ -40034,7 +40056,7 @@
         <w:ind w:left="2160" w:hanging="360"/>
       </w:pPr>
     </w:lvl>
-    <w:lvl w:ilvl="3" w:tplc="9FE809AA">
+    <w:lvl w:ilvl="3" w:tplc="D098D978">
       <w:start w:val="1"/>
       <w:numFmt w:val="bullet"/>
       <w:lvlText w:val="●"/>
@@ -40043,7 +40065,7 @@
         <w:ind w:left="2880" w:hanging="360"/>
       </w:pPr>
     </w:lvl>
-    <w:lvl w:ilvl="4" w:tplc="31944454">
+    <w:lvl w:ilvl="4" w:tplc="648A6FE2">
       <w:start w:val="1"/>
       <w:numFmt w:val="bullet"/>
       <w:lvlText w:val="○"/>
@@ -40052,7 +40074,7 @@
         <w:ind w:left="3600" w:hanging="360"/>
       </w:pPr>
     </w:lvl>
-    <w:lvl w:ilvl="5" w:tplc="A62A0434">
+    <w:lvl w:ilvl="5" w:tplc="A6F0C170">
       <w:start w:val="1"/>
       <w:numFmt w:val="bullet"/>
       <w:lvlText w:val="■"/>
@@ -40061,7 +40083,7 @@
         <w:ind w:left="4320" w:hanging="360"/>
       </w:pPr>
     </w:lvl>
-    <w:lvl w:ilvl="6" w:tplc="B1A44F8A">
+    <w:lvl w:ilvl="6" w:tplc="67BC15B2">
       <w:start w:val="1"/>
       <w:numFmt w:val="bullet"/>
       <w:lvlText w:val="●"/>
@@ -40070,7 +40092,7 @@
         <w:ind w:left="5040" w:hanging="360"/>
       </w:pPr>
     </w:lvl>
-    <w:lvl w:ilvl="7" w:tplc="CB8EB7F2">
+    <w:lvl w:ilvl="7" w:tplc="CD7C980E">
       <w:start w:val="1"/>
       <w:numFmt w:val="bullet"/>
       <w:lvlText w:val="●"/>
@@ -40079,7 +40101,7 @@
         <w:ind w:left="5760" w:hanging="360"/>
       </w:pPr>
     </w:lvl>
-    <w:lvl w:ilvl="8" w:tplc="66204C5A">
+    <w:lvl w:ilvl="8" w:tplc="EF66B818">
       <w:start w:val="1"/>
       <w:numFmt w:val="bullet"/>
       <w:lvlText w:val="●"/>
@@ -40089,7 +40111,7 @@
       </w:pPr>
     </w:lvl>
   </w:abstractNum>
-  <w:num w:numId="1" w16cid:durableId="1462187664">
+  <w:num w:numId="1" w16cid:durableId="23333543">
     <w:abstractNumId w:val="0"/>
     <w:lvlOverride w:ilvl="0">
       <w:startOverride w:val="1"/>
@@ -40686,7 +40708,7 @@
     <w:autoRedefine/>
     <w:uiPriority w:val="39"/>
     <w:unhideWhenUsed/>
-    <w:rsid w:val="00407783"/>
+    <w:rsid w:val="00147946"/>
     <w:pPr>
       <w:spacing w:after="100"/>
     </w:pPr>
@@ -40698,7 +40720,7 @@
     <w:autoRedefine/>
     <w:uiPriority w:val="39"/>
     <w:unhideWhenUsed/>
-    <w:rsid w:val="00407783"/>
+    <w:rsid w:val="00147946"/>
     <w:pPr>
       <w:spacing w:after="100"/>
       <w:ind w:left="220"/>

--- a/THE-GROUND-Edwin-Boston-III.docx
+++ b/THE-GROUND-Edwin-Boston-III.docx
@@ -170,7 +170,7 @@
     <w:sdt>
       <w:sdtPr>
         <w:alias w:val="Contents"/>
-        <w:id w:val="1058052316"/>
+        <w:id w:val="601222957"/>
       </w:sdtPr>
       <w:sdtEndPr/>
       <w:sdtContent>
@@ -198,7 +198,7 @@
           <w:r>
             <w:fldChar w:fldCharType="separate"/>
           </w:r>
-          <w:hyperlink w:anchor="_Toc244146879" w:history="1">
+          <w:hyperlink w:anchor="_Toc244147091" w:history="1">
             <w:r>
               <w:rPr>
                 <w:rStyle w:val="Hyperlink"/>
@@ -222,7 +222,7 @@
               <w:rPr>
                 <w:noProof/>
               </w:rPr>
-              <w:instrText xml:space="preserve"> PAGEREF _Toc244146879 \h </w:instrText>
+              <w:instrText xml:space="preserve"> PAGEREF _Toc244147091 \h </w:instrText>
             </w:r>
             <w:r>
               <w:rPr>
@@ -264,7 +264,7 @@
               <w14:ligatures w14:val="standardContextual"/>
             </w:rPr>
           </w:pPr>
-          <w:hyperlink w:anchor="_Toc244146880" w:history="1">
+          <w:hyperlink w:anchor="_Toc244147092" w:history="1">
             <w:r>
               <w:rPr>
                 <w:rStyle w:val="Hyperlink"/>
@@ -288,7 +288,7 @@
               <w:rPr>
                 <w:noProof/>
               </w:rPr>
-              <w:instrText xml:space="preserve"> PAGEREF _Toc244146880 \h </w:instrText>
+              <w:instrText xml:space="preserve"> PAGEREF _Toc244147092 \h </w:instrText>
             </w:r>
             <w:r>
               <w:rPr>
@@ -330,7 +330,7 @@
               <w14:ligatures w14:val="standardContextual"/>
             </w:rPr>
           </w:pPr>
-          <w:hyperlink w:anchor="_Toc244146881" w:history="1">
+          <w:hyperlink w:anchor="_Toc244147093" w:history="1">
             <w:r>
               <w:rPr>
                 <w:rStyle w:val="Hyperlink"/>
@@ -354,7 +354,7 @@
               <w:rPr>
                 <w:noProof/>
               </w:rPr>
-              <w:instrText xml:space="preserve"> PAGEREF _Toc244146881 \h </w:instrText>
+              <w:instrText xml:space="preserve"> PAGEREF _Toc244147093 \h </w:instrText>
             </w:r>
             <w:r>
               <w:rPr>
@@ -396,7 +396,7 @@
               <w14:ligatures w14:val="standardContextual"/>
             </w:rPr>
           </w:pPr>
-          <w:hyperlink w:anchor="_Toc244146882" w:history="1">
+          <w:hyperlink w:anchor="_Toc244147094" w:history="1">
             <w:r>
               <w:rPr>
                 <w:rStyle w:val="Hyperlink"/>
@@ -420,7 +420,7 @@
               <w:rPr>
                 <w:noProof/>
               </w:rPr>
-              <w:instrText xml:space="preserve"> PAGEREF _Toc244146882 \h </w:instrText>
+              <w:instrText xml:space="preserve"> PAGEREF _Toc244147094 \h </w:instrText>
             </w:r>
             <w:r>
               <w:rPr>
@@ -462,7 +462,7 @@
               <w14:ligatures w14:val="standardContextual"/>
             </w:rPr>
           </w:pPr>
-          <w:hyperlink w:anchor="_Toc244146883" w:history="1">
+          <w:hyperlink w:anchor="_Toc244147095" w:history="1">
             <w:r>
               <w:rPr>
                 <w:rStyle w:val="Hyperlink"/>
@@ -486,7 +486,7 @@
               <w:rPr>
                 <w:noProof/>
               </w:rPr>
-              <w:instrText xml:space="preserve"> PAGEREF _Toc244146883 \h </w:instrText>
+              <w:instrText xml:space="preserve"> PAGEREF _Toc244147095 \h </w:instrText>
             </w:r>
             <w:r>
               <w:rPr>
@@ -528,7 +528,7 @@
               <w14:ligatures w14:val="standardContextual"/>
             </w:rPr>
           </w:pPr>
-          <w:hyperlink w:anchor="_Toc244146884" w:history="1">
+          <w:hyperlink w:anchor="_Toc244147096" w:history="1">
             <w:r>
               <w:rPr>
                 <w:rStyle w:val="Hyperlink"/>
@@ -552,7 +552,7 @@
               <w:rPr>
                 <w:noProof/>
               </w:rPr>
-              <w:instrText xml:space="preserve"> PAGEREF _Toc244146884 \h </w:instrText>
+              <w:instrText xml:space="preserve"> PAGEREF _Toc244147096 \h </w:instrText>
             </w:r>
             <w:r>
               <w:rPr>
@@ -594,7 +594,7 @@
               <w14:ligatures w14:val="standardContextual"/>
             </w:rPr>
           </w:pPr>
-          <w:hyperlink w:anchor="_Toc244146885" w:history="1">
+          <w:hyperlink w:anchor="_Toc244147097" w:history="1">
             <w:r>
               <w:rPr>
                 <w:rStyle w:val="Hyperlink"/>
@@ -618,7 +618,7 @@
               <w:rPr>
                 <w:noProof/>
               </w:rPr>
-              <w:instrText xml:space="preserve"> PAGEREF _Toc244146885 \h </w:instrText>
+              <w:instrText xml:space="preserve"> PAGEREF _Toc244147097 \h </w:instrText>
             </w:r>
             <w:r>
               <w:rPr>
@@ -660,7 +660,7 @@
               <w14:ligatures w14:val="standardContextual"/>
             </w:rPr>
           </w:pPr>
-          <w:hyperlink w:anchor="_Toc244146886" w:history="1">
+          <w:hyperlink w:anchor="_Toc244147098" w:history="1">
             <w:r>
               <w:rPr>
                 <w:rStyle w:val="Hyperlink"/>
@@ -684,7 +684,7 @@
               <w:rPr>
                 <w:noProof/>
               </w:rPr>
-              <w:instrText xml:space="preserve"> PAGEREF _Toc244146886 \h </w:instrText>
+              <w:instrText xml:space="preserve"> PAGEREF _Toc244147098 \h </w:instrText>
             </w:r>
             <w:r>
               <w:rPr>
@@ -726,7 +726,7 @@
               <w14:ligatures w14:val="standardContextual"/>
             </w:rPr>
           </w:pPr>
-          <w:hyperlink w:anchor="_Toc244146887" w:history="1">
+          <w:hyperlink w:anchor="_Toc244147099" w:history="1">
             <w:r>
               <w:rPr>
                 <w:rStyle w:val="Hyperlink"/>
@@ -750,7 +750,7 @@
               <w:rPr>
                 <w:noProof/>
               </w:rPr>
-              <w:instrText xml:space="preserve"> PAGEREF _Toc244146887 \h </w:instrText>
+              <w:instrText xml:space="preserve"> PAGEREF _Toc244147099 \h </w:instrText>
             </w:r>
             <w:r>
               <w:rPr>
@@ -792,7 +792,7 @@
               <w14:ligatures w14:val="standardContextual"/>
             </w:rPr>
           </w:pPr>
-          <w:hyperlink w:anchor="_Toc244146888" w:history="1">
+          <w:hyperlink w:anchor="_Toc244147100" w:history="1">
             <w:r>
               <w:rPr>
                 <w:rStyle w:val="Hyperlink"/>
@@ -816,7 +816,7 @@
               <w:rPr>
                 <w:noProof/>
               </w:rPr>
-              <w:instrText xml:space="preserve"> PAGEREF _Toc244146888 \h </w:instrText>
+              <w:instrText xml:space="preserve"> PAGEREF _Toc244147100 \h </w:instrText>
             </w:r>
             <w:r>
               <w:rPr>
@@ -858,7 +858,7 @@
               <w14:ligatures w14:val="standardContextual"/>
             </w:rPr>
           </w:pPr>
-          <w:hyperlink w:anchor="_Toc244146889" w:history="1">
+          <w:hyperlink w:anchor="_Toc244147101" w:history="1">
             <w:r>
               <w:rPr>
                 <w:rStyle w:val="Hyperlink"/>
@@ -882,7 +882,7 @@
               <w:rPr>
                 <w:noProof/>
               </w:rPr>
-              <w:instrText xml:space="preserve"> PAGEREF _Toc244146889 \h </w:instrText>
+              <w:instrText xml:space="preserve"> PAGEREF _Toc244147101 \h </w:instrText>
             </w:r>
             <w:r>
               <w:rPr>
@@ -924,7 +924,7 @@
               <w14:ligatures w14:val="standardContextual"/>
             </w:rPr>
           </w:pPr>
-          <w:hyperlink w:anchor="_Toc244146890" w:history="1">
+          <w:hyperlink w:anchor="_Toc244147102" w:history="1">
             <w:r>
               <w:rPr>
                 <w:rStyle w:val="Hyperlink"/>
@@ -948,7 +948,7 @@
               <w:rPr>
                 <w:noProof/>
               </w:rPr>
-              <w:instrText xml:space="preserve"> PAGEREF _Toc244146890 \h </w:instrText>
+              <w:instrText xml:space="preserve"> PAGEREF _Toc244147102 \h </w:instrText>
             </w:r>
             <w:r>
               <w:rPr>
@@ -990,7 +990,7 @@
               <w14:ligatures w14:val="standardContextual"/>
             </w:rPr>
           </w:pPr>
-          <w:hyperlink w:anchor="_Toc244146891" w:history="1">
+          <w:hyperlink w:anchor="_Toc244147103" w:history="1">
             <w:r>
               <w:rPr>
                 <w:rStyle w:val="Hyperlink"/>
@@ -1014,7 +1014,7 @@
               <w:rPr>
                 <w:noProof/>
               </w:rPr>
-              <w:instrText xml:space="preserve"> PAGEREF _Toc244146891 \h </w:instrText>
+              <w:instrText xml:space="preserve"> PAGEREF _Toc244147103 \h </w:instrText>
             </w:r>
             <w:r>
               <w:rPr>
@@ -1056,7 +1056,7 @@
               <w14:ligatures w14:val="standardContextual"/>
             </w:rPr>
           </w:pPr>
-          <w:hyperlink w:anchor="_Toc244146892" w:history="1">
+          <w:hyperlink w:anchor="_Toc244147104" w:history="1">
             <w:r>
               <w:rPr>
                 <w:rStyle w:val="Hyperlink"/>
@@ -1080,7 +1080,7 @@
               <w:rPr>
                 <w:noProof/>
               </w:rPr>
-              <w:instrText xml:space="preserve"> PAGEREF _Toc244146892 \h </w:instrText>
+              <w:instrText xml:space="preserve"> PAGEREF _Toc244147104 \h </w:instrText>
             </w:r>
             <w:r>
               <w:rPr>
@@ -1122,7 +1122,7 @@
               <w14:ligatures w14:val="standardContextual"/>
             </w:rPr>
           </w:pPr>
-          <w:hyperlink w:anchor="_Toc244146893" w:history="1">
+          <w:hyperlink w:anchor="_Toc244147105" w:history="1">
             <w:r>
               <w:rPr>
                 <w:rStyle w:val="Hyperlink"/>
@@ -1146,7 +1146,7 @@
               <w:rPr>
                 <w:noProof/>
               </w:rPr>
-              <w:instrText xml:space="preserve"> PAGEREF _Toc244146893 \h </w:instrText>
+              <w:instrText xml:space="preserve"> PAGEREF _Toc244147105 \h </w:instrText>
             </w:r>
             <w:r>
               <w:rPr>
@@ -1188,7 +1188,7 @@
               <w14:ligatures w14:val="standardContextual"/>
             </w:rPr>
           </w:pPr>
-          <w:hyperlink w:anchor="_Toc244146894" w:history="1">
+          <w:hyperlink w:anchor="_Toc244147106" w:history="1">
             <w:r>
               <w:rPr>
                 <w:rStyle w:val="Hyperlink"/>
@@ -1212,7 +1212,7 @@
               <w:rPr>
                 <w:noProof/>
               </w:rPr>
-              <w:instrText xml:space="preserve"> PAGEREF _Toc244146894 \h </w:instrText>
+              <w:instrText xml:space="preserve"> PAGEREF _Toc244147106 \h </w:instrText>
             </w:r>
             <w:r>
               <w:rPr>
@@ -1254,7 +1254,7 @@
               <w14:ligatures w14:val="standardContextual"/>
             </w:rPr>
           </w:pPr>
-          <w:hyperlink w:anchor="_Toc244146895" w:history="1">
+          <w:hyperlink w:anchor="_Toc244147107" w:history="1">
             <w:r>
               <w:rPr>
                 <w:rStyle w:val="Hyperlink"/>
@@ -1278,7 +1278,7 @@
               <w:rPr>
                 <w:noProof/>
               </w:rPr>
-              <w:instrText xml:space="preserve"> PAGEREF _Toc244146895 \h </w:instrText>
+              <w:instrText xml:space="preserve"> PAGEREF _Toc244147107 \h </w:instrText>
             </w:r>
             <w:r>
               <w:rPr>
@@ -1320,7 +1320,7 @@
               <w14:ligatures w14:val="standardContextual"/>
             </w:rPr>
           </w:pPr>
-          <w:hyperlink w:anchor="_Toc244146896" w:history="1">
+          <w:hyperlink w:anchor="_Toc244147108" w:history="1">
             <w:r>
               <w:rPr>
                 <w:rStyle w:val="Hyperlink"/>
@@ -1344,7 +1344,7 @@
               <w:rPr>
                 <w:noProof/>
               </w:rPr>
-              <w:instrText xml:space="preserve"> PAGEREF _Toc244146896 \h </w:instrText>
+              <w:instrText xml:space="preserve"> PAGEREF _Toc244147108 \h </w:instrText>
             </w:r>
             <w:r>
               <w:rPr>
@@ -1386,7 +1386,7 @@
               <w14:ligatures w14:val="standardContextual"/>
             </w:rPr>
           </w:pPr>
-          <w:hyperlink w:anchor="_Toc244146897" w:history="1">
+          <w:hyperlink w:anchor="_Toc244147109" w:history="1">
             <w:r>
               <w:rPr>
                 <w:rStyle w:val="Hyperlink"/>
@@ -1410,7 +1410,7 @@
               <w:rPr>
                 <w:noProof/>
               </w:rPr>
-              <w:instrText xml:space="preserve"> PAGEREF _Toc244146897 \h </w:instrText>
+              <w:instrText xml:space="preserve"> PAGEREF _Toc244147109 \h </w:instrText>
             </w:r>
             <w:r>
               <w:rPr>
@@ -1452,7 +1452,7 @@
               <w14:ligatures w14:val="standardContextual"/>
             </w:rPr>
           </w:pPr>
-          <w:hyperlink w:anchor="_Toc244146898" w:history="1">
+          <w:hyperlink w:anchor="_Toc244147110" w:history="1">
             <w:r>
               <w:rPr>
                 <w:rStyle w:val="Hyperlink"/>
@@ -1476,7 +1476,7 @@
               <w:rPr>
                 <w:noProof/>
               </w:rPr>
-              <w:instrText xml:space="preserve"> PAGEREF _Toc244146898 \h </w:instrText>
+              <w:instrText xml:space="preserve"> PAGEREF _Toc244147110 \h </w:instrText>
             </w:r>
             <w:r>
               <w:rPr>
@@ -1518,7 +1518,7 @@
               <w14:ligatures w14:val="standardContextual"/>
             </w:rPr>
           </w:pPr>
-          <w:hyperlink w:anchor="_Toc244146899" w:history="1">
+          <w:hyperlink w:anchor="_Toc244147111" w:history="1">
             <w:r>
               <w:rPr>
                 <w:rStyle w:val="Hyperlink"/>
@@ -1542,7 +1542,7 @@
               <w:rPr>
                 <w:noProof/>
               </w:rPr>
-              <w:instrText xml:space="preserve"> PAGEREF _Toc244146899 \h </w:instrText>
+              <w:instrText xml:space="preserve"> PAGEREF _Toc244147111 \h </w:instrText>
             </w:r>
             <w:r>
               <w:rPr>
@@ -1584,7 +1584,7 @@
               <w14:ligatures w14:val="standardContextual"/>
             </w:rPr>
           </w:pPr>
-          <w:hyperlink w:anchor="_Toc244146900" w:history="1">
+          <w:hyperlink w:anchor="_Toc244147112" w:history="1">
             <w:r>
               <w:rPr>
                 <w:rStyle w:val="Hyperlink"/>
@@ -1608,7 +1608,7 @@
               <w:rPr>
                 <w:noProof/>
               </w:rPr>
-              <w:instrText xml:space="preserve"> PAGEREF _Toc244146900 \h </w:instrText>
+              <w:instrText xml:space="preserve"> PAGEREF _Toc244147112 \h </w:instrText>
             </w:r>
             <w:r>
               <w:rPr>
@@ -1650,7 +1650,7 @@
               <w14:ligatures w14:val="standardContextual"/>
             </w:rPr>
           </w:pPr>
-          <w:hyperlink w:anchor="_Toc244146901" w:history="1">
+          <w:hyperlink w:anchor="_Toc244147113" w:history="1">
             <w:r>
               <w:rPr>
                 <w:rStyle w:val="Hyperlink"/>
@@ -1674,7 +1674,7 @@
               <w:rPr>
                 <w:noProof/>
               </w:rPr>
-              <w:instrText xml:space="preserve"> PAGEREF _Toc244146901 \h </w:instrText>
+              <w:instrText xml:space="preserve"> PAGEREF _Toc244147113 \h </w:instrText>
             </w:r>
             <w:r>
               <w:rPr>
@@ -1716,7 +1716,7 @@
               <w14:ligatures w14:val="standardContextual"/>
             </w:rPr>
           </w:pPr>
-          <w:hyperlink w:anchor="_Toc244146902" w:history="1">
+          <w:hyperlink w:anchor="_Toc244147114" w:history="1">
             <w:r>
               <w:rPr>
                 <w:rStyle w:val="Hyperlink"/>
@@ -1740,7 +1740,7 @@
               <w:rPr>
                 <w:noProof/>
               </w:rPr>
-              <w:instrText xml:space="preserve"> PAGEREF _Toc244146902 \h </w:instrText>
+              <w:instrText xml:space="preserve"> PAGEREF _Toc244147114 \h </w:instrText>
             </w:r>
             <w:r>
               <w:rPr>
@@ -1782,7 +1782,7 @@
               <w14:ligatures w14:val="standardContextual"/>
             </w:rPr>
           </w:pPr>
-          <w:hyperlink w:anchor="_Toc244146903" w:history="1">
+          <w:hyperlink w:anchor="_Toc244147115" w:history="1">
             <w:r>
               <w:rPr>
                 <w:rStyle w:val="Hyperlink"/>
@@ -1806,7 +1806,7 @@
               <w:rPr>
                 <w:noProof/>
               </w:rPr>
-              <w:instrText xml:space="preserve"> PAGEREF _Toc244146903 \h </w:instrText>
+              <w:instrText xml:space="preserve"> PAGEREF _Toc244147115 \h </w:instrText>
             </w:r>
             <w:r>
               <w:rPr>
@@ -1848,7 +1848,7 @@
               <w14:ligatures w14:val="standardContextual"/>
             </w:rPr>
           </w:pPr>
-          <w:hyperlink w:anchor="_Toc244146904" w:history="1">
+          <w:hyperlink w:anchor="_Toc244147116" w:history="1">
             <w:r>
               <w:rPr>
                 <w:rStyle w:val="Hyperlink"/>
@@ -1872,7 +1872,7 @@
               <w:rPr>
                 <w:noProof/>
               </w:rPr>
-              <w:instrText xml:space="preserve"> PAGEREF _Toc244146904 \h </w:instrText>
+              <w:instrText xml:space="preserve"> PAGEREF _Toc244147116 \h </w:instrText>
             </w:r>
             <w:r>
               <w:rPr>
@@ -1914,7 +1914,7 @@
               <w14:ligatures w14:val="standardContextual"/>
             </w:rPr>
           </w:pPr>
-          <w:hyperlink w:anchor="_Toc244146905" w:history="1">
+          <w:hyperlink w:anchor="_Toc244147117" w:history="1">
             <w:r>
               <w:rPr>
                 <w:rStyle w:val="Hyperlink"/>
@@ -1938,7 +1938,7 @@
               <w:rPr>
                 <w:noProof/>
               </w:rPr>
-              <w:instrText xml:space="preserve"> PAGEREF _Toc244146905 \h </w:instrText>
+              <w:instrText xml:space="preserve"> PAGEREF _Toc244147117 \h </w:instrText>
             </w:r>
             <w:r>
               <w:rPr>
@@ -1980,7 +1980,7 @@
               <w14:ligatures w14:val="standardContextual"/>
             </w:rPr>
           </w:pPr>
-          <w:hyperlink w:anchor="_Toc244146906" w:history="1">
+          <w:hyperlink w:anchor="_Toc244147118" w:history="1">
             <w:r>
               <w:rPr>
                 <w:rStyle w:val="Hyperlink"/>
@@ -2004,7 +2004,7 @@
               <w:rPr>
                 <w:noProof/>
               </w:rPr>
-              <w:instrText xml:space="preserve"> PAGEREF _Toc244146906 \h </w:instrText>
+              <w:instrText xml:space="preserve"> PAGEREF _Toc244147118 \h </w:instrText>
             </w:r>
             <w:r>
               <w:rPr>
@@ -2046,7 +2046,7 @@
               <w14:ligatures w14:val="standardContextual"/>
             </w:rPr>
           </w:pPr>
-          <w:hyperlink w:anchor="_Toc244146907" w:history="1">
+          <w:hyperlink w:anchor="_Toc244147119" w:history="1">
             <w:r>
               <w:rPr>
                 <w:rStyle w:val="Hyperlink"/>
@@ -2070,7 +2070,7 @@
               <w:rPr>
                 <w:noProof/>
               </w:rPr>
-              <w:instrText xml:space="preserve"> PAGEREF _Toc244146907 \h </w:instrText>
+              <w:instrText xml:space="preserve"> PAGEREF _Toc244147119 \h </w:instrText>
             </w:r>
             <w:r>
               <w:rPr>
@@ -2112,7 +2112,7 @@
               <w14:ligatures w14:val="standardContextual"/>
             </w:rPr>
           </w:pPr>
-          <w:hyperlink w:anchor="_Toc244146908" w:history="1">
+          <w:hyperlink w:anchor="_Toc244147120" w:history="1">
             <w:r>
               <w:rPr>
                 <w:rStyle w:val="Hyperlink"/>
@@ -2136,7 +2136,7 @@
               <w:rPr>
                 <w:noProof/>
               </w:rPr>
-              <w:instrText xml:space="preserve"> PAGEREF _Toc244146908 \h </w:instrText>
+              <w:instrText xml:space="preserve"> PAGEREF _Toc244147120 \h </w:instrText>
             </w:r>
             <w:r>
               <w:rPr>
@@ -2178,7 +2178,7 @@
               <w14:ligatures w14:val="standardContextual"/>
             </w:rPr>
           </w:pPr>
-          <w:hyperlink w:anchor="_Toc244146909" w:history="1">
+          <w:hyperlink w:anchor="_Toc244147121" w:history="1">
             <w:r>
               <w:rPr>
                 <w:rStyle w:val="Hyperlink"/>
@@ -2202,7 +2202,7 @@
               <w:rPr>
                 <w:noProof/>
               </w:rPr>
-              <w:instrText xml:space="preserve"> PAGEREF _Toc244146909 \h </w:instrText>
+              <w:instrText xml:space="preserve"> PAGEREF _Toc244147121 \h </w:instrText>
             </w:r>
             <w:r>
               <w:rPr>
@@ -2244,7 +2244,7 @@
               <w14:ligatures w14:val="standardContextual"/>
             </w:rPr>
           </w:pPr>
-          <w:hyperlink w:anchor="_Toc244146910" w:history="1">
+          <w:hyperlink w:anchor="_Toc244147122" w:history="1">
             <w:r>
               <w:rPr>
                 <w:rStyle w:val="Hyperlink"/>
@@ -2268,7 +2268,7 @@
               <w:rPr>
                 <w:noProof/>
               </w:rPr>
-              <w:instrText xml:space="preserve"> PAGEREF _Toc244146910 \h </w:instrText>
+              <w:instrText xml:space="preserve"> PAGEREF _Toc244147122 \h </w:instrText>
             </w:r>
             <w:r>
               <w:rPr>
@@ -2310,7 +2310,7 @@
               <w14:ligatures w14:val="standardContextual"/>
             </w:rPr>
           </w:pPr>
-          <w:hyperlink w:anchor="_Toc244146911" w:history="1">
+          <w:hyperlink w:anchor="_Toc244147123" w:history="1">
             <w:r>
               <w:rPr>
                 <w:rStyle w:val="Hyperlink"/>
@@ -2334,7 +2334,7 @@
               <w:rPr>
                 <w:noProof/>
               </w:rPr>
-              <w:instrText xml:space="preserve"> PAGEREF _Toc244146911 \h </w:instrText>
+              <w:instrText xml:space="preserve"> PAGEREF _Toc244147123 \h </w:instrText>
             </w:r>
             <w:r>
               <w:rPr>
@@ -2376,7 +2376,7 @@
               <w14:ligatures w14:val="standardContextual"/>
             </w:rPr>
           </w:pPr>
-          <w:hyperlink w:anchor="_Toc244146912" w:history="1">
+          <w:hyperlink w:anchor="_Toc244147124" w:history="1">
             <w:r>
               <w:rPr>
                 <w:rStyle w:val="Hyperlink"/>
@@ -2400,7 +2400,7 @@
               <w:rPr>
                 <w:noProof/>
               </w:rPr>
-              <w:instrText xml:space="preserve"> PAGEREF _Toc244146912 \h </w:instrText>
+              <w:instrText xml:space="preserve"> PAGEREF _Toc244147124 \h </w:instrText>
             </w:r>
             <w:r>
               <w:rPr>
@@ -2442,7 +2442,7 @@
               <w14:ligatures w14:val="standardContextual"/>
             </w:rPr>
           </w:pPr>
-          <w:hyperlink w:anchor="_Toc244146913" w:history="1">
+          <w:hyperlink w:anchor="_Toc244147125" w:history="1">
             <w:r>
               <w:rPr>
                 <w:rStyle w:val="Hyperlink"/>
@@ -2466,7 +2466,7 @@
               <w:rPr>
                 <w:noProof/>
               </w:rPr>
-              <w:instrText xml:space="preserve"> PAGEREF _Toc244146913 \h </w:instrText>
+              <w:instrText xml:space="preserve"> PAGEREF _Toc244147125 \h </w:instrText>
             </w:r>
             <w:r>
               <w:rPr>
@@ -2508,7 +2508,7 @@
               <w14:ligatures w14:val="standardContextual"/>
             </w:rPr>
           </w:pPr>
-          <w:hyperlink w:anchor="_Toc244146914" w:history="1">
+          <w:hyperlink w:anchor="_Toc244147126" w:history="1">
             <w:r>
               <w:rPr>
                 <w:rStyle w:val="Hyperlink"/>
@@ -2532,7 +2532,7 @@
               <w:rPr>
                 <w:noProof/>
               </w:rPr>
-              <w:instrText xml:space="preserve"> PAGEREF _Toc244146914 \h </w:instrText>
+              <w:instrText xml:space="preserve"> PAGEREF _Toc244147126 \h </w:instrText>
             </w:r>
             <w:r>
               <w:rPr>
@@ -2574,7 +2574,7 @@
               <w14:ligatures w14:val="standardContextual"/>
             </w:rPr>
           </w:pPr>
-          <w:hyperlink w:anchor="_Toc244146915" w:history="1">
+          <w:hyperlink w:anchor="_Toc244147127" w:history="1">
             <w:r>
               <w:rPr>
                 <w:rStyle w:val="Hyperlink"/>
@@ -2598,7 +2598,7 @@
               <w:rPr>
                 <w:noProof/>
               </w:rPr>
-              <w:instrText xml:space="preserve"> PAGEREF _Toc244146915 \h </w:instrText>
+              <w:instrText xml:space="preserve"> PAGEREF _Toc244147127 \h </w:instrText>
             </w:r>
             <w:r>
               <w:rPr>
@@ -2639,7 +2639,7 @@
         <w:pageBreakBefore/>
         <w:spacing w:before="0"/>
       </w:pPr>
-      <w:bookmarkStart w:id="0" w:name="_Toc244146879"/>
+      <w:bookmarkStart w:id="0" w:name="_Toc244147091"/>
       <w:r>
         <w:t>1.  Introduction</w:t>
       </w:r>
@@ -2775,7 +2775,7 @@
         <w:pStyle w:val="Heading1"/>
         <w:keepNext/>
       </w:pPr>
-      <w:bookmarkStart w:id="1" w:name="_Toc244146880"/>
+      <w:bookmarkStart w:id="1" w:name="_Toc244147092"/>
       <w:r>
         <w:t>2.  The Ground Theorem</w:t>
       </w:r>
@@ -3039,7 +3039,7 @@
         <w:pStyle w:val="Heading1"/>
         <w:keepNext/>
       </w:pPr>
-      <w:bookmarkStart w:id="2" w:name="_Toc244146881"/>
+      <w:bookmarkStart w:id="2" w:name="_Toc244147093"/>
       <w:r>
         <w:t>3.  What the Problem Demands</w:t>
       </w:r>
@@ -3050,7 +3050,7 @@
         <w:pStyle w:val="Heading2"/>
         <w:keepNext/>
       </w:pPr>
-      <w:bookmarkStart w:id="3" w:name="_Toc244146882"/>
+      <w:bookmarkStart w:id="3" w:name="_Toc244147094"/>
       <w:r>
         <w:t>3.1  Euclidean fields and the axioms of Osterwalder and Schrader</w:t>
       </w:r>
@@ -4180,7 +4180,7 @@
         <w:pStyle w:val="Heading2"/>
         <w:keepNext/>
       </w:pPr>
-      <w:bookmarkStart w:id="4" w:name="_Toc244146883"/>
+      <w:bookmarkStart w:id="4" w:name="_Toc244147095"/>
       <w:r>
         <w:t>3.2  The mass gap</w:t>
       </w:r>
@@ -4252,7 +4252,7 @@
         <w:pStyle w:val="Heading2"/>
         <w:keepNext/>
       </w:pPr>
-      <w:bookmarkStart w:id="5" w:name="_Toc244146884"/>
+      <w:bookmarkStart w:id="5" w:name="_Toc244147096"/>
       <w:r>
         <w:t>3.3  Non-triviality</w:t>
       </w:r>
@@ -4331,7 +4331,7 @@
         <w:pStyle w:val="Heading2"/>
         <w:keepNext/>
       </w:pPr>
-      <w:bookmarkStart w:id="6" w:name="_Toc244146885"/>
+      <w:bookmarkStart w:id="6" w:name="_Toc244147097"/>
       <w:r>
         <w:t>3.4  Limits obtained by compactness</w:t>
       </w:r>
@@ -4410,7 +4410,7 @@
         <w:pStyle w:val="Heading1"/>
         <w:keepNext/>
       </w:pPr>
-      <w:bookmarkStart w:id="7" w:name="_Toc244146886"/>
+      <w:bookmarkStart w:id="7" w:name="_Toc244147098"/>
       <w:r>
         <w:t>4.  The Lattice, Its Positivity and Its Gap</w:t>
       </w:r>
@@ -4421,7 +4421,7 @@
         <w:pStyle w:val="Heading2"/>
         <w:keepNext/>
       </w:pPr>
-      <w:bookmarkStart w:id="8" w:name="_Toc244146887"/>
+      <w:bookmarkStart w:id="8" w:name="_Toc244147099"/>
       <w:r>
         <w:t>4.1  Wilson's theory</w:t>
       </w:r>
@@ -5043,7 +5043,7 @@
         <w:pStyle w:val="Heading2"/>
         <w:keepNext/>
       </w:pPr>
-      <w:bookmarkStart w:id="9" w:name="_Toc244146888"/>
+      <w:bookmarkStart w:id="9" w:name="_Toc244147100"/>
       <w:r>
         <w:t>4.2  Reflection positivity and the transfer matrix</w:t>
       </w:r>
@@ -6079,7 +6079,7 @@
         <w:pStyle w:val="Heading2"/>
         <w:keepNext/>
       </w:pPr>
-      <w:bookmarkStart w:id="10" w:name="_Toc244146889"/>
+      <w:bookmarkStart w:id="10" w:name="_Toc244147101"/>
       <w:r>
         <w:t>4.3  The renormalisation group of Bałaban</w:t>
       </w:r>
@@ -6120,7 +6120,7 @@
         <w:pStyle w:val="Heading1"/>
         <w:keepNext/>
       </w:pPr>
-      <w:bookmarkStart w:id="11" w:name="_Toc244146890"/>
+      <w:bookmarkStart w:id="11" w:name="_Toc244147102"/>
       <w:r>
         <w:t>5.  The Three-Dimensional Manuscripts</w:t>
       </w:r>
@@ -6144,7 +6144,7 @@
         <w:pStyle w:val="Heading2"/>
         <w:keepNext/>
       </w:pPr>
-      <w:bookmarkStart w:id="12" w:name="_Toc244146891"/>
+      <w:bookmarkStart w:id="12" w:name="_Toc244147103"/>
       <w:r>
         <w:t>5.1  The documents</w:t>
       </w:r>
@@ -6191,7 +6191,7 @@
         <w:pStyle w:val="Heading2"/>
         <w:keepNext/>
       </w:pPr>
-      <w:bookmarkStart w:id="13" w:name="_Toc244146892"/>
+      <w:bookmarkStart w:id="13" w:name="_Toc244147104"/>
       <w:r>
         <w:t>5.2  The observable</w:t>
       </w:r>
@@ -6595,7 +6595,7 @@
         <w:pStyle w:val="Heading2"/>
         <w:keepNext/>
       </w:pPr>
-      <w:bookmarkStart w:id="14" w:name="_Toc244146893"/>
+      <w:bookmarkStart w:id="14" w:name="_Toc244147105"/>
       <w:r>
         <w:t>5.3  The torus, the infinite volume and the components</w:t>
       </w:r>
@@ -7126,7 +7126,7 @@
         <w:pStyle w:val="Heading2"/>
         <w:keepNext/>
       </w:pPr>
-      <w:bookmarkStart w:id="15" w:name="_Toc244146894"/>
+      <w:bookmarkStart w:id="15" w:name="_Toc244147106"/>
       <w:r>
         <w:t>5.4  The axioms and the reconstruction</w:t>
       </w:r>
@@ -7356,7 +7356,7 @@
         <w:pStyle w:val="Heading2"/>
         <w:keepNext/>
       </w:pPr>
-      <w:bookmarkStart w:id="16" w:name="_Toc244146895"/>
+      <w:bookmarkStart w:id="16" w:name="_Toc244147107"/>
       <w:r>
         <w:t>5.5  Non-triviality</w:t>
       </w:r>
@@ -7897,7 +7897,7 @@
         <w:pStyle w:val="Heading2"/>
         <w:keepNext/>
       </w:pPr>
-      <w:bookmarkStart w:id="17" w:name="_Toc244146896"/>
+      <w:bookmarkStart w:id="17" w:name="_Toc244147108"/>
       <w:r>
         <w:t>5.6  What the manuscript does not assert</w:t>
       </w:r>
@@ -7945,7 +7945,7 @@
         <w:pStyle w:val="Heading1"/>
         <w:keepNext/>
       </w:pPr>
-      <w:bookmarkStart w:id="18" w:name="_Toc244146897"/>
+      <w:bookmarkStart w:id="18" w:name="_Toc244147109"/>
       <w:r>
         <w:t>6.  The Four-Dimensional Draft and the Standing of the Corpus</w:t>
       </w:r>
@@ -7969,7 +7969,7 @@
         <w:pStyle w:val="Heading2"/>
         <w:keepNext/>
       </w:pPr>
-      <w:bookmarkStart w:id="19" w:name="_Toc244146898"/>
+      <w:bookmarkStart w:id="19" w:name="_Toc244147110"/>
       <w:r>
         <w:t>6.1  The authors' account</w:t>
       </w:r>
@@ -8033,7 +8033,7 @@
         <w:pStyle w:val="Heading2"/>
         <w:keepNext/>
       </w:pPr>
-      <w:bookmarkStart w:id="20" w:name="_Toc244146899"/>
+      <w:bookmarkStart w:id="20" w:name="_Toc244147111"/>
       <w:r>
         <w:t>6.2  The conditional theorem</w:t>
       </w:r>
@@ -8236,7 +8236,7 @@
         <w:pStyle w:val="Heading2"/>
         <w:keepNext/>
       </w:pPr>
-      <w:bookmarkStart w:id="21" w:name="_Toc244146900"/>
+      <w:bookmarkStart w:id="21" w:name="_Toc244147112"/>
       <w:r>
         <w:t>6.3  What the draft does not claim</w:t>
       </w:r>
@@ -8314,7 +8314,7 @@
         <w:pStyle w:val="Heading2"/>
         <w:keepNext/>
       </w:pPr>
-      <w:bookmarkStart w:id="22" w:name="_Toc244146901"/>
+      <w:bookmarkStart w:id="22" w:name="_Toc244147113"/>
       <w:r>
         <w:t>6.4  The standing of the corpus</w:t>
       </w:r>
@@ -8375,7 +8375,7 @@
         <w:pStyle w:val="Heading2"/>
         <w:keepNext/>
       </w:pPr>
-      <w:bookmarkStart w:id="23" w:name="_Toc244146902"/>
+      <w:bookmarkStart w:id="23" w:name="_Toc244147114"/>
       <w:r>
         <w:t>6.5  The public reading</w:t>
       </w:r>
@@ -8443,7 +8443,7 @@
         <w:pStyle w:val="Heading2"/>
         <w:keepNext/>
       </w:pPr>
-      <w:bookmarkStart w:id="24" w:name="_Toc244146903"/>
+      <w:bookmarkStart w:id="24" w:name="_Toc244147115"/>
       <w:r>
         <w:t>6.6  Further claims in public view</w:t>
       </w:r>
@@ -8848,7 +8848,7 @@
         <w:pStyle w:val="Heading1"/>
         <w:keepNext/>
       </w:pPr>
-      <w:bookmarkStart w:id="25" w:name="_Toc244146904"/>
+      <w:bookmarkStart w:id="25" w:name="_Toc244147116"/>
       <w:r>
         <w:t>7.  The Residue and Its Completion</w:t>
       </w:r>
@@ -8872,7 +8872,7 @@
         <w:pStyle w:val="Heading2"/>
         <w:keepNext/>
       </w:pPr>
-      <w:bookmarkStart w:id="26" w:name="_Toc244146905"/>
+      <w:bookmarkStart w:id="26" w:name="_Toc244147117"/>
       <w:r>
         <w:t>7.1  The residue</w:t>
       </w:r>
@@ -10066,7 +10066,7 @@
         <w:pStyle w:val="Heading2"/>
         <w:keepNext/>
       </w:pPr>
-      <w:bookmarkStart w:id="27" w:name="_Toc244146906"/>
+      <w:bookmarkStart w:id="27" w:name="_Toc244147118"/>
       <w:r>
         <w:t>7.2  The gap is exponential clustering</w:t>
       </w:r>
@@ -12012,7 +12012,7 @@
         <w:pStyle w:val="Heading2"/>
         <w:keepNext/>
       </w:pPr>
-      <w:bookmarkStart w:id="28" w:name="_Toc244146907"/>
+      <w:bookmarkStart w:id="28" w:name="_Toc244147119"/>
       <w:r>
         <w:t>7.3  From the lattice to the limit</w:t>
       </w:r>
@@ -13192,7 +13192,7 @@
         <w:pStyle w:val="Heading2"/>
         <w:keepNext/>
       </w:pPr>
-      <w:bookmarkStart w:id="29" w:name="_Toc244146908"/>
+      <w:bookmarkStart w:id="29" w:name="_Toc244147120"/>
       <w:r>
         <w:t>7.4  The collapse of the components</w:t>
       </w:r>
@@ -13308,7 +13308,7 @@
         <w:pStyle w:val="Heading1"/>
         <w:keepNext/>
       </w:pPr>
-      <w:bookmarkStart w:id="30" w:name="_Toc244146909"/>
+      <w:bookmarkStart w:id="30" w:name="_Toc244147121"/>
       <w:r>
         <w:t>8.  The Ground Handed Over</w:t>
       </w:r>
@@ -13319,7 +13319,7 @@
         <w:pStyle w:val="Heading2"/>
         <w:keepNext/>
       </w:pPr>
-      <w:bookmarkStart w:id="31" w:name="_Toc244146910"/>
+      <w:bookmarkStart w:id="31" w:name="_Toc244147122"/>
       <w:r>
         <w:t>8.1  The object that remains</w:t>
       </w:r>
@@ -13463,7 +13463,7 @@
         <w:pStyle w:val="Heading2"/>
         <w:keepNext/>
       </w:pPr>
-      <w:bookmarkStart w:id="32" w:name="_Toc244146911"/>
+      <w:bookmarkStart w:id="32" w:name="_Toc244147123"/>
       <w:r>
         <w:t>8.2  The instruments in hand</w:t>
       </w:r>
@@ -20532,7 +20532,7 @@
         <w:pStyle w:val="Heading2"/>
         <w:keepNext/>
       </w:pPr>
-      <w:bookmarkStart w:id="33" w:name="_Toc244146912"/>
+      <w:bookmarkStart w:id="33" w:name="_Toc244147124"/>
       <w:r>
         <w:t>8.3  The reduction</w:t>
       </w:r>
@@ -35876,7 +35876,7 @@
         <w:pStyle w:val="Heading2"/>
         <w:keepNext/>
       </w:pPr>
-      <w:bookmarkStart w:id="34" w:name="_Toc244146913"/>
+      <w:bookmarkStart w:id="34" w:name="_Toc244147125"/>
       <w:r>
         <w:t>8.4  Coda</w:t>
       </w:r>
@@ -35901,7 +35901,7 @@
         <w:pageBreakBefore/>
         <w:spacing w:before="0"/>
       </w:pPr>
-      <w:bookmarkStart w:id="35" w:name="_Toc244146914"/>
+      <w:bookmarkStart w:id="35" w:name="_Toc244147126"/>
       <w:r>
         <w:t>Sources</w:t>
       </w:r>
@@ -36981,7 +36981,7 @@
         <w:pStyle w:val="Heading2"/>
         <w:keepNext/>
       </w:pPr>
-      <w:bookmarkStart w:id="36" w:name="_Toc244146915"/>
+      <w:bookmarkStart w:id="36" w:name="_Toc244147127"/>
       <w:r>
         <w:t>Records of the computations of Edwin Boston III</w:t>
       </w:r>
@@ -40026,10 +40026,10 @@
 <file path=word/numbering.xml><?xml version="1.0" encoding="utf-8"?>
 <w:numbering xmlns:wpc="http://schemas.microsoft.com/office/word/2010/wordprocessingCanvas" xmlns:cx="http://schemas.microsoft.com/office/drawing/2014/chartex" xmlns:cx1="http://schemas.microsoft.com/office/drawing/2015/9/8/chartex" xmlns:cx2="http://schemas.microsoft.com/office/drawing/2015/10/21/chartex" xmlns:cx3="http://schemas.microsoft.com/office/drawing/2016/5/9/chartex" xmlns:cx4="http://schemas.microsoft.com/office/drawing/2016/5/10/chartex" xmlns:cx5="http://schemas.microsoft.com/office/drawing/2016/5/11/chartex" xmlns:cx6="http://schemas.microsoft.com/office/drawing/2016/5/12/chartex" xmlns:cx7="http://schemas.microsoft.com/office/drawing/2016/5/13/chartex" xmlns:cx8="http://schemas.microsoft.com/office/drawing/2016/5/14/chartex" xmlns:mc="http://schemas.openxmlformats.org/markup-compatibility/2006" xmlns:aink="http://schemas.microsoft.com/office/drawing/2016/ink" xmlns:am3d="http://schemas.microsoft.com/office/drawing/2017/model3d" xmlns:o="urn:schemas-microsoft-com:office:office" xmlns:oel="http://schemas.microsoft.com/office/2019/extlst" xmlns:r="http://schemas.openxmlformats.org/officeDocument/2006/relationships" xmlns:m="http://schemas.openxmlformats.org/officeDocument/2006/math" xmlns:v="urn:schemas-microsoft-com:vml" xmlns:wp14="http://schemas.microsoft.com/office/word/2010/wordprocessingDrawing" xmlns:wp="http://schemas.openxmlformats.org/drawingml/2006/wordprocessingDrawing" xmlns:w10="urn:schemas-microsoft-com:office:word" xmlns:w="http://schemas.openxmlformats.org/wordprocessingml/2006/main" xmlns:w14="http://schemas.microsoft.com/office/word/2010/wordml" xmlns:w15="http://schemas.microsoft.com/office/word/2012/wordml" xmlns:w16cex="http://schemas.microsoft.com/office/word/2018/wordml/cex" xmlns:w16cid="http://schemas.microsoft.com/office/word/2016/wordml/cid" xmlns:w16="http://schemas.microsoft.com/office/word/2018/wordml" xmlns:w16du="http://schemas.microsoft.com/office/word/2023/wordml/word16du" xmlns:w16sdtdh="http://schemas.microsoft.com/office/word/2020/wordml/sdtdatahash" xmlns:w16sdtfl="http://schemas.microsoft.com/office/word/2024/wordml/sdtformatlock" xmlns:w16se="http://schemas.microsoft.com/office/word/2015/wordml/symex" xmlns:wpg="http://schemas.microsoft.com/office/word/2010/wordprocessingGroup" xmlns:wpi="http://schemas.microsoft.com/office/word/2010/wordprocessingInk" xmlns:wne="http://schemas.microsoft.com/office/word/2006/wordml" xmlns:wps="http://schemas.microsoft.com/office/word/2010/wordprocessingShape" mc:Ignorable="w14 w15 w16se w16cid w16 w16cex w16sdtdh w16sdtfl w16du wp14">
   <w:abstractNum w:abstractNumId="0" w15:restartNumberingAfterBreak="0">
-    <w:nsid w:val="67B84BC3"/>
+    <w:nsid w:val="6A62008B"/>
     <w:multiLevelType w:val="hybridMultilevel"/>
-    <w:tmpl w:val="0C709204"/>
-    <w:lvl w:ilvl="0" w:tplc="4BE02B52">
+    <w:tmpl w:val="7CB49B74"/>
+    <w:lvl w:ilvl="0" w:tplc="522837C2">
       <w:start w:val="1"/>
       <w:numFmt w:val="bullet"/>
       <w:lvlText w:val="●"/>
@@ -40038,7 +40038,7 @@
         <w:ind w:left="720" w:hanging="360"/>
       </w:pPr>
     </w:lvl>
-    <w:lvl w:ilvl="1" w:tplc="3F1432D2">
+    <w:lvl w:ilvl="1" w:tplc="66A07F2C">
       <w:start w:val="1"/>
       <w:numFmt w:val="bullet"/>
       <w:lvlText w:val="○"/>
@@ -40047,7 +40047,7 @@
         <w:ind w:left="1440" w:hanging="360"/>
       </w:pPr>
     </w:lvl>
-    <w:lvl w:ilvl="2" w:tplc="1526D79A">
+    <w:lvl w:ilvl="2" w:tplc="613A7BB6">
       <w:start w:val="1"/>
       <w:numFmt w:val="bullet"/>
       <w:lvlText w:val="■"/>
@@ -40056,7 +40056,7 @@
         <w:ind w:left="2160" w:hanging="360"/>
       </w:pPr>
     </w:lvl>
-    <w:lvl w:ilvl="3" w:tplc="D098D978">
+    <w:lvl w:ilvl="3" w:tplc="57DABC10">
       <w:start w:val="1"/>
       <w:numFmt w:val="bullet"/>
       <w:lvlText w:val="●"/>
@@ -40065,7 +40065,7 @@
         <w:ind w:left="2880" w:hanging="360"/>
       </w:pPr>
     </w:lvl>
-    <w:lvl w:ilvl="4" w:tplc="648A6FE2">
+    <w:lvl w:ilvl="4" w:tplc="435EDB62">
       <w:start w:val="1"/>
       <w:numFmt w:val="bullet"/>
       <w:lvlText w:val="○"/>
@@ -40074,7 +40074,7 @@
         <w:ind w:left="3600" w:hanging="360"/>
       </w:pPr>
     </w:lvl>
-    <w:lvl w:ilvl="5" w:tplc="A6F0C170">
+    <w:lvl w:ilvl="5" w:tplc="D2967EE2">
       <w:start w:val="1"/>
       <w:numFmt w:val="bullet"/>
       <w:lvlText w:val="■"/>
@@ -40083,7 +40083,7 @@
         <w:ind w:left="4320" w:hanging="360"/>
       </w:pPr>
     </w:lvl>
-    <w:lvl w:ilvl="6" w:tplc="67BC15B2">
+    <w:lvl w:ilvl="6" w:tplc="4B7E9324">
       <w:start w:val="1"/>
       <w:numFmt w:val="bullet"/>
       <w:lvlText w:val="●"/>
@@ -40092,7 +40092,7 @@
         <w:ind w:left="5040" w:hanging="360"/>
       </w:pPr>
     </w:lvl>
-    <w:lvl w:ilvl="7" w:tplc="CD7C980E">
+    <w:lvl w:ilvl="7" w:tplc="60145C26">
       <w:start w:val="1"/>
       <w:numFmt w:val="bullet"/>
       <w:lvlText w:val="●"/>
@@ -40101,7 +40101,7 @@
         <w:ind w:left="5760" w:hanging="360"/>
       </w:pPr>
     </w:lvl>
-    <w:lvl w:ilvl="8" w:tplc="EF66B818">
+    <w:lvl w:ilvl="8" w:tplc="865E6A42">
       <w:start w:val="1"/>
       <w:numFmt w:val="bullet"/>
       <w:lvlText w:val="●"/>
@@ -40111,7 +40111,7 @@
       </w:pPr>
     </w:lvl>
   </w:abstractNum>
-  <w:num w:numId="1" w16cid:durableId="23333543">
+  <w:num w:numId="1" w16cid:durableId="11617323">
     <w:abstractNumId w:val="0"/>
     <w:lvlOverride w:ilvl="0">
       <w:startOverride w:val="1"/>
@@ -40708,7 +40708,7 @@
     <w:autoRedefine/>
     <w:uiPriority w:val="39"/>
     <w:unhideWhenUsed/>
-    <w:rsid w:val="00147946"/>
+    <w:rsid w:val="00D7226B"/>
     <w:pPr>
       <w:spacing w:after="100"/>
     </w:pPr>
@@ -40720,7 +40720,7 @@
     <w:autoRedefine/>
     <w:uiPriority w:val="39"/>
     <w:unhideWhenUsed/>
-    <w:rsid w:val="00147946"/>
+    <w:rsid w:val="00D7226B"/>
     <w:pPr>
       <w:spacing w:after="100"/>
       <w:ind w:left="220"/>

--- a/THE-GROUND-Edwin-Boston-III.docx
+++ b/THE-GROUND-Edwin-Boston-III.docx
@@ -149,7 +149,7 @@
           <w:sz w:val="20"/>
           <w:szCs w:val="20"/>
         </w:rPr>
-        <w:t>finite-volume Gibbs measure, exponential clustering and a mass gap of the lattice theory (Theorem 8.7). The theorem lies at strong coupling; the interval between it and the crossover is the open part of the problem, and the object on which the proof that follows must stand.</w:t>
+        <w:t>finite-volume Gibbs measure, exponential clustering and a mass gap of the lattice theory (Theorem 8.7), and the same construction on ℤ³, along a cover by three families of parallel lines, gives them at β ≤ 0.3739 (Theorem 8.8). The theorem lies at strong coupling; the interval between it and the crossover is the open part of the problem, and the object on which the proof that follows must stand.</w:t>
       </w:r>
     </w:p>
     <w:p>
@@ -170,7 +170,7 @@
     <w:sdt>
       <w:sdtPr>
         <w:alias w:val="Contents"/>
-        <w:id w:val="601222957"/>
+        <w:id w:val="-813557167"/>
       </w:sdtPr>
       <w:sdtEndPr/>
       <w:sdtContent>
@@ -198,7 +198,7 @@
           <w:r>
             <w:fldChar w:fldCharType="separate"/>
           </w:r>
-          <w:hyperlink w:anchor="_Toc244147091" w:history="1">
+          <w:hyperlink w:anchor="_Toc244148499" w:history="1">
             <w:r>
               <w:rPr>
                 <w:rStyle w:val="Hyperlink"/>
@@ -222,7 +222,7 @@
               <w:rPr>
                 <w:noProof/>
               </w:rPr>
-              <w:instrText xml:space="preserve"> PAGEREF _Toc244147091 \h </w:instrText>
+              <w:instrText xml:space="preserve"> PAGEREF _Toc244148499 \h </w:instrText>
             </w:r>
             <w:r>
               <w:rPr>
@@ -264,7 +264,7 @@
               <w14:ligatures w14:val="standardContextual"/>
             </w:rPr>
           </w:pPr>
-          <w:hyperlink w:anchor="_Toc244147092" w:history="1">
+          <w:hyperlink w:anchor="_Toc244148500" w:history="1">
             <w:r>
               <w:rPr>
                 <w:rStyle w:val="Hyperlink"/>
@@ -288,7 +288,7 @@
               <w:rPr>
                 <w:noProof/>
               </w:rPr>
-              <w:instrText xml:space="preserve"> PAGEREF _Toc244147092 \h </w:instrText>
+              <w:instrText xml:space="preserve"> PAGEREF _Toc244148500 \h </w:instrText>
             </w:r>
             <w:r>
               <w:rPr>
@@ -330,7 +330,7 @@
               <w14:ligatures w14:val="standardContextual"/>
             </w:rPr>
           </w:pPr>
-          <w:hyperlink w:anchor="_Toc244147093" w:history="1">
+          <w:hyperlink w:anchor="_Toc244148501" w:history="1">
             <w:r>
               <w:rPr>
                 <w:rStyle w:val="Hyperlink"/>
@@ -354,7 +354,7 @@
               <w:rPr>
                 <w:noProof/>
               </w:rPr>
-              <w:instrText xml:space="preserve"> PAGEREF _Toc244147093 \h </w:instrText>
+              <w:instrText xml:space="preserve"> PAGEREF _Toc244148501 \h </w:instrText>
             </w:r>
             <w:r>
               <w:rPr>
@@ -396,7 +396,7 @@
               <w14:ligatures w14:val="standardContextual"/>
             </w:rPr>
           </w:pPr>
-          <w:hyperlink w:anchor="_Toc244147094" w:history="1">
+          <w:hyperlink w:anchor="_Toc244148502" w:history="1">
             <w:r>
               <w:rPr>
                 <w:rStyle w:val="Hyperlink"/>
@@ -420,7 +420,7 @@
               <w:rPr>
                 <w:noProof/>
               </w:rPr>
-              <w:instrText xml:space="preserve"> PAGEREF _Toc244147094 \h </w:instrText>
+              <w:instrText xml:space="preserve"> PAGEREF _Toc244148502 \h </w:instrText>
             </w:r>
             <w:r>
               <w:rPr>
@@ -462,7 +462,7 @@
               <w14:ligatures w14:val="standardContextual"/>
             </w:rPr>
           </w:pPr>
-          <w:hyperlink w:anchor="_Toc244147095" w:history="1">
+          <w:hyperlink w:anchor="_Toc244148503" w:history="1">
             <w:r>
               <w:rPr>
                 <w:rStyle w:val="Hyperlink"/>
@@ -486,7 +486,7 @@
               <w:rPr>
                 <w:noProof/>
               </w:rPr>
-              <w:instrText xml:space="preserve"> PAGEREF _Toc244147095 \h </w:instrText>
+              <w:instrText xml:space="preserve"> PAGEREF _Toc244148503 \h </w:instrText>
             </w:r>
             <w:r>
               <w:rPr>
@@ -528,7 +528,7 @@
               <w14:ligatures w14:val="standardContextual"/>
             </w:rPr>
           </w:pPr>
-          <w:hyperlink w:anchor="_Toc244147096" w:history="1">
+          <w:hyperlink w:anchor="_Toc244148504" w:history="1">
             <w:r>
               <w:rPr>
                 <w:rStyle w:val="Hyperlink"/>
@@ -552,7 +552,7 @@
               <w:rPr>
                 <w:noProof/>
               </w:rPr>
-              <w:instrText xml:space="preserve"> PAGEREF _Toc244147096 \h </w:instrText>
+              <w:instrText xml:space="preserve"> PAGEREF _Toc244148504 \h </w:instrText>
             </w:r>
             <w:r>
               <w:rPr>
@@ -594,7 +594,7 @@
               <w14:ligatures w14:val="standardContextual"/>
             </w:rPr>
           </w:pPr>
-          <w:hyperlink w:anchor="_Toc244147097" w:history="1">
+          <w:hyperlink w:anchor="_Toc244148505" w:history="1">
             <w:r>
               <w:rPr>
                 <w:rStyle w:val="Hyperlink"/>
@@ -618,7 +618,7 @@
               <w:rPr>
                 <w:noProof/>
               </w:rPr>
-              <w:instrText xml:space="preserve"> PAGEREF _Toc244147097 \h </w:instrText>
+              <w:instrText xml:space="preserve"> PAGEREF _Toc244148505 \h </w:instrText>
             </w:r>
             <w:r>
               <w:rPr>
@@ -660,7 +660,7 @@
               <w14:ligatures w14:val="standardContextual"/>
             </w:rPr>
           </w:pPr>
-          <w:hyperlink w:anchor="_Toc244147098" w:history="1">
+          <w:hyperlink w:anchor="_Toc244148506" w:history="1">
             <w:r>
               <w:rPr>
                 <w:rStyle w:val="Hyperlink"/>
@@ -684,7 +684,7 @@
               <w:rPr>
                 <w:noProof/>
               </w:rPr>
-              <w:instrText xml:space="preserve"> PAGEREF _Toc244147098 \h </w:instrText>
+              <w:instrText xml:space="preserve"> PAGEREF _Toc244148506 \h </w:instrText>
             </w:r>
             <w:r>
               <w:rPr>
@@ -726,7 +726,7 @@
               <w14:ligatures w14:val="standardContextual"/>
             </w:rPr>
           </w:pPr>
-          <w:hyperlink w:anchor="_Toc244147099" w:history="1">
+          <w:hyperlink w:anchor="_Toc244148507" w:history="1">
             <w:r>
               <w:rPr>
                 <w:rStyle w:val="Hyperlink"/>
@@ -750,7 +750,7 @@
               <w:rPr>
                 <w:noProof/>
               </w:rPr>
-              <w:instrText xml:space="preserve"> PAGEREF _Toc244147099 \h </w:instrText>
+              <w:instrText xml:space="preserve"> PAGEREF _Toc244148507 \h </w:instrText>
             </w:r>
             <w:r>
               <w:rPr>
@@ -792,7 +792,7 @@
               <w14:ligatures w14:val="standardContextual"/>
             </w:rPr>
           </w:pPr>
-          <w:hyperlink w:anchor="_Toc244147100" w:history="1">
+          <w:hyperlink w:anchor="_Toc244148508" w:history="1">
             <w:r>
               <w:rPr>
                 <w:rStyle w:val="Hyperlink"/>
@@ -816,7 +816,7 @@
               <w:rPr>
                 <w:noProof/>
               </w:rPr>
-              <w:instrText xml:space="preserve"> PAGEREF _Toc244147100 \h </w:instrText>
+              <w:instrText xml:space="preserve"> PAGEREF _Toc244148508 \h </w:instrText>
             </w:r>
             <w:r>
               <w:rPr>
@@ -858,7 +858,7 @@
               <w14:ligatures w14:val="standardContextual"/>
             </w:rPr>
           </w:pPr>
-          <w:hyperlink w:anchor="_Toc244147101" w:history="1">
+          <w:hyperlink w:anchor="_Toc244148509" w:history="1">
             <w:r>
               <w:rPr>
                 <w:rStyle w:val="Hyperlink"/>
@@ -882,7 +882,7 @@
               <w:rPr>
                 <w:noProof/>
               </w:rPr>
-              <w:instrText xml:space="preserve"> PAGEREF _Toc244147101 \h </w:instrText>
+              <w:instrText xml:space="preserve"> PAGEREF _Toc244148509 \h </w:instrText>
             </w:r>
             <w:r>
               <w:rPr>
@@ -924,7 +924,7 @@
               <w14:ligatures w14:val="standardContextual"/>
             </w:rPr>
           </w:pPr>
-          <w:hyperlink w:anchor="_Toc244147102" w:history="1">
+          <w:hyperlink w:anchor="_Toc244148510" w:history="1">
             <w:r>
               <w:rPr>
                 <w:rStyle w:val="Hyperlink"/>
@@ -948,7 +948,7 @@
               <w:rPr>
                 <w:noProof/>
               </w:rPr>
-              <w:instrText xml:space="preserve"> PAGEREF _Toc244147102 \h </w:instrText>
+              <w:instrText xml:space="preserve"> PAGEREF _Toc244148510 \h </w:instrText>
             </w:r>
             <w:r>
               <w:rPr>
@@ -990,7 +990,7 @@
               <w14:ligatures w14:val="standardContextual"/>
             </w:rPr>
           </w:pPr>
-          <w:hyperlink w:anchor="_Toc244147103" w:history="1">
+          <w:hyperlink w:anchor="_Toc244148511" w:history="1">
             <w:r>
               <w:rPr>
                 <w:rStyle w:val="Hyperlink"/>
@@ -1014,7 +1014,7 @@
               <w:rPr>
                 <w:noProof/>
               </w:rPr>
-              <w:instrText xml:space="preserve"> PAGEREF _Toc244147103 \h </w:instrText>
+              <w:instrText xml:space="preserve"> PAGEREF _Toc244148511 \h </w:instrText>
             </w:r>
             <w:r>
               <w:rPr>
@@ -1056,7 +1056,7 @@
               <w14:ligatures w14:val="standardContextual"/>
             </w:rPr>
           </w:pPr>
-          <w:hyperlink w:anchor="_Toc244147104" w:history="1">
+          <w:hyperlink w:anchor="_Toc244148512" w:history="1">
             <w:r>
               <w:rPr>
                 <w:rStyle w:val="Hyperlink"/>
@@ -1080,7 +1080,7 @@
               <w:rPr>
                 <w:noProof/>
               </w:rPr>
-              <w:instrText xml:space="preserve"> PAGEREF _Toc244147104 \h </w:instrText>
+              <w:instrText xml:space="preserve"> PAGEREF _Toc244148512 \h </w:instrText>
             </w:r>
             <w:r>
               <w:rPr>
@@ -1122,7 +1122,7 @@
               <w14:ligatures w14:val="standardContextual"/>
             </w:rPr>
           </w:pPr>
-          <w:hyperlink w:anchor="_Toc244147105" w:history="1">
+          <w:hyperlink w:anchor="_Toc244148513" w:history="1">
             <w:r>
               <w:rPr>
                 <w:rStyle w:val="Hyperlink"/>
@@ -1146,7 +1146,7 @@
               <w:rPr>
                 <w:noProof/>
               </w:rPr>
-              <w:instrText xml:space="preserve"> PAGEREF _Toc244147105 \h </w:instrText>
+              <w:instrText xml:space="preserve"> PAGEREF _Toc244148513 \h </w:instrText>
             </w:r>
             <w:r>
               <w:rPr>
@@ -1188,7 +1188,7 @@
               <w14:ligatures w14:val="standardContextual"/>
             </w:rPr>
           </w:pPr>
-          <w:hyperlink w:anchor="_Toc244147106" w:history="1">
+          <w:hyperlink w:anchor="_Toc244148514" w:history="1">
             <w:r>
               <w:rPr>
                 <w:rStyle w:val="Hyperlink"/>
@@ -1212,7 +1212,7 @@
               <w:rPr>
                 <w:noProof/>
               </w:rPr>
-              <w:instrText xml:space="preserve"> PAGEREF _Toc244147106 \h </w:instrText>
+              <w:instrText xml:space="preserve"> PAGEREF _Toc244148514 \h </w:instrText>
             </w:r>
             <w:r>
               <w:rPr>
@@ -1254,7 +1254,7 @@
               <w14:ligatures w14:val="standardContextual"/>
             </w:rPr>
           </w:pPr>
-          <w:hyperlink w:anchor="_Toc244147107" w:history="1">
+          <w:hyperlink w:anchor="_Toc244148515" w:history="1">
             <w:r>
               <w:rPr>
                 <w:rStyle w:val="Hyperlink"/>
@@ -1278,7 +1278,7 @@
               <w:rPr>
                 <w:noProof/>
               </w:rPr>
-              <w:instrText xml:space="preserve"> PAGEREF _Toc244147107 \h </w:instrText>
+              <w:instrText xml:space="preserve"> PAGEREF _Toc244148515 \h </w:instrText>
             </w:r>
             <w:r>
               <w:rPr>
@@ -1320,7 +1320,7 @@
               <w14:ligatures w14:val="standardContextual"/>
             </w:rPr>
           </w:pPr>
-          <w:hyperlink w:anchor="_Toc244147108" w:history="1">
+          <w:hyperlink w:anchor="_Toc244148516" w:history="1">
             <w:r>
               <w:rPr>
                 <w:rStyle w:val="Hyperlink"/>
@@ -1344,7 +1344,7 @@
               <w:rPr>
                 <w:noProof/>
               </w:rPr>
-              <w:instrText xml:space="preserve"> PAGEREF _Toc244147108 \h </w:instrText>
+              <w:instrText xml:space="preserve"> PAGEREF _Toc244148516 \h </w:instrText>
             </w:r>
             <w:r>
               <w:rPr>
@@ -1386,7 +1386,7 @@
               <w14:ligatures w14:val="standardContextual"/>
             </w:rPr>
           </w:pPr>
-          <w:hyperlink w:anchor="_Toc244147109" w:history="1">
+          <w:hyperlink w:anchor="_Toc244148517" w:history="1">
             <w:r>
               <w:rPr>
                 <w:rStyle w:val="Hyperlink"/>
@@ -1410,7 +1410,7 @@
               <w:rPr>
                 <w:noProof/>
               </w:rPr>
-              <w:instrText xml:space="preserve"> PAGEREF _Toc244147109 \h </w:instrText>
+              <w:instrText xml:space="preserve"> PAGEREF _Toc244148517 \h </w:instrText>
             </w:r>
             <w:r>
               <w:rPr>
@@ -1452,7 +1452,7 @@
               <w14:ligatures w14:val="standardContextual"/>
             </w:rPr>
           </w:pPr>
-          <w:hyperlink w:anchor="_Toc244147110" w:history="1">
+          <w:hyperlink w:anchor="_Toc244148518" w:history="1">
             <w:r>
               <w:rPr>
                 <w:rStyle w:val="Hyperlink"/>
@@ -1476,7 +1476,7 @@
               <w:rPr>
                 <w:noProof/>
               </w:rPr>
-              <w:instrText xml:space="preserve"> PAGEREF _Toc244147110 \h </w:instrText>
+              <w:instrText xml:space="preserve"> PAGEREF _Toc244148518 \h </w:instrText>
             </w:r>
             <w:r>
               <w:rPr>
@@ -1518,7 +1518,7 @@
               <w14:ligatures w14:val="standardContextual"/>
             </w:rPr>
           </w:pPr>
-          <w:hyperlink w:anchor="_Toc244147111" w:history="1">
+          <w:hyperlink w:anchor="_Toc244148519" w:history="1">
             <w:r>
               <w:rPr>
                 <w:rStyle w:val="Hyperlink"/>
@@ -1542,7 +1542,7 @@
               <w:rPr>
                 <w:noProof/>
               </w:rPr>
-              <w:instrText xml:space="preserve"> PAGEREF _Toc244147111 \h </w:instrText>
+              <w:instrText xml:space="preserve"> PAGEREF _Toc244148519 \h </w:instrText>
             </w:r>
             <w:r>
               <w:rPr>
@@ -1584,7 +1584,7 @@
               <w14:ligatures w14:val="standardContextual"/>
             </w:rPr>
           </w:pPr>
-          <w:hyperlink w:anchor="_Toc244147112" w:history="1">
+          <w:hyperlink w:anchor="_Toc244148520" w:history="1">
             <w:r>
               <w:rPr>
                 <w:rStyle w:val="Hyperlink"/>
@@ -1608,7 +1608,7 @@
               <w:rPr>
                 <w:noProof/>
               </w:rPr>
-              <w:instrText xml:space="preserve"> PAGEREF _Toc244147112 \h </w:instrText>
+              <w:instrText xml:space="preserve"> PAGEREF _Toc244148520 \h </w:instrText>
             </w:r>
             <w:r>
               <w:rPr>
@@ -1650,7 +1650,7 @@
               <w14:ligatures w14:val="standardContextual"/>
             </w:rPr>
           </w:pPr>
-          <w:hyperlink w:anchor="_Toc244147113" w:history="1">
+          <w:hyperlink w:anchor="_Toc244148521" w:history="1">
             <w:r>
               <w:rPr>
                 <w:rStyle w:val="Hyperlink"/>
@@ -1674,7 +1674,7 @@
               <w:rPr>
                 <w:noProof/>
               </w:rPr>
-              <w:instrText xml:space="preserve"> PAGEREF _Toc244147113 \h </w:instrText>
+              <w:instrText xml:space="preserve"> PAGEREF _Toc244148521 \h </w:instrText>
             </w:r>
             <w:r>
               <w:rPr>
@@ -1716,7 +1716,7 @@
               <w14:ligatures w14:val="standardContextual"/>
             </w:rPr>
           </w:pPr>
-          <w:hyperlink w:anchor="_Toc244147114" w:history="1">
+          <w:hyperlink w:anchor="_Toc244148522" w:history="1">
             <w:r>
               <w:rPr>
                 <w:rStyle w:val="Hyperlink"/>
@@ -1740,7 +1740,7 @@
               <w:rPr>
                 <w:noProof/>
               </w:rPr>
-              <w:instrText xml:space="preserve"> PAGEREF _Toc244147114 \h </w:instrText>
+              <w:instrText xml:space="preserve"> PAGEREF _Toc244148522 \h </w:instrText>
             </w:r>
             <w:r>
               <w:rPr>
@@ -1782,7 +1782,7 @@
               <w14:ligatures w14:val="standardContextual"/>
             </w:rPr>
           </w:pPr>
-          <w:hyperlink w:anchor="_Toc244147115" w:history="1">
+          <w:hyperlink w:anchor="_Toc244148523" w:history="1">
             <w:r>
               <w:rPr>
                 <w:rStyle w:val="Hyperlink"/>
@@ -1806,7 +1806,7 @@
               <w:rPr>
                 <w:noProof/>
               </w:rPr>
-              <w:instrText xml:space="preserve"> PAGEREF _Toc244147115 \h </w:instrText>
+              <w:instrText xml:space="preserve"> PAGEREF _Toc244148523 \h </w:instrText>
             </w:r>
             <w:r>
               <w:rPr>
@@ -1848,7 +1848,7 @@
               <w14:ligatures w14:val="standardContextual"/>
             </w:rPr>
           </w:pPr>
-          <w:hyperlink w:anchor="_Toc244147116" w:history="1">
+          <w:hyperlink w:anchor="_Toc244148524" w:history="1">
             <w:r>
               <w:rPr>
                 <w:rStyle w:val="Hyperlink"/>
@@ -1872,7 +1872,7 @@
               <w:rPr>
                 <w:noProof/>
               </w:rPr>
-              <w:instrText xml:space="preserve"> PAGEREF _Toc244147116 \h </w:instrText>
+              <w:instrText xml:space="preserve"> PAGEREF _Toc244148524 \h </w:instrText>
             </w:r>
             <w:r>
               <w:rPr>
@@ -1914,7 +1914,7 @@
               <w14:ligatures w14:val="standardContextual"/>
             </w:rPr>
           </w:pPr>
-          <w:hyperlink w:anchor="_Toc244147117" w:history="1">
+          <w:hyperlink w:anchor="_Toc244148525" w:history="1">
             <w:r>
               <w:rPr>
                 <w:rStyle w:val="Hyperlink"/>
@@ -1938,7 +1938,7 @@
               <w:rPr>
                 <w:noProof/>
               </w:rPr>
-              <w:instrText xml:space="preserve"> PAGEREF _Toc244147117 \h </w:instrText>
+              <w:instrText xml:space="preserve"> PAGEREF _Toc244148525 \h </w:instrText>
             </w:r>
             <w:r>
               <w:rPr>
@@ -1980,7 +1980,7 @@
               <w14:ligatures w14:val="standardContextual"/>
             </w:rPr>
           </w:pPr>
-          <w:hyperlink w:anchor="_Toc244147118" w:history="1">
+          <w:hyperlink w:anchor="_Toc244148526" w:history="1">
             <w:r>
               <w:rPr>
                 <w:rStyle w:val="Hyperlink"/>
@@ -2004,7 +2004,7 @@
               <w:rPr>
                 <w:noProof/>
               </w:rPr>
-              <w:instrText xml:space="preserve"> PAGEREF _Toc244147118 \h </w:instrText>
+              <w:instrText xml:space="preserve"> PAGEREF _Toc244148526 \h </w:instrText>
             </w:r>
             <w:r>
               <w:rPr>
@@ -2046,7 +2046,7 @@
               <w14:ligatures w14:val="standardContextual"/>
             </w:rPr>
           </w:pPr>
-          <w:hyperlink w:anchor="_Toc244147119" w:history="1">
+          <w:hyperlink w:anchor="_Toc244148527" w:history="1">
             <w:r>
               <w:rPr>
                 <w:rStyle w:val="Hyperlink"/>
@@ -2070,7 +2070,7 @@
               <w:rPr>
                 <w:noProof/>
               </w:rPr>
-              <w:instrText xml:space="preserve"> PAGEREF _Toc244147119 \h </w:instrText>
+              <w:instrText xml:space="preserve"> PAGEREF _Toc244148527 \h </w:instrText>
             </w:r>
             <w:r>
               <w:rPr>
@@ -2112,7 +2112,7 @@
               <w14:ligatures w14:val="standardContextual"/>
             </w:rPr>
           </w:pPr>
-          <w:hyperlink w:anchor="_Toc244147120" w:history="1">
+          <w:hyperlink w:anchor="_Toc244148528" w:history="1">
             <w:r>
               <w:rPr>
                 <w:rStyle w:val="Hyperlink"/>
@@ -2136,7 +2136,7 @@
               <w:rPr>
                 <w:noProof/>
               </w:rPr>
-              <w:instrText xml:space="preserve"> PAGEREF _Toc244147120 \h </w:instrText>
+              <w:instrText xml:space="preserve"> PAGEREF _Toc244148528 \h </w:instrText>
             </w:r>
             <w:r>
               <w:rPr>
@@ -2178,7 +2178,7 @@
               <w14:ligatures w14:val="standardContextual"/>
             </w:rPr>
           </w:pPr>
-          <w:hyperlink w:anchor="_Toc244147121" w:history="1">
+          <w:hyperlink w:anchor="_Toc244148529" w:history="1">
             <w:r>
               <w:rPr>
                 <w:rStyle w:val="Hyperlink"/>
@@ -2202,7 +2202,7 @@
               <w:rPr>
                 <w:noProof/>
               </w:rPr>
-              <w:instrText xml:space="preserve"> PAGEREF _Toc244147121 \h </w:instrText>
+              <w:instrText xml:space="preserve"> PAGEREF _Toc244148529 \h </w:instrText>
             </w:r>
             <w:r>
               <w:rPr>
@@ -2244,7 +2244,7 @@
               <w14:ligatures w14:val="standardContextual"/>
             </w:rPr>
           </w:pPr>
-          <w:hyperlink w:anchor="_Toc244147122" w:history="1">
+          <w:hyperlink w:anchor="_Toc244148530" w:history="1">
             <w:r>
               <w:rPr>
                 <w:rStyle w:val="Hyperlink"/>
@@ -2268,7 +2268,7 @@
               <w:rPr>
                 <w:noProof/>
               </w:rPr>
-              <w:instrText xml:space="preserve"> PAGEREF _Toc244147122 \h </w:instrText>
+              <w:instrText xml:space="preserve"> PAGEREF _Toc244148530 \h </w:instrText>
             </w:r>
             <w:r>
               <w:rPr>
@@ -2310,7 +2310,7 @@
               <w14:ligatures w14:val="standardContextual"/>
             </w:rPr>
           </w:pPr>
-          <w:hyperlink w:anchor="_Toc244147123" w:history="1">
+          <w:hyperlink w:anchor="_Toc244148531" w:history="1">
             <w:r>
               <w:rPr>
                 <w:rStyle w:val="Hyperlink"/>
@@ -2334,7 +2334,7 @@
               <w:rPr>
                 <w:noProof/>
               </w:rPr>
-              <w:instrText xml:space="preserve"> PAGEREF _Toc244147123 \h </w:instrText>
+              <w:instrText xml:space="preserve"> PAGEREF _Toc244148531 \h </w:instrText>
             </w:r>
             <w:r>
               <w:rPr>
@@ -2376,7 +2376,7 @@
               <w14:ligatures w14:val="standardContextual"/>
             </w:rPr>
           </w:pPr>
-          <w:hyperlink w:anchor="_Toc244147124" w:history="1">
+          <w:hyperlink w:anchor="_Toc244148532" w:history="1">
             <w:r>
               <w:rPr>
                 <w:rStyle w:val="Hyperlink"/>
@@ -2400,7 +2400,7 @@
               <w:rPr>
                 <w:noProof/>
               </w:rPr>
-              <w:instrText xml:space="preserve"> PAGEREF _Toc244147124 \h </w:instrText>
+              <w:instrText xml:space="preserve"> PAGEREF _Toc244148532 \h </w:instrText>
             </w:r>
             <w:r>
               <w:rPr>
@@ -2442,7 +2442,7 @@
               <w14:ligatures w14:val="standardContextual"/>
             </w:rPr>
           </w:pPr>
-          <w:hyperlink w:anchor="_Toc244147125" w:history="1">
+          <w:hyperlink w:anchor="_Toc244148533" w:history="1">
             <w:r>
               <w:rPr>
                 <w:rStyle w:val="Hyperlink"/>
@@ -2466,7 +2466,7 @@
               <w:rPr>
                 <w:noProof/>
               </w:rPr>
-              <w:instrText xml:space="preserve"> PAGEREF _Toc244147125 \h </w:instrText>
+              <w:instrText xml:space="preserve"> PAGEREF _Toc244148533 \h </w:instrText>
             </w:r>
             <w:r>
               <w:rPr>
@@ -2483,7 +2483,7 @@
               <w:rPr>
                 <w:noProof/>
               </w:rPr>
-              <w:t>39</w:t>
+              <w:t>40</w:t>
             </w:r>
             <w:r>
               <w:rPr>
@@ -2508,7 +2508,7 @@
               <w14:ligatures w14:val="standardContextual"/>
             </w:rPr>
           </w:pPr>
-          <w:hyperlink w:anchor="_Toc244147126" w:history="1">
+          <w:hyperlink w:anchor="_Toc244148534" w:history="1">
             <w:r>
               <w:rPr>
                 <w:rStyle w:val="Hyperlink"/>
@@ -2532,7 +2532,7 @@
               <w:rPr>
                 <w:noProof/>
               </w:rPr>
-              <w:instrText xml:space="preserve"> PAGEREF _Toc244147126 \h </w:instrText>
+              <w:instrText xml:space="preserve"> PAGEREF _Toc244148534 \h </w:instrText>
             </w:r>
             <w:r>
               <w:rPr>
@@ -2549,7 +2549,7 @@
               <w:rPr>
                 <w:noProof/>
               </w:rPr>
-              <w:t>40</w:t>
+              <w:t>41</w:t>
             </w:r>
             <w:r>
               <w:rPr>
@@ -2574,7 +2574,7 @@
               <w14:ligatures w14:val="standardContextual"/>
             </w:rPr>
           </w:pPr>
-          <w:hyperlink w:anchor="_Toc244147127" w:history="1">
+          <w:hyperlink w:anchor="_Toc244148535" w:history="1">
             <w:r>
               <w:rPr>
                 <w:rStyle w:val="Hyperlink"/>
@@ -2598,7 +2598,7 @@
               <w:rPr>
                 <w:noProof/>
               </w:rPr>
-              <w:instrText xml:space="preserve"> PAGEREF _Toc244147127 \h </w:instrText>
+              <w:instrText xml:space="preserve"> PAGEREF _Toc244148535 \h </w:instrText>
             </w:r>
             <w:r>
               <w:rPr>
@@ -2615,7 +2615,7 @@
               <w:rPr>
                 <w:noProof/>
               </w:rPr>
-              <w:t>41</w:t>
+              <w:t>42</w:t>
             </w:r>
             <w:r>
               <w:rPr>
@@ -2639,7 +2639,7 @@
         <w:pageBreakBefore/>
         <w:spacing w:before="0"/>
       </w:pPr>
-      <w:bookmarkStart w:id="0" w:name="_Toc244147091"/>
+      <w:bookmarkStart w:id="0" w:name="_Toc244148499"/>
       <w:r>
         <w:t>1.  Introduction</w:t>
       </w:r>
@@ -2775,7 +2775,7 @@
         <w:pStyle w:val="Heading1"/>
         <w:keepNext/>
       </w:pPr>
-      <w:bookmarkStart w:id="1" w:name="_Toc244147092"/>
+      <w:bookmarkStart w:id="1" w:name="_Toc244148500"/>
       <w:r>
         <w:t>2.  The Ground Theorem</w:t>
       </w:r>
@@ -3031,7 +3031,7 @@
         <w:t>The rest of the paper is the proof. Sections 3 and 4 set down the definitions on which every clause depends. Section 5 proves part (i), Section 6 proves parts (ii) and (iii), and Section 7 proves part (iv). Section 8 states the object that remains, the instruments with which the proof that follows will meet it, and the reduction of that object to two statements about one block at a fixed physical scale, Theorem 8.5, and proves at the strong end a mass gap of the lattice theory in infinite volume, Theorem 8.</w:t>
       </w:r>
       <w:r>
-        <w:t>7.</w:t>
+        <w:t>7 on ℤ⁴ and Theorem 8.8 on ℤ³.</w:t>
       </w:r>
     </w:p>
     <w:p>
@@ -3039,7 +3039,7 @@
         <w:pStyle w:val="Heading1"/>
         <w:keepNext/>
       </w:pPr>
-      <w:bookmarkStart w:id="2" w:name="_Toc244147093"/>
+      <w:bookmarkStart w:id="2" w:name="_Toc244148501"/>
       <w:r>
         <w:t>3.  What the Problem Demands</w:t>
       </w:r>
@@ -3050,7 +3050,7 @@
         <w:pStyle w:val="Heading2"/>
         <w:keepNext/>
       </w:pPr>
-      <w:bookmarkStart w:id="3" w:name="_Toc244147094"/>
+      <w:bookmarkStart w:id="3" w:name="_Toc244148502"/>
       <w:r>
         <w:t>3.1  Euclidean fields and the axioms of Osterwalder and Schrader</w:t>
       </w:r>
@@ -4180,7 +4180,7 @@
         <w:pStyle w:val="Heading2"/>
         <w:keepNext/>
       </w:pPr>
-      <w:bookmarkStart w:id="4" w:name="_Toc244147095"/>
+      <w:bookmarkStart w:id="4" w:name="_Toc244148503"/>
       <w:r>
         <w:t>3.2  The mass gap</w:t>
       </w:r>
@@ -4252,7 +4252,7 @@
         <w:pStyle w:val="Heading2"/>
         <w:keepNext/>
       </w:pPr>
-      <w:bookmarkStart w:id="5" w:name="_Toc244147096"/>
+      <w:bookmarkStart w:id="5" w:name="_Toc244148504"/>
       <w:r>
         <w:t>3.3  Non-triviality</w:t>
       </w:r>
@@ -4331,7 +4331,7 @@
         <w:pStyle w:val="Heading2"/>
         <w:keepNext/>
       </w:pPr>
-      <w:bookmarkStart w:id="6" w:name="_Toc244147097"/>
+      <w:bookmarkStart w:id="6" w:name="_Toc244148505"/>
       <w:r>
         <w:t>3.4  Limits obtained by compactness</w:t>
       </w:r>
@@ -4410,7 +4410,7 @@
         <w:pStyle w:val="Heading1"/>
         <w:keepNext/>
       </w:pPr>
-      <w:bookmarkStart w:id="7" w:name="_Toc244147098"/>
+      <w:bookmarkStart w:id="7" w:name="_Toc244148506"/>
       <w:r>
         <w:t>4.  The Lattice, Its Positivity and Its Gap</w:t>
       </w:r>
@@ -4421,7 +4421,7 @@
         <w:pStyle w:val="Heading2"/>
         <w:keepNext/>
       </w:pPr>
-      <w:bookmarkStart w:id="8" w:name="_Toc244147099"/>
+      <w:bookmarkStart w:id="8" w:name="_Toc244148507"/>
       <w:r>
         <w:t>4.1  Wilson's theory</w:t>
       </w:r>
@@ -5043,7 +5043,7 @@
         <w:pStyle w:val="Heading2"/>
         <w:keepNext/>
       </w:pPr>
-      <w:bookmarkStart w:id="9" w:name="_Toc244147100"/>
+      <w:bookmarkStart w:id="9" w:name="_Toc244148508"/>
       <w:r>
         <w:t>4.2  Reflection positivity and the transfer matrix</w:t>
       </w:r>
@@ -6079,7 +6079,7 @@
         <w:pStyle w:val="Heading2"/>
         <w:keepNext/>
       </w:pPr>
-      <w:bookmarkStart w:id="10" w:name="_Toc244147101"/>
+      <w:bookmarkStart w:id="10" w:name="_Toc244148509"/>
       <w:r>
         <w:t>4.3  The renormalisation group of Bałaban</w:t>
       </w:r>
@@ -6120,7 +6120,7 @@
         <w:pStyle w:val="Heading1"/>
         <w:keepNext/>
       </w:pPr>
-      <w:bookmarkStart w:id="11" w:name="_Toc244147102"/>
+      <w:bookmarkStart w:id="11" w:name="_Toc244148510"/>
       <w:r>
         <w:t>5.  The Three-Dimensional Manuscripts</w:t>
       </w:r>
@@ -6144,7 +6144,7 @@
         <w:pStyle w:val="Heading2"/>
         <w:keepNext/>
       </w:pPr>
-      <w:bookmarkStart w:id="12" w:name="_Toc244147103"/>
+      <w:bookmarkStart w:id="12" w:name="_Toc244148511"/>
       <w:r>
         <w:t>5.1  The documents</w:t>
       </w:r>
@@ -6191,7 +6191,7 @@
         <w:pStyle w:val="Heading2"/>
         <w:keepNext/>
       </w:pPr>
-      <w:bookmarkStart w:id="13" w:name="_Toc244147104"/>
+      <w:bookmarkStart w:id="13" w:name="_Toc244148512"/>
       <w:r>
         <w:t>5.2  The observable</w:t>
       </w:r>
@@ -6595,7 +6595,7 @@
         <w:pStyle w:val="Heading2"/>
         <w:keepNext/>
       </w:pPr>
-      <w:bookmarkStart w:id="14" w:name="_Toc244147105"/>
+      <w:bookmarkStart w:id="14" w:name="_Toc244148513"/>
       <w:r>
         <w:t>5.3  The torus, the infinite volume and the components</w:t>
       </w:r>
@@ -7126,7 +7126,7 @@
         <w:pStyle w:val="Heading2"/>
         <w:keepNext/>
       </w:pPr>
-      <w:bookmarkStart w:id="15" w:name="_Toc244147106"/>
+      <w:bookmarkStart w:id="15" w:name="_Toc244148514"/>
       <w:r>
         <w:t>5.4  The axioms and the reconstruction</w:t>
       </w:r>
@@ -7356,7 +7356,7 @@
         <w:pStyle w:val="Heading2"/>
         <w:keepNext/>
       </w:pPr>
-      <w:bookmarkStart w:id="16" w:name="_Toc244147107"/>
+      <w:bookmarkStart w:id="16" w:name="_Toc244148515"/>
       <w:r>
         <w:t>5.5  Non-triviality</w:t>
       </w:r>
@@ -7897,7 +7897,7 @@
         <w:pStyle w:val="Heading2"/>
         <w:keepNext/>
       </w:pPr>
-      <w:bookmarkStart w:id="17" w:name="_Toc244147108"/>
+      <w:bookmarkStart w:id="17" w:name="_Toc244148516"/>
       <w:r>
         <w:t>5.6  What the manuscript does not assert</w:t>
       </w:r>
@@ -7945,7 +7945,7 @@
         <w:pStyle w:val="Heading1"/>
         <w:keepNext/>
       </w:pPr>
-      <w:bookmarkStart w:id="18" w:name="_Toc244147109"/>
+      <w:bookmarkStart w:id="18" w:name="_Toc244148517"/>
       <w:r>
         <w:t>6.  The Four-Dimensional Draft and the Standing of the Corpus</w:t>
       </w:r>
@@ -7969,7 +7969,7 @@
         <w:pStyle w:val="Heading2"/>
         <w:keepNext/>
       </w:pPr>
-      <w:bookmarkStart w:id="19" w:name="_Toc244147110"/>
+      <w:bookmarkStart w:id="19" w:name="_Toc244148518"/>
       <w:r>
         <w:t>6.1  The authors' account</w:t>
       </w:r>
@@ -8033,7 +8033,7 @@
         <w:pStyle w:val="Heading2"/>
         <w:keepNext/>
       </w:pPr>
-      <w:bookmarkStart w:id="20" w:name="_Toc244147111"/>
+      <w:bookmarkStart w:id="20" w:name="_Toc244148519"/>
       <w:r>
         <w:t>6.2  The conditional theorem</w:t>
       </w:r>
@@ -8236,7 +8236,7 @@
         <w:pStyle w:val="Heading2"/>
         <w:keepNext/>
       </w:pPr>
-      <w:bookmarkStart w:id="21" w:name="_Toc244147112"/>
+      <w:bookmarkStart w:id="21" w:name="_Toc244148520"/>
       <w:r>
         <w:t>6.3  What the draft does not claim</w:t>
       </w:r>
@@ -8314,7 +8314,7 @@
         <w:pStyle w:val="Heading2"/>
         <w:keepNext/>
       </w:pPr>
-      <w:bookmarkStart w:id="22" w:name="_Toc244147113"/>
+      <w:bookmarkStart w:id="22" w:name="_Toc244148521"/>
       <w:r>
         <w:t>6.4  The standing of the corpus</w:t>
       </w:r>
@@ -8375,7 +8375,7 @@
         <w:pStyle w:val="Heading2"/>
         <w:keepNext/>
       </w:pPr>
-      <w:bookmarkStart w:id="23" w:name="_Toc244147114"/>
+      <w:bookmarkStart w:id="23" w:name="_Toc244148522"/>
       <w:r>
         <w:t>6.5  The public reading</w:t>
       </w:r>
@@ -8443,7 +8443,7 @@
         <w:pStyle w:val="Heading2"/>
         <w:keepNext/>
       </w:pPr>
-      <w:bookmarkStart w:id="24" w:name="_Toc244147115"/>
+      <w:bookmarkStart w:id="24" w:name="_Toc244148523"/>
       <w:r>
         <w:t>6.6  Further claims in public view</w:t>
       </w:r>
@@ -8848,7 +8848,7 @@
         <w:pStyle w:val="Heading1"/>
         <w:keepNext/>
       </w:pPr>
-      <w:bookmarkStart w:id="25" w:name="_Toc244147116"/>
+      <w:bookmarkStart w:id="25" w:name="_Toc244148524"/>
       <w:r>
         <w:t>7.  The Residue and Its Completion</w:t>
       </w:r>
@@ -8872,7 +8872,7 @@
         <w:pStyle w:val="Heading2"/>
         <w:keepNext/>
       </w:pPr>
-      <w:bookmarkStart w:id="26" w:name="_Toc244147117"/>
+      <w:bookmarkStart w:id="26" w:name="_Toc244148525"/>
       <w:r>
         <w:t>7.1  The residue</w:t>
       </w:r>
@@ -10066,7 +10066,7 @@
         <w:pStyle w:val="Heading2"/>
         <w:keepNext/>
       </w:pPr>
-      <w:bookmarkStart w:id="27" w:name="_Toc244147118"/>
+      <w:bookmarkStart w:id="27" w:name="_Toc244148526"/>
       <w:r>
         <w:t>7.2  The gap is exponential clustering</w:t>
       </w:r>
@@ -12012,7 +12012,7 @@
         <w:pStyle w:val="Heading2"/>
         <w:keepNext/>
       </w:pPr>
-      <w:bookmarkStart w:id="28" w:name="_Toc244147119"/>
+      <w:bookmarkStart w:id="28" w:name="_Toc244148527"/>
       <w:r>
         <w:t>7.3  From the lattice to the limit</w:t>
       </w:r>
@@ -13192,7 +13192,7 @@
         <w:pStyle w:val="Heading2"/>
         <w:keepNext/>
       </w:pPr>
-      <w:bookmarkStart w:id="29" w:name="_Toc244147120"/>
+      <w:bookmarkStart w:id="29" w:name="_Toc244148528"/>
       <w:r>
         <w:t>7.4  The collapse of the components</w:t>
       </w:r>
@@ -13308,7 +13308,7 @@
         <w:pStyle w:val="Heading1"/>
         <w:keepNext/>
       </w:pPr>
-      <w:bookmarkStart w:id="30" w:name="_Toc244147121"/>
+      <w:bookmarkStart w:id="30" w:name="_Toc244148529"/>
       <w:r>
         <w:t>8.  The Ground Handed Over</w:t>
       </w:r>
@@ -13319,7 +13319,7 @@
         <w:pStyle w:val="Heading2"/>
         <w:keepNext/>
       </w:pPr>
-      <w:bookmarkStart w:id="31" w:name="_Toc244147122"/>
+      <w:bookmarkStart w:id="31" w:name="_Toc244148530"/>
       <w:r>
         <w:t>8.1  The object that remains</w:t>
       </w:r>
@@ -13463,7 +13463,7 @@
         <w:pStyle w:val="Heading2"/>
         <w:keepNext/>
       </w:pPr>
-      <w:bookmarkStart w:id="32" w:name="_Toc244147123"/>
+      <w:bookmarkStart w:id="32" w:name="_Toc244148531"/>
       <w:r>
         <w:t>8.2  The instruments in hand</w:t>
       </w:r>
@@ -20532,7 +20532,7 @@
         <w:pStyle w:val="Heading2"/>
         <w:keepNext/>
       </w:pPr>
-      <w:bookmarkStart w:id="33" w:name="_Toc244147124"/>
+      <w:bookmarkStart w:id="33" w:name="_Toc244148532"/>
       <w:r>
         <w:t>8.3  The reduction</w:t>
       </w:r>
@@ -35695,6 +35695,697 @@
         <w:jc w:val="both"/>
       </w:pPr>
       <w:r>
+        <w:t>The same construction runs in three dimensions, where every link lies in four plaquettes.</w:t>
+      </w:r>
+    </w:p>
+    <w:p>
+      <w:pPr>
+        <w:spacing w:before="160" w:after="80"/>
+        <w:jc w:val="both"/>
+      </w:pPr>
+      <w:r>
+        <w:rPr>
+          <w:b/>
+          <w:bCs/>
+        </w:rPr>
+        <w:t xml:space="preserve">Theorem 8.8 (A lattice mass gap at strong coupling in three dimensions; Edwin Boston III). </w:t>
+      </w:r>
+      <w:r>
+        <w:rPr>
+          <w:i/>
+          <w:iCs/>
+        </w:rPr>
+        <w:t>Consider the SU(2) lattice gauge theory on ℤ³ with Wilson's action, each plaquette weighted by exp(½ β tr U</w:t>
+      </w:r>
+      <w:r>
+        <w:rPr>
+          <w:i/>
+          <w:iCs/>
+          <w:vertAlign w:val="subscript"/>
+        </w:rPr>
+        <w:t>p</w:t>
+      </w:r>
+      <w:r>
+        <w:rPr>
+          <w:i/>
+          <w:iCs/>
+        </w:rPr>
+        <w:t>), at 0 &lt; β ≤ 0.3739. Its infinite-volume Gibbs measure is unique. For every m₀ &lt; log(1/α₃(β))/2, with α₃(β) ≤ 0.9996 the row sum of the proof below, there is a constant K, depending on β and m₀ alone, such that for all bounded observables f and g depending on finitely many links, |</w:t>
+      </w:r>
+      <w:r>
+        <w:rPr>
+          <w:i/>
+          <w:iCs/>
+        </w:rPr>
+        <w:t>⟨</w:t>
+      </w:r>
+      <w:r>
+        <w:rPr>
+          <w:i/>
+          <w:iCs/>
+        </w:rPr>
+        <w:t>fg</w:t>
+      </w:r>
+      <w:r>
+        <w:rPr>
+          <w:i/>
+          <w:iCs/>
+        </w:rPr>
+        <w:t>⟩</w:t>
+      </w:r>
+      <w:r>
+        <w:rPr>
+          <w:i/>
+          <w:iCs/>
+        </w:rPr>
+        <w:t xml:space="preserve"> − </w:t>
+      </w:r>
+      <w:r>
+        <w:rPr>
+          <w:i/>
+          <w:iCs/>
+        </w:rPr>
+        <w:t>⟨</w:t>
+      </w:r>
+      <w:r>
+        <w:rPr>
+          <w:i/>
+          <w:iCs/>
+        </w:rPr>
+        <w:t>f</w:t>
+      </w:r>
+      <w:r>
+        <w:rPr>
+          <w:i/>
+          <w:iCs/>
+        </w:rPr>
+        <w:t>⟩⟨</w:t>
+      </w:r>
+      <w:r>
+        <w:rPr>
+          <w:i/>
+          <w:iCs/>
+        </w:rPr>
+        <w:t>g</w:t>
+      </w:r>
+      <w:r>
+        <w:rPr>
+          <w:i/>
+          <w:iCs/>
+        </w:rPr>
+        <w:t>⟩</w:t>
+      </w:r>
+      <w:r>
+        <w:rPr>
+          <w:i/>
+          <w:iCs/>
+        </w:rPr>
+        <w:t>| ≤ K N(f) N(g) ‖f‖ ‖g‖ e</w:t>
+      </w:r>
+      <w:r>
+        <w:rPr>
+          <w:i/>
+          <w:iCs/>
+          <w:vertAlign w:val="superscript"/>
+        </w:rPr>
+        <w:t>−</w:t>
+      </w:r>
+      <w:r>
+        <w:rPr>
+          <w:i/>
+          <w:iCs/>
+          <w:vertAlign w:val="superscript"/>
+        </w:rPr>
+        <w:t>m₀ d</w:t>
+      </w:r>
+      <w:r>
+        <w:rPr>
+          <w:i/>
+          <w:iCs/>
+        </w:rPr>
+        <w:t>, with N(f) and d as in Theorem 8.7; the same bound holds on every torus of even side. The Hamiltonian of the transfer matrix annihilates a unique vacuum and has no spectrum in the interval (0, m₀).</w:t>
+      </w:r>
+    </w:p>
+    <w:p>
+      <w:pPr>
+        <w:spacing w:after="120"/>
+        <w:jc w:val="both"/>
+      </w:pPr>
+      <w:r>
+        <w:rPr>
+          <w:i/>
+          <w:iCs/>
+        </w:rPr>
+        <w:t xml:space="preserve">Proof. </w:t>
+      </w:r>
+      <w:r>
+        <w:t>The proof of Theorem 8.7, with the three-dimensional cover and its counts. The links (</w:t>
+      </w:r>
+      <w:r>
+        <w:rPr>
+          <w:i/>
+          <w:iCs/>
+        </w:rPr>
+        <w:t>x</w:t>
+      </w:r>
+      <w:r>
+        <w:t xml:space="preserve">, </w:t>
+      </w:r>
+      <w:r>
+        <w:rPr>
+          <w:i/>
+          <w:iCs/>
+        </w:rPr>
+        <w:t>e</w:t>
+      </w:r>
+      <w:r>
+        <w:t xml:space="preserve">₁) with </w:t>
+      </w:r>
+      <w:r>
+        <w:rPr>
+          <w:i/>
+          <w:iCs/>
+        </w:rPr>
+        <w:t>x</w:t>
+      </w:r>
+      <w:r>
+        <w:t xml:space="preserve">₂ and </w:t>
+      </w:r>
+      <w:r>
+        <w:rPr>
+          <w:i/>
+          <w:iCs/>
+        </w:rPr>
+        <w:t>x</w:t>
+      </w:r>
+      <w:r>
+        <w:t>₃ even, (</w:t>
+      </w:r>
+      <w:r>
+        <w:rPr>
+          <w:i/>
+          <w:iCs/>
+        </w:rPr>
+        <w:t>x</w:t>
+      </w:r>
+      <w:r>
+        <w:t xml:space="preserve">, </w:t>
+      </w:r>
+      <w:r>
+        <w:rPr>
+          <w:i/>
+          <w:iCs/>
+        </w:rPr>
+        <w:t>e</w:t>
+      </w:r>
+      <w:r>
+        <w:t xml:space="preserve">₂) with </w:t>
+      </w:r>
+      <w:r>
+        <w:rPr>
+          <w:i/>
+          <w:iCs/>
+        </w:rPr>
+        <w:t>x</w:t>
+      </w:r>
+      <w:r>
+        <w:t xml:space="preserve">₁ even and </w:t>
+      </w:r>
+      <w:r>
+        <w:rPr>
+          <w:i/>
+          <w:iCs/>
+        </w:rPr>
+        <w:t>x</w:t>
+      </w:r>
+      <w:r>
+        <w:t>₃ odd, and (</w:t>
+      </w:r>
+      <w:r>
+        <w:rPr>
+          <w:i/>
+          <w:iCs/>
+        </w:rPr>
+        <w:t>x</w:t>
+      </w:r>
+      <w:r>
+        <w:t xml:space="preserve">, </w:t>
+      </w:r>
+      <w:r>
+        <w:rPr>
+          <w:i/>
+          <w:iCs/>
+        </w:rPr>
+        <w:t>e</w:t>
+      </w:r>
+      <w:r>
+        <w:t xml:space="preserve">₃) with </w:t>
+      </w:r>
+      <w:r>
+        <w:rPr>
+          <w:i/>
+          <w:iCs/>
+        </w:rPr>
+        <w:t>x</w:t>
+      </w:r>
+      <w:r>
+        <w:t xml:space="preserve">₁ and </w:t>
+      </w:r>
+      <w:r>
+        <w:rPr>
+          <w:i/>
+          <w:iCs/>
+        </w:rPr>
+        <w:t>x</w:t>
+      </w:r>
+      <w:r>
+        <w:t xml:space="preserve">₂ odd, three families of parallel lines, meet every plaquette of ℤ³ exactly once. In the (1, 2)-plane at base point </w:t>
+      </w:r>
+      <w:r>
+        <w:rPr>
+          <w:i/>
+          <w:iCs/>
+        </w:rPr>
+        <w:t>x</w:t>
+      </w:r>
+      <w:r>
+        <w:t xml:space="preserve"> the two </w:t>
+      </w:r>
+      <w:r>
+        <w:rPr>
+          <w:i/>
+          <w:iCs/>
+        </w:rPr>
+        <w:t>e</w:t>
+      </w:r>
+      <w:r>
+        <w:t xml:space="preserve">₁-links sit at second coordinates </w:t>
+      </w:r>
+      <w:r>
+        <w:rPr>
+          <w:i/>
+          <w:iCs/>
+        </w:rPr>
+        <w:t>x</w:t>
+      </w:r>
+      <w:r>
+        <w:t xml:space="preserve">₂ and </w:t>
+      </w:r>
+      <w:r>
+        <w:rPr>
+          <w:i/>
+          <w:iCs/>
+        </w:rPr>
+        <w:t>x</w:t>
+      </w:r>
+      <w:r>
+        <w:t xml:space="preserve">₂ + 1 with the same </w:t>
+      </w:r>
+      <w:r>
+        <w:rPr>
+          <w:i/>
+          <w:iCs/>
+        </w:rPr>
+        <w:t>x</w:t>
+      </w:r>
+      <w:r>
+        <w:t xml:space="preserve">₃, so exactly one of them belongs to the set when </w:t>
+      </w:r>
+      <w:r>
+        <w:rPr>
+          <w:i/>
+          <w:iCs/>
+        </w:rPr>
+        <w:t>x</w:t>
+      </w:r>
+      <w:r>
+        <w:t xml:space="preserve">₃ is even and neither when it is odd, while the two </w:t>
+      </w:r>
+      <w:r>
+        <w:rPr>
+          <w:i/>
+          <w:iCs/>
+        </w:rPr>
+        <w:t>e</w:t>
+      </w:r>
+      <w:r>
+        <w:t xml:space="preserve">₂-links sit at first coordinates </w:t>
+      </w:r>
+      <w:r>
+        <w:rPr>
+          <w:i/>
+          <w:iCs/>
+        </w:rPr>
+        <w:t>x</w:t>
+      </w:r>
+      <w:r>
+        <w:t xml:space="preserve">₁ and </w:t>
+      </w:r>
+      <w:r>
+        <w:rPr>
+          <w:i/>
+          <w:iCs/>
+        </w:rPr>
+        <w:t>x</w:t>
+      </w:r>
+      <w:r>
+        <w:t xml:space="preserve">₁ + 1 with the same </w:t>
+      </w:r>
+      <w:r>
+        <w:rPr>
+          <w:i/>
+          <w:iCs/>
+        </w:rPr>
+        <w:t>x</w:t>
+      </w:r>
+      <w:r>
+        <w:t xml:space="preserve">₃, so exactly one belongs when </w:t>
+      </w:r>
+      <w:r>
+        <w:rPr>
+          <w:i/>
+          <w:iCs/>
+        </w:rPr>
+        <w:t>x</w:t>
+      </w:r>
+      <w:r>
+        <w:t xml:space="preserve">₃ is odd and neither when it is even; in the (1, 3)-plane the </w:t>
+      </w:r>
+      <w:r>
+        <w:rPr>
+          <w:i/>
+          <w:iCs/>
+        </w:rPr>
+        <w:t>e</w:t>
+      </w:r>
+      <w:r>
+        <w:t xml:space="preserve">₁-links give one exactly when </w:t>
+      </w:r>
+      <w:r>
+        <w:rPr>
+          <w:i/>
+          <w:iCs/>
+        </w:rPr>
+        <w:t>x</w:t>
+      </w:r>
+      <w:r>
+        <w:t xml:space="preserve">₂ is even and the </w:t>
+      </w:r>
+      <w:r>
+        <w:rPr>
+          <w:i/>
+          <w:iCs/>
+        </w:rPr>
+        <w:t>e</w:t>
+      </w:r>
+      <w:r>
+        <w:t xml:space="preserve">₃-links one exactly when </w:t>
+      </w:r>
+      <w:r>
+        <w:rPr>
+          <w:i/>
+          <w:iCs/>
+        </w:rPr>
+        <w:t>x</w:t>
+      </w:r>
+      <w:r>
+        <w:t xml:space="preserve">₂ is odd; in the (2, 3)-plane the </w:t>
+      </w:r>
+      <w:r>
+        <w:rPr>
+          <w:i/>
+          <w:iCs/>
+        </w:rPr>
+        <w:t>e</w:t>
+      </w:r>
+      <w:r>
+        <w:t xml:space="preserve">₂-links give one exactly when </w:t>
+      </w:r>
+      <w:r>
+        <w:rPr>
+          <w:i/>
+          <w:iCs/>
+        </w:rPr>
+        <w:t>x</w:t>
+      </w:r>
+      <w:r>
+        <w:t xml:space="preserve">₁ is even and the </w:t>
+      </w:r>
+      <w:r>
+        <w:rPr>
+          <w:i/>
+          <w:iCs/>
+        </w:rPr>
+        <w:t>e</w:t>
+      </w:r>
+      <w:r>
+        <w:t xml:space="preserve">₃-links one exactly when </w:t>
+      </w:r>
+      <w:r>
+        <w:rPr>
+          <w:i/>
+          <w:iCs/>
+        </w:rPr>
+        <w:t>x</w:t>
+      </w:r>
+      <w:r>
+        <w:t>₁ is odd. The set has period two, so the same holds on every torus of even side.</w:t>
+      </w:r>
+    </w:p>
+    <w:p>
+      <w:pPr>
+        <w:spacing w:after="120"/>
+        <w:ind w:firstLine="360"/>
+        <w:jc w:val="both"/>
+      </w:pPr>
+      <w:r>
+        <w:t xml:space="preserve">Each link lies in </w:t>
+      </w:r>
+      <w:r>
+        <w:rPr>
+          <w:i/>
+          <w:iCs/>
+        </w:rPr>
+        <w:t>P</w:t>
+      </w:r>
+      <w:r>
+        <w:t xml:space="preserve"> = 4 plaquettes. The integrated links are therefore independent von Mises–Fisher variables given the kept ones, each with an argument of norm at most 4β; the conditional law of a kept link is a product of four ratios of the function </w:t>
+      </w:r>
+      <w:r>
+        <w:rPr>
+          <w:i/>
+          <w:iCs/>
+        </w:rPr>
+        <w:t>Z</w:t>
+      </w:r>
+      <w:r>
+        <w:t>; its row has 2</w:t>
+      </w:r>
+      <w:r>
+        <w:rPr>
+          <w:i/>
+          <w:iCs/>
+        </w:rPr>
+        <w:t>P</w:t>
+      </w:r>
+      <w:r>
+        <w:t xml:space="preserve"> = 8 direct entries and 3</w:t>
+      </w:r>
+      <w:r>
+        <w:rPr>
+          <w:i/>
+          <w:iCs/>
+        </w:rPr>
+        <w:t>P</w:t>
+      </w:r>
+      <w:r>
+        <w:t>(</w:t>
+      </w:r>
+      <w:r>
+        <w:rPr>
+          <w:i/>
+          <w:iCs/>
+        </w:rPr>
+        <w:t>P</w:t>
+      </w:r>
+      <w:r>
+        <w:t xml:space="preserve"> − 1) = 36 mediated ones; the constants of Lemma 8.6 enter at 3β and 4β in place of 5β and 6β, as </w:t>
+      </w:r>
+      <w:r>
+        <w:rPr>
+          <w:i/>
+          <w:iCs/>
+        </w:rPr>
+        <w:t>D</w:t>
+      </w:r>
+      <w:r>
+        <w:t xml:space="preserve">₃ = </w:t>
+      </w:r>
+      <w:r>
+        <w:rPr>
+          <w:i/>
+          <w:iCs/>
+        </w:rPr>
+        <w:t>m</w:t>
+      </w:r>
+      <w:r>
+        <w:t xml:space="preserve">(3β)²/3 and </w:t>
+      </w:r>
+      <w:r>
+        <w:rPr>
+          <w:i/>
+          <w:iCs/>
+        </w:rPr>
+        <w:t>T</w:t>
+      </w:r>
+      <w:r>
+        <w:t xml:space="preserve">₄ = </w:t>
+      </w:r>
+      <w:r>
+        <w:rPr>
+          <w:i/>
+          <w:iCs/>
+        </w:rPr>
+        <w:t>m</w:t>
+      </w:r>
+      <w:r>
+        <w:t>(4β)/2; and the oscillation of the reweighting is ω = 2β²</w:t>
+      </w:r>
+      <w:r>
+        <w:rPr>
+          <w:i/>
+          <w:iCs/>
+        </w:rPr>
+        <w:t>D</w:t>
+      </w:r>
+      <w:r>
+        <w:t>₃ + (4/3)β³</w:t>
+      </w:r>
+      <w:r>
+        <w:rPr>
+          <w:i/>
+          <w:iCs/>
+        </w:rPr>
+        <w:t>T</w:t>
+      </w:r>
+      <w:r>
+        <w:t>₄, the sum over the link's four plaquettes of the per-plaquette term β²</w:t>
+      </w:r>
+      <w:r>
+        <w:rPr>
+          <w:i/>
+          <w:iCs/>
+        </w:rPr>
+        <w:t>D</w:t>
+      </w:r>
+      <w:r>
+        <w:t>/2 + β³</w:t>
+      </w:r>
+      <w:r>
+        <w:rPr>
+          <w:i/>
+          <w:iCs/>
+        </w:rPr>
+        <w:t>T</w:t>
+      </w:r>
+      <w:r>
+        <w:t>/3 of Theorem 8.7's proof. The row sum α₃(β) = 8</w:t>
+      </w:r>
+      <w:r>
+        <w:rPr>
+          <w:i/>
+          <w:iCs/>
+        </w:rPr>
+        <w:t>C</w:t>
+      </w:r>
+      <w:r>
+        <w:rPr>
+          <w:vertAlign w:val="subscript"/>
+        </w:rPr>
+        <w:t>dir</w:t>
+      </w:r>
+      <w:r>
+        <w:t xml:space="preserve"> + 36</w:t>
+      </w:r>
+      <w:r>
+        <w:rPr>
+          <w:i/>
+          <w:iCs/>
+        </w:rPr>
+        <w:t>C</w:t>
+      </w:r>
+      <w:r>
+        <w:rPr>
+          <w:vertAlign w:val="subscript"/>
+        </w:rPr>
+        <w:t>med</w:t>
+      </w:r>
+      <w:r>
+        <w:t xml:space="preserve">, with </w:t>
+      </w:r>
+      <w:r>
+        <w:rPr>
+          <w:i/>
+          <w:iCs/>
+        </w:rPr>
+        <w:t>C</w:t>
+      </w:r>
+      <w:r>
+        <w:rPr>
+          <w:vertAlign w:val="subscript"/>
+        </w:rPr>
+        <w:t>dir</w:t>
+      </w:r>
+      <w:r>
+        <w:t xml:space="preserve"> and </w:t>
+      </w:r>
+      <w:r>
+        <w:rPr>
+          <w:i/>
+          <w:iCs/>
+        </w:rPr>
+        <w:t>C</w:t>
+      </w:r>
+      <w:r>
+        <w:rPr>
+          <w:vertAlign w:val="subscript"/>
+        </w:rPr>
+        <w:t>med</w:t>
+      </w:r>
+      <w:r>
+        <w:t xml:space="preserve"> the coefficients of that proof at these arguments, is 0.976276 at β = 0.37 and 0.999547 at β = 0.3739, and crosses one at β = 0.373975. The rest of the proof is unchanged.</w:t>
+      </w:r>
+      <w:r>
+        <w:t> ∎</w:t>
+      </w:r>
+    </w:p>
+    <w:p>
+      <w:pPr>
+        <w:spacing w:after="120"/>
+        <w:ind w:firstLine="360"/>
+        <w:jc w:val="both"/>
+      </w:pPr>
+      <w:r>
+        <w:t>The numbers are certified on two roads that share no line: an evaluation in 256-bit arithmetic with every quantity rounded outward, which reproduces Table 3's value at β = 0.2410 to nine digits, and an evaluation at sixty digits; they agree at every coupling read. With the exact constants |</w:t>
+      </w:r>
+      <w:r>
+        <w:rPr>
+          <w:i/>
+          <w:iCs/>
+        </w:rPr>
+        <w:t>D</w:t>
+      </w:r>
+      <w:r>
+        <w:t>(3β)| and |φ‴(4β)| in place of the two bounds the row crosses one at β = 0.3841, and in two dimensions, where a link lies in two plaquettes, the same construction closes at β = 0.8252. Three dimensions is where the ultraviolet half of a construction is in print without a hypothesis on the sequence of couplings, so there the interval between Theorem 8.8 and the small-field regime is the whole of what remains, the rehearsal of the four-dimensional crossing on ground whose two ends are both published.</w:t>
+      </w:r>
+    </w:p>
+    <w:p>
+      <w:pPr>
+        <w:spacing w:after="120"/>
+        <w:ind w:firstLine="360"/>
+        <w:jc w:val="both"/>
+      </w:pPr>
+      <w:r>
         <w:rPr>
           <w:i/>
           <w:iCs/>
@@ -35837,7 +36528,7 @@
         <w:t>Peierls and Kotecký–Preiss conditions, has its constants re-derived on the open ledger (the block Hessian's least eigenvalue 3, the entropy 54.4 per plaquette, the large-field weight the exact one-plaquette marginal): the coupling at which that split converges is about 70, conditional on the activity bound of the small-field expansion and on the chessboard constant, neither proved there, and, proved, it would mark where a Bałaban-type analysis has a verified foothold and not where decay begins, since the sa</w:t>
       </w:r>
       <w:r>
-        <w:t>me expansion converges for the free massless field, which has no gap. The lower end of the interval is Theorem 8.7's, which adds to Osterwalder and Seiler's theorem, a gap at every sufficiently small β with no coupling named, the coupling itself, the rate and the certified constants.</w:t>
+        <w:t>me expansion converges for the free massless field, which has no gap. The lower end of the interval is Theorem 8.7's. Osterwalder and Seiler proved a gap at every sufficiently small β with no coupling named; Shen, Zhu and Zhu named one, which for SU(2) on ℤ⁴ is β &lt; 1/12 in Wilson's normalisation;</w:t>
       </w:r>
       <w:r>
         <w:rPr>
@@ -35846,6 +36537,15 @@
         <w:footnoteReference w:id="81"/>
       </w:r>
       <w:r>
+        <w:t xml:space="preserve"> Theorem 8.7 reaches 0.2452, and Theorem 8.8 0.3739 on ℤ³, both about three times as far, with the rate and the certified constants.</w:t>
+      </w:r>
+      <w:r>
+        <w:rPr>
+          <w:rStyle w:val="FootnoteReference"/>
+        </w:rPr>
+        <w:footnoteReference w:id="82"/>
+      </w:r>
+      <w:r>
         <w:t xml:space="preserve"> Dimock's expositions treat the abelian and scalar cases and state every threshold the same way. Within the certified form the next widening is the same theorem in the Wasserstein metric of the three-sphere, whose one-link constant is 1/4, exact in the two symmetric directions and supported to one per cent between them, against total variation's 4/(3π); with the constants proved so far it gains nothing over Theorem 8.7, it is predicted to close near β = 0.30 under two constants not yet proved, and it is ung</w:t>
       </w:r>
       <w:r>
@@ -35868,7 +36568,7 @@
         <w:rPr>
           <w:rStyle w:val="FootnoteReference"/>
         </w:rPr>
-        <w:footnoteReference w:id="82"/>
+        <w:footnoteReference w:id="83"/>
       </w:r>
     </w:p>
     <w:p>
@@ -35876,7 +36576,7 @@
         <w:pStyle w:val="Heading2"/>
         <w:keepNext/>
       </w:pPr>
-      <w:bookmarkStart w:id="34" w:name="_Toc244147125"/>
+      <w:bookmarkStart w:id="34" w:name="_Toc244148533"/>
       <w:r>
         <w:t>8.4  Coda</w:t>
       </w:r>
@@ -35901,7 +36601,7 @@
         <w:pageBreakBefore/>
         <w:spacing w:before="0"/>
       </w:pPr>
-      <w:bookmarkStart w:id="35" w:name="_Toc244147126"/>
+      <w:bookmarkStart w:id="35" w:name="_Toc244148534"/>
       <w:r>
         <w:t>Sources</w:t>
       </w:r>
@@ -36978,10 +37678,53 @@
     </w:p>
     <w:p>
       <w:pPr>
+        <w:spacing w:after="70" w:line="250" w:lineRule="auto"/>
+        <w:ind w:left="540" w:hanging="540"/>
+      </w:pPr>
+      <w:r>
+        <w:rPr>
+          <w:sz w:val="19"/>
+          <w:szCs w:val="19"/>
+        </w:rPr>
+        <w:t>[24]</w:t>
+      </w:r>
+      <w:r>
+        <w:rPr>
+          <w:sz w:val="19"/>
+          <w:szCs w:val="19"/>
+        </w:rPr>
+        <w:tab/>
+      </w:r>
+      <w:r>
+        <w:rPr>
+          <w:sz w:val="19"/>
+          <w:szCs w:val="19"/>
+        </w:rPr>
+        <w:t xml:space="preserve">H. Shen, R. Zhu and X. Zhu, "A stochastic analysis approach to lattice Yang–Mills at strong coupling", </w:t>
+      </w:r>
+      <w:r>
+        <w:rPr>
+          <w:i/>
+          <w:iCs/>
+          <w:sz w:val="19"/>
+          <w:szCs w:val="19"/>
+        </w:rPr>
+        <w:t>Comm. Math. Phys.</w:t>
+      </w:r>
+      <w:r>
+        <w:rPr>
+          <w:sz w:val="19"/>
+          <w:szCs w:val="19"/>
+        </w:rPr>
+        <w:t xml:space="preserve"> (2023), doi:10.1007/s00220-022-04609-1; arXiv:2204.12737.</w:t>
+      </w:r>
+    </w:p>
+    <w:p>
+      <w:pPr>
         <w:pStyle w:val="Heading2"/>
         <w:keepNext/>
       </w:pPr>
-      <w:bookmarkStart w:id="36" w:name="_Toc244147127"/>
+      <w:bookmarkStart w:id="36" w:name="_Toc244148535"/>
       <w:r>
         <w:t>Records of the computations of Edwin Boston III</w:t>
       </w:r>
@@ -37238,6 +37981,42 @@
           <w:szCs w:val="19"/>
         </w:rPr>
         <w:t>, records/pentapylon and records/second-road.</w:t>
+      </w:r>
+    </w:p>
+    <w:p>
+      <w:pPr>
+        <w:spacing w:after="70" w:line="250" w:lineRule="auto"/>
+        <w:ind w:left="540" w:hanging="540"/>
+      </w:pPr>
+      <w:r>
+        <w:rPr>
+          <w:sz w:val="19"/>
+          <w:szCs w:val="19"/>
+        </w:rPr>
+        <w:t>[R8]</w:t>
+      </w:r>
+      <w:r>
+        <w:rPr>
+          <w:sz w:val="19"/>
+          <w:szCs w:val="19"/>
+        </w:rPr>
+        <w:tab/>
+      </w:r>
+      <w:r>
+        <w:rPr>
+          <w:i/>
+          <w:iCs/>
+          <w:sz w:val="19"/>
+          <w:szCs w:val="19"/>
+        </w:rPr>
+        <w:t>The lattice mass gap at strong coupling in three dimensions</w:t>
+      </w:r>
+      <w:r>
+        <w:rPr>
+          <w:sz w:val="19"/>
+          <w:szCs w:val="19"/>
+        </w:rPr>
+        <w:t xml:space="preserve"> (Theorem 8.8): the cover, instruments g37_cover_dim.pl and g37_tile_check.pl with the record g37_cover_dim.2026-10-29a; the row in dimension D, instrument g38_row_dim.awk with the record g38_row_dim.2026-10-29a; and the second evaluation, rowdim.py and coverrule3d.py with their outputs, which share no line with them; posted with their SHA-256 under the repository's records/pentapylon and records/second-road, the theorem stated with both roads on the page OPEN/ledger/c3-the-three-dimensional-rehearsal.md.</w:t>
       </w:r>
     </w:p>
     <w:p>
@@ -39923,7 +40702,7 @@
           <w:sz w:val="17"/>
           <w:szCs w:val="17"/>
         </w:rPr>
-        <w:t xml:space="preserve">T. Bałaban, </w:t>
+        <w:t xml:space="preserve">H. Shen, R. Zhu and X. Zhu, "A stochastic analysis approach to lattice Yang–Mills at strong coupling", </w:t>
       </w:r>
       <w:r>
         <w:rPr>
@@ -39939,43 +40718,94 @@
           <w:sz w:val="17"/>
           <w:szCs w:val="17"/>
         </w:rPr>
-        <w:t xml:space="preserve"> 109 (1987), 249–301: Theorem 1 (p. 259) and Theorem 3 (p. 267), the recursion (0.20) (p. 256), the action (0.2) with the normalised trace (p. 252), read from the pages on 29 October 2026. The statement that the sequence can be kept small in four dimensions, his Theorem 2 (pp. 259–260), is deferred there to "a separate paper"; the four-dimensional stability theorem itself is Theorem 1 of </w:t>
-      </w:r>
-      <w:r>
-        <w:rPr>
-          <w:i/>
-          <w:iCs/>
+        <w:t xml:space="preserve"> (2023), doi:10.1007/s00220-022-04609-1, arXiv:2204.12737, (1.2)–(1.3): their action is Nβ Re Σ Tr Q</w:t>
+      </w:r>
+      <w:r>
+        <w:rPr>
           <w:sz w:val="17"/>
           <w:szCs w:val="17"/>
-        </w:rPr>
-        <w:t>Large field renormalization II</w:t>
+          <w:vertAlign w:val="subscript"/>
+        </w:rPr>
+        <w:t>p</w:t>
       </w:r>
       <w:r>
         <w:rPr>
           <w:sz w:val="17"/>
           <w:szCs w:val="17"/>
         </w:rPr>
-        <w:t xml:space="preserve">, </w:t>
-      </w:r>
-      <w:r>
-        <w:rPr>
-          <w:i/>
-          <w:iCs/>
-          <w:sz w:val="17"/>
-          <w:szCs w:val="17"/>
-        </w:rPr>
-        <w:t>Comm. Math. Phys.</w:t>
-      </w:r>
-      <w:r>
-        <w:rPr>
-          <w:sz w:val="17"/>
-          <w:szCs w:val="17"/>
-        </w:rPr>
-        <w:t xml:space="preserve"> 122 (1989), 355–392, p. 355, read on 29 October 2026: "If the sequence of the effective coupling constants is contained in an interval ]0, γ] with a sufficiently small positive γ, then the effective densities ρ_k have the form, and satisfy all the conditions and bounds, described in Sect. 2", followed by "Theorem 2 of [I] allows us to remove the assumption … The proof of Theorem 2 … has not been published yet, so we have Theorem 1 with the assumption"; its bibliography names no paper proving Theorem 2.</w:t>
+        <w:t>, so their β is one quarter of Wilson's for SU(2), and their condition |β| &lt; 1/(16(d − 1)) is β &lt; 1/12 on ℤ⁴ and β &lt; 1/8 on ℤ³ in Wilson's normalisation.</w:t>
       </w:r>
     </w:p>
   </w:footnote>
   <w:footnote w:id="82">
+    <w:p>
+      <w:pPr>
+        <w:spacing w:after="40" w:line="240" w:lineRule="auto"/>
+      </w:pPr>
+      <w:r>
+        <w:rPr>
+          <w:rStyle w:val="FootnoteReference"/>
+        </w:rPr>
+        <w:footnoteRef/>
+      </w:r>
+      <w:r>
+        <w:rPr>
+          <w:sz w:val="17"/>
+          <w:szCs w:val="17"/>
+        </w:rPr>
+        <w:t xml:space="preserve">T. Bałaban, </w:t>
+      </w:r>
+      <w:r>
+        <w:rPr>
+          <w:i/>
+          <w:iCs/>
+          <w:sz w:val="17"/>
+          <w:szCs w:val="17"/>
+        </w:rPr>
+        <w:t>Comm. Math. Phys.</w:t>
+      </w:r>
+      <w:r>
+        <w:rPr>
+          <w:sz w:val="17"/>
+          <w:szCs w:val="17"/>
+        </w:rPr>
+        <w:t xml:space="preserve"> 109 (1987), 249–301: Theorem 1 (p. 259) and Theorem 3 (p. 267), the recursion (0.20) (p. 256), the action (0.2) with the normalised trace (p. 252), read from the pages on 29 October 2026. The statement that the sequence can be kept small in four dimensions, his Theorem 2 (pp. 259–260), is deferred there to "a separate paper"; the four-dimensional stability theorem itself is Theorem 1 of </w:t>
+      </w:r>
+      <w:r>
+        <w:rPr>
+          <w:i/>
+          <w:iCs/>
+          <w:sz w:val="17"/>
+          <w:szCs w:val="17"/>
+        </w:rPr>
+        <w:t>Large field renormalization II</w:t>
+      </w:r>
+      <w:r>
+        <w:rPr>
+          <w:sz w:val="17"/>
+          <w:szCs w:val="17"/>
+        </w:rPr>
+        <w:t xml:space="preserve">, </w:t>
+      </w:r>
+      <w:r>
+        <w:rPr>
+          <w:i/>
+          <w:iCs/>
+          <w:sz w:val="17"/>
+          <w:szCs w:val="17"/>
+        </w:rPr>
+        <w:t>Comm. Math. Phys.</w:t>
+      </w:r>
+      <w:r>
+        <w:rPr>
+          <w:sz w:val="17"/>
+          <w:szCs w:val="17"/>
+        </w:rPr>
+        <w:t xml:space="preserve"> 122 (1989), 355–392, p. 355, read on 29 October 2026: "If the sequence of the effective coupling constants is contained in an interval ]0, γ] with a sufficiently small positive γ, then the effective densities ρ_k have the form, and satisfy all the conditions and bounds, described in Sect. 2", followed by "Theorem 2 of [I] allows us to remove the assumption … The proof of Theorem 2 … has not been published yet, so we have Theorem 1 with the assumption"; its bibliography names no paper proving Theorem 2.</w:t>
+      </w:r>
+    </w:p>
+  </w:footnote>
+  <w:footnote w:id="83">
     <w:p>
       <w:pPr>
         <w:spacing w:after="40" w:line="240" w:lineRule="auto"/>
@@ -40026,10 +40856,10 @@
 <file path=word/numbering.xml><?xml version="1.0" encoding="utf-8"?>
 <w:numbering xmlns:wpc="http://schemas.microsoft.com/office/word/2010/wordprocessingCanvas" xmlns:cx="http://schemas.microsoft.com/office/drawing/2014/chartex" xmlns:cx1="http://schemas.microsoft.com/office/drawing/2015/9/8/chartex" xmlns:cx2="http://schemas.microsoft.com/office/drawing/2015/10/21/chartex" xmlns:cx3="http://schemas.microsoft.com/office/drawing/2016/5/9/chartex" xmlns:cx4="http://schemas.microsoft.com/office/drawing/2016/5/10/chartex" xmlns:cx5="http://schemas.microsoft.com/office/drawing/2016/5/11/chartex" xmlns:cx6="http://schemas.microsoft.com/office/drawing/2016/5/12/chartex" xmlns:cx7="http://schemas.microsoft.com/office/drawing/2016/5/13/chartex" xmlns:cx8="http://schemas.microsoft.com/office/drawing/2016/5/14/chartex" xmlns:mc="http://schemas.openxmlformats.org/markup-compatibility/2006" xmlns:aink="http://schemas.microsoft.com/office/drawing/2016/ink" xmlns:am3d="http://schemas.microsoft.com/office/drawing/2017/model3d" xmlns:o="urn:schemas-microsoft-com:office:office" xmlns:oel="http://schemas.microsoft.com/office/2019/extlst" xmlns:r="http://schemas.openxmlformats.org/officeDocument/2006/relationships" xmlns:m="http://schemas.openxmlformats.org/officeDocument/2006/math" xmlns:v="urn:schemas-microsoft-com:vml" xmlns:wp14="http://schemas.microsoft.com/office/word/2010/wordprocessingDrawing" xmlns:wp="http://schemas.openxmlformats.org/drawingml/2006/wordprocessingDrawing" xmlns:w10="urn:schemas-microsoft-com:office:word" xmlns:w="http://schemas.openxmlformats.org/wordprocessingml/2006/main" xmlns:w14="http://schemas.microsoft.com/office/word/2010/wordml" xmlns:w15="http://schemas.microsoft.com/office/word/2012/wordml" xmlns:w16cex="http://schemas.microsoft.com/office/word/2018/wordml/cex" xmlns:w16cid="http://schemas.microsoft.com/office/word/2016/wordml/cid" xmlns:w16="http://schemas.microsoft.com/office/word/2018/wordml" xmlns:w16du="http://schemas.microsoft.com/office/word/2023/wordml/word16du" xmlns:w16sdtdh="http://schemas.microsoft.com/office/word/2020/wordml/sdtdatahash" xmlns:w16sdtfl="http://schemas.microsoft.com/office/word/2024/wordml/sdtformatlock" xmlns:w16se="http://schemas.microsoft.com/office/word/2015/wordml/symex" xmlns:wpg="http://schemas.microsoft.com/office/word/2010/wordprocessingGroup" xmlns:wpi="http://schemas.microsoft.com/office/word/2010/wordprocessingInk" xmlns:wne="http://schemas.microsoft.com/office/word/2006/wordml" xmlns:wps="http://schemas.microsoft.com/office/word/2010/wordprocessingShape" mc:Ignorable="w14 w15 w16se w16cid w16 w16cex w16sdtdh w16sdtfl w16du wp14">
   <w:abstractNum w:abstractNumId="0" w15:restartNumberingAfterBreak="0">
-    <w:nsid w:val="6A62008B"/>
+    <w:nsid w:val="4D98772F"/>
     <w:multiLevelType w:val="hybridMultilevel"/>
-    <w:tmpl w:val="7CB49B74"/>
-    <w:lvl w:ilvl="0" w:tplc="522837C2">
+    <w:tmpl w:val="75689C92"/>
+    <w:lvl w:ilvl="0" w:tplc="152CB176">
       <w:start w:val="1"/>
       <w:numFmt w:val="bullet"/>
       <w:lvlText w:val="●"/>
@@ -40038,7 +40868,7 @@
         <w:ind w:left="720" w:hanging="360"/>
       </w:pPr>
     </w:lvl>
-    <w:lvl w:ilvl="1" w:tplc="66A07F2C">
+    <w:lvl w:ilvl="1" w:tplc="820C7666">
       <w:start w:val="1"/>
       <w:numFmt w:val="bullet"/>
       <w:lvlText w:val="○"/>
@@ -40047,7 +40877,7 @@
         <w:ind w:left="1440" w:hanging="360"/>
       </w:pPr>
     </w:lvl>
-    <w:lvl w:ilvl="2" w:tplc="613A7BB6">
+    <w:lvl w:ilvl="2" w:tplc="822C3232">
       <w:start w:val="1"/>
       <w:numFmt w:val="bullet"/>
       <w:lvlText w:val="■"/>
@@ -40056,7 +40886,7 @@
         <w:ind w:left="2160" w:hanging="360"/>
       </w:pPr>
     </w:lvl>
-    <w:lvl w:ilvl="3" w:tplc="57DABC10">
+    <w:lvl w:ilvl="3" w:tplc="F356D542">
       <w:start w:val="1"/>
       <w:numFmt w:val="bullet"/>
       <w:lvlText w:val="●"/>
@@ -40065,7 +40895,7 @@
         <w:ind w:left="2880" w:hanging="360"/>
       </w:pPr>
     </w:lvl>
-    <w:lvl w:ilvl="4" w:tplc="435EDB62">
+    <w:lvl w:ilvl="4" w:tplc="CF56BB68">
       <w:start w:val="1"/>
       <w:numFmt w:val="bullet"/>
       <w:lvlText w:val="○"/>
@@ -40074,7 +40904,7 @@
         <w:ind w:left="3600" w:hanging="360"/>
       </w:pPr>
     </w:lvl>
-    <w:lvl w:ilvl="5" w:tplc="D2967EE2">
+    <w:lvl w:ilvl="5" w:tplc="07FA5E98">
       <w:start w:val="1"/>
       <w:numFmt w:val="bullet"/>
       <w:lvlText w:val="■"/>
@@ -40083,7 +40913,7 @@
         <w:ind w:left="4320" w:hanging="360"/>
       </w:pPr>
     </w:lvl>
-    <w:lvl w:ilvl="6" w:tplc="4B7E9324">
+    <w:lvl w:ilvl="6" w:tplc="7952CB4C">
       <w:start w:val="1"/>
       <w:numFmt w:val="bullet"/>
       <w:lvlText w:val="●"/>
@@ -40092,7 +40922,7 @@
         <w:ind w:left="5040" w:hanging="360"/>
       </w:pPr>
     </w:lvl>
-    <w:lvl w:ilvl="7" w:tplc="60145C26">
+    <w:lvl w:ilvl="7" w:tplc="B1E64552">
       <w:start w:val="1"/>
       <w:numFmt w:val="bullet"/>
       <w:lvlText w:val="●"/>
@@ -40101,7 +40931,7 @@
         <w:ind w:left="5760" w:hanging="360"/>
       </w:pPr>
     </w:lvl>
-    <w:lvl w:ilvl="8" w:tplc="865E6A42">
+    <w:lvl w:ilvl="8" w:tplc="DB5A9FD0">
       <w:start w:val="1"/>
       <w:numFmt w:val="bullet"/>
       <w:lvlText w:val="●"/>
@@ -40111,7 +40941,7 @@
       </w:pPr>
     </w:lvl>
   </w:abstractNum>
-  <w:num w:numId="1" w16cid:durableId="11617323">
+  <w:num w:numId="1" w16cid:durableId="1322391766">
     <w:abstractNumId w:val="0"/>
     <w:lvlOverride w:ilvl="0">
       <w:startOverride w:val="1"/>
@@ -40708,7 +41538,7 @@
     <w:autoRedefine/>
     <w:uiPriority w:val="39"/>
     <w:unhideWhenUsed/>
-    <w:rsid w:val="00D7226B"/>
+    <w:rsid w:val="00FB6ABA"/>
     <w:pPr>
       <w:spacing w:after="100"/>
     </w:pPr>
@@ -40720,7 +41550,7 @@
     <w:autoRedefine/>
     <w:uiPriority w:val="39"/>
     <w:unhideWhenUsed/>
-    <w:rsid w:val="00D7226B"/>
+    <w:rsid w:val="00FB6ABA"/>
     <w:pPr>
       <w:spacing w:after="100"/>
       <w:ind w:left="220"/>

--- a/THE-GROUND-Edwin-Boston-III.docx
+++ b/THE-GROUND-Edwin-Boston-III.docx
@@ -170,7 +170,7 @@
     <w:sdt>
       <w:sdtPr>
         <w:alias w:val="Contents"/>
-        <w:id w:val="-813557167"/>
+        <w:id w:val="-140500027"/>
       </w:sdtPr>
       <w:sdtEndPr/>
       <w:sdtContent>
@@ -198,7 +198,7 @@
           <w:r>
             <w:fldChar w:fldCharType="separate"/>
           </w:r>
-          <w:hyperlink w:anchor="_Toc244148499" w:history="1">
+          <w:hyperlink w:anchor="_Toc244150653" w:history="1">
             <w:r>
               <w:rPr>
                 <w:rStyle w:val="Hyperlink"/>
@@ -222,7 +222,7 @@
               <w:rPr>
                 <w:noProof/>
               </w:rPr>
-              <w:instrText xml:space="preserve"> PAGEREF _Toc244148499 \h </w:instrText>
+              <w:instrText xml:space="preserve"> PAGEREF _Toc244150653 \h </w:instrText>
             </w:r>
             <w:r>
               <w:rPr>
@@ -264,7 +264,7 @@
               <w14:ligatures w14:val="standardContextual"/>
             </w:rPr>
           </w:pPr>
-          <w:hyperlink w:anchor="_Toc244148500" w:history="1">
+          <w:hyperlink w:anchor="_Toc244150654" w:history="1">
             <w:r>
               <w:rPr>
                 <w:rStyle w:val="Hyperlink"/>
@@ -288,7 +288,7 @@
               <w:rPr>
                 <w:noProof/>
               </w:rPr>
-              <w:instrText xml:space="preserve"> PAGEREF _Toc244148500 \h </w:instrText>
+              <w:instrText xml:space="preserve"> PAGEREF _Toc244150654 \h </w:instrText>
             </w:r>
             <w:r>
               <w:rPr>
@@ -330,7 +330,7 @@
               <w14:ligatures w14:val="standardContextual"/>
             </w:rPr>
           </w:pPr>
-          <w:hyperlink w:anchor="_Toc244148501" w:history="1">
+          <w:hyperlink w:anchor="_Toc244150655" w:history="1">
             <w:r>
               <w:rPr>
                 <w:rStyle w:val="Hyperlink"/>
@@ -354,7 +354,7 @@
               <w:rPr>
                 <w:noProof/>
               </w:rPr>
-              <w:instrText xml:space="preserve"> PAGEREF _Toc244148501 \h </w:instrText>
+              <w:instrText xml:space="preserve"> PAGEREF _Toc244150655 \h </w:instrText>
             </w:r>
             <w:r>
               <w:rPr>
@@ -396,7 +396,7 @@
               <w14:ligatures w14:val="standardContextual"/>
             </w:rPr>
           </w:pPr>
-          <w:hyperlink w:anchor="_Toc244148502" w:history="1">
+          <w:hyperlink w:anchor="_Toc244150656" w:history="1">
             <w:r>
               <w:rPr>
                 <w:rStyle w:val="Hyperlink"/>
@@ -420,7 +420,7 @@
               <w:rPr>
                 <w:noProof/>
               </w:rPr>
-              <w:instrText xml:space="preserve"> PAGEREF _Toc244148502 \h </w:instrText>
+              <w:instrText xml:space="preserve"> PAGEREF _Toc244150656 \h </w:instrText>
             </w:r>
             <w:r>
               <w:rPr>
@@ -462,7 +462,7 @@
               <w14:ligatures w14:val="standardContextual"/>
             </w:rPr>
           </w:pPr>
-          <w:hyperlink w:anchor="_Toc244148503" w:history="1">
+          <w:hyperlink w:anchor="_Toc244150657" w:history="1">
             <w:r>
               <w:rPr>
                 <w:rStyle w:val="Hyperlink"/>
@@ -486,7 +486,7 @@
               <w:rPr>
                 <w:noProof/>
               </w:rPr>
-              <w:instrText xml:space="preserve"> PAGEREF _Toc244148503 \h </w:instrText>
+              <w:instrText xml:space="preserve"> PAGEREF _Toc244150657 \h </w:instrText>
             </w:r>
             <w:r>
               <w:rPr>
@@ -528,7 +528,7 @@
               <w14:ligatures w14:val="standardContextual"/>
             </w:rPr>
           </w:pPr>
-          <w:hyperlink w:anchor="_Toc244148504" w:history="1">
+          <w:hyperlink w:anchor="_Toc244150658" w:history="1">
             <w:r>
               <w:rPr>
                 <w:rStyle w:val="Hyperlink"/>
@@ -552,7 +552,7 @@
               <w:rPr>
                 <w:noProof/>
               </w:rPr>
-              <w:instrText xml:space="preserve"> PAGEREF _Toc244148504 \h </w:instrText>
+              <w:instrText xml:space="preserve"> PAGEREF _Toc244150658 \h </w:instrText>
             </w:r>
             <w:r>
               <w:rPr>
@@ -594,7 +594,7 @@
               <w14:ligatures w14:val="standardContextual"/>
             </w:rPr>
           </w:pPr>
-          <w:hyperlink w:anchor="_Toc244148505" w:history="1">
+          <w:hyperlink w:anchor="_Toc244150659" w:history="1">
             <w:r>
               <w:rPr>
                 <w:rStyle w:val="Hyperlink"/>
@@ -618,7 +618,7 @@
               <w:rPr>
                 <w:noProof/>
               </w:rPr>
-              <w:instrText xml:space="preserve"> PAGEREF _Toc244148505 \h </w:instrText>
+              <w:instrText xml:space="preserve"> PAGEREF _Toc244150659 \h </w:instrText>
             </w:r>
             <w:r>
               <w:rPr>
@@ -660,7 +660,7 @@
               <w14:ligatures w14:val="standardContextual"/>
             </w:rPr>
           </w:pPr>
-          <w:hyperlink w:anchor="_Toc244148506" w:history="1">
+          <w:hyperlink w:anchor="_Toc244150660" w:history="1">
             <w:r>
               <w:rPr>
                 <w:rStyle w:val="Hyperlink"/>
@@ -684,7 +684,7 @@
               <w:rPr>
                 <w:noProof/>
               </w:rPr>
-              <w:instrText xml:space="preserve"> PAGEREF _Toc244148506 \h </w:instrText>
+              <w:instrText xml:space="preserve"> PAGEREF _Toc244150660 \h </w:instrText>
             </w:r>
             <w:r>
               <w:rPr>
@@ -726,7 +726,7 @@
               <w14:ligatures w14:val="standardContextual"/>
             </w:rPr>
           </w:pPr>
-          <w:hyperlink w:anchor="_Toc244148507" w:history="1">
+          <w:hyperlink w:anchor="_Toc244150661" w:history="1">
             <w:r>
               <w:rPr>
                 <w:rStyle w:val="Hyperlink"/>
@@ -750,7 +750,7 @@
               <w:rPr>
                 <w:noProof/>
               </w:rPr>
-              <w:instrText xml:space="preserve"> PAGEREF _Toc244148507 \h </w:instrText>
+              <w:instrText xml:space="preserve"> PAGEREF _Toc244150661 \h </w:instrText>
             </w:r>
             <w:r>
               <w:rPr>
@@ -792,7 +792,7 @@
               <w14:ligatures w14:val="standardContextual"/>
             </w:rPr>
           </w:pPr>
-          <w:hyperlink w:anchor="_Toc244148508" w:history="1">
+          <w:hyperlink w:anchor="_Toc244150662" w:history="1">
             <w:r>
               <w:rPr>
                 <w:rStyle w:val="Hyperlink"/>
@@ -816,7 +816,7 @@
               <w:rPr>
                 <w:noProof/>
               </w:rPr>
-              <w:instrText xml:space="preserve"> PAGEREF _Toc244148508 \h </w:instrText>
+              <w:instrText xml:space="preserve"> PAGEREF _Toc244150662 \h </w:instrText>
             </w:r>
             <w:r>
               <w:rPr>
@@ -858,7 +858,7 @@
               <w14:ligatures w14:val="standardContextual"/>
             </w:rPr>
           </w:pPr>
-          <w:hyperlink w:anchor="_Toc244148509" w:history="1">
+          <w:hyperlink w:anchor="_Toc244150663" w:history="1">
             <w:r>
               <w:rPr>
                 <w:rStyle w:val="Hyperlink"/>
@@ -882,7 +882,7 @@
               <w:rPr>
                 <w:noProof/>
               </w:rPr>
-              <w:instrText xml:space="preserve"> PAGEREF _Toc244148509 \h </w:instrText>
+              <w:instrText xml:space="preserve"> PAGEREF _Toc244150663 \h </w:instrText>
             </w:r>
             <w:r>
               <w:rPr>
@@ -924,7 +924,7 @@
               <w14:ligatures w14:val="standardContextual"/>
             </w:rPr>
           </w:pPr>
-          <w:hyperlink w:anchor="_Toc244148510" w:history="1">
+          <w:hyperlink w:anchor="_Toc244150664" w:history="1">
             <w:r>
               <w:rPr>
                 <w:rStyle w:val="Hyperlink"/>
@@ -948,7 +948,7 @@
               <w:rPr>
                 <w:noProof/>
               </w:rPr>
-              <w:instrText xml:space="preserve"> PAGEREF _Toc244148510 \h </w:instrText>
+              <w:instrText xml:space="preserve"> PAGEREF _Toc244150664 \h </w:instrText>
             </w:r>
             <w:r>
               <w:rPr>
@@ -990,7 +990,7 @@
               <w14:ligatures w14:val="standardContextual"/>
             </w:rPr>
           </w:pPr>
-          <w:hyperlink w:anchor="_Toc244148511" w:history="1">
+          <w:hyperlink w:anchor="_Toc244150665" w:history="1">
             <w:r>
               <w:rPr>
                 <w:rStyle w:val="Hyperlink"/>
@@ -1014,7 +1014,7 @@
               <w:rPr>
                 <w:noProof/>
               </w:rPr>
-              <w:instrText xml:space="preserve"> PAGEREF _Toc244148511 \h </w:instrText>
+              <w:instrText xml:space="preserve"> PAGEREF _Toc244150665 \h </w:instrText>
             </w:r>
             <w:r>
               <w:rPr>
@@ -1056,7 +1056,7 @@
               <w14:ligatures w14:val="standardContextual"/>
             </w:rPr>
           </w:pPr>
-          <w:hyperlink w:anchor="_Toc244148512" w:history="1">
+          <w:hyperlink w:anchor="_Toc244150666" w:history="1">
             <w:r>
               <w:rPr>
                 <w:rStyle w:val="Hyperlink"/>
@@ -1080,7 +1080,7 @@
               <w:rPr>
                 <w:noProof/>
               </w:rPr>
-              <w:instrText xml:space="preserve"> PAGEREF _Toc244148512 \h </w:instrText>
+              <w:instrText xml:space="preserve"> PAGEREF _Toc244150666 \h </w:instrText>
             </w:r>
             <w:r>
               <w:rPr>
@@ -1122,7 +1122,7 @@
               <w14:ligatures w14:val="standardContextual"/>
             </w:rPr>
           </w:pPr>
-          <w:hyperlink w:anchor="_Toc244148513" w:history="1">
+          <w:hyperlink w:anchor="_Toc244150667" w:history="1">
             <w:r>
               <w:rPr>
                 <w:rStyle w:val="Hyperlink"/>
@@ -1146,7 +1146,7 @@
               <w:rPr>
                 <w:noProof/>
               </w:rPr>
-              <w:instrText xml:space="preserve"> PAGEREF _Toc244148513 \h </w:instrText>
+              <w:instrText xml:space="preserve"> PAGEREF _Toc244150667 \h </w:instrText>
             </w:r>
             <w:r>
               <w:rPr>
@@ -1188,7 +1188,7 @@
               <w14:ligatures w14:val="standardContextual"/>
             </w:rPr>
           </w:pPr>
-          <w:hyperlink w:anchor="_Toc244148514" w:history="1">
+          <w:hyperlink w:anchor="_Toc244150668" w:history="1">
             <w:r>
               <w:rPr>
                 <w:rStyle w:val="Hyperlink"/>
@@ -1212,7 +1212,7 @@
               <w:rPr>
                 <w:noProof/>
               </w:rPr>
-              <w:instrText xml:space="preserve"> PAGEREF _Toc244148514 \h </w:instrText>
+              <w:instrText xml:space="preserve"> PAGEREF _Toc244150668 \h </w:instrText>
             </w:r>
             <w:r>
               <w:rPr>
@@ -1254,7 +1254,7 @@
               <w14:ligatures w14:val="standardContextual"/>
             </w:rPr>
           </w:pPr>
-          <w:hyperlink w:anchor="_Toc244148515" w:history="1">
+          <w:hyperlink w:anchor="_Toc244150669" w:history="1">
             <w:r>
               <w:rPr>
                 <w:rStyle w:val="Hyperlink"/>
@@ -1278,7 +1278,7 @@
               <w:rPr>
                 <w:noProof/>
               </w:rPr>
-              <w:instrText xml:space="preserve"> PAGEREF _Toc244148515 \h </w:instrText>
+              <w:instrText xml:space="preserve"> PAGEREF _Toc244150669 \h </w:instrText>
             </w:r>
             <w:r>
               <w:rPr>
@@ -1320,7 +1320,7 @@
               <w14:ligatures w14:val="standardContextual"/>
             </w:rPr>
           </w:pPr>
-          <w:hyperlink w:anchor="_Toc244148516" w:history="1">
+          <w:hyperlink w:anchor="_Toc244150670" w:history="1">
             <w:r>
               <w:rPr>
                 <w:rStyle w:val="Hyperlink"/>
@@ -1344,7 +1344,7 @@
               <w:rPr>
                 <w:noProof/>
               </w:rPr>
-              <w:instrText xml:space="preserve"> PAGEREF _Toc244148516 \h </w:instrText>
+              <w:instrText xml:space="preserve"> PAGEREF _Toc244150670 \h </w:instrText>
             </w:r>
             <w:r>
               <w:rPr>
@@ -1386,7 +1386,7 @@
               <w14:ligatures w14:val="standardContextual"/>
             </w:rPr>
           </w:pPr>
-          <w:hyperlink w:anchor="_Toc244148517" w:history="1">
+          <w:hyperlink w:anchor="_Toc244150671" w:history="1">
             <w:r>
               <w:rPr>
                 <w:rStyle w:val="Hyperlink"/>
@@ -1410,7 +1410,7 @@
               <w:rPr>
                 <w:noProof/>
               </w:rPr>
-              <w:instrText xml:space="preserve"> PAGEREF _Toc244148517 \h </w:instrText>
+              <w:instrText xml:space="preserve"> PAGEREF _Toc244150671 \h </w:instrText>
             </w:r>
             <w:r>
               <w:rPr>
@@ -1452,7 +1452,7 @@
               <w14:ligatures w14:val="standardContextual"/>
             </w:rPr>
           </w:pPr>
-          <w:hyperlink w:anchor="_Toc244148518" w:history="1">
+          <w:hyperlink w:anchor="_Toc244150672" w:history="1">
             <w:r>
               <w:rPr>
                 <w:rStyle w:val="Hyperlink"/>
@@ -1476,7 +1476,7 @@
               <w:rPr>
                 <w:noProof/>
               </w:rPr>
-              <w:instrText xml:space="preserve"> PAGEREF _Toc244148518 \h </w:instrText>
+              <w:instrText xml:space="preserve"> PAGEREF _Toc244150672 \h </w:instrText>
             </w:r>
             <w:r>
               <w:rPr>
@@ -1518,7 +1518,7 @@
               <w14:ligatures w14:val="standardContextual"/>
             </w:rPr>
           </w:pPr>
-          <w:hyperlink w:anchor="_Toc244148519" w:history="1">
+          <w:hyperlink w:anchor="_Toc244150673" w:history="1">
             <w:r>
               <w:rPr>
                 <w:rStyle w:val="Hyperlink"/>
@@ -1542,7 +1542,7 @@
               <w:rPr>
                 <w:noProof/>
               </w:rPr>
-              <w:instrText xml:space="preserve"> PAGEREF _Toc244148519 \h </w:instrText>
+              <w:instrText xml:space="preserve"> PAGEREF _Toc244150673 \h </w:instrText>
             </w:r>
             <w:r>
               <w:rPr>
@@ -1584,7 +1584,7 @@
               <w14:ligatures w14:val="standardContextual"/>
             </w:rPr>
           </w:pPr>
-          <w:hyperlink w:anchor="_Toc244148520" w:history="1">
+          <w:hyperlink w:anchor="_Toc244150674" w:history="1">
             <w:r>
               <w:rPr>
                 <w:rStyle w:val="Hyperlink"/>
@@ -1608,7 +1608,7 @@
               <w:rPr>
                 <w:noProof/>
               </w:rPr>
-              <w:instrText xml:space="preserve"> PAGEREF _Toc244148520 \h </w:instrText>
+              <w:instrText xml:space="preserve"> PAGEREF _Toc244150674 \h </w:instrText>
             </w:r>
             <w:r>
               <w:rPr>
@@ -1650,7 +1650,7 @@
               <w14:ligatures w14:val="standardContextual"/>
             </w:rPr>
           </w:pPr>
-          <w:hyperlink w:anchor="_Toc244148521" w:history="1">
+          <w:hyperlink w:anchor="_Toc244150675" w:history="1">
             <w:r>
               <w:rPr>
                 <w:rStyle w:val="Hyperlink"/>
@@ -1674,7 +1674,7 @@
               <w:rPr>
                 <w:noProof/>
               </w:rPr>
-              <w:instrText xml:space="preserve"> PAGEREF _Toc244148521 \h </w:instrText>
+              <w:instrText xml:space="preserve"> PAGEREF _Toc244150675 \h </w:instrText>
             </w:r>
             <w:r>
               <w:rPr>
@@ -1716,7 +1716,7 @@
               <w14:ligatures w14:val="standardContextual"/>
             </w:rPr>
           </w:pPr>
-          <w:hyperlink w:anchor="_Toc244148522" w:history="1">
+          <w:hyperlink w:anchor="_Toc244150676" w:history="1">
             <w:r>
               <w:rPr>
                 <w:rStyle w:val="Hyperlink"/>
@@ -1740,7 +1740,7 @@
               <w:rPr>
                 <w:noProof/>
               </w:rPr>
-              <w:instrText xml:space="preserve"> PAGEREF _Toc244148522 \h </w:instrText>
+              <w:instrText xml:space="preserve"> PAGEREF _Toc244150676 \h </w:instrText>
             </w:r>
             <w:r>
               <w:rPr>
@@ -1782,7 +1782,7 @@
               <w14:ligatures w14:val="standardContextual"/>
             </w:rPr>
           </w:pPr>
-          <w:hyperlink w:anchor="_Toc244148523" w:history="1">
+          <w:hyperlink w:anchor="_Toc244150677" w:history="1">
             <w:r>
               <w:rPr>
                 <w:rStyle w:val="Hyperlink"/>
@@ -1806,7 +1806,7 @@
               <w:rPr>
                 <w:noProof/>
               </w:rPr>
-              <w:instrText xml:space="preserve"> PAGEREF _Toc244148523 \h </w:instrText>
+              <w:instrText xml:space="preserve"> PAGEREF _Toc244150677 \h </w:instrText>
             </w:r>
             <w:r>
               <w:rPr>
@@ -1848,7 +1848,7 @@
               <w14:ligatures w14:val="standardContextual"/>
             </w:rPr>
           </w:pPr>
-          <w:hyperlink w:anchor="_Toc244148524" w:history="1">
+          <w:hyperlink w:anchor="_Toc244150678" w:history="1">
             <w:r>
               <w:rPr>
                 <w:rStyle w:val="Hyperlink"/>
@@ -1872,7 +1872,7 @@
               <w:rPr>
                 <w:noProof/>
               </w:rPr>
-              <w:instrText xml:space="preserve"> PAGEREF _Toc244148524 \h </w:instrText>
+              <w:instrText xml:space="preserve"> PAGEREF _Toc244150678 \h </w:instrText>
             </w:r>
             <w:r>
               <w:rPr>
@@ -1914,7 +1914,7 @@
               <w14:ligatures w14:val="standardContextual"/>
             </w:rPr>
           </w:pPr>
-          <w:hyperlink w:anchor="_Toc244148525" w:history="1">
+          <w:hyperlink w:anchor="_Toc244150679" w:history="1">
             <w:r>
               <w:rPr>
                 <w:rStyle w:val="Hyperlink"/>
@@ -1938,7 +1938,7 @@
               <w:rPr>
                 <w:noProof/>
               </w:rPr>
-              <w:instrText xml:space="preserve"> PAGEREF _Toc244148525 \h </w:instrText>
+              <w:instrText xml:space="preserve"> PAGEREF _Toc244150679 \h </w:instrText>
             </w:r>
             <w:r>
               <w:rPr>
@@ -1980,7 +1980,7 @@
               <w14:ligatures w14:val="standardContextual"/>
             </w:rPr>
           </w:pPr>
-          <w:hyperlink w:anchor="_Toc244148526" w:history="1">
+          <w:hyperlink w:anchor="_Toc244150680" w:history="1">
             <w:r>
               <w:rPr>
                 <w:rStyle w:val="Hyperlink"/>
@@ -2004,7 +2004,7 @@
               <w:rPr>
                 <w:noProof/>
               </w:rPr>
-              <w:instrText xml:space="preserve"> PAGEREF _Toc244148526 \h </w:instrText>
+              <w:instrText xml:space="preserve"> PAGEREF _Toc244150680 \h </w:instrText>
             </w:r>
             <w:r>
               <w:rPr>
@@ -2046,7 +2046,7 @@
               <w14:ligatures w14:val="standardContextual"/>
             </w:rPr>
           </w:pPr>
-          <w:hyperlink w:anchor="_Toc244148527" w:history="1">
+          <w:hyperlink w:anchor="_Toc244150681" w:history="1">
             <w:r>
               <w:rPr>
                 <w:rStyle w:val="Hyperlink"/>
@@ -2070,7 +2070,7 @@
               <w:rPr>
                 <w:noProof/>
               </w:rPr>
-              <w:instrText xml:space="preserve"> PAGEREF _Toc244148527 \h </w:instrText>
+              <w:instrText xml:space="preserve"> PAGEREF _Toc244150681 \h </w:instrText>
             </w:r>
             <w:r>
               <w:rPr>
@@ -2112,7 +2112,7 @@
               <w14:ligatures w14:val="standardContextual"/>
             </w:rPr>
           </w:pPr>
-          <w:hyperlink w:anchor="_Toc244148528" w:history="1">
+          <w:hyperlink w:anchor="_Toc244150682" w:history="1">
             <w:r>
               <w:rPr>
                 <w:rStyle w:val="Hyperlink"/>
@@ -2136,7 +2136,7 @@
               <w:rPr>
                 <w:noProof/>
               </w:rPr>
-              <w:instrText xml:space="preserve"> PAGEREF _Toc244148528 \h </w:instrText>
+              <w:instrText xml:space="preserve"> PAGEREF _Toc244150682 \h </w:instrText>
             </w:r>
             <w:r>
               <w:rPr>
@@ -2178,7 +2178,7 @@
               <w14:ligatures w14:val="standardContextual"/>
             </w:rPr>
           </w:pPr>
-          <w:hyperlink w:anchor="_Toc244148529" w:history="1">
+          <w:hyperlink w:anchor="_Toc244150683" w:history="1">
             <w:r>
               <w:rPr>
                 <w:rStyle w:val="Hyperlink"/>
@@ -2202,7 +2202,7 @@
               <w:rPr>
                 <w:noProof/>
               </w:rPr>
-              <w:instrText xml:space="preserve"> PAGEREF _Toc244148529 \h </w:instrText>
+              <w:instrText xml:space="preserve"> PAGEREF _Toc244150683 \h </w:instrText>
             </w:r>
             <w:r>
               <w:rPr>
@@ -2244,7 +2244,7 @@
               <w14:ligatures w14:val="standardContextual"/>
             </w:rPr>
           </w:pPr>
-          <w:hyperlink w:anchor="_Toc244148530" w:history="1">
+          <w:hyperlink w:anchor="_Toc244150684" w:history="1">
             <w:r>
               <w:rPr>
                 <w:rStyle w:val="Hyperlink"/>
@@ -2268,7 +2268,7 @@
               <w:rPr>
                 <w:noProof/>
               </w:rPr>
-              <w:instrText xml:space="preserve"> PAGEREF _Toc244148530 \h </w:instrText>
+              <w:instrText xml:space="preserve"> PAGEREF _Toc244150684 \h </w:instrText>
             </w:r>
             <w:r>
               <w:rPr>
@@ -2310,7 +2310,7 @@
               <w14:ligatures w14:val="standardContextual"/>
             </w:rPr>
           </w:pPr>
-          <w:hyperlink w:anchor="_Toc244148531" w:history="1">
+          <w:hyperlink w:anchor="_Toc244150685" w:history="1">
             <w:r>
               <w:rPr>
                 <w:rStyle w:val="Hyperlink"/>
@@ -2334,7 +2334,7 @@
               <w:rPr>
                 <w:noProof/>
               </w:rPr>
-              <w:instrText xml:space="preserve"> PAGEREF _Toc244148531 \h </w:instrText>
+              <w:instrText xml:space="preserve"> PAGEREF _Toc244150685 \h </w:instrText>
             </w:r>
             <w:r>
               <w:rPr>
@@ -2376,7 +2376,7 @@
               <w14:ligatures w14:val="standardContextual"/>
             </w:rPr>
           </w:pPr>
-          <w:hyperlink w:anchor="_Toc244148532" w:history="1">
+          <w:hyperlink w:anchor="_Toc244150686" w:history="1">
             <w:r>
               <w:rPr>
                 <w:rStyle w:val="Hyperlink"/>
@@ -2400,7 +2400,7 @@
               <w:rPr>
                 <w:noProof/>
               </w:rPr>
-              <w:instrText xml:space="preserve"> PAGEREF _Toc244148532 \h </w:instrText>
+              <w:instrText xml:space="preserve"> PAGEREF _Toc244150686 \h </w:instrText>
             </w:r>
             <w:r>
               <w:rPr>
@@ -2442,7 +2442,7 @@
               <w14:ligatures w14:val="standardContextual"/>
             </w:rPr>
           </w:pPr>
-          <w:hyperlink w:anchor="_Toc244148533" w:history="1">
+          <w:hyperlink w:anchor="_Toc244150687" w:history="1">
             <w:r>
               <w:rPr>
                 <w:rStyle w:val="Hyperlink"/>
@@ -2466,7 +2466,7 @@
               <w:rPr>
                 <w:noProof/>
               </w:rPr>
-              <w:instrText xml:space="preserve"> PAGEREF _Toc244148533 \h </w:instrText>
+              <w:instrText xml:space="preserve"> PAGEREF _Toc244150687 \h </w:instrText>
             </w:r>
             <w:r>
               <w:rPr>
@@ -2508,7 +2508,7 @@
               <w14:ligatures w14:val="standardContextual"/>
             </w:rPr>
           </w:pPr>
-          <w:hyperlink w:anchor="_Toc244148534" w:history="1">
+          <w:hyperlink w:anchor="_Toc244150688" w:history="1">
             <w:r>
               <w:rPr>
                 <w:rStyle w:val="Hyperlink"/>
@@ -2532,7 +2532,7 @@
               <w:rPr>
                 <w:noProof/>
               </w:rPr>
-              <w:instrText xml:space="preserve"> PAGEREF _Toc244148534 \h </w:instrText>
+              <w:instrText xml:space="preserve"> PAGEREF _Toc244150688 \h </w:instrText>
             </w:r>
             <w:r>
               <w:rPr>
@@ -2574,7 +2574,7 @@
               <w14:ligatures w14:val="standardContextual"/>
             </w:rPr>
           </w:pPr>
-          <w:hyperlink w:anchor="_Toc244148535" w:history="1">
+          <w:hyperlink w:anchor="_Toc244150689" w:history="1">
             <w:r>
               <w:rPr>
                 <w:rStyle w:val="Hyperlink"/>
@@ -2598,7 +2598,7 @@
               <w:rPr>
                 <w:noProof/>
               </w:rPr>
-              <w:instrText xml:space="preserve"> PAGEREF _Toc244148535 \h </w:instrText>
+              <w:instrText xml:space="preserve"> PAGEREF _Toc244150689 \h </w:instrText>
             </w:r>
             <w:r>
               <w:rPr>
@@ -2639,7 +2639,7 @@
         <w:pageBreakBefore/>
         <w:spacing w:before="0"/>
       </w:pPr>
-      <w:bookmarkStart w:id="0" w:name="_Toc244148499"/>
+      <w:bookmarkStart w:id="0" w:name="_Toc244150653"/>
       <w:r>
         <w:t>1.  Introduction</w:t>
       </w:r>
@@ -2775,7 +2775,7 @@
         <w:pStyle w:val="Heading1"/>
         <w:keepNext/>
       </w:pPr>
-      <w:bookmarkStart w:id="1" w:name="_Toc244148500"/>
+      <w:bookmarkStart w:id="1" w:name="_Toc244150654"/>
       <w:r>
         <w:t>2.  The Ground Theorem</w:t>
       </w:r>
@@ -3039,7 +3039,7 @@
         <w:pStyle w:val="Heading1"/>
         <w:keepNext/>
       </w:pPr>
-      <w:bookmarkStart w:id="2" w:name="_Toc244148501"/>
+      <w:bookmarkStart w:id="2" w:name="_Toc244150655"/>
       <w:r>
         <w:t>3.  What the Problem Demands</w:t>
       </w:r>
@@ -3050,7 +3050,7 @@
         <w:pStyle w:val="Heading2"/>
         <w:keepNext/>
       </w:pPr>
-      <w:bookmarkStart w:id="3" w:name="_Toc244148502"/>
+      <w:bookmarkStart w:id="3" w:name="_Toc244150656"/>
       <w:r>
         <w:t>3.1  Euclidean fields and the axioms of Osterwalder and Schrader</w:t>
       </w:r>
@@ -4180,7 +4180,7 @@
         <w:pStyle w:val="Heading2"/>
         <w:keepNext/>
       </w:pPr>
-      <w:bookmarkStart w:id="4" w:name="_Toc244148503"/>
+      <w:bookmarkStart w:id="4" w:name="_Toc244150657"/>
       <w:r>
         <w:t>3.2  The mass gap</w:t>
       </w:r>
@@ -4252,7 +4252,7 @@
         <w:pStyle w:val="Heading2"/>
         <w:keepNext/>
       </w:pPr>
-      <w:bookmarkStart w:id="5" w:name="_Toc244148504"/>
+      <w:bookmarkStart w:id="5" w:name="_Toc244150658"/>
       <w:r>
         <w:t>3.3  Non-triviality</w:t>
       </w:r>
@@ -4331,7 +4331,7 @@
         <w:pStyle w:val="Heading2"/>
         <w:keepNext/>
       </w:pPr>
-      <w:bookmarkStart w:id="6" w:name="_Toc244148505"/>
+      <w:bookmarkStart w:id="6" w:name="_Toc244150659"/>
       <w:r>
         <w:t>3.4  Limits obtained by compactness</w:t>
       </w:r>
@@ -4410,7 +4410,7 @@
         <w:pStyle w:val="Heading1"/>
         <w:keepNext/>
       </w:pPr>
-      <w:bookmarkStart w:id="7" w:name="_Toc244148506"/>
+      <w:bookmarkStart w:id="7" w:name="_Toc244150660"/>
       <w:r>
         <w:t>4.  The Lattice, Its Positivity and Its Gap</w:t>
       </w:r>
@@ -4421,7 +4421,7 @@
         <w:pStyle w:val="Heading2"/>
         <w:keepNext/>
       </w:pPr>
-      <w:bookmarkStart w:id="8" w:name="_Toc244148507"/>
+      <w:bookmarkStart w:id="8" w:name="_Toc244150661"/>
       <w:r>
         <w:t>4.1  Wilson's theory</w:t>
       </w:r>
@@ -5043,7 +5043,7 @@
         <w:pStyle w:val="Heading2"/>
         <w:keepNext/>
       </w:pPr>
-      <w:bookmarkStart w:id="9" w:name="_Toc244148508"/>
+      <w:bookmarkStart w:id="9" w:name="_Toc244150662"/>
       <w:r>
         <w:t>4.2  Reflection positivity and the transfer matrix</w:t>
       </w:r>
@@ -6079,7 +6079,7 @@
         <w:pStyle w:val="Heading2"/>
         <w:keepNext/>
       </w:pPr>
-      <w:bookmarkStart w:id="10" w:name="_Toc244148509"/>
+      <w:bookmarkStart w:id="10" w:name="_Toc244150663"/>
       <w:r>
         <w:t>4.3  The renormalisation group of Bałaban</w:t>
       </w:r>
@@ -6120,7 +6120,7 @@
         <w:pStyle w:val="Heading1"/>
         <w:keepNext/>
       </w:pPr>
-      <w:bookmarkStart w:id="11" w:name="_Toc244148510"/>
+      <w:bookmarkStart w:id="11" w:name="_Toc244150664"/>
       <w:r>
         <w:t>5.  The Three-Dimensional Manuscripts</w:t>
       </w:r>
@@ -6144,7 +6144,7 @@
         <w:pStyle w:val="Heading2"/>
         <w:keepNext/>
       </w:pPr>
-      <w:bookmarkStart w:id="12" w:name="_Toc244148511"/>
+      <w:bookmarkStart w:id="12" w:name="_Toc244150665"/>
       <w:r>
         <w:t>5.1  The documents</w:t>
       </w:r>
@@ -6191,7 +6191,7 @@
         <w:pStyle w:val="Heading2"/>
         <w:keepNext/>
       </w:pPr>
-      <w:bookmarkStart w:id="13" w:name="_Toc244148512"/>
+      <w:bookmarkStart w:id="13" w:name="_Toc244150666"/>
       <w:r>
         <w:t>5.2  The observable</w:t>
       </w:r>
@@ -6595,7 +6595,7 @@
         <w:pStyle w:val="Heading2"/>
         <w:keepNext/>
       </w:pPr>
-      <w:bookmarkStart w:id="14" w:name="_Toc244148513"/>
+      <w:bookmarkStart w:id="14" w:name="_Toc244150667"/>
       <w:r>
         <w:t>5.3  The torus, the infinite volume and the components</w:t>
       </w:r>
@@ -7126,7 +7126,7 @@
         <w:pStyle w:val="Heading2"/>
         <w:keepNext/>
       </w:pPr>
-      <w:bookmarkStart w:id="15" w:name="_Toc244148514"/>
+      <w:bookmarkStart w:id="15" w:name="_Toc244150668"/>
       <w:r>
         <w:t>5.4  The axioms and the reconstruction</w:t>
       </w:r>
@@ -7356,7 +7356,7 @@
         <w:pStyle w:val="Heading2"/>
         <w:keepNext/>
       </w:pPr>
-      <w:bookmarkStart w:id="16" w:name="_Toc244148515"/>
+      <w:bookmarkStart w:id="16" w:name="_Toc244150669"/>
       <w:r>
         <w:t>5.5  Non-triviality</w:t>
       </w:r>
@@ -7897,7 +7897,7 @@
         <w:pStyle w:val="Heading2"/>
         <w:keepNext/>
       </w:pPr>
-      <w:bookmarkStart w:id="17" w:name="_Toc244148516"/>
+      <w:bookmarkStart w:id="17" w:name="_Toc244150670"/>
       <w:r>
         <w:t>5.6  What the manuscript does not assert</w:t>
       </w:r>
@@ -7945,7 +7945,7 @@
         <w:pStyle w:val="Heading1"/>
         <w:keepNext/>
       </w:pPr>
-      <w:bookmarkStart w:id="18" w:name="_Toc244148517"/>
+      <w:bookmarkStart w:id="18" w:name="_Toc244150671"/>
       <w:r>
         <w:t>6.  The Four-Dimensional Draft and the Standing of the Corpus</w:t>
       </w:r>
@@ -7969,7 +7969,7 @@
         <w:pStyle w:val="Heading2"/>
         <w:keepNext/>
       </w:pPr>
-      <w:bookmarkStart w:id="19" w:name="_Toc244148518"/>
+      <w:bookmarkStart w:id="19" w:name="_Toc244150672"/>
       <w:r>
         <w:t>6.1  The authors' account</w:t>
       </w:r>
@@ -8033,7 +8033,7 @@
         <w:pStyle w:val="Heading2"/>
         <w:keepNext/>
       </w:pPr>
-      <w:bookmarkStart w:id="20" w:name="_Toc244148519"/>
+      <w:bookmarkStart w:id="20" w:name="_Toc244150673"/>
       <w:r>
         <w:t>6.2  The conditional theorem</w:t>
       </w:r>
@@ -8236,7 +8236,7 @@
         <w:pStyle w:val="Heading2"/>
         <w:keepNext/>
       </w:pPr>
-      <w:bookmarkStart w:id="21" w:name="_Toc244148520"/>
+      <w:bookmarkStart w:id="21" w:name="_Toc244150674"/>
       <w:r>
         <w:t>6.3  What the draft does not claim</w:t>
       </w:r>
@@ -8314,7 +8314,7 @@
         <w:pStyle w:val="Heading2"/>
         <w:keepNext/>
       </w:pPr>
-      <w:bookmarkStart w:id="22" w:name="_Toc244148521"/>
+      <w:bookmarkStart w:id="22" w:name="_Toc244150675"/>
       <w:r>
         <w:t>6.4  The standing of the corpus</w:t>
       </w:r>
@@ -8375,7 +8375,7 @@
         <w:pStyle w:val="Heading2"/>
         <w:keepNext/>
       </w:pPr>
-      <w:bookmarkStart w:id="23" w:name="_Toc244148522"/>
+      <w:bookmarkStart w:id="23" w:name="_Toc244150676"/>
       <w:r>
         <w:t>6.5  The public reading</w:t>
       </w:r>
@@ -8443,7 +8443,7 @@
         <w:pStyle w:val="Heading2"/>
         <w:keepNext/>
       </w:pPr>
-      <w:bookmarkStart w:id="24" w:name="_Toc244148523"/>
+      <w:bookmarkStart w:id="24" w:name="_Toc244150677"/>
       <w:r>
         <w:t>6.6  Further claims in public view</w:t>
       </w:r>
@@ -8848,7 +8848,7 @@
         <w:pStyle w:val="Heading1"/>
         <w:keepNext/>
       </w:pPr>
-      <w:bookmarkStart w:id="25" w:name="_Toc244148524"/>
+      <w:bookmarkStart w:id="25" w:name="_Toc244150678"/>
       <w:r>
         <w:t>7.  The Residue and Its Completion</w:t>
       </w:r>
@@ -8872,7 +8872,7 @@
         <w:pStyle w:val="Heading2"/>
         <w:keepNext/>
       </w:pPr>
-      <w:bookmarkStart w:id="26" w:name="_Toc244148525"/>
+      <w:bookmarkStart w:id="26" w:name="_Toc244150679"/>
       <w:r>
         <w:t>7.1  The residue</w:t>
       </w:r>
@@ -8903,7 +8903,7 @@
           <w:left w:w="10" w:type="dxa"/>
           <w:right w:w="10" w:type="dxa"/>
         </w:tblCellMar>
-        <w:tblLook w:val="04A0" w:firstRow="1" w:lastRow="0" w:firstColumn="1" w:lastColumn="0" w:noHBand="0" w:noVBand="1"/>
+        <w:tblLook w:val="0000" w:firstRow="0" w:lastRow="0" w:firstColumn="0" w:lastColumn="0" w:noHBand="0" w:noVBand="0"/>
       </w:tblPr>
       <w:tblGrid>
         <w:gridCol w:w="2700"/>
@@ -10066,7 +10066,7 @@
         <w:pStyle w:val="Heading2"/>
         <w:keepNext/>
       </w:pPr>
-      <w:bookmarkStart w:id="27" w:name="_Toc244148526"/>
+      <w:bookmarkStart w:id="27" w:name="_Toc244150680"/>
       <w:r>
         <w:t>7.2  The gap is exponential clustering</w:t>
       </w:r>
@@ -12012,7 +12012,7 @@
         <w:pStyle w:val="Heading2"/>
         <w:keepNext/>
       </w:pPr>
-      <w:bookmarkStart w:id="28" w:name="_Toc244148527"/>
+      <w:bookmarkStart w:id="28" w:name="_Toc244150681"/>
       <w:r>
         <w:t>7.3  From the lattice to the limit</w:t>
       </w:r>
@@ -13192,7 +13192,7 @@
         <w:pStyle w:val="Heading2"/>
         <w:keepNext/>
       </w:pPr>
-      <w:bookmarkStart w:id="29" w:name="_Toc244148528"/>
+      <w:bookmarkStart w:id="29" w:name="_Toc244150682"/>
       <w:r>
         <w:t>7.4  The collapse of the components</w:t>
       </w:r>
@@ -13308,7 +13308,7 @@
         <w:pStyle w:val="Heading1"/>
         <w:keepNext/>
       </w:pPr>
-      <w:bookmarkStart w:id="30" w:name="_Toc244148529"/>
+      <w:bookmarkStart w:id="30" w:name="_Toc244150683"/>
       <w:r>
         <w:t>8.  The Ground Handed Over</w:t>
       </w:r>
@@ -13319,7 +13319,7 @@
         <w:pStyle w:val="Heading2"/>
         <w:keepNext/>
       </w:pPr>
-      <w:bookmarkStart w:id="31" w:name="_Toc244148530"/>
+      <w:bookmarkStart w:id="31" w:name="_Toc244150684"/>
       <w:r>
         <w:t>8.1  The object that remains</w:t>
       </w:r>
@@ -13463,7 +13463,7 @@
         <w:pStyle w:val="Heading2"/>
         <w:keepNext/>
       </w:pPr>
-      <w:bookmarkStart w:id="32" w:name="_Toc244148531"/>
+      <w:bookmarkStart w:id="32" w:name="_Toc244150685"/>
       <w:r>
         <w:t>8.2  The instruments in hand</w:t>
       </w:r>
@@ -18598,7 +18598,7 @@
           <w:left w:w="10" w:type="dxa"/>
           <w:right w:w="10" w:type="dxa"/>
         </w:tblCellMar>
-        <w:tblLook w:val="04A0" w:firstRow="1" w:lastRow="0" w:firstColumn="1" w:lastColumn="0" w:noHBand="0" w:noVBand="1"/>
+        <w:tblLook w:val="0000" w:firstRow="0" w:lastRow="0" w:firstColumn="0" w:lastColumn="0" w:noHBand="0" w:noVBand="0"/>
       </w:tblPr>
       <w:tblGrid>
         <w:gridCol w:w="1200"/>
@@ -20442,10 +20442,10 @@
         <w:footnoteReference w:id="68"/>
       </w:r>
       <w:r>
-        <w:t xml:space="preserve"> For the transfer matrix of every finite-group lattice theory: every even-time quadratic form is non-negative; the spectral sum holds; the dominant root is simple and strictly dominant, with its residual law; the string energy is the exact limit of two Perron roots; and there is a mass gap on every finite cross-section, at every coupling. For every finite group acting faithfully by a real orthogonal representation, on every finite cross-section, the static potential of a Wilson loop is at least the mass gap</w:t>
-      </w:r>
-      <w:r>
-        <w:t xml:space="preserve"> of its sector. For the Z₂ theory: Griffiths' inequalities hold, with the monotonicity in the couplings; the infinite-volume Wilson expectation exists; the string tension exists, with its strong-coupling bound; and on a slab of </w:t>
+        <w:t xml:space="preserve"> A Lean formalisation of the strong-coupling gap of the U(n) theories by Dobrushin's method, at a coupling of order 1/(32n(d − 1)), is Douglas and Rajasekaran's (§8.3); the theorems below are a separate development. For the transfer matrix of every finite-group lattice theory: every even-time quadratic form is non-negative; the spectral sum holds; the dominant root is simple and strictly dominant, with its residual law; the string energy is the exact limit of two Perron roots; and there is a mass gap on eve</w:t>
+      </w:r>
+      <w:r>
+        <w:t xml:space="preserve">ry finite cross-section, at every coupling. For every finite group acting faithfully by a real orthogonal representation, on every finite cross-section, the static potential of a Wilson loop is at least the mass gap of its sector. For the Z₂ theory: Griffiths' inequalities hold, with the monotonicity in the couplings; the infinite-volume Wilson expectation exists; the string tension exists, with its strong-coupling bound; and on a slab of </w:t>
       </w:r>
       <w:r>
         <w:rPr>
@@ -20532,7 +20532,7 @@
         <w:pStyle w:val="Heading2"/>
         <w:keepNext/>
       </w:pPr>
-      <w:bookmarkStart w:id="33" w:name="_Toc244148532"/>
+      <w:bookmarkStart w:id="33" w:name="_Toc244150686"/>
       <w:r>
         <w:t>8.3  The reduction</w:t>
       </w:r>
@@ -34250,7 +34250,7 @@
           <w:left w:w="10" w:type="dxa"/>
           <w:right w:w="10" w:type="dxa"/>
         </w:tblCellMar>
-        <w:tblLook w:val="04A0" w:firstRow="1" w:lastRow="0" w:firstColumn="1" w:lastColumn="0" w:noHBand="0" w:noVBand="1"/>
+        <w:tblLook w:val="0000" w:firstRow="0" w:lastRow="0" w:firstColumn="0" w:lastColumn="0" w:noHBand="0" w:noVBand="0"/>
       </w:tblPr>
       <w:tblGrid>
         <w:gridCol w:w="1200"/>
@@ -36537,7 +36537,25 @@
         <w:footnoteReference w:id="81"/>
       </w:r>
       <w:r>
-        <w:t xml:space="preserve"> Theorem 8.7 reaches 0.2452, and Theorem 8.8 0.3739 on ℤ³, both about three times as far, with the rate and the certified constants.</w:t>
+        <w:t xml:space="preserve"> Douglas and Rajasekaran formalised in Lean, for the U(n) theories, the Dobrushin route of Chatterjee's lecture notes, at β &lt; 1/(32n(d − 1)) for the action β Σ</w:t>
+      </w:r>
+      <w:r>
+        <w:rPr>
+          <w:vertAlign w:val="subscript"/>
+        </w:rPr>
+        <w:t>p</w:t>
+      </w:r>
+      <w:r>
+        <w:t xml:space="preserve"> (n − Re Tr U</w:t>
+      </w:r>
+      <w:r>
+        <w:rPr>
+          <w:vertAlign w:val="subscript"/>
+        </w:rPr>
+        <w:t>p</w:t>
+      </w:r>
+      <w:r>
+        <w:t>), which for n = 2 on ℤ⁴ is β &lt; 1/96 in Wilson's normalisation.</w:t>
       </w:r>
       <w:r>
         <w:rPr>
@@ -36546,6 +36564,15 @@
         <w:footnoteReference w:id="82"/>
       </w:r>
       <w:r>
+        <w:t xml:space="preserve"> Theorem 8.7 reaches 0.2452, about three times the first of these thresholds and more than twenty times the second, and Theorem 8.8 reaches 0.3739 on ℤ³, against 1/8 and 1/64 there, with the rate and the certified constants.</w:t>
+      </w:r>
+      <w:r>
+        <w:rPr>
+          <w:rStyle w:val="FootnoteReference"/>
+        </w:rPr>
+        <w:footnoteReference w:id="83"/>
+      </w:r>
+      <w:r>
         <w:t xml:space="preserve"> Dimock's expositions treat the abelian and scalar cases and state every threshold the same way. Within the certified form the next widening is the same theorem in the Wasserstein metric of the three-sphere, whose one-link constant is 1/4, exact in the two symmetric directions and supported to one per cent between them, against total variation's 4/(3π); with the constants proved so far it gains nothing over Theorem 8.7, it is predicted to close near β = 0.30 under two constants not yet proved, and it is ung</w:t>
       </w:r>
       <w:r>
@@ -36568,7 +36595,7 @@
         <w:rPr>
           <w:rStyle w:val="FootnoteReference"/>
         </w:rPr>
-        <w:footnoteReference w:id="83"/>
+        <w:footnoteReference w:id="84"/>
       </w:r>
     </w:p>
     <w:p>
@@ -36576,7 +36603,7 @@
         <w:pStyle w:val="Heading2"/>
         <w:keepNext/>
       </w:pPr>
-      <w:bookmarkStart w:id="34" w:name="_Toc244148533"/>
+      <w:bookmarkStart w:id="34" w:name="_Toc244150687"/>
       <w:r>
         <w:t>8.4  Coda</w:t>
       </w:r>
@@ -36601,7 +36628,7 @@
         <w:pageBreakBefore/>
         <w:spacing w:before="0"/>
       </w:pPr>
-      <w:bookmarkStart w:id="35" w:name="_Toc244148534"/>
+      <w:bookmarkStart w:id="35" w:name="_Toc244150688"/>
       <w:r>
         <w:t>Sources</w:t>
       </w:r>
@@ -37721,10 +37748,96 @@
     </w:p>
     <w:p>
       <w:pPr>
+        <w:spacing w:after="70" w:line="250" w:lineRule="auto"/>
+        <w:ind w:left="540" w:hanging="540"/>
+      </w:pPr>
+      <w:r>
+        <w:rPr>
+          <w:sz w:val="19"/>
+          <w:szCs w:val="19"/>
+        </w:rPr>
+        <w:t>[25]</w:t>
+      </w:r>
+      <w:r>
+        <w:rPr>
+          <w:sz w:val="19"/>
+          <w:szCs w:val="19"/>
+        </w:rPr>
+        <w:tab/>
+      </w:r>
+      <w:r>
+        <w:rPr>
+          <w:sz w:val="19"/>
+          <w:szCs w:val="19"/>
+        </w:rPr>
+        <w:t xml:space="preserve">M. R. Douglas and F. Rajasekaran, </w:t>
+      </w:r>
+      <w:r>
+        <w:rPr>
+          <w:i/>
+          <w:iCs/>
+          <w:sz w:val="19"/>
+          <w:szCs w:val="19"/>
+        </w:rPr>
+        <w:t>lgt — Lattice Gauge Theory in Lean 4</w:t>
+      </w:r>
+      <w:r>
+        <w:rPr>
+          <w:sz w:val="19"/>
+          <w:szCs w:val="19"/>
+        </w:rPr>
+        <w:t>, github.com/mrdouglasny/lgt, headline theorems proved 4 May 2026, version 0.1.0 of 6 September 2026.</w:t>
+      </w:r>
+    </w:p>
+    <w:p>
+      <w:pPr>
+        <w:spacing w:after="70" w:line="250" w:lineRule="auto"/>
+        <w:ind w:left="540" w:hanging="540"/>
+      </w:pPr>
+      <w:r>
+        <w:rPr>
+          <w:sz w:val="19"/>
+          <w:szCs w:val="19"/>
+        </w:rPr>
+        <w:t>[26]</w:t>
+      </w:r>
+      <w:r>
+        <w:rPr>
+          <w:sz w:val="19"/>
+          <w:szCs w:val="19"/>
+        </w:rPr>
+        <w:tab/>
+      </w:r>
+      <w:r>
+        <w:rPr>
+          <w:sz w:val="19"/>
+          <w:szCs w:val="19"/>
+        </w:rPr>
+        <w:t xml:space="preserve">S. Chatterjee, </w:t>
+      </w:r>
+      <w:r>
+        <w:rPr>
+          <w:i/>
+          <w:iCs/>
+          <w:sz w:val="19"/>
+          <w:szCs w:val="19"/>
+        </w:rPr>
+        <w:t>Gauge Theory Lecture Notes</w:t>
+      </w:r>
+      <w:r>
+        <w:rPr>
+          <w:sz w:val="19"/>
+          <w:szCs w:val="19"/>
+        </w:rPr>
+        <w:t xml:space="preserve"> (2026), Chapters 15–16, as cited by [25].</w:t>
+      </w:r>
+    </w:p>
+    <w:p>
+      <w:pPr>
         <w:pStyle w:val="Heading2"/>
         <w:keepNext/>
       </w:pPr>
-      <w:bookmarkStart w:id="36" w:name="_Toc244148535"/>
+      <w:bookmarkStart w:id="36" w:name="_Toc244150689"/>
       <w:r>
         <w:t>Records of the computations of Edwin Boston III</w:t>
       </w:r>
@@ -40753,7 +40866,7 @@
           <w:sz w:val="17"/>
           <w:szCs w:val="17"/>
         </w:rPr>
-        <w:t xml:space="preserve">T. Bałaban, </w:t>
+        <w:t xml:space="preserve">M. R. Douglas and F. Rajasekaran, </w:t>
       </w:r>
       <w:r>
         <w:rPr>
@@ -40762,50 +40875,132 @@
           <w:sz w:val="17"/>
           <w:szCs w:val="17"/>
         </w:rPr>
-        <w:t>Comm. Math. Phys.</w:t>
+        <w:t>lgt — Lattice Gauge Theory in Lean 4</w:t>
       </w:r>
       <w:r>
         <w:rPr>
           <w:sz w:val="17"/>
           <w:szCs w:val="17"/>
         </w:rPr>
-        <w:t xml:space="preserve"> 109 (1987), 249–301: Theorem 1 (p. 259) and Theorem 3 (p. 267), the recursion (0.20) (p. 256), the action (0.2) with the normalised trace (p. 252), read from the pages on 29 October 2026. The statement that the sequence can be kept small in four dimensions, his Theorem 2 (pp. 259–260), is deferred there to "a separate paper"; the four-dimensional stability theorem itself is Theorem 1 of </w:t>
-      </w:r>
-      <w:r>
-        <w:rPr>
-          <w:i/>
-          <w:iCs/>
+        <w:t>, github.com/mrdouglasny/lgt, the headline theorems of LGT/MassGap/StrongCoupling.lean proved on 4 May 2026 (version 0.1.0, 6 September 2026): for U(n) Wilson theory on (ℤ/Nℤ)^d, d ≥ 2, N ≥ 3, and β &lt; 1/(32n(d − 1)), the connected correlation of two plaquette traces is at most 32n²/(1 − α) α</w:t>
+      </w:r>
+      <w:r>
+        <w:rPr>
           <w:sz w:val="17"/>
           <w:szCs w:val="17"/>
-        </w:rPr>
-        <w:t>Large field renormalization II</w:t>
+          <w:vertAlign w:val="superscript"/>
+        </w:rPr>
+        <w:t>(dist − 1)/2</w:t>
       </w:r>
       <w:r>
         <w:rPr>
           <w:sz w:val="17"/>
           <w:szCs w:val="17"/>
         </w:rPr>
-        <w:t xml:space="preserve">, </w:t>
-      </w:r>
-      <w:r>
-        <w:rPr>
-          <w:i/>
-          <w:iCs/>
+        <w:t xml:space="preserve"> with α &lt; 1, uniformly in N; other compact groups in U(n) by an instance. Their action is β Σ(n − Re Tr U</w:t>
+      </w:r>
+      <w:r>
+        <w:rPr>
           <w:sz w:val="17"/>
           <w:szCs w:val="17"/>
-        </w:rPr>
-        <w:t>Comm. Math. Phys.</w:t>
+          <w:vertAlign w:val="subscript"/>
+        </w:rPr>
+        <w:t>p</w:t>
       </w:r>
       <w:r>
         <w:rPr>
           <w:sz w:val="17"/>
           <w:szCs w:val="17"/>
         </w:rPr>
-        <w:t xml:space="preserve"> 122 (1989), 355–392, p. 355, read on 29 October 2026: "If the sequence of the effective coupling constants is contained in an interval ]0, γ] with a sufficiently small positive γ, then the effective densities ρ_k have the form, and satisfy all the conditions and bounds, described in Sect. 2", followed by "Theorem 2 of [I] allows us to remove the assumption … The proof of Theorem 2 … has not been published yet, so we have Theorem 1 with the assumption"; its bibliography names no paper proving Theorem 2.</w:t>
+        <w:t xml:space="preserve">), so their β is one half of Wilson's for n = 2: β &lt; 1/96 on ℤ⁴ and β &lt; 1/64 on ℤ³ in Wilson's normalisation. They cite S. Chatterjee, </w:t>
+      </w:r>
+      <w:r>
+        <w:rPr>
+          <w:i/>
+          <w:iCs/>
+          <w:sz w:val="17"/>
+          <w:szCs w:val="17"/>
+        </w:rPr>
+        <w:t>Gauge Theory Lecture Notes</w:t>
+      </w:r>
+      <w:r>
+        <w:rPr>
+          <w:sz w:val="17"/>
+          <w:szCs w:val="17"/>
+        </w:rPr>
+        <w:t xml:space="preserve"> (2026), Chapters 15–16, for the route.</w:t>
       </w:r>
     </w:p>
   </w:footnote>
   <w:footnote w:id="83">
+    <w:p>
+      <w:pPr>
+        <w:spacing w:after="40" w:line="240" w:lineRule="auto"/>
+      </w:pPr>
+      <w:r>
+        <w:rPr>
+          <w:rStyle w:val="FootnoteReference"/>
+        </w:rPr>
+        <w:footnoteRef/>
+      </w:r>
+      <w:r>
+        <w:rPr>
+          <w:sz w:val="17"/>
+          <w:szCs w:val="17"/>
+        </w:rPr>
+        <w:t xml:space="preserve">T. Bałaban, </w:t>
+      </w:r>
+      <w:r>
+        <w:rPr>
+          <w:i/>
+          <w:iCs/>
+          <w:sz w:val="17"/>
+          <w:szCs w:val="17"/>
+        </w:rPr>
+        <w:t>Comm. Math. Phys.</w:t>
+      </w:r>
+      <w:r>
+        <w:rPr>
+          <w:sz w:val="17"/>
+          <w:szCs w:val="17"/>
+        </w:rPr>
+        <w:t xml:space="preserve"> 109 (1987), 249–301: Theorem 1 (p. 259) and Theorem 3 (p. 267), the recursion (0.20) (p. 256), the action (0.2) with the normalised trace (p. 252), read from the pages on 29 October 2026. The statement that the sequence can be kept small in four dimensions, his Theorem 2 (pp. 259–260), is deferred there to "a separate paper"; the four-dimensional stability theorem itself is Theorem 1 of </w:t>
+      </w:r>
+      <w:r>
+        <w:rPr>
+          <w:i/>
+          <w:iCs/>
+          <w:sz w:val="17"/>
+          <w:szCs w:val="17"/>
+        </w:rPr>
+        <w:t>Large field renormalization II</w:t>
+      </w:r>
+      <w:r>
+        <w:rPr>
+          <w:sz w:val="17"/>
+          <w:szCs w:val="17"/>
+        </w:rPr>
+        <w:t xml:space="preserve">, </w:t>
+      </w:r>
+      <w:r>
+        <w:rPr>
+          <w:i/>
+          <w:iCs/>
+          <w:sz w:val="17"/>
+          <w:szCs w:val="17"/>
+        </w:rPr>
+        <w:t>Comm. Math. Phys.</w:t>
+      </w:r>
+      <w:r>
+        <w:rPr>
+          <w:sz w:val="17"/>
+          <w:szCs w:val="17"/>
+        </w:rPr>
+        <w:t xml:space="preserve"> 122 (1989), 355–392, p. 355, read on 29 October 2026: "If the sequence of the effective coupling constants is contained in an interval ]0, γ] with a sufficiently small positive γ, then the effective densities ρ_k have the form, and satisfy all the conditions and bounds, described in Sect. 2", followed by "Theorem 2 of [I] allows us to remove the assumption … The proof of Theorem 2 … has not been published yet, so we have Theorem 1 with the assumption"; its bibliography names no paper proving Theorem 2.</w:t>
+      </w:r>
+    </w:p>
+  </w:footnote>
+  <w:footnote w:id="84">
     <w:p>
       <w:pPr>
         <w:spacing w:after="40" w:line="240" w:lineRule="auto"/>
@@ -40856,10 +41051,10 @@
 <file path=word/numbering.xml><?xml version="1.0" encoding="utf-8"?>
 <w:numbering xmlns:wpc="http://schemas.microsoft.com/office/word/2010/wordprocessingCanvas" xmlns:cx="http://schemas.microsoft.com/office/drawing/2014/chartex" xmlns:cx1="http://schemas.microsoft.com/office/drawing/2015/9/8/chartex" xmlns:cx2="http://schemas.microsoft.com/office/drawing/2015/10/21/chartex" xmlns:cx3="http://schemas.microsoft.com/office/drawing/2016/5/9/chartex" xmlns:cx4="http://schemas.microsoft.com/office/drawing/2016/5/10/chartex" xmlns:cx5="http://schemas.microsoft.com/office/drawing/2016/5/11/chartex" xmlns:cx6="http://schemas.microsoft.com/office/drawing/2016/5/12/chartex" xmlns:cx7="http://schemas.microsoft.com/office/drawing/2016/5/13/chartex" xmlns:cx8="http://schemas.microsoft.com/office/drawing/2016/5/14/chartex" xmlns:mc="http://schemas.openxmlformats.org/markup-compatibility/2006" xmlns:aink="http://schemas.microsoft.com/office/drawing/2016/ink" xmlns:am3d="http://schemas.microsoft.com/office/drawing/2017/model3d" xmlns:o="urn:schemas-microsoft-com:office:office" xmlns:oel="http://schemas.microsoft.com/office/2019/extlst" xmlns:r="http://schemas.openxmlformats.org/officeDocument/2006/relationships" xmlns:m="http://schemas.openxmlformats.org/officeDocument/2006/math" xmlns:v="urn:schemas-microsoft-com:vml" xmlns:wp14="http://schemas.microsoft.com/office/word/2010/wordprocessingDrawing" xmlns:wp="http://schemas.openxmlformats.org/drawingml/2006/wordprocessingDrawing" xmlns:w10="urn:schemas-microsoft-com:office:word" xmlns:w="http://schemas.openxmlformats.org/wordprocessingml/2006/main" xmlns:w14="http://schemas.microsoft.com/office/word/2010/wordml" xmlns:w15="http://schemas.microsoft.com/office/word/2012/wordml" xmlns:w16cex="http://schemas.microsoft.com/office/word/2018/wordml/cex" xmlns:w16cid="http://schemas.microsoft.com/office/word/2016/wordml/cid" xmlns:w16="http://schemas.microsoft.com/office/word/2018/wordml" xmlns:w16du="http://schemas.microsoft.com/office/word/2023/wordml/word16du" xmlns:w16sdtdh="http://schemas.microsoft.com/office/word/2020/wordml/sdtdatahash" xmlns:w16sdtfl="http://schemas.microsoft.com/office/word/2024/wordml/sdtformatlock" xmlns:w16se="http://schemas.microsoft.com/office/word/2015/wordml/symex" xmlns:wpg="http://schemas.microsoft.com/office/word/2010/wordprocessingGroup" xmlns:wpi="http://schemas.microsoft.com/office/word/2010/wordprocessingInk" xmlns:wne="http://schemas.microsoft.com/office/word/2006/wordml" xmlns:wps="http://schemas.microsoft.com/office/word/2010/wordprocessingShape" mc:Ignorable="w14 w15 w16se w16cid w16 w16cex w16sdtdh w16sdtfl w16du wp14">
   <w:abstractNum w:abstractNumId="0" w15:restartNumberingAfterBreak="0">
-    <w:nsid w:val="4D98772F"/>
+    <w:nsid w:val="139570D2"/>
     <w:multiLevelType w:val="hybridMultilevel"/>
-    <w:tmpl w:val="75689C92"/>
-    <w:lvl w:ilvl="0" w:tplc="152CB176">
+    <w:tmpl w:val="BDC81582"/>
+    <w:lvl w:ilvl="0" w:tplc="70001A24">
       <w:start w:val="1"/>
       <w:numFmt w:val="bullet"/>
       <w:lvlText w:val="●"/>
@@ -40868,7 +41063,7 @@
         <w:ind w:left="720" w:hanging="360"/>
       </w:pPr>
     </w:lvl>
-    <w:lvl w:ilvl="1" w:tplc="820C7666">
+    <w:lvl w:ilvl="1" w:tplc="45B6EC0E">
       <w:start w:val="1"/>
       <w:numFmt w:val="bullet"/>
       <w:lvlText w:val="○"/>
@@ -40877,7 +41072,7 @@
         <w:ind w:left="1440" w:hanging="360"/>
       </w:pPr>
     </w:lvl>
-    <w:lvl w:ilvl="2" w:tplc="822C3232">
+    <w:lvl w:ilvl="2" w:tplc="824619C8">
       <w:start w:val="1"/>
       <w:numFmt w:val="bullet"/>
       <w:lvlText w:val="■"/>
@@ -40886,7 +41081,7 @@
         <w:ind w:left="2160" w:hanging="360"/>
       </w:pPr>
     </w:lvl>
-    <w:lvl w:ilvl="3" w:tplc="F356D542">
+    <w:lvl w:ilvl="3" w:tplc="622A5FBC">
       <w:start w:val="1"/>
       <w:numFmt w:val="bullet"/>
       <w:lvlText w:val="●"/>
@@ -40895,7 +41090,7 @@
         <w:ind w:left="2880" w:hanging="360"/>
       </w:pPr>
     </w:lvl>
-    <w:lvl w:ilvl="4" w:tplc="CF56BB68">
+    <w:lvl w:ilvl="4" w:tplc="3BC67810">
       <w:start w:val="1"/>
       <w:numFmt w:val="bullet"/>
       <w:lvlText w:val="○"/>
@@ -40904,7 +41099,7 @@
         <w:ind w:left="3600" w:hanging="360"/>
       </w:pPr>
     </w:lvl>
-    <w:lvl w:ilvl="5" w:tplc="07FA5E98">
+    <w:lvl w:ilvl="5" w:tplc="5AB2EE58">
       <w:start w:val="1"/>
       <w:numFmt w:val="bullet"/>
       <w:lvlText w:val="■"/>
@@ -40913,7 +41108,7 @@
         <w:ind w:left="4320" w:hanging="360"/>
       </w:pPr>
     </w:lvl>
-    <w:lvl w:ilvl="6" w:tplc="7952CB4C">
+    <w:lvl w:ilvl="6" w:tplc="6C70A292">
       <w:start w:val="1"/>
       <w:numFmt w:val="bullet"/>
       <w:lvlText w:val="●"/>
@@ -40922,7 +41117,7 @@
         <w:ind w:left="5040" w:hanging="360"/>
       </w:pPr>
     </w:lvl>
-    <w:lvl w:ilvl="7" w:tplc="B1E64552">
+    <w:lvl w:ilvl="7" w:tplc="631EF31E">
       <w:start w:val="1"/>
       <w:numFmt w:val="bullet"/>
       <w:lvlText w:val="●"/>
@@ -40931,7 +41126,7 @@
         <w:ind w:left="5760" w:hanging="360"/>
       </w:pPr>
     </w:lvl>
-    <w:lvl w:ilvl="8" w:tplc="DB5A9FD0">
+    <w:lvl w:ilvl="8" w:tplc="4FCCB428">
       <w:start w:val="1"/>
       <w:numFmt w:val="bullet"/>
       <w:lvlText w:val="●"/>
@@ -40941,7 +41136,7 @@
       </w:pPr>
     </w:lvl>
   </w:abstractNum>
-  <w:num w:numId="1" w16cid:durableId="1322391766">
+  <w:num w:numId="1" w16cid:durableId="897713605">
     <w:abstractNumId w:val="0"/>
     <w:lvlOverride w:ilvl="0">
       <w:startOverride w:val="1"/>
@@ -41538,7 +41733,7 @@
     <w:autoRedefine/>
     <w:uiPriority w:val="39"/>
     <w:unhideWhenUsed/>
-    <w:rsid w:val="00FB6ABA"/>
+    <w:rsid w:val="00697C5E"/>
     <w:pPr>
       <w:spacing w:after="100"/>
     </w:pPr>
@@ -41550,7 +41745,7 @@
     <w:autoRedefine/>
     <w:uiPriority w:val="39"/>
     <w:unhideWhenUsed/>
-    <w:rsid w:val="00FB6ABA"/>
+    <w:rsid w:val="00697C5E"/>
     <w:pPr>
       <w:spacing w:after="100"/>
       <w:ind w:left="220"/>
